--- a/Documentação/Doc atualizado.docx
+++ b/Documentação/Doc atualizado.docx
@@ -908,7 +908,7 @@
           <w:b/>
           <w:color w:val="FF0000"/>
         </w:rPr>
-        <w:t>11 de fevereiro de 2026</w:t>
+        <w:t>04 de março de 2026</w:t>
       </w:r>
       <w:r>
         <w:rPr>
@@ -1278,7 +1278,6 @@
           <w:sz w:val="28"/>
         </w:rPr>
       </w:pPr>
-      <w:commentRangeStart w:id="0"/>
       <w:r>
         <w:rPr>
           <w:b/>
@@ -1286,13 +1285,6 @@
         </w:rPr>
         <w:lastRenderedPageBreak/>
         <w:t>LISTA DE ABREVIATURAS E SIGLAS</w:t>
-      </w:r>
-      <w:commentRangeEnd w:id="0"/>
-      <w:r>
-        <w:rPr>
-          <w:rStyle w:val="Refdecomentrio"/>
-        </w:rPr>
-        <w:commentReference w:id="0"/>
       </w:r>
     </w:p>
     <w:p/>
@@ -2903,8 +2895,8 @@
           <w:b/>
         </w:rPr>
       </w:pPr>
-      <w:bookmarkStart w:id="1" w:name="_Toc215511586"/>
-      <w:commentRangeStart w:id="2"/>
+      <w:bookmarkStart w:id="0" w:name="_Toc215511586"/>
+      <w:commentRangeStart w:id="1"/>
       <w:r>
         <w:rPr>
           <w:b/>
@@ -2912,14 +2904,14 @@
         <w:lastRenderedPageBreak/>
         <w:t>INTRODUÇÃO</w:t>
       </w:r>
-      <w:commentRangeEnd w:id="2"/>
+      <w:commentRangeEnd w:id="1"/>
       <w:r>
         <w:rPr>
           <w:rStyle w:val="Refdecomentrio"/>
         </w:rPr>
-        <w:commentReference w:id="2"/>
-      </w:r>
-      <w:bookmarkEnd w:id="1"/>
+        <w:commentReference w:id="1"/>
+      </w:r>
+      <w:bookmarkEnd w:id="0"/>
     </w:p>
     <w:p/>
     <w:p>
@@ -2930,16 +2922,16 @@
       <w:r>
         <w:t xml:space="preserve">No contexto </w:t>
       </w:r>
-      <w:commentRangeStart w:id="3"/>
+      <w:commentRangeStart w:id="2"/>
       <w:r>
         <w:t>empresarial</w:t>
       </w:r>
-      <w:commentRangeEnd w:id="3"/>
+      <w:commentRangeEnd w:id="2"/>
       <w:r>
         <w:rPr>
           <w:rStyle w:val="Refdecomentrio"/>
         </w:rPr>
-        <w:commentReference w:id="3"/>
+        <w:commentReference w:id="2"/>
       </w:r>
       <w:r>
         <w:t xml:space="preserve"> atual, marcado pela busca por transparência e eficiência, encontram-se desafios às empresas contábeis quanto à comunicação clara com os serviços de contabilidades terceirizados, pois permite aos gestores das empresas</w:t>
@@ -3034,7 +3026,7 @@
           <w:b/>
         </w:rPr>
       </w:pPr>
-      <w:bookmarkStart w:id="4" w:name="_Toc215511587"/>
+      <w:bookmarkStart w:id="3" w:name="_Toc215511587"/>
       <w:r>
         <w:rPr>
           <w:b/>
@@ -3042,7 +3034,7 @@
         <w:lastRenderedPageBreak/>
         <w:t>DADOS DO PROJETO</w:t>
       </w:r>
-      <w:bookmarkEnd w:id="4"/>
+      <w:bookmarkEnd w:id="3"/>
     </w:p>
     <w:p>
       <w:pPr>
@@ -3176,7 +3168,7 @@
           <w:b/>
         </w:rPr>
       </w:pPr>
-      <w:bookmarkStart w:id="5" w:name="_Toc215511588"/>
+      <w:bookmarkStart w:id="4" w:name="_Toc215511588"/>
       <w:r>
         <w:rPr>
           <w:b/>
@@ -3184,7 +3176,7 @@
         <w:lastRenderedPageBreak/>
         <w:t>CRONOGRAMA DAS METAS</w:t>
       </w:r>
-      <w:bookmarkEnd w:id="5"/>
+      <w:bookmarkEnd w:id="4"/>
     </w:p>
     <w:p/>
     <w:p>
@@ -3192,7 +3184,7 @@
         <w:pStyle w:val="Legenda"/>
         <w:keepNext/>
       </w:pPr>
-      <w:bookmarkStart w:id="6" w:name="_Toc120274695"/>
+      <w:bookmarkStart w:id="5" w:name="_Toc120274695"/>
       <w:r>
         <w:t xml:space="preserve">Quadro </w:t>
       </w:r>
@@ -3235,7 +3227,7 @@
       <w:r>
         <w:t>º semestre de 202</w:t>
       </w:r>
-      <w:bookmarkEnd w:id="6"/>
+      <w:bookmarkEnd w:id="5"/>
       <w:r>
         <w:t>5</w:t>
       </w:r>
@@ -3770,14 +3762,6 @@
               </w:rPr>
               <w:t>Pesquisa sobre TI verde, ergonomia e pressupostos teóricos</w:t>
             </w:r>
-            <w:commentRangeStart w:id="7"/>
-            <w:commentRangeEnd w:id="7"/>
-            <w:r>
-              <w:rPr>
-                <w:rStyle w:val="Refdecomentrio"/>
-              </w:rPr>
-              <w:commentReference w:id="7"/>
-            </w:r>
           </w:p>
         </w:tc>
         <w:tc>
@@ -4138,7 +4122,7 @@
         <w:pStyle w:val="Legenda"/>
         <w:keepNext/>
       </w:pPr>
-      <w:bookmarkStart w:id="8" w:name="_Toc120274696"/>
+      <w:bookmarkStart w:id="6" w:name="_Toc120274696"/>
       <w:r>
         <w:t xml:space="preserve">Quadro </w:t>
       </w:r>
@@ -4181,7 +4165,7 @@
       <w:r>
         <w:t>º semestre 202</w:t>
       </w:r>
-      <w:bookmarkEnd w:id="8"/>
+      <w:bookmarkEnd w:id="6"/>
       <w:r>
         <w:t>6</w:t>
       </w:r>
@@ -4250,7 +4234,7 @@
                 <w:bCs/>
                 <w:sz w:val="22"/>
               </w:rPr>
-              <w:t>JUL</w:t>
+              <w:t>FEV</w:t>
             </w:r>
           </w:p>
         </w:tc>
@@ -4275,7 +4259,7 @@
                 <w:bCs/>
                 <w:sz w:val="22"/>
               </w:rPr>
-              <w:t>AGO</w:t>
+              <w:t>MAR</w:t>
             </w:r>
           </w:p>
         </w:tc>
@@ -4300,7 +4284,7 @@
                 <w:bCs/>
                 <w:sz w:val="22"/>
               </w:rPr>
-              <w:t>SET</w:t>
+              <w:t>ABR</w:t>
             </w:r>
           </w:p>
         </w:tc>
@@ -4325,7 +4309,7 @@
                 <w:bCs/>
                 <w:sz w:val="22"/>
               </w:rPr>
-              <w:t>OUT</w:t>
+              <w:t>MAI</w:t>
             </w:r>
           </w:p>
         </w:tc>
@@ -4350,7 +4334,7 @@
                 <w:bCs/>
                 <w:sz w:val="22"/>
               </w:rPr>
-              <w:t>NOV</w:t>
+              <w:t>JUN</w:t>
             </w:r>
           </w:p>
         </w:tc>
@@ -4375,7 +4359,7 @@
                 <w:bCs/>
                 <w:sz w:val="22"/>
               </w:rPr>
-              <w:t>DEZ</w:t>
+              <w:t>JUL</w:t>
             </w:r>
           </w:p>
         </w:tc>
@@ -4416,6 +4400,12 @@
                 <w:sz w:val="22"/>
               </w:rPr>
             </w:pPr>
+            <w:r>
+              <w:rPr>
+                <w:sz w:val="22"/>
+              </w:rPr>
+              <w:t>X</w:t>
+            </w:r>
           </w:p>
         </w:tc>
         <w:tc>
@@ -4431,6 +4421,12 @@
                 <w:sz w:val="22"/>
               </w:rPr>
             </w:pPr>
+            <w:r>
+              <w:rPr>
+                <w:sz w:val="22"/>
+              </w:rPr>
+              <w:t>X</w:t>
+            </w:r>
           </w:p>
         </w:tc>
         <w:tc>
@@ -4545,6 +4541,12 @@
                 <w:sz w:val="22"/>
               </w:rPr>
             </w:pPr>
+            <w:r>
+              <w:rPr>
+                <w:sz w:val="22"/>
+              </w:rPr>
+              <w:t>X</w:t>
+            </w:r>
           </w:p>
         </w:tc>
         <w:tc>
@@ -4674,6 +4676,12 @@
                 <w:sz w:val="22"/>
               </w:rPr>
             </w:pPr>
+            <w:r>
+              <w:rPr>
+                <w:sz w:val="22"/>
+              </w:rPr>
+              <w:t>X</w:t>
+            </w:r>
           </w:p>
         </w:tc>
         <w:tc>
@@ -4689,6 +4697,12 @@
                 <w:sz w:val="22"/>
               </w:rPr>
             </w:pPr>
+            <w:r>
+              <w:rPr>
+                <w:sz w:val="22"/>
+              </w:rPr>
+              <w:t>X</w:t>
+            </w:r>
           </w:p>
         </w:tc>
         <w:tc>
@@ -4803,6 +4817,12 @@
                 <w:sz w:val="22"/>
               </w:rPr>
             </w:pPr>
+            <w:r>
+              <w:rPr>
+                <w:sz w:val="22"/>
+              </w:rPr>
+              <w:t>X</w:t>
+            </w:r>
           </w:p>
         </w:tc>
         <w:tc>
@@ -4932,6 +4952,12 @@
                 <w:sz w:val="22"/>
               </w:rPr>
             </w:pPr>
+            <w:r>
+              <w:rPr>
+                <w:sz w:val="22"/>
+              </w:rPr>
+              <w:t>X</w:t>
+            </w:r>
           </w:p>
         </w:tc>
         <w:tc>
@@ -5052,6 +5078,12 @@
                 <w:sz w:val="22"/>
               </w:rPr>
             </w:pPr>
+            <w:r>
+              <w:rPr>
+                <w:sz w:val="22"/>
+              </w:rPr>
+              <w:t>X</w:t>
+            </w:r>
           </w:p>
         </w:tc>
         <w:tc>
@@ -5181,6 +5213,12 @@
                 <w:sz w:val="22"/>
               </w:rPr>
             </w:pPr>
+            <w:r>
+              <w:rPr>
+                <w:sz w:val="22"/>
+              </w:rPr>
+              <w:t>X</w:t>
+            </w:r>
           </w:p>
         </w:tc>
       </w:tr>
@@ -5221,7 +5259,7 @@
           <w:b/>
         </w:rPr>
       </w:pPr>
-      <w:bookmarkStart w:id="9" w:name="_Toc215511589"/>
+      <w:bookmarkStart w:id="7" w:name="_Toc215511589"/>
       <w:r>
         <w:rPr>
           <w:b/>
@@ -5229,7 +5267,7 @@
         <w:lastRenderedPageBreak/>
         <w:t>OBJETIVOS</w:t>
       </w:r>
-      <w:bookmarkEnd w:id="9"/>
+      <w:bookmarkEnd w:id="7"/>
     </w:p>
     <w:p>
       <w:pPr>
@@ -5350,7 +5388,7 @@
           <w:b/>
         </w:rPr>
       </w:pPr>
-      <w:bookmarkStart w:id="10" w:name="_Toc215511590"/>
+      <w:bookmarkStart w:id="8" w:name="_Toc215511590"/>
       <w:r>
         <w:rPr>
           <w:b/>
@@ -5358,7 +5396,7 @@
         <w:lastRenderedPageBreak/>
         <w:t>MATERIAIS E MÉTODOS</w:t>
       </w:r>
-      <w:bookmarkEnd w:id="10"/>
+      <w:bookmarkEnd w:id="8"/>
     </w:p>
     <w:p/>
     <w:p>
@@ -5441,21 +5479,16 @@
         <w:contextualSpacing/>
       </w:pPr>
       <w:r>
-        <w:t xml:space="preserve">- </w:t>
+        <w:t xml:space="preserve">- Revisão ortográfica: </w:t>
       </w:r>
       <w:proofErr w:type="spellStart"/>
       <w:r>
-        <w:t>Frontend</w:t>
+        <w:t>Copilot</w:t>
       </w:r>
       <w:proofErr w:type="spellEnd"/>
       <w:r>
-        <w:t xml:space="preserve">: React.js e </w:t>
-      </w:r>
-      <w:proofErr w:type="spellStart"/>
-      <w:r>
-        <w:t>TypeScript</w:t>
-      </w:r>
-      <w:proofErr w:type="spellEnd"/>
+        <w:t xml:space="preserve"> 365, Gemini 3 Flash</w:t>
+      </w:r>
     </w:p>
     <w:p>
       <w:pPr>
@@ -5467,12 +5500,17 @@
       </w:r>
       <w:proofErr w:type="spellStart"/>
       <w:r>
-        <w:t>Backend</w:t>
+        <w:t>Frontend</w:t>
       </w:r>
       <w:proofErr w:type="spellEnd"/>
       <w:r>
-        <w:t>: Node.js com Express.js</w:t>
-      </w:r>
+        <w:t xml:space="preserve">: React.js e </w:t>
+      </w:r>
+      <w:proofErr w:type="spellStart"/>
+      <w:r>
+        <w:t>TypeScript</w:t>
+      </w:r>
+      <w:proofErr w:type="spellEnd"/>
     </w:p>
     <w:p>
       <w:pPr>
@@ -5480,10 +5518,15 @@
         <w:contextualSpacing/>
       </w:pPr>
       <w:r>
-        <w:t>- Banco de Dados: MySQL</w:t>
-      </w:r>
-      <w:r>
-        <w:t xml:space="preserve"> Workbench 8.0 CE</w:t>
+        <w:t xml:space="preserve">- </w:t>
+      </w:r>
+      <w:proofErr w:type="spellStart"/>
+      <w:r>
+        <w:t>Backend</w:t>
+      </w:r>
+      <w:proofErr w:type="spellEnd"/>
+      <w:r>
+        <w:t>: Node.js com Express.js</w:t>
       </w:r>
     </w:p>
     <w:p>
@@ -5492,15 +5535,10 @@
         <w:contextualSpacing/>
       </w:pPr>
       <w:r>
-        <w:t xml:space="preserve">- Infraestrutura: </w:t>
-      </w:r>
-      <w:proofErr w:type="spellStart"/>
-      <w:r>
-        <w:t>Insomnia</w:t>
-      </w:r>
-      <w:proofErr w:type="spellEnd"/>
-      <w:r>
-        <w:t xml:space="preserve"> e GitHub Desktop e Web</w:t>
+        <w:t>- Banco de Dados: MySQL</w:t>
+      </w:r>
+      <w:r>
+        <w:t xml:space="preserve"> Workbench 8.0 CE</w:t>
       </w:r>
     </w:p>
     <w:p>
@@ -5509,47 +5547,15 @@
         <w:contextualSpacing/>
       </w:pPr>
       <w:r>
-        <w:t xml:space="preserve">O ambiente de desenvolvimento foi o Visual Studio </w:t>
+        <w:t xml:space="preserve">- Infraestrutura: </w:t>
       </w:r>
       <w:proofErr w:type="spellStart"/>
       <w:r>
-        <w:t>Code</w:t>
+        <w:t>Insomnia</w:t>
       </w:r>
       <w:proofErr w:type="spellEnd"/>
       <w:r>
-        <w:t xml:space="preserve"> (</w:t>
-      </w:r>
-      <w:proofErr w:type="spellStart"/>
-      <w:r>
-        <w:t>VSCode</w:t>
-      </w:r>
-      <w:proofErr w:type="spellEnd"/>
-      <w:r>
-        <w:t xml:space="preserve">), editor leve e multiplataforma amplamente utilizado para aplicações web. Segundo </w:t>
-      </w:r>
-      <w:proofErr w:type="spellStart"/>
-      <w:r>
-        <w:t>Macoratti</w:t>
-      </w:r>
-      <w:proofErr w:type="spellEnd"/>
-      <w:r>
-        <w:t xml:space="preserve"> (2016), o </w:t>
-      </w:r>
-      <w:proofErr w:type="spellStart"/>
-      <w:r>
-        <w:t>VSCode</w:t>
-      </w:r>
-      <w:proofErr w:type="spellEnd"/>
-      <w:r>
-        <w:t xml:space="preserve"> é gratuito, open </w:t>
-      </w:r>
-      <w:proofErr w:type="spellStart"/>
-      <w:r>
-        <w:t>source</w:t>
-      </w:r>
-      <w:proofErr w:type="spellEnd"/>
-      <w:r>
-        <w:t xml:space="preserve"> e compatível com mais de 30 linguagens de programação. A Microsoft (2023) destaca que o Visual Studio oferece recursos avançados como compiladores, designers gráficos e ferramentas de depuração, aprimorando o processo de desenvolvimento.</w:t>
+        <w:t xml:space="preserve"> e GitHub Desktop e Web</w:t>
       </w:r>
     </w:p>
     <w:p>
@@ -5558,6 +5564,55 @@
         <w:contextualSpacing/>
       </w:pPr>
       <w:r>
+        <w:t xml:space="preserve">O ambiente de desenvolvimento foi o Visual Studio </w:t>
+      </w:r>
+      <w:proofErr w:type="spellStart"/>
+      <w:r>
+        <w:t>Code</w:t>
+      </w:r>
+      <w:proofErr w:type="spellEnd"/>
+      <w:r>
+        <w:t xml:space="preserve"> (</w:t>
+      </w:r>
+      <w:proofErr w:type="spellStart"/>
+      <w:r>
+        <w:t>VSCode</w:t>
+      </w:r>
+      <w:proofErr w:type="spellEnd"/>
+      <w:r>
+        <w:t xml:space="preserve">), editor leve e multiplataforma amplamente utilizado para aplicações web. Segundo </w:t>
+      </w:r>
+      <w:proofErr w:type="spellStart"/>
+      <w:r>
+        <w:t>Macoratti</w:t>
+      </w:r>
+      <w:proofErr w:type="spellEnd"/>
+      <w:r>
+        <w:t xml:space="preserve"> (2016), o </w:t>
+      </w:r>
+      <w:proofErr w:type="spellStart"/>
+      <w:r>
+        <w:t>VSCode</w:t>
+      </w:r>
+      <w:proofErr w:type="spellEnd"/>
+      <w:r>
+        <w:t xml:space="preserve"> é gratuito, open </w:t>
+      </w:r>
+      <w:proofErr w:type="spellStart"/>
+      <w:r>
+        <w:t>source</w:t>
+      </w:r>
+      <w:proofErr w:type="spellEnd"/>
+      <w:r>
+        <w:t xml:space="preserve"> e compatível com mais de 30 linguagens de programação. A Microsoft (2023) destaca que o Visual Studio oferece recursos avançados como compiladores, designers gráficos e ferramentas de depuração, aprimorando o processo de desenvolvimento.</w:t>
+      </w:r>
+    </w:p>
+    <w:p>
+      <w:pPr>
+        <w:spacing w:after="0"/>
+        <w:contextualSpacing/>
+      </w:pPr>
+      <w:r>
         <w:t xml:space="preserve">As disciplinas que subsidiaram o projeto incluem </w:t>
       </w:r>
       <w:r>
@@ -5566,7 +5621,7 @@
       <w:r>
         <w:t>Web e Análise de Projeto de Sistemas, todas cursadas ao longo da formação em Técnico em Desenvolvimento de Sistemas.</w:t>
       </w:r>
-      <w:bookmarkStart w:id="11" w:name="_Toc215511591"/>
+      <w:bookmarkStart w:id="9" w:name="_Toc215511591"/>
       <w:r>
         <w:rPr>
           <w:b/>
@@ -5593,7 +5648,7 @@
         <w:lastRenderedPageBreak/>
         <w:t>ORÇAMENTO OU MEMORIAL DE CÁLCULO</w:t>
       </w:r>
-      <w:bookmarkEnd w:id="11"/>
+      <w:bookmarkEnd w:id="9"/>
     </w:p>
     <w:p/>
     <w:p>
@@ -5655,7 +5710,7 @@
           <w:b/>
         </w:rPr>
       </w:pPr>
-      <w:bookmarkStart w:id="12" w:name="_Toc215511592"/>
+      <w:bookmarkStart w:id="10" w:name="_Toc215511592"/>
       <w:r>
         <w:rPr>
           <w:b/>
@@ -5663,7 +5718,7 @@
         <w:lastRenderedPageBreak/>
         <w:t>MONITORAMENTO OU AVALIAÇÃO</w:t>
       </w:r>
-      <w:bookmarkEnd w:id="12"/>
+      <w:bookmarkEnd w:id="10"/>
     </w:p>
     <w:p/>
     <w:p>
@@ -5680,7 +5735,7 @@
           <w:bCs/>
         </w:rPr>
       </w:pPr>
-      <w:bookmarkStart w:id="13" w:name="_Toc215511593"/>
+      <w:bookmarkStart w:id="11" w:name="_Toc215511593"/>
       <w:r>
         <w:rPr>
           <w:b/>
@@ -5695,7 +5750,7 @@
         </w:rPr>
         <w:t>MER</w:t>
       </w:r>
-      <w:bookmarkEnd w:id="13"/>
+      <w:bookmarkEnd w:id="11"/>
       <w:r>
         <w:rPr>
           <w:b/>
@@ -5811,7 +5866,7 @@
           <w:bCs/>
         </w:rPr>
       </w:pPr>
-      <w:bookmarkStart w:id="14" w:name="_Toc215511594"/>
+      <w:bookmarkStart w:id="12" w:name="_Toc215511594"/>
       <w:r>
         <w:rPr>
           <w:b/>
@@ -5820,18 +5875,8372 @@
         <w:lastRenderedPageBreak/>
         <w:t>Dicionário de dados (DD)</w:t>
       </w:r>
-      <w:bookmarkEnd w:id="14"/>
+      <w:bookmarkEnd w:id="12"/>
     </w:p>
     <w:p/>
+    <w:p>
+      <w:pPr>
+        <w:pStyle w:val="Legenda"/>
+        <w:keepNext/>
+      </w:pPr>
+      <w:r>
+        <w:t xml:space="preserve">Tabela </w:t>
+      </w:r>
+      <w:r>
+        <w:rPr>
+          <w:noProof/>
+        </w:rPr>
+        <w:fldChar w:fldCharType="begin"/>
+      </w:r>
+      <w:r>
+        <w:rPr>
+          <w:noProof/>
+        </w:rPr>
+        <w:instrText xml:space="preserve"> SEQ Quadro \* ARABIC </w:instrText>
+      </w:r>
+      <w:r>
+        <w:rPr>
+          <w:noProof/>
+        </w:rPr>
+        <w:fldChar w:fldCharType="separate"/>
+      </w:r>
+      <w:r>
+        <w:rPr>
+          <w:noProof/>
+        </w:rPr>
+        <w:t>1</w:t>
+      </w:r>
+      <w:r>
+        <w:rPr>
+          <w:noProof/>
+        </w:rPr>
+        <w:fldChar w:fldCharType="end"/>
+      </w:r>
+      <w:r>
+        <w:t xml:space="preserve"> - USUÁRIOS</w:t>
+      </w:r>
+    </w:p>
+    <w:tbl>
+      <w:tblPr>
+        <w:tblStyle w:val="Tabelacomgrade"/>
+        <w:tblW w:w="5000" w:type="pct"/>
+        <w:tblLook w:val="04A0" w:firstRow="1" w:lastRow="0" w:firstColumn="1" w:lastColumn="0" w:noHBand="0" w:noVBand="1"/>
+      </w:tblPr>
+      <w:tblGrid>
+        <w:gridCol w:w="2972"/>
+        <w:gridCol w:w="2835"/>
+        <w:gridCol w:w="2410"/>
+        <w:gridCol w:w="1419"/>
+        <w:gridCol w:w="568"/>
+        <w:gridCol w:w="568"/>
+        <w:gridCol w:w="3221"/>
+      </w:tblGrid>
+      <w:tr>
+        <w:tc>
+          <w:tcPr>
+            <w:tcW w:w="1062" w:type="pct"/>
+            <w:vAlign w:val="center"/>
+          </w:tcPr>
+          <w:p>
+            <w:pPr>
+              <w:jc w:val="center"/>
+              <w:rPr>
+                <w:b/>
+              </w:rPr>
+            </w:pPr>
+            <w:r>
+              <w:rPr>
+                <w:b/>
+              </w:rPr>
+              <w:t>Ca</w:t>
+            </w:r>
+            <w:r>
+              <w:rPr>
+                <w:b/>
+              </w:rPr>
+              <w:t>m</w:t>
+            </w:r>
+            <w:r>
+              <w:rPr>
+                <w:b/>
+              </w:rPr>
+              <w:t>po Lógico</w:t>
+            </w:r>
+          </w:p>
+        </w:tc>
+        <w:tc>
+          <w:tcPr>
+            <w:tcW w:w="1013" w:type="pct"/>
+            <w:vAlign w:val="center"/>
+          </w:tcPr>
+          <w:p>
+            <w:pPr>
+              <w:jc w:val="center"/>
+              <w:rPr>
+                <w:b/>
+              </w:rPr>
+            </w:pPr>
+            <w:r>
+              <w:rPr>
+                <w:b/>
+              </w:rPr>
+              <w:t>Campo Físico</w:t>
+            </w:r>
+          </w:p>
+        </w:tc>
+        <w:tc>
+          <w:tcPr>
+            <w:tcW w:w="861" w:type="pct"/>
+          </w:tcPr>
+          <w:p>
+            <w:pPr>
+              <w:jc w:val="center"/>
+              <w:rPr>
+                <w:b/>
+              </w:rPr>
+            </w:pPr>
+            <w:r>
+              <w:t>Tabela 1 - USUÁRIOS</w:t>
+            </w:r>
+          </w:p>
+        </w:tc>
+        <w:tc>
+          <w:tcPr>
+            <w:tcW w:w="507" w:type="pct"/>
+            <w:vAlign w:val="center"/>
+          </w:tcPr>
+          <w:p>
+            <w:pPr>
+              <w:jc w:val="center"/>
+              <w:rPr>
+                <w:b/>
+              </w:rPr>
+            </w:pPr>
+            <w:r>
+              <w:rPr>
+                <w:b/>
+              </w:rPr>
+              <w:t>Tamanho do campo</w:t>
+            </w:r>
+          </w:p>
+        </w:tc>
+        <w:tc>
+          <w:tcPr>
+            <w:tcW w:w="203" w:type="pct"/>
+            <w:vAlign w:val="center"/>
+          </w:tcPr>
+          <w:p>
+            <w:pPr>
+              <w:jc w:val="center"/>
+              <w:rPr>
+                <w:b/>
+              </w:rPr>
+            </w:pPr>
+            <w:r>
+              <w:rPr>
+                <w:b/>
+              </w:rPr>
+              <w:t>PK</w:t>
+            </w:r>
+          </w:p>
+        </w:tc>
+        <w:tc>
+          <w:tcPr>
+            <w:tcW w:w="203" w:type="pct"/>
+            <w:vAlign w:val="center"/>
+          </w:tcPr>
+          <w:p>
+            <w:pPr>
+              <w:jc w:val="center"/>
+              <w:rPr>
+                <w:b/>
+              </w:rPr>
+            </w:pPr>
+            <w:r>
+              <w:rPr>
+                <w:b/>
+              </w:rPr>
+              <w:t>FK</w:t>
+            </w:r>
+          </w:p>
+        </w:tc>
+        <w:tc>
+          <w:tcPr>
+            <w:tcW w:w="1151" w:type="pct"/>
+            <w:vAlign w:val="center"/>
+          </w:tcPr>
+          <w:p>
+            <w:pPr>
+              <w:jc w:val="center"/>
+              <w:rPr>
+                <w:b/>
+              </w:rPr>
+            </w:pPr>
+            <w:r>
+              <w:rPr>
+                <w:b/>
+              </w:rPr>
+              <w:t>Observações</w:t>
+            </w:r>
+          </w:p>
+        </w:tc>
+      </w:tr>
+      <w:tr>
+        <w:tc>
+          <w:tcPr>
+            <w:tcW w:w="1062" w:type="pct"/>
+            <w:vAlign w:val="center"/>
+          </w:tcPr>
+          <w:p>
+            <w:r>
+              <w:t>Identificador</w:t>
+            </w:r>
+          </w:p>
+        </w:tc>
+        <w:tc>
+          <w:tcPr>
+            <w:tcW w:w="1013" w:type="pct"/>
+            <w:vAlign w:val="center"/>
+          </w:tcPr>
+          <w:p>
+            <w:proofErr w:type="spellStart"/>
+            <w:r>
+              <w:t>usu_id</w:t>
+            </w:r>
+            <w:proofErr w:type="spellEnd"/>
+          </w:p>
+        </w:tc>
+        <w:tc>
+          <w:tcPr>
+            <w:tcW w:w="861" w:type="pct"/>
+          </w:tcPr>
+          <w:p>
+            <w:pPr>
+              <w:jc w:val="center"/>
+            </w:pPr>
+            <w:r>
+              <w:t>Campo Lógico</w:t>
+            </w:r>
+          </w:p>
+        </w:tc>
+        <w:tc>
+          <w:tcPr>
+            <w:tcW w:w="507" w:type="pct"/>
+            <w:vAlign w:val="center"/>
+          </w:tcPr>
+          <w:p>
+            <w:pPr>
+              <w:jc w:val="center"/>
+            </w:pPr>
+            <w:r>
+              <w:t>-</w:t>
+            </w:r>
+          </w:p>
+        </w:tc>
+        <w:tc>
+          <w:tcPr>
+            <w:tcW w:w="203" w:type="pct"/>
+            <w:vAlign w:val="center"/>
+          </w:tcPr>
+          <w:p>
+            <w:pPr>
+              <w:jc w:val="center"/>
+            </w:pPr>
+            <w:r>
+              <w:t>x</w:t>
+            </w:r>
+          </w:p>
+        </w:tc>
+        <w:tc>
+          <w:tcPr>
+            <w:tcW w:w="203" w:type="pct"/>
+            <w:vAlign w:val="center"/>
+          </w:tcPr>
+          <w:p>
+            <w:pPr>
+              <w:jc w:val="center"/>
+            </w:pPr>
+          </w:p>
+        </w:tc>
+        <w:tc>
+          <w:tcPr>
+            <w:tcW w:w="1151" w:type="pct"/>
+          </w:tcPr>
+          <w:p>
+            <w:proofErr w:type="spellStart"/>
+            <w:r>
+              <w:t>Auto-Incremento</w:t>
+            </w:r>
+            <w:proofErr w:type="spellEnd"/>
+            <w:r>
+              <w:t>.</w:t>
+            </w:r>
+          </w:p>
+        </w:tc>
+      </w:tr>
+      <w:tr>
+        <w:tc>
+          <w:tcPr>
+            <w:tcW w:w="1062" w:type="pct"/>
+            <w:vAlign w:val="center"/>
+          </w:tcPr>
+          <w:p>
+            <w:r>
+              <w:t>Nome do Usuário</w:t>
+            </w:r>
+          </w:p>
+        </w:tc>
+        <w:tc>
+          <w:tcPr>
+            <w:tcW w:w="1013" w:type="pct"/>
+            <w:vAlign w:val="center"/>
+          </w:tcPr>
+          <w:p>
+            <w:proofErr w:type="spellStart"/>
+            <w:r>
+              <w:t>usu_nome</w:t>
+            </w:r>
+            <w:proofErr w:type="spellEnd"/>
+          </w:p>
+        </w:tc>
+        <w:tc>
+          <w:tcPr>
+            <w:tcW w:w="861" w:type="pct"/>
+          </w:tcPr>
+          <w:p>
+            <w:pPr>
+              <w:jc w:val="center"/>
+            </w:pPr>
+            <w:r>
+              <w:t>Identificador</w:t>
+            </w:r>
+          </w:p>
+        </w:tc>
+        <w:tc>
+          <w:tcPr>
+            <w:tcW w:w="507" w:type="pct"/>
+            <w:vAlign w:val="center"/>
+          </w:tcPr>
+          <w:p>
+            <w:pPr>
+              <w:jc w:val="center"/>
+            </w:pPr>
+            <w:r>
+              <w:t>32</w:t>
+            </w:r>
+          </w:p>
+        </w:tc>
+        <w:tc>
+          <w:tcPr>
+            <w:tcW w:w="203" w:type="pct"/>
+            <w:vAlign w:val="center"/>
+          </w:tcPr>
+          <w:p>
+            <w:pPr>
+              <w:jc w:val="center"/>
+            </w:pPr>
+          </w:p>
+        </w:tc>
+        <w:tc>
+          <w:tcPr>
+            <w:tcW w:w="203" w:type="pct"/>
+            <w:vAlign w:val="center"/>
+          </w:tcPr>
+          <w:p>
+            <w:pPr>
+              <w:jc w:val="center"/>
+            </w:pPr>
+          </w:p>
+        </w:tc>
+        <w:tc>
+          <w:tcPr>
+            <w:tcW w:w="1151" w:type="pct"/>
+          </w:tcPr>
+          <w:p>
+            <w:r>
+              <w:t>Não pode estar vazio.</w:t>
+            </w:r>
+          </w:p>
+        </w:tc>
+      </w:tr>
+      <w:tr>
+        <w:tc>
+          <w:tcPr>
+            <w:tcW w:w="1062" w:type="pct"/>
+            <w:vAlign w:val="center"/>
+          </w:tcPr>
+          <w:p>
+            <w:r>
+              <w:t>Email</w:t>
+            </w:r>
+          </w:p>
+        </w:tc>
+        <w:tc>
+          <w:tcPr>
+            <w:tcW w:w="1013" w:type="pct"/>
+            <w:vAlign w:val="center"/>
+          </w:tcPr>
+          <w:p>
+            <w:proofErr w:type="spellStart"/>
+            <w:r>
+              <w:t>usu_email</w:t>
+            </w:r>
+            <w:proofErr w:type="spellEnd"/>
+          </w:p>
+        </w:tc>
+        <w:tc>
+          <w:tcPr>
+            <w:tcW w:w="861" w:type="pct"/>
+          </w:tcPr>
+          <w:p>
+            <w:pPr>
+              <w:jc w:val="center"/>
+            </w:pPr>
+            <w:r>
+              <w:t>Nome do Usuário</w:t>
+            </w:r>
+          </w:p>
+        </w:tc>
+        <w:tc>
+          <w:tcPr>
+            <w:tcW w:w="507" w:type="pct"/>
+            <w:vAlign w:val="center"/>
+          </w:tcPr>
+          <w:p>
+            <w:pPr>
+              <w:jc w:val="center"/>
+            </w:pPr>
+            <w:r>
+              <w:t>60</w:t>
+            </w:r>
+          </w:p>
+        </w:tc>
+        <w:tc>
+          <w:tcPr>
+            <w:tcW w:w="203" w:type="pct"/>
+            <w:vAlign w:val="center"/>
+          </w:tcPr>
+          <w:p>
+            <w:pPr>
+              <w:jc w:val="center"/>
+            </w:pPr>
+          </w:p>
+        </w:tc>
+        <w:tc>
+          <w:tcPr>
+            <w:tcW w:w="203" w:type="pct"/>
+            <w:vAlign w:val="center"/>
+          </w:tcPr>
+          <w:p>
+            <w:pPr>
+              <w:jc w:val="center"/>
+            </w:pPr>
+          </w:p>
+        </w:tc>
+        <w:tc>
+          <w:tcPr>
+            <w:tcW w:w="1151" w:type="pct"/>
+          </w:tcPr>
+          <w:p>
+            <w:r>
+              <w:t>Não pode estar vazio.</w:t>
+            </w:r>
+          </w:p>
+        </w:tc>
+      </w:tr>
+      <w:tr>
+        <w:tc>
+          <w:tcPr>
+            <w:tcW w:w="1062" w:type="pct"/>
+            <w:vAlign w:val="center"/>
+          </w:tcPr>
+          <w:p>
+            <w:r>
+              <w:t>CPF</w:t>
+            </w:r>
+          </w:p>
+        </w:tc>
+        <w:tc>
+          <w:tcPr>
+            <w:tcW w:w="1013" w:type="pct"/>
+            <w:vAlign w:val="center"/>
+          </w:tcPr>
+          <w:p>
+            <w:proofErr w:type="spellStart"/>
+            <w:r>
+              <w:t>usu_cpf</w:t>
+            </w:r>
+            <w:proofErr w:type="spellEnd"/>
+          </w:p>
+        </w:tc>
+        <w:tc>
+          <w:tcPr>
+            <w:tcW w:w="861" w:type="pct"/>
+          </w:tcPr>
+          <w:p>
+            <w:pPr>
+              <w:jc w:val="center"/>
+            </w:pPr>
+            <w:r>
+              <w:t>Email</w:t>
+            </w:r>
+          </w:p>
+        </w:tc>
+        <w:tc>
+          <w:tcPr>
+            <w:tcW w:w="507" w:type="pct"/>
+            <w:vAlign w:val="center"/>
+          </w:tcPr>
+          <w:p>
+            <w:pPr>
+              <w:jc w:val="center"/>
+            </w:pPr>
+            <w:r>
+              <w:t>11</w:t>
+            </w:r>
+          </w:p>
+        </w:tc>
+        <w:tc>
+          <w:tcPr>
+            <w:tcW w:w="203" w:type="pct"/>
+            <w:vAlign w:val="center"/>
+          </w:tcPr>
+          <w:p>
+            <w:pPr>
+              <w:jc w:val="center"/>
+            </w:pPr>
+          </w:p>
+        </w:tc>
+        <w:tc>
+          <w:tcPr>
+            <w:tcW w:w="203" w:type="pct"/>
+            <w:vAlign w:val="center"/>
+          </w:tcPr>
+          <w:p>
+            <w:pPr>
+              <w:jc w:val="center"/>
+            </w:pPr>
+          </w:p>
+        </w:tc>
+        <w:tc>
+          <w:tcPr>
+            <w:tcW w:w="1151" w:type="pct"/>
+          </w:tcPr>
+          <w:p>
+            <w:r>
+              <w:t>Não pode estar vazio.</w:t>
+            </w:r>
+          </w:p>
+        </w:tc>
+      </w:tr>
+      <w:tr>
+        <w:tc>
+          <w:tcPr>
+            <w:tcW w:w="1062" w:type="pct"/>
+            <w:vAlign w:val="center"/>
+          </w:tcPr>
+          <w:p>
+            <w:r>
+              <w:t>Senha Criptografada</w:t>
+            </w:r>
+          </w:p>
+        </w:tc>
+        <w:tc>
+          <w:tcPr>
+            <w:tcW w:w="1013" w:type="pct"/>
+            <w:vAlign w:val="center"/>
+          </w:tcPr>
+          <w:p>
+            <w:proofErr w:type="spellStart"/>
+            <w:r>
+              <w:t>usu_senha_hash</w:t>
+            </w:r>
+            <w:proofErr w:type="spellEnd"/>
+          </w:p>
+        </w:tc>
+        <w:tc>
+          <w:tcPr>
+            <w:tcW w:w="861" w:type="pct"/>
+          </w:tcPr>
+          <w:p>
+            <w:pPr>
+              <w:jc w:val="center"/>
+            </w:pPr>
+            <w:r>
+              <w:t>CPF</w:t>
+            </w:r>
+          </w:p>
+        </w:tc>
+        <w:tc>
+          <w:tcPr>
+            <w:tcW w:w="507" w:type="pct"/>
+            <w:vAlign w:val="center"/>
+          </w:tcPr>
+          <w:p>
+            <w:pPr>
+              <w:jc w:val="center"/>
+            </w:pPr>
+            <w:r>
+              <w:t>255</w:t>
+            </w:r>
+          </w:p>
+        </w:tc>
+        <w:tc>
+          <w:tcPr>
+            <w:tcW w:w="203" w:type="pct"/>
+            <w:vAlign w:val="center"/>
+          </w:tcPr>
+          <w:p>
+            <w:pPr>
+              <w:jc w:val="center"/>
+            </w:pPr>
+          </w:p>
+        </w:tc>
+        <w:tc>
+          <w:tcPr>
+            <w:tcW w:w="203" w:type="pct"/>
+            <w:vAlign w:val="center"/>
+          </w:tcPr>
+          <w:p>
+            <w:pPr>
+              <w:jc w:val="center"/>
+            </w:pPr>
+          </w:p>
+        </w:tc>
+        <w:tc>
+          <w:tcPr>
+            <w:tcW w:w="1151" w:type="pct"/>
+          </w:tcPr>
+          <w:p>
+            <w:r>
+              <w:t>Não pode estar vazio.</w:t>
+            </w:r>
+          </w:p>
+        </w:tc>
+      </w:tr>
+      <w:tr>
+        <w:tc>
+          <w:tcPr>
+            <w:tcW w:w="1062" w:type="pct"/>
+            <w:vAlign w:val="center"/>
+          </w:tcPr>
+          <w:p>
+            <w:r>
+              <w:t>Telefone</w:t>
+            </w:r>
+          </w:p>
+        </w:tc>
+        <w:tc>
+          <w:tcPr>
+            <w:tcW w:w="1013" w:type="pct"/>
+            <w:vAlign w:val="center"/>
+          </w:tcPr>
+          <w:p>
+            <w:proofErr w:type="spellStart"/>
+            <w:r>
+              <w:t>usu_telefone</w:t>
+            </w:r>
+            <w:proofErr w:type="spellEnd"/>
+          </w:p>
+        </w:tc>
+        <w:tc>
+          <w:tcPr>
+            <w:tcW w:w="861" w:type="pct"/>
+          </w:tcPr>
+          <w:p>
+            <w:pPr>
+              <w:jc w:val="center"/>
+            </w:pPr>
+            <w:r>
+              <w:t>Senha Criptografada</w:t>
+            </w:r>
+          </w:p>
+        </w:tc>
+        <w:tc>
+          <w:tcPr>
+            <w:tcW w:w="507" w:type="pct"/>
+            <w:vAlign w:val="center"/>
+          </w:tcPr>
+          <w:p>
+            <w:pPr>
+              <w:jc w:val="center"/>
+            </w:pPr>
+            <w:r>
+              <w:t>9</w:t>
+            </w:r>
+          </w:p>
+        </w:tc>
+        <w:tc>
+          <w:tcPr>
+            <w:tcW w:w="203" w:type="pct"/>
+            <w:vAlign w:val="center"/>
+          </w:tcPr>
+          <w:p>
+            <w:pPr>
+              <w:jc w:val="center"/>
+            </w:pPr>
+          </w:p>
+        </w:tc>
+        <w:tc>
+          <w:tcPr>
+            <w:tcW w:w="203" w:type="pct"/>
+            <w:vAlign w:val="center"/>
+          </w:tcPr>
+          <w:p>
+            <w:pPr>
+              <w:jc w:val="center"/>
+            </w:pPr>
+          </w:p>
+        </w:tc>
+        <w:tc>
+          <w:tcPr>
+            <w:tcW w:w="1151" w:type="pct"/>
+          </w:tcPr>
+          <w:p>
+            <w:r>
+              <w:t>Não pode estar vazio.</w:t>
+            </w:r>
+          </w:p>
+        </w:tc>
+      </w:tr>
+      <w:tr>
+        <w:tc>
+          <w:tcPr>
+            <w:tcW w:w="1062" w:type="pct"/>
+            <w:vAlign w:val="center"/>
+          </w:tcPr>
+          <w:p>
+            <w:r>
+              <w:t>Status do usuário</w:t>
+            </w:r>
+          </w:p>
+        </w:tc>
+        <w:tc>
+          <w:tcPr>
+            <w:tcW w:w="1013" w:type="pct"/>
+            <w:vAlign w:val="center"/>
+          </w:tcPr>
+          <w:p>
+            <w:proofErr w:type="spellStart"/>
+            <w:r>
+              <w:t>usu_status</w:t>
+            </w:r>
+            <w:proofErr w:type="spellEnd"/>
+          </w:p>
+        </w:tc>
+        <w:tc>
+          <w:tcPr>
+            <w:tcW w:w="861" w:type="pct"/>
+          </w:tcPr>
+          <w:p>
+            <w:pPr>
+              <w:jc w:val="center"/>
+            </w:pPr>
+            <w:r>
+              <w:t>Telefone</w:t>
+            </w:r>
+          </w:p>
+        </w:tc>
+        <w:tc>
+          <w:tcPr>
+            <w:tcW w:w="507" w:type="pct"/>
+            <w:vAlign w:val="center"/>
+          </w:tcPr>
+          <w:p>
+            <w:pPr>
+              <w:jc w:val="center"/>
+            </w:pPr>
+            <w:r>
+              <w:t>1</w:t>
+            </w:r>
+          </w:p>
+        </w:tc>
+        <w:tc>
+          <w:tcPr>
+            <w:tcW w:w="203" w:type="pct"/>
+            <w:vAlign w:val="center"/>
+          </w:tcPr>
+          <w:p>
+            <w:pPr>
+              <w:jc w:val="center"/>
+            </w:pPr>
+          </w:p>
+        </w:tc>
+        <w:tc>
+          <w:tcPr>
+            <w:tcW w:w="203" w:type="pct"/>
+            <w:vAlign w:val="center"/>
+          </w:tcPr>
+          <w:p>
+            <w:pPr>
+              <w:jc w:val="center"/>
+            </w:pPr>
+          </w:p>
+        </w:tc>
+        <w:tc>
+          <w:tcPr>
+            <w:tcW w:w="1151" w:type="pct"/>
+          </w:tcPr>
+          <w:p>
+            <w:r>
+              <w:t>0-Inativo; 1-Ativo.</w:t>
+            </w:r>
+          </w:p>
+        </w:tc>
+      </w:tr>
+      <w:tr>
+        <w:tc>
+          <w:tcPr>
+            <w:tcW w:w="1062" w:type="pct"/>
+            <w:vAlign w:val="center"/>
+          </w:tcPr>
+          <w:p>
+            <w:r>
+              <w:t>Alteração de Senha</w:t>
+            </w:r>
+          </w:p>
+        </w:tc>
+        <w:tc>
+          <w:tcPr>
+            <w:tcW w:w="1013" w:type="pct"/>
+            <w:vAlign w:val="center"/>
+          </w:tcPr>
+          <w:p>
+            <w:proofErr w:type="spellStart"/>
+            <w:r>
+              <w:t>usu_alterar_senha</w:t>
+            </w:r>
+            <w:proofErr w:type="spellEnd"/>
+          </w:p>
+        </w:tc>
+        <w:tc>
+          <w:tcPr>
+            <w:tcW w:w="861" w:type="pct"/>
+          </w:tcPr>
+          <w:p>
+            <w:pPr>
+              <w:jc w:val="center"/>
+            </w:pPr>
+            <w:r>
+              <w:t>Status do usuário</w:t>
+            </w:r>
+          </w:p>
+        </w:tc>
+        <w:tc>
+          <w:tcPr>
+            <w:tcW w:w="507" w:type="pct"/>
+            <w:vAlign w:val="center"/>
+          </w:tcPr>
+          <w:p>
+            <w:pPr>
+              <w:jc w:val="center"/>
+            </w:pPr>
+            <w:r>
+              <w:t>1</w:t>
+            </w:r>
+          </w:p>
+        </w:tc>
+        <w:tc>
+          <w:tcPr>
+            <w:tcW w:w="203" w:type="pct"/>
+            <w:vAlign w:val="center"/>
+          </w:tcPr>
+          <w:p>
+            <w:pPr>
+              <w:jc w:val="center"/>
+            </w:pPr>
+          </w:p>
+        </w:tc>
+        <w:tc>
+          <w:tcPr>
+            <w:tcW w:w="203" w:type="pct"/>
+            <w:vAlign w:val="center"/>
+          </w:tcPr>
+          <w:p>
+            <w:pPr>
+              <w:jc w:val="center"/>
+            </w:pPr>
+          </w:p>
+        </w:tc>
+        <w:tc>
+          <w:tcPr>
+            <w:tcW w:w="1151" w:type="pct"/>
+          </w:tcPr>
+          <w:p>
+            <w:r>
+              <w:t>0-Não Alterado; 1-Alterado.</w:t>
+            </w:r>
+          </w:p>
+        </w:tc>
+      </w:tr>
+    </w:tbl>
+    <w:p>
+      <w:pPr>
+        <w:rPr>
+          <w:sz w:val="22"/>
+          <w:szCs w:val="20"/>
+        </w:rPr>
+      </w:pPr>
+      <w:r>
+        <w:rPr>
+          <w:sz w:val="22"/>
+          <w:szCs w:val="20"/>
+        </w:rPr>
+        <w:t>Fonte: Autoria própria</w:t>
+      </w:r>
+    </w:p>
+    <w:p>
+      <w:pPr>
+        <w:rPr>
+          <w:sz w:val="22"/>
+          <w:szCs w:val="20"/>
+        </w:rPr>
+      </w:pPr>
+    </w:p>
+    <w:p>
+      <w:pPr>
+        <w:pStyle w:val="Legenda"/>
+        <w:keepNext/>
+      </w:pPr>
+    </w:p>
+    <w:p>
+      <w:pPr>
+        <w:pStyle w:val="Legenda"/>
+        <w:keepNext/>
+      </w:pPr>
+      <w:r>
+        <w:t xml:space="preserve">Tabela </w:t>
+      </w:r>
+      <w:r>
+        <w:rPr>
+          <w:noProof/>
+        </w:rPr>
+        <w:fldChar w:fldCharType="begin"/>
+      </w:r>
+      <w:r>
+        <w:rPr>
+          <w:noProof/>
+        </w:rPr>
+        <w:instrText xml:space="preserve"> SEQ Quadro \* ARABIC </w:instrText>
+      </w:r>
+      <w:r>
+        <w:rPr>
+          <w:noProof/>
+        </w:rPr>
+        <w:fldChar w:fldCharType="separate"/>
+      </w:r>
+      <w:r>
+        <w:rPr>
+          <w:noProof/>
+        </w:rPr>
+        <w:t>2</w:t>
+      </w:r>
+      <w:r>
+        <w:rPr>
+          <w:noProof/>
+        </w:rPr>
+        <w:fldChar w:fldCharType="end"/>
+      </w:r>
+      <w:r>
+        <w:t xml:space="preserve"> - EMPRESAS</w:t>
+      </w:r>
+    </w:p>
+    <w:tbl>
+      <w:tblPr>
+        <w:tblStyle w:val="Tabelacomgrade"/>
+        <w:tblW w:w="5000" w:type="pct"/>
+        <w:tblLook w:val="04A0" w:firstRow="1" w:lastRow="0" w:firstColumn="1" w:lastColumn="0" w:noHBand="0" w:noVBand="1"/>
+      </w:tblPr>
+      <w:tblGrid>
+        <w:gridCol w:w="2972"/>
+        <w:gridCol w:w="2835"/>
+        <w:gridCol w:w="2410"/>
+        <w:gridCol w:w="1419"/>
+        <w:gridCol w:w="568"/>
+        <w:gridCol w:w="568"/>
+        <w:gridCol w:w="3221"/>
+      </w:tblGrid>
+      <w:tr>
+        <w:tc>
+          <w:tcPr>
+            <w:tcW w:w="1062" w:type="pct"/>
+            <w:vAlign w:val="center"/>
+          </w:tcPr>
+          <w:p>
+            <w:pPr>
+              <w:jc w:val="center"/>
+              <w:rPr>
+                <w:b/>
+              </w:rPr>
+            </w:pPr>
+            <w:r>
+              <w:rPr>
+                <w:b/>
+              </w:rPr>
+              <w:t>Ca</w:t>
+            </w:r>
+            <w:r>
+              <w:rPr>
+                <w:b/>
+              </w:rPr>
+              <w:t>m</w:t>
+            </w:r>
+            <w:r>
+              <w:rPr>
+                <w:b/>
+              </w:rPr>
+              <w:t>po Lógico</w:t>
+            </w:r>
+          </w:p>
+        </w:tc>
+        <w:tc>
+          <w:tcPr>
+            <w:tcW w:w="1013" w:type="pct"/>
+            <w:vAlign w:val="center"/>
+          </w:tcPr>
+          <w:p>
+            <w:pPr>
+              <w:jc w:val="center"/>
+              <w:rPr>
+                <w:b/>
+              </w:rPr>
+            </w:pPr>
+            <w:r>
+              <w:rPr>
+                <w:b/>
+              </w:rPr>
+              <w:t>Campo Físico</w:t>
+            </w:r>
+          </w:p>
+        </w:tc>
+        <w:tc>
+          <w:tcPr>
+            <w:tcW w:w="861" w:type="pct"/>
+            <w:vAlign w:val="center"/>
+          </w:tcPr>
+          <w:p>
+            <w:pPr>
+              <w:jc w:val="center"/>
+              <w:rPr>
+                <w:b/>
+              </w:rPr>
+            </w:pPr>
+            <w:r>
+              <w:rPr>
+                <w:b/>
+              </w:rPr>
+              <w:t>Tipo de dados</w:t>
+            </w:r>
+          </w:p>
+        </w:tc>
+        <w:tc>
+          <w:tcPr>
+            <w:tcW w:w="507" w:type="pct"/>
+            <w:vAlign w:val="center"/>
+          </w:tcPr>
+          <w:p>
+            <w:pPr>
+              <w:jc w:val="center"/>
+              <w:rPr>
+                <w:b/>
+              </w:rPr>
+            </w:pPr>
+            <w:r>
+              <w:rPr>
+                <w:b/>
+              </w:rPr>
+              <w:t>Tamanho do campo</w:t>
+            </w:r>
+          </w:p>
+        </w:tc>
+        <w:tc>
+          <w:tcPr>
+            <w:tcW w:w="203" w:type="pct"/>
+            <w:vAlign w:val="center"/>
+          </w:tcPr>
+          <w:p>
+            <w:pPr>
+              <w:jc w:val="center"/>
+              <w:rPr>
+                <w:b/>
+              </w:rPr>
+            </w:pPr>
+            <w:r>
+              <w:rPr>
+                <w:b/>
+              </w:rPr>
+              <w:t>PK</w:t>
+            </w:r>
+          </w:p>
+        </w:tc>
+        <w:tc>
+          <w:tcPr>
+            <w:tcW w:w="203" w:type="pct"/>
+            <w:vAlign w:val="center"/>
+          </w:tcPr>
+          <w:p>
+            <w:pPr>
+              <w:jc w:val="center"/>
+              <w:rPr>
+                <w:b/>
+              </w:rPr>
+            </w:pPr>
+            <w:r>
+              <w:rPr>
+                <w:b/>
+              </w:rPr>
+              <w:t>FK</w:t>
+            </w:r>
+          </w:p>
+        </w:tc>
+        <w:tc>
+          <w:tcPr>
+            <w:tcW w:w="1151" w:type="pct"/>
+            <w:vAlign w:val="center"/>
+          </w:tcPr>
+          <w:p>
+            <w:pPr>
+              <w:jc w:val="center"/>
+              <w:rPr>
+                <w:b/>
+              </w:rPr>
+            </w:pPr>
+            <w:r>
+              <w:rPr>
+                <w:b/>
+              </w:rPr>
+              <w:t>Observações</w:t>
+            </w:r>
+          </w:p>
+        </w:tc>
+      </w:tr>
+      <w:tr>
+        <w:tc>
+          <w:tcPr>
+            <w:tcW w:w="1062" w:type="pct"/>
+            <w:vAlign w:val="center"/>
+          </w:tcPr>
+          <w:p>
+            <w:r>
+              <w:t>Identificador</w:t>
+            </w:r>
+          </w:p>
+        </w:tc>
+        <w:tc>
+          <w:tcPr>
+            <w:tcW w:w="1013" w:type="pct"/>
+            <w:vAlign w:val="center"/>
+          </w:tcPr>
+          <w:p>
+            <w:proofErr w:type="spellStart"/>
+            <w:r>
+              <w:t>emp_id</w:t>
+            </w:r>
+            <w:proofErr w:type="spellEnd"/>
+          </w:p>
+        </w:tc>
+        <w:tc>
+          <w:tcPr>
+            <w:tcW w:w="861" w:type="pct"/>
+            <w:vAlign w:val="center"/>
+          </w:tcPr>
+          <w:p>
+            <w:pPr>
+              <w:jc w:val="center"/>
+            </w:pPr>
+            <w:r>
+              <w:t>INT</w:t>
+            </w:r>
+          </w:p>
+        </w:tc>
+        <w:tc>
+          <w:tcPr>
+            <w:tcW w:w="507" w:type="pct"/>
+            <w:vAlign w:val="center"/>
+          </w:tcPr>
+          <w:p>
+            <w:pPr>
+              <w:jc w:val="center"/>
+            </w:pPr>
+            <w:r>
+              <w:t>-</w:t>
+            </w:r>
+          </w:p>
+        </w:tc>
+        <w:tc>
+          <w:tcPr>
+            <w:tcW w:w="203" w:type="pct"/>
+            <w:vAlign w:val="center"/>
+          </w:tcPr>
+          <w:p>
+            <w:pPr>
+              <w:jc w:val="center"/>
+            </w:pPr>
+            <w:r>
+              <w:t>x</w:t>
+            </w:r>
+          </w:p>
+        </w:tc>
+        <w:tc>
+          <w:tcPr>
+            <w:tcW w:w="203" w:type="pct"/>
+            <w:vAlign w:val="center"/>
+          </w:tcPr>
+          <w:p>
+            <w:pPr>
+              <w:jc w:val="center"/>
+            </w:pPr>
+          </w:p>
+        </w:tc>
+        <w:tc>
+          <w:tcPr>
+            <w:tcW w:w="1151" w:type="pct"/>
+          </w:tcPr>
+          <w:p>
+            <w:proofErr w:type="spellStart"/>
+            <w:r>
+              <w:t>Auto-Incremento</w:t>
+            </w:r>
+            <w:proofErr w:type="spellEnd"/>
+            <w:r>
+              <w:t>.</w:t>
+            </w:r>
+          </w:p>
+        </w:tc>
+      </w:tr>
+      <w:tr>
+        <w:tc>
+          <w:tcPr>
+            <w:tcW w:w="1062" w:type="pct"/>
+            <w:vAlign w:val="center"/>
+          </w:tcPr>
+          <w:p>
+            <w:r>
+              <w:t>Nome Fantasia da Empresa.</w:t>
+            </w:r>
+          </w:p>
+        </w:tc>
+        <w:tc>
+          <w:tcPr>
+            <w:tcW w:w="1013" w:type="pct"/>
+            <w:vAlign w:val="center"/>
+          </w:tcPr>
+          <w:p>
+            <w:proofErr w:type="spellStart"/>
+            <w:r>
+              <w:t>emp_nome_fantasia</w:t>
+            </w:r>
+            <w:proofErr w:type="spellEnd"/>
+          </w:p>
+        </w:tc>
+        <w:tc>
+          <w:tcPr>
+            <w:tcW w:w="861" w:type="pct"/>
+            <w:vAlign w:val="center"/>
+          </w:tcPr>
+          <w:p>
+            <w:pPr>
+              <w:jc w:val="center"/>
+            </w:pPr>
+            <w:r>
+              <w:t>VARCHAR</w:t>
+            </w:r>
+          </w:p>
+        </w:tc>
+        <w:tc>
+          <w:tcPr>
+            <w:tcW w:w="507" w:type="pct"/>
+            <w:vAlign w:val="center"/>
+          </w:tcPr>
+          <w:p>
+            <w:pPr>
+              <w:jc w:val="center"/>
+            </w:pPr>
+            <w:r>
+              <w:t>100</w:t>
+            </w:r>
+          </w:p>
+        </w:tc>
+        <w:tc>
+          <w:tcPr>
+            <w:tcW w:w="203" w:type="pct"/>
+            <w:vAlign w:val="center"/>
+          </w:tcPr>
+          <w:p>
+            <w:pPr>
+              <w:jc w:val="center"/>
+            </w:pPr>
+          </w:p>
+        </w:tc>
+        <w:tc>
+          <w:tcPr>
+            <w:tcW w:w="203" w:type="pct"/>
+            <w:vAlign w:val="center"/>
+          </w:tcPr>
+          <w:p>
+            <w:pPr>
+              <w:jc w:val="center"/>
+            </w:pPr>
+          </w:p>
+        </w:tc>
+        <w:tc>
+          <w:tcPr>
+            <w:tcW w:w="1151" w:type="pct"/>
+          </w:tcPr>
+          <w:p>
+            <w:r>
+              <w:t>Não pode estar vazio.</w:t>
+            </w:r>
+          </w:p>
+        </w:tc>
+      </w:tr>
+      <w:tr>
+        <w:tc>
+          <w:tcPr>
+            <w:tcW w:w="1062" w:type="pct"/>
+            <w:vAlign w:val="center"/>
+          </w:tcPr>
+          <w:p>
+            <w:r>
+              <w:t>Razão Social da Empresa.</w:t>
+            </w:r>
+          </w:p>
+        </w:tc>
+        <w:tc>
+          <w:tcPr>
+            <w:tcW w:w="1013" w:type="pct"/>
+            <w:vAlign w:val="center"/>
+          </w:tcPr>
+          <w:p>
+            <w:proofErr w:type="spellStart"/>
+            <w:r>
+              <w:t>emp_razao_social</w:t>
+            </w:r>
+            <w:proofErr w:type="spellEnd"/>
+          </w:p>
+        </w:tc>
+        <w:tc>
+          <w:tcPr>
+            <w:tcW w:w="861" w:type="pct"/>
+            <w:vAlign w:val="center"/>
+          </w:tcPr>
+          <w:p>
+            <w:pPr>
+              <w:jc w:val="center"/>
+            </w:pPr>
+            <w:r>
+              <w:t>VARCHAR</w:t>
+            </w:r>
+          </w:p>
+        </w:tc>
+        <w:tc>
+          <w:tcPr>
+            <w:tcW w:w="507" w:type="pct"/>
+            <w:vAlign w:val="center"/>
+          </w:tcPr>
+          <w:p>
+            <w:pPr>
+              <w:jc w:val="center"/>
+            </w:pPr>
+            <w:r>
+              <w:t>150</w:t>
+            </w:r>
+          </w:p>
+        </w:tc>
+        <w:tc>
+          <w:tcPr>
+            <w:tcW w:w="203" w:type="pct"/>
+            <w:vAlign w:val="center"/>
+          </w:tcPr>
+          <w:p>
+            <w:pPr>
+              <w:jc w:val="center"/>
+            </w:pPr>
+          </w:p>
+        </w:tc>
+        <w:tc>
+          <w:tcPr>
+            <w:tcW w:w="203" w:type="pct"/>
+            <w:vAlign w:val="center"/>
+          </w:tcPr>
+          <w:p>
+            <w:pPr>
+              <w:jc w:val="center"/>
+            </w:pPr>
+          </w:p>
+        </w:tc>
+        <w:tc>
+          <w:tcPr>
+            <w:tcW w:w="1151" w:type="pct"/>
+          </w:tcPr>
+          <w:p>
+            <w:r>
+              <w:t>Não pode estar vazio.</w:t>
+            </w:r>
+          </w:p>
+        </w:tc>
+      </w:tr>
+      <w:tr>
+        <w:tc>
+          <w:tcPr>
+            <w:tcW w:w="1062" w:type="pct"/>
+            <w:vAlign w:val="center"/>
+          </w:tcPr>
+          <w:p>
+            <w:r>
+              <w:t>CNPJ da Empresa.</w:t>
+            </w:r>
+          </w:p>
+        </w:tc>
+        <w:tc>
+          <w:tcPr>
+            <w:tcW w:w="1013" w:type="pct"/>
+            <w:vAlign w:val="center"/>
+          </w:tcPr>
+          <w:p>
+            <w:proofErr w:type="spellStart"/>
+            <w:r>
+              <w:t>emp_cnpj</w:t>
+            </w:r>
+            <w:proofErr w:type="spellEnd"/>
+          </w:p>
+        </w:tc>
+        <w:tc>
+          <w:tcPr>
+            <w:tcW w:w="861" w:type="pct"/>
+            <w:vAlign w:val="center"/>
+          </w:tcPr>
+          <w:p>
+            <w:pPr>
+              <w:jc w:val="center"/>
+            </w:pPr>
+            <w:r>
+              <w:t>INT</w:t>
+            </w:r>
+          </w:p>
+        </w:tc>
+        <w:tc>
+          <w:tcPr>
+            <w:tcW w:w="507" w:type="pct"/>
+            <w:vAlign w:val="center"/>
+          </w:tcPr>
+          <w:p>
+            <w:pPr>
+              <w:jc w:val="center"/>
+            </w:pPr>
+            <w:r>
+              <w:t>14</w:t>
+            </w:r>
+          </w:p>
+        </w:tc>
+        <w:tc>
+          <w:tcPr>
+            <w:tcW w:w="203" w:type="pct"/>
+            <w:vAlign w:val="center"/>
+          </w:tcPr>
+          <w:p>
+            <w:pPr>
+              <w:jc w:val="center"/>
+            </w:pPr>
+          </w:p>
+        </w:tc>
+        <w:tc>
+          <w:tcPr>
+            <w:tcW w:w="203" w:type="pct"/>
+            <w:vAlign w:val="center"/>
+          </w:tcPr>
+          <w:p>
+            <w:pPr>
+              <w:jc w:val="center"/>
+            </w:pPr>
+          </w:p>
+        </w:tc>
+        <w:tc>
+          <w:tcPr>
+            <w:tcW w:w="1151" w:type="pct"/>
+          </w:tcPr>
+          <w:p>
+            <w:r>
+              <w:t>Não pode estar vazio. Campo único.</w:t>
+            </w:r>
+          </w:p>
+        </w:tc>
+      </w:tr>
+      <w:tr>
+        <w:tc>
+          <w:tcPr>
+            <w:tcW w:w="1062" w:type="pct"/>
+            <w:vAlign w:val="center"/>
+          </w:tcPr>
+          <w:p>
+            <w:r>
+              <w:t>Endereço da Empresa.</w:t>
+            </w:r>
+          </w:p>
+        </w:tc>
+        <w:tc>
+          <w:tcPr>
+            <w:tcW w:w="1013" w:type="pct"/>
+            <w:vAlign w:val="center"/>
+          </w:tcPr>
+          <w:p>
+            <w:proofErr w:type="spellStart"/>
+            <w:r>
+              <w:t>emp_endereco</w:t>
+            </w:r>
+            <w:proofErr w:type="spellEnd"/>
+          </w:p>
+        </w:tc>
+        <w:tc>
+          <w:tcPr>
+            <w:tcW w:w="861" w:type="pct"/>
+            <w:vAlign w:val="center"/>
+          </w:tcPr>
+          <w:p>
+            <w:pPr>
+              <w:jc w:val="center"/>
+            </w:pPr>
+            <w:r>
+              <w:t>VARCHAR</w:t>
+            </w:r>
+          </w:p>
+        </w:tc>
+        <w:tc>
+          <w:tcPr>
+            <w:tcW w:w="507" w:type="pct"/>
+            <w:vAlign w:val="center"/>
+          </w:tcPr>
+          <w:p>
+            <w:pPr>
+              <w:jc w:val="center"/>
+            </w:pPr>
+            <w:r>
+              <w:t>255</w:t>
+            </w:r>
+          </w:p>
+        </w:tc>
+        <w:tc>
+          <w:tcPr>
+            <w:tcW w:w="203" w:type="pct"/>
+            <w:vAlign w:val="center"/>
+          </w:tcPr>
+          <w:p>
+            <w:pPr>
+              <w:jc w:val="center"/>
+            </w:pPr>
+          </w:p>
+        </w:tc>
+        <w:tc>
+          <w:tcPr>
+            <w:tcW w:w="203" w:type="pct"/>
+            <w:vAlign w:val="center"/>
+          </w:tcPr>
+          <w:p>
+            <w:pPr>
+              <w:jc w:val="center"/>
+            </w:pPr>
+          </w:p>
+        </w:tc>
+        <w:tc>
+          <w:tcPr>
+            <w:tcW w:w="1151" w:type="pct"/>
+          </w:tcPr>
+          <w:p>
+            <w:r>
+              <w:t>Não pode estar vazio.</w:t>
+            </w:r>
+          </w:p>
+        </w:tc>
+      </w:tr>
+      <w:tr>
+        <w:tc>
+          <w:tcPr>
+            <w:tcW w:w="1062" w:type="pct"/>
+            <w:vAlign w:val="center"/>
+          </w:tcPr>
+          <w:p>
+            <w:r>
+              <w:t>Município da Empresa.</w:t>
+            </w:r>
+          </w:p>
+        </w:tc>
+        <w:tc>
+          <w:tcPr>
+            <w:tcW w:w="1013" w:type="pct"/>
+            <w:vAlign w:val="center"/>
+          </w:tcPr>
+          <w:p>
+            <w:proofErr w:type="spellStart"/>
+            <w:r>
+              <w:t>emp_municipio</w:t>
+            </w:r>
+            <w:proofErr w:type="spellEnd"/>
+          </w:p>
+        </w:tc>
+        <w:tc>
+          <w:tcPr>
+            <w:tcW w:w="861" w:type="pct"/>
+            <w:vAlign w:val="center"/>
+          </w:tcPr>
+          <w:p>
+            <w:pPr>
+              <w:jc w:val="center"/>
+            </w:pPr>
+            <w:r>
+              <w:t>VARCHAR</w:t>
+            </w:r>
+          </w:p>
+        </w:tc>
+        <w:tc>
+          <w:tcPr>
+            <w:tcW w:w="507" w:type="pct"/>
+            <w:vAlign w:val="center"/>
+          </w:tcPr>
+          <w:p>
+            <w:pPr>
+              <w:jc w:val="center"/>
+            </w:pPr>
+            <w:r>
+              <w:t>100</w:t>
+            </w:r>
+          </w:p>
+        </w:tc>
+        <w:tc>
+          <w:tcPr>
+            <w:tcW w:w="203" w:type="pct"/>
+            <w:vAlign w:val="center"/>
+          </w:tcPr>
+          <w:p>
+            <w:pPr>
+              <w:jc w:val="center"/>
+            </w:pPr>
+          </w:p>
+        </w:tc>
+        <w:tc>
+          <w:tcPr>
+            <w:tcW w:w="203" w:type="pct"/>
+            <w:vAlign w:val="center"/>
+          </w:tcPr>
+          <w:p>
+            <w:pPr>
+              <w:jc w:val="center"/>
+            </w:pPr>
+          </w:p>
+        </w:tc>
+        <w:tc>
+          <w:tcPr>
+            <w:tcW w:w="1151" w:type="pct"/>
+          </w:tcPr>
+          <w:p>
+            <w:r>
+              <w:t>Não pode estar vazio.</w:t>
+            </w:r>
+          </w:p>
+        </w:tc>
+      </w:tr>
+      <w:tr>
+        <w:tc>
+          <w:tcPr>
+            <w:tcW w:w="1062" w:type="pct"/>
+            <w:vAlign w:val="center"/>
+          </w:tcPr>
+          <w:p>
+            <w:r>
+              <w:t>Telefone da Empresa.</w:t>
+            </w:r>
+          </w:p>
+        </w:tc>
+        <w:tc>
+          <w:tcPr>
+            <w:tcW w:w="1013" w:type="pct"/>
+            <w:vAlign w:val="center"/>
+          </w:tcPr>
+          <w:p>
+            <w:proofErr w:type="spellStart"/>
+            <w:r>
+              <w:t>emp_telefone</w:t>
+            </w:r>
+            <w:proofErr w:type="spellEnd"/>
+          </w:p>
+        </w:tc>
+        <w:tc>
+          <w:tcPr>
+            <w:tcW w:w="861" w:type="pct"/>
+            <w:vAlign w:val="center"/>
+          </w:tcPr>
+          <w:p>
+            <w:pPr>
+              <w:jc w:val="center"/>
+            </w:pPr>
+            <w:r>
+              <w:t>INT</w:t>
+            </w:r>
+          </w:p>
+        </w:tc>
+        <w:tc>
+          <w:tcPr>
+            <w:tcW w:w="507" w:type="pct"/>
+            <w:vAlign w:val="center"/>
+          </w:tcPr>
+          <w:p>
+            <w:pPr>
+              <w:jc w:val="center"/>
+            </w:pPr>
+            <w:r>
+              <w:t>9</w:t>
+            </w:r>
+          </w:p>
+        </w:tc>
+        <w:tc>
+          <w:tcPr>
+            <w:tcW w:w="203" w:type="pct"/>
+            <w:vAlign w:val="center"/>
+          </w:tcPr>
+          <w:p>
+            <w:pPr>
+              <w:jc w:val="center"/>
+            </w:pPr>
+          </w:p>
+        </w:tc>
+        <w:tc>
+          <w:tcPr>
+            <w:tcW w:w="203" w:type="pct"/>
+            <w:vAlign w:val="center"/>
+          </w:tcPr>
+          <w:p>
+            <w:pPr>
+              <w:jc w:val="center"/>
+            </w:pPr>
+          </w:p>
+        </w:tc>
+        <w:tc>
+          <w:tcPr>
+            <w:tcW w:w="1151" w:type="pct"/>
+          </w:tcPr>
+          <w:p>
+            <w:r>
+              <w:t>Não pode estar vazio.</w:t>
+            </w:r>
+          </w:p>
+        </w:tc>
+      </w:tr>
+      <w:tr>
+        <w:tc>
+          <w:tcPr>
+            <w:tcW w:w="1062" w:type="pct"/>
+            <w:vAlign w:val="center"/>
+          </w:tcPr>
+          <w:p>
+            <w:r>
+              <w:t>Email da Empresa.</w:t>
+            </w:r>
+          </w:p>
+        </w:tc>
+        <w:tc>
+          <w:tcPr>
+            <w:tcW w:w="1013" w:type="pct"/>
+            <w:vAlign w:val="center"/>
+          </w:tcPr>
+          <w:p>
+            <w:proofErr w:type="spellStart"/>
+            <w:r>
+              <w:t>emp_email</w:t>
+            </w:r>
+            <w:proofErr w:type="spellEnd"/>
+          </w:p>
+        </w:tc>
+        <w:tc>
+          <w:tcPr>
+            <w:tcW w:w="861" w:type="pct"/>
+            <w:vAlign w:val="center"/>
+          </w:tcPr>
+          <w:p>
+            <w:pPr>
+              <w:jc w:val="center"/>
+            </w:pPr>
+            <w:r>
+              <w:t>VARCHAR</w:t>
+            </w:r>
+          </w:p>
+        </w:tc>
+        <w:tc>
+          <w:tcPr>
+            <w:tcW w:w="507" w:type="pct"/>
+            <w:vAlign w:val="center"/>
+          </w:tcPr>
+          <w:p>
+            <w:pPr>
+              <w:jc w:val="center"/>
+            </w:pPr>
+            <w:r>
+              <w:t>100</w:t>
+            </w:r>
+          </w:p>
+        </w:tc>
+        <w:tc>
+          <w:tcPr>
+            <w:tcW w:w="203" w:type="pct"/>
+            <w:vAlign w:val="center"/>
+          </w:tcPr>
+          <w:p>
+            <w:pPr>
+              <w:jc w:val="center"/>
+            </w:pPr>
+          </w:p>
+        </w:tc>
+        <w:tc>
+          <w:tcPr>
+            <w:tcW w:w="203" w:type="pct"/>
+            <w:vAlign w:val="center"/>
+          </w:tcPr>
+          <w:p>
+            <w:pPr>
+              <w:jc w:val="center"/>
+            </w:pPr>
+          </w:p>
+        </w:tc>
+        <w:tc>
+          <w:tcPr>
+            <w:tcW w:w="1151" w:type="pct"/>
+          </w:tcPr>
+          <w:p>
+            <w:r>
+              <w:t>Não pode estar vazio.</w:t>
+            </w:r>
+          </w:p>
+        </w:tc>
+      </w:tr>
+      <w:tr>
+        <w:tc>
+          <w:tcPr>
+            <w:tcW w:w="1062" w:type="pct"/>
+            <w:vAlign w:val="center"/>
+          </w:tcPr>
+          <w:p>
+            <w:r>
+              <w:t>Senha Criptografada</w:t>
+            </w:r>
+          </w:p>
+        </w:tc>
+        <w:tc>
+          <w:tcPr>
+            <w:tcW w:w="1013" w:type="pct"/>
+            <w:vAlign w:val="center"/>
+          </w:tcPr>
+          <w:p>
+            <w:proofErr w:type="spellStart"/>
+            <w:r>
+              <w:t>emp_senha_hash</w:t>
+            </w:r>
+            <w:proofErr w:type="spellEnd"/>
+          </w:p>
+        </w:tc>
+        <w:tc>
+          <w:tcPr>
+            <w:tcW w:w="861" w:type="pct"/>
+            <w:vAlign w:val="center"/>
+          </w:tcPr>
+          <w:p>
+            <w:pPr>
+              <w:jc w:val="center"/>
+            </w:pPr>
+            <w:r>
+              <w:t>VARCHAR</w:t>
+            </w:r>
+          </w:p>
+        </w:tc>
+        <w:tc>
+          <w:tcPr>
+            <w:tcW w:w="507" w:type="pct"/>
+            <w:vAlign w:val="center"/>
+          </w:tcPr>
+          <w:p>
+            <w:pPr>
+              <w:jc w:val="center"/>
+            </w:pPr>
+            <w:r>
+              <w:t>255</w:t>
+            </w:r>
+          </w:p>
+        </w:tc>
+        <w:tc>
+          <w:tcPr>
+            <w:tcW w:w="203" w:type="pct"/>
+            <w:vAlign w:val="center"/>
+          </w:tcPr>
+          <w:p>
+            <w:pPr>
+              <w:jc w:val="center"/>
+            </w:pPr>
+          </w:p>
+        </w:tc>
+        <w:tc>
+          <w:tcPr>
+            <w:tcW w:w="203" w:type="pct"/>
+            <w:vAlign w:val="center"/>
+          </w:tcPr>
+          <w:p>
+            <w:pPr>
+              <w:jc w:val="center"/>
+            </w:pPr>
+          </w:p>
+        </w:tc>
+        <w:tc>
+          <w:tcPr>
+            <w:tcW w:w="1151" w:type="pct"/>
+          </w:tcPr>
+          <w:p>
+            <w:r>
+              <w:t>Não pode estar vazio.</w:t>
+            </w:r>
+          </w:p>
+        </w:tc>
+      </w:tr>
+      <w:tr>
+        <w:tc>
+          <w:tcPr>
+            <w:tcW w:w="1062" w:type="pct"/>
+            <w:vAlign w:val="center"/>
+          </w:tcPr>
+          <w:p>
+            <w:r>
+              <w:t>Tipo da Empresa.</w:t>
+            </w:r>
+          </w:p>
+        </w:tc>
+        <w:tc>
+          <w:tcPr>
+            <w:tcW w:w="1013" w:type="pct"/>
+            <w:vAlign w:val="center"/>
+          </w:tcPr>
+          <w:p>
+            <w:proofErr w:type="spellStart"/>
+            <w:r>
+              <w:t>emp_tipo</w:t>
+            </w:r>
+            <w:proofErr w:type="spellEnd"/>
+          </w:p>
+        </w:tc>
+        <w:tc>
+          <w:tcPr>
+            <w:tcW w:w="861" w:type="pct"/>
+            <w:vAlign w:val="center"/>
+          </w:tcPr>
+          <w:p>
+            <w:pPr>
+              <w:jc w:val="center"/>
+            </w:pPr>
+            <w:r>
+              <w:t>BIT</w:t>
+            </w:r>
+          </w:p>
+        </w:tc>
+        <w:tc>
+          <w:tcPr>
+            <w:tcW w:w="507" w:type="pct"/>
+            <w:vAlign w:val="center"/>
+          </w:tcPr>
+          <w:p>
+            <w:pPr>
+              <w:jc w:val="center"/>
+            </w:pPr>
+            <w:r>
+              <w:t>1</w:t>
+            </w:r>
+          </w:p>
+        </w:tc>
+        <w:tc>
+          <w:tcPr>
+            <w:tcW w:w="203" w:type="pct"/>
+            <w:vAlign w:val="center"/>
+          </w:tcPr>
+          <w:p>
+            <w:pPr>
+              <w:jc w:val="center"/>
+            </w:pPr>
+          </w:p>
+        </w:tc>
+        <w:tc>
+          <w:tcPr>
+            <w:tcW w:w="203" w:type="pct"/>
+            <w:vAlign w:val="center"/>
+          </w:tcPr>
+          <w:p>
+            <w:pPr>
+              <w:jc w:val="center"/>
+            </w:pPr>
+          </w:p>
+        </w:tc>
+        <w:tc>
+          <w:tcPr>
+            <w:tcW w:w="1151" w:type="pct"/>
+          </w:tcPr>
+          <w:p>
+            <w:r>
+              <w:t>0-ME; 1-MEI.</w:t>
+            </w:r>
+          </w:p>
+        </w:tc>
+      </w:tr>
+    </w:tbl>
+    <w:p>
+      <w:pPr>
+        <w:rPr>
+          <w:sz w:val="22"/>
+          <w:szCs w:val="20"/>
+        </w:rPr>
+      </w:pPr>
+      <w:r>
+        <w:rPr>
+          <w:sz w:val="22"/>
+          <w:szCs w:val="20"/>
+        </w:rPr>
+        <w:t>Fonte: Autoria própria</w:t>
+      </w:r>
+    </w:p>
+    <w:p>
+      <w:pPr>
+        <w:pStyle w:val="Legenda"/>
+        <w:keepNext/>
+      </w:pPr>
+      <w:r>
+        <w:lastRenderedPageBreak/>
+        <w:t xml:space="preserve">Tabela </w:t>
+      </w:r>
+      <w:r>
+        <w:rPr>
+          <w:noProof/>
+        </w:rPr>
+        <w:fldChar w:fldCharType="begin"/>
+      </w:r>
+      <w:r>
+        <w:rPr>
+          <w:noProof/>
+        </w:rPr>
+        <w:instrText xml:space="preserve"> SEQ Quadro \* ARABIC </w:instrText>
+      </w:r>
+      <w:r>
+        <w:rPr>
+          <w:noProof/>
+        </w:rPr>
+        <w:fldChar w:fldCharType="separate"/>
+      </w:r>
+      <w:r>
+        <w:rPr>
+          <w:noProof/>
+        </w:rPr>
+        <w:t>3</w:t>
+      </w:r>
+      <w:r>
+        <w:rPr>
+          <w:noProof/>
+        </w:rPr>
+        <w:fldChar w:fldCharType="end"/>
+      </w:r>
+      <w:r>
+        <w:t xml:space="preserve"> – USUARIO_EMPRESAS</w:t>
+      </w:r>
+    </w:p>
+    <w:tbl>
+      <w:tblPr>
+        <w:tblStyle w:val="Tabelacomgrade"/>
+        <w:tblW w:w="5000" w:type="pct"/>
+        <w:tblLook w:val="04A0" w:firstRow="1" w:lastRow="0" w:firstColumn="1" w:lastColumn="0" w:noHBand="0" w:noVBand="1"/>
+      </w:tblPr>
+      <w:tblGrid>
+        <w:gridCol w:w="2955"/>
+        <w:gridCol w:w="2939"/>
+        <w:gridCol w:w="2393"/>
+        <w:gridCol w:w="1402"/>
+        <w:gridCol w:w="551"/>
+        <w:gridCol w:w="551"/>
+        <w:gridCol w:w="3202"/>
+      </w:tblGrid>
+      <w:tr>
+        <w:tc>
+          <w:tcPr>
+            <w:tcW w:w="1056" w:type="pct"/>
+            <w:vAlign w:val="center"/>
+          </w:tcPr>
+          <w:p>
+            <w:pPr>
+              <w:jc w:val="center"/>
+              <w:rPr>
+                <w:b/>
+              </w:rPr>
+            </w:pPr>
+            <w:r>
+              <w:rPr>
+                <w:b/>
+              </w:rPr>
+              <w:t>Ca</w:t>
+            </w:r>
+            <w:r>
+              <w:rPr>
+                <w:b/>
+              </w:rPr>
+              <w:t>m</w:t>
+            </w:r>
+            <w:r>
+              <w:rPr>
+                <w:b/>
+              </w:rPr>
+              <w:t>po Lógico</w:t>
+            </w:r>
+          </w:p>
+        </w:tc>
+        <w:tc>
+          <w:tcPr>
+            <w:tcW w:w="1050" w:type="pct"/>
+            <w:vAlign w:val="center"/>
+          </w:tcPr>
+          <w:p>
+            <w:pPr>
+              <w:jc w:val="center"/>
+              <w:rPr>
+                <w:b/>
+              </w:rPr>
+            </w:pPr>
+            <w:r>
+              <w:rPr>
+                <w:b/>
+              </w:rPr>
+              <w:t>Campo Físico</w:t>
+            </w:r>
+          </w:p>
+        </w:tc>
+        <w:tc>
+          <w:tcPr>
+            <w:tcW w:w="855" w:type="pct"/>
+            <w:vAlign w:val="center"/>
+          </w:tcPr>
+          <w:p>
+            <w:pPr>
+              <w:jc w:val="center"/>
+              <w:rPr>
+                <w:b/>
+              </w:rPr>
+            </w:pPr>
+            <w:r>
+              <w:rPr>
+                <w:b/>
+              </w:rPr>
+              <w:t>Tipo de dados</w:t>
+            </w:r>
+          </w:p>
+        </w:tc>
+        <w:tc>
+          <w:tcPr>
+            <w:tcW w:w="501" w:type="pct"/>
+            <w:vAlign w:val="center"/>
+          </w:tcPr>
+          <w:p>
+            <w:pPr>
+              <w:jc w:val="center"/>
+              <w:rPr>
+                <w:b/>
+              </w:rPr>
+            </w:pPr>
+            <w:r>
+              <w:rPr>
+                <w:b/>
+              </w:rPr>
+              <w:t>Tamanho do campo</w:t>
+            </w:r>
+          </w:p>
+        </w:tc>
+        <w:tc>
+          <w:tcPr>
+            <w:tcW w:w="197" w:type="pct"/>
+            <w:vAlign w:val="center"/>
+          </w:tcPr>
+          <w:p>
+            <w:pPr>
+              <w:jc w:val="center"/>
+              <w:rPr>
+                <w:b/>
+              </w:rPr>
+            </w:pPr>
+            <w:r>
+              <w:rPr>
+                <w:b/>
+              </w:rPr>
+              <w:t>PK</w:t>
+            </w:r>
+          </w:p>
+        </w:tc>
+        <w:tc>
+          <w:tcPr>
+            <w:tcW w:w="197" w:type="pct"/>
+            <w:vAlign w:val="center"/>
+          </w:tcPr>
+          <w:p>
+            <w:pPr>
+              <w:jc w:val="center"/>
+              <w:rPr>
+                <w:b/>
+              </w:rPr>
+            </w:pPr>
+            <w:r>
+              <w:rPr>
+                <w:b/>
+              </w:rPr>
+              <w:t>FK</w:t>
+            </w:r>
+          </w:p>
+        </w:tc>
+        <w:tc>
+          <w:tcPr>
+            <w:tcW w:w="1144" w:type="pct"/>
+            <w:vAlign w:val="center"/>
+          </w:tcPr>
+          <w:p>
+            <w:pPr>
+              <w:jc w:val="center"/>
+              <w:rPr>
+                <w:b/>
+              </w:rPr>
+            </w:pPr>
+            <w:r>
+              <w:rPr>
+                <w:b/>
+              </w:rPr>
+              <w:t>Observações</w:t>
+            </w:r>
+          </w:p>
+        </w:tc>
+      </w:tr>
+      <w:tr>
+        <w:tc>
+          <w:tcPr>
+            <w:tcW w:w="1056" w:type="pct"/>
+            <w:vAlign w:val="center"/>
+          </w:tcPr>
+          <w:p>
+            <w:r>
+              <w:t>Identificador da Tabela Empresa.</w:t>
+            </w:r>
+          </w:p>
+        </w:tc>
+        <w:tc>
+          <w:tcPr>
+            <w:tcW w:w="1050" w:type="pct"/>
+            <w:vAlign w:val="center"/>
+          </w:tcPr>
+          <w:p>
+            <w:proofErr w:type="spellStart"/>
+            <w:r>
+              <w:t>emp_id</w:t>
+            </w:r>
+            <w:proofErr w:type="spellEnd"/>
+          </w:p>
+        </w:tc>
+        <w:tc>
+          <w:tcPr>
+            <w:tcW w:w="855" w:type="pct"/>
+            <w:vAlign w:val="center"/>
+          </w:tcPr>
+          <w:p>
+            <w:pPr>
+              <w:jc w:val="center"/>
+            </w:pPr>
+            <w:r>
+              <w:t>INT</w:t>
+            </w:r>
+          </w:p>
+        </w:tc>
+        <w:tc>
+          <w:tcPr>
+            <w:tcW w:w="501" w:type="pct"/>
+            <w:vAlign w:val="center"/>
+          </w:tcPr>
+          <w:p>
+            <w:pPr>
+              <w:jc w:val="center"/>
+            </w:pPr>
+            <w:r>
+              <w:t>-</w:t>
+            </w:r>
+          </w:p>
+        </w:tc>
+        <w:tc>
+          <w:tcPr>
+            <w:tcW w:w="197" w:type="pct"/>
+            <w:vAlign w:val="center"/>
+          </w:tcPr>
+          <w:p>
+            <w:pPr>
+              <w:jc w:val="center"/>
+            </w:pPr>
+            <w:r>
+              <w:t>x</w:t>
+            </w:r>
+          </w:p>
+        </w:tc>
+        <w:tc>
+          <w:tcPr>
+            <w:tcW w:w="197" w:type="pct"/>
+            <w:vAlign w:val="center"/>
+          </w:tcPr>
+          <w:p>
+            <w:pPr>
+              <w:jc w:val="center"/>
+            </w:pPr>
+            <w:r>
+              <w:t>x</w:t>
+            </w:r>
+          </w:p>
+        </w:tc>
+        <w:tc>
+          <w:tcPr>
+            <w:tcW w:w="1144" w:type="pct"/>
+          </w:tcPr>
+          <w:p/>
+        </w:tc>
+      </w:tr>
+      <w:tr>
+        <w:tc>
+          <w:tcPr>
+            <w:tcW w:w="1056" w:type="pct"/>
+            <w:vAlign w:val="center"/>
+          </w:tcPr>
+          <w:p>
+            <w:r>
+              <w:t>Identificador da Tabela Usuários.</w:t>
+            </w:r>
+          </w:p>
+        </w:tc>
+        <w:tc>
+          <w:tcPr>
+            <w:tcW w:w="1050" w:type="pct"/>
+            <w:vAlign w:val="center"/>
+          </w:tcPr>
+          <w:p>
+            <w:proofErr w:type="spellStart"/>
+            <w:r>
+              <w:t>usu_id</w:t>
+            </w:r>
+            <w:proofErr w:type="spellEnd"/>
+          </w:p>
+        </w:tc>
+        <w:tc>
+          <w:tcPr>
+            <w:tcW w:w="855" w:type="pct"/>
+            <w:vAlign w:val="center"/>
+          </w:tcPr>
+          <w:p>
+            <w:pPr>
+              <w:jc w:val="center"/>
+            </w:pPr>
+            <w:r>
+              <w:t>INT</w:t>
+            </w:r>
+          </w:p>
+        </w:tc>
+        <w:tc>
+          <w:tcPr>
+            <w:tcW w:w="501" w:type="pct"/>
+            <w:vAlign w:val="center"/>
+          </w:tcPr>
+          <w:p>
+            <w:pPr>
+              <w:jc w:val="center"/>
+            </w:pPr>
+            <w:r>
+              <w:t>-</w:t>
+            </w:r>
+          </w:p>
+        </w:tc>
+        <w:tc>
+          <w:tcPr>
+            <w:tcW w:w="197" w:type="pct"/>
+            <w:vAlign w:val="center"/>
+          </w:tcPr>
+          <w:p>
+            <w:pPr>
+              <w:jc w:val="center"/>
+            </w:pPr>
+            <w:r>
+              <w:t>x</w:t>
+            </w:r>
+          </w:p>
+        </w:tc>
+        <w:tc>
+          <w:tcPr>
+            <w:tcW w:w="197" w:type="pct"/>
+            <w:vAlign w:val="center"/>
+          </w:tcPr>
+          <w:p>
+            <w:pPr>
+              <w:jc w:val="center"/>
+            </w:pPr>
+            <w:r>
+              <w:t>x</w:t>
+            </w:r>
+          </w:p>
+        </w:tc>
+        <w:tc>
+          <w:tcPr>
+            <w:tcW w:w="1144" w:type="pct"/>
+          </w:tcPr>
+          <w:p/>
+        </w:tc>
+      </w:tr>
+      <w:tr>
+        <w:tc>
+          <w:tcPr>
+            <w:tcW w:w="1056" w:type="pct"/>
+            <w:vAlign w:val="center"/>
+          </w:tcPr>
+          <w:p>
+            <w:r>
+              <w:t>Nível de acesso do usuário com a empresa.</w:t>
+            </w:r>
+          </w:p>
+        </w:tc>
+        <w:tc>
+          <w:tcPr>
+            <w:tcW w:w="1050" w:type="pct"/>
+            <w:vAlign w:val="center"/>
+          </w:tcPr>
+          <w:p>
+            <w:proofErr w:type="spellStart"/>
+            <w:r>
+              <w:t>usu_emp_nivel_acesso</w:t>
+            </w:r>
+            <w:proofErr w:type="spellEnd"/>
+          </w:p>
+        </w:tc>
+        <w:tc>
+          <w:tcPr>
+            <w:tcW w:w="855" w:type="pct"/>
+            <w:vAlign w:val="center"/>
+          </w:tcPr>
+          <w:p>
+            <w:pPr>
+              <w:jc w:val="center"/>
+            </w:pPr>
+            <w:r>
+              <w:t>TINYINT</w:t>
+            </w:r>
+          </w:p>
+        </w:tc>
+        <w:tc>
+          <w:tcPr>
+            <w:tcW w:w="501" w:type="pct"/>
+            <w:vAlign w:val="center"/>
+          </w:tcPr>
+          <w:p>
+            <w:pPr>
+              <w:jc w:val="center"/>
+            </w:pPr>
+            <w:r>
+              <w:t>20</w:t>
+            </w:r>
+          </w:p>
+        </w:tc>
+        <w:tc>
+          <w:tcPr>
+            <w:tcW w:w="197" w:type="pct"/>
+            <w:vAlign w:val="center"/>
+          </w:tcPr>
+          <w:p>
+            <w:pPr>
+              <w:jc w:val="center"/>
+            </w:pPr>
+          </w:p>
+        </w:tc>
+        <w:tc>
+          <w:tcPr>
+            <w:tcW w:w="197" w:type="pct"/>
+            <w:vAlign w:val="center"/>
+          </w:tcPr>
+          <w:p>
+            <w:pPr>
+              <w:jc w:val="center"/>
+            </w:pPr>
+          </w:p>
+        </w:tc>
+        <w:tc>
+          <w:tcPr>
+            <w:tcW w:w="1144" w:type="pct"/>
+          </w:tcPr>
+          <w:p>
+            <w:r>
+              <w:t>0-Visualizador; 1-Gerente; 2-Administrador.</w:t>
+            </w:r>
+          </w:p>
+        </w:tc>
+      </w:tr>
+      <w:tr>
+        <w:tc>
+          <w:tcPr>
+            <w:tcW w:w="1056" w:type="pct"/>
+            <w:vAlign w:val="center"/>
+          </w:tcPr>
+          <w:p>
+            <w:r>
+              <w:t>Data do vínculo do Usuário com a Empresa</w:t>
+            </w:r>
+          </w:p>
+        </w:tc>
+        <w:tc>
+          <w:tcPr>
+            <w:tcW w:w="1050" w:type="pct"/>
+            <w:vAlign w:val="center"/>
+          </w:tcPr>
+          <w:p>
+            <w:proofErr w:type="spellStart"/>
+            <w:r>
+              <w:t>usu_emp_data_vinculo</w:t>
+            </w:r>
+            <w:proofErr w:type="spellEnd"/>
+          </w:p>
+        </w:tc>
+        <w:tc>
+          <w:tcPr>
+            <w:tcW w:w="855" w:type="pct"/>
+            <w:vAlign w:val="center"/>
+          </w:tcPr>
+          <w:p>
+            <w:pPr>
+              <w:jc w:val="center"/>
+            </w:pPr>
+            <w:r>
+              <w:t>DATE</w:t>
+            </w:r>
+          </w:p>
+        </w:tc>
+        <w:tc>
+          <w:tcPr>
+            <w:tcW w:w="501" w:type="pct"/>
+            <w:vAlign w:val="center"/>
+          </w:tcPr>
+          <w:p>
+            <w:pPr>
+              <w:jc w:val="center"/>
+            </w:pPr>
+            <w:r>
+              <w:t>-</w:t>
+            </w:r>
+          </w:p>
+        </w:tc>
+        <w:tc>
+          <w:tcPr>
+            <w:tcW w:w="197" w:type="pct"/>
+            <w:vAlign w:val="center"/>
+          </w:tcPr>
+          <w:p>
+            <w:pPr>
+              <w:jc w:val="center"/>
+            </w:pPr>
+          </w:p>
+        </w:tc>
+        <w:tc>
+          <w:tcPr>
+            <w:tcW w:w="197" w:type="pct"/>
+            <w:vAlign w:val="center"/>
+          </w:tcPr>
+          <w:p>
+            <w:pPr>
+              <w:jc w:val="center"/>
+            </w:pPr>
+          </w:p>
+        </w:tc>
+        <w:tc>
+          <w:tcPr>
+            <w:tcW w:w="1144" w:type="pct"/>
+          </w:tcPr>
+          <w:p>
+            <w:r>
+              <w:t>Não pode estar vazio.</w:t>
+            </w:r>
+          </w:p>
+        </w:tc>
+      </w:tr>
+      <w:tr>
+        <w:tc>
+          <w:tcPr>
+            <w:tcW w:w="1056" w:type="pct"/>
+            <w:vAlign w:val="center"/>
+          </w:tcPr>
+          <w:p>
+            <w:r>
+              <w:t>Status do Usuário com determinada Empresa.</w:t>
+            </w:r>
+          </w:p>
+        </w:tc>
+        <w:tc>
+          <w:tcPr>
+            <w:tcW w:w="1050" w:type="pct"/>
+            <w:vAlign w:val="center"/>
+          </w:tcPr>
+          <w:p>
+            <w:proofErr w:type="spellStart"/>
+            <w:r>
+              <w:t>usu_emp_status</w:t>
+            </w:r>
+            <w:proofErr w:type="spellEnd"/>
+          </w:p>
+        </w:tc>
+        <w:tc>
+          <w:tcPr>
+            <w:tcW w:w="855" w:type="pct"/>
+            <w:vAlign w:val="center"/>
+          </w:tcPr>
+          <w:p>
+            <w:pPr>
+              <w:jc w:val="center"/>
+            </w:pPr>
+            <w:r>
+              <w:t>BIT</w:t>
+            </w:r>
+          </w:p>
+        </w:tc>
+        <w:tc>
+          <w:tcPr>
+            <w:tcW w:w="501" w:type="pct"/>
+            <w:vAlign w:val="center"/>
+          </w:tcPr>
+          <w:p>
+            <w:pPr>
+              <w:jc w:val="center"/>
+            </w:pPr>
+            <w:r>
+              <w:t>1</w:t>
+            </w:r>
+          </w:p>
+        </w:tc>
+        <w:tc>
+          <w:tcPr>
+            <w:tcW w:w="197" w:type="pct"/>
+            <w:vAlign w:val="center"/>
+          </w:tcPr>
+          <w:p>
+            <w:pPr>
+              <w:jc w:val="center"/>
+            </w:pPr>
+          </w:p>
+        </w:tc>
+        <w:tc>
+          <w:tcPr>
+            <w:tcW w:w="197" w:type="pct"/>
+            <w:vAlign w:val="center"/>
+          </w:tcPr>
+          <w:p>
+            <w:pPr>
+              <w:jc w:val="center"/>
+            </w:pPr>
+          </w:p>
+        </w:tc>
+        <w:tc>
+          <w:tcPr>
+            <w:tcW w:w="1144" w:type="pct"/>
+          </w:tcPr>
+          <w:p>
+            <w:r>
+              <w:t>0-Inativo; 1-Ativo.</w:t>
+            </w:r>
+          </w:p>
+        </w:tc>
+      </w:tr>
+      <w:tr>
+        <w:tc>
+          <w:tcPr>
+            <w:tcW w:w="1056" w:type="pct"/>
+            <w:vAlign w:val="center"/>
+          </w:tcPr>
+          <w:p>
+            <w:r>
+              <w:t>Observações.</w:t>
+            </w:r>
+          </w:p>
+        </w:tc>
+        <w:tc>
+          <w:tcPr>
+            <w:tcW w:w="1050" w:type="pct"/>
+            <w:vAlign w:val="center"/>
+          </w:tcPr>
+          <w:p>
+            <w:proofErr w:type="spellStart"/>
+            <w:r>
+              <w:t>usu_emp_observacoes</w:t>
+            </w:r>
+            <w:proofErr w:type="spellEnd"/>
+          </w:p>
+        </w:tc>
+        <w:tc>
+          <w:tcPr>
+            <w:tcW w:w="855" w:type="pct"/>
+            <w:vAlign w:val="center"/>
+          </w:tcPr>
+          <w:p>
+            <w:pPr>
+              <w:jc w:val="center"/>
+            </w:pPr>
+            <w:r>
+              <w:t>VARCHAR</w:t>
+            </w:r>
+          </w:p>
+        </w:tc>
+        <w:tc>
+          <w:tcPr>
+            <w:tcW w:w="501" w:type="pct"/>
+            <w:vAlign w:val="center"/>
+          </w:tcPr>
+          <w:p>
+            <w:pPr>
+              <w:jc w:val="center"/>
+            </w:pPr>
+            <w:r>
+              <w:t>200</w:t>
+            </w:r>
+          </w:p>
+        </w:tc>
+        <w:tc>
+          <w:tcPr>
+            <w:tcW w:w="197" w:type="pct"/>
+            <w:vAlign w:val="center"/>
+          </w:tcPr>
+          <w:p>
+            <w:pPr>
+              <w:jc w:val="center"/>
+            </w:pPr>
+          </w:p>
+        </w:tc>
+        <w:tc>
+          <w:tcPr>
+            <w:tcW w:w="197" w:type="pct"/>
+            <w:vAlign w:val="center"/>
+          </w:tcPr>
+          <w:p>
+            <w:pPr>
+              <w:jc w:val="center"/>
+            </w:pPr>
+          </w:p>
+        </w:tc>
+        <w:tc>
+          <w:tcPr>
+            <w:tcW w:w="1144" w:type="pct"/>
+          </w:tcPr>
+          <w:p/>
+        </w:tc>
+      </w:tr>
+    </w:tbl>
+    <w:p>
+      <w:pPr>
+        <w:rPr>
+          <w:sz w:val="22"/>
+          <w:szCs w:val="20"/>
+        </w:rPr>
+      </w:pPr>
+      <w:r>
+        <w:rPr>
+          <w:sz w:val="22"/>
+          <w:szCs w:val="20"/>
+        </w:rPr>
+        <w:t>Fonte: Autoria própria</w:t>
+      </w:r>
+    </w:p>
+    <w:p>
+      <w:pPr>
+        <w:pStyle w:val="Legenda"/>
+        <w:keepNext/>
+        <w:rPr>
+          <w:b/>
+          <w:i/>
+          <w:iCs w:val="0"/>
+          <w:sz w:val="24"/>
+          <w:szCs w:val="22"/>
+        </w:rPr>
+      </w:pPr>
+    </w:p>
+    <w:p>
+      <w:pPr>
+        <w:pStyle w:val="Legenda"/>
+        <w:keepNext/>
+      </w:pPr>
+      <w:r>
+        <w:t>Tabela   - REGIME</w:t>
+      </w:r>
+    </w:p>
+    <w:tbl>
+      <w:tblPr>
+        <w:tblStyle w:val="Tabelacomgrade"/>
+        <w:tblW w:w="5000" w:type="pct"/>
+        <w:tblLook w:val="04A0" w:firstRow="1" w:lastRow="0" w:firstColumn="1" w:lastColumn="0" w:noHBand="0" w:noVBand="1"/>
+      </w:tblPr>
+      <w:tblGrid>
+        <w:gridCol w:w="2871"/>
+        <w:gridCol w:w="3445"/>
+        <w:gridCol w:w="2308"/>
+        <w:gridCol w:w="1318"/>
+        <w:gridCol w:w="550"/>
+        <w:gridCol w:w="536"/>
+        <w:gridCol w:w="2965"/>
+      </w:tblGrid>
+      <w:tr>
+        <w:tc>
+          <w:tcPr>
+            <w:tcW w:w="1033" w:type="pct"/>
+            <w:vAlign w:val="center"/>
+          </w:tcPr>
+          <w:p>
+            <w:pPr>
+              <w:jc w:val="center"/>
+              <w:rPr>
+                <w:b/>
+              </w:rPr>
+            </w:pPr>
+            <w:r>
+              <w:rPr>
+                <w:b/>
+              </w:rPr>
+              <w:t>Ca</w:t>
+            </w:r>
+            <w:r>
+              <w:rPr>
+                <w:b/>
+              </w:rPr>
+              <w:t>m</w:t>
+            </w:r>
+            <w:r>
+              <w:rPr>
+                <w:b/>
+              </w:rPr>
+              <w:t>po Lógico</w:t>
+            </w:r>
+          </w:p>
+        </w:tc>
+        <w:tc>
+          <w:tcPr>
+            <w:tcW w:w="1188" w:type="pct"/>
+            <w:vAlign w:val="center"/>
+          </w:tcPr>
+          <w:p>
+            <w:pPr>
+              <w:jc w:val="center"/>
+              <w:rPr>
+                <w:b/>
+              </w:rPr>
+            </w:pPr>
+            <w:r>
+              <w:rPr>
+                <w:b/>
+              </w:rPr>
+              <w:t>Campo Físico</w:t>
+            </w:r>
+          </w:p>
+        </w:tc>
+        <w:tc>
+          <w:tcPr>
+            <w:tcW w:w="832" w:type="pct"/>
+            <w:vAlign w:val="center"/>
+          </w:tcPr>
+          <w:p>
+            <w:pPr>
+              <w:jc w:val="center"/>
+              <w:rPr>
+                <w:b/>
+              </w:rPr>
+            </w:pPr>
+            <w:r>
+              <w:rPr>
+                <w:b/>
+              </w:rPr>
+              <w:t>Tipo de dados</w:t>
+            </w:r>
+          </w:p>
+        </w:tc>
+        <w:tc>
+          <w:tcPr>
+            <w:tcW w:w="478" w:type="pct"/>
+            <w:vAlign w:val="center"/>
+          </w:tcPr>
+          <w:p>
+            <w:pPr>
+              <w:jc w:val="center"/>
+              <w:rPr>
+                <w:b/>
+              </w:rPr>
+            </w:pPr>
+            <w:r>
+              <w:rPr>
+                <w:b/>
+              </w:rPr>
+              <w:t>Tamanho do campo</w:t>
+            </w:r>
+          </w:p>
+        </w:tc>
+        <w:tc>
+          <w:tcPr>
+            <w:tcW w:w="197" w:type="pct"/>
+            <w:vAlign w:val="center"/>
+          </w:tcPr>
+          <w:p>
+            <w:pPr>
+              <w:jc w:val="center"/>
+              <w:rPr>
+                <w:b/>
+              </w:rPr>
+            </w:pPr>
+            <w:r>
+              <w:rPr>
+                <w:b/>
+              </w:rPr>
+              <w:t>PK</w:t>
+            </w:r>
+          </w:p>
+        </w:tc>
+        <w:tc>
+          <w:tcPr>
+            <w:tcW w:w="192" w:type="pct"/>
+            <w:vAlign w:val="center"/>
+          </w:tcPr>
+          <w:p>
+            <w:pPr>
+              <w:jc w:val="center"/>
+              <w:rPr>
+                <w:b/>
+              </w:rPr>
+            </w:pPr>
+            <w:r>
+              <w:rPr>
+                <w:b/>
+              </w:rPr>
+              <w:t>FK</w:t>
+            </w:r>
+          </w:p>
+        </w:tc>
+        <w:tc>
+          <w:tcPr>
+            <w:tcW w:w="1080" w:type="pct"/>
+            <w:vAlign w:val="center"/>
+          </w:tcPr>
+          <w:p>
+            <w:pPr>
+              <w:jc w:val="center"/>
+              <w:rPr>
+                <w:b/>
+              </w:rPr>
+            </w:pPr>
+            <w:r>
+              <w:rPr>
+                <w:b/>
+              </w:rPr>
+              <w:t>Observações</w:t>
+            </w:r>
+          </w:p>
+        </w:tc>
+      </w:tr>
+      <w:tr>
+        <w:tc>
+          <w:tcPr>
+            <w:tcW w:w="1033" w:type="pct"/>
+            <w:vAlign w:val="center"/>
+          </w:tcPr>
+          <w:p>
+            <w:r>
+              <w:lastRenderedPageBreak/>
+              <w:t>Identificador.</w:t>
+            </w:r>
+          </w:p>
+        </w:tc>
+        <w:tc>
+          <w:tcPr>
+            <w:tcW w:w="1188" w:type="pct"/>
+            <w:vAlign w:val="center"/>
+          </w:tcPr>
+          <w:p>
+            <w:proofErr w:type="spellStart"/>
+            <w:r>
+              <w:t>regi_id</w:t>
+            </w:r>
+            <w:proofErr w:type="spellEnd"/>
+          </w:p>
+        </w:tc>
+        <w:tc>
+          <w:tcPr>
+            <w:tcW w:w="832" w:type="pct"/>
+            <w:vAlign w:val="center"/>
+          </w:tcPr>
+          <w:p>
+            <w:pPr>
+              <w:jc w:val="center"/>
+            </w:pPr>
+            <w:r>
+              <w:t>INT</w:t>
+            </w:r>
+          </w:p>
+        </w:tc>
+        <w:tc>
+          <w:tcPr>
+            <w:tcW w:w="478" w:type="pct"/>
+            <w:vAlign w:val="center"/>
+          </w:tcPr>
+          <w:p>
+            <w:pPr>
+              <w:jc w:val="center"/>
+            </w:pPr>
+            <w:r>
+              <w:t>-</w:t>
+            </w:r>
+          </w:p>
+        </w:tc>
+        <w:tc>
+          <w:tcPr>
+            <w:tcW w:w="197" w:type="pct"/>
+            <w:vAlign w:val="center"/>
+          </w:tcPr>
+          <w:p>
+            <w:pPr>
+              <w:jc w:val="center"/>
+            </w:pPr>
+            <w:r>
+              <w:t>x</w:t>
+            </w:r>
+          </w:p>
+        </w:tc>
+        <w:tc>
+          <w:tcPr>
+            <w:tcW w:w="192" w:type="pct"/>
+            <w:vAlign w:val="center"/>
+          </w:tcPr>
+          <w:p>
+            <w:pPr>
+              <w:jc w:val="center"/>
+            </w:pPr>
+          </w:p>
+        </w:tc>
+        <w:tc>
+          <w:tcPr>
+            <w:tcW w:w="1080" w:type="pct"/>
+          </w:tcPr>
+          <w:p>
+            <w:proofErr w:type="spellStart"/>
+            <w:r>
+              <w:t>Auto-Incremento</w:t>
+            </w:r>
+            <w:proofErr w:type="spellEnd"/>
+            <w:r>
+              <w:t>.</w:t>
+            </w:r>
+          </w:p>
+        </w:tc>
+      </w:tr>
+      <w:tr>
+        <w:tc>
+          <w:tcPr>
+            <w:tcW w:w="1033" w:type="pct"/>
+            <w:vAlign w:val="center"/>
+          </w:tcPr>
+          <w:p>
+            <w:r>
+              <w:t>Nome do Regime.</w:t>
+            </w:r>
+          </w:p>
+        </w:tc>
+        <w:tc>
+          <w:tcPr>
+            <w:tcW w:w="1188" w:type="pct"/>
+            <w:vAlign w:val="center"/>
+          </w:tcPr>
+          <w:p>
+            <w:proofErr w:type="spellStart"/>
+            <w:r>
+              <w:t>regi_nome</w:t>
+            </w:r>
+            <w:proofErr w:type="spellEnd"/>
+          </w:p>
+        </w:tc>
+        <w:tc>
+          <w:tcPr>
+            <w:tcW w:w="832" w:type="pct"/>
+            <w:vAlign w:val="center"/>
+          </w:tcPr>
+          <w:p>
+            <w:pPr>
+              <w:jc w:val="center"/>
+            </w:pPr>
+            <w:r>
+              <w:t>VARCHAR</w:t>
+            </w:r>
+          </w:p>
+        </w:tc>
+        <w:tc>
+          <w:tcPr>
+            <w:tcW w:w="478" w:type="pct"/>
+            <w:vAlign w:val="center"/>
+          </w:tcPr>
+          <w:p>
+            <w:pPr>
+              <w:jc w:val="center"/>
+            </w:pPr>
+            <w:r>
+              <w:t>50</w:t>
+            </w:r>
+          </w:p>
+        </w:tc>
+        <w:tc>
+          <w:tcPr>
+            <w:tcW w:w="197" w:type="pct"/>
+            <w:vAlign w:val="center"/>
+          </w:tcPr>
+          <w:p>
+            <w:pPr>
+              <w:jc w:val="center"/>
+            </w:pPr>
+          </w:p>
+        </w:tc>
+        <w:tc>
+          <w:tcPr>
+            <w:tcW w:w="192" w:type="pct"/>
+            <w:vAlign w:val="center"/>
+          </w:tcPr>
+          <w:p>
+            <w:pPr>
+              <w:jc w:val="center"/>
+            </w:pPr>
+          </w:p>
+        </w:tc>
+        <w:tc>
+          <w:tcPr>
+            <w:tcW w:w="1080" w:type="pct"/>
+          </w:tcPr>
+          <w:p>
+            <w:r>
+              <w:t>Não pode estar vazio.</w:t>
+            </w:r>
+          </w:p>
+        </w:tc>
+      </w:tr>
+      <w:tr>
+        <w:tc>
+          <w:tcPr>
+            <w:tcW w:w="1033" w:type="pct"/>
+            <w:vAlign w:val="center"/>
+          </w:tcPr>
+          <w:p>
+            <w:r>
+              <w:t>Descrição do Regime.</w:t>
+            </w:r>
+          </w:p>
+        </w:tc>
+        <w:tc>
+          <w:tcPr>
+            <w:tcW w:w="1188" w:type="pct"/>
+            <w:vAlign w:val="center"/>
+          </w:tcPr>
+          <w:p>
+            <w:proofErr w:type="spellStart"/>
+            <w:r>
+              <w:t>regi_descricao</w:t>
+            </w:r>
+            <w:proofErr w:type="spellEnd"/>
+          </w:p>
+        </w:tc>
+        <w:tc>
+          <w:tcPr>
+            <w:tcW w:w="832" w:type="pct"/>
+            <w:vAlign w:val="center"/>
+          </w:tcPr>
+          <w:p>
+            <w:pPr>
+              <w:jc w:val="center"/>
+            </w:pPr>
+            <w:r>
+              <w:t>VARCHAR</w:t>
+            </w:r>
+          </w:p>
+        </w:tc>
+        <w:tc>
+          <w:tcPr>
+            <w:tcW w:w="478" w:type="pct"/>
+            <w:vAlign w:val="center"/>
+          </w:tcPr>
+          <w:p>
+            <w:pPr>
+              <w:jc w:val="center"/>
+            </w:pPr>
+            <w:r>
+              <w:t>150</w:t>
+            </w:r>
+          </w:p>
+        </w:tc>
+        <w:tc>
+          <w:tcPr>
+            <w:tcW w:w="197" w:type="pct"/>
+            <w:vAlign w:val="center"/>
+          </w:tcPr>
+          <w:p>
+            <w:pPr>
+              <w:jc w:val="center"/>
+            </w:pPr>
+          </w:p>
+        </w:tc>
+        <w:tc>
+          <w:tcPr>
+            <w:tcW w:w="192" w:type="pct"/>
+            <w:vAlign w:val="center"/>
+          </w:tcPr>
+          <w:p>
+            <w:pPr>
+              <w:jc w:val="center"/>
+            </w:pPr>
+          </w:p>
+        </w:tc>
+        <w:tc>
+          <w:tcPr>
+            <w:tcW w:w="1080" w:type="pct"/>
+          </w:tcPr>
+          <w:p>
+            <w:r>
+              <w:t>Não pode estar vazio.</w:t>
+            </w:r>
+          </w:p>
+        </w:tc>
+      </w:tr>
+      <w:tr>
+        <w:tc>
+          <w:tcPr>
+            <w:tcW w:w="1033" w:type="pct"/>
+            <w:vAlign w:val="center"/>
+          </w:tcPr>
+          <w:p>
+            <w:r>
+              <w:t>Limite do Faturamento anual da empresa.</w:t>
+            </w:r>
+          </w:p>
+        </w:tc>
+        <w:tc>
+          <w:tcPr>
+            <w:tcW w:w="1188" w:type="pct"/>
+            <w:vAlign w:val="center"/>
+          </w:tcPr>
+          <w:p>
+            <w:proofErr w:type="spellStart"/>
+            <w:r>
+              <w:t>regi_limite_faturamento_anual</w:t>
+            </w:r>
+            <w:proofErr w:type="spellEnd"/>
+          </w:p>
+        </w:tc>
+        <w:tc>
+          <w:tcPr>
+            <w:tcW w:w="832" w:type="pct"/>
+            <w:vAlign w:val="center"/>
+          </w:tcPr>
+          <w:p>
+            <w:pPr>
+              <w:jc w:val="center"/>
+            </w:pPr>
+            <w:r>
+              <w:t>DECIMAL</w:t>
+            </w:r>
+          </w:p>
+        </w:tc>
+        <w:tc>
+          <w:tcPr>
+            <w:tcW w:w="478" w:type="pct"/>
+            <w:vAlign w:val="center"/>
+          </w:tcPr>
+          <w:p>
+            <w:pPr>
+              <w:jc w:val="center"/>
+            </w:pPr>
+            <w:r>
+              <w:t>12,2</w:t>
+            </w:r>
+          </w:p>
+        </w:tc>
+        <w:tc>
+          <w:tcPr>
+            <w:tcW w:w="197" w:type="pct"/>
+            <w:vAlign w:val="center"/>
+          </w:tcPr>
+          <w:p>
+            <w:pPr>
+              <w:jc w:val="center"/>
+            </w:pPr>
+          </w:p>
+        </w:tc>
+        <w:tc>
+          <w:tcPr>
+            <w:tcW w:w="192" w:type="pct"/>
+            <w:vAlign w:val="center"/>
+          </w:tcPr>
+          <w:p>
+            <w:pPr>
+              <w:jc w:val="center"/>
+            </w:pPr>
+          </w:p>
+        </w:tc>
+        <w:tc>
+          <w:tcPr>
+            <w:tcW w:w="1080" w:type="pct"/>
+          </w:tcPr>
+          <w:p>
+            <w:r>
+              <w:t>Não pode estar vazio.</w:t>
+            </w:r>
+          </w:p>
+        </w:tc>
+      </w:tr>
+      <w:tr>
+        <w:tc>
+          <w:tcPr>
+            <w:tcW w:w="1033" w:type="pct"/>
+            <w:vAlign w:val="center"/>
+          </w:tcPr>
+          <w:p>
+            <w:r>
+              <w:t>Tipo de Empresa que pode adotar um Regime.</w:t>
+            </w:r>
+          </w:p>
+        </w:tc>
+        <w:tc>
+          <w:tcPr>
+            <w:tcW w:w="1188" w:type="pct"/>
+            <w:vAlign w:val="center"/>
+          </w:tcPr>
+          <w:p>
+            <w:proofErr w:type="spellStart"/>
+            <w:r>
+              <w:t>regi_tipo_emp_permitida</w:t>
+            </w:r>
+            <w:proofErr w:type="spellEnd"/>
+          </w:p>
+        </w:tc>
+        <w:tc>
+          <w:tcPr>
+            <w:tcW w:w="832" w:type="pct"/>
+            <w:vAlign w:val="center"/>
+          </w:tcPr>
+          <w:p>
+            <w:pPr>
+              <w:jc w:val="center"/>
+            </w:pPr>
+            <w:r>
+              <w:t>TINYINT</w:t>
+            </w:r>
+          </w:p>
+        </w:tc>
+        <w:tc>
+          <w:tcPr>
+            <w:tcW w:w="478" w:type="pct"/>
+            <w:vAlign w:val="center"/>
+          </w:tcPr>
+          <w:p>
+            <w:pPr>
+              <w:jc w:val="center"/>
+            </w:pPr>
+            <w:r>
+              <w:t>1</w:t>
+            </w:r>
+          </w:p>
+        </w:tc>
+        <w:tc>
+          <w:tcPr>
+            <w:tcW w:w="197" w:type="pct"/>
+            <w:vAlign w:val="center"/>
+          </w:tcPr>
+          <w:p>
+            <w:pPr>
+              <w:jc w:val="center"/>
+            </w:pPr>
+          </w:p>
+        </w:tc>
+        <w:tc>
+          <w:tcPr>
+            <w:tcW w:w="192" w:type="pct"/>
+            <w:vAlign w:val="center"/>
+          </w:tcPr>
+          <w:p>
+            <w:pPr>
+              <w:jc w:val="center"/>
+            </w:pPr>
+          </w:p>
+        </w:tc>
+        <w:tc>
+          <w:tcPr>
+            <w:tcW w:w="1080" w:type="pct"/>
+          </w:tcPr>
+          <w:p>
+            <w:r>
+              <w:t>0-Simples Nacional; 1-Lucro Presumido; 2-Lucro Real.</w:t>
+            </w:r>
+          </w:p>
+        </w:tc>
+      </w:tr>
+      <w:tr>
+        <w:tc>
+          <w:tcPr>
+            <w:tcW w:w="1033" w:type="pct"/>
+            <w:vAlign w:val="center"/>
+          </w:tcPr>
+          <w:p>
+            <w:r>
+              <w:t>Status do regime</w:t>
+            </w:r>
+          </w:p>
+        </w:tc>
+        <w:tc>
+          <w:tcPr>
+            <w:tcW w:w="1188" w:type="pct"/>
+            <w:vAlign w:val="center"/>
+          </w:tcPr>
+          <w:p>
+            <w:pPr>
+              <w:ind w:left="708" w:hanging="708"/>
+            </w:pPr>
+            <w:proofErr w:type="spellStart"/>
+            <w:r>
+              <w:t>regi_status</w:t>
+            </w:r>
+            <w:proofErr w:type="spellEnd"/>
+          </w:p>
+        </w:tc>
+        <w:tc>
+          <w:tcPr>
+            <w:tcW w:w="832" w:type="pct"/>
+            <w:vAlign w:val="center"/>
+          </w:tcPr>
+          <w:p>
+            <w:pPr>
+              <w:jc w:val="center"/>
+            </w:pPr>
+            <w:r>
+              <w:t>BIT</w:t>
+            </w:r>
+          </w:p>
+        </w:tc>
+        <w:tc>
+          <w:tcPr>
+            <w:tcW w:w="478" w:type="pct"/>
+            <w:vAlign w:val="center"/>
+          </w:tcPr>
+          <w:p>
+            <w:pPr>
+              <w:jc w:val="center"/>
+            </w:pPr>
+            <w:r>
+              <w:t>1</w:t>
+            </w:r>
+          </w:p>
+        </w:tc>
+        <w:tc>
+          <w:tcPr>
+            <w:tcW w:w="197" w:type="pct"/>
+            <w:vAlign w:val="center"/>
+          </w:tcPr>
+          <w:p>
+            <w:pPr>
+              <w:jc w:val="center"/>
+            </w:pPr>
+          </w:p>
+        </w:tc>
+        <w:tc>
+          <w:tcPr>
+            <w:tcW w:w="192" w:type="pct"/>
+            <w:vAlign w:val="center"/>
+          </w:tcPr>
+          <w:p>
+            <w:pPr>
+              <w:jc w:val="center"/>
+            </w:pPr>
+          </w:p>
+        </w:tc>
+        <w:tc>
+          <w:tcPr>
+            <w:tcW w:w="1080" w:type="pct"/>
+          </w:tcPr>
+          <w:p>
+            <w:r>
+              <w:t>0-Inativo; 1-Ativo.</w:t>
+            </w:r>
+          </w:p>
+        </w:tc>
+      </w:tr>
+    </w:tbl>
+    <w:p>
+      <w:pPr>
+        <w:rPr>
+          <w:sz w:val="22"/>
+          <w:szCs w:val="20"/>
+        </w:rPr>
+      </w:pPr>
+      <w:r>
+        <w:rPr>
+          <w:sz w:val="22"/>
+          <w:szCs w:val="20"/>
+        </w:rPr>
+        <w:t>Fonte: Autoria própria</w:t>
+      </w:r>
+    </w:p>
+    <w:p>
+      <w:pPr>
+        <w:rPr>
+          <w:sz w:val="22"/>
+          <w:szCs w:val="20"/>
+        </w:rPr>
+      </w:pPr>
+    </w:p>
+    <w:p>
+      <w:pPr>
+        <w:pStyle w:val="Legenda"/>
+        <w:keepNext/>
+      </w:pPr>
+      <w:r>
+        <w:t xml:space="preserve">Tabela </w:t>
+      </w:r>
+      <w:r>
+        <w:rPr>
+          <w:noProof/>
+        </w:rPr>
+        <w:fldChar w:fldCharType="begin"/>
+      </w:r>
+      <w:r>
+        <w:rPr>
+          <w:noProof/>
+        </w:rPr>
+        <w:instrText xml:space="preserve"> SEQ Quadro \* ARABIC </w:instrText>
+      </w:r>
+      <w:r>
+        <w:rPr>
+          <w:noProof/>
+        </w:rPr>
+        <w:fldChar w:fldCharType="separate"/>
+      </w:r>
+      <w:r>
+        <w:rPr>
+          <w:noProof/>
+        </w:rPr>
+        <w:t>5</w:t>
+      </w:r>
+      <w:r>
+        <w:rPr>
+          <w:noProof/>
+        </w:rPr>
+        <w:fldChar w:fldCharType="end"/>
+      </w:r>
+      <w:r>
+        <w:t xml:space="preserve"> – REGIME_EMPRESA</w:t>
+      </w:r>
+    </w:p>
+    <w:tbl>
+      <w:tblPr>
+        <w:tblStyle w:val="Tabelacomgrade"/>
+        <w:tblW w:w="5000" w:type="pct"/>
+        <w:tblLook w:val="04A0" w:firstRow="1" w:lastRow="0" w:firstColumn="1" w:lastColumn="0" w:noHBand="0" w:noVBand="1"/>
+      </w:tblPr>
+      <w:tblGrid>
+        <w:gridCol w:w="2914"/>
+        <w:gridCol w:w="3178"/>
+        <w:gridCol w:w="2354"/>
+        <w:gridCol w:w="1363"/>
+        <w:gridCol w:w="550"/>
+        <w:gridCol w:w="536"/>
+        <w:gridCol w:w="3098"/>
+      </w:tblGrid>
+      <w:tr>
+        <w:tc>
+          <w:tcPr>
+            <w:tcW w:w="1049" w:type="pct"/>
+            <w:vAlign w:val="center"/>
+          </w:tcPr>
+          <w:p>
+            <w:pPr>
+              <w:jc w:val="center"/>
+              <w:rPr>
+                <w:b/>
+              </w:rPr>
+            </w:pPr>
+            <w:r>
+              <w:rPr>
+                <w:b/>
+              </w:rPr>
+              <w:t>Ca</w:t>
+            </w:r>
+            <w:r>
+              <w:rPr>
+                <w:b/>
+              </w:rPr>
+              <w:t>m</w:t>
+            </w:r>
+            <w:r>
+              <w:rPr>
+                <w:b/>
+              </w:rPr>
+              <w:t>po Lógico</w:t>
+            </w:r>
+          </w:p>
+        </w:tc>
+        <w:tc>
+          <w:tcPr>
+            <w:tcW w:w="1088" w:type="pct"/>
+            <w:vAlign w:val="center"/>
+          </w:tcPr>
+          <w:p>
+            <w:pPr>
+              <w:jc w:val="center"/>
+              <w:rPr>
+                <w:b/>
+              </w:rPr>
+            </w:pPr>
+            <w:r>
+              <w:rPr>
+                <w:b/>
+              </w:rPr>
+              <w:t>Campo Físico</w:t>
+            </w:r>
+          </w:p>
+        </w:tc>
+        <w:tc>
+          <w:tcPr>
+            <w:tcW w:w="849" w:type="pct"/>
+            <w:vAlign w:val="center"/>
+          </w:tcPr>
+          <w:p>
+            <w:pPr>
+              <w:jc w:val="center"/>
+              <w:rPr>
+                <w:b/>
+              </w:rPr>
+            </w:pPr>
+            <w:r>
+              <w:rPr>
+                <w:b/>
+              </w:rPr>
+              <w:t>Tipo de dados</w:t>
+            </w:r>
+          </w:p>
+        </w:tc>
+        <w:tc>
+          <w:tcPr>
+            <w:tcW w:w="495" w:type="pct"/>
+            <w:vAlign w:val="center"/>
+          </w:tcPr>
+          <w:p>
+            <w:pPr>
+              <w:jc w:val="center"/>
+              <w:rPr>
+                <w:b/>
+              </w:rPr>
+            </w:pPr>
+            <w:r>
+              <w:rPr>
+                <w:b/>
+              </w:rPr>
+              <w:t>Tamanho do campo</w:t>
+            </w:r>
+          </w:p>
+        </w:tc>
+        <w:tc>
+          <w:tcPr>
+            <w:tcW w:w="197" w:type="pct"/>
+            <w:vAlign w:val="center"/>
+          </w:tcPr>
+          <w:p>
+            <w:pPr>
+              <w:jc w:val="center"/>
+              <w:rPr>
+                <w:b/>
+              </w:rPr>
+            </w:pPr>
+            <w:r>
+              <w:rPr>
+                <w:b/>
+              </w:rPr>
+              <w:t>PK</w:t>
+            </w:r>
+          </w:p>
+        </w:tc>
+        <w:tc>
+          <w:tcPr>
+            <w:tcW w:w="192" w:type="pct"/>
+            <w:vAlign w:val="center"/>
+          </w:tcPr>
+          <w:p>
+            <w:pPr>
+              <w:jc w:val="center"/>
+              <w:rPr>
+                <w:b/>
+              </w:rPr>
+            </w:pPr>
+            <w:r>
+              <w:rPr>
+                <w:b/>
+              </w:rPr>
+              <w:t>FK</w:t>
+            </w:r>
+          </w:p>
+        </w:tc>
+        <w:tc>
+          <w:tcPr>
+            <w:tcW w:w="1131" w:type="pct"/>
+            <w:vAlign w:val="center"/>
+          </w:tcPr>
+          <w:p>
+            <w:pPr>
+              <w:jc w:val="center"/>
+              <w:rPr>
+                <w:b/>
+              </w:rPr>
+            </w:pPr>
+            <w:r>
+              <w:rPr>
+                <w:b/>
+              </w:rPr>
+              <w:t>Observações</w:t>
+            </w:r>
+          </w:p>
+        </w:tc>
+      </w:tr>
+      <w:tr>
+        <w:tc>
+          <w:tcPr>
+            <w:tcW w:w="1049" w:type="pct"/>
+            <w:vAlign w:val="center"/>
+          </w:tcPr>
+          <w:p>
+            <w:r>
+              <w:t>Identificador.</w:t>
+            </w:r>
+          </w:p>
+        </w:tc>
+        <w:tc>
+          <w:tcPr>
+            <w:tcW w:w="1088" w:type="pct"/>
+            <w:vAlign w:val="center"/>
+          </w:tcPr>
+          <w:p>
+            <w:proofErr w:type="spellStart"/>
+            <w:r>
+              <w:t>regi_emp_id</w:t>
+            </w:r>
+            <w:proofErr w:type="spellEnd"/>
+          </w:p>
+        </w:tc>
+        <w:tc>
+          <w:tcPr>
+            <w:tcW w:w="849" w:type="pct"/>
+            <w:vAlign w:val="center"/>
+          </w:tcPr>
+          <w:p>
+            <w:pPr>
+              <w:jc w:val="center"/>
+            </w:pPr>
+            <w:r>
+              <w:t>INT</w:t>
+            </w:r>
+          </w:p>
+        </w:tc>
+        <w:tc>
+          <w:tcPr>
+            <w:tcW w:w="495" w:type="pct"/>
+            <w:vAlign w:val="center"/>
+          </w:tcPr>
+          <w:p>
+            <w:pPr>
+              <w:jc w:val="center"/>
+            </w:pPr>
+            <w:r>
+              <w:t>-</w:t>
+            </w:r>
+          </w:p>
+        </w:tc>
+        <w:tc>
+          <w:tcPr>
+            <w:tcW w:w="197" w:type="pct"/>
+            <w:vAlign w:val="center"/>
+          </w:tcPr>
+          <w:p>
+            <w:pPr>
+              <w:jc w:val="center"/>
+            </w:pPr>
+            <w:r>
+              <w:t>x</w:t>
+            </w:r>
+          </w:p>
+        </w:tc>
+        <w:tc>
+          <w:tcPr>
+            <w:tcW w:w="192" w:type="pct"/>
+            <w:vAlign w:val="center"/>
+          </w:tcPr>
+          <w:p>
+            <w:pPr>
+              <w:jc w:val="center"/>
+            </w:pPr>
+          </w:p>
+        </w:tc>
+        <w:tc>
+          <w:tcPr>
+            <w:tcW w:w="1131" w:type="pct"/>
+          </w:tcPr>
+          <w:p>
+            <w:proofErr w:type="spellStart"/>
+            <w:r>
+              <w:t>Auto-Incremento</w:t>
+            </w:r>
+            <w:proofErr w:type="spellEnd"/>
+            <w:r>
+              <w:t>.</w:t>
+            </w:r>
+          </w:p>
+        </w:tc>
+      </w:tr>
+      <w:tr>
+        <w:tc>
+          <w:tcPr>
+            <w:tcW w:w="1049" w:type="pct"/>
+            <w:vAlign w:val="center"/>
+          </w:tcPr>
+          <w:p>
+            <w:r>
+              <w:t>Identificador da Tabela REGIME</w:t>
+            </w:r>
+          </w:p>
+        </w:tc>
+        <w:tc>
+          <w:tcPr>
+            <w:tcW w:w="1088" w:type="pct"/>
+            <w:vAlign w:val="center"/>
+          </w:tcPr>
+          <w:p>
+            <w:proofErr w:type="spellStart"/>
+            <w:r>
+              <w:t>regi_id</w:t>
+            </w:r>
+            <w:proofErr w:type="spellEnd"/>
+          </w:p>
+        </w:tc>
+        <w:tc>
+          <w:tcPr>
+            <w:tcW w:w="849" w:type="pct"/>
+            <w:vAlign w:val="center"/>
+          </w:tcPr>
+          <w:p>
+            <w:pPr>
+              <w:jc w:val="center"/>
+            </w:pPr>
+            <w:r>
+              <w:t>INT</w:t>
+            </w:r>
+          </w:p>
+        </w:tc>
+        <w:tc>
+          <w:tcPr>
+            <w:tcW w:w="495" w:type="pct"/>
+            <w:vAlign w:val="center"/>
+          </w:tcPr>
+          <w:p>
+            <w:pPr>
+              <w:jc w:val="center"/>
+            </w:pPr>
+            <w:r>
+              <w:t>-</w:t>
+            </w:r>
+          </w:p>
+        </w:tc>
+        <w:tc>
+          <w:tcPr>
+            <w:tcW w:w="197" w:type="pct"/>
+            <w:vAlign w:val="center"/>
+          </w:tcPr>
+          <w:p>
+            <w:pPr>
+              <w:jc w:val="center"/>
+            </w:pPr>
+          </w:p>
+        </w:tc>
+        <w:tc>
+          <w:tcPr>
+            <w:tcW w:w="192" w:type="pct"/>
+            <w:vAlign w:val="center"/>
+          </w:tcPr>
+          <w:p>
+            <w:pPr>
+              <w:jc w:val="center"/>
+            </w:pPr>
+            <w:r>
+              <w:t>x</w:t>
+            </w:r>
+          </w:p>
+        </w:tc>
+        <w:tc>
+          <w:tcPr>
+            <w:tcW w:w="1131" w:type="pct"/>
+          </w:tcPr>
+          <w:p/>
+        </w:tc>
+      </w:tr>
+      <w:tr>
+        <w:tc>
+          <w:tcPr>
+            <w:tcW w:w="1049" w:type="pct"/>
+            <w:vAlign w:val="center"/>
+          </w:tcPr>
+          <w:p>
+            <w:r>
+              <w:lastRenderedPageBreak/>
+              <w:t>Identificador da tabela EMPRESAS.</w:t>
+            </w:r>
+          </w:p>
+        </w:tc>
+        <w:tc>
+          <w:tcPr>
+            <w:tcW w:w="1088" w:type="pct"/>
+            <w:vAlign w:val="center"/>
+          </w:tcPr>
+          <w:p>
+            <w:proofErr w:type="spellStart"/>
+            <w:r>
+              <w:t>emp_id</w:t>
+            </w:r>
+            <w:proofErr w:type="spellEnd"/>
+          </w:p>
+        </w:tc>
+        <w:tc>
+          <w:tcPr>
+            <w:tcW w:w="849" w:type="pct"/>
+            <w:vAlign w:val="center"/>
+          </w:tcPr>
+          <w:p>
+            <w:pPr>
+              <w:jc w:val="center"/>
+            </w:pPr>
+            <w:r>
+              <w:t>INT</w:t>
+            </w:r>
+          </w:p>
+        </w:tc>
+        <w:tc>
+          <w:tcPr>
+            <w:tcW w:w="495" w:type="pct"/>
+            <w:vAlign w:val="center"/>
+          </w:tcPr>
+          <w:p>
+            <w:pPr>
+              <w:jc w:val="center"/>
+            </w:pPr>
+            <w:r>
+              <w:t>-</w:t>
+            </w:r>
+          </w:p>
+        </w:tc>
+        <w:tc>
+          <w:tcPr>
+            <w:tcW w:w="197" w:type="pct"/>
+            <w:vAlign w:val="center"/>
+          </w:tcPr>
+          <w:p>
+            <w:pPr>
+              <w:jc w:val="center"/>
+            </w:pPr>
+          </w:p>
+        </w:tc>
+        <w:tc>
+          <w:tcPr>
+            <w:tcW w:w="192" w:type="pct"/>
+            <w:vAlign w:val="center"/>
+          </w:tcPr>
+          <w:p>
+            <w:pPr>
+              <w:jc w:val="center"/>
+            </w:pPr>
+            <w:r>
+              <w:t>x</w:t>
+            </w:r>
+          </w:p>
+        </w:tc>
+        <w:tc>
+          <w:tcPr>
+            <w:tcW w:w="1131" w:type="pct"/>
+          </w:tcPr>
+          <w:p/>
+        </w:tc>
+      </w:tr>
+      <w:tr>
+        <w:tc>
+          <w:tcPr>
+            <w:tcW w:w="1049" w:type="pct"/>
+            <w:vAlign w:val="center"/>
+          </w:tcPr>
+          <w:p>
+            <w:r>
+              <w:t>Data de Início do Regime da Empresa</w:t>
+            </w:r>
+          </w:p>
+        </w:tc>
+        <w:tc>
+          <w:tcPr>
+            <w:tcW w:w="1088" w:type="pct"/>
+            <w:vAlign w:val="center"/>
+          </w:tcPr>
+          <w:p>
+            <w:proofErr w:type="spellStart"/>
+            <w:r>
+              <w:t>regi_emp_data_inicio</w:t>
+            </w:r>
+            <w:proofErr w:type="spellEnd"/>
+          </w:p>
+        </w:tc>
+        <w:tc>
+          <w:tcPr>
+            <w:tcW w:w="849" w:type="pct"/>
+            <w:vAlign w:val="center"/>
+          </w:tcPr>
+          <w:p>
+            <w:pPr>
+              <w:jc w:val="center"/>
+            </w:pPr>
+            <w:r>
+              <w:t>DATE</w:t>
+            </w:r>
+          </w:p>
+        </w:tc>
+        <w:tc>
+          <w:tcPr>
+            <w:tcW w:w="495" w:type="pct"/>
+            <w:vAlign w:val="center"/>
+          </w:tcPr>
+          <w:p>
+            <w:pPr>
+              <w:jc w:val="center"/>
+            </w:pPr>
+            <w:r>
+              <w:t>-</w:t>
+            </w:r>
+          </w:p>
+        </w:tc>
+        <w:tc>
+          <w:tcPr>
+            <w:tcW w:w="197" w:type="pct"/>
+            <w:vAlign w:val="center"/>
+          </w:tcPr>
+          <w:p>
+            <w:pPr>
+              <w:jc w:val="center"/>
+            </w:pPr>
+          </w:p>
+        </w:tc>
+        <w:tc>
+          <w:tcPr>
+            <w:tcW w:w="192" w:type="pct"/>
+            <w:vAlign w:val="center"/>
+          </w:tcPr>
+          <w:p>
+            <w:pPr>
+              <w:jc w:val="center"/>
+            </w:pPr>
+          </w:p>
+        </w:tc>
+        <w:tc>
+          <w:tcPr>
+            <w:tcW w:w="1131" w:type="pct"/>
+          </w:tcPr>
+          <w:p>
+            <w:r>
+              <w:t>Não pode estar vazio.</w:t>
+            </w:r>
+          </w:p>
+        </w:tc>
+      </w:tr>
+      <w:tr>
+        <w:tc>
+          <w:tcPr>
+            <w:tcW w:w="1049" w:type="pct"/>
+            <w:vAlign w:val="center"/>
+          </w:tcPr>
+          <w:p>
+            <w:r>
+              <w:t>Data de Fim do Regime da Empresa</w:t>
+            </w:r>
+          </w:p>
+        </w:tc>
+        <w:tc>
+          <w:tcPr>
+            <w:tcW w:w="1088" w:type="pct"/>
+            <w:vAlign w:val="center"/>
+          </w:tcPr>
+          <w:p>
+            <w:proofErr w:type="spellStart"/>
+            <w:r>
+              <w:t>regi_emp_data_fim</w:t>
+            </w:r>
+            <w:proofErr w:type="spellEnd"/>
+          </w:p>
+        </w:tc>
+        <w:tc>
+          <w:tcPr>
+            <w:tcW w:w="849" w:type="pct"/>
+            <w:vAlign w:val="center"/>
+          </w:tcPr>
+          <w:p>
+            <w:pPr>
+              <w:jc w:val="center"/>
+            </w:pPr>
+            <w:r>
+              <w:t>DATE</w:t>
+            </w:r>
+          </w:p>
+        </w:tc>
+        <w:tc>
+          <w:tcPr>
+            <w:tcW w:w="495" w:type="pct"/>
+            <w:vAlign w:val="center"/>
+          </w:tcPr>
+          <w:p>
+            <w:pPr>
+              <w:jc w:val="center"/>
+            </w:pPr>
+            <w:r>
+              <w:t>-</w:t>
+            </w:r>
+          </w:p>
+        </w:tc>
+        <w:tc>
+          <w:tcPr>
+            <w:tcW w:w="197" w:type="pct"/>
+            <w:vAlign w:val="center"/>
+          </w:tcPr>
+          <w:p>
+            <w:pPr>
+              <w:jc w:val="center"/>
+            </w:pPr>
+          </w:p>
+        </w:tc>
+        <w:tc>
+          <w:tcPr>
+            <w:tcW w:w="192" w:type="pct"/>
+            <w:vAlign w:val="center"/>
+          </w:tcPr>
+          <w:p>
+            <w:pPr>
+              <w:jc w:val="center"/>
+            </w:pPr>
+          </w:p>
+        </w:tc>
+        <w:tc>
+          <w:tcPr>
+            <w:tcW w:w="1131" w:type="pct"/>
+          </w:tcPr>
+          <w:p/>
+        </w:tc>
+      </w:tr>
+      <w:tr>
+        <w:tc>
+          <w:tcPr>
+            <w:tcW w:w="1049" w:type="pct"/>
+            <w:vAlign w:val="center"/>
+          </w:tcPr>
+          <w:p>
+            <w:r>
+              <w:t>Motivo da Alteração do regime.</w:t>
+            </w:r>
+          </w:p>
+        </w:tc>
+        <w:tc>
+          <w:tcPr>
+            <w:tcW w:w="1088" w:type="pct"/>
+            <w:vAlign w:val="center"/>
+          </w:tcPr>
+          <w:p>
+            <w:proofErr w:type="spellStart"/>
+            <w:r>
+              <w:t>regi_emp_motivo_alteracao</w:t>
+            </w:r>
+            <w:proofErr w:type="spellEnd"/>
+          </w:p>
+        </w:tc>
+        <w:tc>
+          <w:tcPr>
+            <w:tcW w:w="849" w:type="pct"/>
+            <w:vAlign w:val="center"/>
+          </w:tcPr>
+          <w:p>
+            <w:pPr>
+              <w:jc w:val="center"/>
+            </w:pPr>
+            <w:r>
+              <w:t>VARCHAR</w:t>
+            </w:r>
+          </w:p>
+        </w:tc>
+        <w:tc>
+          <w:tcPr>
+            <w:tcW w:w="495" w:type="pct"/>
+            <w:vAlign w:val="center"/>
+          </w:tcPr>
+          <w:p>
+            <w:pPr>
+              <w:jc w:val="center"/>
+            </w:pPr>
+            <w:r>
+              <w:t>100</w:t>
+            </w:r>
+          </w:p>
+        </w:tc>
+        <w:tc>
+          <w:tcPr>
+            <w:tcW w:w="197" w:type="pct"/>
+            <w:vAlign w:val="center"/>
+          </w:tcPr>
+          <w:p>
+            <w:pPr>
+              <w:jc w:val="center"/>
+            </w:pPr>
+          </w:p>
+        </w:tc>
+        <w:tc>
+          <w:tcPr>
+            <w:tcW w:w="192" w:type="pct"/>
+            <w:vAlign w:val="center"/>
+          </w:tcPr>
+          <w:p>
+            <w:pPr>
+              <w:jc w:val="center"/>
+            </w:pPr>
+          </w:p>
+        </w:tc>
+        <w:tc>
+          <w:tcPr>
+            <w:tcW w:w="1131" w:type="pct"/>
+          </w:tcPr>
+          <w:p/>
+        </w:tc>
+      </w:tr>
+      <w:tr>
+        <w:tc>
+          <w:tcPr>
+            <w:tcW w:w="1049" w:type="pct"/>
+            <w:vAlign w:val="center"/>
+          </w:tcPr>
+          <w:p>
+            <w:r>
+              <w:t>Status do Regime.</w:t>
+            </w:r>
+          </w:p>
+        </w:tc>
+        <w:tc>
+          <w:tcPr>
+            <w:tcW w:w="1088" w:type="pct"/>
+            <w:vAlign w:val="center"/>
+          </w:tcPr>
+          <w:p>
+            <w:proofErr w:type="spellStart"/>
+            <w:r>
+              <w:t>regi_emp_status</w:t>
+            </w:r>
+            <w:proofErr w:type="spellEnd"/>
+          </w:p>
+        </w:tc>
+        <w:tc>
+          <w:tcPr>
+            <w:tcW w:w="849" w:type="pct"/>
+            <w:vAlign w:val="center"/>
+          </w:tcPr>
+          <w:p>
+            <w:pPr>
+              <w:jc w:val="center"/>
+            </w:pPr>
+            <w:r>
+              <w:t>TINYINT</w:t>
+            </w:r>
+          </w:p>
+        </w:tc>
+        <w:tc>
+          <w:tcPr>
+            <w:tcW w:w="495" w:type="pct"/>
+            <w:vAlign w:val="center"/>
+          </w:tcPr>
+          <w:p>
+            <w:pPr>
+              <w:jc w:val="center"/>
+            </w:pPr>
+            <w:r>
+              <w:t>1</w:t>
+            </w:r>
+          </w:p>
+        </w:tc>
+        <w:tc>
+          <w:tcPr>
+            <w:tcW w:w="197" w:type="pct"/>
+            <w:vAlign w:val="center"/>
+          </w:tcPr>
+          <w:p>
+            <w:pPr>
+              <w:jc w:val="center"/>
+            </w:pPr>
+          </w:p>
+        </w:tc>
+        <w:tc>
+          <w:tcPr>
+            <w:tcW w:w="192" w:type="pct"/>
+            <w:vAlign w:val="center"/>
+          </w:tcPr>
+          <w:p>
+            <w:pPr>
+              <w:jc w:val="center"/>
+            </w:pPr>
+          </w:p>
+        </w:tc>
+        <w:tc>
+          <w:tcPr>
+            <w:tcW w:w="1131" w:type="pct"/>
+          </w:tcPr>
+          <w:p>
+            <w:r>
+              <w:t xml:space="preserve">0-Encerrado; 1-Ativo; </w:t>
+            </w:r>
+            <w:proofErr w:type="gramStart"/>
+            <w:r>
+              <w:t>2-Suspenso</w:t>
+            </w:r>
+            <w:proofErr w:type="gramEnd"/>
+          </w:p>
+        </w:tc>
+      </w:tr>
+      <w:tr>
+        <w:tc>
+          <w:tcPr>
+            <w:tcW w:w="1049" w:type="pct"/>
+            <w:vAlign w:val="center"/>
+          </w:tcPr>
+          <w:p>
+            <w:r>
+              <w:t>Observações do Regime.</w:t>
+            </w:r>
+          </w:p>
+        </w:tc>
+        <w:tc>
+          <w:tcPr>
+            <w:tcW w:w="1088" w:type="pct"/>
+            <w:vAlign w:val="center"/>
+          </w:tcPr>
+          <w:p>
+            <w:proofErr w:type="spellStart"/>
+            <w:r>
+              <w:rPr>
+                <w:u w:val="single"/>
+              </w:rPr>
+              <w:t>regi</w:t>
+            </w:r>
+            <w:r>
+              <w:t>_emp_observacoes</w:t>
+            </w:r>
+            <w:proofErr w:type="spellEnd"/>
+          </w:p>
+        </w:tc>
+        <w:tc>
+          <w:tcPr>
+            <w:tcW w:w="849" w:type="pct"/>
+            <w:vAlign w:val="center"/>
+          </w:tcPr>
+          <w:p>
+            <w:pPr>
+              <w:jc w:val="center"/>
+            </w:pPr>
+            <w:r>
+              <w:t>VARCHAR</w:t>
+            </w:r>
+          </w:p>
+        </w:tc>
+        <w:tc>
+          <w:tcPr>
+            <w:tcW w:w="495" w:type="pct"/>
+            <w:vAlign w:val="center"/>
+          </w:tcPr>
+          <w:p>
+            <w:pPr>
+              <w:jc w:val="center"/>
+              <w:rPr>
+                <w:u w:val="single"/>
+              </w:rPr>
+            </w:pPr>
+            <w:r>
+              <w:t>50</w:t>
+            </w:r>
+          </w:p>
+        </w:tc>
+        <w:tc>
+          <w:tcPr>
+            <w:tcW w:w="197" w:type="pct"/>
+            <w:vAlign w:val="center"/>
+          </w:tcPr>
+          <w:p>
+            <w:pPr>
+              <w:jc w:val="center"/>
+            </w:pPr>
+          </w:p>
+        </w:tc>
+        <w:tc>
+          <w:tcPr>
+            <w:tcW w:w="192" w:type="pct"/>
+            <w:vAlign w:val="center"/>
+          </w:tcPr>
+          <w:p>
+            <w:pPr>
+              <w:jc w:val="center"/>
+            </w:pPr>
+          </w:p>
+        </w:tc>
+        <w:tc>
+          <w:tcPr>
+            <w:tcW w:w="1131" w:type="pct"/>
+          </w:tcPr>
+          <w:p/>
+        </w:tc>
+      </w:tr>
+    </w:tbl>
+    <w:p>
+      <w:pPr>
+        <w:rPr>
+          <w:sz w:val="22"/>
+          <w:szCs w:val="20"/>
+        </w:rPr>
+      </w:pPr>
+      <w:r>
+        <w:rPr>
+          <w:sz w:val="22"/>
+          <w:szCs w:val="20"/>
+        </w:rPr>
+        <w:t>Fonte: Autoria própria</w:t>
+      </w:r>
+    </w:p>
+    <w:p>
+      <w:pPr>
+        <w:pStyle w:val="Legenda"/>
+        <w:keepNext/>
+      </w:pPr>
+    </w:p>
+    <w:p>
+      <w:pPr>
+        <w:pStyle w:val="Legenda"/>
+        <w:keepNext/>
+      </w:pPr>
+      <w:r>
+        <w:t xml:space="preserve">Tabela </w:t>
+      </w:r>
+      <w:r>
+        <w:rPr>
+          <w:noProof/>
+        </w:rPr>
+        <w:fldChar w:fldCharType="begin"/>
+      </w:r>
+      <w:r>
+        <w:rPr>
+          <w:noProof/>
+        </w:rPr>
+        <w:instrText xml:space="preserve"> SEQ Quadro \* ARABIC </w:instrText>
+      </w:r>
+      <w:r>
+        <w:rPr>
+          <w:noProof/>
+        </w:rPr>
+        <w:fldChar w:fldCharType="separate"/>
+      </w:r>
+      <w:r>
+        <w:rPr>
+          <w:noProof/>
+        </w:rPr>
+        <w:t>6</w:t>
+      </w:r>
+      <w:r>
+        <w:rPr>
+          <w:noProof/>
+        </w:rPr>
+        <w:fldChar w:fldCharType="end"/>
+      </w:r>
+      <w:r>
+        <w:t xml:space="preserve"> - DOCUMENTOS</w:t>
+      </w:r>
+    </w:p>
+    <w:tbl>
+      <w:tblPr>
+        <w:tblStyle w:val="Tabelacomgrade"/>
+        <w:tblW w:w="5000" w:type="pct"/>
+        <w:tblLook w:val="04A0" w:firstRow="1" w:lastRow="0" w:firstColumn="1" w:lastColumn="0" w:noHBand="0" w:noVBand="1"/>
+      </w:tblPr>
+      <w:tblGrid>
+        <w:gridCol w:w="2972"/>
+        <w:gridCol w:w="2835"/>
+        <w:gridCol w:w="2410"/>
+        <w:gridCol w:w="1419"/>
+        <w:gridCol w:w="568"/>
+        <w:gridCol w:w="568"/>
+        <w:gridCol w:w="3221"/>
+      </w:tblGrid>
+      <w:tr>
+        <w:tc>
+          <w:tcPr>
+            <w:tcW w:w="1062" w:type="pct"/>
+            <w:vAlign w:val="center"/>
+          </w:tcPr>
+          <w:p>
+            <w:pPr>
+              <w:jc w:val="center"/>
+              <w:rPr>
+                <w:b/>
+              </w:rPr>
+            </w:pPr>
+            <w:r>
+              <w:rPr>
+                <w:b/>
+              </w:rPr>
+              <w:t>Ca</w:t>
+            </w:r>
+            <w:r>
+              <w:rPr>
+                <w:b/>
+              </w:rPr>
+              <w:t>m</w:t>
+            </w:r>
+            <w:r>
+              <w:rPr>
+                <w:b/>
+              </w:rPr>
+              <w:t>po Lógico</w:t>
+            </w:r>
+          </w:p>
+        </w:tc>
+        <w:tc>
+          <w:tcPr>
+            <w:tcW w:w="1013" w:type="pct"/>
+            <w:vAlign w:val="center"/>
+          </w:tcPr>
+          <w:p>
+            <w:pPr>
+              <w:jc w:val="center"/>
+              <w:rPr>
+                <w:b/>
+              </w:rPr>
+            </w:pPr>
+            <w:r>
+              <w:rPr>
+                <w:b/>
+              </w:rPr>
+              <w:t>Campo Físico</w:t>
+            </w:r>
+          </w:p>
+        </w:tc>
+        <w:tc>
+          <w:tcPr>
+            <w:tcW w:w="861" w:type="pct"/>
+            <w:vAlign w:val="center"/>
+          </w:tcPr>
+          <w:p>
+            <w:pPr>
+              <w:jc w:val="center"/>
+              <w:rPr>
+                <w:b/>
+              </w:rPr>
+            </w:pPr>
+            <w:r>
+              <w:rPr>
+                <w:b/>
+              </w:rPr>
+              <w:t>Tipo de dados</w:t>
+            </w:r>
+          </w:p>
+        </w:tc>
+        <w:tc>
+          <w:tcPr>
+            <w:tcW w:w="507" w:type="pct"/>
+            <w:vAlign w:val="center"/>
+          </w:tcPr>
+          <w:p>
+            <w:pPr>
+              <w:jc w:val="center"/>
+              <w:rPr>
+                <w:b/>
+              </w:rPr>
+            </w:pPr>
+            <w:r>
+              <w:rPr>
+                <w:b/>
+              </w:rPr>
+              <w:t>Tamanho do campo</w:t>
+            </w:r>
+          </w:p>
+        </w:tc>
+        <w:tc>
+          <w:tcPr>
+            <w:tcW w:w="203" w:type="pct"/>
+            <w:vAlign w:val="center"/>
+          </w:tcPr>
+          <w:p>
+            <w:pPr>
+              <w:jc w:val="center"/>
+              <w:rPr>
+                <w:b/>
+              </w:rPr>
+            </w:pPr>
+            <w:r>
+              <w:rPr>
+                <w:b/>
+              </w:rPr>
+              <w:t>PK</w:t>
+            </w:r>
+          </w:p>
+        </w:tc>
+        <w:tc>
+          <w:tcPr>
+            <w:tcW w:w="203" w:type="pct"/>
+            <w:vAlign w:val="center"/>
+          </w:tcPr>
+          <w:p>
+            <w:pPr>
+              <w:jc w:val="center"/>
+              <w:rPr>
+                <w:b/>
+              </w:rPr>
+            </w:pPr>
+            <w:r>
+              <w:rPr>
+                <w:b/>
+              </w:rPr>
+              <w:t>FK</w:t>
+            </w:r>
+          </w:p>
+        </w:tc>
+        <w:tc>
+          <w:tcPr>
+            <w:tcW w:w="1151" w:type="pct"/>
+            <w:vAlign w:val="center"/>
+          </w:tcPr>
+          <w:p>
+            <w:pPr>
+              <w:jc w:val="center"/>
+              <w:rPr>
+                <w:b/>
+              </w:rPr>
+            </w:pPr>
+            <w:r>
+              <w:rPr>
+                <w:b/>
+              </w:rPr>
+              <w:t>Observações</w:t>
+            </w:r>
+          </w:p>
+        </w:tc>
+      </w:tr>
+      <w:tr>
+        <w:tc>
+          <w:tcPr>
+            <w:tcW w:w="1062" w:type="pct"/>
+            <w:vAlign w:val="center"/>
+          </w:tcPr>
+          <w:p>
+            <w:r>
+              <w:t>Identificador.</w:t>
+            </w:r>
+          </w:p>
+        </w:tc>
+        <w:tc>
+          <w:tcPr>
+            <w:tcW w:w="1013" w:type="pct"/>
+            <w:vAlign w:val="center"/>
+          </w:tcPr>
+          <w:p>
+            <w:proofErr w:type="spellStart"/>
+            <w:r>
+              <w:t>doc_id</w:t>
+            </w:r>
+            <w:proofErr w:type="spellEnd"/>
+          </w:p>
+        </w:tc>
+        <w:tc>
+          <w:tcPr>
+            <w:tcW w:w="861" w:type="pct"/>
+            <w:vAlign w:val="center"/>
+          </w:tcPr>
+          <w:p>
+            <w:pPr>
+              <w:jc w:val="center"/>
+            </w:pPr>
+            <w:r>
+              <w:t>INT</w:t>
+            </w:r>
+          </w:p>
+        </w:tc>
+        <w:tc>
+          <w:tcPr>
+            <w:tcW w:w="507" w:type="pct"/>
+            <w:vAlign w:val="center"/>
+          </w:tcPr>
+          <w:p>
+            <w:pPr>
+              <w:jc w:val="center"/>
+            </w:pPr>
+            <w:r>
+              <w:t>-</w:t>
+            </w:r>
+          </w:p>
+        </w:tc>
+        <w:tc>
+          <w:tcPr>
+            <w:tcW w:w="203" w:type="pct"/>
+            <w:vAlign w:val="center"/>
+          </w:tcPr>
+          <w:p>
+            <w:pPr>
+              <w:jc w:val="center"/>
+            </w:pPr>
+            <w:r>
+              <w:t>x</w:t>
+            </w:r>
+          </w:p>
+        </w:tc>
+        <w:tc>
+          <w:tcPr>
+            <w:tcW w:w="203" w:type="pct"/>
+            <w:vAlign w:val="center"/>
+          </w:tcPr>
+          <w:p>
+            <w:pPr>
+              <w:jc w:val="center"/>
+            </w:pPr>
+          </w:p>
+        </w:tc>
+        <w:tc>
+          <w:tcPr>
+            <w:tcW w:w="1151" w:type="pct"/>
+          </w:tcPr>
+          <w:p>
+            <w:proofErr w:type="spellStart"/>
+            <w:r>
+              <w:t>Auto-Incremento</w:t>
+            </w:r>
+            <w:proofErr w:type="spellEnd"/>
+            <w:r>
+              <w:t>.</w:t>
+            </w:r>
+          </w:p>
+        </w:tc>
+      </w:tr>
+      <w:tr>
+        <w:tc>
+          <w:tcPr>
+            <w:tcW w:w="1062" w:type="pct"/>
+            <w:vAlign w:val="center"/>
+          </w:tcPr>
+          <w:p>
+            <w:r>
+              <w:t>Identificador da Tabela Usuários.</w:t>
+            </w:r>
+          </w:p>
+        </w:tc>
+        <w:tc>
+          <w:tcPr>
+            <w:tcW w:w="1013" w:type="pct"/>
+            <w:vAlign w:val="center"/>
+          </w:tcPr>
+          <w:p>
+            <w:proofErr w:type="spellStart"/>
+            <w:r>
+              <w:t>usu_id</w:t>
+            </w:r>
+            <w:proofErr w:type="spellEnd"/>
+          </w:p>
+        </w:tc>
+        <w:tc>
+          <w:tcPr>
+            <w:tcW w:w="861" w:type="pct"/>
+            <w:vAlign w:val="center"/>
+          </w:tcPr>
+          <w:p>
+            <w:pPr>
+              <w:jc w:val="center"/>
+            </w:pPr>
+            <w:r>
+              <w:t>INT</w:t>
+            </w:r>
+          </w:p>
+        </w:tc>
+        <w:tc>
+          <w:tcPr>
+            <w:tcW w:w="507" w:type="pct"/>
+            <w:vAlign w:val="center"/>
+          </w:tcPr>
+          <w:p>
+            <w:pPr>
+              <w:jc w:val="center"/>
+            </w:pPr>
+            <w:r>
+              <w:t>-</w:t>
+            </w:r>
+          </w:p>
+        </w:tc>
+        <w:tc>
+          <w:tcPr>
+            <w:tcW w:w="203" w:type="pct"/>
+            <w:vAlign w:val="center"/>
+          </w:tcPr>
+          <w:p>
+            <w:pPr>
+              <w:jc w:val="center"/>
+            </w:pPr>
+          </w:p>
+        </w:tc>
+        <w:tc>
+          <w:tcPr>
+            <w:tcW w:w="203" w:type="pct"/>
+            <w:vAlign w:val="center"/>
+          </w:tcPr>
+          <w:p>
+            <w:pPr>
+              <w:jc w:val="center"/>
+            </w:pPr>
+            <w:r>
+              <w:t>x</w:t>
+            </w:r>
+          </w:p>
+        </w:tc>
+        <w:tc>
+          <w:tcPr>
+            <w:tcW w:w="1151" w:type="pct"/>
+          </w:tcPr>
+          <w:p/>
+        </w:tc>
+      </w:tr>
+      <w:tr>
+        <w:tc>
+          <w:tcPr>
+            <w:tcW w:w="1062" w:type="pct"/>
+            <w:vAlign w:val="center"/>
+          </w:tcPr>
+          <w:p>
+            <w:r>
+              <w:lastRenderedPageBreak/>
+              <w:t>Identificador da Tabela Empresa.</w:t>
+            </w:r>
+          </w:p>
+        </w:tc>
+        <w:tc>
+          <w:tcPr>
+            <w:tcW w:w="1013" w:type="pct"/>
+            <w:vAlign w:val="center"/>
+          </w:tcPr>
+          <w:p>
+            <w:proofErr w:type="spellStart"/>
+            <w:r>
+              <w:t>emp_id</w:t>
+            </w:r>
+            <w:proofErr w:type="spellEnd"/>
+          </w:p>
+        </w:tc>
+        <w:tc>
+          <w:tcPr>
+            <w:tcW w:w="861" w:type="pct"/>
+            <w:vAlign w:val="center"/>
+          </w:tcPr>
+          <w:p>
+            <w:pPr>
+              <w:jc w:val="center"/>
+            </w:pPr>
+            <w:r>
+              <w:t>INT</w:t>
+            </w:r>
+          </w:p>
+        </w:tc>
+        <w:tc>
+          <w:tcPr>
+            <w:tcW w:w="507" w:type="pct"/>
+            <w:vAlign w:val="center"/>
+          </w:tcPr>
+          <w:p>
+            <w:pPr>
+              <w:jc w:val="center"/>
+            </w:pPr>
+            <w:r>
+              <w:t>-</w:t>
+            </w:r>
+          </w:p>
+        </w:tc>
+        <w:tc>
+          <w:tcPr>
+            <w:tcW w:w="203" w:type="pct"/>
+            <w:vAlign w:val="center"/>
+          </w:tcPr>
+          <w:p>
+            <w:pPr>
+              <w:jc w:val="center"/>
+            </w:pPr>
+          </w:p>
+        </w:tc>
+        <w:tc>
+          <w:tcPr>
+            <w:tcW w:w="203" w:type="pct"/>
+            <w:vAlign w:val="center"/>
+          </w:tcPr>
+          <w:p>
+            <w:pPr>
+              <w:jc w:val="center"/>
+            </w:pPr>
+            <w:r>
+              <w:t>x</w:t>
+            </w:r>
+          </w:p>
+        </w:tc>
+        <w:tc>
+          <w:tcPr>
+            <w:tcW w:w="1151" w:type="pct"/>
+          </w:tcPr>
+          <w:p/>
+        </w:tc>
+      </w:tr>
+      <w:tr>
+        <w:tc>
+          <w:tcPr>
+            <w:tcW w:w="1062" w:type="pct"/>
+            <w:vAlign w:val="center"/>
+          </w:tcPr>
+          <w:p>
+            <w:r>
+              <w:t>Identificador da Tabela Tipo Documentos.</w:t>
+            </w:r>
+          </w:p>
+        </w:tc>
+        <w:tc>
+          <w:tcPr>
+            <w:tcW w:w="1013" w:type="pct"/>
+            <w:vAlign w:val="center"/>
+          </w:tcPr>
+          <w:p>
+            <w:proofErr w:type="spellStart"/>
+            <w:r>
+              <w:t>tpd_id</w:t>
+            </w:r>
+            <w:proofErr w:type="spellEnd"/>
+          </w:p>
+        </w:tc>
+        <w:tc>
+          <w:tcPr>
+            <w:tcW w:w="861" w:type="pct"/>
+            <w:vAlign w:val="center"/>
+          </w:tcPr>
+          <w:p>
+            <w:pPr>
+              <w:jc w:val="center"/>
+            </w:pPr>
+            <w:r>
+              <w:t>INT</w:t>
+            </w:r>
+          </w:p>
+        </w:tc>
+        <w:tc>
+          <w:tcPr>
+            <w:tcW w:w="507" w:type="pct"/>
+            <w:vAlign w:val="center"/>
+          </w:tcPr>
+          <w:p>
+            <w:pPr>
+              <w:jc w:val="center"/>
+            </w:pPr>
+            <w:r>
+              <w:t>-</w:t>
+            </w:r>
+          </w:p>
+        </w:tc>
+        <w:tc>
+          <w:tcPr>
+            <w:tcW w:w="203" w:type="pct"/>
+            <w:vAlign w:val="center"/>
+          </w:tcPr>
+          <w:p>
+            <w:pPr>
+              <w:jc w:val="center"/>
+            </w:pPr>
+          </w:p>
+        </w:tc>
+        <w:tc>
+          <w:tcPr>
+            <w:tcW w:w="203" w:type="pct"/>
+            <w:vAlign w:val="center"/>
+          </w:tcPr>
+          <w:p>
+            <w:pPr>
+              <w:jc w:val="center"/>
+            </w:pPr>
+          </w:p>
+        </w:tc>
+        <w:tc>
+          <w:tcPr>
+            <w:tcW w:w="1151" w:type="pct"/>
+          </w:tcPr>
+          <w:p/>
+        </w:tc>
+      </w:tr>
+      <w:tr>
+        <w:tc>
+          <w:tcPr>
+            <w:tcW w:w="1062" w:type="pct"/>
+            <w:vAlign w:val="center"/>
+          </w:tcPr>
+          <w:p>
+            <w:r>
+              <w:t>Nome do arquivo.</w:t>
+            </w:r>
+          </w:p>
+        </w:tc>
+        <w:tc>
+          <w:tcPr>
+            <w:tcW w:w="1013" w:type="pct"/>
+            <w:vAlign w:val="center"/>
+          </w:tcPr>
+          <w:p>
+            <w:proofErr w:type="spellStart"/>
+            <w:r>
+              <w:t>doc_arquivo_nome</w:t>
+            </w:r>
+            <w:proofErr w:type="spellEnd"/>
+          </w:p>
+        </w:tc>
+        <w:tc>
+          <w:tcPr>
+            <w:tcW w:w="861" w:type="pct"/>
+            <w:vAlign w:val="center"/>
+          </w:tcPr>
+          <w:p>
+            <w:pPr>
+              <w:jc w:val="center"/>
+            </w:pPr>
+            <w:r>
+              <w:t>VARCHAR</w:t>
+            </w:r>
+          </w:p>
+        </w:tc>
+        <w:tc>
+          <w:tcPr>
+            <w:tcW w:w="507" w:type="pct"/>
+            <w:vAlign w:val="center"/>
+          </w:tcPr>
+          <w:p>
+            <w:pPr>
+              <w:jc w:val="center"/>
+            </w:pPr>
+            <w:r>
+              <w:t>100</w:t>
+            </w:r>
+          </w:p>
+        </w:tc>
+        <w:tc>
+          <w:tcPr>
+            <w:tcW w:w="203" w:type="pct"/>
+            <w:vAlign w:val="center"/>
+          </w:tcPr>
+          <w:p>
+            <w:pPr>
+              <w:jc w:val="center"/>
+            </w:pPr>
+          </w:p>
+        </w:tc>
+        <w:tc>
+          <w:tcPr>
+            <w:tcW w:w="203" w:type="pct"/>
+            <w:vAlign w:val="center"/>
+          </w:tcPr>
+          <w:p>
+            <w:pPr>
+              <w:jc w:val="center"/>
+            </w:pPr>
+          </w:p>
+        </w:tc>
+        <w:tc>
+          <w:tcPr>
+            <w:tcW w:w="1151" w:type="pct"/>
+          </w:tcPr>
+          <w:p>
+            <w:r>
+              <w:t>Não pode estar vazio.</w:t>
+            </w:r>
+          </w:p>
+        </w:tc>
+      </w:tr>
+      <w:tr>
+        <w:tc>
+          <w:tcPr>
+            <w:tcW w:w="1062" w:type="pct"/>
+            <w:vAlign w:val="center"/>
+          </w:tcPr>
+          <w:p>
+            <w:r>
+              <w:t>Data de Emissão do Documento.</w:t>
+            </w:r>
+          </w:p>
+        </w:tc>
+        <w:tc>
+          <w:tcPr>
+            <w:tcW w:w="1013" w:type="pct"/>
+            <w:vAlign w:val="center"/>
+          </w:tcPr>
+          <w:p>
+            <w:proofErr w:type="spellStart"/>
+            <w:r>
+              <w:t>doc_data_emissao</w:t>
+            </w:r>
+            <w:proofErr w:type="spellEnd"/>
+          </w:p>
+        </w:tc>
+        <w:tc>
+          <w:tcPr>
+            <w:tcW w:w="861" w:type="pct"/>
+            <w:vAlign w:val="center"/>
+          </w:tcPr>
+          <w:p>
+            <w:pPr>
+              <w:jc w:val="center"/>
+            </w:pPr>
+            <w:r>
+              <w:t>DATE</w:t>
+            </w:r>
+          </w:p>
+        </w:tc>
+        <w:tc>
+          <w:tcPr>
+            <w:tcW w:w="507" w:type="pct"/>
+            <w:vAlign w:val="center"/>
+          </w:tcPr>
+          <w:p>
+            <w:pPr>
+              <w:jc w:val="center"/>
+            </w:pPr>
+            <w:r>
+              <w:t>-</w:t>
+            </w:r>
+          </w:p>
+        </w:tc>
+        <w:tc>
+          <w:tcPr>
+            <w:tcW w:w="203" w:type="pct"/>
+            <w:vAlign w:val="center"/>
+          </w:tcPr>
+          <w:p>
+            <w:pPr>
+              <w:jc w:val="center"/>
+            </w:pPr>
+          </w:p>
+        </w:tc>
+        <w:tc>
+          <w:tcPr>
+            <w:tcW w:w="203" w:type="pct"/>
+            <w:vAlign w:val="center"/>
+          </w:tcPr>
+          <w:p>
+            <w:pPr>
+              <w:jc w:val="center"/>
+            </w:pPr>
+          </w:p>
+        </w:tc>
+        <w:tc>
+          <w:tcPr>
+            <w:tcW w:w="1151" w:type="pct"/>
+          </w:tcPr>
+          <w:p>
+            <w:r>
+              <w:t>Não pode estar vazio.</w:t>
+            </w:r>
+          </w:p>
+        </w:tc>
+      </w:tr>
+      <w:tr>
+        <w:tc>
+          <w:tcPr>
+            <w:tcW w:w="1062" w:type="pct"/>
+            <w:vAlign w:val="center"/>
+          </w:tcPr>
+          <w:p>
+            <w:r>
+              <w:t>Valor do Documento.</w:t>
+            </w:r>
+          </w:p>
+        </w:tc>
+        <w:tc>
+          <w:tcPr>
+            <w:tcW w:w="1013" w:type="pct"/>
+            <w:vAlign w:val="center"/>
+          </w:tcPr>
+          <w:p>
+            <w:proofErr w:type="spellStart"/>
+            <w:r>
+              <w:t>doc_valor</w:t>
+            </w:r>
+            <w:proofErr w:type="spellEnd"/>
+          </w:p>
+        </w:tc>
+        <w:tc>
+          <w:tcPr>
+            <w:tcW w:w="861" w:type="pct"/>
+            <w:vAlign w:val="center"/>
+          </w:tcPr>
+          <w:p>
+            <w:pPr>
+              <w:jc w:val="center"/>
+            </w:pPr>
+            <w:r>
+              <w:t>DECIMAL</w:t>
+            </w:r>
+          </w:p>
+        </w:tc>
+        <w:tc>
+          <w:tcPr>
+            <w:tcW w:w="507" w:type="pct"/>
+            <w:vAlign w:val="center"/>
+          </w:tcPr>
+          <w:p>
+            <w:pPr>
+              <w:jc w:val="center"/>
+            </w:pPr>
+            <w:r>
+              <w:t>12,2</w:t>
+            </w:r>
+          </w:p>
+        </w:tc>
+        <w:tc>
+          <w:tcPr>
+            <w:tcW w:w="203" w:type="pct"/>
+            <w:vAlign w:val="center"/>
+          </w:tcPr>
+          <w:p>
+            <w:pPr>
+              <w:jc w:val="center"/>
+            </w:pPr>
+          </w:p>
+        </w:tc>
+        <w:tc>
+          <w:tcPr>
+            <w:tcW w:w="203" w:type="pct"/>
+            <w:vAlign w:val="center"/>
+          </w:tcPr>
+          <w:p>
+            <w:pPr>
+              <w:jc w:val="center"/>
+            </w:pPr>
+          </w:p>
+        </w:tc>
+        <w:tc>
+          <w:tcPr>
+            <w:tcW w:w="1151" w:type="pct"/>
+          </w:tcPr>
+          <w:p>
+            <w:r>
+              <w:t>Não pode estar vazio.</w:t>
+            </w:r>
+          </w:p>
+        </w:tc>
+      </w:tr>
+      <w:tr>
+        <w:tc>
+          <w:tcPr>
+            <w:tcW w:w="1062" w:type="pct"/>
+            <w:vAlign w:val="center"/>
+          </w:tcPr>
+          <w:p>
+            <w:r>
+              <w:t>Status do documento</w:t>
+            </w:r>
+          </w:p>
+        </w:tc>
+        <w:tc>
+          <w:tcPr>
+            <w:tcW w:w="1013" w:type="pct"/>
+            <w:vAlign w:val="center"/>
+          </w:tcPr>
+          <w:p>
+            <w:proofErr w:type="spellStart"/>
+            <w:r>
+              <w:t>doc_status</w:t>
+            </w:r>
+            <w:proofErr w:type="spellEnd"/>
+          </w:p>
+        </w:tc>
+        <w:tc>
+          <w:tcPr>
+            <w:tcW w:w="861" w:type="pct"/>
+            <w:vAlign w:val="center"/>
+          </w:tcPr>
+          <w:p>
+            <w:pPr>
+              <w:jc w:val="center"/>
+            </w:pPr>
+            <w:r>
+              <w:t>BIT</w:t>
+            </w:r>
+          </w:p>
+        </w:tc>
+        <w:tc>
+          <w:tcPr>
+            <w:tcW w:w="507" w:type="pct"/>
+            <w:vAlign w:val="center"/>
+          </w:tcPr>
+          <w:p>
+            <w:pPr>
+              <w:jc w:val="center"/>
+            </w:pPr>
+            <w:r>
+              <w:t>1</w:t>
+            </w:r>
+          </w:p>
+        </w:tc>
+        <w:tc>
+          <w:tcPr>
+            <w:tcW w:w="203" w:type="pct"/>
+            <w:vAlign w:val="center"/>
+          </w:tcPr>
+          <w:p>
+            <w:pPr>
+              <w:jc w:val="center"/>
+            </w:pPr>
+          </w:p>
+        </w:tc>
+        <w:tc>
+          <w:tcPr>
+            <w:tcW w:w="203" w:type="pct"/>
+            <w:vAlign w:val="center"/>
+          </w:tcPr>
+          <w:p>
+            <w:pPr>
+              <w:jc w:val="center"/>
+            </w:pPr>
+          </w:p>
+        </w:tc>
+        <w:tc>
+          <w:tcPr>
+            <w:tcW w:w="1151" w:type="pct"/>
+          </w:tcPr>
+          <w:p>
+            <w:r>
+              <w:t>0-Inativo; 1-Ativo.</w:t>
+            </w:r>
+          </w:p>
+        </w:tc>
+      </w:tr>
+    </w:tbl>
+    <w:p>
+      <w:pPr>
+        <w:rPr>
+          <w:sz w:val="22"/>
+          <w:szCs w:val="20"/>
+        </w:rPr>
+      </w:pPr>
+      <w:r>
+        <w:rPr>
+          <w:sz w:val="22"/>
+          <w:szCs w:val="20"/>
+        </w:rPr>
+        <w:t>Fonte: Autoria própria</w:t>
+      </w:r>
+    </w:p>
+    <w:p>
+      <w:pPr>
+        <w:rPr>
+          <w:sz w:val="22"/>
+          <w:szCs w:val="20"/>
+        </w:rPr>
+      </w:pPr>
+    </w:p>
+    <w:p>
+      <w:pPr>
+        <w:pStyle w:val="Legenda"/>
+        <w:keepNext/>
+      </w:pPr>
+      <w:r>
+        <w:t xml:space="preserve">Tabela </w:t>
+      </w:r>
+      <w:r>
+        <w:rPr>
+          <w:noProof/>
+        </w:rPr>
+        <w:fldChar w:fldCharType="begin"/>
+      </w:r>
+      <w:r>
+        <w:rPr>
+          <w:noProof/>
+        </w:rPr>
+        <w:instrText xml:space="preserve"> SEQ Quadro \* ARABIC </w:instrText>
+      </w:r>
+      <w:r>
+        <w:rPr>
+          <w:noProof/>
+        </w:rPr>
+        <w:fldChar w:fldCharType="separate"/>
+      </w:r>
+      <w:r>
+        <w:rPr>
+          <w:noProof/>
+        </w:rPr>
+        <w:t>7</w:t>
+      </w:r>
+      <w:r>
+        <w:rPr>
+          <w:noProof/>
+        </w:rPr>
+        <w:fldChar w:fldCharType="end"/>
+      </w:r>
+      <w:r>
+        <w:t xml:space="preserve"> </w:t>
+      </w:r>
+      <w:proofErr w:type="gramStart"/>
+      <w:r>
+        <w:t>-  TIPO</w:t>
+      </w:r>
+      <w:proofErr w:type="gramEnd"/>
+      <w:r>
+        <w:t>_DOCUMENTOS</w:t>
+      </w:r>
+    </w:p>
+    <w:tbl>
+      <w:tblPr>
+        <w:tblStyle w:val="Tabelacomgrade"/>
+        <w:tblW w:w="5000" w:type="pct"/>
+        <w:tblLook w:val="04A0" w:firstRow="1" w:lastRow="0" w:firstColumn="1" w:lastColumn="0" w:noHBand="0" w:noVBand="1"/>
+      </w:tblPr>
+      <w:tblGrid>
+        <w:gridCol w:w="2972"/>
+        <w:gridCol w:w="2835"/>
+        <w:gridCol w:w="2410"/>
+        <w:gridCol w:w="1419"/>
+        <w:gridCol w:w="568"/>
+        <w:gridCol w:w="568"/>
+        <w:gridCol w:w="3221"/>
+      </w:tblGrid>
+      <w:tr>
+        <w:tc>
+          <w:tcPr>
+            <w:tcW w:w="1062" w:type="pct"/>
+            <w:vAlign w:val="center"/>
+          </w:tcPr>
+          <w:p>
+            <w:pPr>
+              <w:jc w:val="center"/>
+              <w:rPr>
+                <w:b/>
+              </w:rPr>
+            </w:pPr>
+            <w:r>
+              <w:rPr>
+                <w:b/>
+              </w:rPr>
+              <w:t>Ca</w:t>
+            </w:r>
+            <w:r>
+              <w:rPr>
+                <w:b/>
+              </w:rPr>
+              <w:t>m</w:t>
+            </w:r>
+            <w:r>
+              <w:rPr>
+                <w:b/>
+              </w:rPr>
+              <w:t>po Lógico</w:t>
+            </w:r>
+          </w:p>
+        </w:tc>
+        <w:tc>
+          <w:tcPr>
+            <w:tcW w:w="1013" w:type="pct"/>
+            <w:vAlign w:val="center"/>
+          </w:tcPr>
+          <w:p>
+            <w:pPr>
+              <w:jc w:val="center"/>
+              <w:rPr>
+                <w:b/>
+              </w:rPr>
+            </w:pPr>
+            <w:r>
+              <w:rPr>
+                <w:b/>
+              </w:rPr>
+              <w:t>Campo Físico</w:t>
+            </w:r>
+          </w:p>
+        </w:tc>
+        <w:tc>
+          <w:tcPr>
+            <w:tcW w:w="861" w:type="pct"/>
+            <w:vAlign w:val="center"/>
+          </w:tcPr>
+          <w:p>
+            <w:pPr>
+              <w:jc w:val="center"/>
+              <w:rPr>
+                <w:b/>
+              </w:rPr>
+            </w:pPr>
+            <w:r>
+              <w:rPr>
+                <w:b/>
+              </w:rPr>
+              <w:t>Tipo de dados</w:t>
+            </w:r>
+          </w:p>
+        </w:tc>
+        <w:tc>
+          <w:tcPr>
+            <w:tcW w:w="507" w:type="pct"/>
+            <w:vAlign w:val="center"/>
+          </w:tcPr>
+          <w:p>
+            <w:pPr>
+              <w:jc w:val="center"/>
+              <w:rPr>
+                <w:b/>
+              </w:rPr>
+            </w:pPr>
+            <w:r>
+              <w:rPr>
+                <w:b/>
+              </w:rPr>
+              <w:t>Tamanho do campo</w:t>
+            </w:r>
+          </w:p>
+        </w:tc>
+        <w:tc>
+          <w:tcPr>
+            <w:tcW w:w="203" w:type="pct"/>
+            <w:vAlign w:val="center"/>
+          </w:tcPr>
+          <w:p>
+            <w:pPr>
+              <w:jc w:val="center"/>
+              <w:rPr>
+                <w:b/>
+              </w:rPr>
+            </w:pPr>
+            <w:r>
+              <w:rPr>
+                <w:b/>
+              </w:rPr>
+              <w:t>PK</w:t>
+            </w:r>
+          </w:p>
+        </w:tc>
+        <w:tc>
+          <w:tcPr>
+            <w:tcW w:w="203" w:type="pct"/>
+            <w:vAlign w:val="center"/>
+          </w:tcPr>
+          <w:p>
+            <w:pPr>
+              <w:jc w:val="center"/>
+              <w:rPr>
+                <w:b/>
+              </w:rPr>
+            </w:pPr>
+            <w:r>
+              <w:rPr>
+                <w:b/>
+              </w:rPr>
+              <w:t>FK</w:t>
+            </w:r>
+          </w:p>
+        </w:tc>
+        <w:tc>
+          <w:tcPr>
+            <w:tcW w:w="1151" w:type="pct"/>
+            <w:vAlign w:val="center"/>
+          </w:tcPr>
+          <w:p>
+            <w:pPr>
+              <w:jc w:val="center"/>
+              <w:rPr>
+                <w:b/>
+              </w:rPr>
+            </w:pPr>
+            <w:r>
+              <w:rPr>
+                <w:b/>
+              </w:rPr>
+              <w:t>Observações</w:t>
+            </w:r>
+          </w:p>
+        </w:tc>
+      </w:tr>
+      <w:tr>
+        <w:tc>
+          <w:tcPr>
+            <w:tcW w:w="1062" w:type="pct"/>
+            <w:vAlign w:val="center"/>
+          </w:tcPr>
+          <w:p>
+            <w:r>
+              <w:t>Identificador</w:t>
+            </w:r>
+          </w:p>
+        </w:tc>
+        <w:tc>
+          <w:tcPr>
+            <w:tcW w:w="1013" w:type="pct"/>
+            <w:vAlign w:val="center"/>
+          </w:tcPr>
+          <w:p>
+            <w:proofErr w:type="spellStart"/>
+            <w:r>
+              <w:t>tpd_id</w:t>
+            </w:r>
+            <w:proofErr w:type="spellEnd"/>
+          </w:p>
+        </w:tc>
+        <w:tc>
+          <w:tcPr>
+            <w:tcW w:w="861" w:type="pct"/>
+            <w:vAlign w:val="center"/>
+          </w:tcPr>
+          <w:p>
+            <w:pPr>
+              <w:jc w:val="center"/>
+            </w:pPr>
+            <w:r>
+              <w:t>INT</w:t>
+            </w:r>
+          </w:p>
+        </w:tc>
+        <w:tc>
+          <w:tcPr>
+            <w:tcW w:w="507" w:type="pct"/>
+            <w:vAlign w:val="center"/>
+          </w:tcPr>
+          <w:p>
+            <w:pPr>
+              <w:jc w:val="center"/>
+            </w:pPr>
+            <w:r>
+              <w:t>-</w:t>
+            </w:r>
+          </w:p>
+        </w:tc>
+        <w:tc>
+          <w:tcPr>
+            <w:tcW w:w="203" w:type="pct"/>
+            <w:vAlign w:val="center"/>
+          </w:tcPr>
+          <w:p>
+            <w:pPr>
+              <w:jc w:val="center"/>
+            </w:pPr>
+            <w:r>
+              <w:t>x</w:t>
+            </w:r>
+          </w:p>
+        </w:tc>
+        <w:tc>
+          <w:tcPr>
+            <w:tcW w:w="203" w:type="pct"/>
+            <w:vAlign w:val="center"/>
+          </w:tcPr>
+          <w:p>
+            <w:pPr>
+              <w:jc w:val="center"/>
+            </w:pPr>
+          </w:p>
+        </w:tc>
+        <w:tc>
+          <w:tcPr>
+            <w:tcW w:w="1151" w:type="pct"/>
+          </w:tcPr>
+          <w:p>
+            <w:proofErr w:type="spellStart"/>
+            <w:r>
+              <w:t>Auto-Incremento</w:t>
+            </w:r>
+            <w:proofErr w:type="spellEnd"/>
+            <w:r>
+              <w:t>.</w:t>
+            </w:r>
+          </w:p>
+        </w:tc>
+      </w:tr>
+      <w:tr>
+        <w:tc>
+          <w:tcPr>
+            <w:tcW w:w="1062" w:type="pct"/>
+            <w:vAlign w:val="center"/>
+          </w:tcPr>
+          <w:p>
+            <w:proofErr w:type="spellStart"/>
+            <w:r>
+              <w:t>Descricão</w:t>
+            </w:r>
+            <w:proofErr w:type="spellEnd"/>
+            <w:r>
+              <w:t xml:space="preserve"> do Tipo do Documento.</w:t>
+            </w:r>
+          </w:p>
+        </w:tc>
+        <w:tc>
+          <w:tcPr>
+            <w:tcW w:w="1013" w:type="pct"/>
+            <w:vAlign w:val="center"/>
+          </w:tcPr>
+          <w:p>
+            <w:proofErr w:type="spellStart"/>
+            <w:r>
+              <w:t>tpd_descricao</w:t>
+            </w:r>
+            <w:proofErr w:type="spellEnd"/>
+          </w:p>
+        </w:tc>
+        <w:tc>
+          <w:tcPr>
+            <w:tcW w:w="861" w:type="pct"/>
+            <w:vAlign w:val="center"/>
+          </w:tcPr>
+          <w:p>
+            <w:pPr>
+              <w:jc w:val="center"/>
+            </w:pPr>
+            <w:r>
+              <w:t>VARCHAR</w:t>
+            </w:r>
+          </w:p>
+        </w:tc>
+        <w:tc>
+          <w:tcPr>
+            <w:tcW w:w="507" w:type="pct"/>
+            <w:vAlign w:val="center"/>
+          </w:tcPr>
+          <w:p>
+            <w:pPr>
+              <w:jc w:val="center"/>
+            </w:pPr>
+            <w:r>
+              <w:t>30.</w:t>
+            </w:r>
+          </w:p>
+        </w:tc>
+        <w:tc>
+          <w:tcPr>
+            <w:tcW w:w="203" w:type="pct"/>
+            <w:vAlign w:val="center"/>
+          </w:tcPr>
+          <w:p>
+            <w:pPr>
+              <w:jc w:val="center"/>
+            </w:pPr>
+          </w:p>
+        </w:tc>
+        <w:tc>
+          <w:tcPr>
+            <w:tcW w:w="203" w:type="pct"/>
+            <w:vAlign w:val="center"/>
+          </w:tcPr>
+          <w:p>
+            <w:pPr>
+              <w:jc w:val="center"/>
+            </w:pPr>
+          </w:p>
+        </w:tc>
+        <w:tc>
+          <w:tcPr>
+            <w:tcW w:w="1151" w:type="pct"/>
+          </w:tcPr>
+          <w:p>
+            <w:r>
+              <w:t>Não pode estar vazio.</w:t>
+            </w:r>
+          </w:p>
+        </w:tc>
+      </w:tr>
+      <w:tr>
+        <w:tc>
+          <w:tcPr>
+            <w:tcW w:w="1062" w:type="pct"/>
+            <w:vAlign w:val="center"/>
+          </w:tcPr>
+          <w:p>
+            <w:r>
+              <w:lastRenderedPageBreak/>
+              <w:t>Status do tipo de documento</w:t>
+            </w:r>
+          </w:p>
+        </w:tc>
+        <w:tc>
+          <w:tcPr>
+            <w:tcW w:w="1013" w:type="pct"/>
+            <w:vAlign w:val="center"/>
+          </w:tcPr>
+          <w:p>
+            <w:proofErr w:type="spellStart"/>
+            <w:r>
+              <w:t>tpd_status</w:t>
+            </w:r>
+            <w:proofErr w:type="spellEnd"/>
+          </w:p>
+        </w:tc>
+        <w:tc>
+          <w:tcPr>
+            <w:tcW w:w="861" w:type="pct"/>
+            <w:vAlign w:val="center"/>
+          </w:tcPr>
+          <w:p>
+            <w:pPr>
+              <w:jc w:val="center"/>
+            </w:pPr>
+            <w:r>
+              <w:t>BIT</w:t>
+            </w:r>
+          </w:p>
+        </w:tc>
+        <w:tc>
+          <w:tcPr>
+            <w:tcW w:w="507" w:type="pct"/>
+            <w:vAlign w:val="center"/>
+          </w:tcPr>
+          <w:p>
+            <w:pPr>
+              <w:jc w:val="center"/>
+            </w:pPr>
+            <w:r>
+              <w:t>1</w:t>
+            </w:r>
+          </w:p>
+        </w:tc>
+        <w:tc>
+          <w:tcPr>
+            <w:tcW w:w="203" w:type="pct"/>
+            <w:vAlign w:val="center"/>
+          </w:tcPr>
+          <w:p>
+            <w:pPr>
+              <w:jc w:val="center"/>
+            </w:pPr>
+          </w:p>
+        </w:tc>
+        <w:tc>
+          <w:tcPr>
+            <w:tcW w:w="203" w:type="pct"/>
+            <w:vAlign w:val="center"/>
+          </w:tcPr>
+          <w:p>
+            <w:pPr>
+              <w:jc w:val="center"/>
+            </w:pPr>
+          </w:p>
+        </w:tc>
+        <w:tc>
+          <w:tcPr>
+            <w:tcW w:w="1151" w:type="pct"/>
+          </w:tcPr>
+          <w:p>
+            <w:r>
+              <w:t>0-Inativo; 1-Ativo.</w:t>
+            </w:r>
+          </w:p>
+        </w:tc>
+      </w:tr>
+    </w:tbl>
+    <w:p>
+      <w:pPr>
+        <w:rPr>
+          <w:sz w:val="22"/>
+          <w:szCs w:val="20"/>
+        </w:rPr>
+      </w:pPr>
+      <w:r>
+        <w:rPr>
+          <w:sz w:val="22"/>
+          <w:szCs w:val="20"/>
+        </w:rPr>
+        <w:t>Fonte: Autoria própria</w:t>
+      </w:r>
+    </w:p>
+    <w:p>
+      <w:pPr>
+        <w:rPr>
+          <w:sz w:val="22"/>
+          <w:szCs w:val="20"/>
+        </w:rPr>
+      </w:pPr>
+    </w:p>
+    <w:p>
+      <w:pPr>
+        <w:pStyle w:val="Legenda"/>
+        <w:keepNext/>
+      </w:pPr>
+      <w:r>
+        <w:t xml:space="preserve">Tabela </w:t>
+      </w:r>
+      <w:r>
+        <w:rPr>
+          <w:noProof/>
+        </w:rPr>
+        <w:fldChar w:fldCharType="begin"/>
+      </w:r>
+      <w:r>
+        <w:rPr>
+          <w:noProof/>
+        </w:rPr>
+        <w:instrText xml:space="preserve"> SEQ Quadro \* ARABIC </w:instrText>
+      </w:r>
+      <w:r>
+        <w:rPr>
+          <w:noProof/>
+        </w:rPr>
+        <w:fldChar w:fldCharType="separate"/>
+      </w:r>
+      <w:r>
+        <w:rPr>
+          <w:noProof/>
+        </w:rPr>
+        <w:t>8</w:t>
+      </w:r>
+      <w:r>
+        <w:rPr>
+          <w:noProof/>
+        </w:rPr>
+        <w:fldChar w:fldCharType="end"/>
+      </w:r>
+      <w:r>
+        <w:t xml:space="preserve"> - PRAZOS</w:t>
+      </w:r>
+    </w:p>
+    <w:tbl>
+      <w:tblPr>
+        <w:tblStyle w:val="Tabelacomgrade"/>
+        <w:tblW w:w="5000" w:type="pct"/>
+        <w:tblLook w:val="04A0" w:firstRow="1" w:lastRow="0" w:firstColumn="1" w:lastColumn="0" w:noHBand="0" w:noVBand="1"/>
+      </w:tblPr>
+      <w:tblGrid>
+        <w:gridCol w:w="2972"/>
+        <w:gridCol w:w="2835"/>
+        <w:gridCol w:w="2410"/>
+        <w:gridCol w:w="1419"/>
+        <w:gridCol w:w="568"/>
+        <w:gridCol w:w="568"/>
+        <w:gridCol w:w="3221"/>
+      </w:tblGrid>
+      <w:tr>
+        <w:tc>
+          <w:tcPr>
+            <w:tcW w:w="1062" w:type="pct"/>
+            <w:vAlign w:val="center"/>
+          </w:tcPr>
+          <w:p>
+            <w:pPr>
+              <w:jc w:val="center"/>
+              <w:rPr>
+                <w:b/>
+              </w:rPr>
+            </w:pPr>
+            <w:r>
+              <w:rPr>
+                <w:b/>
+              </w:rPr>
+              <w:t>Ca</w:t>
+            </w:r>
+            <w:r>
+              <w:rPr>
+                <w:b/>
+              </w:rPr>
+              <w:t>m</w:t>
+            </w:r>
+            <w:r>
+              <w:rPr>
+                <w:b/>
+              </w:rPr>
+              <w:t>po Lógico</w:t>
+            </w:r>
+          </w:p>
+        </w:tc>
+        <w:tc>
+          <w:tcPr>
+            <w:tcW w:w="1013" w:type="pct"/>
+            <w:vAlign w:val="center"/>
+          </w:tcPr>
+          <w:p>
+            <w:pPr>
+              <w:jc w:val="center"/>
+              <w:rPr>
+                <w:b/>
+              </w:rPr>
+            </w:pPr>
+            <w:r>
+              <w:rPr>
+                <w:b/>
+              </w:rPr>
+              <w:t>Campo Físico</w:t>
+            </w:r>
+          </w:p>
+        </w:tc>
+        <w:tc>
+          <w:tcPr>
+            <w:tcW w:w="861" w:type="pct"/>
+            <w:vAlign w:val="center"/>
+          </w:tcPr>
+          <w:p>
+            <w:pPr>
+              <w:jc w:val="center"/>
+              <w:rPr>
+                <w:b/>
+              </w:rPr>
+            </w:pPr>
+            <w:r>
+              <w:rPr>
+                <w:b/>
+              </w:rPr>
+              <w:t>Tipo de dados</w:t>
+            </w:r>
+          </w:p>
+        </w:tc>
+        <w:tc>
+          <w:tcPr>
+            <w:tcW w:w="507" w:type="pct"/>
+            <w:vAlign w:val="center"/>
+          </w:tcPr>
+          <w:p>
+            <w:pPr>
+              <w:jc w:val="center"/>
+              <w:rPr>
+                <w:b/>
+              </w:rPr>
+            </w:pPr>
+            <w:r>
+              <w:rPr>
+                <w:b/>
+              </w:rPr>
+              <w:t>Tamanho do campo</w:t>
+            </w:r>
+          </w:p>
+        </w:tc>
+        <w:tc>
+          <w:tcPr>
+            <w:tcW w:w="203" w:type="pct"/>
+            <w:vAlign w:val="center"/>
+          </w:tcPr>
+          <w:p>
+            <w:pPr>
+              <w:jc w:val="center"/>
+              <w:rPr>
+                <w:b/>
+              </w:rPr>
+            </w:pPr>
+            <w:r>
+              <w:rPr>
+                <w:b/>
+              </w:rPr>
+              <w:t>PK</w:t>
+            </w:r>
+          </w:p>
+        </w:tc>
+        <w:tc>
+          <w:tcPr>
+            <w:tcW w:w="203" w:type="pct"/>
+            <w:vAlign w:val="center"/>
+          </w:tcPr>
+          <w:p>
+            <w:pPr>
+              <w:jc w:val="center"/>
+              <w:rPr>
+                <w:b/>
+              </w:rPr>
+            </w:pPr>
+            <w:r>
+              <w:rPr>
+                <w:b/>
+              </w:rPr>
+              <w:t>FK</w:t>
+            </w:r>
+          </w:p>
+        </w:tc>
+        <w:tc>
+          <w:tcPr>
+            <w:tcW w:w="1151" w:type="pct"/>
+            <w:vAlign w:val="center"/>
+          </w:tcPr>
+          <w:p>
+            <w:pPr>
+              <w:jc w:val="center"/>
+              <w:rPr>
+                <w:b/>
+              </w:rPr>
+            </w:pPr>
+            <w:r>
+              <w:rPr>
+                <w:b/>
+              </w:rPr>
+              <w:t>Observações</w:t>
+            </w:r>
+          </w:p>
+        </w:tc>
+      </w:tr>
+      <w:tr>
+        <w:tc>
+          <w:tcPr>
+            <w:tcW w:w="1062" w:type="pct"/>
+            <w:vAlign w:val="center"/>
+          </w:tcPr>
+          <w:p>
+            <w:r>
+              <w:t>Identificador.</w:t>
+            </w:r>
+          </w:p>
+        </w:tc>
+        <w:tc>
+          <w:tcPr>
+            <w:tcW w:w="1013" w:type="pct"/>
+            <w:vAlign w:val="center"/>
+          </w:tcPr>
+          <w:p>
+            <w:proofErr w:type="spellStart"/>
+            <w:r>
+              <w:t>praz_id</w:t>
+            </w:r>
+            <w:proofErr w:type="spellEnd"/>
+          </w:p>
+        </w:tc>
+        <w:tc>
+          <w:tcPr>
+            <w:tcW w:w="861" w:type="pct"/>
+            <w:vAlign w:val="center"/>
+          </w:tcPr>
+          <w:p>
+            <w:pPr>
+              <w:jc w:val="center"/>
+            </w:pPr>
+            <w:r>
+              <w:t>INT</w:t>
+            </w:r>
+          </w:p>
+        </w:tc>
+        <w:tc>
+          <w:tcPr>
+            <w:tcW w:w="507" w:type="pct"/>
+            <w:vAlign w:val="center"/>
+          </w:tcPr>
+          <w:p>
+            <w:pPr>
+              <w:jc w:val="center"/>
+            </w:pPr>
+            <w:r>
+              <w:t>-</w:t>
+            </w:r>
+          </w:p>
+        </w:tc>
+        <w:tc>
+          <w:tcPr>
+            <w:tcW w:w="203" w:type="pct"/>
+            <w:vAlign w:val="center"/>
+          </w:tcPr>
+          <w:p>
+            <w:pPr>
+              <w:jc w:val="center"/>
+            </w:pPr>
+            <w:r>
+              <w:t>x</w:t>
+            </w:r>
+          </w:p>
+        </w:tc>
+        <w:tc>
+          <w:tcPr>
+            <w:tcW w:w="203" w:type="pct"/>
+            <w:vAlign w:val="center"/>
+          </w:tcPr>
+          <w:p>
+            <w:pPr>
+              <w:jc w:val="center"/>
+            </w:pPr>
+          </w:p>
+        </w:tc>
+        <w:tc>
+          <w:tcPr>
+            <w:tcW w:w="1151" w:type="pct"/>
+          </w:tcPr>
+          <w:p>
+            <w:proofErr w:type="spellStart"/>
+            <w:r>
+              <w:t>Auto-Incremento</w:t>
+            </w:r>
+            <w:proofErr w:type="spellEnd"/>
+            <w:r>
+              <w:t>.</w:t>
+            </w:r>
+          </w:p>
+        </w:tc>
+      </w:tr>
+      <w:tr>
+        <w:tc>
+          <w:tcPr>
+            <w:tcW w:w="1062" w:type="pct"/>
+            <w:vAlign w:val="center"/>
+          </w:tcPr>
+          <w:p>
+            <w:r>
+              <w:t>Identificador da Tabela Empresa</w:t>
+            </w:r>
+          </w:p>
+        </w:tc>
+        <w:tc>
+          <w:tcPr>
+            <w:tcW w:w="1013" w:type="pct"/>
+            <w:vAlign w:val="center"/>
+          </w:tcPr>
+          <w:p>
+            <w:proofErr w:type="spellStart"/>
+            <w:r>
+              <w:t>emp_id</w:t>
+            </w:r>
+            <w:proofErr w:type="spellEnd"/>
+          </w:p>
+        </w:tc>
+        <w:tc>
+          <w:tcPr>
+            <w:tcW w:w="861" w:type="pct"/>
+            <w:vAlign w:val="center"/>
+          </w:tcPr>
+          <w:p>
+            <w:pPr>
+              <w:jc w:val="center"/>
+            </w:pPr>
+            <w:r>
+              <w:t>INT</w:t>
+            </w:r>
+          </w:p>
+        </w:tc>
+        <w:tc>
+          <w:tcPr>
+            <w:tcW w:w="507" w:type="pct"/>
+            <w:vAlign w:val="center"/>
+          </w:tcPr>
+          <w:p>
+            <w:pPr>
+              <w:jc w:val="center"/>
+            </w:pPr>
+            <w:r>
+              <w:t>-</w:t>
+            </w:r>
+          </w:p>
+        </w:tc>
+        <w:tc>
+          <w:tcPr>
+            <w:tcW w:w="203" w:type="pct"/>
+            <w:vAlign w:val="center"/>
+          </w:tcPr>
+          <w:p>
+            <w:pPr>
+              <w:jc w:val="center"/>
+            </w:pPr>
+          </w:p>
+        </w:tc>
+        <w:tc>
+          <w:tcPr>
+            <w:tcW w:w="203" w:type="pct"/>
+            <w:vAlign w:val="center"/>
+          </w:tcPr>
+          <w:p>
+            <w:pPr>
+              <w:jc w:val="center"/>
+            </w:pPr>
+            <w:r>
+              <w:t>x</w:t>
+            </w:r>
+          </w:p>
+        </w:tc>
+        <w:tc>
+          <w:tcPr>
+            <w:tcW w:w="1151" w:type="pct"/>
+          </w:tcPr>
+          <w:p/>
+        </w:tc>
+      </w:tr>
+      <w:tr>
+        <w:tc>
+          <w:tcPr>
+            <w:tcW w:w="1062" w:type="pct"/>
+            <w:vAlign w:val="center"/>
+          </w:tcPr>
+          <w:p>
+            <w:r>
+              <w:t>Descrição do Prazo.</w:t>
+            </w:r>
+          </w:p>
+        </w:tc>
+        <w:tc>
+          <w:tcPr>
+            <w:tcW w:w="1013" w:type="pct"/>
+            <w:vAlign w:val="center"/>
+          </w:tcPr>
+          <w:p>
+            <w:proofErr w:type="spellStart"/>
+            <w:r>
+              <w:t>praz_descricao</w:t>
+            </w:r>
+            <w:proofErr w:type="spellEnd"/>
+          </w:p>
+        </w:tc>
+        <w:tc>
+          <w:tcPr>
+            <w:tcW w:w="861" w:type="pct"/>
+            <w:vAlign w:val="center"/>
+          </w:tcPr>
+          <w:p>
+            <w:pPr>
+              <w:jc w:val="center"/>
+            </w:pPr>
+            <w:r>
+              <w:t>VARCHAR</w:t>
+            </w:r>
+          </w:p>
+        </w:tc>
+        <w:tc>
+          <w:tcPr>
+            <w:tcW w:w="507" w:type="pct"/>
+            <w:vAlign w:val="center"/>
+          </w:tcPr>
+          <w:p>
+            <w:pPr>
+              <w:jc w:val="center"/>
+            </w:pPr>
+            <w:r>
+              <w:t>50</w:t>
+            </w:r>
+          </w:p>
+        </w:tc>
+        <w:tc>
+          <w:tcPr>
+            <w:tcW w:w="203" w:type="pct"/>
+            <w:vAlign w:val="center"/>
+          </w:tcPr>
+          <w:p>
+            <w:pPr>
+              <w:jc w:val="center"/>
+            </w:pPr>
+          </w:p>
+        </w:tc>
+        <w:tc>
+          <w:tcPr>
+            <w:tcW w:w="203" w:type="pct"/>
+            <w:vAlign w:val="center"/>
+          </w:tcPr>
+          <w:p>
+            <w:pPr>
+              <w:jc w:val="center"/>
+            </w:pPr>
+          </w:p>
+        </w:tc>
+        <w:tc>
+          <w:tcPr>
+            <w:tcW w:w="1151" w:type="pct"/>
+          </w:tcPr>
+          <w:p>
+            <w:r>
+              <w:t>Não pode estar vazio.</w:t>
+            </w:r>
+          </w:p>
+        </w:tc>
+      </w:tr>
+      <w:tr>
+        <w:tc>
+          <w:tcPr>
+            <w:tcW w:w="1062" w:type="pct"/>
+            <w:vAlign w:val="center"/>
+          </w:tcPr>
+          <w:p>
+            <w:r>
+              <w:t>Data de Vencimento do Prazo.</w:t>
+            </w:r>
+          </w:p>
+        </w:tc>
+        <w:tc>
+          <w:tcPr>
+            <w:tcW w:w="1013" w:type="pct"/>
+            <w:vAlign w:val="center"/>
+          </w:tcPr>
+          <w:p>
+            <w:proofErr w:type="spellStart"/>
+            <w:r>
+              <w:t>praz_data_vencimento</w:t>
+            </w:r>
+            <w:proofErr w:type="spellEnd"/>
+          </w:p>
+        </w:tc>
+        <w:tc>
+          <w:tcPr>
+            <w:tcW w:w="861" w:type="pct"/>
+            <w:vAlign w:val="center"/>
+          </w:tcPr>
+          <w:p>
+            <w:pPr>
+              <w:jc w:val="center"/>
+            </w:pPr>
+            <w:r>
+              <w:t>DATE</w:t>
+            </w:r>
+          </w:p>
+        </w:tc>
+        <w:tc>
+          <w:tcPr>
+            <w:tcW w:w="507" w:type="pct"/>
+            <w:vAlign w:val="center"/>
+          </w:tcPr>
+          <w:p>
+            <w:pPr>
+              <w:jc w:val="center"/>
+            </w:pPr>
+            <w:r>
+              <w:t>-</w:t>
+            </w:r>
+          </w:p>
+        </w:tc>
+        <w:tc>
+          <w:tcPr>
+            <w:tcW w:w="203" w:type="pct"/>
+            <w:vAlign w:val="center"/>
+          </w:tcPr>
+          <w:p>
+            <w:pPr>
+              <w:jc w:val="center"/>
+            </w:pPr>
+          </w:p>
+        </w:tc>
+        <w:tc>
+          <w:tcPr>
+            <w:tcW w:w="203" w:type="pct"/>
+            <w:vAlign w:val="center"/>
+          </w:tcPr>
+          <w:p>
+            <w:pPr>
+              <w:jc w:val="center"/>
+            </w:pPr>
+          </w:p>
+        </w:tc>
+        <w:tc>
+          <w:tcPr>
+            <w:tcW w:w="1151" w:type="pct"/>
+          </w:tcPr>
+          <w:p>
+            <w:r>
+              <w:t>Não pode estar vazio.</w:t>
+            </w:r>
+          </w:p>
+        </w:tc>
+      </w:tr>
+      <w:tr>
+        <w:tc>
+          <w:tcPr>
+            <w:tcW w:w="1062" w:type="pct"/>
+            <w:vAlign w:val="center"/>
+          </w:tcPr>
+          <w:p>
+            <w:r>
+              <w:t>Status do Prazo.</w:t>
+            </w:r>
+          </w:p>
+        </w:tc>
+        <w:tc>
+          <w:tcPr>
+            <w:tcW w:w="1013" w:type="pct"/>
+            <w:vAlign w:val="center"/>
+          </w:tcPr>
+          <w:p>
+            <w:pPr>
+              <w:ind w:left="11328" w:hanging="11328"/>
+            </w:pPr>
+            <w:proofErr w:type="spellStart"/>
+            <w:r>
+              <w:t>praz_status</w:t>
+            </w:r>
+            <w:proofErr w:type="spellEnd"/>
+          </w:p>
+        </w:tc>
+        <w:tc>
+          <w:tcPr>
+            <w:tcW w:w="861" w:type="pct"/>
+            <w:vAlign w:val="center"/>
+          </w:tcPr>
+          <w:p>
+            <w:pPr>
+              <w:jc w:val="center"/>
+            </w:pPr>
+            <w:r>
+              <w:t>TINYINT</w:t>
+            </w:r>
+          </w:p>
+        </w:tc>
+        <w:tc>
+          <w:tcPr>
+            <w:tcW w:w="507" w:type="pct"/>
+            <w:vAlign w:val="center"/>
+          </w:tcPr>
+          <w:p>
+            <w:pPr>
+              <w:jc w:val="center"/>
+            </w:pPr>
+            <w:r>
+              <w:t>1</w:t>
+            </w:r>
+          </w:p>
+        </w:tc>
+        <w:tc>
+          <w:tcPr>
+            <w:tcW w:w="203" w:type="pct"/>
+            <w:vAlign w:val="center"/>
+          </w:tcPr>
+          <w:p>
+            <w:pPr>
+              <w:jc w:val="center"/>
+            </w:pPr>
+          </w:p>
+        </w:tc>
+        <w:tc>
+          <w:tcPr>
+            <w:tcW w:w="203" w:type="pct"/>
+            <w:vAlign w:val="center"/>
+          </w:tcPr>
+          <w:p>
+            <w:pPr>
+              <w:jc w:val="center"/>
+            </w:pPr>
+          </w:p>
+        </w:tc>
+        <w:tc>
+          <w:tcPr>
+            <w:tcW w:w="1151" w:type="pct"/>
+          </w:tcPr>
+          <w:p>
+            <w:r>
+              <w:t xml:space="preserve"> 0</w:t>
+            </w:r>
+            <w:r>
+              <w:t>-</w:t>
+            </w:r>
+            <w:r>
+              <w:t>pendente; 1</w:t>
+            </w:r>
+            <w:r>
+              <w:t>-</w:t>
+            </w:r>
+            <w:r>
+              <w:t>concluído; 2</w:t>
+            </w:r>
+            <w:r>
+              <w:t>-v</w:t>
+            </w:r>
+            <w:r>
+              <w:t xml:space="preserve">encido. </w:t>
+            </w:r>
+          </w:p>
+        </w:tc>
+      </w:tr>
+    </w:tbl>
+    <w:p>
+      <w:pPr>
+        <w:rPr>
+          <w:sz w:val="22"/>
+          <w:szCs w:val="20"/>
+        </w:rPr>
+      </w:pPr>
+      <w:r>
+        <w:rPr>
+          <w:sz w:val="22"/>
+          <w:szCs w:val="20"/>
+        </w:rPr>
+        <w:t>Fonte: Autoria própria</w:t>
+      </w:r>
+    </w:p>
+    <w:p>
+      <w:pPr>
+        <w:rPr>
+          <w:sz w:val="22"/>
+          <w:szCs w:val="20"/>
+        </w:rPr>
+      </w:pPr>
+    </w:p>
+    <w:p>
+      <w:pPr>
+        <w:pStyle w:val="Legenda"/>
+        <w:keepNext/>
+      </w:pPr>
+      <w:r>
+        <w:lastRenderedPageBreak/>
+        <w:t xml:space="preserve">Tabela </w:t>
+      </w:r>
+      <w:r>
+        <w:rPr>
+          <w:noProof/>
+        </w:rPr>
+        <w:fldChar w:fldCharType="begin"/>
+      </w:r>
+      <w:r>
+        <w:rPr>
+          <w:noProof/>
+        </w:rPr>
+        <w:instrText xml:space="preserve"> SEQ Quadro \* ARABIC </w:instrText>
+      </w:r>
+      <w:r>
+        <w:rPr>
+          <w:noProof/>
+        </w:rPr>
+        <w:fldChar w:fldCharType="separate"/>
+      </w:r>
+      <w:r>
+        <w:rPr>
+          <w:noProof/>
+        </w:rPr>
+        <w:t>9</w:t>
+      </w:r>
+      <w:r>
+        <w:rPr>
+          <w:noProof/>
+        </w:rPr>
+        <w:fldChar w:fldCharType="end"/>
+      </w:r>
+      <w:r>
+        <w:t xml:space="preserve"> – AUDITORIA</w:t>
+      </w:r>
+    </w:p>
+    <w:tbl>
+      <w:tblPr>
+        <w:tblStyle w:val="Tabelacomgrade"/>
+        <w:tblW w:w="5000" w:type="pct"/>
+        <w:tblLook w:val="04A0" w:firstRow="1" w:lastRow="0" w:firstColumn="1" w:lastColumn="0" w:noHBand="0" w:noVBand="1"/>
+      </w:tblPr>
+      <w:tblGrid>
+        <w:gridCol w:w="2972"/>
+        <w:gridCol w:w="2835"/>
+        <w:gridCol w:w="2410"/>
+        <w:gridCol w:w="1419"/>
+        <w:gridCol w:w="568"/>
+        <w:gridCol w:w="568"/>
+        <w:gridCol w:w="3221"/>
+      </w:tblGrid>
+      <w:tr>
+        <w:tc>
+          <w:tcPr>
+            <w:tcW w:w="1062" w:type="pct"/>
+            <w:vAlign w:val="center"/>
+          </w:tcPr>
+          <w:p>
+            <w:pPr>
+              <w:jc w:val="center"/>
+              <w:rPr>
+                <w:b/>
+              </w:rPr>
+            </w:pPr>
+            <w:r>
+              <w:rPr>
+                <w:b/>
+              </w:rPr>
+              <w:t>Ca</w:t>
+            </w:r>
+            <w:r>
+              <w:rPr>
+                <w:b/>
+              </w:rPr>
+              <w:t>m</w:t>
+            </w:r>
+            <w:r>
+              <w:rPr>
+                <w:b/>
+              </w:rPr>
+              <w:t>po Lógico</w:t>
+            </w:r>
+          </w:p>
+        </w:tc>
+        <w:tc>
+          <w:tcPr>
+            <w:tcW w:w="1013" w:type="pct"/>
+            <w:vAlign w:val="center"/>
+          </w:tcPr>
+          <w:p>
+            <w:pPr>
+              <w:jc w:val="center"/>
+              <w:rPr>
+                <w:b/>
+              </w:rPr>
+            </w:pPr>
+            <w:r>
+              <w:rPr>
+                <w:b/>
+              </w:rPr>
+              <w:t>Campo Físico</w:t>
+            </w:r>
+          </w:p>
+        </w:tc>
+        <w:tc>
+          <w:tcPr>
+            <w:tcW w:w="861" w:type="pct"/>
+            <w:vAlign w:val="center"/>
+          </w:tcPr>
+          <w:p>
+            <w:pPr>
+              <w:jc w:val="center"/>
+              <w:rPr>
+                <w:b/>
+              </w:rPr>
+            </w:pPr>
+            <w:r>
+              <w:rPr>
+                <w:b/>
+              </w:rPr>
+              <w:t>Tipo de dados</w:t>
+            </w:r>
+          </w:p>
+        </w:tc>
+        <w:tc>
+          <w:tcPr>
+            <w:tcW w:w="507" w:type="pct"/>
+            <w:vAlign w:val="center"/>
+          </w:tcPr>
+          <w:p>
+            <w:pPr>
+              <w:jc w:val="center"/>
+              <w:rPr>
+                <w:b/>
+              </w:rPr>
+            </w:pPr>
+            <w:r>
+              <w:rPr>
+                <w:b/>
+              </w:rPr>
+              <w:t>Tamanho do campo</w:t>
+            </w:r>
+          </w:p>
+        </w:tc>
+        <w:tc>
+          <w:tcPr>
+            <w:tcW w:w="203" w:type="pct"/>
+            <w:vAlign w:val="center"/>
+          </w:tcPr>
+          <w:p>
+            <w:pPr>
+              <w:jc w:val="center"/>
+              <w:rPr>
+                <w:b/>
+              </w:rPr>
+            </w:pPr>
+            <w:r>
+              <w:rPr>
+                <w:b/>
+              </w:rPr>
+              <w:t>PK</w:t>
+            </w:r>
+          </w:p>
+        </w:tc>
+        <w:tc>
+          <w:tcPr>
+            <w:tcW w:w="203" w:type="pct"/>
+            <w:vAlign w:val="center"/>
+          </w:tcPr>
+          <w:p>
+            <w:pPr>
+              <w:jc w:val="center"/>
+              <w:rPr>
+                <w:b/>
+              </w:rPr>
+            </w:pPr>
+            <w:r>
+              <w:rPr>
+                <w:b/>
+              </w:rPr>
+              <w:t>FK</w:t>
+            </w:r>
+          </w:p>
+        </w:tc>
+        <w:tc>
+          <w:tcPr>
+            <w:tcW w:w="1151" w:type="pct"/>
+            <w:vAlign w:val="center"/>
+          </w:tcPr>
+          <w:p>
+            <w:pPr>
+              <w:jc w:val="center"/>
+              <w:rPr>
+                <w:b/>
+              </w:rPr>
+            </w:pPr>
+            <w:r>
+              <w:rPr>
+                <w:b/>
+              </w:rPr>
+              <w:t>Observações</w:t>
+            </w:r>
+          </w:p>
+        </w:tc>
+      </w:tr>
+      <w:tr>
+        <w:tc>
+          <w:tcPr>
+            <w:tcW w:w="1062" w:type="pct"/>
+            <w:vAlign w:val="center"/>
+          </w:tcPr>
+          <w:p>
+            <w:r>
+              <w:t>Identificador da ação registrada</w:t>
+            </w:r>
+          </w:p>
+        </w:tc>
+        <w:tc>
+          <w:tcPr>
+            <w:tcW w:w="1013" w:type="pct"/>
+            <w:vAlign w:val="center"/>
+          </w:tcPr>
+          <w:p>
+            <w:proofErr w:type="spellStart"/>
+            <w:r>
+              <w:t>aud_id</w:t>
+            </w:r>
+            <w:proofErr w:type="spellEnd"/>
+          </w:p>
+        </w:tc>
+        <w:tc>
+          <w:tcPr>
+            <w:tcW w:w="861" w:type="pct"/>
+            <w:vAlign w:val="center"/>
+          </w:tcPr>
+          <w:p>
+            <w:pPr>
+              <w:jc w:val="center"/>
+            </w:pPr>
+            <w:r>
+              <w:t>INT</w:t>
+            </w:r>
+          </w:p>
+        </w:tc>
+        <w:tc>
+          <w:tcPr>
+            <w:tcW w:w="507" w:type="pct"/>
+            <w:vAlign w:val="center"/>
+          </w:tcPr>
+          <w:p>
+            <w:pPr>
+              <w:jc w:val="center"/>
+            </w:pPr>
+            <w:r>
+              <w:t>-</w:t>
+            </w:r>
+          </w:p>
+        </w:tc>
+        <w:tc>
+          <w:tcPr>
+            <w:tcW w:w="203" w:type="pct"/>
+            <w:vAlign w:val="center"/>
+          </w:tcPr>
+          <w:p>
+            <w:pPr>
+              <w:jc w:val="center"/>
+            </w:pPr>
+            <w:r>
+              <w:t>X</w:t>
+            </w:r>
+          </w:p>
+        </w:tc>
+        <w:tc>
+          <w:tcPr>
+            <w:tcW w:w="203" w:type="pct"/>
+            <w:vAlign w:val="center"/>
+          </w:tcPr>
+          <w:p>
+            <w:pPr>
+              <w:jc w:val="center"/>
+            </w:pPr>
+          </w:p>
+        </w:tc>
+        <w:tc>
+          <w:tcPr>
+            <w:tcW w:w="1151" w:type="pct"/>
+          </w:tcPr>
+          <w:p>
+            <w:proofErr w:type="spellStart"/>
+            <w:r>
+              <w:t>Auto-Incremento</w:t>
+            </w:r>
+            <w:proofErr w:type="spellEnd"/>
+            <w:r>
+              <w:t>.</w:t>
+            </w:r>
+          </w:p>
+        </w:tc>
+      </w:tr>
+      <w:tr>
+        <w:tc>
+          <w:tcPr>
+            <w:tcW w:w="1062" w:type="pct"/>
+            <w:vAlign w:val="center"/>
+          </w:tcPr>
+          <w:p>
+            <w:r>
+              <w:t>Identificador do usuário que fez a ação</w:t>
+            </w:r>
+          </w:p>
+        </w:tc>
+        <w:tc>
+          <w:tcPr>
+            <w:tcW w:w="1013" w:type="pct"/>
+            <w:vAlign w:val="center"/>
+          </w:tcPr>
+          <w:p>
+            <w:proofErr w:type="spellStart"/>
+            <w:r>
+              <w:t>usu_id</w:t>
+            </w:r>
+            <w:proofErr w:type="spellEnd"/>
+          </w:p>
+        </w:tc>
+        <w:tc>
+          <w:tcPr>
+            <w:tcW w:w="861" w:type="pct"/>
+            <w:vAlign w:val="center"/>
+          </w:tcPr>
+          <w:p>
+            <w:pPr>
+              <w:jc w:val="center"/>
+            </w:pPr>
+            <w:r>
+              <w:t>INT</w:t>
+            </w:r>
+          </w:p>
+        </w:tc>
+        <w:tc>
+          <w:tcPr>
+            <w:tcW w:w="507" w:type="pct"/>
+            <w:vAlign w:val="center"/>
+          </w:tcPr>
+          <w:p>
+            <w:pPr>
+              <w:jc w:val="center"/>
+            </w:pPr>
+            <w:r>
+              <w:t>-</w:t>
+            </w:r>
+          </w:p>
+        </w:tc>
+        <w:tc>
+          <w:tcPr>
+            <w:tcW w:w="203" w:type="pct"/>
+            <w:vAlign w:val="center"/>
+          </w:tcPr>
+          <w:p>
+            <w:pPr>
+              <w:jc w:val="center"/>
+            </w:pPr>
+          </w:p>
+        </w:tc>
+        <w:tc>
+          <w:tcPr>
+            <w:tcW w:w="203" w:type="pct"/>
+            <w:vAlign w:val="center"/>
+          </w:tcPr>
+          <w:p>
+            <w:pPr>
+              <w:jc w:val="center"/>
+            </w:pPr>
+            <w:r>
+              <w:t>X</w:t>
+            </w:r>
+          </w:p>
+        </w:tc>
+        <w:tc>
+          <w:tcPr>
+            <w:tcW w:w="1151" w:type="pct"/>
+          </w:tcPr>
+          <w:p/>
+        </w:tc>
+      </w:tr>
+      <w:tr>
+        <w:tc>
+          <w:tcPr>
+            <w:tcW w:w="1062" w:type="pct"/>
+            <w:vAlign w:val="center"/>
+          </w:tcPr>
+          <w:p>
+            <w:r>
+              <w:t>Tipo de ação executada</w:t>
+            </w:r>
+          </w:p>
+        </w:tc>
+        <w:tc>
+          <w:tcPr>
+            <w:tcW w:w="1013" w:type="pct"/>
+            <w:vAlign w:val="center"/>
+          </w:tcPr>
+          <w:p>
+            <w:proofErr w:type="spellStart"/>
+            <w:r>
+              <w:t>aud_acao</w:t>
+            </w:r>
+            <w:proofErr w:type="spellEnd"/>
+          </w:p>
+        </w:tc>
+        <w:tc>
+          <w:tcPr>
+            <w:tcW w:w="861" w:type="pct"/>
+            <w:vAlign w:val="center"/>
+          </w:tcPr>
+          <w:p>
+            <w:pPr>
+              <w:jc w:val="center"/>
+            </w:pPr>
+            <w:r>
+              <w:t>TINYINT</w:t>
+            </w:r>
+          </w:p>
+        </w:tc>
+        <w:tc>
+          <w:tcPr>
+            <w:tcW w:w="507" w:type="pct"/>
+            <w:vAlign w:val="center"/>
+          </w:tcPr>
+          <w:p>
+            <w:pPr>
+              <w:jc w:val="center"/>
+            </w:pPr>
+            <w:r>
+              <w:t>1</w:t>
+            </w:r>
+          </w:p>
+        </w:tc>
+        <w:tc>
+          <w:tcPr>
+            <w:tcW w:w="203" w:type="pct"/>
+            <w:vAlign w:val="center"/>
+          </w:tcPr>
+          <w:p>
+            <w:pPr>
+              <w:jc w:val="center"/>
+            </w:pPr>
+          </w:p>
+        </w:tc>
+        <w:tc>
+          <w:tcPr>
+            <w:tcW w:w="203" w:type="pct"/>
+            <w:vAlign w:val="center"/>
+          </w:tcPr>
+          <w:p>
+            <w:pPr>
+              <w:jc w:val="center"/>
+            </w:pPr>
+          </w:p>
+        </w:tc>
+        <w:tc>
+          <w:tcPr>
+            <w:tcW w:w="1151" w:type="pct"/>
+          </w:tcPr>
+          <w:p>
+            <w:r>
+              <w:t>0</w:t>
+            </w:r>
+            <w:r>
+              <w:t>-</w:t>
+            </w:r>
+            <w:r>
+              <w:t>inserção 1</w:t>
+            </w:r>
+            <w:r>
+              <w:t>-</w:t>
+            </w:r>
+            <w:r>
+              <w:t>edição 2</w:t>
+            </w:r>
+            <w:r>
+              <w:t>-</w:t>
+            </w:r>
+            <w:r>
+              <w:t>exclusão</w:t>
+            </w:r>
+          </w:p>
+        </w:tc>
+      </w:tr>
+      <w:tr>
+        <w:tc>
+          <w:tcPr>
+            <w:tcW w:w="1062" w:type="pct"/>
+            <w:vAlign w:val="center"/>
+          </w:tcPr>
+          <w:p>
+            <w:r>
+              <w:t>Nome da tabela afetada</w:t>
+            </w:r>
+          </w:p>
+        </w:tc>
+        <w:tc>
+          <w:tcPr>
+            <w:tcW w:w="1013" w:type="pct"/>
+            <w:vAlign w:val="center"/>
+          </w:tcPr>
+          <w:p>
+            <w:proofErr w:type="spellStart"/>
+            <w:r>
+              <w:t>aud_tabela_afetada</w:t>
+            </w:r>
+            <w:proofErr w:type="spellEnd"/>
+          </w:p>
+        </w:tc>
+        <w:tc>
+          <w:tcPr>
+            <w:tcW w:w="861" w:type="pct"/>
+            <w:vAlign w:val="center"/>
+          </w:tcPr>
+          <w:p>
+            <w:pPr>
+              <w:jc w:val="center"/>
+            </w:pPr>
+            <w:r>
+              <w:t>VARCHAR</w:t>
+            </w:r>
+          </w:p>
+        </w:tc>
+        <w:tc>
+          <w:tcPr>
+            <w:tcW w:w="507" w:type="pct"/>
+            <w:vAlign w:val="center"/>
+          </w:tcPr>
+          <w:p>
+            <w:pPr>
+              <w:jc w:val="center"/>
+            </w:pPr>
+            <w:r>
+              <w:t>30</w:t>
+            </w:r>
+          </w:p>
+        </w:tc>
+        <w:tc>
+          <w:tcPr>
+            <w:tcW w:w="203" w:type="pct"/>
+            <w:vAlign w:val="center"/>
+          </w:tcPr>
+          <w:p>
+            <w:pPr>
+              <w:jc w:val="center"/>
+            </w:pPr>
+          </w:p>
+        </w:tc>
+        <w:tc>
+          <w:tcPr>
+            <w:tcW w:w="203" w:type="pct"/>
+            <w:vAlign w:val="center"/>
+          </w:tcPr>
+          <w:p>
+            <w:pPr>
+              <w:jc w:val="center"/>
+            </w:pPr>
+          </w:p>
+        </w:tc>
+        <w:tc>
+          <w:tcPr>
+            <w:tcW w:w="1151" w:type="pct"/>
+          </w:tcPr>
+          <w:p>
+            <w:r>
+              <w:t>Não pode estar vazio.</w:t>
+            </w:r>
+          </w:p>
+        </w:tc>
+      </w:tr>
+      <w:tr>
+        <w:tc>
+          <w:tcPr>
+            <w:tcW w:w="1062" w:type="pct"/>
+            <w:vAlign w:val="center"/>
+          </w:tcPr>
+          <w:p>
+            <w:r>
+              <w:t>Nome do registro afetado</w:t>
+            </w:r>
+          </w:p>
+        </w:tc>
+        <w:tc>
+          <w:tcPr>
+            <w:tcW w:w="1013" w:type="pct"/>
+            <w:vAlign w:val="center"/>
+          </w:tcPr>
+          <w:p>
+            <w:proofErr w:type="spellStart"/>
+            <w:r>
+              <w:t>aud_registro_afetado</w:t>
+            </w:r>
+            <w:proofErr w:type="spellEnd"/>
+          </w:p>
+        </w:tc>
+        <w:tc>
+          <w:tcPr>
+            <w:tcW w:w="861" w:type="pct"/>
+            <w:vAlign w:val="center"/>
+          </w:tcPr>
+          <w:p>
+            <w:pPr>
+              <w:jc w:val="center"/>
+            </w:pPr>
+            <w:r>
+              <w:t>INT</w:t>
+            </w:r>
+          </w:p>
+        </w:tc>
+        <w:tc>
+          <w:tcPr>
+            <w:tcW w:w="507" w:type="pct"/>
+            <w:vAlign w:val="center"/>
+          </w:tcPr>
+          <w:p>
+            <w:pPr>
+              <w:jc w:val="center"/>
+            </w:pPr>
+            <w:r>
+              <w:t>4</w:t>
+            </w:r>
+          </w:p>
+        </w:tc>
+        <w:tc>
+          <w:tcPr>
+            <w:tcW w:w="203" w:type="pct"/>
+            <w:vAlign w:val="center"/>
+          </w:tcPr>
+          <w:p>
+            <w:pPr>
+              <w:jc w:val="center"/>
+            </w:pPr>
+          </w:p>
+        </w:tc>
+        <w:tc>
+          <w:tcPr>
+            <w:tcW w:w="203" w:type="pct"/>
+            <w:vAlign w:val="center"/>
+          </w:tcPr>
+          <w:p>
+            <w:pPr>
+              <w:jc w:val="center"/>
+            </w:pPr>
+          </w:p>
+        </w:tc>
+        <w:tc>
+          <w:tcPr>
+            <w:tcW w:w="1151" w:type="pct"/>
+          </w:tcPr>
+          <w:p>
+            <w:r>
+              <w:t>Não pode estar vazio.</w:t>
+            </w:r>
+          </w:p>
+        </w:tc>
+      </w:tr>
+      <w:tr>
+        <w:tc>
+          <w:tcPr>
+            <w:tcW w:w="1062" w:type="pct"/>
+            <w:vAlign w:val="center"/>
+          </w:tcPr>
+          <w:p>
+            <w:r>
+              <w:t>Data e hora da ação</w:t>
+            </w:r>
+          </w:p>
+        </w:tc>
+        <w:tc>
+          <w:tcPr>
+            <w:tcW w:w="1013" w:type="pct"/>
+            <w:vAlign w:val="center"/>
+          </w:tcPr>
+          <w:p>
+            <w:proofErr w:type="spellStart"/>
+            <w:r>
+              <w:t>aud_data_acao</w:t>
+            </w:r>
+            <w:proofErr w:type="spellEnd"/>
+          </w:p>
+        </w:tc>
+        <w:tc>
+          <w:tcPr>
+            <w:tcW w:w="861" w:type="pct"/>
+            <w:vAlign w:val="center"/>
+          </w:tcPr>
+          <w:p>
+            <w:pPr>
+              <w:jc w:val="center"/>
+            </w:pPr>
+            <w:r>
+              <w:t>DATE</w:t>
+            </w:r>
+          </w:p>
+        </w:tc>
+        <w:tc>
+          <w:tcPr>
+            <w:tcW w:w="507" w:type="pct"/>
+            <w:vAlign w:val="center"/>
+          </w:tcPr>
+          <w:p>
+            <w:pPr>
+              <w:jc w:val="center"/>
+            </w:pPr>
+            <w:r>
+              <w:t>-</w:t>
+            </w:r>
+          </w:p>
+        </w:tc>
+        <w:tc>
+          <w:tcPr>
+            <w:tcW w:w="203" w:type="pct"/>
+            <w:vAlign w:val="center"/>
+          </w:tcPr>
+          <w:p>
+            <w:pPr>
+              <w:jc w:val="center"/>
+            </w:pPr>
+          </w:p>
+        </w:tc>
+        <w:tc>
+          <w:tcPr>
+            <w:tcW w:w="203" w:type="pct"/>
+            <w:vAlign w:val="center"/>
+          </w:tcPr>
+          <w:p>
+            <w:pPr>
+              <w:jc w:val="center"/>
+            </w:pPr>
+          </w:p>
+        </w:tc>
+        <w:tc>
+          <w:tcPr>
+            <w:tcW w:w="1151" w:type="pct"/>
+          </w:tcPr>
+          <w:p>
+            <w:r>
+              <w:t>Não pode estar vazio.</w:t>
+            </w:r>
+          </w:p>
+        </w:tc>
+      </w:tr>
+    </w:tbl>
+    <w:p>
+      <w:pPr>
+        <w:rPr>
+          <w:sz w:val="22"/>
+          <w:szCs w:val="20"/>
+        </w:rPr>
+      </w:pPr>
+      <w:r>
+        <w:rPr>
+          <w:sz w:val="22"/>
+          <w:szCs w:val="20"/>
+        </w:rPr>
+        <w:t>Fonte: Autoria própria</w:t>
+      </w:r>
+    </w:p>
     <w:p/>
-    <w:p/>
-    <w:p>
-      <w:pPr>
-        <w:spacing w:after="200" w:line="276" w:lineRule="auto"/>
-        <w:jc w:val="left"/>
-        <w:rPr>
-          <w:b/>
-          <w:bCs/>
+    <w:p>
+      <w:pPr>
+        <w:pStyle w:val="Legenda"/>
+        <w:keepNext/>
+      </w:pPr>
+      <w:r>
+        <w:t xml:space="preserve">Tabela </w:t>
+      </w:r>
+      <w:r>
+        <w:rPr>
+          <w:noProof/>
+        </w:rPr>
+        <w:fldChar w:fldCharType="begin"/>
+      </w:r>
+      <w:r>
+        <w:rPr>
+          <w:noProof/>
+        </w:rPr>
+        <w:instrText xml:space="preserve"> SEQ Quadro \* ARABIC </w:instrText>
+      </w:r>
+      <w:r>
+        <w:rPr>
+          <w:noProof/>
+        </w:rPr>
+        <w:fldChar w:fldCharType="separate"/>
+      </w:r>
+      <w:r>
+        <w:rPr>
+          <w:noProof/>
+        </w:rPr>
+        <w:t>10</w:t>
+      </w:r>
+      <w:r>
+        <w:rPr>
+          <w:noProof/>
+        </w:rPr>
+        <w:fldChar w:fldCharType="end"/>
+      </w:r>
+      <w:r>
+        <w:t xml:space="preserve"> - SUPORTE</w:t>
+      </w:r>
+    </w:p>
+    <w:tbl>
+      <w:tblPr>
+        <w:tblStyle w:val="Tabelacomgrade"/>
+        <w:tblW w:w="5000" w:type="pct"/>
+        <w:tblLook w:val="04A0" w:firstRow="1" w:lastRow="0" w:firstColumn="1" w:lastColumn="0" w:noHBand="0" w:noVBand="1"/>
+      </w:tblPr>
+      <w:tblGrid>
+        <w:gridCol w:w="2972"/>
+        <w:gridCol w:w="2835"/>
+        <w:gridCol w:w="2410"/>
+        <w:gridCol w:w="1419"/>
+        <w:gridCol w:w="568"/>
+        <w:gridCol w:w="568"/>
+        <w:gridCol w:w="3221"/>
+      </w:tblGrid>
+      <w:tr>
+        <w:tc>
+          <w:tcPr>
+            <w:tcW w:w="1062" w:type="pct"/>
+            <w:vAlign w:val="center"/>
+          </w:tcPr>
+          <w:p>
+            <w:pPr>
+              <w:jc w:val="center"/>
+              <w:rPr>
+                <w:b/>
+              </w:rPr>
+            </w:pPr>
+            <w:r>
+              <w:rPr>
+                <w:b/>
+              </w:rPr>
+              <w:t>Ca</w:t>
+            </w:r>
+            <w:r>
+              <w:rPr>
+                <w:b/>
+              </w:rPr>
+              <w:t>m</w:t>
+            </w:r>
+            <w:r>
+              <w:rPr>
+                <w:b/>
+              </w:rPr>
+              <w:t>po Lógico</w:t>
+            </w:r>
+          </w:p>
+        </w:tc>
+        <w:tc>
+          <w:tcPr>
+            <w:tcW w:w="1013" w:type="pct"/>
+            <w:vAlign w:val="center"/>
+          </w:tcPr>
+          <w:p>
+            <w:pPr>
+              <w:jc w:val="center"/>
+              <w:rPr>
+                <w:b/>
+              </w:rPr>
+            </w:pPr>
+            <w:r>
+              <w:rPr>
+                <w:b/>
+              </w:rPr>
+              <w:t>Campo Físico</w:t>
+            </w:r>
+          </w:p>
+        </w:tc>
+        <w:tc>
+          <w:tcPr>
+            <w:tcW w:w="861" w:type="pct"/>
+            <w:vAlign w:val="center"/>
+          </w:tcPr>
+          <w:p>
+            <w:pPr>
+              <w:jc w:val="center"/>
+              <w:rPr>
+                <w:b/>
+              </w:rPr>
+            </w:pPr>
+            <w:r>
+              <w:rPr>
+                <w:b/>
+              </w:rPr>
+              <w:t>Tipo de dados</w:t>
+            </w:r>
+          </w:p>
+        </w:tc>
+        <w:tc>
+          <w:tcPr>
+            <w:tcW w:w="507" w:type="pct"/>
+            <w:vAlign w:val="center"/>
+          </w:tcPr>
+          <w:p>
+            <w:pPr>
+              <w:jc w:val="center"/>
+              <w:rPr>
+                <w:b/>
+              </w:rPr>
+            </w:pPr>
+            <w:r>
+              <w:rPr>
+                <w:b/>
+              </w:rPr>
+              <w:t>Tamanho do campo</w:t>
+            </w:r>
+          </w:p>
+        </w:tc>
+        <w:tc>
+          <w:tcPr>
+            <w:tcW w:w="203" w:type="pct"/>
+            <w:vAlign w:val="center"/>
+          </w:tcPr>
+          <w:p>
+            <w:pPr>
+              <w:jc w:val="center"/>
+              <w:rPr>
+                <w:b/>
+              </w:rPr>
+            </w:pPr>
+            <w:r>
+              <w:rPr>
+                <w:b/>
+              </w:rPr>
+              <w:t>PK</w:t>
+            </w:r>
+          </w:p>
+        </w:tc>
+        <w:tc>
+          <w:tcPr>
+            <w:tcW w:w="203" w:type="pct"/>
+            <w:vAlign w:val="center"/>
+          </w:tcPr>
+          <w:p>
+            <w:pPr>
+              <w:jc w:val="center"/>
+              <w:rPr>
+                <w:b/>
+              </w:rPr>
+            </w:pPr>
+            <w:r>
+              <w:rPr>
+                <w:b/>
+              </w:rPr>
+              <w:t>FK</w:t>
+            </w:r>
+          </w:p>
+        </w:tc>
+        <w:tc>
+          <w:tcPr>
+            <w:tcW w:w="1151" w:type="pct"/>
+            <w:vAlign w:val="center"/>
+          </w:tcPr>
+          <w:p>
+            <w:pPr>
+              <w:jc w:val="center"/>
+              <w:rPr>
+                <w:b/>
+              </w:rPr>
+            </w:pPr>
+            <w:r>
+              <w:rPr>
+                <w:b/>
+              </w:rPr>
+              <w:t>Observações</w:t>
+            </w:r>
+          </w:p>
+        </w:tc>
+      </w:tr>
+      <w:tr>
+        <w:tc>
+          <w:tcPr>
+            <w:tcW w:w="1062" w:type="pct"/>
+            <w:vAlign w:val="center"/>
+          </w:tcPr>
+          <w:p>
+            <w:r>
+              <w:t>Identificador da solicitação de suporte</w:t>
+            </w:r>
+          </w:p>
+        </w:tc>
+        <w:tc>
+          <w:tcPr>
+            <w:tcW w:w="1013" w:type="pct"/>
+            <w:vAlign w:val="center"/>
+          </w:tcPr>
+          <w:p>
+            <w:proofErr w:type="spellStart"/>
+            <w:r>
+              <w:t>sup_id</w:t>
+            </w:r>
+            <w:proofErr w:type="spellEnd"/>
+          </w:p>
+        </w:tc>
+        <w:tc>
+          <w:tcPr>
+            <w:tcW w:w="861" w:type="pct"/>
+            <w:vAlign w:val="center"/>
+          </w:tcPr>
+          <w:p>
+            <w:pPr>
+              <w:jc w:val="center"/>
+            </w:pPr>
+            <w:r>
+              <w:t>SMALLINT</w:t>
+            </w:r>
+          </w:p>
+        </w:tc>
+        <w:tc>
+          <w:tcPr>
+            <w:tcW w:w="507" w:type="pct"/>
+            <w:vAlign w:val="center"/>
+          </w:tcPr>
+          <w:p>
+            <w:pPr>
+              <w:jc w:val="center"/>
+            </w:pPr>
+            <w:r>
+              <w:t>-</w:t>
+            </w:r>
+          </w:p>
+        </w:tc>
+        <w:tc>
+          <w:tcPr>
+            <w:tcW w:w="203" w:type="pct"/>
+            <w:vAlign w:val="center"/>
+          </w:tcPr>
+          <w:p>
+            <w:pPr>
+              <w:jc w:val="center"/>
+            </w:pPr>
+            <w:r>
+              <w:t>X</w:t>
+            </w:r>
+          </w:p>
+        </w:tc>
+        <w:tc>
+          <w:tcPr>
+            <w:tcW w:w="203" w:type="pct"/>
+            <w:vAlign w:val="center"/>
+          </w:tcPr>
+          <w:p>
+            <w:pPr>
+              <w:jc w:val="center"/>
+            </w:pPr>
+          </w:p>
+        </w:tc>
+        <w:tc>
+          <w:tcPr>
+            <w:tcW w:w="1151" w:type="pct"/>
+          </w:tcPr>
+          <w:p>
+            <w:proofErr w:type="spellStart"/>
+            <w:r>
+              <w:t>Auto-Incremento</w:t>
+            </w:r>
+            <w:proofErr w:type="spellEnd"/>
+            <w:r>
+              <w:t>.</w:t>
+            </w:r>
+          </w:p>
+        </w:tc>
+      </w:tr>
+      <w:tr>
+        <w:tc>
+          <w:tcPr>
+            <w:tcW w:w="1062" w:type="pct"/>
+            <w:vAlign w:val="center"/>
+          </w:tcPr>
+          <w:p>
+            <w:r>
+              <w:lastRenderedPageBreak/>
+              <w:t>Identificador do usuário solicitante</w:t>
+            </w:r>
+          </w:p>
+        </w:tc>
+        <w:tc>
+          <w:tcPr>
+            <w:tcW w:w="1013" w:type="pct"/>
+            <w:vAlign w:val="center"/>
+          </w:tcPr>
+          <w:p>
+            <w:proofErr w:type="spellStart"/>
+            <w:r>
+              <w:t>usu_id_solicitante</w:t>
+            </w:r>
+            <w:proofErr w:type="spellEnd"/>
+          </w:p>
+        </w:tc>
+        <w:tc>
+          <w:tcPr>
+            <w:tcW w:w="861" w:type="pct"/>
+            <w:vAlign w:val="center"/>
+          </w:tcPr>
+          <w:p>
+            <w:pPr>
+              <w:jc w:val="center"/>
+            </w:pPr>
+            <w:r>
+              <w:t>INT</w:t>
+            </w:r>
+          </w:p>
+        </w:tc>
+        <w:tc>
+          <w:tcPr>
+            <w:tcW w:w="507" w:type="pct"/>
+            <w:vAlign w:val="center"/>
+          </w:tcPr>
+          <w:p>
+            <w:pPr>
+              <w:jc w:val="center"/>
+            </w:pPr>
+            <w:r>
+              <w:t>-</w:t>
+            </w:r>
+          </w:p>
+        </w:tc>
+        <w:tc>
+          <w:tcPr>
+            <w:tcW w:w="203" w:type="pct"/>
+            <w:vAlign w:val="center"/>
+          </w:tcPr>
+          <w:p>
+            <w:pPr>
+              <w:jc w:val="center"/>
+            </w:pPr>
+          </w:p>
+        </w:tc>
+        <w:tc>
+          <w:tcPr>
+            <w:tcW w:w="203" w:type="pct"/>
+            <w:vAlign w:val="center"/>
+          </w:tcPr>
+          <w:p>
+            <w:pPr>
+              <w:jc w:val="center"/>
+            </w:pPr>
+            <w:r>
+              <w:t>X</w:t>
+            </w:r>
+          </w:p>
+        </w:tc>
+        <w:tc>
+          <w:tcPr>
+            <w:tcW w:w="1151" w:type="pct"/>
+          </w:tcPr>
+          <w:p/>
+        </w:tc>
+      </w:tr>
+      <w:tr>
+        <w:tc>
+          <w:tcPr>
+            <w:tcW w:w="1062" w:type="pct"/>
+            <w:vAlign w:val="center"/>
+          </w:tcPr>
+          <w:p>
+            <w:r>
+              <w:t>Identificador do usuário técnico</w:t>
+            </w:r>
+          </w:p>
+        </w:tc>
+        <w:tc>
+          <w:tcPr>
+            <w:tcW w:w="1013" w:type="pct"/>
+            <w:vAlign w:val="center"/>
+          </w:tcPr>
+          <w:p>
+            <w:proofErr w:type="spellStart"/>
+            <w:r>
+              <w:t>usu_id_responsavel</w:t>
+            </w:r>
+            <w:proofErr w:type="spellEnd"/>
+          </w:p>
+        </w:tc>
+        <w:tc>
+          <w:tcPr>
+            <w:tcW w:w="861" w:type="pct"/>
+            <w:vAlign w:val="center"/>
+          </w:tcPr>
+          <w:p>
+            <w:pPr>
+              <w:jc w:val="center"/>
+            </w:pPr>
+            <w:r>
+              <w:t>INT</w:t>
+            </w:r>
+          </w:p>
+        </w:tc>
+        <w:tc>
+          <w:tcPr>
+            <w:tcW w:w="507" w:type="pct"/>
+            <w:vAlign w:val="center"/>
+          </w:tcPr>
+          <w:p>
+            <w:pPr>
+              <w:jc w:val="center"/>
+            </w:pPr>
+            <w:r>
+              <w:t>-</w:t>
+            </w:r>
+          </w:p>
+        </w:tc>
+        <w:tc>
+          <w:tcPr>
+            <w:tcW w:w="203" w:type="pct"/>
+            <w:vAlign w:val="center"/>
+          </w:tcPr>
+          <w:p>
+            <w:pPr>
+              <w:jc w:val="center"/>
+            </w:pPr>
+          </w:p>
+        </w:tc>
+        <w:tc>
+          <w:tcPr>
+            <w:tcW w:w="203" w:type="pct"/>
+            <w:vAlign w:val="center"/>
+          </w:tcPr>
+          <w:p>
+            <w:pPr>
+              <w:jc w:val="center"/>
+            </w:pPr>
+            <w:r>
+              <w:t>X</w:t>
+            </w:r>
+          </w:p>
+        </w:tc>
+        <w:tc>
+          <w:tcPr>
+            <w:tcW w:w="1151" w:type="pct"/>
+          </w:tcPr>
+          <w:p/>
+        </w:tc>
+      </w:tr>
+      <w:tr>
+        <w:tc>
+          <w:tcPr>
+            <w:tcW w:w="1062" w:type="pct"/>
+            <w:vAlign w:val="center"/>
+          </w:tcPr>
+          <w:p>
+            <w:r>
+              <w:t>Assunto da solicitação</w:t>
+            </w:r>
+          </w:p>
+        </w:tc>
+        <w:tc>
+          <w:tcPr>
+            <w:tcW w:w="1013" w:type="pct"/>
+            <w:vAlign w:val="center"/>
+          </w:tcPr>
+          <w:p>
+            <w:proofErr w:type="spellStart"/>
+            <w:r>
+              <w:t>sup_assunto</w:t>
+            </w:r>
+            <w:proofErr w:type="spellEnd"/>
+          </w:p>
+        </w:tc>
+        <w:tc>
+          <w:tcPr>
+            <w:tcW w:w="861" w:type="pct"/>
+            <w:vAlign w:val="center"/>
+          </w:tcPr>
+          <w:p>
+            <w:pPr>
+              <w:jc w:val="center"/>
+            </w:pPr>
+            <w:r>
+              <w:t>VARCHAR</w:t>
+            </w:r>
+          </w:p>
+        </w:tc>
+        <w:tc>
+          <w:tcPr>
+            <w:tcW w:w="507" w:type="pct"/>
+            <w:vAlign w:val="center"/>
+          </w:tcPr>
+          <w:p>
+            <w:pPr>
+              <w:jc w:val="center"/>
+            </w:pPr>
+            <w:r>
+              <w:t>50</w:t>
+            </w:r>
+          </w:p>
+        </w:tc>
+        <w:tc>
+          <w:tcPr>
+            <w:tcW w:w="203" w:type="pct"/>
+            <w:vAlign w:val="center"/>
+          </w:tcPr>
+          <w:p>
+            <w:pPr>
+              <w:jc w:val="center"/>
+            </w:pPr>
+          </w:p>
+        </w:tc>
+        <w:tc>
+          <w:tcPr>
+            <w:tcW w:w="203" w:type="pct"/>
+            <w:vAlign w:val="center"/>
+          </w:tcPr>
+          <w:p>
+            <w:pPr>
+              <w:jc w:val="center"/>
+            </w:pPr>
+          </w:p>
+        </w:tc>
+        <w:tc>
+          <w:tcPr>
+            <w:tcW w:w="1151" w:type="pct"/>
+          </w:tcPr>
+          <w:p>
+            <w:r>
+              <w:t>Não pode estar vazio.</w:t>
+            </w:r>
+          </w:p>
+        </w:tc>
+      </w:tr>
+      <w:tr>
+        <w:tc>
+          <w:tcPr>
+            <w:tcW w:w="1062" w:type="pct"/>
+            <w:vAlign w:val="center"/>
+          </w:tcPr>
+          <w:p>
+            <w:r>
+              <w:t>Descrição do problema</w:t>
+            </w:r>
+          </w:p>
+        </w:tc>
+        <w:tc>
+          <w:tcPr>
+            <w:tcW w:w="1013" w:type="pct"/>
+            <w:vAlign w:val="center"/>
+          </w:tcPr>
+          <w:p>
+            <w:proofErr w:type="spellStart"/>
+            <w:r>
+              <w:t>sup_descricao</w:t>
+            </w:r>
+            <w:proofErr w:type="spellEnd"/>
+          </w:p>
+        </w:tc>
+        <w:tc>
+          <w:tcPr>
+            <w:tcW w:w="861" w:type="pct"/>
+            <w:vAlign w:val="center"/>
+          </w:tcPr>
+          <w:p>
+            <w:pPr>
+              <w:jc w:val="center"/>
+            </w:pPr>
+            <w:r>
+              <w:t>TEXT</w:t>
+            </w:r>
+          </w:p>
+        </w:tc>
+        <w:tc>
+          <w:tcPr>
+            <w:tcW w:w="507" w:type="pct"/>
+            <w:vAlign w:val="center"/>
+          </w:tcPr>
+          <w:p>
+            <w:pPr>
+              <w:jc w:val="center"/>
+            </w:pPr>
+            <w:r>
+              <w:t>-</w:t>
+            </w:r>
+          </w:p>
+        </w:tc>
+        <w:tc>
+          <w:tcPr>
+            <w:tcW w:w="203" w:type="pct"/>
+            <w:vAlign w:val="center"/>
+          </w:tcPr>
+          <w:p>
+            <w:pPr>
+              <w:jc w:val="center"/>
+            </w:pPr>
+          </w:p>
+        </w:tc>
+        <w:tc>
+          <w:tcPr>
+            <w:tcW w:w="203" w:type="pct"/>
+            <w:vAlign w:val="center"/>
+          </w:tcPr>
+          <w:p>
+            <w:pPr>
+              <w:jc w:val="center"/>
+            </w:pPr>
+          </w:p>
+        </w:tc>
+        <w:tc>
+          <w:tcPr>
+            <w:tcW w:w="1151" w:type="pct"/>
+          </w:tcPr>
+          <w:p>
+            <w:r>
+              <w:t>Não pode estar vazio.</w:t>
+            </w:r>
+          </w:p>
+        </w:tc>
+      </w:tr>
+      <w:tr>
+        <w:tc>
+          <w:tcPr>
+            <w:tcW w:w="1062" w:type="pct"/>
+            <w:vAlign w:val="center"/>
+          </w:tcPr>
+          <w:p>
+            <w:r>
+              <w:t>Status da solicitação</w:t>
+            </w:r>
+          </w:p>
+        </w:tc>
+        <w:tc>
+          <w:tcPr>
+            <w:tcW w:w="1013" w:type="pct"/>
+            <w:vAlign w:val="center"/>
+          </w:tcPr>
+          <w:p>
+            <w:proofErr w:type="spellStart"/>
+            <w:r>
+              <w:t>sup_status</w:t>
+            </w:r>
+            <w:proofErr w:type="spellEnd"/>
+          </w:p>
+        </w:tc>
+        <w:tc>
+          <w:tcPr>
+            <w:tcW w:w="861" w:type="pct"/>
+            <w:vAlign w:val="center"/>
+          </w:tcPr>
+          <w:p>
+            <w:pPr>
+              <w:jc w:val="center"/>
+            </w:pPr>
+            <w:r>
+              <w:t>TINYINT</w:t>
+            </w:r>
+          </w:p>
+        </w:tc>
+        <w:tc>
+          <w:tcPr>
+            <w:tcW w:w="507" w:type="pct"/>
+            <w:vAlign w:val="center"/>
+          </w:tcPr>
+          <w:p>
+            <w:pPr>
+              <w:jc w:val="center"/>
+            </w:pPr>
+            <w:r>
+              <w:t>1</w:t>
+            </w:r>
+          </w:p>
+        </w:tc>
+        <w:tc>
+          <w:tcPr>
+            <w:tcW w:w="203" w:type="pct"/>
+            <w:vAlign w:val="center"/>
+          </w:tcPr>
+          <w:p>
+            <w:pPr>
+              <w:jc w:val="center"/>
+            </w:pPr>
+          </w:p>
+        </w:tc>
+        <w:tc>
+          <w:tcPr>
+            <w:tcW w:w="203" w:type="pct"/>
+            <w:vAlign w:val="center"/>
+          </w:tcPr>
+          <w:p>
+            <w:pPr>
+              <w:jc w:val="center"/>
+            </w:pPr>
+          </w:p>
+        </w:tc>
+        <w:tc>
+          <w:tcPr>
+            <w:tcW w:w="1151" w:type="pct"/>
+          </w:tcPr>
+          <w:p>
+            <w:r>
+              <w:t>0</w:t>
+            </w:r>
+            <w:r>
+              <w:t>-</w:t>
+            </w:r>
+            <w:r>
+              <w:t>Aberto 1</w:t>
+            </w:r>
+            <w:r>
+              <w:t>-</w:t>
+            </w:r>
+            <w:r>
+              <w:t>Em andamento 2</w:t>
+            </w:r>
+            <w:r>
+              <w:t>-</w:t>
+            </w:r>
+            <w:r>
+              <w:t>Concluído</w:t>
+            </w:r>
+          </w:p>
+        </w:tc>
+      </w:tr>
+      <w:tr>
+        <w:tc>
+          <w:tcPr>
+            <w:tcW w:w="1062" w:type="pct"/>
+            <w:vAlign w:val="center"/>
+          </w:tcPr>
+          <w:p>
+            <w:r>
+              <w:t>Data da abertura</w:t>
+            </w:r>
+          </w:p>
+        </w:tc>
+        <w:tc>
+          <w:tcPr>
+            <w:tcW w:w="1013" w:type="pct"/>
+            <w:vAlign w:val="center"/>
+          </w:tcPr>
+          <w:p>
+            <w:proofErr w:type="spellStart"/>
+            <w:r>
+              <w:t>sup_data_abertura</w:t>
+            </w:r>
+            <w:proofErr w:type="spellEnd"/>
+          </w:p>
+        </w:tc>
+        <w:tc>
+          <w:tcPr>
+            <w:tcW w:w="861" w:type="pct"/>
+            <w:vAlign w:val="center"/>
+          </w:tcPr>
+          <w:p>
+            <w:pPr>
+              <w:jc w:val="center"/>
+            </w:pPr>
+            <w:r>
+              <w:t>DATETIME</w:t>
+            </w:r>
+          </w:p>
+        </w:tc>
+        <w:tc>
+          <w:tcPr>
+            <w:tcW w:w="507" w:type="pct"/>
+            <w:vAlign w:val="center"/>
+          </w:tcPr>
+          <w:p>
+            <w:pPr>
+              <w:jc w:val="center"/>
+            </w:pPr>
+            <w:r>
+              <w:t>-</w:t>
+            </w:r>
+          </w:p>
+        </w:tc>
+        <w:tc>
+          <w:tcPr>
+            <w:tcW w:w="203" w:type="pct"/>
+            <w:vAlign w:val="center"/>
+          </w:tcPr>
+          <w:p>
+            <w:pPr>
+              <w:jc w:val="center"/>
+            </w:pPr>
+          </w:p>
+        </w:tc>
+        <w:tc>
+          <w:tcPr>
+            <w:tcW w:w="203" w:type="pct"/>
+            <w:vAlign w:val="center"/>
+          </w:tcPr>
+          <w:p>
+            <w:pPr>
+              <w:jc w:val="center"/>
+            </w:pPr>
+          </w:p>
+        </w:tc>
+        <w:tc>
+          <w:tcPr>
+            <w:tcW w:w="1151" w:type="pct"/>
+          </w:tcPr>
+          <w:p>
+            <w:r>
+              <w:t>Não pode estar vazio.</w:t>
+            </w:r>
+          </w:p>
+        </w:tc>
+      </w:tr>
+      <w:tr>
+        <w:tc>
+          <w:tcPr>
+            <w:tcW w:w="1062" w:type="pct"/>
+            <w:vAlign w:val="center"/>
+          </w:tcPr>
+          <w:p>
+            <w:r>
+              <w:t>Data da resposta</w:t>
+            </w:r>
+          </w:p>
+        </w:tc>
+        <w:tc>
+          <w:tcPr>
+            <w:tcW w:w="1013" w:type="pct"/>
+            <w:vAlign w:val="center"/>
+          </w:tcPr>
+          <w:p>
+            <w:proofErr w:type="spellStart"/>
+            <w:r>
+              <w:t>sup_data_suporte</w:t>
+            </w:r>
+            <w:proofErr w:type="spellEnd"/>
+          </w:p>
+        </w:tc>
+        <w:tc>
+          <w:tcPr>
+            <w:tcW w:w="861" w:type="pct"/>
+            <w:vAlign w:val="center"/>
+          </w:tcPr>
+          <w:p>
+            <w:pPr>
+              <w:jc w:val="center"/>
+            </w:pPr>
+            <w:r>
+              <w:t>DATETIME</w:t>
+            </w:r>
+          </w:p>
+        </w:tc>
+        <w:tc>
+          <w:tcPr>
+            <w:tcW w:w="507" w:type="pct"/>
+            <w:vAlign w:val="center"/>
+          </w:tcPr>
+          <w:p>
+            <w:pPr>
+              <w:jc w:val="center"/>
+            </w:pPr>
+            <w:r>
+              <w:t>-</w:t>
+            </w:r>
+          </w:p>
+        </w:tc>
+        <w:tc>
+          <w:tcPr>
+            <w:tcW w:w="203" w:type="pct"/>
+            <w:vAlign w:val="center"/>
+          </w:tcPr>
+          <w:p>
+            <w:pPr>
+              <w:jc w:val="center"/>
+            </w:pPr>
+          </w:p>
+        </w:tc>
+        <w:tc>
+          <w:tcPr>
+            <w:tcW w:w="203" w:type="pct"/>
+            <w:vAlign w:val="center"/>
+          </w:tcPr>
+          <w:p>
+            <w:pPr>
+              <w:jc w:val="center"/>
+            </w:pPr>
+          </w:p>
+        </w:tc>
+        <w:tc>
+          <w:tcPr>
+            <w:tcW w:w="1151" w:type="pct"/>
+          </w:tcPr>
+          <w:p>
+            <w:r>
+              <w:t>Não pode estar vazio</w:t>
+            </w:r>
+            <w:r>
+              <w:t>.</w:t>
+            </w:r>
+          </w:p>
+        </w:tc>
+      </w:tr>
+      <w:tr>
+        <w:tc>
+          <w:tcPr>
+            <w:tcW w:w="1062" w:type="pct"/>
+            <w:vAlign w:val="center"/>
+          </w:tcPr>
+          <w:p>
+            <w:r>
+              <w:t>Identificador da resposta</w:t>
+            </w:r>
+          </w:p>
+        </w:tc>
+        <w:tc>
+          <w:tcPr>
+            <w:tcW w:w="1013" w:type="pct"/>
+            <w:vAlign w:val="center"/>
+          </w:tcPr>
+          <w:p>
+            <w:proofErr w:type="spellStart"/>
+            <w:r>
+              <w:t>sup_id_resp</w:t>
+            </w:r>
+            <w:proofErr w:type="spellEnd"/>
+          </w:p>
+        </w:tc>
+        <w:tc>
+          <w:tcPr>
+            <w:tcW w:w="861" w:type="pct"/>
+            <w:vAlign w:val="center"/>
+          </w:tcPr>
+          <w:p>
+            <w:pPr>
+              <w:jc w:val="center"/>
+            </w:pPr>
+            <w:r>
+              <w:t>SMALLINT</w:t>
+            </w:r>
+          </w:p>
+        </w:tc>
+        <w:tc>
+          <w:tcPr>
+            <w:tcW w:w="507" w:type="pct"/>
+            <w:vAlign w:val="center"/>
+          </w:tcPr>
+          <w:p>
+            <w:pPr>
+              <w:jc w:val="center"/>
+            </w:pPr>
+            <w:r>
+              <w:t>-</w:t>
+            </w:r>
+          </w:p>
+        </w:tc>
+        <w:tc>
+          <w:tcPr>
+            <w:tcW w:w="203" w:type="pct"/>
+            <w:vAlign w:val="center"/>
+          </w:tcPr>
+          <w:p>
+            <w:pPr>
+              <w:jc w:val="center"/>
+            </w:pPr>
+          </w:p>
+        </w:tc>
+        <w:tc>
+          <w:tcPr>
+            <w:tcW w:w="203" w:type="pct"/>
+            <w:vAlign w:val="center"/>
+          </w:tcPr>
+          <w:p>
+            <w:pPr>
+              <w:jc w:val="center"/>
+            </w:pPr>
+            <w:r>
+              <w:t>X</w:t>
+            </w:r>
+          </w:p>
+        </w:tc>
+        <w:tc>
+          <w:tcPr>
+            <w:tcW w:w="1151" w:type="pct"/>
+          </w:tcPr>
+          <w:p>
+            <w:r>
+              <w:t>Não pode estar vazio.</w:t>
+            </w:r>
+          </w:p>
+        </w:tc>
+      </w:tr>
+    </w:tbl>
+    <w:p>
+      <w:pPr>
+        <w:rPr>
+          <w:sz w:val="22"/>
+          <w:szCs w:val="20"/>
         </w:rPr>
         <w:sectPr>
           <w:pgSz w:w="16838" w:h="11906" w:orient="landscape" w:code="9"/>
@@ -5840,6 +14249,13 @@
           <w:docGrid w:linePitch="360"/>
         </w:sectPr>
       </w:pPr>
+      <w:r>
+        <w:rPr>
+          <w:sz w:val="22"/>
+          <w:szCs w:val="20"/>
+        </w:rPr>
+        <w:t>Fonte: Autoria própria</w:t>
+      </w:r>
     </w:p>
     <w:p>
       <w:pPr>
@@ -5855,7 +14271,7 @@
           <w:bCs/>
         </w:rPr>
       </w:pPr>
-      <w:bookmarkStart w:id="15" w:name="_Toc215511595"/>
+      <w:bookmarkStart w:id="13" w:name="_Toc215511595"/>
       <w:r>
         <w:rPr>
           <w:b/>
@@ -5909,7 +14325,7 @@
         </w:rPr>
         <w:t>)</w:t>
       </w:r>
-      <w:bookmarkEnd w:id="15"/>
+      <w:bookmarkEnd w:id="13"/>
     </w:p>
     <w:p/>
     <w:p>
@@ -6089,7 +14505,7 @@
           <w:bCs/>
         </w:rPr>
       </w:pPr>
-      <w:bookmarkStart w:id="16" w:name="_Toc215511596"/>
+      <w:bookmarkStart w:id="14" w:name="_Toc215511596"/>
       <w:r>
         <w:rPr>
           <w:b/>
@@ -6097,7 +14513,7 @@
         </w:rPr>
         <w:t>Projeto desenvolvido</w:t>
       </w:r>
-      <w:bookmarkEnd w:id="16"/>
+      <w:bookmarkEnd w:id="14"/>
     </w:p>
     <w:p/>
     <w:p>
@@ -6128,7 +14544,7 @@
           <w:bCs/>
         </w:rPr>
       </w:pPr>
-      <w:bookmarkStart w:id="17" w:name="_Toc215511597"/>
+      <w:bookmarkStart w:id="15" w:name="_Toc215511597"/>
       <w:r>
         <w:rPr>
           <w:b/>
@@ -6136,7 +14552,7 @@
         </w:rPr>
         <w:t>Política de Privacidade</w:t>
       </w:r>
-      <w:bookmarkEnd w:id="17"/>
+      <w:bookmarkEnd w:id="15"/>
     </w:p>
     <w:p/>
     <w:p>
@@ -6167,7 +14583,7 @@
           <w:bCs/>
         </w:rPr>
       </w:pPr>
-      <w:bookmarkStart w:id="18" w:name="_Toc215511598"/>
+      <w:bookmarkStart w:id="16" w:name="_Toc215511598"/>
       <w:r>
         <w:rPr>
           <w:b/>
@@ -6175,7 +14591,7 @@
         </w:rPr>
         <w:t>Termos de Uso</w:t>
       </w:r>
-      <w:bookmarkEnd w:id="18"/>
+      <w:bookmarkEnd w:id="16"/>
     </w:p>
     <w:p/>
     <w:p>
@@ -6214,7 +14630,7 @@
           <w:b/>
         </w:rPr>
       </w:pPr>
-      <w:bookmarkStart w:id="19" w:name="_Toc215511599"/>
+      <w:bookmarkStart w:id="17" w:name="_Toc215511599"/>
       <w:r>
         <w:rPr>
           <w:b/>
@@ -6222,7 +14638,7 @@
         <w:lastRenderedPageBreak/>
         <w:t>CONSIDERAÇÕES FINAIS</w:t>
       </w:r>
-      <w:bookmarkEnd w:id="19"/>
+      <w:bookmarkEnd w:id="17"/>
     </w:p>
     <w:p/>
     <w:p/>
@@ -6246,16 +14662,6 @@
         <w:br w:type="page"/>
       </w:r>
     </w:p>
-    <w:p/>
-    <w:p>
-      <w:pPr>
-        <w:spacing w:after="200" w:line="276" w:lineRule="auto"/>
-        <w:jc w:val="left"/>
-      </w:pPr>
-      <w:r>
-        <w:br w:type="page"/>
-      </w:r>
-    </w:p>
     <w:p>
       <w:pPr>
         <w:jc w:val="center"/>
@@ -6264,7 +14670,7 @@
           <w:b/>
         </w:rPr>
       </w:pPr>
-      <w:bookmarkStart w:id="20" w:name="_Toc215511600"/>
+      <w:bookmarkStart w:id="18" w:name="_Toc215511600"/>
       <w:r>
         <w:rPr>
           <w:b/>
@@ -6272,7 +14678,7 @@
         <w:lastRenderedPageBreak/>
         <w:t>REFERÊNCIAS</w:t>
       </w:r>
-      <w:bookmarkEnd w:id="20"/>
+      <w:bookmarkEnd w:id="18"/>
     </w:p>
     <w:p/>
     <w:p>
@@ -6474,7 +14880,7 @@
           <w:b/>
         </w:rPr>
       </w:pPr>
-      <w:bookmarkStart w:id="21" w:name="_Toc215511601"/>
+      <w:bookmarkStart w:id="19" w:name="_Toc215511601"/>
       <w:r>
         <w:rPr>
           <w:b/>
@@ -6488,7 +14894,7 @@
         </w:rPr>
         <w:t>(s) (Elemento opcional)</w:t>
       </w:r>
-      <w:bookmarkEnd w:id="21"/>
+      <w:bookmarkEnd w:id="19"/>
     </w:p>
     <w:p/>
     <w:p>
@@ -6572,7 +14978,7 @@
           <w:b/>
         </w:rPr>
       </w:pPr>
-      <w:bookmarkStart w:id="22" w:name="_Toc215511602"/>
+      <w:bookmarkStart w:id="20" w:name="_Toc215511602"/>
       <w:r>
         <w:rPr>
           <w:b/>
@@ -6592,7 +14998,7 @@
         </w:rPr>
         <w:t>(Elemento opcional)</w:t>
       </w:r>
-      <w:bookmarkEnd w:id="22"/>
+      <w:bookmarkEnd w:id="20"/>
     </w:p>
     <w:p/>
     <w:p>
@@ -6662,23 +15068,7 @@
 
 <file path=word/comments.xml><?xml version="1.0" encoding="utf-8"?>
 <w:comments xmlns:wpc="http://schemas.microsoft.com/office/word/2010/wordprocessingCanvas" xmlns:cx="http://schemas.microsoft.com/office/drawing/2014/chartex" xmlns:cx1="http://schemas.microsoft.com/office/drawing/2015/9/8/chartex" xmlns:cx2="http://schemas.microsoft.com/office/drawing/2015/10/21/chartex" xmlns:cx3="http://schemas.microsoft.com/office/drawing/2016/5/9/chartex" xmlns:cx4="http://schemas.microsoft.com/office/drawing/2016/5/10/chartex" xmlns:cx5="http://schemas.microsoft.com/office/drawing/2016/5/11/chartex" xmlns:cx6="http://schemas.microsoft.com/office/drawing/2016/5/12/chartex" xmlns:cx7="http://schemas.microsoft.com/office/drawing/2016/5/13/chartex" xmlns:cx8="http://schemas.microsoft.com/office/drawing/2016/5/14/chartex" xmlns:mc="http://schemas.openxmlformats.org/markup-compatibility/2006" xmlns:aink="http://schemas.microsoft.com/office/drawing/2016/ink" xmlns:am3d="http://schemas.microsoft.com/office/drawing/2017/model3d" xmlns:o="urn:schemas-microsoft-com:office:office" xmlns:oel="http://schemas.microsoft.com/office/2019/extlst" xmlns:r="http://schemas.openxmlformats.org/officeDocument/2006/relationships" xmlns:m="http://schemas.openxmlformats.org/officeDocument/2006/math" xmlns:v="urn:schemas-microsoft-com:vml" xmlns:wp14="http://schemas.microsoft.com/office/word/2010/wordprocessingDrawing" xmlns:wp="http://schemas.openxmlformats.org/drawingml/2006/wordprocessingDrawing" xmlns:w10="urn:schemas-microsoft-com:office:word" xmlns:w="http://schemas.openxmlformats.org/wordprocessingml/2006/main" xmlns:w14="http://schemas.microsoft.com/office/word/2010/wordml" xmlns:w15="http://schemas.microsoft.com/office/word/2012/wordml" xmlns:w16cex="http://schemas.microsoft.com/office/word/2018/wordml/cex" xmlns:w16cid="http://schemas.microsoft.com/office/word/2016/wordml/cid" xmlns:w16="http://schemas.microsoft.com/office/word/2018/wordml" xmlns:w16sdtdh="http://schemas.microsoft.com/office/word/2020/wordml/sdtdatahash" xmlns:w16se="http://schemas.microsoft.com/office/word/2015/wordml/symex" xmlns:wpg="http://schemas.microsoft.com/office/word/2010/wordprocessingGroup" xmlns:wpi="http://schemas.microsoft.com/office/word/2010/wordprocessingInk" xmlns:wne="http://schemas.microsoft.com/office/word/2006/wordml" xmlns:wps="http://schemas.microsoft.com/office/word/2010/wordprocessingShape" mc:Ignorable="w14 w15 w16se w16cid w16 w16cex w16sdtdh wp14">
-  <w:comment w:id="0" w:author="NAIARA ISHIY RICARDO" w:date="2025-11-28T21:28:00Z" w:initials="NIR">
-    <w:p>
-      <w:pPr>
-        <w:pStyle w:val="Textodecomentrio"/>
-      </w:pPr>
-      <w:r>
-        <w:rPr>
-          <w:rStyle w:val="Refdecomentrio"/>
-        </w:rPr>
-        <w:annotationRef/>
-      </w:r>
-      <w:r>
-        <w:t>Selecionar as siglas essenciais</w:t>
-      </w:r>
-    </w:p>
-  </w:comment>
-  <w:comment w:id="2" w:author="NAIARA ISHIY RICARDO" w:date="2025-11-28T20:35:00Z" w:initials="NIR">
+  <w:comment w:id="1" w:author="NAIARA ISHIY RICARDO" w:date="2025-11-28T20:35:00Z" w:initials="NIR">
     <w:p>
       <w:pPr>
         <w:pStyle w:val="NormalWeb"/>
@@ -7108,7 +15498,7 @@
       </w:r>
     </w:p>
   </w:comment>
-  <w:comment w:id="3" w:author="NAIARA ISHIY RICARDO" w:date="2025-11-28T20:35:00Z" w:initials="NIR">
+  <w:comment w:id="2" w:author="NAIARA ISHIY RICARDO" w:date="2025-11-28T20:35:00Z" w:initials="NIR">
     <w:p>
       <w:pPr>
         <w:pStyle w:val="Textodecomentrio"/>
@@ -7118,22 +15508,6 @@
           <w:rStyle w:val="Refdecomentrio"/>
         </w:rPr>
         <w:annotationRef/>
-      </w:r>
-    </w:p>
-  </w:comment>
-  <w:comment w:id="7" w:author="NAIARA ISHIY RICARDO" w:date="2025-11-28T21:35:00Z" w:initials="NIR">
-    <w:p>
-      <w:pPr>
-        <w:pStyle w:val="Textodecomentrio"/>
-      </w:pPr>
-      <w:r>
-        <w:rPr>
-          <w:rStyle w:val="Refdecomentrio"/>
-        </w:rPr>
-        <w:annotationRef/>
-      </w:r>
-      <w:r>
-        <w:t>Resolver até 3º Módulo</w:t>
       </w:r>
     </w:p>
   </w:comment>
@@ -7142,19 +15516,15 @@
 
 <file path=word/commentsExtended.xml><?xml version="1.0" encoding="utf-8"?>
 <w15:commentsEx xmlns:wpc="http://schemas.microsoft.com/office/word/2010/wordprocessingCanvas" xmlns:cx="http://schemas.microsoft.com/office/drawing/2014/chartex" xmlns:cx1="http://schemas.microsoft.com/office/drawing/2015/9/8/chartex" xmlns:cx2="http://schemas.microsoft.com/office/drawing/2015/10/21/chartex" xmlns:cx3="http://schemas.microsoft.com/office/drawing/2016/5/9/chartex" xmlns:cx4="http://schemas.microsoft.com/office/drawing/2016/5/10/chartex" xmlns:cx5="http://schemas.microsoft.com/office/drawing/2016/5/11/chartex" xmlns:cx6="http://schemas.microsoft.com/office/drawing/2016/5/12/chartex" xmlns:cx7="http://schemas.microsoft.com/office/drawing/2016/5/13/chartex" xmlns:cx8="http://schemas.microsoft.com/office/drawing/2016/5/14/chartex" xmlns:mc="http://schemas.openxmlformats.org/markup-compatibility/2006" xmlns:aink="http://schemas.microsoft.com/office/drawing/2016/ink" xmlns:am3d="http://schemas.microsoft.com/office/drawing/2017/model3d" xmlns:o="urn:schemas-microsoft-com:office:office" xmlns:oel="http://schemas.microsoft.com/office/2019/extlst" xmlns:r="http://schemas.openxmlformats.org/officeDocument/2006/relationships" xmlns:m="http://schemas.openxmlformats.org/officeDocument/2006/math" xmlns:v="urn:schemas-microsoft-com:vml" xmlns:wp14="http://schemas.microsoft.com/office/word/2010/wordprocessingDrawing" xmlns:wp="http://schemas.openxmlformats.org/drawingml/2006/wordprocessingDrawing" xmlns:w10="urn:schemas-microsoft-com:office:word" xmlns:w="http://schemas.openxmlformats.org/wordprocessingml/2006/main" xmlns:w14="http://schemas.microsoft.com/office/word/2010/wordml" xmlns:w15="http://schemas.microsoft.com/office/word/2012/wordml" xmlns:w16cex="http://schemas.microsoft.com/office/word/2018/wordml/cex" xmlns:w16cid="http://schemas.microsoft.com/office/word/2016/wordml/cid" xmlns:w16="http://schemas.microsoft.com/office/word/2018/wordml" xmlns:w16sdtdh="http://schemas.microsoft.com/office/word/2020/wordml/sdtdatahash" xmlns:w16se="http://schemas.microsoft.com/office/word/2015/wordml/symex" xmlns:wpg="http://schemas.microsoft.com/office/word/2010/wordprocessingGroup" xmlns:wpi="http://schemas.microsoft.com/office/word/2010/wordprocessingInk" xmlns:wne="http://schemas.microsoft.com/office/word/2006/wordml" xmlns:wps="http://schemas.microsoft.com/office/word/2010/wordprocessingShape" mc:Ignorable="w14 w15 w16se w16cid w16 w16cex w16sdtdh wp14">
-  <w15:commentEx w15:paraId="36E4D6DF" w15:done="0"/>
   <w15:commentEx w15:paraId="3B4CFFF5" w15:done="0"/>
   <w15:commentEx w15:paraId="351916BE" w15:done="0"/>
-  <w15:commentEx w15:paraId="3030A368" w15:done="0"/>
 </w15:commentsEx>
 </file>
 
 <file path=word/commentsIds.xml><?xml version="1.0" encoding="utf-8"?>
 <w16cid:commentsIds xmlns:wpc="http://schemas.microsoft.com/office/word/2010/wordprocessingCanvas" xmlns:cx="http://schemas.microsoft.com/office/drawing/2014/chartex" xmlns:cx1="http://schemas.microsoft.com/office/drawing/2015/9/8/chartex" xmlns:cx2="http://schemas.microsoft.com/office/drawing/2015/10/21/chartex" xmlns:cx3="http://schemas.microsoft.com/office/drawing/2016/5/9/chartex" xmlns:cx4="http://schemas.microsoft.com/office/drawing/2016/5/10/chartex" xmlns:cx5="http://schemas.microsoft.com/office/drawing/2016/5/11/chartex" xmlns:cx6="http://schemas.microsoft.com/office/drawing/2016/5/12/chartex" xmlns:cx7="http://schemas.microsoft.com/office/drawing/2016/5/13/chartex" xmlns:cx8="http://schemas.microsoft.com/office/drawing/2016/5/14/chartex" xmlns:mc="http://schemas.openxmlformats.org/markup-compatibility/2006" xmlns:aink="http://schemas.microsoft.com/office/drawing/2016/ink" xmlns:am3d="http://schemas.microsoft.com/office/drawing/2017/model3d" xmlns:o="urn:schemas-microsoft-com:office:office" xmlns:oel="http://schemas.microsoft.com/office/2019/extlst" xmlns:r="http://schemas.openxmlformats.org/officeDocument/2006/relationships" xmlns:m="http://schemas.openxmlformats.org/officeDocument/2006/math" xmlns:v="urn:schemas-microsoft-com:vml" xmlns:wp14="http://schemas.microsoft.com/office/word/2010/wordprocessingDrawing" xmlns:wp="http://schemas.openxmlformats.org/drawingml/2006/wordprocessingDrawing" xmlns:w10="urn:schemas-microsoft-com:office:word" xmlns:w="http://schemas.openxmlformats.org/wordprocessingml/2006/main" xmlns:w14="http://schemas.microsoft.com/office/word/2010/wordml" xmlns:w15="http://schemas.microsoft.com/office/word/2012/wordml" xmlns:w16cex="http://schemas.microsoft.com/office/word/2018/wordml/cex" xmlns:w16cid="http://schemas.microsoft.com/office/word/2016/wordml/cid" xmlns:w16="http://schemas.microsoft.com/office/word/2018/wordml" xmlns:w16sdtdh="http://schemas.microsoft.com/office/word/2020/wordml/sdtdatahash" xmlns:w16se="http://schemas.microsoft.com/office/word/2015/wordml/symex" xmlns:wpg="http://schemas.microsoft.com/office/word/2010/wordprocessingGroup" xmlns:wpi="http://schemas.microsoft.com/office/word/2010/wordprocessingInk" xmlns:wne="http://schemas.microsoft.com/office/word/2006/wordml" xmlns:wps="http://schemas.microsoft.com/office/word/2010/wordprocessingShape" mc:Ignorable="w14 w15 w16se w16cid w16 w16cex w16sdtdh wp14">
-  <w16cid:commentId w16cid:paraId="36E4D6DF" w16cid:durableId="2CD49280"/>
   <w16cid:commentId w16cid:paraId="3B4CFFF5" w16cid:durableId="2CD48608"/>
   <w16cid:commentId w16cid:paraId="351916BE" w16cid:durableId="2CD485FF"/>
-  <w16cid:commentId w16cid:paraId="3030A368" w16cid:durableId="7E9FF4ED"/>
 </w16cid:commentsIds>
 </file>
 
@@ -8617,7 +16987,6 @@
     <w:basedOn w:val="Normal"/>
     <w:link w:val="TextodecomentrioChar"/>
     <w:uiPriority w:val="99"/>
-    <w:semiHidden/>
     <w:unhideWhenUsed/>
     <w:rsid w:val="00E8572B"/>
     <w:pPr>
@@ -8633,7 +17002,6 @@
     <w:basedOn w:val="Fontepargpadro"/>
     <w:link w:val="Textodecomentrio"/>
     <w:uiPriority w:val="99"/>
-    <w:semiHidden/>
     <w:rsid w:val="00E8572B"/>
     <w:rPr>
       <w:rFonts w:ascii="Arial" w:hAnsi="Arial"/>
@@ -8987,6 +17355,15 @@
 </file>
 
 <file path=customXml/item1.xml><?xml version="1.0" encoding="utf-8"?>
+<?mso-contentType ?>
+<FormTemplates xmlns="http://schemas.microsoft.com/sharepoint/v3/contenttype/forms">
+  <Display>DocumentLibraryForm</Display>
+  <Edit>DocumentLibraryForm</Edit>
+  <New>DocumentLibraryForm</New>
+</FormTemplates>
+</file>
+
+<file path=customXml/item2.xml><?xml version="1.0" encoding="utf-8"?>
 <ct:contentTypeSchema xmlns:ct="http://schemas.microsoft.com/office/2006/metadata/contentType" xmlns:ma="http://schemas.microsoft.com/office/2006/metadata/properties/metaAttributes" ct:_="" ma:_="" ma:contentTypeName="Documento" ma:contentTypeID="0x01010079E85AF13E1D6948BAEBBC3E299C7A4C" ma:contentTypeVersion="11" ma:contentTypeDescription="Crie um novo documento." ma:contentTypeScope="" ma:versionID="9903338d6f6ebf8d9f52e57d695b90e0">
   <xsd:schema xmlns:xsd="http://www.w3.org/2001/XMLSchema" xmlns:xs="http://www.w3.org/2001/XMLSchema" xmlns:p="http://schemas.microsoft.com/office/2006/metadata/properties" xmlns:ns2="1c99b82c-450d-407b-8685-188b0222f857" xmlns:ns3="ec9326a9-796b-4177-81ae-8ce46d6874ce" targetNamespace="http://schemas.microsoft.com/office/2006/metadata/properties" ma:root="true" ma:fieldsID="27025b9af28ab54196939bbeabbec0a9" ns2:_="" ns3:_="">
     <xsd:import namespace="1c99b82c-450d-407b-8685-188b0222f857"/>
@@ -9175,20 +17552,19 @@
 </ct:contentTypeSchema>
 </file>
 
-<file path=customXml/item2.xml><?xml version="1.0" encoding="utf-8"?>
-<?mso-contentType ?>
-<FormTemplates xmlns="http://schemas.microsoft.com/sharepoint/v3/contenttype/forms">
-  <Display>DocumentLibraryForm</Display>
-  <Edit>DocumentLibraryForm</Edit>
-  <New>DocumentLibraryForm</New>
-</FormTemplates>
-</file>
-
 <file path=customXml/item3.xml><?xml version="1.0" encoding="utf-8"?>
 <b:Sources xmlns:b="http://schemas.openxmlformats.org/officeDocument/2006/bibliography" xmlns="http://schemas.openxmlformats.org/officeDocument/2006/bibliography" SelectedStyle="\APA.XSL" StyleName="APA"/>
 </file>
 
 <file path=customXml/itemProps1.xml><?xml version="1.0" encoding="utf-8"?>
+<ds:datastoreItem xmlns:ds="http://schemas.openxmlformats.org/officeDocument/2006/customXml" ds:itemID="{19856E04-179F-401F-8246-BA08537D6152}">
+  <ds:schemaRefs>
+    <ds:schemaRef ds:uri="http://schemas.microsoft.com/sharepoint/v3/contenttype/forms"/>
+  </ds:schemaRefs>
+</ds:datastoreItem>
+</file>
+
+<file path=customXml/itemProps2.xml><?xml version="1.0" encoding="utf-8"?>
 <ds:datastoreItem xmlns:ds="http://schemas.openxmlformats.org/officeDocument/2006/customXml" ds:itemID="{F9562963-6458-4B09-8DDA-F09296948AA7}">
   <ds:schemaRefs>
     <ds:schemaRef ds:uri="http://schemas.microsoft.com/office/2006/metadata/contentType"/>
@@ -9207,14 +17583,6 @@
 </ds:datastoreItem>
 </file>
 
-<file path=customXml/itemProps2.xml><?xml version="1.0" encoding="utf-8"?>
-<ds:datastoreItem xmlns:ds="http://schemas.openxmlformats.org/officeDocument/2006/customXml" ds:itemID="{19856E04-179F-401F-8246-BA08537D6152}">
-  <ds:schemaRefs>
-    <ds:schemaRef ds:uri="http://schemas.microsoft.com/sharepoint/v3/contenttype/forms"/>
-  </ds:schemaRefs>
-</ds:datastoreItem>
-</file>
-
 <file path=customXml/itemProps3.xml><?xml version="1.0" encoding="utf-8"?>
 <ds:datastoreItem xmlns:ds="http://schemas.openxmlformats.org/officeDocument/2006/customXml" ds:itemID="{205E797E-3F55-48D0-B859-951F215AD568}">
   <ds:schemaRefs>

--- a/Documentação/Doc atualizado.docx
+++ b/Documentação/Doc atualizado.docx
@@ -1348,7 +1348,6 @@
           <w:docPartUnique/>
         </w:docPartObj>
       </w:sdtPr>
-      <w:sdtEndPr/>
       <w:sdtContent>
         <w:p>
           <w:pPr>
@@ -2896,7 +2895,6 @@
         </w:rPr>
       </w:pPr>
       <w:bookmarkStart w:id="0" w:name="_Toc215511586"/>
-      <w:commentRangeStart w:id="1"/>
       <w:r>
         <w:rPr>
           <w:b/>
@@ -2904,13 +2902,6 @@
         <w:lastRenderedPageBreak/>
         <w:t>INTRODUÇÃO</w:t>
       </w:r>
-      <w:commentRangeEnd w:id="1"/>
-      <w:r>
-        <w:rPr>
-          <w:rStyle w:val="Refdecomentrio"/>
-        </w:rPr>
-        <w:commentReference w:id="1"/>
-      </w:r>
       <w:bookmarkEnd w:id="0"/>
     </w:p>
     <w:p/>
@@ -2920,27 +2911,15 @@
         <w:contextualSpacing/>
       </w:pPr>
       <w:r>
-        <w:t xml:space="preserve">No contexto </w:t>
-      </w:r>
-      <w:commentRangeStart w:id="2"/>
-      <w:r>
-        <w:t>empresarial</w:t>
-      </w:r>
-      <w:commentRangeEnd w:id="2"/>
-      <w:r>
-        <w:rPr>
-          <w:rStyle w:val="Refdecomentrio"/>
-        </w:rPr>
-        <w:commentReference w:id="2"/>
-      </w:r>
-      <w:r>
-        <w:t xml:space="preserve"> atual, marcado pela busca por transparência e eficiência, encontram-se desafios às empresas contábeis quanto à comunicação clara com os serviços de contabilidades terceirizados, pois permite aos gestores das empresas</w:t>
-      </w:r>
-      <w:r>
-        <w:t>,</w:t>
-      </w:r>
-      <w:r>
-        <w:t xml:space="preserve"> em especial as Microempresas (ME) e Microempresas Individuais (MEI), principais entidades deste artigo, obterem um entendimento preciso da situação financeira do negócio. </w:t>
+        <w:t xml:space="preserve">No contexto empresarial atual, a contabilidade consolidou-se como o núcleo de todas as operações de uma organização, sendo o setor responsável por absorver as informações monetárias e expedir o resultado econômico. Para as Microempresas (ME) e Microempreendedores Individuais (MEI), a ciência contábil é vital, pois, como afirmam Silva et al. (2002, p. 51), "a Contabilidade surgiu da necessidade </w:t>
+      </w:r>
+      <w:proofErr w:type="gramStart"/>
+      <w:r>
+        <w:t>do</w:t>
+      </w:r>
+      <w:proofErr w:type="gramEnd"/>
+      <w:r>
+        <w:t xml:space="preserve"> homem controlar os seus recebimentos, obrigações e todo o seu patrimônio". Contudo, a eficácia dessa gestão depende de uma comunicação clara com os serviços terceirizados, permitindo que os gestores obtenham um entendimento preciso da situação financeira para evitar a "clandestinidade patrimonial".</w:t>
       </w:r>
     </w:p>
     <w:p>
@@ -2949,7 +2928,39 @@
         <w:contextualSpacing/>
       </w:pPr>
       <w:r>
-        <w:t xml:space="preserve">Essa clareza facilita a identificação antecipada de problemas, possibilitando a tomada de decisões estratégicas e ações corretivas rápidas, além de prevenir crises e garantir o controle da gestão. No Brasil, essa necessidade é amplificada pelo crescimento do mercado de micro e pequenos negócios, que registra mais de 1,4 milhão de novas aberturas no primeiro trimestre de 2025, com os MEIs representando cerca de 78% desse total (GOV.BR, 2025). De acordo com o Conselho Federal de Contabilidade (CFC), atualmente há um total de cerca de cem mil organizações contábeis no Brasil e pouco mais de 538 mil profissionais da área (CFC, 2025). </w:t>
+        <w:t>Essa clareza facilita a tomada de decisões estratégicas e ações corretivas rápidas. Sob a ótica da administração estratégica, a informação é considerada um recurso de primeira ordem, cuja gestão adequada oferece às empresas novas formas de competir (Rueda-Delgado; Arias-</w:t>
+      </w:r>
+      <w:proofErr w:type="spellStart"/>
+      <w:r>
+        <w:t>Bello</w:t>
+      </w:r>
+      <w:proofErr w:type="spellEnd"/>
+      <w:r>
+        <w:t xml:space="preserve">, 2009). No Brasil, essa necessidade é amplificada pelo crescimento do mercado; apenas no primeiro trimestre de 2025, registraram-se mais de 1,4 milhão de novas aberturas de negócios, com os </w:t>
+      </w:r>
+      <w:proofErr w:type="spellStart"/>
+      <w:r>
+        <w:t>MEIs</w:t>
+      </w:r>
+      <w:proofErr w:type="spellEnd"/>
+      <w:r>
+        <w:t xml:space="preserve"> representando 78% desse total (GOV.BR, 2025). Diante da existência de cerca de cem mil organizações contábeis (CFC, 2025), a integração tecnológica torna-se imperativa. Segundo </w:t>
+      </w:r>
+      <w:proofErr w:type="spellStart"/>
+      <w:r>
+        <w:t>Aucancela</w:t>
+      </w:r>
+      <w:proofErr w:type="spellEnd"/>
+      <w:r>
+        <w:t xml:space="preserve"> </w:t>
+      </w:r>
+      <w:proofErr w:type="spellStart"/>
+      <w:r>
+        <w:t>Guagcha</w:t>
+      </w:r>
+      <w:proofErr w:type="spellEnd"/>
+      <w:r>
+        <w:t xml:space="preserve"> et al. (2024), a Indústria 4.0 exige que o contador domine softwares especializados e competências em comunicação digital para automatizar tarefas rotineiras e focar em análises estratégicas.</w:t>
       </w:r>
     </w:p>
     <w:p>
@@ -2958,51 +2969,7 @@
         <w:contextualSpacing/>
       </w:pPr>
       <w:r>
-        <w:t xml:space="preserve">Diante desse cenário, onde a relação de contrato interempresarial B2B (Business </w:t>
-      </w:r>
-      <w:proofErr w:type="spellStart"/>
-      <w:r>
-        <w:t>to</w:t>
-      </w:r>
-      <w:proofErr w:type="spellEnd"/>
-      <w:r>
-        <w:t xml:space="preserve"> Business) entre empresas MEI e ME e contadores terceirizados se configura como um pilar fundamental para a construção de um negócio duradouro e bem-sucedido, a comunicação eficaz e o fluxo constante de compartilhamento de dados financeiros se tornam indispensáveis.</w:t>
-      </w:r>
-    </w:p>
-    <w:p>
-      <w:pPr>
-        <w:spacing w:after="0"/>
-        <w:contextualSpacing/>
-      </w:pPr>
-      <w:r>
-        <w:t>Portanto</w:t>
-      </w:r>
-      <w:r>
-        <w:t xml:space="preserve">, este trabalho busca </w:t>
-      </w:r>
-      <w:r>
-        <w:t xml:space="preserve">desenvolver uma plataforma </w:t>
-      </w:r>
-      <w:r>
-        <w:t xml:space="preserve">unificada </w:t>
-      </w:r>
-      <w:r>
-        <w:t xml:space="preserve">para a visualização e distribuição de relatórios e documentos fiscais, otimizando o fluxo de dados dos </w:t>
-      </w:r>
-      <w:r>
-        <w:t>e</w:t>
-      </w:r>
-      <w:r>
-        <w:t xml:space="preserve">scritórios de </w:t>
-      </w:r>
-      <w:r>
-        <w:t>c</w:t>
-      </w:r>
-      <w:r>
-        <w:t xml:space="preserve">ontabilidade </w:t>
-      </w:r>
-      <w:r>
-        <w:t>com seus clientes</w:t>
+        <w:t>Nesse cenário, a relação B2B entre pequenos negócios e contadores exige um fluxo constante de dados. Portanto, este trabalho busca responder: De que forma uma plataforma unificada pode otimizar a transparência e a eficiência nessa comunicação? A hipótese assumida é que a centralização de documentos fiscais reduz ruídos e acelera o feedback das atividades realizadas. O objetivo geral é desenvolver uma plataforma para visualização de relatórios, utilizando uma metodologia de natureza aplicada e abordagem qualitativa, baseada em levantamento bibliográfico e análise documental</w:t>
       </w:r>
       <w:r>
         <w:t>.</w:t>
@@ -3026,7 +2993,7 @@
           <w:b/>
         </w:rPr>
       </w:pPr>
-      <w:bookmarkStart w:id="3" w:name="_Toc215511587"/>
+      <w:bookmarkStart w:id="1" w:name="_Toc215511587"/>
       <w:r>
         <w:rPr>
           <w:b/>
@@ -3034,7 +3001,7 @@
         <w:lastRenderedPageBreak/>
         <w:t>DADOS DO PROJETO</w:t>
       </w:r>
-      <w:bookmarkEnd w:id="3"/>
+      <w:bookmarkEnd w:id="1"/>
     </w:p>
     <w:p>
       <w:pPr>
@@ -3168,7 +3135,7 @@
           <w:b/>
         </w:rPr>
       </w:pPr>
-      <w:bookmarkStart w:id="4" w:name="_Toc215511588"/>
+      <w:bookmarkStart w:id="2" w:name="_Toc215511588"/>
       <w:r>
         <w:rPr>
           <w:b/>
@@ -3176,7 +3143,7 @@
         <w:lastRenderedPageBreak/>
         <w:t>CRONOGRAMA DAS METAS</w:t>
       </w:r>
-      <w:bookmarkEnd w:id="4"/>
+      <w:bookmarkEnd w:id="2"/>
     </w:p>
     <w:p/>
     <w:p>
@@ -3184,7 +3151,7 @@
         <w:pStyle w:val="Legenda"/>
         <w:keepNext/>
       </w:pPr>
-      <w:bookmarkStart w:id="5" w:name="_Toc120274695"/>
+      <w:bookmarkStart w:id="3" w:name="_Toc120274695"/>
       <w:r>
         <w:t xml:space="preserve">Quadro </w:t>
       </w:r>
@@ -3227,7 +3194,7 @@
       <w:r>
         <w:t>º semestre de 202</w:t>
       </w:r>
-      <w:bookmarkEnd w:id="5"/>
+      <w:bookmarkEnd w:id="3"/>
       <w:r>
         <w:t>5</w:t>
       </w:r>
@@ -4122,7 +4089,7 @@
         <w:pStyle w:val="Legenda"/>
         <w:keepNext/>
       </w:pPr>
-      <w:bookmarkStart w:id="6" w:name="_Toc120274696"/>
+      <w:bookmarkStart w:id="4" w:name="_Toc120274696"/>
       <w:r>
         <w:t xml:space="preserve">Quadro </w:t>
       </w:r>
@@ -4165,7 +4132,7 @@
       <w:r>
         <w:t>º semestre 202</w:t>
       </w:r>
-      <w:bookmarkEnd w:id="6"/>
+      <w:bookmarkEnd w:id="4"/>
       <w:r>
         <w:t>6</w:t>
       </w:r>
@@ -5259,7 +5226,7 @@
           <w:b/>
         </w:rPr>
       </w:pPr>
-      <w:bookmarkStart w:id="7" w:name="_Toc215511589"/>
+      <w:bookmarkStart w:id="5" w:name="_Toc215511589"/>
       <w:r>
         <w:rPr>
           <w:b/>
@@ -5267,7 +5234,7 @@
         <w:lastRenderedPageBreak/>
         <w:t>OBJETIVOS</w:t>
       </w:r>
-      <w:bookmarkEnd w:id="7"/>
+      <w:bookmarkEnd w:id="5"/>
     </w:p>
     <w:p>
       <w:pPr>
@@ -5388,7 +5355,7 @@
           <w:b/>
         </w:rPr>
       </w:pPr>
-      <w:bookmarkStart w:id="8" w:name="_Toc215511590"/>
+      <w:bookmarkStart w:id="6" w:name="_Toc215511590"/>
       <w:r>
         <w:rPr>
           <w:b/>
@@ -5396,7 +5363,7 @@
         <w:lastRenderedPageBreak/>
         <w:t>MATERIAIS E MÉTODOS</w:t>
       </w:r>
-      <w:bookmarkEnd w:id="8"/>
+      <w:bookmarkEnd w:id="6"/>
     </w:p>
     <w:p/>
     <w:p>
@@ -5621,7 +5588,7 @@
       <w:r>
         <w:t>Web e Análise de Projeto de Sistemas, todas cursadas ao longo da formação em Técnico em Desenvolvimento de Sistemas.</w:t>
       </w:r>
-      <w:bookmarkStart w:id="9" w:name="_Toc215511591"/>
+      <w:bookmarkStart w:id="7" w:name="_Toc215511591"/>
       <w:r>
         <w:rPr>
           <w:b/>
@@ -5648,7 +5615,7 @@
         <w:lastRenderedPageBreak/>
         <w:t>ORÇAMENTO OU MEMORIAL DE CÁLCULO</w:t>
       </w:r>
-      <w:bookmarkEnd w:id="9"/>
+      <w:bookmarkEnd w:id="7"/>
     </w:p>
     <w:p/>
     <w:p>
@@ -5689,7 +5656,7 @@
           <w:b/>
         </w:rPr>
         <w:sectPr>
-          <w:headerReference w:type="default" r:id="rId13"/>
+          <w:headerReference w:type="default" r:id="rId10"/>
           <w:pgSz w:w="11906" w:h="16838" w:code="9"/>
           <w:pgMar w:top="1701" w:right="1134" w:bottom="1134" w:left="1701" w:header="709" w:footer="709" w:gutter="0"/>
           <w:cols w:space="708"/>
@@ -5710,7 +5677,7 @@
           <w:b/>
         </w:rPr>
       </w:pPr>
-      <w:bookmarkStart w:id="10" w:name="_Toc215511592"/>
+      <w:bookmarkStart w:id="8" w:name="_Toc215511592"/>
       <w:r>
         <w:rPr>
           <w:b/>
@@ -5718,7 +5685,7 @@
         <w:lastRenderedPageBreak/>
         <w:t>MONITORAMENTO OU AVALIAÇÃO</w:t>
       </w:r>
-      <w:bookmarkEnd w:id="10"/>
+      <w:bookmarkEnd w:id="8"/>
     </w:p>
     <w:p/>
     <w:p>
@@ -5735,7 +5702,7 @@
           <w:bCs/>
         </w:rPr>
       </w:pPr>
-      <w:bookmarkStart w:id="11" w:name="_Toc215511593"/>
+      <w:bookmarkStart w:id="9" w:name="_Toc215511593"/>
       <w:r>
         <w:rPr>
           <w:b/>
@@ -5750,7 +5717,7 @@
         </w:rPr>
         <w:t>MER</w:t>
       </w:r>
-      <w:bookmarkEnd w:id="11"/>
+      <w:bookmarkEnd w:id="9"/>
       <w:r>
         <w:rPr>
           <w:b/>
@@ -5784,7 +5751,7 @@
                     <pic:cNvPicPr/>
                   </pic:nvPicPr>
                   <pic:blipFill rotWithShape="1">
-                    <a:blip r:embed="rId14">
+                    <a:blip r:embed="rId11">
                       <a:extLst>
                         <a:ext uri="{28A0092B-C50C-407E-A947-70E740481C1C}">
                           <a14:useLocalDpi xmlns:a14="http://schemas.microsoft.com/office/drawing/2010/main" val="0"/>
@@ -5866,7 +5833,7 @@
           <w:bCs/>
         </w:rPr>
       </w:pPr>
-      <w:bookmarkStart w:id="12" w:name="_Toc215511594"/>
+      <w:bookmarkStart w:id="10" w:name="_Toc215511594"/>
       <w:r>
         <w:rPr>
           <w:b/>
@@ -5875,7 +5842,7 @@
         <w:lastRenderedPageBreak/>
         <w:t>Dicionário de dados (DD)</w:t>
       </w:r>
-      <w:bookmarkEnd w:id="12"/>
+      <w:bookmarkEnd w:id="10"/>
     </w:p>
     <w:p/>
     <w:p>
@@ -14271,7 +14238,7 @@
           <w:bCs/>
         </w:rPr>
       </w:pPr>
-      <w:bookmarkStart w:id="13" w:name="_Toc215511595"/>
+      <w:bookmarkStart w:id="11" w:name="_Toc215511595"/>
       <w:r>
         <w:rPr>
           <w:b/>
@@ -14325,7 +14292,7 @@
         </w:rPr>
         <w:t>)</w:t>
       </w:r>
-      <w:bookmarkEnd w:id="13"/>
+      <w:bookmarkEnd w:id="11"/>
     </w:p>
     <w:p/>
     <w:p>
@@ -14349,7 +14316,7 @@
                     <pic:cNvPicPr/>
                   </pic:nvPicPr>
                   <pic:blipFill>
-                    <a:blip r:embed="rId15">
+                    <a:blip r:embed="rId12">
                       <a:extLst>
                         <a:ext uri="{28A0092B-C50C-407E-A947-70E740481C1C}">
                           <a14:useLocalDpi xmlns:a14="http://schemas.microsoft.com/office/drawing/2010/main" val="0"/>
@@ -14398,7 +14365,7 @@
                     <pic:cNvPicPr/>
                   </pic:nvPicPr>
                   <pic:blipFill>
-                    <a:blip r:embed="rId16">
+                    <a:blip r:embed="rId13">
                       <a:extLst>
                         <a:ext uri="{28A0092B-C50C-407E-A947-70E740481C1C}">
                           <a14:useLocalDpi xmlns:a14="http://schemas.microsoft.com/office/drawing/2010/main" val="0"/>
@@ -14432,7 +14399,7 @@
       </w:r>
     </w:p>
     <w:p>
-      <w:hyperlink r:id="rId17" w:history="1">
+      <w:hyperlink r:id="rId14" w:history="1">
         <w:r>
           <w:rPr>
             <w:rStyle w:val="Hyperlink"/>
@@ -14463,7 +14430,7 @@
                     <pic:cNvPicPr/>
                   </pic:nvPicPr>
                   <pic:blipFill>
-                    <a:blip r:embed="rId18">
+                    <a:blip r:embed="rId15">
                       <a:extLst>
                         <a:ext uri="{28A0092B-C50C-407E-A947-70E740481C1C}">
                           <a14:useLocalDpi xmlns:a14="http://schemas.microsoft.com/office/drawing/2010/main" val="0"/>
@@ -14505,7 +14472,7 @@
           <w:bCs/>
         </w:rPr>
       </w:pPr>
-      <w:bookmarkStart w:id="14" w:name="_Toc215511596"/>
+      <w:bookmarkStart w:id="12" w:name="_Toc215511596"/>
       <w:r>
         <w:rPr>
           <w:b/>
@@ -14513,7 +14480,7 @@
         </w:rPr>
         <w:t>Projeto desenvolvido</w:t>
       </w:r>
-      <w:bookmarkEnd w:id="14"/>
+      <w:bookmarkEnd w:id="12"/>
     </w:p>
     <w:p/>
     <w:p>
@@ -14544,7 +14511,7 @@
           <w:bCs/>
         </w:rPr>
       </w:pPr>
-      <w:bookmarkStart w:id="15" w:name="_Toc215511597"/>
+      <w:bookmarkStart w:id="13" w:name="_Toc215511597"/>
       <w:r>
         <w:rPr>
           <w:b/>
@@ -14552,11 +14519,11 @@
         </w:rPr>
         <w:t>Política de Privacidade</w:t>
       </w:r>
-      <w:bookmarkEnd w:id="15"/>
+      <w:bookmarkEnd w:id="13"/>
     </w:p>
     <w:p/>
     <w:p>
-      <w:hyperlink r:id="rId19" w:history="1">
+      <w:hyperlink r:id="rId16" w:history="1">
         <w:r>
           <w:rPr>
             <w:rStyle w:val="Hyperlink"/>
@@ -14583,7 +14550,7 @@
           <w:bCs/>
         </w:rPr>
       </w:pPr>
-      <w:bookmarkStart w:id="16" w:name="_Toc215511598"/>
+      <w:bookmarkStart w:id="14" w:name="_Toc215511598"/>
       <w:r>
         <w:rPr>
           <w:b/>
@@ -14591,11 +14558,11 @@
         </w:rPr>
         <w:t>Termos de Uso</w:t>
       </w:r>
-      <w:bookmarkEnd w:id="16"/>
+      <w:bookmarkEnd w:id="14"/>
     </w:p>
     <w:p/>
     <w:p>
-      <w:hyperlink r:id="rId20" w:history="1">
+      <w:hyperlink r:id="rId17" w:history="1">
         <w:r>
           <w:rPr>
             <w:rStyle w:val="Hyperlink"/>
@@ -14630,7 +14597,7 @@
           <w:b/>
         </w:rPr>
       </w:pPr>
-      <w:bookmarkStart w:id="17" w:name="_Toc215511599"/>
+      <w:bookmarkStart w:id="15" w:name="_Toc215511599"/>
       <w:r>
         <w:rPr>
           <w:b/>
@@ -14638,7 +14605,7 @@
         <w:lastRenderedPageBreak/>
         <w:t>CONSIDERAÇÕES FINAIS</w:t>
       </w:r>
-      <w:bookmarkEnd w:id="17"/>
+      <w:bookmarkEnd w:id="15"/>
     </w:p>
     <w:p/>
     <w:p/>
@@ -14670,7 +14637,7 @@
           <w:b/>
         </w:rPr>
       </w:pPr>
-      <w:bookmarkStart w:id="18" w:name="_Toc215511600"/>
+      <w:bookmarkStart w:id="16" w:name="_Toc215511600"/>
       <w:r>
         <w:rPr>
           <w:b/>
@@ -14678,7 +14645,7 @@
         <w:lastRenderedPageBreak/>
         <w:t>REFERÊNCIAS</w:t>
       </w:r>
-      <w:bookmarkEnd w:id="18"/>
+      <w:bookmarkEnd w:id="16"/>
     </w:p>
     <w:p/>
     <w:p>
@@ -14711,7 +14678,7 @@
       <w:r>
         <w:t xml:space="preserve">, 2016. Disponível em: </w:t>
       </w:r>
-      <w:hyperlink r:id="rId21" w:history="1">
+      <w:hyperlink r:id="rId18" w:history="1">
         <w:r>
           <w:rPr>
             <w:rStyle w:val="Hyperlink"/>
@@ -14740,7 +14707,7 @@
       <w:r>
         <w:t xml:space="preserve">, 2023. Disponível em: </w:t>
       </w:r>
-      <w:hyperlink r:id="rId22" w:anchor=":~:text=o%20Visual%20Studio-,Visual%20Studio%20Code,praticamente%20qualquer%20linguagem%20de%20programa%C3%A7%C3%A3o" w:history="1">
+      <w:hyperlink r:id="rId19" w:anchor=":~:text=o%20Visual%20Studio-,Visual%20Studio%20Code,praticamente%20qualquer%20linguagem%20de%20programa%C3%A7%C3%A3o" w:history="1">
         <w:r>
           <w:rPr>
             <w:rStyle w:val="Hyperlink"/>
@@ -14797,7 +14764,7 @@
       <w:r>
         <w:t xml:space="preserve"> Disponível em: </w:t>
       </w:r>
-      <w:hyperlink r:id="rId23" w:history="1">
+      <w:hyperlink r:id="rId20" w:history="1">
         <w:r>
           <w:rPr>
             <w:rStyle w:val="Hyperlink"/>
@@ -14848,7 +14815,7 @@
       <w:r>
         <w:t xml:space="preserve">: </w:t>
       </w:r>
-      <w:hyperlink r:id="rId24" w:history="1">
+      <w:hyperlink r:id="rId21" w:history="1">
         <w:r>
           <w:rPr>
             <w:rStyle w:val="Hyperlink"/>
@@ -14880,7 +14847,7 @@
           <w:b/>
         </w:rPr>
       </w:pPr>
-      <w:bookmarkStart w:id="19" w:name="_Toc215511601"/>
+      <w:bookmarkStart w:id="17" w:name="_Toc215511601"/>
       <w:r>
         <w:rPr>
           <w:b/>
@@ -14894,7 +14861,7 @@
         </w:rPr>
         <w:t>(s) (Elemento opcional)</w:t>
       </w:r>
-      <w:bookmarkEnd w:id="19"/>
+      <w:bookmarkEnd w:id="17"/>
     </w:p>
     <w:p/>
     <w:p>
@@ -14932,7 +14899,7 @@
                     <pic:cNvPicPr/>
                   </pic:nvPicPr>
                   <pic:blipFill>
-                    <a:blip r:embed="rId25">
+                    <a:blip r:embed="rId22">
                       <a:extLst>
                         <a:ext uri="{28A0092B-C50C-407E-A947-70E740481C1C}">
                           <a14:useLocalDpi xmlns:a14="http://schemas.microsoft.com/office/drawing/2010/main" val="0"/>
@@ -14978,7 +14945,7 @@
           <w:b/>
         </w:rPr>
       </w:pPr>
-      <w:bookmarkStart w:id="20" w:name="_Toc215511602"/>
+      <w:bookmarkStart w:id="18" w:name="_Toc215511602"/>
       <w:r>
         <w:rPr>
           <w:b/>
@@ -14998,7 +14965,7 @@
         </w:rPr>
         <w:t>(Elemento opcional)</w:t>
       </w:r>
-      <w:bookmarkEnd w:id="20"/>
+      <w:bookmarkEnd w:id="18"/>
     </w:p>
     <w:p/>
     <w:p>
@@ -15028,7 +14995,7 @@
                     <pic:cNvPicPr/>
                   </pic:nvPicPr>
                   <pic:blipFill>
-                    <a:blip r:embed="rId26">
+                    <a:blip r:embed="rId23">
                       <a:extLst>
                         <a:ext uri="{28A0092B-C50C-407E-A947-70E740481C1C}">
                           <a14:useLocalDpi xmlns:a14="http://schemas.microsoft.com/office/drawing/2010/main" val="0"/>
@@ -15066,468 +15033,6 @@
 </w:document>
 </file>
 
-<file path=word/comments.xml><?xml version="1.0" encoding="utf-8"?>
-<w:comments xmlns:wpc="http://schemas.microsoft.com/office/word/2010/wordprocessingCanvas" xmlns:cx="http://schemas.microsoft.com/office/drawing/2014/chartex" xmlns:cx1="http://schemas.microsoft.com/office/drawing/2015/9/8/chartex" xmlns:cx2="http://schemas.microsoft.com/office/drawing/2015/10/21/chartex" xmlns:cx3="http://schemas.microsoft.com/office/drawing/2016/5/9/chartex" xmlns:cx4="http://schemas.microsoft.com/office/drawing/2016/5/10/chartex" xmlns:cx5="http://schemas.microsoft.com/office/drawing/2016/5/11/chartex" xmlns:cx6="http://schemas.microsoft.com/office/drawing/2016/5/12/chartex" xmlns:cx7="http://schemas.microsoft.com/office/drawing/2016/5/13/chartex" xmlns:cx8="http://schemas.microsoft.com/office/drawing/2016/5/14/chartex" xmlns:mc="http://schemas.openxmlformats.org/markup-compatibility/2006" xmlns:aink="http://schemas.microsoft.com/office/drawing/2016/ink" xmlns:am3d="http://schemas.microsoft.com/office/drawing/2017/model3d" xmlns:o="urn:schemas-microsoft-com:office:office" xmlns:oel="http://schemas.microsoft.com/office/2019/extlst" xmlns:r="http://schemas.openxmlformats.org/officeDocument/2006/relationships" xmlns:m="http://schemas.openxmlformats.org/officeDocument/2006/math" xmlns:v="urn:schemas-microsoft-com:vml" xmlns:wp14="http://schemas.microsoft.com/office/word/2010/wordprocessingDrawing" xmlns:wp="http://schemas.openxmlformats.org/drawingml/2006/wordprocessingDrawing" xmlns:w10="urn:schemas-microsoft-com:office:word" xmlns:w="http://schemas.openxmlformats.org/wordprocessingml/2006/main" xmlns:w14="http://schemas.microsoft.com/office/word/2010/wordml" xmlns:w15="http://schemas.microsoft.com/office/word/2012/wordml" xmlns:w16cex="http://schemas.microsoft.com/office/word/2018/wordml/cex" xmlns:w16cid="http://schemas.microsoft.com/office/word/2016/wordml/cid" xmlns:w16="http://schemas.microsoft.com/office/word/2018/wordml" xmlns:w16sdtdh="http://schemas.microsoft.com/office/word/2020/wordml/sdtdatahash" xmlns:w16se="http://schemas.microsoft.com/office/word/2015/wordml/symex" xmlns:wpg="http://schemas.microsoft.com/office/word/2010/wordprocessingGroup" xmlns:wpi="http://schemas.microsoft.com/office/word/2010/wordprocessingInk" xmlns:wne="http://schemas.microsoft.com/office/word/2006/wordml" xmlns:wps="http://schemas.microsoft.com/office/word/2010/wordprocessingShape" mc:Ignorable="w14 w15 w16se w16cid w16 w16cex w16sdtdh wp14">
-  <w:comment w:id="1" w:author="NAIARA ISHIY RICARDO" w:date="2025-11-28T20:35:00Z" w:initials="NIR">
-    <w:p>
-      <w:pPr>
-        <w:pStyle w:val="NormalWeb"/>
-      </w:pPr>
-      <w:r>
-        <w:rPr>
-          <w:rStyle w:val="Refdecomentrio"/>
-        </w:rPr>
-        <w:annotationRef/>
-      </w:r>
-      <w:r>
-        <w:t>O que o texto contempla bem</w:t>
-      </w:r>
-      <w:r>
-        <w:t>:</w:t>
-      </w:r>
-    </w:p>
-    <w:p>
-      <w:pPr>
-        <w:spacing w:before="100" w:beforeAutospacing="1" w:after="100" w:afterAutospacing="1" w:line="240" w:lineRule="auto"/>
-        <w:jc w:val="left"/>
-        <w:rPr>
-          <w:rFonts w:ascii="Times New Roman" w:eastAsia="Times New Roman" w:hAnsi="Times New Roman" w:cs="Times New Roman"/>
-          <w:szCs w:val="24"/>
-          <w:lang w:eastAsia="pt-BR"/>
-        </w:rPr>
-      </w:pPr>
-      <w:r>
-        <w:rPr>
-          <w:rFonts w:ascii="Times New Roman" w:eastAsia="Times New Roman" w:hAnsi="Times New Roman" w:cs="Times New Roman"/>
-          <w:b/>
-          <w:bCs/>
-          <w:szCs w:val="24"/>
-          <w:lang w:eastAsia="pt-BR"/>
-        </w:rPr>
-        <w:t xml:space="preserve">- </w:t>
-      </w:r>
-      <w:r>
-        <w:rPr>
-          <w:rFonts w:ascii="Times New Roman" w:eastAsia="Times New Roman" w:hAnsi="Times New Roman" w:cs="Times New Roman"/>
-          <w:b/>
-          <w:bCs/>
-          <w:szCs w:val="24"/>
-          <w:lang w:eastAsia="pt-BR"/>
-        </w:rPr>
-        <w:t>Tema do TCC</w:t>
-      </w:r>
-      <w:r>
-        <w:rPr>
-          <w:rFonts w:ascii="Times New Roman" w:eastAsia="Times New Roman" w:hAnsi="Times New Roman" w:cs="Times New Roman"/>
-          <w:szCs w:val="24"/>
-          <w:lang w:eastAsia="pt-BR"/>
-        </w:rPr>
-        <w:t>: O texto deixa claro que o foco é a comunicação entre empresas contábeis terceirizadas e microempresas/MEIs, com ênfase na transparência e eficiência.</w:t>
-      </w:r>
-    </w:p>
-    <w:p>
-      <w:pPr>
-        <w:spacing w:before="100" w:beforeAutospacing="1" w:after="100" w:afterAutospacing="1" w:line="240" w:lineRule="auto"/>
-        <w:jc w:val="left"/>
-        <w:rPr>
-          <w:rFonts w:ascii="Times New Roman" w:eastAsia="Times New Roman" w:hAnsi="Times New Roman" w:cs="Times New Roman"/>
-          <w:szCs w:val="24"/>
-          <w:lang w:eastAsia="pt-BR"/>
-        </w:rPr>
-      </w:pPr>
-      <w:r>
-        <w:rPr>
-          <w:rFonts w:ascii="Times New Roman" w:eastAsia="Times New Roman" w:hAnsi="Times New Roman" w:cs="Times New Roman"/>
-          <w:b/>
-          <w:bCs/>
-          <w:szCs w:val="24"/>
-          <w:lang w:eastAsia="pt-BR"/>
-        </w:rPr>
-        <w:t xml:space="preserve">- </w:t>
-      </w:r>
-      <w:r>
-        <w:rPr>
-          <w:rFonts w:ascii="Times New Roman" w:eastAsia="Times New Roman" w:hAnsi="Times New Roman" w:cs="Times New Roman"/>
-          <w:b/>
-          <w:bCs/>
-          <w:szCs w:val="24"/>
-          <w:lang w:eastAsia="pt-BR"/>
-        </w:rPr>
-        <w:t>Justificativa</w:t>
-      </w:r>
-      <w:r>
-        <w:rPr>
-          <w:rFonts w:ascii="Times New Roman" w:eastAsia="Times New Roman" w:hAnsi="Times New Roman" w:cs="Times New Roman"/>
-          <w:szCs w:val="24"/>
-          <w:lang w:eastAsia="pt-BR"/>
-        </w:rPr>
-        <w:t>: Apresenta dados atuais (crescimento de MEIs, número de organizações contábeis e profissionais) que reforçam a relevância e aplicabilidade do estudo.</w:t>
-      </w:r>
-    </w:p>
-    <w:p>
-      <w:pPr>
-        <w:spacing w:before="100" w:beforeAutospacing="1" w:after="100" w:afterAutospacing="1" w:line="240" w:lineRule="auto"/>
-        <w:jc w:val="left"/>
-        <w:rPr>
-          <w:rFonts w:ascii="Times New Roman" w:eastAsia="Times New Roman" w:hAnsi="Times New Roman" w:cs="Times New Roman"/>
-          <w:b/>
-          <w:bCs/>
-          <w:szCs w:val="24"/>
-          <w:lang w:eastAsia="pt-BR"/>
-        </w:rPr>
-      </w:pPr>
-      <w:r>
-        <w:rPr>
-          <w:rFonts w:ascii="Times New Roman" w:eastAsia="Times New Roman" w:hAnsi="Times New Roman" w:cs="Times New Roman"/>
-          <w:b/>
-          <w:bCs/>
-          <w:szCs w:val="24"/>
-          <w:lang w:eastAsia="pt-BR"/>
-        </w:rPr>
-        <w:t xml:space="preserve">- </w:t>
-      </w:r>
-      <w:r>
-        <w:rPr>
-          <w:rFonts w:ascii="Times New Roman" w:eastAsia="Times New Roman" w:hAnsi="Times New Roman" w:cs="Times New Roman"/>
-          <w:b/>
-          <w:bCs/>
-          <w:szCs w:val="24"/>
-          <w:lang w:eastAsia="pt-BR"/>
-        </w:rPr>
-        <w:t>Problema de pesquisa</w:t>
-      </w:r>
-      <w:r>
-        <w:rPr>
-          <w:rFonts w:ascii="Times New Roman" w:eastAsia="Times New Roman" w:hAnsi="Times New Roman" w:cs="Times New Roman"/>
-          <w:szCs w:val="24"/>
-          <w:lang w:eastAsia="pt-BR"/>
-        </w:rPr>
-        <w:t>: Está implícito — a dificuldade de comunicação clara entre empresas e escritórios de contabilidade.</w:t>
-      </w:r>
-    </w:p>
-    <w:p>
-      <w:pPr>
-        <w:spacing w:before="100" w:beforeAutospacing="1" w:after="100" w:afterAutospacing="1" w:line="240" w:lineRule="auto"/>
-        <w:jc w:val="left"/>
-        <w:rPr>
-          <w:rFonts w:ascii="Times New Roman" w:eastAsia="Times New Roman" w:hAnsi="Times New Roman" w:cs="Times New Roman"/>
-          <w:b/>
-          <w:bCs/>
-          <w:szCs w:val="24"/>
-          <w:lang w:eastAsia="pt-BR"/>
-        </w:rPr>
-      </w:pPr>
-      <w:r>
-        <w:rPr>
-          <w:rFonts w:ascii="Times New Roman" w:eastAsia="Times New Roman" w:hAnsi="Times New Roman" w:cs="Times New Roman"/>
-          <w:b/>
-          <w:bCs/>
-          <w:szCs w:val="24"/>
-          <w:lang w:eastAsia="pt-BR"/>
-        </w:rPr>
-        <w:t xml:space="preserve">- </w:t>
-      </w:r>
-      <w:r>
-        <w:rPr>
-          <w:rFonts w:ascii="Times New Roman" w:eastAsia="Times New Roman" w:hAnsi="Times New Roman" w:cs="Times New Roman"/>
-          <w:b/>
-          <w:bCs/>
-          <w:szCs w:val="24"/>
-          <w:lang w:eastAsia="pt-BR"/>
-        </w:rPr>
-        <w:t>Objetivo geral</w:t>
-      </w:r>
-      <w:r>
-        <w:rPr>
-          <w:rFonts w:ascii="Times New Roman" w:eastAsia="Times New Roman" w:hAnsi="Times New Roman" w:cs="Times New Roman"/>
-          <w:szCs w:val="24"/>
-          <w:lang w:eastAsia="pt-BR"/>
-        </w:rPr>
-        <w:t>: É explicitado no final: desenvolver uma plataforma unificada para visualização e distribuição de relatórios e documentos fiscais.</w:t>
-      </w:r>
-    </w:p>
-    <w:p>
-      <w:pPr>
-        <w:spacing w:before="100" w:beforeAutospacing="1" w:after="100" w:afterAutospacing="1" w:line="240" w:lineRule="auto"/>
-        <w:jc w:val="left"/>
-        <w:rPr>
-          <w:rFonts w:ascii="Times New Roman" w:eastAsia="Times New Roman" w:hAnsi="Times New Roman" w:cs="Times New Roman"/>
-          <w:b/>
-          <w:bCs/>
-          <w:szCs w:val="24"/>
-          <w:lang w:eastAsia="pt-BR"/>
-        </w:rPr>
-      </w:pPr>
-    </w:p>
-    <w:p>
-      <w:pPr>
-        <w:spacing w:before="100" w:beforeAutospacing="1" w:after="100" w:afterAutospacing="1" w:line="240" w:lineRule="auto"/>
-        <w:jc w:val="left"/>
-        <w:rPr>
-          <w:rFonts w:ascii="Times New Roman" w:eastAsia="Times New Roman" w:hAnsi="Times New Roman" w:cs="Times New Roman"/>
-          <w:szCs w:val="24"/>
-          <w:lang w:eastAsia="pt-BR"/>
-        </w:rPr>
-      </w:pPr>
-      <w:r>
-        <w:rPr>
-          <w:rFonts w:ascii="Times New Roman" w:eastAsia="Times New Roman" w:hAnsi="Times New Roman" w:cs="Times New Roman"/>
-          <w:szCs w:val="24"/>
-          <w:lang w:eastAsia="pt-BR"/>
-        </w:rPr>
-        <w:t>Pontos que precisam ser ajustados</w:t>
-      </w:r>
-      <w:r>
-        <w:rPr>
-          <w:rFonts w:ascii="Times New Roman" w:eastAsia="Times New Roman" w:hAnsi="Times New Roman" w:cs="Times New Roman"/>
-          <w:szCs w:val="24"/>
-          <w:lang w:eastAsia="pt-BR"/>
-        </w:rPr>
-        <w:t>:</w:t>
-      </w:r>
-    </w:p>
-    <w:p>
-      <w:pPr>
-        <w:spacing w:before="100" w:beforeAutospacing="1" w:after="100" w:afterAutospacing="1" w:line="240" w:lineRule="auto"/>
-        <w:jc w:val="left"/>
-        <w:rPr>
-          <w:rFonts w:ascii="Times New Roman" w:eastAsia="Times New Roman" w:hAnsi="Times New Roman" w:cs="Times New Roman"/>
-          <w:szCs w:val="24"/>
-          <w:lang w:eastAsia="pt-BR"/>
-        </w:rPr>
-      </w:pPr>
-      <w:r>
-        <w:rPr>
-          <w:rFonts w:ascii="Times New Roman" w:eastAsia="Times New Roman" w:hAnsi="Times New Roman" w:cs="Times New Roman"/>
-          <w:b/>
-          <w:bCs/>
-          <w:szCs w:val="24"/>
-          <w:lang w:eastAsia="pt-BR"/>
-        </w:rPr>
-        <w:t xml:space="preserve">- </w:t>
-      </w:r>
-      <w:r>
-        <w:rPr>
-          <w:rFonts w:ascii="Times New Roman" w:eastAsia="Times New Roman" w:hAnsi="Times New Roman" w:cs="Times New Roman"/>
-          <w:b/>
-          <w:bCs/>
-          <w:szCs w:val="24"/>
-          <w:lang w:eastAsia="pt-BR"/>
-        </w:rPr>
-        <w:t>Hipóteses</w:t>
-      </w:r>
-      <w:r>
-        <w:rPr>
-          <w:rFonts w:ascii="Times New Roman" w:eastAsia="Times New Roman" w:hAnsi="Times New Roman" w:cs="Times New Roman"/>
-          <w:szCs w:val="24"/>
-          <w:lang w:eastAsia="pt-BR"/>
-        </w:rPr>
-        <w:t>: O texto não apresenta hipóteses explícitas (ex.: “Se houver uma plataforma unificada, então a comunicação será mais eficiente”).</w:t>
-      </w:r>
-    </w:p>
-    <w:p>
-      <w:pPr>
-        <w:spacing w:before="100" w:beforeAutospacing="1" w:after="100" w:afterAutospacing="1" w:line="240" w:lineRule="auto"/>
-        <w:jc w:val="left"/>
-        <w:rPr>
-          <w:rFonts w:ascii="Times New Roman" w:eastAsia="Times New Roman" w:hAnsi="Times New Roman" w:cs="Times New Roman"/>
-          <w:szCs w:val="24"/>
-          <w:lang w:eastAsia="pt-BR"/>
-        </w:rPr>
-      </w:pPr>
-      <w:r>
-        <w:rPr>
-          <w:rFonts w:ascii="Times New Roman" w:eastAsia="Times New Roman" w:hAnsi="Times New Roman" w:cs="Times New Roman"/>
-          <w:b/>
-          <w:bCs/>
-          <w:szCs w:val="24"/>
-          <w:lang w:eastAsia="pt-BR"/>
-        </w:rPr>
-        <w:t xml:space="preserve">- </w:t>
-      </w:r>
-      <w:r>
-        <w:rPr>
-          <w:rFonts w:ascii="Times New Roman" w:eastAsia="Times New Roman" w:hAnsi="Times New Roman" w:cs="Times New Roman"/>
-          <w:b/>
-          <w:bCs/>
-          <w:szCs w:val="24"/>
-          <w:lang w:eastAsia="pt-BR"/>
-        </w:rPr>
-        <w:t>Perguntas de pesquisa</w:t>
-      </w:r>
-      <w:r>
-        <w:rPr>
-          <w:rFonts w:ascii="Times New Roman" w:eastAsia="Times New Roman" w:hAnsi="Times New Roman" w:cs="Times New Roman"/>
-          <w:szCs w:val="24"/>
-          <w:lang w:eastAsia="pt-BR"/>
-        </w:rPr>
-        <w:t>: Não estão formuladas de forma clara. Seria importante incluir algo como: “De que forma uma plataforma unificada pode melhorar a comunicação entre escritórios de contabilidade e microempresas?”.</w:t>
-      </w:r>
-    </w:p>
-    <w:p>
-      <w:pPr>
-        <w:spacing w:before="100" w:beforeAutospacing="1" w:after="100" w:afterAutospacing="1" w:line="240" w:lineRule="auto"/>
-        <w:jc w:val="left"/>
-        <w:rPr>
-          <w:rFonts w:ascii="Times New Roman" w:eastAsia="Times New Roman" w:hAnsi="Times New Roman" w:cs="Times New Roman"/>
-          <w:szCs w:val="24"/>
-          <w:lang w:eastAsia="pt-BR"/>
-        </w:rPr>
-      </w:pPr>
-      <w:r>
-        <w:rPr>
-          <w:rFonts w:ascii="Times New Roman" w:eastAsia="Times New Roman" w:hAnsi="Times New Roman" w:cs="Times New Roman"/>
-          <w:b/>
-          <w:bCs/>
-          <w:szCs w:val="24"/>
-          <w:lang w:eastAsia="pt-BR"/>
-        </w:rPr>
-        <w:t xml:space="preserve">- </w:t>
-      </w:r>
-      <w:r>
-        <w:rPr>
-          <w:rFonts w:ascii="Times New Roman" w:eastAsia="Times New Roman" w:hAnsi="Times New Roman" w:cs="Times New Roman"/>
-          <w:b/>
-          <w:bCs/>
-          <w:szCs w:val="24"/>
-          <w:lang w:eastAsia="pt-BR"/>
-        </w:rPr>
-        <w:t>Metodologia</w:t>
-      </w:r>
-      <w:r>
-        <w:rPr>
-          <w:rFonts w:ascii="Times New Roman" w:eastAsia="Times New Roman" w:hAnsi="Times New Roman" w:cs="Times New Roman"/>
-          <w:szCs w:val="24"/>
-          <w:lang w:eastAsia="pt-BR"/>
-        </w:rPr>
-        <w:t>: Precisa ser descrita de forma mais técnica (qualitativa, quantitativa, estudo de caso, levantamento de dados etc.).</w:t>
-      </w:r>
-    </w:p>
-    <w:p>
-      <w:pPr>
-        <w:spacing w:before="100" w:beforeAutospacing="1" w:after="100" w:afterAutospacing="1" w:line="240" w:lineRule="auto"/>
-        <w:jc w:val="left"/>
-        <w:rPr>
-          <w:rFonts w:ascii="Times New Roman" w:eastAsia="Times New Roman" w:hAnsi="Times New Roman" w:cs="Times New Roman"/>
-          <w:szCs w:val="24"/>
-          <w:lang w:eastAsia="pt-BR"/>
-        </w:rPr>
-      </w:pPr>
-      <w:r>
-        <w:rPr>
-          <w:rFonts w:ascii="Times New Roman" w:eastAsia="Times New Roman" w:hAnsi="Times New Roman" w:cs="Times New Roman"/>
-          <w:b/>
-          <w:bCs/>
-          <w:szCs w:val="24"/>
-          <w:lang w:eastAsia="pt-BR"/>
-        </w:rPr>
-        <w:t xml:space="preserve">- </w:t>
-      </w:r>
-      <w:r>
-        <w:rPr>
-          <w:rFonts w:ascii="Times New Roman" w:eastAsia="Times New Roman" w:hAnsi="Times New Roman" w:cs="Times New Roman"/>
-          <w:b/>
-          <w:bCs/>
-          <w:szCs w:val="24"/>
-          <w:lang w:eastAsia="pt-BR"/>
-        </w:rPr>
-        <w:t>Referencial teórico</w:t>
-      </w:r>
-      <w:r>
-        <w:rPr>
-          <w:rFonts w:ascii="Times New Roman" w:eastAsia="Times New Roman" w:hAnsi="Times New Roman" w:cs="Times New Roman"/>
-          <w:szCs w:val="24"/>
-          <w:lang w:eastAsia="pt-BR"/>
-        </w:rPr>
-        <w:t>: É necessário citar autores centrais da área de contabilidade, gestão empresarial ou sistemas de informação</w:t>
-      </w:r>
-      <w:r>
-        <w:rPr>
-          <w:rFonts w:ascii="Times New Roman" w:eastAsia="Times New Roman" w:hAnsi="Times New Roman" w:cs="Times New Roman"/>
-          <w:szCs w:val="24"/>
-          <w:lang w:eastAsia="pt-BR"/>
-        </w:rPr>
-        <w:t xml:space="preserve">, não apenas </w:t>
-      </w:r>
-      <w:r>
-        <w:rPr>
-          <w:rFonts w:ascii="Times New Roman" w:eastAsia="Times New Roman" w:hAnsi="Times New Roman" w:cs="Times New Roman"/>
-          <w:szCs w:val="24"/>
-          <w:lang w:eastAsia="pt-BR"/>
-        </w:rPr>
-        <w:t>dados estatísticos.</w:t>
-      </w:r>
-    </w:p>
-    <w:p>
-      <w:pPr>
-        <w:spacing w:before="100" w:beforeAutospacing="1" w:after="100" w:afterAutospacing="1" w:line="240" w:lineRule="auto"/>
-        <w:jc w:val="left"/>
-        <w:rPr>
-          <w:rFonts w:ascii="Times New Roman" w:eastAsia="Times New Roman" w:hAnsi="Times New Roman" w:cs="Times New Roman"/>
-          <w:szCs w:val="24"/>
-          <w:lang w:eastAsia="pt-BR"/>
-        </w:rPr>
-      </w:pPr>
-      <w:r>
-        <w:rPr>
-          <w:rFonts w:ascii="Times New Roman" w:eastAsia="Times New Roman" w:hAnsi="Times New Roman" w:cs="Times New Roman"/>
-          <w:b/>
-          <w:bCs/>
-          <w:szCs w:val="24"/>
-          <w:lang w:eastAsia="pt-BR"/>
-        </w:rPr>
-        <w:t xml:space="preserve">- </w:t>
-      </w:r>
-      <w:r>
-        <w:rPr>
-          <w:rFonts w:ascii="Times New Roman" w:eastAsia="Times New Roman" w:hAnsi="Times New Roman" w:cs="Times New Roman"/>
-          <w:b/>
-          <w:bCs/>
-          <w:szCs w:val="24"/>
-          <w:lang w:eastAsia="pt-BR"/>
-        </w:rPr>
-        <w:t>Síntese da literatura</w:t>
-      </w:r>
-      <w:r>
-        <w:rPr>
-          <w:rFonts w:ascii="Times New Roman" w:eastAsia="Times New Roman" w:hAnsi="Times New Roman" w:cs="Times New Roman"/>
-          <w:szCs w:val="24"/>
-          <w:lang w:eastAsia="pt-BR"/>
-        </w:rPr>
-        <w:t>: O texto não apresenta um mapeamento de pesquisas anteriores ou discussão crítica de referenciais teóricos.</w:t>
-      </w:r>
-    </w:p>
-  </w:comment>
-  <w:comment w:id="2" w:author="NAIARA ISHIY RICARDO" w:date="2025-11-28T20:35:00Z" w:initials="NIR">
-    <w:p>
-      <w:pPr>
-        <w:pStyle w:val="Textodecomentrio"/>
-      </w:pPr>
-      <w:r>
-        <w:rPr>
-          <w:rStyle w:val="Refdecomentrio"/>
-        </w:rPr>
-        <w:annotationRef/>
-      </w:r>
-    </w:p>
-  </w:comment>
-</w:comments>
-</file>
-
-<file path=word/commentsExtended.xml><?xml version="1.0" encoding="utf-8"?>
-<w15:commentsEx xmlns:wpc="http://schemas.microsoft.com/office/word/2010/wordprocessingCanvas" xmlns:cx="http://schemas.microsoft.com/office/drawing/2014/chartex" xmlns:cx1="http://schemas.microsoft.com/office/drawing/2015/9/8/chartex" xmlns:cx2="http://schemas.microsoft.com/office/drawing/2015/10/21/chartex" xmlns:cx3="http://schemas.microsoft.com/office/drawing/2016/5/9/chartex" xmlns:cx4="http://schemas.microsoft.com/office/drawing/2016/5/10/chartex" xmlns:cx5="http://schemas.microsoft.com/office/drawing/2016/5/11/chartex" xmlns:cx6="http://schemas.microsoft.com/office/drawing/2016/5/12/chartex" xmlns:cx7="http://schemas.microsoft.com/office/drawing/2016/5/13/chartex" xmlns:cx8="http://schemas.microsoft.com/office/drawing/2016/5/14/chartex" xmlns:mc="http://schemas.openxmlformats.org/markup-compatibility/2006" xmlns:aink="http://schemas.microsoft.com/office/drawing/2016/ink" xmlns:am3d="http://schemas.microsoft.com/office/drawing/2017/model3d" xmlns:o="urn:schemas-microsoft-com:office:office" xmlns:oel="http://schemas.microsoft.com/office/2019/extlst" xmlns:r="http://schemas.openxmlformats.org/officeDocument/2006/relationships" xmlns:m="http://schemas.openxmlformats.org/officeDocument/2006/math" xmlns:v="urn:schemas-microsoft-com:vml" xmlns:wp14="http://schemas.microsoft.com/office/word/2010/wordprocessingDrawing" xmlns:wp="http://schemas.openxmlformats.org/drawingml/2006/wordprocessingDrawing" xmlns:w10="urn:schemas-microsoft-com:office:word" xmlns:w="http://schemas.openxmlformats.org/wordprocessingml/2006/main" xmlns:w14="http://schemas.microsoft.com/office/word/2010/wordml" xmlns:w15="http://schemas.microsoft.com/office/word/2012/wordml" xmlns:w16cex="http://schemas.microsoft.com/office/word/2018/wordml/cex" xmlns:w16cid="http://schemas.microsoft.com/office/word/2016/wordml/cid" xmlns:w16="http://schemas.microsoft.com/office/word/2018/wordml" xmlns:w16sdtdh="http://schemas.microsoft.com/office/word/2020/wordml/sdtdatahash" xmlns:w16se="http://schemas.microsoft.com/office/word/2015/wordml/symex" xmlns:wpg="http://schemas.microsoft.com/office/word/2010/wordprocessingGroup" xmlns:wpi="http://schemas.microsoft.com/office/word/2010/wordprocessingInk" xmlns:wne="http://schemas.microsoft.com/office/word/2006/wordml" xmlns:wps="http://schemas.microsoft.com/office/word/2010/wordprocessingShape" mc:Ignorable="w14 w15 w16se w16cid w16 w16cex w16sdtdh wp14">
-  <w15:commentEx w15:paraId="3B4CFFF5" w15:done="0"/>
-  <w15:commentEx w15:paraId="351916BE" w15:done="0"/>
-</w15:commentsEx>
-</file>
-
-<file path=word/commentsIds.xml><?xml version="1.0" encoding="utf-8"?>
-<w16cid:commentsIds xmlns:wpc="http://schemas.microsoft.com/office/word/2010/wordprocessingCanvas" xmlns:cx="http://schemas.microsoft.com/office/drawing/2014/chartex" xmlns:cx1="http://schemas.microsoft.com/office/drawing/2015/9/8/chartex" xmlns:cx2="http://schemas.microsoft.com/office/drawing/2015/10/21/chartex" xmlns:cx3="http://schemas.microsoft.com/office/drawing/2016/5/9/chartex" xmlns:cx4="http://schemas.microsoft.com/office/drawing/2016/5/10/chartex" xmlns:cx5="http://schemas.microsoft.com/office/drawing/2016/5/11/chartex" xmlns:cx6="http://schemas.microsoft.com/office/drawing/2016/5/12/chartex" xmlns:cx7="http://schemas.microsoft.com/office/drawing/2016/5/13/chartex" xmlns:cx8="http://schemas.microsoft.com/office/drawing/2016/5/14/chartex" xmlns:mc="http://schemas.openxmlformats.org/markup-compatibility/2006" xmlns:aink="http://schemas.microsoft.com/office/drawing/2016/ink" xmlns:am3d="http://schemas.microsoft.com/office/drawing/2017/model3d" xmlns:o="urn:schemas-microsoft-com:office:office" xmlns:oel="http://schemas.microsoft.com/office/2019/extlst" xmlns:r="http://schemas.openxmlformats.org/officeDocument/2006/relationships" xmlns:m="http://schemas.openxmlformats.org/officeDocument/2006/math" xmlns:v="urn:schemas-microsoft-com:vml" xmlns:wp14="http://schemas.microsoft.com/office/word/2010/wordprocessingDrawing" xmlns:wp="http://schemas.openxmlformats.org/drawingml/2006/wordprocessingDrawing" xmlns:w10="urn:schemas-microsoft-com:office:word" xmlns:w="http://schemas.openxmlformats.org/wordprocessingml/2006/main" xmlns:w14="http://schemas.microsoft.com/office/word/2010/wordml" xmlns:w15="http://schemas.microsoft.com/office/word/2012/wordml" xmlns:w16cex="http://schemas.microsoft.com/office/word/2018/wordml/cex" xmlns:w16cid="http://schemas.microsoft.com/office/word/2016/wordml/cid" xmlns:w16="http://schemas.microsoft.com/office/word/2018/wordml" xmlns:w16sdtdh="http://schemas.microsoft.com/office/word/2020/wordml/sdtdatahash" xmlns:w16se="http://schemas.microsoft.com/office/word/2015/wordml/symex" xmlns:wpg="http://schemas.microsoft.com/office/word/2010/wordprocessingGroup" xmlns:wpi="http://schemas.microsoft.com/office/word/2010/wordprocessingInk" xmlns:wne="http://schemas.microsoft.com/office/word/2006/wordml" xmlns:wps="http://schemas.microsoft.com/office/word/2010/wordprocessingShape" mc:Ignorable="w14 w15 w16se w16cid w16 w16cex w16sdtdh wp14">
-  <w16cid:commentId w16cid:paraId="3B4CFFF5" w16cid:durableId="2CD48608"/>
-  <w16cid:commentId w16cid:paraId="351916BE" w16cid:durableId="2CD485FF"/>
-</w16cid:commentsIds>
-</file>
-
 <file path=word/endnotes.xml><?xml version="1.0" encoding="utf-8"?>
 <w:endnotes xmlns:wpc="http://schemas.microsoft.com/office/word/2010/wordprocessingCanvas" xmlns:cx="http://schemas.microsoft.com/office/drawing/2014/chartex" xmlns:cx1="http://schemas.microsoft.com/office/drawing/2015/9/8/chartex" xmlns:cx2="http://schemas.microsoft.com/office/drawing/2015/10/21/chartex" xmlns:cx3="http://schemas.microsoft.com/office/drawing/2016/5/9/chartex" xmlns:cx4="http://schemas.microsoft.com/office/drawing/2016/5/10/chartex" xmlns:cx5="http://schemas.microsoft.com/office/drawing/2016/5/11/chartex" xmlns:cx6="http://schemas.microsoft.com/office/drawing/2016/5/12/chartex" xmlns:cx7="http://schemas.microsoft.com/office/drawing/2016/5/13/chartex" xmlns:cx8="http://schemas.microsoft.com/office/drawing/2016/5/14/chartex" xmlns:mc="http://schemas.openxmlformats.org/markup-compatibility/2006" xmlns:aink="http://schemas.microsoft.com/office/drawing/2016/ink" xmlns:am3d="http://schemas.microsoft.com/office/drawing/2017/model3d" xmlns:o="urn:schemas-microsoft-com:office:office" xmlns:oel="http://schemas.microsoft.com/office/2019/extlst" xmlns:r="http://schemas.openxmlformats.org/officeDocument/2006/relationships" xmlns:m="http://schemas.openxmlformats.org/officeDocument/2006/math" xmlns:v="urn:schemas-microsoft-com:vml" xmlns:wp14="http://schemas.microsoft.com/office/word/2010/wordprocessingDrawing" xmlns:wp="http://schemas.openxmlformats.org/drawingml/2006/wordprocessingDrawing" xmlns:w10="urn:schemas-microsoft-com:office:word" xmlns:w="http://schemas.openxmlformats.org/wordprocessingml/2006/main" xmlns:w14="http://schemas.microsoft.com/office/word/2010/wordml" xmlns:w15="http://schemas.microsoft.com/office/word/2012/wordml" xmlns:w16cex="http://schemas.microsoft.com/office/word/2018/wordml/cex" xmlns:w16cid="http://schemas.microsoft.com/office/word/2016/wordml/cid" xmlns:w16="http://schemas.microsoft.com/office/word/2018/wordml" xmlns:w16sdtdh="http://schemas.microsoft.com/office/word/2020/wordml/sdtdatahash" xmlns:w16se="http://schemas.microsoft.com/office/word/2015/wordml/symex" xmlns:wpg="http://schemas.microsoft.com/office/word/2010/wordprocessingGroup" xmlns:wpi="http://schemas.microsoft.com/office/word/2010/wordprocessingInk" xmlns:wne="http://schemas.microsoft.com/office/word/2006/wordml" xmlns:wps="http://schemas.microsoft.com/office/word/2010/wordprocessingShape" mc:Ignorable="w14 w15 w16se w16cid w16 w16cex w16sdtdh wp14">
   <w:endnote w:type="separator" w:id="-1">
@@ -15588,7 +15093,6 @@
         <w:docPartUnique/>
       </w:docPartObj>
     </w:sdtPr>
-    <w:sdtEndPr/>
     <w:sdtContent>
       <w:p>
         <w:pPr>
@@ -16195,14 +15699,6 @@
     <w:abstractNumId w:val="0"/>
   </w:num>
 </w:numbering>
-</file>
-
-<file path=word/people.xml><?xml version="1.0" encoding="utf-8"?>
-<w15:people xmlns:wpc="http://schemas.microsoft.com/office/word/2010/wordprocessingCanvas" xmlns:cx="http://schemas.microsoft.com/office/drawing/2014/chartex" xmlns:cx1="http://schemas.microsoft.com/office/drawing/2015/9/8/chartex" xmlns:cx2="http://schemas.microsoft.com/office/drawing/2015/10/21/chartex" xmlns:cx3="http://schemas.microsoft.com/office/drawing/2016/5/9/chartex" xmlns:cx4="http://schemas.microsoft.com/office/drawing/2016/5/10/chartex" xmlns:cx5="http://schemas.microsoft.com/office/drawing/2016/5/11/chartex" xmlns:cx6="http://schemas.microsoft.com/office/drawing/2016/5/12/chartex" xmlns:cx7="http://schemas.microsoft.com/office/drawing/2016/5/13/chartex" xmlns:cx8="http://schemas.microsoft.com/office/drawing/2016/5/14/chartex" xmlns:mc="http://schemas.openxmlformats.org/markup-compatibility/2006" xmlns:aink="http://schemas.microsoft.com/office/drawing/2016/ink" xmlns:am3d="http://schemas.microsoft.com/office/drawing/2017/model3d" xmlns:o="urn:schemas-microsoft-com:office:office" xmlns:oel="http://schemas.microsoft.com/office/2019/extlst" xmlns:r="http://schemas.openxmlformats.org/officeDocument/2006/relationships" xmlns:m="http://schemas.openxmlformats.org/officeDocument/2006/math" xmlns:v="urn:schemas-microsoft-com:vml" xmlns:wp14="http://schemas.microsoft.com/office/word/2010/wordprocessingDrawing" xmlns:wp="http://schemas.openxmlformats.org/drawingml/2006/wordprocessingDrawing" xmlns:w10="urn:schemas-microsoft-com:office:word" xmlns:w="http://schemas.openxmlformats.org/wordprocessingml/2006/main" xmlns:w14="http://schemas.microsoft.com/office/word/2010/wordml" xmlns:w15="http://schemas.microsoft.com/office/word/2012/wordml" xmlns:w16cex="http://schemas.microsoft.com/office/word/2018/wordml/cex" xmlns:w16cid="http://schemas.microsoft.com/office/word/2016/wordml/cid" xmlns:w16="http://schemas.microsoft.com/office/word/2018/wordml" xmlns:w16sdtdh="http://schemas.microsoft.com/office/word/2020/wordml/sdtdatahash" xmlns:w16se="http://schemas.microsoft.com/office/word/2015/wordml/symex" xmlns:wpg="http://schemas.microsoft.com/office/word/2010/wordprocessingGroup" xmlns:wpi="http://schemas.microsoft.com/office/word/2010/wordprocessingInk" xmlns:wne="http://schemas.microsoft.com/office/word/2006/wordml" xmlns:wps="http://schemas.microsoft.com/office/word/2010/wordprocessingShape" mc:Ignorable="w14 w15 w16se w16cid w16 w16cex w16sdtdh wp14">
-  <w15:person w15:author="NAIARA ISHIY RICARDO">
-    <w15:presenceInfo w15:providerId="AD" w15:userId="S-1-5-21-2305100607-1173474897-434751029-17680"/>
-  </w15:person>
-</w15:people>
 </file>
 
 <file path=word/styles.xml><?xml version="1.0" encoding="utf-8"?>
@@ -17042,7 +16538,6 @@
     <w:name w:val="Normal (Web)"/>
     <w:basedOn w:val="Normal"/>
     <w:uiPriority w:val="99"/>
-    <w:semiHidden/>
     <w:unhideWhenUsed/>
     <w:rsid w:val="00E8572B"/>
     <w:pPr>
@@ -17355,15 +16850,6 @@
 </file>
 
 <file path=customXml/item1.xml><?xml version="1.0" encoding="utf-8"?>
-<?mso-contentType ?>
-<FormTemplates xmlns="http://schemas.microsoft.com/sharepoint/v3/contenttype/forms">
-  <Display>DocumentLibraryForm</Display>
-  <Edit>DocumentLibraryForm</Edit>
-  <New>DocumentLibraryForm</New>
-</FormTemplates>
-</file>
-
-<file path=customXml/item2.xml><?xml version="1.0" encoding="utf-8"?>
 <ct:contentTypeSchema xmlns:ct="http://schemas.microsoft.com/office/2006/metadata/contentType" xmlns:ma="http://schemas.microsoft.com/office/2006/metadata/properties/metaAttributes" ct:_="" ma:_="" ma:contentTypeName="Documento" ma:contentTypeID="0x01010079E85AF13E1D6948BAEBBC3E299C7A4C" ma:contentTypeVersion="11" ma:contentTypeDescription="Crie um novo documento." ma:contentTypeScope="" ma:versionID="9903338d6f6ebf8d9f52e57d695b90e0">
   <xsd:schema xmlns:xsd="http://www.w3.org/2001/XMLSchema" xmlns:xs="http://www.w3.org/2001/XMLSchema" xmlns:p="http://schemas.microsoft.com/office/2006/metadata/properties" xmlns:ns2="1c99b82c-450d-407b-8685-188b0222f857" xmlns:ns3="ec9326a9-796b-4177-81ae-8ce46d6874ce" targetNamespace="http://schemas.microsoft.com/office/2006/metadata/properties" ma:root="true" ma:fieldsID="27025b9af28ab54196939bbeabbec0a9" ns2:_="" ns3:_="">
     <xsd:import namespace="1c99b82c-450d-407b-8685-188b0222f857"/>
@@ -17552,19 +17038,20 @@
 </ct:contentTypeSchema>
 </file>
 
+<file path=customXml/item2.xml><?xml version="1.0" encoding="utf-8"?>
+<?mso-contentType ?>
+<FormTemplates xmlns="http://schemas.microsoft.com/sharepoint/v3/contenttype/forms">
+  <Display>DocumentLibraryForm</Display>
+  <Edit>DocumentLibraryForm</Edit>
+  <New>DocumentLibraryForm</New>
+</FormTemplates>
+</file>
+
 <file path=customXml/item3.xml><?xml version="1.0" encoding="utf-8"?>
 <b:Sources xmlns:b="http://schemas.openxmlformats.org/officeDocument/2006/bibliography" xmlns="http://schemas.openxmlformats.org/officeDocument/2006/bibliography" SelectedStyle="\APA.XSL" StyleName="APA"/>
 </file>
 
 <file path=customXml/itemProps1.xml><?xml version="1.0" encoding="utf-8"?>
-<ds:datastoreItem xmlns:ds="http://schemas.openxmlformats.org/officeDocument/2006/customXml" ds:itemID="{19856E04-179F-401F-8246-BA08537D6152}">
-  <ds:schemaRefs>
-    <ds:schemaRef ds:uri="http://schemas.microsoft.com/sharepoint/v3/contenttype/forms"/>
-  </ds:schemaRefs>
-</ds:datastoreItem>
-</file>
-
-<file path=customXml/itemProps2.xml><?xml version="1.0" encoding="utf-8"?>
 <ds:datastoreItem xmlns:ds="http://schemas.openxmlformats.org/officeDocument/2006/customXml" ds:itemID="{F9562963-6458-4B09-8DDA-F09296948AA7}">
   <ds:schemaRefs>
     <ds:schemaRef ds:uri="http://schemas.microsoft.com/office/2006/metadata/contentType"/>
@@ -17583,6 +17070,14 @@
 </ds:datastoreItem>
 </file>
 
+<file path=customXml/itemProps2.xml><?xml version="1.0" encoding="utf-8"?>
+<ds:datastoreItem xmlns:ds="http://schemas.openxmlformats.org/officeDocument/2006/customXml" ds:itemID="{19856E04-179F-401F-8246-BA08537D6152}">
+  <ds:schemaRefs>
+    <ds:schemaRef ds:uri="http://schemas.microsoft.com/sharepoint/v3/contenttype/forms"/>
+  </ds:schemaRefs>
+</ds:datastoreItem>
+</file>
+
 <file path=customXml/itemProps3.xml><?xml version="1.0" encoding="utf-8"?>
 <ds:datastoreItem xmlns:ds="http://schemas.openxmlformats.org/officeDocument/2006/customXml" ds:itemID="{205E797E-3F55-48D0-B859-951F215AD568}">
   <ds:schemaRefs>

--- a/Documentação/Doc atualizado.docx
+++ b/Documentação/Doc atualizado.docx
@@ -357,35 +357,7 @@
         <w:rPr>
           <w:sz w:val="22"/>
         </w:rPr>
-        <w:t xml:space="preserve">ETEC Prof. </w:t>
-      </w:r>
-      <w:proofErr w:type="spellStart"/>
-      <w:r>
-        <w:rPr>
-          <w:sz w:val="22"/>
-        </w:rPr>
-        <w:t>Massuyuki</w:t>
-      </w:r>
-      <w:proofErr w:type="spellEnd"/>
-      <w:r>
-        <w:rPr>
-          <w:sz w:val="22"/>
-        </w:rPr>
-        <w:t xml:space="preserve"> </w:t>
-      </w:r>
-      <w:proofErr w:type="spellStart"/>
-      <w:r>
-        <w:rPr>
-          <w:sz w:val="22"/>
-        </w:rPr>
-        <w:t>Kawano</w:t>
-      </w:r>
-      <w:proofErr w:type="spellEnd"/>
-      <w:r>
-        <w:rPr>
-          <w:sz w:val="22"/>
-        </w:rPr>
-        <w:t>,</w:t>
+        <w:t>ETEC Prof. Massuyuki Kawano,</w:t>
       </w:r>
       <w:r>
         <w:rPr>
@@ -908,7 +880,15 @@
           <w:b/>
           <w:color w:val="FF0000"/>
         </w:rPr>
-        <w:t>04 de março de 2026</w:t>
+        <w:t>28 de abril</w:t>
+      </w:r>
+      <w:r>
+        <w:rPr>
+          <w:rFonts w:cs="Arial"/>
+          <w:b/>
+          <w:color w:val="FF0000"/>
+        </w:rPr>
+        <w:t xml:space="preserve"> de 2026</w:t>
       </w:r>
       <w:r>
         <w:rPr>
@@ -938,15 +918,7 @@
     <w:p/>
     <w:p>
       <w:r>
-        <w:t xml:space="preserve">Este trabalho propõe o desenvolvimento de um sistema virtual denominado Contax, voltado à gestão e transparência contábil de Microempreendedores Individuais (MEI) e Microempresas (ME), com foco na otimização do fluxo de comunicação com escritórios de contabilidade. A plataforma visa centralizar dados fiscais — como notas eletrônicas, tributos e receitas — e facilitar a visualização de relatórios contábeis, promovendo maior eficiência na tomada de decisões estratégicas e na gestão financeira. A pesquisa é caracterizada como aplicada, com abordagem metodológica mista (qualitativa e quantitativa), delimitada ao município de </w:t>
-      </w:r>
-      <w:proofErr w:type="spellStart"/>
-      <w:r>
-        <w:t>Tupã-SP</w:t>
-      </w:r>
-      <w:proofErr w:type="spellEnd"/>
-      <w:r>
-        <w:t>, e estruturada em três fases: levantamento de requisitos por meio de pesquisa documental e entrevistas semiestruturadas com contadores e empresários locais; projeto e desenvolvimento do protótipo do sistema Contax, utilizando diretrizes da engenharia de software (UML); e validação da ferramenta por meio de um quase experimento com usuários para aferir sua eficácia e usabilidade. Espera-se que os resultados confirmem a hipótese de que a integração tecnológica melhora o fluxo de dados, aumenta a eficácia da gestão executiva e contribui para a detecção precoce de disfunções financeiras nas empresas.</w:t>
+        <w:t>Este trabalho propõe o desenvolvimento de um sistema virtual denominado Contax, voltado à gestão e transparência contábil de Microempreendedores Individuais (MEI) e Microempresas (ME), com foco na otimização do fluxo de comunicação com escritórios de contabilidade. A plataforma visa centralizar dados fiscais — como notas eletrônicas, tributos e receitas — e facilitar a visualização de relatórios contábeis, promovendo maior eficiência na tomada de decisões estratégicas e na gestão financeira. A pesquisa é caracterizada como aplicada, com abordagem metodológica mista (qualitativa e quantitativa), delimitada ao município de Tupã-SP, e estruturada em três fases: levantamento de requisitos por meio de pesquisa documental e entrevistas semiestruturadas com contadores e empresários locais; projeto e desenvolvimento do protótipo do sistema Contax, utilizando diretrizes da engenharia de software (UML); e validação da ferramenta por meio de um quase experimento com usuários para aferir sua eficácia e usabilidade. Espera-se que os resultados confirmem a hipótese de que a integração tecnológica melhora o fluxo de dados, aumenta a eficácia da gestão executiva e contribui para a detecção precoce de disfunções financeiras nas empresas.</w:t>
       </w:r>
     </w:p>
     <w:p/>
@@ -2928,39 +2900,7 @@
         <w:contextualSpacing/>
       </w:pPr>
       <w:r>
-        <w:t>Essa clareza facilita a tomada de decisões estratégicas e ações corretivas rápidas. Sob a ótica da administração estratégica, a informação é considerada um recurso de primeira ordem, cuja gestão adequada oferece às empresas novas formas de competir (Rueda-Delgado; Arias-</w:t>
-      </w:r>
-      <w:proofErr w:type="spellStart"/>
-      <w:r>
-        <w:t>Bello</w:t>
-      </w:r>
-      <w:proofErr w:type="spellEnd"/>
-      <w:r>
-        <w:t xml:space="preserve">, 2009). No Brasil, essa necessidade é amplificada pelo crescimento do mercado; apenas no primeiro trimestre de 2025, registraram-se mais de 1,4 milhão de novas aberturas de negócios, com os </w:t>
-      </w:r>
-      <w:proofErr w:type="spellStart"/>
-      <w:r>
-        <w:t>MEIs</w:t>
-      </w:r>
-      <w:proofErr w:type="spellEnd"/>
-      <w:r>
-        <w:t xml:space="preserve"> representando 78% desse total (GOV.BR, 2025). Diante da existência de cerca de cem mil organizações contábeis (CFC, 2025), a integração tecnológica torna-se imperativa. Segundo </w:t>
-      </w:r>
-      <w:proofErr w:type="spellStart"/>
-      <w:r>
-        <w:t>Aucancela</w:t>
-      </w:r>
-      <w:proofErr w:type="spellEnd"/>
-      <w:r>
-        <w:t xml:space="preserve"> </w:t>
-      </w:r>
-      <w:proofErr w:type="spellStart"/>
-      <w:r>
-        <w:t>Guagcha</w:t>
-      </w:r>
-      <w:proofErr w:type="spellEnd"/>
-      <w:r>
-        <w:t xml:space="preserve"> et al. (2024), a Indústria 4.0 exige que o contador domine softwares especializados e competências em comunicação digital para automatizar tarefas rotineiras e focar em análises estratégicas.</w:t>
+        <w:t>Essa clareza facilita a tomada de decisões estratégicas e ações corretivas rápidas. Sob a ótica da administração estratégica, a informação é considerada um recurso de primeira ordem, cuja gestão adequada oferece às empresas novas formas de competir (Rueda-Delgado; Arias-Bello, 2009). No Brasil, essa necessidade é amplificada pelo crescimento do mercado; apenas no primeiro trimestre de 2025, registraram-se mais de 1,4 milhão de novas aberturas de negócios, com os MEIs representando 78% desse total (GOV.BR, 2025). Diante da existência de cerca de cem mil organizações contábeis (CFC, 2025), a integração tecnológica torna-se imperativa. Segundo Aucancela Guagcha et al. (2024), a Indústria 4.0 exige que o contador domine softwares especializados e competências em comunicação digital para automatizar tarefas rotineiras e focar em análises estratégicas.</w:t>
       </w:r>
     </w:p>
     <w:p>
@@ -2969,10 +2909,7 @@
         <w:contextualSpacing/>
       </w:pPr>
       <w:r>
-        <w:t>Nesse cenário, a relação B2B entre pequenos negócios e contadores exige um fluxo constante de dados. Portanto, este trabalho busca responder: De que forma uma plataforma unificada pode otimizar a transparência e a eficiência nessa comunicação? A hipótese assumida é que a centralização de documentos fiscais reduz ruídos e acelera o feedback das atividades realizadas. O objetivo geral é desenvolver uma plataforma para visualização de relatórios, utilizando uma metodologia de natureza aplicada e abordagem qualitativa, baseada em levantamento bibliográfico e análise documental</w:t>
-      </w:r>
-      <w:r>
-        <w:t>.</w:t>
+        <w:t>Nesse cenário, a relação B2B entre pequenos negócios e contadores exige um fluxo constante de dados. Portanto, este trabalho busca responder: De que forma uma plataforma unificada pode otimizar a transparência e a eficiência nessa comunicação? A hipótese assumida é que a centralização de documentos fiscais reduz ruídos e acelera o feedback das atividades realizadas. O objetivo geral é desenvolver uma plataforma para visualização de relatórios, utilizando uma metodologia de natureza aplicada e abordagem qualitativa, baseada em levantamento bibliográfico e análise documental.</w:t>
       </w:r>
       <w:r>
         <w:br w:type="page"/>
@@ -3015,15 +2952,7 @@
         <w:contextualSpacing/>
       </w:pPr>
       <w:r>
-        <w:t xml:space="preserve">Este trabalho configura-se como um Projeto Técnico, voltado ao desenvolvimento de um sistema virtual denominado Contax, com foco na gestão e transparência contábil para Microempreendedores Individuais (MEI) e Microempresas (ME). O projeto está contextualizado na realidade empresarial do município de </w:t>
-      </w:r>
-      <w:proofErr w:type="spellStart"/>
-      <w:r>
-        <w:t>Tupã-SP</w:t>
-      </w:r>
-      <w:proofErr w:type="spellEnd"/>
-      <w:r>
-        <w:t>, região com forte presença de micro e pequenos negócios e demanda crescente por soluções tecnológicas que otimizem a comunicação com escritórios de contabilidade.</w:t>
+        <w:t>Este trabalho configura-se como um Projeto Técnico, voltado ao desenvolvimento de um sistema virtual denominado Contax, com foco na gestão e transparência contábil para Microempreendedores Individuais (MEI) e Microempresas (ME). O projeto está contextualizado na realidade empresarial do município de Tupã-SP, região com forte presença de micro e pequenos negócios e demanda crescente por soluções tecnológicas que otimizem a comunicação com escritórios de contabilidade.</w:t>
       </w:r>
     </w:p>
     <w:p>
@@ -3044,79 +2973,7 @@
         </w:rPr>
       </w:pPr>
       <w:r>
-        <w:t xml:space="preserve">O sistema Contax será desenvolvido com base em uma arquitetura híbrida de </w:t>
-      </w:r>
-      <w:proofErr w:type="spellStart"/>
-      <w:r>
-        <w:t>microsserviços</w:t>
-      </w:r>
-      <w:proofErr w:type="spellEnd"/>
-      <w:r>
-        <w:t xml:space="preserve">, utilizando tecnologias como React.js e </w:t>
-      </w:r>
-      <w:proofErr w:type="spellStart"/>
-      <w:r>
-        <w:t>TypeScript</w:t>
-      </w:r>
-      <w:proofErr w:type="spellEnd"/>
-      <w:r>
-        <w:t xml:space="preserve"> no front-</w:t>
-      </w:r>
-      <w:proofErr w:type="spellStart"/>
-      <w:r>
-        <w:t>end</w:t>
-      </w:r>
-      <w:proofErr w:type="spellEnd"/>
-      <w:r>
-        <w:t xml:space="preserve">, Node.js com Express.js no </w:t>
-      </w:r>
-      <w:proofErr w:type="spellStart"/>
-      <w:r>
-        <w:t>back-end</w:t>
-      </w:r>
-      <w:proofErr w:type="spellEnd"/>
-      <w:r>
-        <w:t xml:space="preserve"> e MySQL como banco de dados relacional. A infraestrutura será hospedada em plataformas como </w:t>
-      </w:r>
-      <w:proofErr w:type="spellStart"/>
-      <w:r>
-        <w:t>Vercel</w:t>
-      </w:r>
-      <w:proofErr w:type="spellEnd"/>
-      <w:r>
-        <w:t xml:space="preserve"> (</w:t>
-      </w:r>
-      <w:proofErr w:type="spellStart"/>
-      <w:r>
-        <w:t>frontend</w:t>
-      </w:r>
-      <w:proofErr w:type="spellEnd"/>
-      <w:r>
-        <w:t xml:space="preserve">) e </w:t>
-      </w:r>
-      <w:proofErr w:type="spellStart"/>
-      <w:r>
-        <w:t>Heroku</w:t>
-      </w:r>
-      <w:proofErr w:type="spellEnd"/>
-      <w:r>
-        <w:t xml:space="preserve"> (</w:t>
-      </w:r>
-      <w:proofErr w:type="spellStart"/>
-      <w:r>
-        <w:t>backend</w:t>
-      </w:r>
-      <w:proofErr w:type="spellEnd"/>
-      <w:r>
-        <w:t xml:space="preserve">). A modelagem será guiada pelas diretrizes da Engenharia de Software, com uso de ferramentas como UML, DFD, MER, Dicionário de Dados e prototipagem em </w:t>
-      </w:r>
-      <w:proofErr w:type="spellStart"/>
-      <w:r>
-        <w:t>Figma</w:t>
-      </w:r>
-      <w:proofErr w:type="spellEnd"/>
-      <w:r>
-        <w:t>.</w:t>
+        <w:t>O sistema Contax será desenvolvido com base em uma arquitetura híbrida de microsserviços, utilizando tecnologias como React.js e TypeScript no front-end, Node.js com Express.js no back-end e MySQL como banco de dados relacional. A infraestrutura será hospedada em plataformas como Vercel (frontend) e Heroku (backend). A modelagem será guiada pelas diretrizes da Engenharia de Software, com uso de ferramentas como UML, DFD, MER, Dicionário de Dados e prototipagem em Figma.</w:t>
       </w:r>
       <w:r>
         <w:br w:type="page"/>
@@ -4081,6 +3938,12 @@
           <w:sz w:val="20"/>
         </w:rPr>
         <w:t>Fonte: Autoria própria</w:t>
+      </w:r>
+      <w:r>
+        <w:rPr>
+          <w:sz w:val="20"/>
+        </w:rPr>
+        <w:t xml:space="preserve"> (2025).</w:t>
       </w:r>
     </w:p>
     <w:p/>
@@ -5203,6 +5066,12 @@
         </w:rPr>
         <w:t>Fonte: Autoria própria</w:t>
       </w:r>
+      <w:r>
+        <w:rPr>
+          <w:sz w:val="20"/>
+        </w:rPr>
+        <w:t xml:space="preserve"> (2025).</w:t>
+      </w:r>
     </w:p>
     <w:p>
       <w:pPr>
@@ -5287,15 +5156,7 @@
         <w:spacing w:after="0"/>
       </w:pPr>
       <w:r>
-        <w:t xml:space="preserve">- Identificar e analisar as principais necessidades de gestão financeira das micro e pequenas empresas em </w:t>
-      </w:r>
-      <w:proofErr w:type="spellStart"/>
-      <w:r>
-        <w:t>Tupã-SP</w:t>
-      </w:r>
-      <w:proofErr w:type="spellEnd"/>
-      <w:r>
-        <w:t>.</w:t>
+        <w:t>- Identificar e analisar as principais necessidades de gestão financeira das micro e pequenas empresas em Tupã-SP.</w:t>
       </w:r>
     </w:p>
     <w:p>
@@ -5423,13 +5284,8 @@
         <w:contextualSpacing/>
       </w:pPr>
       <w:r>
-        <w:t xml:space="preserve">- Termos de uso e protótipos em </w:t>
-      </w:r>
-      <w:proofErr w:type="spellStart"/>
-      <w:r>
-        <w:t>Figma</w:t>
-      </w:r>
-      <w:proofErr w:type="spellEnd"/>
+        <w:t>- Termos de uso e protótipos em Figma</w:t>
+      </w:r>
     </w:p>
     <w:p>
       <w:pPr>
@@ -5446,15 +5302,7 @@
         <w:contextualSpacing/>
       </w:pPr>
       <w:r>
-        <w:t xml:space="preserve">- Revisão ortográfica: </w:t>
-      </w:r>
-      <w:proofErr w:type="spellStart"/>
-      <w:r>
-        <w:t>Copilot</w:t>
-      </w:r>
-      <w:proofErr w:type="spellEnd"/>
-      <w:r>
-        <w:t xml:space="preserve"> 365, Gemini 3 Flash</w:t>
+        <w:t>- Revisão ortográfica: Copilot 365, Gemini 3 Flash</w:t>
       </w:r>
     </w:p>
     <w:p>
@@ -5463,21 +5311,8 @@
         <w:contextualSpacing/>
       </w:pPr>
       <w:r>
-        <w:t xml:space="preserve">- </w:t>
-      </w:r>
-      <w:proofErr w:type="spellStart"/>
-      <w:r>
-        <w:t>Frontend</w:t>
-      </w:r>
-      <w:proofErr w:type="spellEnd"/>
-      <w:r>
-        <w:t xml:space="preserve">: React.js e </w:t>
-      </w:r>
-      <w:proofErr w:type="spellStart"/>
-      <w:r>
-        <w:t>TypeScript</w:t>
-      </w:r>
-      <w:proofErr w:type="spellEnd"/>
+        <w:t>- Frontend: React.js e TypeScript</w:t>
+      </w:r>
     </w:p>
     <w:p>
       <w:pPr>
@@ -5485,15 +5320,7 @@
         <w:contextualSpacing/>
       </w:pPr>
       <w:r>
-        <w:t xml:space="preserve">- </w:t>
-      </w:r>
-      <w:proofErr w:type="spellStart"/>
-      <w:r>
-        <w:t>Backend</w:t>
-      </w:r>
-      <w:proofErr w:type="spellEnd"/>
-      <w:r>
-        <w:t>: Node.js com Express.js</w:t>
+        <w:t>- Backend: Node.js com Express.js</w:t>
       </w:r>
     </w:p>
     <w:p>
@@ -5516,13 +5343,8 @@
       <w:r>
         <w:t xml:space="preserve">- Infraestrutura: </w:t>
       </w:r>
-      <w:proofErr w:type="spellStart"/>
-      <w:r>
-        <w:t>Insomnia</w:t>
-      </w:r>
-      <w:proofErr w:type="spellEnd"/>
-      <w:r>
-        <w:t xml:space="preserve"> e GitHub Desktop e Web</w:t>
+      <w:r>
+        <w:t>Insomnia e GitHub Desktop e Web</w:t>
       </w:r>
     </w:p>
     <w:p>
@@ -5531,47 +5353,7 @@
         <w:contextualSpacing/>
       </w:pPr>
       <w:r>
-        <w:t xml:space="preserve">O ambiente de desenvolvimento foi o Visual Studio </w:t>
-      </w:r>
-      <w:proofErr w:type="spellStart"/>
-      <w:r>
-        <w:t>Code</w:t>
-      </w:r>
-      <w:proofErr w:type="spellEnd"/>
-      <w:r>
-        <w:t xml:space="preserve"> (</w:t>
-      </w:r>
-      <w:proofErr w:type="spellStart"/>
-      <w:r>
-        <w:t>VSCode</w:t>
-      </w:r>
-      <w:proofErr w:type="spellEnd"/>
-      <w:r>
-        <w:t xml:space="preserve">), editor leve e multiplataforma amplamente utilizado para aplicações web. Segundo </w:t>
-      </w:r>
-      <w:proofErr w:type="spellStart"/>
-      <w:r>
-        <w:t>Macoratti</w:t>
-      </w:r>
-      <w:proofErr w:type="spellEnd"/>
-      <w:r>
-        <w:t xml:space="preserve"> (2016), o </w:t>
-      </w:r>
-      <w:proofErr w:type="spellStart"/>
-      <w:r>
-        <w:t>VSCode</w:t>
-      </w:r>
-      <w:proofErr w:type="spellEnd"/>
-      <w:r>
-        <w:t xml:space="preserve"> é gratuito, open </w:t>
-      </w:r>
-      <w:proofErr w:type="spellStart"/>
-      <w:r>
-        <w:t>source</w:t>
-      </w:r>
-      <w:proofErr w:type="spellEnd"/>
-      <w:r>
-        <w:t xml:space="preserve"> e compatível com mais de 30 linguagens de programação. A Microsoft (2023) destaca que o Visual Studio oferece recursos avançados como compiladores, designers gráficos e ferramentas de depuração, aprimorando o processo de desenvolvimento.</w:t>
+        <w:t>O ambiente de desenvolvimento foi o Visual Studio Code (VSCode), editor leve e multiplataforma amplamente utilizado para aplicações web. Segundo Macoratti (2016), o VSCode é gratuito, open source e compatível com mais de 30 linguagens de programação. A Microsoft (2023) destaca que o Visual Studio oferece recursos avançados como compiladores, designers gráficos e ferramentas de depuração, aprimorando o processo de desenvolvimento.</w:t>
       </w:r>
     </w:p>
     <w:p>
@@ -5813,7 +5595,13 @@
         <w:fldChar w:fldCharType="end"/>
       </w:r>
       <w:r>
-        <w:t xml:space="preserve"> - Modelo relacional das tabelas do projeto CONTAX. Fonte: Autoria própria.</w:t>
+        <w:t xml:space="preserve"> - Modelo relacional das tabelas do projeto CONTAX. Fonte: Autoria própria</w:t>
+      </w:r>
+      <w:r>
+        <w:t xml:space="preserve"> (2025)</w:t>
+      </w:r>
+      <w:r>
+        <w:t>.</w:t>
       </w:r>
       <w:r>
         <w:br w:type="page"/>
@@ -6070,11 +5858,9 @@
             <w:vAlign w:val="center"/>
           </w:tcPr>
           <w:p>
-            <w:proofErr w:type="spellStart"/>
             <w:r>
               <w:t>usu_id</w:t>
             </w:r>
-            <w:proofErr w:type="spellEnd"/>
           </w:p>
         </w:tc>
         <w:tc>
@@ -6134,13 +5920,8 @@
             <w:tcW w:w="1151" w:type="pct"/>
           </w:tcPr>
           <w:p>
-            <w:proofErr w:type="spellStart"/>
-            <w:r>
-              <w:t>Auto-Incremento</w:t>
-            </w:r>
-            <w:proofErr w:type="spellEnd"/>
-            <w:r>
-              <w:t>.</w:t>
+            <w:r>
+              <w:t>Auto-Incremento.</w:t>
             </w:r>
           </w:p>
         </w:tc>
@@ -6163,11 +5944,9 @@
             <w:vAlign w:val="center"/>
           </w:tcPr>
           <w:p>
-            <w:proofErr w:type="spellStart"/>
             <w:r>
               <w:t>usu_nome</w:t>
             </w:r>
-            <w:proofErr w:type="spellEnd"/>
           </w:p>
         </w:tc>
         <w:tc>
@@ -6248,11 +6027,9 @@
             <w:vAlign w:val="center"/>
           </w:tcPr>
           <w:p>
-            <w:proofErr w:type="spellStart"/>
             <w:r>
               <w:t>usu_email</w:t>
             </w:r>
-            <w:proofErr w:type="spellEnd"/>
           </w:p>
         </w:tc>
         <w:tc>
@@ -6333,11 +6110,9 @@
             <w:vAlign w:val="center"/>
           </w:tcPr>
           <w:p>
-            <w:proofErr w:type="spellStart"/>
             <w:r>
               <w:t>usu_cpf</w:t>
             </w:r>
-            <w:proofErr w:type="spellEnd"/>
           </w:p>
         </w:tc>
         <w:tc>
@@ -6418,11 +6193,9 @@
             <w:vAlign w:val="center"/>
           </w:tcPr>
           <w:p>
-            <w:proofErr w:type="spellStart"/>
             <w:r>
               <w:t>usu_senha_hash</w:t>
             </w:r>
-            <w:proofErr w:type="spellEnd"/>
           </w:p>
         </w:tc>
         <w:tc>
@@ -6503,11 +6276,9 @@
             <w:vAlign w:val="center"/>
           </w:tcPr>
           <w:p>
-            <w:proofErr w:type="spellStart"/>
             <w:r>
               <w:t>usu_telefone</w:t>
             </w:r>
-            <w:proofErr w:type="spellEnd"/>
           </w:p>
         </w:tc>
         <w:tc>
@@ -6588,11 +6359,9 @@
             <w:vAlign w:val="center"/>
           </w:tcPr>
           <w:p>
-            <w:proofErr w:type="spellStart"/>
             <w:r>
               <w:t>usu_status</w:t>
             </w:r>
-            <w:proofErr w:type="spellEnd"/>
           </w:p>
         </w:tc>
         <w:tc>
@@ -6673,11 +6442,9 @@
             <w:vAlign w:val="center"/>
           </w:tcPr>
           <w:p>
-            <w:proofErr w:type="spellStart"/>
             <w:r>
               <w:t>usu_alterar_senha</w:t>
             </w:r>
-            <w:proofErr w:type="spellEnd"/>
           </w:p>
         </w:tc>
         <w:tc>
@@ -6754,6 +6521,13 @@
           <w:szCs w:val="20"/>
         </w:rPr>
         <w:t>Fonte: Autoria própria</w:t>
+      </w:r>
+      <w:r>
+        <w:rPr>
+          <w:sz w:val="22"/>
+          <w:szCs w:val="20"/>
+        </w:rPr>
+        <w:t xml:space="preserve"> (2025).</w:t>
       </w:r>
     </w:p>
     <w:p>
@@ -6999,11 +6773,9 @@
             <w:vAlign w:val="center"/>
           </w:tcPr>
           <w:p>
-            <w:proofErr w:type="spellStart"/>
             <w:r>
               <w:t>emp_id</w:t>
             </w:r>
-            <w:proofErr w:type="spellEnd"/>
           </w:p>
         </w:tc>
         <w:tc>
@@ -7064,13 +6836,8 @@
             <w:tcW w:w="1151" w:type="pct"/>
           </w:tcPr>
           <w:p>
-            <w:proofErr w:type="spellStart"/>
-            <w:r>
-              <w:t>Auto-Incremento</w:t>
-            </w:r>
-            <w:proofErr w:type="spellEnd"/>
-            <w:r>
-              <w:t>.</w:t>
+            <w:r>
+              <w:t>Auto-Incremento.</w:t>
             </w:r>
           </w:p>
         </w:tc>
@@ -7093,11 +6860,9 @@
             <w:vAlign w:val="center"/>
           </w:tcPr>
           <w:p>
-            <w:proofErr w:type="spellStart"/>
             <w:r>
               <w:t>emp_nome_fantasia</w:t>
             </w:r>
-            <w:proofErr w:type="spellEnd"/>
           </w:p>
         </w:tc>
         <w:tc>
@@ -7179,11 +6944,9 @@
             <w:vAlign w:val="center"/>
           </w:tcPr>
           <w:p>
-            <w:proofErr w:type="spellStart"/>
             <w:r>
               <w:t>emp_razao_social</w:t>
             </w:r>
-            <w:proofErr w:type="spellEnd"/>
           </w:p>
         </w:tc>
         <w:tc>
@@ -7265,11 +7028,9 @@
             <w:vAlign w:val="center"/>
           </w:tcPr>
           <w:p>
-            <w:proofErr w:type="spellStart"/>
             <w:r>
               <w:t>emp_cnpj</w:t>
             </w:r>
-            <w:proofErr w:type="spellEnd"/>
           </w:p>
         </w:tc>
         <w:tc>
@@ -7351,11 +7112,9 @@
             <w:vAlign w:val="center"/>
           </w:tcPr>
           <w:p>
-            <w:proofErr w:type="spellStart"/>
             <w:r>
               <w:t>emp_endereco</w:t>
             </w:r>
-            <w:proofErr w:type="spellEnd"/>
           </w:p>
         </w:tc>
         <w:tc>
@@ -7437,11 +7196,9 @@
             <w:vAlign w:val="center"/>
           </w:tcPr>
           <w:p>
-            <w:proofErr w:type="spellStart"/>
             <w:r>
               <w:t>emp_municipio</w:t>
             </w:r>
-            <w:proofErr w:type="spellEnd"/>
           </w:p>
         </w:tc>
         <w:tc>
@@ -7523,11 +7280,9 @@
             <w:vAlign w:val="center"/>
           </w:tcPr>
           <w:p>
-            <w:proofErr w:type="spellStart"/>
             <w:r>
               <w:t>emp_telefone</w:t>
             </w:r>
-            <w:proofErr w:type="spellEnd"/>
           </w:p>
         </w:tc>
         <w:tc>
@@ -7609,11 +7364,9 @@
             <w:vAlign w:val="center"/>
           </w:tcPr>
           <w:p>
-            <w:proofErr w:type="spellStart"/>
             <w:r>
               <w:t>emp_email</w:t>
             </w:r>
-            <w:proofErr w:type="spellEnd"/>
           </w:p>
         </w:tc>
         <w:tc>
@@ -7695,11 +7448,9 @@
             <w:vAlign w:val="center"/>
           </w:tcPr>
           <w:p>
-            <w:proofErr w:type="spellStart"/>
             <w:r>
               <w:t>emp_senha_hash</w:t>
             </w:r>
-            <w:proofErr w:type="spellEnd"/>
           </w:p>
         </w:tc>
         <w:tc>
@@ -7781,11 +7532,9 @@
             <w:vAlign w:val="center"/>
           </w:tcPr>
           <w:p>
-            <w:proofErr w:type="spellStart"/>
             <w:r>
               <w:t>emp_tipo</w:t>
             </w:r>
-            <w:proofErr w:type="spellEnd"/>
           </w:p>
         </w:tc>
         <w:tc>
@@ -7863,6 +7612,13 @@
           <w:szCs w:val="20"/>
         </w:rPr>
         <w:t>Fonte: Autoria própria</w:t>
+      </w:r>
+      <w:r>
+        <w:rPr>
+          <w:sz w:val="22"/>
+          <w:szCs w:val="20"/>
+        </w:rPr>
+        <w:t xml:space="preserve"> (2025).</w:t>
       </w:r>
     </w:p>
     <w:p>
@@ -8095,11 +7851,9 @@
             <w:vAlign w:val="center"/>
           </w:tcPr>
           <w:p>
-            <w:proofErr w:type="spellStart"/>
             <w:r>
               <w:t>emp_id</w:t>
             </w:r>
-            <w:proofErr w:type="spellEnd"/>
           </w:p>
         </w:tc>
         <w:tc>
@@ -8183,11 +7937,9 @@
             <w:vAlign w:val="center"/>
           </w:tcPr>
           <w:p>
-            <w:proofErr w:type="spellStart"/>
             <w:r>
               <w:t>usu_id</w:t>
             </w:r>
-            <w:proofErr w:type="spellEnd"/>
           </w:p>
         </w:tc>
         <w:tc>
@@ -8271,11 +8023,9 @@
             <w:vAlign w:val="center"/>
           </w:tcPr>
           <w:p>
-            <w:proofErr w:type="spellStart"/>
             <w:r>
               <w:t>usu_emp_nivel_acesso</w:t>
             </w:r>
-            <w:proofErr w:type="spellEnd"/>
           </w:p>
         </w:tc>
         <w:tc>
@@ -8357,11 +8107,9 @@
             <w:vAlign w:val="center"/>
           </w:tcPr>
           <w:p>
-            <w:proofErr w:type="spellStart"/>
             <w:r>
               <w:t>usu_emp_data_vinculo</w:t>
             </w:r>
-            <w:proofErr w:type="spellEnd"/>
           </w:p>
         </w:tc>
         <w:tc>
@@ -8443,11 +8191,9 @@
             <w:vAlign w:val="center"/>
           </w:tcPr>
           <w:p>
-            <w:proofErr w:type="spellStart"/>
             <w:r>
               <w:t>usu_emp_status</w:t>
             </w:r>
-            <w:proofErr w:type="spellEnd"/>
           </w:p>
         </w:tc>
         <w:tc>
@@ -8529,11 +8275,9 @@
             <w:vAlign w:val="center"/>
           </w:tcPr>
           <w:p>
-            <w:proofErr w:type="spellStart"/>
             <w:r>
               <w:t>usu_emp_observacoes</w:t>
             </w:r>
-            <w:proofErr w:type="spellEnd"/>
           </w:p>
         </w:tc>
         <w:tc>
@@ -8607,6 +8351,13 @@
           <w:szCs w:val="20"/>
         </w:rPr>
         <w:t>Fonte: Autoria própria</w:t>
+      </w:r>
+      <w:r>
+        <w:rPr>
+          <w:sz w:val="22"/>
+          <w:szCs w:val="20"/>
+        </w:rPr>
+        <w:t xml:space="preserve"> (2025).</w:t>
       </w:r>
     </w:p>
     <w:p>
@@ -8819,11 +8570,9 @@
             <w:vAlign w:val="center"/>
           </w:tcPr>
           <w:p>
-            <w:proofErr w:type="spellStart"/>
             <w:r>
               <w:t>regi_id</w:t>
             </w:r>
-            <w:proofErr w:type="spellEnd"/>
           </w:p>
         </w:tc>
         <w:tc>
@@ -8884,13 +8633,8 @@
             <w:tcW w:w="1080" w:type="pct"/>
           </w:tcPr>
           <w:p>
-            <w:proofErr w:type="spellStart"/>
-            <w:r>
-              <w:t>Auto-Incremento</w:t>
-            </w:r>
-            <w:proofErr w:type="spellEnd"/>
-            <w:r>
-              <w:t>.</w:t>
+            <w:r>
+              <w:t>Auto-Incremento.</w:t>
             </w:r>
           </w:p>
         </w:tc>
@@ -8913,11 +8657,9 @@
             <w:vAlign w:val="center"/>
           </w:tcPr>
           <w:p>
-            <w:proofErr w:type="spellStart"/>
             <w:r>
               <w:t>regi_nome</w:t>
             </w:r>
-            <w:proofErr w:type="spellEnd"/>
           </w:p>
         </w:tc>
         <w:tc>
@@ -8999,11 +8741,9 @@
             <w:vAlign w:val="center"/>
           </w:tcPr>
           <w:p>
-            <w:proofErr w:type="spellStart"/>
             <w:r>
               <w:t>regi_descricao</w:t>
             </w:r>
-            <w:proofErr w:type="spellEnd"/>
           </w:p>
         </w:tc>
         <w:tc>
@@ -9085,11 +8825,9 @@
             <w:vAlign w:val="center"/>
           </w:tcPr>
           <w:p>
-            <w:proofErr w:type="spellStart"/>
             <w:r>
               <w:t>regi_limite_faturamento_anual</w:t>
             </w:r>
-            <w:proofErr w:type="spellEnd"/>
           </w:p>
         </w:tc>
         <w:tc>
@@ -9171,11 +8909,9 @@
             <w:vAlign w:val="center"/>
           </w:tcPr>
           <w:p>
-            <w:proofErr w:type="spellStart"/>
             <w:r>
               <w:t>regi_tipo_emp_permitida</w:t>
             </w:r>
-            <w:proofErr w:type="spellEnd"/>
           </w:p>
         </w:tc>
         <w:tc>
@@ -9260,11 +8996,9 @@
             <w:pPr>
               <w:ind w:left="708" w:hanging="708"/>
             </w:pPr>
-            <w:proofErr w:type="spellStart"/>
             <w:r>
               <w:t>regi_status</w:t>
             </w:r>
-            <w:proofErr w:type="spellEnd"/>
           </w:p>
         </w:tc>
         <w:tc>
@@ -9342,6 +9076,13 @@
           <w:szCs w:val="20"/>
         </w:rPr>
         <w:t>Fonte: Autoria própria</w:t>
+      </w:r>
+      <w:r>
+        <w:rPr>
+          <w:sz w:val="22"/>
+          <w:szCs w:val="20"/>
+        </w:rPr>
+        <w:t xml:space="preserve"> (2025).</w:t>
       </w:r>
     </w:p>
     <w:p>
@@ -9581,11 +9322,9 @@
             <w:vAlign w:val="center"/>
           </w:tcPr>
           <w:p>
-            <w:proofErr w:type="spellStart"/>
             <w:r>
               <w:t>regi_emp_id</w:t>
             </w:r>
-            <w:proofErr w:type="spellEnd"/>
           </w:p>
         </w:tc>
         <w:tc>
@@ -9646,13 +9385,8 @@
             <w:tcW w:w="1131" w:type="pct"/>
           </w:tcPr>
           <w:p>
-            <w:proofErr w:type="spellStart"/>
-            <w:r>
-              <w:t>Auto-Incremento</w:t>
-            </w:r>
-            <w:proofErr w:type="spellEnd"/>
-            <w:r>
-              <w:t>.</w:t>
+            <w:r>
+              <w:t>Auto-Incremento.</w:t>
             </w:r>
           </w:p>
         </w:tc>
@@ -9675,11 +9409,9 @@
             <w:vAlign w:val="center"/>
           </w:tcPr>
           <w:p>
-            <w:proofErr w:type="spellStart"/>
             <w:r>
               <w:t>regi_id</w:t>
             </w:r>
-            <w:proofErr w:type="spellEnd"/>
           </w:p>
         </w:tc>
         <w:tc>
@@ -9761,11 +9493,9 @@
             <w:vAlign w:val="center"/>
           </w:tcPr>
           <w:p>
-            <w:proofErr w:type="spellStart"/>
             <w:r>
               <w:t>emp_id</w:t>
             </w:r>
-            <w:proofErr w:type="spellEnd"/>
           </w:p>
         </w:tc>
         <w:tc>
@@ -9846,11 +9576,9 @@
             <w:vAlign w:val="center"/>
           </w:tcPr>
           <w:p>
-            <w:proofErr w:type="spellStart"/>
             <w:r>
               <w:t>regi_emp_data_inicio</w:t>
             </w:r>
-            <w:proofErr w:type="spellEnd"/>
           </w:p>
         </w:tc>
         <w:tc>
@@ -9932,11 +9660,9 @@
             <w:vAlign w:val="center"/>
           </w:tcPr>
           <w:p>
-            <w:proofErr w:type="spellStart"/>
             <w:r>
               <w:t>regi_emp_data_fim</w:t>
             </w:r>
-            <w:proofErr w:type="spellEnd"/>
           </w:p>
         </w:tc>
         <w:tc>
@@ -10014,11 +9740,9 @@
             <w:vAlign w:val="center"/>
           </w:tcPr>
           <w:p>
-            <w:proofErr w:type="spellStart"/>
             <w:r>
               <w:t>regi_emp_motivo_alteracao</w:t>
             </w:r>
-            <w:proofErr w:type="spellEnd"/>
           </w:p>
         </w:tc>
         <w:tc>
@@ -10096,11 +9820,9 @@
             <w:vAlign w:val="center"/>
           </w:tcPr>
           <w:p>
-            <w:proofErr w:type="spellStart"/>
             <w:r>
               <w:t>regi_emp_status</w:t>
             </w:r>
-            <w:proofErr w:type="spellEnd"/>
           </w:p>
         </w:tc>
         <w:tc>
@@ -10187,7 +9909,6 @@
             <w:vAlign w:val="center"/>
           </w:tcPr>
           <w:p>
-            <w:proofErr w:type="spellStart"/>
             <w:r>
               <w:rPr>
                 <w:u w:val="single"/>
@@ -10197,7 +9918,6 @@
             <w:r>
               <w:t>_emp_observacoes</w:t>
             </w:r>
-            <w:proofErr w:type="spellEnd"/>
           </w:p>
         </w:tc>
         <w:tc>
@@ -10274,6 +9994,13 @@
           <w:szCs w:val="20"/>
         </w:rPr>
         <w:t>Fonte: Autoria própria</w:t>
+      </w:r>
+      <w:r>
+        <w:rPr>
+          <w:sz w:val="22"/>
+          <w:szCs w:val="20"/>
+        </w:rPr>
+        <w:t xml:space="preserve"> (2025).</w:t>
       </w:r>
     </w:p>
     <w:p>
@@ -10511,11 +10238,9 @@
             <w:vAlign w:val="center"/>
           </w:tcPr>
           <w:p>
-            <w:proofErr w:type="spellStart"/>
             <w:r>
               <w:t>doc_id</w:t>
             </w:r>
-            <w:proofErr w:type="spellEnd"/>
           </w:p>
         </w:tc>
         <w:tc>
@@ -10576,13 +10301,8 @@
             <w:tcW w:w="1151" w:type="pct"/>
           </w:tcPr>
           <w:p>
-            <w:proofErr w:type="spellStart"/>
-            <w:r>
-              <w:t>Auto-Incremento</w:t>
-            </w:r>
-            <w:proofErr w:type="spellEnd"/>
-            <w:r>
-              <w:t>.</w:t>
+            <w:r>
+              <w:t>Auto-Incremento.</w:t>
             </w:r>
           </w:p>
         </w:tc>
@@ -10605,11 +10325,9 @@
             <w:vAlign w:val="center"/>
           </w:tcPr>
           <w:p>
-            <w:proofErr w:type="spellStart"/>
             <w:r>
               <w:t>usu_id</w:t>
             </w:r>
-            <w:proofErr w:type="spellEnd"/>
           </w:p>
         </w:tc>
         <w:tc>
@@ -10691,11 +10409,9 @@
             <w:vAlign w:val="center"/>
           </w:tcPr>
           <w:p>
-            <w:proofErr w:type="spellStart"/>
             <w:r>
               <w:t>emp_id</w:t>
             </w:r>
-            <w:proofErr w:type="spellEnd"/>
           </w:p>
         </w:tc>
         <w:tc>
@@ -10776,11 +10492,9 @@
             <w:vAlign w:val="center"/>
           </w:tcPr>
           <w:p>
-            <w:proofErr w:type="spellStart"/>
             <w:r>
               <w:t>tpd_id</w:t>
             </w:r>
-            <w:proofErr w:type="spellEnd"/>
           </w:p>
         </w:tc>
         <w:tc>
@@ -10858,11 +10572,9 @@
             <w:vAlign w:val="center"/>
           </w:tcPr>
           <w:p>
-            <w:proofErr w:type="spellStart"/>
             <w:r>
               <w:t>doc_arquivo_nome</w:t>
             </w:r>
-            <w:proofErr w:type="spellEnd"/>
           </w:p>
         </w:tc>
         <w:tc>
@@ -10944,11 +10656,9 @@
             <w:vAlign w:val="center"/>
           </w:tcPr>
           <w:p>
-            <w:proofErr w:type="spellStart"/>
             <w:r>
               <w:t>doc_data_emissao</w:t>
             </w:r>
-            <w:proofErr w:type="spellEnd"/>
           </w:p>
         </w:tc>
         <w:tc>
@@ -11030,11 +10740,9 @@
             <w:vAlign w:val="center"/>
           </w:tcPr>
           <w:p>
-            <w:proofErr w:type="spellStart"/>
             <w:r>
               <w:t>doc_valor</w:t>
             </w:r>
-            <w:proofErr w:type="spellEnd"/>
           </w:p>
         </w:tc>
         <w:tc>
@@ -11116,11 +10824,9 @@
             <w:vAlign w:val="center"/>
           </w:tcPr>
           <w:p>
-            <w:proofErr w:type="spellStart"/>
             <w:r>
               <w:t>doc_status</w:t>
             </w:r>
-            <w:proofErr w:type="spellEnd"/>
           </w:p>
         </w:tc>
         <w:tc>
@@ -11198,6 +10904,13 @@
           <w:szCs w:val="20"/>
         </w:rPr>
         <w:t>Fonte: Autoria própria</w:t>
+      </w:r>
+      <w:r>
+        <w:rPr>
+          <w:sz w:val="22"/>
+          <w:szCs w:val="20"/>
+        </w:rPr>
+        <w:t xml:space="preserve"> (2025).</w:t>
       </w:r>
     </w:p>
     <w:p>
@@ -11445,11 +11158,9 @@
             <w:vAlign w:val="center"/>
           </w:tcPr>
           <w:p>
-            <w:proofErr w:type="spellStart"/>
             <w:r>
               <w:t>tpd_id</w:t>
             </w:r>
-            <w:proofErr w:type="spellEnd"/>
           </w:p>
         </w:tc>
         <w:tc>
@@ -11510,13 +11221,8 @@
             <w:tcW w:w="1151" w:type="pct"/>
           </w:tcPr>
           <w:p>
-            <w:proofErr w:type="spellStart"/>
-            <w:r>
-              <w:t>Auto-Incremento</w:t>
-            </w:r>
-            <w:proofErr w:type="spellEnd"/>
-            <w:r>
-              <w:t>.</w:t>
+            <w:r>
+              <w:t>Auto-Incremento.</w:t>
             </w:r>
           </w:p>
         </w:tc>
@@ -11528,13 +11234,8 @@
             <w:vAlign w:val="center"/>
           </w:tcPr>
           <w:p>
-            <w:proofErr w:type="spellStart"/>
-            <w:r>
-              <w:t>Descricão</w:t>
-            </w:r>
-            <w:proofErr w:type="spellEnd"/>
-            <w:r>
-              <w:t xml:space="preserve"> do Tipo do Documento.</w:t>
+            <w:r>
+              <w:t>Descricão do Tipo do Documento.</w:t>
             </w:r>
           </w:p>
         </w:tc>
@@ -11544,11 +11245,9 @@
             <w:vAlign w:val="center"/>
           </w:tcPr>
           <w:p>
-            <w:proofErr w:type="spellStart"/>
             <w:r>
               <w:t>tpd_descricao</w:t>
             </w:r>
-            <w:proofErr w:type="spellEnd"/>
           </w:p>
         </w:tc>
         <w:tc>
@@ -11631,11 +11330,9 @@
             <w:vAlign w:val="center"/>
           </w:tcPr>
           <w:p>
-            <w:proofErr w:type="spellStart"/>
             <w:r>
               <w:t>tpd_status</w:t>
             </w:r>
-            <w:proofErr w:type="spellEnd"/>
           </w:p>
         </w:tc>
         <w:tc>
@@ -11713,6 +11410,13 @@
           <w:szCs w:val="20"/>
         </w:rPr>
         <w:t>Fonte: Autoria própria</w:t>
+      </w:r>
+      <w:r>
+        <w:rPr>
+          <w:sz w:val="22"/>
+          <w:szCs w:val="20"/>
+        </w:rPr>
+        <w:t xml:space="preserve"> (2025).</w:t>
       </w:r>
     </w:p>
     <w:p>
@@ -11952,11 +11656,9 @@
             <w:vAlign w:val="center"/>
           </w:tcPr>
           <w:p>
-            <w:proofErr w:type="spellStart"/>
             <w:r>
               <w:t>praz_id</w:t>
             </w:r>
-            <w:proofErr w:type="spellEnd"/>
           </w:p>
         </w:tc>
         <w:tc>
@@ -12017,13 +11719,8 @@
             <w:tcW w:w="1151" w:type="pct"/>
           </w:tcPr>
           <w:p>
-            <w:proofErr w:type="spellStart"/>
-            <w:r>
-              <w:t>Auto-Incremento</w:t>
-            </w:r>
-            <w:proofErr w:type="spellEnd"/>
-            <w:r>
-              <w:t>.</w:t>
+            <w:r>
+              <w:t>Auto-Incremento.</w:t>
             </w:r>
           </w:p>
         </w:tc>
@@ -12046,11 +11743,9 @@
             <w:vAlign w:val="center"/>
           </w:tcPr>
           <w:p>
-            <w:proofErr w:type="spellStart"/>
             <w:r>
               <w:t>emp_id</w:t>
             </w:r>
-            <w:proofErr w:type="spellEnd"/>
           </w:p>
         </w:tc>
         <w:tc>
@@ -12131,11 +11826,9 @@
             <w:vAlign w:val="center"/>
           </w:tcPr>
           <w:p>
-            <w:proofErr w:type="spellStart"/>
             <w:r>
               <w:t>praz_descricao</w:t>
             </w:r>
-            <w:proofErr w:type="spellEnd"/>
           </w:p>
         </w:tc>
         <w:tc>
@@ -12217,11 +11910,9 @@
             <w:vAlign w:val="center"/>
           </w:tcPr>
           <w:p>
-            <w:proofErr w:type="spellStart"/>
             <w:r>
               <w:t>praz_data_vencimento</w:t>
             </w:r>
-            <w:proofErr w:type="spellEnd"/>
           </w:p>
         </w:tc>
         <w:tc>
@@ -12306,11 +11997,9 @@
             <w:pPr>
               <w:ind w:left="11328" w:hanging="11328"/>
             </w:pPr>
-            <w:proofErr w:type="spellStart"/>
             <w:r>
               <w:t>praz_status</w:t>
             </w:r>
-            <w:proofErr w:type="spellEnd"/>
           </w:p>
         </w:tc>
         <w:tc>
@@ -12406,6 +12095,13 @@
           <w:szCs w:val="20"/>
         </w:rPr>
         <w:t>Fonte: Autoria própria</w:t>
+      </w:r>
+      <w:r>
+        <w:rPr>
+          <w:sz w:val="22"/>
+          <w:szCs w:val="20"/>
+        </w:rPr>
+        <w:t xml:space="preserve"> (2025).</w:t>
       </w:r>
     </w:p>
     <w:p>
@@ -12646,11 +12342,9 @@
             <w:vAlign w:val="center"/>
           </w:tcPr>
           <w:p>
-            <w:proofErr w:type="spellStart"/>
             <w:r>
               <w:t>aud_id</w:t>
             </w:r>
-            <w:proofErr w:type="spellEnd"/>
           </w:p>
         </w:tc>
         <w:tc>
@@ -12711,13 +12405,8 @@
             <w:tcW w:w="1151" w:type="pct"/>
           </w:tcPr>
           <w:p>
-            <w:proofErr w:type="spellStart"/>
-            <w:r>
-              <w:t>Auto-Incremento</w:t>
-            </w:r>
-            <w:proofErr w:type="spellEnd"/>
-            <w:r>
-              <w:t>.</w:t>
+            <w:r>
+              <w:t>Auto-Incremento.</w:t>
             </w:r>
           </w:p>
         </w:tc>
@@ -12740,11 +12429,9 @@
             <w:vAlign w:val="center"/>
           </w:tcPr>
           <w:p>
-            <w:proofErr w:type="spellStart"/>
             <w:r>
               <w:t>usu_id</w:t>
             </w:r>
-            <w:proofErr w:type="spellEnd"/>
           </w:p>
         </w:tc>
         <w:tc>
@@ -12825,11 +12512,9 @@
             <w:vAlign w:val="center"/>
           </w:tcPr>
           <w:p>
-            <w:proofErr w:type="spellStart"/>
             <w:r>
               <w:t>aud_acao</w:t>
             </w:r>
-            <w:proofErr w:type="spellEnd"/>
           </w:p>
         </w:tc>
         <w:tc>
@@ -12929,11 +12614,9 @@
             <w:vAlign w:val="center"/>
           </w:tcPr>
           <w:p>
-            <w:proofErr w:type="spellStart"/>
             <w:r>
               <w:t>aud_tabela_afetada</w:t>
             </w:r>
-            <w:proofErr w:type="spellEnd"/>
           </w:p>
         </w:tc>
         <w:tc>
@@ -13015,11 +12698,9 @@
             <w:vAlign w:val="center"/>
           </w:tcPr>
           <w:p>
-            <w:proofErr w:type="spellStart"/>
             <w:r>
               <w:t>aud_registro_afetado</w:t>
             </w:r>
-            <w:proofErr w:type="spellEnd"/>
           </w:p>
         </w:tc>
         <w:tc>
@@ -13101,11 +12782,9 @@
             <w:vAlign w:val="center"/>
           </w:tcPr>
           <w:p>
-            <w:proofErr w:type="spellStart"/>
             <w:r>
               <w:t>aud_data_acao</w:t>
             </w:r>
-            <w:proofErr w:type="spellEnd"/>
           </w:p>
         </w:tc>
         <w:tc>
@@ -13183,6 +12862,13 @@
           <w:szCs w:val="20"/>
         </w:rPr>
         <w:t>Fonte: Autoria própria</w:t>
+      </w:r>
+      <w:r>
+        <w:rPr>
+          <w:sz w:val="22"/>
+          <w:szCs w:val="20"/>
+        </w:rPr>
+        <w:t xml:space="preserve"> (2025).</w:t>
       </w:r>
     </w:p>
     <w:p/>
@@ -13415,11 +13101,9 @@
             <w:vAlign w:val="center"/>
           </w:tcPr>
           <w:p>
-            <w:proofErr w:type="spellStart"/>
             <w:r>
               <w:t>sup_id</w:t>
             </w:r>
-            <w:proofErr w:type="spellEnd"/>
           </w:p>
         </w:tc>
         <w:tc>
@@ -13480,13 +13164,8 @@
             <w:tcW w:w="1151" w:type="pct"/>
           </w:tcPr>
           <w:p>
-            <w:proofErr w:type="spellStart"/>
-            <w:r>
-              <w:t>Auto-Incremento</w:t>
-            </w:r>
-            <w:proofErr w:type="spellEnd"/>
-            <w:r>
-              <w:t>.</w:t>
+            <w:r>
+              <w:t>Auto-Incremento.</w:t>
             </w:r>
           </w:p>
         </w:tc>
@@ -13510,11 +13189,9 @@
             <w:vAlign w:val="center"/>
           </w:tcPr>
           <w:p>
-            <w:proofErr w:type="spellStart"/>
             <w:r>
               <w:t>usu_id_solicitante</w:t>
             </w:r>
-            <w:proofErr w:type="spellEnd"/>
           </w:p>
         </w:tc>
         <w:tc>
@@ -13595,11 +13272,9 @@
             <w:vAlign w:val="center"/>
           </w:tcPr>
           <w:p>
-            <w:proofErr w:type="spellStart"/>
             <w:r>
               <w:t>usu_id_responsavel</w:t>
             </w:r>
-            <w:proofErr w:type="spellEnd"/>
           </w:p>
         </w:tc>
         <w:tc>
@@ -13680,11 +13355,9 @@
             <w:vAlign w:val="center"/>
           </w:tcPr>
           <w:p>
-            <w:proofErr w:type="spellStart"/>
             <w:r>
               <w:t>sup_assunto</w:t>
             </w:r>
-            <w:proofErr w:type="spellEnd"/>
           </w:p>
         </w:tc>
         <w:tc>
@@ -13766,11 +13439,9 @@
             <w:vAlign w:val="center"/>
           </w:tcPr>
           <w:p>
-            <w:proofErr w:type="spellStart"/>
             <w:r>
               <w:t>sup_descricao</w:t>
             </w:r>
-            <w:proofErr w:type="spellEnd"/>
           </w:p>
         </w:tc>
         <w:tc>
@@ -13852,11 +13523,9 @@
             <w:vAlign w:val="center"/>
           </w:tcPr>
           <w:p>
-            <w:proofErr w:type="spellStart"/>
             <w:r>
               <w:t>sup_status</w:t>
             </w:r>
-            <w:proofErr w:type="spellEnd"/>
           </w:p>
         </w:tc>
         <w:tc>
@@ -13956,11 +13625,9 @@
             <w:vAlign w:val="center"/>
           </w:tcPr>
           <w:p>
-            <w:proofErr w:type="spellStart"/>
             <w:r>
               <w:t>sup_data_abertura</w:t>
             </w:r>
-            <w:proofErr w:type="spellEnd"/>
           </w:p>
         </w:tc>
         <w:tc>
@@ -14042,11 +13709,9 @@
             <w:vAlign w:val="center"/>
           </w:tcPr>
           <w:p>
-            <w:proofErr w:type="spellStart"/>
             <w:r>
               <w:t>sup_data_suporte</w:t>
             </w:r>
-            <w:proofErr w:type="spellEnd"/>
           </w:p>
         </w:tc>
         <w:tc>
@@ -14131,11 +13796,9 @@
             <w:vAlign w:val="center"/>
           </w:tcPr>
           <w:p>
-            <w:proofErr w:type="spellStart"/>
             <w:r>
               <w:t>sup_id_resp</w:t>
             </w:r>
-            <w:proofErr w:type="spellEnd"/>
           </w:p>
         </w:tc>
         <w:tc>
@@ -14221,7 +13884,14 @@
           <w:sz w:val="22"/>
           <w:szCs w:val="20"/>
         </w:rPr>
-        <w:t>Fonte: Autoria própria</w:t>
+        <w:t>Fonte: Autoria própri</w:t>
+      </w:r>
+      <w:r>
+        <w:rPr>
+          <w:sz w:val="22"/>
+          <w:szCs w:val="20"/>
+        </w:rPr>
+        <w:t>a (2025).</w:t>
       </w:r>
     </w:p>
     <w:p>
@@ -14523,16 +14193,144 @@
     </w:p>
     <w:p/>
     <w:p>
-      <w:hyperlink r:id="rId16" w:history="1">
-        <w:r>
-          <w:rPr>
-            <w:rStyle w:val="Hyperlink"/>
-          </w:rPr>
-          <w:t>https://politicaprivacidade.com/</w:t>
-        </w:r>
-      </w:hyperlink>
-      <w:r>
-        <w:t xml:space="preserve"> </w:t>
+      <w:r>
+        <w:lastRenderedPageBreak/>
+        <w:t>A</w:t>
+      </w:r>
+      <w:r>
+        <w:t xml:space="preserve"> sua privacidade é importante para nós. É política do Contax respeitar a sua privacidade em relação a qualquer informação sua que possamos coletar no site Contax, e outros sites que possuímos e operamos.</w:t>
+      </w:r>
+    </w:p>
+    <w:p>
+      <w:r>
+        <w:t>Solicitamos informações pessoais apenas quando realmente precisamos delas para lhe fornecer um serviço. Fazemo-lo por meios justos e legais, com o seu conhecimento e consentimento. Também informamos por que estamos coletando e como será usado.</w:t>
+      </w:r>
+    </w:p>
+    <w:p>
+      <w:r>
+        <w:t>Apenas retemos as informações coletadas pelo tempo necessário para fornecer o serviço solicitado. Quando armazenamos dados, protegemos dentro de meios comercialmente aceitáveis ​​para evitar perdas e roubos, bem como acesso, divulgação, cópia, uso ou modificação não autorizados.</w:t>
+      </w:r>
+    </w:p>
+    <w:p>
+      <w:r>
+        <w:t>Não compartilhamos informações de identificação pessoal publicamente ou com terceiros, exceto quando exigido por lei.</w:t>
+      </w:r>
+    </w:p>
+    <w:p>
+      <w:r>
+        <w:t>O nosso site pode ter links para sites externos que não são operados por nós. Esteja ciente de que não temos controle sobre o conteúdo e práticas desses sites e não podemos aceitar responsabilidade por suas respectivas políticas de privacidade.</w:t>
+      </w:r>
+    </w:p>
+    <w:p>
+      <w:r>
+        <w:t>Você é livre para recusar a nossa solicitação de informações pessoais, entendendo que talvez não possamos fornecer alguns dos serviços desejados.</w:t>
+      </w:r>
+    </w:p>
+    <w:p>
+      <w:r>
+        <w:t>O uso continuado de nosso site será considerado como aceitação de nossas práticas em torno de privacidade e informações pessoais. Se você tiver alguma dúvida sobre como lidamos com dados do usuário e informações pessoais, entre em contacto c</w:t>
+      </w:r>
+      <w:r>
+        <w:t>o</w:t>
+      </w:r>
+      <w:r>
+        <w:t>nosco</w:t>
+      </w:r>
+      <w:r>
+        <w:t>.</w:t>
+      </w:r>
+    </w:p>
+    <w:p>
+      <w:r>
+        <w:t xml:space="preserve">- </w:t>
+      </w:r>
+      <w:r>
+        <w:t>O serviço Google AdSense que usamos para veicular publicidade usa um cookie DoubleClick para veicular anúncios mais relevantes em toda a Web e limitar o número de vezes que um determinado anúncio é exibido para você.</w:t>
+      </w:r>
+    </w:p>
+    <w:p>
+      <w:r>
+        <w:t xml:space="preserve">- </w:t>
+      </w:r>
+      <w:r>
+        <w:t>Para mais informações sobre o Google AdSense, consulte as FAQs oficiais sobre privacidade do Google AdSense.</w:t>
+      </w:r>
+    </w:p>
+    <w:p>
+      <w:r>
+        <w:t xml:space="preserve">- </w:t>
+      </w:r>
+      <w:r>
+        <w:t xml:space="preserve">Utilizamos anúncios para compensar os custos de funcionamento deste site e fornecer financiamento para futuros desenvolvimentos. Os cookies de publicidade comportamental usados ​​por este site foram projetados para garantir que você forneça </w:t>
+      </w:r>
+      <w:r>
+        <w:lastRenderedPageBreak/>
+        <w:t>os anúncios mais relevantes sempre que possível, rastreando anonimamente seus interesses e apresentando coisas semelhantes que possam ser do seu interesse.</w:t>
+      </w:r>
+    </w:p>
+    <w:p>
+      <w:r>
+        <w:t xml:space="preserve">- </w:t>
+      </w:r>
+      <w:r>
+        <w:t>Vários parceiros anunciam em nosso nome e os cookies de rastreamento de afiliados simplesmente nos permitem ver se nossos clientes acessaram o site através de um dos sites de nossos parceiros, para que possamos creditá-los adequadamente e, quando aplicável, permitir que nossos parceiros afiliados ofereçam qualquer promoção que pode fornecê-lo para fazer uma compra.</w:t>
+      </w:r>
+    </w:p>
+    <w:p/>
+    <w:p>
+      <w:r>
+        <w:t>Compromisso do Usuário</w:t>
+      </w:r>
+    </w:p>
+    <w:p>
+      <w:r>
+        <w:t>O usuário se compromete a fazer uso adequado dos conteúdos e da informação que o Contax oferece no site e com caráter enunciativo, mas não limitativo:</w:t>
+      </w:r>
+    </w:p>
+    <w:p>
+      <w:pPr>
+        <w:ind w:firstLine="357"/>
+      </w:pPr>
+      <w:r>
+        <w:t>A) Não se envolver em atividades que sejam ilegais ou contrárias à boa fé a à ordem pública</w:t>
+      </w:r>
+      <w:r>
+        <w:t>;</w:t>
+      </w:r>
+    </w:p>
+    <w:p>
+      <w:pPr>
+        <w:ind w:firstLine="357"/>
+      </w:pPr>
+      <w:r>
+        <w:t>B) Não difundir propaganda ou conteúdo de natureza racista, xenofóbica, jogos de sorte ou azar, qualquer tipo de pornografia ilegal, de apologia ao terrorismo ou contra os direitos humanos;</w:t>
+      </w:r>
+    </w:p>
+    <w:p>
+      <w:pPr>
+        <w:ind w:firstLine="357"/>
+      </w:pPr>
+      <w:r>
+        <w:t>C) Não causar danos aos sistemas físicos (hardwares) e lógicos (softwares) do Contax, de seus fornecedores ou terceiros, para introduzir ou disseminar vírus informáticos ou quaisquer outros sistemas de hardware ou software que sejam capazes de causar danos anteriormente mencionados.</w:t>
+      </w:r>
+    </w:p>
+    <w:p/>
+    <w:p>
+      <w:r>
+        <w:t>Mais informações</w:t>
+      </w:r>
+    </w:p>
+    <w:p>
+      <w:r>
+        <w:t>Esperemos que esteja esclarecido e, como mencionado anteriormente, se houver algo que você não tem certeza se precisa ou não, geralmente é mais seguro deixar os cookies ativados, caso interaja com um dos recursos que você usa em nosso site.</w:t>
+      </w:r>
+    </w:p>
+    <w:p>
+      <w:pPr>
+        <w:ind w:firstLine="357"/>
+      </w:pPr>
+      <w:r>
+        <w:t>Esta política é efetiva a partir de 28 April 2026 22:46</w:t>
       </w:r>
     </w:p>
     <w:p/>
@@ -14562,34 +14360,234 @@
     </w:p>
     <w:p/>
     <w:p>
-      <w:hyperlink r:id="rId17" w:history="1">
-        <w:r>
-          <w:rPr>
-            <w:rStyle w:val="Hyperlink"/>
-          </w:rPr>
-          <w:t>https://politicaprivacidade.com/</w:t>
-        </w:r>
-      </w:hyperlink>
-      <w:r>
-        <w:t xml:space="preserve"> </w:t>
-      </w:r>
-    </w:p>
-    <w:p/>
-    <w:p>
-      <w:pPr>
-        <w:spacing w:after="200" w:line="276" w:lineRule="auto"/>
-        <w:jc w:val="left"/>
-      </w:pPr>
-      <w:r>
-        <w:br w:type="page"/>
-      </w:r>
-    </w:p>
-    <w:p>
       <w:pPr>
         <w:pStyle w:val="PargrafodaLista"/>
         <w:numPr>
           <w:ilvl w:val="0"/>
-          <w:numId w:val="1"/>
+          <w:numId w:val="8"/>
+        </w:numPr>
+      </w:pPr>
+      <w:r>
+        <w:lastRenderedPageBreak/>
+        <w:t>Termos</w:t>
+      </w:r>
+    </w:p>
+    <w:p>
+      <w:r>
+        <w:t>Ao acessar ao site Contax, concorda em cumprir estes termos de serviço, todas as leis e regulamentos aplicáveis ​​e concorda que é responsável pelo cumprimento de todas as leis locais aplicáveis. Se você não concordar com algum desses termos, está proibido de usar ou acessar este site. Os materiais contidos neste site são protegidos pelas leis de direitos autorais e marcas comerciais aplicáveis.</w:t>
+      </w:r>
+    </w:p>
+    <w:p>
+      <w:pPr>
+        <w:pStyle w:val="PargrafodaLista"/>
+        <w:numPr>
+          <w:ilvl w:val="0"/>
+          <w:numId w:val="8"/>
+        </w:numPr>
+      </w:pPr>
+      <w:r>
+        <w:t>Uso de Licença</w:t>
+      </w:r>
+    </w:p>
+    <w:p>
+      <w:r>
+        <w:t>É concedida permissão para baixar temporariamente uma cópia dos materiais (informações ou software) no site Contax, apenas para visualização transitória pessoal e não comercial. Esta é a concessão de uma licença, não uma transferência de título e, sob esta licença, você não pode:</w:t>
+      </w:r>
+    </w:p>
+    <w:p>
+      <w:pPr>
+        <w:pStyle w:val="PargrafodaLista"/>
+        <w:numPr>
+          <w:ilvl w:val="0"/>
+          <w:numId w:val="7"/>
+        </w:numPr>
+      </w:pPr>
+      <w:r>
+        <w:t>modificar ou copiar os materiais;</w:t>
+      </w:r>
+    </w:p>
+    <w:p>
+      <w:pPr>
+        <w:pStyle w:val="PargrafodaLista"/>
+        <w:numPr>
+          <w:ilvl w:val="0"/>
+          <w:numId w:val="7"/>
+        </w:numPr>
+      </w:pPr>
+      <w:r>
+        <w:t>usar os materiais para qualquer finalidade comercial ou para exibição pública (comercial ou não comercial);</w:t>
+      </w:r>
+    </w:p>
+    <w:p>
+      <w:pPr>
+        <w:pStyle w:val="PargrafodaLista"/>
+        <w:numPr>
+          <w:ilvl w:val="0"/>
+          <w:numId w:val="7"/>
+        </w:numPr>
+      </w:pPr>
+      <w:r>
+        <w:t>tentar descompilar ou fazer engenharia reversa de qualquer software contido no site Contax;</w:t>
+      </w:r>
+    </w:p>
+    <w:p>
+      <w:pPr>
+        <w:pStyle w:val="PargrafodaLista"/>
+        <w:numPr>
+          <w:ilvl w:val="0"/>
+          <w:numId w:val="7"/>
+        </w:numPr>
+      </w:pPr>
+      <w:r>
+        <w:t>remover quaisquer direitos autorais ou outras notações de propriedade dos materiais; ou</w:t>
+      </w:r>
+    </w:p>
+    <w:p>
+      <w:pPr>
+        <w:pStyle w:val="PargrafodaLista"/>
+        <w:numPr>
+          <w:ilvl w:val="0"/>
+          <w:numId w:val="7"/>
+        </w:numPr>
+      </w:pPr>
+      <w:r>
+        <w:t>transferir os materiais para outra pessoa ou 'espelhe' os materiais em qualquer outro servidor.</w:t>
+      </w:r>
+    </w:p>
+    <w:p>
+      <w:r>
+        <w:t>Esta licença será automaticamente rescindida se você violar alguma dessas restrições e poderá ser rescindida por Contax a qualquer momento. Ao encerrar a visualização desses materiais ou após o término desta licença, você deve apagar todos os materiais baixados em sua posse, seja em formato eletrónico ou impresso.</w:t>
+      </w:r>
+    </w:p>
+    <w:p>
+      <w:pPr>
+        <w:pStyle w:val="PargrafodaLista"/>
+        <w:numPr>
+          <w:ilvl w:val="0"/>
+          <w:numId w:val="8"/>
+        </w:numPr>
+      </w:pPr>
+      <w:r>
+        <w:t>Isenção de responsabilidade</w:t>
+      </w:r>
+    </w:p>
+    <w:p>
+      <w:pPr>
+        <w:pStyle w:val="PargrafodaLista"/>
+        <w:numPr>
+          <w:ilvl w:val="0"/>
+          <w:numId w:val="9"/>
+        </w:numPr>
+      </w:pPr>
+      <w:r>
+        <w:t>Os materiais no site da Contax são fornecidos 'como estão'. Contax não oferece garantias, expressas ou implícitas, e, por este meio, isenta e nega todas as outras garantias, incluindo, sem limitação, garantias implícitas ou condições de comercialização, adequação a um fim específico ou não violação de propriedade intelectual ou outra violação de direitos.</w:t>
+      </w:r>
+    </w:p>
+    <w:p>
+      <w:pPr>
+        <w:pStyle w:val="PargrafodaLista"/>
+        <w:numPr>
+          <w:ilvl w:val="0"/>
+          <w:numId w:val="9"/>
+        </w:numPr>
+      </w:pPr>
+      <w:r>
+        <w:t xml:space="preserve">Além disso, o Contax não garante ou faz qualquer representação relativa à precisão, aos resultados prováveis ​​ou à confiabilidade do uso dos materiais </w:t>
+      </w:r>
+      <w:r>
+        <w:lastRenderedPageBreak/>
+        <w:t>em seu site ou de outra forma relacionado a esses materiais ou em sites vinculados a este site.</w:t>
+      </w:r>
+    </w:p>
+    <w:p>
+      <w:pPr>
+        <w:pStyle w:val="PargrafodaLista"/>
+        <w:numPr>
+          <w:ilvl w:val="0"/>
+          <w:numId w:val="8"/>
+        </w:numPr>
+      </w:pPr>
+      <w:r>
+        <w:t>Limitações</w:t>
+      </w:r>
+    </w:p>
+    <w:p>
+      <w:r>
+        <w:t>Em nenhum caso o Contax ou seus fornecedores serão responsáveis ​​por quaisquer danos (incluindo, sem limitação, danos por perda de dados ou lucro ou devido a interrupção dos negócios) decorrentes do uso ou da incapacidade de usar os materiais em Contax, mesmo que Contax ou um representante autorizado da Contax tenha sido notificado oralmente ou por escrito da possibilidade de tais danos. Como algumas jurisdições não permitem limitações em garantias implícitas, ou limitações de responsabilidade por danos conseqüentes ou incidentais, essas limitações podem não se aplicar a você.</w:t>
+      </w:r>
+    </w:p>
+    <w:p>
+      <w:pPr>
+        <w:pStyle w:val="PargrafodaLista"/>
+        <w:numPr>
+          <w:ilvl w:val="0"/>
+          <w:numId w:val="8"/>
+        </w:numPr>
+      </w:pPr>
+      <w:r>
+        <w:t>Precisão dos materiais</w:t>
+      </w:r>
+    </w:p>
+    <w:p>
+      <w:r>
+        <w:t>Os materiais exibidos no site da Contax podem incluir erros técnicos, tipográficos ou fotográficos. Contax não garante que qualquer material em seu site seja preciso, completo ou atual. Contax pode fazer alterações nos materiais contidos em seu site a qualquer momento, sem aviso prévio. No entanto, Contax não se compromete a atualizar os materiais.</w:t>
+      </w:r>
+    </w:p>
+    <w:p>
+      <w:pPr>
+        <w:pStyle w:val="PargrafodaLista"/>
+        <w:numPr>
+          <w:ilvl w:val="0"/>
+          <w:numId w:val="8"/>
+        </w:numPr>
+      </w:pPr>
+      <w:r>
+        <w:t>Links</w:t>
+      </w:r>
+    </w:p>
+    <w:p>
+      <w:r>
+        <w:t>O Contax não analisou todos os sites vinculados ao seu site e não é responsável pelo conteúdo de nenhum site vinculado. A inclusão de qualquer link não implica endosso por Contax do site. O uso de qualquer site vinculado é por conta e risco do usuário.</w:t>
+      </w:r>
+    </w:p>
+    <w:p/>
+    <w:p>
+      <w:r>
+        <w:t>Modificações</w:t>
+      </w:r>
+    </w:p>
+    <w:p>
+      <w:r>
+        <w:t>O Contax pode revisar estes termos de serviço do site a qualquer momento, sem aviso prévio. Ao usar este site, você concorda em ficar vinculado à versão atual desses termos de serviço.</w:t>
+      </w:r>
+    </w:p>
+    <w:p/>
+    <w:p>
+      <w:r>
+        <w:t>Lei aplicável</w:t>
+      </w:r>
+    </w:p>
+    <w:p>
+      <w:r>
+        <w:lastRenderedPageBreak/>
+        <w:t>Estes termos e condições são regidos e interpretados de acordo com as leis do Contax e você se submete irrevogavelmente à jurisdição exclusiva dos tribunais naquele estado ou localidade.</w:t>
+      </w:r>
+    </w:p>
+    <w:p>
+      <w:pPr>
+        <w:spacing w:after="200" w:line="276" w:lineRule="auto"/>
+        <w:jc w:val="left"/>
+      </w:pPr>
+      <w:r>
+        <w:br w:type="page"/>
+      </w:r>
+    </w:p>
+    <w:p>
+      <w:pPr>
+        <w:pStyle w:val="PargrafodaLista"/>
+        <w:numPr>
+          <w:ilvl w:val="0"/>
+          <w:numId w:val="8"/>
         </w:numPr>
         <w:ind w:left="357" w:hanging="357"/>
         <w:outlineLvl w:val="0"/>
@@ -14659,26 +14657,12 @@
         <w:rPr>
           <w:b/>
         </w:rPr>
-        <w:t xml:space="preserve">Visual Studio </w:t>
-      </w:r>
-      <w:proofErr w:type="spellStart"/>
-      <w:r>
-        <w:rPr>
-          <w:b/>
-        </w:rPr>
-        <w:t>Code</w:t>
-      </w:r>
-      <w:proofErr w:type="spellEnd"/>
-      <w:r>
-        <w:rPr>
-          <w:b/>
-        </w:rPr>
-        <w:t xml:space="preserve"> – Apresentando o editor multiplataforma da Microsoft</w:t>
+        <w:t>Visual Studio Code – Apresentando o editor multiplataforma da Microsoft</w:t>
       </w:r>
       <w:r>
         <w:t xml:space="preserve">, 2016. Disponível em: </w:t>
       </w:r>
-      <w:hyperlink r:id="rId18" w:history="1">
+      <w:hyperlink r:id="rId16" w:history="1">
         <w:r>
           <w:rPr>
             <w:rStyle w:val="Hyperlink"/>
@@ -14707,7 +14691,7 @@
       <w:r>
         <w:t xml:space="preserve">, 2023. Disponível em: </w:t>
       </w:r>
-      <w:hyperlink r:id="rId19" w:anchor=":~:text=o%20Visual%20Studio-,Visual%20Studio%20Code,praticamente%20qualquer%20linguagem%20de%20programa%C3%A7%C3%A3o" w:history="1">
+      <w:hyperlink r:id="rId17" w:anchor=":~:text=o%20Visual%20Studio-,Visual%20Studio%20Code,praticamente%20qualquer%20linguagem%20de%20programa%C3%A7%C3%A3o" w:history="1">
         <w:r>
           <w:rPr>
             <w:rStyle w:val="Hyperlink"/>
@@ -14725,31 +14709,7 @@
     <w:p/>
     <w:p>
       <w:r>
-        <w:t xml:space="preserve">ALBUQUERQUE, Felipe et al. </w:t>
-      </w:r>
-      <w:proofErr w:type="spellStart"/>
-      <w:r>
-        <w:t>Integraçao</w:t>
-      </w:r>
-      <w:proofErr w:type="spellEnd"/>
-      <w:r>
-        <w:t xml:space="preserve"> de </w:t>
-      </w:r>
-      <w:proofErr w:type="spellStart"/>
-      <w:r>
-        <w:t>Replicaçao</w:t>
-      </w:r>
-      <w:proofErr w:type="spellEnd"/>
-      <w:r>
-        <w:t xml:space="preserve"> Máquina de Estados no </w:t>
-      </w:r>
-      <w:proofErr w:type="spellStart"/>
-      <w:r>
-        <w:t>Kubernetes</w:t>
-      </w:r>
-      <w:proofErr w:type="spellEnd"/>
-      <w:r>
-        <w:t>. In: </w:t>
+        <w:t>ALBUQUERQUE, Felipe et al. Integraçao de Replicaçao Máquina de Estados no Kubernetes. In: </w:t>
       </w:r>
       <w:r>
         <w:rPr>
@@ -14764,7 +14724,7 @@
       <w:r>
         <w:t xml:space="preserve"> Disponível em: </w:t>
       </w:r>
-      <w:hyperlink r:id="rId20" w:history="1">
+      <w:hyperlink r:id="rId18" w:history="1">
         <w:r>
           <w:rPr>
             <w:rStyle w:val="Hyperlink"/>
@@ -14779,23 +14739,7 @@
     <w:p/>
     <w:p>
       <w:r>
-        <w:t xml:space="preserve">Oliveira S de M de. O funcionamento da autoria nos blogs de divulgação científica. </w:t>
-      </w:r>
-      <w:proofErr w:type="spellStart"/>
-      <w:r>
-        <w:t>Ling</w:t>
-      </w:r>
-      <w:proofErr w:type="spellEnd"/>
-      <w:r>
-        <w:t xml:space="preserve"> (</w:t>
-      </w:r>
-      <w:proofErr w:type="spellStart"/>
-      <w:r>
-        <w:t>dis</w:t>
-      </w:r>
-      <w:proofErr w:type="spellEnd"/>
-      <w:r>
-        <w:t>)curso</w:t>
+        <w:t>Oliveira S de M de. O funcionamento da autoria nos blogs de divulgação científica. Ling (dis)curso</w:t>
       </w:r>
       <w:r>
         <w:t>,</w:t>
@@ -14815,7 +14759,7 @@
       <w:r>
         <w:t xml:space="preserve">: </w:t>
       </w:r>
-      <w:hyperlink r:id="rId21" w:history="1">
+      <w:hyperlink r:id="rId19" w:history="1">
         <w:r>
           <w:rPr>
             <w:rStyle w:val="Hyperlink"/>
@@ -14866,15 +14810,7 @@
     <w:p/>
     <w:p>
       <w:r>
-        <w:t xml:space="preserve">Texto ou documento elaborado pelo autor, a fim de complementar sua argumentação. O(s) apêndice(s) é(são) identificado(s) por letras maiúsculas consecutivas, travessão e pelos res- </w:t>
-      </w:r>
-      <w:proofErr w:type="spellStart"/>
-      <w:r>
-        <w:t>pectivos</w:t>
-      </w:r>
-      <w:proofErr w:type="spellEnd"/>
-      <w:r>
-        <w:t xml:space="preserve"> títulos. Excepcionalmente utilizam-se letras maiúsculas dobradas, na identificação dos apêndices, quando esgotadas as 26 letras do alfabeto.</w:t>
+        <w:t>Texto ou documento elaborado pelo autor, a fim de complementar sua argumentação. O(s) apêndice(s) é(são) identificado(s) por letras maiúsculas consecutivas, travessão e pelos res- pectivos títulos. Excepcionalmente utilizam-se letras maiúsculas dobradas, na identificação dos apêndices, quando esgotadas as 26 letras do alfabeto.</w:t>
       </w:r>
     </w:p>
     <w:p/>
@@ -14899,7 +14835,7 @@
                     <pic:cNvPicPr/>
                   </pic:nvPicPr>
                   <pic:blipFill>
-                    <a:blip r:embed="rId22">
+                    <a:blip r:embed="rId20">
                       <a:extLst>
                         <a:ext uri="{28A0092B-C50C-407E-A947-70E740481C1C}">
                           <a14:useLocalDpi xmlns:a14="http://schemas.microsoft.com/office/drawing/2010/main" val="0"/>
@@ -14995,7 +14931,7 @@
                     <pic:cNvPicPr/>
                   </pic:nvPicPr>
                   <pic:blipFill>
-                    <a:blip r:embed="rId23">
+                    <a:blip r:embed="rId21">
                       <a:extLst>
                         <a:ext uri="{28A0092B-C50C-407E-A947-70E740481C1C}">
                           <a14:useLocalDpi xmlns:a14="http://schemas.microsoft.com/office/drawing/2010/main" val="0"/>
@@ -15277,6 +15213,184 @@
     </w:lvl>
   </w:abstractNum>
   <w:abstractNum w:abstractNumId="1" w15:restartNumberingAfterBreak="0">
+    <w:nsid w:val="05FE22E0"/>
+    <w:multiLevelType w:val="hybridMultilevel"/>
+    <w:tmpl w:val="D4205928"/>
+    <w:lvl w:ilvl="0" w:tplc="0416000F">
+      <w:start w:val="1"/>
+      <w:numFmt w:val="decimal"/>
+      <w:lvlText w:val="%1."/>
+      <w:lvlJc w:val="left"/>
+      <w:pPr>
+        <w:ind w:left="720" w:hanging="360"/>
+      </w:pPr>
+      <w:rPr>
+        <w:rFonts w:hint="default"/>
+      </w:rPr>
+    </w:lvl>
+    <w:lvl w:ilvl="1" w:tplc="04160019" w:tentative="1">
+      <w:start w:val="1"/>
+      <w:numFmt w:val="lowerLetter"/>
+      <w:lvlText w:val="%2."/>
+      <w:lvlJc w:val="left"/>
+      <w:pPr>
+        <w:ind w:left="1440" w:hanging="360"/>
+      </w:pPr>
+    </w:lvl>
+    <w:lvl w:ilvl="2" w:tplc="0416001B" w:tentative="1">
+      <w:start w:val="1"/>
+      <w:numFmt w:val="lowerRoman"/>
+      <w:lvlText w:val="%3."/>
+      <w:lvlJc w:val="right"/>
+      <w:pPr>
+        <w:ind w:left="2160" w:hanging="180"/>
+      </w:pPr>
+    </w:lvl>
+    <w:lvl w:ilvl="3" w:tplc="0416000F" w:tentative="1">
+      <w:start w:val="1"/>
+      <w:numFmt w:val="decimal"/>
+      <w:lvlText w:val="%4."/>
+      <w:lvlJc w:val="left"/>
+      <w:pPr>
+        <w:ind w:left="2880" w:hanging="360"/>
+      </w:pPr>
+    </w:lvl>
+    <w:lvl w:ilvl="4" w:tplc="04160019" w:tentative="1">
+      <w:start w:val="1"/>
+      <w:numFmt w:val="lowerLetter"/>
+      <w:lvlText w:val="%5."/>
+      <w:lvlJc w:val="left"/>
+      <w:pPr>
+        <w:ind w:left="3600" w:hanging="360"/>
+      </w:pPr>
+    </w:lvl>
+    <w:lvl w:ilvl="5" w:tplc="0416001B" w:tentative="1">
+      <w:start w:val="1"/>
+      <w:numFmt w:val="lowerRoman"/>
+      <w:lvlText w:val="%6."/>
+      <w:lvlJc w:val="right"/>
+      <w:pPr>
+        <w:ind w:left="4320" w:hanging="180"/>
+      </w:pPr>
+    </w:lvl>
+    <w:lvl w:ilvl="6" w:tplc="0416000F" w:tentative="1">
+      <w:start w:val="1"/>
+      <w:numFmt w:val="decimal"/>
+      <w:lvlText w:val="%7."/>
+      <w:lvlJc w:val="left"/>
+      <w:pPr>
+        <w:ind w:left="5040" w:hanging="360"/>
+      </w:pPr>
+    </w:lvl>
+    <w:lvl w:ilvl="7" w:tplc="04160019" w:tentative="1">
+      <w:start w:val="1"/>
+      <w:numFmt w:val="lowerLetter"/>
+      <w:lvlText w:val="%8."/>
+      <w:lvlJc w:val="left"/>
+      <w:pPr>
+        <w:ind w:left="5760" w:hanging="360"/>
+      </w:pPr>
+    </w:lvl>
+    <w:lvl w:ilvl="8" w:tplc="0416001B" w:tentative="1">
+      <w:start w:val="1"/>
+      <w:numFmt w:val="lowerRoman"/>
+      <w:lvlText w:val="%9."/>
+      <w:lvlJc w:val="right"/>
+      <w:pPr>
+        <w:ind w:left="6480" w:hanging="180"/>
+      </w:pPr>
+    </w:lvl>
+  </w:abstractNum>
+  <w:abstractNum w:abstractNumId="2" w15:restartNumberingAfterBreak="0">
+    <w:nsid w:val="19797B7A"/>
+    <w:multiLevelType w:val="hybridMultilevel"/>
+    <w:tmpl w:val="094ABA78"/>
+    <w:lvl w:ilvl="0" w:tplc="0416000F">
+      <w:start w:val="1"/>
+      <w:numFmt w:val="decimal"/>
+      <w:lvlText w:val="%1."/>
+      <w:lvlJc w:val="left"/>
+      <w:pPr>
+        <w:ind w:left="1068" w:hanging="360"/>
+      </w:pPr>
+      <w:rPr>
+        <w:rFonts w:hint="default"/>
+      </w:rPr>
+    </w:lvl>
+    <w:lvl w:ilvl="1" w:tplc="04160019" w:tentative="1">
+      <w:start w:val="1"/>
+      <w:numFmt w:val="lowerLetter"/>
+      <w:lvlText w:val="%2."/>
+      <w:lvlJc w:val="left"/>
+      <w:pPr>
+        <w:ind w:left="1788" w:hanging="360"/>
+      </w:pPr>
+    </w:lvl>
+    <w:lvl w:ilvl="2" w:tplc="0416001B" w:tentative="1">
+      <w:start w:val="1"/>
+      <w:numFmt w:val="lowerRoman"/>
+      <w:lvlText w:val="%3."/>
+      <w:lvlJc w:val="right"/>
+      <w:pPr>
+        <w:ind w:left="2508" w:hanging="180"/>
+      </w:pPr>
+    </w:lvl>
+    <w:lvl w:ilvl="3" w:tplc="0416000F" w:tentative="1">
+      <w:start w:val="1"/>
+      <w:numFmt w:val="decimal"/>
+      <w:lvlText w:val="%4."/>
+      <w:lvlJc w:val="left"/>
+      <w:pPr>
+        <w:ind w:left="3228" w:hanging="360"/>
+      </w:pPr>
+    </w:lvl>
+    <w:lvl w:ilvl="4" w:tplc="04160019" w:tentative="1">
+      <w:start w:val="1"/>
+      <w:numFmt w:val="lowerLetter"/>
+      <w:lvlText w:val="%5."/>
+      <w:lvlJc w:val="left"/>
+      <w:pPr>
+        <w:ind w:left="3948" w:hanging="360"/>
+      </w:pPr>
+    </w:lvl>
+    <w:lvl w:ilvl="5" w:tplc="0416001B" w:tentative="1">
+      <w:start w:val="1"/>
+      <w:numFmt w:val="lowerRoman"/>
+      <w:lvlText w:val="%6."/>
+      <w:lvlJc w:val="right"/>
+      <w:pPr>
+        <w:ind w:left="4668" w:hanging="180"/>
+      </w:pPr>
+    </w:lvl>
+    <w:lvl w:ilvl="6" w:tplc="0416000F" w:tentative="1">
+      <w:start w:val="1"/>
+      <w:numFmt w:val="decimal"/>
+      <w:lvlText w:val="%7."/>
+      <w:lvlJc w:val="left"/>
+      <w:pPr>
+        <w:ind w:left="5388" w:hanging="360"/>
+      </w:pPr>
+    </w:lvl>
+    <w:lvl w:ilvl="7" w:tplc="04160019" w:tentative="1">
+      <w:start w:val="1"/>
+      <w:numFmt w:val="lowerLetter"/>
+      <w:lvlText w:val="%8."/>
+      <w:lvlJc w:val="left"/>
+      <w:pPr>
+        <w:ind w:left="6108" w:hanging="360"/>
+      </w:pPr>
+    </w:lvl>
+    <w:lvl w:ilvl="8" w:tplc="0416001B" w:tentative="1">
+      <w:start w:val="1"/>
+      <w:numFmt w:val="lowerRoman"/>
+      <w:lvlText w:val="%9."/>
+      <w:lvlJc w:val="right"/>
+      <w:pPr>
+        <w:ind w:left="6828" w:hanging="180"/>
+      </w:pPr>
+    </w:lvl>
+  </w:abstractNum>
+  <w:abstractNum w:abstractNumId="3" w15:restartNumberingAfterBreak="0">
     <w:nsid w:val="3002785C"/>
     <w:multiLevelType w:val="multilevel"/>
     <w:tmpl w:val="0416001F"/>
@@ -15362,7 +15476,96 @@
       </w:pPr>
     </w:lvl>
   </w:abstractNum>
-  <w:abstractNum w:abstractNumId="2" w15:restartNumberingAfterBreak="0">
+  <w:abstractNum w:abstractNumId="4" w15:restartNumberingAfterBreak="0">
+    <w:nsid w:val="35385D44"/>
+    <w:multiLevelType w:val="hybridMultilevel"/>
+    <w:tmpl w:val="9BA21738"/>
+    <w:lvl w:ilvl="0" w:tplc="656A131C">
+      <w:start w:val="1"/>
+      <w:numFmt w:val="decimal"/>
+      <w:lvlText w:val="%1."/>
+      <w:lvlJc w:val="left"/>
+      <w:pPr>
+        <w:ind w:left="1068" w:hanging="360"/>
+      </w:pPr>
+      <w:rPr>
+        <w:rFonts w:hint="default"/>
+      </w:rPr>
+    </w:lvl>
+    <w:lvl w:ilvl="1" w:tplc="04160019" w:tentative="1">
+      <w:start w:val="1"/>
+      <w:numFmt w:val="lowerLetter"/>
+      <w:lvlText w:val="%2."/>
+      <w:lvlJc w:val="left"/>
+      <w:pPr>
+        <w:ind w:left="1788" w:hanging="360"/>
+      </w:pPr>
+    </w:lvl>
+    <w:lvl w:ilvl="2" w:tplc="0416001B" w:tentative="1">
+      <w:start w:val="1"/>
+      <w:numFmt w:val="lowerRoman"/>
+      <w:lvlText w:val="%3."/>
+      <w:lvlJc w:val="right"/>
+      <w:pPr>
+        <w:ind w:left="2508" w:hanging="180"/>
+      </w:pPr>
+    </w:lvl>
+    <w:lvl w:ilvl="3" w:tplc="0416000F" w:tentative="1">
+      <w:start w:val="1"/>
+      <w:numFmt w:val="decimal"/>
+      <w:lvlText w:val="%4."/>
+      <w:lvlJc w:val="left"/>
+      <w:pPr>
+        <w:ind w:left="3228" w:hanging="360"/>
+      </w:pPr>
+    </w:lvl>
+    <w:lvl w:ilvl="4" w:tplc="04160019" w:tentative="1">
+      <w:start w:val="1"/>
+      <w:numFmt w:val="lowerLetter"/>
+      <w:lvlText w:val="%5."/>
+      <w:lvlJc w:val="left"/>
+      <w:pPr>
+        <w:ind w:left="3948" w:hanging="360"/>
+      </w:pPr>
+    </w:lvl>
+    <w:lvl w:ilvl="5" w:tplc="0416001B" w:tentative="1">
+      <w:start w:val="1"/>
+      <w:numFmt w:val="lowerRoman"/>
+      <w:lvlText w:val="%6."/>
+      <w:lvlJc w:val="right"/>
+      <w:pPr>
+        <w:ind w:left="4668" w:hanging="180"/>
+      </w:pPr>
+    </w:lvl>
+    <w:lvl w:ilvl="6" w:tplc="0416000F" w:tentative="1">
+      <w:start w:val="1"/>
+      <w:numFmt w:val="decimal"/>
+      <w:lvlText w:val="%7."/>
+      <w:lvlJc w:val="left"/>
+      <w:pPr>
+        <w:ind w:left="5388" w:hanging="360"/>
+      </w:pPr>
+    </w:lvl>
+    <w:lvl w:ilvl="7" w:tplc="04160019" w:tentative="1">
+      <w:start w:val="1"/>
+      <w:numFmt w:val="lowerLetter"/>
+      <w:lvlText w:val="%8."/>
+      <w:lvlJc w:val="left"/>
+      <w:pPr>
+        <w:ind w:left="6108" w:hanging="360"/>
+      </w:pPr>
+    </w:lvl>
+    <w:lvl w:ilvl="8" w:tplc="0416001B" w:tentative="1">
+      <w:start w:val="1"/>
+      <w:numFmt w:val="lowerRoman"/>
+      <w:lvlText w:val="%9."/>
+      <w:lvlJc w:val="right"/>
+      <w:pPr>
+        <w:ind w:left="6828" w:hanging="180"/>
+      </w:pPr>
+    </w:lvl>
+  </w:abstractNum>
+  <w:abstractNum w:abstractNumId="5" w15:restartNumberingAfterBreak="0">
     <w:nsid w:val="4A0027D9"/>
     <w:multiLevelType w:val="multilevel"/>
     <w:tmpl w:val="BFC8D7CA"/>
@@ -15511,7 +15714,7 @@
       </w:rPr>
     </w:lvl>
   </w:abstractNum>
-  <w:abstractNum w:abstractNumId="3" w15:restartNumberingAfterBreak="0">
+  <w:abstractNum w:abstractNumId="6" w15:restartNumberingAfterBreak="0">
     <w:nsid w:val="4AAF69BA"/>
     <w:multiLevelType w:val="hybridMultilevel"/>
     <w:tmpl w:val="93B282B4"/>
@@ -15597,7 +15800,7 @@
       </w:pPr>
     </w:lvl>
   </w:abstractNum>
-  <w:abstractNum w:abstractNumId="4" w15:restartNumberingAfterBreak="0">
+  <w:abstractNum w:abstractNumId="7" w15:restartNumberingAfterBreak="0">
     <w:nsid w:val="60E56B5D"/>
     <w:multiLevelType w:val="hybridMultilevel"/>
     <w:tmpl w:val="424E198C"/>
@@ -15683,20 +15886,121 @@
       </w:pPr>
     </w:lvl>
   </w:abstractNum>
+  <w:abstractNum w:abstractNumId="8" w15:restartNumberingAfterBreak="0">
+    <w:nsid w:val="7952151D"/>
+    <w:multiLevelType w:val="hybridMultilevel"/>
+    <w:tmpl w:val="AE2A2996"/>
+    <w:lvl w:ilvl="0" w:tplc="0416000F">
+      <w:start w:val="1"/>
+      <w:numFmt w:val="decimal"/>
+      <w:lvlText w:val="%1."/>
+      <w:lvlJc w:val="left"/>
+      <w:pPr>
+        <w:ind w:left="720" w:hanging="360"/>
+      </w:pPr>
+      <w:rPr>
+        <w:rFonts w:hint="default"/>
+      </w:rPr>
+    </w:lvl>
+    <w:lvl w:ilvl="1" w:tplc="04160019" w:tentative="1">
+      <w:start w:val="1"/>
+      <w:numFmt w:val="lowerLetter"/>
+      <w:lvlText w:val="%2."/>
+      <w:lvlJc w:val="left"/>
+      <w:pPr>
+        <w:ind w:left="1440" w:hanging="360"/>
+      </w:pPr>
+    </w:lvl>
+    <w:lvl w:ilvl="2" w:tplc="0416001B" w:tentative="1">
+      <w:start w:val="1"/>
+      <w:numFmt w:val="lowerRoman"/>
+      <w:lvlText w:val="%3."/>
+      <w:lvlJc w:val="right"/>
+      <w:pPr>
+        <w:ind w:left="2160" w:hanging="180"/>
+      </w:pPr>
+    </w:lvl>
+    <w:lvl w:ilvl="3" w:tplc="0416000F" w:tentative="1">
+      <w:start w:val="1"/>
+      <w:numFmt w:val="decimal"/>
+      <w:lvlText w:val="%4."/>
+      <w:lvlJc w:val="left"/>
+      <w:pPr>
+        <w:ind w:left="2880" w:hanging="360"/>
+      </w:pPr>
+    </w:lvl>
+    <w:lvl w:ilvl="4" w:tplc="04160019" w:tentative="1">
+      <w:start w:val="1"/>
+      <w:numFmt w:val="lowerLetter"/>
+      <w:lvlText w:val="%5."/>
+      <w:lvlJc w:val="left"/>
+      <w:pPr>
+        <w:ind w:left="3600" w:hanging="360"/>
+      </w:pPr>
+    </w:lvl>
+    <w:lvl w:ilvl="5" w:tplc="0416001B" w:tentative="1">
+      <w:start w:val="1"/>
+      <w:numFmt w:val="lowerRoman"/>
+      <w:lvlText w:val="%6."/>
+      <w:lvlJc w:val="right"/>
+      <w:pPr>
+        <w:ind w:left="4320" w:hanging="180"/>
+      </w:pPr>
+    </w:lvl>
+    <w:lvl w:ilvl="6" w:tplc="0416000F" w:tentative="1">
+      <w:start w:val="1"/>
+      <w:numFmt w:val="decimal"/>
+      <w:lvlText w:val="%7."/>
+      <w:lvlJc w:val="left"/>
+      <w:pPr>
+        <w:ind w:left="5040" w:hanging="360"/>
+      </w:pPr>
+    </w:lvl>
+    <w:lvl w:ilvl="7" w:tplc="04160019" w:tentative="1">
+      <w:start w:val="1"/>
+      <w:numFmt w:val="lowerLetter"/>
+      <w:lvlText w:val="%8."/>
+      <w:lvlJc w:val="left"/>
+      <w:pPr>
+        <w:ind w:left="5760" w:hanging="360"/>
+      </w:pPr>
+    </w:lvl>
+    <w:lvl w:ilvl="8" w:tplc="0416001B" w:tentative="1">
+      <w:start w:val="1"/>
+      <w:numFmt w:val="lowerRoman"/>
+      <w:lvlText w:val="%9."/>
+      <w:lvlJc w:val="right"/>
+      <w:pPr>
+        <w:ind w:left="6480" w:hanging="180"/>
+      </w:pPr>
+    </w:lvl>
+  </w:abstractNum>
   <w:num w:numId="1" w16cid:durableId="1910967248">
-    <w:abstractNumId w:val="1"/>
+    <w:abstractNumId w:val="3"/>
   </w:num>
   <w:num w:numId="2" w16cid:durableId="975376838">
-    <w:abstractNumId w:val="4"/>
+    <w:abstractNumId w:val="7"/>
   </w:num>
   <w:num w:numId="3" w16cid:durableId="1975402937">
-    <w:abstractNumId w:val="3"/>
+    <w:abstractNumId w:val="6"/>
   </w:num>
   <w:num w:numId="4" w16cid:durableId="1358432695">
-    <w:abstractNumId w:val="2"/>
+    <w:abstractNumId w:val="5"/>
   </w:num>
   <w:num w:numId="5" w16cid:durableId="874076389">
     <w:abstractNumId w:val="0"/>
+  </w:num>
+  <w:num w:numId="6" w16cid:durableId="1980648755">
+    <w:abstractNumId w:val="1"/>
+  </w:num>
+  <w:num w:numId="7" w16cid:durableId="454636114">
+    <w:abstractNumId w:val="4"/>
+  </w:num>
+  <w:num w:numId="8" w16cid:durableId="231552712">
+    <w:abstractNumId w:val="8"/>
+  </w:num>
+  <w:num w:numId="9" w16cid:durableId="142506458">
+    <w:abstractNumId w:val="2"/>
   </w:num>
 </w:numbering>
 </file>
@@ -16850,6 +17154,15 @@
 </file>
 
 <file path=customXml/item1.xml><?xml version="1.0" encoding="utf-8"?>
+<?mso-contentType ?>
+<FormTemplates xmlns="http://schemas.microsoft.com/sharepoint/v3/contenttype/forms">
+  <Display>DocumentLibraryForm</Display>
+  <Edit>DocumentLibraryForm</Edit>
+  <New>DocumentLibraryForm</New>
+</FormTemplates>
+</file>
+
+<file path=customXml/item2.xml><?xml version="1.0" encoding="utf-8"?>
 <ct:contentTypeSchema xmlns:ct="http://schemas.microsoft.com/office/2006/metadata/contentType" xmlns:ma="http://schemas.microsoft.com/office/2006/metadata/properties/metaAttributes" ct:_="" ma:_="" ma:contentTypeName="Documento" ma:contentTypeID="0x01010079E85AF13E1D6948BAEBBC3E299C7A4C" ma:contentTypeVersion="11" ma:contentTypeDescription="Crie um novo documento." ma:contentTypeScope="" ma:versionID="9903338d6f6ebf8d9f52e57d695b90e0">
   <xsd:schema xmlns:xsd="http://www.w3.org/2001/XMLSchema" xmlns:xs="http://www.w3.org/2001/XMLSchema" xmlns:p="http://schemas.microsoft.com/office/2006/metadata/properties" xmlns:ns2="1c99b82c-450d-407b-8685-188b0222f857" xmlns:ns3="ec9326a9-796b-4177-81ae-8ce46d6874ce" targetNamespace="http://schemas.microsoft.com/office/2006/metadata/properties" ma:root="true" ma:fieldsID="27025b9af28ab54196939bbeabbec0a9" ns2:_="" ns3:_="">
     <xsd:import namespace="1c99b82c-450d-407b-8685-188b0222f857"/>
@@ -17038,20 +17351,19 @@
 </ct:contentTypeSchema>
 </file>
 
-<file path=customXml/item2.xml><?xml version="1.0" encoding="utf-8"?>
-<?mso-contentType ?>
-<FormTemplates xmlns="http://schemas.microsoft.com/sharepoint/v3/contenttype/forms">
-  <Display>DocumentLibraryForm</Display>
-  <Edit>DocumentLibraryForm</Edit>
-  <New>DocumentLibraryForm</New>
-</FormTemplates>
-</file>
-
 <file path=customXml/item3.xml><?xml version="1.0" encoding="utf-8"?>
 <b:Sources xmlns:b="http://schemas.openxmlformats.org/officeDocument/2006/bibliography" xmlns="http://schemas.openxmlformats.org/officeDocument/2006/bibliography" SelectedStyle="\APA.XSL" StyleName="APA"/>
 </file>
 
 <file path=customXml/itemProps1.xml><?xml version="1.0" encoding="utf-8"?>
+<ds:datastoreItem xmlns:ds="http://schemas.openxmlformats.org/officeDocument/2006/customXml" ds:itemID="{19856E04-179F-401F-8246-BA08537D6152}">
+  <ds:schemaRefs>
+    <ds:schemaRef ds:uri="http://schemas.microsoft.com/sharepoint/v3/contenttype/forms"/>
+  </ds:schemaRefs>
+</ds:datastoreItem>
+</file>
+
+<file path=customXml/itemProps2.xml><?xml version="1.0" encoding="utf-8"?>
 <ds:datastoreItem xmlns:ds="http://schemas.openxmlformats.org/officeDocument/2006/customXml" ds:itemID="{F9562963-6458-4B09-8DDA-F09296948AA7}">
   <ds:schemaRefs>
     <ds:schemaRef ds:uri="http://schemas.microsoft.com/office/2006/metadata/contentType"/>
@@ -17070,14 +17382,6 @@
 </ds:datastoreItem>
 </file>
 
-<file path=customXml/itemProps2.xml><?xml version="1.0" encoding="utf-8"?>
-<ds:datastoreItem xmlns:ds="http://schemas.openxmlformats.org/officeDocument/2006/customXml" ds:itemID="{19856E04-179F-401F-8246-BA08537D6152}">
-  <ds:schemaRefs>
-    <ds:schemaRef ds:uri="http://schemas.microsoft.com/sharepoint/v3/contenttype/forms"/>
-  </ds:schemaRefs>
-</ds:datastoreItem>
-</file>
-
 <file path=customXml/itemProps3.xml><?xml version="1.0" encoding="utf-8"?>
 <ds:datastoreItem xmlns:ds="http://schemas.openxmlformats.org/officeDocument/2006/customXml" ds:itemID="{205E797E-3F55-48D0-B859-951F215AD568}">
   <ds:schemaRefs>

--- a/Documentação/Doc atualizado.docx
+++ b/Documentação/Doc atualizado.docx
@@ -357,7 +357,35 @@
         <w:rPr>
           <w:sz w:val="22"/>
         </w:rPr>
-        <w:t>ETEC Prof. Massuyuki Kawano,</w:t>
+        <w:t xml:space="preserve">ETEC Prof. </w:t>
+      </w:r>
+      <w:proofErr w:type="spellStart"/>
+      <w:r>
+        <w:rPr>
+          <w:sz w:val="22"/>
+        </w:rPr>
+        <w:t>Massuyuki</w:t>
+      </w:r>
+      <w:proofErr w:type="spellEnd"/>
+      <w:r>
+        <w:rPr>
+          <w:sz w:val="22"/>
+        </w:rPr>
+        <w:t xml:space="preserve"> </w:t>
+      </w:r>
+      <w:proofErr w:type="spellStart"/>
+      <w:r>
+        <w:rPr>
+          <w:sz w:val="22"/>
+        </w:rPr>
+        <w:t>Kawano</w:t>
+      </w:r>
+      <w:proofErr w:type="spellEnd"/>
+      <w:r>
+        <w:rPr>
+          <w:sz w:val="22"/>
+        </w:rPr>
+        <w:t>,</w:t>
       </w:r>
       <w:r>
         <w:rPr>
@@ -2885,11 +2913,9 @@
       <w:r>
         <w:t xml:space="preserve">No contexto empresarial atual, a contabilidade consolidou-se como o núcleo de todas as operações de uma organização, sendo o setor responsável por absorver as informações monetárias e expedir o resultado econômico. Para as Microempresas (ME) e Microempreendedores Individuais (MEI), a ciência contábil é vital, pois, como afirmam Silva et al. (2002, p. 51), "a Contabilidade surgiu da necessidade </w:t>
       </w:r>
-      <w:proofErr w:type="gramStart"/>
-      <w:r>
-        <w:t>do</w:t>
-      </w:r>
-      <w:proofErr w:type="gramEnd"/>
+      <w:r>
+        <w:t>de o</w:t>
+      </w:r>
       <w:r>
         <w:t xml:space="preserve"> homem controlar os seus recebimentos, obrigações e todo o seu patrimônio". Contudo, a eficácia dessa gestão depende de uma comunicação clara com os serviços terceirizados, permitindo que os gestores obtenham um entendimento preciso da situação financeira para evitar a "clandestinidade patrimonial".</w:t>
       </w:r>
@@ -2973,7 +2999,13 @@
         </w:rPr>
       </w:pPr>
       <w:r>
-        <w:t>O sistema Contax será desenvolvido com base em uma arquitetura híbrida de microsserviços, utilizando tecnologias como React.js e TypeScript no front-end, Node.js com Express.js no back-end e MySQL como banco de dados relacional. A infraestrutura será hospedada em plataformas como Vercel (frontend) e Heroku (backend). A modelagem será guiada pelas diretrizes da Engenharia de Software, com uso de ferramentas como UML, DFD, MER, Dicionário de Dados e prototipagem em Figma.</w:t>
+        <w:t xml:space="preserve">O sistema Contax será desenvolvido com base em uma arquitetura híbrida de </w:t>
+      </w:r>
+      <w:r>
+        <w:t>micros serviços</w:t>
+      </w:r>
+      <w:r>
+        <w:t>, utilizando tecnologias como React.js e TypeScript no front-end, Node.js com Express.js no back-end e MySQL como banco de dados relacional. A infraestrutura será hospedada em plataformas como Vercel (frontend) e Heroku (backend). A modelagem será guiada pelas diretrizes da Engenharia de Software, com uso de ferramentas como UML, DFD, MER, Dicionário de Dados e prototipagem em Figma.</w:t>
       </w:r>
       <w:r>
         <w:br w:type="page"/>
@@ -5402,20 +5434,363 @@
     <w:p/>
     <w:p>
       <w:r>
-        <w:t>Apresentação dos valores referentes ao projeto seguido</w:t>
-      </w:r>
-      <w:r>
-        <w:t xml:space="preserve">. </w:t>
+        <w:t>Por se tratar de um projeto de pesquisa de graduação sem financiamento</w:t>
+      </w:r>
+      <w:r>
+        <w:t xml:space="preserve"> </w:t>
+      </w:r>
+      <w:r>
+        <w:t>externo, os recursos humanos serão os próprios autores do trabalho, não havendo</w:t>
+      </w:r>
+      <w:r>
+        <w:t xml:space="preserve"> </w:t>
+      </w:r>
+      <w:r>
+        <w:t>custos de mão de obra. O orçamento se restringe aos custos de infraestrutura de</w:t>
+      </w:r>
+      <w:r>
+        <w:t xml:space="preserve"> softwares</w:t>
+      </w:r>
+      <w:r>
+        <w:t xml:space="preserve"> necessários para a disponibilização do protótipo durante a fase de validação</w:t>
+      </w:r>
+      <w:r>
+        <w:t xml:space="preserve"> </w:t>
+      </w:r>
+      <w:r>
+        <w:t>(estimada em 3 meses).</w:t>
       </w:r>
     </w:p>
     <w:p/>
     <w:p>
-      <w:r>
-        <w:t>Pode ser em formato de tabela, focar no custo das ferramentas utilizadas no desenvolvimento, listar todas, até de uso gratuito, apontar também o custo que teria para uma possível hospedagem do site.</w:t>
-      </w:r>
-    </w:p>
-    <w:p/>
-    <w:p/>
+      <w:pPr>
+        <w:rPr>
+          <w:b/>
+          <w:bCs/>
+        </w:rPr>
+      </w:pPr>
+      <w:r>
+        <w:t xml:space="preserve"> </w:t>
+      </w:r>
+      <w:r>
+        <w:rPr>
+          <w:b/>
+          <w:bCs/>
+        </w:rPr>
+        <w:t xml:space="preserve"> </w:t>
+      </w:r>
+      <w:r>
+        <w:rPr>
+          <w:b/>
+          <w:bCs/>
+        </w:rPr>
+        <w:t>Tabela 1: Orçamento estimado para a fase de validação (3 meses).</w:t>
+      </w:r>
+    </w:p>
+    <w:tbl>
+      <w:tblPr>
+        <w:tblStyle w:val="Tabelacomgrade"/>
+        <w:tblW w:w="0" w:type="auto"/>
+        <w:tblLook w:val="04A0" w:firstRow="1" w:lastRow="0" w:firstColumn="1" w:lastColumn="0" w:noHBand="0" w:noVBand="1"/>
+      </w:tblPr>
+      <w:tblGrid>
+        <w:gridCol w:w="2265"/>
+        <w:gridCol w:w="2265"/>
+        <w:gridCol w:w="2265"/>
+        <w:gridCol w:w="2266"/>
+      </w:tblGrid>
+      <w:tr>
+        <w:tc>
+          <w:tcPr>
+            <w:tcW w:w="2265" w:type="dxa"/>
+          </w:tcPr>
+          <w:p>
+            <w:pPr>
+              <w:rPr>
+                <w:b/>
+                <w:bCs/>
+              </w:rPr>
+            </w:pPr>
+            <w:r>
+              <w:rPr>
+                <w:b/>
+                <w:bCs/>
+              </w:rPr>
+              <w:t>Recurso</w:t>
+            </w:r>
+          </w:p>
+        </w:tc>
+        <w:tc>
+          <w:tcPr>
+            <w:tcW w:w="2265" w:type="dxa"/>
+          </w:tcPr>
+          <w:p>
+            <w:pPr>
+              <w:rPr>
+                <w:b/>
+                <w:bCs/>
+              </w:rPr>
+            </w:pPr>
+            <w:r>
+              <w:rPr>
+                <w:b/>
+                <w:bCs/>
+              </w:rPr>
+              <w:t>Fornecedor (exemplo)</w:t>
+            </w:r>
+          </w:p>
+        </w:tc>
+        <w:tc>
+          <w:tcPr>
+            <w:tcW w:w="2265" w:type="dxa"/>
+          </w:tcPr>
+          <w:p>
+            <w:pPr>
+              <w:rPr>
+                <w:b/>
+                <w:bCs/>
+              </w:rPr>
+            </w:pPr>
+            <w:r>
+              <w:rPr>
+                <w:b/>
+                <w:bCs/>
+              </w:rPr>
+              <w:t>Custo(R$)</w:t>
+            </w:r>
+          </w:p>
+        </w:tc>
+        <w:tc>
+          <w:tcPr>
+            <w:tcW w:w="2266" w:type="dxa"/>
+          </w:tcPr>
+          <w:p>
+            <w:pPr>
+              <w:rPr>
+                <w:b/>
+                <w:bCs/>
+              </w:rPr>
+            </w:pPr>
+            <w:r>
+              <w:rPr>
+                <w:b/>
+                <w:bCs/>
+              </w:rPr>
+              <w:t>Custo Total (3 meses)</w:t>
+            </w:r>
+          </w:p>
+        </w:tc>
+      </w:tr>
+      <w:tr>
+        <w:tc>
+          <w:tcPr>
+            <w:tcW w:w="2265" w:type="dxa"/>
+          </w:tcPr>
+          <w:p>
+            <w:r>
+              <w:t>Registro de domínio</w:t>
+            </w:r>
+          </w:p>
+        </w:tc>
+        <w:tc>
+          <w:tcPr>
+            <w:tcW w:w="2265" w:type="dxa"/>
+          </w:tcPr>
+          <w:p>
+            <w:proofErr w:type="spellStart"/>
+            <w:r>
+              <w:t>Hostinger</w:t>
+            </w:r>
+            <w:proofErr w:type="spellEnd"/>
+          </w:p>
+        </w:tc>
+        <w:tc>
+          <w:tcPr>
+            <w:tcW w:w="2265" w:type="dxa"/>
+          </w:tcPr>
+          <w:p>
+            <w:r>
+              <w:t>R$ 40,00 por ano</w:t>
+            </w:r>
+          </w:p>
+        </w:tc>
+        <w:tc>
+          <w:tcPr>
+            <w:tcW w:w="2266" w:type="dxa"/>
+          </w:tcPr>
+          <w:p>
+            <w:r>
+              <w:t>R$ 10,00 (Proporcional)</w:t>
+            </w:r>
+          </w:p>
+        </w:tc>
+      </w:tr>
+      <w:tr>
+        <w:tc>
+          <w:tcPr>
+            <w:tcW w:w="2265" w:type="dxa"/>
+          </w:tcPr>
+          <w:p>
+            <w:r>
+              <w:t>Hospedagem de banco de dados</w:t>
+            </w:r>
+          </w:p>
+        </w:tc>
+        <w:tc>
+          <w:tcPr>
+            <w:tcW w:w="2265" w:type="dxa"/>
+          </w:tcPr>
+          <w:p>
+            <w:proofErr w:type="spellStart"/>
+            <w:r>
+              <w:t>PlanetScale</w:t>
+            </w:r>
+            <w:proofErr w:type="spellEnd"/>
+            <w:r>
+              <w:t xml:space="preserve"> (Plano Gratuito)</w:t>
+            </w:r>
+          </w:p>
+        </w:tc>
+        <w:tc>
+          <w:tcPr>
+            <w:tcW w:w="2265" w:type="dxa"/>
+          </w:tcPr>
+          <w:p>
+            <w:r>
+              <w:t>R$ 00,00</w:t>
+            </w:r>
+          </w:p>
+        </w:tc>
+        <w:tc>
+          <w:tcPr>
+            <w:tcW w:w="2266" w:type="dxa"/>
+          </w:tcPr>
+          <w:p>
+            <w:r>
+              <w:t>R$ 00,00</w:t>
+            </w:r>
+          </w:p>
+        </w:tc>
+      </w:tr>
+      <w:tr>
+        <w:tc>
+          <w:tcPr>
+            <w:tcW w:w="2265" w:type="dxa"/>
+          </w:tcPr>
+          <w:p>
+            <w:r>
+              <w:t>Hospedagem de Backend (servidor)</w:t>
+            </w:r>
+          </w:p>
+        </w:tc>
+        <w:tc>
+          <w:tcPr>
+            <w:tcW w:w="2265" w:type="dxa"/>
+          </w:tcPr>
+          <w:p>
+            <w:r>
+              <w:t>Heroku (Plano “Eco”)</w:t>
+            </w:r>
+          </w:p>
+        </w:tc>
+        <w:tc>
+          <w:tcPr>
+            <w:tcW w:w="2265" w:type="dxa"/>
+          </w:tcPr>
+          <w:p>
+            <w:r>
+              <w:t>R$ 26,48 por mês</w:t>
+            </w:r>
+          </w:p>
+        </w:tc>
+        <w:tc>
+          <w:tcPr>
+            <w:tcW w:w="2266" w:type="dxa"/>
+          </w:tcPr>
+          <w:p>
+            <w:r>
+              <w:t>R$ 79,45</w:t>
+            </w:r>
+          </w:p>
+        </w:tc>
+      </w:tr>
+      <w:tr>
+        <w:tc>
+          <w:tcPr>
+            <w:tcW w:w="2265" w:type="dxa"/>
+          </w:tcPr>
+          <w:p>
+            <w:pPr>
+              <w:rPr>
+                <w:b/>
+                <w:bCs/>
+              </w:rPr>
+            </w:pPr>
+            <w:r>
+              <w:rPr>
+                <w:b/>
+                <w:bCs/>
+              </w:rPr>
+              <w:t>Total estimado</w:t>
+            </w:r>
+          </w:p>
+        </w:tc>
+        <w:tc>
+          <w:tcPr>
+            <w:tcW w:w="2265" w:type="dxa"/>
+          </w:tcPr>
+          <w:p>
+            <w:pPr>
+              <w:rPr>
+                <w:b/>
+                <w:bCs/>
+              </w:rPr>
+            </w:pPr>
+          </w:p>
+        </w:tc>
+        <w:tc>
+          <w:tcPr>
+            <w:tcW w:w="2265" w:type="dxa"/>
+          </w:tcPr>
+          <w:p>
+            <w:pPr>
+              <w:rPr>
+                <w:b/>
+                <w:bCs/>
+              </w:rPr>
+            </w:pPr>
+          </w:p>
+        </w:tc>
+        <w:tc>
+          <w:tcPr>
+            <w:tcW w:w="2266" w:type="dxa"/>
+          </w:tcPr>
+          <w:p>
+            <w:pPr>
+              <w:rPr>
+                <w:b/>
+                <w:bCs/>
+              </w:rPr>
+            </w:pPr>
+            <w:r>
+              <w:rPr>
+                <w:b/>
+                <w:bCs/>
+              </w:rPr>
+              <w:t>R$ 89,45</w:t>
+            </w:r>
+          </w:p>
+        </w:tc>
+      </w:tr>
+    </w:tbl>
+    <w:p>
+      <w:pPr>
+        <w:jc w:val="center"/>
+      </w:pPr>
+      <w:r>
+        <w:t>Fonte: Elaborado pelos autores (2025).</w:t>
+      </w:r>
+    </w:p>
     <w:p>
       <w:pPr>
         <w:spacing w:after="200" w:line="276" w:lineRule="auto"/>
@@ -5858,9 +6233,11 @@
             <w:vAlign w:val="center"/>
           </w:tcPr>
           <w:p>
+            <w:proofErr w:type="spellStart"/>
             <w:r>
               <w:t>usu_id</w:t>
             </w:r>
+            <w:proofErr w:type="spellEnd"/>
           </w:p>
         </w:tc>
         <w:tc>
@@ -5920,8 +6297,13 @@
             <w:tcW w:w="1151" w:type="pct"/>
           </w:tcPr>
           <w:p>
-            <w:r>
-              <w:t>Auto-Incremento.</w:t>
+            <w:proofErr w:type="spellStart"/>
+            <w:r>
+              <w:t>Auto-Incremento</w:t>
+            </w:r>
+            <w:proofErr w:type="spellEnd"/>
+            <w:r>
+              <w:t>.</w:t>
             </w:r>
           </w:p>
         </w:tc>
@@ -5944,9 +6326,11 @@
             <w:vAlign w:val="center"/>
           </w:tcPr>
           <w:p>
+            <w:proofErr w:type="spellStart"/>
             <w:r>
               <w:t>usu_nome</w:t>
             </w:r>
+            <w:proofErr w:type="spellEnd"/>
           </w:p>
         </w:tc>
         <w:tc>
@@ -6027,9 +6411,11 @@
             <w:vAlign w:val="center"/>
           </w:tcPr>
           <w:p>
+            <w:proofErr w:type="spellStart"/>
             <w:r>
               <w:t>usu_email</w:t>
             </w:r>
+            <w:proofErr w:type="spellEnd"/>
           </w:p>
         </w:tc>
         <w:tc>
@@ -6110,9 +6496,11 @@
             <w:vAlign w:val="center"/>
           </w:tcPr>
           <w:p>
+            <w:proofErr w:type="spellStart"/>
             <w:r>
               <w:t>usu_cpf</w:t>
             </w:r>
+            <w:proofErr w:type="spellEnd"/>
           </w:p>
         </w:tc>
         <w:tc>
@@ -6193,9 +6581,11 @@
             <w:vAlign w:val="center"/>
           </w:tcPr>
           <w:p>
+            <w:proofErr w:type="spellStart"/>
             <w:r>
               <w:t>usu_senha_hash</w:t>
             </w:r>
+            <w:proofErr w:type="spellEnd"/>
           </w:p>
         </w:tc>
         <w:tc>
@@ -6276,9 +6666,11 @@
             <w:vAlign w:val="center"/>
           </w:tcPr>
           <w:p>
+            <w:proofErr w:type="spellStart"/>
             <w:r>
               <w:t>usu_telefone</w:t>
             </w:r>
+            <w:proofErr w:type="spellEnd"/>
           </w:p>
         </w:tc>
         <w:tc>
@@ -6359,9 +6751,11 @@
             <w:vAlign w:val="center"/>
           </w:tcPr>
           <w:p>
+            <w:proofErr w:type="spellStart"/>
             <w:r>
               <w:t>usu_status</w:t>
             </w:r>
+            <w:proofErr w:type="spellEnd"/>
           </w:p>
         </w:tc>
         <w:tc>
@@ -6442,9 +6836,11 @@
             <w:vAlign w:val="center"/>
           </w:tcPr>
           <w:p>
+            <w:proofErr w:type="spellStart"/>
             <w:r>
               <w:t>usu_alterar_senha</w:t>
             </w:r>
+            <w:proofErr w:type="spellEnd"/>
           </w:p>
         </w:tc>
         <w:tc>
@@ -6773,9 +7169,11 @@
             <w:vAlign w:val="center"/>
           </w:tcPr>
           <w:p>
+            <w:proofErr w:type="spellStart"/>
             <w:r>
               <w:t>emp_id</w:t>
             </w:r>
+            <w:proofErr w:type="spellEnd"/>
           </w:p>
         </w:tc>
         <w:tc>
@@ -6836,8 +7234,13 @@
             <w:tcW w:w="1151" w:type="pct"/>
           </w:tcPr>
           <w:p>
-            <w:r>
-              <w:t>Auto-Incremento.</w:t>
+            <w:proofErr w:type="spellStart"/>
+            <w:r>
+              <w:t>Auto-Incremento</w:t>
+            </w:r>
+            <w:proofErr w:type="spellEnd"/>
+            <w:r>
+              <w:t>.</w:t>
             </w:r>
           </w:p>
         </w:tc>
@@ -6860,9 +7263,11 @@
             <w:vAlign w:val="center"/>
           </w:tcPr>
           <w:p>
+            <w:proofErr w:type="spellStart"/>
             <w:r>
               <w:t>emp_nome_fantasia</w:t>
             </w:r>
+            <w:proofErr w:type="spellEnd"/>
           </w:p>
         </w:tc>
         <w:tc>
@@ -6944,9 +7349,11 @@
             <w:vAlign w:val="center"/>
           </w:tcPr>
           <w:p>
+            <w:proofErr w:type="spellStart"/>
             <w:r>
               <w:t>emp_razao_social</w:t>
             </w:r>
+            <w:proofErr w:type="spellEnd"/>
           </w:p>
         </w:tc>
         <w:tc>
@@ -7028,9 +7435,11 @@
             <w:vAlign w:val="center"/>
           </w:tcPr>
           <w:p>
+            <w:proofErr w:type="spellStart"/>
             <w:r>
               <w:t>emp_cnpj</w:t>
             </w:r>
+            <w:proofErr w:type="spellEnd"/>
           </w:p>
         </w:tc>
         <w:tc>
@@ -7112,9 +7521,11 @@
             <w:vAlign w:val="center"/>
           </w:tcPr>
           <w:p>
+            <w:proofErr w:type="spellStart"/>
             <w:r>
               <w:t>emp_endereco</w:t>
             </w:r>
+            <w:proofErr w:type="spellEnd"/>
           </w:p>
         </w:tc>
         <w:tc>
@@ -7196,9 +7607,11 @@
             <w:vAlign w:val="center"/>
           </w:tcPr>
           <w:p>
+            <w:proofErr w:type="spellStart"/>
             <w:r>
               <w:t>emp_municipio</w:t>
             </w:r>
+            <w:proofErr w:type="spellEnd"/>
           </w:p>
         </w:tc>
         <w:tc>
@@ -7280,9 +7693,11 @@
             <w:vAlign w:val="center"/>
           </w:tcPr>
           <w:p>
+            <w:proofErr w:type="spellStart"/>
             <w:r>
               <w:t>emp_telefone</w:t>
             </w:r>
+            <w:proofErr w:type="spellEnd"/>
           </w:p>
         </w:tc>
         <w:tc>
@@ -7364,9 +7779,11 @@
             <w:vAlign w:val="center"/>
           </w:tcPr>
           <w:p>
+            <w:proofErr w:type="spellStart"/>
             <w:r>
               <w:t>emp_email</w:t>
             </w:r>
+            <w:proofErr w:type="spellEnd"/>
           </w:p>
         </w:tc>
         <w:tc>
@@ -7448,9 +7865,11 @@
             <w:vAlign w:val="center"/>
           </w:tcPr>
           <w:p>
+            <w:proofErr w:type="spellStart"/>
             <w:r>
               <w:t>emp_senha_hash</w:t>
             </w:r>
+            <w:proofErr w:type="spellEnd"/>
           </w:p>
         </w:tc>
         <w:tc>
@@ -7532,9 +7951,11 @@
             <w:vAlign w:val="center"/>
           </w:tcPr>
           <w:p>
+            <w:proofErr w:type="spellStart"/>
             <w:r>
               <w:t>emp_tipo</w:t>
             </w:r>
+            <w:proofErr w:type="spellEnd"/>
           </w:p>
         </w:tc>
         <w:tc>
@@ -7851,9 +8272,11 @@
             <w:vAlign w:val="center"/>
           </w:tcPr>
           <w:p>
+            <w:proofErr w:type="spellStart"/>
             <w:r>
               <w:t>emp_id</w:t>
             </w:r>
+            <w:proofErr w:type="spellEnd"/>
           </w:p>
         </w:tc>
         <w:tc>
@@ -7937,9 +8360,11 @@
             <w:vAlign w:val="center"/>
           </w:tcPr>
           <w:p>
+            <w:proofErr w:type="spellStart"/>
             <w:r>
               <w:t>usu_id</w:t>
             </w:r>
+            <w:proofErr w:type="spellEnd"/>
           </w:p>
         </w:tc>
         <w:tc>
@@ -8023,9 +8448,11 @@
             <w:vAlign w:val="center"/>
           </w:tcPr>
           <w:p>
+            <w:proofErr w:type="spellStart"/>
             <w:r>
               <w:t>usu_emp_nivel_acesso</w:t>
             </w:r>
+            <w:proofErr w:type="spellEnd"/>
           </w:p>
         </w:tc>
         <w:tc>
@@ -8107,9 +8534,11 @@
             <w:vAlign w:val="center"/>
           </w:tcPr>
           <w:p>
+            <w:proofErr w:type="spellStart"/>
             <w:r>
               <w:t>usu_emp_data_vinculo</w:t>
             </w:r>
+            <w:proofErr w:type="spellEnd"/>
           </w:p>
         </w:tc>
         <w:tc>
@@ -8191,9 +8620,11 @@
             <w:vAlign w:val="center"/>
           </w:tcPr>
           <w:p>
+            <w:proofErr w:type="spellStart"/>
             <w:r>
               <w:t>usu_emp_status</w:t>
             </w:r>
+            <w:proofErr w:type="spellEnd"/>
           </w:p>
         </w:tc>
         <w:tc>
@@ -8275,9 +8706,11 @@
             <w:vAlign w:val="center"/>
           </w:tcPr>
           <w:p>
+            <w:proofErr w:type="spellStart"/>
             <w:r>
               <w:t>usu_emp_observacoes</w:t>
             </w:r>
+            <w:proofErr w:type="spellEnd"/>
           </w:p>
         </w:tc>
         <w:tc>
@@ -8570,9 +9003,11 @@
             <w:vAlign w:val="center"/>
           </w:tcPr>
           <w:p>
+            <w:proofErr w:type="spellStart"/>
             <w:r>
               <w:t>regi_id</w:t>
             </w:r>
+            <w:proofErr w:type="spellEnd"/>
           </w:p>
         </w:tc>
         <w:tc>
@@ -8633,8 +9068,13 @@
             <w:tcW w:w="1080" w:type="pct"/>
           </w:tcPr>
           <w:p>
-            <w:r>
-              <w:t>Auto-Incremento.</w:t>
+            <w:proofErr w:type="spellStart"/>
+            <w:r>
+              <w:t>Auto-Incremento</w:t>
+            </w:r>
+            <w:proofErr w:type="spellEnd"/>
+            <w:r>
+              <w:t>.</w:t>
             </w:r>
           </w:p>
         </w:tc>
@@ -8657,9 +9097,11 @@
             <w:vAlign w:val="center"/>
           </w:tcPr>
           <w:p>
+            <w:proofErr w:type="spellStart"/>
             <w:r>
               <w:t>regi_nome</w:t>
             </w:r>
+            <w:proofErr w:type="spellEnd"/>
           </w:p>
         </w:tc>
         <w:tc>
@@ -8741,9 +9183,11 @@
             <w:vAlign w:val="center"/>
           </w:tcPr>
           <w:p>
+            <w:proofErr w:type="spellStart"/>
             <w:r>
               <w:t>regi_descricao</w:t>
             </w:r>
+            <w:proofErr w:type="spellEnd"/>
           </w:p>
         </w:tc>
         <w:tc>
@@ -8825,9 +9269,11 @@
             <w:vAlign w:val="center"/>
           </w:tcPr>
           <w:p>
+            <w:proofErr w:type="spellStart"/>
             <w:r>
               <w:t>regi_limite_faturamento_anual</w:t>
             </w:r>
+            <w:proofErr w:type="spellEnd"/>
           </w:p>
         </w:tc>
         <w:tc>
@@ -8909,9 +9355,11 @@
             <w:vAlign w:val="center"/>
           </w:tcPr>
           <w:p>
+            <w:proofErr w:type="spellStart"/>
             <w:r>
               <w:t>regi_tipo_emp_permitida</w:t>
             </w:r>
+            <w:proofErr w:type="spellEnd"/>
           </w:p>
         </w:tc>
         <w:tc>
@@ -8996,9 +9444,11 @@
             <w:pPr>
               <w:ind w:left="708" w:hanging="708"/>
             </w:pPr>
+            <w:proofErr w:type="spellStart"/>
             <w:r>
               <w:t>regi_status</w:t>
             </w:r>
+            <w:proofErr w:type="spellEnd"/>
           </w:p>
         </w:tc>
         <w:tc>
@@ -9322,9 +9772,11 @@
             <w:vAlign w:val="center"/>
           </w:tcPr>
           <w:p>
+            <w:proofErr w:type="spellStart"/>
             <w:r>
               <w:t>regi_emp_id</w:t>
             </w:r>
+            <w:proofErr w:type="spellEnd"/>
           </w:p>
         </w:tc>
         <w:tc>
@@ -9385,8 +9837,13 @@
             <w:tcW w:w="1131" w:type="pct"/>
           </w:tcPr>
           <w:p>
-            <w:r>
-              <w:t>Auto-Incremento.</w:t>
+            <w:proofErr w:type="spellStart"/>
+            <w:r>
+              <w:t>Auto-Incremento</w:t>
+            </w:r>
+            <w:proofErr w:type="spellEnd"/>
+            <w:r>
+              <w:t>.</w:t>
             </w:r>
           </w:p>
         </w:tc>
@@ -9409,9 +9866,11 @@
             <w:vAlign w:val="center"/>
           </w:tcPr>
           <w:p>
+            <w:proofErr w:type="spellStart"/>
             <w:r>
               <w:t>regi_id</w:t>
             </w:r>
+            <w:proofErr w:type="spellEnd"/>
           </w:p>
         </w:tc>
         <w:tc>
@@ -9493,9 +9952,11 @@
             <w:vAlign w:val="center"/>
           </w:tcPr>
           <w:p>
+            <w:proofErr w:type="spellStart"/>
             <w:r>
               <w:t>emp_id</w:t>
             </w:r>
+            <w:proofErr w:type="spellEnd"/>
           </w:p>
         </w:tc>
         <w:tc>
@@ -9576,9 +10037,11 @@
             <w:vAlign w:val="center"/>
           </w:tcPr>
           <w:p>
+            <w:proofErr w:type="spellStart"/>
             <w:r>
               <w:t>regi_emp_data_inicio</w:t>
             </w:r>
+            <w:proofErr w:type="spellEnd"/>
           </w:p>
         </w:tc>
         <w:tc>
@@ -9660,9 +10123,11 @@
             <w:vAlign w:val="center"/>
           </w:tcPr>
           <w:p>
+            <w:proofErr w:type="spellStart"/>
             <w:r>
               <w:t>regi_emp_data_fim</w:t>
             </w:r>
+            <w:proofErr w:type="spellEnd"/>
           </w:p>
         </w:tc>
         <w:tc>
@@ -9740,9 +10205,11 @@
             <w:vAlign w:val="center"/>
           </w:tcPr>
           <w:p>
+            <w:proofErr w:type="spellStart"/>
             <w:r>
               <w:t>regi_emp_motivo_alteracao</w:t>
             </w:r>
+            <w:proofErr w:type="spellEnd"/>
           </w:p>
         </w:tc>
         <w:tc>
@@ -9820,9 +10287,11 @@
             <w:vAlign w:val="center"/>
           </w:tcPr>
           <w:p>
+            <w:proofErr w:type="spellStart"/>
             <w:r>
               <w:t>regi_emp_status</w:t>
             </w:r>
+            <w:proofErr w:type="spellEnd"/>
           </w:p>
         </w:tc>
         <w:tc>
@@ -9909,6 +10378,7 @@
             <w:vAlign w:val="center"/>
           </w:tcPr>
           <w:p>
+            <w:proofErr w:type="spellStart"/>
             <w:r>
               <w:rPr>
                 <w:u w:val="single"/>
@@ -9918,6 +10388,7 @@
             <w:r>
               <w:t>_emp_observacoes</w:t>
             </w:r>
+            <w:proofErr w:type="spellEnd"/>
           </w:p>
         </w:tc>
         <w:tc>
@@ -10238,9 +10709,11 @@
             <w:vAlign w:val="center"/>
           </w:tcPr>
           <w:p>
+            <w:proofErr w:type="spellStart"/>
             <w:r>
               <w:t>doc_id</w:t>
             </w:r>
+            <w:proofErr w:type="spellEnd"/>
           </w:p>
         </w:tc>
         <w:tc>
@@ -10301,8 +10774,13 @@
             <w:tcW w:w="1151" w:type="pct"/>
           </w:tcPr>
           <w:p>
-            <w:r>
-              <w:t>Auto-Incremento.</w:t>
+            <w:proofErr w:type="spellStart"/>
+            <w:r>
+              <w:t>Auto-Incremento</w:t>
+            </w:r>
+            <w:proofErr w:type="spellEnd"/>
+            <w:r>
+              <w:t>.</w:t>
             </w:r>
           </w:p>
         </w:tc>
@@ -10325,9 +10803,11 @@
             <w:vAlign w:val="center"/>
           </w:tcPr>
           <w:p>
+            <w:proofErr w:type="spellStart"/>
             <w:r>
               <w:t>usu_id</w:t>
             </w:r>
+            <w:proofErr w:type="spellEnd"/>
           </w:p>
         </w:tc>
         <w:tc>
@@ -10409,9 +10889,11 @@
             <w:vAlign w:val="center"/>
           </w:tcPr>
           <w:p>
+            <w:proofErr w:type="spellStart"/>
             <w:r>
               <w:t>emp_id</w:t>
             </w:r>
+            <w:proofErr w:type="spellEnd"/>
           </w:p>
         </w:tc>
         <w:tc>
@@ -10492,9 +10974,11 @@
             <w:vAlign w:val="center"/>
           </w:tcPr>
           <w:p>
+            <w:proofErr w:type="spellStart"/>
             <w:r>
               <w:t>tpd_id</w:t>
             </w:r>
+            <w:proofErr w:type="spellEnd"/>
           </w:p>
         </w:tc>
         <w:tc>
@@ -10572,9 +11056,11 @@
             <w:vAlign w:val="center"/>
           </w:tcPr>
           <w:p>
+            <w:proofErr w:type="spellStart"/>
             <w:r>
               <w:t>doc_arquivo_nome</w:t>
             </w:r>
+            <w:proofErr w:type="spellEnd"/>
           </w:p>
         </w:tc>
         <w:tc>
@@ -10656,9 +11142,11 @@
             <w:vAlign w:val="center"/>
           </w:tcPr>
           <w:p>
+            <w:proofErr w:type="spellStart"/>
             <w:r>
               <w:t>doc_data_emissao</w:t>
             </w:r>
+            <w:proofErr w:type="spellEnd"/>
           </w:p>
         </w:tc>
         <w:tc>
@@ -10740,9 +11228,11 @@
             <w:vAlign w:val="center"/>
           </w:tcPr>
           <w:p>
+            <w:proofErr w:type="spellStart"/>
             <w:r>
               <w:t>doc_valor</w:t>
             </w:r>
+            <w:proofErr w:type="spellEnd"/>
           </w:p>
         </w:tc>
         <w:tc>
@@ -10824,9 +11314,11 @@
             <w:vAlign w:val="center"/>
           </w:tcPr>
           <w:p>
+            <w:proofErr w:type="spellStart"/>
             <w:r>
               <w:t>doc_status</w:t>
             </w:r>
+            <w:proofErr w:type="spellEnd"/>
           </w:p>
         </w:tc>
         <w:tc>
@@ -11158,9 +11650,11 @@
             <w:vAlign w:val="center"/>
           </w:tcPr>
           <w:p>
+            <w:proofErr w:type="spellStart"/>
             <w:r>
               <w:t>tpd_id</w:t>
             </w:r>
+            <w:proofErr w:type="spellEnd"/>
           </w:p>
         </w:tc>
         <w:tc>
@@ -11221,8 +11715,13 @@
             <w:tcW w:w="1151" w:type="pct"/>
           </w:tcPr>
           <w:p>
-            <w:r>
-              <w:t>Auto-Incremento.</w:t>
+            <w:proofErr w:type="spellStart"/>
+            <w:r>
+              <w:t>Auto-Incremento</w:t>
+            </w:r>
+            <w:proofErr w:type="spellEnd"/>
+            <w:r>
+              <w:t>.</w:t>
             </w:r>
           </w:p>
         </w:tc>
@@ -11234,8 +11733,13 @@
             <w:vAlign w:val="center"/>
           </w:tcPr>
           <w:p>
-            <w:r>
-              <w:t>Descricão do Tipo do Documento.</w:t>
+            <w:proofErr w:type="spellStart"/>
+            <w:r>
+              <w:t>Descricão</w:t>
+            </w:r>
+            <w:proofErr w:type="spellEnd"/>
+            <w:r>
+              <w:t xml:space="preserve"> do Tipo do Documento.</w:t>
             </w:r>
           </w:p>
         </w:tc>
@@ -11245,9 +11749,11 @@
             <w:vAlign w:val="center"/>
           </w:tcPr>
           <w:p>
+            <w:proofErr w:type="spellStart"/>
             <w:r>
               <w:t>tpd_descricao</w:t>
             </w:r>
+            <w:proofErr w:type="spellEnd"/>
           </w:p>
         </w:tc>
         <w:tc>
@@ -11330,9 +11836,11 @@
             <w:vAlign w:val="center"/>
           </w:tcPr>
           <w:p>
+            <w:proofErr w:type="spellStart"/>
             <w:r>
               <w:t>tpd_status</w:t>
             </w:r>
+            <w:proofErr w:type="spellEnd"/>
           </w:p>
         </w:tc>
         <w:tc>
@@ -11656,9 +12164,11 @@
             <w:vAlign w:val="center"/>
           </w:tcPr>
           <w:p>
+            <w:proofErr w:type="spellStart"/>
             <w:r>
               <w:t>praz_id</w:t>
             </w:r>
+            <w:proofErr w:type="spellEnd"/>
           </w:p>
         </w:tc>
         <w:tc>
@@ -11719,8 +12229,13 @@
             <w:tcW w:w="1151" w:type="pct"/>
           </w:tcPr>
           <w:p>
-            <w:r>
-              <w:t>Auto-Incremento.</w:t>
+            <w:proofErr w:type="spellStart"/>
+            <w:r>
+              <w:t>Auto-Incremento</w:t>
+            </w:r>
+            <w:proofErr w:type="spellEnd"/>
+            <w:r>
+              <w:t>.</w:t>
             </w:r>
           </w:p>
         </w:tc>
@@ -11743,9 +12258,11 @@
             <w:vAlign w:val="center"/>
           </w:tcPr>
           <w:p>
+            <w:proofErr w:type="spellStart"/>
             <w:r>
               <w:t>emp_id</w:t>
             </w:r>
+            <w:proofErr w:type="spellEnd"/>
           </w:p>
         </w:tc>
         <w:tc>
@@ -11826,9 +12343,11 @@
             <w:vAlign w:val="center"/>
           </w:tcPr>
           <w:p>
+            <w:proofErr w:type="spellStart"/>
             <w:r>
               <w:t>praz_descricao</w:t>
             </w:r>
+            <w:proofErr w:type="spellEnd"/>
           </w:p>
         </w:tc>
         <w:tc>
@@ -11910,9 +12429,11 @@
             <w:vAlign w:val="center"/>
           </w:tcPr>
           <w:p>
+            <w:proofErr w:type="spellStart"/>
             <w:r>
               <w:t>praz_data_vencimento</w:t>
             </w:r>
+            <w:proofErr w:type="spellEnd"/>
           </w:p>
         </w:tc>
         <w:tc>
@@ -11997,9 +12518,11 @@
             <w:pPr>
               <w:ind w:left="11328" w:hanging="11328"/>
             </w:pPr>
+            <w:proofErr w:type="spellStart"/>
             <w:r>
               <w:t>praz_status</w:t>
             </w:r>
+            <w:proofErr w:type="spellEnd"/>
           </w:p>
         </w:tc>
         <w:tc>
@@ -12342,9 +12865,11 @@
             <w:vAlign w:val="center"/>
           </w:tcPr>
           <w:p>
+            <w:proofErr w:type="spellStart"/>
             <w:r>
               <w:t>aud_id</w:t>
             </w:r>
+            <w:proofErr w:type="spellEnd"/>
           </w:p>
         </w:tc>
         <w:tc>
@@ -12405,8 +12930,13 @@
             <w:tcW w:w="1151" w:type="pct"/>
           </w:tcPr>
           <w:p>
-            <w:r>
-              <w:t>Auto-Incremento.</w:t>
+            <w:proofErr w:type="spellStart"/>
+            <w:r>
+              <w:t>Auto-Incremento</w:t>
+            </w:r>
+            <w:proofErr w:type="spellEnd"/>
+            <w:r>
+              <w:t>.</w:t>
             </w:r>
           </w:p>
         </w:tc>
@@ -12429,9 +12959,11 @@
             <w:vAlign w:val="center"/>
           </w:tcPr>
           <w:p>
+            <w:proofErr w:type="spellStart"/>
             <w:r>
               <w:t>usu_id</w:t>
             </w:r>
+            <w:proofErr w:type="spellEnd"/>
           </w:p>
         </w:tc>
         <w:tc>
@@ -12512,9 +13044,11 @@
             <w:vAlign w:val="center"/>
           </w:tcPr>
           <w:p>
+            <w:proofErr w:type="spellStart"/>
             <w:r>
               <w:t>aud_acao</w:t>
             </w:r>
+            <w:proofErr w:type="spellEnd"/>
           </w:p>
         </w:tc>
         <w:tc>
@@ -12614,9 +13148,11 @@
             <w:vAlign w:val="center"/>
           </w:tcPr>
           <w:p>
+            <w:proofErr w:type="spellStart"/>
             <w:r>
               <w:t>aud_tabela_afetada</w:t>
             </w:r>
+            <w:proofErr w:type="spellEnd"/>
           </w:p>
         </w:tc>
         <w:tc>
@@ -12698,9 +13234,11 @@
             <w:vAlign w:val="center"/>
           </w:tcPr>
           <w:p>
+            <w:proofErr w:type="spellStart"/>
             <w:r>
               <w:t>aud_registro_afetado</w:t>
             </w:r>
+            <w:proofErr w:type="spellEnd"/>
           </w:p>
         </w:tc>
         <w:tc>
@@ -12782,9 +13320,11 @@
             <w:vAlign w:val="center"/>
           </w:tcPr>
           <w:p>
+            <w:proofErr w:type="spellStart"/>
             <w:r>
               <w:t>aud_data_acao</w:t>
             </w:r>
+            <w:proofErr w:type="spellEnd"/>
           </w:p>
         </w:tc>
         <w:tc>
@@ -13101,9 +13641,11 @@
             <w:vAlign w:val="center"/>
           </w:tcPr>
           <w:p>
+            <w:proofErr w:type="spellStart"/>
             <w:r>
               <w:t>sup_id</w:t>
             </w:r>
+            <w:proofErr w:type="spellEnd"/>
           </w:p>
         </w:tc>
         <w:tc>
@@ -13164,8 +13706,13 @@
             <w:tcW w:w="1151" w:type="pct"/>
           </w:tcPr>
           <w:p>
-            <w:r>
-              <w:t>Auto-Incremento.</w:t>
+            <w:proofErr w:type="spellStart"/>
+            <w:r>
+              <w:t>Auto-Incremento</w:t>
+            </w:r>
+            <w:proofErr w:type="spellEnd"/>
+            <w:r>
+              <w:t>.</w:t>
             </w:r>
           </w:p>
         </w:tc>
@@ -13189,9 +13736,11 @@
             <w:vAlign w:val="center"/>
           </w:tcPr>
           <w:p>
+            <w:proofErr w:type="spellStart"/>
             <w:r>
               <w:t>usu_id_solicitante</w:t>
             </w:r>
+            <w:proofErr w:type="spellEnd"/>
           </w:p>
         </w:tc>
         <w:tc>
@@ -13272,9 +13821,11 @@
             <w:vAlign w:val="center"/>
           </w:tcPr>
           <w:p>
+            <w:proofErr w:type="spellStart"/>
             <w:r>
               <w:t>usu_id_responsavel</w:t>
             </w:r>
+            <w:proofErr w:type="spellEnd"/>
           </w:p>
         </w:tc>
         <w:tc>
@@ -13355,9 +13906,11 @@
             <w:vAlign w:val="center"/>
           </w:tcPr>
           <w:p>
+            <w:proofErr w:type="spellStart"/>
             <w:r>
               <w:t>sup_assunto</w:t>
             </w:r>
+            <w:proofErr w:type="spellEnd"/>
           </w:p>
         </w:tc>
         <w:tc>
@@ -13439,9 +13992,11 @@
             <w:vAlign w:val="center"/>
           </w:tcPr>
           <w:p>
+            <w:proofErr w:type="spellStart"/>
             <w:r>
               <w:t>sup_descricao</w:t>
             </w:r>
+            <w:proofErr w:type="spellEnd"/>
           </w:p>
         </w:tc>
         <w:tc>
@@ -13523,9 +14078,11 @@
             <w:vAlign w:val="center"/>
           </w:tcPr>
           <w:p>
+            <w:proofErr w:type="spellStart"/>
             <w:r>
               <w:t>sup_status</w:t>
             </w:r>
+            <w:proofErr w:type="spellEnd"/>
           </w:p>
         </w:tc>
         <w:tc>
@@ -13625,9 +14182,11 @@
             <w:vAlign w:val="center"/>
           </w:tcPr>
           <w:p>
+            <w:proofErr w:type="spellStart"/>
             <w:r>
               <w:t>sup_data_abertura</w:t>
             </w:r>
+            <w:proofErr w:type="spellEnd"/>
           </w:p>
         </w:tc>
         <w:tc>
@@ -13709,9 +14268,11 @@
             <w:vAlign w:val="center"/>
           </w:tcPr>
           <w:p>
+            <w:proofErr w:type="spellStart"/>
             <w:r>
               <w:t>sup_data_suporte</w:t>
             </w:r>
+            <w:proofErr w:type="spellEnd"/>
           </w:p>
         </w:tc>
         <w:tc>
@@ -13796,9 +14357,11 @@
             <w:vAlign w:val="center"/>
           </w:tcPr>
           <w:p>
+            <w:proofErr w:type="spellStart"/>
             <w:r>
               <w:t>sup_id_resp</w:t>
             </w:r>
+            <w:proofErr w:type="spellEnd"/>
           </w:p>
         </w:tc>
         <w:tc>
@@ -14203,7 +14766,15 @@
     </w:p>
     <w:p>
       <w:r>
-        <w:t>Solicitamos informações pessoais apenas quando realmente precisamos delas para lhe fornecer um serviço. Fazemo-lo por meios justos e legais, com o seu conhecimento e consentimento. Também informamos por que estamos coletando e como será usado.</w:t>
+        <w:t xml:space="preserve">Solicitamos informações pessoais apenas quando realmente precisamos delas para lhe </w:t>
+      </w:r>
+      <w:proofErr w:type="spellStart"/>
+      <w:r>
+        <w:t>fornecer</w:t>
+      </w:r>
+      <w:proofErr w:type="spellEnd"/>
+      <w:r>
+        <w:t xml:space="preserve"> um serviço. Fazemo-lo por meios justos e legais, com o seu conhecimento e consentimento. Também informamos por que estamos coletando e como será usado.</w:t>
       </w:r>
     </w:p>
     <w:p>
@@ -14223,7 +14794,15 @@
     </w:p>
     <w:p>
       <w:r>
-        <w:t>Você é livre para recusar a nossa solicitação de informações pessoais, entendendo que talvez não possamos fornecer alguns dos serviços desejados.</w:t>
+        <w:t xml:space="preserve">Você é livre para recusar a nossa solicitação de informações pessoais, entendendo que talvez não possamos </w:t>
+      </w:r>
+      <w:proofErr w:type="spellStart"/>
+      <w:r>
+        <w:t>fornecer</w:t>
+      </w:r>
+      <w:proofErr w:type="spellEnd"/>
+      <w:r>
+        <w:t xml:space="preserve"> alguns dos serviços desejados.</w:t>
       </w:r>
     </w:p>
     <w:p>
@@ -14245,7 +14824,23 @@
         <w:t xml:space="preserve">- </w:t>
       </w:r>
       <w:r>
-        <w:t>O serviço Google AdSense que usamos para veicular publicidade usa um cookie DoubleClick para veicular anúncios mais relevantes em toda a Web e limitar o número de vezes que um determinado anúncio é exibido para você.</w:t>
+        <w:t xml:space="preserve">O serviço Google </w:t>
+      </w:r>
+      <w:proofErr w:type="spellStart"/>
+      <w:r>
+        <w:t>AdSense</w:t>
+      </w:r>
+      <w:proofErr w:type="spellEnd"/>
+      <w:r>
+        <w:t xml:space="preserve"> que usamos para veicular publicidade usa um cookie </w:t>
+      </w:r>
+      <w:proofErr w:type="spellStart"/>
+      <w:r>
+        <w:t>DoubleClick</w:t>
+      </w:r>
+      <w:proofErr w:type="spellEnd"/>
+      <w:r>
+        <w:t xml:space="preserve"> para veicular anúncios mais relevantes em toda a Web e limitar o número de vezes que um determinado anúncio é exibido para você.</w:t>
       </w:r>
     </w:p>
     <w:p>
@@ -14253,7 +14848,31 @@
         <w:t xml:space="preserve">- </w:t>
       </w:r>
       <w:r>
-        <w:t>Para mais informações sobre o Google AdSense, consulte as FAQs oficiais sobre privacidade do Google AdSense.</w:t>
+        <w:t xml:space="preserve">Para mais informações sobre o Google </w:t>
+      </w:r>
+      <w:proofErr w:type="spellStart"/>
+      <w:r>
+        <w:t>AdSense</w:t>
+      </w:r>
+      <w:proofErr w:type="spellEnd"/>
+      <w:r>
+        <w:t xml:space="preserve">, consulte as </w:t>
+      </w:r>
+      <w:proofErr w:type="spellStart"/>
+      <w:r>
+        <w:t>FAQs</w:t>
+      </w:r>
+      <w:proofErr w:type="spellEnd"/>
+      <w:r>
+        <w:t xml:space="preserve"> oficiais sobre privacidade do Google </w:t>
+      </w:r>
+      <w:proofErr w:type="spellStart"/>
+      <w:r>
+        <w:t>AdSense</w:t>
+      </w:r>
+      <w:proofErr w:type="spellEnd"/>
+      <w:r>
+        <w:t>.</w:t>
       </w:r>
     </w:p>
     <w:p>
@@ -14427,7 +15046,15 @@
         </w:numPr>
       </w:pPr>
       <w:r>
-        <w:t>tentar descompilar ou fazer engenharia reversa de qualquer software contido no site Contax;</w:t>
+        <w:t xml:space="preserve">tentar </w:t>
+      </w:r>
+      <w:proofErr w:type="spellStart"/>
+      <w:r>
+        <w:t>descompilar</w:t>
+      </w:r>
+      <w:proofErr w:type="spellEnd"/>
+      <w:r>
+        <w:t xml:space="preserve"> ou fazer engenharia reversa de qualquer software contido no site Contax;</w:t>
       </w:r>
     </w:p>
     <w:p>
@@ -14456,7 +15083,15 @@
     </w:p>
     <w:p>
       <w:r>
-        <w:t>Esta licença será automaticamente rescindida se você violar alguma dessas restrições e poderá ser rescindida por Contax a qualquer momento. Ao encerrar a visualização desses materiais ou após o término desta licença, você deve apagar todos os materiais baixados em sua posse, seja em formato eletrónico ou impresso.</w:t>
+        <w:t xml:space="preserve">Esta licença será automaticamente rescindida se você violar alguma dessas restrições e poderá ser rescindida por Contax a qualquer momento. Ao encerrar a visualização desses materiais ou após o término desta licença, você deve apagar todos os materiais baixados em sua posse, seja em formato </w:t>
+      </w:r>
+      <w:proofErr w:type="spellStart"/>
+      <w:r>
+        <w:t>eletrónico</w:t>
+      </w:r>
+      <w:proofErr w:type="spellEnd"/>
+      <w:r>
+        <w:t xml:space="preserve"> ou impresso.</w:t>
       </w:r>
     </w:p>
     <w:p>
@@ -14513,7 +15148,15 @@
     </w:p>
     <w:p>
       <w:r>
-        <w:t>Em nenhum caso o Contax ou seus fornecedores serão responsáveis ​​por quaisquer danos (incluindo, sem limitação, danos por perda de dados ou lucro ou devido a interrupção dos negócios) decorrentes do uso ou da incapacidade de usar os materiais em Contax, mesmo que Contax ou um representante autorizado da Contax tenha sido notificado oralmente ou por escrito da possibilidade de tais danos. Como algumas jurisdições não permitem limitações em garantias implícitas, ou limitações de responsabilidade por danos conseqüentes ou incidentais, essas limitações podem não se aplicar a você.</w:t>
+        <w:t xml:space="preserve">Em nenhum caso o Contax ou seus fornecedores serão responsáveis ​​por quaisquer danos (incluindo, sem limitação, danos por perda de dados ou lucro ou devido a interrupção dos negócios) decorrentes do uso ou da incapacidade de usar os materiais em Contax, mesmo que Contax ou um representante autorizado da Contax tenha sido notificado oralmente ou por escrito da possibilidade de tais danos. Como algumas jurisdições não permitem limitações em garantias implícitas, ou limitações de responsabilidade por danos </w:t>
+      </w:r>
+      <w:proofErr w:type="spellStart"/>
+      <w:r>
+        <w:t>conseqüentes</w:t>
+      </w:r>
+      <w:proofErr w:type="spellEnd"/>
+      <w:r>
+        <w:t xml:space="preserve"> ou incidentais, essas limitações podem não se aplicar a você.</w:t>
       </w:r>
     </w:p>
     <w:p>
@@ -14709,7 +15352,31 @@
     <w:p/>
     <w:p>
       <w:r>
-        <w:t>ALBUQUERQUE, Felipe et al. Integraçao de Replicaçao Máquina de Estados no Kubernetes. In: </w:t>
+        <w:t xml:space="preserve">ALBUQUERQUE, Felipe et al. </w:t>
+      </w:r>
+      <w:proofErr w:type="spellStart"/>
+      <w:r>
+        <w:t>Integraçao</w:t>
+      </w:r>
+      <w:proofErr w:type="spellEnd"/>
+      <w:r>
+        <w:t xml:space="preserve"> de </w:t>
+      </w:r>
+      <w:proofErr w:type="spellStart"/>
+      <w:r>
+        <w:t>Replicaçao</w:t>
+      </w:r>
+      <w:proofErr w:type="spellEnd"/>
+      <w:r>
+        <w:t xml:space="preserve"> Máquina de Estados no </w:t>
+      </w:r>
+      <w:proofErr w:type="spellStart"/>
+      <w:r>
+        <w:t>Kubernetes</w:t>
+      </w:r>
+      <w:proofErr w:type="spellEnd"/>
+      <w:r>
+        <w:t>. In: </w:t>
       </w:r>
       <w:r>
         <w:rPr>
@@ -14739,7 +15406,23 @@
     <w:p/>
     <w:p>
       <w:r>
-        <w:t>Oliveira S de M de. O funcionamento da autoria nos blogs de divulgação científica. Ling (dis)curso</w:t>
+        <w:t xml:space="preserve">Oliveira S de M de. O funcionamento da autoria nos blogs de divulgação científica. </w:t>
+      </w:r>
+      <w:proofErr w:type="spellStart"/>
+      <w:r>
+        <w:t>Ling</w:t>
+      </w:r>
+      <w:proofErr w:type="spellEnd"/>
+      <w:r>
+        <w:t xml:space="preserve"> (</w:t>
+      </w:r>
+      <w:proofErr w:type="spellStart"/>
+      <w:r>
+        <w:t>dis</w:t>
+      </w:r>
+      <w:proofErr w:type="spellEnd"/>
+      <w:r>
+        <w:t>)curso</w:t>
       </w:r>
       <w:r>
         <w:t>,</w:t>
@@ -14810,7 +15493,15 @@
     <w:p/>
     <w:p>
       <w:r>
-        <w:t>Texto ou documento elaborado pelo autor, a fim de complementar sua argumentação. O(s) apêndice(s) é(são) identificado(s) por letras maiúsculas consecutivas, travessão e pelos res- pectivos títulos. Excepcionalmente utilizam-se letras maiúsculas dobradas, na identificação dos apêndices, quando esgotadas as 26 letras do alfabeto.</w:t>
+        <w:t xml:space="preserve">Texto ou documento elaborado pelo autor, a fim de complementar sua argumentação. O(s) apêndice(s) é(são) identificado(s) por letras maiúsculas consecutivas, travessão e pelos res- </w:t>
+      </w:r>
+      <w:proofErr w:type="spellStart"/>
+      <w:r>
+        <w:t>pectivos</w:t>
+      </w:r>
+      <w:proofErr w:type="spellEnd"/>
+      <w:r>
+        <w:t xml:space="preserve"> títulos. Excepcionalmente utilizam-se letras maiúsculas dobradas, na identificação dos apêndices, quando esgotadas as 26 letras do alfabeto.</w:t>
       </w:r>
     </w:p>
     <w:p/>
@@ -17154,15 +17845,6 @@
 </file>
 
 <file path=customXml/item1.xml><?xml version="1.0" encoding="utf-8"?>
-<?mso-contentType ?>
-<FormTemplates xmlns="http://schemas.microsoft.com/sharepoint/v3/contenttype/forms">
-  <Display>DocumentLibraryForm</Display>
-  <Edit>DocumentLibraryForm</Edit>
-  <New>DocumentLibraryForm</New>
-</FormTemplates>
-</file>
-
-<file path=customXml/item2.xml><?xml version="1.0" encoding="utf-8"?>
 <ct:contentTypeSchema xmlns:ct="http://schemas.microsoft.com/office/2006/metadata/contentType" xmlns:ma="http://schemas.microsoft.com/office/2006/metadata/properties/metaAttributes" ct:_="" ma:_="" ma:contentTypeName="Documento" ma:contentTypeID="0x01010079E85AF13E1D6948BAEBBC3E299C7A4C" ma:contentTypeVersion="11" ma:contentTypeDescription="Crie um novo documento." ma:contentTypeScope="" ma:versionID="9903338d6f6ebf8d9f52e57d695b90e0">
   <xsd:schema xmlns:xsd="http://www.w3.org/2001/XMLSchema" xmlns:xs="http://www.w3.org/2001/XMLSchema" xmlns:p="http://schemas.microsoft.com/office/2006/metadata/properties" xmlns:ns2="1c99b82c-450d-407b-8685-188b0222f857" xmlns:ns3="ec9326a9-796b-4177-81ae-8ce46d6874ce" targetNamespace="http://schemas.microsoft.com/office/2006/metadata/properties" ma:root="true" ma:fieldsID="27025b9af28ab54196939bbeabbec0a9" ns2:_="" ns3:_="">
     <xsd:import namespace="1c99b82c-450d-407b-8685-188b0222f857"/>
@@ -17351,19 +18033,20 @@
 </ct:contentTypeSchema>
 </file>
 
+<file path=customXml/item2.xml><?xml version="1.0" encoding="utf-8"?>
+<?mso-contentType ?>
+<FormTemplates xmlns="http://schemas.microsoft.com/sharepoint/v3/contenttype/forms">
+  <Display>DocumentLibraryForm</Display>
+  <Edit>DocumentLibraryForm</Edit>
+  <New>DocumentLibraryForm</New>
+</FormTemplates>
+</file>
+
 <file path=customXml/item3.xml><?xml version="1.0" encoding="utf-8"?>
 <b:Sources xmlns:b="http://schemas.openxmlformats.org/officeDocument/2006/bibliography" xmlns="http://schemas.openxmlformats.org/officeDocument/2006/bibliography" SelectedStyle="\APA.XSL" StyleName="APA"/>
 </file>
 
 <file path=customXml/itemProps1.xml><?xml version="1.0" encoding="utf-8"?>
-<ds:datastoreItem xmlns:ds="http://schemas.openxmlformats.org/officeDocument/2006/customXml" ds:itemID="{19856E04-179F-401F-8246-BA08537D6152}">
-  <ds:schemaRefs>
-    <ds:schemaRef ds:uri="http://schemas.microsoft.com/sharepoint/v3/contenttype/forms"/>
-  </ds:schemaRefs>
-</ds:datastoreItem>
-</file>
-
-<file path=customXml/itemProps2.xml><?xml version="1.0" encoding="utf-8"?>
 <ds:datastoreItem xmlns:ds="http://schemas.openxmlformats.org/officeDocument/2006/customXml" ds:itemID="{F9562963-6458-4B09-8DDA-F09296948AA7}">
   <ds:schemaRefs>
     <ds:schemaRef ds:uri="http://schemas.microsoft.com/office/2006/metadata/contentType"/>
@@ -17382,6 +18065,14 @@
 </ds:datastoreItem>
 </file>
 
+<file path=customXml/itemProps2.xml><?xml version="1.0" encoding="utf-8"?>
+<ds:datastoreItem xmlns:ds="http://schemas.openxmlformats.org/officeDocument/2006/customXml" ds:itemID="{19856E04-179F-401F-8246-BA08537D6152}">
+  <ds:schemaRefs>
+    <ds:schemaRef ds:uri="http://schemas.microsoft.com/sharepoint/v3/contenttype/forms"/>
+  </ds:schemaRefs>
+</ds:datastoreItem>
+</file>
+
 <file path=customXml/itemProps3.xml><?xml version="1.0" encoding="utf-8"?>
 <ds:datastoreItem xmlns:ds="http://schemas.openxmlformats.org/officeDocument/2006/customXml" ds:itemID="{205E797E-3F55-48D0-B859-951F215AD568}">
   <ds:schemaRefs>

--- a/Documentação/Doc atualizado.docx
+++ b/Documentação/Doc atualizado.docx
@@ -5434,48 +5434,36 @@
     <w:p/>
     <w:p>
       <w:r>
-        <w:t>Por se tratar de um projeto de pesquisa de graduação sem financiamento</w:t>
-      </w:r>
-      <w:r>
-        <w:t xml:space="preserve"> </w:t>
-      </w:r>
-      <w:r>
-        <w:t>externo, os recursos humanos serão os próprios autores do trabalho, não havendo</w:t>
-      </w:r>
-      <w:r>
-        <w:t xml:space="preserve"> </w:t>
-      </w:r>
-      <w:r>
-        <w:t>custos de mão de obra. O orçamento se restringe aos custos de infraestrutura de</w:t>
-      </w:r>
-      <w:r>
-        <w:t xml:space="preserve"> softwares</w:t>
-      </w:r>
-      <w:r>
-        <w:t xml:space="preserve"> necessários para a disponibilização do protótipo durante a fase de validação</w:t>
-      </w:r>
-      <w:r>
-        <w:t xml:space="preserve"> </w:t>
-      </w:r>
-      <w:r>
-        <w:t>(estimada em 3 meses).</w:t>
-      </w:r>
-    </w:p>
-    <w:p/>
+        <w:t>Por se tratar de um projeto de pesquisa de graduação sem financiamento externo, os recursos humanos serão os próprios autores do trabalho, não havendo custos de mão de obra. O orçamento se restringe aos custos de infraestrutura de softwares necessários para a disponibilização do protótipo durante a fase de validação (estimada em 3 meses).</w:t>
+      </w:r>
+    </w:p>
+    <w:p>
+      <w:pPr>
+        <w:rPr>
+          <w:sz w:val="20"/>
+          <w:szCs w:val="20"/>
+        </w:rPr>
+      </w:pPr>
+    </w:p>
     <w:p>
       <w:pPr>
         <w:rPr>
           <w:b/>
           <w:bCs/>
-        </w:rPr>
-      </w:pPr>
-      <w:r>
+          <w:szCs w:val="24"/>
+        </w:rPr>
+      </w:pPr>
+      <w:r>
+        <w:rPr>
+          <w:szCs w:val="24"/>
+        </w:rPr>
         <w:t xml:space="preserve"> </w:t>
       </w:r>
       <w:r>
         <w:rPr>
           <w:b/>
           <w:bCs/>
+          <w:szCs w:val="24"/>
         </w:rPr>
         <w:t xml:space="preserve"> </w:t>
       </w:r>
@@ -5483,6 +5471,7 @@
         <w:rPr>
           <w:b/>
           <w:bCs/>
+          <w:szCs w:val="24"/>
         </w:rPr>
         <w:t>Tabela 1: Orçamento estimado para a fase de validação (3 meses).</w:t>
       </w:r>
@@ -5491,10 +5480,11 @@
       <w:tblPr>
         <w:tblStyle w:val="Tabelacomgrade"/>
         <w:tblW w:w="0" w:type="auto"/>
+        <w:tblInd w:w="-147" w:type="dxa"/>
         <w:tblLook w:val="04A0" w:firstRow="1" w:lastRow="0" w:firstColumn="1" w:lastColumn="0" w:noHBand="0" w:noVBand="1"/>
       </w:tblPr>
       <w:tblGrid>
-        <w:gridCol w:w="2265"/>
+        <w:gridCol w:w="2412"/>
         <w:gridCol w:w="2265"/>
         <w:gridCol w:w="2265"/>
         <w:gridCol w:w="2266"/>
@@ -5502,6 +5492,28 @@
       <w:tr>
         <w:tc>
           <w:tcPr>
+            <w:tcW w:w="2412" w:type="dxa"/>
+          </w:tcPr>
+          <w:p>
+            <w:pPr>
+              <w:rPr>
+                <w:b/>
+                <w:bCs/>
+                <w:szCs w:val="24"/>
+              </w:rPr>
+            </w:pPr>
+            <w:r>
+              <w:rPr>
+                <w:b/>
+                <w:bCs/>
+                <w:szCs w:val="24"/>
+              </w:rPr>
+              <w:t>Recurso</w:t>
+            </w:r>
+          </w:p>
+        </w:tc>
+        <w:tc>
+          <w:tcPr>
             <w:tcW w:w="2265" w:type="dxa"/>
           </w:tcPr>
           <w:p>
@@ -5509,14 +5521,16 @@
               <w:rPr>
                 <w:b/>
                 <w:bCs/>
+                <w:szCs w:val="24"/>
               </w:rPr>
             </w:pPr>
             <w:r>
               <w:rPr>
                 <w:b/>
                 <w:bCs/>
-              </w:rPr>
-              <w:t>Recurso</w:t>
+                <w:szCs w:val="24"/>
+              </w:rPr>
+              <w:t>Fornecedor (exemplo)</w:t>
             </w:r>
           </w:p>
         </w:tc>
@@ -5529,52 +5543,36 @@
               <w:rPr>
                 <w:b/>
                 <w:bCs/>
+                <w:szCs w:val="24"/>
               </w:rPr>
             </w:pPr>
             <w:r>
               <w:rPr>
                 <w:b/>
                 <w:bCs/>
-              </w:rPr>
-              <w:t>Fornecedor (exemplo)</w:t>
-            </w:r>
-          </w:p>
-        </w:tc>
-        <w:tc>
-          <w:tcPr>
-            <w:tcW w:w="2265" w:type="dxa"/>
+                <w:szCs w:val="24"/>
+              </w:rPr>
+              <w:t>Custo(R$)</w:t>
+            </w:r>
+          </w:p>
+        </w:tc>
+        <w:tc>
+          <w:tcPr>
+            <w:tcW w:w="2266" w:type="dxa"/>
           </w:tcPr>
           <w:p>
             <w:pPr>
               <w:rPr>
                 <w:b/>
                 <w:bCs/>
+                <w:szCs w:val="24"/>
               </w:rPr>
             </w:pPr>
             <w:r>
               <w:rPr>
                 <w:b/>
                 <w:bCs/>
-              </w:rPr>
-              <w:t>Custo(R$)</w:t>
-            </w:r>
-          </w:p>
-        </w:tc>
-        <w:tc>
-          <w:tcPr>
-            <w:tcW w:w="2266" w:type="dxa"/>
-          </w:tcPr>
-          <w:p>
-            <w:pPr>
-              <w:rPr>
-                <w:b/>
-                <w:bCs/>
-              </w:rPr>
-            </w:pPr>
-            <w:r>
-              <w:rPr>
-                <w:b/>
-                <w:bCs/>
+                <w:szCs w:val="24"/>
               </w:rPr>
               <w:t>Custo Total (3 meses)</w:t>
             </w:r>
@@ -5584,12 +5582,40 @@
       <w:tr>
         <w:tc>
           <w:tcPr>
+            <w:tcW w:w="2412" w:type="dxa"/>
+          </w:tcPr>
+          <w:p>
+            <w:pPr>
+              <w:rPr>
+                <w:szCs w:val="24"/>
+              </w:rPr>
+            </w:pPr>
+            <w:r>
+              <w:rPr>
+                <w:szCs w:val="24"/>
+              </w:rPr>
+              <w:t>Registro de domínio</w:t>
+            </w:r>
+          </w:p>
+        </w:tc>
+        <w:tc>
+          <w:tcPr>
             <w:tcW w:w="2265" w:type="dxa"/>
           </w:tcPr>
           <w:p>
-            <w:r>
-              <w:t>Registro de domínio</w:t>
-            </w:r>
+            <w:pPr>
+              <w:rPr>
+                <w:szCs w:val="24"/>
+              </w:rPr>
+            </w:pPr>
+            <w:proofErr w:type="spellStart"/>
+            <w:r>
+              <w:rPr>
+                <w:szCs w:val="24"/>
+              </w:rPr>
+              <w:t>Hostinger</w:t>
+            </w:r>
+            <w:proofErr w:type="spellEnd"/>
           </w:p>
         </w:tc>
         <w:tc>
@@ -5597,19 +5623,15 @@
             <w:tcW w:w="2265" w:type="dxa"/>
           </w:tcPr>
           <w:p>
-            <w:proofErr w:type="spellStart"/>
-            <w:r>
-              <w:t>Hostinger</w:t>
-            </w:r>
-            <w:proofErr w:type="spellEnd"/>
-          </w:p>
-        </w:tc>
-        <w:tc>
-          <w:tcPr>
-            <w:tcW w:w="2265" w:type="dxa"/>
-          </w:tcPr>
-          <w:p>
-            <w:r>
+            <w:pPr>
+              <w:rPr>
+                <w:szCs w:val="24"/>
+              </w:rPr>
+            </w:pPr>
+            <w:r>
+              <w:rPr>
+                <w:szCs w:val="24"/>
+              </w:rPr>
               <w:t>R$ 40,00 por ano</w:t>
             </w:r>
           </w:p>
@@ -5619,8 +5641,28 @@
             <w:tcW w:w="2266" w:type="dxa"/>
           </w:tcPr>
           <w:p>
-            <w:r>
-              <w:t>R$ 10,00 (Proporcional)</w:t>
+            <w:pPr>
+              <w:rPr>
+                <w:szCs w:val="24"/>
+              </w:rPr>
+            </w:pPr>
+            <w:r>
+              <w:rPr>
+                <w:szCs w:val="24"/>
+              </w:rPr>
+              <w:t>R$10,00</w:t>
+            </w:r>
+            <w:r>
+              <w:rPr>
+                <w:szCs w:val="24"/>
+              </w:rPr>
+              <w:t xml:space="preserve">  </w:t>
+            </w:r>
+            <w:r>
+              <w:rPr>
+                <w:szCs w:val="24"/>
+              </w:rPr>
+              <w:t>(Proporcional)</w:t>
             </w:r>
           </w:p>
         </w:tc>
@@ -5628,11 +5670,45 @@
       <w:tr>
         <w:tc>
           <w:tcPr>
+            <w:tcW w:w="2412" w:type="dxa"/>
+          </w:tcPr>
+          <w:p>
+            <w:pPr>
+              <w:rPr>
+                <w:szCs w:val="24"/>
+              </w:rPr>
+            </w:pPr>
+            <w:r>
+              <w:rPr>
+                <w:szCs w:val="24"/>
+              </w:rPr>
+              <w:t>Hospedagem de banco de dados</w:t>
+            </w:r>
+          </w:p>
+        </w:tc>
+        <w:tc>
+          <w:tcPr>
             <w:tcW w:w="2265" w:type="dxa"/>
           </w:tcPr>
           <w:p>
-            <w:r>
-              <w:t>Hospedagem de banco de dados</w:t>
+            <w:pPr>
+              <w:rPr>
+                <w:szCs w:val="24"/>
+              </w:rPr>
+            </w:pPr>
+            <w:proofErr w:type="spellStart"/>
+            <w:r>
+              <w:rPr>
+                <w:szCs w:val="24"/>
+              </w:rPr>
+              <w:t>PlanetScale</w:t>
+            </w:r>
+            <w:proofErr w:type="spellEnd"/>
+            <w:r>
+              <w:rPr>
+                <w:szCs w:val="24"/>
+              </w:rPr>
+              <w:t xml:space="preserve"> (Plano Gratuito)</w:t>
             </w:r>
           </w:p>
         </w:tc>
@@ -5641,22 +5717,15 @@
             <w:tcW w:w="2265" w:type="dxa"/>
           </w:tcPr>
           <w:p>
-            <w:proofErr w:type="spellStart"/>
-            <w:r>
-              <w:t>PlanetScale</w:t>
-            </w:r>
-            <w:proofErr w:type="spellEnd"/>
-            <w:r>
-              <w:t xml:space="preserve"> (Plano Gratuito)</w:t>
-            </w:r>
-          </w:p>
-        </w:tc>
-        <w:tc>
-          <w:tcPr>
-            <w:tcW w:w="2265" w:type="dxa"/>
-          </w:tcPr>
-          <w:p>
-            <w:r>
+            <w:pPr>
+              <w:rPr>
+                <w:szCs w:val="24"/>
+              </w:rPr>
+            </w:pPr>
+            <w:r>
+              <w:rPr>
+                <w:szCs w:val="24"/>
+              </w:rPr>
               <w:t>R$ 00,00</w:t>
             </w:r>
           </w:p>
@@ -5666,7 +5735,15 @@
             <w:tcW w:w="2266" w:type="dxa"/>
           </w:tcPr>
           <w:p>
-            <w:r>
+            <w:pPr>
+              <w:rPr>
+                <w:szCs w:val="24"/>
+              </w:rPr>
+            </w:pPr>
+            <w:r>
+              <w:rPr>
+                <w:szCs w:val="24"/>
+              </w:rPr>
               <w:t>R$ 00,00</w:t>
             </w:r>
           </w:p>
@@ -5675,11 +5752,37 @@
       <w:tr>
         <w:tc>
           <w:tcPr>
+            <w:tcW w:w="2412" w:type="dxa"/>
+          </w:tcPr>
+          <w:p>
+            <w:pPr>
+              <w:rPr>
+                <w:szCs w:val="24"/>
+              </w:rPr>
+            </w:pPr>
+            <w:r>
+              <w:rPr>
+                <w:szCs w:val="24"/>
+              </w:rPr>
+              <w:t>Hospedagem de Backend (servidor)</w:t>
+            </w:r>
+          </w:p>
+        </w:tc>
+        <w:tc>
+          <w:tcPr>
             <w:tcW w:w="2265" w:type="dxa"/>
           </w:tcPr>
           <w:p>
-            <w:r>
-              <w:t>Hospedagem de Backend (servidor)</w:t>
+            <w:pPr>
+              <w:rPr>
+                <w:szCs w:val="24"/>
+              </w:rPr>
+            </w:pPr>
+            <w:r>
+              <w:rPr>
+                <w:szCs w:val="24"/>
+              </w:rPr>
+              <w:t>Heroku (Plano “Eco”)</w:t>
             </w:r>
           </w:p>
         </w:tc>
@@ -5688,17 +5791,15 @@
             <w:tcW w:w="2265" w:type="dxa"/>
           </w:tcPr>
           <w:p>
-            <w:r>
-              <w:t>Heroku (Plano “Eco”)</w:t>
-            </w:r>
-          </w:p>
-        </w:tc>
-        <w:tc>
-          <w:tcPr>
-            <w:tcW w:w="2265" w:type="dxa"/>
-          </w:tcPr>
-          <w:p>
-            <w:r>
+            <w:pPr>
+              <w:rPr>
+                <w:szCs w:val="24"/>
+              </w:rPr>
+            </w:pPr>
+            <w:r>
+              <w:rPr>
+                <w:szCs w:val="24"/>
+              </w:rPr>
               <w:t>R$ 26,48 por mês</w:t>
             </w:r>
           </w:p>
@@ -5708,7 +5809,15 @@
             <w:tcW w:w="2266" w:type="dxa"/>
           </w:tcPr>
           <w:p>
-            <w:r>
+            <w:pPr>
+              <w:rPr>
+                <w:szCs w:val="24"/>
+              </w:rPr>
+            </w:pPr>
+            <w:r>
+              <w:rPr>
+                <w:szCs w:val="24"/>
+              </w:rPr>
               <w:t>R$ 79,45</w:t>
             </w:r>
           </w:p>
@@ -5717,6 +5826,28 @@
       <w:tr>
         <w:tc>
           <w:tcPr>
+            <w:tcW w:w="2412" w:type="dxa"/>
+          </w:tcPr>
+          <w:p>
+            <w:pPr>
+              <w:rPr>
+                <w:b/>
+                <w:bCs/>
+                <w:szCs w:val="24"/>
+              </w:rPr>
+            </w:pPr>
+            <w:r>
+              <w:rPr>
+                <w:b/>
+                <w:bCs/>
+                <w:szCs w:val="24"/>
+              </w:rPr>
+              <w:t>Total estimado</w:t>
+            </w:r>
+          </w:p>
+        </w:tc>
+        <w:tc>
+          <w:tcPr>
             <w:tcW w:w="2265" w:type="dxa"/>
           </w:tcPr>
           <w:p>
@@ -5724,58 +5855,42 @@
               <w:rPr>
                 <w:b/>
                 <w:bCs/>
-              </w:rPr>
-            </w:pPr>
-            <w:r>
+                <w:szCs w:val="24"/>
+              </w:rPr>
+            </w:pPr>
+          </w:p>
+        </w:tc>
+        <w:tc>
+          <w:tcPr>
+            <w:tcW w:w="2265" w:type="dxa"/>
+          </w:tcPr>
+          <w:p>
+            <w:pPr>
               <w:rPr>
                 <w:b/>
                 <w:bCs/>
-              </w:rPr>
-              <w:t>Total estimado</w:t>
-            </w:r>
-          </w:p>
-        </w:tc>
-        <w:tc>
-          <w:tcPr>
-            <w:tcW w:w="2265" w:type="dxa"/>
+                <w:szCs w:val="24"/>
+              </w:rPr>
+            </w:pPr>
+          </w:p>
+        </w:tc>
+        <w:tc>
+          <w:tcPr>
+            <w:tcW w:w="2266" w:type="dxa"/>
           </w:tcPr>
           <w:p>
             <w:pPr>
               <w:rPr>
                 <w:b/>
                 <w:bCs/>
-              </w:rPr>
-            </w:pPr>
-          </w:p>
-        </w:tc>
-        <w:tc>
-          <w:tcPr>
-            <w:tcW w:w="2265" w:type="dxa"/>
-          </w:tcPr>
-          <w:p>
-            <w:pPr>
+                <w:szCs w:val="24"/>
+              </w:rPr>
+            </w:pPr>
+            <w:r>
               <w:rPr>
                 <w:b/>
                 <w:bCs/>
-              </w:rPr>
-            </w:pPr>
-          </w:p>
-        </w:tc>
-        <w:tc>
-          <w:tcPr>
-            <w:tcW w:w="2266" w:type="dxa"/>
-          </w:tcPr>
-          <w:p>
-            <w:pPr>
-              <w:rPr>
-                <w:b/>
-                <w:bCs/>
-              </w:rPr>
-            </w:pPr>
-            <w:r>
-              <w:rPr>
-                <w:b/>
-                <w:bCs/>
+                <w:szCs w:val="24"/>
               </w:rPr>
               <w:t>R$ 89,45</w:t>
             </w:r>
@@ -5786,8 +5901,16 @@
     <w:p>
       <w:pPr>
         <w:jc w:val="center"/>
-      </w:pPr>
-      <w:r>
+        <w:rPr>
+          <w:sz w:val="20"/>
+          <w:szCs w:val="20"/>
+        </w:rPr>
+      </w:pPr>
+      <w:r>
+        <w:rPr>
+          <w:sz w:val="20"/>
+          <w:szCs w:val="20"/>
+        </w:rPr>
         <w:t>Fonte: Elaborado pelos autores (2025).</w:t>
       </w:r>
     </w:p>
@@ -6907,20 +7030,20 @@
     <w:p>
       <w:pPr>
         <w:rPr>
-          <w:sz w:val="22"/>
+          <w:sz w:val="20"/>
           <w:szCs w:val="20"/>
         </w:rPr>
       </w:pPr>
       <w:r>
         <w:rPr>
-          <w:sz w:val="22"/>
+          <w:sz w:val="20"/>
           <w:szCs w:val="20"/>
         </w:rPr>
         <w:t>Fonte: Autoria própria</w:t>
       </w:r>
       <w:r>
         <w:rPr>
-          <w:sz w:val="22"/>
+          <w:sz w:val="20"/>
           <w:szCs w:val="20"/>
         </w:rPr>
         <w:t xml:space="preserve"> (2025).</w:t>
@@ -8023,20 +8146,20 @@
     <w:p>
       <w:pPr>
         <w:rPr>
-          <w:sz w:val="22"/>
+          <w:sz w:val="20"/>
           <w:szCs w:val="20"/>
         </w:rPr>
       </w:pPr>
       <w:r>
         <w:rPr>
-          <w:sz w:val="22"/>
+          <w:sz w:val="20"/>
           <w:szCs w:val="20"/>
         </w:rPr>
         <w:t>Fonte: Autoria própria</w:t>
       </w:r>
       <w:r>
         <w:rPr>
-          <w:sz w:val="22"/>
+          <w:sz w:val="20"/>
           <w:szCs w:val="20"/>
         </w:rPr>
         <w:t xml:space="preserve"> (2025).</w:t>
@@ -8774,20 +8897,20 @@
     <w:p>
       <w:pPr>
         <w:rPr>
-          <w:sz w:val="22"/>
+          <w:sz w:val="20"/>
           <w:szCs w:val="20"/>
         </w:rPr>
       </w:pPr>
       <w:r>
         <w:rPr>
-          <w:sz w:val="22"/>
+          <w:sz w:val="20"/>
           <w:szCs w:val="20"/>
         </w:rPr>
         <w:t>Fonte: Autoria própria</w:t>
       </w:r>
       <w:r>
         <w:rPr>
-          <w:sz w:val="22"/>
+          <w:sz w:val="20"/>
           <w:szCs w:val="20"/>
         </w:rPr>
         <w:t xml:space="preserve"> (2025).</w:t>
@@ -9516,20 +9639,20 @@
     <w:p>
       <w:pPr>
         <w:rPr>
-          <w:sz w:val="22"/>
+          <w:sz w:val="20"/>
           <w:szCs w:val="20"/>
         </w:rPr>
       </w:pPr>
       <w:r>
         <w:rPr>
-          <w:sz w:val="22"/>
+          <w:sz w:val="20"/>
           <w:szCs w:val="20"/>
         </w:rPr>
         <w:t>Fonte: Autoria própria</w:t>
       </w:r>
       <w:r>
         <w:rPr>
-          <w:sz w:val="22"/>
+          <w:sz w:val="20"/>
           <w:szCs w:val="20"/>
         </w:rPr>
         <w:t xml:space="preserve"> (2025).</w:t>
@@ -10350,13 +10473,8 @@
           </w:tcPr>
           <w:p>
             <w:r>
-              <w:t xml:space="preserve">0-Encerrado; 1-Ativo; </w:t>
-            </w:r>
-            <w:proofErr w:type="gramStart"/>
-            <w:r>
-              <w:t>2-Suspenso</w:t>
-            </w:r>
-            <w:proofErr w:type="gramEnd"/>
+              <w:t>0-Encerrado; 1-Ativo; 2-Suspenso</w:t>
+            </w:r>
           </w:p>
         </w:tc>
       </w:tr>
@@ -10455,20 +10573,20 @@
     <w:p>
       <w:pPr>
         <w:rPr>
-          <w:sz w:val="22"/>
+          <w:sz w:val="20"/>
           <w:szCs w:val="20"/>
         </w:rPr>
       </w:pPr>
       <w:r>
         <w:rPr>
-          <w:sz w:val="22"/>
+          <w:sz w:val="20"/>
           <w:szCs w:val="20"/>
         </w:rPr>
         <w:t>Fonte: Autoria própria</w:t>
       </w:r>
       <w:r>
         <w:rPr>
-          <w:sz w:val="22"/>
+          <w:sz w:val="20"/>
           <w:szCs w:val="20"/>
         </w:rPr>
         <w:t xml:space="preserve"> (2025).</w:t>
@@ -11386,32 +11504,32 @@
     <w:p>
       <w:pPr>
         <w:rPr>
+          <w:sz w:val="20"/>
+          <w:szCs w:val="20"/>
+        </w:rPr>
+      </w:pPr>
+      <w:r>
+        <w:rPr>
+          <w:sz w:val="20"/>
+          <w:szCs w:val="20"/>
+        </w:rPr>
+        <w:t>Fonte: Autoria própria</w:t>
+      </w:r>
+      <w:r>
+        <w:rPr>
+          <w:sz w:val="20"/>
+          <w:szCs w:val="20"/>
+        </w:rPr>
+        <w:t xml:space="preserve"> (2025).</w:t>
+      </w:r>
+    </w:p>
+    <w:p>
+      <w:pPr>
+        <w:rPr>
           <w:sz w:val="22"/>
           <w:szCs w:val="20"/>
         </w:rPr>
       </w:pPr>
-      <w:r>
-        <w:rPr>
-          <w:sz w:val="22"/>
-          <w:szCs w:val="20"/>
-        </w:rPr>
-        <w:t>Fonte: Autoria própria</w:t>
-      </w:r>
-      <w:r>
-        <w:rPr>
-          <w:sz w:val="22"/>
-          <w:szCs w:val="20"/>
-        </w:rPr>
-        <w:t xml:space="preserve"> (2025).</w:t>
-      </w:r>
-    </w:p>
-    <w:p>
-      <w:pPr>
-        <w:rPr>
-          <w:sz w:val="22"/>
-          <w:szCs w:val="20"/>
-        </w:rPr>
-      </w:pPr>
     </w:p>
     <w:p>
       <w:pPr>
@@ -11452,15 +11570,7 @@
         <w:fldChar w:fldCharType="end"/>
       </w:r>
       <w:r>
-        <w:t xml:space="preserve"> </w:t>
-      </w:r>
-      <w:proofErr w:type="gramStart"/>
-      <w:r>
-        <w:t>-  TIPO</w:t>
-      </w:r>
-      <w:proofErr w:type="gramEnd"/>
-      <w:r>
-        <w:t>_DOCUMENTOS</w:t>
+        <w:t xml:space="preserve"> -  TIPO_DOCUMENTOS</w:t>
       </w:r>
     </w:p>
     <w:tbl>
@@ -11908,20 +12018,20 @@
     <w:p>
       <w:pPr>
         <w:rPr>
-          <w:sz w:val="22"/>
+          <w:sz w:val="20"/>
           <w:szCs w:val="20"/>
         </w:rPr>
       </w:pPr>
       <w:r>
         <w:rPr>
-          <w:sz w:val="22"/>
+          <w:sz w:val="20"/>
           <w:szCs w:val="20"/>
         </w:rPr>
         <w:t>Fonte: Autoria própria</w:t>
       </w:r>
       <w:r>
         <w:rPr>
-          <w:sz w:val="22"/>
+          <w:sz w:val="20"/>
           <w:szCs w:val="20"/>
         </w:rPr>
         <w:t xml:space="preserve"> (2025).</w:t>
@@ -13392,20 +13502,20 @@
     <w:p>
       <w:pPr>
         <w:rPr>
-          <w:sz w:val="22"/>
+          <w:sz w:val="20"/>
           <w:szCs w:val="20"/>
         </w:rPr>
       </w:pPr>
       <w:r>
         <w:rPr>
-          <w:sz w:val="22"/>
+          <w:sz w:val="20"/>
           <w:szCs w:val="20"/>
         </w:rPr>
         <w:t>Fonte: Autoria própria</w:t>
       </w:r>
       <w:r>
         <w:rPr>
-          <w:sz w:val="22"/>
+          <w:sz w:val="20"/>
           <w:szCs w:val="20"/>
         </w:rPr>
         <w:t xml:space="preserve"> (2025).</w:t>
@@ -14432,7 +14542,7 @@
     <w:p>
       <w:pPr>
         <w:rPr>
-          <w:sz w:val="22"/>
+          <w:sz w:val="20"/>
           <w:szCs w:val="20"/>
         </w:rPr>
         <w:sectPr>
@@ -14444,14 +14554,14 @@
       </w:pPr>
       <w:r>
         <w:rPr>
-          <w:sz w:val="22"/>
+          <w:sz w:val="20"/>
           <w:szCs w:val="20"/>
         </w:rPr>
         <w:t>Fonte: Autoria própri</w:t>
       </w:r>
       <w:r>
         <w:rPr>
-          <w:sz w:val="22"/>
+          <w:sz w:val="20"/>
           <w:szCs w:val="20"/>
         </w:rPr>
         <w:t>a (2025).</w:t>
@@ -14641,7 +14751,6 @@
         </w:r>
       </w:hyperlink>
     </w:p>
-    <w:p/>
     <w:p>
       <w:r>
         <w:rPr>
@@ -14691,7 +14800,6 @@
       </w:r>
     </w:p>
     <w:p/>
-    <w:p/>
     <w:p>
       <w:pPr>
         <w:pStyle w:val="PargrafodaLista"/>
@@ -14711,25 +14819,217 @@
           <w:b/>
           <w:bCs/>
         </w:rPr>
-        <w:t>Projeto desenvolvido</w:t>
+        <w:t>Projeto desenvolvid</w:t>
       </w:r>
       <w:bookmarkEnd w:id="12"/>
+      <w:r>
+        <w:rPr>
+          <w:b/>
+          <w:bCs/>
+        </w:rPr>
+        <w:t>o</w:t>
+      </w:r>
+    </w:p>
+    <w:p>
+      <w:pPr>
+        <w:ind w:firstLine="360"/>
+      </w:pPr>
+      <w:r>
+        <w:t>7.4.1 Tela de login</w:t>
+      </w:r>
+    </w:p>
+    <w:p>
+      <w:pPr>
+        <w:ind w:firstLine="360"/>
+      </w:pPr>
+    </w:p>
+    <w:p>
+      <w:pPr>
+        <w:jc w:val="left"/>
+      </w:pPr>
+      <w:r>
+        <w:t>A interface de autenticação prioriza o minimalismo funcional, apresentando campos essenciais de credenciais e um botão de ação para garantir um acesso rápido,</w:t>
+      </w:r>
+      <w:r>
+        <w:t xml:space="preserve"> </w:t>
+      </w:r>
+      <w:r>
+        <w:t>intuitivo e seguro ao sistema</w:t>
+      </w:r>
+      <w:r>
+        <w:t xml:space="preserve">. </w:t>
+      </w:r>
+      <w:r>
+        <w:lastRenderedPageBreak/>
+        <w:tab/>
+      </w:r>
+      <w:r>
+        <w:drawing>
+          <wp:inline distT="0" distB="0" distL="0" distR="0" wp14:anchorId="529B2C9B" wp14:editId="66CA35DA">
+            <wp:extent cx="5760085" cy="3232150"/>
+            <wp:effectExtent l="0" t="0" r="0" b="6350"/>
+            <wp:docPr id="8" name="Imagem 8"/>
+            <wp:cNvGraphicFramePr>
+              <a:graphicFrameLocks xmlns:a="http://schemas.openxmlformats.org/drawingml/2006/main" noChangeAspect="1"/>
+            </wp:cNvGraphicFramePr>
+            <a:graphic xmlns:a="http://schemas.openxmlformats.org/drawingml/2006/main">
+              <a:graphicData uri="http://schemas.openxmlformats.org/drawingml/2006/picture">
+                <pic:pic xmlns:pic="http://schemas.openxmlformats.org/drawingml/2006/picture">
+                  <pic:nvPicPr>
+                    <pic:cNvPr id="1" name=""/>
+                    <pic:cNvPicPr/>
+                  </pic:nvPicPr>
+                  <pic:blipFill>
+                    <a:blip r:embed="rId16"/>
+                    <a:stretch>
+                      <a:fillRect/>
+                    </a:stretch>
+                  </pic:blipFill>
+                  <pic:spPr>
+                    <a:xfrm>
+                      <a:off x="0" y="0"/>
+                      <a:ext cx="5760085" cy="3232150"/>
+                    </a:xfrm>
+                    <a:prstGeom prst="rect">
+                      <a:avLst/>
+                    </a:prstGeom>
+                  </pic:spPr>
+                </pic:pic>
+              </a:graphicData>
+            </a:graphic>
+          </wp:inline>
+        </w:drawing>
+      </w:r>
+    </w:p>
+    <w:p>
+      <w:pPr>
+        <w:jc w:val="center"/>
+        <w:rPr>
+          <w:sz w:val="20"/>
+          <w:szCs w:val="20"/>
+        </w:rPr>
+      </w:pPr>
+      <w:r>
+        <w:rPr>
+          <w:sz w:val="20"/>
+          <w:szCs w:val="20"/>
+        </w:rPr>
+        <w:t>Imagem 1: tela de login do software Contax. Fonte: Elaborado pelos autores (2026).</w:t>
+      </w:r>
+    </w:p>
+    <w:p>
+      <w:pPr>
+        <w:jc w:val="center"/>
+        <w:rPr>
+          <w:szCs w:val="24"/>
+        </w:rPr>
+      </w:pPr>
+    </w:p>
+    <w:p>
+      <w:r>
+        <w:t>7.4</w:t>
+      </w:r>
+      <w:r>
+        <w:t>.2</w:t>
+      </w:r>
+      <w:r>
+        <w:t xml:space="preserve"> Dashboard da função de administrador</w:t>
+      </w:r>
     </w:p>
     <w:p/>
     <w:p>
-      <w:pPr>
-        <w:rPr>
-          <w:color w:val="FF0000"/>
-        </w:rPr>
-      </w:pPr>
-      <w:r>
-        <w:rPr>
-          <w:color w:val="FF0000"/>
-        </w:rPr>
-        <w:t>Trazer as telas do sistema e explicar cada uma</w:t>
-      </w:r>
-    </w:p>
-    <w:p/>
+      <w:r>
+        <w:t>O dashboard</w:t>
+      </w:r>
+      <w:r>
+        <w:t xml:space="preserve"> do administrador</w:t>
+      </w:r>
+      <w:r>
+        <w:t xml:space="preserve"> centraliza a gestão financeira por meio de indicadores de faturamento e listagem de notas fiscais, utilizando barras de progresso e filtros dinâmicos para oferecer uma visão clara e analítica do status das empresas.</w:t>
+      </w:r>
+    </w:p>
+    <w:p>
+      <w:r>
+        <w:t>O sistema apresenta uma navegação superior estruturada em abas para alternância rápida entre módulos, complementada por um painel lateral de filtros que permite a segmentação precisa dos dados por período e empresa, otimizando o gerenciamento da informação.</w:t>
+      </w:r>
+    </w:p>
+    <w:p>
+      <w:r>
+        <w:lastRenderedPageBreak/>
+        <w:drawing>
+          <wp:inline distT="0" distB="0" distL="0" distR="0" wp14:anchorId="743D8752" wp14:editId="05C5A7FC">
+            <wp:extent cx="5760085" cy="3260090"/>
+            <wp:effectExtent l="0" t="0" r="0" b="0"/>
+            <wp:docPr id="9" name="Imagem 9"/>
+            <wp:cNvGraphicFramePr>
+              <a:graphicFrameLocks xmlns:a="http://schemas.openxmlformats.org/drawingml/2006/main" noChangeAspect="1"/>
+            </wp:cNvGraphicFramePr>
+            <a:graphic xmlns:a="http://schemas.openxmlformats.org/drawingml/2006/main">
+              <a:graphicData uri="http://schemas.openxmlformats.org/drawingml/2006/picture">
+                <pic:pic xmlns:pic="http://schemas.openxmlformats.org/drawingml/2006/picture">
+                  <pic:nvPicPr>
+                    <pic:cNvPr id="1" name=""/>
+                    <pic:cNvPicPr/>
+                  </pic:nvPicPr>
+                  <pic:blipFill>
+                    <a:blip r:embed="rId17"/>
+                    <a:stretch>
+                      <a:fillRect/>
+                    </a:stretch>
+                  </pic:blipFill>
+                  <pic:spPr>
+                    <a:xfrm>
+                      <a:off x="0" y="0"/>
+                      <a:ext cx="5760085" cy="3260090"/>
+                    </a:xfrm>
+                    <a:prstGeom prst="rect">
+                      <a:avLst/>
+                    </a:prstGeom>
+                  </pic:spPr>
+                </pic:pic>
+              </a:graphicData>
+            </a:graphic>
+          </wp:inline>
+        </w:drawing>
+      </w:r>
+    </w:p>
+    <w:p>
+      <w:pPr>
+        <w:jc w:val="center"/>
+        <w:rPr>
+          <w:sz w:val="20"/>
+          <w:szCs w:val="20"/>
+        </w:rPr>
+      </w:pPr>
+      <w:r>
+        <w:rPr>
+          <w:sz w:val="20"/>
+          <w:szCs w:val="20"/>
+        </w:rPr>
+        <w:t>Imagem 2: Tela de dashboard do administrador. Fonte: Elaborado pelos autores (2026).</w:t>
+      </w:r>
+    </w:p>
+    <w:p>
+      <w:pPr>
+        <w:rPr>
+          <w:szCs w:val="24"/>
+        </w:rPr>
+      </w:pPr>
+    </w:p>
+    <w:p>
+      <w:pPr>
+        <w:rPr>
+          <w:szCs w:val="24"/>
+        </w:rPr>
+      </w:pPr>
+      <w:r>
+        <w:rPr>
+          <w:szCs w:val="24"/>
+        </w:rPr>
+        <w:tab/>
+        <w:t xml:space="preserve">7.4.3 Tela de cadastro </w:t>
+      </w:r>
+    </w:p>
     <w:p/>
     <w:p>
       <w:pPr>
@@ -14757,16 +15057,44 @@
     <w:p/>
     <w:p>
       <w:r>
+        <w:t>A</w:t>
+      </w:r>
+      <w:r>
+        <w:t xml:space="preserve"> sua privacidade é importante para nós. É política do Contax respeitar a sua privacidade em relação a qualquer informação sua que possamos coletar no site Contax, e outros sites que possuímos e operamos.</w:t>
+      </w:r>
+    </w:p>
+    <w:p>
+      <w:r>
+        <w:t xml:space="preserve">Solicitamos informações pessoais apenas quando realmente precisamos delas para lhe </w:t>
+      </w:r>
+      <w:proofErr w:type="spellStart"/>
+      <w:r>
+        <w:t>fornecer</w:t>
+      </w:r>
+      <w:proofErr w:type="spellEnd"/>
+      <w:r>
+        <w:t xml:space="preserve"> um serviço. Fazemo-lo por meios justos e legais, com o seu conhecimento e consentimento. Também informamos por que estamos coletando e como será usado.</w:t>
+      </w:r>
+    </w:p>
+    <w:p>
+      <w:r>
+        <w:t>Apenas retemos as informações coletadas pelo tempo necessário para fornecer o serviço solicitado. Quando armazenamos dados, protegemos dentro de meios comercialmente aceitáveis ​​para evitar perdas e roubos, bem como acesso, divulgação, cópia, uso ou modificação não autorizados.</w:t>
+      </w:r>
+    </w:p>
+    <w:p>
+      <w:r>
         <w:lastRenderedPageBreak/>
-        <w:t>A</w:t>
-      </w:r>
-      <w:r>
-        <w:t xml:space="preserve"> sua privacidade é importante para nós. É política do Contax respeitar a sua privacidade em relação a qualquer informação sua que possamos coletar no site Contax, e outros sites que possuímos e operamos.</w:t>
-      </w:r>
-    </w:p>
-    <w:p>
-      <w:r>
-        <w:t xml:space="preserve">Solicitamos informações pessoais apenas quando realmente precisamos delas para lhe </w:t>
+        <w:t>Não compartilhamos informações de identificação pessoal publicamente ou com terceiros, exceto quando exigido por lei.</w:t>
+      </w:r>
+    </w:p>
+    <w:p>
+      <w:r>
+        <w:t>O nosso site pode ter links para sites externos que não são operados por nós. Esteja ciente de que não temos controle sobre o conteúdo e práticas desses sites e não podemos aceitar responsabilidade por suas respectivas políticas de privacidade.</w:t>
+      </w:r>
+    </w:p>
+    <w:p>
+      <w:r>
+        <w:t xml:space="preserve">Você é livre para recusar a nossa solicitação de informações pessoais, entendendo que talvez não possamos </w:t>
       </w:r>
       <w:proofErr w:type="spellStart"/>
       <w:r>
@@ -14774,47 +15102,75 @@
       </w:r>
       <w:proofErr w:type="spellEnd"/>
       <w:r>
-        <w:t xml:space="preserve"> um serviço. Fazemo-lo por meios justos e legais, com o seu conhecimento e consentimento. Também informamos por que estamos coletando e como será usado.</w:t>
-      </w:r>
-    </w:p>
-    <w:p>
-      <w:r>
-        <w:t>Apenas retemos as informações coletadas pelo tempo necessário para fornecer o serviço solicitado. Quando armazenamos dados, protegemos dentro de meios comercialmente aceitáveis ​​para evitar perdas e roubos, bem como acesso, divulgação, cópia, uso ou modificação não autorizados.</w:t>
-      </w:r>
-    </w:p>
-    <w:p>
-      <w:r>
-        <w:t>Não compartilhamos informações de identificação pessoal publicamente ou com terceiros, exceto quando exigido por lei.</w:t>
-      </w:r>
-    </w:p>
-    <w:p>
-      <w:r>
-        <w:t>O nosso site pode ter links para sites externos que não são operados por nós. Esteja ciente de que não temos controle sobre o conteúdo e práticas desses sites e não podemos aceitar responsabilidade por suas respectivas políticas de privacidade.</w:t>
-      </w:r>
-    </w:p>
-    <w:p>
-      <w:r>
-        <w:t xml:space="preserve">Você é livre para recusar a nossa solicitação de informações pessoais, entendendo que talvez não possamos </w:t>
+        <w:t xml:space="preserve"> alguns dos serviços desejados.</w:t>
+      </w:r>
+    </w:p>
+    <w:p>
+      <w:r>
+        <w:t>O uso continuado de nosso site será considerado como aceitação de nossas práticas em torno de privacidade e informações pessoais. Se você tiver alguma dúvida sobre como lidamos com dados do usuário e informações pessoais, entre em contacto c</w:t>
+      </w:r>
+      <w:r>
+        <w:t>o</w:t>
+      </w:r>
+      <w:r>
+        <w:t>nosco</w:t>
+      </w:r>
+      <w:r>
+        <w:t>.</w:t>
+      </w:r>
+    </w:p>
+    <w:p>
+      <w:r>
+        <w:t xml:space="preserve">- </w:t>
+      </w:r>
+      <w:r>
+        <w:t xml:space="preserve">O serviço Google </w:t>
       </w:r>
       <w:proofErr w:type="spellStart"/>
       <w:r>
-        <w:t>fornecer</w:t>
+        <w:t>AdSense</w:t>
       </w:r>
       <w:proofErr w:type="spellEnd"/>
       <w:r>
-        <w:t xml:space="preserve"> alguns dos serviços desejados.</w:t>
-      </w:r>
-    </w:p>
-    <w:p>
-      <w:r>
-        <w:t>O uso continuado de nosso site será considerado como aceitação de nossas práticas em torno de privacidade e informações pessoais. Se você tiver alguma dúvida sobre como lidamos com dados do usuário e informações pessoais, entre em contacto c</w:t>
-      </w:r>
-      <w:r>
-        <w:t>o</w:t>
-      </w:r>
-      <w:r>
-        <w:t>nosco</w:t>
-      </w:r>
+        <w:t xml:space="preserve"> que usamos para veicular publicidade usa um cookie </w:t>
+      </w:r>
+      <w:proofErr w:type="spellStart"/>
+      <w:r>
+        <w:t>DoubleClick</w:t>
+      </w:r>
+      <w:proofErr w:type="spellEnd"/>
+      <w:r>
+        <w:t xml:space="preserve"> para veicular anúncios mais relevantes em toda a Web e limitar o número de vezes que um determinado anúncio é exibido para você.</w:t>
+      </w:r>
+    </w:p>
+    <w:p>
+      <w:r>
+        <w:t xml:space="preserve">- </w:t>
+      </w:r>
+      <w:r>
+        <w:t xml:space="preserve">Para mais informações sobre o Google </w:t>
+      </w:r>
+      <w:proofErr w:type="spellStart"/>
+      <w:r>
+        <w:t>AdSense</w:t>
+      </w:r>
+      <w:proofErr w:type="spellEnd"/>
+      <w:r>
+        <w:t xml:space="preserve">, consulte as </w:t>
+      </w:r>
+      <w:proofErr w:type="spellStart"/>
+      <w:r>
+        <w:t>FAQs</w:t>
+      </w:r>
+      <w:proofErr w:type="spellEnd"/>
+      <w:r>
+        <w:t xml:space="preserve"> oficiais sobre privacidade do Google </w:t>
+      </w:r>
+      <w:proofErr w:type="spellStart"/>
+      <w:r>
+        <w:t>AdSense</w:t>
+      </w:r>
+      <w:proofErr w:type="spellEnd"/>
       <w:r>
         <w:t>.</w:t>
       </w:r>
@@ -14824,23 +15180,7 @@
         <w:t xml:space="preserve">- </w:t>
       </w:r>
       <w:r>
-        <w:t xml:space="preserve">O serviço Google </w:t>
-      </w:r>
-      <w:proofErr w:type="spellStart"/>
-      <w:r>
-        <w:t>AdSense</w:t>
-      </w:r>
-      <w:proofErr w:type="spellEnd"/>
-      <w:r>
-        <w:t xml:space="preserve"> que usamos para veicular publicidade usa um cookie </w:t>
-      </w:r>
-      <w:proofErr w:type="spellStart"/>
-      <w:r>
-        <w:t>DoubleClick</w:t>
-      </w:r>
-      <w:proofErr w:type="spellEnd"/>
-      <w:r>
-        <w:t xml:space="preserve"> para veicular anúncios mais relevantes em toda a Web e limitar o número de vezes que um determinado anúncio é exibido para você.</w:t>
+        <w:t>Utilizamos anúncios para compensar os custos de funcionamento deste site e fornecer financiamento para futuros desenvolvimentos. Os cookies de publicidade comportamental usados ​​por este site foram projetados para garantir que você forneça os anúncios mais relevantes sempre que possível, rastreando anonimamente seus interesses e apresentando coisas semelhantes que possam ser do seu interesse.</w:t>
       </w:r>
     </w:p>
     <w:p>
@@ -14848,69 +15188,26 @@
         <w:t xml:space="preserve">- </w:t>
       </w:r>
       <w:r>
-        <w:t xml:space="preserve">Para mais informações sobre o Google </w:t>
-      </w:r>
-      <w:proofErr w:type="spellStart"/>
-      <w:r>
-        <w:t>AdSense</w:t>
-      </w:r>
-      <w:proofErr w:type="spellEnd"/>
-      <w:r>
-        <w:t xml:space="preserve">, consulte as </w:t>
-      </w:r>
-      <w:proofErr w:type="spellStart"/>
-      <w:r>
-        <w:t>FAQs</w:t>
-      </w:r>
-      <w:proofErr w:type="spellEnd"/>
-      <w:r>
-        <w:t xml:space="preserve"> oficiais sobre privacidade do Google </w:t>
-      </w:r>
-      <w:proofErr w:type="spellStart"/>
-      <w:r>
-        <w:t>AdSense</w:t>
-      </w:r>
-      <w:proofErr w:type="spellEnd"/>
-      <w:r>
-        <w:t>.</w:t>
-      </w:r>
-    </w:p>
-    <w:p>
-      <w:r>
-        <w:t xml:space="preserve">- </w:t>
-      </w:r>
-      <w:r>
-        <w:t xml:space="preserve">Utilizamos anúncios para compensar os custos de funcionamento deste site e fornecer financiamento para futuros desenvolvimentos. Os cookies de publicidade comportamental usados ​​por este site foram projetados para garantir que você forneça </w:t>
-      </w:r>
+        <w:t>Vários parceiros anunciam em nosso nome e os cookies de rastreamento de afiliados simplesmente nos permitem ver se nossos clientes acessaram o site através de um dos sites de nossos parceiros, para que possamos creditá-los adequadamente e, quando aplicável, permitir que nossos parceiros afiliados ofereçam qualquer promoção que pode fornecê-lo para fazer uma compra.</w:t>
+      </w:r>
+    </w:p>
+    <w:p/>
+    <w:p>
+      <w:r>
+        <w:t>Compromisso do Usuário</w:t>
+      </w:r>
+    </w:p>
+    <w:p>
+      <w:r>
+        <w:t>O usuário se compromete a fazer uso adequado dos conteúdos e da informação que o Contax oferece no site e com caráter enunciativo, mas não limitativo:</w:t>
+      </w:r>
+    </w:p>
+    <w:p>
+      <w:pPr>
+        <w:ind w:firstLine="357"/>
+      </w:pPr>
       <w:r>
         <w:lastRenderedPageBreak/>
-        <w:t>os anúncios mais relevantes sempre que possível, rastreando anonimamente seus interesses e apresentando coisas semelhantes que possam ser do seu interesse.</w:t>
-      </w:r>
-    </w:p>
-    <w:p>
-      <w:r>
-        <w:t xml:space="preserve">- </w:t>
-      </w:r>
-      <w:r>
-        <w:t>Vários parceiros anunciam em nosso nome e os cookies de rastreamento de afiliados simplesmente nos permitem ver se nossos clientes acessaram o site através de um dos sites de nossos parceiros, para que possamos creditá-los adequadamente e, quando aplicável, permitir que nossos parceiros afiliados ofereçam qualquer promoção que pode fornecê-lo para fazer uma compra.</w:t>
-      </w:r>
-    </w:p>
-    <w:p/>
-    <w:p>
-      <w:r>
-        <w:t>Compromisso do Usuário</w:t>
-      </w:r>
-    </w:p>
-    <w:p>
-      <w:r>
-        <w:t>O usuário se compromete a fazer uso adequado dos conteúdos e da informação que o Contax oferece no site e com caráter enunciativo, mas não limitativo:</w:t>
-      </w:r>
-    </w:p>
-    <w:p>
-      <w:pPr>
-        <w:ind w:firstLine="357"/>
-      </w:pPr>
-      <w:r>
         <w:t>A) Não se envolver em atividades que sejam ilegais ou contrárias à boa fé a à ordem pública</w:t>
       </w:r>
       <w:r>
@@ -14987,7 +15284,6 @@
         </w:numPr>
       </w:pPr>
       <w:r>
-        <w:lastRenderedPageBreak/>
         <w:t>Termos</w:t>
       </w:r>
     </w:p>
@@ -15034,6 +15330,7 @@
         </w:numPr>
       </w:pPr>
       <w:r>
+        <w:lastRenderedPageBreak/>
         <w:t>usar os materiais para qualquer finalidade comercial ou para exibição pública (comercial ou não comercial);</w:t>
       </w:r>
     </w:p>
@@ -15127,11 +15424,7 @@
         </w:numPr>
       </w:pPr>
       <w:r>
-        <w:t xml:space="preserve">Além disso, o Contax não garante ou faz qualquer representação relativa à precisão, aos resultados prováveis ​​ou à confiabilidade do uso dos materiais </w:t>
-      </w:r>
-      <w:r>
-        <w:lastRenderedPageBreak/>
-        <w:t>em seu site ou de outra forma relacionado a esses materiais ou em sites vinculados a este site.</w:t>
+        <w:t>Além disso, o Contax não garante ou faz qualquer representação relativa à precisão, aos resultados prováveis ​​ou à confiabilidade do uso dos materiais em seu site ou de outra forma relacionado a esses materiais ou em sites vinculados a este site.</w:t>
       </w:r>
     </w:p>
     <w:p>
@@ -15173,6 +15466,7 @@
     </w:p>
     <w:p>
       <w:r>
+        <w:lastRenderedPageBreak/>
         <w:t>Os materiais exibidos no site da Contax podem incluir erros técnicos, tipográficos ou fotográficos. Contax não garante que qualquer material em seu site seja preciso, completo ou atual. Contax pode fazer alterações nos materiais contidos em seu site a qualquer momento, sem aviso prévio. No entanto, Contax não se compromete a atualizar os materiais.</w:t>
       </w:r>
     </w:p>
@@ -15212,7 +15506,6 @@
     </w:p>
     <w:p>
       <w:r>
-        <w:lastRenderedPageBreak/>
         <w:t>Estes termos e condições são regidos e interpretados de acordo com as leis do Contax e você se submete irrevogavelmente à jurisdição exclusiva dos tribunais naquele estado ou localidade.</w:t>
       </w:r>
     </w:p>
@@ -15305,7 +15598,7 @@
       <w:r>
         <w:t xml:space="preserve">, 2016. Disponível em: </w:t>
       </w:r>
-      <w:hyperlink r:id="rId16" w:history="1">
+      <w:hyperlink r:id="rId18" w:history="1">
         <w:r>
           <w:rPr>
             <w:rStyle w:val="Hyperlink"/>
@@ -15334,7 +15627,7 @@
       <w:r>
         <w:t xml:space="preserve">, 2023. Disponível em: </w:t>
       </w:r>
-      <w:hyperlink r:id="rId17" w:anchor=":~:text=o%20Visual%20Studio-,Visual%20Studio%20Code,praticamente%20qualquer%20linguagem%20de%20programa%C3%A7%C3%A3o" w:history="1">
+      <w:hyperlink r:id="rId19" w:anchor=":~:text=o%20Visual%20Studio-,Visual%20Studio%20Code,praticamente%20qualquer%20linguagem%20de%20programa%C3%A7%C3%A3o" w:history="1">
         <w:r>
           <w:rPr>
             <w:rStyle w:val="Hyperlink"/>
@@ -15391,7 +15684,7 @@
       <w:r>
         <w:t xml:space="preserve"> Disponível em: </w:t>
       </w:r>
-      <w:hyperlink r:id="rId18" w:history="1">
+      <w:hyperlink r:id="rId20" w:history="1">
         <w:r>
           <w:rPr>
             <w:rStyle w:val="Hyperlink"/>
@@ -15442,7 +15735,7 @@
       <w:r>
         <w:t xml:space="preserve">: </w:t>
       </w:r>
-      <w:hyperlink r:id="rId19" w:history="1">
+      <w:hyperlink r:id="rId21" w:history="1">
         <w:r>
           <w:rPr>
             <w:rStyle w:val="Hyperlink"/>
@@ -15526,7 +15819,7 @@
                     <pic:cNvPicPr/>
                   </pic:nvPicPr>
                   <pic:blipFill>
-                    <a:blip r:embed="rId20">
+                    <a:blip r:embed="rId22">
                       <a:extLst>
                         <a:ext uri="{28A0092B-C50C-407E-A947-70E740481C1C}">
                           <a14:useLocalDpi xmlns:a14="http://schemas.microsoft.com/office/drawing/2010/main" val="0"/>
@@ -15622,7 +15915,7 @@
                     <pic:cNvPicPr/>
                   </pic:nvPicPr>
                   <pic:blipFill>
-                    <a:blip r:embed="rId21">
+                    <a:blip r:embed="rId23">
                       <a:extLst>
                         <a:ext uri="{28A0092B-C50C-407E-A947-70E740481C1C}">
                           <a14:useLocalDpi xmlns:a14="http://schemas.microsoft.com/office/drawing/2010/main" val="0"/>
@@ -17130,7 +17423,6 @@
   <w:style w:type="character" w:default="1" w:styleId="Fontepargpadro">
     <w:name w:val="Default Paragraph Font"/>
     <w:uiPriority w:val="1"/>
-    <w:semiHidden/>
     <w:unhideWhenUsed/>
   </w:style>
   <w:style w:type="table" w:default="1" w:styleId="Tabelanormal">
@@ -17845,6 +18137,15 @@
 </file>
 
 <file path=customXml/item1.xml><?xml version="1.0" encoding="utf-8"?>
+<?mso-contentType ?>
+<FormTemplates xmlns="http://schemas.microsoft.com/sharepoint/v3/contenttype/forms">
+  <Display>DocumentLibraryForm</Display>
+  <Edit>DocumentLibraryForm</Edit>
+  <New>DocumentLibraryForm</New>
+</FormTemplates>
+</file>
+
+<file path=customXml/item2.xml><?xml version="1.0" encoding="utf-8"?>
 <ct:contentTypeSchema xmlns:ct="http://schemas.microsoft.com/office/2006/metadata/contentType" xmlns:ma="http://schemas.microsoft.com/office/2006/metadata/properties/metaAttributes" ct:_="" ma:_="" ma:contentTypeName="Documento" ma:contentTypeID="0x01010079E85AF13E1D6948BAEBBC3E299C7A4C" ma:contentTypeVersion="11" ma:contentTypeDescription="Crie um novo documento." ma:contentTypeScope="" ma:versionID="9903338d6f6ebf8d9f52e57d695b90e0">
   <xsd:schema xmlns:xsd="http://www.w3.org/2001/XMLSchema" xmlns:xs="http://www.w3.org/2001/XMLSchema" xmlns:p="http://schemas.microsoft.com/office/2006/metadata/properties" xmlns:ns2="1c99b82c-450d-407b-8685-188b0222f857" xmlns:ns3="ec9326a9-796b-4177-81ae-8ce46d6874ce" targetNamespace="http://schemas.microsoft.com/office/2006/metadata/properties" ma:root="true" ma:fieldsID="27025b9af28ab54196939bbeabbec0a9" ns2:_="" ns3:_="">
     <xsd:import namespace="1c99b82c-450d-407b-8685-188b0222f857"/>
@@ -18033,20 +18334,19 @@
 </ct:contentTypeSchema>
 </file>
 
-<file path=customXml/item2.xml><?xml version="1.0" encoding="utf-8"?>
-<?mso-contentType ?>
-<FormTemplates xmlns="http://schemas.microsoft.com/sharepoint/v3/contenttype/forms">
-  <Display>DocumentLibraryForm</Display>
-  <Edit>DocumentLibraryForm</Edit>
-  <New>DocumentLibraryForm</New>
-</FormTemplates>
-</file>
-
 <file path=customXml/item3.xml><?xml version="1.0" encoding="utf-8"?>
 <b:Sources xmlns:b="http://schemas.openxmlformats.org/officeDocument/2006/bibliography" xmlns="http://schemas.openxmlformats.org/officeDocument/2006/bibliography" SelectedStyle="\APA.XSL" StyleName="APA"/>
 </file>
 
 <file path=customXml/itemProps1.xml><?xml version="1.0" encoding="utf-8"?>
+<ds:datastoreItem xmlns:ds="http://schemas.openxmlformats.org/officeDocument/2006/customXml" ds:itemID="{19856E04-179F-401F-8246-BA08537D6152}">
+  <ds:schemaRefs>
+    <ds:schemaRef ds:uri="http://schemas.microsoft.com/sharepoint/v3/contenttype/forms"/>
+  </ds:schemaRefs>
+</ds:datastoreItem>
+</file>
+
+<file path=customXml/itemProps2.xml><?xml version="1.0" encoding="utf-8"?>
 <ds:datastoreItem xmlns:ds="http://schemas.openxmlformats.org/officeDocument/2006/customXml" ds:itemID="{F9562963-6458-4B09-8DDA-F09296948AA7}">
   <ds:schemaRefs>
     <ds:schemaRef ds:uri="http://schemas.microsoft.com/office/2006/metadata/contentType"/>
@@ -18065,14 +18365,6 @@
 </ds:datastoreItem>
 </file>
 
-<file path=customXml/itemProps2.xml><?xml version="1.0" encoding="utf-8"?>
-<ds:datastoreItem xmlns:ds="http://schemas.openxmlformats.org/officeDocument/2006/customXml" ds:itemID="{19856E04-179F-401F-8246-BA08537D6152}">
-  <ds:schemaRefs>
-    <ds:schemaRef ds:uri="http://schemas.microsoft.com/sharepoint/v3/contenttype/forms"/>
-  </ds:schemaRefs>
-</ds:datastoreItem>
-</file>
-
 <file path=customXml/itemProps3.xml><?xml version="1.0" encoding="utf-8"?>
 <ds:datastoreItem xmlns:ds="http://schemas.openxmlformats.org/officeDocument/2006/customXml" ds:itemID="{205E797E-3F55-48D0-B859-951F215AD568}">
   <ds:schemaRefs>

--- a/Documentação/Doc atualizado.docx
+++ b/Documentação/Doc atualizado.docx
@@ -908,7 +908,7 @@
           <w:b/>
           <w:color w:val="FF0000"/>
         </w:rPr>
-        <w:t>28 de abril</w:t>
+        <w:t>06 de maio</w:t>
       </w:r>
       <w:r>
         <w:rPr>
@@ -1059,7 +1059,12 @@
           <w:tab w:val="right" w:leader="dot" w:pos="9061"/>
         </w:tabs>
         <w:rPr>
+          <w:rFonts w:asciiTheme="minorHAnsi" w:eastAsiaTheme="minorEastAsia" w:hAnsiTheme="minorHAnsi"/>
           <w:noProof/>
+          <w:kern w:val="2"/>
+          <w:szCs w:val="24"/>
+          <w:lang w:eastAsia="pt-BR"/>
+          <w14:ligatures w14:val="standardContextual"/>
         </w:rPr>
       </w:pPr>
       <w:r>
@@ -1071,13 +1076,13 @@
       <w:r>
         <w:fldChar w:fldCharType="separate"/>
       </w:r>
-      <w:hyperlink w:anchor="_Toc120274695" w:history="1">
+      <w:hyperlink w:anchor="_Toc228999383" w:history="1">
         <w:r>
           <w:rPr>
             <w:rStyle w:val="Hyperlink"/>
             <w:noProof/>
           </w:rPr>
-          <w:t>Quadro 1 - Atividades do 1º semestre de 2022</w:t>
+          <w:t>Quadro 1 - Atividades do 2º semestre de 2025</w:t>
         </w:r>
         <w:r>
           <w:rPr>
@@ -1098,7 +1103,7 @@
             <w:noProof/>
             <w:webHidden/>
           </w:rPr>
-          <w:instrText xml:space="preserve"> PAGEREF _Toc120274695 \h </w:instrText>
+          <w:instrText xml:space="preserve"> PAGEREF _Toc228999383 \h </w:instrText>
         </w:r>
         <w:r>
           <w:rPr>
@@ -1136,16 +1141,21 @@
           <w:tab w:val="right" w:leader="dot" w:pos="9061"/>
         </w:tabs>
         <w:rPr>
+          <w:rFonts w:asciiTheme="minorHAnsi" w:eastAsiaTheme="minorEastAsia" w:hAnsiTheme="minorHAnsi"/>
           <w:noProof/>
-        </w:rPr>
-      </w:pPr>
-      <w:hyperlink w:anchor="_Toc120274696" w:history="1">
+          <w:kern w:val="2"/>
+          <w:szCs w:val="24"/>
+          <w:lang w:eastAsia="pt-BR"/>
+          <w14:ligatures w14:val="standardContextual"/>
+        </w:rPr>
+      </w:pPr>
+      <w:hyperlink w:anchor="_Toc228999384" w:history="1">
         <w:r>
           <w:rPr>
             <w:rStyle w:val="Hyperlink"/>
             <w:noProof/>
           </w:rPr>
-          <w:t>Quadro 2 - Atividades 2º semestre 2022</w:t>
+          <w:t>Quadro 2 - Atividades 1º semestre 2026</w:t>
         </w:r>
         <w:r>
           <w:rPr>
@@ -1166,7 +1176,7 @@
             <w:noProof/>
             <w:webHidden/>
           </w:rPr>
-          <w:instrText xml:space="preserve"> PAGEREF _Toc120274696 \h </w:instrText>
+          <w:instrText xml:space="preserve"> PAGEREF _Toc228999384 \h </w:instrText>
         </w:r>
         <w:r>
           <w:rPr>
@@ -1187,6 +1197,590 @@
             <w:webHidden/>
           </w:rPr>
           <w:t>12</w:t>
+        </w:r>
+        <w:r>
+          <w:rPr>
+            <w:noProof/>
+            <w:webHidden/>
+          </w:rPr>
+          <w:fldChar w:fldCharType="end"/>
+        </w:r>
+      </w:hyperlink>
+    </w:p>
+    <w:p>
+      <w:pPr>
+        <w:pStyle w:val="ndicedeilustraes"/>
+        <w:tabs>
+          <w:tab w:val="right" w:leader="dot" w:pos="9061"/>
+        </w:tabs>
+        <w:rPr>
+          <w:rFonts w:asciiTheme="minorHAnsi" w:eastAsiaTheme="minorEastAsia" w:hAnsiTheme="minorHAnsi"/>
+          <w:noProof/>
+          <w:kern w:val="2"/>
+          <w:szCs w:val="24"/>
+          <w:lang w:eastAsia="pt-BR"/>
+          <w14:ligatures w14:val="standardContextual"/>
+        </w:rPr>
+      </w:pPr>
+      <w:hyperlink w:anchor="_Toc228999385" w:history="1">
+        <w:r>
+          <w:rPr>
+            <w:rStyle w:val="Hyperlink"/>
+            <w:noProof/>
+          </w:rPr>
+          <w:t>Tabela 1 - USUÁRIOS</w:t>
+        </w:r>
+        <w:r>
+          <w:rPr>
+            <w:noProof/>
+            <w:webHidden/>
+          </w:rPr>
+          <w:tab/>
+        </w:r>
+        <w:r>
+          <w:rPr>
+            <w:noProof/>
+            <w:webHidden/>
+          </w:rPr>
+          <w:fldChar w:fldCharType="begin"/>
+        </w:r>
+        <w:r>
+          <w:rPr>
+            <w:noProof/>
+            <w:webHidden/>
+          </w:rPr>
+          <w:instrText xml:space="preserve"> PAGEREF _Toc228999385 \h </w:instrText>
+        </w:r>
+        <w:r>
+          <w:rPr>
+            <w:noProof/>
+            <w:webHidden/>
+          </w:rPr>
+        </w:r>
+        <w:r>
+          <w:rPr>
+            <w:noProof/>
+            <w:webHidden/>
+          </w:rPr>
+          <w:fldChar w:fldCharType="separate"/>
+        </w:r>
+        <w:r>
+          <w:rPr>
+            <w:noProof/>
+            <w:webHidden/>
+          </w:rPr>
+          <w:t>17</w:t>
+        </w:r>
+        <w:r>
+          <w:rPr>
+            <w:noProof/>
+            <w:webHidden/>
+          </w:rPr>
+          <w:fldChar w:fldCharType="end"/>
+        </w:r>
+      </w:hyperlink>
+    </w:p>
+    <w:p>
+      <w:pPr>
+        <w:pStyle w:val="ndicedeilustraes"/>
+        <w:tabs>
+          <w:tab w:val="right" w:leader="dot" w:pos="9061"/>
+        </w:tabs>
+        <w:rPr>
+          <w:rFonts w:asciiTheme="minorHAnsi" w:eastAsiaTheme="minorEastAsia" w:hAnsiTheme="minorHAnsi"/>
+          <w:noProof/>
+          <w:kern w:val="2"/>
+          <w:szCs w:val="24"/>
+          <w:lang w:eastAsia="pt-BR"/>
+          <w14:ligatures w14:val="standardContextual"/>
+        </w:rPr>
+      </w:pPr>
+      <w:hyperlink w:anchor="_Toc228999386" w:history="1">
+        <w:r>
+          <w:rPr>
+            <w:rStyle w:val="Hyperlink"/>
+            <w:noProof/>
+          </w:rPr>
+          <w:t>Tabela 2 - EMPRESAS</w:t>
+        </w:r>
+        <w:r>
+          <w:rPr>
+            <w:noProof/>
+            <w:webHidden/>
+          </w:rPr>
+          <w:tab/>
+        </w:r>
+        <w:r>
+          <w:rPr>
+            <w:noProof/>
+            <w:webHidden/>
+          </w:rPr>
+          <w:fldChar w:fldCharType="begin"/>
+        </w:r>
+        <w:r>
+          <w:rPr>
+            <w:noProof/>
+            <w:webHidden/>
+          </w:rPr>
+          <w:instrText xml:space="preserve"> PAGEREF _Toc228999386 \h </w:instrText>
+        </w:r>
+        <w:r>
+          <w:rPr>
+            <w:noProof/>
+            <w:webHidden/>
+          </w:rPr>
+        </w:r>
+        <w:r>
+          <w:rPr>
+            <w:noProof/>
+            <w:webHidden/>
+          </w:rPr>
+          <w:fldChar w:fldCharType="separate"/>
+        </w:r>
+        <w:r>
+          <w:rPr>
+            <w:noProof/>
+            <w:webHidden/>
+          </w:rPr>
+          <w:t>18</w:t>
+        </w:r>
+        <w:r>
+          <w:rPr>
+            <w:noProof/>
+            <w:webHidden/>
+          </w:rPr>
+          <w:fldChar w:fldCharType="end"/>
+        </w:r>
+      </w:hyperlink>
+    </w:p>
+    <w:p>
+      <w:pPr>
+        <w:pStyle w:val="ndicedeilustraes"/>
+        <w:tabs>
+          <w:tab w:val="right" w:leader="dot" w:pos="9061"/>
+        </w:tabs>
+        <w:rPr>
+          <w:rFonts w:asciiTheme="minorHAnsi" w:eastAsiaTheme="minorEastAsia" w:hAnsiTheme="minorHAnsi"/>
+          <w:noProof/>
+          <w:kern w:val="2"/>
+          <w:szCs w:val="24"/>
+          <w:lang w:eastAsia="pt-BR"/>
+          <w14:ligatures w14:val="standardContextual"/>
+        </w:rPr>
+      </w:pPr>
+      <w:hyperlink w:anchor="_Toc228999387" w:history="1">
+        <w:r>
+          <w:rPr>
+            <w:rStyle w:val="Hyperlink"/>
+            <w:noProof/>
+          </w:rPr>
+          <w:t>Tabela 3 – USUARIO_EMPRESAS</w:t>
+        </w:r>
+        <w:r>
+          <w:rPr>
+            <w:noProof/>
+            <w:webHidden/>
+          </w:rPr>
+          <w:tab/>
+        </w:r>
+        <w:r>
+          <w:rPr>
+            <w:noProof/>
+            <w:webHidden/>
+          </w:rPr>
+          <w:fldChar w:fldCharType="begin"/>
+        </w:r>
+        <w:r>
+          <w:rPr>
+            <w:noProof/>
+            <w:webHidden/>
+          </w:rPr>
+          <w:instrText xml:space="preserve"> PAGEREF _Toc228999387 \h </w:instrText>
+        </w:r>
+        <w:r>
+          <w:rPr>
+            <w:noProof/>
+            <w:webHidden/>
+          </w:rPr>
+        </w:r>
+        <w:r>
+          <w:rPr>
+            <w:noProof/>
+            <w:webHidden/>
+          </w:rPr>
+          <w:fldChar w:fldCharType="separate"/>
+        </w:r>
+        <w:r>
+          <w:rPr>
+            <w:noProof/>
+            <w:webHidden/>
+          </w:rPr>
+          <w:t>19</w:t>
+        </w:r>
+        <w:r>
+          <w:rPr>
+            <w:noProof/>
+            <w:webHidden/>
+          </w:rPr>
+          <w:fldChar w:fldCharType="end"/>
+        </w:r>
+      </w:hyperlink>
+    </w:p>
+    <w:p>
+      <w:pPr>
+        <w:pStyle w:val="ndicedeilustraes"/>
+        <w:tabs>
+          <w:tab w:val="right" w:leader="dot" w:pos="9061"/>
+        </w:tabs>
+        <w:rPr>
+          <w:rFonts w:asciiTheme="minorHAnsi" w:eastAsiaTheme="minorEastAsia" w:hAnsiTheme="minorHAnsi"/>
+          <w:noProof/>
+          <w:kern w:val="2"/>
+          <w:szCs w:val="24"/>
+          <w:lang w:eastAsia="pt-BR"/>
+          <w14:ligatures w14:val="standardContextual"/>
+        </w:rPr>
+      </w:pPr>
+      <w:hyperlink w:anchor="_Toc228999388" w:history="1">
+        <w:r>
+          <w:rPr>
+            <w:rStyle w:val="Hyperlink"/>
+            <w:noProof/>
+          </w:rPr>
+          <w:t>Tabela 5 – REGIME_EMPRESA</w:t>
+        </w:r>
+        <w:r>
+          <w:rPr>
+            <w:noProof/>
+            <w:webHidden/>
+          </w:rPr>
+          <w:tab/>
+        </w:r>
+        <w:r>
+          <w:rPr>
+            <w:noProof/>
+            <w:webHidden/>
+          </w:rPr>
+          <w:fldChar w:fldCharType="begin"/>
+        </w:r>
+        <w:r>
+          <w:rPr>
+            <w:noProof/>
+            <w:webHidden/>
+          </w:rPr>
+          <w:instrText xml:space="preserve"> PAGEREF _Toc228999388 \h </w:instrText>
+        </w:r>
+        <w:r>
+          <w:rPr>
+            <w:noProof/>
+            <w:webHidden/>
+          </w:rPr>
+        </w:r>
+        <w:r>
+          <w:rPr>
+            <w:noProof/>
+            <w:webHidden/>
+          </w:rPr>
+          <w:fldChar w:fldCharType="separate"/>
+        </w:r>
+        <w:r>
+          <w:rPr>
+            <w:noProof/>
+            <w:webHidden/>
+          </w:rPr>
+          <w:t>20</w:t>
+        </w:r>
+        <w:r>
+          <w:rPr>
+            <w:noProof/>
+            <w:webHidden/>
+          </w:rPr>
+          <w:fldChar w:fldCharType="end"/>
+        </w:r>
+      </w:hyperlink>
+    </w:p>
+    <w:p>
+      <w:pPr>
+        <w:pStyle w:val="ndicedeilustraes"/>
+        <w:tabs>
+          <w:tab w:val="right" w:leader="dot" w:pos="9061"/>
+        </w:tabs>
+        <w:rPr>
+          <w:rFonts w:asciiTheme="minorHAnsi" w:eastAsiaTheme="minorEastAsia" w:hAnsiTheme="minorHAnsi"/>
+          <w:noProof/>
+          <w:kern w:val="2"/>
+          <w:szCs w:val="24"/>
+          <w:lang w:eastAsia="pt-BR"/>
+          <w14:ligatures w14:val="standardContextual"/>
+        </w:rPr>
+      </w:pPr>
+      <w:hyperlink w:anchor="_Toc228999389" w:history="1">
+        <w:r>
+          <w:rPr>
+            <w:rStyle w:val="Hyperlink"/>
+            <w:noProof/>
+          </w:rPr>
+          <w:t>Tabela 6 - DOCUMENTOS</w:t>
+        </w:r>
+        <w:r>
+          <w:rPr>
+            <w:noProof/>
+            <w:webHidden/>
+          </w:rPr>
+          <w:tab/>
+        </w:r>
+        <w:r>
+          <w:rPr>
+            <w:noProof/>
+            <w:webHidden/>
+          </w:rPr>
+          <w:fldChar w:fldCharType="begin"/>
+        </w:r>
+        <w:r>
+          <w:rPr>
+            <w:noProof/>
+            <w:webHidden/>
+          </w:rPr>
+          <w:instrText xml:space="preserve"> PAGEREF _Toc228999389 \h </w:instrText>
+        </w:r>
+        <w:r>
+          <w:rPr>
+            <w:noProof/>
+            <w:webHidden/>
+          </w:rPr>
+        </w:r>
+        <w:r>
+          <w:rPr>
+            <w:noProof/>
+            <w:webHidden/>
+          </w:rPr>
+          <w:fldChar w:fldCharType="separate"/>
+        </w:r>
+        <w:r>
+          <w:rPr>
+            <w:noProof/>
+            <w:webHidden/>
+          </w:rPr>
+          <w:t>22</w:t>
+        </w:r>
+        <w:r>
+          <w:rPr>
+            <w:noProof/>
+            <w:webHidden/>
+          </w:rPr>
+          <w:fldChar w:fldCharType="end"/>
+        </w:r>
+      </w:hyperlink>
+    </w:p>
+    <w:p>
+      <w:pPr>
+        <w:pStyle w:val="ndicedeilustraes"/>
+        <w:tabs>
+          <w:tab w:val="right" w:leader="dot" w:pos="9061"/>
+        </w:tabs>
+        <w:rPr>
+          <w:rFonts w:asciiTheme="minorHAnsi" w:eastAsiaTheme="minorEastAsia" w:hAnsiTheme="minorHAnsi"/>
+          <w:noProof/>
+          <w:kern w:val="2"/>
+          <w:szCs w:val="24"/>
+          <w:lang w:eastAsia="pt-BR"/>
+          <w14:ligatures w14:val="standardContextual"/>
+        </w:rPr>
+      </w:pPr>
+      <w:hyperlink w:anchor="_Toc228999390" w:history="1">
+        <w:r>
+          <w:rPr>
+            <w:rStyle w:val="Hyperlink"/>
+            <w:noProof/>
+          </w:rPr>
+          <w:t>Tabela 7 -  TIPO_DOCUMENTOS</w:t>
+        </w:r>
+        <w:r>
+          <w:rPr>
+            <w:noProof/>
+            <w:webHidden/>
+          </w:rPr>
+          <w:tab/>
+        </w:r>
+        <w:r>
+          <w:rPr>
+            <w:noProof/>
+            <w:webHidden/>
+          </w:rPr>
+          <w:fldChar w:fldCharType="begin"/>
+        </w:r>
+        <w:r>
+          <w:rPr>
+            <w:noProof/>
+            <w:webHidden/>
+          </w:rPr>
+          <w:instrText xml:space="preserve"> PAGEREF _Toc228999390 \h </w:instrText>
+        </w:r>
+        <w:r>
+          <w:rPr>
+            <w:noProof/>
+            <w:webHidden/>
+          </w:rPr>
+        </w:r>
+        <w:r>
+          <w:rPr>
+            <w:noProof/>
+            <w:webHidden/>
+          </w:rPr>
+          <w:fldChar w:fldCharType="separate"/>
+        </w:r>
+        <w:r>
+          <w:rPr>
+            <w:noProof/>
+            <w:webHidden/>
+          </w:rPr>
+          <w:t>23</w:t>
+        </w:r>
+        <w:r>
+          <w:rPr>
+            <w:noProof/>
+            <w:webHidden/>
+          </w:rPr>
+          <w:fldChar w:fldCharType="end"/>
+        </w:r>
+      </w:hyperlink>
+    </w:p>
+    <w:p>
+      <w:pPr>
+        <w:pStyle w:val="ndicedeilustraes"/>
+        <w:tabs>
+          <w:tab w:val="right" w:leader="dot" w:pos="9061"/>
+        </w:tabs>
+        <w:rPr>
+          <w:rFonts w:asciiTheme="minorHAnsi" w:eastAsiaTheme="minorEastAsia" w:hAnsiTheme="minorHAnsi"/>
+          <w:noProof/>
+          <w:kern w:val="2"/>
+          <w:szCs w:val="24"/>
+          <w:lang w:eastAsia="pt-BR"/>
+          <w14:ligatures w14:val="standardContextual"/>
+        </w:rPr>
+      </w:pPr>
+      <w:hyperlink w:anchor="_Toc228999391" w:history="1">
+        <w:r>
+          <w:rPr>
+            <w:rStyle w:val="Hyperlink"/>
+            <w:noProof/>
+          </w:rPr>
+          <w:t>Tabela 8 - PRAZOS</w:t>
+        </w:r>
+        <w:r>
+          <w:rPr>
+            <w:noProof/>
+            <w:webHidden/>
+          </w:rPr>
+          <w:tab/>
+        </w:r>
+        <w:r>
+          <w:rPr>
+            <w:noProof/>
+            <w:webHidden/>
+          </w:rPr>
+          <w:fldChar w:fldCharType="begin"/>
+        </w:r>
+        <w:r>
+          <w:rPr>
+            <w:noProof/>
+            <w:webHidden/>
+          </w:rPr>
+          <w:instrText xml:space="preserve"> PAGEREF _Toc228999391 \h </w:instrText>
+        </w:r>
+        <w:r>
+          <w:rPr>
+            <w:noProof/>
+            <w:webHidden/>
+          </w:rPr>
+        </w:r>
+        <w:r>
+          <w:rPr>
+            <w:noProof/>
+            <w:webHidden/>
+          </w:rPr>
+          <w:fldChar w:fldCharType="separate"/>
+        </w:r>
+        <w:r>
+          <w:rPr>
+            <w:noProof/>
+            <w:webHidden/>
+          </w:rPr>
+          <w:t>23</w:t>
+        </w:r>
+        <w:r>
+          <w:rPr>
+            <w:noProof/>
+            <w:webHidden/>
+          </w:rPr>
+          <w:fldChar w:fldCharType="end"/>
+        </w:r>
+      </w:hyperlink>
+    </w:p>
+    <w:p>
+      <w:pPr>
+        <w:pStyle w:val="ndicedeilustraes"/>
+        <w:tabs>
+          <w:tab w:val="right" w:leader="dot" w:pos="9061"/>
+        </w:tabs>
+        <w:rPr>
+          <w:rFonts w:asciiTheme="minorHAnsi" w:eastAsiaTheme="minorEastAsia" w:hAnsiTheme="minorHAnsi"/>
+          <w:noProof/>
+          <w:kern w:val="2"/>
+          <w:szCs w:val="24"/>
+          <w:lang w:eastAsia="pt-BR"/>
+          <w14:ligatures w14:val="standardContextual"/>
+        </w:rPr>
+      </w:pPr>
+      <w:hyperlink w:anchor="_Toc228999392" w:history="1">
+        <w:r>
+          <w:rPr>
+            <w:rStyle w:val="Hyperlink"/>
+            <w:noProof/>
+          </w:rPr>
+          <w:t>Tabela 9 – AUDITORIA</w:t>
+        </w:r>
+        <w:r>
+          <w:rPr>
+            <w:noProof/>
+            <w:webHidden/>
+          </w:rPr>
+          <w:tab/>
+        </w:r>
+        <w:r>
+          <w:rPr>
+            <w:noProof/>
+            <w:webHidden/>
+          </w:rPr>
+          <w:fldChar w:fldCharType="begin"/>
+        </w:r>
+        <w:r>
+          <w:rPr>
+            <w:noProof/>
+            <w:webHidden/>
+          </w:rPr>
+          <w:instrText xml:space="preserve"> PAGEREF _Toc228999392 \h </w:instrText>
+        </w:r>
+        <w:r>
+          <w:rPr>
+            <w:noProof/>
+            <w:webHidden/>
+          </w:rPr>
+        </w:r>
+        <w:r>
+          <w:rPr>
+            <w:noProof/>
+            <w:webHidden/>
+          </w:rPr>
+          <w:fldChar w:fldCharType="separate"/>
+        </w:r>
+        <w:r>
+          <w:rPr>
+            <w:noProof/>
+            <w:webHidden/>
+          </w:rPr>
+          <w:t>24</w:t>
         </w:r>
         <w:r>
           <w:rPr>
@@ -3040,7 +3634,7 @@
         <w:pStyle w:val="Legenda"/>
         <w:keepNext/>
       </w:pPr>
-      <w:bookmarkStart w:id="3" w:name="_Toc120274695"/>
+      <w:bookmarkStart w:id="3" w:name="_Toc228999383"/>
       <w:r>
         <w:t xml:space="preserve">Quadro </w:t>
       </w:r>
@@ -3083,10 +3677,10 @@
       <w:r>
         <w:t>º semestre de 202</w:t>
       </w:r>
+      <w:r>
+        <w:t>5</w:t>
+      </w:r>
       <w:bookmarkEnd w:id="3"/>
-      <w:r>
-        <w:t>5</w:t>
-      </w:r>
     </w:p>
     <w:tbl>
       <w:tblPr>
@@ -3984,7 +4578,7 @@
         <w:pStyle w:val="Legenda"/>
         <w:keepNext/>
       </w:pPr>
-      <w:bookmarkStart w:id="4" w:name="_Toc120274696"/>
+      <w:bookmarkStart w:id="4" w:name="_Toc228999384"/>
       <w:r>
         <w:t xml:space="preserve">Quadro </w:t>
       </w:r>
@@ -4027,10 +4621,10 @@
       <w:r>
         <w:t>º semestre 202</w:t>
       </w:r>
+      <w:r>
+        <w:t>6</w:t>
+      </w:r>
       <w:bookmarkEnd w:id="4"/>
-      <w:r>
-        <w:t>6</w:t>
-      </w:r>
     </w:p>
     <w:tbl>
       <w:tblPr>
@@ -5650,19 +6244,33 @@
               <w:rPr>
                 <w:szCs w:val="24"/>
               </w:rPr>
-              <w:t>R$10,00</w:t>
-            </w:r>
+              <w:t>R$10,</w:t>
+            </w:r>
+            <w:proofErr w:type="gramStart"/>
             <w:r>
               <w:rPr>
                 <w:szCs w:val="24"/>
               </w:rPr>
+              <w:t>00</w:t>
+            </w:r>
+            <w:r>
+              <w:rPr>
+                <w:szCs w:val="24"/>
+              </w:rPr>
               <w:t xml:space="preserve">  </w:t>
             </w:r>
             <w:r>
               <w:rPr>
                 <w:szCs w:val="24"/>
               </w:rPr>
-              <w:t>(Proporcional)</w:t>
+              <w:t>(</w:t>
+            </w:r>
+            <w:proofErr w:type="gramEnd"/>
+            <w:r>
+              <w:rPr>
+                <w:szCs w:val="24"/>
+              </w:rPr>
+              <w:t>Proporcional)</w:t>
             </w:r>
           </w:p>
         </w:tc>
@@ -6136,6 +6744,7 @@
         <w:pStyle w:val="Legenda"/>
         <w:keepNext/>
       </w:pPr>
+      <w:bookmarkStart w:id="11" w:name="_Toc228999385"/>
       <w:r>
         <w:t xml:space="preserve">Tabela </w:t>
       </w:r>
@@ -6172,6 +6781,7 @@
       <w:r>
         <w:t xml:space="preserve"> - USUÁRIOS</w:t>
       </w:r>
+      <w:bookmarkEnd w:id="11"/>
     </w:p>
     <w:tbl>
       <w:tblPr>
@@ -6180,13 +6790,13 @@
         <w:tblLook w:val="04A0" w:firstRow="1" w:lastRow="0" w:firstColumn="1" w:lastColumn="0" w:noHBand="0" w:noVBand="1"/>
       </w:tblPr>
       <w:tblGrid>
-        <w:gridCol w:w="2972"/>
-        <w:gridCol w:w="2835"/>
-        <w:gridCol w:w="2410"/>
-        <w:gridCol w:w="1419"/>
-        <w:gridCol w:w="568"/>
-        <w:gridCol w:w="568"/>
-        <w:gridCol w:w="3221"/>
+        <w:gridCol w:w="1568"/>
+        <w:gridCol w:w="2063"/>
+        <w:gridCol w:w="1567"/>
+        <w:gridCol w:w="1207"/>
+        <w:gridCol w:w="526"/>
+        <w:gridCol w:w="513"/>
+        <w:gridCol w:w="1617"/>
       </w:tblGrid>
       <w:tr>
         <w:tc>
@@ -7068,6 +7678,7 @@
         <w:pStyle w:val="Legenda"/>
         <w:keepNext/>
       </w:pPr>
+      <w:bookmarkStart w:id="12" w:name="_Toc228999386"/>
       <w:r>
         <w:t xml:space="preserve">Tabela </w:t>
       </w:r>
@@ -7104,6 +7715,7 @@
       <w:r>
         <w:t xml:space="preserve"> - EMPRESAS</w:t>
       </w:r>
+      <w:bookmarkEnd w:id="12"/>
     </w:p>
     <w:tbl>
       <w:tblPr>
@@ -7112,13 +7724,13 @@
         <w:tblLook w:val="04A0" w:firstRow="1" w:lastRow="0" w:firstColumn="1" w:lastColumn="0" w:noHBand="0" w:noVBand="1"/>
       </w:tblPr>
       <w:tblGrid>
-        <w:gridCol w:w="2972"/>
-        <w:gridCol w:w="2835"/>
-        <w:gridCol w:w="2410"/>
-        <w:gridCol w:w="1419"/>
-        <w:gridCol w:w="568"/>
-        <w:gridCol w:w="568"/>
-        <w:gridCol w:w="3221"/>
+        <w:gridCol w:w="1583"/>
+        <w:gridCol w:w="2260"/>
+        <w:gridCol w:w="1319"/>
+        <w:gridCol w:w="1219"/>
+        <w:gridCol w:w="530"/>
+        <w:gridCol w:w="517"/>
+        <w:gridCol w:w="1633"/>
       </w:tblGrid>
       <w:tr>
         <w:tc>
@@ -8170,6 +8782,7 @@
         <w:pStyle w:val="Legenda"/>
         <w:keepNext/>
       </w:pPr>
+      <w:bookmarkStart w:id="13" w:name="_Toc228999387"/>
       <w:r>
         <w:lastRenderedPageBreak/>
         <w:t xml:space="preserve">Tabela </w:t>
@@ -8207,6 +8820,7 @@
       <w:r>
         <w:t xml:space="preserve"> – USUARIO_EMPRESAS</w:t>
       </w:r>
+      <w:bookmarkEnd w:id="13"/>
     </w:p>
     <w:tbl>
       <w:tblPr>
@@ -8215,13 +8829,13 @@
         <w:tblLook w:val="04A0" w:firstRow="1" w:lastRow="0" w:firstColumn="1" w:lastColumn="0" w:noHBand="0" w:noVBand="1"/>
       </w:tblPr>
       <w:tblGrid>
-        <w:gridCol w:w="2955"/>
-        <w:gridCol w:w="2939"/>
-        <w:gridCol w:w="2393"/>
-        <w:gridCol w:w="1402"/>
-        <w:gridCol w:w="551"/>
-        <w:gridCol w:w="551"/>
-        <w:gridCol w:w="3202"/>
+        <w:gridCol w:w="1542"/>
+        <w:gridCol w:w="2462"/>
+        <w:gridCol w:w="1267"/>
+        <w:gridCol w:w="1171"/>
+        <w:gridCol w:w="515"/>
+        <w:gridCol w:w="502"/>
+        <w:gridCol w:w="1602"/>
       </w:tblGrid>
       <w:tr>
         <w:tc>
@@ -8935,7 +9549,7 @@
         <w:keepNext/>
       </w:pPr>
       <w:r>
-        <w:t>Tabela   - REGIME</w:t>
+        <w:t xml:space="preserve"> </w:t>
       </w:r>
     </w:p>
     <w:tbl>
@@ -8945,13 +9559,13 @@
         <w:tblLook w:val="04A0" w:firstRow="1" w:lastRow="0" w:firstColumn="1" w:lastColumn="0" w:noHBand="0" w:noVBand="1"/>
       </w:tblPr>
       <w:tblGrid>
-        <w:gridCol w:w="2871"/>
-        <w:gridCol w:w="3445"/>
-        <w:gridCol w:w="2308"/>
-        <w:gridCol w:w="1318"/>
-        <w:gridCol w:w="550"/>
-        <w:gridCol w:w="536"/>
-        <w:gridCol w:w="2965"/>
+        <w:gridCol w:w="1369"/>
+        <w:gridCol w:w="2922"/>
+        <w:gridCol w:w="1200"/>
+        <w:gridCol w:w="1110"/>
+        <w:gridCol w:w="496"/>
+        <w:gridCol w:w="484"/>
+        <w:gridCol w:w="1480"/>
       </w:tblGrid>
       <w:tr>
         <w:tc>
@@ -9115,7 +9729,6 @@
           </w:tcPr>
           <w:p>
             <w:r>
-              <w:lastRenderedPageBreak/>
               <w:t>Identificador.</w:t>
             </w:r>
           </w:p>
@@ -9671,6 +10284,7 @@
         <w:pStyle w:val="Legenda"/>
         <w:keepNext/>
       </w:pPr>
+      <w:bookmarkStart w:id="14" w:name="_Toc228999388"/>
       <w:r>
         <w:t xml:space="preserve">Tabela </w:t>
       </w:r>
@@ -9707,6 +10321,7 @@
       <w:r>
         <w:t xml:space="preserve"> – REGIME_EMPRESA</w:t>
       </w:r>
+      <w:bookmarkEnd w:id="14"/>
     </w:p>
     <w:tbl>
       <w:tblPr>
@@ -9715,13 +10330,13 @@
         <w:tblLook w:val="04A0" w:firstRow="1" w:lastRow="0" w:firstColumn="1" w:lastColumn="0" w:noHBand="0" w:noVBand="1"/>
       </w:tblPr>
       <w:tblGrid>
-        <w:gridCol w:w="2914"/>
-        <w:gridCol w:w="3178"/>
-        <w:gridCol w:w="2354"/>
-        <w:gridCol w:w="1363"/>
-        <w:gridCol w:w="550"/>
-        <w:gridCol w:w="536"/>
-        <w:gridCol w:w="3098"/>
+        <w:gridCol w:w="1431"/>
+        <w:gridCol w:w="2763"/>
+        <w:gridCol w:w="1226"/>
+        <w:gridCol w:w="1134"/>
+        <w:gridCol w:w="503"/>
+        <w:gridCol w:w="491"/>
+        <w:gridCol w:w="1513"/>
       </w:tblGrid>
       <w:tr>
         <w:tc>
@@ -9885,6 +10500,7 @@
           </w:tcPr>
           <w:p>
             <w:r>
+              <w:lastRenderedPageBreak/>
               <w:t>Identificador.</w:t>
             </w:r>
           </w:p>
@@ -10064,7 +10680,6 @@
           </w:tcPr>
           <w:p>
             <w:r>
-              <w:lastRenderedPageBreak/>
               <w:t>Identificador da tabela EMPRESAS.</w:t>
             </w:r>
           </w:p>
@@ -10473,8 +11088,13 @@
           </w:tcPr>
           <w:p>
             <w:r>
-              <w:t>0-Encerrado; 1-Ativo; 2-Suspenso</w:t>
-            </w:r>
+              <w:t xml:space="preserve">0-Encerrado; 1-Ativo; </w:t>
+            </w:r>
+            <w:proofErr w:type="gramStart"/>
+            <w:r>
+              <w:t>2-Suspenso</w:t>
+            </w:r>
+            <w:proofErr w:type="gramEnd"/>
           </w:p>
         </w:tc>
       </w:tr>
@@ -10603,6 +11223,7 @@
         <w:pStyle w:val="Legenda"/>
         <w:keepNext/>
       </w:pPr>
+      <w:bookmarkStart w:id="15" w:name="_Toc228999389"/>
       <w:r>
         <w:t xml:space="preserve">Tabela </w:t>
       </w:r>
@@ -10639,6 +11260,7 @@
       <w:r>
         <w:t xml:space="preserve"> - DOCUMENTOS</w:t>
       </w:r>
+      <w:bookmarkEnd w:id="15"/>
     </w:p>
     <w:tbl>
       <w:tblPr>
@@ -10647,13 +11269,13 @@
         <w:tblLook w:val="04A0" w:firstRow="1" w:lastRow="0" w:firstColumn="1" w:lastColumn="0" w:noHBand="0" w:noVBand="1"/>
       </w:tblPr>
       <w:tblGrid>
-        <w:gridCol w:w="2972"/>
-        <w:gridCol w:w="2835"/>
-        <w:gridCol w:w="2410"/>
-        <w:gridCol w:w="1419"/>
-        <w:gridCol w:w="568"/>
-        <w:gridCol w:w="568"/>
-        <w:gridCol w:w="3221"/>
+        <w:gridCol w:w="1574"/>
+        <w:gridCol w:w="2177"/>
+        <w:gridCol w:w="1344"/>
+        <w:gridCol w:w="1241"/>
+        <w:gridCol w:w="537"/>
+        <w:gridCol w:w="523"/>
+        <w:gridCol w:w="1665"/>
       </w:tblGrid>
       <w:tr>
         <w:tc>
@@ -10996,7 +11618,6 @@
           </w:tcPr>
           <w:p>
             <w:r>
-              <w:lastRenderedPageBreak/>
               <w:t>Identificador da Tabela Empresa.</w:t>
             </w:r>
           </w:p>
@@ -11536,7 +12157,9 @@
         <w:pStyle w:val="Legenda"/>
         <w:keepNext/>
       </w:pPr>
-      <w:r>
+      <w:bookmarkStart w:id="16" w:name="_Toc228999390"/>
+      <w:r>
+        <w:lastRenderedPageBreak/>
         <w:t xml:space="preserve">Tabela </w:t>
       </w:r>
       <w:r>
@@ -11570,8 +12193,17 @@
         <w:fldChar w:fldCharType="end"/>
       </w:r>
       <w:r>
-        <w:t xml:space="preserve"> -  TIPO_DOCUMENTOS</w:t>
-      </w:r>
+        <w:t xml:space="preserve"> </w:t>
+      </w:r>
+      <w:proofErr w:type="gramStart"/>
+      <w:r>
+        <w:t>-  TIPO</w:t>
+      </w:r>
+      <w:proofErr w:type="gramEnd"/>
+      <w:r>
+        <w:t>_DOCUMENTOS</w:t>
+      </w:r>
+      <w:bookmarkEnd w:id="16"/>
     </w:p>
     <w:tbl>
       <w:tblPr>
@@ -11580,13 +12212,13 @@
         <w:tblLook w:val="04A0" w:firstRow="1" w:lastRow="0" w:firstColumn="1" w:lastColumn="0" w:noHBand="0" w:noVBand="1"/>
       </w:tblPr>
       <w:tblGrid>
-        <w:gridCol w:w="2972"/>
-        <w:gridCol w:w="2835"/>
-        <w:gridCol w:w="2410"/>
-        <w:gridCol w:w="1419"/>
-        <w:gridCol w:w="568"/>
-        <w:gridCol w:w="568"/>
-        <w:gridCol w:w="3221"/>
+        <w:gridCol w:w="1746"/>
+        <w:gridCol w:w="1711"/>
+        <w:gridCol w:w="1390"/>
+        <w:gridCol w:w="1283"/>
+        <w:gridCol w:w="550"/>
+        <w:gridCol w:w="536"/>
+        <w:gridCol w:w="1845"/>
       </w:tblGrid>
       <w:tr>
         <w:tc>
@@ -11935,7 +12567,6 @@
           </w:tcPr>
           <w:p>
             <w:r>
-              <w:lastRenderedPageBreak/>
               <w:t>Status do tipo de documento</w:t>
             </w:r>
           </w:p>
@@ -12050,6 +12681,7 @@
         <w:pStyle w:val="Legenda"/>
         <w:keepNext/>
       </w:pPr>
+      <w:bookmarkStart w:id="17" w:name="_Toc228999391"/>
       <w:r>
         <w:t xml:space="preserve">Tabela </w:t>
       </w:r>
@@ -12086,6 +12718,7 @@
       <w:r>
         <w:t xml:space="preserve"> - PRAZOS</w:t>
       </w:r>
+      <w:bookmarkEnd w:id="17"/>
     </w:p>
     <w:tbl>
       <w:tblPr>
@@ -12094,13 +12727,13 @@
         <w:tblLook w:val="04A0" w:firstRow="1" w:lastRow="0" w:firstColumn="1" w:lastColumn="0" w:noHBand="0" w:noVBand="1"/>
       </w:tblPr>
       <w:tblGrid>
-        <w:gridCol w:w="2972"/>
-        <w:gridCol w:w="2835"/>
-        <w:gridCol w:w="2410"/>
-        <w:gridCol w:w="1419"/>
-        <w:gridCol w:w="568"/>
-        <w:gridCol w:w="568"/>
-        <w:gridCol w:w="3221"/>
+        <w:gridCol w:w="1482"/>
+        <w:gridCol w:w="2450"/>
+        <w:gridCol w:w="1296"/>
+        <w:gridCol w:w="1197"/>
+        <w:gridCol w:w="523"/>
+        <w:gridCol w:w="510"/>
+        <w:gridCol w:w="1603"/>
       </w:tblGrid>
       <w:tr>
         <w:tc>
@@ -12750,8 +13383,8 @@
         <w:pStyle w:val="Legenda"/>
         <w:keepNext/>
       </w:pPr>
-      <w:r>
-        <w:lastRenderedPageBreak/>
+      <w:bookmarkStart w:id="18" w:name="_Toc228999392"/>
+      <w:r>
         <w:t xml:space="preserve">Tabela </w:t>
       </w:r>
       <w:r>
@@ -12787,6 +13420,7 @@
       <w:r>
         <w:t xml:space="preserve"> – AUDITORIA</w:t>
       </w:r>
+      <w:bookmarkEnd w:id="18"/>
     </w:p>
     <w:tbl>
       <w:tblPr>
@@ -12795,13 +13429,13 @@
         <w:tblLook w:val="04A0" w:firstRow="1" w:lastRow="0" w:firstColumn="1" w:lastColumn="0" w:noHBand="0" w:noVBand="1"/>
       </w:tblPr>
       <w:tblGrid>
-        <w:gridCol w:w="2972"/>
-        <w:gridCol w:w="2835"/>
-        <w:gridCol w:w="2410"/>
-        <w:gridCol w:w="1419"/>
-        <w:gridCol w:w="568"/>
-        <w:gridCol w:w="568"/>
-        <w:gridCol w:w="3221"/>
+        <w:gridCol w:w="1453"/>
+        <w:gridCol w:w="2362"/>
+        <w:gridCol w:w="1327"/>
+        <w:gridCol w:w="1225"/>
+        <w:gridCol w:w="532"/>
+        <w:gridCol w:w="519"/>
+        <w:gridCol w:w="1643"/>
       </w:tblGrid>
       <w:tr>
         <w:tc>
@@ -13522,1051 +14156,6 @@
       </w:r>
     </w:p>
     <w:p/>
-    <w:p>
-      <w:pPr>
-        <w:pStyle w:val="Legenda"/>
-        <w:keepNext/>
-      </w:pPr>
-      <w:r>
-        <w:t xml:space="preserve">Tabela </w:t>
-      </w:r>
-      <w:r>
-        <w:rPr>
-          <w:noProof/>
-        </w:rPr>
-        <w:fldChar w:fldCharType="begin"/>
-      </w:r>
-      <w:r>
-        <w:rPr>
-          <w:noProof/>
-        </w:rPr>
-        <w:instrText xml:space="preserve"> SEQ Quadro \* ARABIC </w:instrText>
-      </w:r>
-      <w:r>
-        <w:rPr>
-          <w:noProof/>
-        </w:rPr>
-        <w:fldChar w:fldCharType="separate"/>
-      </w:r>
-      <w:r>
-        <w:rPr>
-          <w:noProof/>
-        </w:rPr>
-        <w:t>10</w:t>
-      </w:r>
-      <w:r>
-        <w:rPr>
-          <w:noProof/>
-        </w:rPr>
-        <w:fldChar w:fldCharType="end"/>
-      </w:r>
-      <w:r>
-        <w:t xml:space="preserve"> - SUPORTE</w:t>
-      </w:r>
-    </w:p>
-    <w:tbl>
-      <w:tblPr>
-        <w:tblStyle w:val="Tabelacomgrade"/>
-        <w:tblW w:w="5000" w:type="pct"/>
-        <w:tblLook w:val="04A0" w:firstRow="1" w:lastRow="0" w:firstColumn="1" w:lastColumn="0" w:noHBand="0" w:noVBand="1"/>
-      </w:tblPr>
-      <w:tblGrid>
-        <w:gridCol w:w="2972"/>
-        <w:gridCol w:w="2835"/>
-        <w:gridCol w:w="2410"/>
-        <w:gridCol w:w="1419"/>
-        <w:gridCol w:w="568"/>
-        <w:gridCol w:w="568"/>
-        <w:gridCol w:w="3221"/>
-      </w:tblGrid>
-      <w:tr>
-        <w:tc>
-          <w:tcPr>
-            <w:tcW w:w="1062" w:type="pct"/>
-            <w:vAlign w:val="center"/>
-          </w:tcPr>
-          <w:p>
-            <w:pPr>
-              <w:jc w:val="center"/>
-              <w:rPr>
-                <w:b/>
-              </w:rPr>
-            </w:pPr>
-            <w:r>
-              <w:rPr>
-                <w:b/>
-              </w:rPr>
-              <w:t>Ca</w:t>
-            </w:r>
-            <w:r>
-              <w:rPr>
-                <w:b/>
-              </w:rPr>
-              <w:t>m</w:t>
-            </w:r>
-            <w:r>
-              <w:rPr>
-                <w:b/>
-              </w:rPr>
-              <w:t>po Lógico</w:t>
-            </w:r>
-          </w:p>
-        </w:tc>
-        <w:tc>
-          <w:tcPr>
-            <w:tcW w:w="1013" w:type="pct"/>
-            <w:vAlign w:val="center"/>
-          </w:tcPr>
-          <w:p>
-            <w:pPr>
-              <w:jc w:val="center"/>
-              <w:rPr>
-                <w:b/>
-              </w:rPr>
-            </w:pPr>
-            <w:r>
-              <w:rPr>
-                <w:b/>
-              </w:rPr>
-              <w:t>Campo Físico</w:t>
-            </w:r>
-          </w:p>
-        </w:tc>
-        <w:tc>
-          <w:tcPr>
-            <w:tcW w:w="861" w:type="pct"/>
-            <w:vAlign w:val="center"/>
-          </w:tcPr>
-          <w:p>
-            <w:pPr>
-              <w:jc w:val="center"/>
-              <w:rPr>
-                <w:b/>
-              </w:rPr>
-            </w:pPr>
-            <w:r>
-              <w:rPr>
-                <w:b/>
-              </w:rPr>
-              <w:t>Tipo de dados</w:t>
-            </w:r>
-          </w:p>
-        </w:tc>
-        <w:tc>
-          <w:tcPr>
-            <w:tcW w:w="507" w:type="pct"/>
-            <w:vAlign w:val="center"/>
-          </w:tcPr>
-          <w:p>
-            <w:pPr>
-              <w:jc w:val="center"/>
-              <w:rPr>
-                <w:b/>
-              </w:rPr>
-            </w:pPr>
-            <w:r>
-              <w:rPr>
-                <w:b/>
-              </w:rPr>
-              <w:t>Tamanho do campo</w:t>
-            </w:r>
-          </w:p>
-        </w:tc>
-        <w:tc>
-          <w:tcPr>
-            <w:tcW w:w="203" w:type="pct"/>
-            <w:vAlign w:val="center"/>
-          </w:tcPr>
-          <w:p>
-            <w:pPr>
-              <w:jc w:val="center"/>
-              <w:rPr>
-                <w:b/>
-              </w:rPr>
-            </w:pPr>
-            <w:r>
-              <w:rPr>
-                <w:b/>
-              </w:rPr>
-              <w:t>PK</w:t>
-            </w:r>
-          </w:p>
-        </w:tc>
-        <w:tc>
-          <w:tcPr>
-            <w:tcW w:w="203" w:type="pct"/>
-            <w:vAlign w:val="center"/>
-          </w:tcPr>
-          <w:p>
-            <w:pPr>
-              <w:jc w:val="center"/>
-              <w:rPr>
-                <w:b/>
-              </w:rPr>
-            </w:pPr>
-            <w:r>
-              <w:rPr>
-                <w:b/>
-              </w:rPr>
-              <w:t>FK</w:t>
-            </w:r>
-          </w:p>
-        </w:tc>
-        <w:tc>
-          <w:tcPr>
-            <w:tcW w:w="1151" w:type="pct"/>
-            <w:vAlign w:val="center"/>
-          </w:tcPr>
-          <w:p>
-            <w:pPr>
-              <w:jc w:val="center"/>
-              <w:rPr>
-                <w:b/>
-              </w:rPr>
-            </w:pPr>
-            <w:r>
-              <w:rPr>
-                <w:b/>
-              </w:rPr>
-              <w:t>Observações</w:t>
-            </w:r>
-          </w:p>
-        </w:tc>
-      </w:tr>
-      <w:tr>
-        <w:tc>
-          <w:tcPr>
-            <w:tcW w:w="1062" w:type="pct"/>
-            <w:vAlign w:val="center"/>
-          </w:tcPr>
-          <w:p>
-            <w:r>
-              <w:t>Identificador da solicitação de suporte</w:t>
-            </w:r>
-          </w:p>
-        </w:tc>
-        <w:tc>
-          <w:tcPr>
-            <w:tcW w:w="1013" w:type="pct"/>
-            <w:vAlign w:val="center"/>
-          </w:tcPr>
-          <w:p>
-            <w:proofErr w:type="spellStart"/>
-            <w:r>
-              <w:t>sup_id</w:t>
-            </w:r>
-            <w:proofErr w:type="spellEnd"/>
-          </w:p>
-        </w:tc>
-        <w:tc>
-          <w:tcPr>
-            <w:tcW w:w="861" w:type="pct"/>
-            <w:vAlign w:val="center"/>
-          </w:tcPr>
-          <w:p>
-            <w:pPr>
-              <w:jc w:val="center"/>
-            </w:pPr>
-            <w:r>
-              <w:t>SMALLINT</w:t>
-            </w:r>
-          </w:p>
-        </w:tc>
-        <w:tc>
-          <w:tcPr>
-            <w:tcW w:w="507" w:type="pct"/>
-            <w:vAlign w:val="center"/>
-          </w:tcPr>
-          <w:p>
-            <w:pPr>
-              <w:jc w:val="center"/>
-            </w:pPr>
-            <w:r>
-              <w:t>-</w:t>
-            </w:r>
-          </w:p>
-        </w:tc>
-        <w:tc>
-          <w:tcPr>
-            <w:tcW w:w="203" w:type="pct"/>
-            <w:vAlign w:val="center"/>
-          </w:tcPr>
-          <w:p>
-            <w:pPr>
-              <w:jc w:val="center"/>
-            </w:pPr>
-            <w:r>
-              <w:t>X</w:t>
-            </w:r>
-          </w:p>
-        </w:tc>
-        <w:tc>
-          <w:tcPr>
-            <w:tcW w:w="203" w:type="pct"/>
-            <w:vAlign w:val="center"/>
-          </w:tcPr>
-          <w:p>
-            <w:pPr>
-              <w:jc w:val="center"/>
-            </w:pPr>
-          </w:p>
-        </w:tc>
-        <w:tc>
-          <w:tcPr>
-            <w:tcW w:w="1151" w:type="pct"/>
-          </w:tcPr>
-          <w:p>
-            <w:proofErr w:type="spellStart"/>
-            <w:r>
-              <w:t>Auto-Incremento</w:t>
-            </w:r>
-            <w:proofErr w:type="spellEnd"/>
-            <w:r>
-              <w:t>.</w:t>
-            </w:r>
-          </w:p>
-        </w:tc>
-      </w:tr>
-      <w:tr>
-        <w:tc>
-          <w:tcPr>
-            <w:tcW w:w="1062" w:type="pct"/>
-            <w:vAlign w:val="center"/>
-          </w:tcPr>
-          <w:p>
-            <w:r>
-              <w:lastRenderedPageBreak/>
-              <w:t>Identificador do usuário solicitante</w:t>
-            </w:r>
-          </w:p>
-        </w:tc>
-        <w:tc>
-          <w:tcPr>
-            <w:tcW w:w="1013" w:type="pct"/>
-            <w:vAlign w:val="center"/>
-          </w:tcPr>
-          <w:p>
-            <w:proofErr w:type="spellStart"/>
-            <w:r>
-              <w:t>usu_id_solicitante</w:t>
-            </w:r>
-            <w:proofErr w:type="spellEnd"/>
-          </w:p>
-        </w:tc>
-        <w:tc>
-          <w:tcPr>
-            <w:tcW w:w="861" w:type="pct"/>
-            <w:vAlign w:val="center"/>
-          </w:tcPr>
-          <w:p>
-            <w:pPr>
-              <w:jc w:val="center"/>
-            </w:pPr>
-            <w:r>
-              <w:t>INT</w:t>
-            </w:r>
-          </w:p>
-        </w:tc>
-        <w:tc>
-          <w:tcPr>
-            <w:tcW w:w="507" w:type="pct"/>
-            <w:vAlign w:val="center"/>
-          </w:tcPr>
-          <w:p>
-            <w:pPr>
-              <w:jc w:val="center"/>
-            </w:pPr>
-            <w:r>
-              <w:t>-</w:t>
-            </w:r>
-          </w:p>
-        </w:tc>
-        <w:tc>
-          <w:tcPr>
-            <w:tcW w:w="203" w:type="pct"/>
-            <w:vAlign w:val="center"/>
-          </w:tcPr>
-          <w:p>
-            <w:pPr>
-              <w:jc w:val="center"/>
-            </w:pPr>
-          </w:p>
-        </w:tc>
-        <w:tc>
-          <w:tcPr>
-            <w:tcW w:w="203" w:type="pct"/>
-            <w:vAlign w:val="center"/>
-          </w:tcPr>
-          <w:p>
-            <w:pPr>
-              <w:jc w:val="center"/>
-            </w:pPr>
-            <w:r>
-              <w:t>X</w:t>
-            </w:r>
-          </w:p>
-        </w:tc>
-        <w:tc>
-          <w:tcPr>
-            <w:tcW w:w="1151" w:type="pct"/>
-          </w:tcPr>
-          <w:p/>
-        </w:tc>
-      </w:tr>
-      <w:tr>
-        <w:tc>
-          <w:tcPr>
-            <w:tcW w:w="1062" w:type="pct"/>
-            <w:vAlign w:val="center"/>
-          </w:tcPr>
-          <w:p>
-            <w:r>
-              <w:t>Identificador do usuário técnico</w:t>
-            </w:r>
-          </w:p>
-        </w:tc>
-        <w:tc>
-          <w:tcPr>
-            <w:tcW w:w="1013" w:type="pct"/>
-            <w:vAlign w:val="center"/>
-          </w:tcPr>
-          <w:p>
-            <w:proofErr w:type="spellStart"/>
-            <w:r>
-              <w:t>usu_id_responsavel</w:t>
-            </w:r>
-            <w:proofErr w:type="spellEnd"/>
-          </w:p>
-        </w:tc>
-        <w:tc>
-          <w:tcPr>
-            <w:tcW w:w="861" w:type="pct"/>
-            <w:vAlign w:val="center"/>
-          </w:tcPr>
-          <w:p>
-            <w:pPr>
-              <w:jc w:val="center"/>
-            </w:pPr>
-            <w:r>
-              <w:t>INT</w:t>
-            </w:r>
-          </w:p>
-        </w:tc>
-        <w:tc>
-          <w:tcPr>
-            <w:tcW w:w="507" w:type="pct"/>
-            <w:vAlign w:val="center"/>
-          </w:tcPr>
-          <w:p>
-            <w:pPr>
-              <w:jc w:val="center"/>
-            </w:pPr>
-            <w:r>
-              <w:t>-</w:t>
-            </w:r>
-          </w:p>
-        </w:tc>
-        <w:tc>
-          <w:tcPr>
-            <w:tcW w:w="203" w:type="pct"/>
-            <w:vAlign w:val="center"/>
-          </w:tcPr>
-          <w:p>
-            <w:pPr>
-              <w:jc w:val="center"/>
-            </w:pPr>
-          </w:p>
-        </w:tc>
-        <w:tc>
-          <w:tcPr>
-            <w:tcW w:w="203" w:type="pct"/>
-            <w:vAlign w:val="center"/>
-          </w:tcPr>
-          <w:p>
-            <w:pPr>
-              <w:jc w:val="center"/>
-            </w:pPr>
-            <w:r>
-              <w:t>X</w:t>
-            </w:r>
-          </w:p>
-        </w:tc>
-        <w:tc>
-          <w:tcPr>
-            <w:tcW w:w="1151" w:type="pct"/>
-          </w:tcPr>
-          <w:p/>
-        </w:tc>
-      </w:tr>
-      <w:tr>
-        <w:tc>
-          <w:tcPr>
-            <w:tcW w:w="1062" w:type="pct"/>
-            <w:vAlign w:val="center"/>
-          </w:tcPr>
-          <w:p>
-            <w:r>
-              <w:t>Assunto da solicitação</w:t>
-            </w:r>
-          </w:p>
-        </w:tc>
-        <w:tc>
-          <w:tcPr>
-            <w:tcW w:w="1013" w:type="pct"/>
-            <w:vAlign w:val="center"/>
-          </w:tcPr>
-          <w:p>
-            <w:proofErr w:type="spellStart"/>
-            <w:r>
-              <w:t>sup_assunto</w:t>
-            </w:r>
-            <w:proofErr w:type="spellEnd"/>
-          </w:p>
-        </w:tc>
-        <w:tc>
-          <w:tcPr>
-            <w:tcW w:w="861" w:type="pct"/>
-            <w:vAlign w:val="center"/>
-          </w:tcPr>
-          <w:p>
-            <w:pPr>
-              <w:jc w:val="center"/>
-            </w:pPr>
-            <w:r>
-              <w:t>VARCHAR</w:t>
-            </w:r>
-          </w:p>
-        </w:tc>
-        <w:tc>
-          <w:tcPr>
-            <w:tcW w:w="507" w:type="pct"/>
-            <w:vAlign w:val="center"/>
-          </w:tcPr>
-          <w:p>
-            <w:pPr>
-              <w:jc w:val="center"/>
-            </w:pPr>
-            <w:r>
-              <w:t>50</w:t>
-            </w:r>
-          </w:p>
-        </w:tc>
-        <w:tc>
-          <w:tcPr>
-            <w:tcW w:w="203" w:type="pct"/>
-            <w:vAlign w:val="center"/>
-          </w:tcPr>
-          <w:p>
-            <w:pPr>
-              <w:jc w:val="center"/>
-            </w:pPr>
-          </w:p>
-        </w:tc>
-        <w:tc>
-          <w:tcPr>
-            <w:tcW w:w="203" w:type="pct"/>
-            <w:vAlign w:val="center"/>
-          </w:tcPr>
-          <w:p>
-            <w:pPr>
-              <w:jc w:val="center"/>
-            </w:pPr>
-          </w:p>
-        </w:tc>
-        <w:tc>
-          <w:tcPr>
-            <w:tcW w:w="1151" w:type="pct"/>
-          </w:tcPr>
-          <w:p>
-            <w:r>
-              <w:t>Não pode estar vazio.</w:t>
-            </w:r>
-          </w:p>
-        </w:tc>
-      </w:tr>
-      <w:tr>
-        <w:tc>
-          <w:tcPr>
-            <w:tcW w:w="1062" w:type="pct"/>
-            <w:vAlign w:val="center"/>
-          </w:tcPr>
-          <w:p>
-            <w:r>
-              <w:t>Descrição do problema</w:t>
-            </w:r>
-          </w:p>
-        </w:tc>
-        <w:tc>
-          <w:tcPr>
-            <w:tcW w:w="1013" w:type="pct"/>
-            <w:vAlign w:val="center"/>
-          </w:tcPr>
-          <w:p>
-            <w:proofErr w:type="spellStart"/>
-            <w:r>
-              <w:t>sup_descricao</w:t>
-            </w:r>
-            <w:proofErr w:type="spellEnd"/>
-          </w:p>
-        </w:tc>
-        <w:tc>
-          <w:tcPr>
-            <w:tcW w:w="861" w:type="pct"/>
-            <w:vAlign w:val="center"/>
-          </w:tcPr>
-          <w:p>
-            <w:pPr>
-              <w:jc w:val="center"/>
-            </w:pPr>
-            <w:r>
-              <w:t>TEXT</w:t>
-            </w:r>
-          </w:p>
-        </w:tc>
-        <w:tc>
-          <w:tcPr>
-            <w:tcW w:w="507" w:type="pct"/>
-            <w:vAlign w:val="center"/>
-          </w:tcPr>
-          <w:p>
-            <w:pPr>
-              <w:jc w:val="center"/>
-            </w:pPr>
-            <w:r>
-              <w:t>-</w:t>
-            </w:r>
-          </w:p>
-        </w:tc>
-        <w:tc>
-          <w:tcPr>
-            <w:tcW w:w="203" w:type="pct"/>
-            <w:vAlign w:val="center"/>
-          </w:tcPr>
-          <w:p>
-            <w:pPr>
-              <w:jc w:val="center"/>
-            </w:pPr>
-          </w:p>
-        </w:tc>
-        <w:tc>
-          <w:tcPr>
-            <w:tcW w:w="203" w:type="pct"/>
-            <w:vAlign w:val="center"/>
-          </w:tcPr>
-          <w:p>
-            <w:pPr>
-              <w:jc w:val="center"/>
-            </w:pPr>
-          </w:p>
-        </w:tc>
-        <w:tc>
-          <w:tcPr>
-            <w:tcW w:w="1151" w:type="pct"/>
-          </w:tcPr>
-          <w:p>
-            <w:r>
-              <w:t>Não pode estar vazio.</w:t>
-            </w:r>
-          </w:p>
-        </w:tc>
-      </w:tr>
-      <w:tr>
-        <w:tc>
-          <w:tcPr>
-            <w:tcW w:w="1062" w:type="pct"/>
-            <w:vAlign w:val="center"/>
-          </w:tcPr>
-          <w:p>
-            <w:r>
-              <w:t>Status da solicitação</w:t>
-            </w:r>
-          </w:p>
-        </w:tc>
-        <w:tc>
-          <w:tcPr>
-            <w:tcW w:w="1013" w:type="pct"/>
-            <w:vAlign w:val="center"/>
-          </w:tcPr>
-          <w:p>
-            <w:proofErr w:type="spellStart"/>
-            <w:r>
-              <w:t>sup_status</w:t>
-            </w:r>
-            <w:proofErr w:type="spellEnd"/>
-          </w:p>
-        </w:tc>
-        <w:tc>
-          <w:tcPr>
-            <w:tcW w:w="861" w:type="pct"/>
-            <w:vAlign w:val="center"/>
-          </w:tcPr>
-          <w:p>
-            <w:pPr>
-              <w:jc w:val="center"/>
-            </w:pPr>
-            <w:r>
-              <w:t>TINYINT</w:t>
-            </w:r>
-          </w:p>
-        </w:tc>
-        <w:tc>
-          <w:tcPr>
-            <w:tcW w:w="507" w:type="pct"/>
-            <w:vAlign w:val="center"/>
-          </w:tcPr>
-          <w:p>
-            <w:pPr>
-              <w:jc w:val="center"/>
-            </w:pPr>
-            <w:r>
-              <w:t>1</w:t>
-            </w:r>
-          </w:p>
-        </w:tc>
-        <w:tc>
-          <w:tcPr>
-            <w:tcW w:w="203" w:type="pct"/>
-            <w:vAlign w:val="center"/>
-          </w:tcPr>
-          <w:p>
-            <w:pPr>
-              <w:jc w:val="center"/>
-            </w:pPr>
-          </w:p>
-        </w:tc>
-        <w:tc>
-          <w:tcPr>
-            <w:tcW w:w="203" w:type="pct"/>
-            <w:vAlign w:val="center"/>
-          </w:tcPr>
-          <w:p>
-            <w:pPr>
-              <w:jc w:val="center"/>
-            </w:pPr>
-          </w:p>
-        </w:tc>
-        <w:tc>
-          <w:tcPr>
-            <w:tcW w:w="1151" w:type="pct"/>
-          </w:tcPr>
-          <w:p>
-            <w:r>
-              <w:t>0</w:t>
-            </w:r>
-            <w:r>
-              <w:t>-</w:t>
-            </w:r>
-            <w:r>
-              <w:t>Aberto 1</w:t>
-            </w:r>
-            <w:r>
-              <w:t>-</w:t>
-            </w:r>
-            <w:r>
-              <w:t>Em andamento 2</w:t>
-            </w:r>
-            <w:r>
-              <w:t>-</w:t>
-            </w:r>
-            <w:r>
-              <w:t>Concluído</w:t>
-            </w:r>
-          </w:p>
-        </w:tc>
-      </w:tr>
-      <w:tr>
-        <w:tc>
-          <w:tcPr>
-            <w:tcW w:w="1062" w:type="pct"/>
-            <w:vAlign w:val="center"/>
-          </w:tcPr>
-          <w:p>
-            <w:r>
-              <w:t>Data da abertura</w:t>
-            </w:r>
-          </w:p>
-        </w:tc>
-        <w:tc>
-          <w:tcPr>
-            <w:tcW w:w="1013" w:type="pct"/>
-            <w:vAlign w:val="center"/>
-          </w:tcPr>
-          <w:p>
-            <w:proofErr w:type="spellStart"/>
-            <w:r>
-              <w:t>sup_data_abertura</w:t>
-            </w:r>
-            <w:proofErr w:type="spellEnd"/>
-          </w:p>
-        </w:tc>
-        <w:tc>
-          <w:tcPr>
-            <w:tcW w:w="861" w:type="pct"/>
-            <w:vAlign w:val="center"/>
-          </w:tcPr>
-          <w:p>
-            <w:pPr>
-              <w:jc w:val="center"/>
-            </w:pPr>
-            <w:r>
-              <w:t>DATETIME</w:t>
-            </w:r>
-          </w:p>
-        </w:tc>
-        <w:tc>
-          <w:tcPr>
-            <w:tcW w:w="507" w:type="pct"/>
-            <w:vAlign w:val="center"/>
-          </w:tcPr>
-          <w:p>
-            <w:pPr>
-              <w:jc w:val="center"/>
-            </w:pPr>
-            <w:r>
-              <w:t>-</w:t>
-            </w:r>
-          </w:p>
-        </w:tc>
-        <w:tc>
-          <w:tcPr>
-            <w:tcW w:w="203" w:type="pct"/>
-            <w:vAlign w:val="center"/>
-          </w:tcPr>
-          <w:p>
-            <w:pPr>
-              <w:jc w:val="center"/>
-            </w:pPr>
-          </w:p>
-        </w:tc>
-        <w:tc>
-          <w:tcPr>
-            <w:tcW w:w="203" w:type="pct"/>
-            <w:vAlign w:val="center"/>
-          </w:tcPr>
-          <w:p>
-            <w:pPr>
-              <w:jc w:val="center"/>
-            </w:pPr>
-          </w:p>
-        </w:tc>
-        <w:tc>
-          <w:tcPr>
-            <w:tcW w:w="1151" w:type="pct"/>
-          </w:tcPr>
-          <w:p>
-            <w:r>
-              <w:t>Não pode estar vazio.</w:t>
-            </w:r>
-          </w:p>
-        </w:tc>
-      </w:tr>
-      <w:tr>
-        <w:tc>
-          <w:tcPr>
-            <w:tcW w:w="1062" w:type="pct"/>
-            <w:vAlign w:val="center"/>
-          </w:tcPr>
-          <w:p>
-            <w:r>
-              <w:t>Data da resposta</w:t>
-            </w:r>
-          </w:p>
-        </w:tc>
-        <w:tc>
-          <w:tcPr>
-            <w:tcW w:w="1013" w:type="pct"/>
-            <w:vAlign w:val="center"/>
-          </w:tcPr>
-          <w:p>
-            <w:proofErr w:type="spellStart"/>
-            <w:r>
-              <w:t>sup_data_suporte</w:t>
-            </w:r>
-            <w:proofErr w:type="spellEnd"/>
-          </w:p>
-        </w:tc>
-        <w:tc>
-          <w:tcPr>
-            <w:tcW w:w="861" w:type="pct"/>
-            <w:vAlign w:val="center"/>
-          </w:tcPr>
-          <w:p>
-            <w:pPr>
-              <w:jc w:val="center"/>
-            </w:pPr>
-            <w:r>
-              <w:t>DATETIME</w:t>
-            </w:r>
-          </w:p>
-        </w:tc>
-        <w:tc>
-          <w:tcPr>
-            <w:tcW w:w="507" w:type="pct"/>
-            <w:vAlign w:val="center"/>
-          </w:tcPr>
-          <w:p>
-            <w:pPr>
-              <w:jc w:val="center"/>
-            </w:pPr>
-            <w:r>
-              <w:t>-</w:t>
-            </w:r>
-          </w:p>
-        </w:tc>
-        <w:tc>
-          <w:tcPr>
-            <w:tcW w:w="203" w:type="pct"/>
-            <w:vAlign w:val="center"/>
-          </w:tcPr>
-          <w:p>
-            <w:pPr>
-              <w:jc w:val="center"/>
-            </w:pPr>
-          </w:p>
-        </w:tc>
-        <w:tc>
-          <w:tcPr>
-            <w:tcW w:w="203" w:type="pct"/>
-            <w:vAlign w:val="center"/>
-          </w:tcPr>
-          <w:p>
-            <w:pPr>
-              <w:jc w:val="center"/>
-            </w:pPr>
-          </w:p>
-        </w:tc>
-        <w:tc>
-          <w:tcPr>
-            <w:tcW w:w="1151" w:type="pct"/>
-          </w:tcPr>
-          <w:p>
-            <w:r>
-              <w:t>Não pode estar vazio</w:t>
-            </w:r>
-            <w:r>
-              <w:t>.</w:t>
-            </w:r>
-          </w:p>
-        </w:tc>
-      </w:tr>
-      <w:tr>
-        <w:tc>
-          <w:tcPr>
-            <w:tcW w:w="1062" w:type="pct"/>
-            <w:vAlign w:val="center"/>
-          </w:tcPr>
-          <w:p>
-            <w:r>
-              <w:t>Identificador da resposta</w:t>
-            </w:r>
-          </w:p>
-        </w:tc>
-        <w:tc>
-          <w:tcPr>
-            <w:tcW w:w="1013" w:type="pct"/>
-            <w:vAlign w:val="center"/>
-          </w:tcPr>
-          <w:p>
-            <w:proofErr w:type="spellStart"/>
-            <w:r>
-              <w:t>sup_id_resp</w:t>
-            </w:r>
-            <w:proofErr w:type="spellEnd"/>
-          </w:p>
-        </w:tc>
-        <w:tc>
-          <w:tcPr>
-            <w:tcW w:w="861" w:type="pct"/>
-            <w:vAlign w:val="center"/>
-          </w:tcPr>
-          <w:p>
-            <w:pPr>
-              <w:jc w:val="center"/>
-            </w:pPr>
-            <w:r>
-              <w:t>SMALLINT</w:t>
-            </w:r>
-          </w:p>
-        </w:tc>
-        <w:tc>
-          <w:tcPr>
-            <w:tcW w:w="507" w:type="pct"/>
-            <w:vAlign w:val="center"/>
-          </w:tcPr>
-          <w:p>
-            <w:pPr>
-              <w:jc w:val="center"/>
-            </w:pPr>
-            <w:r>
-              <w:t>-</w:t>
-            </w:r>
-          </w:p>
-        </w:tc>
-        <w:tc>
-          <w:tcPr>
-            <w:tcW w:w="203" w:type="pct"/>
-            <w:vAlign w:val="center"/>
-          </w:tcPr>
-          <w:p>
-            <w:pPr>
-              <w:jc w:val="center"/>
-            </w:pPr>
-          </w:p>
-        </w:tc>
-        <w:tc>
-          <w:tcPr>
-            <w:tcW w:w="203" w:type="pct"/>
-            <w:vAlign w:val="center"/>
-          </w:tcPr>
-          <w:p>
-            <w:pPr>
-              <w:jc w:val="center"/>
-            </w:pPr>
-            <w:r>
-              <w:t>X</w:t>
-            </w:r>
-          </w:p>
-        </w:tc>
-        <w:tc>
-          <w:tcPr>
-            <w:tcW w:w="1151" w:type="pct"/>
-          </w:tcPr>
-          <w:p>
-            <w:r>
-              <w:t>Não pode estar vazio.</w:t>
-            </w:r>
-          </w:p>
-        </w:tc>
-      </w:tr>
-    </w:tbl>
-    <w:p>
-      <w:pPr>
-        <w:rPr>
-          <w:sz w:val="20"/>
-          <w:szCs w:val="20"/>
-        </w:rPr>
-        <w:sectPr>
-          <w:pgSz w:w="16838" w:h="11906" w:orient="landscape" w:code="9"/>
-          <w:pgMar w:top="1701" w:right="1701" w:bottom="1134" w:left="1134" w:header="709" w:footer="709" w:gutter="0"/>
-          <w:cols w:space="708"/>
-          <w:docGrid w:linePitch="360"/>
-        </w:sectPr>
-      </w:pPr>
-      <w:r>
-        <w:rPr>
-          <w:sz w:val="20"/>
-          <w:szCs w:val="20"/>
-        </w:rPr>
-        <w:t>Fonte: Autoria própri</w:t>
-      </w:r>
-      <w:r>
-        <w:rPr>
-          <w:sz w:val="20"/>
-          <w:szCs w:val="20"/>
-        </w:rPr>
-        <w:t>a (2025).</w:t>
-      </w:r>
-    </w:p>
     <w:p>
       <w:pPr>
         <w:pStyle w:val="PargrafodaLista"/>
@@ -14581,13 +14170,12 @@
           <w:bCs/>
         </w:rPr>
       </w:pPr>
-      <w:bookmarkStart w:id="11" w:name="_Toc215511595"/>
+      <w:bookmarkStart w:id="19" w:name="_Toc215511595"/>
       <w:r>
         <w:rPr>
           <w:b/>
           <w:bCs/>
         </w:rPr>
-        <w:lastRenderedPageBreak/>
         <w:t>Diagrama de Fluxo de Dados (</w:t>
       </w:r>
       <w:r>
@@ -14635,7 +14223,7 @@
         </w:rPr>
         <w:t>)</w:t>
       </w:r>
-      <w:bookmarkEnd w:id="11"/>
+      <w:bookmarkEnd w:id="19"/>
     </w:p>
     <w:p/>
     <w:p>
@@ -14643,6 +14231,7 @@
         <w:rPr>
           <w:noProof/>
         </w:rPr>
+        <w:lastRenderedPageBreak/>
         <w:drawing>
           <wp:inline distT="0" distB="0" distL="0" distR="0" wp14:anchorId="5D619C25" wp14:editId="01F9DBFA">
             <wp:extent cx="5760085" cy="5438775"/>
@@ -14756,6 +14345,7 @@
         <w:rPr>
           <w:noProof/>
         </w:rPr>
+        <w:lastRenderedPageBreak/>
         <w:drawing>
           <wp:inline distT="0" distB="0" distL="0" distR="0" wp14:anchorId="124AED5C" wp14:editId="0C6FC1A1">
             <wp:extent cx="5760085" cy="3883660"/>
@@ -14813,7 +14403,7 @@
           <w:bCs/>
         </w:rPr>
       </w:pPr>
-      <w:bookmarkStart w:id="12" w:name="_Toc215511596"/>
+      <w:bookmarkStart w:id="20" w:name="_Toc215511596"/>
       <w:r>
         <w:rPr>
           <w:b/>
@@ -14821,7 +14411,7 @@
         </w:rPr>
         <w:t>Projeto desenvolvid</w:t>
       </w:r>
-      <w:bookmarkEnd w:id="12"/>
+      <w:bookmarkEnd w:id="20"/>
       <w:r>
         <w:rPr>
           <w:b/>
@@ -14864,6 +14454,9 @@
         <w:tab/>
       </w:r>
       <w:r>
+        <w:rPr>
+          <w:noProof/>
+        </w:rPr>
         <w:drawing>
           <wp:inline distT="0" distB="0" distL="0" distR="0" wp14:anchorId="529B2C9B" wp14:editId="66CA35DA">
             <wp:extent cx="5760085" cy="3232150"/>
@@ -14955,6 +14548,9 @@
     </w:p>
     <w:p>
       <w:r>
+        <w:rPr>
+          <w:noProof/>
+        </w:rPr>
         <w:lastRenderedPageBreak/>
         <w:drawing>
           <wp:inline distT="0" distB="0" distL="0" distR="0" wp14:anchorId="743D8752" wp14:editId="05C5A7FC">
@@ -15027,10 +14623,254 @@
           <w:szCs w:val="24"/>
         </w:rPr>
         <w:tab/>
-        <w:t xml:space="preserve">7.4.3 Tela de cadastro </w:t>
-      </w:r>
-    </w:p>
-    <w:p/>
+        <w:t>7.4.3 Tela de cadastro</w:t>
+      </w:r>
+    </w:p>
+    <w:p>
+      <w:pPr>
+        <w:rPr>
+          <w:szCs w:val="24"/>
+        </w:rPr>
+      </w:pPr>
+      <w:r>
+        <w:rPr>
+          <w:szCs w:val="24"/>
+        </w:rPr>
+        <w:t xml:space="preserve">A interface de gerenciamento de empresas do sistema </w:t>
+      </w:r>
+      <w:r>
+        <w:rPr>
+          <w:b/>
+          <w:bCs/>
+          <w:szCs w:val="24"/>
+        </w:rPr>
+        <w:t>CONTAX</w:t>
+      </w:r>
+      <w:r>
+        <w:rPr>
+          <w:szCs w:val="24"/>
+        </w:rPr>
+        <w:t xml:space="preserve"> foi projetada como um módulo administrativo centralizado, onde o </w:t>
+      </w:r>
+      <w:r>
+        <w:rPr>
+          <w:b/>
+          <w:bCs/>
+          <w:szCs w:val="24"/>
+        </w:rPr>
+        <w:t>escritório de contabilidade</w:t>
+      </w:r>
+      <w:r>
+        <w:rPr>
+          <w:szCs w:val="24"/>
+        </w:rPr>
+        <w:t xml:space="preserve"> detém a responsabilidade primária pela manutenção e organização da base de dados de seus clientes.</w:t>
+      </w:r>
+    </w:p>
+    <w:p>
+      <w:pPr>
+        <w:rPr>
+          <w:szCs w:val="24"/>
+        </w:rPr>
+      </w:pPr>
+      <w:r>
+        <w:rPr>
+          <w:szCs w:val="24"/>
+        </w:rPr>
+        <w:t xml:space="preserve">A tela subdivide-se em duas </w:t>
+      </w:r>
+      <w:proofErr w:type="spellStart"/>
+      <w:r>
+        <w:rPr>
+          <w:szCs w:val="24"/>
+        </w:rPr>
+        <w:t>macrofuncionalidades</w:t>
+      </w:r>
+      <w:proofErr w:type="spellEnd"/>
+      <w:r>
+        <w:rPr>
+          <w:szCs w:val="24"/>
+        </w:rPr>
+        <w:t xml:space="preserve"> principais:</w:t>
+      </w:r>
+    </w:p>
+    <w:p>
+      <w:pPr>
+        <w:numPr>
+          <w:ilvl w:val="0"/>
+          <w:numId w:val="10"/>
+        </w:numPr>
+        <w:rPr>
+          <w:szCs w:val="24"/>
+        </w:rPr>
+      </w:pPr>
+      <w:r>
+        <w:rPr>
+          <w:b/>
+          <w:bCs/>
+          <w:szCs w:val="24"/>
+        </w:rPr>
+        <w:t>Módulo de Cadastro de Entidades:</w:t>
+      </w:r>
+      <w:r>
+        <w:rPr>
+          <w:szCs w:val="24"/>
+        </w:rPr>
+        <w:t xml:space="preserve"> Permite a inclusão de novos clientes mediante o preenchimento de campos estruturados, incluindo a razão social (Nome), o número do CNPJ, o enquadramento jurídico (como MEI ou ME) e a definição de um teto de faturamento (Limite Mensal). Este último campo é essencial para que o escritório possa monitorar o status fiscal de cada microempreendedor de forma preventiva.</w:t>
+      </w:r>
+    </w:p>
+    <w:p>
+      <w:pPr>
+        <w:numPr>
+          <w:ilvl w:val="0"/>
+          <w:numId w:val="10"/>
+        </w:numPr>
+        <w:rPr>
+          <w:szCs w:val="24"/>
+        </w:rPr>
+      </w:pPr>
+      <w:r>
+        <w:rPr>
+          <w:b/>
+          <w:bCs/>
+          <w:szCs w:val="24"/>
+        </w:rPr>
+        <w:t>Módulo de Inventário e Controle Dinâmico:</w:t>
+      </w:r>
+      <w:r>
+        <w:rPr>
+          <w:szCs w:val="24"/>
+        </w:rPr>
+        <w:t xml:space="preserve"> Apresenta uma listagem consolidada das empresas já vinculadas ao escritório. A tabela oferece uma visualização rápida de dados críticos e utiliza indicadores visuais (</w:t>
+      </w:r>
+      <w:proofErr w:type="spellStart"/>
+      <w:r>
+        <w:rPr>
+          <w:i/>
+          <w:iCs/>
+          <w:szCs w:val="24"/>
+        </w:rPr>
+        <w:t>badges</w:t>
+      </w:r>
+      <w:proofErr w:type="spellEnd"/>
+      <w:r>
+        <w:rPr>
+          <w:szCs w:val="24"/>
+        </w:rPr>
+        <w:t xml:space="preserve">) para a classificação imediata dos tipos de empresa. Além da consulta, o sistema </w:t>
+      </w:r>
+      <w:r>
+        <w:rPr>
+          <w:szCs w:val="24"/>
+        </w:rPr>
+        <w:lastRenderedPageBreak/>
+        <w:t xml:space="preserve">disponibiliza ferramentas de gestão direta, permitindo a </w:t>
+      </w:r>
+      <w:r>
+        <w:rPr>
+          <w:b/>
+          <w:bCs/>
+          <w:szCs w:val="24"/>
+        </w:rPr>
+        <w:t>edição</w:t>
+      </w:r>
+      <w:r>
+        <w:rPr>
+          <w:szCs w:val="24"/>
+        </w:rPr>
+        <w:t xml:space="preserve"> de informações desatualizadas ou a </w:t>
+      </w:r>
+      <w:r>
+        <w:rPr>
+          <w:b/>
+          <w:bCs/>
+          <w:szCs w:val="24"/>
+        </w:rPr>
+        <w:t>exclusão</w:t>
+      </w:r>
+      <w:r>
+        <w:rPr>
+          <w:szCs w:val="24"/>
+        </w:rPr>
+        <w:t xml:space="preserve"> de registros da base de dados ativa.</w:t>
+      </w:r>
+    </w:p>
+    <w:p>
+      <w:pPr>
+        <w:rPr>
+          <w:szCs w:val="24"/>
+        </w:rPr>
+      </w:pPr>
+    </w:p>
+    <w:p>
+      <w:r>
+        <w:drawing>
+          <wp:inline distT="0" distB="0" distL="0" distR="0" wp14:anchorId="6C28EC40" wp14:editId="4FAE115D">
+            <wp:extent cx="5760085" cy="3238500"/>
+            <wp:effectExtent l="0" t="0" r="0" b="0"/>
+            <wp:docPr id="3" name="Imagem 3"/>
+            <wp:cNvGraphicFramePr>
+              <a:graphicFrameLocks xmlns:a="http://schemas.openxmlformats.org/drawingml/2006/main" noChangeAspect="1"/>
+            </wp:cNvGraphicFramePr>
+            <a:graphic xmlns:a="http://schemas.openxmlformats.org/drawingml/2006/main">
+              <a:graphicData uri="http://schemas.openxmlformats.org/drawingml/2006/picture">
+                <pic:pic xmlns:pic="http://schemas.openxmlformats.org/drawingml/2006/picture">
+                  <pic:nvPicPr>
+                    <pic:cNvPr id="1" name=""/>
+                    <pic:cNvPicPr/>
+                  </pic:nvPicPr>
+                  <pic:blipFill>
+                    <a:blip r:embed="rId18"/>
+                    <a:stretch>
+                      <a:fillRect/>
+                    </a:stretch>
+                  </pic:blipFill>
+                  <pic:spPr>
+                    <a:xfrm>
+                      <a:off x="0" y="0"/>
+                      <a:ext cx="5760085" cy="3238500"/>
+                    </a:xfrm>
+                    <a:prstGeom prst="rect">
+                      <a:avLst/>
+                    </a:prstGeom>
+                  </pic:spPr>
+                </pic:pic>
+              </a:graphicData>
+            </a:graphic>
+          </wp:inline>
+        </w:drawing>
+      </w:r>
+    </w:p>
+    <w:p>
+      <w:pPr>
+        <w:jc w:val="center"/>
+        <w:rPr>
+          <w:sz w:val="20"/>
+          <w:szCs w:val="20"/>
+        </w:rPr>
+      </w:pPr>
+      <w:r>
+        <w:rPr>
+          <w:sz w:val="20"/>
+          <w:szCs w:val="20"/>
+        </w:rPr>
+        <w:t xml:space="preserve">Imagem 3: </w:t>
+      </w:r>
+      <w:r>
+        <w:rPr>
+          <w:sz w:val="20"/>
+          <w:szCs w:val="20"/>
+        </w:rPr>
+        <w:t>Interface</w:t>
+      </w:r>
+      <w:r>
+        <w:rPr>
+          <w:sz w:val="20"/>
+          <w:szCs w:val="20"/>
+        </w:rPr>
+        <w:t xml:space="preserve"> de cadastro administrada pelo contador. Fonte: Elaborado pelos autores (2026).</w:t>
+      </w:r>
+    </w:p>
     <w:p>
       <w:pPr>
         <w:pStyle w:val="PargrafodaLista"/>
@@ -15044,7 +14884,7 @@
           <w:bCs/>
         </w:rPr>
       </w:pPr>
-      <w:bookmarkStart w:id="13" w:name="_Toc215511597"/>
+      <w:bookmarkStart w:id="21" w:name="_Toc215511597"/>
       <w:r>
         <w:rPr>
           <w:b/>
@@ -15052,7 +14892,7 @@
         </w:rPr>
         <w:t>Política de Privacidade</w:t>
       </w:r>
-      <w:bookmarkEnd w:id="13"/>
+      <w:bookmarkEnd w:id="21"/>
     </w:p>
     <w:p/>
     <w:p>
@@ -15083,12 +14923,12 @@
     </w:p>
     <w:p>
       <w:r>
+        <w:t>Não compartilhamos informações de identificação pessoal publicamente ou com terceiros, exceto quando exigido por lei.</w:t>
+      </w:r>
+    </w:p>
+    <w:p>
+      <w:r>
         <w:lastRenderedPageBreak/>
-        <w:t>Não compartilhamos informações de identificação pessoal publicamente ou com terceiros, exceto quando exigido por lei.</w:t>
-      </w:r>
-    </w:p>
-    <w:p>
-      <w:r>
         <w:t>O nosso site pode ter links para sites externos que não são operados por nós. Esteja ciente de que não temos controle sobre o conteúdo e práticas desses sites e não podemos aceitar responsabilidade por suas respectivas políticas de privacidade.</w:t>
       </w:r>
     </w:p>
@@ -15207,18 +15047,18 @@
         <w:ind w:firstLine="357"/>
       </w:pPr>
       <w:r>
+        <w:t>A) Não se envolver em atividades que sejam ilegais ou contrárias à boa fé a à ordem pública</w:t>
+      </w:r>
+      <w:r>
+        <w:t>;</w:t>
+      </w:r>
+    </w:p>
+    <w:p>
+      <w:pPr>
+        <w:ind w:firstLine="357"/>
+      </w:pPr>
+      <w:r>
         <w:lastRenderedPageBreak/>
-        <w:t>A) Não se envolver em atividades que sejam ilegais ou contrárias à boa fé a à ordem pública</w:t>
-      </w:r>
-      <w:r>
-        <w:t>;</w:t>
-      </w:r>
-    </w:p>
-    <w:p>
-      <w:pPr>
-        <w:ind w:firstLine="357"/>
-      </w:pPr>
-      <w:r>
         <w:t>B) Não difundir propaganda ou conteúdo de natureza racista, xenofóbica, jogos de sorte ou azar, qualquer tipo de pornografia ilegal, de apologia ao terrorismo ou contra os direitos humanos;</w:t>
       </w:r>
     </w:p>
@@ -15264,7 +15104,7 @@
           <w:bCs/>
         </w:rPr>
       </w:pPr>
-      <w:bookmarkStart w:id="14" w:name="_Toc215511598"/>
+      <w:bookmarkStart w:id="22" w:name="_Toc215511598"/>
       <w:r>
         <w:rPr>
           <w:b/>
@@ -15272,7 +15112,7 @@
         </w:rPr>
         <w:t>Termos de Uso</w:t>
       </w:r>
-      <w:bookmarkEnd w:id="14"/>
+      <w:bookmarkEnd w:id="22"/>
     </w:p>
     <w:p/>
     <w:p>
@@ -15330,7 +15170,6 @@
         </w:numPr>
       </w:pPr>
       <w:r>
-        <w:lastRenderedPageBreak/>
         <w:t>usar os materiais para qualquer finalidade comercial ou para exibição pública (comercial ou não comercial);</w:t>
       </w:r>
     </w:p>
@@ -15343,6 +15182,7 @@
         </w:numPr>
       </w:pPr>
       <w:r>
+        <w:lastRenderedPageBreak/>
         <w:t xml:space="preserve">tentar </w:t>
       </w:r>
       <w:proofErr w:type="spellStart"/>
@@ -15466,8 +15306,11 @@
     </w:p>
     <w:p>
       <w:r>
+        <w:t xml:space="preserve">Os materiais exibidos no site da Contax podem incluir erros técnicos, tipográficos ou fotográficos. Contax não garante que qualquer material em seu site seja preciso, </w:t>
+      </w:r>
+      <w:r>
         <w:lastRenderedPageBreak/>
-        <w:t>Os materiais exibidos no site da Contax podem incluir erros técnicos, tipográficos ou fotográficos. Contax não garante que qualquer material em seu site seja preciso, completo ou atual. Contax pode fazer alterações nos materiais contidos em seu site a qualquer momento, sem aviso prévio. No entanto, Contax não se compromete a atualizar os materiais.</w:t>
+        <w:t>completo ou atual. Contax pode fazer alterações nos materiais contidos em seu site a qualquer momento, sem aviso prévio. No entanto, Contax não se compromete a atualizar os materiais.</w:t>
       </w:r>
     </w:p>
     <w:p>
@@ -15531,7 +15374,7 @@
           <w:b/>
         </w:rPr>
       </w:pPr>
-      <w:bookmarkStart w:id="15" w:name="_Toc215511599"/>
+      <w:bookmarkStart w:id="23" w:name="_Toc215511599"/>
       <w:r>
         <w:rPr>
           <w:b/>
@@ -15539,7 +15382,7 @@
         <w:lastRenderedPageBreak/>
         <w:t>CONSIDERAÇÕES FINAIS</w:t>
       </w:r>
-      <w:bookmarkEnd w:id="15"/>
+      <w:bookmarkEnd w:id="23"/>
     </w:p>
     <w:p/>
     <w:p/>
@@ -15571,7 +15414,7 @@
           <w:b/>
         </w:rPr>
       </w:pPr>
-      <w:bookmarkStart w:id="16" w:name="_Toc215511600"/>
+      <w:bookmarkStart w:id="24" w:name="_Toc215511600"/>
       <w:r>
         <w:rPr>
           <w:b/>
@@ -15579,7 +15422,7 @@
         <w:lastRenderedPageBreak/>
         <w:t>REFERÊNCIAS</w:t>
       </w:r>
-      <w:bookmarkEnd w:id="16"/>
+      <w:bookmarkEnd w:id="24"/>
     </w:p>
     <w:p/>
     <w:p>
@@ -15598,7 +15441,7 @@
       <w:r>
         <w:t xml:space="preserve">, 2016. Disponível em: </w:t>
       </w:r>
-      <w:hyperlink r:id="rId18" w:history="1">
+      <w:hyperlink r:id="rId19" w:history="1">
         <w:r>
           <w:rPr>
             <w:rStyle w:val="Hyperlink"/>
@@ -15627,7 +15470,7 @@
       <w:r>
         <w:t xml:space="preserve">, 2023. Disponível em: </w:t>
       </w:r>
-      <w:hyperlink r:id="rId19" w:anchor=":~:text=o%20Visual%20Studio-,Visual%20Studio%20Code,praticamente%20qualquer%20linguagem%20de%20programa%C3%A7%C3%A3o" w:history="1">
+      <w:hyperlink r:id="rId20" w:anchor=":~:text=o%20Visual%20Studio-,Visual%20Studio%20Code,praticamente%20qualquer%20linguagem%20de%20programa%C3%A7%C3%A3o" w:history="1">
         <w:r>
           <w:rPr>
             <w:rStyle w:val="Hyperlink"/>
@@ -15684,7 +15527,7 @@
       <w:r>
         <w:t xml:space="preserve"> Disponível em: </w:t>
       </w:r>
-      <w:hyperlink r:id="rId20" w:history="1">
+      <w:hyperlink r:id="rId21" w:history="1">
         <w:r>
           <w:rPr>
             <w:rStyle w:val="Hyperlink"/>
@@ -15735,7 +15578,7 @@
       <w:r>
         <w:t xml:space="preserve">: </w:t>
       </w:r>
-      <w:hyperlink r:id="rId21" w:history="1">
+      <w:hyperlink r:id="rId22" w:history="1">
         <w:r>
           <w:rPr>
             <w:rStyle w:val="Hyperlink"/>
@@ -15767,7 +15610,7 @@
           <w:b/>
         </w:rPr>
       </w:pPr>
-      <w:bookmarkStart w:id="17" w:name="_Toc215511601"/>
+      <w:bookmarkStart w:id="25" w:name="_Toc215511601"/>
       <w:r>
         <w:rPr>
           <w:b/>
@@ -15781,7 +15624,7 @@
         </w:rPr>
         <w:t>(s) (Elemento opcional)</w:t>
       </w:r>
-      <w:bookmarkEnd w:id="17"/>
+      <w:bookmarkEnd w:id="25"/>
     </w:p>
     <w:p/>
     <w:p>
@@ -15819,7 +15662,7 @@
                     <pic:cNvPicPr/>
                   </pic:nvPicPr>
                   <pic:blipFill>
-                    <a:blip r:embed="rId22">
+                    <a:blip r:embed="rId23">
                       <a:extLst>
                         <a:ext uri="{28A0092B-C50C-407E-A947-70E740481C1C}">
                           <a14:useLocalDpi xmlns:a14="http://schemas.microsoft.com/office/drawing/2010/main" val="0"/>
@@ -15865,7 +15708,7 @@
           <w:b/>
         </w:rPr>
       </w:pPr>
-      <w:bookmarkStart w:id="18" w:name="_Toc215511602"/>
+      <w:bookmarkStart w:id="26" w:name="_Toc215511602"/>
       <w:r>
         <w:rPr>
           <w:b/>
@@ -15885,7 +15728,7 @@
         </w:rPr>
         <w:t>(Elemento opcional)</w:t>
       </w:r>
-      <w:bookmarkEnd w:id="18"/>
+      <w:bookmarkEnd w:id="26"/>
     </w:p>
     <w:p/>
     <w:p>
@@ -15915,7 +15758,7 @@
                     <pic:cNvPicPr/>
                   </pic:nvPicPr>
                   <pic:blipFill>
-                    <a:blip r:embed="rId23">
+                    <a:blip r:embed="rId24">
                       <a:extLst>
                         <a:ext uri="{28A0092B-C50C-407E-A947-70E740481C1C}">
                           <a14:useLocalDpi xmlns:a14="http://schemas.microsoft.com/office/drawing/2010/main" val="0"/>
@@ -16871,6 +16714,155 @@
     </w:lvl>
   </w:abstractNum>
   <w:abstractNum w:abstractNumId="8" w15:restartNumberingAfterBreak="0">
+    <w:nsid w:val="6A63364E"/>
+    <w:multiLevelType w:val="multilevel"/>
+    <w:tmpl w:val="0BCAA75A"/>
+    <w:lvl w:ilvl="0">
+      <w:start w:val="1"/>
+      <w:numFmt w:val="bullet"/>
+      <w:lvlText w:val=""/>
+      <w:lvlJc w:val="left"/>
+      <w:pPr>
+        <w:tabs>
+          <w:tab w:val="num" w:pos="720"/>
+        </w:tabs>
+        <w:ind w:left="720" w:hanging="360"/>
+      </w:pPr>
+      <w:rPr>
+        <w:rFonts w:ascii="Symbol" w:hAnsi="Symbol" w:hint="default"/>
+        <w:sz w:val="20"/>
+      </w:rPr>
+    </w:lvl>
+    <w:lvl w:ilvl="1" w:tentative="1">
+      <w:start w:val="1"/>
+      <w:numFmt w:val="bullet"/>
+      <w:lvlText w:val="o"/>
+      <w:lvlJc w:val="left"/>
+      <w:pPr>
+        <w:tabs>
+          <w:tab w:val="num" w:pos="1440"/>
+        </w:tabs>
+        <w:ind w:left="1440" w:hanging="360"/>
+      </w:pPr>
+      <w:rPr>
+        <w:rFonts w:ascii="Courier New" w:hAnsi="Courier New" w:hint="default"/>
+        <w:sz w:val="20"/>
+      </w:rPr>
+    </w:lvl>
+    <w:lvl w:ilvl="2" w:tentative="1">
+      <w:start w:val="1"/>
+      <w:numFmt w:val="bullet"/>
+      <w:lvlText w:val=""/>
+      <w:lvlJc w:val="left"/>
+      <w:pPr>
+        <w:tabs>
+          <w:tab w:val="num" w:pos="2160"/>
+        </w:tabs>
+        <w:ind w:left="2160" w:hanging="360"/>
+      </w:pPr>
+      <w:rPr>
+        <w:rFonts w:ascii="Wingdings" w:hAnsi="Wingdings" w:hint="default"/>
+        <w:sz w:val="20"/>
+      </w:rPr>
+    </w:lvl>
+    <w:lvl w:ilvl="3" w:tentative="1">
+      <w:start w:val="1"/>
+      <w:numFmt w:val="bullet"/>
+      <w:lvlText w:val=""/>
+      <w:lvlJc w:val="left"/>
+      <w:pPr>
+        <w:tabs>
+          <w:tab w:val="num" w:pos="2880"/>
+        </w:tabs>
+        <w:ind w:left="2880" w:hanging="360"/>
+      </w:pPr>
+      <w:rPr>
+        <w:rFonts w:ascii="Wingdings" w:hAnsi="Wingdings" w:hint="default"/>
+        <w:sz w:val="20"/>
+      </w:rPr>
+    </w:lvl>
+    <w:lvl w:ilvl="4" w:tentative="1">
+      <w:start w:val="1"/>
+      <w:numFmt w:val="bullet"/>
+      <w:lvlText w:val=""/>
+      <w:lvlJc w:val="left"/>
+      <w:pPr>
+        <w:tabs>
+          <w:tab w:val="num" w:pos="3600"/>
+        </w:tabs>
+        <w:ind w:left="3600" w:hanging="360"/>
+      </w:pPr>
+      <w:rPr>
+        <w:rFonts w:ascii="Wingdings" w:hAnsi="Wingdings" w:hint="default"/>
+        <w:sz w:val="20"/>
+      </w:rPr>
+    </w:lvl>
+    <w:lvl w:ilvl="5" w:tentative="1">
+      <w:start w:val="1"/>
+      <w:numFmt w:val="bullet"/>
+      <w:lvlText w:val=""/>
+      <w:lvlJc w:val="left"/>
+      <w:pPr>
+        <w:tabs>
+          <w:tab w:val="num" w:pos="4320"/>
+        </w:tabs>
+        <w:ind w:left="4320" w:hanging="360"/>
+      </w:pPr>
+      <w:rPr>
+        <w:rFonts w:ascii="Wingdings" w:hAnsi="Wingdings" w:hint="default"/>
+        <w:sz w:val="20"/>
+      </w:rPr>
+    </w:lvl>
+    <w:lvl w:ilvl="6" w:tentative="1">
+      <w:start w:val="1"/>
+      <w:numFmt w:val="bullet"/>
+      <w:lvlText w:val=""/>
+      <w:lvlJc w:val="left"/>
+      <w:pPr>
+        <w:tabs>
+          <w:tab w:val="num" w:pos="5040"/>
+        </w:tabs>
+        <w:ind w:left="5040" w:hanging="360"/>
+      </w:pPr>
+      <w:rPr>
+        <w:rFonts w:ascii="Wingdings" w:hAnsi="Wingdings" w:hint="default"/>
+        <w:sz w:val="20"/>
+      </w:rPr>
+    </w:lvl>
+    <w:lvl w:ilvl="7" w:tentative="1">
+      <w:start w:val="1"/>
+      <w:numFmt w:val="bullet"/>
+      <w:lvlText w:val=""/>
+      <w:lvlJc w:val="left"/>
+      <w:pPr>
+        <w:tabs>
+          <w:tab w:val="num" w:pos="5760"/>
+        </w:tabs>
+        <w:ind w:left="5760" w:hanging="360"/>
+      </w:pPr>
+      <w:rPr>
+        <w:rFonts w:ascii="Wingdings" w:hAnsi="Wingdings" w:hint="default"/>
+        <w:sz w:val="20"/>
+      </w:rPr>
+    </w:lvl>
+    <w:lvl w:ilvl="8" w:tentative="1">
+      <w:start w:val="1"/>
+      <w:numFmt w:val="bullet"/>
+      <w:lvlText w:val=""/>
+      <w:lvlJc w:val="left"/>
+      <w:pPr>
+        <w:tabs>
+          <w:tab w:val="num" w:pos="6480"/>
+        </w:tabs>
+        <w:ind w:left="6480" w:hanging="360"/>
+      </w:pPr>
+      <w:rPr>
+        <w:rFonts w:ascii="Wingdings" w:hAnsi="Wingdings" w:hint="default"/>
+        <w:sz w:val="20"/>
+      </w:rPr>
+    </w:lvl>
+  </w:abstractNum>
+  <w:abstractNum w:abstractNumId="9" w15:restartNumberingAfterBreak="0">
     <w:nsid w:val="7952151D"/>
     <w:multiLevelType w:val="hybridMultilevel"/>
     <w:tmpl w:val="AE2A2996"/>
@@ -16981,10 +16973,13 @@
     <w:abstractNumId w:val="4"/>
   </w:num>
   <w:num w:numId="8" w16cid:durableId="231552712">
-    <w:abstractNumId w:val="8"/>
+    <w:abstractNumId w:val="9"/>
   </w:num>
   <w:num w:numId="9" w16cid:durableId="142506458">
     <w:abstractNumId w:val="2"/>
+  </w:num>
+  <w:num w:numId="10" w16cid:durableId="1536309651">
+    <w:abstractNumId w:val="8"/>
   </w:num>
 </w:numbering>
 </file>
@@ -18137,15 +18132,6 @@
 </file>
 
 <file path=customXml/item1.xml><?xml version="1.0" encoding="utf-8"?>
-<?mso-contentType ?>
-<FormTemplates xmlns="http://schemas.microsoft.com/sharepoint/v3/contenttype/forms">
-  <Display>DocumentLibraryForm</Display>
-  <Edit>DocumentLibraryForm</Edit>
-  <New>DocumentLibraryForm</New>
-</FormTemplates>
-</file>
-
-<file path=customXml/item2.xml><?xml version="1.0" encoding="utf-8"?>
 <ct:contentTypeSchema xmlns:ct="http://schemas.microsoft.com/office/2006/metadata/contentType" xmlns:ma="http://schemas.microsoft.com/office/2006/metadata/properties/metaAttributes" ct:_="" ma:_="" ma:contentTypeName="Documento" ma:contentTypeID="0x01010079E85AF13E1D6948BAEBBC3E299C7A4C" ma:contentTypeVersion="11" ma:contentTypeDescription="Crie um novo documento." ma:contentTypeScope="" ma:versionID="9903338d6f6ebf8d9f52e57d695b90e0">
   <xsd:schema xmlns:xsd="http://www.w3.org/2001/XMLSchema" xmlns:xs="http://www.w3.org/2001/XMLSchema" xmlns:p="http://schemas.microsoft.com/office/2006/metadata/properties" xmlns:ns2="1c99b82c-450d-407b-8685-188b0222f857" xmlns:ns3="ec9326a9-796b-4177-81ae-8ce46d6874ce" targetNamespace="http://schemas.microsoft.com/office/2006/metadata/properties" ma:root="true" ma:fieldsID="27025b9af28ab54196939bbeabbec0a9" ns2:_="" ns3:_="">
     <xsd:import namespace="1c99b82c-450d-407b-8685-188b0222f857"/>
@@ -18334,19 +18320,20 @@
 </ct:contentTypeSchema>
 </file>
 
+<file path=customXml/item2.xml><?xml version="1.0" encoding="utf-8"?>
+<?mso-contentType ?>
+<FormTemplates xmlns="http://schemas.microsoft.com/sharepoint/v3/contenttype/forms">
+  <Display>DocumentLibraryForm</Display>
+  <Edit>DocumentLibraryForm</Edit>
+  <New>DocumentLibraryForm</New>
+</FormTemplates>
+</file>
+
 <file path=customXml/item3.xml><?xml version="1.0" encoding="utf-8"?>
 <b:Sources xmlns:b="http://schemas.openxmlformats.org/officeDocument/2006/bibliography" xmlns="http://schemas.openxmlformats.org/officeDocument/2006/bibliography" SelectedStyle="\APA.XSL" StyleName="APA"/>
 </file>
 
 <file path=customXml/itemProps1.xml><?xml version="1.0" encoding="utf-8"?>
-<ds:datastoreItem xmlns:ds="http://schemas.openxmlformats.org/officeDocument/2006/customXml" ds:itemID="{19856E04-179F-401F-8246-BA08537D6152}">
-  <ds:schemaRefs>
-    <ds:schemaRef ds:uri="http://schemas.microsoft.com/sharepoint/v3/contenttype/forms"/>
-  </ds:schemaRefs>
-</ds:datastoreItem>
-</file>
-
-<file path=customXml/itemProps2.xml><?xml version="1.0" encoding="utf-8"?>
 <ds:datastoreItem xmlns:ds="http://schemas.openxmlformats.org/officeDocument/2006/customXml" ds:itemID="{F9562963-6458-4B09-8DDA-F09296948AA7}">
   <ds:schemaRefs>
     <ds:schemaRef ds:uri="http://schemas.microsoft.com/office/2006/metadata/contentType"/>
@@ -18365,6 +18352,14 @@
 </ds:datastoreItem>
 </file>
 
+<file path=customXml/itemProps2.xml><?xml version="1.0" encoding="utf-8"?>
+<ds:datastoreItem xmlns:ds="http://schemas.openxmlformats.org/officeDocument/2006/customXml" ds:itemID="{19856E04-179F-401F-8246-BA08537D6152}">
+  <ds:schemaRefs>
+    <ds:schemaRef ds:uri="http://schemas.microsoft.com/sharepoint/v3/contenttype/forms"/>
+  </ds:schemaRefs>
+</ds:datastoreItem>
+</file>
+
 <file path=customXml/itemProps3.xml><?xml version="1.0" encoding="utf-8"?>
 <ds:datastoreItem xmlns:ds="http://schemas.openxmlformats.org/officeDocument/2006/customXml" ds:itemID="{205E797E-3F55-48D0-B859-951F215AD568}">
   <ds:schemaRefs>

--- a/Documentação/Doc atualizado.docx
+++ b/Documentação/Doc atualizado.docx
@@ -908,7 +908,7 @@
           <w:b/>
           <w:color w:val="FF0000"/>
         </w:rPr>
-        <w:t>06 de maio</w:t>
+        <w:t>11</w:t>
       </w:r>
       <w:r>
         <w:rPr>
@@ -916,6 +916,14 @@
           <w:b/>
           <w:color w:val="FF0000"/>
         </w:rPr>
+        <w:t xml:space="preserve"> de maio</w:t>
+      </w:r>
+      <w:r>
+        <w:rPr>
+          <w:rFonts w:cs="Arial"/>
+          <w:b/>
+          <w:color w:val="FF0000"/>
+        </w:rPr>
         <w:t xml:space="preserve"> de 2026</w:t>
       </w:r>
       <w:r>
@@ -994,64 +1002,6 @@
         <w:t>LISTA DE ILUSTRAÇÕES</w:t>
       </w:r>
     </w:p>
-    <w:p/>
-    <w:p>
-      <w:r>
-        <w:fldChar w:fldCharType="begin"/>
-      </w:r>
-      <w:r>
-        <w:instrText xml:space="preserve"> TOC \h \z \c "Figura" </w:instrText>
-      </w:r>
-      <w:r>
-        <w:fldChar w:fldCharType="separate"/>
-      </w:r>
-      <w:r>
-        <w:rPr>
-          <w:b/>
-          <w:bCs/>
-          <w:noProof/>
-        </w:rPr>
-        <w:t>Nenhuma entrada de índice de ilustrações foi encontrada.</w:t>
-      </w:r>
-      <w:r>
-        <w:fldChar w:fldCharType="end"/>
-      </w:r>
-    </w:p>
-    <w:p/>
-    <w:p>
-      <w:pPr>
-        <w:spacing w:after="200" w:line="276" w:lineRule="auto"/>
-        <w:jc w:val="left"/>
-      </w:pPr>
-      <w:r>
-        <w:br w:type="page"/>
-      </w:r>
-    </w:p>
-    <w:p>
-      <w:pPr>
-        <w:jc w:val="center"/>
-        <w:rPr>
-          <w:b/>
-          <w:sz w:val="28"/>
-        </w:rPr>
-      </w:pPr>
-      <w:r>
-        <w:rPr>
-          <w:b/>
-          <w:sz w:val="28"/>
-        </w:rPr>
-        <w:lastRenderedPageBreak/>
-        <w:t xml:space="preserve">LISTA DE </w:t>
-      </w:r>
-      <w:r>
-        <w:rPr>
-          <w:b/>
-          <w:sz w:val="28"/>
-        </w:rPr>
-        <w:t>QUADROS</w:t>
-      </w:r>
-    </w:p>
-    <w:p/>
     <w:p>
       <w:pPr>
         <w:pStyle w:val="ndicedeilustraes"/>
@@ -1071,18 +1021,18 @@
         <w:fldChar w:fldCharType="begin"/>
       </w:r>
       <w:r>
-        <w:instrText xml:space="preserve"> TOC \h \z \c "Quadro" </w:instrText>
+        <w:instrText xml:space="preserve"> TOC \f c \h \z \t "Cabeçalho do Sumário;5;Cabeçalho;5" \c "Figura" </w:instrText>
       </w:r>
       <w:r>
         <w:fldChar w:fldCharType="separate"/>
       </w:r>
-      <w:hyperlink w:anchor="_Toc228999383" w:history="1">
+      <w:hyperlink w:anchor="_Toc229431393" w:history="1">
         <w:r>
           <w:rPr>
             <w:rStyle w:val="Hyperlink"/>
             <w:noProof/>
           </w:rPr>
-          <w:t>Quadro 1 - Atividades do 2º semestre de 2025</w:t>
+          <w:t>Figura 1 - Modelo relacional das tabelas do projeto CONTAX. Fonte: Autoria própria (2025).</w:t>
         </w:r>
         <w:r>
           <w:rPr>
@@ -1103,153 +1053,7 @@
             <w:noProof/>
             <w:webHidden/>
           </w:rPr>
-          <w:instrText xml:space="preserve"> PAGEREF _Toc228999383 \h </w:instrText>
-        </w:r>
-        <w:r>
-          <w:rPr>
-            <w:noProof/>
-            <w:webHidden/>
-          </w:rPr>
-        </w:r>
-        <w:r>
-          <w:rPr>
-            <w:noProof/>
-            <w:webHidden/>
-          </w:rPr>
-          <w:fldChar w:fldCharType="separate"/>
-        </w:r>
-        <w:r>
-          <w:rPr>
-            <w:noProof/>
-            <w:webHidden/>
-          </w:rPr>
-          <w:t>12</w:t>
-        </w:r>
-        <w:r>
-          <w:rPr>
-            <w:noProof/>
-            <w:webHidden/>
-          </w:rPr>
-          <w:fldChar w:fldCharType="end"/>
-        </w:r>
-      </w:hyperlink>
-    </w:p>
-    <w:p>
-      <w:pPr>
-        <w:pStyle w:val="ndicedeilustraes"/>
-        <w:tabs>
-          <w:tab w:val="right" w:leader="dot" w:pos="9061"/>
-        </w:tabs>
-        <w:rPr>
-          <w:rFonts w:asciiTheme="minorHAnsi" w:eastAsiaTheme="minorEastAsia" w:hAnsiTheme="minorHAnsi"/>
-          <w:noProof/>
-          <w:kern w:val="2"/>
-          <w:szCs w:val="24"/>
-          <w:lang w:eastAsia="pt-BR"/>
-          <w14:ligatures w14:val="standardContextual"/>
-        </w:rPr>
-      </w:pPr>
-      <w:hyperlink w:anchor="_Toc228999384" w:history="1">
-        <w:r>
-          <w:rPr>
-            <w:rStyle w:val="Hyperlink"/>
-            <w:noProof/>
-          </w:rPr>
-          <w:t>Quadro 2 - Atividades 1º semestre 2026</w:t>
-        </w:r>
-        <w:r>
-          <w:rPr>
-            <w:noProof/>
-            <w:webHidden/>
-          </w:rPr>
-          <w:tab/>
-        </w:r>
-        <w:r>
-          <w:rPr>
-            <w:noProof/>
-            <w:webHidden/>
-          </w:rPr>
-          <w:fldChar w:fldCharType="begin"/>
-        </w:r>
-        <w:r>
-          <w:rPr>
-            <w:noProof/>
-            <w:webHidden/>
-          </w:rPr>
-          <w:instrText xml:space="preserve"> PAGEREF _Toc228999384 \h </w:instrText>
-        </w:r>
-        <w:r>
-          <w:rPr>
-            <w:noProof/>
-            <w:webHidden/>
-          </w:rPr>
-        </w:r>
-        <w:r>
-          <w:rPr>
-            <w:noProof/>
-            <w:webHidden/>
-          </w:rPr>
-          <w:fldChar w:fldCharType="separate"/>
-        </w:r>
-        <w:r>
-          <w:rPr>
-            <w:noProof/>
-            <w:webHidden/>
-          </w:rPr>
-          <w:t>12</w:t>
-        </w:r>
-        <w:r>
-          <w:rPr>
-            <w:noProof/>
-            <w:webHidden/>
-          </w:rPr>
-          <w:fldChar w:fldCharType="end"/>
-        </w:r>
-      </w:hyperlink>
-    </w:p>
-    <w:p>
-      <w:pPr>
-        <w:pStyle w:val="ndicedeilustraes"/>
-        <w:tabs>
-          <w:tab w:val="right" w:leader="dot" w:pos="9061"/>
-        </w:tabs>
-        <w:rPr>
-          <w:rFonts w:asciiTheme="minorHAnsi" w:eastAsiaTheme="minorEastAsia" w:hAnsiTheme="minorHAnsi"/>
-          <w:noProof/>
-          <w:kern w:val="2"/>
-          <w:szCs w:val="24"/>
-          <w:lang w:eastAsia="pt-BR"/>
-          <w14:ligatures w14:val="standardContextual"/>
-        </w:rPr>
-      </w:pPr>
-      <w:hyperlink w:anchor="_Toc228999385" w:history="1">
-        <w:r>
-          <w:rPr>
-            <w:rStyle w:val="Hyperlink"/>
-            <w:noProof/>
-          </w:rPr>
-          <w:t>Tabela 1 - USUÁRIOS</w:t>
-        </w:r>
-        <w:r>
-          <w:rPr>
-            <w:noProof/>
-            <w:webHidden/>
-          </w:rPr>
-          <w:tab/>
-        </w:r>
-        <w:r>
-          <w:rPr>
-            <w:noProof/>
-            <w:webHidden/>
-          </w:rPr>
-          <w:fldChar w:fldCharType="begin"/>
-        </w:r>
-        <w:r>
-          <w:rPr>
-            <w:noProof/>
-            <w:webHidden/>
-          </w:rPr>
-          <w:instrText xml:space="preserve"> PAGEREF _Toc228999385 \h </w:instrText>
+          <w:instrText xml:space="preserve"> PAGEREF _Toc229431393 \h </w:instrText>
         </w:r>
         <w:r>
           <w:rPr>
@@ -1295,13 +1099,13 @@
           <w14:ligatures w14:val="standardContextual"/>
         </w:rPr>
       </w:pPr>
-      <w:hyperlink w:anchor="_Toc228999386" w:history="1">
+      <w:hyperlink w:anchor="_Toc229431394" w:history="1">
         <w:r>
           <w:rPr>
             <w:rStyle w:val="Hyperlink"/>
             <w:noProof/>
           </w:rPr>
-          <w:t>Tabela 2 - EMPRESAS</w:t>
+          <w:t>Figura 2: tela de login do software Contax. Fonte: Autoria própria (2026).</w:t>
         </w:r>
         <w:r>
           <w:rPr>
@@ -1322,7 +1126,507 @@
             <w:noProof/>
             <w:webHidden/>
           </w:rPr>
-          <w:instrText xml:space="preserve"> PAGEREF _Toc228999386 \h </w:instrText>
+          <w:instrText xml:space="preserve"> PAGEREF _Toc229431394 \h </w:instrText>
+        </w:r>
+        <w:r>
+          <w:rPr>
+            <w:noProof/>
+            <w:webHidden/>
+          </w:rPr>
+        </w:r>
+        <w:r>
+          <w:rPr>
+            <w:noProof/>
+            <w:webHidden/>
+          </w:rPr>
+          <w:fldChar w:fldCharType="separate"/>
+        </w:r>
+        <w:r>
+          <w:rPr>
+            <w:noProof/>
+            <w:webHidden/>
+          </w:rPr>
+          <w:t>28</w:t>
+        </w:r>
+        <w:r>
+          <w:rPr>
+            <w:noProof/>
+            <w:webHidden/>
+          </w:rPr>
+          <w:fldChar w:fldCharType="end"/>
+        </w:r>
+      </w:hyperlink>
+    </w:p>
+    <w:p>
+      <w:pPr>
+        <w:pStyle w:val="ndicedeilustraes"/>
+        <w:tabs>
+          <w:tab w:val="right" w:leader="dot" w:pos="9061"/>
+        </w:tabs>
+        <w:rPr>
+          <w:rFonts w:asciiTheme="minorHAnsi" w:eastAsiaTheme="minorEastAsia" w:hAnsiTheme="minorHAnsi"/>
+          <w:noProof/>
+          <w:kern w:val="2"/>
+          <w:szCs w:val="24"/>
+          <w:lang w:eastAsia="pt-BR"/>
+          <w14:ligatures w14:val="standardContextual"/>
+        </w:rPr>
+      </w:pPr>
+      <w:hyperlink w:anchor="_Toc229431395" w:history="1">
+        <w:r>
+          <w:rPr>
+            <w:rStyle w:val="Hyperlink"/>
+            <w:noProof/>
+          </w:rPr>
+          <w:t>Figura 3: Tela de dashboard do administrador. Fonte: Autoria própria (2026).</w:t>
+        </w:r>
+        <w:r>
+          <w:rPr>
+            <w:noProof/>
+            <w:webHidden/>
+          </w:rPr>
+          <w:tab/>
+        </w:r>
+        <w:r>
+          <w:rPr>
+            <w:noProof/>
+            <w:webHidden/>
+          </w:rPr>
+          <w:fldChar w:fldCharType="begin"/>
+        </w:r>
+        <w:r>
+          <w:rPr>
+            <w:noProof/>
+            <w:webHidden/>
+          </w:rPr>
+          <w:instrText xml:space="preserve"> PAGEREF _Toc229431395 \h </w:instrText>
+        </w:r>
+        <w:r>
+          <w:rPr>
+            <w:noProof/>
+            <w:webHidden/>
+          </w:rPr>
+        </w:r>
+        <w:r>
+          <w:rPr>
+            <w:noProof/>
+            <w:webHidden/>
+          </w:rPr>
+          <w:fldChar w:fldCharType="separate"/>
+        </w:r>
+        <w:r>
+          <w:rPr>
+            <w:noProof/>
+            <w:webHidden/>
+          </w:rPr>
+          <w:t>29</w:t>
+        </w:r>
+        <w:r>
+          <w:rPr>
+            <w:noProof/>
+            <w:webHidden/>
+          </w:rPr>
+          <w:fldChar w:fldCharType="end"/>
+        </w:r>
+      </w:hyperlink>
+    </w:p>
+    <w:p>
+      <w:pPr>
+        <w:pStyle w:val="ndicedeilustraes"/>
+        <w:tabs>
+          <w:tab w:val="right" w:leader="dot" w:pos="9061"/>
+        </w:tabs>
+        <w:rPr>
+          <w:rFonts w:asciiTheme="minorHAnsi" w:eastAsiaTheme="minorEastAsia" w:hAnsiTheme="minorHAnsi"/>
+          <w:noProof/>
+          <w:kern w:val="2"/>
+          <w:szCs w:val="24"/>
+          <w:lang w:eastAsia="pt-BR"/>
+          <w14:ligatures w14:val="standardContextual"/>
+        </w:rPr>
+      </w:pPr>
+      <w:hyperlink w:anchor="_Toc229431396" w:history="1">
+        <w:r>
+          <w:rPr>
+            <w:rStyle w:val="Hyperlink"/>
+            <w:noProof/>
+          </w:rPr>
+          <w:t>Figura 4: Interface de cadastro administrada pelo contador. Fonte: Autoria própria (2026).</w:t>
+        </w:r>
+        <w:r>
+          <w:rPr>
+            <w:noProof/>
+            <w:webHidden/>
+          </w:rPr>
+          <w:tab/>
+        </w:r>
+        <w:r>
+          <w:rPr>
+            <w:noProof/>
+            <w:webHidden/>
+          </w:rPr>
+          <w:fldChar w:fldCharType="begin"/>
+        </w:r>
+        <w:r>
+          <w:rPr>
+            <w:noProof/>
+            <w:webHidden/>
+          </w:rPr>
+          <w:instrText xml:space="preserve"> PAGEREF _Toc229431396 \h </w:instrText>
+        </w:r>
+        <w:r>
+          <w:rPr>
+            <w:noProof/>
+            <w:webHidden/>
+          </w:rPr>
+        </w:r>
+        <w:r>
+          <w:rPr>
+            <w:noProof/>
+            <w:webHidden/>
+          </w:rPr>
+          <w:fldChar w:fldCharType="separate"/>
+        </w:r>
+        <w:r>
+          <w:rPr>
+            <w:noProof/>
+            <w:webHidden/>
+          </w:rPr>
+          <w:t>30</w:t>
+        </w:r>
+        <w:r>
+          <w:rPr>
+            <w:noProof/>
+            <w:webHidden/>
+          </w:rPr>
+          <w:fldChar w:fldCharType="end"/>
+        </w:r>
+      </w:hyperlink>
+    </w:p>
+    <w:p>
+      <w:pPr>
+        <w:pStyle w:val="ndicedeilustraes"/>
+        <w:tabs>
+          <w:tab w:val="right" w:leader="dot" w:pos="9061"/>
+        </w:tabs>
+        <w:rPr>
+          <w:rFonts w:asciiTheme="minorHAnsi" w:eastAsiaTheme="minorEastAsia" w:hAnsiTheme="minorHAnsi"/>
+          <w:noProof/>
+          <w:kern w:val="2"/>
+          <w:szCs w:val="24"/>
+          <w:lang w:eastAsia="pt-BR"/>
+          <w14:ligatures w14:val="standardContextual"/>
+        </w:rPr>
+      </w:pPr>
+      <w:hyperlink w:anchor="_Toc229431397" w:history="1">
+        <w:r>
+          <w:rPr>
+            <w:rStyle w:val="Hyperlink"/>
+            <w:noProof/>
+          </w:rPr>
+          <w:t>Figura 5: Interface de cadastro de usuário, administrada pelo contador. Fonte: Autoria própria (2026).</w:t>
+        </w:r>
+        <w:r>
+          <w:rPr>
+            <w:noProof/>
+            <w:webHidden/>
+          </w:rPr>
+          <w:tab/>
+        </w:r>
+        <w:r>
+          <w:rPr>
+            <w:noProof/>
+            <w:webHidden/>
+          </w:rPr>
+          <w:fldChar w:fldCharType="begin"/>
+        </w:r>
+        <w:r>
+          <w:rPr>
+            <w:noProof/>
+            <w:webHidden/>
+          </w:rPr>
+          <w:instrText xml:space="preserve"> PAGEREF _Toc229431397 \h </w:instrText>
+        </w:r>
+        <w:r>
+          <w:rPr>
+            <w:noProof/>
+            <w:webHidden/>
+          </w:rPr>
+        </w:r>
+        <w:r>
+          <w:rPr>
+            <w:noProof/>
+            <w:webHidden/>
+          </w:rPr>
+          <w:fldChar w:fldCharType="separate"/>
+        </w:r>
+        <w:r>
+          <w:rPr>
+            <w:noProof/>
+            <w:webHidden/>
+          </w:rPr>
+          <w:t>30</w:t>
+        </w:r>
+        <w:r>
+          <w:rPr>
+            <w:noProof/>
+            <w:webHidden/>
+          </w:rPr>
+          <w:fldChar w:fldCharType="end"/>
+        </w:r>
+      </w:hyperlink>
+    </w:p>
+    <w:p>
+      <w:r>
+        <w:fldChar w:fldCharType="end"/>
+      </w:r>
+    </w:p>
+    <w:p>
+      <w:pPr>
+        <w:spacing w:after="200" w:line="276" w:lineRule="auto"/>
+        <w:jc w:val="left"/>
+      </w:pPr>
+      <w:r>
+        <w:br w:type="page"/>
+      </w:r>
+    </w:p>
+    <w:p>
+      <w:pPr>
+        <w:jc w:val="center"/>
+        <w:rPr>
+          <w:b/>
+          <w:sz w:val="28"/>
+        </w:rPr>
+      </w:pPr>
+      <w:r>
+        <w:rPr>
+          <w:b/>
+          <w:sz w:val="28"/>
+        </w:rPr>
+        <w:lastRenderedPageBreak/>
+        <w:t xml:space="preserve">LISTA DE </w:t>
+      </w:r>
+      <w:r>
+        <w:rPr>
+          <w:b/>
+          <w:sz w:val="28"/>
+        </w:rPr>
+        <w:t>QUADROS</w:t>
+      </w:r>
+    </w:p>
+    <w:p/>
+    <w:p>
+      <w:pPr>
+        <w:pStyle w:val="ndicedeilustraes"/>
+        <w:tabs>
+          <w:tab w:val="right" w:leader="dot" w:pos="9061"/>
+        </w:tabs>
+        <w:rPr>
+          <w:rFonts w:asciiTheme="minorHAnsi" w:eastAsiaTheme="minorEastAsia" w:hAnsiTheme="minorHAnsi"/>
+          <w:noProof/>
+          <w:kern w:val="2"/>
+          <w:szCs w:val="24"/>
+          <w:lang w:eastAsia="pt-BR"/>
+          <w14:ligatures w14:val="standardContextual"/>
+        </w:rPr>
+      </w:pPr>
+      <w:r>
+        <w:fldChar w:fldCharType="begin"/>
+      </w:r>
+      <w:r>
+        <w:instrText xml:space="preserve"> TOC \h \z \c "Quadro" </w:instrText>
+      </w:r>
+      <w:r>
+        <w:fldChar w:fldCharType="separate"/>
+      </w:r>
+      <w:hyperlink w:anchor="_Toc229430742" w:history="1">
+        <w:r>
+          <w:rPr>
+            <w:rStyle w:val="Hyperlink"/>
+            <w:noProof/>
+          </w:rPr>
+          <w:t>Quadro 1 - Atividades do 2º semestre de 2025</w:t>
+        </w:r>
+        <w:r>
+          <w:rPr>
+            <w:noProof/>
+            <w:webHidden/>
+          </w:rPr>
+          <w:tab/>
+        </w:r>
+        <w:r>
+          <w:rPr>
+            <w:noProof/>
+            <w:webHidden/>
+          </w:rPr>
+          <w:fldChar w:fldCharType="begin"/>
+        </w:r>
+        <w:r>
+          <w:rPr>
+            <w:noProof/>
+            <w:webHidden/>
+          </w:rPr>
+          <w:instrText xml:space="preserve"> PAGEREF _Toc229430742 \h </w:instrText>
+        </w:r>
+        <w:r>
+          <w:rPr>
+            <w:noProof/>
+            <w:webHidden/>
+          </w:rPr>
+        </w:r>
+        <w:r>
+          <w:rPr>
+            <w:noProof/>
+            <w:webHidden/>
+          </w:rPr>
+          <w:fldChar w:fldCharType="separate"/>
+        </w:r>
+        <w:r>
+          <w:rPr>
+            <w:noProof/>
+            <w:webHidden/>
+          </w:rPr>
+          <w:t>13</w:t>
+        </w:r>
+        <w:r>
+          <w:rPr>
+            <w:noProof/>
+            <w:webHidden/>
+          </w:rPr>
+          <w:fldChar w:fldCharType="end"/>
+        </w:r>
+      </w:hyperlink>
+    </w:p>
+    <w:p>
+      <w:pPr>
+        <w:pStyle w:val="ndicedeilustraes"/>
+        <w:tabs>
+          <w:tab w:val="right" w:leader="dot" w:pos="9061"/>
+        </w:tabs>
+        <w:rPr>
+          <w:rFonts w:asciiTheme="minorHAnsi" w:eastAsiaTheme="minorEastAsia" w:hAnsiTheme="minorHAnsi"/>
+          <w:noProof/>
+          <w:kern w:val="2"/>
+          <w:szCs w:val="24"/>
+          <w:lang w:eastAsia="pt-BR"/>
+          <w14:ligatures w14:val="standardContextual"/>
+        </w:rPr>
+      </w:pPr>
+      <w:hyperlink w:anchor="_Toc229430743" w:history="1">
+        <w:r>
+          <w:rPr>
+            <w:rStyle w:val="Hyperlink"/>
+            <w:noProof/>
+          </w:rPr>
+          <w:t>Quadro 2 - Atividades 1º semestre 2026</w:t>
+        </w:r>
+        <w:r>
+          <w:rPr>
+            <w:noProof/>
+            <w:webHidden/>
+          </w:rPr>
+          <w:tab/>
+        </w:r>
+        <w:r>
+          <w:rPr>
+            <w:noProof/>
+            <w:webHidden/>
+          </w:rPr>
+          <w:fldChar w:fldCharType="begin"/>
+        </w:r>
+        <w:r>
+          <w:rPr>
+            <w:noProof/>
+            <w:webHidden/>
+          </w:rPr>
+          <w:instrText xml:space="preserve"> PAGEREF _Toc229430743 \h </w:instrText>
+        </w:r>
+        <w:r>
+          <w:rPr>
+            <w:noProof/>
+            <w:webHidden/>
+          </w:rPr>
+        </w:r>
+        <w:r>
+          <w:rPr>
+            <w:noProof/>
+            <w:webHidden/>
+          </w:rPr>
+          <w:fldChar w:fldCharType="separate"/>
+        </w:r>
+        <w:r>
+          <w:rPr>
+            <w:noProof/>
+            <w:webHidden/>
+          </w:rPr>
+          <w:t>13</w:t>
+        </w:r>
+        <w:r>
+          <w:rPr>
+            <w:noProof/>
+            <w:webHidden/>
+          </w:rPr>
+          <w:fldChar w:fldCharType="end"/>
+        </w:r>
+      </w:hyperlink>
+    </w:p>
+    <w:p>
+      <w:pPr>
+        <w:pStyle w:val="ndicedeilustraes"/>
+        <w:tabs>
+          <w:tab w:val="right" w:leader="dot" w:pos="9061"/>
+        </w:tabs>
+        <w:rPr>
+          <w:rFonts w:asciiTheme="minorHAnsi" w:eastAsiaTheme="minorEastAsia" w:hAnsiTheme="minorHAnsi"/>
+          <w:noProof/>
+          <w:kern w:val="2"/>
+          <w:szCs w:val="24"/>
+          <w:lang w:eastAsia="pt-BR"/>
+          <w14:ligatures w14:val="standardContextual"/>
+        </w:rPr>
+      </w:pPr>
+      <w:hyperlink w:anchor="_Toc229430744" w:history="1">
+        <w:r>
+          <w:rPr>
+            <w:rStyle w:val="Hyperlink"/>
+            <w:noProof/>
+          </w:rPr>
+          <w:t>Tabela</w:t>
+        </w:r>
+        <w:r>
+          <w:rPr>
+            <w:rStyle w:val="Hyperlink"/>
+            <w:noProof/>
+          </w:rPr>
+          <w:t xml:space="preserve"> </w:t>
+        </w:r>
+        <w:r>
+          <w:rPr>
+            <w:rStyle w:val="Hyperlink"/>
+            <w:noProof/>
+          </w:rPr>
+          <w:t>1 - USUÁRIOS</w:t>
+        </w:r>
+        <w:r>
+          <w:rPr>
+            <w:noProof/>
+            <w:webHidden/>
+          </w:rPr>
+          <w:tab/>
+        </w:r>
+        <w:r>
+          <w:rPr>
+            <w:noProof/>
+            <w:webHidden/>
+          </w:rPr>
+          <w:fldChar w:fldCharType="begin"/>
+        </w:r>
+        <w:r>
+          <w:rPr>
+            <w:noProof/>
+            <w:webHidden/>
+          </w:rPr>
+          <w:instrText xml:space="preserve"> PAGEREF _Toc229430744 \h </w:instrText>
         </w:r>
         <w:r>
           <w:rPr>
@@ -1368,13 +1672,13 @@
           <w14:ligatures w14:val="standardContextual"/>
         </w:rPr>
       </w:pPr>
-      <w:hyperlink w:anchor="_Toc228999387" w:history="1">
+      <w:hyperlink w:anchor="_Toc229430745" w:history="1">
         <w:r>
           <w:rPr>
             <w:rStyle w:val="Hyperlink"/>
             <w:noProof/>
           </w:rPr>
-          <w:t>Tabela 3 – USUARIO_EMPRESAS</w:t>
+          <w:t>Tabela 2 - EMPRESAS</w:t>
         </w:r>
         <w:r>
           <w:rPr>
@@ -1395,7 +1699,7 @@
             <w:noProof/>
             <w:webHidden/>
           </w:rPr>
-          <w:instrText xml:space="preserve"> PAGEREF _Toc228999387 \h </w:instrText>
+          <w:instrText xml:space="preserve"> PAGEREF _Toc229430745 \h </w:instrText>
         </w:r>
         <w:r>
           <w:rPr>
@@ -1441,13 +1745,13 @@
           <w14:ligatures w14:val="standardContextual"/>
         </w:rPr>
       </w:pPr>
-      <w:hyperlink w:anchor="_Toc228999388" w:history="1">
+      <w:hyperlink w:anchor="_Toc229430746" w:history="1">
         <w:r>
           <w:rPr>
             <w:rStyle w:val="Hyperlink"/>
             <w:noProof/>
           </w:rPr>
-          <w:t>Tabela 5 – REGIME_EMPRESA</w:t>
+          <w:t>Tabela 3 – USUARIO_EMPRESAS</w:t>
         </w:r>
         <w:r>
           <w:rPr>
@@ -1468,7 +1772,7 @@
             <w:noProof/>
             <w:webHidden/>
           </w:rPr>
-          <w:instrText xml:space="preserve"> PAGEREF _Toc228999388 \h </w:instrText>
+          <w:instrText xml:space="preserve"> PAGEREF _Toc229430746 \h </w:instrText>
         </w:r>
         <w:r>
           <w:rPr>
@@ -1514,7 +1818,80 @@
           <w14:ligatures w14:val="standardContextual"/>
         </w:rPr>
       </w:pPr>
-      <w:hyperlink w:anchor="_Toc228999389" w:history="1">
+      <w:hyperlink w:anchor="_Toc229430747" w:history="1">
+        <w:r>
+          <w:rPr>
+            <w:rStyle w:val="Hyperlink"/>
+            <w:noProof/>
+          </w:rPr>
+          <w:t>Tabela 5 – REGIME_EMPRESA</w:t>
+        </w:r>
+        <w:r>
+          <w:rPr>
+            <w:noProof/>
+            <w:webHidden/>
+          </w:rPr>
+          <w:tab/>
+        </w:r>
+        <w:r>
+          <w:rPr>
+            <w:noProof/>
+            <w:webHidden/>
+          </w:rPr>
+          <w:fldChar w:fldCharType="begin"/>
+        </w:r>
+        <w:r>
+          <w:rPr>
+            <w:noProof/>
+            <w:webHidden/>
+          </w:rPr>
+          <w:instrText xml:space="preserve"> PAGEREF _Toc229430747 \h </w:instrText>
+        </w:r>
+        <w:r>
+          <w:rPr>
+            <w:noProof/>
+            <w:webHidden/>
+          </w:rPr>
+        </w:r>
+        <w:r>
+          <w:rPr>
+            <w:noProof/>
+            <w:webHidden/>
+          </w:rPr>
+          <w:fldChar w:fldCharType="separate"/>
+        </w:r>
+        <w:r>
+          <w:rPr>
+            <w:noProof/>
+            <w:webHidden/>
+          </w:rPr>
+          <w:t>21</w:t>
+        </w:r>
+        <w:r>
+          <w:rPr>
+            <w:noProof/>
+            <w:webHidden/>
+          </w:rPr>
+          <w:fldChar w:fldCharType="end"/>
+        </w:r>
+      </w:hyperlink>
+    </w:p>
+    <w:p>
+      <w:pPr>
+        <w:pStyle w:val="ndicedeilustraes"/>
+        <w:tabs>
+          <w:tab w:val="right" w:leader="dot" w:pos="9061"/>
+        </w:tabs>
+        <w:rPr>
+          <w:rFonts w:asciiTheme="minorHAnsi" w:eastAsiaTheme="minorEastAsia" w:hAnsiTheme="minorHAnsi"/>
+          <w:noProof/>
+          <w:kern w:val="2"/>
+          <w:szCs w:val="24"/>
+          <w:lang w:eastAsia="pt-BR"/>
+          <w14:ligatures w14:val="standardContextual"/>
+        </w:rPr>
+      </w:pPr>
+      <w:hyperlink w:anchor="_Toc229430748" w:history="1">
         <w:r>
           <w:rPr>
             <w:rStyle w:val="Hyperlink"/>
@@ -1541,80 +1918,7 @@
             <w:noProof/>
             <w:webHidden/>
           </w:rPr>
-          <w:instrText xml:space="preserve"> PAGEREF _Toc228999389 \h </w:instrText>
-        </w:r>
-        <w:r>
-          <w:rPr>
-            <w:noProof/>
-            <w:webHidden/>
-          </w:rPr>
-        </w:r>
-        <w:r>
-          <w:rPr>
-            <w:noProof/>
-            <w:webHidden/>
-          </w:rPr>
-          <w:fldChar w:fldCharType="separate"/>
-        </w:r>
-        <w:r>
-          <w:rPr>
-            <w:noProof/>
-            <w:webHidden/>
-          </w:rPr>
-          <w:t>22</w:t>
-        </w:r>
-        <w:r>
-          <w:rPr>
-            <w:noProof/>
-            <w:webHidden/>
-          </w:rPr>
-          <w:fldChar w:fldCharType="end"/>
-        </w:r>
-      </w:hyperlink>
-    </w:p>
-    <w:p>
-      <w:pPr>
-        <w:pStyle w:val="ndicedeilustraes"/>
-        <w:tabs>
-          <w:tab w:val="right" w:leader="dot" w:pos="9061"/>
-        </w:tabs>
-        <w:rPr>
-          <w:rFonts w:asciiTheme="minorHAnsi" w:eastAsiaTheme="minorEastAsia" w:hAnsiTheme="minorHAnsi"/>
-          <w:noProof/>
-          <w:kern w:val="2"/>
-          <w:szCs w:val="24"/>
-          <w:lang w:eastAsia="pt-BR"/>
-          <w14:ligatures w14:val="standardContextual"/>
-        </w:rPr>
-      </w:pPr>
-      <w:hyperlink w:anchor="_Toc228999390" w:history="1">
-        <w:r>
-          <w:rPr>
-            <w:rStyle w:val="Hyperlink"/>
-            <w:noProof/>
-          </w:rPr>
-          <w:t>Tabela 7 -  TIPO_DOCUMENTOS</w:t>
-        </w:r>
-        <w:r>
-          <w:rPr>
-            <w:noProof/>
-            <w:webHidden/>
-          </w:rPr>
-          <w:tab/>
-        </w:r>
-        <w:r>
-          <w:rPr>
-            <w:noProof/>
-            <w:webHidden/>
-          </w:rPr>
-          <w:fldChar w:fldCharType="begin"/>
-        </w:r>
-        <w:r>
-          <w:rPr>
-            <w:noProof/>
-            <w:webHidden/>
-          </w:rPr>
-          <w:instrText xml:space="preserve"> PAGEREF _Toc228999390 \h </w:instrText>
+          <w:instrText xml:space="preserve"> PAGEREF _Toc229430748 \h </w:instrText>
         </w:r>
         <w:r>
           <w:rPr>
@@ -1660,13 +1964,13 @@
           <w14:ligatures w14:val="standardContextual"/>
         </w:rPr>
       </w:pPr>
-      <w:hyperlink w:anchor="_Toc228999391" w:history="1">
+      <w:hyperlink w:anchor="_Toc229430749" w:history="1">
         <w:r>
           <w:rPr>
             <w:rStyle w:val="Hyperlink"/>
             <w:noProof/>
           </w:rPr>
-          <w:t>Tabela 8 - PRAZOS</w:t>
+          <w:t>Tabela 7 -  TIPO_DOCUMENTOS</w:t>
         </w:r>
         <w:r>
           <w:rPr>
@@ -1687,80 +1991,7 @@
             <w:noProof/>
             <w:webHidden/>
           </w:rPr>
-          <w:instrText xml:space="preserve"> PAGEREF _Toc228999391 \h </w:instrText>
-        </w:r>
-        <w:r>
-          <w:rPr>
-            <w:noProof/>
-            <w:webHidden/>
-          </w:rPr>
-        </w:r>
-        <w:r>
-          <w:rPr>
-            <w:noProof/>
-            <w:webHidden/>
-          </w:rPr>
-          <w:fldChar w:fldCharType="separate"/>
-        </w:r>
-        <w:r>
-          <w:rPr>
-            <w:noProof/>
-            <w:webHidden/>
-          </w:rPr>
-          <w:t>23</w:t>
-        </w:r>
-        <w:r>
-          <w:rPr>
-            <w:noProof/>
-            <w:webHidden/>
-          </w:rPr>
-          <w:fldChar w:fldCharType="end"/>
-        </w:r>
-      </w:hyperlink>
-    </w:p>
-    <w:p>
-      <w:pPr>
-        <w:pStyle w:val="ndicedeilustraes"/>
-        <w:tabs>
-          <w:tab w:val="right" w:leader="dot" w:pos="9061"/>
-        </w:tabs>
-        <w:rPr>
-          <w:rFonts w:asciiTheme="minorHAnsi" w:eastAsiaTheme="minorEastAsia" w:hAnsiTheme="minorHAnsi"/>
-          <w:noProof/>
-          <w:kern w:val="2"/>
-          <w:szCs w:val="24"/>
-          <w:lang w:eastAsia="pt-BR"/>
-          <w14:ligatures w14:val="standardContextual"/>
-        </w:rPr>
-      </w:pPr>
-      <w:hyperlink w:anchor="_Toc228999392" w:history="1">
-        <w:r>
-          <w:rPr>
-            <w:rStyle w:val="Hyperlink"/>
-            <w:noProof/>
-          </w:rPr>
-          <w:t>Tabela 9 – AUDITORIA</w:t>
-        </w:r>
-        <w:r>
-          <w:rPr>
-            <w:noProof/>
-            <w:webHidden/>
-          </w:rPr>
-          <w:tab/>
-        </w:r>
-        <w:r>
-          <w:rPr>
-            <w:noProof/>
-            <w:webHidden/>
-          </w:rPr>
-          <w:fldChar w:fldCharType="begin"/>
-        </w:r>
-        <w:r>
-          <w:rPr>
-            <w:noProof/>
-            <w:webHidden/>
-          </w:rPr>
-          <w:instrText xml:space="preserve"> PAGEREF _Toc228999392 \h </w:instrText>
+          <w:instrText xml:space="preserve"> PAGEREF _Toc229430749 \h </w:instrText>
         </w:r>
         <w:r>
           <w:rPr>
@@ -1792,6 +2023,152 @@
       </w:hyperlink>
     </w:p>
     <w:p>
+      <w:pPr>
+        <w:pStyle w:val="ndicedeilustraes"/>
+        <w:tabs>
+          <w:tab w:val="right" w:leader="dot" w:pos="9061"/>
+        </w:tabs>
+        <w:rPr>
+          <w:rFonts w:asciiTheme="minorHAnsi" w:eastAsiaTheme="minorEastAsia" w:hAnsiTheme="minorHAnsi"/>
+          <w:noProof/>
+          <w:kern w:val="2"/>
+          <w:szCs w:val="24"/>
+          <w:lang w:eastAsia="pt-BR"/>
+          <w14:ligatures w14:val="standardContextual"/>
+        </w:rPr>
+      </w:pPr>
+      <w:hyperlink w:anchor="_Toc229430750" w:history="1">
+        <w:r>
+          <w:rPr>
+            <w:rStyle w:val="Hyperlink"/>
+            <w:noProof/>
+          </w:rPr>
+          <w:t>Tabela 8 - PRAZOS</w:t>
+        </w:r>
+        <w:r>
+          <w:rPr>
+            <w:noProof/>
+            <w:webHidden/>
+          </w:rPr>
+          <w:tab/>
+        </w:r>
+        <w:r>
+          <w:rPr>
+            <w:noProof/>
+            <w:webHidden/>
+          </w:rPr>
+          <w:fldChar w:fldCharType="begin"/>
+        </w:r>
+        <w:r>
+          <w:rPr>
+            <w:noProof/>
+            <w:webHidden/>
+          </w:rPr>
+          <w:instrText xml:space="preserve"> PAGEREF _Toc229430750 \h </w:instrText>
+        </w:r>
+        <w:r>
+          <w:rPr>
+            <w:noProof/>
+            <w:webHidden/>
+          </w:rPr>
+        </w:r>
+        <w:r>
+          <w:rPr>
+            <w:noProof/>
+            <w:webHidden/>
+          </w:rPr>
+          <w:fldChar w:fldCharType="separate"/>
+        </w:r>
+        <w:r>
+          <w:rPr>
+            <w:noProof/>
+            <w:webHidden/>
+          </w:rPr>
+          <w:t>24</w:t>
+        </w:r>
+        <w:r>
+          <w:rPr>
+            <w:noProof/>
+            <w:webHidden/>
+          </w:rPr>
+          <w:fldChar w:fldCharType="end"/>
+        </w:r>
+      </w:hyperlink>
+    </w:p>
+    <w:p>
+      <w:pPr>
+        <w:pStyle w:val="ndicedeilustraes"/>
+        <w:tabs>
+          <w:tab w:val="right" w:leader="dot" w:pos="9061"/>
+        </w:tabs>
+        <w:rPr>
+          <w:rFonts w:asciiTheme="minorHAnsi" w:eastAsiaTheme="minorEastAsia" w:hAnsiTheme="minorHAnsi"/>
+          <w:noProof/>
+          <w:kern w:val="2"/>
+          <w:szCs w:val="24"/>
+          <w:lang w:eastAsia="pt-BR"/>
+          <w14:ligatures w14:val="standardContextual"/>
+        </w:rPr>
+      </w:pPr>
+      <w:hyperlink w:anchor="_Toc229430751" w:history="1">
+        <w:r>
+          <w:rPr>
+            <w:rStyle w:val="Hyperlink"/>
+            <w:noProof/>
+          </w:rPr>
+          <w:t>Tabela 9 – AUDITORIA</w:t>
+        </w:r>
+        <w:r>
+          <w:rPr>
+            <w:noProof/>
+            <w:webHidden/>
+          </w:rPr>
+          <w:tab/>
+        </w:r>
+        <w:r>
+          <w:rPr>
+            <w:noProof/>
+            <w:webHidden/>
+          </w:rPr>
+          <w:fldChar w:fldCharType="begin"/>
+        </w:r>
+        <w:r>
+          <w:rPr>
+            <w:noProof/>
+            <w:webHidden/>
+          </w:rPr>
+          <w:instrText xml:space="preserve"> PAGEREF _Toc229430751 \h </w:instrText>
+        </w:r>
+        <w:r>
+          <w:rPr>
+            <w:noProof/>
+            <w:webHidden/>
+          </w:rPr>
+        </w:r>
+        <w:r>
+          <w:rPr>
+            <w:noProof/>
+            <w:webHidden/>
+          </w:rPr>
+          <w:fldChar w:fldCharType="separate"/>
+        </w:r>
+        <w:r>
+          <w:rPr>
+            <w:noProof/>
+            <w:webHidden/>
+          </w:rPr>
+          <w:t>25</w:t>
+        </w:r>
+        <w:r>
+          <w:rPr>
+            <w:noProof/>
+            <w:webHidden/>
+          </w:rPr>
+          <w:fldChar w:fldCharType="end"/>
+        </w:r>
+      </w:hyperlink>
+    </w:p>
+    <w:p>
       <w:r>
         <w:fldChar w:fldCharType="end"/>
       </w:r>
@@ -1807,60 +2184,11 @@
       <w:r>
         <w:br w:type="page"/>
       </w:r>
-    </w:p>
-    <w:p>
-      <w:pPr>
-        <w:jc w:val="center"/>
+      <w:r>
         <w:rPr>
           <w:b/>
-          <w:sz w:val="28"/>
-        </w:rPr>
-      </w:pPr>
-      <w:r>
-        <w:rPr>
-          <w:b/>
-          <w:sz w:val="28"/>
         </w:rPr>
         <w:lastRenderedPageBreak/>
-        <w:t>LISTA DE TABELAS</w:t>
-      </w:r>
-    </w:p>
-    <w:p/>
-    <w:p>
-      <w:r>
-        <w:fldChar w:fldCharType="begin"/>
-      </w:r>
-      <w:r>
-        <w:instrText xml:space="preserve"> TOC \h \z \c "Tabela" </w:instrText>
-      </w:r>
-      <w:r>
-        <w:fldChar w:fldCharType="separate"/>
-      </w:r>
-      <w:r>
-        <w:rPr>
-          <w:b/>
-          <w:bCs/>
-          <w:noProof/>
-        </w:rPr>
-        <w:t>Nenhuma entrada de índice de ilustrações foi encontrada.</w:t>
-      </w:r>
-      <w:r>
-        <w:fldChar w:fldCharType="end"/>
-      </w:r>
-    </w:p>
-    <w:p/>
-    <w:p>
-      <w:pPr>
-        <w:spacing w:after="200" w:line="276" w:lineRule="auto"/>
-        <w:jc w:val="left"/>
-        <w:rPr>
-          <w:b/>
-        </w:rPr>
-      </w:pPr>
-      <w:r>
-        <w:rPr>
-          <w:b/>
-        </w:rPr>
         <w:br w:type="page"/>
       </w:r>
     </w:p>
@@ -1953,8 +2281,10 @@
             <w:rPr>
               <w:rFonts w:asciiTheme="minorHAnsi" w:eastAsiaTheme="minorEastAsia" w:hAnsiTheme="minorHAnsi"/>
               <w:noProof/>
-              <w:sz w:val="22"/>
+              <w:kern w:val="2"/>
+              <w:szCs w:val="24"/>
               <w:lang w:eastAsia="pt-BR"/>
+              <w14:ligatures w14:val="standardContextual"/>
             </w:rPr>
           </w:pPr>
           <w:r>
@@ -1966,7 +2296,7 @@
           <w:r>
             <w:fldChar w:fldCharType="separate"/>
           </w:r>
-          <w:hyperlink w:anchor="_Toc215511586" w:history="1">
+          <w:hyperlink w:anchor="_Toc229430752" w:history="1">
             <w:r>
               <w:rPr>
                 <w:rStyle w:val="Hyperlink"/>
@@ -1979,8 +2309,10 @@
               <w:rPr>
                 <w:rFonts w:asciiTheme="minorHAnsi" w:eastAsiaTheme="minorEastAsia" w:hAnsiTheme="minorHAnsi"/>
                 <w:noProof/>
-                <w:sz w:val="22"/>
+                <w:kern w:val="2"/>
+                <w:szCs w:val="24"/>
                 <w:lang w:eastAsia="pt-BR"/>
+                <w14:ligatures w14:val="standardContextual"/>
               </w:rPr>
               <w:tab/>
             </w:r>
@@ -2011,7 +2343,7 @@
                 <w:noProof/>
                 <w:webHidden/>
               </w:rPr>
-              <w:instrText xml:space="preserve"> PAGEREF _Toc215511586 \h </w:instrText>
+              <w:instrText xml:space="preserve"> PAGEREF _Toc229430752 \h </w:instrText>
             </w:r>
             <w:r>
               <w:rPr>
@@ -2031,7 +2363,7 @@
                 <w:noProof/>
                 <w:webHidden/>
               </w:rPr>
-              <w:t>10</w:t>
+              <w:t>11</w:t>
             </w:r>
             <w:r>
               <w:rPr>
@@ -2052,11 +2384,13 @@
             <w:rPr>
               <w:rFonts w:asciiTheme="minorHAnsi" w:eastAsiaTheme="minorEastAsia" w:hAnsiTheme="minorHAnsi"/>
               <w:noProof/>
-              <w:sz w:val="22"/>
+              <w:kern w:val="2"/>
+              <w:szCs w:val="24"/>
               <w:lang w:eastAsia="pt-BR"/>
+              <w14:ligatures w14:val="standardContextual"/>
             </w:rPr>
           </w:pPr>
-          <w:hyperlink w:anchor="_Toc215511587" w:history="1">
+          <w:hyperlink w:anchor="_Toc229430753" w:history="1">
             <w:r>
               <w:rPr>
                 <w:rStyle w:val="Hyperlink"/>
@@ -2069,8 +2403,10 @@
               <w:rPr>
                 <w:rFonts w:asciiTheme="minorHAnsi" w:eastAsiaTheme="minorEastAsia" w:hAnsiTheme="minorHAnsi"/>
                 <w:noProof/>
-                <w:sz w:val="22"/>
+                <w:kern w:val="2"/>
+                <w:szCs w:val="24"/>
                 <w:lang w:eastAsia="pt-BR"/>
+                <w14:ligatures w14:val="standardContextual"/>
               </w:rPr>
               <w:tab/>
             </w:r>
@@ -2101,7 +2437,7 @@
                 <w:noProof/>
                 <w:webHidden/>
               </w:rPr>
-              <w:instrText xml:space="preserve"> PAGEREF _Toc215511587 \h </w:instrText>
+              <w:instrText xml:space="preserve"> PAGEREF _Toc229430753 \h </w:instrText>
             </w:r>
             <w:r>
               <w:rPr>
@@ -2121,7 +2457,7 @@
                 <w:noProof/>
                 <w:webHidden/>
               </w:rPr>
-              <w:t>11</w:t>
+              <w:t>12</w:t>
             </w:r>
             <w:r>
               <w:rPr>
@@ -2142,11 +2478,13 @@
             <w:rPr>
               <w:rFonts w:asciiTheme="minorHAnsi" w:eastAsiaTheme="minorEastAsia" w:hAnsiTheme="minorHAnsi"/>
               <w:noProof/>
-              <w:sz w:val="22"/>
+              <w:kern w:val="2"/>
+              <w:szCs w:val="24"/>
               <w:lang w:eastAsia="pt-BR"/>
+              <w14:ligatures w14:val="standardContextual"/>
             </w:rPr>
           </w:pPr>
-          <w:hyperlink w:anchor="_Toc215511588" w:history="1">
+          <w:hyperlink w:anchor="_Toc229430754" w:history="1">
             <w:r>
               <w:rPr>
                 <w:rStyle w:val="Hyperlink"/>
@@ -2159,8 +2497,10 @@
               <w:rPr>
                 <w:rFonts w:asciiTheme="minorHAnsi" w:eastAsiaTheme="minorEastAsia" w:hAnsiTheme="minorHAnsi"/>
                 <w:noProof/>
-                <w:sz w:val="22"/>
+                <w:kern w:val="2"/>
+                <w:szCs w:val="24"/>
                 <w:lang w:eastAsia="pt-BR"/>
+                <w14:ligatures w14:val="standardContextual"/>
               </w:rPr>
               <w:tab/>
             </w:r>
@@ -2191,7 +2531,7 @@
                 <w:noProof/>
                 <w:webHidden/>
               </w:rPr>
-              <w:instrText xml:space="preserve"> PAGEREF _Toc215511588 \h </w:instrText>
+              <w:instrText xml:space="preserve"> PAGEREF _Toc229430754 \h </w:instrText>
             </w:r>
             <w:r>
               <w:rPr>
@@ -2211,7 +2551,7 @@
                 <w:noProof/>
                 <w:webHidden/>
               </w:rPr>
-              <w:t>12</w:t>
+              <w:t>13</w:t>
             </w:r>
             <w:r>
               <w:rPr>
@@ -2232,11 +2572,13 @@
             <w:rPr>
               <w:rFonts w:asciiTheme="minorHAnsi" w:eastAsiaTheme="minorEastAsia" w:hAnsiTheme="minorHAnsi"/>
               <w:noProof/>
-              <w:sz w:val="22"/>
+              <w:kern w:val="2"/>
+              <w:szCs w:val="24"/>
               <w:lang w:eastAsia="pt-BR"/>
+              <w14:ligatures w14:val="standardContextual"/>
             </w:rPr>
           </w:pPr>
-          <w:hyperlink w:anchor="_Toc215511589" w:history="1">
+          <w:hyperlink w:anchor="_Toc229430755" w:history="1">
             <w:r>
               <w:rPr>
                 <w:rStyle w:val="Hyperlink"/>
@@ -2249,8 +2591,10 @@
               <w:rPr>
                 <w:rFonts w:asciiTheme="minorHAnsi" w:eastAsiaTheme="minorEastAsia" w:hAnsiTheme="minorHAnsi"/>
                 <w:noProof/>
-                <w:sz w:val="22"/>
+                <w:kern w:val="2"/>
+                <w:szCs w:val="24"/>
                 <w:lang w:eastAsia="pt-BR"/>
+                <w14:ligatures w14:val="standardContextual"/>
               </w:rPr>
               <w:tab/>
             </w:r>
@@ -2281,7 +2625,7 @@
                 <w:noProof/>
                 <w:webHidden/>
               </w:rPr>
-              <w:instrText xml:space="preserve"> PAGEREF _Toc215511589 \h </w:instrText>
+              <w:instrText xml:space="preserve"> PAGEREF _Toc229430755 \h </w:instrText>
             </w:r>
             <w:r>
               <w:rPr>
@@ -2301,7 +2645,7 @@
                 <w:noProof/>
                 <w:webHidden/>
               </w:rPr>
-              <w:t>13</w:t>
+              <w:t>14</w:t>
             </w:r>
             <w:r>
               <w:rPr>
@@ -2322,11 +2666,13 @@
             <w:rPr>
               <w:rFonts w:asciiTheme="minorHAnsi" w:eastAsiaTheme="minorEastAsia" w:hAnsiTheme="minorHAnsi"/>
               <w:noProof/>
-              <w:sz w:val="22"/>
+              <w:kern w:val="2"/>
+              <w:szCs w:val="24"/>
               <w:lang w:eastAsia="pt-BR"/>
+              <w14:ligatures w14:val="standardContextual"/>
             </w:rPr>
           </w:pPr>
-          <w:hyperlink w:anchor="_Toc215511590" w:history="1">
+          <w:hyperlink w:anchor="_Toc229430756" w:history="1">
             <w:r>
               <w:rPr>
                 <w:rStyle w:val="Hyperlink"/>
@@ -2339,8 +2685,10 @@
               <w:rPr>
                 <w:rFonts w:asciiTheme="minorHAnsi" w:eastAsiaTheme="minorEastAsia" w:hAnsiTheme="minorHAnsi"/>
                 <w:noProof/>
-                <w:sz w:val="22"/>
+                <w:kern w:val="2"/>
+                <w:szCs w:val="24"/>
                 <w:lang w:eastAsia="pt-BR"/>
+                <w14:ligatures w14:val="standardContextual"/>
               </w:rPr>
               <w:tab/>
             </w:r>
@@ -2371,7 +2719,7 @@
                 <w:noProof/>
                 <w:webHidden/>
               </w:rPr>
-              <w:instrText xml:space="preserve"> PAGEREF _Toc215511590 \h </w:instrText>
+              <w:instrText xml:space="preserve"> PAGEREF _Toc229430756 \h </w:instrText>
             </w:r>
             <w:r>
               <w:rPr>
@@ -2391,7 +2739,7 @@
                 <w:noProof/>
                 <w:webHidden/>
               </w:rPr>
-              <w:t>14</w:t>
+              <w:t>15</w:t>
             </w:r>
             <w:r>
               <w:rPr>
@@ -2412,11 +2760,13 @@
             <w:rPr>
               <w:rFonts w:asciiTheme="minorHAnsi" w:eastAsiaTheme="minorEastAsia" w:hAnsiTheme="minorHAnsi"/>
               <w:noProof/>
-              <w:sz w:val="22"/>
+              <w:kern w:val="2"/>
+              <w:szCs w:val="24"/>
               <w:lang w:eastAsia="pt-BR"/>
+              <w14:ligatures w14:val="standardContextual"/>
             </w:rPr>
           </w:pPr>
-          <w:hyperlink w:anchor="_Toc215511591" w:history="1">
+          <w:hyperlink w:anchor="_Toc229430757" w:history="1">
             <w:r>
               <w:rPr>
                 <w:rStyle w:val="Hyperlink"/>
@@ -2429,8 +2779,10 @@
               <w:rPr>
                 <w:rFonts w:asciiTheme="minorHAnsi" w:eastAsiaTheme="minorEastAsia" w:hAnsiTheme="minorHAnsi"/>
                 <w:noProof/>
-                <w:sz w:val="22"/>
+                <w:kern w:val="2"/>
+                <w:szCs w:val="24"/>
                 <w:lang w:eastAsia="pt-BR"/>
+                <w14:ligatures w14:val="standardContextual"/>
               </w:rPr>
               <w:tab/>
             </w:r>
@@ -2461,7 +2813,7 @@
                 <w:noProof/>
                 <w:webHidden/>
               </w:rPr>
-              <w:instrText xml:space="preserve"> PAGEREF _Toc215511591 \h </w:instrText>
+              <w:instrText xml:space="preserve"> PAGEREF _Toc229430757 \h </w:instrText>
             </w:r>
             <w:r>
               <w:rPr>
@@ -2481,7 +2833,7 @@
                 <w:noProof/>
                 <w:webHidden/>
               </w:rPr>
-              <w:t>15</w:t>
+              <w:t>16</w:t>
             </w:r>
             <w:r>
               <w:rPr>
@@ -2502,11 +2854,13 @@
             <w:rPr>
               <w:rFonts w:asciiTheme="minorHAnsi" w:eastAsiaTheme="minorEastAsia" w:hAnsiTheme="minorHAnsi"/>
               <w:noProof/>
-              <w:sz w:val="22"/>
+              <w:kern w:val="2"/>
+              <w:szCs w:val="24"/>
               <w:lang w:eastAsia="pt-BR"/>
+              <w14:ligatures w14:val="standardContextual"/>
             </w:rPr>
           </w:pPr>
-          <w:hyperlink w:anchor="_Toc215511592" w:history="1">
+          <w:hyperlink w:anchor="_Toc229430758" w:history="1">
             <w:r>
               <w:rPr>
                 <w:rStyle w:val="Hyperlink"/>
@@ -2519,8 +2873,10 @@
               <w:rPr>
                 <w:rFonts w:asciiTheme="minorHAnsi" w:eastAsiaTheme="minorEastAsia" w:hAnsiTheme="minorHAnsi"/>
                 <w:noProof/>
-                <w:sz w:val="22"/>
+                <w:kern w:val="2"/>
+                <w:szCs w:val="24"/>
                 <w:lang w:eastAsia="pt-BR"/>
+                <w14:ligatures w14:val="standardContextual"/>
               </w:rPr>
               <w:tab/>
             </w:r>
@@ -2551,7 +2907,7 @@
                 <w:noProof/>
                 <w:webHidden/>
               </w:rPr>
-              <w:instrText xml:space="preserve"> PAGEREF _Toc215511592 \h </w:instrText>
+              <w:instrText xml:space="preserve"> PAGEREF _Toc229430758 \h </w:instrText>
             </w:r>
             <w:r>
               <w:rPr>
@@ -2571,7 +2927,7 @@
                 <w:noProof/>
                 <w:webHidden/>
               </w:rPr>
-              <w:t>16</w:t>
+              <w:t>17</w:t>
             </w:r>
             <w:r>
               <w:rPr>
@@ -2586,17 +2942,19 @@
           <w:pPr>
             <w:pStyle w:val="Sumrio2"/>
             <w:tabs>
-              <w:tab w:val="left" w:pos="880"/>
+              <w:tab w:val="left" w:pos="960"/>
               <w:tab w:val="right" w:leader="dot" w:pos="9061"/>
             </w:tabs>
             <w:rPr>
               <w:rFonts w:asciiTheme="minorHAnsi" w:eastAsiaTheme="minorEastAsia" w:hAnsiTheme="minorHAnsi"/>
               <w:noProof/>
-              <w:sz w:val="22"/>
+              <w:kern w:val="2"/>
+              <w:szCs w:val="24"/>
               <w:lang w:eastAsia="pt-BR"/>
+              <w14:ligatures w14:val="standardContextual"/>
             </w:rPr>
           </w:pPr>
-          <w:hyperlink w:anchor="_Toc215511593" w:history="1">
+          <w:hyperlink w:anchor="_Toc229430759" w:history="1">
             <w:r>
               <w:rPr>
                 <w:rStyle w:val="Hyperlink"/>
@@ -2610,8 +2968,10 @@
               <w:rPr>
                 <w:rFonts w:asciiTheme="minorHAnsi" w:eastAsiaTheme="minorEastAsia" w:hAnsiTheme="minorHAnsi"/>
                 <w:noProof/>
-                <w:sz w:val="22"/>
+                <w:kern w:val="2"/>
+                <w:szCs w:val="24"/>
                 <w:lang w:eastAsia="pt-BR"/>
+                <w14:ligatures w14:val="standardContextual"/>
               </w:rPr>
               <w:tab/>
             </w:r>
@@ -2643,7 +3003,7 @@
                 <w:noProof/>
                 <w:webHidden/>
               </w:rPr>
-              <w:instrText xml:space="preserve"> PAGEREF _Toc215511593 \h </w:instrText>
+              <w:instrText xml:space="preserve"> PAGEREF _Toc229430759 \h </w:instrText>
             </w:r>
             <w:r>
               <w:rPr>
@@ -2663,7 +3023,7 @@
                 <w:noProof/>
                 <w:webHidden/>
               </w:rPr>
-              <w:t>16</w:t>
+              <w:t>17</w:t>
             </w:r>
             <w:r>
               <w:rPr>
@@ -2678,17 +3038,19 @@
           <w:pPr>
             <w:pStyle w:val="Sumrio2"/>
             <w:tabs>
-              <w:tab w:val="left" w:pos="880"/>
+              <w:tab w:val="left" w:pos="960"/>
               <w:tab w:val="right" w:leader="dot" w:pos="9061"/>
             </w:tabs>
             <w:rPr>
               <w:rFonts w:asciiTheme="minorHAnsi" w:eastAsiaTheme="minorEastAsia" w:hAnsiTheme="minorHAnsi"/>
               <w:noProof/>
-              <w:sz w:val="22"/>
+              <w:kern w:val="2"/>
+              <w:szCs w:val="24"/>
               <w:lang w:eastAsia="pt-BR"/>
+              <w14:ligatures w14:val="standardContextual"/>
             </w:rPr>
           </w:pPr>
-          <w:hyperlink w:anchor="_Toc215511594" w:history="1">
+          <w:hyperlink w:anchor="_Toc229430760" w:history="1">
             <w:r>
               <w:rPr>
                 <w:rStyle w:val="Hyperlink"/>
@@ -2702,8 +3064,10 @@
               <w:rPr>
                 <w:rFonts w:asciiTheme="minorHAnsi" w:eastAsiaTheme="minorEastAsia" w:hAnsiTheme="minorHAnsi"/>
                 <w:noProof/>
-                <w:sz w:val="22"/>
+                <w:kern w:val="2"/>
+                <w:szCs w:val="24"/>
                 <w:lang w:eastAsia="pt-BR"/>
+                <w14:ligatures w14:val="standardContextual"/>
               </w:rPr>
               <w:tab/>
             </w:r>
@@ -2735,7 +3099,7 @@
                 <w:noProof/>
                 <w:webHidden/>
               </w:rPr>
-              <w:instrText xml:space="preserve"> PAGEREF _Toc215511594 \h </w:instrText>
+              <w:instrText xml:space="preserve"> PAGEREF _Toc229430760 \h </w:instrText>
             </w:r>
             <w:r>
               <w:rPr>
@@ -2755,7 +3119,7 @@
                 <w:noProof/>
                 <w:webHidden/>
               </w:rPr>
-              <w:t>17</w:t>
+              <w:t>18</w:t>
             </w:r>
             <w:r>
               <w:rPr>
@@ -2770,17 +3134,19 @@
           <w:pPr>
             <w:pStyle w:val="Sumrio2"/>
             <w:tabs>
-              <w:tab w:val="left" w:pos="880"/>
+              <w:tab w:val="left" w:pos="960"/>
               <w:tab w:val="right" w:leader="dot" w:pos="9061"/>
             </w:tabs>
             <w:rPr>
               <w:rFonts w:asciiTheme="minorHAnsi" w:eastAsiaTheme="minorEastAsia" w:hAnsiTheme="minorHAnsi"/>
               <w:noProof/>
-              <w:sz w:val="22"/>
+              <w:kern w:val="2"/>
+              <w:szCs w:val="24"/>
               <w:lang w:eastAsia="pt-BR"/>
+              <w14:ligatures w14:val="standardContextual"/>
             </w:rPr>
           </w:pPr>
-          <w:hyperlink w:anchor="_Toc215511595" w:history="1">
+          <w:hyperlink w:anchor="_Toc229430761" w:history="1">
             <w:r>
               <w:rPr>
                 <w:rStyle w:val="Hyperlink"/>
@@ -2794,8 +3160,10 @@
               <w:rPr>
                 <w:rFonts w:asciiTheme="minorHAnsi" w:eastAsiaTheme="minorEastAsia" w:hAnsiTheme="minorHAnsi"/>
                 <w:noProof/>
-                <w:sz w:val="22"/>
+                <w:kern w:val="2"/>
+                <w:szCs w:val="24"/>
                 <w:lang w:eastAsia="pt-BR"/>
+                <w14:ligatures w14:val="standardContextual"/>
               </w:rPr>
               <w:tab/>
             </w:r>
@@ -2837,7 +3205,7 @@
                 <w:noProof/>
                 <w:webHidden/>
               </w:rPr>
-              <w:instrText xml:space="preserve"> PAGEREF _Toc215511595 \h </w:instrText>
+              <w:instrText xml:space="preserve"> PAGEREF _Toc229430761 \h </w:instrText>
             </w:r>
             <w:r>
               <w:rPr>
@@ -2857,7 +3225,7 @@
                 <w:noProof/>
                 <w:webHidden/>
               </w:rPr>
-              <w:t>18</w:t>
+              <w:t>25</w:t>
             </w:r>
             <w:r>
               <w:rPr>
@@ -2872,17 +3240,19 @@
           <w:pPr>
             <w:pStyle w:val="Sumrio2"/>
             <w:tabs>
-              <w:tab w:val="left" w:pos="880"/>
+              <w:tab w:val="left" w:pos="960"/>
               <w:tab w:val="right" w:leader="dot" w:pos="9061"/>
             </w:tabs>
             <w:rPr>
               <w:rFonts w:asciiTheme="minorHAnsi" w:eastAsiaTheme="minorEastAsia" w:hAnsiTheme="minorHAnsi"/>
               <w:noProof/>
-              <w:sz w:val="22"/>
+              <w:kern w:val="2"/>
+              <w:szCs w:val="24"/>
               <w:lang w:eastAsia="pt-BR"/>
+              <w14:ligatures w14:val="standardContextual"/>
             </w:rPr>
           </w:pPr>
-          <w:hyperlink w:anchor="_Toc215511596" w:history="1">
+          <w:hyperlink w:anchor="_Toc229430762" w:history="1">
             <w:r>
               <w:rPr>
                 <w:rStyle w:val="Hyperlink"/>
@@ -2896,8 +3266,10 @@
               <w:rPr>
                 <w:rFonts w:asciiTheme="minorHAnsi" w:eastAsiaTheme="minorEastAsia" w:hAnsiTheme="minorHAnsi"/>
                 <w:noProof/>
-                <w:sz w:val="22"/>
+                <w:kern w:val="2"/>
+                <w:szCs w:val="24"/>
                 <w:lang w:eastAsia="pt-BR"/>
+                <w14:ligatures w14:val="standardContextual"/>
               </w:rPr>
               <w:tab/>
             </w:r>
@@ -2929,7 +3301,7 @@
                 <w:noProof/>
                 <w:webHidden/>
               </w:rPr>
-              <w:instrText xml:space="preserve"> PAGEREF _Toc215511596 \h </w:instrText>
+              <w:instrText xml:space="preserve"> PAGEREF _Toc229430762 \h </w:instrText>
             </w:r>
             <w:r>
               <w:rPr>
@@ -2949,7 +3321,518 @@
                 <w:noProof/>
                 <w:webHidden/>
               </w:rPr>
-              <w:t>19</w:t>
+              <w:t>27</w:t>
+            </w:r>
+            <w:r>
+              <w:rPr>
+                <w:noProof/>
+                <w:webHidden/>
+              </w:rPr>
+              <w:fldChar w:fldCharType="end"/>
+            </w:r>
+          </w:hyperlink>
+        </w:p>
+        <w:p>
+          <w:pPr>
+            <w:pStyle w:val="Sumrio3"/>
+            <w:tabs>
+              <w:tab w:val="right" w:leader="dot" w:pos="9061"/>
+            </w:tabs>
+            <w:rPr>
+              <w:rFonts w:asciiTheme="minorHAnsi" w:eastAsiaTheme="minorEastAsia" w:hAnsiTheme="minorHAnsi"/>
+              <w:noProof/>
+              <w:kern w:val="2"/>
+              <w:szCs w:val="24"/>
+              <w:lang w:eastAsia="pt-BR"/>
+              <w14:ligatures w14:val="standardContextual"/>
+            </w:rPr>
+          </w:pPr>
+          <w:hyperlink w:anchor="_Toc229430763" w:history="1">
+            <w:r>
+              <w:rPr>
+                <w:rStyle w:val="Hyperlink"/>
+                <w:noProof/>
+              </w:rPr>
+              <w:t>7.4.1 Tela de login</w:t>
+            </w:r>
+            <w:r>
+              <w:rPr>
+                <w:noProof/>
+                <w:webHidden/>
+              </w:rPr>
+              <w:tab/>
+            </w:r>
+            <w:r>
+              <w:rPr>
+                <w:noProof/>
+                <w:webHidden/>
+              </w:rPr>
+              <w:fldChar w:fldCharType="begin"/>
+            </w:r>
+            <w:r>
+              <w:rPr>
+                <w:noProof/>
+                <w:webHidden/>
+              </w:rPr>
+              <w:instrText xml:space="preserve"> PAGEREF _Toc229430763 \h </w:instrText>
+            </w:r>
+            <w:r>
+              <w:rPr>
+                <w:noProof/>
+                <w:webHidden/>
+              </w:rPr>
+            </w:r>
+            <w:r>
+              <w:rPr>
+                <w:noProof/>
+                <w:webHidden/>
+              </w:rPr>
+              <w:fldChar w:fldCharType="separate"/>
+            </w:r>
+            <w:r>
+              <w:rPr>
+                <w:noProof/>
+                <w:webHidden/>
+              </w:rPr>
+              <w:t>27</w:t>
+            </w:r>
+            <w:r>
+              <w:rPr>
+                <w:noProof/>
+                <w:webHidden/>
+              </w:rPr>
+              <w:fldChar w:fldCharType="end"/>
+            </w:r>
+          </w:hyperlink>
+        </w:p>
+        <w:p>
+          <w:pPr>
+            <w:pStyle w:val="Sumrio3"/>
+            <w:tabs>
+              <w:tab w:val="right" w:leader="dot" w:pos="9061"/>
+            </w:tabs>
+            <w:rPr>
+              <w:rFonts w:asciiTheme="minorHAnsi" w:eastAsiaTheme="minorEastAsia" w:hAnsiTheme="minorHAnsi"/>
+              <w:noProof/>
+              <w:kern w:val="2"/>
+              <w:szCs w:val="24"/>
+              <w:lang w:eastAsia="pt-BR"/>
+              <w14:ligatures w14:val="standardContextual"/>
+            </w:rPr>
+          </w:pPr>
+          <w:hyperlink w:anchor="_Toc229430764" w:history="1">
+            <w:r>
+              <w:rPr>
+                <w:rStyle w:val="Hyperlink"/>
+                <w:noProof/>
+              </w:rPr>
+              <w:t>7.4.2 Dashboard da função de administrador</w:t>
+            </w:r>
+            <w:r>
+              <w:rPr>
+                <w:noProof/>
+                <w:webHidden/>
+              </w:rPr>
+              <w:tab/>
+            </w:r>
+            <w:r>
+              <w:rPr>
+                <w:noProof/>
+                <w:webHidden/>
+              </w:rPr>
+              <w:fldChar w:fldCharType="begin"/>
+            </w:r>
+            <w:r>
+              <w:rPr>
+                <w:noProof/>
+                <w:webHidden/>
+              </w:rPr>
+              <w:instrText xml:space="preserve"> PAGEREF _Toc229430764 \h </w:instrText>
+            </w:r>
+            <w:r>
+              <w:rPr>
+                <w:noProof/>
+                <w:webHidden/>
+              </w:rPr>
+            </w:r>
+            <w:r>
+              <w:rPr>
+                <w:noProof/>
+                <w:webHidden/>
+              </w:rPr>
+              <w:fldChar w:fldCharType="separate"/>
+            </w:r>
+            <w:r>
+              <w:rPr>
+                <w:noProof/>
+                <w:webHidden/>
+              </w:rPr>
+              <w:t>28</w:t>
+            </w:r>
+            <w:r>
+              <w:rPr>
+                <w:noProof/>
+                <w:webHidden/>
+              </w:rPr>
+              <w:fldChar w:fldCharType="end"/>
+            </w:r>
+          </w:hyperlink>
+        </w:p>
+        <w:p>
+          <w:pPr>
+            <w:pStyle w:val="Sumrio3"/>
+            <w:tabs>
+              <w:tab w:val="right" w:leader="dot" w:pos="9061"/>
+            </w:tabs>
+            <w:rPr>
+              <w:rFonts w:asciiTheme="minorHAnsi" w:eastAsiaTheme="minorEastAsia" w:hAnsiTheme="minorHAnsi"/>
+              <w:noProof/>
+              <w:kern w:val="2"/>
+              <w:szCs w:val="24"/>
+              <w:lang w:eastAsia="pt-BR"/>
+              <w14:ligatures w14:val="standardContextual"/>
+            </w:rPr>
+          </w:pPr>
+          <w:hyperlink w:anchor="_Toc229430765" w:history="1">
+            <w:r>
+              <w:rPr>
+                <w:rStyle w:val="Hyperlink"/>
+                <w:noProof/>
+              </w:rPr>
+              <w:t>7.4.3 Tela de cadastro de empresas</w:t>
+            </w:r>
+            <w:r>
+              <w:rPr>
+                <w:noProof/>
+                <w:webHidden/>
+              </w:rPr>
+              <w:tab/>
+            </w:r>
+            <w:r>
+              <w:rPr>
+                <w:noProof/>
+                <w:webHidden/>
+              </w:rPr>
+              <w:fldChar w:fldCharType="begin"/>
+            </w:r>
+            <w:r>
+              <w:rPr>
+                <w:noProof/>
+                <w:webHidden/>
+              </w:rPr>
+              <w:instrText xml:space="preserve"> PAGEREF _Toc229430765 \h </w:instrText>
+            </w:r>
+            <w:r>
+              <w:rPr>
+                <w:noProof/>
+                <w:webHidden/>
+              </w:rPr>
+            </w:r>
+            <w:r>
+              <w:rPr>
+                <w:noProof/>
+                <w:webHidden/>
+              </w:rPr>
+              <w:fldChar w:fldCharType="separate"/>
+            </w:r>
+            <w:r>
+              <w:rPr>
+                <w:noProof/>
+                <w:webHidden/>
+              </w:rPr>
+              <w:t>29</w:t>
+            </w:r>
+            <w:r>
+              <w:rPr>
+                <w:noProof/>
+                <w:webHidden/>
+              </w:rPr>
+              <w:fldChar w:fldCharType="end"/>
+            </w:r>
+          </w:hyperlink>
+        </w:p>
+        <w:p>
+          <w:pPr>
+            <w:pStyle w:val="Sumrio3"/>
+            <w:tabs>
+              <w:tab w:val="right" w:leader="dot" w:pos="9061"/>
+            </w:tabs>
+            <w:rPr>
+              <w:rFonts w:asciiTheme="minorHAnsi" w:eastAsiaTheme="minorEastAsia" w:hAnsiTheme="minorHAnsi"/>
+              <w:noProof/>
+              <w:kern w:val="2"/>
+              <w:szCs w:val="24"/>
+              <w:lang w:eastAsia="pt-BR"/>
+              <w14:ligatures w14:val="standardContextual"/>
+            </w:rPr>
+          </w:pPr>
+          <w:hyperlink w:anchor="_Toc229430766" w:history="1">
+            <w:r>
+              <w:rPr>
+                <w:rStyle w:val="Hyperlink"/>
+                <w:noProof/>
+              </w:rPr>
+              <w:t>7.4.4 Tela de cadastro de usuários</w:t>
+            </w:r>
+            <w:r>
+              <w:rPr>
+                <w:noProof/>
+                <w:webHidden/>
+              </w:rPr>
+              <w:tab/>
+            </w:r>
+            <w:r>
+              <w:rPr>
+                <w:noProof/>
+                <w:webHidden/>
+              </w:rPr>
+              <w:fldChar w:fldCharType="begin"/>
+            </w:r>
+            <w:r>
+              <w:rPr>
+                <w:noProof/>
+                <w:webHidden/>
+              </w:rPr>
+              <w:instrText xml:space="preserve"> PAGEREF _Toc229430766 \h </w:instrText>
+            </w:r>
+            <w:r>
+              <w:rPr>
+                <w:noProof/>
+                <w:webHidden/>
+              </w:rPr>
+            </w:r>
+            <w:r>
+              <w:rPr>
+                <w:noProof/>
+                <w:webHidden/>
+              </w:rPr>
+              <w:fldChar w:fldCharType="separate"/>
+            </w:r>
+            <w:r>
+              <w:rPr>
+                <w:noProof/>
+                <w:webHidden/>
+              </w:rPr>
+              <w:t>30</w:t>
+            </w:r>
+            <w:r>
+              <w:rPr>
+                <w:noProof/>
+                <w:webHidden/>
+              </w:rPr>
+              <w:fldChar w:fldCharType="end"/>
+            </w:r>
+          </w:hyperlink>
+        </w:p>
+        <w:p>
+          <w:pPr>
+            <w:pStyle w:val="Sumrio3"/>
+            <w:tabs>
+              <w:tab w:val="right" w:leader="dot" w:pos="9061"/>
+            </w:tabs>
+            <w:rPr>
+              <w:rFonts w:asciiTheme="minorHAnsi" w:eastAsiaTheme="minorEastAsia" w:hAnsiTheme="minorHAnsi"/>
+              <w:noProof/>
+              <w:kern w:val="2"/>
+              <w:szCs w:val="24"/>
+              <w:lang w:eastAsia="pt-BR"/>
+              <w14:ligatures w14:val="standardContextual"/>
+            </w:rPr>
+          </w:pPr>
+          <w:hyperlink w:anchor="_Toc229430767" w:history="1">
+            <w:r>
+              <w:rPr>
+                <w:rStyle w:val="Hyperlink"/>
+                <w:noProof/>
+              </w:rPr>
+              <w:t>7.4.5 Menu ME</w:t>
+            </w:r>
+            <w:r>
+              <w:rPr>
+                <w:noProof/>
+                <w:webHidden/>
+              </w:rPr>
+              <w:tab/>
+            </w:r>
+            <w:r>
+              <w:rPr>
+                <w:noProof/>
+                <w:webHidden/>
+              </w:rPr>
+              <w:fldChar w:fldCharType="begin"/>
+            </w:r>
+            <w:r>
+              <w:rPr>
+                <w:noProof/>
+                <w:webHidden/>
+              </w:rPr>
+              <w:instrText xml:space="preserve"> PAGEREF _Toc229430767 \h </w:instrText>
+            </w:r>
+            <w:r>
+              <w:rPr>
+                <w:noProof/>
+                <w:webHidden/>
+              </w:rPr>
+            </w:r>
+            <w:r>
+              <w:rPr>
+                <w:noProof/>
+                <w:webHidden/>
+              </w:rPr>
+              <w:fldChar w:fldCharType="separate"/>
+            </w:r>
+            <w:r>
+              <w:rPr>
+                <w:noProof/>
+                <w:webHidden/>
+              </w:rPr>
+              <w:t>31</w:t>
+            </w:r>
+            <w:r>
+              <w:rPr>
+                <w:noProof/>
+                <w:webHidden/>
+              </w:rPr>
+              <w:fldChar w:fldCharType="end"/>
+            </w:r>
+          </w:hyperlink>
+        </w:p>
+        <w:p>
+          <w:pPr>
+            <w:pStyle w:val="Sumrio3"/>
+            <w:tabs>
+              <w:tab w:val="right" w:leader="dot" w:pos="9061"/>
+            </w:tabs>
+            <w:rPr>
+              <w:rFonts w:asciiTheme="minorHAnsi" w:eastAsiaTheme="minorEastAsia" w:hAnsiTheme="minorHAnsi"/>
+              <w:noProof/>
+              <w:kern w:val="2"/>
+              <w:szCs w:val="24"/>
+              <w:lang w:eastAsia="pt-BR"/>
+              <w14:ligatures w14:val="standardContextual"/>
+            </w:rPr>
+          </w:pPr>
+          <w:hyperlink w:anchor="_Toc229430768" w:history="1">
+            <w:r>
+              <w:rPr>
+                <w:rStyle w:val="Hyperlink"/>
+                <w:noProof/>
+              </w:rPr>
+              <w:t>7.4.6 Menu MEI</w:t>
+            </w:r>
+            <w:r>
+              <w:rPr>
+                <w:noProof/>
+                <w:webHidden/>
+              </w:rPr>
+              <w:tab/>
+            </w:r>
+            <w:r>
+              <w:rPr>
+                <w:noProof/>
+                <w:webHidden/>
+              </w:rPr>
+              <w:fldChar w:fldCharType="begin"/>
+            </w:r>
+            <w:r>
+              <w:rPr>
+                <w:noProof/>
+                <w:webHidden/>
+              </w:rPr>
+              <w:instrText xml:space="preserve"> PAGEREF _Toc229430768 \h </w:instrText>
+            </w:r>
+            <w:r>
+              <w:rPr>
+                <w:noProof/>
+                <w:webHidden/>
+              </w:rPr>
+            </w:r>
+            <w:r>
+              <w:rPr>
+                <w:noProof/>
+                <w:webHidden/>
+              </w:rPr>
+              <w:fldChar w:fldCharType="separate"/>
+            </w:r>
+            <w:r>
+              <w:rPr>
+                <w:noProof/>
+                <w:webHidden/>
+              </w:rPr>
+              <w:t>31</w:t>
+            </w:r>
+            <w:r>
+              <w:rPr>
+                <w:noProof/>
+                <w:webHidden/>
+              </w:rPr>
+              <w:fldChar w:fldCharType="end"/>
+            </w:r>
+          </w:hyperlink>
+        </w:p>
+        <w:p>
+          <w:pPr>
+            <w:pStyle w:val="Sumrio3"/>
+            <w:tabs>
+              <w:tab w:val="right" w:leader="dot" w:pos="9061"/>
+            </w:tabs>
+            <w:rPr>
+              <w:rFonts w:asciiTheme="minorHAnsi" w:eastAsiaTheme="minorEastAsia" w:hAnsiTheme="minorHAnsi"/>
+              <w:noProof/>
+              <w:kern w:val="2"/>
+              <w:szCs w:val="24"/>
+              <w:lang w:eastAsia="pt-BR"/>
+              <w14:ligatures w14:val="standardContextual"/>
+            </w:rPr>
+          </w:pPr>
+          <w:hyperlink w:anchor="_Toc229430769" w:history="1">
+            <w:r>
+              <w:rPr>
+                <w:rStyle w:val="Hyperlink"/>
+                <w:noProof/>
+              </w:rPr>
+              <w:t>7.4.7  Tela de documentos</w:t>
+            </w:r>
+            <w:r>
+              <w:rPr>
+                <w:noProof/>
+                <w:webHidden/>
+              </w:rPr>
+              <w:tab/>
+            </w:r>
+            <w:r>
+              <w:rPr>
+                <w:noProof/>
+                <w:webHidden/>
+              </w:rPr>
+              <w:fldChar w:fldCharType="begin"/>
+            </w:r>
+            <w:r>
+              <w:rPr>
+                <w:noProof/>
+                <w:webHidden/>
+              </w:rPr>
+              <w:instrText xml:space="preserve"> PAGEREF _Toc229430769 \h </w:instrText>
+            </w:r>
+            <w:r>
+              <w:rPr>
+                <w:noProof/>
+                <w:webHidden/>
+              </w:rPr>
+            </w:r>
+            <w:r>
+              <w:rPr>
+                <w:noProof/>
+                <w:webHidden/>
+              </w:rPr>
+              <w:fldChar w:fldCharType="separate"/>
+            </w:r>
+            <w:r>
+              <w:rPr>
+                <w:noProof/>
+                <w:webHidden/>
+              </w:rPr>
+              <w:t>31</w:t>
             </w:r>
             <w:r>
               <w:rPr>
@@ -2964,17 +3847,19 @@
           <w:pPr>
             <w:pStyle w:val="Sumrio2"/>
             <w:tabs>
-              <w:tab w:val="left" w:pos="880"/>
+              <w:tab w:val="left" w:pos="960"/>
               <w:tab w:val="right" w:leader="dot" w:pos="9061"/>
             </w:tabs>
             <w:rPr>
               <w:rFonts w:asciiTheme="minorHAnsi" w:eastAsiaTheme="minorEastAsia" w:hAnsiTheme="minorHAnsi"/>
               <w:noProof/>
-              <w:sz w:val="22"/>
+              <w:kern w:val="2"/>
+              <w:szCs w:val="24"/>
               <w:lang w:eastAsia="pt-BR"/>
+              <w14:ligatures w14:val="standardContextual"/>
             </w:rPr>
           </w:pPr>
-          <w:hyperlink w:anchor="_Toc215511597" w:history="1">
+          <w:hyperlink w:anchor="_Toc229430770" w:history="1">
             <w:r>
               <w:rPr>
                 <w:rStyle w:val="Hyperlink"/>
@@ -2988,8 +3873,10 @@
               <w:rPr>
                 <w:rFonts w:asciiTheme="minorHAnsi" w:eastAsiaTheme="minorEastAsia" w:hAnsiTheme="minorHAnsi"/>
                 <w:noProof/>
-                <w:sz w:val="22"/>
+                <w:kern w:val="2"/>
+                <w:szCs w:val="24"/>
                 <w:lang w:eastAsia="pt-BR"/>
+                <w14:ligatures w14:val="standardContextual"/>
               </w:rPr>
               <w:tab/>
             </w:r>
@@ -3021,7 +3908,7 @@
                 <w:noProof/>
                 <w:webHidden/>
               </w:rPr>
-              <w:instrText xml:space="preserve"> PAGEREF _Toc215511597 \h </w:instrText>
+              <w:instrText xml:space="preserve"> PAGEREF _Toc229430770 \h </w:instrText>
             </w:r>
             <w:r>
               <w:rPr>
@@ -3041,7 +3928,7 @@
                 <w:noProof/>
                 <w:webHidden/>
               </w:rPr>
-              <w:t>19</w:t>
+              <w:t>31</w:t>
             </w:r>
             <w:r>
               <w:rPr>
@@ -3056,17 +3943,19 @@
           <w:pPr>
             <w:pStyle w:val="Sumrio2"/>
             <w:tabs>
-              <w:tab w:val="left" w:pos="880"/>
+              <w:tab w:val="left" w:pos="960"/>
               <w:tab w:val="right" w:leader="dot" w:pos="9061"/>
             </w:tabs>
             <w:rPr>
               <w:rFonts w:asciiTheme="minorHAnsi" w:eastAsiaTheme="minorEastAsia" w:hAnsiTheme="minorHAnsi"/>
               <w:noProof/>
-              <w:sz w:val="22"/>
+              <w:kern w:val="2"/>
+              <w:szCs w:val="24"/>
               <w:lang w:eastAsia="pt-BR"/>
+              <w14:ligatures w14:val="standardContextual"/>
             </w:rPr>
           </w:pPr>
-          <w:hyperlink w:anchor="_Toc215511598" w:history="1">
+          <w:hyperlink w:anchor="_Toc229430771" w:history="1">
             <w:r>
               <w:rPr>
                 <w:rStyle w:val="Hyperlink"/>
@@ -3080,8 +3969,10 @@
               <w:rPr>
                 <w:rFonts w:asciiTheme="minorHAnsi" w:eastAsiaTheme="minorEastAsia" w:hAnsiTheme="minorHAnsi"/>
                 <w:noProof/>
-                <w:sz w:val="22"/>
+                <w:kern w:val="2"/>
+                <w:szCs w:val="24"/>
                 <w:lang w:eastAsia="pt-BR"/>
+                <w14:ligatures w14:val="standardContextual"/>
               </w:rPr>
               <w:tab/>
             </w:r>
@@ -3113,7 +4004,7 @@
                 <w:noProof/>
                 <w:webHidden/>
               </w:rPr>
-              <w:instrText xml:space="preserve"> PAGEREF _Toc215511598 \h </w:instrText>
+              <w:instrText xml:space="preserve"> PAGEREF _Toc229430771 \h </w:instrText>
             </w:r>
             <w:r>
               <w:rPr>
@@ -3133,7 +4024,7 @@
                 <w:noProof/>
                 <w:webHidden/>
               </w:rPr>
-              <w:t>20</w:t>
+              <w:t>33</w:t>
             </w:r>
             <w:r>
               <w:rPr>
@@ -3154,25 +4045,29 @@
             <w:rPr>
               <w:rFonts w:asciiTheme="minorHAnsi" w:eastAsiaTheme="minorEastAsia" w:hAnsiTheme="minorHAnsi"/>
               <w:noProof/>
-              <w:sz w:val="22"/>
+              <w:kern w:val="2"/>
+              <w:szCs w:val="24"/>
               <w:lang w:eastAsia="pt-BR"/>
+              <w14:ligatures w14:val="standardContextual"/>
             </w:rPr>
           </w:pPr>
-          <w:hyperlink w:anchor="_Toc215511599" w:history="1">
+          <w:hyperlink w:anchor="_Toc229430772" w:history="1">
             <w:r>
               <w:rPr>
                 <w:rStyle w:val="Hyperlink"/>
                 <w:b/>
                 <w:noProof/>
               </w:rPr>
-              <w:t>8.</w:t>
+              <w:t>7.</w:t>
             </w:r>
             <w:r>
               <w:rPr>
                 <w:rFonts w:asciiTheme="minorHAnsi" w:eastAsiaTheme="minorEastAsia" w:hAnsiTheme="minorHAnsi"/>
                 <w:noProof/>
-                <w:sz w:val="22"/>
+                <w:kern w:val="2"/>
+                <w:szCs w:val="24"/>
                 <w:lang w:eastAsia="pt-BR"/>
+                <w14:ligatures w14:val="standardContextual"/>
               </w:rPr>
               <w:tab/>
             </w:r>
@@ -3203,7 +4098,7 @@
                 <w:noProof/>
                 <w:webHidden/>
               </w:rPr>
-              <w:instrText xml:space="preserve"> PAGEREF _Toc215511599 \h </w:instrText>
+              <w:instrText xml:space="preserve"> PAGEREF _Toc229430772 \h </w:instrText>
             </w:r>
             <w:r>
               <w:rPr>
@@ -3223,7 +4118,7 @@
                 <w:noProof/>
                 <w:webHidden/>
               </w:rPr>
-              <w:t>21</w:t>
+              <w:t>36</w:t>
             </w:r>
             <w:r>
               <w:rPr>
@@ -3243,11 +4138,13 @@
             <w:rPr>
               <w:rFonts w:asciiTheme="minorHAnsi" w:eastAsiaTheme="minorEastAsia" w:hAnsiTheme="minorHAnsi"/>
               <w:noProof/>
-              <w:sz w:val="22"/>
+              <w:kern w:val="2"/>
+              <w:szCs w:val="24"/>
               <w:lang w:eastAsia="pt-BR"/>
+              <w14:ligatures w14:val="standardContextual"/>
             </w:rPr>
           </w:pPr>
-          <w:hyperlink w:anchor="_Toc215511600" w:history="1">
+          <w:hyperlink w:anchor="_Toc229430773" w:history="1">
             <w:r>
               <w:rPr>
                 <w:rStyle w:val="Hyperlink"/>
@@ -3275,7 +4172,7 @@
                 <w:noProof/>
                 <w:webHidden/>
               </w:rPr>
-              <w:instrText xml:space="preserve"> PAGEREF _Toc215511600 \h </w:instrText>
+              <w:instrText xml:space="preserve"> PAGEREF _Toc229430773 \h </w:instrText>
             </w:r>
             <w:r>
               <w:rPr>
@@ -3295,7 +4192,7 @@
                 <w:noProof/>
                 <w:webHidden/>
               </w:rPr>
-              <w:t>23</w:t>
+              <w:t>37</w:t>
             </w:r>
             <w:r>
               <w:rPr>
@@ -3315,11 +4212,13 @@
             <w:rPr>
               <w:rFonts w:asciiTheme="minorHAnsi" w:eastAsiaTheme="minorEastAsia" w:hAnsiTheme="minorHAnsi"/>
               <w:noProof/>
-              <w:sz w:val="22"/>
+              <w:kern w:val="2"/>
+              <w:szCs w:val="24"/>
               <w:lang w:eastAsia="pt-BR"/>
+              <w14:ligatures w14:val="standardContextual"/>
             </w:rPr>
           </w:pPr>
-          <w:hyperlink w:anchor="_Toc215511601" w:history="1">
+          <w:hyperlink w:anchor="_Toc229430774" w:history="1">
             <w:r>
               <w:rPr>
                 <w:rStyle w:val="Hyperlink"/>
@@ -3347,7 +4246,7 @@
                 <w:noProof/>
                 <w:webHidden/>
               </w:rPr>
-              <w:instrText xml:space="preserve"> PAGEREF _Toc215511601 \h </w:instrText>
+              <w:instrText xml:space="preserve"> PAGEREF _Toc229430774 \h </w:instrText>
             </w:r>
             <w:r>
               <w:rPr>
@@ -3367,7 +4266,7 @@
                 <w:noProof/>
                 <w:webHidden/>
               </w:rPr>
-              <w:t>24</w:t>
+              <w:t>38</w:t>
             </w:r>
             <w:r>
               <w:rPr>
@@ -3387,11 +4286,13 @@
             <w:rPr>
               <w:rFonts w:asciiTheme="minorHAnsi" w:eastAsiaTheme="minorEastAsia" w:hAnsiTheme="minorHAnsi"/>
               <w:noProof/>
-              <w:sz w:val="22"/>
+              <w:kern w:val="2"/>
+              <w:szCs w:val="24"/>
               <w:lang w:eastAsia="pt-BR"/>
+              <w14:ligatures w14:val="standardContextual"/>
             </w:rPr>
           </w:pPr>
-          <w:hyperlink w:anchor="_Toc215511602" w:history="1">
+          <w:hyperlink w:anchor="_Toc229430775" w:history="1">
             <w:r>
               <w:rPr>
                 <w:rStyle w:val="Hyperlink"/>
@@ -3419,7 +4320,7 @@
                 <w:noProof/>
                 <w:webHidden/>
               </w:rPr>
-              <w:instrText xml:space="preserve"> PAGEREF _Toc215511602 \h </w:instrText>
+              <w:instrText xml:space="preserve"> PAGEREF _Toc229430775 \h </w:instrText>
             </w:r>
             <w:r>
               <w:rPr>
@@ -3439,7 +4340,7 @@
                 <w:noProof/>
                 <w:webHidden/>
               </w:rPr>
-              <w:t>25</w:t>
+              <w:t>39</w:t>
             </w:r>
             <w:r>
               <w:rPr>
@@ -3455,6 +4356,7 @@
             <w:pStyle w:val="CabealhodoSumrio"/>
           </w:pPr>
           <w:r>
+            <w:lastRenderedPageBreak/>
             <w:fldChar w:fldCharType="end"/>
           </w:r>
         </w:p>
@@ -3488,7 +4390,7 @@
           <w:b/>
         </w:rPr>
       </w:pPr>
-      <w:bookmarkStart w:id="0" w:name="_Toc215511586"/>
+      <w:bookmarkStart w:id="0" w:name="_Toc229430752"/>
       <w:r>
         <w:rPr>
           <w:b/>
@@ -3550,7 +4452,7 @@
           <w:b/>
         </w:rPr>
       </w:pPr>
-      <w:bookmarkStart w:id="1" w:name="_Toc215511587"/>
+      <w:bookmarkStart w:id="1" w:name="_Toc229430753"/>
       <w:r>
         <w:rPr>
           <w:b/>
@@ -3618,7 +4520,7 @@
           <w:b/>
         </w:rPr>
       </w:pPr>
-      <w:bookmarkStart w:id="2" w:name="_Toc215511588"/>
+      <w:bookmarkStart w:id="2" w:name="_Toc229430754"/>
       <w:r>
         <w:rPr>
           <w:b/>
@@ -3633,8 +4535,9 @@
       <w:pPr>
         <w:pStyle w:val="Legenda"/>
         <w:keepNext/>
-      </w:pPr>
-      <w:bookmarkStart w:id="3" w:name="_Toc228999383"/>
+        <w:outlineLvl w:val="3"/>
+      </w:pPr>
+      <w:bookmarkStart w:id="3" w:name="_Toc229430742"/>
       <w:r>
         <w:t xml:space="preserve">Quadro </w:t>
       </w:r>
@@ -4577,8 +5480,9 @@
       <w:pPr>
         <w:pStyle w:val="Legenda"/>
         <w:keepNext/>
-      </w:pPr>
-      <w:bookmarkStart w:id="4" w:name="_Toc228999384"/>
+        <w:outlineLvl w:val="3"/>
+      </w:pPr>
+      <w:bookmarkStart w:id="4" w:name="_Toc229430743"/>
       <w:r>
         <w:t xml:space="preserve">Quadro </w:t>
       </w:r>
@@ -5721,7 +6625,7 @@
           <w:b/>
         </w:rPr>
       </w:pPr>
-      <w:bookmarkStart w:id="5" w:name="_Toc215511589"/>
+      <w:bookmarkStart w:id="5" w:name="_Toc229430755"/>
       <w:r>
         <w:rPr>
           <w:b/>
@@ -5842,7 +6746,7 @@
           <w:b/>
         </w:rPr>
       </w:pPr>
-      <w:bookmarkStart w:id="6" w:name="_Toc215511590"/>
+      <w:bookmarkStart w:id="6" w:name="_Toc229430756"/>
       <w:r>
         <w:rPr>
           <w:b/>
@@ -5996,7 +6900,6 @@
       <w:r>
         <w:t>Web e Análise de Projeto de Sistemas, todas cursadas ao longo da formação em Técnico em Desenvolvimento de Sistemas.</w:t>
       </w:r>
-      <w:bookmarkStart w:id="7" w:name="_Toc215511591"/>
       <w:r>
         <w:rPr>
           <w:b/>
@@ -6016,6 +6919,7 @@
           <w:b/>
         </w:rPr>
       </w:pPr>
+      <w:bookmarkStart w:id="7" w:name="_Toc229430757"/>
       <w:r>
         <w:rPr>
           <w:b/>
@@ -6041,6 +6945,7 @@
     </w:p>
     <w:p>
       <w:pPr>
+        <w:outlineLvl w:val="3"/>
         <w:rPr>
           <w:b/>
           <w:bCs/>
@@ -6565,7 +7470,7 @@
           <w:b/>
         </w:rPr>
       </w:pPr>
-      <w:bookmarkStart w:id="8" w:name="_Toc215511592"/>
+      <w:bookmarkStart w:id="8" w:name="_Toc229430758"/>
       <w:r>
         <w:rPr>
           <w:b/>
@@ -6590,7 +7495,7 @@
           <w:bCs/>
         </w:rPr>
       </w:pPr>
-      <w:bookmarkStart w:id="9" w:name="_Toc215511593"/>
+      <w:bookmarkStart w:id="9" w:name="_Toc229430759"/>
       <w:r>
         <w:rPr>
           <w:b/>
@@ -6605,7 +7510,6 @@
         </w:rPr>
         <w:t>MER</w:t>
       </w:r>
-      <w:bookmarkEnd w:id="9"/>
       <w:r>
         <w:rPr>
           <w:b/>
@@ -6613,6 +7517,7 @@
         </w:rPr>
         <w:t>)</w:t>
       </w:r>
+      <w:bookmarkEnd w:id="9"/>
     </w:p>
     <w:p/>
     <w:p>
@@ -6677,8 +7582,9 @@
       <w:pPr>
         <w:pStyle w:val="Legenda"/>
         <w:jc w:val="both"/>
-        <w:outlineLvl w:val="0"/>
-      </w:pPr>
+        <w:outlineLvl w:val="3"/>
+      </w:pPr>
+      <w:bookmarkStart w:id="10" w:name="_Toc229431393"/>
       <w:r>
         <w:t xml:space="preserve">Figura </w:t>
       </w:r>
@@ -6709,6 +7615,7 @@
       <w:r>
         <w:t>.</w:t>
       </w:r>
+      <w:bookmarkEnd w:id="10"/>
       <w:r>
         <w:br w:type="page"/>
       </w:r>
@@ -6727,7 +7634,7 @@
           <w:bCs/>
         </w:rPr>
       </w:pPr>
-      <w:bookmarkStart w:id="10" w:name="_Toc215511594"/>
+      <w:bookmarkStart w:id="11" w:name="_Toc229430760"/>
       <w:r>
         <w:rPr>
           <w:b/>
@@ -6736,52 +7643,32 @@
         <w:lastRenderedPageBreak/>
         <w:t>Dicionário de dados (DD)</w:t>
       </w:r>
-      <w:bookmarkEnd w:id="10"/>
+      <w:bookmarkEnd w:id="11"/>
     </w:p>
     <w:p/>
     <w:p>
       <w:pPr>
         <w:pStyle w:val="Legenda"/>
         <w:keepNext/>
-      </w:pPr>
-      <w:bookmarkStart w:id="11" w:name="_Toc228999385"/>
-      <w:r>
-        <w:t xml:space="preserve">Tabela </w:t>
+        <w:outlineLvl w:val="3"/>
+      </w:pPr>
+      <w:bookmarkStart w:id="12" w:name="_Toc229430744"/>
+      <w:r>
+        <w:t>Quadro</w:t>
+      </w:r>
+      <w:r>
+        <w:t xml:space="preserve"> </w:t>
       </w:r>
       <w:r>
         <w:rPr>
           <w:noProof/>
         </w:rPr>
-        <w:fldChar w:fldCharType="begin"/>
-      </w:r>
-      <w:r>
-        <w:rPr>
-          <w:noProof/>
-        </w:rPr>
-        <w:instrText xml:space="preserve"> SEQ Quadro \* ARABIC </w:instrText>
-      </w:r>
-      <w:r>
-        <w:rPr>
-          <w:noProof/>
-        </w:rPr>
-        <w:fldChar w:fldCharType="separate"/>
-      </w:r>
-      <w:r>
-        <w:rPr>
-          <w:noProof/>
-        </w:rPr>
-        <w:t>1</w:t>
-      </w:r>
-      <w:r>
-        <w:rPr>
-          <w:noProof/>
-        </w:rPr>
-        <w:fldChar w:fldCharType="end"/>
+        <w:t>3</w:t>
       </w:r>
       <w:r>
         <w:t xml:space="preserve"> - USUÁRIOS</w:t>
       </w:r>
-      <w:bookmarkEnd w:id="11"/>
+      <w:bookmarkEnd w:id="12"/>
     </w:p>
     <w:tbl>
       <w:tblPr>
@@ -7677,45 +8564,16 @@
       <w:pPr>
         <w:pStyle w:val="Legenda"/>
         <w:keepNext/>
-      </w:pPr>
-      <w:bookmarkStart w:id="12" w:name="_Toc228999386"/>
-      <w:r>
-        <w:t xml:space="preserve">Tabela </w:t>
-      </w:r>
-      <w:r>
-        <w:rPr>
-          <w:noProof/>
-        </w:rPr>
-        <w:fldChar w:fldCharType="begin"/>
-      </w:r>
-      <w:r>
-        <w:rPr>
-          <w:noProof/>
-        </w:rPr>
-        <w:instrText xml:space="preserve"> SEQ Quadro \* ARABIC </w:instrText>
-      </w:r>
-      <w:r>
-        <w:rPr>
-          <w:noProof/>
-        </w:rPr>
-        <w:fldChar w:fldCharType="separate"/>
-      </w:r>
-      <w:r>
-        <w:rPr>
-          <w:noProof/>
-        </w:rPr>
-        <w:t>2</w:t>
-      </w:r>
-      <w:r>
-        <w:rPr>
-          <w:noProof/>
-        </w:rPr>
-        <w:fldChar w:fldCharType="end"/>
+        <w:outlineLvl w:val="3"/>
+      </w:pPr>
+      <w:bookmarkStart w:id="13" w:name="_Toc229430745"/>
+      <w:r>
+        <w:t>Quadro 4</w:t>
       </w:r>
       <w:r>
         <w:t xml:space="preserve"> - EMPRESAS</w:t>
       </w:r>
-      <w:bookmarkEnd w:id="12"/>
+      <w:bookmarkEnd w:id="13"/>
     </w:p>
     <w:tbl>
       <w:tblPr>
@@ -8781,46 +9639,17 @@
       <w:pPr>
         <w:pStyle w:val="Legenda"/>
         <w:keepNext/>
-      </w:pPr>
-      <w:bookmarkStart w:id="13" w:name="_Toc228999387"/>
+        <w:outlineLvl w:val="3"/>
+      </w:pPr>
+      <w:bookmarkStart w:id="14" w:name="_Toc229430746"/>
       <w:r>
         <w:lastRenderedPageBreak/>
-        <w:t xml:space="preserve">Tabela </w:t>
-      </w:r>
-      <w:r>
-        <w:rPr>
-          <w:noProof/>
-        </w:rPr>
-        <w:fldChar w:fldCharType="begin"/>
-      </w:r>
-      <w:r>
-        <w:rPr>
-          <w:noProof/>
-        </w:rPr>
-        <w:instrText xml:space="preserve"> SEQ Quadro \* ARABIC </w:instrText>
-      </w:r>
-      <w:r>
-        <w:rPr>
-          <w:noProof/>
-        </w:rPr>
-        <w:fldChar w:fldCharType="separate"/>
-      </w:r>
-      <w:r>
-        <w:rPr>
-          <w:noProof/>
-        </w:rPr>
-        <w:t>3</w:t>
-      </w:r>
-      <w:r>
-        <w:rPr>
-          <w:noProof/>
-        </w:rPr>
-        <w:fldChar w:fldCharType="end"/>
+        <w:t>Quadro 5</w:t>
       </w:r>
       <w:r>
         <w:t xml:space="preserve"> – USUARIO_EMPRESAS</w:t>
       </w:r>
-      <w:bookmarkEnd w:id="13"/>
+      <w:bookmarkEnd w:id="14"/>
     </w:p>
     <w:tbl>
       <w:tblPr>
@@ -9551,6 +10380,9 @@
       <w:r>
         <w:t xml:space="preserve"> </w:t>
       </w:r>
+      <w:r>
+        <w:t>Quadro 6 – REGIME</w:t>
+      </w:r>
     </w:p>
     <w:tbl>
       <w:tblPr>
@@ -10283,45 +11115,16 @@
       <w:pPr>
         <w:pStyle w:val="Legenda"/>
         <w:keepNext/>
-      </w:pPr>
-      <w:bookmarkStart w:id="14" w:name="_Toc228999388"/>
-      <w:r>
-        <w:t xml:space="preserve">Tabela </w:t>
-      </w:r>
-      <w:r>
-        <w:rPr>
-          <w:noProof/>
-        </w:rPr>
-        <w:fldChar w:fldCharType="begin"/>
-      </w:r>
-      <w:r>
-        <w:rPr>
-          <w:noProof/>
-        </w:rPr>
-        <w:instrText xml:space="preserve"> SEQ Quadro \* ARABIC </w:instrText>
-      </w:r>
-      <w:r>
-        <w:rPr>
-          <w:noProof/>
-        </w:rPr>
-        <w:fldChar w:fldCharType="separate"/>
-      </w:r>
-      <w:r>
-        <w:rPr>
-          <w:noProof/>
-        </w:rPr>
-        <w:t>5</w:t>
-      </w:r>
-      <w:r>
-        <w:rPr>
-          <w:noProof/>
-        </w:rPr>
-        <w:fldChar w:fldCharType="end"/>
+        <w:outlineLvl w:val="3"/>
+      </w:pPr>
+      <w:bookmarkStart w:id="15" w:name="_Toc229430747"/>
+      <w:r>
+        <w:t>Quadro 7</w:t>
       </w:r>
       <w:r>
         <w:t xml:space="preserve"> – REGIME_EMPRESA</w:t>
       </w:r>
-      <w:bookmarkEnd w:id="14"/>
+      <w:bookmarkEnd w:id="15"/>
     </w:p>
     <w:tbl>
       <w:tblPr>
@@ -11222,45 +12025,16 @@
       <w:pPr>
         <w:pStyle w:val="Legenda"/>
         <w:keepNext/>
-      </w:pPr>
-      <w:bookmarkStart w:id="15" w:name="_Toc228999389"/>
-      <w:r>
-        <w:t xml:space="preserve">Tabela </w:t>
-      </w:r>
-      <w:r>
-        <w:rPr>
-          <w:noProof/>
-        </w:rPr>
-        <w:fldChar w:fldCharType="begin"/>
-      </w:r>
-      <w:r>
-        <w:rPr>
-          <w:noProof/>
-        </w:rPr>
-        <w:instrText xml:space="preserve"> SEQ Quadro \* ARABIC </w:instrText>
-      </w:r>
-      <w:r>
-        <w:rPr>
-          <w:noProof/>
-        </w:rPr>
-        <w:fldChar w:fldCharType="separate"/>
-      </w:r>
-      <w:r>
-        <w:rPr>
-          <w:noProof/>
-        </w:rPr>
-        <w:t>6</w:t>
-      </w:r>
-      <w:r>
-        <w:rPr>
-          <w:noProof/>
-        </w:rPr>
-        <w:fldChar w:fldCharType="end"/>
+        <w:outlineLvl w:val="3"/>
+      </w:pPr>
+      <w:bookmarkStart w:id="16" w:name="_Toc229430748"/>
+      <w:r>
+        <w:t>Quadro 8</w:t>
       </w:r>
       <w:r>
         <w:t xml:space="preserve"> - DOCUMENTOS</w:t>
       </w:r>
-      <w:bookmarkEnd w:id="15"/>
+      <w:bookmarkEnd w:id="16"/>
     </w:p>
     <w:tbl>
       <w:tblPr>
@@ -12156,44 +12930,12 @@
       <w:pPr>
         <w:pStyle w:val="Legenda"/>
         <w:keepNext/>
-      </w:pPr>
-      <w:bookmarkStart w:id="16" w:name="_Toc228999390"/>
+        <w:outlineLvl w:val="3"/>
+      </w:pPr>
+      <w:bookmarkStart w:id="17" w:name="_Toc229430749"/>
       <w:r>
         <w:lastRenderedPageBreak/>
-        <w:t xml:space="preserve">Tabela </w:t>
-      </w:r>
-      <w:r>
-        <w:rPr>
-          <w:noProof/>
-        </w:rPr>
-        <w:fldChar w:fldCharType="begin"/>
-      </w:r>
-      <w:r>
-        <w:rPr>
-          <w:noProof/>
-        </w:rPr>
-        <w:instrText xml:space="preserve"> SEQ Quadro \* ARABIC </w:instrText>
-      </w:r>
-      <w:r>
-        <w:rPr>
-          <w:noProof/>
-        </w:rPr>
-        <w:fldChar w:fldCharType="separate"/>
-      </w:r>
-      <w:r>
-        <w:rPr>
-          <w:noProof/>
-        </w:rPr>
-        <w:t>7</w:t>
-      </w:r>
-      <w:r>
-        <w:rPr>
-          <w:noProof/>
-        </w:rPr>
-        <w:fldChar w:fldCharType="end"/>
-      </w:r>
-      <w:r>
-        <w:t xml:space="preserve"> </w:t>
+        <w:t xml:space="preserve">Quadro 9 </w:t>
       </w:r>
       <w:proofErr w:type="gramStart"/>
       <w:r>
@@ -12203,7 +12945,7 @@
       <w:r>
         <w:t>_DOCUMENTOS</w:t>
       </w:r>
-      <w:bookmarkEnd w:id="16"/>
+      <w:bookmarkEnd w:id="17"/>
     </w:p>
     <w:tbl>
       <w:tblPr>
@@ -12680,45 +13422,19 @@
       <w:pPr>
         <w:pStyle w:val="Legenda"/>
         <w:keepNext/>
-      </w:pPr>
-      <w:bookmarkStart w:id="17" w:name="_Toc228999391"/>
-      <w:r>
-        <w:t xml:space="preserve">Tabela </w:t>
-      </w:r>
+        <w:outlineLvl w:val="3"/>
+      </w:pPr>
+      <w:bookmarkStart w:id="18" w:name="_Toc229430750"/>
       <w:r>
         <w:rPr>
           <w:noProof/>
         </w:rPr>
-        <w:fldChar w:fldCharType="begin"/>
-      </w:r>
-      <w:r>
-        <w:rPr>
-          <w:noProof/>
-        </w:rPr>
-        <w:instrText xml:space="preserve"> SEQ Quadro \* ARABIC </w:instrText>
-      </w:r>
-      <w:r>
-        <w:rPr>
-          <w:noProof/>
-        </w:rPr>
-        <w:fldChar w:fldCharType="separate"/>
-      </w:r>
-      <w:r>
-        <w:rPr>
-          <w:noProof/>
-        </w:rPr>
-        <w:t>8</w:t>
-      </w:r>
-      <w:r>
-        <w:rPr>
-          <w:noProof/>
-        </w:rPr>
-        <w:fldChar w:fldCharType="end"/>
-      </w:r>
-      <w:r>
-        <w:t xml:space="preserve"> - PRAZOS</w:t>
-      </w:r>
-      <w:bookmarkEnd w:id="17"/>
+        <w:t xml:space="preserve">Quadro 10 </w:t>
+      </w:r>
+      <w:r>
+        <w:t>- PRAZOS</w:t>
+      </w:r>
+      <w:bookmarkEnd w:id="18"/>
     </w:p>
     <w:tbl>
       <w:tblPr>
@@ -13372,6 +14088,7 @@
     </w:p>
     <w:p>
       <w:pPr>
+        <w:outlineLvl w:val="3"/>
         <w:rPr>
           <w:sz w:val="22"/>
           <w:szCs w:val="20"/>
@@ -13382,45 +14099,16 @@
       <w:pPr>
         <w:pStyle w:val="Legenda"/>
         <w:keepNext/>
-      </w:pPr>
-      <w:bookmarkStart w:id="18" w:name="_Toc228999392"/>
-      <w:r>
-        <w:t xml:space="preserve">Tabela </w:t>
-      </w:r>
-      <w:r>
-        <w:rPr>
-          <w:noProof/>
-        </w:rPr>
-        <w:fldChar w:fldCharType="begin"/>
-      </w:r>
-      <w:r>
-        <w:rPr>
-          <w:noProof/>
-        </w:rPr>
-        <w:instrText xml:space="preserve"> SEQ Quadro \* ARABIC </w:instrText>
-      </w:r>
-      <w:r>
-        <w:rPr>
-          <w:noProof/>
-        </w:rPr>
-        <w:fldChar w:fldCharType="separate"/>
-      </w:r>
-      <w:r>
-        <w:rPr>
-          <w:noProof/>
-        </w:rPr>
-        <w:t>9</w:t>
-      </w:r>
-      <w:r>
-        <w:rPr>
-          <w:noProof/>
-        </w:rPr>
-        <w:fldChar w:fldCharType="end"/>
+        <w:outlineLvl w:val="3"/>
+      </w:pPr>
+      <w:bookmarkStart w:id="19" w:name="_Toc229430751"/>
+      <w:r>
+        <w:t>Quadro 11</w:t>
       </w:r>
       <w:r>
         <w:t xml:space="preserve"> – AUDITORIA</w:t>
       </w:r>
-      <w:bookmarkEnd w:id="18"/>
+      <w:bookmarkEnd w:id="19"/>
     </w:p>
     <w:tbl>
       <w:tblPr>
@@ -14170,7 +14858,7 @@
           <w:bCs/>
         </w:rPr>
       </w:pPr>
-      <w:bookmarkStart w:id="19" w:name="_Toc215511595"/>
+      <w:bookmarkStart w:id="20" w:name="_Toc229430761"/>
       <w:r>
         <w:rPr>
           <w:b/>
@@ -14223,7 +14911,7 @@
         </w:rPr>
         <w:t>)</w:t>
       </w:r>
-      <w:bookmarkEnd w:id="19"/>
+      <w:bookmarkEnd w:id="20"/>
     </w:p>
     <w:p/>
     <w:p>
@@ -14403,7 +15091,7 @@
           <w:bCs/>
         </w:rPr>
       </w:pPr>
-      <w:bookmarkStart w:id="20" w:name="_Toc215511596"/>
+      <w:bookmarkStart w:id="21" w:name="_Toc229430762"/>
       <w:r>
         <w:rPr>
           <w:b/>
@@ -14411,7 +15099,6 @@
         </w:rPr>
         <w:t>Projeto desenvolvid</w:t>
       </w:r>
-      <w:bookmarkEnd w:id="20"/>
       <w:r>
         <w:rPr>
           <w:b/>
@@ -14419,22 +15106,27 @@
         </w:rPr>
         <w:t>o</w:t>
       </w:r>
+      <w:bookmarkEnd w:id="21"/>
+    </w:p>
+    <w:p>
+      <w:pPr>
+        <w:ind w:firstLine="357"/>
+        <w:outlineLvl w:val="2"/>
+      </w:pPr>
+      <w:bookmarkStart w:id="22" w:name="_Toc229430763"/>
+      <w:r>
+        <w:t>7.4.1 Tela de login</w:t>
+      </w:r>
+      <w:bookmarkEnd w:id="22"/>
     </w:p>
     <w:p>
       <w:pPr>
         <w:ind w:firstLine="360"/>
       </w:pPr>
-      <w:r>
-        <w:t>7.4.1 Tela de login</w:t>
-      </w:r>
-    </w:p>
-    <w:p>
-      <w:pPr>
-        <w:ind w:firstLine="360"/>
-      </w:pPr>
-    </w:p>
-    <w:p>
-      <w:pPr>
+    </w:p>
+    <w:p>
+      <w:pPr>
+        <w:keepNext/>
         <w:jc w:val="left"/>
       </w:pPr>
       <w:r>
@@ -14496,29 +15188,54 @@
     </w:p>
     <w:p>
       <w:pPr>
+        <w:pStyle w:val="Legenda"/>
+      </w:pPr>
+      <w:bookmarkStart w:id="23" w:name="_Toc229431394"/>
+      <w:r>
+        <w:t xml:space="preserve">Figura </w:t>
+      </w:r>
+      <w:r>
+        <w:fldChar w:fldCharType="begin"/>
+      </w:r>
+      <w:r>
+        <w:instrText xml:space="preserve"> SEQ Figura \* ARABIC </w:instrText>
+      </w:r>
+      <w:r>
+        <w:fldChar w:fldCharType="separate"/>
+      </w:r>
+      <w:r>
+        <w:rPr>
+          <w:noProof/>
+        </w:rPr>
+        <w:t>2</w:t>
+      </w:r>
+      <w:r>
+        <w:fldChar w:fldCharType="end"/>
+      </w:r>
+      <w:r>
+        <w:t xml:space="preserve">: tela de login do software Contax. Fonte: </w:t>
+      </w:r>
+      <w:r>
+        <w:t>Autoria própria</w:t>
+      </w:r>
+      <w:r>
+        <w:t xml:space="preserve"> (2026).</w:t>
+      </w:r>
+      <w:bookmarkEnd w:id="23"/>
+    </w:p>
+    <w:p>
+      <w:pPr>
         <w:jc w:val="center"/>
         <w:rPr>
-          <w:sz w:val="20"/>
-          <w:szCs w:val="20"/>
-        </w:rPr>
-      </w:pPr>
-      <w:r>
-        <w:rPr>
-          <w:sz w:val="20"/>
-          <w:szCs w:val="20"/>
-        </w:rPr>
-        <w:t>Imagem 1: tela de login do software Contax. Fonte: Elaborado pelos autores (2026).</w:t>
-      </w:r>
-    </w:p>
-    <w:p>
-      <w:pPr>
-        <w:jc w:val="center"/>
-        <w:rPr>
           <w:szCs w:val="24"/>
         </w:rPr>
       </w:pPr>
     </w:p>
     <w:p>
+      <w:pPr>
+        <w:outlineLvl w:val="2"/>
+      </w:pPr>
+      <w:bookmarkStart w:id="24" w:name="_Toc229430764"/>
       <w:r>
         <w:t>7.4</w:t>
       </w:r>
@@ -14528,6 +15245,7 @@
       <w:r>
         <w:t xml:space="preserve"> Dashboard da função de administrador</w:t>
       </w:r>
+      <w:bookmarkEnd w:id="24"/>
     </w:p>
     <w:p/>
     <w:p>
@@ -14547,6 +15265,9 @@
       </w:r>
     </w:p>
     <w:p>
+      <w:pPr>
+        <w:keepNext/>
+      </w:pPr>
       <w:r>
         <w:rPr>
           <w:noProof/>
@@ -14591,19 +15312,40 @@
     </w:p>
     <w:p>
       <w:pPr>
-        <w:jc w:val="center"/>
-        <w:rPr>
-          <w:sz w:val="20"/>
-          <w:szCs w:val="20"/>
-        </w:rPr>
-      </w:pPr>
-      <w:r>
-        <w:rPr>
-          <w:sz w:val="20"/>
-          <w:szCs w:val="20"/>
-        </w:rPr>
-        <w:t>Imagem 2: Tela de dashboard do administrador. Fonte: Elaborado pelos autores (2026).</w:t>
-      </w:r>
+        <w:pStyle w:val="Legenda"/>
+      </w:pPr>
+      <w:bookmarkStart w:id="25" w:name="_Toc229431395"/>
+      <w:r>
+        <w:t xml:space="preserve">Figura </w:t>
+      </w:r>
+      <w:r>
+        <w:fldChar w:fldCharType="begin"/>
+      </w:r>
+      <w:r>
+        <w:instrText xml:space="preserve"> SEQ Figura \* ARABIC </w:instrText>
+      </w:r>
+      <w:r>
+        <w:fldChar w:fldCharType="separate"/>
+      </w:r>
+      <w:r>
+        <w:rPr>
+          <w:noProof/>
+        </w:rPr>
+        <w:t>3</w:t>
+      </w:r>
+      <w:r>
+        <w:fldChar w:fldCharType="end"/>
+      </w:r>
+      <w:r>
+        <w:t xml:space="preserve">: Tela de dashboard do administrador. Fonte: </w:t>
+      </w:r>
+      <w:r>
+        <w:t>Autoria própria</w:t>
+      </w:r>
+      <w:r>
+        <w:t xml:space="preserve"> (2026).</w:t>
+      </w:r>
+      <w:bookmarkEnd w:id="25"/>
     </w:p>
     <w:p>
       <w:pPr>
@@ -14614,6 +15356,7 @@
     </w:p>
     <w:p>
       <w:pPr>
+        <w:outlineLvl w:val="2"/>
         <w:rPr>
           <w:szCs w:val="24"/>
         </w:rPr>
@@ -14623,8 +15366,21 @@
           <w:szCs w:val="24"/>
         </w:rPr>
         <w:tab/>
+      </w:r>
+      <w:bookmarkStart w:id="26" w:name="_Toc229430765"/>
+      <w:r>
+        <w:rPr>
+          <w:szCs w:val="24"/>
+        </w:rPr>
         <w:t>7.4.3 Tela de cadastro</w:t>
       </w:r>
+      <w:r>
+        <w:rPr>
+          <w:szCs w:val="24"/>
+        </w:rPr>
+        <w:t xml:space="preserve"> de empresas</w:t>
+      </w:r>
+      <w:bookmarkEnd w:id="26"/>
     </w:p>
     <w:p>
       <w:pPr>
@@ -14757,14 +15513,7 @@
         <w:rPr>
           <w:szCs w:val="24"/>
         </w:rPr>
-        <w:t xml:space="preserve">) para a classificação imediata dos tipos de empresa. Além da consulta, o sistema </w:t>
-      </w:r>
-      <w:r>
-        <w:rPr>
-          <w:szCs w:val="24"/>
-        </w:rPr>
-        <w:lastRenderedPageBreak/>
-        <w:t xml:space="preserve">disponibiliza ferramentas de gestão direta, permitindo a </w:t>
+        <w:t xml:space="preserve">) para a classificação imediata dos tipos de empresa. Além da consulta, o sistema disponibiliza ferramentas de gestão direta, permitindo a </w:t>
       </w:r>
       <w:r>
         <w:rPr>
@@ -14803,7 +15552,13 @@
       </w:pPr>
     </w:p>
     <w:p>
-      <w:r>
+      <w:pPr>
+        <w:keepNext/>
+      </w:pPr>
+      <w:r>
+        <w:rPr>
+          <w:noProof/>
+        </w:rPr>
         <w:drawing>
           <wp:inline distT="0" distB="0" distL="0" distR="0" wp14:anchorId="6C28EC40" wp14:editId="4FAE115D">
             <wp:extent cx="5760085" cy="3238500"/>
@@ -14843,33 +15598,245 @@
     </w:p>
     <w:p>
       <w:pPr>
+        <w:pStyle w:val="Legenda"/>
+      </w:pPr>
+      <w:bookmarkStart w:id="27" w:name="_Toc229431396"/>
+      <w:r>
+        <w:t xml:space="preserve">Figura </w:t>
+      </w:r>
+      <w:r>
+        <w:fldChar w:fldCharType="begin"/>
+      </w:r>
+      <w:r>
+        <w:instrText xml:space="preserve"> SEQ Figura \* ARABIC </w:instrText>
+      </w:r>
+      <w:r>
+        <w:fldChar w:fldCharType="separate"/>
+      </w:r>
+      <w:r>
+        <w:rPr>
+          <w:noProof/>
+        </w:rPr>
+        <w:t>4</w:t>
+      </w:r>
+      <w:r>
+        <w:fldChar w:fldCharType="end"/>
+      </w:r>
+      <w:r>
+        <w:t xml:space="preserve">: Interface de cadastro administrada pelo contador. Fonte: </w:t>
+      </w:r>
+      <w:r>
+        <w:t>Autoria própria</w:t>
+      </w:r>
+      <w:r>
+        <w:t xml:space="preserve"> (2026).</w:t>
+      </w:r>
+      <w:bookmarkEnd w:id="27"/>
+    </w:p>
+    <w:p/>
+    <w:p>
+      <w:pPr>
+        <w:outlineLvl w:val="2"/>
+        <w:rPr>
+          <w:szCs w:val="24"/>
+        </w:rPr>
+      </w:pPr>
+      <w:r>
+        <w:rPr>
+          <w:szCs w:val="24"/>
+        </w:rPr>
+        <w:tab/>
+      </w:r>
+      <w:bookmarkStart w:id="28" w:name="_Toc229430766"/>
+      <w:r>
+        <w:rPr>
+          <w:szCs w:val="24"/>
+        </w:rPr>
+        <w:t>7.4.4 Tela de cadastro de usuários</w:t>
+      </w:r>
+      <w:bookmarkEnd w:id="28"/>
+    </w:p>
+    <w:p>
+      <w:pPr>
+        <w:keepNext/>
         <w:jc w:val="center"/>
-        <w:rPr>
+      </w:pPr>
+      <w:r>
+        <w:rPr>
+          <w:noProof/>
           <w:sz w:val="20"/>
           <w:szCs w:val="20"/>
         </w:rPr>
-      </w:pPr>
-      <w:r>
+        <w:drawing>
+          <wp:inline distT="0" distB="0" distL="0" distR="0" wp14:anchorId="72F55032" wp14:editId="6A13CA20">
+            <wp:extent cx="5760085" cy="3238500"/>
+            <wp:effectExtent l="0" t="0" r="0" b="0"/>
+            <wp:docPr id="4" name="Imagem 4"/>
+            <wp:cNvGraphicFramePr>
+              <a:graphicFrameLocks xmlns:a="http://schemas.openxmlformats.org/drawingml/2006/main" noChangeAspect="1"/>
+            </wp:cNvGraphicFramePr>
+            <a:graphic xmlns:a="http://schemas.openxmlformats.org/drawingml/2006/main">
+              <a:graphicData uri="http://schemas.openxmlformats.org/drawingml/2006/picture">
+                <pic:pic xmlns:pic="http://schemas.openxmlformats.org/drawingml/2006/picture">
+                  <pic:nvPicPr>
+                    <pic:cNvPr id="1" name=""/>
+                    <pic:cNvPicPr/>
+                  </pic:nvPicPr>
+                  <pic:blipFill>
+                    <a:blip r:embed="rId19"/>
+                    <a:stretch>
+                      <a:fillRect/>
+                    </a:stretch>
+                  </pic:blipFill>
+                  <pic:spPr>
+                    <a:xfrm>
+                      <a:off x="0" y="0"/>
+                      <a:ext cx="5760085" cy="3238500"/>
+                    </a:xfrm>
+                    <a:prstGeom prst="rect">
+                      <a:avLst/>
+                    </a:prstGeom>
+                  </pic:spPr>
+                </pic:pic>
+              </a:graphicData>
+            </a:graphic>
+          </wp:inline>
+        </w:drawing>
+      </w:r>
+    </w:p>
+    <w:p>
+      <w:pPr>
+        <w:pStyle w:val="Legenda"/>
+      </w:pPr>
+      <w:bookmarkStart w:id="29" w:name="_Toc229431397"/>
+      <w:r>
+        <w:t xml:space="preserve">Figura </w:t>
+      </w:r>
+      <w:r>
+        <w:fldChar w:fldCharType="begin"/>
+      </w:r>
+      <w:r>
+        <w:instrText xml:space="preserve"> SEQ Figura \* ARABIC </w:instrText>
+      </w:r>
+      <w:r>
+        <w:fldChar w:fldCharType="separate"/>
+      </w:r>
+      <w:r>
+        <w:rPr>
+          <w:noProof/>
+        </w:rPr>
+        <w:t>5</w:t>
+      </w:r>
+      <w:r>
+        <w:fldChar w:fldCharType="end"/>
+      </w:r>
+      <w:r>
+        <w:t>: Interface de cadastro de usuário, administrada pelo contador. Fonte: Autoria própria (2026).</w:t>
+      </w:r>
+      <w:bookmarkEnd w:id="29"/>
+    </w:p>
+    <w:p>
+      <w:pPr>
+        <w:keepNext/>
+        <w:jc w:val="center"/>
+      </w:pPr>
+    </w:p>
+    <w:p>
+      <w:pPr>
+        <w:outlineLvl w:val="2"/>
+        <w:rPr>
+          <w:szCs w:val="24"/>
+        </w:rPr>
+      </w:pPr>
+      <w:r>
+        <w:rPr>
+          <w:szCs w:val="24"/>
+        </w:rPr>
+        <w:tab/>
+      </w:r>
+      <w:bookmarkStart w:id="30" w:name="_Toc229430767"/>
+      <w:r>
+        <w:rPr>
+          <w:szCs w:val="24"/>
+        </w:rPr>
+        <w:t>7.4.5 Menu ME</w:t>
+      </w:r>
+      <w:bookmarkEnd w:id="30"/>
+    </w:p>
+    <w:p>
+      <w:pPr>
+        <w:rPr>
+          <w:szCs w:val="24"/>
+        </w:rPr>
+      </w:pPr>
+    </w:p>
+    <w:p>
+      <w:pPr>
+        <w:outlineLvl w:val="2"/>
+        <w:rPr>
+          <w:szCs w:val="24"/>
+        </w:rPr>
+      </w:pPr>
+      <w:r>
+        <w:rPr>
+          <w:szCs w:val="24"/>
+        </w:rPr>
+        <w:tab/>
+      </w:r>
+      <w:bookmarkStart w:id="31" w:name="_Toc229430768"/>
+      <w:r>
+        <w:rPr>
+          <w:szCs w:val="24"/>
+        </w:rPr>
+        <w:t>7.4.6 Menu MEI</w:t>
+      </w:r>
+      <w:bookmarkEnd w:id="31"/>
+    </w:p>
+    <w:p>
+      <w:pPr>
+        <w:rPr>
+          <w:szCs w:val="24"/>
+        </w:rPr>
+      </w:pPr>
+    </w:p>
+    <w:p>
+      <w:pPr>
+        <w:outlineLvl w:val="2"/>
+        <w:rPr>
+          <w:szCs w:val="24"/>
+        </w:rPr>
+      </w:pPr>
+      <w:r>
+        <w:rPr>
+          <w:szCs w:val="24"/>
+        </w:rPr>
+        <w:tab/>
+      </w:r>
+      <w:bookmarkStart w:id="32" w:name="_Toc229430769"/>
+      <w:proofErr w:type="gramStart"/>
+      <w:r>
+        <w:rPr>
+          <w:szCs w:val="24"/>
+        </w:rPr>
+        <w:t>7.4.7  Tela</w:t>
+      </w:r>
+      <w:proofErr w:type="gramEnd"/>
+      <w:r>
+        <w:rPr>
+          <w:szCs w:val="24"/>
+        </w:rPr>
+        <w:t xml:space="preserve"> de documentos</w:t>
+      </w:r>
+      <w:bookmarkEnd w:id="32"/>
+    </w:p>
+    <w:p>
+      <w:pPr>
+        <w:jc w:val="center"/>
         <w:rPr>
           <w:sz w:val="20"/>
           <w:szCs w:val="20"/>
         </w:rPr>
-        <w:t xml:space="preserve">Imagem 3: </w:t>
-      </w:r>
-      <w:r>
-        <w:rPr>
-          <w:sz w:val="20"/>
-          <w:szCs w:val="20"/>
-        </w:rPr>
-        <w:t>Interface</w:t>
-      </w:r>
-      <w:r>
-        <w:rPr>
-          <w:sz w:val="20"/>
-          <w:szCs w:val="20"/>
-        </w:rPr>
-        <w:t xml:space="preserve"> de cadastro administrada pelo contador. Fonte: Elaborado pelos autores (2026).</w:t>
-      </w:r>
+      </w:pPr>
     </w:p>
     <w:p>
       <w:pPr>
@@ -14884,7 +15851,7 @@
           <w:bCs/>
         </w:rPr>
       </w:pPr>
-      <w:bookmarkStart w:id="21" w:name="_Toc215511597"/>
+      <w:bookmarkStart w:id="33" w:name="_Toc229430770"/>
       <w:r>
         <w:rPr>
           <w:b/>
@@ -14892,7 +15859,7 @@
         </w:rPr>
         <w:t>Política de Privacidade</w:t>
       </w:r>
-      <w:bookmarkEnd w:id="21"/>
+      <w:bookmarkEnd w:id="33"/>
     </w:p>
     <w:p/>
     <w:p>
@@ -14928,33 +15895,89 @@
     </w:p>
     <w:p>
       <w:r>
+        <w:t>O nosso site pode ter links para sites externos que não são operados por nós. Esteja ciente de que não temos controle sobre o conteúdo e práticas desses sites e não podemos aceitar responsabilidade por suas respectivas políticas de privacidade.</w:t>
+      </w:r>
+    </w:p>
+    <w:p>
+      <w:r>
+        <w:t xml:space="preserve">Você é livre para recusar a nossa solicitação de informações pessoais, entendendo que talvez não possamos </w:t>
+      </w:r>
+      <w:proofErr w:type="spellStart"/>
+      <w:r>
+        <w:t>fornecer</w:t>
+      </w:r>
+      <w:proofErr w:type="spellEnd"/>
+      <w:r>
+        <w:t xml:space="preserve"> alguns dos serviços desejados.</w:t>
+      </w:r>
+    </w:p>
+    <w:p>
+      <w:r>
+        <w:t>O uso continuado de nosso site será considerado como aceitação de nossas práticas em torno de privacidade e informações pessoais. Se você tiver alguma dúvida sobre como lidamos com dados do usuário e informações pessoais, entre em contacto c</w:t>
+      </w:r>
+      <w:r>
+        <w:t>o</w:t>
+      </w:r>
+      <w:r>
+        <w:t>nosco</w:t>
+      </w:r>
+      <w:r>
+        <w:t>.</w:t>
+      </w:r>
+    </w:p>
+    <w:p>
+      <w:r>
         <w:lastRenderedPageBreak/>
-        <w:t>O nosso site pode ter links para sites externos que não são operados por nós. Esteja ciente de que não temos controle sobre o conteúdo e práticas desses sites e não podemos aceitar responsabilidade por suas respectivas políticas de privacidade.</w:t>
-      </w:r>
-    </w:p>
-    <w:p>
-      <w:r>
-        <w:t xml:space="preserve">Você é livre para recusar a nossa solicitação de informações pessoais, entendendo que talvez não possamos </w:t>
+        <w:t xml:space="preserve">- </w:t>
+      </w:r>
+      <w:r>
+        <w:t xml:space="preserve">O serviço Google </w:t>
       </w:r>
       <w:proofErr w:type="spellStart"/>
       <w:r>
-        <w:t>fornecer</w:t>
+        <w:t>AdSense</w:t>
       </w:r>
       <w:proofErr w:type="spellEnd"/>
       <w:r>
-        <w:t xml:space="preserve"> alguns dos serviços desejados.</w:t>
-      </w:r>
-    </w:p>
-    <w:p>
-      <w:r>
-        <w:t>O uso continuado de nosso site será considerado como aceitação de nossas práticas em torno de privacidade e informações pessoais. Se você tiver alguma dúvida sobre como lidamos com dados do usuário e informações pessoais, entre em contacto c</w:t>
-      </w:r>
-      <w:r>
-        <w:t>o</w:t>
-      </w:r>
-      <w:r>
-        <w:t>nosco</w:t>
-      </w:r>
+        <w:t xml:space="preserve"> que usamos para veicular publicidade usa um cookie </w:t>
+      </w:r>
+      <w:proofErr w:type="spellStart"/>
+      <w:r>
+        <w:t>DoubleClick</w:t>
+      </w:r>
+      <w:proofErr w:type="spellEnd"/>
+      <w:r>
+        <w:t xml:space="preserve"> para veicular anúncios mais relevantes em toda a Web e limitar o número de vezes que um determinado anúncio é exibido para você.</w:t>
+      </w:r>
+    </w:p>
+    <w:p>
+      <w:r>
+        <w:t xml:space="preserve">- </w:t>
+      </w:r>
+      <w:r>
+        <w:t xml:space="preserve">Para mais informações sobre o Google </w:t>
+      </w:r>
+      <w:proofErr w:type="spellStart"/>
+      <w:r>
+        <w:t>AdSense</w:t>
+      </w:r>
+      <w:proofErr w:type="spellEnd"/>
+      <w:r>
+        <w:t xml:space="preserve">, consulte as </w:t>
+      </w:r>
+      <w:proofErr w:type="spellStart"/>
+      <w:r>
+        <w:t>FAQs</w:t>
+      </w:r>
+      <w:proofErr w:type="spellEnd"/>
+      <w:r>
+        <w:t xml:space="preserve"> oficiais sobre privacidade do Google </w:t>
+      </w:r>
+      <w:proofErr w:type="spellStart"/>
+      <w:r>
+        <w:t>AdSense</w:t>
+      </w:r>
+      <w:proofErr w:type="spellEnd"/>
       <w:r>
         <w:t>.</w:t>
       </w:r>
@@ -14964,23 +15987,7 @@
         <w:t xml:space="preserve">- </w:t>
       </w:r>
       <w:r>
-        <w:t xml:space="preserve">O serviço Google </w:t>
-      </w:r>
-      <w:proofErr w:type="spellStart"/>
-      <w:r>
-        <w:t>AdSense</w:t>
-      </w:r>
-      <w:proofErr w:type="spellEnd"/>
-      <w:r>
-        <w:t xml:space="preserve"> que usamos para veicular publicidade usa um cookie </w:t>
-      </w:r>
-      <w:proofErr w:type="spellStart"/>
-      <w:r>
-        <w:t>DoubleClick</w:t>
-      </w:r>
-      <w:proofErr w:type="spellEnd"/>
-      <w:r>
-        <w:t xml:space="preserve"> para veicular anúncios mais relevantes em toda a Web e limitar o número de vezes que um determinado anúncio é exibido para você.</w:t>
+        <w:t>Utilizamos anúncios para compensar os custos de funcionamento deste site e fornecer financiamento para futuros desenvolvimentos. Os cookies de publicidade comportamental usados ​​por este site foram projetados para garantir que você forneça os anúncios mais relevantes sempre que possível, rastreando anonimamente seus interesses e apresentando coisas semelhantes que possam ser do seu interesse.</w:t>
       </w:r>
     </w:p>
     <w:p>
@@ -14988,46 +15995,6 @@
         <w:t xml:space="preserve">- </w:t>
       </w:r>
       <w:r>
-        <w:t xml:space="preserve">Para mais informações sobre o Google </w:t>
-      </w:r>
-      <w:proofErr w:type="spellStart"/>
-      <w:r>
-        <w:t>AdSense</w:t>
-      </w:r>
-      <w:proofErr w:type="spellEnd"/>
-      <w:r>
-        <w:t xml:space="preserve">, consulte as </w:t>
-      </w:r>
-      <w:proofErr w:type="spellStart"/>
-      <w:r>
-        <w:t>FAQs</w:t>
-      </w:r>
-      <w:proofErr w:type="spellEnd"/>
-      <w:r>
-        <w:t xml:space="preserve"> oficiais sobre privacidade do Google </w:t>
-      </w:r>
-      <w:proofErr w:type="spellStart"/>
-      <w:r>
-        <w:t>AdSense</w:t>
-      </w:r>
-      <w:proofErr w:type="spellEnd"/>
-      <w:r>
-        <w:t>.</w:t>
-      </w:r>
-    </w:p>
-    <w:p>
-      <w:r>
-        <w:t xml:space="preserve">- </w:t>
-      </w:r>
-      <w:r>
-        <w:t>Utilizamos anúncios para compensar os custos de funcionamento deste site e fornecer financiamento para futuros desenvolvimentos. Os cookies de publicidade comportamental usados ​​por este site foram projetados para garantir que você forneça os anúncios mais relevantes sempre que possível, rastreando anonimamente seus interesses e apresentando coisas semelhantes que possam ser do seu interesse.</w:t>
-      </w:r>
-    </w:p>
-    <w:p>
-      <w:r>
-        <w:t xml:space="preserve">- </w:t>
-      </w:r>
-      <w:r>
         <w:t>Vários parceiros anunciam em nosso nome e os cookies de rastreamento de afiliados simplesmente nos permitem ver se nossos clientes acessaram o site através de um dos sites de nossos parceiros, para que possamos creditá-los adequadamente e, quando aplicável, permitir que nossos parceiros afiliados ofereçam qualquer promoção que pode fornecê-lo para fazer uma compra.</w:t>
       </w:r>
     </w:p>
@@ -15058,26 +16025,26 @@
         <w:ind w:firstLine="357"/>
       </w:pPr>
       <w:r>
+        <w:t>B) Não difundir propaganda ou conteúdo de natureza racista, xenofóbica, jogos de sorte ou azar, qualquer tipo de pornografia ilegal, de apologia ao terrorismo ou contra os direitos humanos;</w:t>
+      </w:r>
+    </w:p>
+    <w:p>
+      <w:pPr>
+        <w:ind w:firstLine="357"/>
+      </w:pPr>
+      <w:r>
+        <w:t>C) Não causar danos aos sistemas físicos (hardwares) e lógicos (softwares) do Contax, de seus fornecedores ou terceiros, para introduzir ou disseminar vírus informáticos ou quaisquer outros sistemas de hardware ou software que sejam capazes de causar danos anteriormente mencionados.</w:t>
+      </w:r>
+    </w:p>
+    <w:p/>
+    <w:p>
+      <w:r>
+        <w:t>Mais informações</w:t>
+      </w:r>
+    </w:p>
+    <w:p>
+      <w:r>
         <w:lastRenderedPageBreak/>
-        <w:t>B) Não difundir propaganda ou conteúdo de natureza racista, xenofóbica, jogos de sorte ou azar, qualquer tipo de pornografia ilegal, de apologia ao terrorismo ou contra os direitos humanos;</w:t>
-      </w:r>
-    </w:p>
-    <w:p>
-      <w:pPr>
-        <w:ind w:firstLine="357"/>
-      </w:pPr>
-      <w:r>
-        <w:t>C) Não causar danos aos sistemas físicos (hardwares) e lógicos (softwares) do Contax, de seus fornecedores ou terceiros, para introduzir ou disseminar vírus informáticos ou quaisquer outros sistemas de hardware ou software que sejam capazes de causar danos anteriormente mencionados.</w:t>
-      </w:r>
-    </w:p>
-    <w:p/>
-    <w:p>
-      <w:r>
-        <w:t>Mais informações</w:t>
-      </w:r>
-    </w:p>
-    <w:p>
-      <w:r>
         <w:t>Esperemos que esteja esclarecido e, como mencionado anteriormente, se houver algo que você não tem certeza se precisa ou não, geralmente é mais seguro deixar os cookies ativados, caso interaja com um dos recursos que você usa em nosso site.</w:t>
       </w:r>
     </w:p>
@@ -15104,7 +16071,7 @@
           <w:bCs/>
         </w:rPr>
       </w:pPr>
-      <w:bookmarkStart w:id="22" w:name="_Toc215511598"/>
+      <w:bookmarkStart w:id="34" w:name="_Toc229430771"/>
       <w:r>
         <w:rPr>
           <w:b/>
@@ -15112,7 +16079,7 @@
         </w:rPr>
         <w:t>Termos de Uso</w:t>
       </w:r>
-      <w:bookmarkEnd w:id="22"/>
+      <w:bookmarkEnd w:id="34"/>
     </w:p>
     <w:p/>
     <w:p>
@@ -15182,7 +16149,6 @@
         </w:numPr>
       </w:pPr>
       <w:r>
-        <w:lastRenderedPageBreak/>
         <w:t xml:space="preserve">tentar </w:t>
       </w:r>
       <w:proofErr w:type="spellStart"/>
@@ -15240,6 +16206,7 @@
         </w:numPr>
       </w:pPr>
       <w:r>
+        <w:lastRenderedPageBreak/>
         <w:t>Isenção de responsabilidade</w:t>
       </w:r>
     </w:p>
@@ -15306,11 +16273,7 @@
     </w:p>
     <w:p>
       <w:r>
-        <w:t xml:space="preserve">Os materiais exibidos no site da Contax podem incluir erros técnicos, tipográficos ou fotográficos. Contax não garante que qualquer material em seu site seja preciso, </w:t>
-      </w:r>
-      <w:r>
-        <w:lastRenderedPageBreak/>
-        <w:t>completo ou atual. Contax pode fazer alterações nos materiais contidos em seu site a qualquer momento, sem aviso prévio. No entanto, Contax não se compromete a atualizar os materiais.</w:t>
+        <w:t>Os materiais exibidos no site da Contax podem incluir erros técnicos, tipográficos ou fotográficos. Contax não garante que qualquer material em seu site seja preciso, completo ou atual. Contax pode fazer alterações nos materiais contidos em seu site a qualquer momento, sem aviso prévio. No entanto, Contax não se compromete a atualizar os materiais.</w:t>
       </w:r>
     </w:p>
     <w:p>
@@ -15338,6 +16301,7 @@
     </w:p>
     <w:p>
       <w:r>
+        <w:lastRenderedPageBreak/>
         <w:t>O Contax pode revisar estes termos de serviço do site a qualquer momento, sem aviso prévio. Ao usar este site, você concorda em ficar vinculado à versão atual desses termos de serviço.</w:t>
       </w:r>
     </w:p>
@@ -15374,7 +16338,7 @@
           <w:b/>
         </w:rPr>
       </w:pPr>
-      <w:bookmarkStart w:id="23" w:name="_Toc215511599"/>
+      <w:bookmarkStart w:id="35" w:name="_Toc229430772"/>
       <w:r>
         <w:rPr>
           <w:b/>
@@ -15382,7 +16346,7 @@
         <w:lastRenderedPageBreak/>
         <w:t>CONSIDERAÇÕES FINAIS</w:t>
       </w:r>
-      <w:bookmarkEnd w:id="23"/>
+      <w:bookmarkEnd w:id="35"/>
     </w:p>
     <w:p/>
     <w:p/>
@@ -15414,7 +16378,7 @@
           <w:b/>
         </w:rPr>
       </w:pPr>
-      <w:bookmarkStart w:id="24" w:name="_Toc215511600"/>
+      <w:bookmarkStart w:id="36" w:name="_Toc229430773"/>
       <w:r>
         <w:rPr>
           <w:b/>
@@ -15422,7 +16386,7 @@
         <w:lastRenderedPageBreak/>
         <w:t>REFERÊNCIAS</w:t>
       </w:r>
-      <w:bookmarkEnd w:id="24"/>
+      <w:bookmarkEnd w:id="36"/>
     </w:p>
     <w:p/>
     <w:p>
@@ -15441,7 +16405,7 @@
       <w:r>
         <w:t xml:space="preserve">, 2016. Disponível em: </w:t>
       </w:r>
-      <w:hyperlink r:id="rId19" w:history="1">
+      <w:hyperlink r:id="rId20" w:history="1">
         <w:r>
           <w:rPr>
             <w:rStyle w:val="Hyperlink"/>
@@ -15470,7 +16434,7 @@
       <w:r>
         <w:t xml:space="preserve">, 2023. Disponível em: </w:t>
       </w:r>
-      <w:hyperlink r:id="rId20" w:anchor=":~:text=o%20Visual%20Studio-,Visual%20Studio%20Code,praticamente%20qualquer%20linguagem%20de%20programa%C3%A7%C3%A3o" w:history="1">
+      <w:hyperlink r:id="rId21" w:anchor=":~:text=o%20Visual%20Studio-,Visual%20Studio%20Code,praticamente%20qualquer%20linguagem%20de%20programa%C3%A7%C3%A3o" w:history="1">
         <w:r>
           <w:rPr>
             <w:rStyle w:val="Hyperlink"/>
@@ -15527,7 +16491,7 @@
       <w:r>
         <w:t xml:space="preserve"> Disponível em: </w:t>
       </w:r>
-      <w:hyperlink r:id="rId21" w:history="1">
+      <w:hyperlink r:id="rId22" w:history="1">
         <w:r>
           <w:rPr>
             <w:rStyle w:val="Hyperlink"/>
@@ -15578,7 +16542,7 @@
       <w:r>
         <w:t xml:space="preserve">: </w:t>
       </w:r>
-      <w:hyperlink r:id="rId22" w:history="1">
+      <w:hyperlink r:id="rId23" w:history="1">
         <w:r>
           <w:rPr>
             <w:rStyle w:val="Hyperlink"/>
@@ -15610,7 +16574,7 @@
           <w:b/>
         </w:rPr>
       </w:pPr>
-      <w:bookmarkStart w:id="25" w:name="_Toc215511601"/>
+      <w:bookmarkStart w:id="37" w:name="_Toc229430774"/>
       <w:r>
         <w:rPr>
           <w:b/>
@@ -15624,7 +16588,7 @@
         </w:rPr>
         <w:t>(s) (Elemento opcional)</w:t>
       </w:r>
-      <w:bookmarkEnd w:id="25"/>
+      <w:bookmarkEnd w:id="37"/>
     </w:p>
     <w:p/>
     <w:p>
@@ -15662,7 +16626,7 @@
                     <pic:cNvPicPr/>
                   </pic:nvPicPr>
                   <pic:blipFill>
-                    <a:blip r:embed="rId23">
+                    <a:blip r:embed="rId24">
                       <a:extLst>
                         <a:ext uri="{28A0092B-C50C-407E-A947-70E740481C1C}">
                           <a14:useLocalDpi xmlns:a14="http://schemas.microsoft.com/office/drawing/2010/main" val="0"/>
@@ -15708,7 +16672,7 @@
           <w:b/>
         </w:rPr>
       </w:pPr>
-      <w:bookmarkStart w:id="26" w:name="_Toc215511602"/>
+      <w:bookmarkStart w:id="38" w:name="_Toc229430775"/>
       <w:r>
         <w:rPr>
           <w:b/>
@@ -15728,7 +16692,7 @@
         </w:rPr>
         <w:t>(Elemento opcional)</w:t>
       </w:r>
-      <w:bookmarkEnd w:id="26"/>
+      <w:bookmarkEnd w:id="38"/>
     </w:p>
     <w:p/>
     <w:p>
@@ -15758,7 +16722,7 @@
                     <pic:cNvPicPr/>
                   </pic:nvPicPr>
                   <pic:blipFill>
-                    <a:blip r:embed="rId24">
+                    <a:blip r:embed="rId25">
                       <a:extLst>
                         <a:ext uri="{28A0092B-C50C-407E-A947-70E740481C1C}">
                           <a14:useLocalDpi xmlns:a14="http://schemas.microsoft.com/office/drawing/2010/main" val="0"/>
@@ -17418,6 +18382,7 @@
   <w:style w:type="character" w:default="1" w:styleId="Fontepargpadro">
     <w:name w:val="Default Paragraph Font"/>
     <w:uiPriority w:val="1"/>
+    <w:semiHidden/>
     <w:unhideWhenUsed/>
   </w:style>
   <w:style w:type="table" w:default="1" w:styleId="Tabelanormal">
@@ -17841,6 +18806,124 @@
     <w:rPr>
       <w:b/>
       <w:bCs/>
+    </w:rPr>
+  </w:style>
+  <w:style w:type="paragraph" w:styleId="Sumrio5">
+    <w:name w:val="toc 5"/>
+    <w:basedOn w:val="Normal"/>
+    <w:next w:val="Normal"/>
+    <w:autoRedefine/>
+    <w:uiPriority w:val="39"/>
+    <w:unhideWhenUsed/>
+    <w:rsid w:val="00B44C43"/>
+    <w:pPr>
+      <w:spacing w:after="100"/>
+      <w:ind w:left="960"/>
+    </w:pPr>
+  </w:style>
+  <w:style w:type="paragraph" w:styleId="Sumrio4">
+    <w:name w:val="toc 4"/>
+    <w:basedOn w:val="Normal"/>
+    <w:next w:val="Normal"/>
+    <w:autoRedefine/>
+    <w:uiPriority w:val="39"/>
+    <w:unhideWhenUsed/>
+    <w:rsid w:val="00B44C43"/>
+    <w:pPr>
+      <w:spacing w:after="100" w:line="278" w:lineRule="auto"/>
+      <w:ind w:left="720"/>
+      <w:jc w:val="left"/>
+    </w:pPr>
+    <w:rPr>
+      <w:rFonts w:asciiTheme="minorHAnsi" w:eastAsiaTheme="minorEastAsia" w:hAnsiTheme="minorHAnsi"/>
+      <w:kern w:val="2"/>
+      <w:szCs w:val="24"/>
+      <w:lang w:eastAsia="pt-BR"/>
+      <w14:ligatures w14:val="standardContextual"/>
+    </w:rPr>
+  </w:style>
+  <w:style w:type="paragraph" w:styleId="Sumrio6">
+    <w:name w:val="toc 6"/>
+    <w:basedOn w:val="Normal"/>
+    <w:next w:val="Normal"/>
+    <w:autoRedefine/>
+    <w:uiPriority w:val="39"/>
+    <w:unhideWhenUsed/>
+    <w:rsid w:val="00B44C43"/>
+    <w:pPr>
+      <w:spacing w:after="100" w:line="278" w:lineRule="auto"/>
+      <w:ind w:left="1200"/>
+      <w:jc w:val="left"/>
+    </w:pPr>
+    <w:rPr>
+      <w:rFonts w:asciiTheme="minorHAnsi" w:eastAsiaTheme="minorEastAsia" w:hAnsiTheme="minorHAnsi"/>
+      <w:kern w:val="2"/>
+      <w:szCs w:val="24"/>
+      <w:lang w:eastAsia="pt-BR"/>
+      <w14:ligatures w14:val="standardContextual"/>
+    </w:rPr>
+  </w:style>
+  <w:style w:type="paragraph" w:styleId="Sumrio7">
+    <w:name w:val="toc 7"/>
+    <w:basedOn w:val="Normal"/>
+    <w:next w:val="Normal"/>
+    <w:autoRedefine/>
+    <w:uiPriority w:val="39"/>
+    <w:unhideWhenUsed/>
+    <w:rsid w:val="00B44C43"/>
+    <w:pPr>
+      <w:spacing w:after="100" w:line="278" w:lineRule="auto"/>
+      <w:ind w:left="1440"/>
+      <w:jc w:val="left"/>
+    </w:pPr>
+    <w:rPr>
+      <w:rFonts w:asciiTheme="minorHAnsi" w:eastAsiaTheme="minorEastAsia" w:hAnsiTheme="minorHAnsi"/>
+      <w:kern w:val="2"/>
+      <w:szCs w:val="24"/>
+      <w:lang w:eastAsia="pt-BR"/>
+      <w14:ligatures w14:val="standardContextual"/>
+    </w:rPr>
+  </w:style>
+  <w:style w:type="paragraph" w:styleId="Sumrio8">
+    <w:name w:val="toc 8"/>
+    <w:basedOn w:val="Normal"/>
+    <w:next w:val="Normal"/>
+    <w:autoRedefine/>
+    <w:uiPriority w:val="39"/>
+    <w:unhideWhenUsed/>
+    <w:rsid w:val="00B44C43"/>
+    <w:pPr>
+      <w:spacing w:after="100" w:line="278" w:lineRule="auto"/>
+      <w:ind w:left="1680"/>
+      <w:jc w:val="left"/>
+    </w:pPr>
+    <w:rPr>
+      <w:rFonts w:asciiTheme="minorHAnsi" w:eastAsiaTheme="minorEastAsia" w:hAnsiTheme="minorHAnsi"/>
+      <w:kern w:val="2"/>
+      <w:szCs w:val="24"/>
+      <w:lang w:eastAsia="pt-BR"/>
+      <w14:ligatures w14:val="standardContextual"/>
+    </w:rPr>
+  </w:style>
+  <w:style w:type="paragraph" w:styleId="Sumrio9">
+    <w:name w:val="toc 9"/>
+    <w:basedOn w:val="Normal"/>
+    <w:next w:val="Normal"/>
+    <w:autoRedefine/>
+    <w:uiPriority w:val="39"/>
+    <w:unhideWhenUsed/>
+    <w:rsid w:val="00B44C43"/>
+    <w:pPr>
+      <w:spacing w:after="100" w:line="278" w:lineRule="auto"/>
+      <w:ind w:left="1920"/>
+      <w:jc w:val="left"/>
+    </w:pPr>
+    <w:rPr>
+      <w:rFonts w:asciiTheme="minorHAnsi" w:eastAsiaTheme="minorEastAsia" w:hAnsiTheme="minorHAnsi"/>
+      <w:kern w:val="2"/>
+      <w:szCs w:val="24"/>
+      <w:lang w:eastAsia="pt-BR"/>
+      <w14:ligatures w14:val="standardContextual"/>
     </w:rPr>
   </w:style>
 </w:styles>

--- a/Documentação/Doc atualizado.docx
+++ b/Documentação/Doc atualizado.docx
@@ -908,7 +908,15 @@
           <w:b/>
           <w:color w:val="FF0000"/>
         </w:rPr>
-        <w:t>11</w:t>
+        <w:t>1</w:t>
+      </w:r>
+      <w:r>
+        <w:rPr>
+          <w:rFonts w:cs="Arial"/>
+          <w:b/>
+          <w:color w:val="FF0000"/>
+        </w:rPr>
+        <w:t>3</w:t>
       </w:r>
       <w:r>
         <w:rPr>
@@ -1026,13 +1034,13 @@
       <w:r>
         <w:fldChar w:fldCharType="separate"/>
       </w:r>
-      <w:hyperlink w:anchor="_Toc229431393" w:history="1">
+      <w:hyperlink w:anchor="_Toc229592415" w:history="1">
         <w:r>
           <w:rPr>
             <w:rStyle w:val="Hyperlink"/>
             <w:noProof/>
           </w:rPr>
-          <w:t>Figura 1 - Modelo relacional das tabelas do projeto CONTAX. Fonte: Autoria própria (2025).</w:t>
+          <w:t>Figura 1 - Modelo relacional das tabelas do projeto CONTAX.</w:t>
         </w:r>
         <w:r>
           <w:rPr>
@@ -1053,7 +1061,7 @@
             <w:noProof/>
             <w:webHidden/>
           </w:rPr>
-          <w:instrText xml:space="preserve"> PAGEREF _Toc229431393 \h </w:instrText>
+          <w:instrText xml:space="preserve"> PAGEREF _Toc229592415 \h </w:instrText>
         </w:r>
         <w:r>
           <w:rPr>
@@ -1073,7 +1081,7 @@
             <w:noProof/>
             <w:webHidden/>
           </w:rPr>
-          <w:t>17</w:t>
+          <w:t>18</w:t>
         </w:r>
         <w:r>
           <w:rPr>
@@ -1099,13 +1107,13 @@
           <w14:ligatures w14:val="standardContextual"/>
         </w:rPr>
       </w:pPr>
-      <w:hyperlink w:anchor="_Toc229431394" w:history="1">
+      <w:hyperlink w:anchor="_Toc229592416" w:history="1">
         <w:r>
           <w:rPr>
             <w:rStyle w:val="Hyperlink"/>
             <w:noProof/>
           </w:rPr>
-          <w:t>Figura 2: tela de login do software Contax. Fonte: Autoria própria (2026).</w:t>
+          <w:t>Figura 2: tela de login do software Contax.</w:t>
         </w:r>
         <w:r>
           <w:rPr>
@@ -1126,80 +1134,7 @@
             <w:noProof/>
             <w:webHidden/>
           </w:rPr>
-          <w:instrText xml:space="preserve"> PAGEREF _Toc229431394 \h </w:instrText>
-        </w:r>
-        <w:r>
-          <w:rPr>
-            <w:noProof/>
-            <w:webHidden/>
-          </w:rPr>
-        </w:r>
-        <w:r>
-          <w:rPr>
-            <w:noProof/>
-            <w:webHidden/>
-          </w:rPr>
-          <w:fldChar w:fldCharType="separate"/>
-        </w:r>
-        <w:r>
-          <w:rPr>
-            <w:noProof/>
-            <w:webHidden/>
-          </w:rPr>
-          <w:t>28</w:t>
-        </w:r>
-        <w:r>
-          <w:rPr>
-            <w:noProof/>
-            <w:webHidden/>
-          </w:rPr>
-          <w:fldChar w:fldCharType="end"/>
-        </w:r>
-      </w:hyperlink>
-    </w:p>
-    <w:p>
-      <w:pPr>
-        <w:pStyle w:val="ndicedeilustraes"/>
-        <w:tabs>
-          <w:tab w:val="right" w:leader="dot" w:pos="9061"/>
-        </w:tabs>
-        <w:rPr>
-          <w:rFonts w:asciiTheme="minorHAnsi" w:eastAsiaTheme="minorEastAsia" w:hAnsiTheme="minorHAnsi"/>
-          <w:noProof/>
-          <w:kern w:val="2"/>
-          <w:szCs w:val="24"/>
-          <w:lang w:eastAsia="pt-BR"/>
-          <w14:ligatures w14:val="standardContextual"/>
-        </w:rPr>
-      </w:pPr>
-      <w:hyperlink w:anchor="_Toc229431395" w:history="1">
-        <w:r>
-          <w:rPr>
-            <w:rStyle w:val="Hyperlink"/>
-            <w:noProof/>
-          </w:rPr>
-          <w:t>Figura 3: Tela de dashboard do administrador. Fonte: Autoria própria (2026).</w:t>
-        </w:r>
-        <w:r>
-          <w:rPr>
-            <w:noProof/>
-            <w:webHidden/>
-          </w:rPr>
-          <w:tab/>
-        </w:r>
-        <w:r>
-          <w:rPr>
-            <w:noProof/>
-            <w:webHidden/>
-          </w:rPr>
-          <w:fldChar w:fldCharType="begin"/>
-        </w:r>
-        <w:r>
-          <w:rPr>
-            <w:noProof/>
-            <w:webHidden/>
-          </w:rPr>
-          <w:instrText xml:space="preserve"> PAGEREF _Toc229431395 \h </w:instrText>
+          <w:instrText xml:space="preserve"> PAGEREF _Toc229592416 \h </w:instrText>
         </w:r>
         <w:r>
           <w:rPr>
@@ -1245,13 +1180,13 @@
           <w14:ligatures w14:val="standardContextual"/>
         </w:rPr>
       </w:pPr>
-      <w:hyperlink w:anchor="_Toc229431396" w:history="1">
+      <w:hyperlink w:anchor="_Toc229592417" w:history="1">
         <w:r>
           <w:rPr>
             <w:rStyle w:val="Hyperlink"/>
             <w:noProof/>
           </w:rPr>
-          <w:t>Figura 4: Interface de cadastro administrada pelo contador. Fonte: Autoria própria (2026).</w:t>
+          <w:t>Figura 3: Tela de dashboard do administrador.</w:t>
         </w:r>
         <w:r>
           <w:rPr>
@@ -1272,7 +1207,7 @@
             <w:noProof/>
             <w:webHidden/>
           </w:rPr>
-          <w:instrText xml:space="preserve"> PAGEREF _Toc229431396 \h </w:instrText>
+          <w:instrText xml:space="preserve"> PAGEREF _Toc229592417 \h </w:instrText>
         </w:r>
         <w:r>
           <w:rPr>
@@ -1318,13 +1253,93 @@
           <w14:ligatures w14:val="standardContextual"/>
         </w:rPr>
       </w:pPr>
-      <w:hyperlink w:anchor="_Toc229431397" w:history="1">
+      <w:hyperlink w:anchor="_Toc229592418" w:history="1">
         <w:r>
           <w:rPr>
             <w:rStyle w:val="Hyperlink"/>
             <w:noProof/>
           </w:rPr>
-          <w:t>Figura 5: Interface de cadastro de usuário, administrada pelo contador. Fonte: Autoria própria (2026).</w:t>
+          <w:t>Figura 4: Interface de cadastro administrada pelo contador.</w:t>
+        </w:r>
+        <w:r>
+          <w:rPr>
+            <w:noProof/>
+            <w:webHidden/>
+          </w:rPr>
+          <w:t xml:space="preserve">..................................... </w:t>
+        </w:r>
+        <w:r>
+          <w:rPr>
+            <w:noProof/>
+            <w:webHidden/>
+          </w:rPr>
+          <w:fldChar w:fldCharType="begin"/>
+        </w:r>
+        <w:r>
+          <w:rPr>
+            <w:noProof/>
+            <w:webHidden/>
+          </w:rPr>
+          <w:instrText xml:space="preserve"> PAGEREF _Toc229592418 \h </w:instrText>
+        </w:r>
+        <w:r>
+          <w:rPr>
+            <w:noProof/>
+            <w:webHidden/>
+          </w:rPr>
+        </w:r>
+        <w:r>
+          <w:rPr>
+            <w:noProof/>
+            <w:webHidden/>
+          </w:rPr>
+          <w:fldChar w:fldCharType="separate"/>
+        </w:r>
+        <w:r>
+          <w:rPr>
+            <w:noProof/>
+            <w:webHidden/>
+          </w:rPr>
+          <w:t>31</w:t>
+        </w:r>
+        <w:r>
+          <w:rPr>
+            <w:noProof/>
+            <w:webHidden/>
+          </w:rPr>
+          <w:fldChar w:fldCharType="end"/>
+        </w:r>
+      </w:hyperlink>
+    </w:p>
+    <w:p>
+      <w:pPr>
+        <w:pStyle w:val="ndicedeilustraes"/>
+        <w:tabs>
+          <w:tab w:val="right" w:leader="dot" w:pos="9061"/>
+        </w:tabs>
+        <w:rPr>
+          <w:rFonts w:asciiTheme="minorHAnsi" w:eastAsiaTheme="minorEastAsia" w:hAnsiTheme="minorHAnsi"/>
+          <w:noProof/>
+          <w:kern w:val="2"/>
+          <w:szCs w:val="24"/>
+          <w:lang w:eastAsia="pt-BR"/>
+          <w14:ligatures w14:val="standardContextual"/>
+        </w:rPr>
+      </w:pPr>
+      <w:hyperlink w:anchor="_Toc229592419" w:history="1">
+        <w:r>
+          <w:rPr>
+            <w:rStyle w:val="Hyperlink"/>
+            <w:noProof/>
+          </w:rPr>
+          <w:t>Figura 5: Interface de cadastro de usuário, administrada pelo contado</w:t>
+        </w:r>
+        <w:r>
+          <w:rPr>
+            <w:rStyle w:val="Hyperlink"/>
+            <w:noProof/>
+          </w:rPr>
+          <w:t>r.</w:t>
         </w:r>
         <w:r>
           <w:rPr>
@@ -1345,7 +1360,7 @@
             <w:noProof/>
             <w:webHidden/>
           </w:rPr>
-          <w:instrText xml:space="preserve"> PAGEREF _Toc229431397 \h </w:instrText>
+          <w:instrText xml:space="preserve"> PAGEREF _Toc229592419 \h </w:instrText>
         </w:r>
         <w:r>
           <w:rPr>
@@ -1365,7 +1380,7 @@
             <w:noProof/>
             <w:webHidden/>
           </w:rPr>
-          <w:t>30</w:t>
+          <w:t>32</w:t>
         </w:r>
         <w:r>
           <w:rPr>
@@ -1591,21 +1606,21 @@
             <w:rStyle w:val="Hyperlink"/>
             <w:noProof/>
           </w:rPr>
-          <w:t>Tabela</w:t>
+          <w:t>Tab</w:t>
         </w:r>
         <w:r>
           <w:rPr>
             <w:rStyle w:val="Hyperlink"/>
             <w:noProof/>
           </w:rPr>
-          <w:t xml:space="preserve"> </w:t>
+          <w:t>e</w:t>
         </w:r>
         <w:r>
           <w:rPr>
             <w:rStyle w:val="Hyperlink"/>
             <w:noProof/>
           </w:rPr>
-          <w:t>1 - USUÁRIOS</w:t>
+          <w:t>la 1 - USUÁRIOS</w:t>
         </w:r>
         <w:r>
           <w:rPr>
@@ -2184,13 +2199,6 @@
       <w:r>
         <w:br w:type="page"/>
       </w:r>
-      <w:r>
-        <w:rPr>
-          <w:b/>
-        </w:rPr>
-        <w:lastRenderedPageBreak/>
-        <w:br w:type="page"/>
-      </w:r>
     </w:p>
     <w:p>
       <w:pPr>
@@ -2243,15 +2251,6 @@
         <w:lastRenderedPageBreak/>
         <w:t>SUMÁRIO</w:t>
       </w:r>
-    </w:p>
-    <w:p>
-      <w:pPr>
-        <w:jc w:val="center"/>
-        <w:rPr>
-          <w:b/>
-          <w:sz w:val="28"/>
-        </w:rPr>
-      </w:pPr>
     </w:p>
     <w:sdt>
       <w:sdtPr>
@@ -2296,7 +2295,7 @@
           <w:r>
             <w:fldChar w:fldCharType="separate"/>
           </w:r>
-          <w:hyperlink w:anchor="_Toc229430752" w:history="1">
+          <w:hyperlink w:anchor="_Toc229592485" w:history="1">
             <w:r>
               <w:rPr>
                 <w:rStyle w:val="Hyperlink"/>
@@ -2343,7 +2342,7 @@
                 <w:noProof/>
                 <w:webHidden/>
               </w:rPr>
-              <w:instrText xml:space="preserve"> PAGEREF _Toc229430752 \h </w:instrText>
+              <w:instrText xml:space="preserve"> PAGEREF _Toc229592485 \h </w:instrText>
             </w:r>
             <w:r>
               <w:rPr>
@@ -2390,7 +2389,7 @@
               <w14:ligatures w14:val="standardContextual"/>
             </w:rPr>
           </w:pPr>
-          <w:hyperlink w:anchor="_Toc229430753" w:history="1">
+          <w:hyperlink w:anchor="_Toc229592486" w:history="1">
             <w:r>
               <w:rPr>
                 <w:rStyle w:val="Hyperlink"/>
@@ -2437,7 +2436,7 @@
                 <w:noProof/>
                 <w:webHidden/>
               </w:rPr>
-              <w:instrText xml:space="preserve"> PAGEREF _Toc229430753 \h </w:instrText>
+              <w:instrText xml:space="preserve"> PAGEREF _Toc229592486 \h </w:instrText>
             </w:r>
             <w:r>
               <w:rPr>
@@ -2484,7 +2483,7 @@
               <w14:ligatures w14:val="standardContextual"/>
             </w:rPr>
           </w:pPr>
-          <w:hyperlink w:anchor="_Toc229430754" w:history="1">
+          <w:hyperlink w:anchor="_Toc229592487" w:history="1">
             <w:r>
               <w:rPr>
                 <w:rStyle w:val="Hyperlink"/>
@@ -2531,7 +2530,7 @@
                 <w:noProof/>
                 <w:webHidden/>
               </w:rPr>
-              <w:instrText xml:space="preserve"> PAGEREF _Toc229430754 \h </w:instrText>
+              <w:instrText xml:space="preserve"> PAGEREF _Toc229592487 \h </w:instrText>
             </w:r>
             <w:r>
               <w:rPr>
@@ -2578,7 +2577,7 @@
               <w14:ligatures w14:val="standardContextual"/>
             </w:rPr>
           </w:pPr>
-          <w:hyperlink w:anchor="_Toc229430755" w:history="1">
+          <w:hyperlink w:anchor="_Toc229592488" w:history="1">
             <w:r>
               <w:rPr>
                 <w:rStyle w:val="Hyperlink"/>
@@ -2625,7 +2624,7 @@
                 <w:noProof/>
                 <w:webHidden/>
               </w:rPr>
-              <w:instrText xml:space="preserve"> PAGEREF _Toc229430755 \h </w:instrText>
+              <w:instrText xml:space="preserve"> PAGEREF _Toc229592488 \h </w:instrText>
             </w:r>
             <w:r>
               <w:rPr>
@@ -2672,7 +2671,7 @@
               <w14:ligatures w14:val="standardContextual"/>
             </w:rPr>
           </w:pPr>
-          <w:hyperlink w:anchor="_Toc229430756" w:history="1">
+          <w:hyperlink w:anchor="_Toc229592489" w:history="1">
             <w:r>
               <w:rPr>
                 <w:rStyle w:val="Hyperlink"/>
@@ -2719,7 +2718,7 @@
                 <w:noProof/>
                 <w:webHidden/>
               </w:rPr>
-              <w:instrText xml:space="preserve"> PAGEREF _Toc229430756 \h </w:instrText>
+              <w:instrText xml:space="preserve"> PAGEREF _Toc229592489 \h </w:instrText>
             </w:r>
             <w:r>
               <w:rPr>
@@ -2766,7 +2765,7 @@
               <w14:ligatures w14:val="standardContextual"/>
             </w:rPr>
           </w:pPr>
-          <w:hyperlink w:anchor="_Toc229430757" w:history="1">
+          <w:hyperlink w:anchor="_Toc229592490" w:history="1">
             <w:r>
               <w:rPr>
                 <w:rStyle w:val="Hyperlink"/>
@@ -2813,7 +2812,7 @@
                 <w:noProof/>
                 <w:webHidden/>
               </w:rPr>
-              <w:instrText xml:space="preserve"> PAGEREF _Toc229430757 \h </w:instrText>
+              <w:instrText xml:space="preserve"> PAGEREF _Toc229592490 \h </w:instrText>
             </w:r>
             <w:r>
               <w:rPr>
@@ -2860,7 +2859,7 @@
               <w14:ligatures w14:val="standardContextual"/>
             </w:rPr>
           </w:pPr>
-          <w:hyperlink w:anchor="_Toc229430758" w:history="1">
+          <w:hyperlink w:anchor="_Toc229592491" w:history="1">
             <w:r>
               <w:rPr>
                 <w:rStyle w:val="Hyperlink"/>
@@ -2907,7 +2906,7 @@
                 <w:noProof/>
                 <w:webHidden/>
               </w:rPr>
-              <w:instrText xml:space="preserve"> PAGEREF _Toc229430758 \h </w:instrText>
+              <w:instrText xml:space="preserve"> PAGEREF _Toc229592491 \h </w:instrText>
             </w:r>
             <w:r>
               <w:rPr>
@@ -2954,7 +2953,7 @@
               <w14:ligatures w14:val="standardContextual"/>
             </w:rPr>
           </w:pPr>
-          <w:hyperlink w:anchor="_Toc229430759" w:history="1">
+          <w:hyperlink w:anchor="_Toc229592492" w:history="1">
             <w:r>
               <w:rPr>
                 <w:rStyle w:val="Hyperlink"/>
@@ -3003,7 +3002,80 @@
                 <w:noProof/>
                 <w:webHidden/>
               </w:rPr>
-              <w:instrText xml:space="preserve"> PAGEREF _Toc229430759 \h </w:instrText>
+              <w:instrText xml:space="preserve"> PAGEREF _Toc229592492 \h </w:instrText>
+            </w:r>
+            <w:r>
+              <w:rPr>
+                <w:noProof/>
+                <w:webHidden/>
+              </w:rPr>
+            </w:r>
+            <w:r>
+              <w:rPr>
+                <w:noProof/>
+                <w:webHidden/>
+              </w:rPr>
+              <w:fldChar w:fldCharType="separate"/>
+            </w:r>
+            <w:r>
+              <w:rPr>
+                <w:noProof/>
+                <w:webHidden/>
+              </w:rPr>
+              <w:t>17</w:t>
+            </w:r>
+            <w:r>
+              <w:rPr>
+                <w:noProof/>
+                <w:webHidden/>
+              </w:rPr>
+              <w:fldChar w:fldCharType="end"/>
+            </w:r>
+          </w:hyperlink>
+        </w:p>
+        <w:p>
+          <w:pPr>
+            <w:pStyle w:val="Sumrio2"/>
+            <w:tabs>
+              <w:tab w:val="right" w:leader="dot" w:pos="9061"/>
+            </w:tabs>
+            <w:rPr>
+              <w:rFonts w:asciiTheme="minorHAnsi" w:eastAsiaTheme="minorEastAsia" w:hAnsiTheme="minorHAnsi"/>
+              <w:noProof/>
+              <w:kern w:val="2"/>
+              <w:szCs w:val="24"/>
+              <w:lang w:eastAsia="pt-BR"/>
+              <w14:ligatures w14:val="standardContextual"/>
+            </w:rPr>
+          </w:pPr>
+          <w:hyperlink w:anchor="_Toc229592493" w:history="1">
+            <w:r>
+              <w:rPr>
+                <w:rStyle w:val="Hyperlink"/>
+                <w:noProof/>
+              </w:rPr>
+              <w:t>Figura 1 - Modelo relacional das tabelas do projeto CONTAX.</w:t>
+            </w:r>
+            <w:r>
+              <w:rPr>
+                <w:noProof/>
+                <w:webHidden/>
+              </w:rPr>
+              <w:tab/>
+            </w:r>
+            <w:r>
+              <w:rPr>
+                <w:noProof/>
+                <w:webHidden/>
+              </w:rPr>
+              <w:fldChar w:fldCharType="begin"/>
+            </w:r>
+            <w:r>
+              <w:rPr>
+                <w:noProof/>
+                <w:webHidden/>
+              </w:rPr>
+              <w:instrText xml:space="preserve"> PAGEREF _Toc229592493 \h </w:instrText>
             </w:r>
             <w:r>
               <w:rPr>
@@ -3050,7 +3122,7 @@
               <w14:ligatures w14:val="standardContextual"/>
             </w:rPr>
           </w:pPr>
-          <w:hyperlink w:anchor="_Toc229430760" w:history="1">
+          <w:hyperlink w:anchor="_Toc229592494" w:history="1">
             <w:r>
               <w:rPr>
                 <w:rStyle w:val="Hyperlink"/>
@@ -3099,7 +3171,7 @@
                 <w:noProof/>
                 <w:webHidden/>
               </w:rPr>
-              <w:instrText xml:space="preserve"> PAGEREF _Toc229430760 \h </w:instrText>
+              <w:instrText xml:space="preserve"> PAGEREF _Toc229592494 \h </w:instrText>
             </w:r>
             <w:r>
               <w:rPr>
@@ -3146,7 +3218,7 @@
               <w14:ligatures w14:val="standardContextual"/>
             </w:rPr>
           </w:pPr>
-          <w:hyperlink w:anchor="_Toc229430761" w:history="1">
+          <w:hyperlink w:anchor="_Toc229592495" w:history="1">
             <w:r>
               <w:rPr>
                 <w:rStyle w:val="Hyperlink"/>
@@ -3205,7 +3277,7 @@
                 <w:noProof/>
                 <w:webHidden/>
               </w:rPr>
-              <w:instrText xml:space="preserve"> PAGEREF _Toc229430761 \h </w:instrText>
+              <w:instrText xml:space="preserve"> PAGEREF _Toc229592495 \h </w:instrText>
             </w:r>
             <w:r>
               <w:rPr>
@@ -3252,7 +3324,7 @@
               <w14:ligatures w14:val="standardContextual"/>
             </w:rPr>
           </w:pPr>
-          <w:hyperlink w:anchor="_Toc229430762" w:history="1">
+          <w:hyperlink w:anchor="_Toc229592496" w:history="1">
             <w:r>
               <w:rPr>
                 <w:rStyle w:val="Hyperlink"/>
@@ -3301,7 +3373,7 @@
                 <w:noProof/>
                 <w:webHidden/>
               </w:rPr>
-              <w:instrText xml:space="preserve"> PAGEREF _Toc229430762 \h </w:instrText>
+              <w:instrText xml:space="preserve"> PAGEREF _Toc229592496 \h </w:instrText>
             </w:r>
             <w:r>
               <w:rPr>
@@ -3347,7 +3419,7 @@
               <w14:ligatures w14:val="standardContextual"/>
             </w:rPr>
           </w:pPr>
-          <w:hyperlink w:anchor="_Toc229430763" w:history="1">
+          <w:hyperlink w:anchor="_Toc229592497" w:history="1">
             <w:r>
               <w:rPr>
                 <w:rStyle w:val="Hyperlink"/>
@@ -3374,7 +3446,7 @@
                 <w:noProof/>
                 <w:webHidden/>
               </w:rPr>
-              <w:instrText xml:space="preserve"> PAGEREF _Toc229430763 \h </w:instrText>
+              <w:instrText xml:space="preserve"> PAGEREF _Toc229592497 \h </w:instrText>
             </w:r>
             <w:r>
               <w:rPr>
@@ -3420,7 +3492,7 @@
               <w14:ligatures w14:val="standardContextual"/>
             </w:rPr>
           </w:pPr>
-          <w:hyperlink w:anchor="_Toc229430764" w:history="1">
+          <w:hyperlink w:anchor="_Toc229592498" w:history="1">
             <w:r>
               <w:rPr>
                 <w:rStyle w:val="Hyperlink"/>
@@ -3447,7 +3519,7 @@
                 <w:noProof/>
                 <w:webHidden/>
               </w:rPr>
-              <w:instrText xml:space="preserve"> PAGEREF _Toc229430764 \h </w:instrText>
+              <w:instrText xml:space="preserve"> PAGEREF _Toc229592498 \h </w:instrText>
             </w:r>
             <w:r>
               <w:rPr>
@@ -3493,7 +3565,7 @@
               <w14:ligatures w14:val="standardContextual"/>
             </w:rPr>
           </w:pPr>
-          <w:hyperlink w:anchor="_Toc229430765" w:history="1">
+          <w:hyperlink w:anchor="_Toc229592499" w:history="1">
             <w:r>
               <w:rPr>
                 <w:rStyle w:val="Hyperlink"/>
@@ -3520,7 +3592,7 @@
                 <w:noProof/>
                 <w:webHidden/>
               </w:rPr>
-              <w:instrText xml:space="preserve"> PAGEREF _Toc229430765 \h </w:instrText>
+              <w:instrText xml:space="preserve"> PAGEREF _Toc229592499 \h </w:instrText>
             </w:r>
             <w:r>
               <w:rPr>
@@ -3566,7 +3638,7 @@
               <w14:ligatures w14:val="standardContextual"/>
             </w:rPr>
           </w:pPr>
-          <w:hyperlink w:anchor="_Toc229430766" w:history="1">
+          <w:hyperlink w:anchor="_Toc229592500" w:history="1">
             <w:r>
               <w:rPr>
                 <w:rStyle w:val="Hyperlink"/>
@@ -3593,7 +3665,7 @@
                 <w:noProof/>
                 <w:webHidden/>
               </w:rPr>
-              <w:instrText xml:space="preserve"> PAGEREF _Toc229430766 \h </w:instrText>
+              <w:instrText xml:space="preserve"> PAGEREF _Toc229592500 \h </w:instrText>
             </w:r>
             <w:r>
               <w:rPr>
@@ -3639,7 +3711,7 @@
               <w14:ligatures w14:val="standardContextual"/>
             </w:rPr>
           </w:pPr>
-          <w:hyperlink w:anchor="_Toc229430767" w:history="1">
+          <w:hyperlink w:anchor="_Toc229592501" w:history="1">
             <w:r>
               <w:rPr>
                 <w:rStyle w:val="Hyperlink"/>
@@ -3666,7 +3738,7 @@
                 <w:noProof/>
                 <w:webHidden/>
               </w:rPr>
-              <w:instrText xml:space="preserve"> PAGEREF _Toc229430767 \h </w:instrText>
+              <w:instrText xml:space="preserve"> PAGEREF _Toc229592501 \h </w:instrText>
             </w:r>
             <w:r>
               <w:rPr>
@@ -3712,7 +3784,7 @@
               <w14:ligatures w14:val="standardContextual"/>
             </w:rPr>
           </w:pPr>
-          <w:hyperlink w:anchor="_Toc229430768" w:history="1">
+          <w:hyperlink w:anchor="_Toc229592502" w:history="1">
             <w:r>
               <w:rPr>
                 <w:rStyle w:val="Hyperlink"/>
@@ -3739,7 +3811,7 @@
                 <w:noProof/>
                 <w:webHidden/>
               </w:rPr>
-              <w:instrText xml:space="preserve"> PAGEREF _Toc229430768 \h </w:instrText>
+              <w:instrText xml:space="preserve"> PAGEREF _Toc229592502 \h </w:instrText>
             </w:r>
             <w:r>
               <w:rPr>
@@ -3785,7 +3857,7 @@
               <w14:ligatures w14:val="standardContextual"/>
             </w:rPr>
           </w:pPr>
-          <w:hyperlink w:anchor="_Toc229430769" w:history="1">
+          <w:hyperlink w:anchor="_Toc229592503" w:history="1">
             <w:r>
               <w:rPr>
                 <w:rStyle w:val="Hyperlink"/>
@@ -3812,7 +3884,7 @@
                 <w:noProof/>
                 <w:webHidden/>
               </w:rPr>
-              <w:instrText xml:space="preserve"> PAGEREF _Toc229430769 \h </w:instrText>
+              <w:instrText xml:space="preserve"> PAGEREF _Toc229592503 \h </w:instrText>
             </w:r>
             <w:r>
               <w:rPr>
@@ -3859,7 +3931,7 @@
               <w14:ligatures w14:val="standardContextual"/>
             </w:rPr>
           </w:pPr>
-          <w:hyperlink w:anchor="_Toc229430770" w:history="1">
+          <w:hyperlink w:anchor="_Toc229592504" w:history="1">
             <w:r>
               <w:rPr>
                 <w:rStyle w:val="Hyperlink"/>
@@ -3908,7 +3980,7 @@
                 <w:noProof/>
                 <w:webHidden/>
               </w:rPr>
-              <w:instrText xml:space="preserve"> PAGEREF _Toc229430770 \h </w:instrText>
+              <w:instrText xml:space="preserve"> PAGEREF _Toc229592504 \h </w:instrText>
             </w:r>
             <w:r>
               <w:rPr>
@@ -3955,7 +4027,7 @@
               <w14:ligatures w14:val="standardContextual"/>
             </w:rPr>
           </w:pPr>
-          <w:hyperlink w:anchor="_Toc229430771" w:history="1">
+          <w:hyperlink w:anchor="_Toc229592505" w:history="1">
             <w:r>
               <w:rPr>
                 <w:rStyle w:val="Hyperlink"/>
@@ -4004,7 +4076,7 @@
                 <w:noProof/>
                 <w:webHidden/>
               </w:rPr>
-              <w:instrText xml:space="preserve"> PAGEREF _Toc229430771 \h </w:instrText>
+              <w:instrText xml:space="preserve"> PAGEREF _Toc229592505 \h </w:instrText>
             </w:r>
             <w:r>
               <w:rPr>
@@ -4051,7 +4123,7 @@
               <w14:ligatures w14:val="standardContextual"/>
             </w:rPr>
           </w:pPr>
-          <w:hyperlink w:anchor="_Toc229430772" w:history="1">
+          <w:hyperlink w:anchor="_Toc229592506" w:history="1">
             <w:r>
               <w:rPr>
                 <w:rStyle w:val="Hyperlink"/>
@@ -4098,7 +4170,7 @@
                 <w:noProof/>
                 <w:webHidden/>
               </w:rPr>
-              <w:instrText xml:space="preserve"> PAGEREF _Toc229430772 \h </w:instrText>
+              <w:instrText xml:space="preserve"> PAGEREF _Toc229592506 \h </w:instrText>
             </w:r>
             <w:r>
               <w:rPr>
@@ -4144,7 +4216,7 @@
               <w14:ligatures w14:val="standardContextual"/>
             </w:rPr>
           </w:pPr>
-          <w:hyperlink w:anchor="_Toc229430773" w:history="1">
+          <w:hyperlink w:anchor="_Toc229592507" w:history="1">
             <w:r>
               <w:rPr>
                 <w:rStyle w:val="Hyperlink"/>
@@ -4172,7 +4244,7 @@
                 <w:noProof/>
                 <w:webHidden/>
               </w:rPr>
-              <w:instrText xml:space="preserve"> PAGEREF _Toc229430773 \h </w:instrText>
+              <w:instrText xml:space="preserve"> PAGEREF _Toc229592507 \h </w:instrText>
             </w:r>
             <w:r>
               <w:rPr>
@@ -4218,7 +4290,7 @@
               <w14:ligatures w14:val="standardContextual"/>
             </w:rPr>
           </w:pPr>
-          <w:hyperlink w:anchor="_Toc229430774" w:history="1">
+          <w:hyperlink w:anchor="_Toc229592508" w:history="1">
             <w:r>
               <w:rPr>
                 <w:rStyle w:val="Hyperlink"/>
@@ -4246,7 +4318,7 @@
                 <w:noProof/>
                 <w:webHidden/>
               </w:rPr>
-              <w:instrText xml:space="preserve"> PAGEREF _Toc229430774 \h </w:instrText>
+              <w:instrText xml:space="preserve"> PAGEREF _Toc229592508 \h </w:instrText>
             </w:r>
             <w:r>
               <w:rPr>
@@ -4292,7 +4364,7 @@
               <w14:ligatures w14:val="standardContextual"/>
             </w:rPr>
           </w:pPr>
-          <w:hyperlink w:anchor="_Toc229430775" w:history="1">
+          <w:hyperlink w:anchor="_Toc229592509" w:history="1">
             <w:r>
               <w:rPr>
                 <w:rStyle w:val="Hyperlink"/>
@@ -4320,7 +4392,7 @@
                 <w:noProof/>
                 <w:webHidden/>
               </w:rPr>
-              <w:instrText xml:space="preserve"> PAGEREF _Toc229430775 \h </w:instrText>
+              <w:instrText xml:space="preserve"> PAGEREF _Toc229592509 \h </w:instrText>
             </w:r>
             <w:r>
               <w:rPr>
@@ -4354,27 +4426,19 @@
         <w:p>
           <w:pPr>
             <w:pStyle w:val="CabealhodoSumrio"/>
+            <w:sectPr>
+              <w:pgSz w:w="11906" w:h="16838" w:code="9"/>
+              <w:pgMar w:top="1701" w:right="1134" w:bottom="1134" w:left="1701" w:header="709" w:footer="709" w:gutter="0"/>
+              <w:cols w:space="708"/>
+              <w:docGrid w:linePitch="360"/>
+            </w:sectPr>
           </w:pPr>
           <w:r>
-            <w:lastRenderedPageBreak/>
             <w:fldChar w:fldCharType="end"/>
           </w:r>
         </w:p>
       </w:sdtContent>
     </w:sdt>
-    <w:p/>
-    <w:p/>
-    <w:p/>
-    <w:p>
-      <w:pPr>
-        <w:sectPr>
-          <w:pgSz w:w="11906" w:h="16838" w:code="9"/>
-          <w:pgMar w:top="1701" w:right="1134" w:bottom="1134" w:left="1701" w:header="709" w:footer="709" w:gutter="0"/>
-          <w:cols w:space="708"/>
-          <w:docGrid w:linePitch="360"/>
-        </w:sectPr>
-      </w:pPr>
-    </w:p>
     <w:p>
       <w:pPr>
         <w:pStyle w:val="PargrafodaLista"/>
@@ -4390,7 +4454,7 @@
           <w:b/>
         </w:rPr>
       </w:pPr>
-      <w:bookmarkStart w:id="0" w:name="_Toc229430752"/>
+      <w:bookmarkStart w:id="0" w:name="_Toc229592485"/>
       <w:r>
         <w:rPr>
           <w:b/>
@@ -4452,7 +4516,7 @@
           <w:b/>
         </w:rPr>
       </w:pPr>
-      <w:bookmarkStart w:id="1" w:name="_Toc229430753"/>
+      <w:bookmarkStart w:id="1" w:name="_Toc229592486"/>
       <w:r>
         <w:rPr>
           <w:b/>
@@ -4520,7 +4584,7 @@
           <w:b/>
         </w:rPr>
       </w:pPr>
-      <w:bookmarkStart w:id="2" w:name="_Toc229430754"/>
+      <w:bookmarkStart w:id="2" w:name="_Toc229592487"/>
       <w:r>
         <w:rPr>
           <w:b/>
@@ -6625,7 +6689,7 @@
           <w:b/>
         </w:rPr>
       </w:pPr>
-      <w:bookmarkStart w:id="5" w:name="_Toc229430755"/>
+      <w:bookmarkStart w:id="5" w:name="_Toc229592488"/>
       <w:r>
         <w:rPr>
           <w:b/>
@@ -6746,7 +6810,7 @@
           <w:b/>
         </w:rPr>
       </w:pPr>
-      <w:bookmarkStart w:id="6" w:name="_Toc229430756"/>
+      <w:bookmarkStart w:id="6" w:name="_Toc229592489"/>
       <w:r>
         <w:rPr>
           <w:b/>
@@ -6919,7 +6983,7 @@
           <w:b/>
         </w:rPr>
       </w:pPr>
-      <w:bookmarkStart w:id="7" w:name="_Toc229430757"/>
+      <w:bookmarkStart w:id="7" w:name="_Toc229592490"/>
       <w:r>
         <w:rPr>
           <w:b/>
@@ -7149,33 +7213,19 @@
               <w:rPr>
                 <w:szCs w:val="24"/>
               </w:rPr>
-              <w:t>R$10,</w:t>
-            </w:r>
-            <w:proofErr w:type="gramStart"/>
+              <w:t>R$10,00</w:t>
+            </w:r>
             <w:r>
               <w:rPr>
                 <w:szCs w:val="24"/>
               </w:rPr>
-              <w:t>00</w:t>
+              <w:t xml:space="preserve">  </w:t>
             </w:r>
             <w:r>
               <w:rPr>
                 <w:szCs w:val="24"/>
               </w:rPr>
-              <w:t xml:space="preserve">  </w:t>
-            </w:r>
-            <w:r>
-              <w:rPr>
-                <w:szCs w:val="24"/>
-              </w:rPr>
-              <w:t>(</w:t>
-            </w:r>
-            <w:proofErr w:type="gramEnd"/>
-            <w:r>
-              <w:rPr>
-                <w:szCs w:val="24"/>
-              </w:rPr>
-              <w:t>Proporcional)</w:t>
+              <w:t>(Proporcional)</w:t>
             </w:r>
           </w:p>
         </w:tc>
@@ -7470,7 +7520,7 @@
           <w:b/>
         </w:rPr>
       </w:pPr>
-      <w:bookmarkStart w:id="8" w:name="_Toc229430758"/>
+      <w:bookmarkStart w:id="8" w:name="_Toc229592491"/>
       <w:r>
         <w:rPr>
           <w:b/>
@@ -7495,7 +7545,7 @@
           <w:bCs/>
         </w:rPr>
       </w:pPr>
-      <w:bookmarkStart w:id="9" w:name="_Toc229430759"/>
+      <w:bookmarkStart w:id="9" w:name="_Toc229592492"/>
       <w:r>
         <w:rPr>
           <w:b/>
@@ -7519,19 +7569,54 @@
       </w:r>
       <w:bookmarkEnd w:id="9"/>
     </w:p>
-    <w:p/>
-    <w:p>
-      <w:pPr>
-        <w:keepNext/>
-      </w:pPr>
+    <w:p>
+      <w:pPr>
+        <w:pStyle w:val="PargrafodaLista"/>
+        <w:ind w:left="788" w:firstLine="0"/>
+        <w:outlineLvl w:val="1"/>
+        <w:rPr>
+          <w:b/>
+          <w:bCs/>
+        </w:rPr>
+      </w:pPr>
+      <w:bookmarkStart w:id="10" w:name="_Toc229592415"/>
+      <w:bookmarkStart w:id="11" w:name="_Toc229592493"/>
+      <w:r>
+        <w:t xml:space="preserve">Figura </w:t>
+      </w:r>
+      <w:r>
+        <w:fldChar w:fldCharType="begin"/>
+      </w:r>
+      <w:r>
+        <w:instrText xml:space="preserve"> SEQ Figura \* ARABIC </w:instrText>
+      </w:r>
+      <w:r>
+        <w:fldChar w:fldCharType="separate"/>
+      </w:r>
       <w:r>
         <w:rPr>
           <w:noProof/>
         </w:rPr>
+        <w:t>1</w:t>
+      </w:r>
+      <w:r>
+        <w:fldChar w:fldCharType="end"/>
+      </w:r>
+      <w:r>
+        <w:t xml:space="preserve"> - Modelo relacional das tabelas do projeto CONTAX.</w:t>
+      </w:r>
+      <w:bookmarkEnd w:id="10"/>
+      <w:bookmarkEnd w:id="11"/>
+    </w:p>
+    <w:p>
+      <w:r>
+        <w:rPr>
+          <w:noProof/>
+        </w:rPr>
         <w:drawing>
-          <wp:inline distT="0" distB="0" distL="0" distR="0" wp14:anchorId="68D3AC4B" wp14:editId="19D302E5">
-            <wp:extent cx="8891905" cy="3714750"/>
-            <wp:effectExtent l="0" t="0" r="4445" b="0"/>
+          <wp:inline distT="0" distB="0" distL="0" distR="0" wp14:anchorId="603DD1A0" wp14:editId="1631EE40">
+            <wp:extent cx="5760085" cy="2406377"/>
+            <wp:effectExtent l="0" t="0" r="0" b="0"/>
             <wp:docPr id="12" name="Imagem 12"/>
             <wp:cNvGraphicFramePr>
               <a:graphicFrameLocks xmlns:a="http://schemas.openxmlformats.org/drawingml/2006/main" noChangeAspect="1"/>
@@ -7544,7 +7629,7 @@
                     <pic:cNvPicPr/>
                   </pic:nvPicPr>
                   <pic:blipFill rotWithShape="1">
-                    <a:blip r:embed="rId11">
+                    <a:blip r:embed="rId11" cstate="print">
                       <a:extLst>
                         <a:ext uri="{28A0092B-C50C-407E-A947-70E740481C1C}">
                           <a14:useLocalDpi xmlns:a14="http://schemas.microsoft.com/office/drawing/2010/main" val="0"/>
@@ -7557,7 +7642,7 @@
                   <pic:spPr bwMode="auto">
                     <a:xfrm>
                       <a:off x="0" y="0"/>
-                      <a:ext cx="8891905" cy="3714750"/>
+                      <a:ext cx="5760085" cy="2406377"/>
                     </a:xfrm>
                     <a:prstGeom prst="rect">
                       <a:avLst/>
@@ -7581,41 +7666,10 @@
     <w:p>
       <w:pPr>
         <w:pStyle w:val="Legenda"/>
-        <w:jc w:val="both"/>
-        <w:outlineLvl w:val="3"/>
-      </w:pPr>
-      <w:bookmarkStart w:id="10" w:name="_Toc229431393"/>
-      <w:r>
-        <w:t xml:space="preserve">Figura </w:t>
-      </w:r>
-      <w:r>
-        <w:fldChar w:fldCharType="begin"/>
-      </w:r>
-      <w:r>
-        <w:instrText xml:space="preserve"> SEQ Figura \* ARABIC </w:instrText>
-      </w:r>
-      <w:r>
-        <w:fldChar w:fldCharType="separate"/>
-      </w:r>
-      <w:r>
-        <w:rPr>
-          <w:noProof/>
-        </w:rPr>
-        <w:t>1</w:t>
-      </w:r>
-      <w:r>
-        <w:fldChar w:fldCharType="end"/>
-      </w:r>
-      <w:r>
-        <w:t xml:space="preserve"> - Modelo relacional das tabelas do projeto CONTAX. Fonte: Autoria própria</w:t>
-      </w:r>
-      <w:r>
-        <w:t xml:space="preserve"> (2025)</w:t>
-      </w:r>
-      <w:r>
-        <w:t>.</w:t>
-      </w:r>
-      <w:bookmarkEnd w:id="10"/>
+      </w:pPr>
+      <w:r>
+        <w:t>Fonte: Autoria própria (2025).</w:t>
+      </w:r>
       <w:r>
         <w:br w:type="page"/>
       </w:r>
@@ -7634,7 +7688,7 @@
           <w:bCs/>
         </w:rPr>
       </w:pPr>
-      <w:bookmarkStart w:id="11" w:name="_Toc229430760"/>
+      <w:bookmarkStart w:id="12" w:name="_Toc229592494"/>
       <w:r>
         <w:rPr>
           <w:b/>
@@ -7643,7 +7697,7 @@
         <w:lastRenderedPageBreak/>
         <w:t>Dicionário de dados (DD)</w:t>
       </w:r>
-      <w:bookmarkEnd w:id="11"/>
+      <w:bookmarkEnd w:id="12"/>
     </w:p>
     <w:p/>
     <w:p>
@@ -7652,7 +7706,7 @@
         <w:keepNext/>
         <w:outlineLvl w:val="3"/>
       </w:pPr>
-      <w:bookmarkStart w:id="12" w:name="_Toc229430744"/>
+      <w:bookmarkStart w:id="13" w:name="_Toc229430744"/>
       <w:r>
         <w:t>Quadro</w:t>
       </w:r>
@@ -7668,7 +7722,7 @@
       <w:r>
         <w:t xml:space="preserve"> - USUÁRIOS</w:t>
       </w:r>
-      <w:bookmarkEnd w:id="12"/>
+      <w:bookmarkEnd w:id="13"/>
     </w:p>
     <w:tbl>
       <w:tblPr>
@@ -8566,14 +8620,14 @@
         <w:keepNext/>
         <w:outlineLvl w:val="3"/>
       </w:pPr>
-      <w:bookmarkStart w:id="13" w:name="_Toc229430745"/>
+      <w:bookmarkStart w:id="14" w:name="_Toc229430745"/>
       <w:r>
         <w:t>Quadro 4</w:t>
       </w:r>
       <w:r>
         <w:t xml:space="preserve"> - EMPRESAS</w:t>
       </w:r>
-      <w:bookmarkEnd w:id="13"/>
+      <w:bookmarkEnd w:id="14"/>
     </w:p>
     <w:tbl>
       <w:tblPr>
@@ -9641,7 +9695,7 @@
         <w:keepNext/>
         <w:outlineLvl w:val="3"/>
       </w:pPr>
-      <w:bookmarkStart w:id="14" w:name="_Toc229430746"/>
+      <w:bookmarkStart w:id="15" w:name="_Toc229430746"/>
       <w:r>
         <w:lastRenderedPageBreak/>
         <w:t>Quadro 5</w:t>
@@ -9649,7 +9703,7 @@
       <w:r>
         <w:t xml:space="preserve"> – USUARIO_EMPRESAS</w:t>
       </w:r>
-      <w:bookmarkEnd w:id="14"/>
+      <w:bookmarkEnd w:id="15"/>
     </w:p>
     <w:tbl>
       <w:tblPr>
@@ -11117,14 +11171,14 @@
         <w:keepNext/>
         <w:outlineLvl w:val="3"/>
       </w:pPr>
-      <w:bookmarkStart w:id="15" w:name="_Toc229430747"/>
+      <w:bookmarkStart w:id="16" w:name="_Toc229430747"/>
       <w:r>
         <w:t>Quadro 7</w:t>
       </w:r>
       <w:r>
         <w:t xml:space="preserve"> – REGIME_EMPRESA</w:t>
       </w:r>
-      <w:bookmarkEnd w:id="15"/>
+      <w:bookmarkEnd w:id="16"/>
     </w:p>
     <w:tbl>
       <w:tblPr>
@@ -11891,13 +11945,8 @@
           </w:tcPr>
           <w:p>
             <w:r>
-              <w:t xml:space="preserve">0-Encerrado; 1-Ativo; </w:t>
-            </w:r>
-            <w:proofErr w:type="gramStart"/>
-            <w:r>
-              <w:t>2-Suspenso</w:t>
-            </w:r>
-            <w:proofErr w:type="gramEnd"/>
+              <w:t>0-Encerrado; 1-Ativo; 2-Suspenso</w:t>
+            </w:r>
           </w:p>
         </w:tc>
       </w:tr>
@@ -12027,14 +12076,14 @@
         <w:keepNext/>
         <w:outlineLvl w:val="3"/>
       </w:pPr>
-      <w:bookmarkStart w:id="16" w:name="_Toc229430748"/>
+      <w:bookmarkStart w:id="17" w:name="_Toc229430748"/>
       <w:r>
         <w:t>Quadro 8</w:t>
       </w:r>
       <w:r>
         <w:t xml:space="preserve"> - DOCUMENTOS</w:t>
       </w:r>
-      <w:bookmarkEnd w:id="16"/>
+      <w:bookmarkEnd w:id="17"/>
     </w:p>
     <w:tbl>
       <w:tblPr>
@@ -12932,20 +12981,15 @@
         <w:keepNext/>
         <w:outlineLvl w:val="3"/>
       </w:pPr>
-      <w:bookmarkStart w:id="17" w:name="_Toc229430749"/>
+      <w:bookmarkStart w:id="18" w:name="_Toc229430749"/>
       <w:r>
         <w:lastRenderedPageBreak/>
         <w:t xml:space="preserve">Quadro 9 </w:t>
       </w:r>
-      <w:proofErr w:type="gramStart"/>
-      <w:r>
-        <w:t>-  TIPO</w:t>
-      </w:r>
-      <w:proofErr w:type="gramEnd"/>
-      <w:r>
-        <w:t>_DOCUMENTOS</w:t>
-      </w:r>
-      <w:bookmarkEnd w:id="17"/>
+      <w:r>
+        <w:t>-  TIPO_DOCUMENTOS</w:t>
+      </w:r>
+      <w:bookmarkEnd w:id="18"/>
     </w:p>
     <w:tbl>
       <w:tblPr>
@@ -13424,7 +13468,7 @@
         <w:keepNext/>
         <w:outlineLvl w:val="3"/>
       </w:pPr>
-      <w:bookmarkStart w:id="18" w:name="_Toc229430750"/>
+      <w:bookmarkStart w:id="19" w:name="_Toc229430750"/>
       <w:r>
         <w:rPr>
           <w:noProof/>
@@ -13434,7 +13478,7 @@
       <w:r>
         <w:t>- PRAZOS</w:t>
       </w:r>
-      <w:bookmarkEnd w:id="18"/>
+      <w:bookmarkEnd w:id="19"/>
     </w:p>
     <w:tbl>
       <w:tblPr>
@@ -14101,14 +14145,14 @@
         <w:keepNext/>
         <w:outlineLvl w:val="3"/>
       </w:pPr>
-      <w:bookmarkStart w:id="19" w:name="_Toc229430751"/>
+      <w:bookmarkStart w:id="20" w:name="_Toc229430751"/>
       <w:r>
         <w:t>Quadro 11</w:t>
       </w:r>
       <w:r>
         <w:t xml:space="preserve"> – AUDITORIA</w:t>
       </w:r>
-      <w:bookmarkEnd w:id="19"/>
+      <w:bookmarkEnd w:id="20"/>
     </w:p>
     <w:tbl>
       <w:tblPr>
@@ -14858,7 +14902,7 @@
           <w:bCs/>
         </w:rPr>
       </w:pPr>
-      <w:bookmarkStart w:id="20" w:name="_Toc229430761"/>
+      <w:bookmarkStart w:id="21" w:name="_Toc229592495"/>
       <w:r>
         <w:rPr>
           <w:b/>
@@ -14911,7 +14955,7 @@
         </w:rPr>
         <w:t>)</w:t>
       </w:r>
-      <w:bookmarkEnd w:id="20"/>
+      <w:bookmarkEnd w:id="21"/>
     </w:p>
     <w:p/>
     <w:p>
@@ -15091,7 +15135,7 @@
           <w:bCs/>
         </w:rPr>
       </w:pPr>
-      <w:bookmarkStart w:id="21" w:name="_Toc229430762"/>
+      <w:bookmarkStart w:id="22" w:name="_Toc229592496"/>
       <w:r>
         <w:rPr>
           <w:b/>
@@ -15106,29 +15150,29 @@
         </w:rPr>
         <w:t>o</w:t>
       </w:r>
-      <w:bookmarkEnd w:id="21"/>
+      <w:bookmarkEnd w:id="22"/>
     </w:p>
     <w:p>
       <w:pPr>
         <w:ind w:firstLine="357"/>
         <w:outlineLvl w:val="2"/>
       </w:pPr>
-      <w:bookmarkStart w:id="22" w:name="_Toc229430763"/>
+      <w:bookmarkStart w:id="23" w:name="_Toc229592497"/>
       <w:r>
         <w:t>7.4.1 Tela de login</w:t>
       </w:r>
-      <w:bookmarkEnd w:id="22"/>
+      <w:bookmarkEnd w:id="23"/>
+    </w:p>
+    <w:p>
+      <w:pPr>
+        <w:ind w:firstLine="357"/>
+        <w:outlineLvl w:val="2"/>
+      </w:pPr>
     </w:p>
     <w:p>
       <w:pPr>
         <w:ind w:firstLine="360"/>
       </w:pPr>
-    </w:p>
-    <w:p>
-      <w:pPr>
-        <w:keepNext/>
-        <w:jc w:val="left"/>
-      </w:pPr>
       <w:r>
         <w:t>A interface de autenticação prioriza o minimalismo funcional, apresentando campos essenciais de credenciais e um botão de ação para garantir um acesso rápido,</w:t>
       </w:r>
@@ -15136,14 +15180,38 @@
         <w:t xml:space="preserve"> </w:t>
       </w:r>
       <w:r>
-        <w:t>intuitivo e seguro ao sistema</w:t>
-      </w:r>
-      <w:r>
-        <w:t xml:space="preserve">. </w:t>
-      </w:r>
+        <w:t>intuitivo e seguro ao sistema.</w:t>
+      </w:r>
+    </w:p>
+    <w:p>
+      <w:pPr>
+        <w:ind w:firstLine="360"/>
+      </w:pPr>
+      <w:bookmarkStart w:id="24" w:name="_Toc229592416"/>
       <w:r>
         <w:lastRenderedPageBreak/>
-        <w:tab/>
+        <w:t xml:space="preserve">Figura </w:t>
+      </w:r>
+      <w:r>
+        <w:fldChar w:fldCharType="begin"/>
+      </w:r>
+      <w:r>
+        <w:instrText xml:space="preserve"> SEQ Figura \* ARABIC </w:instrText>
+      </w:r>
+      <w:r>
+        <w:fldChar w:fldCharType="separate"/>
+      </w:r>
+      <w:r>
+        <w:rPr>
+          <w:noProof/>
+        </w:rPr>
+        <w:t>2</w:t>
+      </w:r>
+      <w:r>
+        <w:fldChar w:fldCharType="end"/>
+      </w:r>
+      <w:r>
+        <w:t>: tela de login do software Contax.</w:t>
       </w:r>
       <w:r>
         <w:rPr>
@@ -15185,13 +15253,71 @@
           </wp:inline>
         </w:drawing>
       </w:r>
+      <w:bookmarkEnd w:id="24"/>
     </w:p>
     <w:p>
       <w:pPr>
         <w:pStyle w:val="Legenda"/>
       </w:pPr>
-      <w:bookmarkStart w:id="23" w:name="_Toc229431394"/>
-      <w:r>
+      <w:r>
+        <w:t xml:space="preserve">Fonte: </w:t>
+      </w:r>
+      <w:r>
+        <w:t>Autoria própria</w:t>
+      </w:r>
+      <w:r>
+        <w:t xml:space="preserve"> (2026).</w:t>
+      </w:r>
+    </w:p>
+    <w:p>
+      <w:pPr>
+        <w:jc w:val="center"/>
+        <w:rPr>
+          <w:szCs w:val="24"/>
+        </w:rPr>
+      </w:pPr>
+    </w:p>
+    <w:p>
+      <w:pPr>
+        <w:outlineLvl w:val="2"/>
+      </w:pPr>
+      <w:bookmarkStart w:id="25" w:name="_Toc229592498"/>
+      <w:r>
+        <w:t>7.4</w:t>
+      </w:r>
+      <w:r>
+        <w:t>.2</w:t>
+      </w:r>
+      <w:r>
+        <w:t xml:space="preserve"> Dashboard da função de administrador</w:t>
+      </w:r>
+      <w:bookmarkEnd w:id="25"/>
+    </w:p>
+    <w:p/>
+    <w:p>
+      <w:r>
+        <w:t>O dashboard</w:t>
+      </w:r>
+      <w:r>
+        <w:t xml:space="preserve"> do administrador</w:t>
+      </w:r>
+      <w:r>
+        <w:t xml:space="preserve"> centraliza a gestão financeira por meio de indicadores de faturamento e listagem de notas fiscais, utilizando barras de progresso e filtros dinâmicos para oferecer uma visão clara e analítica do status das empresas.</w:t>
+      </w:r>
+    </w:p>
+    <w:p>
+      <w:r>
+        <w:t>O sistema apresenta uma navegação superior estruturada em abas para alternância rápida entre módulos, complementada por um painel lateral de filtros que permite a segmentação precisa dos dados por período e empresa, otimizando o gerenciamento da informação.</w:t>
+      </w:r>
+    </w:p>
+    <w:p>
+      <w:pPr>
+        <w:keepNext/>
+        <w:jc w:val="center"/>
+      </w:pPr>
+      <w:bookmarkStart w:id="26" w:name="_Toc229592417"/>
+      <w:r>
+        <w:lastRenderedPageBreak/>
         <w:t xml:space="preserve">Figura </w:t>
       </w:r>
       <w:r>
@@ -15207,62 +15333,15 @@
         <w:rPr>
           <w:noProof/>
         </w:rPr>
-        <w:t>2</w:t>
+        <w:t>3</w:t>
       </w:r>
       <w:r>
         <w:fldChar w:fldCharType="end"/>
       </w:r>
       <w:r>
-        <w:t xml:space="preserve">: tela de login do software Contax. Fonte: </w:t>
-      </w:r>
-      <w:r>
-        <w:t>Autoria própria</w:t>
-      </w:r>
-      <w:r>
-        <w:t xml:space="preserve"> (2026).</w:t>
-      </w:r>
-      <w:bookmarkEnd w:id="23"/>
-    </w:p>
-    <w:p>
-      <w:pPr>
-        <w:jc w:val="center"/>
-        <w:rPr>
-          <w:szCs w:val="24"/>
-        </w:rPr>
-      </w:pPr>
-    </w:p>
-    <w:p>
-      <w:pPr>
-        <w:outlineLvl w:val="2"/>
-      </w:pPr>
-      <w:bookmarkStart w:id="24" w:name="_Toc229430764"/>
-      <w:r>
-        <w:t>7.4</w:t>
-      </w:r>
-      <w:r>
-        <w:t>.2</w:t>
-      </w:r>
-      <w:r>
-        <w:t xml:space="preserve"> Dashboard da função de administrador</w:t>
-      </w:r>
-      <w:bookmarkEnd w:id="24"/>
-    </w:p>
-    <w:p/>
-    <w:p>
-      <w:r>
-        <w:t>O dashboard</w:t>
-      </w:r>
-      <w:r>
-        <w:t xml:space="preserve"> do administrador</w:t>
-      </w:r>
-      <w:r>
-        <w:t xml:space="preserve"> centraliza a gestão financeira por meio de indicadores de faturamento e listagem de notas fiscais, utilizando barras de progresso e filtros dinâmicos para oferecer uma visão clara e analítica do status das empresas.</w:t>
-      </w:r>
-    </w:p>
-    <w:p>
-      <w:r>
-        <w:t>O sistema apresenta uma navegação superior estruturada em abas para alternância rápida entre módulos, complementada por um painel lateral de filtros que permite a segmentação precisa dos dados por período e empresa, otimizando o gerenciamento da informação.</w:t>
-      </w:r>
+        <w:t>: Tela de dashboard do administrador.</w:t>
+      </w:r>
+      <w:bookmarkEnd w:id="26"/>
     </w:p>
     <w:p>
       <w:pPr>
@@ -15272,7 +15351,6 @@
         <w:rPr>
           <w:noProof/>
         </w:rPr>
-        <w:lastRenderedPageBreak/>
         <w:drawing>
           <wp:inline distT="0" distB="0" distL="0" distR="0" wp14:anchorId="743D8752" wp14:editId="05C5A7FC">
             <wp:extent cx="5760085" cy="3260090"/>
@@ -15314,30 +15392,8 @@
       <w:pPr>
         <w:pStyle w:val="Legenda"/>
       </w:pPr>
-      <w:bookmarkStart w:id="25" w:name="_Toc229431395"/>
-      <w:r>
-        <w:t xml:space="preserve">Figura </w:t>
-      </w:r>
-      <w:r>
-        <w:fldChar w:fldCharType="begin"/>
-      </w:r>
-      <w:r>
-        <w:instrText xml:space="preserve"> SEQ Figura \* ARABIC </w:instrText>
-      </w:r>
-      <w:r>
-        <w:fldChar w:fldCharType="separate"/>
-      </w:r>
-      <w:r>
-        <w:rPr>
-          <w:noProof/>
-        </w:rPr>
-        <w:t>3</w:t>
-      </w:r>
-      <w:r>
-        <w:fldChar w:fldCharType="end"/>
-      </w:r>
-      <w:r>
-        <w:t xml:space="preserve">: Tela de dashboard do administrador. Fonte: </w:t>
+      <w:r>
+        <w:t xml:space="preserve">Fonte: </w:t>
       </w:r>
       <w:r>
         <w:t>Autoria própria</w:t>
@@ -15345,7 +15401,6 @@
       <w:r>
         <w:t xml:space="preserve"> (2026).</w:t>
       </w:r>
-      <w:bookmarkEnd w:id="25"/>
     </w:p>
     <w:p>
       <w:pPr>
@@ -15367,7 +15422,7 @@
         </w:rPr>
         <w:tab/>
       </w:r>
-      <w:bookmarkStart w:id="26" w:name="_Toc229430765"/>
+      <w:bookmarkStart w:id="27" w:name="_Toc229592499"/>
       <w:r>
         <w:rPr>
           <w:szCs w:val="24"/>
@@ -15380,7 +15435,7 @@
         </w:rPr>
         <w:t xml:space="preserve"> de empresas</w:t>
       </w:r>
-      <w:bookmarkEnd w:id="26"/>
+      <w:bookmarkEnd w:id="27"/>
     </w:p>
     <w:p>
       <w:pPr>
@@ -15513,7 +15568,14 @@
         <w:rPr>
           <w:szCs w:val="24"/>
         </w:rPr>
-        <w:t xml:space="preserve">) para a classificação imediata dos tipos de empresa. Além da consulta, o sistema disponibiliza ferramentas de gestão direta, permitindo a </w:t>
+        <w:t xml:space="preserve">) para a classificação imediata dos tipos de empresa. Além da consulta, o sistema </w:t>
+      </w:r>
+      <w:r>
+        <w:rPr>
+          <w:szCs w:val="24"/>
+        </w:rPr>
+        <w:lastRenderedPageBreak/>
+        <w:t xml:space="preserve">disponibiliza ferramentas de gestão direta, permitindo a </w:t>
       </w:r>
       <w:r>
         <w:rPr>
@@ -15550,6 +15612,40 @@
           <w:szCs w:val="24"/>
         </w:rPr>
       </w:pPr>
+    </w:p>
+    <w:p>
+      <w:pPr>
+        <w:jc w:val="center"/>
+        <w:rPr>
+          <w:szCs w:val="24"/>
+        </w:rPr>
+      </w:pPr>
+      <w:bookmarkStart w:id="28" w:name="_Toc229592418"/>
+      <w:r>
+        <w:t xml:space="preserve">Figura </w:t>
+      </w:r>
+      <w:r>
+        <w:fldChar w:fldCharType="begin"/>
+      </w:r>
+      <w:r>
+        <w:instrText xml:space="preserve"> SEQ Figura \* ARABIC </w:instrText>
+      </w:r>
+      <w:r>
+        <w:fldChar w:fldCharType="separate"/>
+      </w:r>
+      <w:r>
+        <w:rPr>
+          <w:noProof/>
+        </w:rPr>
+        <w:t>4</w:t>
+      </w:r>
+      <w:r>
+        <w:fldChar w:fldCharType="end"/>
+      </w:r>
+      <w:r>
+        <w:t>: Interface de cadastro administrada pelo contador.</w:t>
+      </w:r>
+      <w:bookmarkEnd w:id="28"/>
     </w:p>
     <w:p>
       <w:pPr>
@@ -15600,8 +15696,46 @@
       <w:pPr>
         <w:pStyle w:val="Legenda"/>
       </w:pPr>
-      <w:bookmarkStart w:id="27" w:name="_Toc229431396"/>
-      <w:r>
+      <w:r>
+        <w:t xml:space="preserve">Fonte: </w:t>
+      </w:r>
+      <w:r>
+        <w:t>Autoria própria</w:t>
+      </w:r>
+      <w:r>
+        <w:t xml:space="preserve"> (2026).</w:t>
+      </w:r>
+    </w:p>
+    <w:p/>
+    <w:p>
+      <w:pPr>
+        <w:outlineLvl w:val="2"/>
+        <w:rPr>
+          <w:szCs w:val="24"/>
+        </w:rPr>
+      </w:pPr>
+      <w:r>
+        <w:rPr>
+          <w:szCs w:val="24"/>
+        </w:rPr>
+        <w:tab/>
+      </w:r>
+      <w:bookmarkStart w:id="29" w:name="_Toc229592500"/>
+      <w:r>
+        <w:rPr>
+          <w:szCs w:val="24"/>
+        </w:rPr>
+        <w:t>7.4.4 Tela de cadastro de usuários</w:t>
+      </w:r>
+      <w:bookmarkEnd w:id="29"/>
+    </w:p>
+    <w:p>
+      <w:pPr>
+        <w:jc w:val="center"/>
+      </w:pPr>
+      <w:bookmarkStart w:id="30" w:name="_Toc229592419"/>
+      <w:r>
+        <w:lastRenderedPageBreak/>
         <w:t xml:space="preserve">Figura </w:t>
       </w:r>
       <w:r>
@@ -15617,50 +15751,14 @@
         <w:rPr>
           <w:noProof/>
         </w:rPr>
-        <w:t>4</w:t>
+        <w:t>5</w:t>
       </w:r>
       <w:r>
         <w:fldChar w:fldCharType="end"/>
       </w:r>
       <w:r>
-        <w:t xml:space="preserve">: Interface de cadastro administrada pelo contador. Fonte: </w:t>
-      </w:r>
-      <w:r>
-        <w:t>Autoria própria</w:t>
-      </w:r>
-      <w:r>
-        <w:t xml:space="preserve"> (2026).</w:t>
-      </w:r>
-      <w:bookmarkEnd w:id="27"/>
-    </w:p>
-    <w:p/>
-    <w:p>
-      <w:pPr>
-        <w:outlineLvl w:val="2"/>
-        <w:rPr>
-          <w:szCs w:val="24"/>
-        </w:rPr>
-      </w:pPr>
-      <w:r>
-        <w:rPr>
-          <w:szCs w:val="24"/>
-        </w:rPr>
-        <w:tab/>
-      </w:r>
-      <w:bookmarkStart w:id="28" w:name="_Toc229430766"/>
-      <w:r>
-        <w:rPr>
-          <w:szCs w:val="24"/>
-        </w:rPr>
-        <w:t>7.4.4 Tela de cadastro de usuários</w:t>
-      </w:r>
-      <w:bookmarkEnd w:id="28"/>
-    </w:p>
-    <w:p>
-      <w:pPr>
-        <w:keepNext/>
-        <w:jc w:val="center"/>
-      </w:pPr>
+        <w:t>: Interface de cadastro de usuário administrada pelo contador.</w:t>
+      </w:r>
       <w:r>
         <w:rPr>
           <w:noProof/>
@@ -15703,37 +15801,15 @@
           </wp:inline>
         </w:drawing>
       </w:r>
+      <w:bookmarkEnd w:id="30"/>
     </w:p>
     <w:p>
       <w:pPr>
         <w:pStyle w:val="Legenda"/>
       </w:pPr>
-      <w:bookmarkStart w:id="29" w:name="_Toc229431397"/>
-      <w:r>
-        <w:t xml:space="preserve">Figura </w:t>
-      </w:r>
-      <w:r>
-        <w:fldChar w:fldCharType="begin"/>
-      </w:r>
-      <w:r>
-        <w:instrText xml:space="preserve"> SEQ Figura \* ARABIC </w:instrText>
-      </w:r>
-      <w:r>
-        <w:fldChar w:fldCharType="separate"/>
-      </w:r>
-      <w:r>
-        <w:rPr>
-          <w:noProof/>
-        </w:rPr>
-        <w:t>5</w:t>
-      </w:r>
-      <w:r>
-        <w:fldChar w:fldCharType="end"/>
-      </w:r>
-      <w:r>
-        <w:t>: Interface de cadastro de usuário, administrada pelo contador. Fonte: Autoria própria (2026).</w:t>
-      </w:r>
-      <w:bookmarkEnd w:id="29"/>
+      <w:r>
+        <w:t>Fonte: Autoria própria (2026).</w:t>
+      </w:r>
     </w:p>
     <w:p>
       <w:pPr>
@@ -15754,14 +15830,14 @@
         </w:rPr>
         <w:tab/>
       </w:r>
-      <w:bookmarkStart w:id="30" w:name="_Toc229430767"/>
+      <w:bookmarkStart w:id="31" w:name="_Toc229592501"/>
       <w:r>
         <w:rPr>
           <w:szCs w:val="24"/>
         </w:rPr>
         <w:t>7.4.5 Menu ME</w:t>
       </w:r>
-      <w:bookmarkEnd w:id="30"/>
+      <w:bookmarkEnd w:id="31"/>
     </w:p>
     <w:p>
       <w:pPr>
@@ -15783,14 +15859,14 @@
         </w:rPr>
         <w:tab/>
       </w:r>
-      <w:bookmarkStart w:id="31" w:name="_Toc229430768"/>
+      <w:bookmarkStart w:id="32" w:name="_Toc229592502"/>
       <w:r>
         <w:rPr>
           <w:szCs w:val="24"/>
         </w:rPr>
         <w:t>7.4.6 Menu MEI</w:t>
       </w:r>
-      <w:bookmarkEnd w:id="31"/>
+      <w:bookmarkEnd w:id="32"/>
     </w:p>
     <w:p>
       <w:pPr>
@@ -15812,22 +15888,14 @@
         </w:rPr>
         <w:tab/>
       </w:r>
-      <w:bookmarkStart w:id="32" w:name="_Toc229430769"/>
-      <w:proofErr w:type="gramStart"/>
+      <w:bookmarkStart w:id="33" w:name="_Toc229592503"/>
       <w:r>
         <w:rPr>
           <w:szCs w:val="24"/>
         </w:rPr>
-        <w:t>7.4.7  Tela</w:t>
-      </w:r>
-      <w:proofErr w:type="gramEnd"/>
-      <w:r>
-        <w:rPr>
-          <w:szCs w:val="24"/>
-        </w:rPr>
-        <w:t xml:space="preserve"> de documentos</w:t>
-      </w:r>
-      <w:bookmarkEnd w:id="32"/>
+        <w:t>7.4.7  Tela de documentos</w:t>
+      </w:r>
+      <w:bookmarkEnd w:id="33"/>
     </w:p>
     <w:p>
       <w:pPr>
@@ -15851,7 +15919,7 @@
           <w:bCs/>
         </w:rPr>
       </w:pPr>
-      <w:bookmarkStart w:id="33" w:name="_Toc229430770"/>
+      <w:bookmarkStart w:id="34" w:name="_Toc229592504"/>
       <w:r>
         <w:rPr>
           <w:b/>
@@ -15859,7 +15927,7 @@
         </w:rPr>
         <w:t>Política de Privacidade</w:t>
       </w:r>
-      <w:bookmarkEnd w:id="33"/>
+      <w:bookmarkEnd w:id="34"/>
     </w:p>
     <w:p/>
     <w:p>
@@ -15885,6 +15953,7 @@
     </w:p>
     <w:p>
       <w:r>
+        <w:lastRenderedPageBreak/>
         <w:t>Apenas retemos as informações coletadas pelo tempo necessário para fornecer o serviço solicitado. Quando armazenamos dados, protegemos dentro de meios comercialmente aceitáveis ​​para evitar perdas e roubos, bem como acesso, divulgação, cópia, uso ou modificação não autorizados.</w:t>
       </w:r>
     </w:p>
@@ -15927,124 +15996,123 @@
     </w:p>
     <w:p>
       <w:r>
+        <w:t xml:space="preserve">- </w:t>
+      </w:r>
+      <w:r>
+        <w:t xml:space="preserve">O serviço Google </w:t>
+      </w:r>
+      <w:proofErr w:type="spellStart"/>
+      <w:r>
+        <w:t>AdSense</w:t>
+      </w:r>
+      <w:proofErr w:type="spellEnd"/>
+      <w:r>
+        <w:t xml:space="preserve"> que usamos para veicular publicidade usa um cookie </w:t>
+      </w:r>
+      <w:proofErr w:type="spellStart"/>
+      <w:r>
+        <w:t>DoubleClick</w:t>
+      </w:r>
+      <w:proofErr w:type="spellEnd"/>
+      <w:r>
+        <w:t xml:space="preserve"> para veicular anúncios mais relevantes em toda a Web e limitar o número de vezes que um determinado anúncio é exibido para você.</w:t>
+      </w:r>
+    </w:p>
+    <w:p>
+      <w:r>
+        <w:t xml:space="preserve">- </w:t>
+      </w:r>
+      <w:r>
+        <w:t xml:space="preserve">Para mais informações sobre o Google </w:t>
+      </w:r>
+      <w:proofErr w:type="spellStart"/>
+      <w:r>
+        <w:t>AdSense</w:t>
+      </w:r>
+      <w:proofErr w:type="spellEnd"/>
+      <w:r>
+        <w:t xml:space="preserve">, consulte as </w:t>
+      </w:r>
+      <w:proofErr w:type="spellStart"/>
+      <w:r>
+        <w:t>FAQs</w:t>
+      </w:r>
+      <w:proofErr w:type="spellEnd"/>
+      <w:r>
+        <w:t xml:space="preserve"> oficiais sobre privacidade do Google </w:t>
+      </w:r>
+      <w:proofErr w:type="spellStart"/>
+      <w:r>
+        <w:t>AdSense</w:t>
+      </w:r>
+      <w:proofErr w:type="spellEnd"/>
+      <w:r>
+        <w:t>.</w:t>
+      </w:r>
+    </w:p>
+    <w:p>
+      <w:r>
+        <w:t xml:space="preserve">- </w:t>
+      </w:r>
+      <w:r>
+        <w:t>Utilizamos anúncios para compensar os custos de funcionamento deste site e fornecer financiamento para futuros desenvolvimentos. Os cookies de publicidade comportamental usados ​​por este site foram projetados para garantir que você forneça os anúncios mais relevantes sempre que possível, rastreando anonimamente seus interesses e apresentando coisas semelhantes que possam ser do seu interesse.</w:t>
+      </w:r>
+    </w:p>
+    <w:p>
+      <w:r>
+        <w:t xml:space="preserve">- </w:t>
+      </w:r>
+      <w:r>
+        <w:t>Vários parceiros anunciam em nosso nome e os cookies de rastreamento de afiliados simplesmente nos permitem ver se nossos clientes acessaram o site através de um dos sites de nossos parceiros, para que possamos creditá-los adequadamente e, quando aplicável, permitir que nossos parceiros afiliados ofereçam qualquer promoção que pode fornecê-lo para fazer uma compra.</w:t>
+      </w:r>
+    </w:p>
+    <w:p/>
+    <w:p>
+      <w:r>
         <w:lastRenderedPageBreak/>
-        <w:t xml:space="preserve">- </w:t>
-      </w:r>
-      <w:r>
-        <w:t xml:space="preserve">O serviço Google </w:t>
-      </w:r>
-      <w:proofErr w:type="spellStart"/>
-      <w:r>
-        <w:t>AdSense</w:t>
-      </w:r>
-      <w:proofErr w:type="spellEnd"/>
-      <w:r>
-        <w:t xml:space="preserve"> que usamos para veicular publicidade usa um cookie </w:t>
-      </w:r>
-      <w:proofErr w:type="spellStart"/>
-      <w:r>
-        <w:t>DoubleClick</w:t>
-      </w:r>
-      <w:proofErr w:type="spellEnd"/>
-      <w:r>
-        <w:t xml:space="preserve"> para veicular anúncios mais relevantes em toda a Web e limitar o número de vezes que um determinado anúncio é exibido para você.</w:t>
-      </w:r>
-    </w:p>
-    <w:p>
-      <w:r>
-        <w:t xml:space="preserve">- </w:t>
-      </w:r>
-      <w:r>
-        <w:t xml:space="preserve">Para mais informações sobre o Google </w:t>
-      </w:r>
-      <w:proofErr w:type="spellStart"/>
-      <w:r>
-        <w:t>AdSense</w:t>
-      </w:r>
-      <w:proofErr w:type="spellEnd"/>
-      <w:r>
-        <w:t xml:space="preserve">, consulte as </w:t>
-      </w:r>
-      <w:proofErr w:type="spellStart"/>
-      <w:r>
-        <w:t>FAQs</w:t>
-      </w:r>
-      <w:proofErr w:type="spellEnd"/>
-      <w:r>
-        <w:t xml:space="preserve"> oficiais sobre privacidade do Google </w:t>
-      </w:r>
-      <w:proofErr w:type="spellStart"/>
-      <w:r>
-        <w:t>AdSense</w:t>
-      </w:r>
-      <w:proofErr w:type="spellEnd"/>
-      <w:r>
-        <w:t>.</w:t>
-      </w:r>
-    </w:p>
-    <w:p>
-      <w:r>
-        <w:t xml:space="preserve">- </w:t>
-      </w:r>
-      <w:r>
-        <w:t>Utilizamos anúncios para compensar os custos de funcionamento deste site e fornecer financiamento para futuros desenvolvimentos. Os cookies de publicidade comportamental usados ​​por este site foram projetados para garantir que você forneça os anúncios mais relevantes sempre que possível, rastreando anonimamente seus interesses e apresentando coisas semelhantes que possam ser do seu interesse.</w:t>
-      </w:r>
-    </w:p>
-    <w:p>
-      <w:r>
-        <w:t xml:space="preserve">- </w:t>
-      </w:r>
-      <w:r>
-        <w:t>Vários parceiros anunciam em nosso nome e os cookies de rastreamento de afiliados simplesmente nos permitem ver se nossos clientes acessaram o site através de um dos sites de nossos parceiros, para que possamos creditá-los adequadamente e, quando aplicável, permitir que nossos parceiros afiliados ofereçam qualquer promoção que pode fornecê-lo para fazer uma compra.</w:t>
+        <w:t>Compromisso do Usuário</w:t>
+      </w:r>
+    </w:p>
+    <w:p>
+      <w:r>
+        <w:t>O usuário se compromete a fazer uso adequado dos conteúdos e da informação que o Contax oferece no site e com caráter enunciativo, mas não limitativo:</w:t>
+      </w:r>
+    </w:p>
+    <w:p>
+      <w:pPr>
+        <w:ind w:firstLine="357"/>
+      </w:pPr>
+      <w:r>
+        <w:t>A) Não se envolver em atividades que sejam ilegais ou contrárias à boa fé a à ordem pública</w:t>
+      </w:r>
+      <w:r>
+        <w:t>;</w:t>
+      </w:r>
+    </w:p>
+    <w:p>
+      <w:pPr>
+        <w:ind w:firstLine="357"/>
+      </w:pPr>
+      <w:r>
+        <w:t>B) Não difundir propaganda ou conteúdo de natureza racista, xenofóbica, jogos de sorte ou azar, qualquer tipo de pornografia ilegal, de apologia ao terrorismo ou contra os direitos humanos;</w:t>
+      </w:r>
+    </w:p>
+    <w:p>
+      <w:pPr>
+        <w:ind w:firstLine="357"/>
+      </w:pPr>
+      <w:r>
+        <w:t>C) Não causar danos aos sistemas físicos (hardwares) e lógicos (softwares) do Contax, de seus fornecedores ou terceiros, para introduzir ou disseminar vírus informáticos ou quaisquer outros sistemas de hardware ou software que sejam capazes de causar danos anteriormente mencionados.</w:t>
       </w:r>
     </w:p>
     <w:p/>
     <w:p>
       <w:r>
-        <w:t>Compromisso do Usuário</w:t>
-      </w:r>
-    </w:p>
-    <w:p>
-      <w:r>
-        <w:t>O usuário se compromete a fazer uso adequado dos conteúdos e da informação que o Contax oferece no site e com caráter enunciativo, mas não limitativo:</w:t>
-      </w:r>
-    </w:p>
-    <w:p>
-      <w:pPr>
-        <w:ind w:firstLine="357"/>
-      </w:pPr>
-      <w:r>
-        <w:t>A) Não se envolver em atividades que sejam ilegais ou contrárias à boa fé a à ordem pública</w:t>
-      </w:r>
-      <w:r>
-        <w:t>;</w:t>
-      </w:r>
-    </w:p>
-    <w:p>
-      <w:pPr>
-        <w:ind w:firstLine="357"/>
-      </w:pPr>
-      <w:r>
-        <w:t>B) Não difundir propaganda ou conteúdo de natureza racista, xenofóbica, jogos de sorte ou azar, qualquer tipo de pornografia ilegal, de apologia ao terrorismo ou contra os direitos humanos;</w:t>
-      </w:r>
-    </w:p>
-    <w:p>
-      <w:pPr>
-        <w:ind w:firstLine="357"/>
-      </w:pPr>
-      <w:r>
-        <w:t>C) Não causar danos aos sistemas físicos (hardwares) e lógicos (softwares) do Contax, de seus fornecedores ou terceiros, para introduzir ou disseminar vírus informáticos ou quaisquer outros sistemas de hardware ou software que sejam capazes de causar danos anteriormente mencionados.</w:t>
-      </w:r>
-    </w:p>
-    <w:p/>
-    <w:p>
-      <w:r>
         <w:t>Mais informações</w:t>
       </w:r>
     </w:p>
     <w:p>
       <w:r>
-        <w:lastRenderedPageBreak/>
         <w:t>Esperemos que esteja esclarecido e, como mencionado anteriormente, se houver algo que você não tem certeza se precisa ou não, geralmente é mais seguro deixar os cookies ativados, caso interaja com um dos recursos que você usa em nosso site.</w:t>
       </w:r>
     </w:p>
@@ -16071,7 +16139,7 @@
           <w:bCs/>
         </w:rPr>
       </w:pPr>
-      <w:bookmarkStart w:id="34" w:name="_Toc229430771"/>
+      <w:bookmarkStart w:id="35" w:name="_Toc229592505"/>
       <w:r>
         <w:rPr>
           <w:b/>
@@ -16079,7 +16147,7 @@
         </w:rPr>
         <w:t>Termos de Uso</w:t>
       </w:r>
-      <w:bookmarkEnd w:id="34"/>
+      <w:bookmarkEnd w:id="35"/>
     </w:p>
     <w:p/>
     <w:p>
@@ -16113,6 +16181,7 @@
     </w:p>
     <w:p>
       <w:r>
+        <w:lastRenderedPageBreak/>
         <w:t>É concedida permissão para baixar temporariamente uma cópia dos materiais (informações ou software) no site Contax, apenas para visualização transitória pessoal e não comercial. Esta é a concessão de uma licença, não uma transferência de título e, sob esta licença, você não pode:</w:t>
       </w:r>
     </w:p>
@@ -16206,7 +16275,6 @@
         </w:numPr>
       </w:pPr>
       <w:r>
-        <w:lastRenderedPageBreak/>
         <w:t>Isenção de responsabilidade</w:t>
       </w:r>
     </w:p>
@@ -16248,7 +16316,11 @@
     </w:p>
     <w:p>
       <w:r>
-        <w:t xml:space="preserve">Em nenhum caso o Contax ou seus fornecedores serão responsáveis ​​por quaisquer danos (incluindo, sem limitação, danos por perda de dados ou lucro ou devido a interrupção dos negócios) decorrentes do uso ou da incapacidade de usar os materiais em Contax, mesmo que Contax ou um representante autorizado da Contax tenha sido notificado oralmente ou por escrito da possibilidade de tais danos. Como algumas jurisdições não permitem limitações em garantias implícitas, ou limitações de responsabilidade por danos </w:t>
+        <w:t xml:space="preserve">Em nenhum caso o Contax ou seus fornecedores serão responsáveis ​​por quaisquer danos (incluindo, sem limitação, danos por perda de dados ou lucro ou devido a interrupção dos negócios) decorrentes do uso ou da incapacidade de usar os materiais em Contax, mesmo que Contax ou um representante autorizado da Contax tenha sido notificado oralmente ou por escrito da possibilidade de tais danos. Como algumas </w:t>
+      </w:r>
+      <w:r>
+        <w:lastRenderedPageBreak/>
+        <w:t xml:space="preserve">jurisdições não permitem limitações em garantias implícitas, ou limitações de responsabilidade por danos </w:t>
       </w:r>
       <w:proofErr w:type="spellStart"/>
       <w:r>
@@ -16301,7 +16373,6 @@
     </w:p>
     <w:p>
       <w:r>
-        <w:lastRenderedPageBreak/>
         <w:t>O Contax pode revisar estes termos de serviço do site a qualquer momento, sem aviso prévio. Ao usar este site, você concorda em ficar vinculado à versão atual desses termos de serviço.</w:t>
       </w:r>
     </w:p>
@@ -16338,7 +16409,7 @@
           <w:b/>
         </w:rPr>
       </w:pPr>
-      <w:bookmarkStart w:id="35" w:name="_Toc229430772"/>
+      <w:bookmarkStart w:id="36" w:name="_Toc229592506"/>
       <w:r>
         <w:rPr>
           <w:b/>
@@ -16346,7 +16417,7 @@
         <w:lastRenderedPageBreak/>
         <w:t>CONSIDERAÇÕES FINAIS</w:t>
       </w:r>
-      <w:bookmarkEnd w:id="35"/>
+      <w:bookmarkEnd w:id="36"/>
     </w:p>
     <w:p/>
     <w:p/>
@@ -16378,7 +16449,7 @@
           <w:b/>
         </w:rPr>
       </w:pPr>
-      <w:bookmarkStart w:id="36" w:name="_Toc229430773"/>
+      <w:bookmarkStart w:id="37" w:name="_Toc229592507"/>
       <w:r>
         <w:rPr>
           <w:b/>
@@ -16386,7 +16457,7 @@
         <w:lastRenderedPageBreak/>
         <w:t>REFERÊNCIAS</w:t>
       </w:r>
-      <w:bookmarkEnd w:id="36"/>
+      <w:bookmarkEnd w:id="37"/>
     </w:p>
     <w:p/>
     <w:p>
@@ -16574,7 +16645,7 @@
           <w:b/>
         </w:rPr>
       </w:pPr>
-      <w:bookmarkStart w:id="37" w:name="_Toc229430774"/>
+      <w:bookmarkStart w:id="38" w:name="_Toc229592508"/>
       <w:r>
         <w:rPr>
           <w:b/>
@@ -16588,7 +16659,7 @@
         </w:rPr>
         <w:t>(s) (Elemento opcional)</w:t>
       </w:r>
-      <w:bookmarkEnd w:id="37"/>
+      <w:bookmarkEnd w:id="38"/>
     </w:p>
     <w:p/>
     <w:p>
@@ -16672,7 +16743,7 @@
           <w:b/>
         </w:rPr>
       </w:pPr>
-      <w:bookmarkStart w:id="38" w:name="_Toc229430775"/>
+      <w:bookmarkStart w:id="39" w:name="_Toc229592509"/>
       <w:r>
         <w:rPr>
           <w:b/>
@@ -16692,7 +16763,7 @@
         </w:rPr>
         <w:t>(Elemento opcional)</w:t>
       </w:r>
-      <w:bookmarkEnd w:id="38"/>
+      <w:bookmarkEnd w:id="39"/>
     </w:p>
     <w:p/>
     <w:p>
@@ -18382,7 +18453,6 @@
   <w:style w:type="character" w:default="1" w:styleId="Fontepargpadro">
     <w:name w:val="Default Paragraph Font"/>
     <w:uiPriority w:val="1"/>
-    <w:semiHidden/>
     <w:unhideWhenUsed/>
   </w:style>
   <w:style w:type="table" w:default="1" w:styleId="Tabelanormal">
@@ -19215,6 +19285,15 @@
 </file>
 
 <file path=customXml/item1.xml><?xml version="1.0" encoding="utf-8"?>
+<?mso-contentType ?>
+<FormTemplates xmlns="http://schemas.microsoft.com/sharepoint/v3/contenttype/forms">
+  <Display>DocumentLibraryForm</Display>
+  <Edit>DocumentLibraryForm</Edit>
+  <New>DocumentLibraryForm</New>
+</FormTemplates>
+</file>
+
+<file path=customXml/item2.xml><?xml version="1.0" encoding="utf-8"?>
 <ct:contentTypeSchema xmlns:ct="http://schemas.microsoft.com/office/2006/metadata/contentType" xmlns:ma="http://schemas.microsoft.com/office/2006/metadata/properties/metaAttributes" ct:_="" ma:_="" ma:contentTypeName="Documento" ma:contentTypeID="0x01010079E85AF13E1D6948BAEBBC3E299C7A4C" ma:contentTypeVersion="11" ma:contentTypeDescription="Crie um novo documento." ma:contentTypeScope="" ma:versionID="9903338d6f6ebf8d9f52e57d695b90e0">
   <xsd:schema xmlns:xsd="http://www.w3.org/2001/XMLSchema" xmlns:xs="http://www.w3.org/2001/XMLSchema" xmlns:p="http://schemas.microsoft.com/office/2006/metadata/properties" xmlns:ns2="1c99b82c-450d-407b-8685-188b0222f857" xmlns:ns3="ec9326a9-796b-4177-81ae-8ce46d6874ce" targetNamespace="http://schemas.microsoft.com/office/2006/metadata/properties" ma:root="true" ma:fieldsID="27025b9af28ab54196939bbeabbec0a9" ns2:_="" ns3:_="">
     <xsd:import namespace="1c99b82c-450d-407b-8685-188b0222f857"/>
@@ -19403,20 +19482,19 @@
 </ct:contentTypeSchema>
 </file>
 
-<file path=customXml/item2.xml><?xml version="1.0" encoding="utf-8"?>
-<?mso-contentType ?>
-<FormTemplates xmlns="http://schemas.microsoft.com/sharepoint/v3/contenttype/forms">
-  <Display>DocumentLibraryForm</Display>
-  <Edit>DocumentLibraryForm</Edit>
-  <New>DocumentLibraryForm</New>
-</FormTemplates>
-</file>
-
 <file path=customXml/item3.xml><?xml version="1.0" encoding="utf-8"?>
 <b:Sources xmlns:b="http://schemas.openxmlformats.org/officeDocument/2006/bibliography" xmlns="http://schemas.openxmlformats.org/officeDocument/2006/bibliography" SelectedStyle="\APA.XSL" StyleName="APA"/>
 </file>
 
 <file path=customXml/itemProps1.xml><?xml version="1.0" encoding="utf-8"?>
+<ds:datastoreItem xmlns:ds="http://schemas.openxmlformats.org/officeDocument/2006/customXml" ds:itemID="{19856E04-179F-401F-8246-BA08537D6152}">
+  <ds:schemaRefs>
+    <ds:schemaRef ds:uri="http://schemas.microsoft.com/sharepoint/v3/contenttype/forms"/>
+  </ds:schemaRefs>
+</ds:datastoreItem>
+</file>
+
+<file path=customXml/itemProps2.xml><?xml version="1.0" encoding="utf-8"?>
 <ds:datastoreItem xmlns:ds="http://schemas.openxmlformats.org/officeDocument/2006/customXml" ds:itemID="{F9562963-6458-4B09-8DDA-F09296948AA7}">
   <ds:schemaRefs>
     <ds:schemaRef ds:uri="http://schemas.microsoft.com/office/2006/metadata/contentType"/>
@@ -19435,14 +19513,6 @@
 </ds:datastoreItem>
 </file>
 
-<file path=customXml/itemProps2.xml><?xml version="1.0" encoding="utf-8"?>
-<ds:datastoreItem xmlns:ds="http://schemas.openxmlformats.org/officeDocument/2006/customXml" ds:itemID="{19856E04-179F-401F-8246-BA08537D6152}">
-  <ds:schemaRefs>
-    <ds:schemaRef ds:uri="http://schemas.microsoft.com/sharepoint/v3/contenttype/forms"/>
-  </ds:schemaRefs>
-</ds:datastoreItem>
-</file>
-
 <file path=customXml/itemProps3.xml><?xml version="1.0" encoding="utf-8"?>
 <ds:datastoreItem xmlns:ds="http://schemas.openxmlformats.org/officeDocument/2006/customXml" ds:itemID="{205E797E-3F55-48D0-B859-951F215AD568}">
   <ds:schemaRefs>

--- a/Documentação/Doc atualizado.docx
+++ b/Documentação/Doc atualizado.docx
@@ -357,35 +357,7 @@
         <w:rPr>
           <w:sz w:val="22"/>
         </w:rPr>
-        <w:t xml:space="preserve">ETEC Prof. </w:t>
-      </w:r>
-      <w:proofErr w:type="spellStart"/>
-      <w:r>
-        <w:rPr>
-          <w:sz w:val="22"/>
-        </w:rPr>
-        <w:t>Massuyuki</w:t>
-      </w:r>
-      <w:proofErr w:type="spellEnd"/>
-      <w:r>
-        <w:rPr>
-          <w:sz w:val="22"/>
-        </w:rPr>
-        <w:t xml:space="preserve"> </w:t>
-      </w:r>
-      <w:proofErr w:type="spellStart"/>
-      <w:r>
-        <w:rPr>
-          <w:sz w:val="22"/>
-        </w:rPr>
-        <w:t>Kawano</w:t>
-      </w:r>
-      <w:proofErr w:type="spellEnd"/>
-      <w:r>
-        <w:rPr>
-          <w:sz w:val="22"/>
-        </w:rPr>
-        <w:t>,</w:t>
+        <w:t>ETEC Prof. Massuyuki Kawano,</w:t>
       </w:r>
       <w:r>
         <w:rPr>
@@ -1034,13 +1006,13 @@
       <w:r>
         <w:fldChar w:fldCharType="separate"/>
       </w:r>
-      <w:hyperlink w:anchor="_Toc229592415" w:history="1">
+      <w:hyperlink w:anchor="_Toc229598871" w:history="1">
         <w:r>
           <w:rPr>
             <w:rStyle w:val="Hyperlink"/>
             <w:noProof/>
           </w:rPr>
-          <w:t>Figura 1 - Modelo relacional das tabelas do projeto CONTAX.</w:t>
+          <w:t>Figura 1: Modelo relacional das tabelas do projeto CONTAX.</w:t>
         </w:r>
         <w:r>
           <w:rPr>
@@ -1061,7 +1033,7 @@
             <w:noProof/>
             <w:webHidden/>
           </w:rPr>
-          <w:instrText xml:space="preserve"> PAGEREF _Toc229592415 \h </w:instrText>
+          <w:instrText xml:space="preserve"> PAGEREF _Toc229598871 \h </w:instrText>
         </w:r>
         <w:r>
           <w:rPr>
@@ -1081,7 +1053,7 @@
             <w:noProof/>
             <w:webHidden/>
           </w:rPr>
-          <w:t>18</w:t>
+          <w:t>16</w:t>
         </w:r>
         <w:r>
           <w:rPr>
@@ -1107,13 +1079,13 @@
           <w14:ligatures w14:val="standardContextual"/>
         </w:rPr>
       </w:pPr>
-      <w:hyperlink w:anchor="_Toc229592416" w:history="1">
+      <w:hyperlink w:anchor="_Toc229598872" w:history="1">
         <w:r>
           <w:rPr>
             <w:rStyle w:val="Hyperlink"/>
             <w:noProof/>
           </w:rPr>
-          <w:t>Figura 2: tela de login do software Contax.</w:t>
+          <w:t>Figura 2: Tela de login do software Contax.</w:t>
         </w:r>
         <w:r>
           <w:rPr>
@@ -1134,7 +1106,153 @@
             <w:noProof/>
             <w:webHidden/>
           </w:rPr>
-          <w:instrText xml:space="preserve"> PAGEREF _Toc229592416 \h </w:instrText>
+          <w:instrText xml:space="preserve"> PAGEREF _Toc229598872 \h </w:instrText>
+        </w:r>
+        <w:r>
+          <w:rPr>
+            <w:noProof/>
+            <w:webHidden/>
+          </w:rPr>
+        </w:r>
+        <w:r>
+          <w:rPr>
+            <w:noProof/>
+            <w:webHidden/>
+          </w:rPr>
+          <w:fldChar w:fldCharType="separate"/>
+        </w:r>
+        <w:r>
+          <w:rPr>
+            <w:noProof/>
+            <w:webHidden/>
+          </w:rPr>
+          <w:t>27</w:t>
+        </w:r>
+        <w:r>
+          <w:rPr>
+            <w:noProof/>
+            <w:webHidden/>
+          </w:rPr>
+          <w:fldChar w:fldCharType="end"/>
+        </w:r>
+      </w:hyperlink>
+    </w:p>
+    <w:p>
+      <w:pPr>
+        <w:pStyle w:val="ndicedeilustraes"/>
+        <w:tabs>
+          <w:tab w:val="right" w:leader="dot" w:pos="9061"/>
+        </w:tabs>
+        <w:rPr>
+          <w:rFonts w:asciiTheme="minorHAnsi" w:eastAsiaTheme="minorEastAsia" w:hAnsiTheme="minorHAnsi"/>
+          <w:noProof/>
+          <w:kern w:val="2"/>
+          <w:szCs w:val="24"/>
+          <w:lang w:eastAsia="pt-BR"/>
+          <w14:ligatures w14:val="standardContextual"/>
+        </w:rPr>
+      </w:pPr>
+      <w:hyperlink w:anchor="_Toc229598873" w:history="1">
+        <w:r>
+          <w:rPr>
+            <w:rStyle w:val="Hyperlink"/>
+            <w:noProof/>
+          </w:rPr>
+          <w:t>Figura 3: Tela de dashboard do administrador.</w:t>
+        </w:r>
+        <w:r>
+          <w:rPr>
+            <w:noProof/>
+            <w:webHidden/>
+          </w:rPr>
+          <w:tab/>
+        </w:r>
+        <w:r>
+          <w:rPr>
+            <w:noProof/>
+            <w:webHidden/>
+          </w:rPr>
+          <w:fldChar w:fldCharType="begin"/>
+        </w:r>
+        <w:r>
+          <w:rPr>
+            <w:noProof/>
+            <w:webHidden/>
+          </w:rPr>
+          <w:instrText xml:space="preserve"> PAGEREF _Toc229598873 \h </w:instrText>
+        </w:r>
+        <w:r>
+          <w:rPr>
+            <w:noProof/>
+            <w:webHidden/>
+          </w:rPr>
+        </w:r>
+        <w:r>
+          <w:rPr>
+            <w:noProof/>
+            <w:webHidden/>
+          </w:rPr>
+          <w:fldChar w:fldCharType="separate"/>
+        </w:r>
+        <w:r>
+          <w:rPr>
+            <w:noProof/>
+            <w:webHidden/>
+          </w:rPr>
+          <w:t>28</w:t>
+        </w:r>
+        <w:r>
+          <w:rPr>
+            <w:noProof/>
+            <w:webHidden/>
+          </w:rPr>
+          <w:fldChar w:fldCharType="end"/>
+        </w:r>
+      </w:hyperlink>
+    </w:p>
+    <w:p>
+      <w:pPr>
+        <w:pStyle w:val="ndicedeilustraes"/>
+        <w:tabs>
+          <w:tab w:val="right" w:leader="dot" w:pos="9061"/>
+        </w:tabs>
+        <w:rPr>
+          <w:rFonts w:asciiTheme="minorHAnsi" w:eastAsiaTheme="minorEastAsia" w:hAnsiTheme="minorHAnsi"/>
+          <w:noProof/>
+          <w:kern w:val="2"/>
+          <w:szCs w:val="24"/>
+          <w:lang w:eastAsia="pt-BR"/>
+          <w14:ligatures w14:val="standardContextual"/>
+        </w:rPr>
+      </w:pPr>
+      <w:hyperlink w:anchor="_Toc229598874" w:history="1">
+        <w:r>
+          <w:rPr>
+            <w:rStyle w:val="Hyperlink"/>
+            <w:noProof/>
+          </w:rPr>
+          <w:t>Figura 4: Interface de cadastro de empresa administrada pelo contador.</w:t>
+        </w:r>
+        <w:r>
+          <w:rPr>
+            <w:noProof/>
+            <w:webHidden/>
+          </w:rPr>
+          <w:tab/>
+        </w:r>
+        <w:r>
+          <w:rPr>
+            <w:noProof/>
+            <w:webHidden/>
+          </w:rPr>
+          <w:fldChar w:fldCharType="begin"/>
+        </w:r>
+        <w:r>
+          <w:rPr>
+            <w:noProof/>
+            <w:webHidden/>
+          </w:rPr>
+          <w:instrText xml:space="preserve"> PAGEREF _Toc229598874 \h </w:instrText>
         </w:r>
         <w:r>
           <w:rPr>
@@ -1180,13 +1298,13 @@
           <w14:ligatures w14:val="standardContextual"/>
         </w:rPr>
       </w:pPr>
-      <w:hyperlink w:anchor="_Toc229592417" w:history="1">
+      <w:hyperlink w:anchor="_Toc229598875" w:history="1">
         <w:r>
           <w:rPr>
             <w:rStyle w:val="Hyperlink"/>
             <w:noProof/>
           </w:rPr>
-          <w:t>Figura 3: Tela de dashboard do administrador.</w:t>
+          <w:t>Figura 5: Interface de cadastro de usuário administrada pelo contador.</w:t>
         </w:r>
         <w:r>
           <w:rPr>
@@ -1207,7 +1325,7 @@
             <w:noProof/>
             <w:webHidden/>
           </w:rPr>
-          <w:instrText xml:space="preserve"> PAGEREF _Toc229592417 \h </w:instrText>
+          <w:instrText xml:space="preserve"> PAGEREF _Toc229598875 \h </w:instrText>
         </w:r>
         <w:r>
           <w:rPr>
@@ -1253,20 +1371,20 @@
           <w14:ligatures w14:val="standardContextual"/>
         </w:rPr>
       </w:pPr>
-      <w:hyperlink w:anchor="_Toc229592418" w:history="1">
+      <w:hyperlink w:anchor="_Toc229598876" w:history="1">
         <w:r>
           <w:rPr>
             <w:rStyle w:val="Hyperlink"/>
             <w:noProof/>
           </w:rPr>
-          <w:t>Figura 4: Interface de cadastro administrada pelo contador.</w:t>
+          <w:t xml:space="preserve">Figura 6: Interface central da empresa MEI. </w:t>
         </w:r>
         <w:r>
           <w:rPr>
             <w:noProof/>
             <w:webHidden/>
           </w:rPr>
-          <w:t xml:space="preserve">..................................... </w:t>
+          <w:tab/>
         </w:r>
         <w:r>
           <w:rPr>
@@ -1280,7 +1398,80 @@
             <w:noProof/>
             <w:webHidden/>
           </w:rPr>
-          <w:instrText xml:space="preserve"> PAGEREF _Toc229592418 \h </w:instrText>
+          <w:instrText xml:space="preserve"> PAGEREF _Toc229598876 \h </w:instrText>
+        </w:r>
+        <w:r>
+          <w:rPr>
+            <w:noProof/>
+            <w:webHidden/>
+          </w:rPr>
+        </w:r>
+        <w:r>
+          <w:rPr>
+            <w:noProof/>
+            <w:webHidden/>
+          </w:rPr>
+          <w:fldChar w:fldCharType="separate"/>
+        </w:r>
+        <w:r>
+          <w:rPr>
+            <w:noProof/>
+            <w:webHidden/>
+          </w:rPr>
+          <w:t>30</w:t>
+        </w:r>
+        <w:r>
+          <w:rPr>
+            <w:noProof/>
+            <w:webHidden/>
+          </w:rPr>
+          <w:fldChar w:fldCharType="end"/>
+        </w:r>
+      </w:hyperlink>
+    </w:p>
+    <w:p>
+      <w:pPr>
+        <w:pStyle w:val="ndicedeilustraes"/>
+        <w:tabs>
+          <w:tab w:val="right" w:leader="dot" w:pos="9061"/>
+        </w:tabs>
+        <w:rPr>
+          <w:rFonts w:asciiTheme="minorHAnsi" w:eastAsiaTheme="minorEastAsia" w:hAnsiTheme="minorHAnsi"/>
+          <w:noProof/>
+          <w:kern w:val="2"/>
+          <w:szCs w:val="24"/>
+          <w:lang w:eastAsia="pt-BR"/>
+          <w14:ligatures w14:val="standardContextual"/>
+        </w:rPr>
+      </w:pPr>
+      <w:hyperlink w:anchor="_Toc229598877" w:history="1">
+        <w:r>
+          <w:rPr>
+            <w:rStyle w:val="Hyperlink"/>
+            <w:noProof/>
+          </w:rPr>
+          <w:t>Figura 7: Interface central da empresa ME.</w:t>
+        </w:r>
+        <w:r>
+          <w:rPr>
+            <w:noProof/>
+            <w:webHidden/>
+          </w:rPr>
+          <w:tab/>
+        </w:r>
+        <w:r>
+          <w:rPr>
+            <w:noProof/>
+            <w:webHidden/>
+          </w:rPr>
+          <w:fldChar w:fldCharType="begin"/>
+        </w:r>
+        <w:r>
+          <w:rPr>
+            <w:noProof/>
+            <w:webHidden/>
+          </w:rPr>
+          <w:instrText xml:space="preserve"> PAGEREF _Toc229598877 \h </w:instrText>
         </w:r>
         <w:r>
           <w:rPr>
@@ -1326,20 +1517,13 @@
           <w14:ligatures w14:val="standardContextual"/>
         </w:rPr>
       </w:pPr>
-      <w:hyperlink w:anchor="_Toc229592419" w:history="1">
+      <w:hyperlink w:anchor="_Toc229598878" w:history="1">
         <w:r>
           <w:rPr>
             <w:rStyle w:val="Hyperlink"/>
             <w:noProof/>
           </w:rPr>
-          <w:t>Figura 5: Interface de cadastro de usuário, administrada pelo contado</w:t>
-        </w:r>
-        <w:r>
-          <w:rPr>
-            <w:rStyle w:val="Hyperlink"/>
-            <w:noProof/>
-          </w:rPr>
-          <w:t>r.</w:t>
+          <w:t xml:space="preserve">Figura 8: Tela de documentos. </w:t>
         </w:r>
         <w:r>
           <w:rPr>
@@ -1360,7 +1544,7 @@
             <w:noProof/>
             <w:webHidden/>
           </w:rPr>
-          <w:instrText xml:space="preserve"> PAGEREF _Toc229592419 \h </w:instrText>
+          <w:instrText xml:space="preserve"> PAGEREF _Toc229598878 \h </w:instrText>
         </w:r>
         <w:r>
           <w:rPr>
@@ -1380,7 +1564,7 @@
             <w:noProof/>
             <w:webHidden/>
           </w:rPr>
-          <w:t>32</w:t>
+          <w:t>31</w:t>
         </w:r>
         <w:r>
           <w:rPr>
@@ -1606,21 +1790,7 @@
             <w:rStyle w:val="Hyperlink"/>
             <w:noProof/>
           </w:rPr>
-          <w:t>Tab</w:t>
-        </w:r>
-        <w:r>
-          <w:rPr>
-            <w:rStyle w:val="Hyperlink"/>
-            <w:noProof/>
-          </w:rPr>
-          <w:t>e</w:t>
-        </w:r>
-        <w:r>
-          <w:rPr>
-            <w:rStyle w:val="Hyperlink"/>
-            <w:noProof/>
-          </w:rPr>
-          <w:t>la 1 - USUÁRIOS</w:t>
+          <w:t>Tabela 1 - USUÁRIOS</w:t>
         </w:r>
         <w:r>
           <w:rPr>
@@ -7171,14 +7341,12 @@
                 <w:szCs w:val="24"/>
               </w:rPr>
             </w:pPr>
-            <w:proofErr w:type="spellStart"/>
             <w:r>
               <w:rPr>
                 <w:szCs w:val="24"/>
               </w:rPr>
               <w:t>Hostinger</w:t>
             </w:r>
-            <w:proofErr w:type="spellEnd"/>
           </w:p>
         </w:tc>
         <w:tc>
@@ -7259,19 +7427,11 @@
                 <w:szCs w:val="24"/>
               </w:rPr>
             </w:pPr>
-            <w:proofErr w:type="spellStart"/>
             <w:r>
               <w:rPr>
                 <w:szCs w:val="24"/>
               </w:rPr>
-              <w:t>PlanetScale</w:t>
-            </w:r>
-            <w:proofErr w:type="spellEnd"/>
-            <w:r>
-              <w:rPr>
-                <w:szCs w:val="24"/>
-              </w:rPr>
-              <w:t xml:space="preserve"> (Plano Gratuito)</w:t>
+              <w:t>PlanetScale (Plano Gratuito)</w:t>
             </w:r>
           </w:p>
         </w:tc>
@@ -7579,8 +7739,8 @@
           <w:bCs/>
         </w:rPr>
       </w:pPr>
-      <w:bookmarkStart w:id="10" w:name="_Toc229592415"/>
-      <w:bookmarkStart w:id="11" w:name="_Toc229592493"/>
+      <w:bookmarkStart w:id="10" w:name="_Toc229592493"/>
+      <w:bookmarkStart w:id="11" w:name="_Toc229598871"/>
       <w:r>
         <w:t xml:space="preserve">Figura </w:t>
       </w:r>
@@ -7603,7 +7763,10 @@
         <w:fldChar w:fldCharType="end"/>
       </w:r>
       <w:r>
-        <w:t xml:space="preserve"> - Modelo relacional das tabelas do projeto CONTAX.</w:t>
+        <w:t xml:space="preserve">: </w:t>
+      </w:r>
+      <w:r>
+        <w:t>Modelo relacional das tabelas do projeto CONTAX.</w:t>
       </w:r>
       <w:bookmarkEnd w:id="10"/>
       <w:bookmarkEnd w:id="11"/>
@@ -7907,11 +8070,9 @@
             <w:vAlign w:val="center"/>
           </w:tcPr>
           <w:p>
-            <w:proofErr w:type="spellStart"/>
             <w:r>
               <w:t>usu_id</w:t>
             </w:r>
-            <w:proofErr w:type="spellEnd"/>
           </w:p>
         </w:tc>
         <w:tc>
@@ -7971,13 +8132,8 @@
             <w:tcW w:w="1151" w:type="pct"/>
           </w:tcPr>
           <w:p>
-            <w:proofErr w:type="spellStart"/>
-            <w:r>
-              <w:t>Auto-Incremento</w:t>
-            </w:r>
-            <w:proofErr w:type="spellEnd"/>
-            <w:r>
-              <w:t>.</w:t>
+            <w:r>
+              <w:t>Auto-Incremento.</w:t>
             </w:r>
           </w:p>
         </w:tc>
@@ -8000,11 +8156,9 @@
             <w:vAlign w:val="center"/>
           </w:tcPr>
           <w:p>
-            <w:proofErr w:type="spellStart"/>
             <w:r>
               <w:t>usu_nome</w:t>
             </w:r>
-            <w:proofErr w:type="spellEnd"/>
           </w:p>
         </w:tc>
         <w:tc>
@@ -8085,11 +8239,9 @@
             <w:vAlign w:val="center"/>
           </w:tcPr>
           <w:p>
-            <w:proofErr w:type="spellStart"/>
             <w:r>
               <w:t>usu_email</w:t>
             </w:r>
-            <w:proofErr w:type="spellEnd"/>
           </w:p>
         </w:tc>
         <w:tc>
@@ -8170,11 +8322,9 @@
             <w:vAlign w:val="center"/>
           </w:tcPr>
           <w:p>
-            <w:proofErr w:type="spellStart"/>
             <w:r>
               <w:t>usu_cpf</w:t>
             </w:r>
-            <w:proofErr w:type="spellEnd"/>
           </w:p>
         </w:tc>
         <w:tc>
@@ -8255,11 +8405,9 @@
             <w:vAlign w:val="center"/>
           </w:tcPr>
           <w:p>
-            <w:proofErr w:type="spellStart"/>
             <w:r>
               <w:t>usu_senha_hash</w:t>
             </w:r>
-            <w:proofErr w:type="spellEnd"/>
           </w:p>
         </w:tc>
         <w:tc>
@@ -8340,11 +8488,9 @@
             <w:vAlign w:val="center"/>
           </w:tcPr>
           <w:p>
-            <w:proofErr w:type="spellStart"/>
             <w:r>
               <w:t>usu_telefone</w:t>
             </w:r>
-            <w:proofErr w:type="spellEnd"/>
           </w:p>
         </w:tc>
         <w:tc>
@@ -8425,11 +8571,9 @@
             <w:vAlign w:val="center"/>
           </w:tcPr>
           <w:p>
-            <w:proofErr w:type="spellStart"/>
             <w:r>
               <w:t>usu_status</w:t>
             </w:r>
-            <w:proofErr w:type="spellEnd"/>
           </w:p>
         </w:tc>
         <w:tc>
@@ -8510,11 +8654,9 @@
             <w:vAlign w:val="center"/>
           </w:tcPr>
           <w:p>
-            <w:proofErr w:type="spellStart"/>
             <w:r>
               <w:t>usu_alterar_senha</w:t>
             </w:r>
-            <w:proofErr w:type="spellEnd"/>
           </w:p>
         </w:tc>
         <w:tc>
@@ -8816,11 +8958,9 @@
             <w:vAlign w:val="center"/>
           </w:tcPr>
           <w:p>
-            <w:proofErr w:type="spellStart"/>
             <w:r>
               <w:t>emp_id</w:t>
             </w:r>
-            <w:proofErr w:type="spellEnd"/>
           </w:p>
         </w:tc>
         <w:tc>
@@ -8881,13 +9021,8 @@
             <w:tcW w:w="1151" w:type="pct"/>
           </w:tcPr>
           <w:p>
-            <w:proofErr w:type="spellStart"/>
-            <w:r>
-              <w:t>Auto-Incremento</w:t>
-            </w:r>
-            <w:proofErr w:type="spellEnd"/>
-            <w:r>
-              <w:t>.</w:t>
+            <w:r>
+              <w:t>Auto-Incremento.</w:t>
             </w:r>
           </w:p>
         </w:tc>
@@ -8910,11 +9045,9 @@
             <w:vAlign w:val="center"/>
           </w:tcPr>
           <w:p>
-            <w:proofErr w:type="spellStart"/>
             <w:r>
               <w:t>emp_nome_fantasia</w:t>
             </w:r>
-            <w:proofErr w:type="spellEnd"/>
           </w:p>
         </w:tc>
         <w:tc>
@@ -8996,11 +9129,9 @@
             <w:vAlign w:val="center"/>
           </w:tcPr>
           <w:p>
-            <w:proofErr w:type="spellStart"/>
             <w:r>
               <w:t>emp_razao_social</w:t>
             </w:r>
-            <w:proofErr w:type="spellEnd"/>
           </w:p>
         </w:tc>
         <w:tc>
@@ -9082,11 +9213,9 @@
             <w:vAlign w:val="center"/>
           </w:tcPr>
           <w:p>
-            <w:proofErr w:type="spellStart"/>
             <w:r>
               <w:t>emp_cnpj</w:t>
             </w:r>
-            <w:proofErr w:type="spellEnd"/>
           </w:p>
         </w:tc>
         <w:tc>
@@ -9168,11 +9297,9 @@
             <w:vAlign w:val="center"/>
           </w:tcPr>
           <w:p>
-            <w:proofErr w:type="spellStart"/>
             <w:r>
               <w:t>emp_endereco</w:t>
             </w:r>
-            <w:proofErr w:type="spellEnd"/>
           </w:p>
         </w:tc>
         <w:tc>
@@ -9254,11 +9381,9 @@
             <w:vAlign w:val="center"/>
           </w:tcPr>
           <w:p>
-            <w:proofErr w:type="spellStart"/>
             <w:r>
               <w:t>emp_municipio</w:t>
             </w:r>
-            <w:proofErr w:type="spellEnd"/>
           </w:p>
         </w:tc>
         <w:tc>
@@ -9340,11 +9465,9 @@
             <w:vAlign w:val="center"/>
           </w:tcPr>
           <w:p>
-            <w:proofErr w:type="spellStart"/>
             <w:r>
               <w:t>emp_telefone</w:t>
             </w:r>
-            <w:proofErr w:type="spellEnd"/>
           </w:p>
         </w:tc>
         <w:tc>
@@ -9426,11 +9549,9 @@
             <w:vAlign w:val="center"/>
           </w:tcPr>
           <w:p>
-            <w:proofErr w:type="spellStart"/>
             <w:r>
               <w:t>emp_email</w:t>
             </w:r>
-            <w:proofErr w:type="spellEnd"/>
           </w:p>
         </w:tc>
         <w:tc>
@@ -9512,11 +9633,9 @@
             <w:vAlign w:val="center"/>
           </w:tcPr>
           <w:p>
-            <w:proofErr w:type="spellStart"/>
             <w:r>
               <w:t>emp_senha_hash</w:t>
             </w:r>
-            <w:proofErr w:type="spellEnd"/>
           </w:p>
         </w:tc>
         <w:tc>
@@ -9598,11 +9717,9 @@
             <w:vAlign w:val="center"/>
           </w:tcPr>
           <w:p>
-            <w:proofErr w:type="spellStart"/>
             <w:r>
               <w:t>emp_tipo</w:t>
             </w:r>
-            <w:proofErr w:type="spellEnd"/>
           </w:p>
         </w:tc>
         <w:tc>
@@ -9892,11 +10009,9 @@
             <w:vAlign w:val="center"/>
           </w:tcPr>
           <w:p>
-            <w:proofErr w:type="spellStart"/>
             <w:r>
               <w:t>emp_id</w:t>
             </w:r>
-            <w:proofErr w:type="spellEnd"/>
           </w:p>
         </w:tc>
         <w:tc>
@@ -9980,11 +10095,9 @@
             <w:vAlign w:val="center"/>
           </w:tcPr>
           <w:p>
-            <w:proofErr w:type="spellStart"/>
             <w:r>
               <w:t>usu_id</w:t>
             </w:r>
-            <w:proofErr w:type="spellEnd"/>
           </w:p>
         </w:tc>
         <w:tc>
@@ -10068,11 +10181,9 @@
             <w:vAlign w:val="center"/>
           </w:tcPr>
           <w:p>
-            <w:proofErr w:type="spellStart"/>
             <w:r>
               <w:t>usu_emp_nivel_acesso</w:t>
             </w:r>
-            <w:proofErr w:type="spellEnd"/>
           </w:p>
         </w:tc>
         <w:tc>
@@ -10154,11 +10265,9 @@
             <w:vAlign w:val="center"/>
           </w:tcPr>
           <w:p>
-            <w:proofErr w:type="spellStart"/>
             <w:r>
               <w:t>usu_emp_data_vinculo</w:t>
             </w:r>
-            <w:proofErr w:type="spellEnd"/>
           </w:p>
         </w:tc>
         <w:tc>
@@ -10240,11 +10349,9 @@
             <w:vAlign w:val="center"/>
           </w:tcPr>
           <w:p>
-            <w:proofErr w:type="spellStart"/>
             <w:r>
               <w:t>usu_emp_status</w:t>
             </w:r>
-            <w:proofErr w:type="spellEnd"/>
           </w:p>
         </w:tc>
         <w:tc>
@@ -10326,11 +10433,9 @@
             <w:vAlign w:val="center"/>
           </w:tcPr>
           <w:p>
-            <w:proofErr w:type="spellStart"/>
             <w:r>
               <w:t>usu_emp_observacoes</w:t>
             </w:r>
-            <w:proofErr w:type="spellEnd"/>
           </w:p>
         </w:tc>
         <w:tc>
@@ -10625,11 +10730,9 @@
             <w:vAlign w:val="center"/>
           </w:tcPr>
           <w:p>
-            <w:proofErr w:type="spellStart"/>
             <w:r>
               <w:t>regi_id</w:t>
             </w:r>
-            <w:proofErr w:type="spellEnd"/>
           </w:p>
         </w:tc>
         <w:tc>
@@ -10690,13 +10793,8 @@
             <w:tcW w:w="1080" w:type="pct"/>
           </w:tcPr>
           <w:p>
-            <w:proofErr w:type="spellStart"/>
-            <w:r>
-              <w:t>Auto-Incremento</w:t>
-            </w:r>
-            <w:proofErr w:type="spellEnd"/>
-            <w:r>
-              <w:t>.</w:t>
+            <w:r>
+              <w:t>Auto-Incremento.</w:t>
             </w:r>
           </w:p>
         </w:tc>
@@ -10719,11 +10817,9 @@
             <w:vAlign w:val="center"/>
           </w:tcPr>
           <w:p>
-            <w:proofErr w:type="spellStart"/>
             <w:r>
               <w:t>regi_nome</w:t>
             </w:r>
-            <w:proofErr w:type="spellEnd"/>
           </w:p>
         </w:tc>
         <w:tc>
@@ -10805,11 +10901,9 @@
             <w:vAlign w:val="center"/>
           </w:tcPr>
           <w:p>
-            <w:proofErr w:type="spellStart"/>
             <w:r>
               <w:t>regi_descricao</w:t>
             </w:r>
-            <w:proofErr w:type="spellEnd"/>
           </w:p>
         </w:tc>
         <w:tc>
@@ -10891,11 +10985,9 @@
             <w:vAlign w:val="center"/>
           </w:tcPr>
           <w:p>
-            <w:proofErr w:type="spellStart"/>
             <w:r>
               <w:t>regi_limite_faturamento_anual</w:t>
             </w:r>
-            <w:proofErr w:type="spellEnd"/>
           </w:p>
         </w:tc>
         <w:tc>
@@ -10977,11 +11069,9 @@
             <w:vAlign w:val="center"/>
           </w:tcPr>
           <w:p>
-            <w:proofErr w:type="spellStart"/>
             <w:r>
               <w:t>regi_tipo_emp_permitida</w:t>
             </w:r>
-            <w:proofErr w:type="spellEnd"/>
           </w:p>
         </w:tc>
         <w:tc>
@@ -11066,11 +11156,9 @@
             <w:pPr>
               <w:ind w:left="708" w:hanging="708"/>
             </w:pPr>
-            <w:proofErr w:type="spellStart"/>
             <w:r>
               <w:t>regi_status</w:t>
             </w:r>
-            <w:proofErr w:type="spellEnd"/>
           </w:p>
         </w:tc>
         <w:tc>
@@ -11368,11 +11456,9 @@
             <w:vAlign w:val="center"/>
           </w:tcPr>
           <w:p>
-            <w:proofErr w:type="spellStart"/>
             <w:r>
               <w:t>regi_emp_id</w:t>
             </w:r>
-            <w:proofErr w:type="spellEnd"/>
           </w:p>
         </w:tc>
         <w:tc>
@@ -11433,13 +11519,8 @@
             <w:tcW w:w="1131" w:type="pct"/>
           </w:tcPr>
           <w:p>
-            <w:proofErr w:type="spellStart"/>
-            <w:r>
-              <w:t>Auto-Incremento</w:t>
-            </w:r>
-            <w:proofErr w:type="spellEnd"/>
-            <w:r>
-              <w:t>.</w:t>
+            <w:r>
+              <w:t>Auto-Incremento.</w:t>
             </w:r>
           </w:p>
         </w:tc>
@@ -11462,11 +11543,9 @@
             <w:vAlign w:val="center"/>
           </w:tcPr>
           <w:p>
-            <w:proofErr w:type="spellStart"/>
             <w:r>
               <w:t>regi_id</w:t>
             </w:r>
-            <w:proofErr w:type="spellEnd"/>
           </w:p>
         </w:tc>
         <w:tc>
@@ -11547,11 +11626,9 @@
             <w:vAlign w:val="center"/>
           </w:tcPr>
           <w:p>
-            <w:proofErr w:type="spellStart"/>
             <w:r>
               <w:t>emp_id</w:t>
             </w:r>
-            <w:proofErr w:type="spellEnd"/>
           </w:p>
         </w:tc>
         <w:tc>
@@ -11632,11 +11709,9 @@
             <w:vAlign w:val="center"/>
           </w:tcPr>
           <w:p>
-            <w:proofErr w:type="spellStart"/>
             <w:r>
               <w:t>regi_emp_data_inicio</w:t>
             </w:r>
-            <w:proofErr w:type="spellEnd"/>
           </w:p>
         </w:tc>
         <w:tc>
@@ -11718,11 +11793,9 @@
             <w:vAlign w:val="center"/>
           </w:tcPr>
           <w:p>
-            <w:proofErr w:type="spellStart"/>
             <w:r>
               <w:t>regi_emp_data_fim</w:t>
             </w:r>
-            <w:proofErr w:type="spellEnd"/>
           </w:p>
         </w:tc>
         <w:tc>
@@ -11800,11 +11873,9 @@
             <w:vAlign w:val="center"/>
           </w:tcPr>
           <w:p>
-            <w:proofErr w:type="spellStart"/>
             <w:r>
               <w:t>regi_emp_motivo_alteracao</w:t>
             </w:r>
-            <w:proofErr w:type="spellEnd"/>
           </w:p>
         </w:tc>
         <w:tc>
@@ -11882,11 +11953,9 @@
             <w:vAlign w:val="center"/>
           </w:tcPr>
           <w:p>
-            <w:proofErr w:type="spellStart"/>
             <w:r>
               <w:t>regi_emp_status</w:t>
             </w:r>
-            <w:proofErr w:type="spellEnd"/>
           </w:p>
         </w:tc>
         <w:tc>
@@ -11968,7 +12037,6 @@
             <w:vAlign w:val="center"/>
           </w:tcPr>
           <w:p>
-            <w:proofErr w:type="spellStart"/>
             <w:r>
               <w:rPr>
                 <w:u w:val="single"/>
@@ -11978,7 +12046,6 @@
             <w:r>
               <w:t>_emp_observacoes</w:t>
             </w:r>
-            <w:proofErr w:type="spellEnd"/>
           </w:p>
         </w:tc>
         <w:tc>
@@ -12272,11 +12339,9 @@
             <w:vAlign w:val="center"/>
           </w:tcPr>
           <w:p>
-            <w:proofErr w:type="spellStart"/>
             <w:r>
               <w:t>doc_id</w:t>
             </w:r>
-            <w:proofErr w:type="spellEnd"/>
           </w:p>
         </w:tc>
         <w:tc>
@@ -12337,13 +12402,8 @@
             <w:tcW w:w="1151" w:type="pct"/>
           </w:tcPr>
           <w:p>
-            <w:proofErr w:type="spellStart"/>
-            <w:r>
-              <w:t>Auto-Incremento</w:t>
-            </w:r>
-            <w:proofErr w:type="spellEnd"/>
-            <w:r>
-              <w:t>.</w:t>
+            <w:r>
+              <w:t>Auto-Incremento.</w:t>
             </w:r>
           </w:p>
         </w:tc>
@@ -12366,11 +12426,9 @@
             <w:vAlign w:val="center"/>
           </w:tcPr>
           <w:p>
-            <w:proofErr w:type="spellStart"/>
             <w:r>
               <w:t>usu_id</w:t>
             </w:r>
-            <w:proofErr w:type="spellEnd"/>
           </w:p>
         </w:tc>
         <w:tc>
@@ -12451,11 +12509,9 @@
             <w:vAlign w:val="center"/>
           </w:tcPr>
           <w:p>
-            <w:proofErr w:type="spellStart"/>
             <w:r>
               <w:t>emp_id</w:t>
             </w:r>
-            <w:proofErr w:type="spellEnd"/>
           </w:p>
         </w:tc>
         <w:tc>
@@ -12536,11 +12592,9 @@
             <w:vAlign w:val="center"/>
           </w:tcPr>
           <w:p>
-            <w:proofErr w:type="spellStart"/>
             <w:r>
               <w:t>tpd_id</w:t>
             </w:r>
-            <w:proofErr w:type="spellEnd"/>
           </w:p>
         </w:tc>
         <w:tc>
@@ -12618,11 +12672,9 @@
             <w:vAlign w:val="center"/>
           </w:tcPr>
           <w:p>
-            <w:proofErr w:type="spellStart"/>
             <w:r>
               <w:t>doc_arquivo_nome</w:t>
             </w:r>
-            <w:proofErr w:type="spellEnd"/>
           </w:p>
         </w:tc>
         <w:tc>
@@ -12704,11 +12756,9 @@
             <w:vAlign w:val="center"/>
           </w:tcPr>
           <w:p>
-            <w:proofErr w:type="spellStart"/>
             <w:r>
               <w:t>doc_data_emissao</w:t>
             </w:r>
-            <w:proofErr w:type="spellEnd"/>
           </w:p>
         </w:tc>
         <w:tc>
@@ -12790,11 +12840,9 @@
             <w:vAlign w:val="center"/>
           </w:tcPr>
           <w:p>
-            <w:proofErr w:type="spellStart"/>
             <w:r>
               <w:t>doc_valor</w:t>
             </w:r>
-            <w:proofErr w:type="spellEnd"/>
           </w:p>
         </w:tc>
         <w:tc>
@@ -12876,11 +12924,9 @@
             <w:vAlign w:val="center"/>
           </w:tcPr>
           <w:p>
-            <w:proofErr w:type="spellStart"/>
             <w:r>
               <w:t>doc_status</w:t>
             </w:r>
-            <w:proofErr w:type="spellEnd"/>
           </w:p>
         </w:tc>
         <w:tc>
@@ -13178,11 +13224,9 @@
             <w:vAlign w:val="center"/>
           </w:tcPr>
           <w:p>
-            <w:proofErr w:type="spellStart"/>
             <w:r>
               <w:t>tpd_id</w:t>
             </w:r>
-            <w:proofErr w:type="spellEnd"/>
           </w:p>
         </w:tc>
         <w:tc>
@@ -13243,13 +13287,8 @@
             <w:tcW w:w="1151" w:type="pct"/>
           </w:tcPr>
           <w:p>
-            <w:proofErr w:type="spellStart"/>
-            <w:r>
-              <w:t>Auto-Incremento</w:t>
-            </w:r>
-            <w:proofErr w:type="spellEnd"/>
-            <w:r>
-              <w:t>.</w:t>
+            <w:r>
+              <w:t>Auto-Incremento.</w:t>
             </w:r>
           </w:p>
         </w:tc>
@@ -13261,13 +13300,8 @@
             <w:vAlign w:val="center"/>
           </w:tcPr>
           <w:p>
-            <w:proofErr w:type="spellStart"/>
-            <w:r>
-              <w:t>Descricão</w:t>
-            </w:r>
-            <w:proofErr w:type="spellEnd"/>
-            <w:r>
-              <w:t xml:space="preserve"> do Tipo do Documento.</w:t>
+            <w:r>
+              <w:t>Descricão do Tipo do Documento.</w:t>
             </w:r>
           </w:p>
         </w:tc>
@@ -13277,11 +13311,9 @@
             <w:vAlign w:val="center"/>
           </w:tcPr>
           <w:p>
-            <w:proofErr w:type="spellStart"/>
             <w:r>
               <w:t>tpd_descricao</w:t>
             </w:r>
-            <w:proofErr w:type="spellEnd"/>
           </w:p>
         </w:tc>
         <w:tc>
@@ -13363,11 +13395,9 @@
             <w:vAlign w:val="center"/>
           </w:tcPr>
           <w:p>
-            <w:proofErr w:type="spellStart"/>
             <w:r>
               <w:t>tpd_status</w:t>
             </w:r>
-            <w:proofErr w:type="spellEnd"/>
           </w:p>
         </w:tc>
         <w:tc>
@@ -13667,11 +13697,9 @@
             <w:vAlign w:val="center"/>
           </w:tcPr>
           <w:p>
-            <w:proofErr w:type="spellStart"/>
             <w:r>
               <w:t>praz_id</w:t>
             </w:r>
-            <w:proofErr w:type="spellEnd"/>
           </w:p>
         </w:tc>
         <w:tc>
@@ -13732,13 +13760,8 @@
             <w:tcW w:w="1151" w:type="pct"/>
           </w:tcPr>
           <w:p>
-            <w:proofErr w:type="spellStart"/>
-            <w:r>
-              <w:t>Auto-Incremento</w:t>
-            </w:r>
-            <w:proofErr w:type="spellEnd"/>
-            <w:r>
-              <w:t>.</w:t>
+            <w:r>
+              <w:t>Auto-Incremento.</w:t>
             </w:r>
           </w:p>
         </w:tc>
@@ -13761,11 +13784,9 @@
             <w:vAlign w:val="center"/>
           </w:tcPr>
           <w:p>
-            <w:proofErr w:type="spellStart"/>
             <w:r>
               <w:t>emp_id</w:t>
             </w:r>
-            <w:proofErr w:type="spellEnd"/>
           </w:p>
         </w:tc>
         <w:tc>
@@ -13846,11 +13867,9 @@
             <w:vAlign w:val="center"/>
           </w:tcPr>
           <w:p>
-            <w:proofErr w:type="spellStart"/>
             <w:r>
               <w:t>praz_descricao</w:t>
             </w:r>
-            <w:proofErr w:type="spellEnd"/>
           </w:p>
         </w:tc>
         <w:tc>
@@ -13932,11 +13951,9 @@
             <w:vAlign w:val="center"/>
           </w:tcPr>
           <w:p>
-            <w:proofErr w:type="spellStart"/>
             <w:r>
               <w:t>praz_data_vencimento</w:t>
             </w:r>
-            <w:proofErr w:type="spellEnd"/>
           </w:p>
         </w:tc>
         <w:tc>
@@ -14021,11 +14038,9 @@
             <w:pPr>
               <w:ind w:left="11328" w:hanging="11328"/>
             </w:pPr>
-            <w:proofErr w:type="spellStart"/>
             <w:r>
               <w:t>praz_status</w:t>
             </w:r>
-            <w:proofErr w:type="spellEnd"/>
           </w:p>
         </w:tc>
         <w:tc>
@@ -14172,7 +14187,7 @@
       <w:tr>
         <w:tc>
           <w:tcPr>
-            <w:tcW w:w="1062" w:type="pct"/>
+            <w:tcW w:w="802" w:type="pct"/>
             <w:vAlign w:val="center"/>
           </w:tcPr>
           <w:p>
@@ -14204,7 +14219,7 @@
         </w:tc>
         <w:tc>
           <w:tcPr>
-            <w:tcW w:w="1013" w:type="pct"/>
+            <w:tcW w:w="1303" w:type="pct"/>
             <w:vAlign w:val="center"/>
           </w:tcPr>
           <w:p>
@@ -14224,7 +14239,7 @@
         </w:tc>
         <w:tc>
           <w:tcPr>
-            <w:tcW w:w="861" w:type="pct"/>
+            <w:tcW w:w="732" w:type="pct"/>
             <w:vAlign w:val="center"/>
           </w:tcPr>
           <w:p>
@@ -14244,7 +14259,7 @@
         </w:tc>
         <w:tc>
           <w:tcPr>
-            <w:tcW w:w="507" w:type="pct"/>
+            <w:tcW w:w="676" w:type="pct"/>
             <w:vAlign w:val="center"/>
           </w:tcPr>
           <w:p>
@@ -14264,7 +14279,7 @@
         </w:tc>
         <w:tc>
           <w:tcPr>
-            <w:tcW w:w="203" w:type="pct"/>
+            <w:tcW w:w="294" w:type="pct"/>
             <w:vAlign w:val="center"/>
           </w:tcPr>
           <w:p>
@@ -14284,7 +14299,7 @@
         </w:tc>
         <w:tc>
           <w:tcPr>
-            <w:tcW w:w="203" w:type="pct"/>
+            <w:tcW w:w="286" w:type="pct"/>
             <w:vAlign w:val="center"/>
           </w:tcPr>
           <w:p>
@@ -14304,7 +14319,7 @@
         </w:tc>
         <w:tc>
           <w:tcPr>
-            <w:tcW w:w="1151" w:type="pct"/>
+            <w:tcW w:w="907" w:type="pct"/>
             <w:vAlign w:val="center"/>
           </w:tcPr>
           <w:p>
@@ -14326,7 +14341,7 @@
       <w:tr>
         <w:tc>
           <w:tcPr>
-            <w:tcW w:w="1062" w:type="pct"/>
+            <w:tcW w:w="802" w:type="pct"/>
             <w:vAlign w:val="center"/>
           </w:tcPr>
           <w:p>
@@ -14337,20 +14352,18 @@
         </w:tc>
         <w:tc>
           <w:tcPr>
-            <w:tcW w:w="1013" w:type="pct"/>
-            <w:vAlign w:val="center"/>
-          </w:tcPr>
-          <w:p>
-            <w:proofErr w:type="spellStart"/>
+            <w:tcW w:w="1303" w:type="pct"/>
+            <w:vAlign w:val="center"/>
+          </w:tcPr>
+          <w:p>
             <w:r>
               <w:t>aud_id</w:t>
             </w:r>
-            <w:proofErr w:type="spellEnd"/>
-          </w:p>
-        </w:tc>
-        <w:tc>
-          <w:tcPr>
-            <w:tcW w:w="861" w:type="pct"/>
+          </w:p>
+        </w:tc>
+        <w:tc>
+          <w:tcPr>
+            <w:tcW w:w="732" w:type="pct"/>
             <w:vAlign w:val="center"/>
           </w:tcPr>
           <w:p>
@@ -14364,7 +14377,7 @@
         </w:tc>
         <w:tc>
           <w:tcPr>
-            <w:tcW w:w="507" w:type="pct"/>
+            <w:tcW w:w="676" w:type="pct"/>
             <w:vAlign w:val="center"/>
           </w:tcPr>
           <w:p>
@@ -14378,7 +14391,7 @@
         </w:tc>
         <w:tc>
           <w:tcPr>
-            <w:tcW w:w="203" w:type="pct"/>
+            <w:tcW w:w="294" w:type="pct"/>
             <w:vAlign w:val="center"/>
           </w:tcPr>
           <w:p>
@@ -14392,27 +14405,22 @@
         </w:tc>
         <w:tc>
           <w:tcPr>
-            <w:tcW w:w="203" w:type="pct"/>
-            <w:vAlign w:val="center"/>
-          </w:tcPr>
-          <w:p>
-            <w:pPr>
-              <w:jc w:val="center"/>
-            </w:pPr>
-          </w:p>
-        </w:tc>
-        <w:tc>
-          <w:tcPr>
-            <w:tcW w:w="1151" w:type="pct"/>
-          </w:tcPr>
-          <w:p>
-            <w:proofErr w:type="spellStart"/>
-            <w:r>
-              <w:t>Auto-Incremento</w:t>
-            </w:r>
-            <w:proofErr w:type="spellEnd"/>
-            <w:r>
-              <w:t>.</w:t>
+            <w:tcW w:w="286" w:type="pct"/>
+            <w:vAlign w:val="center"/>
+          </w:tcPr>
+          <w:p>
+            <w:pPr>
+              <w:jc w:val="center"/>
+            </w:pPr>
+          </w:p>
+        </w:tc>
+        <w:tc>
+          <w:tcPr>
+            <w:tcW w:w="907" w:type="pct"/>
+          </w:tcPr>
+          <w:p>
+            <w:r>
+              <w:t>Auto-Incremento.</w:t>
             </w:r>
           </w:p>
         </w:tc>
@@ -14420,7 +14428,7 @@
       <w:tr>
         <w:tc>
           <w:tcPr>
-            <w:tcW w:w="1062" w:type="pct"/>
+            <w:tcW w:w="802" w:type="pct"/>
             <w:vAlign w:val="center"/>
           </w:tcPr>
           <w:p>
@@ -14431,20 +14439,18 @@
         </w:tc>
         <w:tc>
           <w:tcPr>
-            <w:tcW w:w="1013" w:type="pct"/>
-            <w:vAlign w:val="center"/>
-          </w:tcPr>
-          <w:p>
-            <w:proofErr w:type="spellStart"/>
+            <w:tcW w:w="1303" w:type="pct"/>
+            <w:vAlign w:val="center"/>
+          </w:tcPr>
+          <w:p>
             <w:r>
               <w:t>usu_id</w:t>
             </w:r>
-            <w:proofErr w:type="spellEnd"/>
-          </w:p>
-        </w:tc>
-        <w:tc>
-          <w:tcPr>
-            <w:tcW w:w="861" w:type="pct"/>
+          </w:p>
+        </w:tc>
+        <w:tc>
+          <w:tcPr>
+            <w:tcW w:w="732" w:type="pct"/>
             <w:vAlign w:val="center"/>
           </w:tcPr>
           <w:p>
@@ -14458,7 +14464,7 @@
         </w:tc>
         <w:tc>
           <w:tcPr>
-            <w:tcW w:w="507" w:type="pct"/>
+            <w:tcW w:w="676" w:type="pct"/>
             <w:vAlign w:val="center"/>
           </w:tcPr>
           <w:p>
@@ -14472,18 +14478,18 @@
         </w:tc>
         <w:tc>
           <w:tcPr>
-            <w:tcW w:w="203" w:type="pct"/>
-            <w:vAlign w:val="center"/>
-          </w:tcPr>
-          <w:p>
-            <w:pPr>
-              <w:jc w:val="center"/>
-            </w:pPr>
-          </w:p>
-        </w:tc>
-        <w:tc>
-          <w:tcPr>
-            <w:tcW w:w="203" w:type="pct"/>
+            <w:tcW w:w="294" w:type="pct"/>
+            <w:vAlign w:val="center"/>
+          </w:tcPr>
+          <w:p>
+            <w:pPr>
+              <w:jc w:val="center"/>
+            </w:pPr>
+          </w:p>
+        </w:tc>
+        <w:tc>
+          <w:tcPr>
+            <w:tcW w:w="286" w:type="pct"/>
             <w:vAlign w:val="center"/>
           </w:tcPr>
           <w:p>
@@ -14497,7 +14503,7 @@
         </w:tc>
         <w:tc>
           <w:tcPr>
-            <w:tcW w:w="1151" w:type="pct"/>
+            <w:tcW w:w="907" w:type="pct"/>
           </w:tcPr>
           <w:p/>
         </w:tc>
@@ -14505,7 +14511,7 @@
       <w:tr>
         <w:tc>
           <w:tcPr>
-            <w:tcW w:w="1062" w:type="pct"/>
+            <w:tcW w:w="802" w:type="pct"/>
             <w:vAlign w:val="center"/>
           </w:tcPr>
           <w:p>
@@ -14516,20 +14522,18 @@
         </w:tc>
         <w:tc>
           <w:tcPr>
-            <w:tcW w:w="1013" w:type="pct"/>
-            <w:vAlign w:val="center"/>
-          </w:tcPr>
-          <w:p>
-            <w:proofErr w:type="spellStart"/>
+            <w:tcW w:w="1303" w:type="pct"/>
+            <w:vAlign w:val="center"/>
+          </w:tcPr>
+          <w:p>
             <w:r>
               <w:t>aud_acao</w:t>
             </w:r>
-            <w:proofErr w:type="spellEnd"/>
-          </w:p>
-        </w:tc>
-        <w:tc>
-          <w:tcPr>
-            <w:tcW w:w="861" w:type="pct"/>
+          </w:p>
+        </w:tc>
+        <w:tc>
+          <w:tcPr>
+            <w:tcW w:w="732" w:type="pct"/>
             <w:vAlign w:val="center"/>
           </w:tcPr>
           <w:p>
@@ -14543,7 +14547,7 @@
         </w:tc>
         <w:tc>
           <w:tcPr>
-            <w:tcW w:w="507" w:type="pct"/>
+            <w:tcW w:w="676" w:type="pct"/>
             <w:vAlign w:val="center"/>
           </w:tcPr>
           <w:p>
@@ -14557,29 +14561,29 @@
         </w:tc>
         <w:tc>
           <w:tcPr>
-            <w:tcW w:w="203" w:type="pct"/>
-            <w:vAlign w:val="center"/>
-          </w:tcPr>
-          <w:p>
-            <w:pPr>
-              <w:jc w:val="center"/>
-            </w:pPr>
-          </w:p>
-        </w:tc>
-        <w:tc>
-          <w:tcPr>
-            <w:tcW w:w="203" w:type="pct"/>
-            <w:vAlign w:val="center"/>
-          </w:tcPr>
-          <w:p>
-            <w:pPr>
-              <w:jc w:val="center"/>
-            </w:pPr>
-          </w:p>
-        </w:tc>
-        <w:tc>
-          <w:tcPr>
-            <w:tcW w:w="1151" w:type="pct"/>
+            <w:tcW w:w="294" w:type="pct"/>
+            <w:vAlign w:val="center"/>
+          </w:tcPr>
+          <w:p>
+            <w:pPr>
+              <w:jc w:val="center"/>
+            </w:pPr>
+          </w:p>
+        </w:tc>
+        <w:tc>
+          <w:tcPr>
+            <w:tcW w:w="286" w:type="pct"/>
+            <w:vAlign w:val="center"/>
+          </w:tcPr>
+          <w:p>
+            <w:pPr>
+              <w:jc w:val="center"/>
+            </w:pPr>
+          </w:p>
+        </w:tc>
+        <w:tc>
+          <w:tcPr>
+            <w:tcW w:w="907" w:type="pct"/>
           </w:tcPr>
           <w:p>
             <w:r>
@@ -14609,7 +14613,7 @@
       <w:tr>
         <w:tc>
           <w:tcPr>
-            <w:tcW w:w="1062" w:type="pct"/>
+            <w:tcW w:w="802" w:type="pct"/>
             <w:vAlign w:val="center"/>
           </w:tcPr>
           <w:p>
@@ -14620,20 +14624,18 @@
         </w:tc>
         <w:tc>
           <w:tcPr>
-            <w:tcW w:w="1013" w:type="pct"/>
-            <w:vAlign w:val="center"/>
-          </w:tcPr>
-          <w:p>
-            <w:proofErr w:type="spellStart"/>
+            <w:tcW w:w="1303" w:type="pct"/>
+            <w:vAlign w:val="center"/>
+          </w:tcPr>
+          <w:p>
             <w:r>
               <w:t>aud_tabela_afetada</w:t>
             </w:r>
-            <w:proofErr w:type="spellEnd"/>
-          </w:p>
-        </w:tc>
-        <w:tc>
-          <w:tcPr>
-            <w:tcW w:w="861" w:type="pct"/>
+          </w:p>
+        </w:tc>
+        <w:tc>
+          <w:tcPr>
+            <w:tcW w:w="732" w:type="pct"/>
             <w:vAlign w:val="center"/>
           </w:tcPr>
           <w:p>
@@ -14647,7 +14649,7 @@
         </w:tc>
         <w:tc>
           <w:tcPr>
-            <w:tcW w:w="507" w:type="pct"/>
+            <w:tcW w:w="676" w:type="pct"/>
             <w:vAlign w:val="center"/>
           </w:tcPr>
           <w:p>
@@ -14661,29 +14663,29 @@
         </w:tc>
         <w:tc>
           <w:tcPr>
-            <w:tcW w:w="203" w:type="pct"/>
-            <w:vAlign w:val="center"/>
-          </w:tcPr>
-          <w:p>
-            <w:pPr>
-              <w:jc w:val="center"/>
-            </w:pPr>
-          </w:p>
-        </w:tc>
-        <w:tc>
-          <w:tcPr>
-            <w:tcW w:w="203" w:type="pct"/>
-            <w:vAlign w:val="center"/>
-          </w:tcPr>
-          <w:p>
-            <w:pPr>
-              <w:jc w:val="center"/>
-            </w:pPr>
-          </w:p>
-        </w:tc>
-        <w:tc>
-          <w:tcPr>
-            <w:tcW w:w="1151" w:type="pct"/>
+            <w:tcW w:w="294" w:type="pct"/>
+            <w:vAlign w:val="center"/>
+          </w:tcPr>
+          <w:p>
+            <w:pPr>
+              <w:jc w:val="center"/>
+            </w:pPr>
+          </w:p>
+        </w:tc>
+        <w:tc>
+          <w:tcPr>
+            <w:tcW w:w="286" w:type="pct"/>
+            <w:vAlign w:val="center"/>
+          </w:tcPr>
+          <w:p>
+            <w:pPr>
+              <w:jc w:val="center"/>
+            </w:pPr>
+          </w:p>
+        </w:tc>
+        <w:tc>
+          <w:tcPr>
+            <w:tcW w:w="907" w:type="pct"/>
           </w:tcPr>
           <w:p>
             <w:r>
@@ -14695,7 +14697,7 @@
       <w:tr>
         <w:tc>
           <w:tcPr>
-            <w:tcW w:w="1062" w:type="pct"/>
+            <w:tcW w:w="802" w:type="pct"/>
             <w:vAlign w:val="center"/>
           </w:tcPr>
           <w:p>
@@ -14706,20 +14708,18 @@
         </w:tc>
         <w:tc>
           <w:tcPr>
-            <w:tcW w:w="1013" w:type="pct"/>
-            <w:vAlign w:val="center"/>
-          </w:tcPr>
-          <w:p>
-            <w:proofErr w:type="spellStart"/>
+            <w:tcW w:w="1303" w:type="pct"/>
+            <w:vAlign w:val="center"/>
+          </w:tcPr>
+          <w:p>
             <w:r>
               <w:t>aud_registro_afetado</w:t>
             </w:r>
-            <w:proofErr w:type="spellEnd"/>
-          </w:p>
-        </w:tc>
-        <w:tc>
-          <w:tcPr>
-            <w:tcW w:w="861" w:type="pct"/>
+          </w:p>
+        </w:tc>
+        <w:tc>
+          <w:tcPr>
+            <w:tcW w:w="732" w:type="pct"/>
             <w:vAlign w:val="center"/>
           </w:tcPr>
           <w:p>
@@ -14733,7 +14733,7 @@
         </w:tc>
         <w:tc>
           <w:tcPr>
-            <w:tcW w:w="507" w:type="pct"/>
+            <w:tcW w:w="676" w:type="pct"/>
             <w:vAlign w:val="center"/>
           </w:tcPr>
           <w:p>
@@ -14747,29 +14747,29 @@
         </w:tc>
         <w:tc>
           <w:tcPr>
-            <w:tcW w:w="203" w:type="pct"/>
-            <w:vAlign w:val="center"/>
-          </w:tcPr>
-          <w:p>
-            <w:pPr>
-              <w:jc w:val="center"/>
-            </w:pPr>
-          </w:p>
-        </w:tc>
-        <w:tc>
-          <w:tcPr>
-            <w:tcW w:w="203" w:type="pct"/>
-            <w:vAlign w:val="center"/>
-          </w:tcPr>
-          <w:p>
-            <w:pPr>
-              <w:jc w:val="center"/>
-            </w:pPr>
-          </w:p>
-        </w:tc>
-        <w:tc>
-          <w:tcPr>
-            <w:tcW w:w="1151" w:type="pct"/>
+            <w:tcW w:w="294" w:type="pct"/>
+            <w:vAlign w:val="center"/>
+          </w:tcPr>
+          <w:p>
+            <w:pPr>
+              <w:jc w:val="center"/>
+            </w:pPr>
+          </w:p>
+        </w:tc>
+        <w:tc>
+          <w:tcPr>
+            <w:tcW w:w="286" w:type="pct"/>
+            <w:vAlign w:val="center"/>
+          </w:tcPr>
+          <w:p>
+            <w:pPr>
+              <w:jc w:val="center"/>
+            </w:pPr>
+          </w:p>
+        </w:tc>
+        <w:tc>
+          <w:tcPr>
+            <w:tcW w:w="907" w:type="pct"/>
           </w:tcPr>
           <w:p>
             <w:r>
@@ -14781,7 +14781,7 @@
       <w:tr>
         <w:tc>
           <w:tcPr>
-            <w:tcW w:w="1062" w:type="pct"/>
+            <w:tcW w:w="802" w:type="pct"/>
             <w:vAlign w:val="center"/>
           </w:tcPr>
           <w:p>
@@ -14792,20 +14792,18 @@
         </w:tc>
         <w:tc>
           <w:tcPr>
-            <w:tcW w:w="1013" w:type="pct"/>
-            <w:vAlign w:val="center"/>
-          </w:tcPr>
-          <w:p>
-            <w:proofErr w:type="spellStart"/>
+            <w:tcW w:w="1303" w:type="pct"/>
+            <w:vAlign w:val="center"/>
+          </w:tcPr>
+          <w:p>
             <w:r>
               <w:t>aud_data_acao</w:t>
             </w:r>
-            <w:proofErr w:type="spellEnd"/>
-          </w:p>
-        </w:tc>
-        <w:tc>
-          <w:tcPr>
-            <w:tcW w:w="861" w:type="pct"/>
+          </w:p>
+        </w:tc>
+        <w:tc>
+          <w:tcPr>
+            <w:tcW w:w="732" w:type="pct"/>
             <w:vAlign w:val="center"/>
           </w:tcPr>
           <w:p>
@@ -14819,7 +14817,7 @@
         </w:tc>
         <w:tc>
           <w:tcPr>
-            <w:tcW w:w="507" w:type="pct"/>
+            <w:tcW w:w="676" w:type="pct"/>
             <w:vAlign w:val="center"/>
           </w:tcPr>
           <w:p>
@@ -14833,29 +14831,29 @@
         </w:tc>
         <w:tc>
           <w:tcPr>
-            <w:tcW w:w="203" w:type="pct"/>
-            <w:vAlign w:val="center"/>
-          </w:tcPr>
-          <w:p>
-            <w:pPr>
-              <w:jc w:val="center"/>
-            </w:pPr>
-          </w:p>
-        </w:tc>
-        <w:tc>
-          <w:tcPr>
-            <w:tcW w:w="203" w:type="pct"/>
-            <w:vAlign w:val="center"/>
-          </w:tcPr>
-          <w:p>
-            <w:pPr>
-              <w:jc w:val="center"/>
-            </w:pPr>
-          </w:p>
-        </w:tc>
-        <w:tc>
-          <w:tcPr>
-            <w:tcW w:w="1151" w:type="pct"/>
+            <w:tcW w:w="294" w:type="pct"/>
+            <w:vAlign w:val="center"/>
+          </w:tcPr>
+          <w:p>
+            <w:pPr>
+              <w:jc w:val="center"/>
+            </w:pPr>
+          </w:p>
+        </w:tc>
+        <w:tc>
+          <w:tcPr>
+            <w:tcW w:w="286" w:type="pct"/>
+            <w:vAlign w:val="center"/>
+          </w:tcPr>
+          <w:p>
+            <w:pPr>
+              <w:jc w:val="center"/>
+            </w:pPr>
+          </w:p>
+        </w:tc>
+        <w:tc>
+          <w:tcPr>
+            <w:tcW w:w="907" w:type="pct"/>
           </w:tcPr>
           <w:p>
             <w:r>
@@ -15186,8 +15184,9 @@
     <w:p>
       <w:pPr>
         <w:ind w:firstLine="360"/>
-      </w:pPr>
-      <w:bookmarkStart w:id="24" w:name="_Toc229592416"/>
+        <w:jc w:val="center"/>
+      </w:pPr>
+      <w:bookmarkStart w:id="24" w:name="_Toc229598872"/>
       <w:r>
         <w:lastRenderedPageBreak/>
         <w:t xml:space="preserve">Figura </w:t>
@@ -15211,7 +15210,13 @@
         <w:fldChar w:fldCharType="end"/>
       </w:r>
       <w:r>
-        <w:t>: tela de login do software Contax.</w:t>
+        <w:t xml:space="preserve">: </w:t>
+      </w:r>
+      <w:r>
+        <w:t>T</w:t>
+      </w:r>
+      <w:r>
+        <w:t>ela de login do software Contax.</w:t>
       </w:r>
       <w:r>
         <w:rPr>
@@ -15315,7 +15320,7 @@
         <w:keepNext/>
         <w:jc w:val="center"/>
       </w:pPr>
-      <w:bookmarkStart w:id="26" w:name="_Toc229592417"/>
+      <w:bookmarkStart w:id="26" w:name="_Toc229598873"/>
       <w:r>
         <w:lastRenderedPageBreak/>
         <w:t xml:space="preserve">Figura </w:t>
@@ -15488,21 +15493,7 @@
         <w:rPr>
           <w:szCs w:val="24"/>
         </w:rPr>
-        <w:t xml:space="preserve">A tela subdivide-se em duas </w:t>
-      </w:r>
-      <w:proofErr w:type="spellStart"/>
-      <w:r>
-        <w:rPr>
-          <w:szCs w:val="24"/>
-        </w:rPr>
-        <w:t>macrofuncionalidades</w:t>
-      </w:r>
-      <w:proofErr w:type="spellEnd"/>
-      <w:r>
-        <w:rPr>
-          <w:szCs w:val="24"/>
-        </w:rPr>
-        <w:t xml:space="preserve"> principais:</w:t>
+        <w:t>A tela subdivide-se em duas macrofuncionalidades principais:</w:t>
       </w:r>
     </w:p>
     <w:p>
@@ -15554,7 +15545,6 @@
         </w:rPr>
         <w:t xml:space="preserve"> Apresenta uma listagem consolidada das empresas já vinculadas ao escritório. A tabela oferece uma visualização rápida de dados críticos e utiliza indicadores visuais (</w:t>
       </w:r>
-      <w:proofErr w:type="spellStart"/>
       <w:r>
         <w:rPr>
           <w:i/>
@@ -15563,7 +15553,6 @@
         </w:rPr>
         <w:t>badges</w:t>
       </w:r>
-      <w:proofErr w:type="spellEnd"/>
       <w:r>
         <w:rPr>
           <w:szCs w:val="24"/>
@@ -15620,7 +15609,7 @@
           <w:szCs w:val="24"/>
         </w:rPr>
       </w:pPr>
-      <w:bookmarkStart w:id="28" w:name="_Toc229592418"/>
+      <w:bookmarkStart w:id="28" w:name="_Toc229598874"/>
       <w:r>
         <w:t xml:space="preserve">Figura </w:t>
       </w:r>
@@ -15643,7 +15632,13 @@
         <w:fldChar w:fldCharType="end"/>
       </w:r>
       <w:r>
-        <w:t>: Interface de cadastro administrada pelo contador.</w:t>
+        <w:t xml:space="preserve">: Interface de cadastro </w:t>
+      </w:r>
+      <w:r>
+        <w:t xml:space="preserve">de empresa </w:t>
+      </w:r>
+      <w:r>
+        <w:t>administrada pelo contador.</w:t>
       </w:r>
       <w:bookmarkEnd w:id="28"/>
     </w:p>
@@ -15733,7 +15728,7 @@
       <w:pPr>
         <w:jc w:val="center"/>
       </w:pPr>
-      <w:bookmarkStart w:id="30" w:name="_Toc229592419"/>
+      <w:bookmarkStart w:id="30" w:name="_Toc229598875"/>
       <w:r>
         <w:lastRenderedPageBreak/>
         <w:t xml:space="preserve">Figura </w:t>
@@ -15838,854 +15833,83 @@
         <w:t>7.4.5 Menu ME</w:t>
       </w:r>
       <w:bookmarkEnd w:id="31"/>
-    </w:p>
-    <w:p>
-      <w:pPr>
+      <w:r>
         <w:rPr>
           <w:szCs w:val="24"/>
         </w:rPr>
-      </w:pPr>
-    </w:p>
-    <w:p>
-      <w:pPr>
-        <w:outlineLvl w:val="2"/>
-        <w:rPr>
+        <w:t>I</w:t>
+      </w:r>
+    </w:p>
+    <w:p>
+      <w:pPr>
+        <w:pStyle w:val="Legenda"/>
+      </w:pPr>
+      <w:bookmarkStart w:id="32" w:name="_Toc229598876"/>
+      <w:r>
+        <w:rPr>
+          <w:sz w:val="24"/>
           <w:szCs w:val="24"/>
         </w:rPr>
-      </w:pPr>
-      <w:r>
-        <w:rPr>
+        <w:t xml:space="preserve">Figura </w:t>
+      </w:r>
+      <w:r>
+        <w:rPr>
+          <w:sz w:val="24"/>
           <w:szCs w:val="24"/>
         </w:rPr>
-        <w:tab/>
-      </w:r>
-      <w:bookmarkStart w:id="32" w:name="_Toc229592502"/>
-      <w:r>
-        <w:rPr>
+        <w:fldChar w:fldCharType="begin"/>
+      </w:r>
+      <w:r>
+        <w:rPr>
+          <w:sz w:val="24"/>
           <w:szCs w:val="24"/>
         </w:rPr>
-        <w:t>7.4.6 Menu MEI</w:t>
-      </w:r>
-      <w:bookmarkEnd w:id="32"/>
-    </w:p>
-    <w:p>
-      <w:pPr>
-        <w:rPr>
+        <w:instrText xml:space="preserve"> SEQ Figura \* ARABIC </w:instrText>
+      </w:r>
+      <w:r>
+        <w:rPr>
+          <w:sz w:val="24"/>
           <w:szCs w:val="24"/>
         </w:rPr>
-      </w:pPr>
-    </w:p>
-    <w:p>
-      <w:pPr>
-        <w:outlineLvl w:val="2"/>
-        <w:rPr>
+        <w:fldChar w:fldCharType="separate"/>
+      </w:r>
+      <w:r>
+        <w:rPr>
+          <w:noProof/>
+          <w:sz w:val="24"/>
           <w:szCs w:val="24"/>
         </w:rPr>
-      </w:pPr>
-      <w:r>
-        <w:rPr>
+        <w:t>6</w:t>
+      </w:r>
+      <w:r>
+        <w:rPr>
+          <w:sz w:val="24"/>
           <w:szCs w:val="24"/>
         </w:rPr>
-        <w:tab/>
-      </w:r>
-      <w:bookmarkStart w:id="33" w:name="_Toc229592503"/>
-      <w:r>
-        <w:rPr>
+        <w:fldChar w:fldCharType="end"/>
+      </w:r>
+      <w:r>
+        <w:rPr>
+          <w:sz w:val="24"/>
           <w:szCs w:val="24"/>
         </w:rPr>
-        <w:t>7.4.7  Tela de documentos</w:t>
-      </w:r>
-      <w:bookmarkEnd w:id="33"/>
-    </w:p>
-    <w:p>
-      <w:pPr>
-        <w:jc w:val="center"/>
-        <w:rPr>
-          <w:sz w:val="20"/>
-          <w:szCs w:val="20"/>
-        </w:rPr>
-      </w:pPr>
-    </w:p>
-    <w:p>
-      <w:pPr>
-        <w:pStyle w:val="PargrafodaLista"/>
-        <w:numPr>
-          <w:ilvl w:val="1"/>
-          <w:numId w:val="1"/>
-        </w:numPr>
-        <w:outlineLvl w:val="1"/>
-        <w:rPr>
-          <w:b/>
-          <w:bCs/>
-        </w:rPr>
-      </w:pPr>
-      <w:bookmarkStart w:id="34" w:name="_Toc229592504"/>
-      <w:r>
-        <w:rPr>
-          <w:b/>
-          <w:bCs/>
-        </w:rPr>
-        <w:t>Política de Privacidade</w:t>
-      </w:r>
-      <w:bookmarkEnd w:id="34"/>
-    </w:p>
-    <w:p/>
-    <w:p>
-      <w:r>
-        <w:t>A</w:t>
-      </w:r>
-      <w:r>
-        <w:t xml:space="preserve"> sua privacidade é importante para nós. É política do Contax respeitar a sua privacidade em relação a qualquer informação sua que possamos coletar no site Contax, e outros sites que possuímos e operamos.</w:t>
-      </w:r>
-    </w:p>
-    <w:p>
-      <w:r>
-        <w:t xml:space="preserve">Solicitamos informações pessoais apenas quando realmente precisamos delas para lhe </w:t>
-      </w:r>
-      <w:proofErr w:type="spellStart"/>
-      <w:r>
-        <w:t>fornecer</w:t>
-      </w:r>
-      <w:proofErr w:type="spellEnd"/>
-      <w:r>
-        <w:t xml:space="preserve"> um serviço. Fazemo-lo por meios justos e legais, com o seu conhecimento e consentimento. Também informamos por que estamos coletando e como será usado.</w:t>
-      </w:r>
-    </w:p>
-    <w:p>
-      <w:r>
-        <w:lastRenderedPageBreak/>
-        <w:t>Apenas retemos as informações coletadas pelo tempo necessário para fornecer o serviço solicitado. Quando armazenamos dados, protegemos dentro de meios comercialmente aceitáveis ​​para evitar perdas e roubos, bem como acesso, divulgação, cópia, uso ou modificação não autorizados.</w:t>
-      </w:r>
-    </w:p>
-    <w:p>
-      <w:r>
-        <w:t>Não compartilhamos informações de identificação pessoal publicamente ou com terceiros, exceto quando exigido por lei.</w:t>
-      </w:r>
-    </w:p>
-    <w:p>
-      <w:r>
-        <w:t>O nosso site pode ter links para sites externos que não são operados por nós. Esteja ciente de que não temos controle sobre o conteúdo e práticas desses sites e não podemos aceitar responsabilidade por suas respectivas políticas de privacidade.</w:t>
-      </w:r>
-    </w:p>
-    <w:p>
-      <w:r>
-        <w:t xml:space="preserve">Você é livre para recusar a nossa solicitação de informações pessoais, entendendo que talvez não possamos </w:t>
-      </w:r>
-      <w:proofErr w:type="spellStart"/>
-      <w:r>
-        <w:t>fornecer</w:t>
-      </w:r>
-      <w:proofErr w:type="spellEnd"/>
-      <w:r>
-        <w:t xml:space="preserve"> alguns dos serviços desejados.</w:t>
-      </w:r>
-    </w:p>
-    <w:p>
-      <w:r>
-        <w:t>O uso continuado de nosso site será considerado como aceitação de nossas práticas em torno de privacidade e informações pessoais. Se você tiver alguma dúvida sobre como lidamos com dados do usuário e informações pessoais, entre em contacto c</w:t>
-      </w:r>
-      <w:r>
-        <w:t>o</w:t>
-      </w:r>
-      <w:r>
-        <w:t>nosco</w:t>
-      </w:r>
-      <w:r>
-        <w:t>.</w:t>
-      </w:r>
-    </w:p>
-    <w:p>
-      <w:r>
-        <w:t xml:space="preserve">- </w:t>
-      </w:r>
-      <w:r>
-        <w:t xml:space="preserve">O serviço Google </w:t>
-      </w:r>
-      <w:proofErr w:type="spellStart"/>
-      <w:r>
-        <w:t>AdSense</w:t>
-      </w:r>
-      <w:proofErr w:type="spellEnd"/>
-      <w:r>
-        <w:t xml:space="preserve"> que usamos para veicular publicidade usa um cookie </w:t>
-      </w:r>
-      <w:proofErr w:type="spellStart"/>
-      <w:r>
-        <w:t>DoubleClick</w:t>
-      </w:r>
-      <w:proofErr w:type="spellEnd"/>
-      <w:r>
-        <w:t xml:space="preserve"> para veicular anúncios mais relevantes em toda a Web e limitar o número de vezes que um determinado anúncio é exibido para você.</w:t>
-      </w:r>
-    </w:p>
-    <w:p>
-      <w:r>
-        <w:t xml:space="preserve">- </w:t>
-      </w:r>
-      <w:r>
-        <w:t xml:space="preserve">Para mais informações sobre o Google </w:t>
-      </w:r>
-      <w:proofErr w:type="spellStart"/>
-      <w:r>
-        <w:t>AdSense</w:t>
-      </w:r>
-      <w:proofErr w:type="spellEnd"/>
-      <w:r>
-        <w:t xml:space="preserve">, consulte as </w:t>
-      </w:r>
-      <w:proofErr w:type="spellStart"/>
-      <w:r>
-        <w:t>FAQs</w:t>
-      </w:r>
-      <w:proofErr w:type="spellEnd"/>
-      <w:r>
-        <w:t xml:space="preserve"> oficiais sobre privacidade do Google </w:t>
-      </w:r>
-      <w:proofErr w:type="spellStart"/>
-      <w:r>
-        <w:t>AdSense</w:t>
-      </w:r>
-      <w:proofErr w:type="spellEnd"/>
-      <w:r>
-        <w:t>.</w:t>
-      </w:r>
-    </w:p>
-    <w:p>
-      <w:r>
-        <w:t xml:space="preserve">- </w:t>
-      </w:r>
-      <w:r>
-        <w:t>Utilizamos anúncios para compensar os custos de funcionamento deste site e fornecer financiamento para futuros desenvolvimentos. Os cookies de publicidade comportamental usados ​​por este site foram projetados para garantir que você forneça os anúncios mais relevantes sempre que possível, rastreando anonimamente seus interesses e apresentando coisas semelhantes que possam ser do seu interesse.</w:t>
-      </w:r>
-    </w:p>
-    <w:p>
-      <w:r>
-        <w:t xml:space="preserve">- </w:t>
-      </w:r>
-      <w:r>
-        <w:t>Vários parceiros anunciam em nosso nome e os cookies de rastreamento de afiliados simplesmente nos permitem ver se nossos clientes acessaram o site através de um dos sites de nossos parceiros, para que possamos creditá-los adequadamente e, quando aplicável, permitir que nossos parceiros afiliados ofereçam qualquer promoção que pode fornecê-lo para fazer uma compra.</w:t>
-      </w:r>
-    </w:p>
-    <w:p/>
-    <w:p>
-      <w:r>
-        <w:lastRenderedPageBreak/>
-        <w:t>Compromisso do Usuário</w:t>
-      </w:r>
-    </w:p>
-    <w:p>
-      <w:r>
-        <w:t>O usuário se compromete a fazer uso adequado dos conteúdos e da informação que o Contax oferece no site e com caráter enunciativo, mas não limitativo:</w:t>
-      </w:r>
-    </w:p>
-    <w:p>
-      <w:pPr>
-        <w:ind w:firstLine="357"/>
-      </w:pPr>
-      <w:r>
-        <w:t>A) Não se envolver em atividades que sejam ilegais ou contrárias à boa fé a à ordem pública</w:t>
-      </w:r>
-      <w:r>
-        <w:t>;</w:t>
-      </w:r>
-    </w:p>
-    <w:p>
-      <w:pPr>
-        <w:ind w:firstLine="357"/>
-      </w:pPr>
-      <w:r>
-        <w:t>B) Não difundir propaganda ou conteúdo de natureza racista, xenofóbica, jogos de sorte ou azar, qualquer tipo de pornografia ilegal, de apologia ao terrorismo ou contra os direitos humanos;</w:t>
-      </w:r>
-    </w:p>
-    <w:p>
-      <w:pPr>
-        <w:ind w:firstLine="357"/>
-      </w:pPr>
-      <w:r>
-        <w:t>C) Não causar danos aos sistemas físicos (hardwares) e lógicos (softwares) do Contax, de seus fornecedores ou terceiros, para introduzir ou disseminar vírus informáticos ou quaisquer outros sistemas de hardware ou software que sejam capazes de causar danos anteriormente mencionados.</w:t>
-      </w:r>
-    </w:p>
-    <w:p/>
-    <w:p>
-      <w:r>
-        <w:t>Mais informações</w:t>
-      </w:r>
-    </w:p>
-    <w:p>
-      <w:r>
-        <w:t>Esperemos que esteja esclarecido e, como mencionado anteriormente, se houver algo que você não tem certeza se precisa ou não, geralmente é mais seguro deixar os cookies ativados, caso interaja com um dos recursos que você usa em nosso site.</w:t>
-      </w:r>
-    </w:p>
-    <w:p>
-      <w:pPr>
-        <w:ind w:firstLine="357"/>
-      </w:pPr>
-      <w:r>
-        <w:t>Esta política é efetiva a partir de 28 April 2026 22:46</w:t>
-      </w:r>
-    </w:p>
-    <w:p/>
-    <w:p>
-      <w:pPr>
-        <w:pStyle w:val="PargrafodaLista"/>
-        <w:numPr>
-          <w:ilvl w:val="1"/>
-          <w:numId w:val="1"/>
-        </w:numPr>
-        <w:ind w:left="788" w:hanging="431"/>
-        <w:outlineLvl w:val="1"/>
-        <w:rPr>
-          <w:b/>
-          <w:bCs/>
-        </w:rPr>
-      </w:pPr>
-      <w:bookmarkStart w:id="35" w:name="_Toc229592505"/>
-      <w:r>
-        <w:rPr>
-          <w:b/>
-          <w:bCs/>
-        </w:rPr>
-        <w:t>Termos de Uso</w:t>
-      </w:r>
-      <w:bookmarkEnd w:id="35"/>
-    </w:p>
-    <w:p/>
-    <w:p>
-      <w:pPr>
-        <w:pStyle w:val="PargrafodaLista"/>
-        <w:numPr>
-          <w:ilvl w:val="0"/>
-          <w:numId w:val="8"/>
-        </w:numPr>
-      </w:pPr>
-      <w:r>
-        <w:t>Termos</w:t>
-      </w:r>
-    </w:p>
-    <w:p>
-      <w:r>
-        <w:t>Ao acessar ao site Contax, concorda em cumprir estes termos de serviço, todas as leis e regulamentos aplicáveis ​​e concorda que é responsável pelo cumprimento de todas as leis locais aplicáveis. Se você não concordar com algum desses termos, está proibido de usar ou acessar este site. Os materiais contidos neste site são protegidos pelas leis de direitos autorais e marcas comerciais aplicáveis.</w:t>
-      </w:r>
-    </w:p>
-    <w:p>
-      <w:pPr>
-        <w:pStyle w:val="PargrafodaLista"/>
-        <w:numPr>
-          <w:ilvl w:val="0"/>
-          <w:numId w:val="8"/>
-        </w:numPr>
-      </w:pPr>
-      <w:r>
-        <w:t>Uso de Licença</w:t>
-      </w:r>
-    </w:p>
-    <w:p>
-      <w:r>
-        <w:lastRenderedPageBreak/>
-        <w:t>É concedida permissão para baixar temporariamente uma cópia dos materiais (informações ou software) no site Contax, apenas para visualização transitória pessoal e não comercial. Esta é a concessão de uma licença, não uma transferência de título e, sob esta licença, você não pode:</w:t>
-      </w:r>
-    </w:p>
-    <w:p>
-      <w:pPr>
-        <w:pStyle w:val="PargrafodaLista"/>
-        <w:numPr>
-          <w:ilvl w:val="0"/>
-          <w:numId w:val="7"/>
-        </w:numPr>
-      </w:pPr>
-      <w:r>
-        <w:t>modificar ou copiar os materiais;</w:t>
-      </w:r>
-    </w:p>
-    <w:p>
-      <w:pPr>
-        <w:pStyle w:val="PargrafodaLista"/>
-        <w:numPr>
-          <w:ilvl w:val="0"/>
-          <w:numId w:val="7"/>
-        </w:numPr>
-      </w:pPr>
-      <w:r>
-        <w:t>usar os materiais para qualquer finalidade comercial ou para exibição pública (comercial ou não comercial);</w:t>
-      </w:r>
-    </w:p>
-    <w:p>
-      <w:pPr>
-        <w:pStyle w:val="PargrafodaLista"/>
-        <w:numPr>
-          <w:ilvl w:val="0"/>
-          <w:numId w:val="7"/>
-        </w:numPr>
-      </w:pPr>
-      <w:r>
-        <w:t xml:space="preserve">tentar </w:t>
-      </w:r>
-      <w:proofErr w:type="spellStart"/>
-      <w:r>
-        <w:t>descompilar</w:t>
-      </w:r>
-      <w:proofErr w:type="spellEnd"/>
-      <w:r>
-        <w:t xml:space="preserve"> ou fazer engenharia reversa de qualquer software contido no site Contax;</w:t>
-      </w:r>
-    </w:p>
-    <w:p>
-      <w:pPr>
-        <w:pStyle w:val="PargrafodaLista"/>
-        <w:numPr>
-          <w:ilvl w:val="0"/>
-          <w:numId w:val="7"/>
-        </w:numPr>
-      </w:pPr>
-      <w:r>
-        <w:t>remover quaisquer direitos autorais ou outras notações de propriedade dos materiais; ou</w:t>
-      </w:r>
-    </w:p>
-    <w:p>
-      <w:pPr>
-        <w:pStyle w:val="PargrafodaLista"/>
-        <w:numPr>
-          <w:ilvl w:val="0"/>
-          <w:numId w:val="7"/>
-        </w:numPr>
-      </w:pPr>
-      <w:r>
-        <w:t>transferir os materiais para outra pessoa ou 'espelhe' os materiais em qualquer outro servidor.</w:t>
-      </w:r>
-    </w:p>
-    <w:p>
-      <w:r>
-        <w:t xml:space="preserve">Esta licença será automaticamente rescindida se você violar alguma dessas restrições e poderá ser rescindida por Contax a qualquer momento. Ao encerrar a visualização desses materiais ou após o término desta licença, você deve apagar todos os materiais baixados em sua posse, seja em formato </w:t>
-      </w:r>
-      <w:proofErr w:type="spellStart"/>
-      <w:r>
-        <w:t>eletrónico</w:t>
-      </w:r>
-      <w:proofErr w:type="spellEnd"/>
-      <w:r>
-        <w:t xml:space="preserve"> ou impresso.</w:t>
-      </w:r>
-    </w:p>
-    <w:p>
-      <w:pPr>
-        <w:pStyle w:val="PargrafodaLista"/>
-        <w:numPr>
-          <w:ilvl w:val="0"/>
-          <w:numId w:val="8"/>
-        </w:numPr>
-      </w:pPr>
-      <w:r>
-        <w:t>Isenção de responsabilidade</w:t>
-      </w:r>
-    </w:p>
-    <w:p>
-      <w:pPr>
-        <w:pStyle w:val="PargrafodaLista"/>
-        <w:numPr>
-          <w:ilvl w:val="0"/>
-          <w:numId w:val="9"/>
-        </w:numPr>
-      </w:pPr>
-      <w:r>
-        <w:t>Os materiais no site da Contax são fornecidos 'como estão'. Contax não oferece garantias, expressas ou implícitas, e, por este meio, isenta e nega todas as outras garantias, incluindo, sem limitação, garantias implícitas ou condições de comercialização, adequação a um fim específico ou não violação de propriedade intelectual ou outra violação de direitos.</w:t>
-      </w:r>
-    </w:p>
-    <w:p>
-      <w:pPr>
-        <w:pStyle w:val="PargrafodaLista"/>
-        <w:numPr>
-          <w:ilvl w:val="0"/>
-          <w:numId w:val="9"/>
-        </w:numPr>
-      </w:pPr>
-      <w:r>
-        <w:t>Além disso, o Contax não garante ou faz qualquer representação relativa à precisão, aos resultados prováveis ​​ou à confiabilidade do uso dos materiais em seu site ou de outra forma relacionado a esses materiais ou em sites vinculados a este site.</w:t>
-      </w:r>
-    </w:p>
-    <w:p>
-      <w:pPr>
-        <w:pStyle w:val="PargrafodaLista"/>
-        <w:numPr>
-          <w:ilvl w:val="0"/>
-          <w:numId w:val="8"/>
-        </w:numPr>
-      </w:pPr>
-      <w:r>
-        <w:t>Limitações</w:t>
-      </w:r>
-    </w:p>
-    <w:p>
-      <w:r>
-        <w:t xml:space="preserve">Em nenhum caso o Contax ou seus fornecedores serão responsáveis ​​por quaisquer danos (incluindo, sem limitação, danos por perda de dados ou lucro ou devido a interrupção dos negócios) decorrentes do uso ou da incapacidade de usar os materiais em Contax, mesmo que Contax ou um representante autorizado da Contax tenha sido notificado oralmente ou por escrito da possibilidade de tais danos. Como algumas </w:t>
-      </w:r>
-      <w:r>
-        <w:lastRenderedPageBreak/>
-        <w:t xml:space="preserve">jurisdições não permitem limitações em garantias implícitas, ou limitações de responsabilidade por danos </w:t>
-      </w:r>
-      <w:proofErr w:type="spellStart"/>
-      <w:r>
-        <w:t>conseqüentes</w:t>
-      </w:r>
-      <w:proofErr w:type="spellEnd"/>
-      <w:r>
-        <w:t xml:space="preserve"> ou incidentais, essas limitações podem não se aplicar a você.</w:t>
-      </w:r>
-    </w:p>
-    <w:p>
-      <w:pPr>
-        <w:pStyle w:val="PargrafodaLista"/>
-        <w:numPr>
-          <w:ilvl w:val="0"/>
-          <w:numId w:val="8"/>
-        </w:numPr>
-      </w:pPr>
-      <w:r>
-        <w:t>Precisão dos materiais</w:t>
-      </w:r>
-    </w:p>
-    <w:p>
-      <w:r>
-        <w:t>Os materiais exibidos no site da Contax podem incluir erros técnicos, tipográficos ou fotográficos. Contax não garante que qualquer material em seu site seja preciso, completo ou atual. Contax pode fazer alterações nos materiais contidos em seu site a qualquer momento, sem aviso prévio. No entanto, Contax não se compromete a atualizar os materiais.</w:t>
-      </w:r>
-    </w:p>
-    <w:p>
-      <w:pPr>
-        <w:pStyle w:val="PargrafodaLista"/>
-        <w:numPr>
-          <w:ilvl w:val="0"/>
-          <w:numId w:val="8"/>
-        </w:numPr>
-      </w:pPr>
-      <w:r>
-        <w:t>Links</w:t>
-      </w:r>
-    </w:p>
-    <w:p>
-      <w:r>
-        <w:t>O Contax não analisou todos os sites vinculados ao seu site e não é responsável pelo conteúdo de nenhum site vinculado. A inclusão de qualquer link não implica endosso por Contax do site. O uso de qualquer site vinculado é por conta e risco do usuário.</w:t>
-      </w:r>
-    </w:p>
-    <w:p/>
-    <w:p>
-      <w:r>
-        <w:t>Modificações</w:t>
-      </w:r>
-    </w:p>
-    <w:p>
-      <w:r>
-        <w:t>O Contax pode revisar estes termos de serviço do site a qualquer momento, sem aviso prévio. Ao usar este site, você concorda em ficar vinculado à versão atual desses termos de serviço.</w:t>
-      </w:r>
-    </w:p>
-    <w:p/>
-    <w:p>
-      <w:r>
-        <w:t>Lei aplicável</w:t>
-      </w:r>
-    </w:p>
-    <w:p>
-      <w:r>
-        <w:t>Estes termos e condições são regidos e interpretados de acordo com as leis do Contax e você se submete irrevogavelmente à jurisdição exclusiva dos tribunais naquele estado ou localidade.</w:t>
-      </w:r>
-    </w:p>
-    <w:p>
-      <w:pPr>
-        <w:spacing w:after="200" w:line="276" w:lineRule="auto"/>
-        <w:jc w:val="left"/>
-      </w:pPr>
-      <w:r>
-        <w:br w:type="page"/>
-      </w:r>
-    </w:p>
-    <w:p>
-      <w:pPr>
-        <w:pStyle w:val="PargrafodaLista"/>
-        <w:numPr>
-          <w:ilvl w:val="0"/>
-          <w:numId w:val="8"/>
-        </w:numPr>
-        <w:ind w:left="357" w:hanging="357"/>
-        <w:outlineLvl w:val="0"/>
-        <w:rPr>
-          <w:b/>
-        </w:rPr>
-      </w:pPr>
-      <w:bookmarkStart w:id="36" w:name="_Toc229592506"/>
-      <w:r>
-        <w:rPr>
-          <w:b/>
-        </w:rPr>
-        <w:lastRenderedPageBreak/>
-        <w:t>CONSIDERAÇÕES FINAIS</w:t>
-      </w:r>
-      <w:bookmarkEnd w:id="36"/>
-    </w:p>
-    <w:p/>
-    <w:p/>
-    <w:p>
-      <w:r>
-        <w:t>Parte final do trabalho no qual são expostas as conclusões correspondentes aos objetivos e hipóteses, apresentados na introdução.</w:t>
-      </w:r>
-    </w:p>
-    <w:p>
-      <w:r>
-        <w:t>Nesse campo são apontadas as respostas às hipóteses e objetivos do TCC. O ponto de vista dos autores, devidamente embasado pelos dados, conceitos e informações apresentados no desenvolvimento deve ser inserido aqui. Podem ser incluídas breves recomendações e sugestões para trabalhos futuros.</w:t>
-      </w:r>
-    </w:p>
-    <w:p/>
-    <w:p>
-      <w:pPr>
-        <w:spacing w:after="200" w:line="276" w:lineRule="auto"/>
-        <w:jc w:val="left"/>
-      </w:pPr>
-      <w:r>
-        <w:br w:type="page"/>
-      </w:r>
-    </w:p>
-    <w:p>
-      <w:pPr>
-        <w:jc w:val="center"/>
-        <w:outlineLvl w:val="0"/>
-        <w:rPr>
-          <w:b/>
-        </w:rPr>
-      </w:pPr>
-      <w:bookmarkStart w:id="37" w:name="_Toc229592507"/>
-      <w:r>
-        <w:rPr>
-          <w:b/>
-        </w:rPr>
-        <w:lastRenderedPageBreak/>
-        <w:t>REFERÊNCIAS</w:t>
-      </w:r>
-      <w:bookmarkEnd w:id="37"/>
-    </w:p>
-    <w:p/>
-    <w:p>
-      <w:r>
-        <w:t>MACORATTI</w:t>
-      </w:r>
-      <w:r>
-        <w:t xml:space="preserve">, José Carlos. </w:t>
-      </w:r>
-      <w:r>
-        <w:rPr>
-          <w:b/>
-        </w:rPr>
-        <w:t>Visual Studio Code – Apresentando o editor multiplataforma da Microsoft</w:t>
-      </w:r>
-      <w:r>
-        <w:t xml:space="preserve">, 2016. Disponível em: </w:t>
-      </w:r>
-      <w:hyperlink r:id="rId20" w:history="1">
-        <w:r>
-          <w:rPr>
-            <w:rStyle w:val="Hyperlink"/>
-          </w:rPr>
-          <w:t>https://imasters.com.br/desenvolvimento/visual-studio-code-apresentando-o-editor-multiplataforma-da-microsoft</w:t>
-        </w:r>
-      </w:hyperlink>
-      <w:r>
-        <w:t>. Acesso em 19 out. 2023.</w:t>
-      </w:r>
-      <w:r>
+        <w:t>: Interface central da empresa MEI.</w:t>
+      </w:r>
+      <w:r>
+        <w:rPr>
+          <w:szCs w:val="24"/>
+        </w:rPr>
         <w:t xml:space="preserve"> </w:t>
       </w:r>
-    </w:p>
-    <w:p/>
-    <w:p>
-      <w:r>
-        <w:t xml:space="preserve">MICROSOFT. </w:t>
-      </w:r>
-      <w:r>
-        <w:rPr>
-          <w:b/>
-        </w:rPr>
-        <w:t>Conheça a família Visual Studio</w:t>
-      </w:r>
-      <w:r>
-        <w:t xml:space="preserve">, 2023. Disponível em: </w:t>
-      </w:r>
-      <w:hyperlink r:id="rId21" w:anchor=":~:text=o%20Visual%20Studio-,Visual%20Studio%20Code,praticamente%20qualquer%20linguagem%20de%20programa%C3%A7%C3%A3o" w:history="1">
-        <w:r>
-          <w:rPr>
-            <w:rStyle w:val="Hyperlink"/>
-          </w:rPr>
-          <w:t>https://visualstudio.microsoft.com/pt-br/#:~:text=o%20Visual%20Studio-,Visual%20Studio%20Code,praticamente%20qualquer%20linguagem%20de%20programa%C3%A7%C3%A3o</w:t>
-        </w:r>
-      </w:hyperlink>
-      <w:r>
-        <w:t>.</w:t>
-      </w:r>
-      <w:r>
-        <w:t xml:space="preserve"> Acesso em 20 out. 2023.</w:t>
-      </w:r>
-    </w:p>
-    <w:p/>
-    <w:p>
-      <w:r>
-        <w:t xml:space="preserve">ALBUQUERQUE, Felipe et al. </w:t>
-      </w:r>
-      <w:proofErr w:type="spellStart"/>
-      <w:r>
-        <w:t>Integraçao</w:t>
-      </w:r>
-      <w:proofErr w:type="spellEnd"/>
-      <w:r>
-        <w:t xml:space="preserve"> de </w:t>
-      </w:r>
-      <w:proofErr w:type="spellStart"/>
-      <w:r>
-        <w:t>Replicaçao</w:t>
-      </w:r>
-      <w:proofErr w:type="spellEnd"/>
-      <w:r>
-        <w:t xml:space="preserve"> Máquina de Estados no </w:t>
-      </w:r>
-      <w:proofErr w:type="spellStart"/>
-      <w:r>
-        <w:t>Kubernetes</w:t>
-      </w:r>
-      <w:proofErr w:type="spellEnd"/>
-      <w:r>
-        <w:t>. In: </w:t>
-      </w:r>
-      <w:r>
-        <w:rPr>
-          <w:b/>
-          <w:bCs/>
-        </w:rPr>
-        <w:t>Anais do XIX Workshop de Testes e Tolerância a Falhas</w:t>
-      </w:r>
-      <w:r>
-        <w:t>. SBC, 2018.</w:t>
-      </w:r>
-      <w:r>
-        <w:t xml:space="preserve"> Disponível em: </w:t>
-      </w:r>
-      <w:hyperlink r:id="rId22" w:history="1">
-        <w:r>
-          <w:rPr>
-            <w:rStyle w:val="Hyperlink"/>
-          </w:rPr>
-          <w:t>https://sol.sbc.org.br/index.php/wtf/article/view/2384</w:t>
-        </w:r>
-      </w:hyperlink>
-      <w:r>
-        <w:t>. Acesso em 20 out. 2023.</w:t>
-      </w:r>
-    </w:p>
-    <w:p/>
-    <w:p>
-      <w:r>
-        <w:t xml:space="preserve">Oliveira S de M de. O funcionamento da autoria nos blogs de divulgação científica. </w:t>
-      </w:r>
-      <w:proofErr w:type="spellStart"/>
-      <w:r>
-        <w:t>Ling</w:t>
-      </w:r>
-      <w:proofErr w:type="spellEnd"/>
-      <w:r>
-        <w:t xml:space="preserve"> (</w:t>
-      </w:r>
-      <w:proofErr w:type="spellStart"/>
-      <w:r>
-        <w:t>dis</w:t>
-      </w:r>
-      <w:proofErr w:type="spellEnd"/>
-      <w:r>
-        <w:t>)curso</w:t>
-      </w:r>
-      <w:r>
-        <w:t>,</w:t>
-      </w:r>
-      <w:r>
-        <w:t xml:space="preserve"> </w:t>
-      </w:r>
-      <w:r>
-        <w:t>set. 2011</w:t>
-      </w:r>
-      <w:r>
-        <w:t xml:space="preserve">. </w:t>
-      </w:r>
-      <w:r>
-        <w:t>DOI</w:t>
-      </w:r>
-      <w:r>
-        <w:t xml:space="preserve">: </w:t>
-      </w:r>
-      <w:hyperlink r:id="rId23" w:history="1">
-        <w:r>
-          <w:rPr>
-            <w:rStyle w:val="Hyperlink"/>
-          </w:rPr>
-          <w:t>https://doi.org/10.1590/S1518-76322011000300008</w:t>
-        </w:r>
-      </w:hyperlink>
-      <w:r>
-        <w:t>. Acesso em 17 out. 2023.</w:t>
-      </w:r>
-    </w:p>
-    <w:p/>
-    <w:p/>
-    <w:p/>
-    <w:p>
-      <w:pPr>
-        <w:spacing w:after="200" w:line="276" w:lineRule="auto"/>
-        <w:jc w:val="left"/>
-      </w:pPr>
-      <w:r>
-        <w:br w:type="page"/>
-      </w:r>
-    </w:p>
-    <w:p>
-      <w:pPr>
-        <w:jc w:val="center"/>
-        <w:outlineLvl w:val="0"/>
-        <w:rPr>
-          <w:b/>
-        </w:rPr>
-      </w:pPr>
-      <w:bookmarkStart w:id="38" w:name="_Toc229592508"/>
-      <w:r>
-        <w:rPr>
-          <w:b/>
-        </w:rPr>
-        <w:lastRenderedPageBreak/>
-        <w:t>APÊNDICE</w:t>
-      </w:r>
-      <w:r>
-        <w:rPr>
-          <w:b/>
-        </w:rPr>
-        <w:t>(s) (Elemento opcional)</w:t>
-      </w:r>
-      <w:bookmarkEnd w:id="38"/>
-    </w:p>
-    <w:p/>
-    <w:p>
-      <w:r>
-        <w:t xml:space="preserve">Texto ou documento elaborado pelo autor, a fim de complementar sua argumentação. O(s) apêndice(s) é(são) identificado(s) por letras maiúsculas consecutivas, travessão e pelos res- </w:t>
-      </w:r>
-      <w:proofErr w:type="spellStart"/>
-      <w:r>
-        <w:t>pectivos</w:t>
-      </w:r>
-      <w:proofErr w:type="spellEnd"/>
-      <w:r>
-        <w:t xml:space="preserve"> títulos. Excepcionalmente utilizam-se letras maiúsculas dobradas, na identificação dos apêndices, quando esgotadas as 26 letras do alfabeto.</w:t>
-      </w:r>
-    </w:p>
-    <w:p/>
-    <w:p>
-      <w:r>
-        <w:rPr>
-          <w:noProof/>
+      <w:r>
+        <w:rPr>
+          <w:szCs w:val="24"/>
         </w:rPr>
         <w:drawing>
-          <wp:inline distT="0" distB="0" distL="0" distR="0" wp14:anchorId="2710AA24" wp14:editId="6BF729FA">
-            <wp:extent cx="5760085" cy="1520190"/>
-            <wp:effectExtent l="0" t="0" r="0" b="3810"/>
-            <wp:docPr id="2" name="Imagem 2"/>
+          <wp:inline distT="0" distB="0" distL="0" distR="0" wp14:anchorId="0C1425D0" wp14:editId="687A283F">
+            <wp:extent cx="5760085" cy="3238500"/>
+            <wp:effectExtent l="0" t="0" r="0" b="0"/>
+            <wp:docPr id="10" name="Imagem 10"/>
             <wp:cNvGraphicFramePr>
               <a:graphicFrameLocks xmlns:a="http://schemas.openxmlformats.org/drawingml/2006/main" noChangeAspect="1"/>
             </wp:cNvGraphicFramePr>
@@ -16693,17 +15917,11 @@
               <a:graphicData uri="http://schemas.openxmlformats.org/drawingml/2006/picture">
                 <pic:pic xmlns:pic="http://schemas.openxmlformats.org/drawingml/2006/picture">
                   <pic:nvPicPr>
-                    <pic:cNvPr id="2" name="3DC3AB0.tmp"/>
+                    <pic:cNvPr id="1" name=""/>
                     <pic:cNvPicPr/>
                   </pic:nvPicPr>
                   <pic:blipFill>
-                    <a:blip r:embed="rId24">
-                      <a:extLst>
-                        <a:ext uri="{28A0092B-C50C-407E-A947-70E740481C1C}">
-                          <a14:useLocalDpi xmlns:a14="http://schemas.microsoft.com/office/drawing/2010/main" val="0"/>
-                        </a:ext>
-                      </a:extLst>
-                    </a:blip>
+                    <a:blip r:embed="rId20"/>
                     <a:stretch>
                       <a:fillRect/>
                     </a:stretch>
@@ -16711,7 +15929,7 @@
                   <pic:spPr>
                     <a:xfrm>
                       <a:off x="0" y="0"/>
-                      <a:ext cx="5760085" cy="1520190"/>
+                      <a:ext cx="5760085" cy="3238500"/>
                     </a:xfrm>
                     <a:prstGeom prst="rect">
                       <a:avLst/>
@@ -16723,65 +15941,131 @@
           </wp:inline>
         </w:drawing>
       </w:r>
-    </w:p>
-    <w:p/>
-    <w:p/>
-    <w:p>
-      <w:pPr>
-        <w:spacing w:after="200" w:line="276" w:lineRule="auto"/>
-        <w:jc w:val="left"/>
-      </w:pPr>
-      <w:r>
-        <w:br w:type="page"/>
-      </w:r>
+      <w:bookmarkEnd w:id="32"/>
     </w:p>
     <w:p>
       <w:pPr>
         <w:jc w:val="center"/>
-        <w:outlineLvl w:val="0"/>
-        <w:rPr>
-          <w:b/>
-        </w:rPr>
-      </w:pPr>
-      <w:bookmarkStart w:id="39" w:name="_Toc229592509"/>
-      <w:r>
-        <w:rPr>
-          <w:b/>
+        <w:rPr>
+          <w:sz w:val="20"/>
+          <w:szCs w:val="20"/>
+        </w:rPr>
+      </w:pPr>
+      <w:r>
+        <w:rPr>
+          <w:sz w:val="20"/>
+          <w:szCs w:val="20"/>
+        </w:rPr>
+        <w:t>Fonte: Elaborado pelos autores (2026).</w:t>
+      </w:r>
+    </w:p>
+    <w:p>
+      <w:pPr>
+        <w:rPr>
+          <w:szCs w:val="24"/>
+        </w:rPr>
+      </w:pPr>
+    </w:p>
+    <w:p>
+      <w:pPr>
+        <w:outlineLvl w:val="2"/>
+        <w:rPr>
+          <w:szCs w:val="24"/>
+        </w:rPr>
+      </w:pPr>
+      <w:r>
+        <w:rPr>
+          <w:szCs w:val="24"/>
+        </w:rPr>
+        <w:tab/>
+      </w:r>
+      <w:bookmarkStart w:id="33" w:name="_Toc229592502"/>
+      <w:r>
+        <w:rPr>
+          <w:szCs w:val="24"/>
+        </w:rPr>
+        <w:t>7.4.6 Menu ME</w:t>
+      </w:r>
+      <w:bookmarkEnd w:id="33"/>
+    </w:p>
+    <w:p>
+      <w:pPr>
+        <w:pStyle w:val="Legenda"/>
+        <w:rPr>
+          <w:sz w:val="24"/>
+          <w:szCs w:val="24"/>
+        </w:rPr>
+      </w:pPr>
+      <w:bookmarkStart w:id="34" w:name="_Toc229598877"/>
+      <w:r>
+        <w:rPr>
+          <w:sz w:val="24"/>
+          <w:szCs w:val="24"/>
         </w:rPr>
         <w:lastRenderedPageBreak/>
-        <w:t>ANEXO(s)</w:t>
-      </w:r>
-      <w:r>
-        <w:rPr>
-          <w:b/>
-        </w:rPr>
-        <w:t xml:space="preserve"> </w:t>
-      </w:r>
-      <w:r>
-        <w:rPr>
-          <w:b/>
-        </w:rPr>
-        <w:t>(Elemento opcional)</w:t>
-      </w:r>
-      <w:bookmarkEnd w:id="39"/>
-    </w:p>
-    <w:p/>
-    <w:p>
-      <w:r>
-        <w:t>Texto ou documento não elaborado pelo autor, que serve de fundamentação, comprovação e ilustração. O(s) anexo(s) é(são) identificado(s) por letras maiúsculas consecutivas, traves- são e pelos respectivos títulos. Excepcionalmente utilizam-se letras maiúsculas dobradas, na identificação dos anexos, quando esgotadas as 26 letras do alfabeto.</w:t>
-      </w:r>
-    </w:p>
-    <w:p/>
-    <w:p>
+        <w:t xml:space="preserve">Figura </w:t>
+      </w:r>
+      <w:r>
+        <w:rPr>
+          <w:sz w:val="24"/>
+          <w:szCs w:val="24"/>
+        </w:rPr>
+        <w:fldChar w:fldCharType="begin"/>
+      </w:r>
+      <w:r>
+        <w:rPr>
+          <w:sz w:val="24"/>
+          <w:szCs w:val="24"/>
+        </w:rPr>
+        <w:instrText xml:space="preserve"> SEQ Figura \* ARABIC </w:instrText>
+      </w:r>
+      <w:r>
+        <w:rPr>
+          <w:sz w:val="24"/>
+          <w:szCs w:val="24"/>
+        </w:rPr>
+        <w:fldChar w:fldCharType="separate"/>
+      </w:r>
       <w:r>
         <w:rPr>
           <w:noProof/>
+          <w:sz w:val="24"/>
+          <w:szCs w:val="24"/>
+        </w:rPr>
+        <w:t>7</w:t>
+      </w:r>
+      <w:r>
+        <w:rPr>
+          <w:sz w:val="24"/>
+          <w:szCs w:val="24"/>
+        </w:rPr>
+        <w:fldChar w:fldCharType="end"/>
+      </w:r>
+      <w:r>
+        <w:rPr>
+          <w:sz w:val="24"/>
+          <w:szCs w:val="24"/>
+        </w:rPr>
+        <w:t>: Interface central da empresa ME.</w:t>
+      </w:r>
+      <w:bookmarkEnd w:id="34"/>
+    </w:p>
+    <w:p>
+      <w:pPr>
+        <w:outlineLvl w:val="2"/>
+        <w:rPr>
+          <w:szCs w:val="24"/>
+        </w:rPr>
+      </w:pPr>
+      <w:r>
+        <w:rPr>
+          <w:szCs w:val="24"/>
         </w:rPr>
         <w:drawing>
-          <wp:inline distT="0" distB="0" distL="0" distR="0" wp14:anchorId="472E0E4F" wp14:editId="69AA1A93">
-            <wp:extent cx="5760085" cy="2364105"/>
+          <wp:inline distT="0" distB="0" distL="0" distR="0" wp14:anchorId="4B626CA7" wp14:editId="1F958851">
+            <wp:extent cx="5760085" cy="3238500"/>
             <wp:effectExtent l="0" t="0" r="0" b="0"/>
-            <wp:docPr id="1" name="Imagem 1"/>
+            <wp:docPr id="18" name="Imagem 18"/>
             <wp:cNvGraphicFramePr>
               <a:graphicFrameLocks xmlns:a="http://schemas.openxmlformats.org/drawingml/2006/main" noChangeAspect="1"/>
             </wp:cNvGraphicFramePr>
@@ -16789,17 +16073,11 @@
               <a:graphicData uri="http://schemas.openxmlformats.org/drawingml/2006/picture">
                 <pic:pic xmlns:pic="http://schemas.openxmlformats.org/drawingml/2006/picture">
                   <pic:nvPicPr>
-                    <pic:cNvPr id="1" name="3DC1554.tmp"/>
+                    <pic:cNvPr id="1" name=""/>
                     <pic:cNvPicPr/>
                   </pic:nvPicPr>
                   <pic:blipFill>
-                    <a:blip r:embed="rId25">
-                      <a:extLst>
-                        <a:ext uri="{28A0092B-C50C-407E-A947-70E740481C1C}">
-                          <a14:useLocalDpi xmlns:a14="http://schemas.microsoft.com/office/drawing/2010/main" val="0"/>
-                        </a:ext>
-                      </a:extLst>
-                    </a:blip>
+                    <a:blip r:embed="rId21"/>
                     <a:stretch>
                       <a:fillRect/>
                     </a:stretch>
@@ -16807,7 +16085,7 @@
                   <pic:spPr>
                     <a:xfrm>
                       <a:off x="0" y="0"/>
-                      <a:ext cx="5760085" cy="2364105"/>
+                      <a:ext cx="5760085" cy="3238500"/>
                     </a:xfrm>
                     <a:prstGeom prst="rect">
                       <a:avLst/>
@@ -16820,7 +16098,790 @@
         </w:drawing>
       </w:r>
     </w:p>
+    <w:p>
+      <w:pPr>
+        <w:jc w:val="center"/>
+        <w:rPr>
+          <w:sz w:val="20"/>
+          <w:szCs w:val="20"/>
+        </w:rPr>
+      </w:pPr>
+      <w:r>
+        <w:rPr>
+          <w:sz w:val="20"/>
+          <w:szCs w:val="20"/>
+        </w:rPr>
+        <w:t>Fonte: Elaborado pelos autores (2026).</w:t>
+      </w:r>
+    </w:p>
+    <w:p>
+      <w:pPr>
+        <w:jc w:val="center"/>
+        <w:rPr>
+          <w:sz w:val="20"/>
+          <w:szCs w:val="20"/>
+        </w:rPr>
+      </w:pPr>
+    </w:p>
+    <w:p>
+      <w:pPr>
+        <w:outlineLvl w:val="2"/>
+        <w:rPr>
+          <w:szCs w:val="24"/>
+        </w:rPr>
+      </w:pPr>
+      <w:r>
+        <w:rPr>
+          <w:szCs w:val="24"/>
+        </w:rPr>
+        <w:tab/>
+      </w:r>
+      <w:bookmarkStart w:id="35" w:name="_Toc229592503"/>
+      <w:r>
+        <w:rPr>
+          <w:szCs w:val="24"/>
+        </w:rPr>
+        <w:t>7.4.7  Tela de documentos</w:t>
+      </w:r>
+      <w:bookmarkEnd w:id="35"/>
+    </w:p>
+    <w:p>
+      <w:pPr>
+        <w:outlineLvl w:val="2"/>
+        <w:rPr>
+          <w:szCs w:val="24"/>
+        </w:rPr>
+      </w:pPr>
+    </w:p>
+    <w:p>
+      <w:pPr>
+        <w:pStyle w:val="Legenda"/>
+        <w:rPr>
+          <w:szCs w:val="20"/>
+        </w:rPr>
+      </w:pPr>
+      <w:bookmarkStart w:id="36" w:name="_Toc229598878"/>
+      <w:r>
+        <w:rPr>
+          <w:sz w:val="24"/>
+          <w:szCs w:val="24"/>
+        </w:rPr>
+        <w:t xml:space="preserve">Figura </w:t>
+      </w:r>
+      <w:r>
+        <w:rPr>
+          <w:sz w:val="24"/>
+          <w:szCs w:val="24"/>
+        </w:rPr>
+        <w:fldChar w:fldCharType="begin"/>
+      </w:r>
+      <w:r>
+        <w:rPr>
+          <w:sz w:val="24"/>
+          <w:szCs w:val="24"/>
+        </w:rPr>
+        <w:instrText xml:space="preserve"> SEQ Figura \* ARABIC </w:instrText>
+      </w:r>
+      <w:r>
+        <w:rPr>
+          <w:sz w:val="24"/>
+          <w:szCs w:val="24"/>
+        </w:rPr>
+        <w:fldChar w:fldCharType="separate"/>
+      </w:r>
+      <w:r>
+        <w:rPr>
+          <w:noProof/>
+          <w:sz w:val="24"/>
+          <w:szCs w:val="24"/>
+        </w:rPr>
+        <w:t>8</w:t>
+      </w:r>
+      <w:r>
+        <w:rPr>
+          <w:sz w:val="24"/>
+          <w:szCs w:val="24"/>
+        </w:rPr>
+        <w:fldChar w:fldCharType="end"/>
+      </w:r>
+      <w:r>
+        <w:rPr>
+          <w:sz w:val="24"/>
+          <w:szCs w:val="24"/>
+        </w:rPr>
+        <w:t>: Tela de documentos.</w:t>
+      </w:r>
+      <w:r>
+        <w:rPr>
+          <w:szCs w:val="20"/>
+        </w:rPr>
+        <w:t xml:space="preserve"> </w:t>
+      </w:r>
+      <w:r>
+        <w:rPr>
+          <w:szCs w:val="20"/>
+        </w:rPr>
+        <w:drawing>
+          <wp:inline distT="0" distB="0" distL="0" distR="0" wp14:anchorId="44217E8E" wp14:editId="6D1FAC80">
+            <wp:extent cx="5760085" cy="3238500"/>
+            <wp:effectExtent l="0" t="0" r="0" b="0"/>
+            <wp:docPr id="19" name="Imagem 19"/>
+            <wp:cNvGraphicFramePr>
+              <a:graphicFrameLocks xmlns:a="http://schemas.openxmlformats.org/drawingml/2006/main" noChangeAspect="1"/>
+            </wp:cNvGraphicFramePr>
+            <a:graphic xmlns:a="http://schemas.openxmlformats.org/drawingml/2006/main">
+              <a:graphicData uri="http://schemas.openxmlformats.org/drawingml/2006/picture">
+                <pic:pic xmlns:pic="http://schemas.openxmlformats.org/drawingml/2006/picture">
+                  <pic:nvPicPr>
+                    <pic:cNvPr id="1" name=""/>
+                    <pic:cNvPicPr/>
+                  </pic:nvPicPr>
+                  <pic:blipFill>
+                    <a:blip r:embed="rId22"/>
+                    <a:stretch>
+                      <a:fillRect/>
+                    </a:stretch>
+                  </pic:blipFill>
+                  <pic:spPr>
+                    <a:xfrm>
+                      <a:off x="0" y="0"/>
+                      <a:ext cx="5760085" cy="3238500"/>
+                    </a:xfrm>
+                    <a:prstGeom prst="rect">
+                      <a:avLst/>
+                    </a:prstGeom>
+                  </pic:spPr>
+                </pic:pic>
+              </a:graphicData>
+            </a:graphic>
+          </wp:inline>
+        </w:drawing>
+      </w:r>
+      <w:bookmarkEnd w:id="36"/>
+    </w:p>
+    <w:p>
+      <w:pPr>
+        <w:jc w:val="center"/>
+        <w:rPr>
+          <w:sz w:val="20"/>
+          <w:szCs w:val="20"/>
+        </w:rPr>
+      </w:pPr>
+      <w:r>
+        <w:rPr>
+          <w:sz w:val="20"/>
+          <w:szCs w:val="20"/>
+        </w:rPr>
+        <w:t>Fonte: Interface para consulta de documentos (2026).</w:t>
+      </w:r>
+    </w:p>
+    <w:p>
+      <w:pPr>
+        <w:jc w:val="center"/>
+        <w:rPr>
+          <w:sz w:val="20"/>
+          <w:szCs w:val="20"/>
+        </w:rPr>
+      </w:pPr>
+    </w:p>
+    <w:p>
+      <w:pPr>
+        <w:pStyle w:val="PargrafodaLista"/>
+        <w:numPr>
+          <w:ilvl w:val="1"/>
+          <w:numId w:val="1"/>
+        </w:numPr>
+        <w:outlineLvl w:val="1"/>
+        <w:rPr>
+          <w:b/>
+          <w:bCs/>
+        </w:rPr>
+      </w:pPr>
+      <w:bookmarkStart w:id="37" w:name="_Toc229592504"/>
+      <w:r>
+        <w:rPr>
+          <w:b/>
+          <w:bCs/>
+        </w:rPr>
+        <w:lastRenderedPageBreak/>
+        <w:t>Política de Privacidade</w:t>
+      </w:r>
+      <w:bookmarkEnd w:id="37"/>
+    </w:p>
     <w:p/>
+    <w:p>
+      <w:r>
+        <w:t>A</w:t>
+      </w:r>
+      <w:r>
+        <w:t xml:space="preserve"> sua privacidade é importante para nós. É política do Contax respeitar a sua privacidade em relação a qualquer informação sua que possamos coletar no site Contax, e outros sites que possuímos e operamos.</w:t>
+      </w:r>
+    </w:p>
+    <w:p>
+      <w:r>
+        <w:t>Solicitamos informações pessoais apenas quando realmente precisamos delas para lhe fornecer um serviço. Fazemo-lo por meios justos e legais, com o seu conhecimento e consentimento. Também informamos por que estamos coletando e como será usado.</w:t>
+      </w:r>
+    </w:p>
+    <w:p>
+      <w:r>
+        <w:t>Apenas retemos as informações coletadas pelo tempo necessário para fornecer o serviço solicitado. Quando armazenamos dados, protegemos dentro de meios comercialmente aceitáveis ​​para evitar perdas e roubos, bem como acesso, divulgação, cópia, uso ou modificação não autorizados.</w:t>
+      </w:r>
+    </w:p>
+    <w:p>
+      <w:r>
+        <w:t>Não compartilhamos informações de identificação pessoal publicamente ou com terceiros, exceto quando exigido por lei.</w:t>
+      </w:r>
+    </w:p>
+    <w:p>
+      <w:r>
+        <w:t>O nosso site pode ter links para sites externos que não são operados por nós. Esteja ciente de que não temos controle sobre o conteúdo e práticas desses sites e não podemos aceitar responsabilidade por suas respectivas políticas de privacidade.</w:t>
+      </w:r>
+    </w:p>
+    <w:p>
+      <w:r>
+        <w:t>Você é livre para recusar a nossa solicitação de informações pessoais, entendendo que talvez não possamos fornecer alguns dos serviços desejados.</w:t>
+      </w:r>
+    </w:p>
+    <w:p>
+      <w:r>
+        <w:t>O uso continuado de nosso site será considerado como aceitação de nossas práticas em torno de privacidade e informações pessoais. Se você tiver alguma dúvida sobre como lidamos com dados do usuário e informações pessoais, entre em contacto c</w:t>
+      </w:r>
+      <w:r>
+        <w:t>o</w:t>
+      </w:r>
+      <w:r>
+        <w:t>nosco</w:t>
+      </w:r>
+      <w:r>
+        <w:t>.</w:t>
+      </w:r>
+    </w:p>
+    <w:p>
+      <w:r>
+        <w:t xml:space="preserve">- </w:t>
+      </w:r>
+      <w:r>
+        <w:t>O serviço Google AdSense que usamos para veicular publicidade usa um cookie DoubleClick para veicular anúncios mais relevantes em toda a Web e limitar o número de vezes que um determinado anúncio é exibido para você.</w:t>
+      </w:r>
+    </w:p>
+    <w:p>
+      <w:r>
+        <w:t xml:space="preserve">- </w:t>
+      </w:r>
+      <w:r>
+        <w:t>Para mais informações sobre o Google AdSense, consulte as FAQs oficiais sobre privacidade do Google AdSense.</w:t>
+      </w:r>
+    </w:p>
+    <w:p>
+      <w:r>
+        <w:lastRenderedPageBreak/>
+        <w:t xml:space="preserve">- </w:t>
+      </w:r>
+      <w:r>
+        <w:t>Utilizamos anúncios para compensar os custos de funcionamento deste site e fornecer financiamento para futuros desenvolvimentos. Os cookies de publicidade comportamental usados ​​por este site foram projetados para garantir que você forneça os anúncios mais relevantes sempre que possível, rastreando anonimamente seus interesses e apresentando coisas semelhantes que possam ser do seu interesse.</w:t>
+      </w:r>
+    </w:p>
+    <w:p>
+      <w:r>
+        <w:t xml:space="preserve">- </w:t>
+      </w:r>
+      <w:r>
+        <w:t>Vários parceiros anunciam em nosso nome e os cookies de rastreamento de afiliados simplesmente nos permitem ver se nossos clientes acessaram o site através de um dos sites de nossos parceiros, para que possamos creditá-los adequadamente e, quando aplicável, permitir que nossos parceiros afiliados ofereçam qualquer promoção que pode fornecê-lo para fazer uma compra.</w:t>
+      </w:r>
+    </w:p>
+    <w:p>
+      <w:r>
+        <w:t>Compromisso do Usuário</w:t>
+      </w:r>
+    </w:p>
+    <w:p>
+      <w:r>
+        <w:t>O usuário se compromete a fazer uso adequado dos conteúdos e da informação que o Contax oferece no site e com caráter enunciativo, mas não limitativo:</w:t>
+      </w:r>
+    </w:p>
+    <w:p>
+      <w:pPr>
+        <w:ind w:firstLine="357"/>
+      </w:pPr>
+      <w:r>
+        <w:t>A) Não se envolver em atividades que sejam ilegais ou contrárias à boa fé a à ordem pública</w:t>
+      </w:r>
+      <w:r>
+        <w:t>;</w:t>
+      </w:r>
+    </w:p>
+    <w:p>
+      <w:pPr>
+        <w:ind w:firstLine="357"/>
+      </w:pPr>
+      <w:r>
+        <w:t>B) Não difundir propaganda ou conteúdo de natureza racista, xenofóbica, jogos de sorte ou azar, qualquer tipo de pornografia ilegal, de apologia ao terrorismo ou contra os direitos humanos;</w:t>
+      </w:r>
+    </w:p>
+    <w:p>
+      <w:pPr>
+        <w:ind w:firstLine="357"/>
+      </w:pPr>
+      <w:r>
+        <w:t>C) Não causar danos aos sistemas físicos (hardwares) e lógicos (softwares) do Contax, de seus fornecedores ou terceiros, para introduzir ou disseminar vírus informáticos ou quaisquer outros sistemas de hardware ou software que sejam capazes de causar danos anteriormente mencionados.</w:t>
+      </w:r>
+    </w:p>
+    <w:p>
+      <w:r>
+        <w:t>Mais informações</w:t>
+      </w:r>
+    </w:p>
+    <w:p>
+      <w:r>
+        <w:t>Esperemos que esteja esclarecido e, como mencionado anteriormente, se houver algo que você não tem certeza se precisa ou não, geralmente é mais seguro deixar os cookies ativados, caso interaja com um dos recursos que você usa em nosso site.</w:t>
+      </w:r>
+    </w:p>
+    <w:p>
+      <w:pPr>
+        <w:ind w:firstLine="357"/>
+      </w:pPr>
+      <w:r>
+        <w:t>Esta política é efetiva a partir de 28 April 2026 22:46</w:t>
+      </w:r>
+    </w:p>
+    <w:p/>
+    <w:p>
+      <w:pPr>
+        <w:pStyle w:val="PargrafodaLista"/>
+        <w:numPr>
+          <w:ilvl w:val="1"/>
+          <w:numId w:val="1"/>
+        </w:numPr>
+        <w:ind w:left="788" w:hanging="431"/>
+        <w:outlineLvl w:val="1"/>
+        <w:rPr>
+          <w:b/>
+          <w:bCs/>
+        </w:rPr>
+      </w:pPr>
+      <w:bookmarkStart w:id="38" w:name="_Toc229592505"/>
+      <w:r>
+        <w:rPr>
+          <w:b/>
+          <w:bCs/>
+        </w:rPr>
+        <w:t>Termos de Uso</w:t>
+      </w:r>
+      <w:bookmarkEnd w:id="38"/>
+    </w:p>
+    <w:p/>
+    <w:p>
+      <w:pPr>
+        <w:pStyle w:val="PargrafodaLista"/>
+        <w:numPr>
+          <w:ilvl w:val="0"/>
+          <w:numId w:val="8"/>
+        </w:numPr>
+      </w:pPr>
+      <w:r>
+        <w:lastRenderedPageBreak/>
+        <w:t>Termos</w:t>
+      </w:r>
+    </w:p>
+    <w:p>
+      <w:r>
+        <w:t>Ao acessar ao site Contax, concorda em cumprir estes termos de serviço, todas as leis e regulamentos aplicáveis ​​e concorda que é responsável pelo cumprimento de todas as leis locais aplicáveis. Se você não concordar com algum desses termos, está proibido de usar ou acessar este site. Os materiais contidos neste site são protegidos pelas leis de direitos autorais e marcas comerciais aplicáveis.</w:t>
+      </w:r>
+    </w:p>
+    <w:p>
+      <w:pPr>
+        <w:pStyle w:val="PargrafodaLista"/>
+        <w:numPr>
+          <w:ilvl w:val="0"/>
+          <w:numId w:val="8"/>
+        </w:numPr>
+      </w:pPr>
+      <w:r>
+        <w:t>Uso de Licença</w:t>
+      </w:r>
+    </w:p>
+    <w:p>
+      <w:r>
+        <w:t>É concedida permissão para baixar temporariamente uma cópia dos materiais (informações ou software) no site Contax, apenas para visualização transitória pessoal e não comercial. Esta é a concessão de uma licença, não uma transferência de título e, sob esta licença, você não pode:</w:t>
+      </w:r>
+    </w:p>
+    <w:p>
+      <w:pPr>
+        <w:pStyle w:val="PargrafodaLista"/>
+        <w:numPr>
+          <w:ilvl w:val="0"/>
+          <w:numId w:val="7"/>
+        </w:numPr>
+      </w:pPr>
+      <w:r>
+        <w:t>modificar ou copiar os materiais;</w:t>
+      </w:r>
+    </w:p>
+    <w:p>
+      <w:pPr>
+        <w:pStyle w:val="PargrafodaLista"/>
+        <w:numPr>
+          <w:ilvl w:val="0"/>
+          <w:numId w:val="7"/>
+        </w:numPr>
+      </w:pPr>
+      <w:r>
+        <w:t>usar os materiais para qualquer finalidade comercial ou para exibição pública (comercial ou não comercial);</w:t>
+      </w:r>
+    </w:p>
+    <w:p>
+      <w:pPr>
+        <w:pStyle w:val="PargrafodaLista"/>
+        <w:numPr>
+          <w:ilvl w:val="0"/>
+          <w:numId w:val="7"/>
+        </w:numPr>
+      </w:pPr>
+      <w:r>
+        <w:t>tentar descompilar ou fazer engenharia reversa de qualquer software contido no site Contax;</w:t>
+      </w:r>
+    </w:p>
+    <w:p>
+      <w:pPr>
+        <w:pStyle w:val="PargrafodaLista"/>
+        <w:numPr>
+          <w:ilvl w:val="0"/>
+          <w:numId w:val="7"/>
+        </w:numPr>
+      </w:pPr>
+      <w:r>
+        <w:t>remover quaisquer direitos autorais ou outras notações de propriedade dos materiais; ou</w:t>
+      </w:r>
+    </w:p>
+    <w:p>
+      <w:pPr>
+        <w:pStyle w:val="PargrafodaLista"/>
+        <w:numPr>
+          <w:ilvl w:val="0"/>
+          <w:numId w:val="7"/>
+        </w:numPr>
+      </w:pPr>
+      <w:r>
+        <w:t>transferir os materiais para outra pessoa ou 'espelhe' os materiais em qualquer outro servidor.</w:t>
+      </w:r>
+    </w:p>
+    <w:p>
+      <w:r>
+        <w:t>Esta licença será automaticamente rescindida se você violar alguma dessas restrições e poderá ser rescindida por Contax a qualquer momento. Ao encerrar a visualização desses materiais ou após o término desta licença, você deve apagar todos os materiais baixados em sua posse, seja em formato eletrónico ou impresso.</w:t>
+      </w:r>
+    </w:p>
+    <w:p>
+      <w:pPr>
+        <w:pStyle w:val="PargrafodaLista"/>
+        <w:numPr>
+          <w:ilvl w:val="0"/>
+          <w:numId w:val="8"/>
+        </w:numPr>
+      </w:pPr>
+      <w:r>
+        <w:t>Isenção de responsabilidade</w:t>
+      </w:r>
+    </w:p>
+    <w:p>
+      <w:pPr>
+        <w:pStyle w:val="PargrafodaLista"/>
+        <w:numPr>
+          <w:ilvl w:val="0"/>
+          <w:numId w:val="9"/>
+        </w:numPr>
+      </w:pPr>
+      <w:r>
+        <w:t>Os materiais no site da Contax são fornecidos 'como estão'. Contax não oferece garantias, expressas ou implícitas, e, por este meio, isenta e nega todas as outras garantias, incluindo, sem limitação, garantias implícitas ou condições de comercialização, adequação a um fim específico ou não violação de propriedade intelectual ou outra violação de direitos.</w:t>
+      </w:r>
+    </w:p>
+    <w:p>
+      <w:pPr>
+        <w:pStyle w:val="PargrafodaLista"/>
+        <w:numPr>
+          <w:ilvl w:val="0"/>
+          <w:numId w:val="9"/>
+        </w:numPr>
+      </w:pPr>
+      <w:r>
+        <w:t xml:space="preserve">Além disso, o Contax não garante ou faz qualquer representação relativa à precisão, aos resultados prováveis ​​ou à confiabilidade do uso dos materiais </w:t>
+      </w:r>
+      <w:r>
+        <w:lastRenderedPageBreak/>
+        <w:t>em seu site ou de outra forma relacionado a esses materiais ou em sites vinculados a este site.</w:t>
+      </w:r>
+    </w:p>
+    <w:p>
+      <w:pPr>
+        <w:pStyle w:val="PargrafodaLista"/>
+        <w:numPr>
+          <w:ilvl w:val="0"/>
+          <w:numId w:val="8"/>
+        </w:numPr>
+      </w:pPr>
+      <w:r>
+        <w:t>Limitações</w:t>
+      </w:r>
+    </w:p>
+    <w:p>
+      <w:r>
+        <w:t>Em nenhum caso o Contax ou seus fornecedores serão responsáveis ​​por quaisquer danos (incluindo, sem limitação, danos por perda de dados ou lucro ou devido a interrupção dos negócios) decorrentes do uso ou da incapacidade de usar os materiais em Contax, mesmo que Contax ou um representante autorizado da Contax tenha sido notificado oralmente ou por escrito da possibilidade de tais danos. Como algumas jurisdições não permitem limitações em garantias implícitas, ou limitações de responsabilidade por danos conseqüentes ou incidentais, essas limitações podem não se aplicar a você.</w:t>
+      </w:r>
+    </w:p>
+    <w:p>
+      <w:pPr>
+        <w:pStyle w:val="PargrafodaLista"/>
+        <w:numPr>
+          <w:ilvl w:val="0"/>
+          <w:numId w:val="8"/>
+        </w:numPr>
+      </w:pPr>
+      <w:r>
+        <w:t>Precisão dos materiais</w:t>
+      </w:r>
+    </w:p>
+    <w:p>
+      <w:r>
+        <w:t>Os materiais exibidos no site da Contax podem incluir erros técnicos, tipográficos ou fotográficos. Contax não garante que qualquer material em seu site seja preciso, completo ou atual. Contax pode fazer alterações nos materiais contidos em seu site a qualquer momento, sem aviso prévio. No entanto, Contax não se compromete a atualizar os materiais.</w:t>
+      </w:r>
+    </w:p>
+    <w:p>
+      <w:pPr>
+        <w:pStyle w:val="PargrafodaLista"/>
+        <w:numPr>
+          <w:ilvl w:val="0"/>
+          <w:numId w:val="8"/>
+        </w:numPr>
+      </w:pPr>
+      <w:r>
+        <w:t>Links</w:t>
+      </w:r>
+    </w:p>
+    <w:p>
+      <w:r>
+        <w:t>O Contax não analisou todos os sites vinculados ao seu site e não é responsável pelo conteúdo de nenhum site vinculado. A inclusão de qualquer link não implica endosso por Contax do site. O uso de qualquer site vinculado é por conta e risco do usuário.</w:t>
+      </w:r>
+    </w:p>
+    <w:p>
+      <w:r>
+        <w:t>Modificações</w:t>
+      </w:r>
+    </w:p>
+    <w:p>
+      <w:r>
+        <w:t>O Contax pode revisar estes termos de serviço do site a qualquer momento, sem aviso prévio. Ao usar este site, você concorda em ficar vinculado à versão atual desses termos de serviço.</w:t>
+      </w:r>
+    </w:p>
+    <w:p>
+      <w:r>
+        <w:t>Lei aplicável</w:t>
+      </w:r>
+    </w:p>
+    <w:p>
+      <w:r>
+        <w:t>Estes termos e condições são regidos e interpretados de acordo com as leis do Contax e você se submete irrevogavelmente à jurisdição exclusiva dos tribunais naquele estado ou localidade.</w:t>
+      </w:r>
+      <w:r>
+        <w:br w:type="page"/>
+      </w:r>
+    </w:p>
+    <w:p>
+      <w:pPr>
+        <w:pStyle w:val="PargrafodaLista"/>
+        <w:numPr>
+          <w:ilvl w:val="0"/>
+          <w:numId w:val="8"/>
+        </w:numPr>
+        <w:ind w:left="357" w:hanging="357"/>
+        <w:outlineLvl w:val="0"/>
+        <w:rPr>
+          <w:b/>
+        </w:rPr>
+      </w:pPr>
+      <w:bookmarkStart w:id="39" w:name="_Toc229592506"/>
+      <w:r>
+        <w:rPr>
+          <w:b/>
+        </w:rPr>
+        <w:lastRenderedPageBreak/>
+        <w:t>CONSIDERAÇÕES FINAIS</w:t>
+      </w:r>
+      <w:bookmarkEnd w:id="39"/>
+    </w:p>
+    <w:p/>
+    <w:p/>
+    <w:p>
+      <w:r>
+        <w:t>Parte final do trabalho no qual são expostas as conclusões correspondentes aos objetivos e hipóteses, apresentados na introdução.</w:t>
+      </w:r>
+    </w:p>
+    <w:p>
+      <w:r>
+        <w:t>Nesse campo são apontadas as respostas às hipóteses e objetivos do TCC. O ponto de vista dos autores, devidamente embasado pelos dados, conceitos e informações apresentados no desenvolvimento deve ser inserido aqui. Podem ser incluídas breves recomendações e sugestões para trabalhos futuros.</w:t>
+      </w:r>
+    </w:p>
+    <w:p/>
+    <w:p>
+      <w:pPr>
+        <w:spacing w:after="200" w:line="276" w:lineRule="auto"/>
+        <w:jc w:val="left"/>
+      </w:pPr>
+      <w:r>
+        <w:br w:type="page"/>
+      </w:r>
+    </w:p>
+    <w:p>
+      <w:pPr>
+        <w:jc w:val="center"/>
+        <w:outlineLvl w:val="0"/>
+        <w:rPr>
+          <w:b/>
+        </w:rPr>
+      </w:pPr>
+      <w:bookmarkStart w:id="40" w:name="_Toc229592507"/>
+      <w:r>
+        <w:rPr>
+          <w:b/>
+        </w:rPr>
+        <w:lastRenderedPageBreak/>
+        <w:t>REFERÊNCIAS</w:t>
+      </w:r>
+      <w:bookmarkEnd w:id="40"/>
+    </w:p>
+    <w:p/>
+    <w:p>
+      <w:r>
+        <w:t>MACORATTI</w:t>
+      </w:r>
+      <w:r>
+        <w:t xml:space="preserve">, José Carlos. </w:t>
+      </w:r>
+      <w:r>
+        <w:rPr>
+          <w:b/>
+        </w:rPr>
+        <w:t>Visual Studio Code – Apresentando o editor multiplataforma da Microsoft</w:t>
+      </w:r>
+      <w:r>
+        <w:t xml:space="preserve">, 2016. Disponível em: </w:t>
+      </w:r>
+      <w:hyperlink r:id="rId23" w:history="1">
+        <w:r>
+          <w:rPr>
+            <w:rStyle w:val="Hyperlink"/>
+          </w:rPr>
+          <w:t>https://imasters.com.br/desenvolvimento/visual-studio-code-apresentando-o-editor-multiplataforma-da-microsoft</w:t>
+        </w:r>
+      </w:hyperlink>
+      <w:r>
+        <w:t>. Acesso em 19 out. 2023.</w:t>
+      </w:r>
+      <w:r>
+        <w:t xml:space="preserve"> </w:t>
+      </w:r>
+    </w:p>
+    <w:p/>
+    <w:p>
+      <w:r>
+        <w:t xml:space="preserve">MICROSOFT. </w:t>
+      </w:r>
+      <w:r>
+        <w:rPr>
+          <w:b/>
+        </w:rPr>
+        <w:t>Conheça a família Visual Studio</w:t>
+      </w:r>
+      <w:r>
+        <w:t xml:space="preserve">, 2023. Disponível em: </w:t>
+      </w:r>
+      <w:hyperlink r:id="rId24" w:anchor=":~:text=o%20Visual%20Studio-,Visual%20Studio%20Code,praticamente%20qualquer%20linguagem%20de%20programa%C3%A7%C3%A3o" w:history="1">
+        <w:r>
+          <w:rPr>
+            <w:rStyle w:val="Hyperlink"/>
+          </w:rPr>
+          <w:t>https://visualstudio.microsoft.com/pt-br/#:~:text=o%20Visual%20Studio-,Visual%20Studio%20Code,praticamente%20qualquer%20linguagem%20de%20programa%C3%A7%C3%A3o</w:t>
+        </w:r>
+      </w:hyperlink>
+      <w:r>
+        <w:t>.</w:t>
+      </w:r>
+      <w:r>
+        <w:t xml:space="preserve"> Acesso em 20 out. 2023.</w:t>
+      </w:r>
+    </w:p>
+    <w:p/>
+    <w:p>
+      <w:r>
+        <w:t>ALBUQUERQUE, Felipe et al. Integraçao de Replicaçao Máquina de Estados no Kubernetes. In: </w:t>
+      </w:r>
+      <w:r>
+        <w:rPr>
+          <w:b/>
+          <w:bCs/>
+        </w:rPr>
+        <w:t>Anais do XIX Workshop de Testes e Tolerância a Falhas</w:t>
+      </w:r>
+      <w:r>
+        <w:t>. SBC, 2018.</w:t>
+      </w:r>
+      <w:r>
+        <w:t xml:space="preserve"> Disponível em: </w:t>
+      </w:r>
+      <w:hyperlink r:id="rId25" w:history="1">
+        <w:r>
+          <w:rPr>
+            <w:rStyle w:val="Hyperlink"/>
+          </w:rPr>
+          <w:t>https://sol.sbc.org.br/index.php/wtf/article/view/2384</w:t>
+        </w:r>
+      </w:hyperlink>
+      <w:r>
+        <w:t>. Acesso em 20 out. 2023.</w:t>
+      </w:r>
+    </w:p>
+    <w:p/>
+    <w:p>
+      <w:r>
+        <w:t>Oliveira S de M de. O funcionamento da autoria nos blogs de divulgação científica. Ling (dis)curso</w:t>
+      </w:r>
+      <w:r>
+        <w:t>,</w:t>
+      </w:r>
+      <w:r>
+        <w:t xml:space="preserve"> </w:t>
+      </w:r>
+      <w:r>
+        <w:t>set. 2011</w:t>
+      </w:r>
+      <w:r>
+        <w:t xml:space="preserve">. </w:t>
+      </w:r>
+      <w:r>
+        <w:t>DOI</w:t>
+      </w:r>
+      <w:r>
+        <w:t xml:space="preserve">: </w:t>
+      </w:r>
+      <w:hyperlink r:id="rId26" w:history="1">
+        <w:r>
+          <w:rPr>
+            <w:rStyle w:val="Hyperlink"/>
+          </w:rPr>
+          <w:t>https://doi.org/10.1590/S1518-76322011000300008</w:t>
+        </w:r>
+      </w:hyperlink>
+      <w:r>
+        <w:t>. Acesso em 17 out. 2023.</w:t>
+      </w:r>
+    </w:p>
+    <w:p/>
+    <w:p/>
+    <w:p/>
+    <w:p>
+      <w:pPr>
+        <w:spacing w:after="200" w:line="276" w:lineRule="auto"/>
+        <w:jc w:val="left"/>
+      </w:pPr>
+    </w:p>
     <w:sectPr>
       <w:pgSz w:w="11906" w:h="16838" w:code="9"/>
       <w:pgMar w:top="1701" w:right="1134" w:bottom="1134" w:left="1701" w:header="709" w:footer="709" w:gutter="0"/>
@@ -18453,6 +18514,7 @@
   <w:style w:type="character" w:default="1" w:styleId="Fontepargpadro">
     <w:name w:val="Default Paragraph Font"/>
     <w:uiPriority w:val="1"/>
+    <w:semiHidden/>
     <w:unhideWhenUsed/>
   </w:style>
   <w:style w:type="table" w:default="1" w:styleId="Tabelanormal">
@@ -19285,15 +19347,6 @@
 </file>
 
 <file path=customXml/item1.xml><?xml version="1.0" encoding="utf-8"?>
-<?mso-contentType ?>
-<FormTemplates xmlns="http://schemas.microsoft.com/sharepoint/v3/contenttype/forms">
-  <Display>DocumentLibraryForm</Display>
-  <Edit>DocumentLibraryForm</Edit>
-  <New>DocumentLibraryForm</New>
-</FormTemplates>
-</file>
-
-<file path=customXml/item2.xml><?xml version="1.0" encoding="utf-8"?>
 <ct:contentTypeSchema xmlns:ct="http://schemas.microsoft.com/office/2006/metadata/contentType" xmlns:ma="http://schemas.microsoft.com/office/2006/metadata/properties/metaAttributes" ct:_="" ma:_="" ma:contentTypeName="Documento" ma:contentTypeID="0x01010079E85AF13E1D6948BAEBBC3E299C7A4C" ma:contentTypeVersion="11" ma:contentTypeDescription="Crie um novo documento." ma:contentTypeScope="" ma:versionID="9903338d6f6ebf8d9f52e57d695b90e0">
   <xsd:schema xmlns:xsd="http://www.w3.org/2001/XMLSchema" xmlns:xs="http://www.w3.org/2001/XMLSchema" xmlns:p="http://schemas.microsoft.com/office/2006/metadata/properties" xmlns:ns2="1c99b82c-450d-407b-8685-188b0222f857" xmlns:ns3="ec9326a9-796b-4177-81ae-8ce46d6874ce" targetNamespace="http://schemas.microsoft.com/office/2006/metadata/properties" ma:root="true" ma:fieldsID="27025b9af28ab54196939bbeabbec0a9" ns2:_="" ns3:_="">
     <xsd:import namespace="1c99b82c-450d-407b-8685-188b0222f857"/>
@@ -19482,19 +19535,20 @@
 </ct:contentTypeSchema>
 </file>
 
+<file path=customXml/item2.xml><?xml version="1.0" encoding="utf-8"?>
+<?mso-contentType ?>
+<FormTemplates xmlns="http://schemas.microsoft.com/sharepoint/v3/contenttype/forms">
+  <Display>DocumentLibraryForm</Display>
+  <Edit>DocumentLibraryForm</Edit>
+  <New>DocumentLibraryForm</New>
+</FormTemplates>
+</file>
+
 <file path=customXml/item3.xml><?xml version="1.0" encoding="utf-8"?>
 <b:Sources xmlns:b="http://schemas.openxmlformats.org/officeDocument/2006/bibliography" xmlns="http://schemas.openxmlformats.org/officeDocument/2006/bibliography" SelectedStyle="\APA.XSL" StyleName="APA"/>
 </file>
 
 <file path=customXml/itemProps1.xml><?xml version="1.0" encoding="utf-8"?>
-<ds:datastoreItem xmlns:ds="http://schemas.openxmlformats.org/officeDocument/2006/customXml" ds:itemID="{19856E04-179F-401F-8246-BA08537D6152}">
-  <ds:schemaRefs>
-    <ds:schemaRef ds:uri="http://schemas.microsoft.com/sharepoint/v3/contenttype/forms"/>
-  </ds:schemaRefs>
-</ds:datastoreItem>
-</file>
-
-<file path=customXml/itemProps2.xml><?xml version="1.0" encoding="utf-8"?>
 <ds:datastoreItem xmlns:ds="http://schemas.openxmlformats.org/officeDocument/2006/customXml" ds:itemID="{F9562963-6458-4B09-8DDA-F09296948AA7}">
   <ds:schemaRefs>
     <ds:schemaRef ds:uri="http://schemas.microsoft.com/office/2006/metadata/contentType"/>
@@ -19513,6 +19567,14 @@
 </ds:datastoreItem>
 </file>
 
+<file path=customXml/itemProps2.xml><?xml version="1.0" encoding="utf-8"?>
+<ds:datastoreItem xmlns:ds="http://schemas.openxmlformats.org/officeDocument/2006/customXml" ds:itemID="{19856E04-179F-401F-8246-BA08537D6152}">
+  <ds:schemaRefs>
+    <ds:schemaRef ds:uri="http://schemas.microsoft.com/sharepoint/v3/contenttype/forms"/>
+  </ds:schemaRefs>
+</ds:datastoreItem>
+</file>
+
 <file path=customXml/itemProps3.xml><?xml version="1.0" encoding="utf-8"?>
 <ds:datastoreItem xmlns:ds="http://schemas.openxmlformats.org/officeDocument/2006/customXml" ds:itemID="{205E797E-3F55-48D0-B859-951F215AD568}">
   <ds:schemaRefs>

--- a/Documentação/Doc atualizado.docx
+++ b/Documentação/Doc atualizado.docx
@@ -357,7 +357,35 @@
         <w:rPr>
           <w:sz w:val="22"/>
         </w:rPr>
-        <w:t>ETEC Prof. Massuyuki Kawano,</w:t>
+        <w:t xml:space="preserve">ETEC Prof. </w:t>
+      </w:r>
+      <w:proofErr w:type="spellStart"/>
+      <w:r>
+        <w:rPr>
+          <w:sz w:val="22"/>
+        </w:rPr>
+        <w:t>Massuyuki</w:t>
+      </w:r>
+      <w:proofErr w:type="spellEnd"/>
+      <w:r>
+        <w:rPr>
+          <w:sz w:val="22"/>
+        </w:rPr>
+        <w:t xml:space="preserve"> </w:t>
+      </w:r>
+      <w:proofErr w:type="spellStart"/>
+      <w:r>
+        <w:rPr>
+          <w:sz w:val="22"/>
+        </w:rPr>
+        <w:t>Kawano</w:t>
+      </w:r>
+      <w:proofErr w:type="spellEnd"/>
+      <w:r>
+        <w:rPr>
+          <w:sz w:val="22"/>
+        </w:rPr>
+        <w:t>,</w:t>
       </w:r>
       <w:r>
         <w:rPr>
@@ -934,7 +962,15 @@
     <w:p/>
     <w:p>
       <w:r>
-        <w:t>Este trabalho propõe o desenvolvimento de um sistema virtual denominado Contax, voltado à gestão e transparência contábil de Microempreendedores Individuais (MEI) e Microempresas (ME), com foco na otimização do fluxo de comunicação com escritórios de contabilidade. A plataforma visa centralizar dados fiscais — como notas eletrônicas, tributos e receitas — e facilitar a visualização de relatórios contábeis, promovendo maior eficiência na tomada de decisões estratégicas e na gestão financeira. A pesquisa é caracterizada como aplicada, com abordagem metodológica mista (qualitativa e quantitativa), delimitada ao município de Tupã-SP, e estruturada em três fases: levantamento de requisitos por meio de pesquisa documental e entrevistas semiestruturadas com contadores e empresários locais; projeto e desenvolvimento do protótipo do sistema Contax, utilizando diretrizes da engenharia de software (UML); e validação da ferramenta por meio de um quase experimento com usuários para aferir sua eficácia e usabilidade. Espera-se que os resultados confirmem a hipótese de que a integração tecnológica melhora o fluxo de dados, aumenta a eficácia da gestão executiva e contribui para a detecção precoce de disfunções financeiras nas empresas.</w:t>
+        <w:t xml:space="preserve">Este trabalho propõe o desenvolvimento de um sistema virtual denominado Contax, voltado à gestão e transparência contábil de Microempreendedores Individuais (MEI) e Microempresas (ME), com foco na otimização do fluxo de comunicação com escritórios de contabilidade. A plataforma visa centralizar dados fiscais — como notas eletrônicas, tributos e receitas — e facilitar a visualização de relatórios contábeis, promovendo maior eficiência na tomada de decisões estratégicas e na gestão financeira. A pesquisa é caracterizada como aplicada, com abordagem metodológica mista (qualitativa e quantitativa), delimitada ao município de </w:t>
+      </w:r>
+      <w:proofErr w:type="spellStart"/>
+      <w:r>
+        <w:t>Tupã-SP</w:t>
+      </w:r>
+      <w:proofErr w:type="spellEnd"/>
+      <w:r>
+        <w:t>, e estruturada em três fases: levantamento de requisitos por meio de pesquisa documental e entrevistas semiestruturadas com contadores e empresários locais; projeto e desenvolvimento do protótipo do sistema Contax, utilizando diretrizes da engenharia de software (UML); e validação da ferramenta por meio de um quase experimento com usuários para aferir sua eficácia e usabilidade. Espera-se que os resultados confirmem a hipótese de que a integração tecnológica melhora o fluxo de dados, aumenta a eficácia da gestão executiva e contribui para a detecção precoce de disfunções financeiras nas empresas.</w:t>
       </w:r>
     </w:p>
     <w:p/>
@@ -2465,7 +2501,7 @@
           <w:r>
             <w:fldChar w:fldCharType="separate"/>
           </w:r>
-          <w:hyperlink w:anchor="_Toc229592485" w:history="1">
+          <w:hyperlink w:anchor="_Toc229604231" w:history="1">
             <w:r>
               <w:rPr>
                 <w:rStyle w:val="Hyperlink"/>
@@ -2512,7 +2548,7 @@
                 <w:noProof/>
                 <w:webHidden/>
               </w:rPr>
-              <w:instrText xml:space="preserve"> PAGEREF _Toc229592485 \h </w:instrText>
+              <w:instrText xml:space="preserve"> PAGEREF _Toc229604231 \h </w:instrText>
             </w:r>
             <w:r>
               <w:rPr>
@@ -2532,7 +2568,7 @@
                 <w:noProof/>
                 <w:webHidden/>
               </w:rPr>
-              <w:t>11</w:t>
+              <w:t>9</w:t>
             </w:r>
             <w:r>
               <w:rPr>
@@ -2559,7 +2595,7 @@
               <w14:ligatures w14:val="standardContextual"/>
             </w:rPr>
           </w:pPr>
-          <w:hyperlink w:anchor="_Toc229592486" w:history="1">
+          <w:hyperlink w:anchor="_Toc229604232" w:history="1">
             <w:r>
               <w:rPr>
                 <w:rStyle w:val="Hyperlink"/>
@@ -2606,7 +2642,7 @@
                 <w:noProof/>
                 <w:webHidden/>
               </w:rPr>
-              <w:instrText xml:space="preserve"> PAGEREF _Toc229592486 \h </w:instrText>
+              <w:instrText xml:space="preserve"> PAGEREF _Toc229604232 \h </w:instrText>
             </w:r>
             <w:r>
               <w:rPr>
@@ -2626,7 +2662,7 @@
                 <w:noProof/>
                 <w:webHidden/>
               </w:rPr>
-              <w:t>12</w:t>
+              <w:t>10</w:t>
             </w:r>
             <w:r>
               <w:rPr>
@@ -2653,7 +2689,7 @@
               <w14:ligatures w14:val="standardContextual"/>
             </w:rPr>
           </w:pPr>
-          <w:hyperlink w:anchor="_Toc229592487" w:history="1">
+          <w:hyperlink w:anchor="_Toc229604233" w:history="1">
             <w:r>
               <w:rPr>
                 <w:rStyle w:val="Hyperlink"/>
@@ -2700,7 +2736,7 @@
                 <w:noProof/>
                 <w:webHidden/>
               </w:rPr>
-              <w:instrText xml:space="preserve"> PAGEREF _Toc229592487 \h </w:instrText>
+              <w:instrText xml:space="preserve"> PAGEREF _Toc229604233 \h </w:instrText>
             </w:r>
             <w:r>
               <w:rPr>
@@ -2720,7 +2756,7 @@
                 <w:noProof/>
                 <w:webHidden/>
               </w:rPr>
-              <w:t>13</w:t>
+              <w:t>11</w:t>
             </w:r>
             <w:r>
               <w:rPr>
@@ -2747,7 +2783,7 @@
               <w14:ligatures w14:val="standardContextual"/>
             </w:rPr>
           </w:pPr>
-          <w:hyperlink w:anchor="_Toc229592488" w:history="1">
+          <w:hyperlink w:anchor="_Toc229604234" w:history="1">
             <w:r>
               <w:rPr>
                 <w:rStyle w:val="Hyperlink"/>
@@ -2794,7 +2830,7 @@
                 <w:noProof/>
                 <w:webHidden/>
               </w:rPr>
-              <w:instrText xml:space="preserve"> PAGEREF _Toc229592488 \h </w:instrText>
+              <w:instrText xml:space="preserve"> PAGEREF _Toc229604234 \h </w:instrText>
             </w:r>
             <w:r>
               <w:rPr>
@@ -2814,7 +2850,7 @@
                 <w:noProof/>
                 <w:webHidden/>
               </w:rPr>
-              <w:t>14</w:t>
+              <w:t>12</w:t>
             </w:r>
             <w:r>
               <w:rPr>
@@ -2841,7 +2877,7 @@
               <w14:ligatures w14:val="standardContextual"/>
             </w:rPr>
           </w:pPr>
-          <w:hyperlink w:anchor="_Toc229592489" w:history="1">
+          <w:hyperlink w:anchor="_Toc229604235" w:history="1">
             <w:r>
               <w:rPr>
                 <w:rStyle w:val="Hyperlink"/>
@@ -2888,7 +2924,7 @@
                 <w:noProof/>
                 <w:webHidden/>
               </w:rPr>
-              <w:instrText xml:space="preserve"> PAGEREF _Toc229592489 \h </w:instrText>
+              <w:instrText xml:space="preserve"> PAGEREF _Toc229604235 \h </w:instrText>
             </w:r>
             <w:r>
               <w:rPr>
@@ -2908,7 +2944,7 @@
                 <w:noProof/>
                 <w:webHidden/>
               </w:rPr>
-              <w:t>15</w:t>
+              <w:t>13</w:t>
             </w:r>
             <w:r>
               <w:rPr>
@@ -2935,7 +2971,7 @@
               <w14:ligatures w14:val="standardContextual"/>
             </w:rPr>
           </w:pPr>
-          <w:hyperlink w:anchor="_Toc229592490" w:history="1">
+          <w:hyperlink w:anchor="_Toc229604236" w:history="1">
             <w:r>
               <w:rPr>
                 <w:rStyle w:val="Hyperlink"/>
@@ -2982,7 +3018,7 @@
                 <w:noProof/>
                 <w:webHidden/>
               </w:rPr>
-              <w:instrText xml:space="preserve"> PAGEREF _Toc229592490 \h </w:instrText>
+              <w:instrText xml:space="preserve"> PAGEREF _Toc229604236 \h </w:instrText>
             </w:r>
             <w:r>
               <w:rPr>
@@ -3002,7 +3038,7 @@
                 <w:noProof/>
                 <w:webHidden/>
               </w:rPr>
-              <w:t>16</w:t>
+              <w:t>14</w:t>
             </w:r>
             <w:r>
               <w:rPr>
@@ -3029,7 +3065,7 @@
               <w14:ligatures w14:val="standardContextual"/>
             </w:rPr>
           </w:pPr>
-          <w:hyperlink w:anchor="_Toc229592491" w:history="1">
+          <w:hyperlink w:anchor="_Toc229604237" w:history="1">
             <w:r>
               <w:rPr>
                 <w:rStyle w:val="Hyperlink"/>
@@ -3076,7 +3112,7 @@
                 <w:noProof/>
                 <w:webHidden/>
               </w:rPr>
-              <w:instrText xml:space="preserve"> PAGEREF _Toc229592491 \h </w:instrText>
+              <w:instrText xml:space="preserve"> PAGEREF _Toc229604237 \h </w:instrText>
             </w:r>
             <w:r>
               <w:rPr>
@@ -3096,7 +3132,7 @@
                 <w:noProof/>
                 <w:webHidden/>
               </w:rPr>
-              <w:t>17</w:t>
+              <w:t>15</w:t>
             </w:r>
             <w:r>
               <w:rPr>
@@ -3123,7 +3159,7 @@
               <w14:ligatures w14:val="standardContextual"/>
             </w:rPr>
           </w:pPr>
-          <w:hyperlink w:anchor="_Toc229592492" w:history="1">
+          <w:hyperlink w:anchor="_Toc229604238" w:history="1">
             <w:r>
               <w:rPr>
                 <w:rStyle w:val="Hyperlink"/>
@@ -3172,7 +3208,7 @@
                 <w:noProof/>
                 <w:webHidden/>
               </w:rPr>
-              <w:instrText xml:space="preserve"> PAGEREF _Toc229592492 \h </w:instrText>
+              <w:instrText xml:space="preserve"> PAGEREF _Toc229604238 \h </w:instrText>
             </w:r>
             <w:r>
               <w:rPr>
@@ -3192,7 +3228,7 @@
                 <w:noProof/>
                 <w:webHidden/>
               </w:rPr>
-              <w:t>17</w:t>
+              <w:t>15</w:t>
             </w:r>
             <w:r>
               <w:rPr>
@@ -3218,13 +3254,13 @@
               <w14:ligatures w14:val="standardContextual"/>
             </w:rPr>
           </w:pPr>
-          <w:hyperlink w:anchor="_Toc229592493" w:history="1">
+          <w:hyperlink w:anchor="_Toc229604239" w:history="1">
             <w:r>
               <w:rPr>
                 <w:rStyle w:val="Hyperlink"/>
                 <w:noProof/>
               </w:rPr>
-              <w:t>Figura 1 - Modelo relacional das tabelas do projeto CONTAX.</w:t>
+              <w:t>Figura 1: Modelo relacional das tabelas do projeto CONTAX.</w:t>
             </w:r>
             <w:r>
               <w:rPr>
@@ -3245,7 +3281,7 @@
                 <w:noProof/>
                 <w:webHidden/>
               </w:rPr>
-              <w:instrText xml:space="preserve"> PAGEREF _Toc229592493 \h </w:instrText>
+              <w:instrText xml:space="preserve"> PAGEREF _Toc229604239 \h </w:instrText>
             </w:r>
             <w:r>
               <w:rPr>
@@ -3265,7 +3301,7 @@
                 <w:noProof/>
                 <w:webHidden/>
               </w:rPr>
-              <w:t>17</w:t>
+              <w:t>15</w:t>
             </w:r>
             <w:r>
               <w:rPr>
@@ -3292,7 +3328,7 @@
               <w14:ligatures w14:val="standardContextual"/>
             </w:rPr>
           </w:pPr>
-          <w:hyperlink w:anchor="_Toc229592494" w:history="1">
+          <w:hyperlink w:anchor="_Toc229604240" w:history="1">
             <w:r>
               <w:rPr>
                 <w:rStyle w:val="Hyperlink"/>
@@ -3341,7 +3377,7 @@
                 <w:noProof/>
                 <w:webHidden/>
               </w:rPr>
-              <w:instrText xml:space="preserve"> PAGEREF _Toc229592494 \h </w:instrText>
+              <w:instrText xml:space="preserve"> PAGEREF _Toc229604240 \h </w:instrText>
             </w:r>
             <w:r>
               <w:rPr>
@@ -3361,7 +3397,7 @@
                 <w:noProof/>
                 <w:webHidden/>
               </w:rPr>
-              <w:t>18</w:t>
+              <w:t>16</w:t>
             </w:r>
             <w:r>
               <w:rPr>
@@ -3388,7 +3424,7 @@
               <w14:ligatures w14:val="standardContextual"/>
             </w:rPr>
           </w:pPr>
-          <w:hyperlink w:anchor="_Toc229592495" w:history="1">
+          <w:hyperlink w:anchor="_Toc229604241" w:history="1">
             <w:r>
               <w:rPr>
                 <w:rStyle w:val="Hyperlink"/>
@@ -3447,7 +3483,7 @@
                 <w:noProof/>
                 <w:webHidden/>
               </w:rPr>
-              <w:instrText xml:space="preserve"> PAGEREF _Toc229592495 \h </w:instrText>
+              <w:instrText xml:space="preserve"> PAGEREF _Toc229604241 \h </w:instrText>
             </w:r>
             <w:r>
               <w:rPr>
@@ -3467,7 +3503,7 @@
                 <w:noProof/>
                 <w:webHidden/>
               </w:rPr>
-              <w:t>25</w:t>
+              <w:t>21</w:t>
             </w:r>
             <w:r>
               <w:rPr>
@@ -3494,7 +3530,7 @@
               <w14:ligatures w14:val="standardContextual"/>
             </w:rPr>
           </w:pPr>
-          <w:hyperlink w:anchor="_Toc229592496" w:history="1">
+          <w:hyperlink w:anchor="_Toc229604242" w:history="1">
             <w:r>
               <w:rPr>
                 <w:rStyle w:val="Hyperlink"/>
@@ -3543,7 +3579,7 @@
                 <w:noProof/>
                 <w:webHidden/>
               </w:rPr>
-              <w:instrText xml:space="preserve"> PAGEREF _Toc229592496 \h </w:instrText>
+              <w:instrText xml:space="preserve"> PAGEREF _Toc229604242 \h </w:instrText>
             </w:r>
             <w:r>
               <w:rPr>
@@ -3563,7 +3599,7 @@
                 <w:noProof/>
                 <w:webHidden/>
               </w:rPr>
-              <w:t>27</w:t>
+              <w:t>23</w:t>
             </w:r>
             <w:r>
               <w:rPr>
@@ -3589,7 +3625,7 @@
               <w14:ligatures w14:val="standardContextual"/>
             </w:rPr>
           </w:pPr>
-          <w:hyperlink w:anchor="_Toc229592497" w:history="1">
+          <w:hyperlink w:anchor="_Toc229604243" w:history="1">
             <w:r>
               <w:rPr>
                 <w:rStyle w:val="Hyperlink"/>
@@ -3616,7 +3652,7 @@
                 <w:noProof/>
                 <w:webHidden/>
               </w:rPr>
-              <w:instrText xml:space="preserve"> PAGEREF _Toc229592497 \h </w:instrText>
+              <w:instrText xml:space="preserve"> PAGEREF _Toc229604243 \h </w:instrText>
             </w:r>
             <w:r>
               <w:rPr>
@@ -3636,7 +3672,7 @@
                 <w:noProof/>
                 <w:webHidden/>
               </w:rPr>
-              <w:t>27</w:t>
+              <w:t>23</w:t>
             </w:r>
             <w:r>
               <w:rPr>
@@ -3662,7 +3698,7 @@
               <w14:ligatures w14:val="standardContextual"/>
             </w:rPr>
           </w:pPr>
-          <w:hyperlink w:anchor="_Toc229592498" w:history="1">
+          <w:hyperlink w:anchor="_Toc229604244" w:history="1">
             <w:r>
               <w:rPr>
                 <w:rStyle w:val="Hyperlink"/>
@@ -3689,7 +3725,7 @@
                 <w:noProof/>
                 <w:webHidden/>
               </w:rPr>
-              <w:instrText xml:space="preserve"> PAGEREF _Toc229592498 \h </w:instrText>
+              <w:instrText xml:space="preserve"> PAGEREF _Toc229604244 \h </w:instrText>
             </w:r>
             <w:r>
               <w:rPr>
@@ -3709,7 +3745,7 @@
                 <w:noProof/>
                 <w:webHidden/>
               </w:rPr>
-              <w:t>28</w:t>
+              <w:t>23</w:t>
             </w:r>
             <w:r>
               <w:rPr>
@@ -3735,7 +3771,7 @@
               <w14:ligatures w14:val="standardContextual"/>
             </w:rPr>
           </w:pPr>
-          <w:hyperlink w:anchor="_Toc229592499" w:history="1">
+          <w:hyperlink w:anchor="_Toc229604245" w:history="1">
             <w:r>
               <w:rPr>
                 <w:rStyle w:val="Hyperlink"/>
@@ -3762,7 +3798,7 @@
                 <w:noProof/>
                 <w:webHidden/>
               </w:rPr>
-              <w:instrText xml:space="preserve"> PAGEREF _Toc229592499 \h </w:instrText>
+              <w:instrText xml:space="preserve"> PAGEREF _Toc229604245 \h </w:instrText>
             </w:r>
             <w:r>
               <w:rPr>
@@ -3782,7 +3818,7 @@
                 <w:noProof/>
                 <w:webHidden/>
               </w:rPr>
-              <w:t>29</w:t>
+              <w:t>24</w:t>
             </w:r>
             <w:r>
               <w:rPr>
@@ -3808,7 +3844,7 @@
               <w14:ligatures w14:val="standardContextual"/>
             </w:rPr>
           </w:pPr>
-          <w:hyperlink w:anchor="_Toc229592500" w:history="1">
+          <w:hyperlink w:anchor="_Toc229604246" w:history="1">
             <w:r>
               <w:rPr>
                 <w:rStyle w:val="Hyperlink"/>
@@ -3835,7 +3871,7 @@
                 <w:noProof/>
                 <w:webHidden/>
               </w:rPr>
-              <w:instrText xml:space="preserve"> PAGEREF _Toc229592500 \h </w:instrText>
+              <w:instrText xml:space="preserve"> PAGEREF _Toc229604246 \h </w:instrText>
             </w:r>
             <w:r>
               <w:rPr>
@@ -3855,7 +3891,7 @@
                 <w:noProof/>
                 <w:webHidden/>
               </w:rPr>
-              <w:t>30</w:t>
+              <w:t>25</w:t>
             </w:r>
             <w:r>
               <w:rPr>
@@ -3881,13 +3917,13 @@
               <w14:ligatures w14:val="standardContextual"/>
             </w:rPr>
           </w:pPr>
-          <w:hyperlink w:anchor="_Toc229592501" w:history="1">
+          <w:hyperlink w:anchor="_Toc229604247" w:history="1">
             <w:r>
               <w:rPr>
                 <w:rStyle w:val="Hyperlink"/>
                 <w:noProof/>
               </w:rPr>
-              <w:t>7.4.5 Menu ME</w:t>
+              <w:t>7.4.5 Menu MEI</w:t>
             </w:r>
             <w:r>
               <w:rPr>
@@ -3908,7 +3944,7 @@
                 <w:noProof/>
                 <w:webHidden/>
               </w:rPr>
-              <w:instrText xml:space="preserve"> PAGEREF _Toc229592501 \h </w:instrText>
+              <w:instrText xml:space="preserve"> PAGEREF _Toc229604247 \h </w:instrText>
             </w:r>
             <w:r>
               <w:rPr>
@@ -3928,7 +3964,7 @@
                 <w:noProof/>
                 <w:webHidden/>
               </w:rPr>
-              <w:t>31</w:t>
+              <w:t>26</w:t>
             </w:r>
             <w:r>
               <w:rPr>
@@ -3954,13 +3990,13 @@
               <w14:ligatures w14:val="standardContextual"/>
             </w:rPr>
           </w:pPr>
-          <w:hyperlink w:anchor="_Toc229592502" w:history="1">
+          <w:hyperlink w:anchor="_Toc229604248" w:history="1">
             <w:r>
               <w:rPr>
                 <w:rStyle w:val="Hyperlink"/>
                 <w:noProof/>
               </w:rPr>
-              <w:t>7.4.6 Menu MEI</w:t>
+              <w:t>7.4.6 Menu ME</w:t>
             </w:r>
             <w:r>
               <w:rPr>
@@ -3981,7 +4017,7 @@
                 <w:noProof/>
                 <w:webHidden/>
               </w:rPr>
-              <w:instrText xml:space="preserve"> PAGEREF _Toc229592502 \h </w:instrText>
+              <w:instrText xml:space="preserve"> PAGEREF _Toc229604248 \h </w:instrText>
             </w:r>
             <w:r>
               <w:rPr>
@@ -4001,7 +4037,7 @@
                 <w:noProof/>
                 <w:webHidden/>
               </w:rPr>
-              <w:t>31</w:t>
+              <w:t>27</w:t>
             </w:r>
             <w:r>
               <w:rPr>
@@ -4027,7 +4063,7 @@
               <w14:ligatures w14:val="standardContextual"/>
             </w:rPr>
           </w:pPr>
-          <w:hyperlink w:anchor="_Toc229592503" w:history="1">
+          <w:hyperlink w:anchor="_Toc229604249" w:history="1">
             <w:r>
               <w:rPr>
                 <w:rStyle w:val="Hyperlink"/>
@@ -4054,7 +4090,7 @@
                 <w:noProof/>
                 <w:webHidden/>
               </w:rPr>
-              <w:instrText xml:space="preserve"> PAGEREF _Toc229592503 \h </w:instrText>
+              <w:instrText xml:space="preserve"> PAGEREF _Toc229604249 \h </w:instrText>
             </w:r>
             <w:r>
               <w:rPr>
@@ -4074,7 +4110,7 @@
                 <w:noProof/>
                 <w:webHidden/>
               </w:rPr>
-              <w:t>31</w:t>
+              <w:t>28</w:t>
             </w:r>
             <w:r>
               <w:rPr>
@@ -4101,7 +4137,7 @@
               <w14:ligatures w14:val="standardContextual"/>
             </w:rPr>
           </w:pPr>
-          <w:hyperlink w:anchor="_Toc229592504" w:history="1">
+          <w:hyperlink w:anchor="_Toc229604250" w:history="1">
             <w:r>
               <w:rPr>
                 <w:rStyle w:val="Hyperlink"/>
@@ -4150,7 +4186,7 @@
                 <w:noProof/>
                 <w:webHidden/>
               </w:rPr>
-              <w:instrText xml:space="preserve"> PAGEREF _Toc229592504 \h </w:instrText>
+              <w:instrText xml:space="preserve"> PAGEREF _Toc229604250 \h </w:instrText>
             </w:r>
             <w:r>
               <w:rPr>
@@ -4170,7 +4206,7 @@
                 <w:noProof/>
                 <w:webHidden/>
               </w:rPr>
-              <w:t>31</w:t>
+              <w:t>29</w:t>
             </w:r>
             <w:r>
               <w:rPr>
@@ -4197,7 +4233,7 @@
               <w14:ligatures w14:val="standardContextual"/>
             </w:rPr>
           </w:pPr>
-          <w:hyperlink w:anchor="_Toc229592505" w:history="1">
+          <w:hyperlink w:anchor="_Toc229604251" w:history="1">
             <w:r>
               <w:rPr>
                 <w:rStyle w:val="Hyperlink"/>
@@ -4246,7 +4282,7 @@
                 <w:noProof/>
                 <w:webHidden/>
               </w:rPr>
-              <w:instrText xml:space="preserve"> PAGEREF _Toc229592505 \h </w:instrText>
+              <w:instrText xml:space="preserve"> PAGEREF _Toc229604251 \h </w:instrText>
             </w:r>
             <w:r>
               <w:rPr>
@@ -4266,7 +4302,7 @@
                 <w:noProof/>
                 <w:webHidden/>
               </w:rPr>
-              <w:t>33</w:t>
+              <w:t>30</w:t>
             </w:r>
             <w:r>
               <w:rPr>
@@ -4293,7 +4329,7 @@
               <w14:ligatures w14:val="standardContextual"/>
             </w:rPr>
           </w:pPr>
-          <w:hyperlink w:anchor="_Toc229592506" w:history="1">
+          <w:hyperlink w:anchor="_Toc229604252" w:history="1">
             <w:r>
               <w:rPr>
                 <w:rStyle w:val="Hyperlink"/>
@@ -4340,7 +4376,7 @@
                 <w:noProof/>
                 <w:webHidden/>
               </w:rPr>
-              <w:instrText xml:space="preserve"> PAGEREF _Toc229592506 \h </w:instrText>
+              <w:instrText xml:space="preserve"> PAGEREF _Toc229604252 \h </w:instrText>
             </w:r>
             <w:r>
               <w:rPr>
@@ -4360,7 +4396,7 @@
                 <w:noProof/>
                 <w:webHidden/>
               </w:rPr>
-              <w:t>36</w:t>
+              <w:t>32</w:t>
             </w:r>
             <w:r>
               <w:rPr>
@@ -4386,7 +4422,7 @@
               <w14:ligatures w14:val="standardContextual"/>
             </w:rPr>
           </w:pPr>
-          <w:hyperlink w:anchor="_Toc229592507" w:history="1">
+          <w:hyperlink w:anchor="_Toc229604253" w:history="1">
             <w:r>
               <w:rPr>
                 <w:rStyle w:val="Hyperlink"/>
@@ -4414,7 +4450,7 @@
                 <w:noProof/>
                 <w:webHidden/>
               </w:rPr>
-              <w:instrText xml:space="preserve"> PAGEREF _Toc229592507 \h </w:instrText>
+              <w:instrText xml:space="preserve"> PAGEREF _Toc229604253 \h </w:instrText>
             </w:r>
             <w:r>
               <w:rPr>
@@ -4434,155 +4470,7 @@
                 <w:noProof/>
                 <w:webHidden/>
               </w:rPr>
-              <w:t>37</w:t>
-            </w:r>
-            <w:r>
-              <w:rPr>
-                <w:noProof/>
-                <w:webHidden/>
-              </w:rPr>
-              <w:fldChar w:fldCharType="end"/>
-            </w:r>
-          </w:hyperlink>
-        </w:p>
-        <w:p>
-          <w:pPr>
-            <w:pStyle w:val="Sumrio1"/>
-            <w:tabs>
-              <w:tab w:val="right" w:leader="dot" w:pos="9061"/>
-            </w:tabs>
-            <w:rPr>
-              <w:rFonts w:asciiTheme="minorHAnsi" w:eastAsiaTheme="minorEastAsia" w:hAnsiTheme="minorHAnsi"/>
-              <w:noProof/>
-              <w:kern w:val="2"/>
-              <w:szCs w:val="24"/>
-              <w:lang w:eastAsia="pt-BR"/>
-              <w14:ligatures w14:val="standardContextual"/>
-            </w:rPr>
-          </w:pPr>
-          <w:hyperlink w:anchor="_Toc229592508" w:history="1">
-            <w:r>
-              <w:rPr>
-                <w:rStyle w:val="Hyperlink"/>
-                <w:b/>
-                <w:noProof/>
-              </w:rPr>
-              <w:t>APÊNDICE(s) (Elemento opcional)</w:t>
-            </w:r>
-            <w:r>
-              <w:rPr>
-                <w:noProof/>
-                <w:webHidden/>
-              </w:rPr>
-              <w:tab/>
-            </w:r>
-            <w:r>
-              <w:rPr>
-                <w:noProof/>
-                <w:webHidden/>
-              </w:rPr>
-              <w:fldChar w:fldCharType="begin"/>
-            </w:r>
-            <w:r>
-              <w:rPr>
-                <w:noProof/>
-                <w:webHidden/>
-              </w:rPr>
-              <w:instrText xml:space="preserve"> PAGEREF _Toc229592508 \h </w:instrText>
-            </w:r>
-            <w:r>
-              <w:rPr>
-                <w:noProof/>
-                <w:webHidden/>
-              </w:rPr>
-            </w:r>
-            <w:r>
-              <w:rPr>
-                <w:noProof/>
-                <w:webHidden/>
-              </w:rPr>
-              <w:fldChar w:fldCharType="separate"/>
-            </w:r>
-            <w:r>
-              <w:rPr>
-                <w:noProof/>
-                <w:webHidden/>
-              </w:rPr>
-              <w:t>38</w:t>
-            </w:r>
-            <w:r>
-              <w:rPr>
-                <w:noProof/>
-                <w:webHidden/>
-              </w:rPr>
-              <w:fldChar w:fldCharType="end"/>
-            </w:r>
-          </w:hyperlink>
-        </w:p>
-        <w:p>
-          <w:pPr>
-            <w:pStyle w:val="Sumrio1"/>
-            <w:tabs>
-              <w:tab w:val="right" w:leader="dot" w:pos="9061"/>
-            </w:tabs>
-            <w:rPr>
-              <w:rFonts w:asciiTheme="minorHAnsi" w:eastAsiaTheme="minorEastAsia" w:hAnsiTheme="minorHAnsi"/>
-              <w:noProof/>
-              <w:kern w:val="2"/>
-              <w:szCs w:val="24"/>
-              <w:lang w:eastAsia="pt-BR"/>
-              <w14:ligatures w14:val="standardContextual"/>
-            </w:rPr>
-          </w:pPr>
-          <w:hyperlink w:anchor="_Toc229592509" w:history="1">
-            <w:r>
-              <w:rPr>
-                <w:rStyle w:val="Hyperlink"/>
-                <w:b/>
-                <w:noProof/>
-              </w:rPr>
-              <w:t>ANEXO(s) (Elemento opcional)</w:t>
-            </w:r>
-            <w:r>
-              <w:rPr>
-                <w:noProof/>
-                <w:webHidden/>
-              </w:rPr>
-              <w:tab/>
-            </w:r>
-            <w:r>
-              <w:rPr>
-                <w:noProof/>
-                <w:webHidden/>
-              </w:rPr>
-              <w:fldChar w:fldCharType="begin"/>
-            </w:r>
-            <w:r>
-              <w:rPr>
-                <w:noProof/>
-                <w:webHidden/>
-              </w:rPr>
-              <w:instrText xml:space="preserve"> PAGEREF _Toc229592509 \h </w:instrText>
-            </w:r>
-            <w:r>
-              <w:rPr>
-                <w:noProof/>
-                <w:webHidden/>
-              </w:rPr>
-            </w:r>
-            <w:r>
-              <w:rPr>
-                <w:noProof/>
-                <w:webHidden/>
-              </w:rPr>
-              <w:fldChar w:fldCharType="separate"/>
-            </w:r>
-            <w:r>
-              <w:rPr>
-                <w:noProof/>
-                <w:webHidden/>
-              </w:rPr>
-              <w:t>39</w:t>
+              <w:t>33</w:t>
             </w:r>
             <w:r>
               <w:rPr>
@@ -4596,6 +4484,9 @@
         <w:p>
           <w:pPr>
             <w:pStyle w:val="CabealhodoSumrio"/>
+            <w:tabs>
+              <w:tab w:val="left" w:pos="2730"/>
+            </w:tabs>
             <w:sectPr>
               <w:pgSz w:w="11906" w:h="16838" w:code="9"/>
               <w:pgMar w:top="1701" w:right="1134" w:bottom="1134" w:left="1701" w:header="709" w:footer="709" w:gutter="0"/>
@@ -4616,15 +4507,15 @@
           <w:ilvl w:val="0"/>
           <w:numId w:val="1"/>
         </w:numPr>
-        <w:spacing w:after="160" w:line="257" w:lineRule="auto"/>
-        <w:ind w:left="357" w:hanging="357"/>
+        <w:spacing w:after="0" w:line="240" w:lineRule="auto"/>
+        <w:ind w:left="0" w:hanging="357"/>
         <w:jc w:val="left"/>
         <w:outlineLvl w:val="0"/>
         <w:rPr>
           <w:b/>
         </w:rPr>
       </w:pPr>
-      <w:bookmarkStart w:id="0" w:name="_Toc229592485"/>
+      <w:bookmarkStart w:id="0" w:name="_Toc229604231"/>
       <w:r>
         <w:rPr>
           <w:b/>
@@ -4634,34 +4525,73 @@
       </w:r>
       <w:bookmarkEnd w:id="0"/>
     </w:p>
-    <w:p/>
-    <w:p>
-      <w:pPr>
-        <w:spacing w:after="0"/>
+    <w:p>
+      <w:pPr>
+        <w:pStyle w:val="PargrafodaLista"/>
+        <w:spacing w:after="0" w:line="240" w:lineRule="auto"/>
+        <w:ind w:left="0" w:firstLine="0"/>
+        <w:jc w:val="left"/>
+        <w:outlineLvl w:val="0"/>
+        <w:rPr>
+          <w:b/>
+        </w:rPr>
+      </w:pPr>
+    </w:p>
+    <w:p>
+      <w:pPr>
+        <w:pStyle w:val="PargrafodaLista"/>
+        <w:spacing w:after="0" w:line="240" w:lineRule="auto"/>
+        <w:ind w:left="0" w:firstLine="0"/>
+        <w:rPr>
+          <w:b/>
+        </w:rPr>
+      </w:pPr>
+      <w:r>
+        <w:t xml:space="preserve">No contexto empresarial atual, a contabilidade consolidou-se como o núcleo de todas as operações de uma organização, sendo o setor responsável por absorver as informações monetárias e expedir o resultado econômico. Para as Microempresas (ME) e Microempreendedores Individuais (MEI), a ciência contábil é vital, pois, como afirmam Silva et al. (2002, p. 51), "a Contabilidade surgiu da necessidade </w:t>
+      </w:r>
+      <w:r>
+        <w:t>de o</w:t>
+      </w:r>
+      <w:r>
+        <w:t xml:space="preserve"> homem controlar os seus recebimentos, obrigações e todo o seu patrimônio". Contudo, a eficácia dessa gestão depende de uma comunicação clara com os serviços terceirizados, permitindo que os gestores obtenham um entendimento preciso da situação financeira para evitar a "clandestinidade patrimonial".</w:t>
+      </w:r>
+    </w:p>
+    <w:p>
+      <w:pPr>
+        <w:spacing w:after="0" w:line="240" w:lineRule="auto"/>
         <w:contextualSpacing/>
       </w:pPr>
       <w:r>
-        <w:t xml:space="preserve">No contexto empresarial atual, a contabilidade consolidou-se como o núcleo de todas as operações de uma organização, sendo o setor responsável por absorver as informações monetárias e expedir o resultado econômico. Para as Microempresas (ME) e Microempreendedores Individuais (MEI), a ciência contábil é vital, pois, como afirmam Silva et al. (2002, p. 51), "a Contabilidade surgiu da necessidade </w:t>
-      </w:r>
-      <w:r>
-        <w:t>de o</w:t>
-      </w:r>
-      <w:r>
-        <w:t xml:space="preserve"> homem controlar os seus recebimentos, obrigações e todo o seu patrimônio". Contudo, a eficácia dessa gestão depende de uma comunicação clara com os serviços terceirizados, permitindo que os gestores obtenham um entendimento preciso da situação financeira para evitar a "clandestinidade patrimonial".</w:t>
-      </w:r>
-    </w:p>
-    <w:p>
-      <w:pPr>
-        <w:spacing w:after="0"/>
-        <w:contextualSpacing/>
-      </w:pPr>
-      <w:r>
-        <w:t>Essa clareza facilita a tomada de decisões estratégicas e ações corretivas rápidas. Sob a ótica da administração estratégica, a informação é considerada um recurso de primeira ordem, cuja gestão adequada oferece às empresas novas formas de competir (Rueda-Delgado; Arias-Bello, 2009). No Brasil, essa necessidade é amplificada pelo crescimento do mercado; apenas no primeiro trimestre de 2025, registraram-se mais de 1,4 milhão de novas aberturas de negócios, com os MEIs representando 78% desse total (GOV.BR, 2025). Diante da existência de cerca de cem mil organizações contábeis (CFC, 2025), a integração tecnológica torna-se imperativa. Segundo Aucancela Guagcha et al. (2024), a Indústria 4.0 exige que o contador domine softwares especializados e competências em comunicação digital para automatizar tarefas rotineiras e focar em análises estratégicas.</w:t>
-      </w:r>
-    </w:p>
-    <w:p>
-      <w:pPr>
-        <w:spacing w:after="0"/>
+        <w:t>Essa clareza facilita a tomada de decisões estratégicas e ações corretivas rápidas. Sob a ótica da administração estratégica, a informação é considerada um recurso de primeira ordem, cuja gestão adequada oferece às empresas novas formas de competir (Rueda-Delgado; Arias-</w:t>
+      </w:r>
+      <w:proofErr w:type="spellStart"/>
+      <w:r>
+        <w:t>Bello</w:t>
+      </w:r>
+      <w:proofErr w:type="spellEnd"/>
+      <w:r>
+        <w:t xml:space="preserve">, 2009). No Brasil, essa necessidade é amplificada pelo crescimento do mercado; apenas no primeiro trimestre de 2025, registraram-se mais de 1,4 milhão de novas aberturas de negócios, com os MEIs representando 78% desse total (GOV.BR, 2025). Diante da existência de cerca de cem mil organizações contábeis (CFC, 2025), a integração tecnológica torna-se imperativa. Segundo </w:t>
+      </w:r>
+      <w:proofErr w:type="spellStart"/>
+      <w:r>
+        <w:t>Aucancela</w:t>
+      </w:r>
+      <w:proofErr w:type="spellEnd"/>
+      <w:r>
+        <w:t xml:space="preserve"> </w:t>
+      </w:r>
+      <w:proofErr w:type="spellStart"/>
+      <w:r>
+        <w:t>Guagcha</w:t>
+      </w:r>
+      <w:proofErr w:type="spellEnd"/>
+      <w:r>
+        <w:t xml:space="preserve"> et al. (2024), a Indústria 4.0 exige que o contador domine softwares especializados e competências em comunicação digital para automatizar tarefas rotineiras e focar em análises estratégicas.</w:t>
+      </w:r>
+    </w:p>
+    <w:p>
+      <w:pPr>
+        <w:spacing w:after="0" w:line="240" w:lineRule="auto"/>
         <w:contextualSpacing/>
       </w:pPr>
       <w:r>
@@ -4678,15 +4608,15 @@
           <w:ilvl w:val="0"/>
           <w:numId w:val="1"/>
         </w:numPr>
-        <w:spacing w:after="160" w:line="257" w:lineRule="auto"/>
-        <w:ind w:left="357" w:hanging="357"/>
+        <w:spacing w:after="0" w:line="240" w:lineRule="auto"/>
+        <w:ind w:left="0" w:hanging="357"/>
         <w:jc w:val="left"/>
         <w:outlineLvl w:val="0"/>
         <w:rPr>
           <w:b/>
         </w:rPr>
       </w:pPr>
-      <w:bookmarkStart w:id="1" w:name="_Toc229592486"/>
+      <w:bookmarkStart w:id="1" w:name="_Toc229604232"/>
       <w:r>
         <w:rPr>
           <w:b/>
@@ -4698,22 +4628,42 @@
     </w:p>
     <w:p>
       <w:pPr>
-        <w:spacing w:after="160" w:line="256" w:lineRule="auto"/>
+        <w:pStyle w:val="PargrafodaLista"/>
+        <w:spacing w:after="0" w:line="240" w:lineRule="auto"/>
+        <w:ind w:left="0" w:firstLine="0"/>
         <w:jc w:val="left"/>
-      </w:pPr>
-    </w:p>
-    <w:p>
-      <w:pPr>
-        <w:spacing w:after="0"/>
+        <w:outlineLvl w:val="0"/>
+        <w:rPr>
+          <w:b/>
+        </w:rPr>
+      </w:pPr>
+    </w:p>
+    <w:p>
+      <w:pPr>
+        <w:spacing w:after="0" w:line="240" w:lineRule="auto"/>
+        <w:jc w:val="left"/>
+      </w:pPr>
+    </w:p>
+    <w:p>
+      <w:pPr>
+        <w:spacing w:after="0" w:line="240" w:lineRule="auto"/>
         <w:contextualSpacing/>
       </w:pPr>
       <w:r>
-        <w:t>Este trabalho configura-se como um Projeto Técnico, voltado ao desenvolvimento de um sistema virtual denominado Contax, com foco na gestão e transparência contábil para Microempreendedores Individuais (MEI) e Microempresas (ME). O projeto está contextualizado na realidade empresarial do município de Tupã-SP, região com forte presença de micro e pequenos negócios e demanda crescente por soluções tecnológicas que otimizem a comunicação com escritórios de contabilidade.</w:t>
-      </w:r>
-    </w:p>
-    <w:p>
-      <w:pPr>
-        <w:spacing w:after="0"/>
+        <w:t xml:space="preserve">Este trabalho configura-se como um Projeto Técnico, voltado ao desenvolvimento de um sistema virtual denominado Contax, com foco na gestão e transparência contábil para Microempreendedores Individuais (MEI) e Microempresas (ME). O projeto está contextualizado na realidade empresarial do município de </w:t>
+      </w:r>
+      <w:proofErr w:type="spellStart"/>
+      <w:r>
+        <w:t>Tupã-SP</w:t>
+      </w:r>
+      <w:proofErr w:type="spellEnd"/>
+      <w:r>
+        <w:t>, região com forte presença de micro e pequenos negócios e demanda crescente por soluções tecnológicas que otimizem a comunicação com escritórios de contabilidade.</w:t>
+      </w:r>
+    </w:p>
+    <w:p>
+      <w:pPr>
+        <w:spacing w:after="0" w:line="240" w:lineRule="auto"/>
         <w:contextualSpacing/>
       </w:pPr>
       <w:r>
@@ -4722,7 +4672,7 @@
     </w:p>
     <w:p>
       <w:pPr>
-        <w:spacing w:after="0"/>
+        <w:spacing w:after="0" w:line="240" w:lineRule="auto"/>
         <w:contextualSpacing/>
         <w:rPr>
           <w:iCs/>
@@ -4735,7 +4685,71 @@
         <w:t>micros serviços</w:t>
       </w:r>
       <w:r>
-        <w:t>, utilizando tecnologias como React.js e TypeScript no front-end, Node.js com Express.js no back-end e MySQL como banco de dados relacional. A infraestrutura será hospedada em plataformas como Vercel (frontend) e Heroku (backend). A modelagem será guiada pelas diretrizes da Engenharia de Software, com uso de ferramentas como UML, DFD, MER, Dicionário de Dados e prototipagem em Figma.</w:t>
+        <w:t xml:space="preserve">, utilizando tecnologias como React.js e </w:t>
+      </w:r>
+      <w:proofErr w:type="spellStart"/>
+      <w:r>
+        <w:t>TypeScript</w:t>
+      </w:r>
+      <w:proofErr w:type="spellEnd"/>
+      <w:r>
+        <w:t xml:space="preserve"> no front-</w:t>
+      </w:r>
+      <w:proofErr w:type="spellStart"/>
+      <w:r>
+        <w:t>end</w:t>
+      </w:r>
+      <w:proofErr w:type="spellEnd"/>
+      <w:r>
+        <w:t xml:space="preserve">, Node.js com Express.js no </w:t>
+      </w:r>
+      <w:proofErr w:type="spellStart"/>
+      <w:r>
+        <w:t>back-end</w:t>
+      </w:r>
+      <w:proofErr w:type="spellEnd"/>
+      <w:r>
+        <w:t xml:space="preserve"> e MySQL como banco de dados relacional. A infraestrutura será hospedada em plataformas como </w:t>
+      </w:r>
+      <w:proofErr w:type="spellStart"/>
+      <w:r>
+        <w:t>Vercel</w:t>
+      </w:r>
+      <w:proofErr w:type="spellEnd"/>
+      <w:r>
+        <w:t xml:space="preserve"> (</w:t>
+      </w:r>
+      <w:proofErr w:type="spellStart"/>
+      <w:r>
+        <w:t>frontend</w:t>
+      </w:r>
+      <w:proofErr w:type="spellEnd"/>
+      <w:r>
+        <w:t xml:space="preserve">) e </w:t>
+      </w:r>
+      <w:proofErr w:type="spellStart"/>
+      <w:r>
+        <w:t>Heroku</w:t>
+      </w:r>
+      <w:proofErr w:type="spellEnd"/>
+      <w:r>
+        <w:t xml:space="preserve"> (</w:t>
+      </w:r>
+      <w:proofErr w:type="spellStart"/>
+      <w:r>
+        <w:t>backend</w:t>
+      </w:r>
+      <w:proofErr w:type="spellEnd"/>
+      <w:r>
+        <w:t xml:space="preserve">). A modelagem será guiada pelas diretrizes da Engenharia de Software, com uso de ferramentas como UML, DFD, MER, Dicionário de Dados e prototipagem em </w:t>
+      </w:r>
+      <w:proofErr w:type="spellStart"/>
+      <w:r>
+        <w:t>Figma</w:t>
+      </w:r>
+      <w:proofErr w:type="spellEnd"/>
+      <w:r>
+        <w:t>.</w:t>
       </w:r>
       <w:r>
         <w:br w:type="page"/>
@@ -4748,13 +4762,14 @@
           <w:ilvl w:val="0"/>
           <w:numId w:val="1"/>
         </w:numPr>
-        <w:ind w:left="357" w:hanging="357"/>
+        <w:spacing w:after="0" w:line="240" w:lineRule="auto"/>
+        <w:ind w:left="0" w:hanging="357"/>
         <w:outlineLvl w:val="0"/>
         <w:rPr>
           <w:b/>
         </w:rPr>
       </w:pPr>
-      <w:bookmarkStart w:id="2" w:name="_Toc229592487"/>
+      <w:bookmarkStart w:id="2" w:name="_Toc229604233"/>
       <w:r>
         <w:rPr>
           <w:b/>
@@ -4764,7 +4779,22 @@
       </w:r>
       <w:bookmarkEnd w:id="2"/>
     </w:p>
-    <w:p/>
+    <w:p>
+      <w:pPr>
+        <w:pStyle w:val="PargrafodaLista"/>
+        <w:spacing w:after="0" w:line="240" w:lineRule="auto"/>
+        <w:ind w:left="0" w:firstLine="0"/>
+        <w:outlineLvl w:val="0"/>
+        <w:rPr>
+          <w:b/>
+        </w:rPr>
+      </w:pPr>
+    </w:p>
+    <w:p>
+      <w:pPr>
+        <w:spacing w:after="0" w:line="240" w:lineRule="auto"/>
+      </w:pPr>
+    </w:p>
     <w:p>
       <w:pPr>
         <w:pStyle w:val="Legenda"/>
@@ -5691,6 +5721,7 @@
     </w:tbl>
     <w:p>
       <w:pPr>
+        <w:spacing w:after="0" w:line="240" w:lineRule="auto"/>
         <w:jc w:val="center"/>
         <w:rPr>
           <w:sz w:val="20"/>
@@ -5709,7 +5740,11 @@
         <w:t xml:space="preserve"> (2025).</w:t>
       </w:r>
     </w:p>
-    <w:p/>
+    <w:p>
+      <w:pPr>
+        <w:spacing w:after="0" w:line="240" w:lineRule="auto"/>
+      </w:pPr>
+    </w:p>
     <w:p>
       <w:pPr>
         <w:pStyle w:val="Legenda"/>
@@ -6819,6 +6854,7 @@
     </w:tbl>
     <w:p>
       <w:pPr>
+        <w:spacing w:after="0" w:line="240" w:lineRule="auto"/>
         <w:jc w:val="center"/>
         <w:rPr>
           <w:sz w:val="20"/>
@@ -6839,7 +6875,7 @@
     </w:p>
     <w:p>
       <w:pPr>
-        <w:spacing w:after="200" w:line="276" w:lineRule="auto"/>
+        <w:spacing w:after="0" w:line="240" w:lineRule="auto"/>
         <w:jc w:val="left"/>
       </w:pPr>
       <w:r>
@@ -6853,13 +6889,14 @@
           <w:ilvl w:val="0"/>
           <w:numId w:val="1"/>
         </w:numPr>
-        <w:ind w:left="357" w:hanging="357"/>
+        <w:spacing w:after="0" w:line="240" w:lineRule="auto"/>
+        <w:ind w:left="0" w:hanging="357"/>
         <w:outlineLvl w:val="0"/>
         <w:rPr>
           <w:b/>
         </w:rPr>
       </w:pPr>
-      <w:bookmarkStart w:id="5" w:name="_Toc229592488"/>
+      <w:bookmarkStart w:id="5" w:name="_Toc229604234"/>
       <w:r>
         <w:rPr>
           <w:b/>
@@ -6871,26 +6908,37 @@
     </w:p>
     <w:p>
       <w:pPr>
-        <w:spacing w:after="0"/>
-      </w:pPr>
-    </w:p>
-    <w:p>
-      <w:pPr>
-        <w:spacing w:after="0"/>
+        <w:pStyle w:val="PargrafodaLista"/>
+        <w:spacing w:after="0" w:line="240" w:lineRule="auto"/>
+        <w:ind w:left="0" w:firstLine="0"/>
+        <w:outlineLvl w:val="0"/>
         <w:rPr>
           <w:b/>
         </w:rPr>
       </w:pPr>
-      <w:r>
+    </w:p>
+    <w:p>
+      <w:pPr>
+        <w:spacing w:after="0" w:line="240" w:lineRule="auto"/>
+      </w:pPr>
+    </w:p>
+    <w:p>
+      <w:pPr>
+        <w:spacing w:after="0" w:line="240" w:lineRule="auto"/>
         <w:rPr>
           <w:b/>
         </w:rPr>
+      </w:pPr>
+      <w:r>
+        <w:rPr>
+          <w:b/>
+        </w:rPr>
         <w:t>Objetivo Geral</w:t>
       </w:r>
     </w:p>
     <w:p>
       <w:pPr>
-        <w:spacing w:after="0"/>
+        <w:spacing w:after="0" w:line="240" w:lineRule="auto"/>
       </w:pPr>
       <w:r>
         <w:t>Desenvolver uma plataforma virtual que centralize informações fiscais — como notas eletrônicas, tributos e receitas — de forma organizada e acessível, promovendo maior transparência contábil e melhorando a comunicação entre escritórios de contabilidade e empresários MEI e ME.</w:t>
@@ -6898,12 +6946,12 @@
     </w:p>
     <w:p>
       <w:pPr>
-        <w:spacing w:after="0"/>
-      </w:pPr>
-    </w:p>
-    <w:p>
-      <w:pPr>
-        <w:spacing w:after="0"/>
+        <w:spacing w:after="0" w:line="240" w:lineRule="auto"/>
+      </w:pPr>
+    </w:p>
+    <w:p>
+      <w:pPr>
+        <w:spacing w:after="0" w:line="240" w:lineRule="auto"/>
         <w:rPr>
           <w:b/>
         </w:rPr>
@@ -6917,15 +6965,23 @@
     </w:p>
     <w:p>
       <w:pPr>
-        <w:spacing w:after="0"/>
-      </w:pPr>
-      <w:r>
-        <w:t>- Identificar e analisar as principais necessidades de gestão financeira das micro e pequenas empresas em Tupã-SP.</w:t>
-      </w:r>
-    </w:p>
-    <w:p>
-      <w:pPr>
-        <w:spacing w:after="0"/>
+        <w:spacing w:after="0" w:line="240" w:lineRule="auto"/>
+      </w:pPr>
+      <w:r>
+        <w:t xml:space="preserve">- Identificar e analisar as principais necessidades de gestão financeira das micro e pequenas empresas em </w:t>
+      </w:r>
+      <w:proofErr w:type="spellStart"/>
+      <w:r>
+        <w:t>Tupã-SP</w:t>
+      </w:r>
+      <w:proofErr w:type="spellEnd"/>
+      <w:r>
+        <w:t>.</w:t>
+      </w:r>
+    </w:p>
+    <w:p>
+      <w:pPr>
+        <w:spacing w:after="0" w:line="240" w:lineRule="auto"/>
       </w:pPr>
       <w:r>
         <w:t>- Determinar os obstáculos existentes na comunicação e no fluxo de informações entre empresas e escritórios contábeis.</w:t>
@@ -6933,7 +6989,7 @@
     </w:p>
     <w:p>
       <w:pPr>
-        <w:spacing w:after="0"/>
+        <w:spacing w:after="0" w:line="240" w:lineRule="auto"/>
       </w:pPr>
       <w:r>
         <w:t>- Investigar os fatores que contribuem para atrasos no lançamento de dados fiscais e contábeis.</w:t>
@@ -6941,7 +6997,7 @@
     </w:p>
     <w:p>
       <w:pPr>
-        <w:spacing w:after="0"/>
+        <w:spacing w:after="0" w:line="240" w:lineRule="auto"/>
       </w:pPr>
       <w:r>
         <w:t>- Analisar os requisitos técnicos para integração fluida de dados fiscais em uma plataforma unificada.</w:t>
@@ -6949,7 +7005,7 @@
     </w:p>
     <w:p>
       <w:pPr>
-        <w:spacing w:after="0"/>
+        <w:spacing w:after="0" w:line="240" w:lineRule="auto"/>
       </w:pPr>
       <w:r>
         <w:t>- Validar a eficácia dos relatórios automatizados como ferramenta de apoio à tomada de decisão estratégica.</w:t>
@@ -6957,7 +7013,7 @@
     </w:p>
     <w:p>
       <w:pPr>
-        <w:spacing w:after="0"/>
+        <w:spacing w:after="0" w:line="240" w:lineRule="auto"/>
       </w:pPr>
       <w:r>
         <w:t>- Propor e avaliar uma interface centrada no usuário não contábil, priorizando clareza e acessibilidade de conceitos fiscais.</w:t>
@@ -6973,14 +7029,14 @@
           <w:ilvl w:val="0"/>
           <w:numId w:val="1"/>
         </w:numPr>
-        <w:spacing w:after="0"/>
-        <w:ind w:left="357" w:hanging="357"/>
+        <w:spacing w:after="0" w:line="240" w:lineRule="auto"/>
+        <w:ind w:left="0" w:hanging="357"/>
         <w:outlineLvl w:val="0"/>
         <w:rPr>
           <w:b/>
         </w:rPr>
       </w:pPr>
-      <w:bookmarkStart w:id="6" w:name="_Toc229592489"/>
+      <w:bookmarkStart w:id="6" w:name="_Toc229604235"/>
       <w:r>
         <w:rPr>
           <w:b/>
@@ -6990,10 +7046,25 @@
       </w:r>
       <w:bookmarkEnd w:id="6"/>
     </w:p>
-    <w:p/>
-    <w:p>
-      <w:pPr>
-        <w:spacing w:after="0"/>
+    <w:p>
+      <w:pPr>
+        <w:pStyle w:val="PargrafodaLista"/>
+        <w:spacing w:after="0" w:line="240" w:lineRule="auto"/>
+        <w:ind w:left="0" w:firstLine="0"/>
+        <w:outlineLvl w:val="0"/>
+        <w:rPr>
+          <w:b/>
+        </w:rPr>
+      </w:pPr>
+    </w:p>
+    <w:p>
+      <w:pPr>
+        <w:spacing w:after="0" w:line="240" w:lineRule="auto"/>
+      </w:pPr>
+    </w:p>
+    <w:p>
+      <w:pPr>
+        <w:spacing w:after="0" w:line="240" w:lineRule="auto"/>
         <w:contextualSpacing/>
       </w:pPr>
       <w:r>
@@ -7008,7 +7079,7 @@
     </w:p>
     <w:p>
       <w:pPr>
-        <w:spacing w:after="0"/>
+        <w:spacing w:after="0" w:line="240" w:lineRule="auto"/>
         <w:contextualSpacing/>
       </w:pPr>
       <w:r>
@@ -7017,7 +7088,7 @@
     </w:p>
     <w:p>
       <w:pPr>
-        <w:spacing w:after="0"/>
+        <w:spacing w:after="0" w:line="240" w:lineRule="auto"/>
         <w:contextualSpacing/>
       </w:pPr>
       <w:r>
@@ -7026,7 +7097,7 @@
     </w:p>
     <w:p>
       <w:pPr>
-        <w:spacing w:after="0"/>
+        <w:spacing w:after="0" w:line="240" w:lineRule="auto"/>
         <w:contextualSpacing/>
       </w:pPr>
       <w:r>
@@ -7035,7 +7106,7 @@
     </w:p>
     <w:p>
       <w:pPr>
-        <w:spacing w:after="0"/>
+        <w:spacing w:after="0" w:line="240" w:lineRule="auto"/>
         <w:contextualSpacing/>
       </w:pPr>
       <w:r>
@@ -7044,16 +7115,21 @@
     </w:p>
     <w:p>
       <w:pPr>
-        <w:spacing w:after="0"/>
+        <w:spacing w:after="0" w:line="240" w:lineRule="auto"/>
         <w:contextualSpacing/>
       </w:pPr>
       <w:r>
-        <w:t>- Termos de uso e protótipos em Figma</w:t>
-      </w:r>
-    </w:p>
-    <w:p>
-      <w:pPr>
-        <w:spacing w:after="0"/>
+        <w:t xml:space="preserve">- Termos de uso e protótipos em </w:t>
+      </w:r>
+      <w:proofErr w:type="spellStart"/>
+      <w:r>
+        <w:t>Figma</w:t>
+      </w:r>
+      <w:proofErr w:type="spellEnd"/>
+    </w:p>
+    <w:p>
+      <w:pPr>
+        <w:spacing w:after="0" w:line="240" w:lineRule="auto"/>
         <w:contextualSpacing/>
       </w:pPr>
       <w:r>
@@ -7062,34 +7138,63 @@
     </w:p>
     <w:p>
       <w:pPr>
-        <w:spacing w:after="0"/>
+        <w:spacing w:after="0" w:line="240" w:lineRule="auto"/>
         <w:contextualSpacing/>
       </w:pPr>
       <w:r>
-        <w:t>- Revisão ortográfica: Copilot 365, Gemini 3 Flash</w:t>
-      </w:r>
-    </w:p>
-    <w:p>
-      <w:pPr>
-        <w:spacing w:after="0"/>
+        <w:t xml:space="preserve">- Revisão ortográfica: </w:t>
+      </w:r>
+      <w:proofErr w:type="spellStart"/>
+      <w:r>
+        <w:t>Copilot</w:t>
+      </w:r>
+      <w:proofErr w:type="spellEnd"/>
+      <w:r>
+        <w:t xml:space="preserve"> 365, Gemini 3 Flash</w:t>
+      </w:r>
+    </w:p>
+    <w:p>
+      <w:pPr>
+        <w:spacing w:after="0" w:line="240" w:lineRule="auto"/>
         <w:contextualSpacing/>
       </w:pPr>
       <w:r>
-        <w:t>- Frontend: React.js e TypeScript</w:t>
-      </w:r>
-    </w:p>
-    <w:p>
-      <w:pPr>
-        <w:spacing w:after="0"/>
+        <w:t xml:space="preserve">- </w:t>
+      </w:r>
+      <w:proofErr w:type="spellStart"/>
+      <w:r>
+        <w:t>Frontend</w:t>
+      </w:r>
+      <w:proofErr w:type="spellEnd"/>
+      <w:r>
+        <w:t xml:space="preserve">: React.js e </w:t>
+      </w:r>
+      <w:proofErr w:type="spellStart"/>
+      <w:r>
+        <w:t>TypeScript</w:t>
+      </w:r>
+      <w:proofErr w:type="spellEnd"/>
+    </w:p>
+    <w:p>
+      <w:pPr>
+        <w:spacing w:after="0" w:line="240" w:lineRule="auto"/>
         <w:contextualSpacing/>
       </w:pPr>
       <w:r>
-        <w:t>- Backend: Node.js com Express.js</w:t>
-      </w:r>
-    </w:p>
-    <w:p>
-      <w:pPr>
-        <w:spacing w:after="0"/>
+        <w:t xml:space="preserve">- </w:t>
+      </w:r>
+      <w:proofErr w:type="spellStart"/>
+      <w:r>
+        <w:t>Backend</w:t>
+      </w:r>
+      <w:proofErr w:type="spellEnd"/>
+      <w:r>
+        <w:t>: Node.js com Express.js</w:t>
+      </w:r>
+    </w:p>
+    <w:p>
+      <w:pPr>
+        <w:spacing w:after="0" w:line="240" w:lineRule="auto"/>
         <w:contextualSpacing/>
       </w:pPr>
       <w:r>
@@ -7101,28 +7206,73 @@
     </w:p>
     <w:p>
       <w:pPr>
-        <w:spacing w:after="0"/>
+        <w:spacing w:after="0" w:line="240" w:lineRule="auto"/>
         <w:contextualSpacing/>
       </w:pPr>
       <w:r>
         <w:t xml:space="preserve">- Infraestrutura: </w:t>
       </w:r>
-      <w:r>
-        <w:t>Insomnia e GitHub Desktop e Web</w:t>
-      </w:r>
-    </w:p>
-    <w:p>
-      <w:pPr>
-        <w:spacing w:after="0"/>
+      <w:proofErr w:type="spellStart"/>
+      <w:r>
+        <w:t>Insomnia</w:t>
+      </w:r>
+      <w:proofErr w:type="spellEnd"/>
+      <w:r>
+        <w:t xml:space="preserve"> e GitHub Desktop e Web</w:t>
+      </w:r>
+    </w:p>
+    <w:p>
+      <w:pPr>
+        <w:spacing w:after="0" w:line="240" w:lineRule="auto"/>
         <w:contextualSpacing/>
       </w:pPr>
       <w:r>
-        <w:t>O ambiente de desenvolvimento foi o Visual Studio Code (VSCode), editor leve e multiplataforma amplamente utilizado para aplicações web. Segundo Macoratti (2016), o VSCode é gratuito, open source e compatível com mais de 30 linguagens de programação. A Microsoft (2023) destaca que o Visual Studio oferece recursos avançados como compiladores, designers gráficos e ferramentas de depuração, aprimorando o processo de desenvolvimento.</w:t>
-      </w:r>
-    </w:p>
-    <w:p>
-      <w:pPr>
-        <w:spacing w:after="0"/>
+        <w:t xml:space="preserve">O ambiente de desenvolvimento foi o Visual Studio </w:t>
+      </w:r>
+      <w:proofErr w:type="spellStart"/>
+      <w:r>
+        <w:t>Code</w:t>
+      </w:r>
+      <w:proofErr w:type="spellEnd"/>
+      <w:r>
+        <w:t xml:space="preserve"> (</w:t>
+      </w:r>
+      <w:proofErr w:type="spellStart"/>
+      <w:r>
+        <w:t>VSCode</w:t>
+      </w:r>
+      <w:proofErr w:type="spellEnd"/>
+      <w:r>
+        <w:t xml:space="preserve">), editor leve e multiplataforma amplamente utilizado para aplicações web. Segundo </w:t>
+      </w:r>
+      <w:proofErr w:type="spellStart"/>
+      <w:r>
+        <w:t>Macoratti</w:t>
+      </w:r>
+      <w:proofErr w:type="spellEnd"/>
+      <w:r>
+        <w:t xml:space="preserve"> (2016), o </w:t>
+      </w:r>
+      <w:proofErr w:type="spellStart"/>
+      <w:r>
+        <w:t>VSCode</w:t>
+      </w:r>
+      <w:proofErr w:type="spellEnd"/>
+      <w:r>
+        <w:t xml:space="preserve"> é gratuito, open </w:t>
+      </w:r>
+      <w:proofErr w:type="spellStart"/>
+      <w:r>
+        <w:t>source</w:t>
+      </w:r>
+      <w:proofErr w:type="spellEnd"/>
+      <w:r>
+        <w:t xml:space="preserve"> e compatível com mais de 30 linguagens de programação. A Microsoft (2023) destaca que o Visual Studio oferece recursos avançados como compiladores, designers gráficos e ferramentas de depuração, aprimorando o processo de desenvolvimento.</w:t>
+      </w:r>
+    </w:p>
+    <w:p>
+      <w:pPr>
+        <w:spacing w:after="0" w:line="240" w:lineRule="auto"/>
         <w:contextualSpacing/>
       </w:pPr>
       <w:r>
@@ -7148,12 +7298,14 @@
           <w:ilvl w:val="0"/>
           <w:numId w:val="1"/>
         </w:numPr>
+        <w:spacing w:after="0" w:line="240" w:lineRule="auto"/>
+        <w:ind w:left="0"/>
         <w:outlineLvl w:val="0"/>
         <w:rPr>
           <w:b/>
         </w:rPr>
       </w:pPr>
-      <w:bookmarkStart w:id="7" w:name="_Toc229592490"/>
+      <w:bookmarkStart w:id="7" w:name="_Toc229604236"/>
       <w:r>
         <w:rPr>
           <w:b/>
@@ -7163,14 +7315,38 @@
       </w:r>
       <w:bookmarkEnd w:id="7"/>
     </w:p>
-    <w:p/>
-    <w:p>
+    <w:p>
+      <w:pPr>
+        <w:pStyle w:val="PargrafodaLista"/>
+        <w:spacing w:after="0" w:line="240" w:lineRule="auto"/>
+        <w:ind w:left="0" w:firstLine="0"/>
+        <w:outlineLvl w:val="0"/>
+        <w:rPr>
+          <w:b/>
+        </w:rPr>
+      </w:pPr>
+    </w:p>
+    <w:p>
+      <w:pPr>
+        <w:spacing w:after="0" w:line="240" w:lineRule="auto"/>
+      </w:pPr>
+    </w:p>
+    <w:p>
+      <w:pPr>
+        <w:spacing w:after="0" w:line="240" w:lineRule="auto"/>
+      </w:pPr>
       <w:r>
         <w:t>Por se tratar de um projeto de pesquisa de graduação sem financiamento externo, os recursos humanos serão os próprios autores do trabalho, não havendo custos de mão de obra. O orçamento se restringe aos custos de infraestrutura de softwares necessários para a disponibilização do protótipo durante a fase de validação (estimada em 3 meses).</w:t>
       </w:r>
     </w:p>
     <w:p>
       <w:pPr>
+        <w:spacing w:after="0" w:line="240" w:lineRule="auto"/>
+      </w:pPr>
+    </w:p>
+    <w:p>
+      <w:pPr>
+        <w:spacing w:after="0" w:line="240" w:lineRule="auto"/>
         <w:rPr>
           <w:sz w:val="20"/>
           <w:szCs w:val="20"/>
@@ -7179,6 +7355,7 @@
     </w:p>
     <w:p>
       <w:pPr>
+        <w:spacing w:after="0" w:line="240" w:lineRule="auto"/>
         <w:outlineLvl w:val="3"/>
         <w:rPr>
           <w:b/>
@@ -7229,6 +7406,7 @@
           </w:tcPr>
           <w:p>
             <w:pPr>
+              <w:spacing w:after="0" w:line="240" w:lineRule="auto"/>
               <w:rPr>
                 <w:b/>
                 <w:bCs/>
@@ -7251,6 +7429,7 @@
           </w:tcPr>
           <w:p>
             <w:pPr>
+              <w:spacing w:after="0" w:line="240" w:lineRule="auto"/>
               <w:rPr>
                 <w:b/>
                 <w:bCs/>
@@ -7273,6 +7452,7 @@
           </w:tcPr>
           <w:p>
             <w:pPr>
+              <w:spacing w:after="0" w:line="240" w:lineRule="auto"/>
               <w:rPr>
                 <w:b/>
                 <w:bCs/>
@@ -7295,6 +7475,7 @@
           </w:tcPr>
           <w:p>
             <w:pPr>
+              <w:spacing w:after="0" w:line="240" w:lineRule="auto"/>
               <w:rPr>
                 <w:b/>
                 <w:bCs/>
@@ -7319,6 +7500,7 @@
           </w:tcPr>
           <w:p>
             <w:pPr>
+              <w:spacing w:after="0" w:line="240" w:lineRule="auto"/>
               <w:rPr>
                 <w:szCs w:val="24"/>
               </w:rPr>
@@ -7337,16 +7519,19 @@
           </w:tcPr>
           <w:p>
             <w:pPr>
+              <w:spacing w:after="0" w:line="240" w:lineRule="auto"/>
               <w:rPr>
                 <w:szCs w:val="24"/>
               </w:rPr>
             </w:pPr>
+            <w:proofErr w:type="spellStart"/>
             <w:r>
               <w:rPr>
                 <w:szCs w:val="24"/>
               </w:rPr>
               <w:t>Hostinger</w:t>
             </w:r>
+            <w:proofErr w:type="spellEnd"/>
           </w:p>
         </w:tc>
         <w:tc>
@@ -7355,6 +7540,7 @@
           </w:tcPr>
           <w:p>
             <w:pPr>
+              <w:spacing w:after="0" w:line="240" w:lineRule="auto"/>
               <w:rPr>
                 <w:szCs w:val="24"/>
               </w:rPr>
@@ -7373,6 +7559,7 @@
           </w:tcPr>
           <w:p>
             <w:pPr>
+              <w:spacing w:after="0" w:line="240" w:lineRule="auto"/>
               <w:rPr>
                 <w:szCs w:val="24"/>
               </w:rPr>
@@ -7381,19 +7568,33 @@
               <w:rPr>
                 <w:szCs w:val="24"/>
               </w:rPr>
-              <w:t>R$10,00</w:t>
-            </w:r>
+              <w:t>R$10,</w:t>
+            </w:r>
+            <w:proofErr w:type="gramStart"/>
             <w:r>
               <w:rPr>
                 <w:szCs w:val="24"/>
               </w:rPr>
+              <w:t>00</w:t>
+            </w:r>
+            <w:r>
+              <w:rPr>
+                <w:szCs w:val="24"/>
+              </w:rPr>
               <w:t xml:space="preserve">  </w:t>
             </w:r>
             <w:r>
               <w:rPr>
                 <w:szCs w:val="24"/>
               </w:rPr>
-              <w:t>(Proporcional)</w:t>
+              <w:t>(</w:t>
+            </w:r>
+            <w:proofErr w:type="gramEnd"/>
+            <w:r>
+              <w:rPr>
+                <w:szCs w:val="24"/>
+              </w:rPr>
+              <w:t>Proporcional)</w:t>
             </w:r>
           </w:p>
         </w:tc>
@@ -7405,6 +7606,7 @@
           </w:tcPr>
           <w:p>
             <w:pPr>
+              <w:spacing w:after="0" w:line="240" w:lineRule="auto"/>
               <w:rPr>
                 <w:szCs w:val="24"/>
               </w:rPr>
@@ -7423,15 +7625,24 @@
           </w:tcPr>
           <w:p>
             <w:pPr>
+              <w:spacing w:after="0" w:line="240" w:lineRule="auto"/>
               <w:rPr>
                 <w:szCs w:val="24"/>
               </w:rPr>
             </w:pPr>
+            <w:proofErr w:type="spellStart"/>
             <w:r>
               <w:rPr>
                 <w:szCs w:val="24"/>
               </w:rPr>
-              <w:t>PlanetScale (Plano Gratuito)</w:t>
+              <w:t>PlanetScale</w:t>
+            </w:r>
+            <w:proofErr w:type="spellEnd"/>
+            <w:r>
+              <w:rPr>
+                <w:szCs w:val="24"/>
+              </w:rPr>
+              <w:t xml:space="preserve"> (Plano Gratuito)</w:t>
             </w:r>
           </w:p>
         </w:tc>
@@ -7441,6 +7652,7 @@
           </w:tcPr>
           <w:p>
             <w:pPr>
+              <w:spacing w:after="0" w:line="240" w:lineRule="auto"/>
               <w:rPr>
                 <w:szCs w:val="24"/>
               </w:rPr>
@@ -7459,6 +7671,7 @@
           </w:tcPr>
           <w:p>
             <w:pPr>
+              <w:spacing w:after="0" w:line="240" w:lineRule="auto"/>
               <w:rPr>
                 <w:szCs w:val="24"/>
               </w:rPr>
@@ -7479,6 +7692,7 @@
           </w:tcPr>
           <w:p>
             <w:pPr>
+              <w:spacing w:after="0" w:line="240" w:lineRule="auto"/>
               <w:rPr>
                 <w:szCs w:val="24"/>
               </w:rPr>
@@ -7487,7 +7701,21 @@
               <w:rPr>
                 <w:szCs w:val="24"/>
               </w:rPr>
-              <w:t>Hospedagem de Backend (servidor)</w:t>
+              <w:t xml:space="preserve">Hospedagem de </w:t>
+            </w:r>
+            <w:proofErr w:type="spellStart"/>
+            <w:r>
+              <w:rPr>
+                <w:szCs w:val="24"/>
+              </w:rPr>
+              <w:t>Backend</w:t>
+            </w:r>
+            <w:proofErr w:type="spellEnd"/>
+            <w:r>
+              <w:rPr>
+                <w:szCs w:val="24"/>
+              </w:rPr>
+              <w:t xml:space="preserve"> (servidor)</w:t>
             </w:r>
           </w:p>
         </w:tc>
@@ -7497,15 +7725,24 @@
           </w:tcPr>
           <w:p>
             <w:pPr>
+              <w:spacing w:after="0" w:line="240" w:lineRule="auto"/>
               <w:rPr>
                 <w:szCs w:val="24"/>
               </w:rPr>
             </w:pPr>
+            <w:proofErr w:type="spellStart"/>
             <w:r>
               <w:rPr>
                 <w:szCs w:val="24"/>
               </w:rPr>
-              <w:t>Heroku (Plano “Eco”)</w:t>
+              <w:t>Heroku</w:t>
+            </w:r>
+            <w:proofErr w:type="spellEnd"/>
+            <w:r>
+              <w:rPr>
+                <w:szCs w:val="24"/>
+              </w:rPr>
+              <w:t xml:space="preserve"> (Plano “Eco”)</w:t>
             </w:r>
           </w:p>
         </w:tc>
@@ -7515,6 +7752,7 @@
           </w:tcPr>
           <w:p>
             <w:pPr>
+              <w:spacing w:after="0" w:line="240" w:lineRule="auto"/>
               <w:rPr>
                 <w:szCs w:val="24"/>
               </w:rPr>
@@ -7533,6 +7771,7 @@
           </w:tcPr>
           <w:p>
             <w:pPr>
+              <w:spacing w:after="0" w:line="240" w:lineRule="auto"/>
               <w:rPr>
                 <w:szCs w:val="24"/>
               </w:rPr>
@@ -7553,6 +7792,7 @@
           </w:tcPr>
           <w:p>
             <w:pPr>
+              <w:spacing w:after="0" w:line="240" w:lineRule="auto"/>
               <w:rPr>
                 <w:b/>
                 <w:bCs/>
@@ -7575,6 +7815,7 @@
           </w:tcPr>
           <w:p>
             <w:pPr>
+              <w:spacing w:after="0" w:line="240" w:lineRule="auto"/>
               <w:rPr>
                 <w:b/>
                 <w:bCs/>
@@ -7589,6 +7830,7 @@
           </w:tcPr>
           <w:p>
             <w:pPr>
+              <w:spacing w:after="0" w:line="240" w:lineRule="auto"/>
               <w:rPr>
                 <w:b/>
                 <w:bCs/>
@@ -7603,6 +7845,7 @@
           </w:tcPr>
           <w:p>
             <w:pPr>
+              <w:spacing w:after="0" w:line="240" w:lineRule="auto"/>
               <w:rPr>
                 <w:b/>
                 <w:bCs/>
@@ -7623,6 +7866,7 @@
     </w:tbl>
     <w:p>
       <w:pPr>
+        <w:spacing w:after="0" w:line="240" w:lineRule="auto"/>
         <w:jc w:val="center"/>
         <w:rPr>
           <w:sz w:val="20"/>
@@ -7639,7 +7883,7 @@
     </w:p>
     <w:p>
       <w:pPr>
-        <w:spacing w:after="200" w:line="276" w:lineRule="auto"/>
+        <w:spacing w:after="0" w:line="240" w:lineRule="auto"/>
         <w:jc w:val="left"/>
       </w:pPr>
       <w:r>
@@ -7653,7 +7897,8 @@
           <w:ilvl w:val="0"/>
           <w:numId w:val="1"/>
         </w:numPr>
-        <w:ind w:left="357" w:hanging="357"/>
+        <w:spacing w:after="0" w:line="240" w:lineRule="auto"/>
+        <w:ind w:left="0" w:hanging="357"/>
         <w:outlineLvl w:val="0"/>
         <w:rPr>
           <w:b/>
@@ -7674,13 +7919,14 @@
           <w:ilvl w:val="0"/>
           <w:numId w:val="1"/>
         </w:numPr>
-        <w:ind w:left="357" w:hanging="357"/>
+        <w:spacing w:after="0" w:line="240" w:lineRule="auto"/>
+        <w:ind w:left="0" w:hanging="357"/>
         <w:outlineLvl w:val="0"/>
         <w:rPr>
           <w:b/>
         </w:rPr>
       </w:pPr>
-      <w:bookmarkStart w:id="8" w:name="_Toc229592491"/>
+      <w:bookmarkStart w:id="8" w:name="_Toc229604237"/>
       <w:r>
         <w:rPr>
           <w:b/>
@@ -7690,7 +7936,22 @@
       </w:r>
       <w:bookmarkEnd w:id="8"/>
     </w:p>
-    <w:p/>
+    <w:p>
+      <w:pPr>
+        <w:pStyle w:val="PargrafodaLista"/>
+        <w:spacing w:after="0" w:line="240" w:lineRule="auto"/>
+        <w:ind w:left="0" w:firstLine="0"/>
+        <w:outlineLvl w:val="0"/>
+        <w:rPr>
+          <w:b/>
+        </w:rPr>
+      </w:pPr>
+    </w:p>
+    <w:p>
+      <w:pPr>
+        <w:spacing w:after="0" w:line="240" w:lineRule="auto"/>
+      </w:pPr>
+    </w:p>
     <w:p>
       <w:pPr>
         <w:pStyle w:val="PargrafodaLista"/>
@@ -7698,14 +7959,15 @@
           <w:ilvl w:val="1"/>
           <w:numId w:val="1"/>
         </w:numPr>
-        <w:ind w:left="788" w:hanging="431"/>
+        <w:spacing w:after="0" w:line="240" w:lineRule="auto"/>
+        <w:ind w:left="0" w:hanging="431"/>
         <w:outlineLvl w:val="1"/>
         <w:rPr>
           <w:b/>
           <w:bCs/>
         </w:rPr>
       </w:pPr>
-      <w:bookmarkStart w:id="9" w:name="_Toc229592492"/>
+      <w:bookmarkStart w:id="9" w:name="_Toc229604238"/>
       <w:r>
         <w:rPr>
           <w:b/>
@@ -7732,15 +7994,28 @@
     <w:p>
       <w:pPr>
         <w:pStyle w:val="PargrafodaLista"/>
-        <w:ind w:left="788" w:firstLine="0"/>
+        <w:spacing w:after="0" w:line="240" w:lineRule="auto"/>
+        <w:ind w:left="0" w:firstLine="0"/>
         <w:outlineLvl w:val="1"/>
         <w:rPr>
           <w:b/>
           <w:bCs/>
         </w:rPr>
       </w:pPr>
-      <w:bookmarkStart w:id="10" w:name="_Toc229592493"/>
-      <w:bookmarkStart w:id="11" w:name="_Toc229598871"/>
+    </w:p>
+    <w:p>
+      <w:pPr>
+        <w:pStyle w:val="PargrafodaLista"/>
+        <w:spacing w:after="0" w:line="240" w:lineRule="auto"/>
+        <w:ind w:left="0" w:firstLine="0"/>
+        <w:outlineLvl w:val="1"/>
+        <w:rPr>
+          <w:b/>
+          <w:bCs/>
+        </w:rPr>
+      </w:pPr>
+      <w:bookmarkStart w:id="10" w:name="_Toc229598871"/>
+      <w:bookmarkStart w:id="11" w:name="_Toc229604239"/>
       <w:r>
         <w:t xml:space="preserve">Figura </w:t>
       </w:r>
@@ -7772,6 +8047,9 @@
       <w:bookmarkEnd w:id="11"/>
     </w:p>
     <w:p>
+      <w:pPr>
+        <w:spacing w:after="0" w:line="240" w:lineRule="auto"/>
+      </w:pPr>
       <w:r>
         <w:rPr>
           <w:noProof/>
@@ -7844,14 +8122,15 @@
           <w:ilvl w:val="1"/>
           <w:numId w:val="1"/>
         </w:numPr>
-        <w:ind w:left="788" w:hanging="431"/>
+        <w:spacing w:after="0" w:line="240" w:lineRule="auto"/>
+        <w:ind w:left="0" w:hanging="431"/>
         <w:outlineLvl w:val="1"/>
         <w:rPr>
           <w:b/>
           <w:bCs/>
         </w:rPr>
       </w:pPr>
-      <w:bookmarkStart w:id="12" w:name="_Toc229592494"/>
+      <w:bookmarkStart w:id="12" w:name="_Toc229604240"/>
       <w:r>
         <w:rPr>
           <w:b/>
@@ -7862,7 +8141,23 @@
       </w:r>
       <w:bookmarkEnd w:id="12"/>
     </w:p>
-    <w:p/>
+    <w:p>
+      <w:pPr>
+        <w:pStyle w:val="PargrafodaLista"/>
+        <w:spacing w:after="0" w:line="240" w:lineRule="auto"/>
+        <w:ind w:left="0" w:firstLine="0"/>
+        <w:outlineLvl w:val="1"/>
+        <w:rPr>
+          <w:b/>
+          <w:bCs/>
+        </w:rPr>
+      </w:pPr>
+    </w:p>
+    <w:p>
+      <w:pPr>
+        <w:spacing w:after="0" w:line="240" w:lineRule="auto"/>
+      </w:pPr>
+    </w:p>
     <w:p>
       <w:pPr>
         <w:pStyle w:val="Legenda"/>
@@ -7910,6 +8205,7 @@
           </w:tcPr>
           <w:p>
             <w:pPr>
+              <w:spacing w:after="0" w:line="240" w:lineRule="auto"/>
               <w:jc w:val="center"/>
               <w:rPr>
                 <w:b/>
@@ -7942,6 +8238,7 @@
           </w:tcPr>
           <w:p>
             <w:pPr>
+              <w:spacing w:after="0" w:line="240" w:lineRule="auto"/>
               <w:jc w:val="center"/>
               <w:rPr>
                 <w:b/>
@@ -7961,6 +8258,7 @@
           </w:tcPr>
           <w:p>
             <w:pPr>
+              <w:spacing w:after="0" w:line="240" w:lineRule="auto"/>
               <w:jc w:val="center"/>
               <w:rPr>
                 <w:b/>
@@ -7978,6 +8276,7 @@
           </w:tcPr>
           <w:p>
             <w:pPr>
+              <w:spacing w:after="0" w:line="240" w:lineRule="auto"/>
               <w:jc w:val="center"/>
               <w:rPr>
                 <w:b/>
@@ -7998,6 +8297,7 @@
           </w:tcPr>
           <w:p>
             <w:pPr>
+              <w:spacing w:after="0" w:line="240" w:lineRule="auto"/>
               <w:jc w:val="center"/>
               <w:rPr>
                 <w:b/>
@@ -8018,6 +8318,7 @@
           </w:tcPr>
           <w:p>
             <w:pPr>
+              <w:spacing w:after="0" w:line="240" w:lineRule="auto"/>
               <w:jc w:val="center"/>
               <w:rPr>
                 <w:b/>
@@ -8038,6 +8339,7 @@
           </w:tcPr>
           <w:p>
             <w:pPr>
+              <w:spacing w:after="0" w:line="240" w:lineRule="auto"/>
               <w:jc w:val="center"/>
               <w:rPr>
                 <w:b/>
@@ -8059,6 +8361,9 @@
             <w:vAlign w:val="center"/>
           </w:tcPr>
           <w:p>
+            <w:pPr>
+              <w:spacing w:after="0" w:line="240" w:lineRule="auto"/>
+            </w:pPr>
             <w:r>
               <w:t>Identificador</w:t>
             </w:r>
@@ -8070,9 +8375,14 @@
             <w:vAlign w:val="center"/>
           </w:tcPr>
           <w:p>
+            <w:pPr>
+              <w:spacing w:after="0" w:line="240" w:lineRule="auto"/>
+            </w:pPr>
+            <w:proofErr w:type="spellStart"/>
             <w:r>
               <w:t>usu_id</w:t>
             </w:r>
+            <w:proofErr w:type="spellEnd"/>
           </w:p>
         </w:tc>
         <w:tc>
@@ -8081,6 +8391,7 @@
           </w:tcPr>
           <w:p>
             <w:pPr>
+              <w:spacing w:after="0" w:line="240" w:lineRule="auto"/>
               <w:jc w:val="center"/>
             </w:pPr>
             <w:r>
@@ -8095,6 +8406,7 @@
           </w:tcPr>
           <w:p>
             <w:pPr>
+              <w:spacing w:after="0" w:line="240" w:lineRule="auto"/>
               <w:jc w:val="center"/>
             </w:pPr>
             <w:r>
@@ -8109,6 +8421,7 @@
           </w:tcPr>
           <w:p>
             <w:pPr>
+              <w:spacing w:after="0" w:line="240" w:lineRule="auto"/>
               <w:jc w:val="center"/>
             </w:pPr>
             <w:r>
@@ -8123,6 +8436,7 @@
           </w:tcPr>
           <w:p>
             <w:pPr>
+              <w:spacing w:after="0" w:line="240" w:lineRule="auto"/>
               <w:jc w:val="center"/>
             </w:pPr>
           </w:p>
@@ -8132,8 +8446,16 @@
             <w:tcW w:w="1151" w:type="pct"/>
           </w:tcPr>
           <w:p>
-            <w:r>
-              <w:t>Auto-Incremento.</w:t>
+            <w:pPr>
+              <w:spacing w:after="0" w:line="240" w:lineRule="auto"/>
+            </w:pPr>
+            <w:proofErr w:type="spellStart"/>
+            <w:r>
+              <w:t>Auto-Incremento</w:t>
+            </w:r>
+            <w:proofErr w:type="spellEnd"/>
+            <w:r>
+              <w:t>.</w:t>
             </w:r>
           </w:p>
         </w:tc>
@@ -8145,6 +8467,9 @@
             <w:vAlign w:val="center"/>
           </w:tcPr>
           <w:p>
+            <w:pPr>
+              <w:spacing w:after="0" w:line="240" w:lineRule="auto"/>
+            </w:pPr>
             <w:r>
               <w:t>Nome do Usuário</w:t>
             </w:r>
@@ -8156,9 +8481,14 @@
             <w:vAlign w:val="center"/>
           </w:tcPr>
           <w:p>
+            <w:pPr>
+              <w:spacing w:after="0" w:line="240" w:lineRule="auto"/>
+            </w:pPr>
+            <w:proofErr w:type="spellStart"/>
             <w:r>
               <w:t>usu_nome</w:t>
             </w:r>
+            <w:proofErr w:type="spellEnd"/>
           </w:p>
         </w:tc>
         <w:tc>
@@ -8167,6 +8497,7 @@
           </w:tcPr>
           <w:p>
             <w:pPr>
+              <w:spacing w:after="0" w:line="240" w:lineRule="auto"/>
               <w:jc w:val="center"/>
             </w:pPr>
             <w:r>
@@ -8181,6 +8512,7 @@
           </w:tcPr>
           <w:p>
             <w:pPr>
+              <w:spacing w:after="0" w:line="240" w:lineRule="auto"/>
               <w:jc w:val="center"/>
             </w:pPr>
             <w:r>
@@ -8195,6 +8527,7 @@
           </w:tcPr>
           <w:p>
             <w:pPr>
+              <w:spacing w:after="0" w:line="240" w:lineRule="auto"/>
               <w:jc w:val="center"/>
             </w:pPr>
           </w:p>
@@ -8206,6 +8539,7 @@
           </w:tcPr>
           <w:p>
             <w:pPr>
+              <w:spacing w:after="0" w:line="240" w:lineRule="auto"/>
               <w:jc w:val="center"/>
             </w:pPr>
           </w:p>
@@ -8215,6 +8549,9 @@
             <w:tcW w:w="1151" w:type="pct"/>
           </w:tcPr>
           <w:p>
+            <w:pPr>
+              <w:spacing w:after="0" w:line="240" w:lineRule="auto"/>
+            </w:pPr>
             <w:r>
               <w:t>Não pode estar vazio.</w:t>
             </w:r>
@@ -8228,6 +8565,9 @@
             <w:vAlign w:val="center"/>
           </w:tcPr>
           <w:p>
+            <w:pPr>
+              <w:spacing w:after="0" w:line="240" w:lineRule="auto"/>
+            </w:pPr>
             <w:r>
               <w:t>Email</w:t>
             </w:r>
@@ -8239,9 +8579,14 @@
             <w:vAlign w:val="center"/>
           </w:tcPr>
           <w:p>
+            <w:pPr>
+              <w:spacing w:after="0" w:line="240" w:lineRule="auto"/>
+            </w:pPr>
+            <w:proofErr w:type="spellStart"/>
             <w:r>
               <w:t>usu_email</w:t>
             </w:r>
+            <w:proofErr w:type="spellEnd"/>
           </w:p>
         </w:tc>
         <w:tc>
@@ -8250,6 +8595,7 @@
           </w:tcPr>
           <w:p>
             <w:pPr>
+              <w:spacing w:after="0" w:line="240" w:lineRule="auto"/>
               <w:jc w:val="center"/>
             </w:pPr>
             <w:r>
@@ -8264,6 +8610,7 @@
           </w:tcPr>
           <w:p>
             <w:pPr>
+              <w:spacing w:after="0" w:line="240" w:lineRule="auto"/>
               <w:jc w:val="center"/>
             </w:pPr>
             <w:r>
@@ -8278,6 +8625,7 @@
           </w:tcPr>
           <w:p>
             <w:pPr>
+              <w:spacing w:after="0" w:line="240" w:lineRule="auto"/>
               <w:jc w:val="center"/>
             </w:pPr>
           </w:p>
@@ -8289,6 +8637,7 @@
           </w:tcPr>
           <w:p>
             <w:pPr>
+              <w:spacing w:after="0" w:line="240" w:lineRule="auto"/>
               <w:jc w:val="center"/>
             </w:pPr>
           </w:p>
@@ -8298,6 +8647,9 @@
             <w:tcW w:w="1151" w:type="pct"/>
           </w:tcPr>
           <w:p>
+            <w:pPr>
+              <w:spacing w:after="0" w:line="240" w:lineRule="auto"/>
+            </w:pPr>
             <w:r>
               <w:t>Não pode estar vazio.</w:t>
             </w:r>
@@ -8311,6 +8663,9 @@
             <w:vAlign w:val="center"/>
           </w:tcPr>
           <w:p>
+            <w:pPr>
+              <w:spacing w:after="0" w:line="240" w:lineRule="auto"/>
+            </w:pPr>
             <w:r>
               <w:t>CPF</w:t>
             </w:r>
@@ -8322,9 +8677,14 @@
             <w:vAlign w:val="center"/>
           </w:tcPr>
           <w:p>
+            <w:pPr>
+              <w:spacing w:after="0" w:line="240" w:lineRule="auto"/>
+            </w:pPr>
+            <w:proofErr w:type="spellStart"/>
             <w:r>
               <w:t>usu_cpf</w:t>
             </w:r>
+            <w:proofErr w:type="spellEnd"/>
           </w:p>
         </w:tc>
         <w:tc>
@@ -8333,6 +8693,7 @@
           </w:tcPr>
           <w:p>
             <w:pPr>
+              <w:spacing w:after="0" w:line="240" w:lineRule="auto"/>
               <w:jc w:val="center"/>
             </w:pPr>
             <w:r>
@@ -8347,6 +8708,7 @@
           </w:tcPr>
           <w:p>
             <w:pPr>
+              <w:spacing w:after="0" w:line="240" w:lineRule="auto"/>
               <w:jc w:val="center"/>
             </w:pPr>
             <w:r>
@@ -8361,6 +8723,7 @@
           </w:tcPr>
           <w:p>
             <w:pPr>
+              <w:spacing w:after="0" w:line="240" w:lineRule="auto"/>
               <w:jc w:val="center"/>
             </w:pPr>
           </w:p>
@@ -8372,6 +8735,7 @@
           </w:tcPr>
           <w:p>
             <w:pPr>
+              <w:spacing w:after="0" w:line="240" w:lineRule="auto"/>
               <w:jc w:val="center"/>
             </w:pPr>
           </w:p>
@@ -8381,6 +8745,9 @@
             <w:tcW w:w="1151" w:type="pct"/>
           </w:tcPr>
           <w:p>
+            <w:pPr>
+              <w:spacing w:after="0" w:line="240" w:lineRule="auto"/>
+            </w:pPr>
             <w:r>
               <w:t>Não pode estar vazio.</w:t>
             </w:r>
@@ -8394,6 +8761,9 @@
             <w:vAlign w:val="center"/>
           </w:tcPr>
           <w:p>
+            <w:pPr>
+              <w:spacing w:after="0" w:line="240" w:lineRule="auto"/>
+            </w:pPr>
             <w:r>
               <w:t>Senha Criptografada</w:t>
             </w:r>
@@ -8405,9 +8775,14 @@
             <w:vAlign w:val="center"/>
           </w:tcPr>
           <w:p>
+            <w:pPr>
+              <w:spacing w:after="0" w:line="240" w:lineRule="auto"/>
+            </w:pPr>
+            <w:proofErr w:type="spellStart"/>
             <w:r>
               <w:t>usu_senha_hash</w:t>
             </w:r>
+            <w:proofErr w:type="spellEnd"/>
           </w:p>
         </w:tc>
         <w:tc>
@@ -8416,6 +8791,7 @@
           </w:tcPr>
           <w:p>
             <w:pPr>
+              <w:spacing w:after="0" w:line="240" w:lineRule="auto"/>
               <w:jc w:val="center"/>
             </w:pPr>
             <w:r>
@@ -8430,6 +8806,7 @@
           </w:tcPr>
           <w:p>
             <w:pPr>
+              <w:spacing w:after="0" w:line="240" w:lineRule="auto"/>
               <w:jc w:val="center"/>
             </w:pPr>
             <w:r>
@@ -8444,6 +8821,7 @@
           </w:tcPr>
           <w:p>
             <w:pPr>
+              <w:spacing w:after="0" w:line="240" w:lineRule="auto"/>
               <w:jc w:val="center"/>
             </w:pPr>
           </w:p>
@@ -8455,6 +8833,7 @@
           </w:tcPr>
           <w:p>
             <w:pPr>
+              <w:spacing w:after="0" w:line="240" w:lineRule="auto"/>
               <w:jc w:val="center"/>
             </w:pPr>
           </w:p>
@@ -8464,6 +8843,9 @@
             <w:tcW w:w="1151" w:type="pct"/>
           </w:tcPr>
           <w:p>
+            <w:pPr>
+              <w:spacing w:after="0" w:line="240" w:lineRule="auto"/>
+            </w:pPr>
             <w:r>
               <w:t>Não pode estar vazio.</w:t>
             </w:r>
@@ -8477,6 +8859,9 @@
             <w:vAlign w:val="center"/>
           </w:tcPr>
           <w:p>
+            <w:pPr>
+              <w:spacing w:after="0" w:line="240" w:lineRule="auto"/>
+            </w:pPr>
             <w:r>
               <w:t>Telefone</w:t>
             </w:r>
@@ -8488,9 +8873,14 @@
             <w:vAlign w:val="center"/>
           </w:tcPr>
           <w:p>
+            <w:pPr>
+              <w:spacing w:after="0" w:line="240" w:lineRule="auto"/>
+            </w:pPr>
+            <w:proofErr w:type="spellStart"/>
             <w:r>
               <w:t>usu_telefone</w:t>
             </w:r>
+            <w:proofErr w:type="spellEnd"/>
           </w:p>
         </w:tc>
         <w:tc>
@@ -8499,6 +8889,7 @@
           </w:tcPr>
           <w:p>
             <w:pPr>
+              <w:spacing w:after="0" w:line="240" w:lineRule="auto"/>
               <w:jc w:val="center"/>
             </w:pPr>
             <w:r>
@@ -8513,6 +8904,7 @@
           </w:tcPr>
           <w:p>
             <w:pPr>
+              <w:spacing w:after="0" w:line="240" w:lineRule="auto"/>
               <w:jc w:val="center"/>
             </w:pPr>
             <w:r>
@@ -8527,6 +8919,7 @@
           </w:tcPr>
           <w:p>
             <w:pPr>
+              <w:spacing w:after="0" w:line="240" w:lineRule="auto"/>
               <w:jc w:val="center"/>
             </w:pPr>
           </w:p>
@@ -8538,6 +8931,7 @@
           </w:tcPr>
           <w:p>
             <w:pPr>
+              <w:spacing w:after="0" w:line="240" w:lineRule="auto"/>
               <w:jc w:val="center"/>
             </w:pPr>
           </w:p>
@@ -8547,6 +8941,9 @@
             <w:tcW w:w="1151" w:type="pct"/>
           </w:tcPr>
           <w:p>
+            <w:pPr>
+              <w:spacing w:after="0" w:line="240" w:lineRule="auto"/>
+            </w:pPr>
             <w:r>
               <w:t>Não pode estar vazio.</w:t>
             </w:r>
@@ -8560,6 +8957,9 @@
             <w:vAlign w:val="center"/>
           </w:tcPr>
           <w:p>
+            <w:pPr>
+              <w:spacing w:after="0" w:line="240" w:lineRule="auto"/>
+            </w:pPr>
             <w:r>
               <w:t>Status do usuário</w:t>
             </w:r>
@@ -8571,9 +8971,14 @@
             <w:vAlign w:val="center"/>
           </w:tcPr>
           <w:p>
+            <w:pPr>
+              <w:spacing w:after="0" w:line="240" w:lineRule="auto"/>
+            </w:pPr>
+            <w:proofErr w:type="spellStart"/>
             <w:r>
               <w:t>usu_status</w:t>
             </w:r>
+            <w:proofErr w:type="spellEnd"/>
           </w:p>
         </w:tc>
         <w:tc>
@@ -8582,6 +8987,7 @@
           </w:tcPr>
           <w:p>
             <w:pPr>
+              <w:spacing w:after="0" w:line="240" w:lineRule="auto"/>
               <w:jc w:val="center"/>
             </w:pPr>
             <w:r>
@@ -8596,6 +9002,7 @@
           </w:tcPr>
           <w:p>
             <w:pPr>
+              <w:spacing w:after="0" w:line="240" w:lineRule="auto"/>
               <w:jc w:val="center"/>
             </w:pPr>
             <w:r>
@@ -8610,6 +9017,7 @@
           </w:tcPr>
           <w:p>
             <w:pPr>
+              <w:spacing w:after="0" w:line="240" w:lineRule="auto"/>
               <w:jc w:val="center"/>
             </w:pPr>
           </w:p>
@@ -8621,6 +9029,7 @@
           </w:tcPr>
           <w:p>
             <w:pPr>
+              <w:spacing w:after="0" w:line="240" w:lineRule="auto"/>
               <w:jc w:val="center"/>
             </w:pPr>
           </w:p>
@@ -8630,6 +9039,9 @@
             <w:tcW w:w="1151" w:type="pct"/>
           </w:tcPr>
           <w:p>
+            <w:pPr>
+              <w:spacing w:after="0" w:line="240" w:lineRule="auto"/>
+            </w:pPr>
             <w:r>
               <w:t>0-Inativo; 1-Ativo.</w:t>
             </w:r>
@@ -8643,6 +9055,9 @@
             <w:vAlign w:val="center"/>
           </w:tcPr>
           <w:p>
+            <w:pPr>
+              <w:spacing w:after="0" w:line="240" w:lineRule="auto"/>
+            </w:pPr>
             <w:r>
               <w:t>Alteração de Senha</w:t>
             </w:r>
@@ -8654,9 +9069,14 @@
             <w:vAlign w:val="center"/>
           </w:tcPr>
           <w:p>
+            <w:pPr>
+              <w:spacing w:after="0" w:line="240" w:lineRule="auto"/>
+            </w:pPr>
+            <w:proofErr w:type="spellStart"/>
             <w:r>
               <w:t>usu_alterar_senha</w:t>
             </w:r>
+            <w:proofErr w:type="spellEnd"/>
           </w:p>
         </w:tc>
         <w:tc>
@@ -8665,6 +9085,7 @@
           </w:tcPr>
           <w:p>
             <w:pPr>
+              <w:spacing w:after="0" w:line="240" w:lineRule="auto"/>
               <w:jc w:val="center"/>
             </w:pPr>
             <w:r>
@@ -8679,6 +9100,7 @@
           </w:tcPr>
           <w:p>
             <w:pPr>
+              <w:spacing w:after="0" w:line="240" w:lineRule="auto"/>
               <w:jc w:val="center"/>
             </w:pPr>
             <w:r>
@@ -8693,6 +9115,7 @@
           </w:tcPr>
           <w:p>
             <w:pPr>
+              <w:spacing w:after="0" w:line="240" w:lineRule="auto"/>
               <w:jc w:val="center"/>
             </w:pPr>
           </w:p>
@@ -8704,6 +9127,7 @@
           </w:tcPr>
           <w:p>
             <w:pPr>
+              <w:spacing w:after="0" w:line="240" w:lineRule="auto"/>
               <w:jc w:val="center"/>
             </w:pPr>
           </w:p>
@@ -8713,6 +9137,9 @@
             <w:tcW w:w="1151" w:type="pct"/>
           </w:tcPr>
           <w:p>
+            <w:pPr>
+              <w:spacing w:after="0" w:line="240" w:lineRule="auto"/>
+            </w:pPr>
             <w:r>
               <w:t>0-Não Alterado; 1-Alterado.</w:t>
             </w:r>
@@ -8722,6 +9149,7 @@
     </w:tbl>
     <w:p>
       <w:pPr>
+        <w:spacing w:after="0" w:line="240" w:lineRule="auto"/>
         <w:rPr>
           <w:sz w:val="20"/>
           <w:szCs w:val="20"/>
@@ -8744,6 +9172,7 @@
     </w:p>
     <w:p>
       <w:pPr>
+        <w:spacing w:after="0" w:line="240" w:lineRule="auto"/>
         <w:rPr>
           <w:sz w:val="22"/>
           <w:szCs w:val="20"/>
@@ -8794,6 +9223,7 @@
           </w:tcPr>
           <w:p>
             <w:pPr>
+              <w:spacing w:after="0" w:line="240" w:lineRule="auto"/>
               <w:jc w:val="center"/>
               <w:rPr>
                 <w:b/>
@@ -8826,6 +9256,7 @@
           </w:tcPr>
           <w:p>
             <w:pPr>
+              <w:spacing w:after="0" w:line="240" w:lineRule="auto"/>
               <w:jc w:val="center"/>
               <w:rPr>
                 <w:b/>
@@ -8846,6 +9277,7 @@
           </w:tcPr>
           <w:p>
             <w:pPr>
+              <w:spacing w:after="0" w:line="240" w:lineRule="auto"/>
               <w:jc w:val="center"/>
               <w:rPr>
                 <w:b/>
@@ -8866,6 +9298,7 @@
           </w:tcPr>
           <w:p>
             <w:pPr>
+              <w:spacing w:after="0" w:line="240" w:lineRule="auto"/>
               <w:jc w:val="center"/>
               <w:rPr>
                 <w:b/>
@@ -8886,6 +9319,7 @@
           </w:tcPr>
           <w:p>
             <w:pPr>
+              <w:spacing w:after="0" w:line="240" w:lineRule="auto"/>
               <w:jc w:val="center"/>
               <w:rPr>
                 <w:b/>
@@ -8906,6 +9340,7 @@
           </w:tcPr>
           <w:p>
             <w:pPr>
+              <w:spacing w:after="0" w:line="240" w:lineRule="auto"/>
               <w:jc w:val="center"/>
               <w:rPr>
                 <w:b/>
@@ -8926,6 +9361,7 @@
           </w:tcPr>
           <w:p>
             <w:pPr>
+              <w:spacing w:after="0" w:line="240" w:lineRule="auto"/>
               <w:jc w:val="center"/>
               <w:rPr>
                 <w:b/>
@@ -8947,6 +9383,9 @@
             <w:vAlign w:val="center"/>
           </w:tcPr>
           <w:p>
+            <w:pPr>
+              <w:spacing w:after="0" w:line="240" w:lineRule="auto"/>
+            </w:pPr>
             <w:r>
               <w:t>Identificador</w:t>
             </w:r>
@@ -8958,9 +9397,14 @@
             <w:vAlign w:val="center"/>
           </w:tcPr>
           <w:p>
+            <w:pPr>
+              <w:spacing w:after="0" w:line="240" w:lineRule="auto"/>
+            </w:pPr>
+            <w:proofErr w:type="spellStart"/>
             <w:r>
               <w:t>emp_id</w:t>
             </w:r>
+            <w:proofErr w:type="spellEnd"/>
           </w:p>
         </w:tc>
         <w:tc>
@@ -8970,6 +9414,7 @@
           </w:tcPr>
           <w:p>
             <w:pPr>
+              <w:spacing w:after="0" w:line="240" w:lineRule="auto"/>
               <w:jc w:val="center"/>
             </w:pPr>
             <w:r>
@@ -8984,6 +9429,7 @@
           </w:tcPr>
           <w:p>
             <w:pPr>
+              <w:spacing w:after="0" w:line="240" w:lineRule="auto"/>
               <w:jc w:val="center"/>
             </w:pPr>
             <w:r>
@@ -8998,6 +9444,7 @@
           </w:tcPr>
           <w:p>
             <w:pPr>
+              <w:spacing w:after="0" w:line="240" w:lineRule="auto"/>
               <w:jc w:val="center"/>
             </w:pPr>
             <w:r>
@@ -9012,6 +9459,7 @@
           </w:tcPr>
           <w:p>
             <w:pPr>
+              <w:spacing w:after="0" w:line="240" w:lineRule="auto"/>
               <w:jc w:val="center"/>
             </w:pPr>
           </w:p>
@@ -9021,8 +9469,16 @@
             <w:tcW w:w="1151" w:type="pct"/>
           </w:tcPr>
           <w:p>
-            <w:r>
-              <w:t>Auto-Incremento.</w:t>
+            <w:pPr>
+              <w:spacing w:after="0" w:line="240" w:lineRule="auto"/>
+            </w:pPr>
+            <w:proofErr w:type="spellStart"/>
+            <w:r>
+              <w:t>Auto-Incremento</w:t>
+            </w:r>
+            <w:proofErr w:type="spellEnd"/>
+            <w:r>
+              <w:t>.</w:t>
             </w:r>
           </w:p>
         </w:tc>
@@ -9034,6 +9490,9 @@
             <w:vAlign w:val="center"/>
           </w:tcPr>
           <w:p>
+            <w:pPr>
+              <w:spacing w:after="0" w:line="240" w:lineRule="auto"/>
+            </w:pPr>
             <w:r>
               <w:t>Nome Fantasia da Empresa.</w:t>
             </w:r>
@@ -9045,9 +9504,14 @@
             <w:vAlign w:val="center"/>
           </w:tcPr>
           <w:p>
+            <w:pPr>
+              <w:spacing w:after="0" w:line="240" w:lineRule="auto"/>
+            </w:pPr>
+            <w:proofErr w:type="spellStart"/>
             <w:r>
               <w:t>emp_nome_fantasia</w:t>
             </w:r>
+            <w:proofErr w:type="spellEnd"/>
           </w:p>
         </w:tc>
         <w:tc>
@@ -9057,6 +9521,7 @@
           </w:tcPr>
           <w:p>
             <w:pPr>
+              <w:spacing w:after="0" w:line="240" w:lineRule="auto"/>
               <w:jc w:val="center"/>
             </w:pPr>
             <w:r>
@@ -9071,6 +9536,7 @@
           </w:tcPr>
           <w:p>
             <w:pPr>
+              <w:spacing w:after="0" w:line="240" w:lineRule="auto"/>
               <w:jc w:val="center"/>
             </w:pPr>
             <w:r>
@@ -9085,6 +9551,7 @@
           </w:tcPr>
           <w:p>
             <w:pPr>
+              <w:spacing w:after="0" w:line="240" w:lineRule="auto"/>
               <w:jc w:val="center"/>
             </w:pPr>
           </w:p>
@@ -9096,6 +9563,7 @@
           </w:tcPr>
           <w:p>
             <w:pPr>
+              <w:spacing w:after="0" w:line="240" w:lineRule="auto"/>
               <w:jc w:val="center"/>
             </w:pPr>
           </w:p>
@@ -9105,6 +9573,9 @@
             <w:tcW w:w="1151" w:type="pct"/>
           </w:tcPr>
           <w:p>
+            <w:pPr>
+              <w:spacing w:after="0" w:line="240" w:lineRule="auto"/>
+            </w:pPr>
             <w:r>
               <w:t>Não pode estar vazio.</w:t>
             </w:r>
@@ -9118,6 +9589,9 @@
             <w:vAlign w:val="center"/>
           </w:tcPr>
           <w:p>
+            <w:pPr>
+              <w:spacing w:after="0" w:line="240" w:lineRule="auto"/>
+            </w:pPr>
             <w:r>
               <w:t>Razão Social da Empresa.</w:t>
             </w:r>
@@ -9129,9 +9603,14 @@
             <w:vAlign w:val="center"/>
           </w:tcPr>
           <w:p>
+            <w:pPr>
+              <w:spacing w:after="0" w:line="240" w:lineRule="auto"/>
+            </w:pPr>
+            <w:proofErr w:type="spellStart"/>
             <w:r>
               <w:t>emp_razao_social</w:t>
             </w:r>
+            <w:proofErr w:type="spellEnd"/>
           </w:p>
         </w:tc>
         <w:tc>
@@ -9141,6 +9620,7 @@
           </w:tcPr>
           <w:p>
             <w:pPr>
+              <w:spacing w:after="0" w:line="240" w:lineRule="auto"/>
               <w:jc w:val="center"/>
             </w:pPr>
             <w:r>
@@ -9155,6 +9635,7 @@
           </w:tcPr>
           <w:p>
             <w:pPr>
+              <w:spacing w:after="0" w:line="240" w:lineRule="auto"/>
               <w:jc w:val="center"/>
             </w:pPr>
             <w:r>
@@ -9169,6 +9650,7 @@
           </w:tcPr>
           <w:p>
             <w:pPr>
+              <w:spacing w:after="0" w:line="240" w:lineRule="auto"/>
               <w:jc w:val="center"/>
             </w:pPr>
           </w:p>
@@ -9180,6 +9662,7 @@
           </w:tcPr>
           <w:p>
             <w:pPr>
+              <w:spacing w:after="0" w:line="240" w:lineRule="auto"/>
               <w:jc w:val="center"/>
             </w:pPr>
           </w:p>
@@ -9189,6 +9672,9 @@
             <w:tcW w:w="1151" w:type="pct"/>
           </w:tcPr>
           <w:p>
+            <w:pPr>
+              <w:spacing w:after="0" w:line="240" w:lineRule="auto"/>
+            </w:pPr>
             <w:r>
               <w:t>Não pode estar vazio.</w:t>
             </w:r>
@@ -9202,6 +9688,9 @@
             <w:vAlign w:val="center"/>
           </w:tcPr>
           <w:p>
+            <w:pPr>
+              <w:spacing w:after="0" w:line="240" w:lineRule="auto"/>
+            </w:pPr>
             <w:r>
               <w:t>CNPJ da Empresa.</w:t>
             </w:r>
@@ -9213,9 +9702,14 @@
             <w:vAlign w:val="center"/>
           </w:tcPr>
           <w:p>
+            <w:pPr>
+              <w:spacing w:after="0" w:line="240" w:lineRule="auto"/>
+            </w:pPr>
+            <w:proofErr w:type="spellStart"/>
             <w:r>
               <w:t>emp_cnpj</w:t>
             </w:r>
+            <w:proofErr w:type="spellEnd"/>
           </w:p>
         </w:tc>
         <w:tc>
@@ -9225,6 +9719,7 @@
           </w:tcPr>
           <w:p>
             <w:pPr>
+              <w:spacing w:after="0" w:line="240" w:lineRule="auto"/>
               <w:jc w:val="center"/>
             </w:pPr>
             <w:r>
@@ -9239,6 +9734,7 @@
           </w:tcPr>
           <w:p>
             <w:pPr>
+              <w:spacing w:after="0" w:line="240" w:lineRule="auto"/>
               <w:jc w:val="center"/>
             </w:pPr>
             <w:r>
@@ -9253,6 +9749,7 @@
           </w:tcPr>
           <w:p>
             <w:pPr>
+              <w:spacing w:after="0" w:line="240" w:lineRule="auto"/>
               <w:jc w:val="center"/>
             </w:pPr>
           </w:p>
@@ -9264,6 +9761,7 @@
           </w:tcPr>
           <w:p>
             <w:pPr>
+              <w:spacing w:after="0" w:line="240" w:lineRule="auto"/>
               <w:jc w:val="center"/>
             </w:pPr>
           </w:p>
@@ -9273,6 +9771,9 @@
             <w:tcW w:w="1151" w:type="pct"/>
           </w:tcPr>
           <w:p>
+            <w:pPr>
+              <w:spacing w:after="0" w:line="240" w:lineRule="auto"/>
+            </w:pPr>
             <w:r>
               <w:t>Não pode estar vazio. Campo único.</w:t>
             </w:r>
@@ -9286,6 +9787,9 @@
             <w:vAlign w:val="center"/>
           </w:tcPr>
           <w:p>
+            <w:pPr>
+              <w:spacing w:after="0" w:line="240" w:lineRule="auto"/>
+            </w:pPr>
             <w:r>
               <w:t>Endereço da Empresa.</w:t>
             </w:r>
@@ -9297,9 +9801,14 @@
             <w:vAlign w:val="center"/>
           </w:tcPr>
           <w:p>
+            <w:pPr>
+              <w:spacing w:after="0" w:line="240" w:lineRule="auto"/>
+            </w:pPr>
+            <w:proofErr w:type="spellStart"/>
             <w:r>
               <w:t>emp_endereco</w:t>
             </w:r>
+            <w:proofErr w:type="spellEnd"/>
           </w:p>
         </w:tc>
         <w:tc>
@@ -9309,6 +9818,7 @@
           </w:tcPr>
           <w:p>
             <w:pPr>
+              <w:spacing w:after="0" w:line="240" w:lineRule="auto"/>
               <w:jc w:val="center"/>
             </w:pPr>
             <w:r>
@@ -9323,6 +9833,7 @@
           </w:tcPr>
           <w:p>
             <w:pPr>
+              <w:spacing w:after="0" w:line="240" w:lineRule="auto"/>
               <w:jc w:val="center"/>
             </w:pPr>
             <w:r>
@@ -9337,6 +9848,7 @@
           </w:tcPr>
           <w:p>
             <w:pPr>
+              <w:spacing w:after="0" w:line="240" w:lineRule="auto"/>
               <w:jc w:val="center"/>
             </w:pPr>
           </w:p>
@@ -9348,6 +9860,7 @@
           </w:tcPr>
           <w:p>
             <w:pPr>
+              <w:spacing w:after="0" w:line="240" w:lineRule="auto"/>
               <w:jc w:val="center"/>
             </w:pPr>
           </w:p>
@@ -9357,6 +9870,9 @@
             <w:tcW w:w="1151" w:type="pct"/>
           </w:tcPr>
           <w:p>
+            <w:pPr>
+              <w:spacing w:after="0" w:line="240" w:lineRule="auto"/>
+            </w:pPr>
             <w:r>
               <w:t>Não pode estar vazio.</w:t>
             </w:r>
@@ -9370,6 +9886,9 @@
             <w:vAlign w:val="center"/>
           </w:tcPr>
           <w:p>
+            <w:pPr>
+              <w:spacing w:after="0" w:line="240" w:lineRule="auto"/>
+            </w:pPr>
             <w:r>
               <w:t>Município da Empresa.</w:t>
             </w:r>
@@ -9381,9 +9900,14 @@
             <w:vAlign w:val="center"/>
           </w:tcPr>
           <w:p>
+            <w:pPr>
+              <w:spacing w:after="0" w:line="240" w:lineRule="auto"/>
+            </w:pPr>
+            <w:proofErr w:type="spellStart"/>
             <w:r>
               <w:t>emp_municipio</w:t>
             </w:r>
+            <w:proofErr w:type="spellEnd"/>
           </w:p>
         </w:tc>
         <w:tc>
@@ -9393,6 +9917,7 @@
           </w:tcPr>
           <w:p>
             <w:pPr>
+              <w:spacing w:after="0" w:line="240" w:lineRule="auto"/>
               <w:jc w:val="center"/>
             </w:pPr>
             <w:r>
@@ -9407,6 +9932,7 @@
           </w:tcPr>
           <w:p>
             <w:pPr>
+              <w:spacing w:after="0" w:line="240" w:lineRule="auto"/>
               <w:jc w:val="center"/>
             </w:pPr>
             <w:r>
@@ -9421,6 +9947,7 @@
           </w:tcPr>
           <w:p>
             <w:pPr>
+              <w:spacing w:after="0" w:line="240" w:lineRule="auto"/>
               <w:jc w:val="center"/>
             </w:pPr>
           </w:p>
@@ -9432,6 +9959,7 @@
           </w:tcPr>
           <w:p>
             <w:pPr>
+              <w:spacing w:after="0" w:line="240" w:lineRule="auto"/>
               <w:jc w:val="center"/>
             </w:pPr>
           </w:p>
@@ -9441,6 +9969,9 @@
             <w:tcW w:w="1151" w:type="pct"/>
           </w:tcPr>
           <w:p>
+            <w:pPr>
+              <w:spacing w:after="0" w:line="240" w:lineRule="auto"/>
+            </w:pPr>
             <w:r>
               <w:t>Não pode estar vazio.</w:t>
             </w:r>
@@ -9454,7 +9985,11 @@
             <w:vAlign w:val="center"/>
           </w:tcPr>
           <w:p>
-            <w:r>
+            <w:pPr>
+              <w:spacing w:after="0" w:line="240" w:lineRule="auto"/>
+            </w:pPr>
+            <w:r>
+              <w:lastRenderedPageBreak/>
               <w:t>Telefone da Empresa.</w:t>
             </w:r>
           </w:p>
@@ -9465,9 +10000,14 @@
             <w:vAlign w:val="center"/>
           </w:tcPr>
           <w:p>
+            <w:pPr>
+              <w:spacing w:after="0" w:line="240" w:lineRule="auto"/>
+            </w:pPr>
+            <w:proofErr w:type="spellStart"/>
             <w:r>
               <w:t>emp_telefone</w:t>
             </w:r>
+            <w:proofErr w:type="spellEnd"/>
           </w:p>
         </w:tc>
         <w:tc>
@@ -9477,6 +10017,7 @@
           </w:tcPr>
           <w:p>
             <w:pPr>
+              <w:spacing w:after="0" w:line="240" w:lineRule="auto"/>
               <w:jc w:val="center"/>
             </w:pPr>
             <w:r>
@@ -9491,6 +10032,7 @@
           </w:tcPr>
           <w:p>
             <w:pPr>
+              <w:spacing w:after="0" w:line="240" w:lineRule="auto"/>
               <w:jc w:val="center"/>
             </w:pPr>
             <w:r>
@@ -9505,6 +10047,7 @@
           </w:tcPr>
           <w:p>
             <w:pPr>
+              <w:spacing w:after="0" w:line="240" w:lineRule="auto"/>
               <w:jc w:val="center"/>
             </w:pPr>
           </w:p>
@@ -9516,6 +10059,7 @@
           </w:tcPr>
           <w:p>
             <w:pPr>
+              <w:spacing w:after="0" w:line="240" w:lineRule="auto"/>
               <w:jc w:val="center"/>
             </w:pPr>
           </w:p>
@@ -9525,6 +10069,9 @@
             <w:tcW w:w="1151" w:type="pct"/>
           </w:tcPr>
           <w:p>
+            <w:pPr>
+              <w:spacing w:after="0" w:line="240" w:lineRule="auto"/>
+            </w:pPr>
             <w:r>
               <w:t>Não pode estar vazio.</w:t>
             </w:r>
@@ -9538,6 +10085,9 @@
             <w:vAlign w:val="center"/>
           </w:tcPr>
           <w:p>
+            <w:pPr>
+              <w:spacing w:after="0" w:line="240" w:lineRule="auto"/>
+            </w:pPr>
             <w:r>
               <w:t>Email da Empresa.</w:t>
             </w:r>
@@ -9549,9 +10099,14 @@
             <w:vAlign w:val="center"/>
           </w:tcPr>
           <w:p>
+            <w:pPr>
+              <w:spacing w:after="0" w:line="240" w:lineRule="auto"/>
+            </w:pPr>
+            <w:proofErr w:type="spellStart"/>
             <w:r>
               <w:t>emp_email</w:t>
             </w:r>
+            <w:proofErr w:type="spellEnd"/>
           </w:p>
         </w:tc>
         <w:tc>
@@ -9561,6 +10116,7 @@
           </w:tcPr>
           <w:p>
             <w:pPr>
+              <w:spacing w:after="0" w:line="240" w:lineRule="auto"/>
               <w:jc w:val="center"/>
             </w:pPr>
             <w:r>
@@ -9575,6 +10131,7 @@
           </w:tcPr>
           <w:p>
             <w:pPr>
+              <w:spacing w:after="0" w:line="240" w:lineRule="auto"/>
               <w:jc w:val="center"/>
             </w:pPr>
             <w:r>
@@ -9589,6 +10146,7 @@
           </w:tcPr>
           <w:p>
             <w:pPr>
+              <w:spacing w:after="0" w:line="240" w:lineRule="auto"/>
               <w:jc w:val="center"/>
             </w:pPr>
           </w:p>
@@ -9600,6 +10158,7 @@
           </w:tcPr>
           <w:p>
             <w:pPr>
+              <w:spacing w:after="0" w:line="240" w:lineRule="auto"/>
               <w:jc w:val="center"/>
             </w:pPr>
           </w:p>
@@ -9609,6 +10168,9 @@
             <w:tcW w:w="1151" w:type="pct"/>
           </w:tcPr>
           <w:p>
+            <w:pPr>
+              <w:spacing w:after="0" w:line="240" w:lineRule="auto"/>
+            </w:pPr>
             <w:r>
               <w:t>Não pode estar vazio.</w:t>
             </w:r>
@@ -9622,6 +10184,9 @@
             <w:vAlign w:val="center"/>
           </w:tcPr>
           <w:p>
+            <w:pPr>
+              <w:spacing w:after="0" w:line="240" w:lineRule="auto"/>
+            </w:pPr>
             <w:r>
               <w:t>Senha Criptografada</w:t>
             </w:r>
@@ -9633,9 +10198,14 @@
             <w:vAlign w:val="center"/>
           </w:tcPr>
           <w:p>
+            <w:pPr>
+              <w:spacing w:after="0" w:line="240" w:lineRule="auto"/>
+            </w:pPr>
+            <w:proofErr w:type="spellStart"/>
             <w:r>
               <w:t>emp_senha_hash</w:t>
             </w:r>
+            <w:proofErr w:type="spellEnd"/>
           </w:p>
         </w:tc>
         <w:tc>
@@ -9645,6 +10215,7 @@
           </w:tcPr>
           <w:p>
             <w:pPr>
+              <w:spacing w:after="0" w:line="240" w:lineRule="auto"/>
               <w:jc w:val="center"/>
             </w:pPr>
             <w:r>
@@ -9659,6 +10230,7 @@
           </w:tcPr>
           <w:p>
             <w:pPr>
+              <w:spacing w:after="0" w:line="240" w:lineRule="auto"/>
               <w:jc w:val="center"/>
             </w:pPr>
             <w:r>
@@ -9673,6 +10245,7 @@
           </w:tcPr>
           <w:p>
             <w:pPr>
+              <w:spacing w:after="0" w:line="240" w:lineRule="auto"/>
               <w:jc w:val="center"/>
             </w:pPr>
           </w:p>
@@ -9684,6 +10257,7 @@
           </w:tcPr>
           <w:p>
             <w:pPr>
+              <w:spacing w:after="0" w:line="240" w:lineRule="auto"/>
               <w:jc w:val="center"/>
             </w:pPr>
           </w:p>
@@ -9693,6 +10267,9 @@
             <w:tcW w:w="1151" w:type="pct"/>
           </w:tcPr>
           <w:p>
+            <w:pPr>
+              <w:spacing w:after="0" w:line="240" w:lineRule="auto"/>
+            </w:pPr>
             <w:r>
               <w:t>Não pode estar vazio.</w:t>
             </w:r>
@@ -9706,6 +10283,9 @@
             <w:vAlign w:val="center"/>
           </w:tcPr>
           <w:p>
+            <w:pPr>
+              <w:spacing w:after="0" w:line="240" w:lineRule="auto"/>
+            </w:pPr>
             <w:r>
               <w:t>Tipo da Empresa.</w:t>
             </w:r>
@@ -9717,9 +10297,14 @@
             <w:vAlign w:val="center"/>
           </w:tcPr>
           <w:p>
+            <w:pPr>
+              <w:spacing w:after="0" w:line="240" w:lineRule="auto"/>
+            </w:pPr>
+            <w:proofErr w:type="spellStart"/>
             <w:r>
               <w:t>emp_tipo</w:t>
             </w:r>
+            <w:proofErr w:type="spellEnd"/>
           </w:p>
         </w:tc>
         <w:tc>
@@ -9729,6 +10314,7 @@
           </w:tcPr>
           <w:p>
             <w:pPr>
+              <w:spacing w:after="0" w:line="240" w:lineRule="auto"/>
               <w:jc w:val="center"/>
             </w:pPr>
             <w:r>
@@ -9743,6 +10329,7 @@
           </w:tcPr>
           <w:p>
             <w:pPr>
+              <w:spacing w:after="0" w:line="240" w:lineRule="auto"/>
               <w:jc w:val="center"/>
             </w:pPr>
             <w:r>
@@ -9757,6 +10344,7 @@
           </w:tcPr>
           <w:p>
             <w:pPr>
+              <w:spacing w:after="0" w:line="240" w:lineRule="auto"/>
               <w:jc w:val="center"/>
             </w:pPr>
           </w:p>
@@ -9768,6 +10356,7 @@
           </w:tcPr>
           <w:p>
             <w:pPr>
+              <w:spacing w:after="0" w:line="240" w:lineRule="auto"/>
               <w:jc w:val="center"/>
             </w:pPr>
           </w:p>
@@ -9777,6 +10366,9 @@
             <w:tcW w:w="1151" w:type="pct"/>
           </w:tcPr>
           <w:p>
+            <w:pPr>
+              <w:spacing w:after="0" w:line="240" w:lineRule="auto"/>
+            </w:pPr>
             <w:r>
               <w:t>0-ME; 1-MEI.</w:t>
             </w:r>
@@ -9786,6 +10378,7 @@
     </w:tbl>
     <w:p>
       <w:pPr>
+        <w:spacing w:after="0" w:line="240" w:lineRule="auto"/>
         <w:rPr>
           <w:sz w:val="20"/>
           <w:szCs w:val="20"/>
@@ -9805,6 +10398,15 @@
         </w:rPr>
         <w:t xml:space="preserve"> (2025).</w:t>
       </w:r>
+    </w:p>
+    <w:p>
+      <w:pPr>
+        <w:spacing w:after="0" w:line="240" w:lineRule="auto"/>
+        <w:rPr>
+          <w:sz w:val="20"/>
+          <w:szCs w:val="20"/>
+        </w:rPr>
+      </w:pPr>
     </w:p>
     <w:p>
       <w:pPr>
@@ -9814,7 +10416,6 @@
       </w:pPr>
       <w:bookmarkStart w:id="15" w:name="_Toc229430746"/>
       <w:r>
-        <w:lastRenderedPageBreak/>
         <w:t>Quadro 5</w:t>
       </w:r>
       <w:r>
@@ -9845,6 +10446,7 @@
           </w:tcPr>
           <w:p>
             <w:pPr>
+              <w:spacing w:after="0" w:line="240" w:lineRule="auto"/>
               <w:jc w:val="center"/>
               <w:rPr>
                 <w:b/>
@@ -9877,6 +10479,7 @@
           </w:tcPr>
           <w:p>
             <w:pPr>
+              <w:spacing w:after="0" w:line="240" w:lineRule="auto"/>
               <w:jc w:val="center"/>
               <w:rPr>
                 <w:b/>
@@ -9897,6 +10500,7 @@
           </w:tcPr>
           <w:p>
             <w:pPr>
+              <w:spacing w:after="0" w:line="240" w:lineRule="auto"/>
               <w:jc w:val="center"/>
               <w:rPr>
                 <w:b/>
@@ -9917,6 +10521,7 @@
           </w:tcPr>
           <w:p>
             <w:pPr>
+              <w:spacing w:after="0" w:line="240" w:lineRule="auto"/>
               <w:jc w:val="center"/>
               <w:rPr>
                 <w:b/>
@@ -9937,6 +10542,7 @@
           </w:tcPr>
           <w:p>
             <w:pPr>
+              <w:spacing w:after="0" w:line="240" w:lineRule="auto"/>
               <w:jc w:val="center"/>
               <w:rPr>
                 <w:b/>
@@ -9957,6 +10563,7 @@
           </w:tcPr>
           <w:p>
             <w:pPr>
+              <w:spacing w:after="0" w:line="240" w:lineRule="auto"/>
               <w:jc w:val="center"/>
               <w:rPr>
                 <w:b/>
@@ -9977,6 +10584,7 @@
           </w:tcPr>
           <w:p>
             <w:pPr>
+              <w:spacing w:after="0" w:line="240" w:lineRule="auto"/>
               <w:jc w:val="center"/>
               <w:rPr>
                 <w:b/>
@@ -9998,6 +10606,9 @@
             <w:vAlign w:val="center"/>
           </w:tcPr>
           <w:p>
+            <w:pPr>
+              <w:spacing w:after="0" w:line="240" w:lineRule="auto"/>
+            </w:pPr>
             <w:r>
               <w:t>Identificador da Tabela Empresa.</w:t>
             </w:r>
@@ -10009,9 +10620,14 @@
             <w:vAlign w:val="center"/>
           </w:tcPr>
           <w:p>
+            <w:pPr>
+              <w:spacing w:after="0" w:line="240" w:lineRule="auto"/>
+            </w:pPr>
+            <w:proofErr w:type="spellStart"/>
             <w:r>
               <w:t>emp_id</w:t>
             </w:r>
+            <w:proofErr w:type="spellEnd"/>
           </w:p>
         </w:tc>
         <w:tc>
@@ -10021,6 +10637,7 @@
           </w:tcPr>
           <w:p>
             <w:pPr>
+              <w:spacing w:after="0" w:line="240" w:lineRule="auto"/>
               <w:jc w:val="center"/>
             </w:pPr>
             <w:r>
@@ -10035,6 +10652,7 @@
           </w:tcPr>
           <w:p>
             <w:pPr>
+              <w:spacing w:after="0" w:line="240" w:lineRule="auto"/>
               <w:jc w:val="center"/>
             </w:pPr>
             <w:r>
@@ -10049,6 +10667,7 @@
           </w:tcPr>
           <w:p>
             <w:pPr>
+              <w:spacing w:after="0" w:line="240" w:lineRule="auto"/>
               <w:jc w:val="center"/>
             </w:pPr>
             <w:r>
@@ -10063,6 +10682,7 @@
           </w:tcPr>
           <w:p>
             <w:pPr>
+              <w:spacing w:after="0" w:line="240" w:lineRule="auto"/>
               <w:jc w:val="center"/>
             </w:pPr>
             <w:r>
@@ -10074,7 +10694,11 @@
           <w:tcPr>
             <w:tcW w:w="1144" w:type="pct"/>
           </w:tcPr>
-          <w:p/>
+          <w:p>
+            <w:pPr>
+              <w:spacing w:after="0" w:line="240" w:lineRule="auto"/>
+            </w:pPr>
+          </w:p>
         </w:tc>
       </w:tr>
       <w:tr>
@@ -10084,6 +10708,9 @@
             <w:vAlign w:val="center"/>
           </w:tcPr>
           <w:p>
+            <w:pPr>
+              <w:spacing w:after="0" w:line="240" w:lineRule="auto"/>
+            </w:pPr>
             <w:r>
               <w:t>Identificador da Tabela Usuários.</w:t>
             </w:r>
@@ -10095,9 +10722,14 @@
             <w:vAlign w:val="center"/>
           </w:tcPr>
           <w:p>
+            <w:pPr>
+              <w:spacing w:after="0" w:line="240" w:lineRule="auto"/>
+            </w:pPr>
+            <w:proofErr w:type="spellStart"/>
             <w:r>
               <w:t>usu_id</w:t>
             </w:r>
+            <w:proofErr w:type="spellEnd"/>
           </w:p>
         </w:tc>
         <w:tc>
@@ -10107,6 +10739,7 @@
           </w:tcPr>
           <w:p>
             <w:pPr>
+              <w:spacing w:after="0" w:line="240" w:lineRule="auto"/>
               <w:jc w:val="center"/>
             </w:pPr>
             <w:r>
@@ -10121,6 +10754,7 @@
           </w:tcPr>
           <w:p>
             <w:pPr>
+              <w:spacing w:after="0" w:line="240" w:lineRule="auto"/>
               <w:jc w:val="center"/>
             </w:pPr>
             <w:r>
@@ -10135,6 +10769,7 @@
           </w:tcPr>
           <w:p>
             <w:pPr>
+              <w:spacing w:after="0" w:line="240" w:lineRule="auto"/>
               <w:jc w:val="center"/>
             </w:pPr>
             <w:r>
@@ -10149,6 +10784,7 @@
           </w:tcPr>
           <w:p>
             <w:pPr>
+              <w:spacing w:after="0" w:line="240" w:lineRule="auto"/>
               <w:jc w:val="center"/>
             </w:pPr>
             <w:r>
@@ -10160,7 +10796,11 @@
           <w:tcPr>
             <w:tcW w:w="1144" w:type="pct"/>
           </w:tcPr>
-          <w:p/>
+          <w:p>
+            <w:pPr>
+              <w:spacing w:after="0" w:line="240" w:lineRule="auto"/>
+            </w:pPr>
+          </w:p>
         </w:tc>
       </w:tr>
       <w:tr>
@@ -10170,6 +10810,9 @@
             <w:vAlign w:val="center"/>
           </w:tcPr>
           <w:p>
+            <w:pPr>
+              <w:spacing w:after="0" w:line="240" w:lineRule="auto"/>
+            </w:pPr>
             <w:r>
               <w:t>Nível de acesso do usuário com a empresa.</w:t>
             </w:r>
@@ -10181,9 +10824,14 @@
             <w:vAlign w:val="center"/>
           </w:tcPr>
           <w:p>
+            <w:pPr>
+              <w:spacing w:after="0" w:line="240" w:lineRule="auto"/>
+            </w:pPr>
+            <w:proofErr w:type="spellStart"/>
             <w:r>
               <w:t>usu_emp_nivel_acesso</w:t>
             </w:r>
+            <w:proofErr w:type="spellEnd"/>
           </w:p>
         </w:tc>
         <w:tc>
@@ -10193,6 +10841,7 @@
           </w:tcPr>
           <w:p>
             <w:pPr>
+              <w:spacing w:after="0" w:line="240" w:lineRule="auto"/>
               <w:jc w:val="center"/>
             </w:pPr>
             <w:r>
@@ -10207,6 +10856,7 @@
           </w:tcPr>
           <w:p>
             <w:pPr>
+              <w:spacing w:after="0" w:line="240" w:lineRule="auto"/>
               <w:jc w:val="center"/>
             </w:pPr>
             <w:r>
@@ -10221,6 +10871,7 @@
           </w:tcPr>
           <w:p>
             <w:pPr>
+              <w:spacing w:after="0" w:line="240" w:lineRule="auto"/>
               <w:jc w:val="center"/>
             </w:pPr>
           </w:p>
@@ -10232,6 +10883,7 @@
           </w:tcPr>
           <w:p>
             <w:pPr>
+              <w:spacing w:after="0" w:line="240" w:lineRule="auto"/>
               <w:jc w:val="center"/>
             </w:pPr>
           </w:p>
@@ -10241,6 +10893,9 @@
             <w:tcW w:w="1144" w:type="pct"/>
           </w:tcPr>
           <w:p>
+            <w:pPr>
+              <w:spacing w:after="0" w:line="240" w:lineRule="auto"/>
+            </w:pPr>
             <w:r>
               <w:t>0-Visualizador; 1-Gerente; 2-Administrador.</w:t>
             </w:r>
@@ -10254,6 +10909,9 @@
             <w:vAlign w:val="center"/>
           </w:tcPr>
           <w:p>
+            <w:pPr>
+              <w:spacing w:after="0" w:line="240" w:lineRule="auto"/>
+            </w:pPr>
             <w:r>
               <w:t>Data do vínculo do Usuário com a Empresa</w:t>
             </w:r>
@@ -10265,9 +10923,14 @@
             <w:vAlign w:val="center"/>
           </w:tcPr>
           <w:p>
+            <w:pPr>
+              <w:spacing w:after="0" w:line="240" w:lineRule="auto"/>
+            </w:pPr>
+            <w:proofErr w:type="spellStart"/>
             <w:r>
               <w:t>usu_emp_data_vinculo</w:t>
             </w:r>
+            <w:proofErr w:type="spellEnd"/>
           </w:p>
         </w:tc>
         <w:tc>
@@ -10277,6 +10940,7 @@
           </w:tcPr>
           <w:p>
             <w:pPr>
+              <w:spacing w:after="0" w:line="240" w:lineRule="auto"/>
               <w:jc w:val="center"/>
             </w:pPr>
             <w:r>
@@ -10291,6 +10955,7 @@
           </w:tcPr>
           <w:p>
             <w:pPr>
+              <w:spacing w:after="0" w:line="240" w:lineRule="auto"/>
               <w:jc w:val="center"/>
             </w:pPr>
             <w:r>
@@ -10305,6 +10970,7 @@
           </w:tcPr>
           <w:p>
             <w:pPr>
+              <w:spacing w:after="0" w:line="240" w:lineRule="auto"/>
               <w:jc w:val="center"/>
             </w:pPr>
           </w:p>
@@ -10316,6 +10982,7 @@
           </w:tcPr>
           <w:p>
             <w:pPr>
+              <w:spacing w:after="0" w:line="240" w:lineRule="auto"/>
               <w:jc w:val="center"/>
             </w:pPr>
           </w:p>
@@ -10325,6 +10992,9 @@
             <w:tcW w:w="1144" w:type="pct"/>
           </w:tcPr>
           <w:p>
+            <w:pPr>
+              <w:spacing w:after="0" w:line="240" w:lineRule="auto"/>
+            </w:pPr>
             <w:r>
               <w:t>Não pode estar vazio.</w:t>
             </w:r>
@@ -10338,6 +11008,9 @@
             <w:vAlign w:val="center"/>
           </w:tcPr>
           <w:p>
+            <w:pPr>
+              <w:spacing w:after="0" w:line="240" w:lineRule="auto"/>
+            </w:pPr>
             <w:r>
               <w:t>Status do Usuário com determinada Empresa.</w:t>
             </w:r>
@@ -10349,9 +11022,14 @@
             <w:vAlign w:val="center"/>
           </w:tcPr>
           <w:p>
+            <w:pPr>
+              <w:spacing w:after="0" w:line="240" w:lineRule="auto"/>
+            </w:pPr>
+            <w:proofErr w:type="spellStart"/>
             <w:r>
               <w:t>usu_emp_status</w:t>
             </w:r>
+            <w:proofErr w:type="spellEnd"/>
           </w:p>
         </w:tc>
         <w:tc>
@@ -10361,6 +11039,7 @@
           </w:tcPr>
           <w:p>
             <w:pPr>
+              <w:spacing w:after="0" w:line="240" w:lineRule="auto"/>
               <w:jc w:val="center"/>
             </w:pPr>
             <w:r>
@@ -10375,6 +11054,7 @@
           </w:tcPr>
           <w:p>
             <w:pPr>
+              <w:spacing w:after="0" w:line="240" w:lineRule="auto"/>
               <w:jc w:val="center"/>
             </w:pPr>
             <w:r>
@@ -10389,6 +11069,7 @@
           </w:tcPr>
           <w:p>
             <w:pPr>
+              <w:spacing w:after="0" w:line="240" w:lineRule="auto"/>
               <w:jc w:val="center"/>
             </w:pPr>
           </w:p>
@@ -10400,6 +11081,7 @@
           </w:tcPr>
           <w:p>
             <w:pPr>
+              <w:spacing w:after="0" w:line="240" w:lineRule="auto"/>
               <w:jc w:val="center"/>
             </w:pPr>
           </w:p>
@@ -10409,6 +11091,9 @@
             <w:tcW w:w="1144" w:type="pct"/>
           </w:tcPr>
           <w:p>
+            <w:pPr>
+              <w:spacing w:after="0" w:line="240" w:lineRule="auto"/>
+            </w:pPr>
             <w:r>
               <w:t>0-Inativo; 1-Ativo.</w:t>
             </w:r>
@@ -10422,6 +11107,9 @@
             <w:vAlign w:val="center"/>
           </w:tcPr>
           <w:p>
+            <w:pPr>
+              <w:spacing w:after="0" w:line="240" w:lineRule="auto"/>
+            </w:pPr>
             <w:r>
               <w:t>Observações.</w:t>
             </w:r>
@@ -10433,9 +11121,14 @@
             <w:vAlign w:val="center"/>
           </w:tcPr>
           <w:p>
+            <w:pPr>
+              <w:spacing w:after="0" w:line="240" w:lineRule="auto"/>
+            </w:pPr>
+            <w:proofErr w:type="spellStart"/>
             <w:r>
               <w:t>usu_emp_observacoes</w:t>
             </w:r>
+            <w:proofErr w:type="spellEnd"/>
           </w:p>
         </w:tc>
         <w:tc>
@@ -10445,6 +11138,7 @@
           </w:tcPr>
           <w:p>
             <w:pPr>
+              <w:spacing w:after="0" w:line="240" w:lineRule="auto"/>
               <w:jc w:val="center"/>
             </w:pPr>
             <w:r>
@@ -10459,6 +11153,7 @@
           </w:tcPr>
           <w:p>
             <w:pPr>
+              <w:spacing w:after="0" w:line="240" w:lineRule="auto"/>
               <w:jc w:val="center"/>
             </w:pPr>
             <w:r>
@@ -10473,6 +11168,7 @@
           </w:tcPr>
           <w:p>
             <w:pPr>
+              <w:spacing w:after="0" w:line="240" w:lineRule="auto"/>
               <w:jc w:val="center"/>
             </w:pPr>
           </w:p>
@@ -10484,6 +11180,7 @@
           </w:tcPr>
           <w:p>
             <w:pPr>
+              <w:spacing w:after="0" w:line="240" w:lineRule="auto"/>
               <w:jc w:val="center"/>
             </w:pPr>
           </w:p>
@@ -10492,12 +11189,17 @@
           <w:tcPr>
             <w:tcW w:w="1144" w:type="pct"/>
           </w:tcPr>
-          <w:p/>
+          <w:p>
+            <w:pPr>
+              <w:spacing w:after="0" w:line="240" w:lineRule="auto"/>
+            </w:pPr>
+          </w:p>
         </w:tc>
       </w:tr>
     </w:tbl>
     <w:p>
       <w:pPr>
+        <w:spacing w:after="0" w:line="240" w:lineRule="auto"/>
         <w:rPr>
           <w:sz w:val="20"/>
           <w:szCs w:val="20"/>
@@ -10566,6 +11268,7 @@
           </w:tcPr>
           <w:p>
             <w:pPr>
+              <w:spacing w:after="0" w:line="240" w:lineRule="auto"/>
               <w:jc w:val="center"/>
               <w:rPr>
                 <w:b/>
@@ -10598,6 +11301,7 @@
           </w:tcPr>
           <w:p>
             <w:pPr>
+              <w:spacing w:after="0" w:line="240" w:lineRule="auto"/>
               <w:jc w:val="center"/>
               <w:rPr>
                 <w:b/>
@@ -10618,6 +11322,7 @@
           </w:tcPr>
           <w:p>
             <w:pPr>
+              <w:spacing w:after="0" w:line="240" w:lineRule="auto"/>
               <w:jc w:val="center"/>
               <w:rPr>
                 <w:b/>
@@ -10638,6 +11343,7 @@
           </w:tcPr>
           <w:p>
             <w:pPr>
+              <w:spacing w:after="0" w:line="240" w:lineRule="auto"/>
               <w:jc w:val="center"/>
               <w:rPr>
                 <w:b/>
@@ -10658,6 +11364,7 @@
           </w:tcPr>
           <w:p>
             <w:pPr>
+              <w:spacing w:after="0" w:line="240" w:lineRule="auto"/>
               <w:jc w:val="center"/>
               <w:rPr>
                 <w:b/>
@@ -10678,6 +11385,7 @@
           </w:tcPr>
           <w:p>
             <w:pPr>
+              <w:spacing w:after="0" w:line="240" w:lineRule="auto"/>
               <w:jc w:val="center"/>
               <w:rPr>
                 <w:b/>
@@ -10698,6 +11406,7 @@
           </w:tcPr>
           <w:p>
             <w:pPr>
+              <w:spacing w:after="0" w:line="240" w:lineRule="auto"/>
               <w:jc w:val="center"/>
               <w:rPr>
                 <w:b/>
@@ -10719,6 +11428,9 @@
             <w:vAlign w:val="center"/>
           </w:tcPr>
           <w:p>
+            <w:pPr>
+              <w:spacing w:after="0" w:line="240" w:lineRule="auto"/>
+            </w:pPr>
             <w:r>
               <w:t>Identificador.</w:t>
             </w:r>
@@ -10730,9 +11442,14 @@
             <w:vAlign w:val="center"/>
           </w:tcPr>
           <w:p>
+            <w:pPr>
+              <w:spacing w:after="0" w:line="240" w:lineRule="auto"/>
+            </w:pPr>
+            <w:proofErr w:type="spellStart"/>
             <w:r>
               <w:t>regi_id</w:t>
             </w:r>
+            <w:proofErr w:type="spellEnd"/>
           </w:p>
         </w:tc>
         <w:tc>
@@ -10742,6 +11459,7 @@
           </w:tcPr>
           <w:p>
             <w:pPr>
+              <w:spacing w:after="0" w:line="240" w:lineRule="auto"/>
               <w:jc w:val="center"/>
             </w:pPr>
             <w:r>
@@ -10756,6 +11474,7 @@
           </w:tcPr>
           <w:p>
             <w:pPr>
+              <w:spacing w:after="0" w:line="240" w:lineRule="auto"/>
               <w:jc w:val="center"/>
             </w:pPr>
             <w:r>
@@ -10770,6 +11489,7 @@
           </w:tcPr>
           <w:p>
             <w:pPr>
+              <w:spacing w:after="0" w:line="240" w:lineRule="auto"/>
               <w:jc w:val="center"/>
             </w:pPr>
             <w:r>
@@ -10784,6 +11504,7 @@
           </w:tcPr>
           <w:p>
             <w:pPr>
+              <w:spacing w:after="0" w:line="240" w:lineRule="auto"/>
               <w:jc w:val="center"/>
             </w:pPr>
           </w:p>
@@ -10793,8 +11514,16 @@
             <w:tcW w:w="1080" w:type="pct"/>
           </w:tcPr>
           <w:p>
-            <w:r>
-              <w:t>Auto-Incremento.</w:t>
+            <w:pPr>
+              <w:spacing w:after="0" w:line="240" w:lineRule="auto"/>
+            </w:pPr>
+            <w:proofErr w:type="spellStart"/>
+            <w:r>
+              <w:t>Auto-Incremento</w:t>
+            </w:r>
+            <w:proofErr w:type="spellEnd"/>
+            <w:r>
+              <w:t>.</w:t>
             </w:r>
           </w:p>
         </w:tc>
@@ -10806,6 +11535,9 @@
             <w:vAlign w:val="center"/>
           </w:tcPr>
           <w:p>
+            <w:pPr>
+              <w:spacing w:after="0" w:line="240" w:lineRule="auto"/>
+            </w:pPr>
             <w:r>
               <w:t>Nome do Regime.</w:t>
             </w:r>
@@ -10817,9 +11549,14 @@
             <w:vAlign w:val="center"/>
           </w:tcPr>
           <w:p>
+            <w:pPr>
+              <w:spacing w:after="0" w:line="240" w:lineRule="auto"/>
+            </w:pPr>
+            <w:proofErr w:type="spellStart"/>
             <w:r>
               <w:t>regi_nome</w:t>
             </w:r>
+            <w:proofErr w:type="spellEnd"/>
           </w:p>
         </w:tc>
         <w:tc>
@@ -10829,6 +11566,7 @@
           </w:tcPr>
           <w:p>
             <w:pPr>
+              <w:spacing w:after="0" w:line="240" w:lineRule="auto"/>
               <w:jc w:val="center"/>
             </w:pPr>
             <w:r>
@@ -10843,6 +11581,7 @@
           </w:tcPr>
           <w:p>
             <w:pPr>
+              <w:spacing w:after="0" w:line="240" w:lineRule="auto"/>
               <w:jc w:val="center"/>
             </w:pPr>
             <w:r>
@@ -10857,6 +11596,7 @@
           </w:tcPr>
           <w:p>
             <w:pPr>
+              <w:spacing w:after="0" w:line="240" w:lineRule="auto"/>
               <w:jc w:val="center"/>
             </w:pPr>
           </w:p>
@@ -10868,6 +11608,7 @@
           </w:tcPr>
           <w:p>
             <w:pPr>
+              <w:spacing w:after="0" w:line="240" w:lineRule="auto"/>
               <w:jc w:val="center"/>
             </w:pPr>
           </w:p>
@@ -10877,6 +11618,9 @@
             <w:tcW w:w="1080" w:type="pct"/>
           </w:tcPr>
           <w:p>
+            <w:pPr>
+              <w:spacing w:after="0" w:line="240" w:lineRule="auto"/>
+            </w:pPr>
             <w:r>
               <w:t>Não pode estar vazio.</w:t>
             </w:r>
@@ -10890,7 +11634,11 @@
             <w:vAlign w:val="center"/>
           </w:tcPr>
           <w:p>
-            <w:r>
+            <w:pPr>
+              <w:spacing w:after="0" w:line="240" w:lineRule="auto"/>
+            </w:pPr>
+            <w:r>
+              <w:lastRenderedPageBreak/>
               <w:t>Descrição do Regime.</w:t>
             </w:r>
           </w:p>
@@ -10901,9 +11649,14 @@
             <w:vAlign w:val="center"/>
           </w:tcPr>
           <w:p>
+            <w:pPr>
+              <w:spacing w:after="0" w:line="240" w:lineRule="auto"/>
+            </w:pPr>
+            <w:proofErr w:type="spellStart"/>
             <w:r>
               <w:t>regi_descricao</w:t>
             </w:r>
+            <w:proofErr w:type="spellEnd"/>
           </w:p>
         </w:tc>
         <w:tc>
@@ -10913,6 +11666,7 @@
           </w:tcPr>
           <w:p>
             <w:pPr>
+              <w:spacing w:after="0" w:line="240" w:lineRule="auto"/>
               <w:jc w:val="center"/>
             </w:pPr>
             <w:r>
@@ -10927,6 +11681,7 @@
           </w:tcPr>
           <w:p>
             <w:pPr>
+              <w:spacing w:after="0" w:line="240" w:lineRule="auto"/>
               <w:jc w:val="center"/>
             </w:pPr>
             <w:r>
@@ -10941,6 +11696,7 @@
           </w:tcPr>
           <w:p>
             <w:pPr>
+              <w:spacing w:after="0" w:line="240" w:lineRule="auto"/>
               <w:jc w:val="center"/>
             </w:pPr>
           </w:p>
@@ -10952,6 +11708,7 @@
           </w:tcPr>
           <w:p>
             <w:pPr>
+              <w:spacing w:after="0" w:line="240" w:lineRule="auto"/>
               <w:jc w:val="center"/>
             </w:pPr>
           </w:p>
@@ -10961,6 +11718,9 @@
             <w:tcW w:w="1080" w:type="pct"/>
           </w:tcPr>
           <w:p>
+            <w:pPr>
+              <w:spacing w:after="0" w:line="240" w:lineRule="auto"/>
+            </w:pPr>
             <w:r>
               <w:t>Não pode estar vazio.</w:t>
             </w:r>
@@ -10974,6 +11734,9 @@
             <w:vAlign w:val="center"/>
           </w:tcPr>
           <w:p>
+            <w:pPr>
+              <w:spacing w:after="0" w:line="240" w:lineRule="auto"/>
+            </w:pPr>
             <w:r>
               <w:t>Limite do Faturamento anual da empresa.</w:t>
             </w:r>
@@ -10985,9 +11748,14 @@
             <w:vAlign w:val="center"/>
           </w:tcPr>
           <w:p>
+            <w:pPr>
+              <w:spacing w:after="0" w:line="240" w:lineRule="auto"/>
+            </w:pPr>
+            <w:proofErr w:type="spellStart"/>
             <w:r>
               <w:t>regi_limite_faturamento_anual</w:t>
             </w:r>
+            <w:proofErr w:type="spellEnd"/>
           </w:p>
         </w:tc>
         <w:tc>
@@ -10997,6 +11765,7 @@
           </w:tcPr>
           <w:p>
             <w:pPr>
+              <w:spacing w:after="0" w:line="240" w:lineRule="auto"/>
               <w:jc w:val="center"/>
             </w:pPr>
             <w:r>
@@ -11011,6 +11780,7 @@
           </w:tcPr>
           <w:p>
             <w:pPr>
+              <w:spacing w:after="0" w:line="240" w:lineRule="auto"/>
               <w:jc w:val="center"/>
             </w:pPr>
             <w:r>
@@ -11025,6 +11795,7 @@
           </w:tcPr>
           <w:p>
             <w:pPr>
+              <w:spacing w:after="0" w:line="240" w:lineRule="auto"/>
               <w:jc w:val="center"/>
             </w:pPr>
           </w:p>
@@ -11036,6 +11807,7 @@
           </w:tcPr>
           <w:p>
             <w:pPr>
+              <w:spacing w:after="0" w:line="240" w:lineRule="auto"/>
               <w:jc w:val="center"/>
             </w:pPr>
           </w:p>
@@ -11045,6 +11817,9 @@
             <w:tcW w:w="1080" w:type="pct"/>
           </w:tcPr>
           <w:p>
+            <w:pPr>
+              <w:spacing w:after="0" w:line="240" w:lineRule="auto"/>
+            </w:pPr>
             <w:r>
               <w:t>Não pode estar vazio.</w:t>
             </w:r>
@@ -11058,6 +11833,9 @@
             <w:vAlign w:val="center"/>
           </w:tcPr>
           <w:p>
+            <w:pPr>
+              <w:spacing w:after="0" w:line="240" w:lineRule="auto"/>
+            </w:pPr>
             <w:r>
               <w:t>Tipo de Empresa que pode adotar um Regime.</w:t>
             </w:r>
@@ -11069,9 +11847,14 @@
             <w:vAlign w:val="center"/>
           </w:tcPr>
           <w:p>
+            <w:pPr>
+              <w:spacing w:after="0" w:line="240" w:lineRule="auto"/>
+            </w:pPr>
+            <w:proofErr w:type="spellStart"/>
             <w:r>
               <w:t>regi_tipo_emp_permitida</w:t>
             </w:r>
+            <w:proofErr w:type="spellEnd"/>
           </w:p>
         </w:tc>
         <w:tc>
@@ -11081,6 +11864,7 @@
           </w:tcPr>
           <w:p>
             <w:pPr>
+              <w:spacing w:after="0" w:line="240" w:lineRule="auto"/>
               <w:jc w:val="center"/>
             </w:pPr>
             <w:r>
@@ -11095,6 +11879,7 @@
           </w:tcPr>
           <w:p>
             <w:pPr>
+              <w:spacing w:after="0" w:line="240" w:lineRule="auto"/>
               <w:jc w:val="center"/>
             </w:pPr>
             <w:r>
@@ -11109,6 +11894,7 @@
           </w:tcPr>
           <w:p>
             <w:pPr>
+              <w:spacing w:after="0" w:line="240" w:lineRule="auto"/>
               <w:jc w:val="center"/>
             </w:pPr>
           </w:p>
@@ -11120,6 +11906,7 @@
           </w:tcPr>
           <w:p>
             <w:pPr>
+              <w:spacing w:after="0" w:line="240" w:lineRule="auto"/>
               <w:jc w:val="center"/>
             </w:pPr>
           </w:p>
@@ -11129,6 +11916,9 @@
             <w:tcW w:w="1080" w:type="pct"/>
           </w:tcPr>
           <w:p>
+            <w:pPr>
+              <w:spacing w:after="0" w:line="240" w:lineRule="auto"/>
+            </w:pPr>
             <w:r>
               <w:t>0-Simples Nacional; 1-Lucro Presumido; 2-Lucro Real.</w:t>
             </w:r>
@@ -11142,6 +11932,9 @@
             <w:vAlign w:val="center"/>
           </w:tcPr>
           <w:p>
+            <w:pPr>
+              <w:spacing w:after="0" w:line="240" w:lineRule="auto"/>
+            </w:pPr>
             <w:r>
               <w:t>Status do regime</w:t>
             </w:r>
@@ -11154,11 +11947,14 @@
           </w:tcPr>
           <w:p>
             <w:pPr>
-              <w:ind w:left="708" w:hanging="708"/>
-            </w:pPr>
+              <w:spacing w:after="0" w:line="240" w:lineRule="auto"/>
+              <w:ind w:hanging="708"/>
+            </w:pPr>
+            <w:proofErr w:type="spellStart"/>
             <w:r>
               <w:t>regi_status</w:t>
             </w:r>
+            <w:proofErr w:type="spellEnd"/>
           </w:p>
         </w:tc>
         <w:tc>
@@ -11168,6 +11964,7 @@
           </w:tcPr>
           <w:p>
             <w:pPr>
+              <w:spacing w:after="0" w:line="240" w:lineRule="auto"/>
               <w:jc w:val="center"/>
             </w:pPr>
             <w:r>
@@ -11182,6 +11979,7 @@
           </w:tcPr>
           <w:p>
             <w:pPr>
+              <w:spacing w:after="0" w:line="240" w:lineRule="auto"/>
               <w:jc w:val="center"/>
             </w:pPr>
             <w:r>
@@ -11196,6 +11994,7 @@
           </w:tcPr>
           <w:p>
             <w:pPr>
+              <w:spacing w:after="0" w:line="240" w:lineRule="auto"/>
               <w:jc w:val="center"/>
             </w:pPr>
           </w:p>
@@ -11207,6 +12006,7 @@
           </w:tcPr>
           <w:p>
             <w:pPr>
+              <w:spacing w:after="0" w:line="240" w:lineRule="auto"/>
               <w:jc w:val="center"/>
             </w:pPr>
           </w:p>
@@ -11216,6 +12016,9 @@
             <w:tcW w:w="1080" w:type="pct"/>
           </w:tcPr>
           <w:p>
+            <w:pPr>
+              <w:spacing w:after="0" w:line="240" w:lineRule="auto"/>
+            </w:pPr>
             <w:r>
               <w:t>0-Inativo; 1-Ativo.</w:t>
             </w:r>
@@ -11225,6 +12028,7 @@
     </w:tbl>
     <w:p>
       <w:pPr>
+        <w:spacing w:after="0" w:line="240" w:lineRule="auto"/>
         <w:rPr>
           <w:sz w:val="20"/>
           <w:szCs w:val="20"/>
@@ -11247,6 +12051,7 @@
     </w:p>
     <w:p>
       <w:pPr>
+        <w:spacing w:after="0" w:line="240" w:lineRule="auto"/>
         <w:rPr>
           <w:sz w:val="22"/>
           <w:szCs w:val="20"/>
@@ -11291,6 +12096,7 @@
           </w:tcPr>
           <w:p>
             <w:pPr>
+              <w:spacing w:after="0" w:line="240" w:lineRule="auto"/>
               <w:jc w:val="center"/>
               <w:rPr>
                 <w:b/>
@@ -11323,6 +12129,7 @@
           </w:tcPr>
           <w:p>
             <w:pPr>
+              <w:spacing w:after="0" w:line="240" w:lineRule="auto"/>
               <w:jc w:val="center"/>
               <w:rPr>
                 <w:b/>
@@ -11343,6 +12150,7 @@
           </w:tcPr>
           <w:p>
             <w:pPr>
+              <w:spacing w:after="0" w:line="240" w:lineRule="auto"/>
               <w:jc w:val="center"/>
               <w:rPr>
                 <w:b/>
@@ -11363,6 +12171,7 @@
           </w:tcPr>
           <w:p>
             <w:pPr>
+              <w:spacing w:after="0" w:line="240" w:lineRule="auto"/>
               <w:jc w:val="center"/>
               <w:rPr>
                 <w:b/>
@@ -11383,6 +12192,7 @@
           </w:tcPr>
           <w:p>
             <w:pPr>
+              <w:spacing w:after="0" w:line="240" w:lineRule="auto"/>
               <w:jc w:val="center"/>
               <w:rPr>
                 <w:b/>
@@ -11403,6 +12213,7 @@
           </w:tcPr>
           <w:p>
             <w:pPr>
+              <w:spacing w:after="0" w:line="240" w:lineRule="auto"/>
               <w:jc w:val="center"/>
               <w:rPr>
                 <w:b/>
@@ -11423,6 +12234,7 @@
           </w:tcPr>
           <w:p>
             <w:pPr>
+              <w:spacing w:after="0" w:line="240" w:lineRule="auto"/>
               <w:jc w:val="center"/>
               <w:rPr>
                 <w:b/>
@@ -11444,8 +12256,10 @@
             <w:vAlign w:val="center"/>
           </w:tcPr>
           <w:p>
-            <w:r>
-              <w:lastRenderedPageBreak/>
+            <w:pPr>
+              <w:spacing w:after="0" w:line="240" w:lineRule="auto"/>
+            </w:pPr>
+            <w:r>
               <w:t>Identificador.</w:t>
             </w:r>
           </w:p>
@@ -11456,9 +12270,14 @@
             <w:vAlign w:val="center"/>
           </w:tcPr>
           <w:p>
+            <w:pPr>
+              <w:spacing w:after="0" w:line="240" w:lineRule="auto"/>
+            </w:pPr>
+            <w:proofErr w:type="spellStart"/>
             <w:r>
               <w:t>regi_emp_id</w:t>
             </w:r>
+            <w:proofErr w:type="spellEnd"/>
           </w:p>
         </w:tc>
         <w:tc>
@@ -11468,6 +12287,7 @@
           </w:tcPr>
           <w:p>
             <w:pPr>
+              <w:spacing w:after="0" w:line="240" w:lineRule="auto"/>
               <w:jc w:val="center"/>
             </w:pPr>
             <w:r>
@@ -11482,6 +12302,7 @@
           </w:tcPr>
           <w:p>
             <w:pPr>
+              <w:spacing w:after="0" w:line="240" w:lineRule="auto"/>
               <w:jc w:val="center"/>
             </w:pPr>
             <w:r>
@@ -11496,6 +12317,7 @@
           </w:tcPr>
           <w:p>
             <w:pPr>
+              <w:spacing w:after="0" w:line="240" w:lineRule="auto"/>
               <w:jc w:val="center"/>
             </w:pPr>
             <w:r>
@@ -11510,6 +12332,7 @@
           </w:tcPr>
           <w:p>
             <w:pPr>
+              <w:spacing w:after="0" w:line="240" w:lineRule="auto"/>
               <w:jc w:val="center"/>
             </w:pPr>
           </w:p>
@@ -11519,8 +12342,16 @@
             <w:tcW w:w="1131" w:type="pct"/>
           </w:tcPr>
           <w:p>
-            <w:r>
-              <w:t>Auto-Incremento.</w:t>
+            <w:pPr>
+              <w:spacing w:after="0" w:line="240" w:lineRule="auto"/>
+            </w:pPr>
+            <w:proofErr w:type="spellStart"/>
+            <w:r>
+              <w:t>Auto-Incremento</w:t>
+            </w:r>
+            <w:proofErr w:type="spellEnd"/>
+            <w:r>
+              <w:t>.</w:t>
             </w:r>
           </w:p>
         </w:tc>
@@ -11532,6 +12363,9 @@
             <w:vAlign w:val="center"/>
           </w:tcPr>
           <w:p>
+            <w:pPr>
+              <w:spacing w:after="0" w:line="240" w:lineRule="auto"/>
+            </w:pPr>
             <w:r>
               <w:t>Identificador da Tabela REGIME</w:t>
             </w:r>
@@ -11543,9 +12377,14 @@
             <w:vAlign w:val="center"/>
           </w:tcPr>
           <w:p>
+            <w:pPr>
+              <w:spacing w:after="0" w:line="240" w:lineRule="auto"/>
+            </w:pPr>
+            <w:proofErr w:type="spellStart"/>
             <w:r>
               <w:t>regi_id</w:t>
             </w:r>
+            <w:proofErr w:type="spellEnd"/>
           </w:p>
         </w:tc>
         <w:tc>
@@ -11555,6 +12394,7 @@
           </w:tcPr>
           <w:p>
             <w:pPr>
+              <w:spacing w:after="0" w:line="240" w:lineRule="auto"/>
               <w:jc w:val="center"/>
             </w:pPr>
             <w:r>
@@ -11569,6 +12409,7 @@
           </w:tcPr>
           <w:p>
             <w:pPr>
+              <w:spacing w:after="0" w:line="240" w:lineRule="auto"/>
               <w:jc w:val="center"/>
             </w:pPr>
             <w:r>
@@ -11583,6 +12424,7 @@
           </w:tcPr>
           <w:p>
             <w:pPr>
+              <w:spacing w:after="0" w:line="240" w:lineRule="auto"/>
               <w:jc w:val="center"/>
             </w:pPr>
           </w:p>
@@ -11594,6 +12436,7 @@
           </w:tcPr>
           <w:p>
             <w:pPr>
+              <w:spacing w:after="0" w:line="240" w:lineRule="auto"/>
               <w:jc w:val="center"/>
             </w:pPr>
             <w:r>
@@ -11605,7 +12448,11 @@
           <w:tcPr>
             <w:tcW w:w="1131" w:type="pct"/>
           </w:tcPr>
-          <w:p/>
+          <w:p>
+            <w:pPr>
+              <w:spacing w:after="0" w:line="240" w:lineRule="auto"/>
+            </w:pPr>
+          </w:p>
         </w:tc>
       </w:tr>
       <w:tr>
@@ -11615,6 +12462,9 @@
             <w:vAlign w:val="center"/>
           </w:tcPr>
           <w:p>
+            <w:pPr>
+              <w:spacing w:after="0" w:line="240" w:lineRule="auto"/>
+            </w:pPr>
             <w:r>
               <w:t>Identificador da tabela EMPRESAS.</w:t>
             </w:r>
@@ -11626,9 +12476,14 @@
             <w:vAlign w:val="center"/>
           </w:tcPr>
           <w:p>
+            <w:pPr>
+              <w:spacing w:after="0" w:line="240" w:lineRule="auto"/>
+            </w:pPr>
+            <w:proofErr w:type="spellStart"/>
             <w:r>
               <w:t>emp_id</w:t>
             </w:r>
+            <w:proofErr w:type="spellEnd"/>
           </w:p>
         </w:tc>
         <w:tc>
@@ -11638,6 +12493,7 @@
           </w:tcPr>
           <w:p>
             <w:pPr>
+              <w:spacing w:after="0" w:line="240" w:lineRule="auto"/>
               <w:jc w:val="center"/>
             </w:pPr>
             <w:r>
@@ -11652,6 +12508,7 @@
           </w:tcPr>
           <w:p>
             <w:pPr>
+              <w:spacing w:after="0" w:line="240" w:lineRule="auto"/>
               <w:jc w:val="center"/>
             </w:pPr>
             <w:r>
@@ -11666,6 +12523,7 @@
           </w:tcPr>
           <w:p>
             <w:pPr>
+              <w:spacing w:after="0" w:line="240" w:lineRule="auto"/>
               <w:jc w:val="center"/>
             </w:pPr>
           </w:p>
@@ -11677,6 +12535,7 @@
           </w:tcPr>
           <w:p>
             <w:pPr>
+              <w:spacing w:after="0" w:line="240" w:lineRule="auto"/>
               <w:jc w:val="center"/>
             </w:pPr>
             <w:r>
@@ -11688,7 +12547,11 @@
           <w:tcPr>
             <w:tcW w:w="1131" w:type="pct"/>
           </w:tcPr>
-          <w:p/>
+          <w:p>
+            <w:pPr>
+              <w:spacing w:after="0" w:line="240" w:lineRule="auto"/>
+            </w:pPr>
+          </w:p>
         </w:tc>
       </w:tr>
       <w:tr>
@@ -11698,6 +12561,9 @@
             <w:vAlign w:val="center"/>
           </w:tcPr>
           <w:p>
+            <w:pPr>
+              <w:spacing w:after="0" w:line="240" w:lineRule="auto"/>
+            </w:pPr>
             <w:r>
               <w:t>Data de Início do Regime da Empresa</w:t>
             </w:r>
@@ -11709,9 +12575,14 @@
             <w:vAlign w:val="center"/>
           </w:tcPr>
           <w:p>
+            <w:pPr>
+              <w:spacing w:after="0" w:line="240" w:lineRule="auto"/>
+            </w:pPr>
+            <w:proofErr w:type="spellStart"/>
             <w:r>
               <w:t>regi_emp_data_inicio</w:t>
             </w:r>
+            <w:proofErr w:type="spellEnd"/>
           </w:p>
         </w:tc>
         <w:tc>
@@ -11721,6 +12592,7 @@
           </w:tcPr>
           <w:p>
             <w:pPr>
+              <w:spacing w:after="0" w:line="240" w:lineRule="auto"/>
               <w:jc w:val="center"/>
             </w:pPr>
             <w:r>
@@ -11735,6 +12607,7 @@
           </w:tcPr>
           <w:p>
             <w:pPr>
+              <w:spacing w:after="0" w:line="240" w:lineRule="auto"/>
               <w:jc w:val="center"/>
             </w:pPr>
             <w:r>
@@ -11749,6 +12622,7 @@
           </w:tcPr>
           <w:p>
             <w:pPr>
+              <w:spacing w:after="0" w:line="240" w:lineRule="auto"/>
               <w:jc w:val="center"/>
             </w:pPr>
           </w:p>
@@ -11760,6 +12634,7 @@
           </w:tcPr>
           <w:p>
             <w:pPr>
+              <w:spacing w:after="0" w:line="240" w:lineRule="auto"/>
               <w:jc w:val="center"/>
             </w:pPr>
           </w:p>
@@ -11769,6 +12644,9 @@
             <w:tcW w:w="1131" w:type="pct"/>
           </w:tcPr>
           <w:p>
+            <w:pPr>
+              <w:spacing w:after="0" w:line="240" w:lineRule="auto"/>
+            </w:pPr>
             <w:r>
               <w:t>Não pode estar vazio.</w:t>
             </w:r>
@@ -11782,6 +12660,9 @@
             <w:vAlign w:val="center"/>
           </w:tcPr>
           <w:p>
+            <w:pPr>
+              <w:spacing w:after="0" w:line="240" w:lineRule="auto"/>
+            </w:pPr>
             <w:r>
               <w:t>Data de Fim do Regime da Empresa</w:t>
             </w:r>
@@ -11793,9 +12674,14 @@
             <w:vAlign w:val="center"/>
           </w:tcPr>
           <w:p>
+            <w:pPr>
+              <w:spacing w:after="0" w:line="240" w:lineRule="auto"/>
+            </w:pPr>
+            <w:proofErr w:type="spellStart"/>
             <w:r>
               <w:t>regi_emp_data_fim</w:t>
             </w:r>
+            <w:proofErr w:type="spellEnd"/>
           </w:p>
         </w:tc>
         <w:tc>
@@ -11805,6 +12691,7 @@
           </w:tcPr>
           <w:p>
             <w:pPr>
+              <w:spacing w:after="0" w:line="240" w:lineRule="auto"/>
               <w:jc w:val="center"/>
             </w:pPr>
             <w:r>
@@ -11819,6 +12706,7 @@
           </w:tcPr>
           <w:p>
             <w:pPr>
+              <w:spacing w:after="0" w:line="240" w:lineRule="auto"/>
               <w:jc w:val="center"/>
             </w:pPr>
             <w:r>
@@ -11833,6 +12721,7 @@
           </w:tcPr>
           <w:p>
             <w:pPr>
+              <w:spacing w:after="0" w:line="240" w:lineRule="auto"/>
               <w:jc w:val="center"/>
             </w:pPr>
           </w:p>
@@ -11844,6 +12733,7 @@
           </w:tcPr>
           <w:p>
             <w:pPr>
+              <w:spacing w:after="0" w:line="240" w:lineRule="auto"/>
               <w:jc w:val="center"/>
             </w:pPr>
           </w:p>
@@ -11852,7 +12742,11 @@
           <w:tcPr>
             <w:tcW w:w="1131" w:type="pct"/>
           </w:tcPr>
-          <w:p/>
+          <w:p>
+            <w:pPr>
+              <w:spacing w:after="0" w:line="240" w:lineRule="auto"/>
+            </w:pPr>
+          </w:p>
         </w:tc>
       </w:tr>
       <w:tr>
@@ -11862,6 +12756,9 @@
             <w:vAlign w:val="center"/>
           </w:tcPr>
           <w:p>
+            <w:pPr>
+              <w:spacing w:after="0" w:line="240" w:lineRule="auto"/>
+            </w:pPr>
             <w:r>
               <w:t>Motivo da Alteração do regime.</w:t>
             </w:r>
@@ -11873,9 +12770,14 @@
             <w:vAlign w:val="center"/>
           </w:tcPr>
           <w:p>
+            <w:pPr>
+              <w:spacing w:after="0" w:line="240" w:lineRule="auto"/>
+            </w:pPr>
+            <w:proofErr w:type="spellStart"/>
             <w:r>
               <w:t>regi_emp_motivo_alteracao</w:t>
             </w:r>
+            <w:proofErr w:type="spellEnd"/>
           </w:p>
         </w:tc>
         <w:tc>
@@ -11885,6 +12787,7 @@
           </w:tcPr>
           <w:p>
             <w:pPr>
+              <w:spacing w:after="0" w:line="240" w:lineRule="auto"/>
               <w:jc w:val="center"/>
             </w:pPr>
             <w:r>
@@ -11899,6 +12802,7 @@
           </w:tcPr>
           <w:p>
             <w:pPr>
+              <w:spacing w:after="0" w:line="240" w:lineRule="auto"/>
               <w:jc w:val="center"/>
             </w:pPr>
             <w:r>
@@ -11913,6 +12817,7 @@
           </w:tcPr>
           <w:p>
             <w:pPr>
+              <w:spacing w:after="0" w:line="240" w:lineRule="auto"/>
               <w:jc w:val="center"/>
             </w:pPr>
           </w:p>
@@ -11924,6 +12829,7 @@
           </w:tcPr>
           <w:p>
             <w:pPr>
+              <w:spacing w:after="0" w:line="240" w:lineRule="auto"/>
               <w:jc w:val="center"/>
             </w:pPr>
           </w:p>
@@ -11932,7 +12838,11 @@
           <w:tcPr>
             <w:tcW w:w="1131" w:type="pct"/>
           </w:tcPr>
-          <w:p/>
+          <w:p>
+            <w:pPr>
+              <w:spacing w:after="0" w:line="240" w:lineRule="auto"/>
+            </w:pPr>
+          </w:p>
         </w:tc>
       </w:tr>
       <w:tr>
@@ -11942,6 +12852,9 @@
             <w:vAlign w:val="center"/>
           </w:tcPr>
           <w:p>
+            <w:pPr>
+              <w:spacing w:after="0" w:line="240" w:lineRule="auto"/>
+            </w:pPr>
             <w:r>
               <w:t>Status do Regime.</w:t>
             </w:r>
@@ -11953,9 +12866,14 @@
             <w:vAlign w:val="center"/>
           </w:tcPr>
           <w:p>
+            <w:pPr>
+              <w:spacing w:after="0" w:line="240" w:lineRule="auto"/>
+            </w:pPr>
+            <w:proofErr w:type="spellStart"/>
             <w:r>
               <w:t>regi_emp_status</w:t>
             </w:r>
+            <w:proofErr w:type="spellEnd"/>
           </w:p>
         </w:tc>
         <w:tc>
@@ -11965,6 +12883,7 @@
           </w:tcPr>
           <w:p>
             <w:pPr>
+              <w:spacing w:after="0" w:line="240" w:lineRule="auto"/>
               <w:jc w:val="center"/>
             </w:pPr>
             <w:r>
@@ -11979,6 +12898,7 @@
           </w:tcPr>
           <w:p>
             <w:pPr>
+              <w:spacing w:after="0" w:line="240" w:lineRule="auto"/>
               <w:jc w:val="center"/>
             </w:pPr>
             <w:r>
@@ -11993,6 +12913,7 @@
           </w:tcPr>
           <w:p>
             <w:pPr>
+              <w:spacing w:after="0" w:line="240" w:lineRule="auto"/>
               <w:jc w:val="center"/>
             </w:pPr>
           </w:p>
@@ -12004,6 +12925,7 @@
           </w:tcPr>
           <w:p>
             <w:pPr>
+              <w:spacing w:after="0" w:line="240" w:lineRule="auto"/>
               <w:jc w:val="center"/>
             </w:pPr>
           </w:p>
@@ -12013,9 +12935,17 @@
             <w:tcW w:w="1131" w:type="pct"/>
           </w:tcPr>
           <w:p>
-            <w:r>
-              <w:t>0-Encerrado; 1-Ativo; 2-Suspenso</w:t>
-            </w:r>
+            <w:pPr>
+              <w:spacing w:after="0" w:line="240" w:lineRule="auto"/>
+            </w:pPr>
+            <w:r>
+              <w:t xml:space="preserve">0-Encerrado; 1-Ativo; </w:t>
+            </w:r>
+            <w:proofErr w:type="gramStart"/>
+            <w:r>
+              <w:t>2-Suspenso</w:t>
+            </w:r>
+            <w:proofErr w:type="gramEnd"/>
           </w:p>
         </w:tc>
       </w:tr>
@@ -12026,7 +12956,11 @@
             <w:vAlign w:val="center"/>
           </w:tcPr>
           <w:p>
-            <w:r>
+            <w:pPr>
+              <w:spacing w:after="0" w:line="240" w:lineRule="auto"/>
+            </w:pPr>
+            <w:r>
+              <w:lastRenderedPageBreak/>
               <w:t>Observações do Regime.</w:t>
             </w:r>
           </w:p>
@@ -12037,6 +12971,10 @@
             <w:vAlign w:val="center"/>
           </w:tcPr>
           <w:p>
+            <w:pPr>
+              <w:spacing w:after="0" w:line="240" w:lineRule="auto"/>
+            </w:pPr>
+            <w:proofErr w:type="spellStart"/>
             <w:r>
               <w:rPr>
                 <w:u w:val="single"/>
@@ -12046,6 +12984,7 @@
             <w:r>
               <w:t>_emp_observacoes</w:t>
             </w:r>
+            <w:proofErr w:type="spellEnd"/>
           </w:p>
         </w:tc>
         <w:tc>
@@ -12055,6 +12994,7 @@
           </w:tcPr>
           <w:p>
             <w:pPr>
+              <w:spacing w:after="0" w:line="240" w:lineRule="auto"/>
               <w:jc w:val="center"/>
             </w:pPr>
             <w:r>
@@ -12069,6 +13009,7 @@
           </w:tcPr>
           <w:p>
             <w:pPr>
+              <w:spacing w:after="0" w:line="240" w:lineRule="auto"/>
               <w:jc w:val="center"/>
               <w:rPr>
                 <w:u w:val="single"/>
@@ -12086,6 +13027,7 @@
           </w:tcPr>
           <w:p>
             <w:pPr>
+              <w:spacing w:after="0" w:line="240" w:lineRule="auto"/>
               <w:jc w:val="center"/>
             </w:pPr>
           </w:p>
@@ -12097,6 +13039,7 @@
           </w:tcPr>
           <w:p>
             <w:pPr>
+              <w:spacing w:after="0" w:line="240" w:lineRule="auto"/>
               <w:jc w:val="center"/>
             </w:pPr>
           </w:p>
@@ -12105,12 +13048,17 @@
           <w:tcPr>
             <w:tcW w:w="1131" w:type="pct"/>
           </w:tcPr>
-          <w:p/>
+          <w:p>
+            <w:pPr>
+              <w:spacing w:after="0" w:line="240" w:lineRule="auto"/>
+            </w:pPr>
+          </w:p>
         </w:tc>
       </w:tr>
     </w:tbl>
     <w:p>
       <w:pPr>
+        <w:spacing w:after="0" w:line="240" w:lineRule="auto"/>
         <w:rPr>
           <w:sz w:val="20"/>
           <w:szCs w:val="20"/>
@@ -12175,6 +13123,7 @@
           </w:tcPr>
           <w:p>
             <w:pPr>
+              <w:spacing w:after="0" w:line="240" w:lineRule="auto"/>
               <w:jc w:val="center"/>
               <w:rPr>
                 <w:b/>
@@ -12207,6 +13156,7 @@
           </w:tcPr>
           <w:p>
             <w:pPr>
+              <w:spacing w:after="0" w:line="240" w:lineRule="auto"/>
               <w:jc w:val="center"/>
               <w:rPr>
                 <w:b/>
@@ -12227,6 +13177,7 @@
           </w:tcPr>
           <w:p>
             <w:pPr>
+              <w:spacing w:after="0" w:line="240" w:lineRule="auto"/>
               <w:jc w:val="center"/>
               <w:rPr>
                 <w:b/>
@@ -12247,6 +13198,7 @@
           </w:tcPr>
           <w:p>
             <w:pPr>
+              <w:spacing w:after="0" w:line="240" w:lineRule="auto"/>
               <w:jc w:val="center"/>
               <w:rPr>
                 <w:b/>
@@ -12267,6 +13219,7 @@
           </w:tcPr>
           <w:p>
             <w:pPr>
+              <w:spacing w:after="0" w:line="240" w:lineRule="auto"/>
               <w:jc w:val="center"/>
               <w:rPr>
                 <w:b/>
@@ -12287,6 +13240,7 @@
           </w:tcPr>
           <w:p>
             <w:pPr>
+              <w:spacing w:after="0" w:line="240" w:lineRule="auto"/>
               <w:jc w:val="center"/>
               <w:rPr>
                 <w:b/>
@@ -12307,6 +13261,7 @@
           </w:tcPr>
           <w:p>
             <w:pPr>
+              <w:spacing w:after="0" w:line="240" w:lineRule="auto"/>
               <w:jc w:val="center"/>
               <w:rPr>
                 <w:b/>
@@ -12328,6 +13283,9 @@
             <w:vAlign w:val="center"/>
           </w:tcPr>
           <w:p>
+            <w:pPr>
+              <w:spacing w:after="0" w:line="240" w:lineRule="auto"/>
+            </w:pPr>
             <w:r>
               <w:t>Identificador.</w:t>
             </w:r>
@@ -12339,9 +13297,14 @@
             <w:vAlign w:val="center"/>
           </w:tcPr>
           <w:p>
+            <w:pPr>
+              <w:spacing w:after="0" w:line="240" w:lineRule="auto"/>
+            </w:pPr>
+            <w:proofErr w:type="spellStart"/>
             <w:r>
               <w:t>doc_id</w:t>
             </w:r>
+            <w:proofErr w:type="spellEnd"/>
           </w:p>
         </w:tc>
         <w:tc>
@@ -12351,6 +13314,7 @@
           </w:tcPr>
           <w:p>
             <w:pPr>
+              <w:spacing w:after="0" w:line="240" w:lineRule="auto"/>
               <w:jc w:val="center"/>
             </w:pPr>
             <w:r>
@@ -12365,6 +13329,7 @@
           </w:tcPr>
           <w:p>
             <w:pPr>
+              <w:spacing w:after="0" w:line="240" w:lineRule="auto"/>
               <w:jc w:val="center"/>
             </w:pPr>
             <w:r>
@@ -12379,6 +13344,7 @@
           </w:tcPr>
           <w:p>
             <w:pPr>
+              <w:spacing w:after="0" w:line="240" w:lineRule="auto"/>
               <w:jc w:val="center"/>
             </w:pPr>
             <w:r>
@@ -12393,6 +13359,7 @@
           </w:tcPr>
           <w:p>
             <w:pPr>
+              <w:spacing w:after="0" w:line="240" w:lineRule="auto"/>
               <w:jc w:val="center"/>
             </w:pPr>
           </w:p>
@@ -12402,8 +13369,16 @@
             <w:tcW w:w="1151" w:type="pct"/>
           </w:tcPr>
           <w:p>
-            <w:r>
-              <w:t>Auto-Incremento.</w:t>
+            <w:pPr>
+              <w:spacing w:after="0" w:line="240" w:lineRule="auto"/>
+            </w:pPr>
+            <w:proofErr w:type="spellStart"/>
+            <w:r>
+              <w:t>Auto-Incremento</w:t>
+            </w:r>
+            <w:proofErr w:type="spellEnd"/>
+            <w:r>
+              <w:t>.</w:t>
             </w:r>
           </w:p>
         </w:tc>
@@ -12415,6 +13390,9 @@
             <w:vAlign w:val="center"/>
           </w:tcPr>
           <w:p>
+            <w:pPr>
+              <w:spacing w:after="0" w:line="240" w:lineRule="auto"/>
+            </w:pPr>
             <w:r>
               <w:t>Identificador da Tabela Usuários.</w:t>
             </w:r>
@@ -12426,9 +13404,14 @@
             <w:vAlign w:val="center"/>
           </w:tcPr>
           <w:p>
+            <w:pPr>
+              <w:spacing w:after="0" w:line="240" w:lineRule="auto"/>
+            </w:pPr>
+            <w:proofErr w:type="spellStart"/>
             <w:r>
               <w:t>usu_id</w:t>
             </w:r>
+            <w:proofErr w:type="spellEnd"/>
           </w:p>
         </w:tc>
         <w:tc>
@@ -12438,6 +13421,7 @@
           </w:tcPr>
           <w:p>
             <w:pPr>
+              <w:spacing w:after="0" w:line="240" w:lineRule="auto"/>
               <w:jc w:val="center"/>
             </w:pPr>
             <w:r>
@@ -12452,6 +13436,7 @@
           </w:tcPr>
           <w:p>
             <w:pPr>
+              <w:spacing w:after="0" w:line="240" w:lineRule="auto"/>
               <w:jc w:val="center"/>
             </w:pPr>
             <w:r>
@@ -12466,6 +13451,7 @@
           </w:tcPr>
           <w:p>
             <w:pPr>
+              <w:spacing w:after="0" w:line="240" w:lineRule="auto"/>
               <w:jc w:val="center"/>
             </w:pPr>
           </w:p>
@@ -12477,6 +13463,7 @@
           </w:tcPr>
           <w:p>
             <w:pPr>
+              <w:spacing w:after="0" w:line="240" w:lineRule="auto"/>
               <w:jc w:val="center"/>
             </w:pPr>
             <w:r>
@@ -12488,7 +13475,11 @@
           <w:tcPr>
             <w:tcW w:w="1151" w:type="pct"/>
           </w:tcPr>
-          <w:p/>
+          <w:p>
+            <w:pPr>
+              <w:spacing w:after="0" w:line="240" w:lineRule="auto"/>
+            </w:pPr>
+          </w:p>
         </w:tc>
       </w:tr>
       <w:tr>
@@ -12498,6 +13489,9 @@
             <w:vAlign w:val="center"/>
           </w:tcPr>
           <w:p>
+            <w:pPr>
+              <w:spacing w:after="0" w:line="240" w:lineRule="auto"/>
+            </w:pPr>
             <w:r>
               <w:t>Identificador da Tabela Empresa.</w:t>
             </w:r>
@@ -12509,9 +13503,14 @@
             <w:vAlign w:val="center"/>
           </w:tcPr>
           <w:p>
+            <w:pPr>
+              <w:spacing w:after="0" w:line="240" w:lineRule="auto"/>
+            </w:pPr>
+            <w:proofErr w:type="spellStart"/>
             <w:r>
               <w:t>emp_id</w:t>
             </w:r>
+            <w:proofErr w:type="spellEnd"/>
           </w:p>
         </w:tc>
         <w:tc>
@@ -12521,6 +13520,7 @@
           </w:tcPr>
           <w:p>
             <w:pPr>
+              <w:spacing w:after="0" w:line="240" w:lineRule="auto"/>
               <w:jc w:val="center"/>
             </w:pPr>
             <w:r>
@@ -12535,6 +13535,7 @@
           </w:tcPr>
           <w:p>
             <w:pPr>
+              <w:spacing w:after="0" w:line="240" w:lineRule="auto"/>
               <w:jc w:val="center"/>
             </w:pPr>
             <w:r>
@@ -12549,6 +13550,7 @@
           </w:tcPr>
           <w:p>
             <w:pPr>
+              <w:spacing w:after="0" w:line="240" w:lineRule="auto"/>
               <w:jc w:val="center"/>
             </w:pPr>
           </w:p>
@@ -12560,6 +13562,7 @@
           </w:tcPr>
           <w:p>
             <w:pPr>
+              <w:spacing w:after="0" w:line="240" w:lineRule="auto"/>
               <w:jc w:val="center"/>
             </w:pPr>
             <w:r>
@@ -12571,7 +13574,11 @@
           <w:tcPr>
             <w:tcW w:w="1151" w:type="pct"/>
           </w:tcPr>
-          <w:p/>
+          <w:p>
+            <w:pPr>
+              <w:spacing w:after="0" w:line="240" w:lineRule="auto"/>
+            </w:pPr>
+          </w:p>
         </w:tc>
       </w:tr>
       <w:tr>
@@ -12581,6 +13588,9 @@
             <w:vAlign w:val="center"/>
           </w:tcPr>
           <w:p>
+            <w:pPr>
+              <w:spacing w:after="0" w:line="240" w:lineRule="auto"/>
+            </w:pPr>
             <w:r>
               <w:t>Identificador da Tabela Tipo Documentos.</w:t>
             </w:r>
@@ -12592,9 +13602,14 @@
             <w:vAlign w:val="center"/>
           </w:tcPr>
           <w:p>
+            <w:pPr>
+              <w:spacing w:after="0" w:line="240" w:lineRule="auto"/>
+            </w:pPr>
+            <w:proofErr w:type="spellStart"/>
             <w:r>
               <w:t>tpd_id</w:t>
             </w:r>
+            <w:proofErr w:type="spellEnd"/>
           </w:p>
         </w:tc>
         <w:tc>
@@ -12604,6 +13619,7 @@
           </w:tcPr>
           <w:p>
             <w:pPr>
+              <w:spacing w:after="0" w:line="240" w:lineRule="auto"/>
               <w:jc w:val="center"/>
             </w:pPr>
             <w:r>
@@ -12618,6 +13634,7 @@
           </w:tcPr>
           <w:p>
             <w:pPr>
+              <w:spacing w:after="0" w:line="240" w:lineRule="auto"/>
               <w:jc w:val="center"/>
             </w:pPr>
             <w:r>
@@ -12632,6 +13649,7 @@
           </w:tcPr>
           <w:p>
             <w:pPr>
+              <w:spacing w:after="0" w:line="240" w:lineRule="auto"/>
               <w:jc w:val="center"/>
             </w:pPr>
           </w:p>
@@ -12643,6 +13661,7 @@
           </w:tcPr>
           <w:p>
             <w:pPr>
+              <w:spacing w:after="0" w:line="240" w:lineRule="auto"/>
               <w:jc w:val="center"/>
             </w:pPr>
           </w:p>
@@ -12651,7 +13670,11 @@
           <w:tcPr>
             <w:tcW w:w="1151" w:type="pct"/>
           </w:tcPr>
-          <w:p/>
+          <w:p>
+            <w:pPr>
+              <w:spacing w:after="0" w:line="240" w:lineRule="auto"/>
+            </w:pPr>
+          </w:p>
         </w:tc>
       </w:tr>
       <w:tr>
@@ -12661,6 +13684,9 @@
             <w:vAlign w:val="center"/>
           </w:tcPr>
           <w:p>
+            <w:pPr>
+              <w:spacing w:after="0" w:line="240" w:lineRule="auto"/>
+            </w:pPr>
             <w:r>
               <w:t>Nome do arquivo.</w:t>
             </w:r>
@@ -12672,9 +13698,14 @@
             <w:vAlign w:val="center"/>
           </w:tcPr>
           <w:p>
+            <w:pPr>
+              <w:spacing w:after="0" w:line="240" w:lineRule="auto"/>
+            </w:pPr>
+            <w:proofErr w:type="spellStart"/>
             <w:r>
               <w:t>doc_arquivo_nome</w:t>
             </w:r>
+            <w:proofErr w:type="spellEnd"/>
           </w:p>
         </w:tc>
         <w:tc>
@@ -12684,6 +13715,7 @@
           </w:tcPr>
           <w:p>
             <w:pPr>
+              <w:spacing w:after="0" w:line="240" w:lineRule="auto"/>
               <w:jc w:val="center"/>
             </w:pPr>
             <w:r>
@@ -12698,6 +13730,7 @@
           </w:tcPr>
           <w:p>
             <w:pPr>
+              <w:spacing w:after="0" w:line="240" w:lineRule="auto"/>
               <w:jc w:val="center"/>
             </w:pPr>
             <w:r>
@@ -12712,6 +13745,7 @@
           </w:tcPr>
           <w:p>
             <w:pPr>
+              <w:spacing w:after="0" w:line="240" w:lineRule="auto"/>
               <w:jc w:val="center"/>
             </w:pPr>
           </w:p>
@@ -12723,6 +13757,7 @@
           </w:tcPr>
           <w:p>
             <w:pPr>
+              <w:spacing w:after="0" w:line="240" w:lineRule="auto"/>
               <w:jc w:val="center"/>
             </w:pPr>
           </w:p>
@@ -12732,6 +13767,9 @@
             <w:tcW w:w="1151" w:type="pct"/>
           </w:tcPr>
           <w:p>
+            <w:pPr>
+              <w:spacing w:after="0" w:line="240" w:lineRule="auto"/>
+            </w:pPr>
             <w:r>
               <w:t>Não pode estar vazio.</w:t>
             </w:r>
@@ -12745,6 +13783,9 @@
             <w:vAlign w:val="center"/>
           </w:tcPr>
           <w:p>
+            <w:pPr>
+              <w:spacing w:after="0" w:line="240" w:lineRule="auto"/>
+            </w:pPr>
             <w:r>
               <w:t>Data de Emissão do Documento.</w:t>
             </w:r>
@@ -12756,9 +13797,14 @@
             <w:vAlign w:val="center"/>
           </w:tcPr>
           <w:p>
+            <w:pPr>
+              <w:spacing w:after="0" w:line="240" w:lineRule="auto"/>
+            </w:pPr>
+            <w:proofErr w:type="spellStart"/>
             <w:r>
               <w:t>doc_data_emissao</w:t>
             </w:r>
+            <w:proofErr w:type="spellEnd"/>
           </w:p>
         </w:tc>
         <w:tc>
@@ -12768,6 +13814,7 @@
           </w:tcPr>
           <w:p>
             <w:pPr>
+              <w:spacing w:after="0" w:line="240" w:lineRule="auto"/>
               <w:jc w:val="center"/>
             </w:pPr>
             <w:r>
@@ -12782,6 +13829,7 @@
           </w:tcPr>
           <w:p>
             <w:pPr>
+              <w:spacing w:after="0" w:line="240" w:lineRule="auto"/>
               <w:jc w:val="center"/>
             </w:pPr>
             <w:r>
@@ -12796,6 +13844,7 @@
           </w:tcPr>
           <w:p>
             <w:pPr>
+              <w:spacing w:after="0" w:line="240" w:lineRule="auto"/>
               <w:jc w:val="center"/>
             </w:pPr>
           </w:p>
@@ -12807,6 +13856,7 @@
           </w:tcPr>
           <w:p>
             <w:pPr>
+              <w:spacing w:after="0" w:line="240" w:lineRule="auto"/>
               <w:jc w:val="center"/>
             </w:pPr>
           </w:p>
@@ -12816,6 +13866,9 @@
             <w:tcW w:w="1151" w:type="pct"/>
           </w:tcPr>
           <w:p>
+            <w:pPr>
+              <w:spacing w:after="0" w:line="240" w:lineRule="auto"/>
+            </w:pPr>
             <w:r>
               <w:t>Não pode estar vazio.</w:t>
             </w:r>
@@ -12829,6 +13882,9 @@
             <w:vAlign w:val="center"/>
           </w:tcPr>
           <w:p>
+            <w:pPr>
+              <w:spacing w:after="0" w:line="240" w:lineRule="auto"/>
+            </w:pPr>
             <w:r>
               <w:t>Valor do Documento.</w:t>
             </w:r>
@@ -12840,9 +13896,14 @@
             <w:vAlign w:val="center"/>
           </w:tcPr>
           <w:p>
+            <w:pPr>
+              <w:spacing w:after="0" w:line="240" w:lineRule="auto"/>
+            </w:pPr>
+            <w:proofErr w:type="spellStart"/>
             <w:r>
               <w:t>doc_valor</w:t>
             </w:r>
+            <w:proofErr w:type="spellEnd"/>
           </w:p>
         </w:tc>
         <w:tc>
@@ -12852,6 +13913,7 @@
           </w:tcPr>
           <w:p>
             <w:pPr>
+              <w:spacing w:after="0" w:line="240" w:lineRule="auto"/>
               <w:jc w:val="center"/>
             </w:pPr>
             <w:r>
@@ -12866,6 +13928,7 @@
           </w:tcPr>
           <w:p>
             <w:pPr>
+              <w:spacing w:after="0" w:line="240" w:lineRule="auto"/>
               <w:jc w:val="center"/>
             </w:pPr>
             <w:r>
@@ -12880,6 +13943,7 @@
           </w:tcPr>
           <w:p>
             <w:pPr>
+              <w:spacing w:after="0" w:line="240" w:lineRule="auto"/>
               <w:jc w:val="center"/>
             </w:pPr>
           </w:p>
@@ -12891,6 +13955,7 @@
           </w:tcPr>
           <w:p>
             <w:pPr>
+              <w:spacing w:after="0" w:line="240" w:lineRule="auto"/>
               <w:jc w:val="center"/>
             </w:pPr>
           </w:p>
@@ -12900,6 +13965,9 @@
             <w:tcW w:w="1151" w:type="pct"/>
           </w:tcPr>
           <w:p>
+            <w:pPr>
+              <w:spacing w:after="0" w:line="240" w:lineRule="auto"/>
+            </w:pPr>
             <w:r>
               <w:t>Não pode estar vazio.</w:t>
             </w:r>
@@ -12913,6 +13981,9 @@
             <w:vAlign w:val="center"/>
           </w:tcPr>
           <w:p>
+            <w:pPr>
+              <w:spacing w:after="0" w:line="240" w:lineRule="auto"/>
+            </w:pPr>
             <w:r>
               <w:t>Status do documento</w:t>
             </w:r>
@@ -12924,9 +13995,14 @@
             <w:vAlign w:val="center"/>
           </w:tcPr>
           <w:p>
+            <w:pPr>
+              <w:spacing w:after="0" w:line="240" w:lineRule="auto"/>
+            </w:pPr>
+            <w:proofErr w:type="spellStart"/>
             <w:r>
               <w:t>doc_status</w:t>
             </w:r>
+            <w:proofErr w:type="spellEnd"/>
           </w:p>
         </w:tc>
         <w:tc>
@@ -12936,6 +14012,7 @@
           </w:tcPr>
           <w:p>
             <w:pPr>
+              <w:spacing w:after="0" w:line="240" w:lineRule="auto"/>
               <w:jc w:val="center"/>
             </w:pPr>
             <w:r>
@@ -12950,6 +14027,7 @@
           </w:tcPr>
           <w:p>
             <w:pPr>
+              <w:spacing w:after="0" w:line="240" w:lineRule="auto"/>
               <w:jc w:val="center"/>
             </w:pPr>
             <w:r>
@@ -12964,6 +14042,7 @@
           </w:tcPr>
           <w:p>
             <w:pPr>
+              <w:spacing w:after="0" w:line="240" w:lineRule="auto"/>
               <w:jc w:val="center"/>
             </w:pPr>
           </w:p>
@@ -12975,6 +14054,7 @@
           </w:tcPr>
           <w:p>
             <w:pPr>
+              <w:spacing w:after="0" w:line="240" w:lineRule="auto"/>
               <w:jc w:val="center"/>
             </w:pPr>
           </w:p>
@@ -12984,6 +14064,9 @@
             <w:tcW w:w="1151" w:type="pct"/>
           </w:tcPr>
           <w:p>
+            <w:pPr>
+              <w:spacing w:after="0" w:line="240" w:lineRule="auto"/>
+            </w:pPr>
             <w:r>
               <w:t>0-Inativo; 1-Ativo.</w:t>
             </w:r>
@@ -12993,6 +14076,7 @@
     </w:tbl>
     <w:p>
       <w:pPr>
+        <w:spacing w:after="0" w:line="240" w:lineRule="auto"/>
         <w:rPr>
           <w:sz w:val="20"/>
           <w:szCs w:val="20"/>
@@ -13015,6 +14099,7 @@
     </w:p>
     <w:p>
       <w:pPr>
+        <w:spacing w:after="0" w:line="240" w:lineRule="auto"/>
         <w:rPr>
           <w:sz w:val="22"/>
           <w:szCs w:val="20"/>
@@ -13029,11 +14114,15 @@
       </w:pPr>
       <w:bookmarkStart w:id="18" w:name="_Toc229430749"/>
       <w:r>
-        <w:lastRenderedPageBreak/>
         <w:t xml:space="preserve">Quadro 9 </w:t>
       </w:r>
-      <w:r>
-        <w:t>-  TIPO_DOCUMENTOS</w:t>
+      <w:proofErr w:type="gramStart"/>
+      <w:r>
+        <w:t>-  TIPO</w:t>
+      </w:r>
+      <w:proofErr w:type="gramEnd"/>
+      <w:r>
+        <w:t>_DOCUMENTOS</w:t>
       </w:r>
       <w:bookmarkEnd w:id="18"/>
     </w:p>
@@ -13060,6 +14149,7 @@
           </w:tcPr>
           <w:p>
             <w:pPr>
+              <w:spacing w:after="0" w:line="240" w:lineRule="auto"/>
               <w:jc w:val="center"/>
               <w:rPr>
                 <w:b/>
@@ -13092,6 +14182,7 @@
           </w:tcPr>
           <w:p>
             <w:pPr>
+              <w:spacing w:after="0" w:line="240" w:lineRule="auto"/>
               <w:jc w:val="center"/>
               <w:rPr>
                 <w:b/>
@@ -13112,6 +14203,7 @@
           </w:tcPr>
           <w:p>
             <w:pPr>
+              <w:spacing w:after="0" w:line="240" w:lineRule="auto"/>
               <w:jc w:val="center"/>
               <w:rPr>
                 <w:b/>
@@ -13132,6 +14224,7 @@
           </w:tcPr>
           <w:p>
             <w:pPr>
+              <w:spacing w:after="0" w:line="240" w:lineRule="auto"/>
               <w:jc w:val="center"/>
               <w:rPr>
                 <w:b/>
@@ -13152,6 +14245,7 @@
           </w:tcPr>
           <w:p>
             <w:pPr>
+              <w:spacing w:after="0" w:line="240" w:lineRule="auto"/>
               <w:jc w:val="center"/>
               <w:rPr>
                 <w:b/>
@@ -13172,6 +14266,7 @@
           </w:tcPr>
           <w:p>
             <w:pPr>
+              <w:spacing w:after="0" w:line="240" w:lineRule="auto"/>
               <w:jc w:val="center"/>
               <w:rPr>
                 <w:b/>
@@ -13192,6 +14287,7 @@
           </w:tcPr>
           <w:p>
             <w:pPr>
+              <w:spacing w:after="0" w:line="240" w:lineRule="auto"/>
               <w:jc w:val="center"/>
               <w:rPr>
                 <w:b/>
@@ -13213,6 +14309,9 @@
             <w:vAlign w:val="center"/>
           </w:tcPr>
           <w:p>
+            <w:pPr>
+              <w:spacing w:after="0" w:line="240" w:lineRule="auto"/>
+            </w:pPr>
             <w:r>
               <w:t>Identificador</w:t>
             </w:r>
@@ -13224,9 +14323,14 @@
             <w:vAlign w:val="center"/>
           </w:tcPr>
           <w:p>
+            <w:pPr>
+              <w:spacing w:after="0" w:line="240" w:lineRule="auto"/>
+            </w:pPr>
+            <w:proofErr w:type="spellStart"/>
             <w:r>
               <w:t>tpd_id</w:t>
             </w:r>
+            <w:proofErr w:type="spellEnd"/>
           </w:p>
         </w:tc>
         <w:tc>
@@ -13236,6 +14340,7 @@
           </w:tcPr>
           <w:p>
             <w:pPr>
+              <w:spacing w:after="0" w:line="240" w:lineRule="auto"/>
               <w:jc w:val="center"/>
             </w:pPr>
             <w:r>
@@ -13250,6 +14355,7 @@
           </w:tcPr>
           <w:p>
             <w:pPr>
+              <w:spacing w:after="0" w:line="240" w:lineRule="auto"/>
               <w:jc w:val="center"/>
             </w:pPr>
             <w:r>
@@ -13264,6 +14370,7 @@
           </w:tcPr>
           <w:p>
             <w:pPr>
+              <w:spacing w:after="0" w:line="240" w:lineRule="auto"/>
               <w:jc w:val="center"/>
             </w:pPr>
             <w:r>
@@ -13278,6 +14385,7 @@
           </w:tcPr>
           <w:p>
             <w:pPr>
+              <w:spacing w:after="0" w:line="240" w:lineRule="auto"/>
               <w:jc w:val="center"/>
             </w:pPr>
           </w:p>
@@ -13287,8 +14395,16 @@
             <w:tcW w:w="1151" w:type="pct"/>
           </w:tcPr>
           <w:p>
-            <w:r>
-              <w:t>Auto-Incremento.</w:t>
+            <w:pPr>
+              <w:spacing w:after="0" w:line="240" w:lineRule="auto"/>
+            </w:pPr>
+            <w:proofErr w:type="spellStart"/>
+            <w:r>
+              <w:t>Auto-Incremento</w:t>
+            </w:r>
+            <w:proofErr w:type="spellEnd"/>
+            <w:r>
+              <w:t>.</w:t>
             </w:r>
           </w:p>
         </w:tc>
@@ -13300,8 +14416,16 @@
             <w:vAlign w:val="center"/>
           </w:tcPr>
           <w:p>
-            <w:r>
-              <w:t>Descricão do Tipo do Documento.</w:t>
+            <w:pPr>
+              <w:spacing w:after="0" w:line="240" w:lineRule="auto"/>
+            </w:pPr>
+            <w:proofErr w:type="spellStart"/>
+            <w:r>
+              <w:t>Descricão</w:t>
+            </w:r>
+            <w:proofErr w:type="spellEnd"/>
+            <w:r>
+              <w:t xml:space="preserve"> do Tipo do Documento.</w:t>
             </w:r>
           </w:p>
         </w:tc>
@@ -13311,9 +14435,14 @@
             <w:vAlign w:val="center"/>
           </w:tcPr>
           <w:p>
+            <w:pPr>
+              <w:spacing w:after="0" w:line="240" w:lineRule="auto"/>
+            </w:pPr>
+            <w:proofErr w:type="spellStart"/>
             <w:r>
               <w:t>tpd_descricao</w:t>
             </w:r>
+            <w:proofErr w:type="spellEnd"/>
           </w:p>
         </w:tc>
         <w:tc>
@@ -13323,6 +14452,7 @@
           </w:tcPr>
           <w:p>
             <w:pPr>
+              <w:spacing w:after="0" w:line="240" w:lineRule="auto"/>
               <w:jc w:val="center"/>
             </w:pPr>
             <w:r>
@@ -13337,6 +14467,7 @@
           </w:tcPr>
           <w:p>
             <w:pPr>
+              <w:spacing w:after="0" w:line="240" w:lineRule="auto"/>
               <w:jc w:val="center"/>
             </w:pPr>
             <w:r>
@@ -13351,6 +14482,7 @@
           </w:tcPr>
           <w:p>
             <w:pPr>
+              <w:spacing w:after="0" w:line="240" w:lineRule="auto"/>
               <w:jc w:val="center"/>
             </w:pPr>
           </w:p>
@@ -13362,6 +14494,7 @@
           </w:tcPr>
           <w:p>
             <w:pPr>
+              <w:spacing w:after="0" w:line="240" w:lineRule="auto"/>
               <w:jc w:val="center"/>
             </w:pPr>
           </w:p>
@@ -13371,6 +14504,9 @@
             <w:tcW w:w="1151" w:type="pct"/>
           </w:tcPr>
           <w:p>
+            <w:pPr>
+              <w:spacing w:after="0" w:line="240" w:lineRule="auto"/>
+            </w:pPr>
             <w:r>
               <w:t>Não pode estar vazio.</w:t>
             </w:r>
@@ -13384,6 +14520,9 @@
             <w:vAlign w:val="center"/>
           </w:tcPr>
           <w:p>
+            <w:pPr>
+              <w:spacing w:after="0" w:line="240" w:lineRule="auto"/>
+            </w:pPr>
             <w:r>
               <w:t>Status do tipo de documento</w:t>
             </w:r>
@@ -13395,9 +14534,14 @@
             <w:vAlign w:val="center"/>
           </w:tcPr>
           <w:p>
+            <w:pPr>
+              <w:spacing w:after="0" w:line="240" w:lineRule="auto"/>
+            </w:pPr>
+            <w:proofErr w:type="spellStart"/>
             <w:r>
               <w:t>tpd_status</w:t>
             </w:r>
+            <w:proofErr w:type="spellEnd"/>
           </w:p>
         </w:tc>
         <w:tc>
@@ -13407,6 +14551,7 @@
           </w:tcPr>
           <w:p>
             <w:pPr>
+              <w:spacing w:after="0" w:line="240" w:lineRule="auto"/>
               <w:jc w:val="center"/>
             </w:pPr>
             <w:r>
@@ -13421,6 +14566,7 @@
           </w:tcPr>
           <w:p>
             <w:pPr>
+              <w:spacing w:after="0" w:line="240" w:lineRule="auto"/>
               <w:jc w:val="center"/>
             </w:pPr>
             <w:r>
@@ -13435,6 +14581,7 @@
           </w:tcPr>
           <w:p>
             <w:pPr>
+              <w:spacing w:after="0" w:line="240" w:lineRule="auto"/>
               <w:jc w:val="center"/>
             </w:pPr>
           </w:p>
@@ -13446,6 +14593,7 @@
           </w:tcPr>
           <w:p>
             <w:pPr>
+              <w:spacing w:after="0" w:line="240" w:lineRule="auto"/>
               <w:jc w:val="center"/>
             </w:pPr>
           </w:p>
@@ -13455,6 +14603,9 @@
             <w:tcW w:w="1151" w:type="pct"/>
           </w:tcPr>
           <w:p>
+            <w:pPr>
+              <w:spacing w:after="0" w:line="240" w:lineRule="auto"/>
+            </w:pPr>
             <w:r>
               <w:t>0-Inativo; 1-Ativo.</w:t>
             </w:r>
@@ -13464,6 +14615,7 @@
     </w:tbl>
     <w:p>
       <w:pPr>
+        <w:spacing w:after="0" w:line="240" w:lineRule="auto"/>
         <w:rPr>
           <w:sz w:val="20"/>
           <w:szCs w:val="20"/>
@@ -13486,6 +14638,7 @@
     </w:p>
     <w:p>
       <w:pPr>
+        <w:spacing w:after="0" w:line="240" w:lineRule="auto"/>
         <w:rPr>
           <w:sz w:val="22"/>
           <w:szCs w:val="20"/>
@@ -13533,6 +14686,7 @@
           </w:tcPr>
           <w:p>
             <w:pPr>
+              <w:spacing w:after="0" w:line="240" w:lineRule="auto"/>
               <w:jc w:val="center"/>
               <w:rPr>
                 <w:b/>
@@ -13565,6 +14719,7 @@
           </w:tcPr>
           <w:p>
             <w:pPr>
+              <w:spacing w:after="0" w:line="240" w:lineRule="auto"/>
               <w:jc w:val="center"/>
               <w:rPr>
                 <w:b/>
@@ -13585,6 +14740,7 @@
           </w:tcPr>
           <w:p>
             <w:pPr>
+              <w:spacing w:after="0" w:line="240" w:lineRule="auto"/>
               <w:jc w:val="center"/>
               <w:rPr>
                 <w:b/>
@@ -13605,6 +14761,7 @@
           </w:tcPr>
           <w:p>
             <w:pPr>
+              <w:spacing w:after="0" w:line="240" w:lineRule="auto"/>
               <w:jc w:val="center"/>
               <w:rPr>
                 <w:b/>
@@ -13625,6 +14782,7 @@
           </w:tcPr>
           <w:p>
             <w:pPr>
+              <w:spacing w:after="0" w:line="240" w:lineRule="auto"/>
               <w:jc w:val="center"/>
               <w:rPr>
                 <w:b/>
@@ -13645,6 +14803,7 @@
           </w:tcPr>
           <w:p>
             <w:pPr>
+              <w:spacing w:after="0" w:line="240" w:lineRule="auto"/>
               <w:jc w:val="center"/>
               <w:rPr>
                 <w:b/>
@@ -13665,6 +14824,7 @@
           </w:tcPr>
           <w:p>
             <w:pPr>
+              <w:spacing w:after="0" w:line="240" w:lineRule="auto"/>
               <w:jc w:val="center"/>
               <w:rPr>
                 <w:b/>
@@ -13686,7 +14846,11 @@
             <w:vAlign w:val="center"/>
           </w:tcPr>
           <w:p>
-            <w:r>
+            <w:pPr>
+              <w:spacing w:after="0" w:line="240" w:lineRule="auto"/>
+            </w:pPr>
+            <w:r>
+              <w:lastRenderedPageBreak/>
               <w:t>Identificador.</w:t>
             </w:r>
           </w:p>
@@ -13697,9 +14861,14 @@
             <w:vAlign w:val="center"/>
           </w:tcPr>
           <w:p>
+            <w:pPr>
+              <w:spacing w:after="0" w:line="240" w:lineRule="auto"/>
+            </w:pPr>
+            <w:proofErr w:type="spellStart"/>
             <w:r>
               <w:t>praz_id</w:t>
             </w:r>
+            <w:proofErr w:type="spellEnd"/>
           </w:p>
         </w:tc>
         <w:tc>
@@ -13709,6 +14878,7 @@
           </w:tcPr>
           <w:p>
             <w:pPr>
+              <w:spacing w:after="0" w:line="240" w:lineRule="auto"/>
               <w:jc w:val="center"/>
             </w:pPr>
             <w:r>
@@ -13723,6 +14893,7 @@
           </w:tcPr>
           <w:p>
             <w:pPr>
+              <w:spacing w:after="0" w:line="240" w:lineRule="auto"/>
               <w:jc w:val="center"/>
             </w:pPr>
             <w:r>
@@ -13737,6 +14908,7 @@
           </w:tcPr>
           <w:p>
             <w:pPr>
+              <w:spacing w:after="0" w:line="240" w:lineRule="auto"/>
               <w:jc w:val="center"/>
             </w:pPr>
             <w:r>
@@ -13751,6 +14923,7 @@
           </w:tcPr>
           <w:p>
             <w:pPr>
+              <w:spacing w:after="0" w:line="240" w:lineRule="auto"/>
               <w:jc w:val="center"/>
             </w:pPr>
           </w:p>
@@ -13760,8 +14933,16 @@
             <w:tcW w:w="1151" w:type="pct"/>
           </w:tcPr>
           <w:p>
-            <w:r>
-              <w:t>Auto-Incremento.</w:t>
+            <w:pPr>
+              <w:spacing w:after="0" w:line="240" w:lineRule="auto"/>
+            </w:pPr>
+            <w:proofErr w:type="spellStart"/>
+            <w:r>
+              <w:t>Auto-Incremento</w:t>
+            </w:r>
+            <w:proofErr w:type="spellEnd"/>
+            <w:r>
+              <w:t>.</w:t>
             </w:r>
           </w:p>
         </w:tc>
@@ -13773,6 +14954,9 @@
             <w:vAlign w:val="center"/>
           </w:tcPr>
           <w:p>
+            <w:pPr>
+              <w:spacing w:after="0" w:line="240" w:lineRule="auto"/>
+            </w:pPr>
             <w:r>
               <w:t>Identificador da Tabela Empresa</w:t>
             </w:r>
@@ -13784,9 +14968,14 @@
             <w:vAlign w:val="center"/>
           </w:tcPr>
           <w:p>
+            <w:pPr>
+              <w:spacing w:after="0" w:line="240" w:lineRule="auto"/>
+            </w:pPr>
+            <w:proofErr w:type="spellStart"/>
             <w:r>
               <w:t>emp_id</w:t>
             </w:r>
+            <w:proofErr w:type="spellEnd"/>
           </w:p>
         </w:tc>
         <w:tc>
@@ -13796,6 +14985,7 @@
           </w:tcPr>
           <w:p>
             <w:pPr>
+              <w:spacing w:after="0" w:line="240" w:lineRule="auto"/>
               <w:jc w:val="center"/>
             </w:pPr>
             <w:r>
@@ -13810,6 +15000,7 @@
           </w:tcPr>
           <w:p>
             <w:pPr>
+              <w:spacing w:after="0" w:line="240" w:lineRule="auto"/>
               <w:jc w:val="center"/>
             </w:pPr>
             <w:r>
@@ -13824,6 +15015,7 @@
           </w:tcPr>
           <w:p>
             <w:pPr>
+              <w:spacing w:after="0" w:line="240" w:lineRule="auto"/>
               <w:jc w:val="center"/>
             </w:pPr>
           </w:p>
@@ -13835,6 +15027,7 @@
           </w:tcPr>
           <w:p>
             <w:pPr>
+              <w:spacing w:after="0" w:line="240" w:lineRule="auto"/>
               <w:jc w:val="center"/>
             </w:pPr>
             <w:r>
@@ -13846,7 +15039,11 @@
           <w:tcPr>
             <w:tcW w:w="1151" w:type="pct"/>
           </w:tcPr>
-          <w:p/>
+          <w:p>
+            <w:pPr>
+              <w:spacing w:after="0" w:line="240" w:lineRule="auto"/>
+            </w:pPr>
+          </w:p>
         </w:tc>
       </w:tr>
       <w:tr>
@@ -13856,6 +15053,9 @@
             <w:vAlign w:val="center"/>
           </w:tcPr>
           <w:p>
+            <w:pPr>
+              <w:spacing w:after="0" w:line="240" w:lineRule="auto"/>
+            </w:pPr>
             <w:r>
               <w:t>Descrição do Prazo.</w:t>
             </w:r>
@@ -13867,9 +15067,14 @@
             <w:vAlign w:val="center"/>
           </w:tcPr>
           <w:p>
+            <w:pPr>
+              <w:spacing w:after="0" w:line="240" w:lineRule="auto"/>
+            </w:pPr>
+            <w:proofErr w:type="spellStart"/>
             <w:r>
               <w:t>praz_descricao</w:t>
             </w:r>
+            <w:proofErr w:type="spellEnd"/>
           </w:p>
         </w:tc>
         <w:tc>
@@ -13879,6 +15084,7 @@
           </w:tcPr>
           <w:p>
             <w:pPr>
+              <w:spacing w:after="0" w:line="240" w:lineRule="auto"/>
               <w:jc w:val="center"/>
             </w:pPr>
             <w:r>
@@ -13893,6 +15099,7 @@
           </w:tcPr>
           <w:p>
             <w:pPr>
+              <w:spacing w:after="0" w:line="240" w:lineRule="auto"/>
               <w:jc w:val="center"/>
             </w:pPr>
             <w:r>
@@ -13907,6 +15114,7 @@
           </w:tcPr>
           <w:p>
             <w:pPr>
+              <w:spacing w:after="0" w:line="240" w:lineRule="auto"/>
               <w:jc w:val="center"/>
             </w:pPr>
           </w:p>
@@ -13918,6 +15126,7 @@
           </w:tcPr>
           <w:p>
             <w:pPr>
+              <w:spacing w:after="0" w:line="240" w:lineRule="auto"/>
               <w:jc w:val="center"/>
             </w:pPr>
           </w:p>
@@ -13927,6 +15136,9 @@
             <w:tcW w:w="1151" w:type="pct"/>
           </w:tcPr>
           <w:p>
+            <w:pPr>
+              <w:spacing w:after="0" w:line="240" w:lineRule="auto"/>
+            </w:pPr>
             <w:r>
               <w:t>Não pode estar vazio.</w:t>
             </w:r>
@@ -13940,6 +15152,9 @@
             <w:vAlign w:val="center"/>
           </w:tcPr>
           <w:p>
+            <w:pPr>
+              <w:spacing w:after="0" w:line="240" w:lineRule="auto"/>
+            </w:pPr>
             <w:r>
               <w:t>Data de Vencimento do Prazo.</w:t>
             </w:r>
@@ -13951,9 +15166,14 @@
             <w:vAlign w:val="center"/>
           </w:tcPr>
           <w:p>
+            <w:pPr>
+              <w:spacing w:after="0" w:line="240" w:lineRule="auto"/>
+            </w:pPr>
+            <w:proofErr w:type="spellStart"/>
             <w:r>
               <w:t>praz_data_vencimento</w:t>
             </w:r>
+            <w:proofErr w:type="spellEnd"/>
           </w:p>
         </w:tc>
         <w:tc>
@@ -13963,6 +15183,7 @@
           </w:tcPr>
           <w:p>
             <w:pPr>
+              <w:spacing w:after="0" w:line="240" w:lineRule="auto"/>
               <w:jc w:val="center"/>
             </w:pPr>
             <w:r>
@@ -13977,6 +15198,7 @@
           </w:tcPr>
           <w:p>
             <w:pPr>
+              <w:spacing w:after="0" w:line="240" w:lineRule="auto"/>
               <w:jc w:val="center"/>
             </w:pPr>
             <w:r>
@@ -13991,6 +15213,7 @@
           </w:tcPr>
           <w:p>
             <w:pPr>
+              <w:spacing w:after="0" w:line="240" w:lineRule="auto"/>
               <w:jc w:val="center"/>
             </w:pPr>
           </w:p>
@@ -14002,6 +15225,7 @@
           </w:tcPr>
           <w:p>
             <w:pPr>
+              <w:spacing w:after="0" w:line="240" w:lineRule="auto"/>
               <w:jc w:val="center"/>
             </w:pPr>
           </w:p>
@@ -14011,6 +15235,9 @@
             <w:tcW w:w="1151" w:type="pct"/>
           </w:tcPr>
           <w:p>
+            <w:pPr>
+              <w:spacing w:after="0" w:line="240" w:lineRule="auto"/>
+            </w:pPr>
             <w:r>
               <w:t>Não pode estar vazio.</w:t>
             </w:r>
@@ -14024,6 +15251,9 @@
             <w:vAlign w:val="center"/>
           </w:tcPr>
           <w:p>
+            <w:pPr>
+              <w:spacing w:after="0" w:line="240" w:lineRule="auto"/>
+            </w:pPr>
             <w:r>
               <w:t>Status do Prazo.</w:t>
             </w:r>
@@ -14036,11 +15266,14 @@
           </w:tcPr>
           <w:p>
             <w:pPr>
-              <w:ind w:left="11328" w:hanging="11328"/>
-            </w:pPr>
+              <w:spacing w:after="0" w:line="240" w:lineRule="auto"/>
+              <w:ind w:hanging="11328"/>
+            </w:pPr>
+            <w:proofErr w:type="spellStart"/>
             <w:r>
               <w:t>praz_status</w:t>
             </w:r>
+            <w:proofErr w:type="spellEnd"/>
           </w:p>
         </w:tc>
         <w:tc>
@@ -14050,6 +15283,7 @@
           </w:tcPr>
           <w:p>
             <w:pPr>
+              <w:spacing w:after="0" w:line="240" w:lineRule="auto"/>
               <w:jc w:val="center"/>
             </w:pPr>
             <w:r>
@@ -14064,6 +15298,7 @@
           </w:tcPr>
           <w:p>
             <w:pPr>
+              <w:spacing w:after="0" w:line="240" w:lineRule="auto"/>
               <w:jc w:val="center"/>
             </w:pPr>
             <w:r>
@@ -14078,6 +15313,7 @@
           </w:tcPr>
           <w:p>
             <w:pPr>
+              <w:spacing w:after="0" w:line="240" w:lineRule="auto"/>
               <w:jc w:val="center"/>
             </w:pPr>
           </w:p>
@@ -14089,6 +15325,7 @@
           </w:tcPr>
           <w:p>
             <w:pPr>
+              <w:spacing w:after="0" w:line="240" w:lineRule="auto"/>
               <w:jc w:val="center"/>
             </w:pPr>
           </w:p>
@@ -14098,6 +15335,9 @@
             <w:tcW w:w="1151" w:type="pct"/>
           </w:tcPr>
           <w:p>
+            <w:pPr>
+              <w:spacing w:after="0" w:line="240" w:lineRule="auto"/>
+            </w:pPr>
             <w:r>
               <w:t xml:space="preserve"> 0</w:t>
             </w:r>
@@ -14125,6 +15365,7 @@
     </w:tbl>
     <w:p>
       <w:pPr>
+        <w:spacing w:after="0" w:line="240" w:lineRule="auto"/>
         <w:rPr>
           <w:sz w:val="22"/>
           <w:szCs w:val="20"/>
@@ -14147,6 +15388,7 @@
     </w:p>
     <w:p>
       <w:pPr>
+        <w:spacing w:after="0" w:line="240" w:lineRule="auto"/>
         <w:outlineLvl w:val="3"/>
         <w:rPr>
           <w:sz w:val="22"/>
@@ -14192,6 +15434,7 @@
           </w:tcPr>
           <w:p>
             <w:pPr>
+              <w:spacing w:after="0" w:line="240" w:lineRule="auto"/>
               <w:jc w:val="center"/>
               <w:rPr>
                 <w:b/>
@@ -14224,6 +15467,7 @@
           </w:tcPr>
           <w:p>
             <w:pPr>
+              <w:spacing w:after="0" w:line="240" w:lineRule="auto"/>
               <w:jc w:val="center"/>
               <w:rPr>
                 <w:b/>
@@ -14244,6 +15488,7 @@
           </w:tcPr>
           <w:p>
             <w:pPr>
+              <w:spacing w:after="0" w:line="240" w:lineRule="auto"/>
               <w:jc w:val="center"/>
               <w:rPr>
                 <w:b/>
@@ -14264,6 +15509,7 @@
           </w:tcPr>
           <w:p>
             <w:pPr>
+              <w:spacing w:after="0" w:line="240" w:lineRule="auto"/>
               <w:jc w:val="center"/>
               <w:rPr>
                 <w:b/>
@@ -14284,6 +15530,7 @@
           </w:tcPr>
           <w:p>
             <w:pPr>
+              <w:spacing w:after="0" w:line="240" w:lineRule="auto"/>
               <w:jc w:val="center"/>
               <w:rPr>
                 <w:b/>
@@ -14304,6 +15551,7 @@
           </w:tcPr>
           <w:p>
             <w:pPr>
+              <w:spacing w:after="0" w:line="240" w:lineRule="auto"/>
               <w:jc w:val="center"/>
               <w:rPr>
                 <w:b/>
@@ -14324,6 +15572,7 @@
           </w:tcPr>
           <w:p>
             <w:pPr>
+              <w:spacing w:after="0" w:line="240" w:lineRule="auto"/>
               <w:jc w:val="center"/>
               <w:rPr>
                 <w:b/>
@@ -14345,6 +15594,9 @@
             <w:vAlign w:val="center"/>
           </w:tcPr>
           <w:p>
+            <w:pPr>
+              <w:spacing w:after="0" w:line="240" w:lineRule="auto"/>
+            </w:pPr>
             <w:r>
               <w:t>Identificador da ação registrada</w:t>
             </w:r>
@@ -14356,9 +15608,14 @@
             <w:vAlign w:val="center"/>
           </w:tcPr>
           <w:p>
+            <w:pPr>
+              <w:spacing w:after="0" w:line="240" w:lineRule="auto"/>
+            </w:pPr>
+            <w:proofErr w:type="spellStart"/>
             <w:r>
               <w:t>aud_id</w:t>
             </w:r>
+            <w:proofErr w:type="spellEnd"/>
           </w:p>
         </w:tc>
         <w:tc>
@@ -14368,6 +15625,7 @@
           </w:tcPr>
           <w:p>
             <w:pPr>
+              <w:spacing w:after="0" w:line="240" w:lineRule="auto"/>
               <w:jc w:val="center"/>
             </w:pPr>
             <w:r>
@@ -14382,6 +15640,7 @@
           </w:tcPr>
           <w:p>
             <w:pPr>
+              <w:spacing w:after="0" w:line="240" w:lineRule="auto"/>
               <w:jc w:val="center"/>
             </w:pPr>
             <w:r>
@@ -14396,6 +15655,7 @@
           </w:tcPr>
           <w:p>
             <w:pPr>
+              <w:spacing w:after="0" w:line="240" w:lineRule="auto"/>
               <w:jc w:val="center"/>
             </w:pPr>
             <w:r>
@@ -14410,6 +15670,7 @@
           </w:tcPr>
           <w:p>
             <w:pPr>
+              <w:spacing w:after="0" w:line="240" w:lineRule="auto"/>
               <w:jc w:val="center"/>
             </w:pPr>
           </w:p>
@@ -14419,8 +15680,16 @@
             <w:tcW w:w="907" w:type="pct"/>
           </w:tcPr>
           <w:p>
-            <w:r>
-              <w:t>Auto-Incremento.</w:t>
+            <w:pPr>
+              <w:spacing w:after="0" w:line="240" w:lineRule="auto"/>
+            </w:pPr>
+            <w:proofErr w:type="spellStart"/>
+            <w:r>
+              <w:t>Auto-Incremento</w:t>
+            </w:r>
+            <w:proofErr w:type="spellEnd"/>
+            <w:r>
+              <w:t>.</w:t>
             </w:r>
           </w:p>
         </w:tc>
@@ -14432,6 +15701,9 @@
             <w:vAlign w:val="center"/>
           </w:tcPr>
           <w:p>
+            <w:pPr>
+              <w:spacing w:after="0" w:line="240" w:lineRule="auto"/>
+            </w:pPr>
             <w:r>
               <w:t>Identificador do usuário que fez a ação</w:t>
             </w:r>
@@ -14443,9 +15715,14 @@
             <w:vAlign w:val="center"/>
           </w:tcPr>
           <w:p>
+            <w:pPr>
+              <w:spacing w:after="0" w:line="240" w:lineRule="auto"/>
+            </w:pPr>
+            <w:proofErr w:type="spellStart"/>
             <w:r>
               <w:t>usu_id</w:t>
             </w:r>
+            <w:proofErr w:type="spellEnd"/>
           </w:p>
         </w:tc>
         <w:tc>
@@ -14455,6 +15732,7 @@
           </w:tcPr>
           <w:p>
             <w:pPr>
+              <w:spacing w:after="0" w:line="240" w:lineRule="auto"/>
               <w:jc w:val="center"/>
             </w:pPr>
             <w:r>
@@ -14469,6 +15747,7 @@
           </w:tcPr>
           <w:p>
             <w:pPr>
+              <w:spacing w:after="0" w:line="240" w:lineRule="auto"/>
               <w:jc w:val="center"/>
             </w:pPr>
             <w:r>
@@ -14483,6 +15762,7 @@
           </w:tcPr>
           <w:p>
             <w:pPr>
+              <w:spacing w:after="0" w:line="240" w:lineRule="auto"/>
               <w:jc w:val="center"/>
             </w:pPr>
           </w:p>
@@ -14494,6 +15774,7 @@
           </w:tcPr>
           <w:p>
             <w:pPr>
+              <w:spacing w:after="0" w:line="240" w:lineRule="auto"/>
               <w:jc w:val="center"/>
             </w:pPr>
             <w:r>
@@ -14505,7 +15786,11 @@
           <w:tcPr>
             <w:tcW w:w="907" w:type="pct"/>
           </w:tcPr>
-          <w:p/>
+          <w:p>
+            <w:pPr>
+              <w:spacing w:after="0" w:line="240" w:lineRule="auto"/>
+            </w:pPr>
+          </w:p>
         </w:tc>
       </w:tr>
       <w:tr>
@@ -14515,6 +15800,9 @@
             <w:vAlign w:val="center"/>
           </w:tcPr>
           <w:p>
+            <w:pPr>
+              <w:spacing w:after="0" w:line="240" w:lineRule="auto"/>
+            </w:pPr>
             <w:r>
               <w:t>Tipo de ação executada</w:t>
             </w:r>
@@ -14526,9 +15814,14 @@
             <w:vAlign w:val="center"/>
           </w:tcPr>
           <w:p>
+            <w:pPr>
+              <w:spacing w:after="0" w:line="240" w:lineRule="auto"/>
+            </w:pPr>
+            <w:proofErr w:type="spellStart"/>
             <w:r>
               <w:t>aud_acao</w:t>
             </w:r>
+            <w:proofErr w:type="spellEnd"/>
           </w:p>
         </w:tc>
         <w:tc>
@@ -14538,6 +15831,7 @@
           </w:tcPr>
           <w:p>
             <w:pPr>
+              <w:spacing w:after="0" w:line="240" w:lineRule="auto"/>
               <w:jc w:val="center"/>
             </w:pPr>
             <w:r>
@@ -14552,6 +15846,7 @@
           </w:tcPr>
           <w:p>
             <w:pPr>
+              <w:spacing w:after="0" w:line="240" w:lineRule="auto"/>
               <w:jc w:val="center"/>
             </w:pPr>
             <w:r>
@@ -14566,6 +15861,7 @@
           </w:tcPr>
           <w:p>
             <w:pPr>
+              <w:spacing w:after="0" w:line="240" w:lineRule="auto"/>
               <w:jc w:val="center"/>
             </w:pPr>
           </w:p>
@@ -14577,6 +15873,7 @@
           </w:tcPr>
           <w:p>
             <w:pPr>
+              <w:spacing w:after="0" w:line="240" w:lineRule="auto"/>
               <w:jc w:val="center"/>
             </w:pPr>
           </w:p>
@@ -14586,6 +15883,9 @@
             <w:tcW w:w="907" w:type="pct"/>
           </w:tcPr>
           <w:p>
+            <w:pPr>
+              <w:spacing w:after="0" w:line="240" w:lineRule="auto"/>
+            </w:pPr>
             <w:r>
               <w:t>0</w:t>
             </w:r>
@@ -14617,6 +15917,9 @@
             <w:vAlign w:val="center"/>
           </w:tcPr>
           <w:p>
+            <w:pPr>
+              <w:spacing w:after="0" w:line="240" w:lineRule="auto"/>
+            </w:pPr>
             <w:r>
               <w:t>Nome da tabela afetada</w:t>
             </w:r>
@@ -14628,9 +15931,14 @@
             <w:vAlign w:val="center"/>
           </w:tcPr>
           <w:p>
+            <w:pPr>
+              <w:spacing w:after="0" w:line="240" w:lineRule="auto"/>
+            </w:pPr>
+            <w:proofErr w:type="spellStart"/>
             <w:r>
               <w:t>aud_tabela_afetada</w:t>
             </w:r>
+            <w:proofErr w:type="spellEnd"/>
           </w:p>
         </w:tc>
         <w:tc>
@@ -14640,6 +15948,7 @@
           </w:tcPr>
           <w:p>
             <w:pPr>
+              <w:spacing w:after="0" w:line="240" w:lineRule="auto"/>
               <w:jc w:val="center"/>
             </w:pPr>
             <w:r>
@@ -14654,6 +15963,7 @@
           </w:tcPr>
           <w:p>
             <w:pPr>
+              <w:spacing w:after="0" w:line="240" w:lineRule="auto"/>
               <w:jc w:val="center"/>
             </w:pPr>
             <w:r>
@@ -14668,6 +15978,7 @@
           </w:tcPr>
           <w:p>
             <w:pPr>
+              <w:spacing w:after="0" w:line="240" w:lineRule="auto"/>
               <w:jc w:val="center"/>
             </w:pPr>
           </w:p>
@@ -14679,6 +15990,7 @@
           </w:tcPr>
           <w:p>
             <w:pPr>
+              <w:spacing w:after="0" w:line="240" w:lineRule="auto"/>
               <w:jc w:val="center"/>
             </w:pPr>
           </w:p>
@@ -14688,6 +16000,9 @@
             <w:tcW w:w="907" w:type="pct"/>
           </w:tcPr>
           <w:p>
+            <w:pPr>
+              <w:spacing w:after="0" w:line="240" w:lineRule="auto"/>
+            </w:pPr>
             <w:r>
               <w:t>Não pode estar vazio.</w:t>
             </w:r>
@@ -14701,6 +16016,9 @@
             <w:vAlign w:val="center"/>
           </w:tcPr>
           <w:p>
+            <w:pPr>
+              <w:spacing w:after="0" w:line="240" w:lineRule="auto"/>
+            </w:pPr>
             <w:r>
               <w:t>Nome do registro afetado</w:t>
             </w:r>
@@ -14712,9 +16030,14 @@
             <w:vAlign w:val="center"/>
           </w:tcPr>
           <w:p>
+            <w:pPr>
+              <w:spacing w:after="0" w:line="240" w:lineRule="auto"/>
+            </w:pPr>
+            <w:proofErr w:type="spellStart"/>
             <w:r>
               <w:t>aud_registro_afetado</w:t>
             </w:r>
+            <w:proofErr w:type="spellEnd"/>
           </w:p>
         </w:tc>
         <w:tc>
@@ -14724,6 +16047,7 @@
           </w:tcPr>
           <w:p>
             <w:pPr>
+              <w:spacing w:after="0" w:line="240" w:lineRule="auto"/>
               <w:jc w:val="center"/>
             </w:pPr>
             <w:r>
@@ -14738,6 +16062,7 @@
           </w:tcPr>
           <w:p>
             <w:pPr>
+              <w:spacing w:after="0" w:line="240" w:lineRule="auto"/>
               <w:jc w:val="center"/>
             </w:pPr>
             <w:r>
@@ -14752,6 +16077,7 @@
           </w:tcPr>
           <w:p>
             <w:pPr>
+              <w:spacing w:after="0" w:line="240" w:lineRule="auto"/>
               <w:jc w:val="center"/>
             </w:pPr>
           </w:p>
@@ -14763,6 +16089,7 @@
           </w:tcPr>
           <w:p>
             <w:pPr>
+              <w:spacing w:after="0" w:line="240" w:lineRule="auto"/>
               <w:jc w:val="center"/>
             </w:pPr>
           </w:p>
@@ -14772,6 +16099,9 @@
             <w:tcW w:w="907" w:type="pct"/>
           </w:tcPr>
           <w:p>
+            <w:pPr>
+              <w:spacing w:after="0" w:line="240" w:lineRule="auto"/>
+            </w:pPr>
             <w:r>
               <w:t>Não pode estar vazio.</w:t>
             </w:r>
@@ -14785,6 +16115,9 @@
             <w:vAlign w:val="center"/>
           </w:tcPr>
           <w:p>
+            <w:pPr>
+              <w:spacing w:after="0" w:line="240" w:lineRule="auto"/>
+            </w:pPr>
             <w:r>
               <w:t>Data e hora da ação</w:t>
             </w:r>
@@ -14796,9 +16129,14 @@
             <w:vAlign w:val="center"/>
           </w:tcPr>
           <w:p>
+            <w:pPr>
+              <w:spacing w:after="0" w:line="240" w:lineRule="auto"/>
+            </w:pPr>
+            <w:proofErr w:type="spellStart"/>
             <w:r>
               <w:t>aud_data_acao</w:t>
             </w:r>
+            <w:proofErr w:type="spellEnd"/>
           </w:p>
         </w:tc>
         <w:tc>
@@ -14808,6 +16146,7 @@
           </w:tcPr>
           <w:p>
             <w:pPr>
+              <w:spacing w:after="0" w:line="240" w:lineRule="auto"/>
               <w:jc w:val="center"/>
             </w:pPr>
             <w:r>
@@ -14822,6 +16161,7 @@
           </w:tcPr>
           <w:p>
             <w:pPr>
+              <w:spacing w:after="0" w:line="240" w:lineRule="auto"/>
               <w:jc w:val="center"/>
             </w:pPr>
             <w:r>
@@ -14836,6 +16176,7 @@
           </w:tcPr>
           <w:p>
             <w:pPr>
+              <w:spacing w:after="0" w:line="240" w:lineRule="auto"/>
               <w:jc w:val="center"/>
             </w:pPr>
           </w:p>
@@ -14847,6 +16188,7 @@
           </w:tcPr>
           <w:p>
             <w:pPr>
+              <w:spacing w:after="0" w:line="240" w:lineRule="auto"/>
               <w:jc w:val="center"/>
             </w:pPr>
           </w:p>
@@ -14856,6 +16198,9 @@
             <w:tcW w:w="907" w:type="pct"/>
           </w:tcPr>
           <w:p>
+            <w:pPr>
+              <w:spacing w:after="0" w:line="240" w:lineRule="auto"/>
+            </w:pPr>
             <w:r>
               <w:t>Não pode estar vazio.</w:t>
             </w:r>
@@ -14865,6 +16210,7 @@
     </w:tbl>
     <w:p>
       <w:pPr>
+        <w:spacing w:after="0" w:line="240" w:lineRule="auto"/>
         <w:rPr>
           <w:sz w:val="20"/>
           <w:szCs w:val="20"/>
@@ -14885,7 +16231,61 @@
         <w:t xml:space="preserve"> (2025).</w:t>
       </w:r>
     </w:p>
-    <w:p/>
+    <w:p>
+      <w:pPr>
+        <w:spacing w:after="0" w:line="240" w:lineRule="auto"/>
+      </w:pPr>
+    </w:p>
+    <w:p>
+      <w:pPr>
+        <w:spacing w:after="0" w:line="240" w:lineRule="auto"/>
+      </w:pPr>
+    </w:p>
+    <w:p>
+      <w:pPr>
+        <w:spacing w:after="0" w:line="240" w:lineRule="auto"/>
+      </w:pPr>
+    </w:p>
+    <w:p>
+      <w:pPr>
+        <w:spacing w:after="0" w:line="240" w:lineRule="auto"/>
+      </w:pPr>
+    </w:p>
+    <w:p>
+      <w:pPr>
+        <w:spacing w:after="0" w:line="240" w:lineRule="auto"/>
+      </w:pPr>
+    </w:p>
+    <w:p>
+      <w:pPr>
+        <w:spacing w:after="0" w:line="240" w:lineRule="auto"/>
+      </w:pPr>
+    </w:p>
+    <w:p>
+      <w:pPr>
+        <w:spacing w:after="0" w:line="240" w:lineRule="auto"/>
+      </w:pPr>
+    </w:p>
+    <w:p>
+      <w:pPr>
+        <w:spacing w:after="0" w:line="240" w:lineRule="auto"/>
+      </w:pPr>
+    </w:p>
+    <w:p>
+      <w:pPr>
+        <w:spacing w:after="0" w:line="240" w:lineRule="auto"/>
+      </w:pPr>
+    </w:p>
+    <w:p>
+      <w:pPr>
+        <w:spacing w:after="0" w:line="240" w:lineRule="auto"/>
+      </w:pPr>
+    </w:p>
+    <w:p>
+      <w:pPr>
+        <w:spacing w:after="0" w:line="240" w:lineRule="auto"/>
+      </w:pPr>
+    </w:p>
     <w:p>
       <w:pPr>
         <w:pStyle w:val="PargrafodaLista"/>
@@ -14893,19 +16293,21 @@
           <w:ilvl w:val="1"/>
           <w:numId w:val="1"/>
         </w:numPr>
-        <w:ind w:left="788" w:hanging="431"/>
+        <w:spacing w:after="0" w:line="240" w:lineRule="auto"/>
+        <w:ind w:left="0" w:hanging="431"/>
         <w:outlineLvl w:val="1"/>
         <w:rPr>
           <w:b/>
           <w:bCs/>
         </w:rPr>
       </w:pPr>
-      <w:bookmarkStart w:id="21" w:name="_Toc229592495"/>
+      <w:bookmarkStart w:id="21" w:name="_Toc229604241"/>
       <w:r>
         <w:rPr>
           <w:b/>
           <w:bCs/>
         </w:rPr>
+        <w:lastRenderedPageBreak/>
         <w:t>Diagrama de Fluxo de Dados (</w:t>
       </w:r>
       <w:r>
@@ -14955,13 +16357,19 @@
       </w:r>
       <w:bookmarkEnd w:id="21"/>
     </w:p>
-    <w:p/>
-    <w:p>
+    <w:p>
+      <w:pPr>
+        <w:spacing w:after="0" w:line="240" w:lineRule="auto"/>
+      </w:pPr>
+    </w:p>
+    <w:p>
+      <w:pPr>
+        <w:spacing w:after="0" w:line="240" w:lineRule="auto"/>
+      </w:pPr>
       <w:r>
         <w:rPr>
           <w:noProof/>
         </w:rPr>
-        <w:lastRenderedPageBreak/>
         <w:drawing>
           <wp:inline distT="0" distB="0" distL="0" distR="0" wp14:anchorId="5D619C25" wp14:editId="01F9DBFA">
             <wp:extent cx="5760085" cy="5438775"/>
@@ -15005,8 +16413,15 @@
         </w:drawing>
       </w:r>
     </w:p>
-    <w:p/>
-    <w:p>
+    <w:p>
+      <w:pPr>
+        <w:spacing w:after="0" w:line="240" w:lineRule="auto"/>
+      </w:pPr>
+    </w:p>
+    <w:p>
+      <w:pPr>
+        <w:spacing w:after="0" w:line="240" w:lineRule="auto"/>
+      </w:pPr>
       <w:r>
         <w:rPr>
           <w:noProof/>
@@ -15054,13 +16469,23 @@
         </w:drawing>
       </w:r>
     </w:p>
-    <w:p/>
-    <w:p>
+    <w:p>
+      <w:pPr>
+        <w:spacing w:after="0" w:line="240" w:lineRule="auto"/>
+      </w:pPr>
+    </w:p>
+    <w:p>
+      <w:pPr>
+        <w:spacing w:after="0" w:line="240" w:lineRule="auto"/>
+      </w:pPr>
       <w:r>
         <w:t>Site para fazer o DFD</w:t>
       </w:r>
     </w:p>
     <w:p>
+      <w:pPr>
+        <w:spacing w:after="0" w:line="240" w:lineRule="auto"/>
+      </w:pPr>
       <w:hyperlink r:id="rId14" w:history="1">
         <w:r>
           <w:rPr>
@@ -15071,6 +16496,9 @@
       </w:hyperlink>
     </w:p>
     <w:p>
+      <w:pPr>
+        <w:spacing w:after="0" w:line="240" w:lineRule="auto"/>
+      </w:pPr>
       <w:r>
         <w:rPr>
           <w:noProof/>
@@ -15119,7 +16547,14 @@
         </w:drawing>
       </w:r>
     </w:p>
-    <w:p/>
+    <w:p>
+      <w:pPr>
+        <w:spacing w:after="0" w:line="240" w:lineRule="auto"/>
+      </w:pPr>
+      <w:r>
+        <w:br w:type="page"/>
+      </w:r>
+    </w:p>
     <w:p>
       <w:pPr>
         <w:pStyle w:val="PargrafodaLista"/>
@@ -15127,18 +16562,21 @@
           <w:ilvl w:val="1"/>
           <w:numId w:val="1"/>
         </w:numPr>
+        <w:spacing w:after="0" w:line="240" w:lineRule="auto"/>
+        <w:ind w:left="0"/>
         <w:outlineLvl w:val="1"/>
         <w:rPr>
           <w:b/>
           <w:bCs/>
         </w:rPr>
       </w:pPr>
-      <w:bookmarkStart w:id="22" w:name="_Toc229592496"/>
+      <w:bookmarkStart w:id="22" w:name="_Toc229604242"/>
       <w:r>
         <w:rPr>
           <w:b/>
           <w:bCs/>
         </w:rPr>
+        <w:lastRenderedPageBreak/>
         <w:t>Projeto desenvolvid</w:t>
       </w:r>
       <w:r>
@@ -15152,10 +16590,23 @@
     </w:p>
     <w:p>
       <w:pPr>
+        <w:pStyle w:val="PargrafodaLista"/>
+        <w:spacing w:after="0" w:line="240" w:lineRule="auto"/>
+        <w:ind w:left="0" w:firstLine="0"/>
+        <w:outlineLvl w:val="1"/>
+        <w:rPr>
+          <w:b/>
+          <w:bCs/>
+        </w:rPr>
+      </w:pPr>
+    </w:p>
+    <w:p>
+      <w:pPr>
+        <w:spacing w:after="0" w:line="240" w:lineRule="auto"/>
         <w:ind w:firstLine="357"/>
         <w:outlineLvl w:val="2"/>
       </w:pPr>
-      <w:bookmarkStart w:id="23" w:name="_Toc229592497"/>
+      <w:bookmarkStart w:id="23" w:name="_Toc229604243"/>
       <w:r>
         <w:t>7.4.1 Tela de login</w:t>
       </w:r>
@@ -15163,32 +16614,39 @@
     </w:p>
     <w:p>
       <w:pPr>
-        <w:ind w:firstLine="357"/>
+        <w:spacing w:after="0" w:line="240" w:lineRule="auto"/>
         <w:outlineLvl w:val="2"/>
       </w:pPr>
     </w:p>
     <w:p>
       <w:pPr>
-        <w:ind w:firstLine="360"/>
-      </w:pPr>
-      <w:r>
-        <w:t>A interface de autenticação prioriza o minimalismo funcional, apresentando campos essenciais de credenciais e um botão de ação para garantir um acesso rápido,</w:t>
-      </w:r>
-      <w:r>
-        <w:t xml:space="preserve"> </w:t>
-      </w:r>
-      <w:r>
-        <w:t>intuitivo e seguro ao sistema.</w:t>
-      </w:r>
-    </w:p>
-    <w:p>
-      <w:pPr>
+        <w:spacing w:after="0" w:line="240" w:lineRule="auto"/>
+      </w:pPr>
+      <w:bookmarkStart w:id="24" w:name="_Toc229598872"/>
+      <w:r>
+        <w:t>A interface de autenticação prioriza o minimalismo funcional, apresentando campos essenciais de credenciais e botões de ação para garantir um acesso rápido e intuitivo ao sistema. O design foca na usabilidade, assegurando que a entrada na plataforma ocorra de maneira direta e segura.</w:t>
+      </w:r>
+    </w:p>
+    <w:p>
+      <w:pPr>
+        <w:spacing w:after="0" w:line="240" w:lineRule="auto"/>
+      </w:pPr>
+      <w:r>
+        <w:t>Este módulo inicial estabelece a primeira camada de proteção do software, validando a identidade do usuário antes de liberar as funcionalidades administrativas. A simplicidade visual reduz a carga cognitiva, permitindo que o acesso às ferramentas contábeis seja realizado sem fricções ou complexidade desnecessária.</w:t>
+      </w:r>
+    </w:p>
+    <w:p>
+      <w:pPr>
+        <w:spacing w:after="0" w:line="240" w:lineRule="auto"/>
+      </w:pPr>
+    </w:p>
+    <w:p>
+      <w:pPr>
+        <w:spacing w:after="0" w:line="240" w:lineRule="auto"/>
         <w:ind w:firstLine="360"/>
         <w:jc w:val="center"/>
       </w:pPr>
-      <w:bookmarkStart w:id="24" w:name="_Toc229598872"/>
-      <w:r>
-        <w:lastRenderedPageBreak/>
+      <w:r>
         <w:t xml:space="preserve">Figura </w:t>
       </w:r>
       <w:r>
@@ -15276,6 +16734,7 @@
     </w:p>
     <w:p>
       <w:pPr>
+        <w:spacing w:after="0" w:line="240" w:lineRule="auto"/>
         <w:jc w:val="center"/>
         <w:rPr>
           <w:szCs w:val="24"/>
@@ -15284,9 +16743,20 @@
     </w:p>
     <w:p>
       <w:pPr>
+        <w:spacing w:after="0" w:line="240" w:lineRule="auto"/>
+        <w:jc w:val="center"/>
+        <w:rPr>
+          <w:szCs w:val="24"/>
+        </w:rPr>
+      </w:pPr>
+    </w:p>
+    <w:p>
+      <w:pPr>
+        <w:spacing w:after="0" w:line="240" w:lineRule="auto"/>
+        <w:ind w:firstLine="708"/>
         <w:outlineLvl w:val="2"/>
       </w:pPr>
-      <w:bookmarkStart w:id="25" w:name="_Toc229592498"/>
+      <w:bookmarkStart w:id="25" w:name="_Toc229604244"/>
       <w:r>
         <w:t>7.4</w:t>
       </w:r>
@@ -15298,29 +16768,81 @@
       </w:r>
       <w:bookmarkEnd w:id="25"/>
     </w:p>
-    <w:p/>
-    <w:p>
-      <w:r>
-        <w:t>O dashboard</w:t>
-      </w:r>
-      <w:r>
-        <w:t xml:space="preserve"> do administrador</w:t>
-      </w:r>
-      <w:r>
-        <w:t xml:space="preserve"> centraliza a gestão financeira por meio de indicadores de faturamento e listagem de notas fiscais, utilizando barras de progresso e filtros dinâmicos para oferecer uma visão clara e analítica do status das empresas.</w:t>
-      </w:r>
-    </w:p>
-    <w:p>
-      <w:r>
-        <w:t>O sistema apresenta uma navegação superior estruturada em abas para alternância rápida entre módulos, complementada por um painel lateral de filtros que permite a segmentação precisa dos dados por período e empresa, otimizando o gerenciamento da informação.</w:t>
-      </w:r>
-    </w:p>
-    <w:p>
-      <w:pPr>
-        <w:keepNext/>
+    <w:p>
+      <w:pPr>
+        <w:spacing w:after="0" w:line="240" w:lineRule="auto"/>
+        <w:ind w:firstLine="708"/>
+        <w:outlineLvl w:val="2"/>
+      </w:pPr>
+    </w:p>
+    <w:p>
+      <w:pPr>
+        <w:spacing w:after="0" w:line="240" w:lineRule="auto"/>
+        <w:ind w:firstLine="708"/>
+        <w:outlineLvl w:val="2"/>
+      </w:pPr>
+    </w:p>
+    <w:p>
+      <w:pPr>
+        <w:spacing w:after="0" w:line="240" w:lineRule="auto"/>
+      </w:pPr>
+      <w:r>
+        <w:t xml:space="preserve">O dashboard centraliza a gestão financeira por meio de indicadores de faturamento e listagens dinâmicas, utilizando barras de progresso para oferecer uma visão clara </w:t>
+      </w:r>
+      <w:r>
+        <w:t xml:space="preserve">do </w:t>
+      </w:r>
+      <w:r>
+        <w:t>s</w:t>
+      </w:r>
+      <w:r>
+        <w:t>tatus das empresas. A navegação superior é estruturada em abas, permitindo a alternância ágil entre os diferentes módulos funcionais do sistema.</w:t>
+      </w:r>
+    </w:p>
+    <w:p>
+      <w:pPr>
+        <w:spacing w:after="0" w:line="240" w:lineRule="auto"/>
+      </w:pPr>
+      <w:r>
+        <w:t>A interface inclui um painel lateral de filtros que possibilita a segmentação precisa dos dados por período e entidade, otimizando o gerenciamento da informação. Essa</w:t>
+      </w:r>
+      <w:r>
+        <w:t xml:space="preserve"> </w:t>
+      </w:r>
+      <w:r>
+        <w:t>estrutura analítica garante que o administrador tenha controle total sobre os dados contábeis, facilitando a tomada de decisão baseada em métricas consolidadas.</w:t>
+      </w:r>
+      <w:bookmarkStart w:id="26" w:name="_Toc229598873"/>
+    </w:p>
+    <w:p>
+      <w:pPr>
+        <w:spacing w:after="0" w:line="240" w:lineRule="auto"/>
+        <w:outlineLvl w:val="2"/>
+      </w:pPr>
+    </w:p>
+    <w:p>
+      <w:pPr>
+        <w:spacing w:after="0" w:line="240" w:lineRule="auto"/>
+        <w:outlineLvl w:val="2"/>
+      </w:pPr>
+    </w:p>
+    <w:p>
+      <w:pPr>
+        <w:spacing w:after="0" w:line="240" w:lineRule="auto"/>
+        <w:outlineLvl w:val="2"/>
+      </w:pPr>
+    </w:p>
+    <w:p>
+      <w:pPr>
+        <w:spacing w:after="0" w:line="240" w:lineRule="auto"/>
+        <w:outlineLvl w:val="2"/>
+      </w:pPr>
+    </w:p>
+    <w:p>
+      <w:pPr>
+        <w:spacing w:after="0" w:line="240" w:lineRule="auto"/>
         <w:jc w:val="center"/>
       </w:pPr>
-      <w:bookmarkStart w:id="26" w:name="_Toc229598873"/>
       <w:r>
         <w:lastRenderedPageBreak/>
         <w:t xml:space="preserve">Figura </w:t>
@@ -15351,6 +16873,7 @@
     <w:p>
       <w:pPr>
         <w:keepNext/>
+        <w:spacing w:after="0" w:line="240" w:lineRule="auto"/>
       </w:pPr>
       <w:r>
         <w:rPr>
@@ -15409,6 +16932,7 @@
     </w:p>
     <w:p>
       <w:pPr>
+        <w:spacing w:after="0" w:line="240" w:lineRule="auto"/>
         <w:rPr>
           <w:szCs w:val="24"/>
         </w:rPr>
@@ -15416,6 +16940,15 @@
     </w:p>
     <w:p>
       <w:pPr>
+        <w:spacing w:after="0" w:line="240" w:lineRule="auto"/>
+        <w:rPr>
+          <w:szCs w:val="24"/>
+        </w:rPr>
+      </w:pPr>
+    </w:p>
+    <w:p>
+      <w:pPr>
+        <w:spacing w:after="0" w:line="240" w:lineRule="auto"/>
         <w:outlineLvl w:val="2"/>
         <w:rPr>
           <w:szCs w:val="24"/>
@@ -15427,7 +16960,7 @@
         </w:rPr>
         <w:tab/>
       </w:r>
-      <w:bookmarkStart w:id="27" w:name="_Toc229592499"/>
+      <w:bookmarkStart w:id="27" w:name="_Toc229604245"/>
       <w:r>
         <w:rPr>
           <w:szCs w:val="24"/>
@@ -15444,173 +16977,180 @@
     </w:p>
     <w:p>
       <w:pPr>
+        <w:spacing w:after="0" w:line="240" w:lineRule="auto"/>
+        <w:outlineLvl w:val="2"/>
         <w:rPr>
           <w:szCs w:val="24"/>
         </w:rPr>
       </w:pPr>
-      <w:r>
+    </w:p>
+    <w:p>
+      <w:pPr>
+        <w:spacing w:after="0" w:line="240" w:lineRule="auto"/>
         <w:rPr>
           <w:szCs w:val="24"/>
         </w:rPr>
-        <w:t xml:space="preserve">A interface de gerenciamento de empresas do sistema </w:t>
-      </w:r>
-      <w:r>
-        <w:rPr>
-          <w:b/>
-          <w:bCs/>
+      </w:pPr>
+      <w:bookmarkStart w:id="28" w:name="_Toc229598874"/>
+      <w:r>
+        <w:rPr>
           <w:szCs w:val="24"/>
         </w:rPr>
-        <w:t>CONTAX</w:t>
-      </w:r>
-      <w:r>
+        <w:t>A interface de gerenciamento de empresas atua como um módulo administrativo centralizado, onde o escritório de contabilidade organiza a base de dados de seus clientes. Por meio de um formulário estruturado, o contador cadastra entidades com dados essenciais, incluindo a definição estratégica de tetos de faturamento para monitoramento preventivo.</w:t>
+      </w:r>
+    </w:p>
+    <w:p>
+      <w:pPr>
+        <w:spacing w:after="0" w:line="240" w:lineRule="auto"/>
         <w:rPr>
           <w:szCs w:val="24"/>
         </w:rPr>
-        <w:t xml:space="preserve"> foi projetada como um módulo administrativo centralizado, onde o </w:t>
-      </w:r>
-      <w:r>
-        <w:rPr>
-          <w:b/>
-          <w:bCs/>
+      </w:pPr>
+      <w:r>
+        <w:rPr>
           <w:szCs w:val="24"/>
         </w:rPr>
-        <w:t>escritório de contabilidade</w:t>
-      </w:r>
-      <w:r>
+        <w:t>O módulo conta com um inventário dinâmico que consolida as empresas vinculadas em uma listagem de fácil visualização, utilizando indicadores visuais para classificação rápida. Ferramentas de gestão direta permitem a edição ou exclusão de registros, garantindo que a base de dados do escritório permaneça sempre precisa e atualizada.</w:t>
+      </w:r>
+    </w:p>
+    <w:p>
+      <w:pPr>
+        <w:spacing w:after="0" w:line="240" w:lineRule="auto"/>
         <w:rPr>
           <w:szCs w:val="24"/>
         </w:rPr>
-        <w:t xml:space="preserve"> detém a responsabilidade primária pela manutenção e organização da base de dados de seus clientes.</w:t>
-      </w:r>
-    </w:p>
-    <w:p>
-      <w:pPr>
+      </w:pPr>
+    </w:p>
+    <w:p>
+      <w:pPr>
+        <w:spacing w:after="0" w:line="240" w:lineRule="auto"/>
         <w:rPr>
           <w:szCs w:val="24"/>
         </w:rPr>
       </w:pPr>
-      <w:r>
+    </w:p>
+    <w:p>
+      <w:pPr>
+        <w:spacing w:after="0" w:line="240" w:lineRule="auto"/>
         <w:rPr>
           <w:szCs w:val="24"/>
         </w:rPr>
-        <w:t>A tela subdivide-se em duas macrofuncionalidades principais:</w:t>
-      </w:r>
-    </w:p>
-    <w:p>
-      <w:pPr>
-        <w:numPr>
-          <w:ilvl w:val="0"/>
-          <w:numId w:val="10"/>
-        </w:numPr>
+      </w:pPr>
+    </w:p>
+    <w:p>
+      <w:pPr>
+        <w:spacing w:after="0" w:line="240" w:lineRule="auto"/>
         <w:rPr>
           <w:szCs w:val="24"/>
         </w:rPr>
       </w:pPr>
-      <w:r>
-        <w:rPr>
-          <w:b/>
-          <w:bCs/>
+    </w:p>
+    <w:p>
+      <w:pPr>
+        <w:spacing w:after="0" w:line="240" w:lineRule="auto"/>
+        <w:rPr>
           <w:szCs w:val="24"/>
         </w:rPr>
-        <w:t>Módulo de Cadastro de Entidades:</w:t>
-      </w:r>
-      <w:r>
+      </w:pPr>
+    </w:p>
+    <w:p>
+      <w:pPr>
+        <w:spacing w:after="0" w:line="240" w:lineRule="auto"/>
         <w:rPr>
           <w:szCs w:val="24"/>
         </w:rPr>
-        <w:t xml:space="preserve"> Permite a inclusão de novos clientes mediante o preenchimento de campos estruturados, incluindo a razão social (Nome), o número do CNPJ, o enquadramento jurídico (como MEI ou ME) e a definição de um teto de faturamento (Limite Mensal). Este último campo é essencial para que o escritório possa monitorar o status fiscal de cada microempreendedor de forma preventiva.</w:t>
-      </w:r>
-    </w:p>
-    <w:p>
-      <w:pPr>
-        <w:numPr>
-          <w:ilvl w:val="0"/>
-          <w:numId w:val="10"/>
-        </w:numPr>
+      </w:pPr>
+    </w:p>
+    <w:p>
+      <w:pPr>
+        <w:spacing w:after="0" w:line="240" w:lineRule="auto"/>
         <w:rPr>
           <w:szCs w:val="24"/>
         </w:rPr>
       </w:pPr>
-      <w:r>
-        <w:rPr>
-          <w:b/>
-          <w:bCs/>
+    </w:p>
+    <w:p>
+      <w:pPr>
+        <w:spacing w:after="0" w:line="240" w:lineRule="auto"/>
+        <w:rPr>
           <w:szCs w:val="24"/>
         </w:rPr>
-        <w:t>Módulo de Inventário e Controle Dinâmico:</w:t>
-      </w:r>
-      <w:r>
+      </w:pPr>
+    </w:p>
+    <w:p>
+      <w:pPr>
+        <w:spacing w:after="0" w:line="240" w:lineRule="auto"/>
         <w:rPr>
           <w:szCs w:val="24"/>
         </w:rPr>
-        <w:t xml:space="preserve"> Apresenta uma listagem consolidada das empresas já vinculadas ao escritório. A tabela oferece uma visualização rápida de dados críticos e utiliza indicadores visuais (</w:t>
-      </w:r>
-      <w:r>
-        <w:rPr>
-          <w:i/>
-          <w:iCs/>
+      </w:pPr>
+    </w:p>
+    <w:p>
+      <w:pPr>
+        <w:spacing w:after="0" w:line="240" w:lineRule="auto"/>
+        <w:rPr>
           <w:szCs w:val="24"/>
         </w:rPr>
-        <w:t>badges</w:t>
-      </w:r>
-      <w:r>
+      </w:pPr>
+    </w:p>
+    <w:p>
+      <w:pPr>
+        <w:spacing w:after="0" w:line="240" w:lineRule="auto"/>
         <w:rPr>
           <w:szCs w:val="24"/>
         </w:rPr>
-        <w:t xml:space="preserve">) para a classificação imediata dos tipos de empresa. Além da consulta, o sistema </w:t>
-      </w:r>
-      <w:r>
+      </w:pPr>
+    </w:p>
+    <w:p>
+      <w:pPr>
+        <w:spacing w:after="0" w:line="240" w:lineRule="auto"/>
         <w:rPr>
           <w:szCs w:val="24"/>
         </w:rPr>
+      </w:pPr>
+    </w:p>
+    <w:p>
+      <w:pPr>
+        <w:spacing w:after="0" w:line="240" w:lineRule="auto"/>
+        <w:rPr>
+          <w:szCs w:val="24"/>
+        </w:rPr>
+      </w:pPr>
+    </w:p>
+    <w:p>
+      <w:pPr>
+        <w:spacing w:after="0" w:line="240" w:lineRule="auto"/>
+        <w:rPr>
+          <w:szCs w:val="24"/>
+        </w:rPr>
+      </w:pPr>
+    </w:p>
+    <w:p>
+      <w:pPr>
+        <w:spacing w:after="0" w:line="240" w:lineRule="auto"/>
+        <w:rPr>
+          <w:szCs w:val="24"/>
+        </w:rPr>
+      </w:pPr>
+    </w:p>
+    <w:p>
+      <w:pPr>
+        <w:spacing w:after="0" w:line="240" w:lineRule="auto"/>
+        <w:rPr>
+          <w:szCs w:val="24"/>
+        </w:rPr>
+      </w:pPr>
+    </w:p>
+    <w:p>
+      <w:pPr>
+        <w:spacing w:after="0" w:line="240" w:lineRule="auto"/>
+        <w:jc w:val="center"/>
+        <w:rPr>
+          <w:szCs w:val="24"/>
+        </w:rPr>
+      </w:pPr>
+      <w:r>
         <w:lastRenderedPageBreak/>
-        <w:t xml:space="preserve">disponibiliza ferramentas de gestão direta, permitindo a </w:t>
-      </w:r>
-      <w:r>
-        <w:rPr>
-          <w:b/>
-          <w:bCs/>
-          <w:szCs w:val="24"/>
-        </w:rPr>
-        <w:t>edição</w:t>
-      </w:r>
-      <w:r>
-        <w:rPr>
-          <w:szCs w:val="24"/>
-        </w:rPr>
-        <w:t xml:space="preserve"> de informações desatualizadas ou a </w:t>
-      </w:r>
-      <w:r>
-        <w:rPr>
-          <w:b/>
-          <w:bCs/>
-          <w:szCs w:val="24"/>
-        </w:rPr>
-        <w:t>exclusão</w:t>
-      </w:r>
-      <w:r>
-        <w:rPr>
-          <w:szCs w:val="24"/>
-        </w:rPr>
-        <w:t xml:space="preserve"> de registros da base de dados ativa.</w:t>
-      </w:r>
-    </w:p>
-    <w:p>
-      <w:pPr>
-        <w:rPr>
-          <w:szCs w:val="24"/>
-        </w:rPr>
-      </w:pPr>
-    </w:p>
-    <w:p>
-      <w:pPr>
-        <w:jc w:val="center"/>
-        <w:rPr>
-          <w:szCs w:val="24"/>
-        </w:rPr>
-      </w:pPr>
-      <w:bookmarkStart w:id="28" w:name="_Toc229598874"/>
-      <w:r>
         <w:t xml:space="preserve">Figura </w:t>
       </w:r>
       <w:r>
@@ -15645,6 +17185,7 @@
     <w:p>
       <w:pPr>
         <w:keepNext/>
+        <w:spacing w:after="0" w:line="240" w:lineRule="auto"/>
       </w:pPr>
       <w:r>
         <w:rPr>
@@ -15701,9 +17242,14 @@
         <w:t xml:space="preserve"> (2026).</w:t>
       </w:r>
     </w:p>
-    <w:p/>
-    <w:p>
-      <w:pPr>
+    <w:p>
+      <w:pPr>
+        <w:spacing w:after="0" w:line="240" w:lineRule="auto"/>
+      </w:pPr>
+    </w:p>
+    <w:p>
+      <w:pPr>
+        <w:spacing w:after="0" w:line="240" w:lineRule="auto"/>
         <w:outlineLvl w:val="2"/>
         <w:rPr>
           <w:szCs w:val="24"/>
@@ -15715,7 +17261,7 @@
         </w:rPr>
         <w:tab/>
       </w:r>
-      <w:bookmarkStart w:id="29" w:name="_Toc229592500"/>
+      <w:bookmarkStart w:id="29" w:name="_Toc229604246"/>
       <w:r>
         <w:rPr>
           <w:szCs w:val="24"/>
@@ -15726,12 +17272,58 @@
     </w:p>
     <w:p>
       <w:pPr>
+        <w:spacing w:after="0" w:line="240" w:lineRule="auto"/>
+        <w:rPr>
+          <w:szCs w:val="24"/>
+        </w:rPr>
+      </w:pPr>
+    </w:p>
+    <w:p>
+      <w:pPr>
+        <w:spacing w:after="0" w:line="240" w:lineRule="auto"/>
+        <w:rPr>
+          <w:szCs w:val="24"/>
+        </w:rPr>
+      </w:pPr>
+      <w:r>
+        <w:rPr>
+          <w:szCs w:val="24"/>
+        </w:rPr>
+        <w:t xml:space="preserve">A interface de gestão de usuários funciona como um controle de acessos, permitindo que o escritório de contabilidade administre as permissões dos colaboradores de cada cliente. O formulário de cadastro vincula indivíduos a empresas específicas e define níveis de autoridade, como os papéis de gerente ou visualizador. </w:t>
+      </w:r>
+    </w:p>
+    <w:p>
+      <w:pPr>
+        <w:spacing w:after="0" w:line="240" w:lineRule="auto"/>
+        <w:rPr>
+          <w:szCs w:val="24"/>
+        </w:rPr>
+      </w:pPr>
+      <w:r>
+        <w:rPr>
+          <w:szCs w:val="24"/>
+        </w:rPr>
+        <w:t>Na parte inferior, um inventário dinâmico exibe os usuários ativos com informações de cargo e remuneração, facilitando o monitoramento administrativo. A plataforma disponibiliza recursos de manutenção direta para editar ou revogar acessos, assegurando que apenas pessoas autorizadas visualizem documentos e relatórios sensíveis</w:t>
+      </w:r>
+      <w:r>
+        <w:rPr>
+          <w:szCs w:val="24"/>
+        </w:rPr>
+        <w:t>.</w:t>
+      </w:r>
+      <w:bookmarkStart w:id="30" w:name="_Toc229598875"/>
+    </w:p>
+    <w:p>
+      <w:pPr>
+        <w:spacing w:after="0" w:line="240" w:lineRule="auto"/>
         <w:jc w:val="center"/>
       </w:pPr>
-      <w:bookmarkStart w:id="30" w:name="_Toc229598875"/>
       <w:r>
         <w:lastRenderedPageBreak/>
-        <w:t xml:space="preserve">Figura </w:t>
+        <w:t>F</w:t>
+      </w:r>
+      <w:r>
+        <w:t xml:space="preserve">igura </w:t>
       </w:r>
       <w:r>
         <w:fldChar w:fldCharType="begin"/>
@@ -15808,12 +17400,7 @@
     </w:p>
     <w:p>
       <w:pPr>
-        <w:keepNext/>
-        <w:jc w:val="center"/>
-      </w:pPr>
-    </w:p>
-    <w:p>
-      <w:pPr>
+        <w:spacing w:after="0" w:line="240" w:lineRule="auto"/>
         <w:outlineLvl w:val="2"/>
         <w:rPr>
           <w:szCs w:val="24"/>
@@ -15825,20 +17412,70 @@
         </w:rPr>
         <w:tab/>
       </w:r>
-      <w:bookmarkStart w:id="31" w:name="_Toc229592501"/>
-      <w:r>
+    </w:p>
+    <w:p>
+      <w:pPr>
+        <w:spacing w:after="0" w:line="240" w:lineRule="auto"/>
+        <w:ind w:firstLine="708"/>
+        <w:outlineLvl w:val="2"/>
         <w:rPr>
           <w:szCs w:val="24"/>
         </w:rPr>
-        <w:t>7.4.5 Menu ME</w:t>
+      </w:pPr>
+      <w:bookmarkStart w:id="31" w:name="_Toc229604247"/>
+      <w:r>
+        <w:rPr>
+          <w:szCs w:val="24"/>
+        </w:rPr>
+        <w:t>7.4.5 Menu MEI</w:t>
       </w:r>
       <w:bookmarkEnd w:id="31"/>
-      <w:r>
+    </w:p>
+    <w:p>
+      <w:pPr>
+        <w:spacing w:after="0" w:line="240" w:lineRule="auto"/>
+        <w:outlineLvl w:val="2"/>
         <w:rPr>
           <w:szCs w:val="24"/>
         </w:rPr>
-        <w:t>I</w:t>
-      </w:r>
+      </w:pPr>
+    </w:p>
+    <w:p>
+      <w:pPr>
+        <w:spacing w:after="0" w:line="240" w:lineRule="auto"/>
+        <w:rPr>
+          <w:szCs w:val="24"/>
+        </w:rPr>
+      </w:pPr>
+      <w:r>
+        <w:rPr>
+          <w:szCs w:val="24"/>
+        </w:rPr>
+        <w:t xml:space="preserve">O módulo de visualização para MEI promove a transparência financeira ao permitir que o usuário acompanhe a movimentação de documentos de forma organizada e cronológica. Através de um painel de filtragem lateral, é possível selecionar períodos específicos para atualizar a visão geral e realizar auditorias de documentos fiscais. </w:t>
+      </w:r>
+    </w:p>
+    <w:p>
+      <w:pPr>
+        <w:spacing w:after="0" w:line="240" w:lineRule="auto"/>
+        <w:rPr>
+          <w:szCs w:val="24"/>
+        </w:rPr>
+      </w:pPr>
+      <w:r>
+        <w:rPr>
+          <w:szCs w:val="24"/>
+        </w:rPr>
+        <w:t xml:space="preserve">Os dados são detalhados em uma listagem que apresenta a data, a empresa envolvida e os valores correspondentes em Reais. Esta disposição, integrada ao menu de navegação rápida para impostos e controles mensais, centraliza as ferramentas necessárias para uma gestão fiscal intuitiva e eficiente em uma única tela. </w:t>
+      </w:r>
+    </w:p>
+    <w:p>
+      <w:pPr>
+        <w:spacing w:after="0" w:line="240" w:lineRule="auto"/>
+        <w:outlineLvl w:val="2"/>
+        <w:rPr>
+          <w:szCs w:val="24"/>
+        </w:rPr>
+      </w:pPr>
     </w:p>
     <w:p>
       <w:pPr>
@@ -15850,6 +17487,7 @@
           <w:sz w:val="24"/>
           <w:szCs w:val="24"/>
         </w:rPr>
+        <w:lastRenderedPageBreak/>
         <w:t xml:space="preserve">Figura </w:t>
       </w:r>
       <w:r>
@@ -15903,6 +17541,7 @@
       </w:r>
       <w:r>
         <w:rPr>
+          <w:noProof/>
           <w:szCs w:val="24"/>
         </w:rPr>
         <w:drawing>
@@ -15945,6 +17584,7 @@
     </w:p>
     <w:p>
       <w:pPr>
+        <w:spacing w:after="0" w:line="240" w:lineRule="auto"/>
         <w:jc w:val="center"/>
         <w:rPr>
           <w:sz w:val="20"/>
@@ -15961,6 +17601,7 @@
     </w:p>
     <w:p>
       <w:pPr>
+        <w:spacing w:after="0" w:line="240" w:lineRule="auto"/>
         <w:rPr>
           <w:szCs w:val="24"/>
         </w:rPr>
@@ -15968,6 +17609,7 @@
     </w:p>
     <w:p>
       <w:pPr>
+        <w:spacing w:after="0" w:line="240" w:lineRule="auto"/>
         <w:outlineLvl w:val="2"/>
         <w:rPr>
           <w:szCs w:val="24"/>
@@ -15979,7 +17621,7 @@
         </w:rPr>
         <w:tab/>
       </w:r>
-      <w:bookmarkStart w:id="33" w:name="_Toc229592502"/>
+      <w:bookmarkStart w:id="33" w:name="_Toc229604248"/>
       <w:r>
         <w:rPr>
           <w:szCs w:val="24"/>
@@ -15990,8 +17632,18 @@
     </w:p>
     <w:p>
       <w:pPr>
+        <w:spacing w:after="0" w:line="240" w:lineRule="auto"/>
+        <w:rPr>
+          <w:szCs w:val="24"/>
+        </w:rPr>
+      </w:pPr>
+    </w:p>
+    <w:p>
+      <w:pPr>
         <w:pStyle w:val="Legenda"/>
-        <w:rPr>
+        <w:jc w:val="both"/>
+        <w:rPr>
+          <w:iCs w:val="0"/>
           <w:sz w:val="24"/>
           <w:szCs w:val="24"/>
         </w:rPr>
@@ -15999,10 +17651,60 @@
       <w:bookmarkStart w:id="34" w:name="_Toc229598877"/>
       <w:r>
         <w:rPr>
+          <w:iCs w:val="0"/>
           <w:sz w:val="24"/>
           <w:szCs w:val="24"/>
         </w:rPr>
-        <w:lastRenderedPageBreak/>
+        <w:t xml:space="preserve">A interface dedicada às Microempresas funciona como um módulo de transparência financeira, permitindo o acompanhamento organizado da movimentação de documentos. O sistema utiliza filtros laterais para segmentação temporal, facilitando a conferência de notas emitidas e recebidas para garantir o cumprimento das obrigações fiscais.   </w:t>
+      </w:r>
+    </w:p>
+    <w:p>
+      <w:pPr>
+        <w:pStyle w:val="Legenda"/>
+        <w:rPr>
+          <w:iCs w:val="0"/>
+          <w:sz w:val="24"/>
+          <w:szCs w:val="24"/>
+        </w:rPr>
+      </w:pPr>
+    </w:p>
+    <w:p>
+      <w:pPr>
+        <w:pStyle w:val="Legenda"/>
+        <w:jc w:val="both"/>
+        <w:rPr>
+          <w:iCs w:val="0"/>
+          <w:sz w:val="24"/>
+          <w:szCs w:val="24"/>
+        </w:rPr>
+      </w:pPr>
+      <w:r>
+        <w:rPr>
+          <w:iCs w:val="0"/>
+          <w:sz w:val="24"/>
+          <w:szCs w:val="24"/>
+        </w:rPr>
+        <w:t>Na base da tela, uma listagem estruturada apresenta informações críticas como datas, descrições de serviços e valores financeiros. Somada à navegação rápida para itens de faturamento e despesas, esta organização garante ao microempreendedor uma visão centralizada e analítica para a gestão contábil do seu negócio.</w:t>
+      </w:r>
+    </w:p>
+    <w:p>
+      <w:pPr>
+        <w:spacing w:after="0" w:line="240" w:lineRule="auto"/>
+      </w:pPr>
+    </w:p>
+    <w:p>
+      <w:pPr>
+        <w:pStyle w:val="Legenda"/>
+        <w:rPr>
+          <w:sz w:val="24"/>
+          <w:szCs w:val="24"/>
+        </w:rPr>
+      </w:pPr>
+      <w:r>
+        <w:rPr>
+          <w:sz w:val="24"/>
+          <w:szCs w:val="24"/>
+        </w:rPr>
         <w:t xml:space="preserve">Figura </w:t>
       </w:r>
       <w:r>
@@ -16052,15 +17754,17 @@
     </w:p>
     <w:p>
       <w:pPr>
-        <w:outlineLvl w:val="2"/>
+        <w:spacing w:after="0" w:line="240" w:lineRule="auto"/>
         <w:rPr>
           <w:szCs w:val="24"/>
         </w:rPr>
       </w:pPr>
       <w:r>
         <w:rPr>
+          <w:noProof/>
           <w:szCs w:val="24"/>
         </w:rPr>
+        <w:lastRenderedPageBreak/>
         <w:drawing>
           <wp:inline distT="0" distB="0" distL="0" distR="0" wp14:anchorId="4B626CA7" wp14:editId="1F958851">
             <wp:extent cx="5760085" cy="3238500"/>
@@ -16100,6 +17804,7 @@
     </w:p>
     <w:p>
       <w:pPr>
+        <w:spacing w:after="0" w:line="240" w:lineRule="auto"/>
         <w:jc w:val="center"/>
         <w:rPr>
           <w:sz w:val="20"/>
@@ -16116,7 +17821,7 @@
     </w:p>
     <w:p>
       <w:pPr>
-        <w:jc w:val="center"/>
+        <w:spacing w:after="0" w:line="240" w:lineRule="auto"/>
         <w:rPr>
           <w:sz w:val="20"/>
           <w:szCs w:val="20"/>
@@ -16125,6 +17830,7 @@
     </w:p>
     <w:p>
       <w:pPr>
+        <w:spacing w:after="0" w:line="240" w:lineRule="auto"/>
         <w:outlineLvl w:val="2"/>
         <w:rPr>
           <w:szCs w:val="24"/>
@@ -16136,18 +17842,26 @@
         </w:rPr>
         <w:tab/>
       </w:r>
-      <w:bookmarkStart w:id="35" w:name="_Toc229592503"/>
+      <w:bookmarkStart w:id="35" w:name="_Toc229604249"/>
+      <w:proofErr w:type="gramStart"/>
       <w:r>
         <w:rPr>
           <w:szCs w:val="24"/>
         </w:rPr>
-        <w:t>7.4.7  Tela de documentos</w:t>
+        <w:t>7.4.7  Tela</w:t>
+      </w:r>
+      <w:proofErr w:type="gramEnd"/>
+      <w:r>
+        <w:rPr>
+          <w:szCs w:val="24"/>
+        </w:rPr>
+        <w:t xml:space="preserve"> de documentos</w:t>
       </w:r>
       <w:bookmarkEnd w:id="35"/>
     </w:p>
     <w:p>
       <w:pPr>
-        <w:outlineLvl w:val="2"/>
+        <w:spacing w:after="0" w:line="240" w:lineRule="auto"/>
         <w:rPr>
           <w:szCs w:val="24"/>
         </w:rPr>
@@ -16156,16 +17870,89 @@
     <w:p>
       <w:pPr>
         <w:pStyle w:val="Legenda"/>
-        <w:rPr>
-          <w:szCs w:val="20"/>
-        </w:rPr>
-      </w:pPr>
-      <w:bookmarkStart w:id="36" w:name="_Toc229598878"/>
-      <w:r>
-        <w:rPr>
+        <w:jc w:val="both"/>
+        <w:rPr>
+          <w:iCs w:val="0"/>
           <w:sz w:val="24"/>
           <w:szCs w:val="24"/>
         </w:rPr>
+      </w:pPr>
+      <w:bookmarkStart w:id="36" w:name="_Toc229598878"/>
+      <w:r>
+        <w:rPr>
+          <w:iCs w:val="0"/>
+          <w:sz w:val="24"/>
+          <w:szCs w:val="24"/>
+        </w:rPr>
+        <w:t xml:space="preserve">A interface de lançamento de notas fiscais permite que o administrador contábil registre novos documentos diretamente na plataforma de forma simplificada. O formulário possibilita a seleção do cliente e a inserção de dados da operação, consolidando todas as informações financeiras em uma base de dados segura.   </w:t>
+      </w:r>
+    </w:p>
+    <w:p>
+      <w:pPr>
+        <w:pStyle w:val="Legenda"/>
+        <w:rPr>
+          <w:iCs w:val="0"/>
+          <w:sz w:val="24"/>
+          <w:szCs w:val="24"/>
+        </w:rPr>
+      </w:pPr>
+    </w:p>
+    <w:p>
+      <w:pPr>
+        <w:pStyle w:val="Legenda"/>
+        <w:jc w:val="both"/>
+        <w:rPr>
+          <w:iCs w:val="0"/>
+          <w:sz w:val="24"/>
+          <w:szCs w:val="24"/>
+        </w:rPr>
+      </w:pPr>
+      <w:r>
+        <w:rPr>
+          <w:iCs w:val="0"/>
+          <w:sz w:val="24"/>
+          <w:szCs w:val="24"/>
+        </w:rPr>
+        <w:t>Abaixo do formulário, uma tabela exibe o histórico completo dos documentos cadastrados, organizados por valor e cronologia para conferência imediata. O sistema oferece funcionalidades de exclusão direta, permitindo que o escritório mantenha o controle rigoroso da documentação que servirá de base para a geração de</w:t>
+      </w:r>
+    </w:p>
+    <w:p>
+      <w:pPr>
+        <w:pStyle w:val="Legenda"/>
+        <w:jc w:val="both"/>
+        <w:rPr>
+          <w:iCs w:val="0"/>
+          <w:sz w:val="24"/>
+          <w:szCs w:val="24"/>
+        </w:rPr>
+      </w:pPr>
+      <w:r>
+        <w:rPr>
+          <w:iCs w:val="0"/>
+          <w:sz w:val="24"/>
+          <w:szCs w:val="24"/>
+        </w:rPr>
+        <w:t>relatórios.</w:t>
+      </w:r>
+    </w:p>
+    <w:p>
+      <w:pPr>
+        <w:spacing w:after="0" w:line="240" w:lineRule="auto"/>
+      </w:pPr>
+    </w:p>
+    <w:p>
+      <w:pPr>
+        <w:pStyle w:val="Legenda"/>
+        <w:rPr>
+          <w:szCs w:val="20"/>
+        </w:rPr>
+      </w:pPr>
+      <w:r>
+        <w:rPr>
+          <w:sz w:val="24"/>
+          <w:szCs w:val="24"/>
+        </w:rPr>
+        <w:lastRenderedPageBreak/>
         <w:t xml:space="preserve">Figura </w:t>
       </w:r>
       <w:r>
@@ -16219,6 +18006,7 @@
       </w:r>
       <w:r>
         <w:rPr>
+          <w:noProof/>
           <w:szCs w:val="20"/>
         </w:rPr>
         <w:drawing>
@@ -16261,6 +18049,7 @@
     </w:p>
     <w:p>
       <w:pPr>
+        <w:spacing w:after="0" w:line="240" w:lineRule="auto"/>
         <w:jc w:val="center"/>
         <w:rPr>
           <w:sz w:val="20"/>
@@ -16277,7 +18066,7 @@
     </w:p>
     <w:p>
       <w:pPr>
-        <w:jc w:val="center"/>
+        <w:spacing w:after="0" w:line="240" w:lineRule="auto"/>
         <w:rPr>
           <w:sz w:val="20"/>
           <w:szCs w:val="20"/>
@@ -16291,25 +18080,33 @@
           <w:ilvl w:val="1"/>
           <w:numId w:val="1"/>
         </w:numPr>
+        <w:spacing w:after="0" w:line="240" w:lineRule="auto"/>
+        <w:ind w:left="0"/>
         <w:outlineLvl w:val="1"/>
         <w:rPr>
           <w:b/>
           <w:bCs/>
         </w:rPr>
       </w:pPr>
-      <w:bookmarkStart w:id="37" w:name="_Toc229592504"/>
+      <w:bookmarkStart w:id="37" w:name="_Toc229604250"/>
       <w:r>
         <w:rPr>
           <w:b/>
           <w:bCs/>
         </w:rPr>
-        <w:lastRenderedPageBreak/>
         <w:t>Política de Privacidade</w:t>
       </w:r>
       <w:bookmarkEnd w:id="37"/>
     </w:p>
-    <w:p/>
-    <w:p>
+    <w:p>
+      <w:pPr>
+        <w:spacing w:after="0" w:line="240" w:lineRule="auto"/>
+      </w:pPr>
+    </w:p>
+    <w:p>
+      <w:pPr>
+        <w:spacing w:after="0" w:line="240" w:lineRule="auto"/>
+      </w:pPr>
       <w:r>
         <w:t>A</w:t>
       </w:r>
@@ -16318,31 +18115,65 @@
       </w:r>
     </w:p>
     <w:p>
-      <w:r>
-        <w:t>Solicitamos informações pessoais apenas quando realmente precisamos delas para lhe fornecer um serviço. Fazemo-lo por meios justos e legais, com o seu conhecimento e consentimento. Também informamos por que estamos coletando e como será usado.</w:t>
-      </w:r>
-    </w:p>
-    <w:p>
+      <w:pPr>
+        <w:spacing w:after="0" w:line="240" w:lineRule="auto"/>
+      </w:pPr>
+      <w:r>
+        <w:t xml:space="preserve">Solicitamos informações pessoais apenas quando realmente precisamos delas para lhe </w:t>
+      </w:r>
+      <w:proofErr w:type="spellStart"/>
+      <w:r>
+        <w:t>fornecer</w:t>
+      </w:r>
+      <w:proofErr w:type="spellEnd"/>
+      <w:r>
+        <w:t xml:space="preserve"> um serviço. Fazemo-lo por meios justos e legais, com o seu conhecimento e consentimento. Também informamos por que estamos coletando e como será usado.</w:t>
+      </w:r>
+    </w:p>
+    <w:p>
+      <w:pPr>
+        <w:spacing w:after="0" w:line="240" w:lineRule="auto"/>
+      </w:pPr>
       <w:r>
         <w:t>Apenas retemos as informações coletadas pelo tempo necessário para fornecer o serviço solicitado. Quando armazenamos dados, protegemos dentro de meios comercialmente aceitáveis ​​para evitar perdas e roubos, bem como acesso, divulgação, cópia, uso ou modificação não autorizados.</w:t>
       </w:r>
     </w:p>
     <w:p>
+      <w:pPr>
+        <w:spacing w:after="0" w:line="240" w:lineRule="auto"/>
+      </w:pPr>
       <w:r>
         <w:t>Não compartilhamos informações de identificação pessoal publicamente ou com terceiros, exceto quando exigido por lei.</w:t>
       </w:r>
     </w:p>
     <w:p>
+      <w:pPr>
+        <w:spacing w:after="0" w:line="240" w:lineRule="auto"/>
+      </w:pPr>
       <w:r>
         <w:t>O nosso site pode ter links para sites externos que não são operados por nós. Esteja ciente de que não temos controle sobre o conteúdo e práticas desses sites e não podemos aceitar responsabilidade por suas respectivas políticas de privacidade.</w:t>
       </w:r>
     </w:p>
     <w:p>
-      <w:r>
-        <w:t>Você é livre para recusar a nossa solicitação de informações pessoais, entendendo que talvez não possamos fornecer alguns dos serviços desejados.</w:t>
-      </w:r>
-    </w:p>
-    <w:p>
+      <w:pPr>
+        <w:spacing w:after="0" w:line="240" w:lineRule="auto"/>
+      </w:pPr>
+      <w:r>
+        <w:t xml:space="preserve">Você é livre para recusar a nossa solicitação de informações pessoais, entendendo que talvez não possamos </w:t>
+      </w:r>
+      <w:proofErr w:type="spellStart"/>
+      <w:r>
+        <w:t>fornecer</w:t>
+      </w:r>
+      <w:proofErr w:type="spellEnd"/>
+      <w:r>
+        <w:t xml:space="preserve"> alguns dos serviços desejados.</w:t>
+      </w:r>
+    </w:p>
+    <w:p>
+      <w:pPr>
+        <w:spacing w:after="0" w:line="240" w:lineRule="auto"/>
+      </w:pPr>
       <w:r>
         <w:t>O uso continuado de nosso site será considerado como aceitação de nossas práticas em torno de privacidade e informações pessoais. Se você tiver alguma dúvida sobre como lidamos com dados do usuário e informações pessoais, entre em contacto c</w:t>
       </w:r>
@@ -16357,22 +18188,71 @@
       </w:r>
     </w:p>
     <w:p>
+      <w:pPr>
+        <w:spacing w:after="0" w:line="240" w:lineRule="auto"/>
+      </w:pPr>
       <w:r>
         <w:t xml:space="preserve">- </w:t>
       </w:r>
       <w:r>
-        <w:t>O serviço Google AdSense que usamos para veicular publicidade usa um cookie DoubleClick para veicular anúncios mais relevantes em toda a Web e limitar o número de vezes que um determinado anúncio é exibido para você.</w:t>
-      </w:r>
-    </w:p>
-    <w:p>
+        <w:t xml:space="preserve">O serviço Google </w:t>
+      </w:r>
+      <w:proofErr w:type="spellStart"/>
+      <w:r>
+        <w:t>AdSense</w:t>
+      </w:r>
+      <w:proofErr w:type="spellEnd"/>
+      <w:r>
+        <w:t xml:space="preserve"> que usamos para veicular publicidade usa um cookie </w:t>
+      </w:r>
+      <w:proofErr w:type="spellStart"/>
+      <w:r>
+        <w:t>DoubleClick</w:t>
+      </w:r>
+      <w:proofErr w:type="spellEnd"/>
+      <w:r>
+        <w:t xml:space="preserve"> para veicular anúncios mais relevantes em toda a Web e limitar o número de vezes que um determinado anúncio é exibido para você.</w:t>
+      </w:r>
+    </w:p>
+    <w:p>
+      <w:pPr>
+        <w:spacing w:after="0" w:line="240" w:lineRule="auto"/>
+      </w:pPr>
       <w:r>
         <w:t xml:space="preserve">- </w:t>
       </w:r>
       <w:r>
-        <w:t>Para mais informações sobre o Google AdSense, consulte as FAQs oficiais sobre privacidade do Google AdSense.</w:t>
-      </w:r>
-    </w:p>
-    <w:p>
+        <w:t xml:space="preserve">Para mais informações sobre o Google </w:t>
+      </w:r>
+      <w:proofErr w:type="spellStart"/>
+      <w:r>
+        <w:t>AdSense</w:t>
+      </w:r>
+      <w:proofErr w:type="spellEnd"/>
+      <w:r>
+        <w:t xml:space="preserve">, consulte as </w:t>
+      </w:r>
+      <w:proofErr w:type="spellStart"/>
+      <w:r>
+        <w:t>FAQs</w:t>
+      </w:r>
+      <w:proofErr w:type="spellEnd"/>
+      <w:r>
+        <w:t xml:space="preserve"> oficiais sobre privacidade do Google </w:t>
+      </w:r>
+      <w:proofErr w:type="spellStart"/>
+      <w:r>
+        <w:t>AdSense</w:t>
+      </w:r>
+      <w:proofErr w:type="spellEnd"/>
+      <w:r>
+        <w:t>.</w:t>
+      </w:r>
+    </w:p>
+    <w:p>
+      <w:pPr>
+        <w:spacing w:after="0" w:line="240" w:lineRule="auto"/>
+      </w:pPr>
       <w:r>
         <w:lastRenderedPageBreak/>
         <w:t xml:space="preserve">- </w:t>
@@ -16382,6 +18262,9 @@
       </w:r>
     </w:p>
     <w:p>
+      <w:pPr>
+        <w:spacing w:after="0" w:line="240" w:lineRule="auto"/>
+      </w:pPr>
       <w:r>
         <w:t xml:space="preserve">- </w:t>
       </w:r>
@@ -16390,17 +18273,24 @@
       </w:r>
     </w:p>
     <w:p>
+      <w:pPr>
+        <w:spacing w:after="0" w:line="240" w:lineRule="auto"/>
+      </w:pPr>
       <w:r>
         <w:t>Compromisso do Usuário</w:t>
       </w:r>
     </w:p>
     <w:p>
+      <w:pPr>
+        <w:spacing w:after="0" w:line="240" w:lineRule="auto"/>
+      </w:pPr>
       <w:r>
         <w:t>O usuário se compromete a fazer uso adequado dos conteúdos e da informação que o Contax oferece no site e com caráter enunciativo, mas não limitativo:</w:t>
       </w:r>
     </w:p>
     <w:p>
       <w:pPr>
+        <w:spacing w:after="0" w:line="240" w:lineRule="auto"/>
         <w:ind w:firstLine="357"/>
       </w:pPr>
       <w:r>
@@ -16412,6 +18302,7 @@
     </w:p>
     <w:p>
       <w:pPr>
+        <w:spacing w:after="0" w:line="240" w:lineRule="auto"/>
         <w:ind w:firstLine="357"/>
       </w:pPr>
       <w:r>
@@ -16420,6 +18311,7 @@
     </w:p>
     <w:p>
       <w:pPr>
+        <w:spacing w:after="0" w:line="240" w:lineRule="auto"/>
         <w:ind w:firstLine="357"/>
       </w:pPr>
       <w:r>
@@ -16427,24 +18319,35 @@
       </w:r>
     </w:p>
     <w:p>
+      <w:pPr>
+        <w:spacing w:after="0" w:line="240" w:lineRule="auto"/>
+      </w:pPr>
       <w:r>
         <w:t>Mais informações</w:t>
       </w:r>
     </w:p>
     <w:p>
+      <w:pPr>
+        <w:spacing w:after="0" w:line="240" w:lineRule="auto"/>
+      </w:pPr>
       <w:r>
         <w:t>Esperemos que esteja esclarecido e, como mencionado anteriormente, se houver algo que você não tem certeza se precisa ou não, geralmente é mais seguro deixar os cookies ativados, caso interaja com um dos recursos que você usa em nosso site.</w:t>
       </w:r>
     </w:p>
     <w:p>
       <w:pPr>
+        <w:spacing w:after="0" w:line="240" w:lineRule="auto"/>
         <w:ind w:firstLine="357"/>
       </w:pPr>
       <w:r>
         <w:t>Esta política é efetiva a partir de 28 April 2026 22:46</w:t>
       </w:r>
     </w:p>
-    <w:p/>
+    <w:p>
+      <w:pPr>
+        <w:spacing w:after="0" w:line="240" w:lineRule="auto"/>
+      </w:pPr>
+    </w:p>
     <w:p>
       <w:pPr>
         <w:pStyle w:val="PargrafodaLista"/>
@@ -16452,14 +18355,15 @@
           <w:ilvl w:val="1"/>
           <w:numId w:val="1"/>
         </w:numPr>
-        <w:ind w:left="788" w:hanging="431"/>
+        <w:spacing w:after="0" w:line="240" w:lineRule="auto"/>
+        <w:ind w:left="0" w:hanging="431"/>
         <w:outlineLvl w:val="1"/>
         <w:rPr>
           <w:b/>
           <w:bCs/>
         </w:rPr>
       </w:pPr>
-      <w:bookmarkStart w:id="38" w:name="_Toc229592505"/>
+      <w:bookmarkStart w:id="38" w:name="_Toc229604251"/>
       <w:r>
         <w:rPr>
           <w:b/>
@@ -16469,7 +18373,11 @@
       </w:r>
       <w:bookmarkEnd w:id="38"/>
     </w:p>
-    <w:p/>
+    <w:p>
+      <w:pPr>
+        <w:spacing w:after="0" w:line="240" w:lineRule="auto"/>
+      </w:pPr>
+    </w:p>
     <w:p>
       <w:pPr>
         <w:pStyle w:val="PargrafodaLista"/>
@@ -16477,13 +18385,17 @@
           <w:ilvl w:val="0"/>
           <w:numId w:val="8"/>
         </w:numPr>
-      </w:pPr>
-      <w:r>
-        <w:lastRenderedPageBreak/>
+        <w:spacing w:after="0" w:line="240" w:lineRule="auto"/>
+        <w:ind w:left="0"/>
+      </w:pPr>
+      <w:r>
         <w:t>Termos</w:t>
       </w:r>
     </w:p>
     <w:p>
+      <w:pPr>
+        <w:spacing w:after="0" w:line="240" w:lineRule="auto"/>
+      </w:pPr>
       <w:r>
         <w:t>Ao acessar ao site Contax, concorda em cumprir estes termos de serviço, todas as leis e regulamentos aplicáveis ​​e concorda que é responsável pelo cumprimento de todas as leis locais aplicáveis. Se você não concordar com algum desses termos, está proibido de usar ou acessar este site. Os materiais contidos neste site são protegidos pelas leis de direitos autorais e marcas comerciais aplicáveis.</w:t>
       </w:r>
@@ -16495,12 +18407,17 @@
           <w:ilvl w:val="0"/>
           <w:numId w:val="8"/>
         </w:numPr>
+        <w:spacing w:after="0" w:line="240" w:lineRule="auto"/>
+        <w:ind w:left="0"/>
       </w:pPr>
       <w:r>
         <w:t>Uso de Licença</w:t>
       </w:r>
     </w:p>
     <w:p>
+      <w:pPr>
+        <w:spacing w:after="0" w:line="240" w:lineRule="auto"/>
+      </w:pPr>
       <w:r>
         <w:t>É concedida permissão para baixar temporariamente uma cópia dos materiais (informações ou software) no site Contax, apenas para visualização transitória pessoal e não comercial. Esta é a concessão de uma licença, não uma transferência de título e, sob esta licença, você não pode:</w:t>
       </w:r>
@@ -16512,6 +18429,8 @@
           <w:ilvl w:val="0"/>
           <w:numId w:val="7"/>
         </w:numPr>
+        <w:spacing w:after="0" w:line="240" w:lineRule="auto"/>
+        <w:ind w:left="0"/>
       </w:pPr>
       <w:r>
         <w:t>modificar ou copiar os materiais;</w:t>
@@ -16524,6 +18443,8 @@
           <w:ilvl w:val="0"/>
           <w:numId w:val="7"/>
         </w:numPr>
+        <w:spacing w:after="0" w:line="240" w:lineRule="auto"/>
+        <w:ind w:left="0"/>
       </w:pPr>
       <w:r>
         <w:t>usar os materiais para qualquer finalidade comercial ou para exibição pública (comercial ou não comercial);</w:t>
@@ -16536,9 +18457,19 @@
           <w:ilvl w:val="0"/>
           <w:numId w:val="7"/>
         </w:numPr>
-      </w:pPr>
-      <w:r>
-        <w:t>tentar descompilar ou fazer engenharia reversa de qualquer software contido no site Contax;</w:t>
+        <w:spacing w:after="0" w:line="240" w:lineRule="auto"/>
+        <w:ind w:left="0"/>
+      </w:pPr>
+      <w:r>
+        <w:t xml:space="preserve">tentar </w:t>
+      </w:r>
+      <w:proofErr w:type="spellStart"/>
+      <w:r>
+        <w:t>descompilar</w:t>
+      </w:r>
+      <w:proofErr w:type="spellEnd"/>
+      <w:r>
+        <w:t xml:space="preserve"> ou fazer engenharia reversa de qualquer software contido no site Contax;</w:t>
       </w:r>
     </w:p>
     <w:p>
@@ -16548,6 +18479,8 @@
           <w:ilvl w:val="0"/>
           <w:numId w:val="7"/>
         </w:numPr>
+        <w:spacing w:after="0" w:line="240" w:lineRule="auto"/>
+        <w:ind w:left="0"/>
       </w:pPr>
       <w:r>
         <w:t>remover quaisquer direitos autorais ou outras notações de propriedade dos materiais; ou</w:t>
@@ -16560,14 +18493,28 @@
           <w:ilvl w:val="0"/>
           <w:numId w:val="7"/>
         </w:numPr>
+        <w:spacing w:after="0" w:line="240" w:lineRule="auto"/>
+        <w:ind w:left="0"/>
       </w:pPr>
       <w:r>
         <w:t>transferir os materiais para outra pessoa ou 'espelhe' os materiais em qualquer outro servidor.</w:t>
       </w:r>
     </w:p>
     <w:p>
-      <w:r>
-        <w:t>Esta licença será automaticamente rescindida se você violar alguma dessas restrições e poderá ser rescindida por Contax a qualquer momento. Ao encerrar a visualização desses materiais ou após o término desta licença, você deve apagar todos os materiais baixados em sua posse, seja em formato eletrónico ou impresso.</w:t>
+      <w:pPr>
+        <w:spacing w:after="0" w:line="240" w:lineRule="auto"/>
+      </w:pPr>
+      <w:r>
+        <w:lastRenderedPageBreak/>
+        <w:t xml:space="preserve">Esta licença será automaticamente rescindida se você violar alguma dessas restrições e poderá ser rescindida por Contax a qualquer momento. Ao encerrar a visualização desses materiais ou após o término desta licença, você deve apagar todos os materiais baixados em sua posse, seja em formato </w:t>
+      </w:r>
+      <w:proofErr w:type="spellStart"/>
+      <w:r>
+        <w:t>eletrónico</w:t>
+      </w:r>
+      <w:proofErr w:type="spellEnd"/>
+      <w:r>
+        <w:t xml:space="preserve"> ou impresso.</w:t>
       </w:r>
     </w:p>
     <w:p>
@@ -16577,6 +18524,8 @@
           <w:ilvl w:val="0"/>
           <w:numId w:val="8"/>
         </w:numPr>
+        <w:spacing w:after="0" w:line="240" w:lineRule="auto"/>
+        <w:ind w:left="0"/>
       </w:pPr>
       <w:r>
         <w:t>Isenção de responsabilidade</w:t>
@@ -16589,6 +18538,8 @@
           <w:ilvl w:val="0"/>
           <w:numId w:val="9"/>
         </w:numPr>
+        <w:spacing w:after="0" w:line="240" w:lineRule="auto"/>
+        <w:ind w:left="0"/>
       </w:pPr>
       <w:r>
         <w:t>Os materiais no site da Contax são fornecidos 'como estão'. Contax não oferece garantias, expressas ou implícitas, e, por este meio, isenta e nega todas as outras garantias, incluindo, sem limitação, garantias implícitas ou condições de comercialização, adequação a um fim específico ou não violação de propriedade intelectual ou outra violação de direitos.</w:t>
@@ -16601,13 +18552,11 @@
           <w:ilvl w:val="0"/>
           <w:numId w:val="9"/>
         </w:numPr>
-      </w:pPr>
-      <w:r>
-        <w:t xml:space="preserve">Além disso, o Contax não garante ou faz qualquer representação relativa à precisão, aos resultados prováveis ​​ou à confiabilidade do uso dos materiais </w:t>
-      </w:r>
-      <w:r>
-        <w:lastRenderedPageBreak/>
-        <w:t>em seu site ou de outra forma relacionado a esses materiais ou em sites vinculados a este site.</w:t>
+        <w:spacing w:after="0" w:line="240" w:lineRule="auto"/>
+        <w:ind w:left="0"/>
+      </w:pPr>
+      <w:r>
+        <w:t>Além disso, o Contax não garante ou faz qualquer representação relativa à precisão, aos resultados prováveis ​​ou à confiabilidade do uso dos materiais em seu site ou de outra forma relacionado a esses materiais ou em sites vinculados a este site.</w:t>
       </w:r>
     </w:p>
     <w:p>
@@ -16617,14 +18566,27 @@
           <w:ilvl w:val="0"/>
           <w:numId w:val="8"/>
         </w:numPr>
+        <w:spacing w:after="0" w:line="240" w:lineRule="auto"/>
+        <w:ind w:left="0"/>
       </w:pPr>
       <w:r>
         <w:t>Limitações</w:t>
       </w:r>
     </w:p>
     <w:p>
-      <w:r>
-        <w:t>Em nenhum caso o Contax ou seus fornecedores serão responsáveis ​​por quaisquer danos (incluindo, sem limitação, danos por perda de dados ou lucro ou devido a interrupção dos negócios) decorrentes do uso ou da incapacidade de usar os materiais em Contax, mesmo que Contax ou um representante autorizado da Contax tenha sido notificado oralmente ou por escrito da possibilidade de tais danos. Como algumas jurisdições não permitem limitações em garantias implícitas, ou limitações de responsabilidade por danos conseqüentes ou incidentais, essas limitações podem não se aplicar a você.</w:t>
+      <w:pPr>
+        <w:spacing w:after="0" w:line="240" w:lineRule="auto"/>
+      </w:pPr>
+      <w:r>
+        <w:t xml:space="preserve">Em nenhum caso o Contax ou seus fornecedores serão responsáveis ​​por quaisquer danos (incluindo, sem limitação, danos por perda de dados ou lucro ou devido a interrupção dos negócios) decorrentes do uso ou da incapacidade de usar os materiais em Contax, mesmo que Contax ou um representante autorizado da Contax tenha sido notificado oralmente ou por escrito da possibilidade de tais danos. Como algumas jurisdições não permitem limitações em garantias implícitas, ou limitações de responsabilidade por danos </w:t>
+      </w:r>
+      <w:proofErr w:type="spellStart"/>
+      <w:r>
+        <w:t>conseqüentes</w:t>
+      </w:r>
+      <w:proofErr w:type="spellEnd"/>
+      <w:r>
+        <w:t xml:space="preserve"> ou incidentais, essas limitações podem não se aplicar a você.</w:t>
       </w:r>
     </w:p>
     <w:p>
@@ -16634,12 +18596,17 @@
           <w:ilvl w:val="0"/>
           <w:numId w:val="8"/>
         </w:numPr>
+        <w:spacing w:after="0" w:line="240" w:lineRule="auto"/>
+        <w:ind w:left="0"/>
       </w:pPr>
       <w:r>
         <w:t>Precisão dos materiais</w:t>
       </w:r>
     </w:p>
     <w:p>
+      <w:pPr>
+        <w:spacing w:after="0" w:line="240" w:lineRule="auto"/>
+      </w:pPr>
       <w:r>
         <w:t>Os materiais exibidos no site da Contax podem incluir erros técnicos, tipográficos ou fotográficos. Contax não garante que qualquer material em seu site seja preciso, completo ou atual. Contax pode fazer alterações nos materiais contidos em seu site a qualquer momento, sem aviso prévio. No entanto, Contax não se compromete a atualizar os materiais.</w:t>
       </w:r>
@@ -16651,32 +18618,49 @@
           <w:ilvl w:val="0"/>
           <w:numId w:val="8"/>
         </w:numPr>
+        <w:spacing w:after="0" w:line="240" w:lineRule="auto"/>
+        <w:ind w:left="0"/>
       </w:pPr>
       <w:r>
         <w:t>Links</w:t>
       </w:r>
     </w:p>
     <w:p>
+      <w:pPr>
+        <w:spacing w:after="0" w:line="240" w:lineRule="auto"/>
+      </w:pPr>
       <w:r>
         <w:t>O Contax não analisou todos os sites vinculados ao seu site e não é responsável pelo conteúdo de nenhum site vinculado. A inclusão de qualquer link não implica endosso por Contax do site. O uso de qualquer site vinculado é por conta e risco do usuário.</w:t>
       </w:r>
     </w:p>
     <w:p>
+      <w:pPr>
+        <w:spacing w:after="0" w:line="240" w:lineRule="auto"/>
+      </w:pPr>
       <w:r>
         <w:t>Modificações</w:t>
       </w:r>
     </w:p>
     <w:p>
+      <w:pPr>
+        <w:spacing w:after="0" w:line="240" w:lineRule="auto"/>
+      </w:pPr>
       <w:r>
         <w:t>O Contax pode revisar estes termos de serviço do site a qualquer momento, sem aviso prévio. Ao usar este site, você concorda em ficar vinculado à versão atual desses termos de serviço.</w:t>
       </w:r>
     </w:p>
     <w:p>
+      <w:pPr>
+        <w:spacing w:after="0" w:line="240" w:lineRule="auto"/>
+      </w:pPr>
       <w:r>
         <w:t>Lei aplicável</w:t>
       </w:r>
     </w:p>
     <w:p>
+      <w:pPr>
+        <w:spacing w:after="0" w:line="240" w:lineRule="auto"/>
+      </w:pPr>
       <w:r>
         <w:t>Estes termos e condições são regidos e interpretados de acordo com as leis do Contax e você se submete irrevogavelmente à jurisdição exclusiva dos tribunais naquele estado ou localidade.</w:t>
       </w:r>
@@ -16691,13 +18675,14 @@
           <w:ilvl w:val="0"/>
           <w:numId w:val="8"/>
         </w:numPr>
-        <w:ind w:left="357" w:hanging="357"/>
+        <w:spacing w:after="0" w:line="240" w:lineRule="auto"/>
+        <w:ind w:left="0" w:hanging="357"/>
         <w:outlineLvl w:val="0"/>
         <w:rPr>
           <w:b/>
         </w:rPr>
       </w:pPr>
-      <w:bookmarkStart w:id="39" w:name="_Toc229592506"/>
+      <w:bookmarkStart w:id="39" w:name="_Toc229604252"/>
       <w:r>
         <w:rPr>
           <w:b/>
@@ -16707,22 +18692,40 @@
       </w:r>
       <w:bookmarkEnd w:id="39"/>
     </w:p>
-    <w:p/>
-    <w:p/>
-    <w:p>
+    <w:p>
+      <w:pPr>
+        <w:spacing w:after="0" w:line="240" w:lineRule="auto"/>
+      </w:pPr>
+    </w:p>
+    <w:p>
+      <w:pPr>
+        <w:spacing w:after="0" w:line="240" w:lineRule="auto"/>
+      </w:pPr>
+    </w:p>
+    <w:p>
+      <w:pPr>
+        <w:spacing w:after="0" w:line="240" w:lineRule="auto"/>
+      </w:pPr>
       <w:r>
         <w:t>Parte final do trabalho no qual são expostas as conclusões correspondentes aos objetivos e hipóteses, apresentados na introdução.</w:t>
       </w:r>
     </w:p>
     <w:p>
+      <w:pPr>
+        <w:spacing w:after="0" w:line="240" w:lineRule="auto"/>
+      </w:pPr>
       <w:r>
         <w:t>Nesse campo são apontadas as respostas às hipóteses e objetivos do TCC. O ponto de vista dos autores, devidamente embasado pelos dados, conceitos e informações apresentados no desenvolvimento deve ser inserido aqui. Podem ser incluídas breves recomendações e sugestões para trabalhos futuros.</w:t>
       </w:r>
     </w:p>
-    <w:p/>
-    <w:p>
-      <w:pPr>
-        <w:spacing w:after="200" w:line="276" w:lineRule="auto"/>
+    <w:p>
+      <w:pPr>
+        <w:spacing w:after="0" w:line="240" w:lineRule="auto"/>
+      </w:pPr>
+    </w:p>
+    <w:p>
+      <w:pPr>
+        <w:spacing w:after="0" w:line="240" w:lineRule="auto"/>
         <w:jc w:val="left"/>
       </w:pPr>
       <w:r>
@@ -16731,13 +18734,14 @@
     </w:p>
     <w:p>
       <w:pPr>
+        <w:spacing w:after="0" w:line="240" w:lineRule="auto"/>
         <w:jc w:val="center"/>
         <w:outlineLvl w:val="0"/>
         <w:rPr>
           <w:b/>
         </w:rPr>
       </w:pPr>
-      <w:bookmarkStart w:id="40" w:name="_Toc229592507"/>
+      <w:bookmarkStart w:id="40" w:name="_Toc229604253"/>
       <w:r>
         <w:rPr>
           <w:b/>
@@ -16747,8 +18751,25 @@
       </w:r>
       <w:bookmarkEnd w:id="40"/>
     </w:p>
-    <w:p/>
-    <w:p>
+    <w:p>
+      <w:pPr>
+        <w:spacing w:after="0" w:line="240" w:lineRule="auto"/>
+        <w:jc w:val="center"/>
+        <w:outlineLvl w:val="0"/>
+        <w:rPr>
+          <w:b/>
+        </w:rPr>
+      </w:pPr>
+    </w:p>
+    <w:p>
+      <w:pPr>
+        <w:spacing w:after="0" w:line="240" w:lineRule="auto"/>
+      </w:pPr>
+    </w:p>
+    <w:p>
+      <w:pPr>
+        <w:spacing w:after="0" w:line="240" w:lineRule="auto"/>
+      </w:pPr>
       <w:r>
         <w:t>MACORATTI</w:t>
       </w:r>
@@ -16759,7 +18780,21 @@
         <w:rPr>
           <w:b/>
         </w:rPr>
-        <w:t>Visual Studio Code – Apresentando o editor multiplataforma da Microsoft</w:t>
+        <w:t xml:space="preserve">Visual Studio </w:t>
+      </w:r>
+      <w:proofErr w:type="spellStart"/>
+      <w:r>
+        <w:rPr>
+          <w:b/>
+        </w:rPr>
+        <w:t>Code</w:t>
+      </w:r>
+      <w:proofErr w:type="spellEnd"/>
+      <w:r>
+        <w:rPr>
+          <w:b/>
+        </w:rPr>
+        <w:t xml:space="preserve"> – Apresentando o editor multiplataforma da Microsoft</w:t>
       </w:r>
       <w:r>
         <w:t xml:space="preserve">, 2016. Disponível em: </w:t>
@@ -16779,8 +18814,15 @@
         <w:t xml:space="preserve"> </w:t>
       </w:r>
     </w:p>
-    <w:p/>
-    <w:p>
+    <w:p>
+      <w:pPr>
+        <w:spacing w:after="0" w:line="240" w:lineRule="auto"/>
+      </w:pPr>
+    </w:p>
+    <w:p>
+      <w:pPr>
+        <w:spacing w:after="0" w:line="240" w:lineRule="auto"/>
+      </w:pPr>
       <w:r>
         <w:t xml:space="preserve">MICROSOFT. </w:t>
       </w:r>
@@ -16808,10 +18850,41 @@
         <w:t xml:space="preserve"> Acesso em 20 out. 2023.</w:t>
       </w:r>
     </w:p>
-    <w:p/>
-    <w:p>
-      <w:r>
-        <w:t>ALBUQUERQUE, Felipe et al. Integraçao de Replicaçao Máquina de Estados no Kubernetes. In: </w:t>
+    <w:p>
+      <w:pPr>
+        <w:spacing w:after="0" w:line="240" w:lineRule="auto"/>
+      </w:pPr>
+    </w:p>
+    <w:p>
+      <w:pPr>
+        <w:spacing w:after="0" w:line="240" w:lineRule="auto"/>
+      </w:pPr>
+      <w:r>
+        <w:t xml:space="preserve">ALBUQUERQUE, Felipe et al. </w:t>
+      </w:r>
+      <w:proofErr w:type="spellStart"/>
+      <w:r>
+        <w:t>Integraçao</w:t>
+      </w:r>
+      <w:proofErr w:type="spellEnd"/>
+      <w:r>
+        <w:t xml:space="preserve"> de </w:t>
+      </w:r>
+      <w:proofErr w:type="spellStart"/>
+      <w:r>
+        <w:t>Replicaçao</w:t>
+      </w:r>
+      <w:proofErr w:type="spellEnd"/>
+      <w:r>
+        <w:t xml:space="preserve"> Máquina de Estados no </w:t>
+      </w:r>
+      <w:proofErr w:type="spellStart"/>
+      <w:r>
+        <w:t>Kubernetes</w:t>
+      </w:r>
+      <w:proofErr w:type="spellEnd"/>
+      <w:r>
+        <w:t>. In: </w:t>
       </w:r>
       <w:r>
         <w:rPr>
@@ -16838,10 +18911,33 @@
         <w:t>. Acesso em 20 out. 2023.</w:t>
       </w:r>
     </w:p>
-    <w:p/>
-    <w:p>
-      <w:r>
-        <w:t>Oliveira S de M de. O funcionamento da autoria nos blogs de divulgação científica. Ling (dis)curso</w:t>
+    <w:p>
+      <w:pPr>
+        <w:spacing w:after="0" w:line="240" w:lineRule="auto"/>
+      </w:pPr>
+    </w:p>
+    <w:p>
+      <w:pPr>
+        <w:spacing w:after="0" w:line="240" w:lineRule="auto"/>
+      </w:pPr>
+      <w:r>
+        <w:t xml:space="preserve">Oliveira S de M de. O funcionamento da autoria nos blogs de divulgação científica. </w:t>
+      </w:r>
+      <w:proofErr w:type="spellStart"/>
+      <w:r>
+        <w:t>Ling</w:t>
+      </w:r>
+      <w:proofErr w:type="spellEnd"/>
+      <w:r>
+        <w:t xml:space="preserve"> (</w:t>
+      </w:r>
+      <w:proofErr w:type="spellStart"/>
+      <w:r>
+        <w:t>dis</w:t>
+      </w:r>
+      <w:proofErr w:type="spellEnd"/>
+      <w:r>
+        <w:t>)curso</w:t>
       </w:r>
       <w:r>
         <w:t>,</w:t>
@@ -16873,12 +18969,24 @@
         <w:t>. Acesso em 17 out. 2023.</w:t>
       </w:r>
     </w:p>
-    <w:p/>
-    <w:p/>
-    <w:p/>
-    <w:p>
-      <w:pPr>
-        <w:spacing w:after="200" w:line="276" w:lineRule="auto"/>
+    <w:p>
+      <w:pPr>
+        <w:spacing w:after="0" w:line="240" w:lineRule="auto"/>
+      </w:pPr>
+    </w:p>
+    <w:p>
+      <w:pPr>
+        <w:spacing w:after="0" w:line="240" w:lineRule="auto"/>
+      </w:pPr>
+    </w:p>
+    <w:p>
+      <w:pPr>
+        <w:spacing w:after="0" w:line="240" w:lineRule="auto"/>
+      </w:pPr>
+    </w:p>
+    <w:p>
+      <w:pPr>
+        <w:spacing w:after="0" w:line="240" w:lineRule="auto"/>
         <w:jc w:val="left"/>
       </w:pPr>
     </w:p>
@@ -18514,7 +20622,6 @@
   <w:style w:type="character" w:default="1" w:styleId="Fontepargpadro">
     <w:name w:val="Default Paragraph Font"/>
     <w:uiPriority w:val="1"/>
-    <w:semiHidden/>
     <w:unhideWhenUsed/>
   </w:style>
   <w:style w:type="table" w:default="1" w:styleId="Tabelanormal">
@@ -19347,6 +21454,15 @@
 </file>
 
 <file path=customXml/item1.xml><?xml version="1.0" encoding="utf-8"?>
+<?mso-contentType ?>
+<FormTemplates xmlns="http://schemas.microsoft.com/sharepoint/v3/contenttype/forms">
+  <Display>DocumentLibraryForm</Display>
+  <Edit>DocumentLibraryForm</Edit>
+  <New>DocumentLibraryForm</New>
+</FormTemplates>
+</file>
+
+<file path=customXml/item2.xml><?xml version="1.0" encoding="utf-8"?>
 <ct:contentTypeSchema xmlns:ct="http://schemas.microsoft.com/office/2006/metadata/contentType" xmlns:ma="http://schemas.microsoft.com/office/2006/metadata/properties/metaAttributes" ct:_="" ma:_="" ma:contentTypeName="Documento" ma:contentTypeID="0x01010079E85AF13E1D6948BAEBBC3E299C7A4C" ma:contentTypeVersion="11" ma:contentTypeDescription="Crie um novo documento." ma:contentTypeScope="" ma:versionID="9903338d6f6ebf8d9f52e57d695b90e0">
   <xsd:schema xmlns:xsd="http://www.w3.org/2001/XMLSchema" xmlns:xs="http://www.w3.org/2001/XMLSchema" xmlns:p="http://schemas.microsoft.com/office/2006/metadata/properties" xmlns:ns2="1c99b82c-450d-407b-8685-188b0222f857" xmlns:ns3="ec9326a9-796b-4177-81ae-8ce46d6874ce" targetNamespace="http://schemas.microsoft.com/office/2006/metadata/properties" ma:root="true" ma:fieldsID="27025b9af28ab54196939bbeabbec0a9" ns2:_="" ns3:_="">
     <xsd:import namespace="1c99b82c-450d-407b-8685-188b0222f857"/>
@@ -19535,20 +21651,19 @@
 </ct:contentTypeSchema>
 </file>
 
-<file path=customXml/item2.xml><?xml version="1.0" encoding="utf-8"?>
-<?mso-contentType ?>
-<FormTemplates xmlns="http://schemas.microsoft.com/sharepoint/v3/contenttype/forms">
-  <Display>DocumentLibraryForm</Display>
-  <Edit>DocumentLibraryForm</Edit>
-  <New>DocumentLibraryForm</New>
-</FormTemplates>
-</file>
-
 <file path=customXml/item3.xml><?xml version="1.0" encoding="utf-8"?>
 <b:Sources xmlns:b="http://schemas.openxmlformats.org/officeDocument/2006/bibliography" xmlns="http://schemas.openxmlformats.org/officeDocument/2006/bibliography" SelectedStyle="\APA.XSL" StyleName="APA"/>
 </file>
 
 <file path=customXml/itemProps1.xml><?xml version="1.0" encoding="utf-8"?>
+<ds:datastoreItem xmlns:ds="http://schemas.openxmlformats.org/officeDocument/2006/customXml" ds:itemID="{19856E04-179F-401F-8246-BA08537D6152}">
+  <ds:schemaRefs>
+    <ds:schemaRef ds:uri="http://schemas.microsoft.com/sharepoint/v3/contenttype/forms"/>
+  </ds:schemaRefs>
+</ds:datastoreItem>
+</file>
+
+<file path=customXml/itemProps2.xml><?xml version="1.0" encoding="utf-8"?>
 <ds:datastoreItem xmlns:ds="http://schemas.openxmlformats.org/officeDocument/2006/customXml" ds:itemID="{F9562963-6458-4B09-8DDA-F09296948AA7}">
   <ds:schemaRefs>
     <ds:schemaRef ds:uri="http://schemas.microsoft.com/office/2006/metadata/contentType"/>
@@ -19567,14 +21682,6 @@
 </ds:datastoreItem>
 </file>
 
-<file path=customXml/itemProps2.xml><?xml version="1.0" encoding="utf-8"?>
-<ds:datastoreItem xmlns:ds="http://schemas.openxmlformats.org/officeDocument/2006/customXml" ds:itemID="{19856E04-179F-401F-8246-BA08537D6152}">
-  <ds:schemaRefs>
-    <ds:schemaRef ds:uri="http://schemas.microsoft.com/sharepoint/v3/contenttype/forms"/>
-  </ds:schemaRefs>
-</ds:datastoreItem>
-</file>
-
 <file path=customXml/itemProps3.xml><?xml version="1.0" encoding="utf-8"?>
 <ds:datastoreItem xmlns:ds="http://schemas.openxmlformats.org/officeDocument/2006/customXml" ds:itemID="{205E797E-3F55-48D0-B859-951F215AD568}">
   <ds:schemaRefs>

--- a/Documentação/Doc atualizado.docx
+++ b/Documentação/Doc atualizado.docx
@@ -962,7 +962,18 @@
     <w:p/>
     <w:p>
       <w:r>
-        <w:t xml:space="preserve">Este trabalho propõe o desenvolvimento de um sistema virtual denominado Contax, voltado à gestão e transparência contábil de Microempreendedores Individuais (MEI) e Microempresas (ME), com foco na otimização do fluxo de comunicação com escritórios de contabilidade. A plataforma visa centralizar dados fiscais — como notas eletrônicas, tributos e receitas — e facilitar a visualização de relatórios contábeis, promovendo maior eficiência na tomada de decisões estratégicas e na gestão financeira. A pesquisa é caracterizada como aplicada, com abordagem metodológica mista (qualitativa e quantitativa), delimitada ao município de </w:t>
+        <w:t xml:space="preserve">Este trabalho propõe o desenvolvimento de um sistema virtual denominado Contax, voltado à gestão e transparência contábil de Microempreendedores Individuais (MEI) e Microempresas (ME), com foco na otimização do fluxo de comunicação com escritórios de contabilidade. A plataforma visa centralizar dados fiscais — como notas eletrônicas, tributos e receitas — e facilitar a visualização de relatórios </w:t>
+      </w:r>
+      <w:proofErr w:type="gramStart"/>
+      <w:r>
+        <w:t xml:space="preserve">contábeis, </w:t>
+      </w:r>
+      <w:r>
+        <w:t xml:space="preserve">  </w:t>
+      </w:r>
+      <w:proofErr w:type="gramEnd"/>
+      <w:r>
+        <w:t xml:space="preserve">promovendo maior eficiência na tomada de decisões estratégicas e na gestão financeira. A pesquisa é caracterizada como aplicada, com abordagem metodológica mista (qualitativa e quantitativa), delimitada ao município de </w:t>
       </w:r>
       <w:proofErr w:type="spellStart"/>
       <w:r>
@@ -1121,7 +1132,21 @@
             <w:rStyle w:val="Hyperlink"/>
             <w:noProof/>
           </w:rPr>
-          <w:t>Figura 2: Tela de login do software Contax.</w:t>
+          <w:t>Figura 2: Tela d</w:t>
+        </w:r>
+        <w:r>
+          <w:rPr>
+            <w:rStyle w:val="Hyperlink"/>
+            <w:noProof/>
+          </w:rPr>
+          <w:t>e</w:t>
+        </w:r>
+        <w:r>
+          <w:rPr>
+            <w:rStyle w:val="Hyperlink"/>
+            <w:noProof/>
+          </w:rPr>
+          <w:t xml:space="preserve"> login do software Contax.</w:t>
         </w:r>
         <w:r>
           <w:rPr>
@@ -1674,13 +1699,13 @@
       <w:r>
         <w:fldChar w:fldCharType="separate"/>
       </w:r>
-      <w:hyperlink w:anchor="_Toc229430742" w:history="1">
+      <w:hyperlink w:anchor="_Toc230291963" w:history="1">
         <w:r>
           <w:rPr>
             <w:rStyle w:val="Hyperlink"/>
             <w:noProof/>
           </w:rPr>
-          <w:t>Quadro 1 - Atividades do 2º semestre de 2025</w:t>
+          <w:t>Quadro 1: Atividades do 2º semestre de 2025</w:t>
         </w:r>
         <w:r>
           <w:rPr>
@@ -1701,7 +1726,7 @@
             <w:noProof/>
             <w:webHidden/>
           </w:rPr>
-          <w:instrText xml:space="preserve"> PAGEREF _Toc229430742 \h </w:instrText>
+          <w:instrText xml:space="preserve"> PAGEREF _Toc230291963 \h </w:instrText>
         </w:r>
         <w:r>
           <w:rPr>
@@ -1721,7 +1746,7 @@
             <w:noProof/>
             <w:webHidden/>
           </w:rPr>
-          <w:t>13</w:t>
+          <w:t>11</w:t>
         </w:r>
         <w:r>
           <w:rPr>
@@ -1747,13 +1772,13 @@
           <w14:ligatures w14:val="standardContextual"/>
         </w:rPr>
       </w:pPr>
-      <w:hyperlink w:anchor="_Toc229430743" w:history="1">
+      <w:hyperlink w:anchor="_Toc230291964" w:history="1">
         <w:r>
           <w:rPr>
             <w:rStyle w:val="Hyperlink"/>
             <w:noProof/>
           </w:rPr>
-          <w:t>Quadro 2 - Atividades 1º semestre 2026</w:t>
+          <w:t>Quadro 2: Atividades 1º semestre 2026</w:t>
         </w:r>
         <w:r>
           <w:rPr>
@@ -1774,7 +1799,7 @@
             <w:noProof/>
             <w:webHidden/>
           </w:rPr>
-          <w:instrText xml:space="preserve"> PAGEREF _Toc229430743 \h </w:instrText>
+          <w:instrText xml:space="preserve"> PAGEREF _Toc230291964 \h </w:instrText>
         </w:r>
         <w:r>
           <w:rPr>
@@ -1794,7 +1819,7 @@
             <w:noProof/>
             <w:webHidden/>
           </w:rPr>
-          <w:t>13</w:t>
+          <w:t>11</w:t>
         </w:r>
         <w:r>
           <w:rPr>
@@ -1820,13 +1845,13 @@
           <w14:ligatures w14:val="standardContextual"/>
         </w:rPr>
       </w:pPr>
-      <w:hyperlink w:anchor="_Toc229430744" w:history="1">
+      <w:hyperlink w:anchor="_Toc230291965" w:history="1">
         <w:r>
           <w:rPr>
             <w:rStyle w:val="Hyperlink"/>
             <w:noProof/>
           </w:rPr>
-          <w:t>Tabela 1 - USUÁRIOS</w:t>
+          <w:t>Quadro 3: USUÁRIOS</w:t>
         </w:r>
         <w:r>
           <w:rPr>
@@ -1847,7 +1872,299 @@
             <w:noProof/>
             <w:webHidden/>
           </w:rPr>
-          <w:instrText xml:space="preserve"> PAGEREF _Toc229430744 \h </w:instrText>
+          <w:instrText xml:space="preserve"> PAGEREF _Toc230291965 \h </w:instrText>
+        </w:r>
+        <w:r>
+          <w:rPr>
+            <w:noProof/>
+            <w:webHidden/>
+          </w:rPr>
+        </w:r>
+        <w:r>
+          <w:rPr>
+            <w:noProof/>
+            <w:webHidden/>
+          </w:rPr>
+          <w:fldChar w:fldCharType="separate"/>
+        </w:r>
+        <w:r>
+          <w:rPr>
+            <w:noProof/>
+            <w:webHidden/>
+          </w:rPr>
+          <w:t>16</w:t>
+        </w:r>
+        <w:r>
+          <w:rPr>
+            <w:noProof/>
+            <w:webHidden/>
+          </w:rPr>
+          <w:fldChar w:fldCharType="end"/>
+        </w:r>
+      </w:hyperlink>
+    </w:p>
+    <w:p>
+      <w:pPr>
+        <w:pStyle w:val="ndicedeilustraes"/>
+        <w:tabs>
+          <w:tab w:val="right" w:leader="dot" w:pos="9061"/>
+        </w:tabs>
+        <w:rPr>
+          <w:rFonts w:asciiTheme="minorHAnsi" w:eastAsiaTheme="minorEastAsia" w:hAnsiTheme="minorHAnsi"/>
+          <w:noProof/>
+          <w:kern w:val="2"/>
+          <w:szCs w:val="24"/>
+          <w:lang w:eastAsia="pt-BR"/>
+          <w14:ligatures w14:val="standardContextual"/>
+        </w:rPr>
+      </w:pPr>
+      <w:hyperlink w:anchor="_Toc230291966" w:history="1">
+        <w:r>
+          <w:rPr>
+            <w:rStyle w:val="Hyperlink"/>
+            <w:noProof/>
+          </w:rPr>
+          <w:t>Quadro 4: EMPRESAS</w:t>
+        </w:r>
+        <w:r>
+          <w:rPr>
+            <w:noProof/>
+            <w:webHidden/>
+          </w:rPr>
+          <w:tab/>
+        </w:r>
+        <w:r>
+          <w:rPr>
+            <w:noProof/>
+            <w:webHidden/>
+          </w:rPr>
+          <w:fldChar w:fldCharType="begin"/>
+        </w:r>
+        <w:r>
+          <w:rPr>
+            <w:noProof/>
+            <w:webHidden/>
+          </w:rPr>
+          <w:instrText xml:space="preserve"> PAGEREF _Toc230291966 \h </w:instrText>
+        </w:r>
+        <w:r>
+          <w:rPr>
+            <w:noProof/>
+            <w:webHidden/>
+          </w:rPr>
+        </w:r>
+        <w:r>
+          <w:rPr>
+            <w:noProof/>
+            <w:webHidden/>
+          </w:rPr>
+          <w:fldChar w:fldCharType="separate"/>
+        </w:r>
+        <w:r>
+          <w:rPr>
+            <w:noProof/>
+            <w:webHidden/>
+          </w:rPr>
+          <w:t>16</w:t>
+        </w:r>
+        <w:r>
+          <w:rPr>
+            <w:noProof/>
+            <w:webHidden/>
+          </w:rPr>
+          <w:fldChar w:fldCharType="end"/>
+        </w:r>
+      </w:hyperlink>
+    </w:p>
+    <w:p>
+      <w:pPr>
+        <w:pStyle w:val="ndicedeilustraes"/>
+        <w:tabs>
+          <w:tab w:val="right" w:leader="dot" w:pos="9061"/>
+        </w:tabs>
+        <w:rPr>
+          <w:rFonts w:asciiTheme="minorHAnsi" w:eastAsiaTheme="minorEastAsia" w:hAnsiTheme="minorHAnsi"/>
+          <w:noProof/>
+          <w:kern w:val="2"/>
+          <w:szCs w:val="24"/>
+          <w:lang w:eastAsia="pt-BR"/>
+          <w14:ligatures w14:val="standardContextual"/>
+        </w:rPr>
+      </w:pPr>
+      <w:hyperlink w:anchor="_Toc230291967" w:history="1">
+        <w:r>
+          <w:rPr>
+            <w:rStyle w:val="Hyperlink"/>
+            <w:noProof/>
+          </w:rPr>
+          <w:t>Quadro 5: USUARIO_EMPRESAS</w:t>
+        </w:r>
+        <w:r>
+          <w:rPr>
+            <w:noProof/>
+            <w:webHidden/>
+          </w:rPr>
+          <w:tab/>
+        </w:r>
+        <w:r>
+          <w:rPr>
+            <w:noProof/>
+            <w:webHidden/>
+          </w:rPr>
+          <w:fldChar w:fldCharType="begin"/>
+        </w:r>
+        <w:r>
+          <w:rPr>
+            <w:noProof/>
+            <w:webHidden/>
+          </w:rPr>
+          <w:instrText xml:space="preserve"> PAGEREF _Toc230291967 \h </w:instrText>
+        </w:r>
+        <w:r>
+          <w:rPr>
+            <w:noProof/>
+            <w:webHidden/>
+          </w:rPr>
+        </w:r>
+        <w:r>
+          <w:rPr>
+            <w:noProof/>
+            <w:webHidden/>
+          </w:rPr>
+          <w:fldChar w:fldCharType="separate"/>
+        </w:r>
+        <w:r>
+          <w:rPr>
+            <w:noProof/>
+            <w:webHidden/>
+          </w:rPr>
+          <w:t>17</w:t>
+        </w:r>
+        <w:r>
+          <w:rPr>
+            <w:noProof/>
+            <w:webHidden/>
+          </w:rPr>
+          <w:fldChar w:fldCharType="end"/>
+        </w:r>
+      </w:hyperlink>
+    </w:p>
+    <w:p>
+      <w:pPr>
+        <w:pStyle w:val="ndicedeilustraes"/>
+        <w:tabs>
+          <w:tab w:val="right" w:leader="dot" w:pos="9061"/>
+        </w:tabs>
+        <w:rPr>
+          <w:rFonts w:asciiTheme="minorHAnsi" w:eastAsiaTheme="minorEastAsia" w:hAnsiTheme="minorHAnsi"/>
+          <w:noProof/>
+          <w:kern w:val="2"/>
+          <w:szCs w:val="24"/>
+          <w:lang w:eastAsia="pt-BR"/>
+          <w14:ligatures w14:val="standardContextual"/>
+        </w:rPr>
+      </w:pPr>
+      <w:hyperlink w:anchor="_Toc230291968" w:history="1">
+        <w:r>
+          <w:rPr>
+            <w:rStyle w:val="Hyperlink"/>
+            <w:noProof/>
+          </w:rPr>
+          <w:t>Quadro 6: REGIME</w:t>
+        </w:r>
+        <w:r>
+          <w:rPr>
+            <w:noProof/>
+            <w:webHidden/>
+          </w:rPr>
+          <w:tab/>
+        </w:r>
+        <w:r>
+          <w:rPr>
+            <w:noProof/>
+            <w:webHidden/>
+          </w:rPr>
+          <w:fldChar w:fldCharType="begin"/>
+        </w:r>
+        <w:r>
+          <w:rPr>
+            <w:noProof/>
+            <w:webHidden/>
+          </w:rPr>
+          <w:instrText xml:space="preserve"> PAGEREF _Toc230291968 \h </w:instrText>
+        </w:r>
+        <w:r>
+          <w:rPr>
+            <w:noProof/>
+            <w:webHidden/>
+          </w:rPr>
+        </w:r>
+        <w:r>
+          <w:rPr>
+            <w:noProof/>
+            <w:webHidden/>
+          </w:rPr>
+          <w:fldChar w:fldCharType="separate"/>
+        </w:r>
+        <w:r>
+          <w:rPr>
+            <w:noProof/>
+            <w:webHidden/>
+          </w:rPr>
+          <w:t>17</w:t>
+        </w:r>
+        <w:r>
+          <w:rPr>
+            <w:noProof/>
+            <w:webHidden/>
+          </w:rPr>
+          <w:fldChar w:fldCharType="end"/>
+        </w:r>
+      </w:hyperlink>
+    </w:p>
+    <w:p>
+      <w:pPr>
+        <w:pStyle w:val="ndicedeilustraes"/>
+        <w:tabs>
+          <w:tab w:val="right" w:leader="dot" w:pos="9061"/>
+        </w:tabs>
+        <w:rPr>
+          <w:rFonts w:asciiTheme="minorHAnsi" w:eastAsiaTheme="minorEastAsia" w:hAnsiTheme="minorHAnsi"/>
+          <w:noProof/>
+          <w:kern w:val="2"/>
+          <w:szCs w:val="24"/>
+          <w:lang w:eastAsia="pt-BR"/>
+          <w14:ligatures w14:val="standardContextual"/>
+        </w:rPr>
+      </w:pPr>
+      <w:hyperlink w:anchor="_Toc230291969" w:history="1">
+        <w:r>
+          <w:rPr>
+            <w:rStyle w:val="Hyperlink"/>
+            <w:noProof/>
+          </w:rPr>
+          <w:t>Quadro 7: REGIME_EMPRESA</w:t>
+        </w:r>
+        <w:r>
+          <w:rPr>
+            <w:noProof/>
+            <w:webHidden/>
+          </w:rPr>
+          <w:tab/>
+        </w:r>
+        <w:r>
+          <w:rPr>
+            <w:noProof/>
+            <w:webHidden/>
+          </w:rPr>
+          <w:fldChar w:fldCharType="begin"/>
+        </w:r>
+        <w:r>
+          <w:rPr>
+            <w:noProof/>
+            <w:webHidden/>
+          </w:rPr>
+          <w:instrText xml:space="preserve"> PAGEREF _Toc230291969 \h </w:instrText>
         </w:r>
         <w:r>
           <w:rPr>
@@ -1893,13 +2210,13 @@
           <w14:ligatures w14:val="standardContextual"/>
         </w:rPr>
       </w:pPr>
-      <w:hyperlink w:anchor="_Toc229430745" w:history="1">
+      <w:hyperlink w:anchor="_Toc230291970" w:history="1">
         <w:r>
           <w:rPr>
             <w:rStyle w:val="Hyperlink"/>
             <w:noProof/>
           </w:rPr>
-          <w:t>Tabela 2 - EMPRESAS</w:t>
+          <w:t>Quadro 8: DOCUMENTOS</w:t>
         </w:r>
         <w:r>
           <w:rPr>
@@ -1920,7 +2237,7 @@
             <w:noProof/>
             <w:webHidden/>
           </w:rPr>
-          <w:instrText xml:space="preserve"> PAGEREF _Toc229430745 \h </w:instrText>
+          <w:instrText xml:space="preserve"> PAGEREF _Toc230291970 \h </w:instrText>
         </w:r>
         <w:r>
           <w:rPr>
@@ -1966,13 +2283,13 @@
           <w14:ligatures w14:val="standardContextual"/>
         </w:rPr>
       </w:pPr>
-      <w:hyperlink w:anchor="_Toc229430746" w:history="1">
+      <w:hyperlink w:anchor="_Toc230291971" w:history="1">
         <w:r>
           <w:rPr>
             <w:rStyle w:val="Hyperlink"/>
             <w:noProof/>
           </w:rPr>
-          <w:t>Tabela 3 – USUARIO_EMPRESAS</w:t>
+          <w:t>Quadro 9: TIPO_DOCUMENTOS</w:t>
         </w:r>
         <w:r>
           <w:rPr>
@@ -1993,7 +2310,153 @@
             <w:noProof/>
             <w:webHidden/>
           </w:rPr>
-          <w:instrText xml:space="preserve"> PAGEREF _Toc229430746 \h </w:instrText>
+          <w:instrText xml:space="preserve"> PAGEREF _Toc230291971 \h </w:instrText>
+        </w:r>
+        <w:r>
+          <w:rPr>
+            <w:noProof/>
+            <w:webHidden/>
+          </w:rPr>
+        </w:r>
+        <w:r>
+          <w:rPr>
+            <w:noProof/>
+            <w:webHidden/>
+          </w:rPr>
+          <w:fldChar w:fldCharType="separate"/>
+        </w:r>
+        <w:r>
+          <w:rPr>
+            <w:noProof/>
+            <w:webHidden/>
+          </w:rPr>
+          <w:t>19</w:t>
+        </w:r>
+        <w:r>
+          <w:rPr>
+            <w:noProof/>
+            <w:webHidden/>
+          </w:rPr>
+          <w:fldChar w:fldCharType="end"/>
+        </w:r>
+      </w:hyperlink>
+    </w:p>
+    <w:p>
+      <w:pPr>
+        <w:pStyle w:val="ndicedeilustraes"/>
+        <w:tabs>
+          <w:tab w:val="right" w:leader="dot" w:pos="9061"/>
+        </w:tabs>
+        <w:rPr>
+          <w:rFonts w:asciiTheme="minorHAnsi" w:eastAsiaTheme="minorEastAsia" w:hAnsiTheme="minorHAnsi"/>
+          <w:noProof/>
+          <w:kern w:val="2"/>
+          <w:szCs w:val="24"/>
+          <w:lang w:eastAsia="pt-BR"/>
+          <w14:ligatures w14:val="standardContextual"/>
+        </w:rPr>
+      </w:pPr>
+      <w:hyperlink w:anchor="_Toc230291972" w:history="1">
+        <w:r>
+          <w:rPr>
+            <w:rStyle w:val="Hyperlink"/>
+            <w:noProof/>
+          </w:rPr>
+          <w:t>Quadro 10: PRAZOS</w:t>
+        </w:r>
+        <w:r>
+          <w:rPr>
+            <w:noProof/>
+            <w:webHidden/>
+          </w:rPr>
+          <w:tab/>
+        </w:r>
+        <w:r>
+          <w:rPr>
+            <w:noProof/>
+            <w:webHidden/>
+          </w:rPr>
+          <w:fldChar w:fldCharType="begin"/>
+        </w:r>
+        <w:r>
+          <w:rPr>
+            <w:noProof/>
+            <w:webHidden/>
+          </w:rPr>
+          <w:instrText xml:space="preserve"> PAGEREF _Toc230291972 \h </w:instrText>
+        </w:r>
+        <w:r>
+          <w:rPr>
+            <w:noProof/>
+            <w:webHidden/>
+          </w:rPr>
+        </w:r>
+        <w:r>
+          <w:rPr>
+            <w:noProof/>
+            <w:webHidden/>
+          </w:rPr>
+          <w:fldChar w:fldCharType="separate"/>
+        </w:r>
+        <w:r>
+          <w:rPr>
+            <w:noProof/>
+            <w:webHidden/>
+          </w:rPr>
+          <w:t>19</w:t>
+        </w:r>
+        <w:r>
+          <w:rPr>
+            <w:noProof/>
+            <w:webHidden/>
+          </w:rPr>
+          <w:fldChar w:fldCharType="end"/>
+        </w:r>
+      </w:hyperlink>
+    </w:p>
+    <w:p>
+      <w:pPr>
+        <w:pStyle w:val="ndicedeilustraes"/>
+        <w:tabs>
+          <w:tab w:val="right" w:leader="dot" w:pos="9061"/>
+        </w:tabs>
+        <w:rPr>
+          <w:rFonts w:asciiTheme="minorHAnsi" w:eastAsiaTheme="minorEastAsia" w:hAnsiTheme="minorHAnsi"/>
+          <w:noProof/>
+          <w:kern w:val="2"/>
+          <w:szCs w:val="24"/>
+          <w:lang w:eastAsia="pt-BR"/>
+          <w14:ligatures w14:val="standardContextual"/>
+        </w:rPr>
+      </w:pPr>
+      <w:hyperlink w:anchor="_Toc230291973" w:history="1">
+        <w:r>
+          <w:rPr>
+            <w:rStyle w:val="Hyperlink"/>
+            <w:noProof/>
+          </w:rPr>
+          <w:t>Quadro 11: AUDITORIA</w:t>
+        </w:r>
+        <w:r>
+          <w:rPr>
+            <w:noProof/>
+            <w:webHidden/>
+          </w:rPr>
+          <w:tab/>
+        </w:r>
+        <w:r>
+          <w:rPr>
+            <w:noProof/>
+            <w:webHidden/>
+          </w:rPr>
+          <w:fldChar w:fldCharType="begin"/>
+        </w:r>
+        <w:r>
+          <w:rPr>
+            <w:noProof/>
+            <w:webHidden/>
+          </w:rPr>
+          <w:instrText xml:space="preserve"> PAGEREF _Toc230291973 \h </w:instrText>
         </w:r>
         <w:r>
           <w:rPr>
@@ -2014,371 +2477,6 @@
             <w:webHidden/>
           </w:rPr>
           <w:t>20</w:t>
-        </w:r>
-        <w:r>
-          <w:rPr>
-            <w:noProof/>
-            <w:webHidden/>
-          </w:rPr>
-          <w:fldChar w:fldCharType="end"/>
-        </w:r>
-      </w:hyperlink>
-    </w:p>
-    <w:p>
-      <w:pPr>
-        <w:pStyle w:val="ndicedeilustraes"/>
-        <w:tabs>
-          <w:tab w:val="right" w:leader="dot" w:pos="9061"/>
-        </w:tabs>
-        <w:rPr>
-          <w:rFonts w:asciiTheme="minorHAnsi" w:eastAsiaTheme="minorEastAsia" w:hAnsiTheme="minorHAnsi"/>
-          <w:noProof/>
-          <w:kern w:val="2"/>
-          <w:szCs w:val="24"/>
-          <w:lang w:eastAsia="pt-BR"/>
-          <w14:ligatures w14:val="standardContextual"/>
-        </w:rPr>
-      </w:pPr>
-      <w:hyperlink w:anchor="_Toc229430747" w:history="1">
-        <w:r>
-          <w:rPr>
-            <w:rStyle w:val="Hyperlink"/>
-            <w:noProof/>
-          </w:rPr>
-          <w:t>Tabela 5 – REGIME_EMPRESA</w:t>
-        </w:r>
-        <w:r>
-          <w:rPr>
-            <w:noProof/>
-            <w:webHidden/>
-          </w:rPr>
-          <w:tab/>
-        </w:r>
-        <w:r>
-          <w:rPr>
-            <w:noProof/>
-            <w:webHidden/>
-          </w:rPr>
-          <w:fldChar w:fldCharType="begin"/>
-        </w:r>
-        <w:r>
-          <w:rPr>
-            <w:noProof/>
-            <w:webHidden/>
-          </w:rPr>
-          <w:instrText xml:space="preserve"> PAGEREF _Toc229430747 \h </w:instrText>
-        </w:r>
-        <w:r>
-          <w:rPr>
-            <w:noProof/>
-            <w:webHidden/>
-          </w:rPr>
-        </w:r>
-        <w:r>
-          <w:rPr>
-            <w:noProof/>
-            <w:webHidden/>
-          </w:rPr>
-          <w:fldChar w:fldCharType="separate"/>
-        </w:r>
-        <w:r>
-          <w:rPr>
-            <w:noProof/>
-            <w:webHidden/>
-          </w:rPr>
-          <w:t>21</w:t>
-        </w:r>
-        <w:r>
-          <w:rPr>
-            <w:noProof/>
-            <w:webHidden/>
-          </w:rPr>
-          <w:fldChar w:fldCharType="end"/>
-        </w:r>
-      </w:hyperlink>
-    </w:p>
-    <w:p>
-      <w:pPr>
-        <w:pStyle w:val="ndicedeilustraes"/>
-        <w:tabs>
-          <w:tab w:val="right" w:leader="dot" w:pos="9061"/>
-        </w:tabs>
-        <w:rPr>
-          <w:rFonts w:asciiTheme="minorHAnsi" w:eastAsiaTheme="minorEastAsia" w:hAnsiTheme="minorHAnsi"/>
-          <w:noProof/>
-          <w:kern w:val="2"/>
-          <w:szCs w:val="24"/>
-          <w:lang w:eastAsia="pt-BR"/>
-          <w14:ligatures w14:val="standardContextual"/>
-        </w:rPr>
-      </w:pPr>
-      <w:hyperlink w:anchor="_Toc229430748" w:history="1">
-        <w:r>
-          <w:rPr>
-            <w:rStyle w:val="Hyperlink"/>
-            <w:noProof/>
-          </w:rPr>
-          <w:t>Tabela 6 - DOCUMENTOS</w:t>
-        </w:r>
-        <w:r>
-          <w:rPr>
-            <w:noProof/>
-            <w:webHidden/>
-          </w:rPr>
-          <w:tab/>
-        </w:r>
-        <w:r>
-          <w:rPr>
-            <w:noProof/>
-            <w:webHidden/>
-          </w:rPr>
-          <w:fldChar w:fldCharType="begin"/>
-        </w:r>
-        <w:r>
-          <w:rPr>
-            <w:noProof/>
-            <w:webHidden/>
-          </w:rPr>
-          <w:instrText xml:space="preserve"> PAGEREF _Toc229430748 \h </w:instrText>
-        </w:r>
-        <w:r>
-          <w:rPr>
-            <w:noProof/>
-            <w:webHidden/>
-          </w:rPr>
-        </w:r>
-        <w:r>
-          <w:rPr>
-            <w:noProof/>
-            <w:webHidden/>
-          </w:rPr>
-          <w:fldChar w:fldCharType="separate"/>
-        </w:r>
-        <w:r>
-          <w:rPr>
-            <w:noProof/>
-            <w:webHidden/>
-          </w:rPr>
-          <w:t>23</w:t>
-        </w:r>
-        <w:r>
-          <w:rPr>
-            <w:noProof/>
-            <w:webHidden/>
-          </w:rPr>
-          <w:fldChar w:fldCharType="end"/>
-        </w:r>
-      </w:hyperlink>
-    </w:p>
-    <w:p>
-      <w:pPr>
-        <w:pStyle w:val="ndicedeilustraes"/>
-        <w:tabs>
-          <w:tab w:val="right" w:leader="dot" w:pos="9061"/>
-        </w:tabs>
-        <w:rPr>
-          <w:rFonts w:asciiTheme="minorHAnsi" w:eastAsiaTheme="minorEastAsia" w:hAnsiTheme="minorHAnsi"/>
-          <w:noProof/>
-          <w:kern w:val="2"/>
-          <w:szCs w:val="24"/>
-          <w:lang w:eastAsia="pt-BR"/>
-          <w14:ligatures w14:val="standardContextual"/>
-        </w:rPr>
-      </w:pPr>
-      <w:hyperlink w:anchor="_Toc229430749" w:history="1">
-        <w:r>
-          <w:rPr>
-            <w:rStyle w:val="Hyperlink"/>
-            <w:noProof/>
-          </w:rPr>
-          <w:t>Tabela 7 -  TIPO_DOCUMENTOS</w:t>
-        </w:r>
-        <w:r>
-          <w:rPr>
-            <w:noProof/>
-            <w:webHidden/>
-          </w:rPr>
-          <w:tab/>
-        </w:r>
-        <w:r>
-          <w:rPr>
-            <w:noProof/>
-            <w:webHidden/>
-          </w:rPr>
-          <w:fldChar w:fldCharType="begin"/>
-        </w:r>
-        <w:r>
-          <w:rPr>
-            <w:noProof/>
-            <w:webHidden/>
-          </w:rPr>
-          <w:instrText xml:space="preserve"> PAGEREF _Toc229430749 \h </w:instrText>
-        </w:r>
-        <w:r>
-          <w:rPr>
-            <w:noProof/>
-            <w:webHidden/>
-          </w:rPr>
-        </w:r>
-        <w:r>
-          <w:rPr>
-            <w:noProof/>
-            <w:webHidden/>
-          </w:rPr>
-          <w:fldChar w:fldCharType="separate"/>
-        </w:r>
-        <w:r>
-          <w:rPr>
-            <w:noProof/>
-            <w:webHidden/>
-          </w:rPr>
-          <w:t>24</w:t>
-        </w:r>
-        <w:r>
-          <w:rPr>
-            <w:noProof/>
-            <w:webHidden/>
-          </w:rPr>
-          <w:fldChar w:fldCharType="end"/>
-        </w:r>
-      </w:hyperlink>
-    </w:p>
-    <w:p>
-      <w:pPr>
-        <w:pStyle w:val="ndicedeilustraes"/>
-        <w:tabs>
-          <w:tab w:val="right" w:leader="dot" w:pos="9061"/>
-        </w:tabs>
-        <w:rPr>
-          <w:rFonts w:asciiTheme="minorHAnsi" w:eastAsiaTheme="minorEastAsia" w:hAnsiTheme="minorHAnsi"/>
-          <w:noProof/>
-          <w:kern w:val="2"/>
-          <w:szCs w:val="24"/>
-          <w:lang w:eastAsia="pt-BR"/>
-          <w14:ligatures w14:val="standardContextual"/>
-        </w:rPr>
-      </w:pPr>
-      <w:hyperlink w:anchor="_Toc229430750" w:history="1">
-        <w:r>
-          <w:rPr>
-            <w:rStyle w:val="Hyperlink"/>
-            <w:noProof/>
-          </w:rPr>
-          <w:t>Tabela 8 - PRAZOS</w:t>
-        </w:r>
-        <w:r>
-          <w:rPr>
-            <w:noProof/>
-            <w:webHidden/>
-          </w:rPr>
-          <w:tab/>
-        </w:r>
-        <w:r>
-          <w:rPr>
-            <w:noProof/>
-            <w:webHidden/>
-          </w:rPr>
-          <w:fldChar w:fldCharType="begin"/>
-        </w:r>
-        <w:r>
-          <w:rPr>
-            <w:noProof/>
-            <w:webHidden/>
-          </w:rPr>
-          <w:instrText xml:space="preserve"> PAGEREF _Toc229430750 \h </w:instrText>
-        </w:r>
-        <w:r>
-          <w:rPr>
-            <w:noProof/>
-            <w:webHidden/>
-          </w:rPr>
-        </w:r>
-        <w:r>
-          <w:rPr>
-            <w:noProof/>
-            <w:webHidden/>
-          </w:rPr>
-          <w:fldChar w:fldCharType="separate"/>
-        </w:r>
-        <w:r>
-          <w:rPr>
-            <w:noProof/>
-            <w:webHidden/>
-          </w:rPr>
-          <w:t>24</w:t>
-        </w:r>
-        <w:r>
-          <w:rPr>
-            <w:noProof/>
-            <w:webHidden/>
-          </w:rPr>
-          <w:fldChar w:fldCharType="end"/>
-        </w:r>
-      </w:hyperlink>
-    </w:p>
-    <w:p>
-      <w:pPr>
-        <w:pStyle w:val="ndicedeilustraes"/>
-        <w:tabs>
-          <w:tab w:val="right" w:leader="dot" w:pos="9061"/>
-        </w:tabs>
-        <w:rPr>
-          <w:rFonts w:asciiTheme="minorHAnsi" w:eastAsiaTheme="minorEastAsia" w:hAnsiTheme="minorHAnsi"/>
-          <w:noProof/>
-          <w:kern w:val="2"/>
-          <w:szCs w:val="24"/>
-          <w:lang w:eastAsia="pt-BR"/>
-          <w14:ligatures w14:val="standardContextual"/>
-        </w:rPr>
-      </w:pPr>
-      <w:hyperlink w:anchor="_Toc229430751" w:history="1">
-        <w:r>
-          <w:rPr>
-            <w:rStyle w:val="Hyperlink"/>
-            <w:noProof/>
-          </w:rPr>
-          <w:t>Tabela 9 – AUDITORIA</w:t>
-        </w:r>
-        <w:r>
-          <w:rPr>
-            <w:noProof/>
-            <w:webHidden/>
-          </w:rPr>
-          <w:tab/>
-        </w:r>
-        <w:r>
-          <w:rPr>
-            <w:noProof/>
-            <w:webHidden/>
-          </w:rPr>
-          <w:fldChar w:fldCharType="begin"/>
-        </w:r>
-        <w:r>
-          <w:rPr>
-            <w:noProof/>
-            <w:webHidden/>
-          </w:rPr>
-          <w:instrText xml:space="preserve"> PAGEREF _Toc229430751 \h </w:instrText>
-        </w:r>
-        <w:r>
-          <w:rPr>
-            <w:noProof/>
-            <w:webHidden/>
-          </w:rPr>
-        </w:r>
-        <w:r>
-          <w:rPr>
-            <w:noProof/>
-            <w:webHidden/>
-          </w:rPr>
-          <w:fldChar w:fldCharType="separate"/>
-        </w:r>
-        <w:r>
-          <w:rPr>
-            <w:noProof/>
-            <w:webHidden/>
-          </w:rPr>
-          <w:t>25</w:t>
         </w:r>
         <w:r>
           <w:rPr>
@@ -4800,51 +4898,92 @@
         <w:pStyle w:val="Legenda"/>
         <w:keepNext/>
         <w:outlineLvl w:val="3"/>
-      </w:pPr>
-      <w:bookmarkStart w:id="3" w:name="_Toc229430742"/>
-      <w:r>
+        <w:rPr>
+          <w:sz w:val="24"/>
+          <w:szCs w:val="24"/>
+        </w:rPr>
+      </w:pPr>
+      <w:bookmarkStart w:id="3" w:name="_Toc230291963"/>
+      <w:r>
+        <w:rPr>
+          <w:sz w:val="24"/>
+          <w:szCs w:val="24"/>
+        </w:rPr>
         <w:t xml:space="preserve">Quadro </w:t>
       </w:r>
       <w:r>
         <w:rPr>
           <w:noProof/>
+          <w:sz w:val="24"/>
+          <w:szCs w:val="24"/>
         </w:rPr>
         <w:fldChar w:fldCharType="begin"/>
       </w:r>
       <w:r>
         <w:rPr>
           <w:noProof/>
+          <w:sz w:val="24"/>
+          <w:szCs w:val="24"/>
         </w:rPr>
         <w:instrText xml:space="preserve"> SEQ Quadro \* ARABIC </w:instrText>
       </w:r>
       <w:r>
         <w:rPr>
           <w:noProof/>
+          <w:sz w:val="24"/>
+          <w:szCs w:val="24"/>
         </w:rPr>
         <w:fldChar w:fldCharType="separate"/>
       </w:r>
       <w:r>
         <w:rPr>
           <w:noProof/>
+          <w:sz w:val="24"/>
+          <w:szCs w:val="24"/>
         </w:rPr>
         <w:t>1</w:t>
       </w:r>
       <w:r>
         <w:rPr>
           <w:noProof/>
+          <w:sz w:val="24"/>
+          <w:szCs w:val="24"/>
         </w:rPr>
         <w:fldChar w:fldCharType="end"/>
       </w:r>
       <w:r>
-        <w:t xml:space="preserve"> - Atividades do </w:t>
-      </w:r>
-      <w:r>
+        <w:rPr>
+          <w:sz w:val="24"/>
+          <w:szCs w:val="24"/>
+        </w:rPr>
+        <w:t>:</w:t>
+      </w:r>
+      <w:r>
+        <w:rPr>
+          <w:sz w:val="24"/>
+          <w:szCs w:val="24"/>
+        </w:rPr>
+        <w:t xml:space="preserve"> Atividades do </w:t>
+      </w:r>
+      <w:r>
+        <w:rPr>
+          <w:sz w:val="24"/>
+          <w:szCs w:val="24"/>
+        </w:rPr>
         <w:t>2</w:t>
       </w:r>
       <w:r>
+        <w:rPr>
+          <w:sz w:val="24"/>
+          <w:szCs w:val="24"/>
+        </w:rPr>
         <w:t>º semestre de 202</w:t>
       </w:r>
       <w:r>
+        <w:rPr>
+          <w:sz w:val="24"/>
+          <w:szCs w:val="24"/>
+        </w:rPr>
         <w:t>5</w:t>
       </w:r>
       <w:bookmarkEnd w:id="3"/>
@@ -5751,7 +5890,7 @@
         <w:keepNext/>
         <w:outlineLvl w:val="3"/>
       </w:pPr>
-      <w:bookmarkStart w:id="4" w:name="_Toc229430743"/>
+      <w:bookmarkStart w:id="4" w:name="_Toc230291964"/>
       <w:r>
         <w:t xml:space="preserve">Quadro </w:t>
       </w:r>
@@ -5786,7 +5925,10 @@
         <w:fldChar w:fldCharType="end"/>
       </w:r>
       <w:r>
-        <w:t xml:space="preserve"> - Atividades </w:t>
+        <w:t>:</w:t>
+      </w:r>
+      <w:r>
+        <w:t xml:space="preserve"> Atividades </w:t>
       </w:r>
       <w:r>
         <w:t>1</w:t>
@@ -8161,15 +8303,19 @@
     <w:p>
       <w:pPr>
         <w:pStyle w:val="Legenda"/>
-        <w:keepNext/>
-        <w:outlineLvl w:val="3"/>
-      </w:pPr>
-      <w:bookmarkStart w:id="13" w:name="_Toc229430744"/>
-      <w:r>
-        <w:t>Quadro</w:t>
-      </w:r>
-      <w:r>
-        <w:t xml:space="preserve"> </w:t>
+      </w:pPr>
+      <w:bookmarkStart w:id="13" w:name="_Toc230291965"/>
+      <w:r>
+        <w:t xml:space="preserve">Quadro </w:t>
+      </w:r>
+      <w:r>
+        <w:fldChar w:fldCharType="begin"/>
+      </w:r>
+      <w:r>
+        <w:instrText xml:space="preserve"> SEQ Quadro \* ARABIC </w:instrText>
+      </w:r>
+      <w:r>
+        <w:fldChar w:fldCharType="separate"/>
       </w:r>
       <w:r>
         <w:rPr>
@@ -8178,7 +8324,10 @@
         <w:t>3</w:t>
       </w:r>
       <w:r>
-        <w:t xml:space="preserve"> - USUÁRIOS</w:t>
+        <w:fldChar w:fldCharType="end"/>
+      </w:r>
+      <w:r>
+        <w:t>: USUÁRIOS</w:t>
       </w:r>
       <w:bookmarkEnd w:id="13"/>
     </w:p>
@@ -9188,15 +9337,34 @@
     <w:p>
       <w:pPr>
         <w:pStyle w:val="Legenda"/>
-        <w:keepNext/>
-        <w:outlineLvl w:val="3"/>
-      </w:pPr>
-      <w:bookmarkStart w:id="14" w:name="_Toc229430745"/>
-      <w:r>
-        <w:t>Quadro 4</w:t>
-      </w:r>
-      <w:r>
-        <w:t xml:space="preserve"> - EMPRESAS</w:t>
+      </w:pPr>
+      <w:bookmarkStart w:id="14" w:name="_Toc230291966"/>
+      <w:r>
+        <w:t xml:space="preserve">Quadro </w:t>
+      </w:r>
+      <w:r>
+        <w:fldChar w:fldCharType="begin"/>
+      </w:r>
+      <w:r>
+        <w:instrText xml:space="preserve"> SEQ Quadro \* ARABIC </w:instrText>
+      </w:r>
+      <w:r>
+        <w:fldChar w:fldCharType="separate"/>
+      </w:r>
+      <w:r>
+        <w:rPr>
+          <w:noProof/>
+        </w:rPr>
+        <w:t>4</w:t>
+      </w:r>
+      <w:r>
+        <w:fldChar w:fldCharType="end"/>
+      </w:r>
+      <w:r>
+        <w:t xml:space="preserve">: </w:t>
+      </w:r>
+      <w:r>
+        <w:t>EMPRESAS</w:t>
       </w:r>
       <w:bookmarkEnd w:id="14"/>
     </w:p>
@@ -10411,15 +10579,34 @@
     <w:p>
       <w:pPr>
         <w:pStyle w:val="Legenda"/>
-        <w:keepNext/>
-        <w:outlineLvl w:val="3"/>
-      </w:pPr>
-      <w:bookmarkStart w:id="15" w:name="_Toc229430746"/>
-      <w:r>
-        <w:t>Quadro 5</w:t>
-      </w:r>
-      <w:r>
-        <w:t xml:space="preserve"> – USUARIO_EMPRESAS</w:t>
+      </w:pPr>
+      <w:bookmarkStart w:id="15" w:name="_Toc230291967"/>
+      <w:r>
+        <w:t xml:space="preserve">Quadro </w:t>
+      </w:r>
+      <w:r>
+        <w:fldChar w:fldCharType="begin"/>
+      </w:r>
+      <w:r>
+        <w:instrText xml:space="preserve"> SEQ Quadro \* ARABIC </w:instrText>
+      </w:r>
+      <w:r>
+        <w:fldChar w:fldCharType="separate"/>
+      </w:r>
+      <w:r>
+        <w:rPr>
+          <w:noProof/>
+        </w:rPr>
+        <w:t>5</w:t>
+      </w:r>
+      <w:r>
+        <w:fldChar w:fldCharType="end"/>
+      </w:r>
+      <w:r>
+        <w:t xml:space="preserve">: </w:t>
+      </w:r>
+      <w:r>
+        <w:t>USUARIO_EMPRESAS</w:t>
       </w:r>
       <w:bookmarkEnd w:id="15"/>
     </w:p>
@@ -11236,14 +11423,36 @@
     <w:p>
       <w:pPr>
         <w:pStyle w:val="Legenda"/>
-        <w:keepNext/>
-      </w:pPr>
-      <w:r>
-        <w:t xml:space="preserve"> </w:t>
-      </w:r>
-      <w:r>
-        <w:t>Quadro 6 – REGIME</w:t>
-      </w:r>
+      </w:pPr>
+      <w:bookmarkStart w:id="16" w:name="_Toc230291968"/>
+      <w:r>
+        <w:t xml:space="preserve">Quadro </w:t>
+      </w:r>
+      <w:r>
+        <w:fldChar w:fldCharType="begin"/>
+      </w:r>
+      <w:r>
+        <w:instrText xml:space="preserve"> SEQ Quadro \* ARABIC </w:instrText>
+      </w:r>
+      <w:r>
+        <w:fldChar w:fldCharType="separate"/>
+      </w:r>
+      <w:r>
+        <w:rPr>
+          <w:noProof/>
+        </w:rPr>
+        <w:t>6</w:t>
+      </w:r>
+      <w:r>
+        <w:fldChar w:fldCharType="end"/>
+      </w:r>
+      <w:r>
+        <w:t xml:space="preserve">: </w:t>
+      </w:r>
+      <w:r>
+        <w:t>REGIME</w:t>
+      </w:r>
+      <w:bookmarkEnd w:id="16"/>
     </w:p>
     <w:tbl>
       <w:tblPr>
@@ -12061,17 +12270,36 @@
     <w:p>
       <w:pPr>
         <w:pStyle w:val="Legenda"/>
-        <w:keepNext/>
-        <w:outlineLvl w:val="3"/>
-      </w:pPr>
-      <w:bookmarkStart w:id="16" w:name="_Toc229430747"/>
-      <w:r>
-        <w:t>Quadro 7</w:t>
-      </w:r>
-      <w:r>
-        <w:t xml:space="preserve"> – REGIME_EMPRESA</w:t>
-      </w:r>
-      <w:bookmarkEnd w:id="16"/>
+      </w:pPr>
+      <w:bookmarkStart w:id="17" w:name="_Toc230291969"/>
+      <w:r>
+        <w:t xml:space="preserve">Quadro </w:t>
+      </w:r>
+      <w:r>
+        <w:fldChar w:fldCharType="begin"/>
+      </w:r>
+      <w:r>
+        <w:instrText xml:space="preserve"> SEQ Quadro \* ARABIC </w:instrText>
+      </w:r>
+      <w:r>
+        <w:fldChar w:fldCharType="separate"/>
+      </w:r>
+      <w:r>
+        <w:rPr>
+          <w:noProof/>
+        </w:rPr>
+        <w:t>7</w:t>
+      </w:r>
+      <w:r>
+        <w:fldChar w:fldCharType="end"/>
+      </w:r>
+      <w:r>
+        <w:t xml:space="preserve">: </w:t>
+      </w:r>
+      <w:r>
+        <w:t>REGIME_EMPRESA</w:t>
+      </w:r>
+      <w:bookmarkEnd w:id="17"/>
     </w:p>
     <w:tbl>
       <w:tblPr>
@@ -13088,17 +13316,36 @@
     <w:p>
       <w:pPr>
         <w:pStyle w:val="Legenda"/>
-        <w:keepNext/>
-        <w:outlineLvl w:val="3"/>
-      </w:pPr>
-      <w:bookmarkStart w:id="17" w:name="_Toc229430748"/>
-      <w:r>
-        <w:t>Quadro 8</w:t>
-      </w:r>
-      <w:r>
-        <w:t xml:space="preserve"> - DOCUMENTOS</w:t>
-      </w:r>
-      <w:bookmarkEnd w:id="17"/>
+      </w:pPr>
+      <w:bookmarkStart w:id="18" w:name="_Toc230291970"/>
+      <w:r>
+        <w:t xml:space="preserve">Quadro </w:t>
+      </w:r>
+      <w:r>
+        <w:fldChar w:fldCharType="begin"/>
+      </w:r>
+      <w:r>
+        <w:instrText xml:space="preserve"> SEQ Quadro \* ARABIC </w:instrText>
+      </w:r>
+      <w:r>
+        <w:fldChar w:fldCharType="separate"/>
+      </w:r>
+      <w:r>
+        <w:rPr>
+          <w:noProof/>
+        </w:rPr>
+        <w:t>8</w:t>
+      </w:r>
+      <w:r>
+        <w:fldChar w:fldCharType="end"/>
+      </w:r>
+      <w:r>
+        <w:t xml:space="preserve">: </w:t>
+      </w:r>
+      <w:r>
+        <w:t>DOCUMENTOS</w:t>
+      </w:r>
+      <w:bookmarkEnd w:id="18"/>
     </w:p>
     <w:tbl>
       <w:tblPr>
@@ -14109,22 +14356,36 @@
     <w:p>
       <w:pPr>
         <w:pStyle w:val="Legenda"/>
-        <w:keepNext/>
-        <w:outlineLvl w:val="3"/>
-      </w:pPr>
-      <w:bookmarkStart w:id="18" w:name="_Toc229430749"/>
-      <w:r>
-        <w:t xml:space="preserve">Quadro 9 </w:t>
-      </w:r>
-      <w:proofErr w:type="gramStart"/>
-      <w:r>
-        <w:t>-  TIPO</w:t>
-      </w:r>
-      <w:proofErr w:type="gramEnd"/>
-      <w:r>
-        <w:t>_DOCUMENTOS</w:t>
-      </w:r>
-      <w:bookmarkEnd w:id="18"/>
+      </w:pPr>
+      <w:bookmarkStart w:id="19" w:name="_Toc230291971"/>
+      <w:r>
+        <w:t xml:space="preserve">Quadro </w:t>
+      </w:r>
+      <w:r>
+        <w:fldChar w:fldCharType="begin"/>
+      </w:r>
+      <w:r>
+        <w:instrText xml:space="preserve"> SEQ Quadro \* ARABIC </w:instrText>
+      </w:r>
+      <w:r>
+        <w:fldChar w:fldCharType="separate"/>
+      </w:r>
+      <w:r>
+        <w:rPr>
+          <w:noProof/>
+        </w:rPr>
+        <w:t>9</w:t>
+      </w:r>
+      <w:r>
+        <w:fldChar w:fldCharType="end"/>
+      </w:r>
+      <w:r>
+        <w:t xml:space="preserve">: </w:t>
+      </w:r>
+      <w:r>
+        <w:t>TIPO_DOCUMENTOS</w:t>
+      </w:r>
+      <w:bookmarkEnd w:id="19"/>
     </w:p>
     <w:tbl>
       <w:tblPr>
@@ -14648,20 +14909,36 @@
     <w:p>
       <w:pPr>
         <w:pStyle w:val="Legenda"/>
-        <w:keepNext/>
-        <w:outlineLvl w:val="3"/>
-      </w:pPr>
-      <w:bookmarkStart w:id="19" w:name="_Toc229430750"/>
+      </w:pPr>
+      <w:bookmarkStart w:id="20" w:name="_Toc230291972"/>
+      <w:r>
+        <w:t xml:space="preserve">Quadro </w:t>
+      </w:r>
+      <w:r>
+        <w:fldChar w:fldCharType="begin"/>
+      </w:r>
+      <w:r>
+        <w:instrText xml:space="preserve"> SEQ Quadro \* ARABIC </w:instrText>
+      </w:r>
+      <w:r>
+        <w:fldChar w:fldCharType="separate"/>
+      </w:r>
       <w:r>
         <w:rPr>
           <w:noProof/>
         </w:rPr>
-        <w:t xml:space="preserve">Quadro 10 </w:t>
-      </w:r>
-      <w:r>
-        <w:t>- PRAZOS</w:t>
-      </w:r>
-      <w:bookmarkEnd w:id="19"/>
+        <w:t>10</w:t>
+      </w:r>
+      <w:r>
+        <w:fldChar w:fldCharType="end"/>
+      </w:r>
+      <w:r>
+        <w:t xml:space="preserve">: </w:t>
+      </w:r>
+      <w:r>
+        <w:t>PRAZOS</w:t>
+      </w:r>
+      <w:bookmarkEnd w:id="20"/>
     </w:p>
     <w:tbl>
       <w:tblPr>
@@ -15388,28 +15665,47 @@
     </w:p>
     <w:p>
       <w:pPr>
-        <w:spacing w:after="0" w:line="240" w:lineRule="auto"/>
-        <w:outlineLvl w:val="3"/>
-        <w:rPr>
-          <w:sz w:val="22"/>
-          <w:szCs w:val="20"/>
-        </w:rPr>
-      </w:pPr>
-    </w:p>
-    <w:p>
-      <w:pPr>
         <w:pStyle w:val="Legenda"/>
         <w:keepNext/>
         <w:outlineLvl w:val="3"/>
       </w:pPr>
-      <w:bookmarkStart w:id="20" w:name="_Toc229430751"/>
-      <w:r>
-        <w:t>Quadro 11</w:t>
-      </w:r>
-      <w:r>
-        <w:t xml:space="preserve"> – AUDITORIA</w:t>
-      </w:r>
-      <w:bookmarkEnd w:id="20"/>
+    </w:p>
+    <w:p>
+      <w:pPr>
+        <w:pStyle w:val="Legenda"/>
+      </w:pPr>
+      <w:bookmarkStart w:id="21" w:name="_Toc230291973"/>
+      <w:r>
+        <w:t xml:space="preserve">Quadro </w:t>
+      </w:r>
+      <w:r>
+        <w:fldChar w:fldCharType="begin"/>
+      </w:r>
+      <w:r>
+        <w:instrText xml:space="preserve"> SEQ Quadro \* ARABIC </w:instrText>
+      </w:r>
+      <w:r>
+        <w:fldChar w:fldCharType="separate"/>
+      </w:r>
+      <w:r>
+        <w:rPr>
+          <w:noProof/>
+        </w:rPr>
+        <w:t>11</w:t>
+      </w:r>
+      <w:r>
+        <w:fldChar w:fldCharType="end"/>
+      </w:r>
+      <w:r>
+        <w:t xml:space="preserve">: </w:t>
+      </w:r>
+      <w:r>
+        <w:t>AUDITORIA</w:t>
+      </w:r>
+      <w:bookmarkEnd w:id="21"/>
+      <w:r>
+        <w:t xml:space="preserve"> </w:t>
+      </w:r>
     </w:p>
     <w:tbl>
       <w:tblPr>
@@ -16301,7 +16597,7 @@
           <w:bCs/>
         </w:rPr>
       </w:pPr>
-      <w:bookmarkStart w:id="21" w:name="_Toc229604241"/>
+      <w:bookmarkStart w:id="22" w:name="_Toc229604241"/>
       <w:r>
         <w:rPr>
           <w:b/>
@@ -16355,7 +16651,7 @@
         </w:rPr>
         <w:t>)</w:t>
       </w:r>
-      <w:bookmarkEnd w:id="21"/>
+      <w:bookmarkEnd w:id="22"/>
     </w:p>
     <w:p>
       <w:pPr>
@@ -16570,7 +16866,7 @@
           <w:bCs/>
         </w:rPr>
       </w:pPr>
-      <w:bookmarkStart w:id="22" w:name="_Toc229604242"/>
+      <w:bookmarkStart w:id="23" w:name="_Toc229604242"/>
       <w:r>
         <w:rPr>
           <w:b/>
@@ -16586,7 +16882,7 @@
         </w:rPr>
         <w:t>o</w:t>
       </w:r>
-      <w:bookmarkEnd w:id="22"/>
+      <w:bookmarkEnd w:id="23"/>
     </w:p>
     <w:p>
       <w:pPr>
@@ -16606,11 +16902,11 @@
         <w:ind w:firstLine="357"/>
         <w:outlineLvl w:val="2"/>
       </w:pPr>
-      <w:bookmarkStart w:id="23" w:name="_Toc229604243"/>
+      <w:bookmarkStart w:id="24" w:name="_Toc229604243"/>
       <w:r>
         <w:t>7.4.1 Tela de login</w:t>
       </w:r>
-      <w:bookmarkEnd w:id="23"/>
+      <w:bookmarkEnd w:id="24"/>
     </w:p>
     <w:p>
       <w:pPr>
@@ -16622,7 +16918,7 @@
       <w:pPr>
         <w:spacing w:after="0" w:line="240" w:lineRule="auto"/>
       </w:pPr>
-      <w:bookmarkStart w:id="24" w:name="_Toc229598872"/>
+      <w:bookmarkStart w:id="25" w:name="_Toc229598872"/>
       <w:r>
         <w:t>A interface de autenticação prioriza o minimalismo funcional, apresentando campos essenciais de credenciais e botões de ação para garantir um acesso rápido e intuitivo ao sistema. O design foca na usabilidade, assegurando que a entrada na plataforma ocorra de maneira direta e segura.</w:t>
       </w:r>
@@ -16716,7 +17012,7 @@
           </wp:inline>
         </w:drawing>
       </w:r>
-      <w:bookmarkEnd w:id="24"/>
+      <w:bookmarkEnd w:id="25"/>
     </w:p>
     <w:p>
       <w:pPr>
@@ -16756,7 +17052,7 @@
         <w:ind w:firstLine="708"/>
         <w:outlineLvl w:val="2"/>
       </w:pPr>
-      <w:bookmarkStart w:id="25" w:name="_Toc229604244"/>
+      <w:bookmarkStart w:id="26" w:name="_Toc229604244"/>
       <w:r>
         <w:t>7.4</w:t>
       </w:r>
@@ -16766,7 +17062,7 @@
       <w:r>
         <w:t xml:space="preserve"> Dashboard da função de administrador</w:t>
       </w:r>
-      <w:bookmarkEnd w:id="25"/>
+      <w:bookmarkEnd w:id="26"/>
     </w:p>
     <w:p>
       <w:pPr>
@@ -16790,10 +17086,7 @@
         <w:t xml:space="preserve">O dashboard centraliza a gestão financeira por meio de indicadores de faturamento e listagens dinâmicas, utilizando barras de progresso para oferecer uma visão clara </w:t>
       </w:r>
       <w:r>
-        <w:t xml:space="preserve">do </w:t>
-      </w:r>
-      <w:r>
-        <w:t>s</w:t>
+        <w:t>do s</w:t>
       </w:r>
       <w:r>
         <w:t>tatus das empresas. A navegação superior é estruturada em abas, permitindo a alternância ágil entre os diferentes módulos funcionais do sistema.</w:t>
@@ -16812,7 +17105,7 @@
       <w:r>
         <w:t>estrutura analítica garante que o administrador tenha controle total sobre os dados contábeis, facilitando a tomada de decisão baseada em métricas consolidadas.</w:t>
       </w:r>
-      <w:bookmarkStart w:id="26" w:name="_Toc229598873"/>
+      <w:bookmarkStart w:id="27" w:name="_Toc229598873"/>
     </w:p>
     <w:p>
       <w:pPr>
@@ -16868,7 +17161,7 @@
       <w:r>
         <w:t>: Tela de dashboard do administrador.</w:t>
       </w:r>
-      <w:bookmarkEnd w:id="26"/>
+      <w:bookmarkEnd w:id="27"/>
     </w:p>
     <w:p>
       <w:pPr>
@@ -16960,7 +17253,7 @@
         </w:rPr>
         <w:tab/>
       </w:r>
-      <w:bookmarkStart w:id="27" w:name="_Toc229604245"/>
+      <w:bookmarkStart w:id="28" w:name="_Toc229604245"/>
       <w:r>
         <w:rPr>
           <w:szCs w:val="24"/>
@@ -16973,7 +17266,7 @@
         </w:rPr>
         <w:t xml:space="preserve"> de empresas</w:t>
       </w:r>
-      <w:bookmarkEnd w:id="27"/>
+      <w:bookmarkEnd w:id="28"/>
     </w:p>
     <w:p>
       <w:pPr>
@@ -16991,7 +17284,7 @@
           <w:szCs w:val="24"/>
         </w:rPr>
       </w:pPr>
-      <w:bookmarkStart w:id="28" w:name="_Toc229598874"/>
+      <w:bookmarkStart w:id="29" w:name="_Toc229598874"/>
       <w:r>
         <w:rPr>
           <w:szCs w:val="24"/>
@@ -17180,7 +17473,7 @@
       <w:r>
         <w:t>administrada pelo contador.</w:t>
       </w:r>
-      <w:bookmarkEnd w:id="28"/>
+      <w:bookmarkEnd w:id="29"/>
     </w:p>
     <w:p>
       <w:pPr>
@@ -17261,14 +17554,14 @@
         </w:rPr>
         <w:tab/>
       </w:r>
-      <w:bookmarkStart w:id="29" w:name="_Toc229604246"/>
+      <w:bookmarkStart w:id="30" w:name="_Toc229604246"/>
       <w:r>
         <w:rPr>
           <w:szCs w:val="24"/>
         </w:rPr>
         <w:t>7.4.4 Tela de cadastro de usuários</w:t>
       </w:r>
-      <w:bookmarkEnd w:id="29"/>
+      <w:bookmarkEnd w:id="30"/>
     </w:p>
     <w:p>
       <w:pPr>
@@ -17311,7 +17604,7 @@
         </w:rPr>
         <w:t>.</w:t>
       </w:r>
-      <w:bookmarkStart w:id="30" w:name="_Toc229598875"/>
+      <w:bookmarkStart w:id="31" w:name="_Toc229598875"/>
     </w:p>
     <w:p>
       <w:pPr>
@@ -17388,7 +17681,7 @@
           </wp:inline>
         </w:drawing>
       </w:r>
-      <w:bookmarkEnd w:id="30"/>
+      <w:bookmarkEnd w:id="31"/>
     </w:p>
     <w:p>
       <w:pPr>
@@ -17422,14 +17715,14 @@
           <w:szCs w:val="24"/>
         </w:rPr>
       </w:pPr>
-      <w:bookmarkStart w:id="31" w:name="_Toc229604247"/>
+      <w:bookmarkStart w:id="32" w:name="_Toc229604247"/>
       <w:r>
         <w:rPr>
           <w:szCs w:val="24"/>
         </w:rPr>
         <w:t>7.4.5 Menu MEI</w:t>
       </w:r>
-      <w:bookmarkEnd w:id="31"/>
+      <w:bookmarkEnd w:id="32"/>
     </w:p>
     <w:p>
       <w:pPr>
@@ -17481,7 +17774,7 @@
       <w:pPr>
         <w:pStyle w:val="Legenda"/>
       </w:pPr>
-      <w:bookmarkStart w:id="32" w:name="_Toc229598876"/>
+      <w:bookmarkStart w:id="33" w:name="_Toc229598876"/>
       <w:r>
         <w:rPr>
           <w:sz w:val="24"/>
@@ -17580,7 +17873,7 @@
           </wp:inline>
         </w:drawing>
       </w:r>
-      <w:bookmarkEnd w:id="32"/>
+      <w:bookmarkEnd w:id="33"/>
     </w:p>
     <w:p>
       <w:pPr>
@@ -17621,14 +17914,14 @@
         </w:rPr>
         <w:tab/>
       </w:r>
-      <w:bookmarkStart w:id="33" w:name="_Toc229604248"/>
+      <w:bookmarkStart w:id="34" w:name="_Toc229604248"/>
       <w:r>
         <w:rPr>
           <w:szCs w:val="24"/>
         </w:rPr>
         <w:t>7.4.6 Menu ME</w:t>
       </w:r>
-      <w:bookmarkEnd w:id="33"/>
+      <w:bookmarkEnd w:id="34"/>
     </w:p>
     <w:p>
       <w:pPr>
@@ -17648,7 +17941,7 @@
           <w:szCs w:val="24"/>
         </w:rPr>
       </w:pPr>
-      <w:bookmarkStart w:id="34" w:name="_Toc229598877"/>
+      <w:bookmarkStart w:id="35" w:name="_Toc229598877"/>
       <w:r>
         <w:rPr>
           <w:iCs w:val="0"/>
@@ -17700,11 +17993,156 @@
           <w:szCs w:val="24"/>
         </w:rPr>
       </w:pPr>
-      <w:r>
+    </w:p>
+    <w:p>
+      <w:pPr>
+        <w:pStyle w:val="Legenda"/>
         <w:rPr>
           <w:sz w:val="24"/>
           <w:szCs w:val="24"/>
         </w:rPr>
+      </w:pPr>
+    </w:p>
+    <w:p>
+      <w:pPr>
+        <w:pStyle w:val="Legenda"/>
+        <w:rPr>
+          <w:sz w:val="24"/>
+          <w:szCs w:val="24"/>
+        </w:rPr>
+      </w:pPr>
+    </w:p>
+    <w:p>
+      <w:pPr>
+        <w:pStyle w:val="Legenda"/>
+        <w:rPr>
+          <w:sz w:val="24"/>
+          <w:szCs w:val="24"/>
+        </w:rPr>
+      </w:pPr>
+    </w:p>
+    <w:p>
+      <w:pPr>
+        <w:pStyle w:val="Legenda"/>
+        <w:rPr>
+          <w:sz w:val="24"/>
+          <w:szCs w:val="24"/>
+        </w:rPr>
+      </w:pPr>
+    </w:p>
+    <w:p>
+      <w:pPr>
+        <w:pStyle w:val="Legenda"/>
+        <w:rPr>
+          <w:sz w:val="24"/>
+          <w:szCs w:val="24"/>
+        </w:rPr>
+      </w:pPr>
+    </w:p>
+    <w:p>
+      <w:pPr>
+        <w:pStyle w:val="Legenda"/>
+        <w:rPr>
+          <w:sz w:val="24"/>
+          <w:szCs w:val="24"/>
+        </w:rPr>
+      </w:pPr>
+    </w:p>
+    <w:p>
+      <w:pPr>
+        <w:pStyle w:val="Legenda"/>
+        <w:rPr>
+          <w:sz w:val="24"/>
+          <w:szCs w:val="24"/>
+        </w:rPr>
+      </w:pPr>
+    </w:p>
+    <w:p>
+      <w:pPr>
+        <w:pStyle w:val="Legenda"/>
+        <w:rPr>
+          <w:sz w:val="24"/>
+          <w:szCs w:val="24"/>
+        </w:rPr>
+      </w:pPr>
+    </w:p>
+    <w:p>
+      <w:pPr>
+        <w:pStyle w:val="Legenda"/>
+        <w:rPr>
+          <w:sz w:val="24"/>
+          <w:szCs w:val="24"/>
+        </w:rPr>
+      </w:pPr>
+    </w:p>
+    <w:p>
+      <w:pPr>
+        <w:pStyle w:val="Legenda"/>
+        <w:rPr>
+          <w:sz w:val="24"/>
+          <w:szCs w:val="24"/>
+        </w:rPr>
+      </w:pPr>
+    </w:p>
+    <w:p>
+      <w:pPr>
+        <w:pStyle w:val="Legenda"/>
+        <w:rPr>
+          <w:sz w:val="24"/>
+          <w:szCs w:val="24"/>
+        </w:rPr>
+      </w:pPr>
+    </w:p>
+    <w:p>
+      <w:pPr>
+        <w:pStyle w:val="Legenda"/>
+        <w:rPr>
+          <w:sz w:val="24"/>
+          <w:szCs w:val="24"/>
+        </w:rPr>
+      </w:pPr>
+    </w:p>
+    <w:p>
+      <w:pPr>
+        <w:pStyle w:val="Legenda"/>
+        <w:rPr>
+          <w:sz w:val="24"/>
+          <w:szCs w:val="24"/>
+        </w:rPr>
+      </w:pPr>
+    </w:p>
+    <w:p>
+      <w:pPr>
+        <w:pStyle w:val="Legenda"/>
+        <w:rPr>
+          <w:sz w:val="24"/>
+          <w:szCs w:val="24"/>
+        </w:rPr>
+      </w:pPr>
+    </w:p>
+    <w:p>
+      <w:pPr>
+        <w:pStyle w:val="Legenda"/>
+        <w:rPr>
+          <w:sz w:val="24"/>
+          <w:szCs w:val="24"/>
+        </w:rPr>
+      </w:pPr>
+    </w:p>
+    <w:p>
+      <w:pPr>
+        <w:pStyle w:val="Legenda"/>
+        <w:rPr>
+          <w:sz w:val="24"/>
+          <w:szCs w:val="24"/>
+        </w:rPr>
+      </w:pPr>
+      <w:r>
+        <w:rPr>
+          <w:sz w:val="24"/>
+          <w:szCs w:val="24"/>
+        </w:rPr>
+        <w:lastRenderedPageBreak/>
         <w:t xml:space="preserve">Figura </w:t>
       </w:r>
       <w:r>
@@ -17750,7 +18188,7 @@
         </w:rPr>
         <w:t>: Interface central da empresa ME.</w:t>
       </w:r>
-      <w:bookmarkEnd w:id="34"/>
+      <w:bookmarkEnd w:id="35"/>
     </w:p>
     <w:p>
       <w:pPr>
@@ -17764,7 +18202,6 @@
           <w:noProof/>
           <w:szCs w:val="24"/>
         </w:rPr>
-        <w:lastRenderedPageBreak/>
         <w:drawing>
           <wp:inline distT="0" distB="0" distL="0" distR="0" wp14:anchorId="4B626CA7" wp14:editId="1F958851">
             <wp:extent cx="5760085" cy="3238500"/>
@@ -17842,7 +18279,7 @@
         </w:rPr>
         <w:tab/>
       </w:r>
-      <w:bookmarkStart w:id="35" w:name="_Toc229604249"/>
+      <w:bookmarkStart w:id="36" w:name="_Toc229604249"/>
       <w:proofErr w:type="gramStart"/>
       <w:r>
         <w:rPr>
@@ -17857,7 +18294,7 @@
         </w:rPr>
         <w:t xml:space="preserve"> de documentos</w:t>
       </w:r>
-      <w:bookmarkEnd w:id="35"/>
+      <w:bookmarkEnd w:id="36"/>
     </w:p>
     <w:p>
       <w:pPr>
@@ -17877,7 +18314,7 @@
           <w:szCs w:val="24"/>
         </w:rPr>
       </w:pPr>
-      <w:bookmarkStart w:id="36" w:name="_Toc229598878"/>
+      <w:bookmarkStart w:id="37" w:name="_Toc229598878"/>
       <w:r>
         <w:rPr>
           <w:iCs w:val="0"/>
@@ -18045,7 +18482,7 @@
           </wp:inline>
         </w:drawing>
       </w:r>
-      <w:bookmarkEnd w:id="36"/>
+      <w:bookmarkEnd w:id="37"/>
     </w:p>
     <w:p>
       <w:pPr>
@@ -18088,7 +18525,7 @@
           <w:bCs/>
         </w:rPr>
       </w:pPr>
-      <w:bookmarkStart w:id="37" w:name="_Toc229604250"/>
+      <w:bookmarkStart w:id="38" w:name="_Toc229604250"/>
       <w:r>
         <w:rPr>
           <w:b/>
@@ -18096,7 +18533,7 @@
         </w:rPr>
         <w:t>Política de Privacidade</w:t>
       </w:r>
-      <w:bookmarkEnd w:id="37"/>
+      <w:bookmarkEnd w:id="38"/>
     </w:p>
     <w:p>
       <w:pPr>
@@ -18363,7 +18800,7 @@
           <w:bCs/>
         </w:rPr>
       </w:pPr>
-      <w:bookmarkStart w:id="38" w:name="_Toc229604251"/>
+      <w:bookmarkStart w:id="39" w:name="_Toc229604251"/>
       <w:r>
         <w:rPr>
           <w:b/>
@@ -18371,7 +18808,7 @@
         </w:rPr>
         <w:t>Termos de Uso</w:t>
       </w:r>
-      <w:bookmarkEnd w:id="38"/>
+      <w:bookmarkEnd w:id="39"/>
     </w:p>
     <w:p>
       <w:pPr>
@@ -18682,7 +19119,7 @@
           <w:b/>
         </w:rPr>
       </w:pPr>
-      <w:bookmarkStart w:id="39" w:name="_Toc229604252"/>
+      <w:bookmarkStart w:id="40" w:name="_Toc229604252"/>
       <w:r>
         <w:rPr>
           <w:b/>
@@ -18690,7 +19127,7 @@
         <w:lastRenderedPageBreak/>
         <w:t>CONSIDERAÇÕES FINAIS</w:t>
       </w:r>
-      <w:bookmarkEnd w:id="39"/>
+      <w:bookmarkEnd w:id="40"/>
     </w:p>
     <w:p>
       <w:pPr>
@@ -18741,7 +19178,7 @@
           <w:b/>
         </w:rPr>
       </w:pPr>
-      <w:bookmarkStart w:id="40" w:name="_Toc229604253"/>
+      <w:bookmarkStart w:id="41" w:name="_Toc229604253"/>
       <w:r>
         <w:rPr>
           <w:b/>
@@ -18749,7 +19186,7 @@
         <w:lastRenderedPageBreak/>
         <w:t>REFERÊNCIAS</w:t>
       </w:r>
-      <w:bookmarkEnd w:id="40"/>
+      <w:bookmarkEnd w:id="41"/>
     </w:p>
     <w:p>
       <w:pPr>
@@ -18978,6 +19415,12 @@
       <w:pPr>
         <w:spacing w:after="0" w:line="240" w:lineRule="auto"/>
       </w:pPr>
+      <w:r>
+        <w:t xml:space="preserve">                                                                                                                                                                                                                                                                                                                                                                                                                                                                                                                                                                                                                                                                                                                                                                                                                                                                                                                                                                                                                                                                                                                                                                                                                                                                                                                                                                                                                                                                                                                                                                                                                                                                                                                                                                                                                                                                                                                                                                                                                                                                                                                                                                                                                                                                                                                                                                                                                                                                                                                                                                                                                                                                                                                                                                                                                                                                                                                                                                                                                                                                                                                                                                                                                                                                                                                                                                                                         </w:t>
+      </w:r>
+      <w:r>
+        <w:t xml:space="preserve">                                                 </w:t>
+      </w:r>
     </w:p>
     <w:p>
       <w:pPr>
@@ -20622,6 +21065,7 @@
   <w:style w:type="character" w:default="1" w:styleId="Fontepargpadro">
     <w:name w:val="Default Paragraph Font"/>
     <w:uiPriority w:val="1"/>
+    <w:semiHidden/>
     <w:unhideWhenUsed/>
   </w:style>
   <w:style w:type="table" w:default="1" w:styleId="Tabelanormal">

--- a/Documentação/Doc atualizado.docx
+++ b/Documentação/Doc atualizado.docx
@@ -10,6 +10,13 @@
           <w:sz w:val="28"/>
         </w:rPr>
       </w:pPr>
+      <w:r>
+        <w:rPr>
+          <w:b/>
+          <w:sz w:val="28"/>
+        </w:rPr>
+        <w:t xml:space="preserve">                                                                                                                                                                                                                                                                                                                                                                                                                                                                                                                                                                                                                                                                                                                                                                                                                                                                                                                                                                                                                                                                      </w:t>
+      </w:r>
       <w:r>
         <w:rPr>
           <w:b/>
@@ -163,7 +170,6 @@
     <w:p/>
     <w:p/>
     <w:p/>
-    <w:p/>
     <w:p>
       <w:pPr>
         <w:jc w:val="center"/>
@@ -908,7 +914,7 @@
           <w:b/>
           <w:color w:val="FF0000"/>
         </w:rPr>
-        <w:t>1</w:t>
+        <w:t>27</w:t>
       </w:r>
       <w:r>
         <w:rPr>
@@ -916,7 +922,7 @@
           <w:b/>
           <w:color w:val="FF0000"/>
         </w:rPr>
-        <w:t>3</w:t>
+        <w:t xml:space="preserve"> de maio</w:t>
       </w:r>
       <w:r>
         <w:rPr>
@@ -924,14 +930,6 @@
           <w:b/>
           <w:color w:val="FF0000"/>
         </w:rPr>
-        <w:t xml:space="preserve"> de maio</w:t>
-      </w:r>
-      <w:r>
-        <w:rPr>
-          <w:rFonts w:cs="Arial"/>
-          <w:b/>
-          <w:color w:val="FF0000"/>
-        </w:rPr>
         <w:t xml:space="preserve"> de 2026</w:t>
       </w:r>
       <w:r>
@@ -964,16 +962,11 @@
       <w:r>
         <w:t xml:space="preserve">Este trabalho propõe o desenvolvimento de um sistema virtual denominado Contax, voltado à gestão e transparência contábil de Microempreendedores Individuais (MEI) e Microempresas (ME), com foco na otimização do fluxo de comunicação com escritórios de contabilidade. A plataforma visa centralizar dados fiscais — como notas eletrônicas, tributos e receitas — e facilitar a visualização de relatórios </w:t>
       </w:r>
-      <w:proofErr w:type="gramStart"/>
-      <w:r>
-        <w:t xml:space="preserve">contábeis, </w:t>
-      </w:r>
-      <w:r>
-        <w:t xml:space="preserve">  </w:t>
-      </w:r>
-      <w:proofErr w:type="gramEnd"/>
-      <w:r>
-        <w:t xml:space="preserve">promovendo maior eficiência na tomada de decisões estratégicas e na gestão financeira. A pesquisa é caracterizada como aplicada, com abordagem metodológica mista (qualitativa e quantitativa), delimitada ao município de </w:t>
+      <w:r>
+        <w:t>contábeis, promovendo</w:t>
+      </w:r>
+      <w:r>
+        <w:t xml:space="preserve"> maior eficiência na tomada de decisões estratégicas e na gestão financeira. A pesquisa é caracterizada como aplicada, com abordagem metodológica mista (qualitativa e quantitativa), delimitada ao município de </w:t>
       </w:r>
       <w:proofErr w:type="spellStart"/>
       <w:r>
@@ -981,7 +974,27 @@
       </w:r>
       <w:proofErr w:type="spellEnd"/>
       <w:r>
-        <w:t>, e estruturada em três fases: levantamento de requisitos por meio de pesquisa documental e entrevistas semiestruturadas com contadores e empresários locais; projeto e desenvolvimento do protótipo do sistema Contax, utilizando diretrizes da engenharia de software (UML); e validação da ferramenta por meio de um quase experimento com usuários para aferir sua eficácia e usabilidade. Espera-se que os resultados confirmem a hipótese de que a integração tecnológica melhora o fluxo de dados, aumenta a eficácia da gestão executiva e contribui para a detecção precoce de disfunções financeiras nas empresas.</w:t>
+        <w:t xml:space="preserve">, e estruturada em três fases: levantamento de requisitos por meio de pesquisa documental e entrevistas semiestruturadas com contadores e empresários locais; projeto e desenvolvimento do protótipo do sistema Contax, utilizando diretrizes da engenharia de </w:t>
+      </w:r>
+      <w:r>
+        <w:rPr>
+          <w:i/>
+          <w:iCs/>
+        </w:rPr>
+        <w:t>software</w:t>
+      </w:r>
+      <w:r>
+        <w:t xml:space="preserve"> (</w:t>
+      </w:r>
+      <w:r>
+        <w:rPr>
+          <w:i/>
+          <w:iCs/>
+        </w:rPr>
+        <w:t>UML</w:t>
+      </w:r>
+      <w:r>
+        <w:t>); e validação da ferramenta por meio de um quase experimento com usuários para aferir sua eficácia e usabilidade. Espera-se que os resultados confirmem a hipótese de que a integração tecnológica melhora o fluxo de dados, aumenta a eficácia da gestão executiva e contribui para a detecção precoce de disfunções financeiras nas empresas.</w:t>
       </w:r>
     </w:p>
     <w:p/>
@@ -1132,21 +1145,7 @@
             <w:rStyle w:val="Hyperlink"/>
             <w:noProof/>
           </w:rPr>
-          <w:t>Figura 2: Tela d</w:t>
-        </w:r>
-        <w:r>
-          <w:rPr>
-            <w:rStyle w:val="Hyperlink"/>
-            <w:noProof/>
-          </w:rPr>
-          <w:t>e</w:t>
-        </w:r>
-        <w:r>
-          <w:rPr>
-            <w:rStyle w:val="Hyperlink"/>
-            <w:noProof/>
-          </w:rPr>
-          <w:t xml:space="preserve"> login do software Contax.</w:t>
+          <w:t>Figura 2: Tela de login do software Contax.</w:t>
         </w:r>
         <w:r>
           <w:rPr>
@@ -2522,19 +2521,218 @@
       </w:r>
     </w:p>
     <w:p/>
-    <w:p/>
-    <w:p/>
-    <w:p>
-      <w:pPr>
-        <w:spacing w:after="200" w:line="276" w:lineRule="auto"/>
-        <w:jc w:val="left"/>
+    <w:p>
+      <w:r>
+        <w:t>MEI</w:t>
+      </w:r>
+    </w:p>
+    <w:p>
+      <w:r>
+        <w:t>ME</w:t>
+      </w:r>
+    </w:p>
+    <w:p>
+      <w:pPr>
+        <w:rPr>
+          <w:i/>
+          <w:iCs/>
+        </w:rPr>
+      </w:pPr>
+      <w:r>
+        <w:rPr>
+          <w:i/>
+          <w:iCs/>
+        </w:rPr>
+        <w:t>UML</w:t>
+      </w:r>
+    </w:p>
+    <w:p>
+      <w:pPr>
+        <w:rPr>
+          <w:i/>
+          <w:iCs/>
+        </w:rPr>
+      </w:pPr>
+      <w:r>
+        <w:rPr>
+          <w:i/>
+          <w:iCs/>
+        </w:rPr>
+        <w:t>Software</w:t>
+      </w:r>
+    </w:p>
+    <w:p>
+      <w:pPr>
+        <w:rPr>
+          <w:i/>
+          <w:iCs/>
+        </w:rPr>
+      </w:pPr>
+      <w:r>
+        <w:rPr>
+          <w:i/>
+          <w:iCs/>
+        </w:rPr>
+        <w:t>B2B</w:t>
+      </w:r>
+    </w:p>
+    <w:p>
+      <w:pPr>
         <w:rPr>
           <w:b/>
-        </w:rPr>
-      </w:pPr>
-      <w:r>
+          <w:sz w:val="28"/>
+        </w:rPr>
+      </w:pPr>
+      <w:r>
+        <w:rPr>
+          <w:i/>
+          <w:iCs/>
+        </w:rPr>
+        <w:t>F</w:t>
+      </w:r>
+      <w:r>
+        <w:rPr>
+          <w:i/>
+          <w:iCs/>
+        </w:rPr>
+        <w:t>eedback</w:t>
+      </w:r>
+    </w:p>
+    <w:p>
+      <w:pPr>
+        <w:rPr>
+          <w:bCs/>
+          <w:sz w:val="28"/>
+        </w:rPr>
+      </w:pPr>
+      <w:r>
+        <w:rPr>
+          <w:bCs/>
+          <w:sz w:val="28"/>
+        </w:rPr>
+        <w:t>MER</w:t>
+      </w:r>
+    </w:p>
+    <w:p>
+      <w:r>
+        <w:t>React.js</w:t>
+      </w:r>
+    </w:p>
+    <w:p>
+      <w:proofErr w:type="spellStart"/>
+      <w:r>
+        <w:t>TypeScript</w:t>
+      </w:r>
+      <w:proofErr w:type="spellEnd"/>
+    </w:p>
+    <w:p>
+      <w:r>
+        <w:rPr>
+          <w:i/>
+          <w:iCs/>
+        </w:rPr>
+        <w:t>front-</w:t>
+      </w:r>
+      <w:proofErr w:type="spellStart"/>
+      <w:r>
+        <w:rPr>
+          <w:i/>
+          <w:iCs/>
+        </w:rPr>
+        <w:t>end</w:t>
+      </w:r>
+      <w:proofErr w:type="spellEnd"/>
+    </w:p>
+    <w:p>
+      <w:r>
+        <w:t>Node.js</w:t>
+      </w:r>
+    </w:p>
+    <w:p>
+      <w:r>
+        <w:t>Express.js</w:t>
+      </w:r>
+    </w:p>
+    <w:p>
+      <w:proofErr w:type="spellStart"/>
+      <w:r>
+        <w:rPr>
+          <w:i/>
+          <w:iCs/>
+        </w:rPr>
+        <w:t>back-end</w:t>
+      </w:r>
+      <w:proofErr w:type="spellEnd"/>
+    </w:p>
+    <w:p>
+      <w:r>
+        <w:t>MySQL</w:t>
+      </w:r>
+    </w:p>
+    <w:p>
+      <w:proofErr w:type="spellStart"/>
+      <w:r>
+        <w:t>Vercel</w:t>
+      </w:r>
+      <w:proofErr w:type="spellEnd"/>
+    </w:p>
+    <w:p>
+      <w:proofErr w:type="spellStart"/>
+      <w:r>
+        <w:t>Heroku</w:t>
+      </w:r>
+      <w:proofErr w:type="spellEnd"/>
+    </w:p>
+    <w:p>
+      <w:r>
+        <w:t xml:space="preserve">Engenharia de </w:t>
+      </w:r>
+      <w:r>
+        <w:rPr>
+          <w:i/>
+          <w:iCs/>
+        </w:rPr>
+        <w:t>Software</w:t>
+      </w:r>
+    </w:p>
+    <w:p>
+      <w:r>
+        <w:t>DFD</w:t>
+      </w:r>
+    </w:p>
+    <w:p>
+      <w:proofErr w:type="spellStart"/>
+      <w:r>
+        <w:t>Figma</w:t>
+      </w:r>
+      <w:proofErr w:type="spellEnd"/>
+    </w:p>
+    <w:p>
+      <w:r>
+        <w:t>TI</w:t>
+      </w:r>
+    </w:p>
+    <w:p>
+      <w:r>
+        <w:rPr>
+          <w:i/>
+          <w:iCs/>
+        </w:rPr>
+        <w:t>open source</w:t>
+      </w:r>
+    </w:p>
+    <w:p>
+      <w:pPr>
+        <w:jc w:val="center"/>
         <w:rPr>
           <w:b/>
+          <w:sz w:val="28"/>
+        </w:rPr>
+      </w:pPr>
+      <w:r>
+        <w:rPr>
+          <w:b/>
+          <w:sz w:val="28"/>
         </w:rPr>
         <w:br w:type="page"/>
       </w:r>
@@ -2599,7 +2797,7 @@
           <w:r>
             <w:fldChar w:fldCharType="separate"/>
           </w:r>
-          <w:hyperlink w:anchor="_Toc229604231" w:history="1">
+          <w:hyperlink w:anchor="_Toc230814092" w:history="1">
             <w:r>
               <w:rPr>
                 <w:rStyle w:val="Hyperlink"/>
@@ -2646,7 +2844,7 @@
                 <w:noProof/>
                 <w:webHidden/>
               </w:rPr>
-              <w:instrText xml:space="preserve"> PAGEREF _Toc229604231 \h </w:instrText>
+              <w:instrText xml:space="preserve"> PAGEREF _Toc230814092 \h </w:instrText>
             </w:r>
             <w:r>
               <w:rPr>
@@ -2693,7 +2891,7 @@
               <w14:ligatures w14:val="standardContextual"/>
             </w:rPr>
           </w:pPr>
-          <w:hyperlink w:anchor="_Toc229604232" w:history="1">
+          <w:hyperlink w:anchor="_Toc230814093" w:history="1">
             <w:r>
               <w:rPr>
                 <w:rStyle w:val="Hyperlink"/>
@@ -2740,7 +2938,7 @@
                 <w:noProof/>
                 <w:webHidden/>
               </w:rPr>
-              <w:instrText xml:space="preserve"> PAGEREF _Toc229604232 \h </w:instrText>
+              <w:instrText xml:space="preserve"> PAGEREF _Toc230814093 \h </w:instrText>
             </w:r>
             <w:r>
               <w:rPr>
@@ -2787,7 +2985,7 @@
               <w14:ligatures w14:val="standardContextual"/>
             </w:rPr>
           </w:pPr>
-          <w:hyperlink w:anchor="_Toc229604233" w:history="1">
+          <w:hyperlink w:anchor="_Toc230814094" w:history="1">
             <w:r>
               <w:rPr>
                 <w:rStyle w:val="Hyperlink"/>
@@ -2834,7 +3032,7 @@
                 <w:noProof/>
                 <w:webHidden/>
               </w:rPr>
-              <w:instrText xml:space="preserve"> PAGEREF _Toc229604233 \h </w:instrText>
+              <w:instrText xml:space="preserve"> PAGEREF _Toc230814094 \h </w:instrText>
             </w:r>
             <w:r>
               <w:rPr>
@@ -2881,7 +3079,7 @@
               <w14:ligatures w14:val="standardContextual"/>
             </w:rPr>
           </w:pPr>
-          <w:hyperlink w:anchor="_Toc229604234" w:history="1">
+          <w:hyperlink w:anchor="_Toc230814095" w:history="1">
             <w:r>
               <w:rPr>
                 <w:rStyle w:val="Hyperlink"/>
@@ -2928,7 +3126,7 @@
                 <w:noProof/>
                 <w:webHidden/>
               </w:rPr>
-              <w:instrText xml:space="preserve"> PAGEREF _Toc229604234 \h </w:instrText>
+              <w:instrText xml:space="preserve"> PAGEREF _Toc230814095 \h </w:instrText>
             </w:r>
             <w:r>
               <w:rPr>
@@ -2975,7 +3173,7 @@
               <w14:ligatures w14:val="standardContextual"/>
             </w:rPr>
           </w:pPr>
-          <w:hyperlink w:anchor="_Toc229604235" w:history="1">
+          <w:hyperlink w:anchor="_Toc230814096" w:history="1">
             <w:r>
               <w:rPr>
                 <w:rStyle w:val="Hyperlink"/>
@@ -3022,7 +3220,7 @@
                 <w:noProof/>
                 <w:webHidden/>
               </w:rPr>
-              <w:instrText xml:space="preserve"> PAGEREF _Toc229604235 \h </w:instrText>
+              <w:instrText xml:space="preserve"> PAGEREF _Toc230814096 \h </w:instrText>
             </w:r>
             <w:r>
               <w:rPr>
@@ -3069,7 +3267,7 @@
               <w14:ligatures w14:val="standardContextual"/>
             </w:rPr>
           </w:pPr>
-          <w:hyperlink w:anchor="_Toc229604236" w:history="1">
+          <w:hyperlink w:anchor="_Toc230814097" w:history="1">
             <w:r>
               <w:rPr>
                 <w:rStyle w:val="Hyperlink"/>
@@ -3116,7 +3314,7 @@
                 <w:noProof/>
                 <w:webHidden/>
               </w:rPr>
-              <w:instrText xml:space="preserve"> PAGEREF _Toc229604236 \h </w:instrText>
+              <w:instrText xml:space="preserve"> PAGEREF _Toc230814097 \h </w:instrText>
             </w:r>
             <w:r>
               <w:rPr>
@@ -3163,7 +3361,7 @@
               <w14:ligatures w14:val="standardContextual"/>
             </w:rPr>
           </w:pPr>
-          <w:hyperlink w:anchor="_Toc229604237" w:history="1">
+          <w:hyperlink w:anchor="_Toc230814098" w:history="1">
             <w:r>
               <w:rPr>
                 <w:rStyle w:val="Hyperlink"/>
@@ -3210,7 +3408,7 @@
                 <w:noProof/>
                 <w:webHidden/>
               </w:rPr>
-              <w:instrText xml:space="preserve"> PAGEREF _Toc229604237 \h </w:instrText>
+              <w:instrText xml:space="preserve"> PAGEREF _Toc230814098 \h </w:instrText>
             </w:r>
             <w:r>
               <w:rPr>
@@ -3257,7 +3455,7 @@
               <w14:ligatures w14:val="standardContextual"/>
             </w:rPr>
           </w:pPr>
-          <w:hyperlink w:anchor="_Toc229604238" w:history="1">
+          <w:hyperlink w:anchor="_Toc230814099" w:history="1">
             <w:r>
               <w:rPr>
                 <w:rStyle w:val="Hyperlink"/>
@@ -3306,7 +3504,7 @@
                 <w:noProof/>
                 <w:webHidden/>
               </w:rPr>
-              <w:instrText xml:space="preserve"> PAGEREF _Toc229604238 \h </w:instrText>
+              <w:instrText xml:space="preserve"> PAGEREF _Toc230814099 \h </w:instrText>
             </w:r>
             <w:r>
               <w:rPr>
@@ -3352,7 +3550,7 @@
               <w14:ligatures w14:val="standardContextual"/>
             </w:rPr>
           </w:pPr>
-          <w:hyperlink w:anchor="_Toc229604239" w:history="1">
+          <w:hyperlink w:anchor="_Toc230814100" w:history="1">
             <w:r>
               <w:rPr>
                 <w:rStyle w:val="Hyperlink"/>
@@ -3379,7 +3577,7 @@
                 <w:noProof/>
                 <w:webHidden/>
               </w:rPr>
-              <w:instrText xml:space="preserve"> PAGEREF _Toc229604239 \h </w:instrText>
+              <w:instrText xml:space="preserve"> PAGEREF _Toc230814100 \h </w:instrText>
             </w:r>
             <w:r>
               <w:rPr>
@@ -3426,7 +3624,7 @@
               <w14:ligatures w14:val="standardContextual"/>
             </w:rPr>
           </w:pPr>
-          <w:hyperlink w:anchor="_Toc229604240" w:history="1">
+          <w:hyperlink w:anchor="_Toc230814101" w:history="1">
             <w:r>
               <w:rPr>
                 <w:rStyle w:val="Hyperlink"/>
@@ -3475,7 +3673,7 @@
                 <w:noProof/>
                 <w:webHidden/>
               </w:rPr>
-              <w:instrText xml:space="preserve"> PAGEREF _Toc229604240 \h </w:instrText>
+              <w:instrText xml:space="preserve"> PAGEREF _Toc230814101 \h </w:instrText>
             </w:r>
             <w:r>
               <w:rPr>
@@ -3522,12 +3720,10 @@
               <w14:ligatures w14:val="standardContextual"/>
             </w:rPr>
           </w:pPr>
-          <w:hyperlink w:anchor="_Toc229604241" w:history="1">
+          <w:hyperlink w:anchor="_Toc230814102" w:history="1">
             <w:r>
               <w:rPr>
                 <w:rStyle w:val="Hyperlink"/>
-                <w:b/>
-                <w:bCs/>
                 <w:noProof/>
               </w:rPr>
               <w:t>7.3.</w:t>
@@ -3550,7 +3746,7 @@
                 <w:bCs/>
                 <w:noProof/>
               </w:rPr>
-              <w:t xml:space="preserve">Diagrama de Fluxo de Dados (DFD) </w:t>
+              <w:t>Diagrama de Fluxo de Dados (DFD</w:t>
             </w:r>
             <w:r>
               <w:rPr>
@@ -3558,9 +3754,8 @@
                 <w:b/>
                 <w:bCs/>
                 <w:noProof/>
-                <w:highlight w:val="yellow"/>
-              </w:rPr>
-              <w:t>ou UML (caso a turma saiba fazer – definir qual será utilizado em aula)</w:t>
+              </w:rPr>
+              <w:t>)</w:t>
             </w:r>
             <w:r>
               <w:rPr>
@@ -3581,7 +3776,7 @@
                 <w:noProof/>
                 <w:webHidden/>
               </w:rPr>
-              <w:instrText xml:space="preserve"> PAGEREF _Toc229604241 \h </w:instrText>
+              <w:instrText xml:space="preserve"> PAGEREF _Toc230814102 \h </w:instrText>
             </w:r>
             <w:r>
               <w:rPr>
@@ -3601,7 +3796,7 @@
                 <w:noProof/>
                 <w:webHidden/>
               </w:rPr>
-              <w:t>21</w:t>
+              <w:t>23</w:t>
             </w:r>
             <w:r>
               <w:rPr>
@@ -3628,7 +3823,7 @@
               <w14:ligatures w14:val="standardContextual"/>
             </w:rPr>
           </w:pPr>
-          <w:hyperlink w:anchor="_Toc229604242" w:history="1">
+          <w:hyperlink w:anchor="_Toc230814103" w:history="1">
             <w:r>
               <w:rPr>
                 <w:rStyle w:val="Hyperlink"/>
@@ -3677,7 +3872,7 @@
                 <w:noProof/>
                 <w:webHidden/>
               </w:rPr>
-              <w:instrText xml:space="preserve"> PAGEREF _Toc229604242 \h </w:instrText>
+              <w:instrText xml:space="preserve"> PAGEREF _Toc230814103 \h </w:instrText>
             </w:r>
             <w:r>
               <w:rPr>
@@ -3697,7 +3892,7 @@
                 <w:noProof/>
                 <w:webHidden/>
               </w:rPr>
-              <w:t>23</w:t>
+              <w:t>25</w:t>
             </w:r>
             <w:r>
               <w:rPr>
@@ -3723,7 +3918,7 @@
               <w14:ligatures w14:val="standardContextual"/>
             </w:rPr>
           </w:pPr>
-          <w:hyperlink w:anchor="_Toc229604243" w:history="1">
+          <w:hyperlink w:anchor="_Toc230814104" w:history="1">
             <w:r>
               <w:rPr>
                 <w:rStyle w:val="Hyperlink"/>
@@ -3750,7 +3945,7 @@
                 <w:noProof/>
                 <w:webHidden/>
               </w:rPr>
-              <w:instrText xml:space="preserve"> PAGEREF _Toc229604243 \h </w:instrText>
+              <w:instrText xml:space="preserve"> PAGEREF _Toc230814104 \h </w:instrText>
             </w:r>
             <w:r>
               <w:rPr>
@@ -3770,7 +3965,7 @@
                 <w:noProof/>
                 <w:webHidden/>
               </w:rPr>
-              <w:t>23</w:t>
+              <w:t>25</w:t>
             </w:r>
             <w:r>
               <w:rPr>
@@ -3796,7 +3991,7 @@
               <w14:ligatures w14:val="standardContextual"/>
             </w:rPr>
           </w:pPr>
-          <w:hyperlink w:anchor="_Toc229604244" w:history="1">
+          <w:hyperlink w:anchor="_Toc230814105" w:history="1">
             <w:r>
               <w:rPr>
                 <w:rStyle w:val="Hyperlink"/>
@@ -3823,7 +4018,7 @@
                 <w:noProof/>
                 <w:webHidden/>
               </w:rPr>
-              <w:instrText xml:space="preserve"> PAGEREF _Toc229604244 \h </w:instrText>
+              <w:instrText xml:space="preserve"> PAGEREF _Toc230814105 \h </w:instrText>
             </w:r>
             <w:r>
               <w:rPr>
@@ -3843,7 +4038,7 @@
                 <w:noProof/>
                 <w:webHidden/>
               </w:rPr>
-              <w:t>23</w:t>
+              <w:t>26</w:t>
             </w:r>
             <w:r>
               <w:rPr>
@@ -3869,7 +4064,7 @@
               <w14:ligatures w14:val="standardContextual"/>
             </w:rPr>
           </w:pPr>
-          <w:hyperlink w:anchor="_Toc229604245" w:history="1">
+          <w:hyperlink w:anchor="_Toc230814106" w:history="1">
             <w:r>
               <w:rPr>
                 <w:rStyle w:val="Hyperlink"/>
@@ -3896,7 +4091,7 @@
                 <w:noProof/>
                 <w:webHidden/>
               </w:rPr>
-              <w:instrText xml:space="preserve"> PAGEREF _Toc229604245 \h </w:instrText>
+              <w:instrText xml:space="preserve"> PAGEREF _Toc230814106 \h </w:instrText>
             </w:r>
             <w:r>
               <w:rPr>
@@ -3916,7 +4111,7 @@
                 <w:noProof/>
                 <w:webHidden/>
               </w:rPr>
-              <w:t>24</w:t>
+              <w:t>27</w:t>
             </w:r>
             <w:r>
               <w:rPr>
@@ -3942,7 +4137,7 @@
               <w14:ligatures w14:val="standardContextual"/>
             </w:rPr>
           </w:pPr>
-          <w:hyperlink w:anchor="_Toc229604246" w:history="1">
+          <w:hyperlink w:anchor="_Toc230814107" w:history="1">
             <w:r>
               <w:rPr>
                 <w:rStyle w:val="Hyperlink"/>
@@ -3969,7 +4164,7 @@
                 <w:noProof/>
                 <w:webHidden/>
               </w:rPr>
-              <w:instrText xml:space="preserve"> PAGEREF _Toc229604246 \h </w:instrText>
+              <w:instrText xml:space="preserve"> PAGEREF _Toc230814107 \h </w:instrText>
             </w:r>
             <w:r>
               <w:rPr>
@@ -3989,7 +4184,7 @@
                 <w:noProof/>
                 <w:webHidden/>
               </w:rPr>
-              <w:t>25</w:t>
+              <w:t>28</w:t>
             </w:r>
             <w:r>
               <w:rPr>
@@ -4015,7 +4210,7 @@
               <w14:ligatures w14:val="standardContextual"/>
             </w:rPr>
           </w:pPr>
-          <w:hyperlink w:anchor="_Toc229604247" w:history="1">
+          <w:hyperlink w:anchor="_Toc230814108" w:history="1">
             <w:r>
               <w:rPr>
                 <w:rStyle w:val="Hyperlink"/>
@@ -4042,7 +4237,7 @@
                 <w:noProof/>
                 <w:webHidden/>
               </w:rPr>
-              <w:instrText xml:space="preserve"> PAGEREF _Toc229604247 \h </w:instrText>
+              <w:instrText xml:space="preserve"> PAGEREF _Toc230814108 \h </w:instrText>
             </w:r>
             <w:r>
               <w:rPr>
@@ -4062,7 +4257,7 @@
                 <w:noProof/>
                 <w:webHidden/>
               </w:rPr>
-              <w:t>26</w:t>
+              <w:t>29</w:t>
             </w:r>
             <w:r>
               <w:rPr>
@@ -4088,7 +4283,7 @@
               <w14:ligatures w14:val="standardContextual"/>
             </w:rPr>
           </w:pPr>
-          <w:hyperlink w:anchor="_Toc229604248" w:history="1">
+          <w:hyperlink w:anchor="_Toc230814109" w:history="1">
             <w:r>
               <w:rPr>
                 <w:rStyle w:val="Hyperlink"/>
@@ -4115,7 +4310,7 @@
                 <w:noProof/>
                 <w:webHidden/>
               </w:rPr>
-              <w:instrText xml:space="preserve"> PAGEREF _Toc229604248 \h </w:instrText>
+              <w:instrText xml:space="preserve"> PAGEREF _Toc230814109 \h </w:instrText>
             </w:r>
             <w:r>
               <w:rPr>
@@ -4135,7 +4330,7 @@
                 <w:noProof/>
                 <w:webHidden/>
               </w:rPr>
-              <w:t>27</w:t>
+              <w:t>30</w:t>
             </w:r>
             <w:r>
               <w:rPr>
@@ -4161,13 +4356,13 @@
               <w14:ligatures w14:val="standardContextual"/>
             </w:rPr>
           </w:pPr>
-          <w:hyperlink w:anchor="_Toc229604249" w:history="1">
+          <w:hyperlink w:anchor="_Toc230814110" w:history="1">
             <w:r>
               <w:rPr>
                 <w:rStyle w:val="Hyperlink"/>
                 <w:noProof/>
               </w:rPr>
-              <w:t>7.4.7  Tela de documentos</w:t>
+              <w:t>7.4.7 Tela de documentos</w:t>
             </w:r>
             <w:r>
               <w:rPr>
@@ -4188,7 +4383,7 @@
                 <w:noProof/>
                 <w:webHidden/>
               </w:rPr>
-              <w:instrText xml:space="preserve"> PAGEREF _Toc229604249 \h </w:instrText>
+              <w:instrText xml:space="preserve"> PAGEREF _Toc230814110 \h </w:instrText>
             </w:r>
             <w:r>
               <w:rPr>
@@ -4208,7 +4403,7 @@
                 <w:noProof/>
                 <w:webHidden/>
               </w:rPr>
-              <w:t>28</w:t>
+              <w:t>31</w:t>
             </w:r>
             <w:r>
               <w:rPr>
@@ -4235,7 +4430,7 @@
               <w14:ligatures w14:val="standardContextual"/>
             </w:rPr>
           </w:pPr>
-          <w:hyperlink w:anchor="_Toc229604250" w:history="1">
+          <w:hyperlink w:anchor="_Toc230814111" w:history="1">
             <w:r>
               <w:rPr>
                 <w:rStyle w:val="Hyperlink"/>
@@ -4284,7 +4479,7 @@
                 <w:noProof/>
                 <w:webHidden/>
               </w:rPr>
-              <w:instrText xml:space="preserve"> PAGEREF _Toc229604250 \h </w:instrText>
+              <w:instrText xml:space="preserve"> PAGEREF _Toc230814111 \h </w:instrText>
             </w:r>
             <w:r>
               <w:rPr>
@@ -4304,7 +4499,7 @@
                 <w:noProof/>
                 <w:webHidden/>
               </w:rPr>
-              <w:t>29</w:t>
+              <w:t>32</w:t>
             </w:r>
             <w:r>
               <w:rPr>
@@ -4331,7 +4526,7 @@
               <w14:ligatures w14:val="standardContextual"/>
             </w:rPr>
           </w:pPr>
-          <w:hyperlink w:anchor="_Toc229604251" w:history="1">
+          <w:hyperlink w:anchor="_Toc230814112" w:history="1">
             <w:r>
               <w:rPr>
                 <w:rStyle w:val="Hyperlink"/>
@@ -4380,7 +4575,7 @@
                 <w:noProof/>
                 <w:webHidden/>
               </w:rPr>
-              <w:instrText xml:space="preserve"> PAGEREF _Toc229604251 \h </w:instrText>
+              <w:instrText xml:space="preserve"> PAGEREF _Toc230814112 \h </w:instrText>
             </w:r>
             <w:r>
               <w:rPr>
@@ -4400,7 +4595,7 @@
                 <w:noProof/>
                 <w:webHidden/>
               </w:rPr>
-              <w:t>30</w:t>
+              <w:t>34</w:t>
             </w:r>
             <w:r>
               <w:rPr>
@@ -4427,14 +4622,14 @@
               <w14:ligatures w14:val="standardContextual"/>
             </w:rPr>
           </w:pPr>
-          <w:hyperlink w:anchor="_Toc229604252" w:history="1">
+          <w:hyperlink w:anchor="_Toc230814113" w:history="1">
             <w:r>
               <w:rPr>
                 <w:rStyle w:val="Hyperlink"/>
                 <w:b/>
                 <w:noProof/>
               </w:rPr>
-              <w:t>7.</w:t>
+              <w:t>6.</w:t>
             </w:r>
             <w:r>
               <w:rPr>
@@ -4474,7 +4669,7 @@
                 <w:noProof/>
                 <w:webHidden/>
               </w:rPr>
-              <w:instrText xml:space="preserve"> PAGEREF _Toc229604252 \h </w:instrText>
+              <w:instrText xml:space="preserve"> PAGEREF _Toc230814113 \h </w:instrText>
             </w:r>
             <w:r>
               <w:rPr>
@@ -4494,7 +4689,7 @@
                 <w:noProof/>
                 <w:webHidden/>
               </w:rPr>
-              <w:t>32</w:t>
+              <w:t>36</w:t>
             </w:r>
             <w:r>
               <w:rPr>
@@ -4520,7 +4715,7 @@
               <w14:ligatures w14:val="standardContextual"/>
             </w:rPr>
           </w:pPr>
-          <w:hyperlink w:anchor="_Toc229604253" w:history="1">
+          <w:hyperlink w:anchor="_Toc230814114" w:history="1">
             <w:r>
               <w:rPr>
                 <w:rStyle w:val="Hyperlink"/>
@@ -4548,7 +4743,7 @@
                 <w:noProof/>
                 <w:webHidden/>
               </w:rPr>
-              <w:instrText xml:space="preserve"> PAGEREF _Toc229604253 \h </w:instrText>
+              <w:instrText xml:space="preserve"> PAGEREF _Toc230814114 \h </w:instrText>
             </w:r>
             <w:r>
               <w:rPr>
@@ -4568,7 +4763,7 @@
                 <w:noProof/>
                 <w:webHidden/>
               </w:rPr>
-              <w:t>33</w:t>
+              <w:t>37</w:t>
             </w:r>
             <w:r>
               <w:rPr>
@@ -4613,7 +4808,7 @@
           <w:b/>
         </w:rPr>
       </w:pPr>
-      <w:bookmarkStart w:id="0" w:name="_Toc229604231"/>
+      <w:bookmarkStart w:id="0" w:name="_Toc230814092"/>
       <w:r>
         <w:rPr>
           <w:b/>
@@ -4693,7 +4888,27 @@
         <w:contextualSpacing/>
       </w:pPr>
       <w:r>
-        <w:t>Nesse cenário, a relação B2B entre pequenos negócios e contadores exige um fluxo constante de dados. Portanto, este trabalho busca responder: De que forma uma plataforma unificada pode otimizar a transparência e a eficiência nessa comunicação? A hipótese assumida é que a centralização de documentos fiscais reduz ruídos e acelera o feedback das atividades realizadas. O objetivo geral é desenvolver uma plataforma para visualização de relatórios, utilizando uma metodologia de natureza aplicada e abordagem qualitativa, baseada em levantamento bibliográfico e análise documental.</w:t>
+        <w:t xml:space="preserve">Nesse cenário, a relação </w:t>
+      </w:r>
+      <w:r>
+        <w:rPr>
+          <w:i/>
+          <w:iCs/>
+        </w:rPr>
+        <w:t>B2B</w:t>
+      </w:r>
+      <w:r>
+        <w:t xml:space="preserve"> entre pequenos negócios e contadores exige um fluxo constante de dados. Portanto, este trabalho busca responder: De que forma uma plataforma unificada pode otimizar a transparência e a eficiência nessa comunicação? A hipótese assumida é que a centralização de documentos fiscais reduz ruídos e acelera o </w:t>
+      </w:r>
+      <w:r>
+        <w:rPr>
+          <w:i/>
+          <w:iCs/>
+        </w:rPr>
+        <w:t>feedback</w:t>
+      </w:r>
+      <w:r>
+        <w:t xml:space="preserve"> das atividades realizadas. O objetivo geral é desenvolver uma plataforma para visualização de relatórios, utilizando uma metodologia de natureza aplicada e abordagem qualitativa, baseada em levantamento bibliográfico e análise documental.</w:t>
       </w:r>
       <w:r>
         <w:br w:type="page"/>
@@ -4714,7 +4929,7 @@
           <w:b/>
         </w:rPr>
       </w:pPr>
-      <w:bookmarkStart w:id="1" w:name="_Toc229604232"/>
+      <w:bookmarkStart w:id="1" w:name="_Toc230814093"/>
       <w:r>
         <w:rPr>
           <w:b/>
@@ -4744,7 +4959,7 @@
     </w:p>
     <w:p>
       <w:pPr>
-        <w:spacing w:after="0" w:line="240" w:lineRule="auto"/>
+        <w:spacing w:after="0"/>
         <w:contextualSpacing/>
       </w:pPr>
       <w:r>
@@ -4761,16 +4976,35 @@
     </w:p>
     <w:p>
       <w:pPr>
-        <w:spacing w:after="0" w:line="240" w:lineRule="auto"/>
+        <w:spacing w:after="0"/>
         <w:contextualSpacing/>
       </w:pPr>
       <w:r>
-        <w:t>A área de abrangência é delimitada à cidade de Tupã, no interior paulista, envolvendo empresas dos setores de comércio e serviços e escritórios contábeis que atendem majoritariamente clientes MEI e ME. A equipe técnica é composta por alunos do curso de Engenharia de Biossistemas da UNESP – Tupã, com formação multidisciplinar em engenharia de software, modelagem de sistemas, banco de dados e análise de requisitos.</w:t>
-      </w:r>
-    </w:p>
-    <w:p>
-      <w:pPr>
-        <w:spacing w:after="0" w:line="240" w:lineRule="auto"/>
+        <w:t xml:space="preserve">A área de abrangência é delimitada à cidade de Tupã, no interior paulista, envolvendo empresas dos setores de comércio e serviços e escritórios contábeis que atendem majoritariamente clientes MEI e ME. A equipe técnica é composta por alunos do curso de </w:t>
+      </w:r>
+      <w:r>
+        <w:t xml:space="preserve">Escola Técnica Estadual Prof. </w:t>
+      </w:r>
+      <w:proofErr w:type="spellStart"/>
+      <w:r>
+        <w:t>Massuyuki</w:t>
+      </w:r>
+      <w:proofErr w:type="spellEnd"/>
+      <w:r>
+        <w:t xml:space="preserve"> </w:t>
+      </w:r>
+      <w:proofErr w:type="spellStart"/>
+      <w:r>
+        <w:t>Kawano</w:t>
+      </w:r>
+      <w:proofErr w:type="spellEnd"/>
+      <w:r>
+        <w:t xml:space="preserve"> – Tupã, com formação multidisciplinar em engenharia de software, modelagem de sistemas, banco de dados e análise de requisitos.</w:t>
+      </w:r>
+    </w:p>
+    <w:p>
+      <w:pPr>
+        <w:spacing w:after="0"/>
         <w:contextualSpacing/>
         <w:rPr>
           <w:iCs/>
@@ -4791,10 +5025,21 @@
       </w:r>
       <w:proofErr w:type="spellEnd"/>
       <w:r>
-        <w:t xml:space="preserve"> no front-</w:t>
+        <w:t xml:space="preserve"> no </w:t>
+      </w:r>
+      <w:r>
+        <w:rPr>
+          <w:i/>
+          <w:iCs/>
+        </w:rPr>
+        <w:t>front-</w:t>
       </w:r>
       <w:proofErr w:type="spellStart"/>
       <w:r>
+        <w:rPr>
+          <w:i/>
+          <w:iCs/>
+        </w:rPr>
         <w:t>end</w:t>
       </w:r>
       <w:proofErr w:type="spellEnd"/>
@@ -4803,6 +5048,10 @@
       </w:r>
       <w:proofErr w:type="spellStart"/>
       <w:r>
+        <w:rPr>
+          <w:i/>
+          <w:iCs/>
+        </w:rPr>
         <w:t>back-end</w:t>
       </w:r>
       <w:proofErr w:type="spellEnd"/>
@@ -4819,6 +5068,10 @@
       </w:r>
       <w:proofErr w:type="spellStart"/>
       <w:r>
+        <w:rPr>
+          <w:i/>
+          <w:iCs/>
+        </w:rPr>
         <w:t>frontend</w:t>
       </w:r>
       <w:proofErr w:type="spellEnd"/>
@@ -4835,11 +5088,25 @@
       </w:r>
       <w:proofErr w:type="spellStart"/>
       <w:r>
+        <w:rPr>
+          <w:i/>
+          <w:iCs/>
+        </w:rPr>
         <w:t>backend</w:t>
       </w:r>
       <w:proofErr w:type="spellEnd"/>
       <w:r>
-        <w:t xml:space="preserve">). A modelagem será guiada pelas diretrizes da Engenharia de Software, com uso de ferramentas como UML, DFD, MER, Dicionário de Dados e prototipagem em </w:t>
+        <w:t xml:space="preserve">). A modelagem será guiada pelas diretrizes da Engenharia de </w:t>
+      </w:r>
+      <w:r>
+        <w:rPr>
+          <w:i/>
+          <w:iCs/>
+        </w:rPr>
+        <w:t>Software</w:t>
+      </w:r>
+      <w:r>
+        <w:t xml:space="preserve">, com uso de ferramentas como UML, DFD, MER, Dicionário de Dados e prototipagem em </w:t>
       </w:r>
       <w:proofErr w:type="spellStart"/>
       <w:r>
@@ -4867,7 +5134,7 @@
           <w:b/>
         </w:rPr>
       </w:pPr>
-      <w:bookmarkStart w:id="2" w:name="_Toc229604233"/>
+      <w:bookmarkStart w:id="2" w:name="_Toc230814094"/>
       <w:r>
         <w:rPr>
           <w:b/>
@@ -5246,7 +5513,21 @@
               <w:rPr>
                 <w:sz w:val="22"/>
               </w:rPr>
-              <w:t>esquisa de softwares semelhantes e elaboração de questionários</w:t>
+              <w:t xml:space="preserve">esquisa de </w:t>
+            </w:r>
+            <w:r>
+              <w:rPr>
+                <w:i/>
+                <w:iCs/>
+                <w:sz w:val="22"/>
+              </w:rPr>
+              <w:t>softwares</w:t>
+            </w:r>
+            <w:r>
+              <w:rPr>
+                <w:sz w:val="22"/>
+              </w:rPr>
+              <w:t xml:space="preserve"> semelhantes e elaboração de questionários</w:t>
             </w:r>
           </w:p>
         </w:tc>
@@ -5516,7 +5797,19 @@
               <w:rPr>
                 <w:sz w:val="22"/>
               </w:rPr>
-              <w:t>Pesquisa sobre TI verde, ergonomia e pressupostos teóricos</w:t>
+              <w:t xml:space="preserve">Pesquisa sobre </w:t>
+            </w:r>
+            <w:r>
+              <w:rPr>
+                <w:sz w:val="22"/>
+              </w:rPr>
+              <w:t>T</w:t>
+            </w:r>
+            <w:r>
+              <w:rPr>
+                <w:sz w:val="22"/>
+              </w:rPr>
+              <w:t>I verde, ergonomia e pressupostos teóricos</w:t>
             </w:r>
           </w:p>
         </w:tc>
@@ -6400,7 +6693,15 @@
               <w:rPr>
                 <w:sz w:val="22"/>
               </w:rPr>
-              <w:t>Programação do software</w:t>
+              <w:t xml:space="preserve">Programação do </w:t>
+            </w:r>
+            <w:r>
+              <w:rPr>
+                <w:i/>
+                <w:iCs/>
+                <w:sz w:val="22"/>
+              </w:rPr>
+              <w:t>software</w:t>
             </w:r>
           </w:p>
         </w:tc>
@@ -7038,7 +7339,7 @@
           <w:b/>
         </w:rPr>
       </w:pPr>
-      <w:bookmarkStart w:id="5" w:name="_Toc229604234"/>
+      <w:bookmarkStart w:id="5" w:name="_Toc230814095"/>
       <w:r>
         <w:rPr>
           <w:b/>
@@ -7108,6 +7409,14 @@
     <w:p>
       <w:pPr>
         <w:spacing w:after="0" w:line="240" w:lineRule="auto"/>
+        <w:rPr>
+          <w:b/>
+        </w:rPr>
+      </w:pPr>
+    </w:p>
+    <w:p>
+      <w:pPr>
+        <w:spacing w:after="0" w:line="240" w:lineRule="auto"/>
       </w:pPr>
       <w:r>
         <w:t xml:space="preserve">- Identificar e analisar as principais necessidades de gestão financeira das micro e pequenas empresas em </w:t>
@@ -7125,6 +7434,11 @@
       <w:pPr>
         <w:spacing w:after="0" w:line="240" w:lineRule="auto"/>
       </w:pPr>
+    </w:p>
+    <w:p>
+      <w:pPr>
+        <w:spacing w:after="0" w:line="240" w:lineRule="auto"/>
+      </w:pPr>
       <w:r>
         <w:t>- Determinar os obstáculos existentes na comunicação e no fluxo de informações entre empresas e escritórios contábeis.</w:t>
       </w:r>
@@ -7133,6 +7447,11 @@
       <w:pPr>
         <w:spacing w:after="0" w:line="240" w:lineRule="auto"/>
       </w:pPr>
+    </w:p>
+    <w:p>
+      <w:pPr>
+        <w:spacing w:after="0" w:line="240" w:lineRule="auto"/>
+      </w:pPr>
       <w:r>
         <w:t>- Investigar os fatores que contribuem para atrasos no lançamento de dados fiscais e contábeis.</w:t>
       </w:r>
@@ -7141,6 +7460,11 @@
       <w:pPr>
         <w:spacing w:after="0" w:line="240" w:lineRule="auto"/>
       </w:pPr>
+    </w:p>
+    <w:p>
+      <w:pPr>
+        <w:spacing w:after="0" w:line="240" w:lineRule="auto"/>
+      </w:pPr>
       <w:r>
         <w:t>- Analisar os requisitos técnicos para integração fluida de dados fiscais em uma plataforma unificada.</w:t>
       </w:r>
@@ -7149,9 +7473,19 @@
       <w:pPr>
         <w:spacing w:after="0" w:line="240" w:lineRule="auto"/>
       </w:pPr>
+    </w:p>
+    <w:p>
+      <w:pPr>
+        <w:spacing w:after="0" w:line="240" w:lineRule="auto"/>
+      </w:pPr>
       <w:r>
         <w:t>- Validar a eficácia dos relatórios automatizados como ferramenta de apoio à tomada de decisão estratégica.</w:t>
       </w:r>
+    </w:p>
+    <w:p>
+      <w:pPr>
+        <w:spacing w:after="0" w:line="240" w:lineRule="auto"/>
+      </w:pPr>
     </w:p>
     <w:p>
       <w:pPr>
@@ -7178,7 +7512,7 @@
           <w:b/>
         </w:rPr>
       </w:pPr>
-      <w:bookmarkStart w:id="6" w:name="_Toc229604235"/>
+      <w:bookmarkStart w:id="6" w:name="_Toc230814096"/>
       <w:r>
         <w:rPr>
           <w:b/>
@@ -7224,6 +7558,12 @@
         <w:spacing w:after="0" w:line="240" w:lineRule="auto"/>
         <w:contextualSpacing/>
       </w:pPr>
+    </w:p>
+    <w:p>
+      <w:pPr>
+        <w:spacing w:after="0" w:line="240" w:lineRule="auto"/>
+        <w:contextualSpacing/>
+      </w:pPr>
       <w:r>
         <w:t>- Análise de requisitos</w:t>
       </w:r>
@@ -7274,6 +7614,12 @@
         <w:spacing w:after="0" w:line="240" w:lineRule="auto"/>
         <w:contextualSpacing/>
       </w:pPr>
+    </w:p>
+    <w:p>
+      <w:pPr>
+        <w:spacing w:after="0" w:line="240" w:lineRule="auto"/>
+        <w:contextualSpacing/>
+      </w:pPr>
       <w:r>
         <w:t>O desenvolvimento do sistema Contax seguiu a metodologia de prototipação, com ciclos curtos de refinamento a partir do feedback dos usuários. As tecnologias utilizadas foram:</w:t>
       </w:r>
@@ -7283,6 +7629,12 @@
         <w:spacing w:after="0" w:line="240" w:lineRule="auto"/>
         <w:contextualSpacing/>
       </w:pPr>
+    </w:p>
+    <w:p>
+      <w:pPr>
+        <w:spacing w:after="0" w:line="240" w:lineRule="auto"/>
+        <w:contextualSpacing/>
+      </w:pPr>
       <w:r>
         <w:t xml:space="preserve">- Revisão ortográfica: </w:t>
       </w:r>
@@ -7368,49 +7720,31 @@
         <w:spacing w:after="0" w:line="240" w:lineRule="auto"/>
         <w:contextualSpacing/>
       </w:pPr>
-      <w:r>
-        <w:t xml:space="preserve">O ambiente de desenvolvimento foi o Visual Studio </w:t>
-      </w:r>
-      <w:proofErr w:type="spellStart"/>
-      <w:r>
-        <w:t>Code</w:t>
-      </w:r>
-      <w:proofErr w:type="spellEnd"/>
-      <w:r>
-        <w:t xml:space="preserve"> (</w:t>
-      </w:r>
-      <w:proofErr w:type="spellStart"/>
-      <w:r>
-        <w:t>VSCode</w:t>
-      </w:r>
-      <w:proofErr w:type="spellEnd"/>
-      <w:r>
-        <w:t xml:space="preserve">), editor leve e multiplataforma amplamente utilizado para aplicações web. Segundo </w:t>
-      </w:r>
-      <w:proofErr w:type="spellStart"/>
-      <w:r>
-        <w:t>Macoratti</w:t>
-      </w:r>
-      <w:proofErr w:type="spellEnd"/>
-      <w:r>
-        <w:t xml:space="preserve"> (2016), o </w:t>
-      </w:r>
-      <w:proofErr w:type="spellStart"/>
-      <w:r>
-        <w:t>VSCode</w:t>
-      </w:r>
-      <w:proofErr w:type="spellEnd"/>
-      <w:r>
-        <w:t xml:space="preserve"> é gratuito, open </w:t>
-      </w:r>
-      <w:proofErr w:type="spellStart"/>
-      <w:r>
-        <w:t>source</w:t>
-      </w:r>
-      <w:proofErr w:type="spellEnd"/>
+    </w:p>
+    <w:p>
+      <w:pPr>
+        <w:spacing w:after="0" w:line="240" w:lineRule="auto"/>
+        <w:contextualSpacing/>
+      </w:pPr>
+      <w:r>
+        <w:t xml:space="preserve">O ambiente de desenvolvimento foi o Visual Studio Code (VSCode), editor leve e multiplataforma amplamente utilizado para aplicações web. Segundo Macoratti (2016), o VSCode é gratuito, </w:t>
+      </w:r>
+      <w:r>
+        <w:rPr>
+          <w:i/>
+          <w:iCs/>
+        </w:rPr>
+        <w:t>open source</w:t>
+      </w:r>
       <w:r>
         <w:t xml:space="preserve"> e compatível com mais de 30 linguagens de programação. A Microsoft (2023) destaca que o Visual Studio oferece recursos avançados como compiladores, designers gráficos e ferramentas de depuração, aprimorando o processo de desenvolvimento.</w:t>
       </w:r>
+    </w:p>
+    <w:p>
+      <w:pPr>
+        <w:spacing w:after="0" w:line="240" w:lineRule="auto"/>
+        <w:contextualSpacing/>
+      </w:pPr>
     </w:p>
     <w:p>
       <w:pPr>
@@ -7441,13 +7775,13 @@
           <w:numId w:val="1"/>
         </w:numPr>
         <w:spacing w:after="0" w:line="240" w:lineRule="auto"/>
-        <w:ind w:left="0"/>
+        <w:ind w:left="0" w:firstLine="0"/>
         <w:outlineLvl w:val="0"/>
         <w:rPr>
           <w:b/>
         </w:rPr>
       </w:pPr>
-      <w:bookmarkStart w:id="7" w:name="_Toc229604236"/>
+      <w:bookmarkStart w:id="7" w:name="_Toc230814097"/>
       <w:r>
         <w:rPr>
           <w:b/>
@@ -7710,33 +8044,19 @@
               <w:rPr>
                 <w:szCs w:val="24"/>
               </w:rPr>
-              <w:t>R$10,</w:t>
-            </w:r>
-            <w:proofErr w:type="gramStart"/>
+              <w:t>R$10,00</w:t>
+            </w:r>
             <w:r>
               <w:rPr>
                 <w:szCs w:val="24"/>
               </w:rPr>
-              <w:t>00</w:t>
+              <w:t xml:space="preserve">  </w:t>
             </w:r>
             <w:r>
               <w:rPr>
                 <w:szCs w:val="24"/>
               </w:rPr>
-              <w:t xml:space="preserve">  </w:t>
-            </w:r>
-            <w:r>
-              <w:rPr>
-                <w:szCs w:val="24"/>
-              </w:rPr>
-              <w:t>(</w:t>
-            </w:r>
-            <w:proofErr w:type="gramEnd"/>
-            <w:r>
-              <w:rPr>
-                <w:szCs w:val="24"/>
-              </w:rPr>
-              <w:t>Proporcional)</w:t>
+              <w:t>(Proporcional)</w:t>
             </w:r>
           </w:p>
         </w:tc>
@@ -8068,7 +8388,7 @@
           <w:b/>
         </w:rPr>
       </w:pPr>
-      <w:bookmarkStart w:id="8" w:name="_Toc229604237"/>
+      <w:bookmarkStart w:id="8" w:name="_Toc230814098"/>
       <w:r>
         <w:rPr>
           <w:b/>
@@ -8109,7 +8429,7 @@
           <w:bCs/>
         </w:rPr>
       </w:pPr>
-      <w:bookmarkStart w:id="9" w:name="_Toc229604238"/>
+      <w:bookmarkStart w:id="9" w:name="_Toc230814099"/>
       <w:r>
         <w:rPr>
           <w:b/>
@@ -8157,7 +8477,7 @@
         </w:rPr>
       </w:pPr>
       <w:bookmarkStart w:id="10" w:name="_Toc229598871"/>
-      <w:bookmarkStart w:id="11" w:name="_Toc229604239"/>
+      <w:bookmarkStart w:id="11" w:name="_Toc230814100"/>
       <w:r>
         <w:t xml:space="preserve">Figura </w:t>
       </w:r>
@@ -8265,14 +8585,14 @@
           <w:numId w:val="1"/>
         </w:numPr>
         <w:spacing w:after="0" w:line="240" w:lineRule="auto"/>
-        <w:ind w:left="0" w:hanging="431"/>
+        <w:ind w:left="0" w:firstLine="0"/>
         <w:outlineLvl w:val="1"/>
         <w:rPr>
           <w:b/>
           <w:bCs/>
         </w:rPr>
       </w:pPr>
-      <w:bookmarkStart w:id="12" w:name="_Toc229604240"/>
+      <w:bookmarkStart w:id="12" w:name="_Toc230814101"/>
       <w:r>
         <w:rPr>
           <w:b/>
@@ -9334,12 +9654,24 @@
         <w:keepNext/>
       </w:pPr>
     </w:p>
+    <w:p/>
+    <w:p/>
+    <w:p/>
+    <w:p/>
+    <w:p/>
+    <w:p/>
+    <w:p/>
+    <w:p/>
+    <w:p/>
+    <w:p/>
+    <w:p/>
     <w:p>
       <w:pPr>
         <w:pStyle w:val="Legenda"/>
       </w:pPr>
       <w:bookmarkStart w:id="14" w:name="_Toc230291966"/>
       <w:r>
+        <w:lastRenderedPageBreak/>
         <w:t xml:space="preserve">Quadro </w:t>
       </w:r>
       <w:r>
@@ -10157,7 +10489,6 @@
               <w:spacing w:after="0" w:line="240" w:lineRule="auto"/>
             </w:pPr>
             <w:r>
-              <w:lastRenderedPageBreak/>
               <w:t>Telefone da Empresa.</w:t>
             </w:r>
           </w:p>
@@ -10578,10 +10909,218 @@
     </w:p>
     <w:p>
       <w:pPr>
+        <w:spacing w:after="0" w:line="240" w:lineRule="auto"/>
+        <w:rPr>
+          <w:sz w:val="20"/>
+          <w:szCs w:val="20"/>
+        </w:rPr>
+      </w:pPr>
+    </w:p>
+    <w:p>
+      <w:pPr>
+        <w:spacing w:after="0" w:line="240" w:lineRule="auto"/>
+        <w:rPr>
+          <w:sz w:val="20"/>
+          <w:szCs w:val="20"/>
+        </w:rPr>
+      </w:pPr>
+    </w:p>
+    <w:p>
+      <w:pPr>
+        <w:spacing w:after="0" w:line="240" w:lineRule="auto"/>
+        <w:rPr>
+          <w:sz w:val="20"/>
+          <w:szCs w:val="20"/>
+        </w:rPr>
+      </w:pPr>
+    </w:p>
+    <w:p>
+      <w:pPr>
+        <w:spacing w:after="0" w:line="240" w:lineRule="auto"/>
+        <w:rPr>
+          <w:sz w:val="20"/>
+          <w:szCs w:val="20"/>
+        </w:rPr>
+      </w:pPr>
+    </w:p>
+    <w:p>
+      <w:pPr>
+        <w:spacing w:after="0" w:line="240" w:lineRule="auto"/>
+        <w:rPr>
+          <w:sz w:val="20"/>
+          <w:szCs w:val="20"/>
+        </w:rPr>
+      </w:pPr>
+    </w:p>
+    <w:p>
+      <w:pPr>
+        <w:spacing w:after="0" w:line="240" w:lineRule="auto"/>
+        <w:rPr>
+          <w:sz w:val="20"/>
+          <w:szCs w:val="20"/>
+        </w:rPr>
+      </w:pPr>
+    </w:p>
+    <w:p>
+      <w:pPr>
+        <w:spacing w:after="0" w:line="240" w:lineRule="auto"/>
+        <w:rPr>
+          <w:sz w:val="20"/>
+          <w:szCs w:val="20"/>
+        </w:rPr>
+      </w:pPr>
+    </w:p>
+    <w:p>
+      <w:pPr>
+        <w:spacing w:after="0" w:line="240" w:lineRule="auto"/>
+        <w:rPr>
+          <w:sz w:val="20"/>
+          <w:szCs w:val="20"/>
+        </w:rPr>
+      </w:pPr>
+    </w:p>
+    <w:p>
+      <w:pPr>
+        <w:spacing w:after="0" w:line="240" w:lineRule="auto"/>
+        <w:rPr>
+          <w:sz w:val="20"/>
+          <w:szCs w:val="20"/>
+        </w:rPr>
+      </w:pPr>
+    </w:p>
+    <w:p>
+      <w:pPr>
+        <w:spacing w:after="0" w:line="240" w:lineRule="auto"/>
+        <w:rPr>
+          <w:sz w:val="20"/>
+          <w:szCs w:val="20"/>
+        </w:rPr>
+      </w:pPr>
+    </w:p>
+    <w:p>
+      <w:pPr>
+        <w:spacing w:after="0" w:line="240" w:lineRule="auto"/>
+        <w:rPr>
+          <w:sz w:val="20"/>
+          <w:szCs w:val="20"/>
+        </w:rPr>
+      </w:pPr>
+    </w:p>
+    <w:p>
+      <w:pPr>
+        <w:spacing w:after="0" w:line="240" w:lineRule="auto"/>
+        <w:rPr>
+          <w:sz w:val="20"/>
+          <w:szCs w:val="20"/>
+        </w:rPr>
+      </w:pPr>
+    </w:p>
+    <w:p>
+      <w:pPr>
+        <w:spacing w:after="0" w:line="240" w:lineRule="auto"/>
+        <w:rPr>
+          <w:sz w:val="20"/>
+          <w:szCs w:val="20"/>
+        </w:rPr>
+      </w:pPr>
+    </w:p>
+    <w:p>
+      <w:pPr>
+        <w:spacing w:after="0" w:line="240" w:lineRule="auto"/>
+        <w:rPr>
+          <w:sz w:val="20"/>
+          <w:szCs w:val="20"/>
+        </w:rPr>
+      </w:pPr>
+    </w:p>
+    <w:p>
+      <w:pPr>
+        <w:spacing w:after="0" w:line="240" w:lineRule="auto"/>
+        <w:rPr>
+          <w:sz w:val="20"/>
+          <w:szCs w:val="20"/>
+        </w:rPr>
+      </w:pPr>
+    </w:p>
+    <w:p>
+      <w:pPr>
+        <w:spacing w:after="0" w:line="240" w:lineRule="auto"/>
+        <w:rPr>
+          <w:sz w:val="20"/>
+          <w:szCs w:val="20"/>
+        </w:rPr>
+      </w:pPr>
+    </w:p>
+    <w:p>
+      <w:pPr>
+        <w:spacing w:after="0" w:line="240" w:lineRule="auto"/>
+        <w:rPr>
+          <w:sz w:val="20"/>
+          <w:szCs w:val="20"/>
+        </w:rPr>
+      </w:pPr>
+    </w:p>
+    <w:p>
+      <w:pPr>
+        <w:spacing w:after="0" w:line="240" w:lineRule="auto"/>
+        <w:rPr>
+          <w:sz w:val="20"/>
+          <w:szCs w:val="20"/>
+        </w:rPr>
+      </w:pPr>
+    </w:p>
+    <w:p>
+      <w:pPr>
+        <w:spacing w:after="0" w:line="240" w:lineRule="auto"/>
+        <w:rPr>
+          <w:sz w:val="20"/>
+          <w:szCs w:val="20"/>
+        </w:rPr>
+      </w:pPr>
+    </w:p>
+    <w:p>
+      <w:pPr>
+        <w:spacing w:after="0" w:line="240" w:lineRule="auto"/>
+        <w:rPr>
+          <w:sz w:val="20"/>
+          <w:szCs w:val="20"/>
+        </w:rPr>
+      </w:pPr>
+    </w:p>
+    <w:p>
+      <w:pPr>
+        <w:spacing w:after="0" w:line="240" w:lineRule="auto"/>
+        <w:rPr>
+          <w:sz w:val="20"/>
+          <w:szCs w:val="20"/>
+        </w:rPr>
+      </w:pPr>
+    </w:p>
+    <w:p>
+      <w:pPr>
+        <w:spacing w:after="0" w:line="240" w:lineRule="auto"/>
+        <w:rPr>
+          <w:sz w:val="20"/>
+          <w:szCs w:val="20"/>
+        </w:rPr>
+      </w:pPr>
+    </w:p>
+    <w:p>
+      <w:pPr>
+        <w:spacing w:after="0" w:line="240" w:lineRule="auto"/>
+        <w:rPr>
+          <w:sz w:val="20"/>
+          <w:szCs w:val="20"/>
+        </w:rPr>
+      </w:pPr>
+    </w:p>
+    <w:p>
+      <w:pPr>
         <w:pStyle w:val="Legenda"/>
       </w:pPr>
       <w:bookmarkStart w:id="15" w:name="_Toc230291967"/>
       <w:r>
+        <w:lastRenderedPageBreak/>
         <w:t xml:space="preserve">Quadro </w:t>
       </w:r>
       <w:r>
@@ -11420,12 +11959,24 @@
         </w:rPr>
       </w:pPr>
     </w:p>
+    <w:p/>
+    <w:p/>
+    <w:p/>
+    <w:p/>
+    <w:p/>
+    <w:p/>
+    <w:p/>
+    <w:p/>
+    <w:p/>
+    <w:p/>
+    <w:p/>
     <w:p>
       <w:pPr>
         <w:pStyle w:val="Legenda"/>
       </w:pPr>
       <w:bookmarkStart w:id="16" w:name="_Toc230291968"/>
       <w:r>
+        <w:lastRenderedPageBreak/>
         <w:t xml:space="preserve">Quadro </w:t>
       </w:r>
       <w:r>
@@ -11847,7 +12398,6 @@
               <w:spacing w:after="0" w:line="240" w:lineRule="auto"/>
             </w:pPr>
             <w:r>
-              <w:lastRenderedPageBreak/>
               <w:t>Descrição do Regime.</w:t>
             </w:r>
           </w:p>
@@ -12269,10 +12819,245 @@
     </w:p>
     <w:p>
       <w:pPr>
+        <w:spacing w:after="0" w:line="240" w:lineRule="auto"/>
+        <w:rPr>
+          <w:sz w:val="22"/>
+          <w:szCs w:val="20"/>
+        </w:rPr>
+      </w:pPr>
+    </w:p>
+    <w:p>
+      <w:pPr>
+        <w:spacing w:after="0" w:line="240" w:lineRule="auto"/>
+        <w:rPr>
+          <w:sz w:val="22"/>
+          <w:szCs w:val="20"/>
+        </w:rPr>
+      </w:pPr>
+    </w:p>
+    <w:p>
+      <w:pPr>
+        <w:spacing w:after="0" w:line="240" w:lineRule="auto"/>
+        <w:rPr>
+          <w:sz w:val="22"/>
+          <w:szCs w:val="20"/>
+        </w:rPr>
+      </w:pPr>
+    </w:p>
+    <w:p>
+      <w:pPr>
+        <w:spacing w:after="0" w:line="240" w:lineRule="auto"/>
+        <w:rPr>
+          <w:sz w:val="22"/>
+          <w:szCs w:val="20"/>
+        </w:rPr>
+      </w:pPr>
+    </w:p>
+    <w:p>
+      <w:pPr>
+        <w:spacing w:after="0" w:line="240" w:lineRule="auto"/>
+        <w:rPr>
+          <w:sz w:val="22"/>
+          <w:szCs w:val="20"/>
+        </w:rPr>
+      </w:pPr>
+    </w:p>
+    <w:p>
+      <w:pPr>
+        <w:spacing w:after="0" w:line="240" w:lineRule="auto"/>
+        <w:rPr>
+          <w:sz w:val="22"/>
+          <w:szCs w:val="20"/>
+        </w:rPr>
+      </w:pPr>
+    </w:p>
+    <w:p>
+      <w:pPr>
+        <w:spacing w:after="0" w:line="240" w:lineRule="auto"/>
+        <w:rPr>
+          <w:sz w:val="22"/>
+          <w:szCs w:val="20"/>
+        </w:rPr>
+      </w:pPr>
+    </w:p>
+    <w:p>
+      <w:pPr>
+        <w:spacing w:after="0" w:line="240" w:lineRule="auto"/>
+        <w:rPr>
+          <w:sz w:val="22"/>
+          <w:szCs w:val="20"/>
+        </w:rPr>
+      </w:pPr>
+    </w:p>
+    <w:p>
+      <w:pPr>
+        <w:spacing w:after="0" w:line="240" w:lineRule="auto"/>
+        <w:rPr>
+          <w:sz w:val="22"/>
+          <w:szCs w:val="20"/>
+        </w:rPr>
+      </w:pPr>
+    </w:p>
+    <w:p>
+      <w:pPr>
+        <w:spacing w:after="0" w:line="240" w:lineRule="auto"/>
+        <w:rPr>
+          <w:sz w:val="22"/>
+          <w:szCs w:val="20"/>
+        </w:rPr>
+      </w:pPr>
+    </w:p>
+    <w:p>
+      <w:pPr>
+        <w:spacing w:after="0" w:line="240" w:lineRule="auto"/>
+        <w:rPr>
+          <w:sz w:val="22"/>
+          <w:szCs w:val="20"/>
+        </w:rPr>
+      </w:pPr>
+    </w:p>
+    <w:p>
+      <w:pPr>
+        <w:spacing w:after="0" w:line="240" w:lineRule="auto"/>
+        <w:rPr>
+          <w:sz w:val="22"/>
+          <w:szCs w:val="20"/>
+        </w:rPr>
+      </w:pPr>
+    </w:p>
+    <w:p>
+      <w:pPr>
+        <w:spacing w:after="0" w:line="240" w:lineRule="auto"/>
+        <w:rPr>
+          <w:sz w:val="22"/>
+          <w:szCs w:val="20"/>
+        </w:rPr>
+      </w:pPr>
+    </w:p>
+    <w:p>
+      <w:pPr>
+        <w:spacing w:after="0" w:line="240" w:lineRule="auto"/>
+        <w:rPr>
+          <w:sz w:val="22"/>
+          <w:szCs w:val="20"/>
+        </w:rPr>
+      </w:pPr>
+    </w:p>
+    <w:p>
+      <w:pPr>
+        <w:spacing w:after="0" w:line="240" w:lineRule="auto"/>
+        <w:rPr>
+          <w:sz w:val="22"/>
+          <w:szCs w:val="20"/>
+        </w:rPr>
+      </w:pPr>
+    </w:p>
+    <w:p>
+      <w:pPr>
+        <w:spacing w:after="0" w:line="240" w:lineRule="auto"/>
+        <w:rPr>
+          <w:sz w:val="22"/>
+          <w:szCs w:val="20"/>
+        </w:rPr>
+      </w:pPr>
+    </w:p>
+    <w:p>
+      <w:pPr>
+        <w:spacing w:after="0" w:line="240" w:lineRule="auto"/>
+        <w:rPr>
+          <w:sz w:val="22"/>
+          <w:szCs w:val="20"/>
+        </w:rPr>
+      </w:pPr>
+    </w:p>
+    <w:p>
+      <w:pPr>
+        <w:spacing w:after="0" w:line="240" w:lineRule="auto"/>
+        <w:rPr>
+          <w:sz w:val="22"/>
+          <w:szCs w:val="20"/>
+        </w:rPr>
+      </w:pPr>
+    </w:p>
+    <w:p>
+      <w:pPr>
+        <w:spacing w:after="0" w:line="240" w:lineRule="auto"/>
+        <w:rPr>
+          <w:sz w:val="22"/>
+          <w:szCs w:val="20"/>
+        </w:rPr>
+      </w:pPr>
+    </w:p>
+    <w:p>
+      <w:pPr>
+        <w:spacing w:after="0" w:line="240" w:lineRule="auto"/>
+        <w:rPr>
+          <w:sz w:val="22"/>
+          <w:szCs w:val="20"/>
+        </w:rPr>
+      </w:pPr>
+    </w:p>
+    <w:p>
+      <w:pPr>
+        <w:spacing w:after="0" w:line="240" w:lineRule="auto"/>
+        <w:rPr>
+          <w:sz w:val="22"/>
+          <w:szCs w:val="20"/>
+        </w:rPr>
+      </w:pPr>
+    </w:p>
+    <w:p>
+      <w:pPr>
+        <w:spacing w:after="0" w:line="240" w:lineRule="auto"/>
+        <w:rPr>
+          <w:sz w:val="22"/>
+          <w:szCs w:val="20"/>
+        </w:rPr>
+      </w:pPr>
+    </w:p>
+    <w:p>
+      <w:pPr>
+        <w:spacing w:after="0" w:line="240" w:lineRule="auto"/>
+        <w:rPr>
+          <w:sz w:val="22"/>
+          <w:szCs w:val="20"/>
+        </w:rPr>
+      </w:pPr>
+    </w:p>
+    <w:p>
+      <w:pPr>
+        <w:spacing w:after="0" w:line="240" w:lineRule="auto"/>
+        <w:rPr>
+          <w:sz w:val="22"/>
+          <w:szCs w:val="20"/>
+        </w:rPr>
+      </w:pPr>
+    </w:p>
+    <w:p>
+      <w:pPr>
+        <w:spacing w:after="0" w:line="240" w:lineRule="auto"/>
+        <w:rPr>
+          <w:sz w:val="22"/>
+          <w:szCs w:val="20"/>
+        </w:rPr>
+      </w:pPr>
+    </w:p>
+    <w:p>
+      <w:pPr>
+        <w:spacing w:after="0" w:line="240" w:lineRule="auto"/>
+        <w:rPr>
+          <w:sz w:val="22"/>
+          <w:szCs w:val="20"/>
+        </w:rPr>
+      </w:pPr>
+    </w:p>
+    <w:p>
+      <w:pPr>
         <w:pStyle w:val="Legenda"/>
       </w:pPr>
       <w:bookmarkStart w:id="17" w:name="_Toc230291969"/>
       <w:r>
+        <w:lastRenderedPageBreak/>
         <w:t xml:space="preserve">Quadro </w:t>
       </w:r>
       <w:r>
@@ -13167,13 +13952,8 @@
               <w:spacing w:after="0" w:line="240" w:lineRule="auto"/>
             </w:pPr>
             <w:r>
-              <w:t xml:space="preserve">0-Encerrado; 1-Ativo; </w:t>
-            </w:r>
-            <w:proofErr w:type="gramStart"/>
-            <w:r>
-              <w:t>2-Suspenso</w:t>
-            </w:r>
-            <w:proofErr w:type="gramEnd"/>
+              <w:t>0-Encerrado; 1-Ativo; 2-Suspenso</w:t>
+            </w:r>
           </w:p>
         </w:tc>
       </w:tr>
@@ -13188,7 +13968,6 @@
               <w:spacing w:after="0" w:line="240" w:lineRule="auto"/>
             </w:pPr>
             <w:r>
-              <w:lastRenderedPageBreak/>
               <w:t>Observações do Regime.</w:t>
             </w:r>
           </w:p>
@@ -13313,12 +14092,21 @@
         <w:keepNext/>
       </w:pPr>
     </w:p>
+    <w:p/>
+    <w:p/>
+    <w:p/>
+    <w:p/>
+    <w:p/>
+    <w:p/>
+    <w:p/>
+    <w:p/>
     <w:p>
       <w:pPr>
         <w:pStyle w:val="Legenda"/>
       </w:pPr>
       <w:bookmarkStart w:id="18" w:name="_Toc230291970"/>
       <w:r>
+        <w:lastRenderedPageBreak/>
         <w:t xml:space="preserve">Quadro </w:t>
       </w:r>
       <w:r>
@@ -14908,6 +15696,105 @@
     </w:p>
     <w:p>
       <w:pPr>
+        <w:spacing w:after="0" w:line="240" w:lineRule="auto"/>
+        <w:rPr>
+          <w:sz w:val="22"/>
+          <w:szCs w:val="20"/>
+        </w:rPr>
+      </w:pPr>
+    </w:p>
+    <w:p>
+      <w:pPr>
+        <w:spacing w:after="0" w:line="240" w:lineRule="auto"/>
+        <w:rPr>
+          <w:sz w:val="22"/>
+          <w:szCs w:val="20"/>
+        </w:rPr>
+      </w:pPr>
+    </w:p>
+    <w:p>
+      <w:pPr>
+        <w:spacing w:after="0" w:line="240" w:lineRule="auto"/>
+        <w:rPr>
+          <w:sz w:val="22"/>
+          <w:szCs w:val="20"/>
+        </w:rPr>
+      </w:pPr>
+    </w:p>
+    <w:p>
+      <w:pPr>
+        <w:spacing w:after="0" w:line="240" w:lineRule="auto"/>
+        <w:rPr>
+          <w:sz w:val="22"/>
+          <w:szCs w:val="20"/>
+        </w:rPr>
+      </w:pPr>
+    </w:p>
+    <w:p>
+      <w:pPr>
+        <w:spacing w:after="0" w:line="240" w:lineRule="auto"/>
+        <w:rPr>
+          <w:sz w:val="22"/>
+          <w:szCs w:val="20"/>
+        </w:rPr>
+      </w:pPr>
+    </w:p>
+    <w:p>
+      <w:pPr>
+        <w:spacing w:after="0" w:line="240" w:lineRule="auto"/>
+        <w:rPr>
+          <w:sz w:val="22"/>
+          <w:szCs w:val="20"/>
+        </w:rPr>
+      </w:pPr>
+    </w:p>
+    <w:p>
+      <w:pPr>
+        <w:spacing w:after="0" w:line="240" w:lineRule="auto"/>
+        <w:rPr>
+          <w:sz w:val="22"/>
+          <w:szCs w:val="20"/>
+        </w:rPr>
+      </w:pPr>
+    </w:p>
+    <w:p>
+      <w:pPr>
+        <w:spacing w:after="0" w:line="240" w:lineRule="auto"/>
+        <w:rPr>
+          <w:sz w:val="22"/>
+          <w:szCs w:val="20"/>
+        </w:rPr>
+      </w:pPr>
+    </w:p>
+    <w:p>
+      <w:pPr>
+        <w:spacing w:after="0" w:line="240" w:lineRule="auto"/>
+        <w:rPr>
+          <w:sz w:val="22"/>
+          <w:szCs w:val="20"/>
+        </w:rPr>
+      </w:pPr>
+    </w:p>
+    <w:p>
+      <w:pPr>
+        <w:spacing w:after="0" w:line="240" w:lineRule="auto"/>
+        <w:rPr>
+          <w:sz w:val="22"/>
+          <w:szCs w:val="20"/>
+        </w:rPr>
+      </w:pPr>
+    </w:p>
+    <w:p>
+      <w:pPr>
+        <w:spacing w:after="0" w:line="240" w:lineRule="auto"/>
+        <w:rPr>
+          <w:sz w:val="22"/>
+          <w:szCs w:val="20"/>
+        </w:rPr>
+      </w:pPr>
+    </w:p>
+    <w:p>
+      <w:pPr>
         <w:pStyle w:val="Legenda"/>
       </w:pPr>
       <w:bookmarkStart w:id="20" w:name="_Toc230291972"/>
@@ -15127,7 +16014,6 @@
               <w:spacing w:after="0" w:line="240" w:lineRule="auto"/>
             </w:pPr>
             <w:r>
-              <w:lastRenderedPageBreak/>
               <w:t>Identificador.</w:t>
             </w:r>
           </w:p>
@@ -16584,6 +17470,11 @@
     </w:p>
     <w:p>
       <w:pPr>
+        <w:spacing w:after="0" w:line="240" w:lineRule="auto"/>
+      </w:pPr>
+    </w:p>
+    <w:p>
+      <w:pPr>
         <w:pStyle w:val="PargrafodaLista"/>
         <w:numPr>
           <w:ilvl w:val="1"/>
@@ -16592,71 +17483,23 @@
         <w:spacing w:after="0" w:line="240" w:lineRule="auto"/>
         <w:ind w:left="0" w:hanging="431"/>
         <w:outlineLvl w:val="1"/>
+      </w:pPr>
+      <w:bookmarkStart w:id="22" w:name="_Toc230814102"/>
+      <w:r>
         <w:rPr>
           <w:b/>
           <w:bCs/>
         </w:rPr>
-      </w:pPr>
-      <w:bookmarkStart w:id="22" w:name="_Toc229604241"/>
+        <w:t>Diagrama de Fluxo de Dados (</w:t>
+      </w:r>
       <w:r>
         <w:rPr>
           <w:b/>
           <w:bCs/>
         </w:rPr>
-        <w:lastRenderedPageBreak/>
-        <w:t>Diagrama de Fluxo de Dados (</w:t>
-      </w:r>
-      <w:r>
-        <w:rPr>
-          <w:b/>
-          <w:bCs/>
-        </w:rPr>
         <w:t>DFD</w:t>
       </w:r>
-      <w:r>
-        <w:rPr>
-          <w:b/>
-          <w:bCs/>
-        </w:rPr>
-        <w:t>)</w:t>
-      </w:r>
-      <w:r>
-        <w:rPr>
-          <w:b/>
-          <w:bCs/>
-        </w:rPr>
-        <w:t xml:space="preserve"> </w:t>
-      </w:r>
-      <w:r>
-        <w:rPr>
-          <w:b/>
-          <w:bCs/>
-          <w:highlight w:val="yellow"/>
-        </w:rPr>
-        <w:t>ou UML (caso a turma saiba fazer</w:t>
-      </w:r>
-      <w:r>
-        <w:rPr>
-          <w:b/>
-          <w:bCs/>
-          <w:highlight w:val="yellow"/>
-        </w:rPr>
-        <w:t xml:space="preserve"> – definir qual será utilizado em aula</w:t>
-      </w:r>
-      <w:r>
-        <w:rPr>
-          <w:b/>
-          <w:bCs/>
-          <w:highlight w:val="yellow"/>
-        </w:rPr>
-        <w:t>)</w:t>
-      </w:r>
       <w:bookmarkEnd w:id="22"/>
-    </w:p>
-    <w:p>
-      <w:pPr>
-        <w:spacing w:after="0" w:line="240" w:lineRule="auto"/>
-      </w:pPr>
     </w:p>
     <w:p>
       <w:pPr>
@@ -16799,7 +17642,6 @@
         <w:rPr>
           <w:noProof/>
         </w:rPr>
-        <w:lastRenderedPageBreak/>
         <w:drawing>
           <wp:inline distT="0" distB="0" distL="0" distR="0" wp14:anchorId="124AED5C" wp14:editId="0C6FC1A1">
             <wp:extent cx="5760085" cy="3883660"/>
@@ -16859,14 +17701,14 @@
           <w:numId w:val="1"/>
         </w:numPr>
         <w:spacing w:after="0" w:line="240" w:lineRule="auto"/>
-        <w:ind w:left="0"/>
+        <w:ind w:left="0" w:firstLine="0"/>
         <w:outlineLvl w:val="1"/>
         <w:rPr>
           <w:b/>
           <w:bCs/>
         </w:rPr>
       </w:pPr>
-      <w:bookmarkStart w:id="23" w:name="_Toc229604242"/>
+      <w:bookmarkStart w:id="23" w:name="_Toc230814103"/>
       <w:r>
         <w:rPr>
           <w:b/>
@@ -16899,10 +17741,9 @@
     <w:p>
       <w:pPr>
         <w:spacing w:after="0" w:line="240" w:lineRule="auto"/>
-        <w:ind w:firstLine="357"/>
         <w:outlineLvl w:val="2"/>
       </w:pPr>
-      <w:bookmarkStart w:id="24" w:name="_Toc229604243"/>
+      <w:bookmarkStart w:id="24" w:name="_Toc230814104"/>
       <w:r>
         <w:t>7.4.1 Tela de login</w:t>
       </w:r>
@@ -17049,20 +17890,162 @@
     <w:p>
       <w:pPr>
         <w:spacing w:after="0" w:line="240" w:lineRule="auto"/>
+        <w:jc w:val="center"/>
+        <w:rPr>
+          <w:szCs w:val="24"/>
+        </w:rPr>
+      </w:pPr>
+    </w:p>
+    <w:p>
+      <w:pPr>
+        <w:spacing w:after="0" w:line="240" w:lineRule="auto"/>
+        <w:jc w:val="center"/>
+        <w:rPr>
+          <w:szCs w:val="24"/>
+        </w:rPr>
+      </w:pPr>
+    </w:p>
+    <w:p>
+      <w:pPr>
+        <w:spacing w:after="0" w:line="240" w:lineRule="auto"/>
+        <w:jc w:val="center"/>
+        <w:rPr>
+          <w:szCs w:val="24"/>
+        </w:rPr>
+      </w:pPr>
+    </w:p>
+    <w:p>
+      <w:pPr>
+        <w:spacing w:after="0" w:line="240" w:lineRule="auto"/>
+        <w:jc w:val="center"/>
+        <w:rPr>
+          <w:szCs w:val="24"/>
+        </w:rPr>
+      </w:pPr>
+    </w:p>
+    <w:p>
+      <w:pPr>
+        <w:spacing w:after="0" w:line="240" w:lineRule="auto"/>
+        <w:jc w:val="center"/>
+        <w:rPr>
+          <w:szCs w:val="24"/>
+        </w:rPr>
+      </w:pPr>
+    </w:p>
+    <w:p>
+      <w:pPr>
+        <w:spacing w:after="0" w:line="240" w:lineRule="auto"/>
+        <w:jc w:val="center"/>
+        <w:rPr>
+          <w:szCs w:val="24"/>
+        </w:rPr>
+      </w:pPr>
+    </w:p>
+    <w:p>
+      <w:pPr>
+        <w:spacing w:after="0" w:line="240" w:lineRule="auto"/>
+        <w:jc w:val="center"/>
+        <w:rPr>
+          <w:szCs w:val="24"/>
+        </w:rPr>
+      </w:pPr>
+    </w:p>
+    <w:p>
+      <w:pPr>
+        <w:spacing w:after="0" w:line="240" w:lineRule="auto"/>
+        <w:jc w:val="center"/>
+        <w:rPr>
+          <w:szCs w:val="24"/>
+        </w:rPr>
+      </w:pPr>
+    </w:p>
+    <w:p>
+      <w:pPr>
+        <w:spacing w:after="0" w:line="240" w:lineRule="auto"/>
+        <w:jc w:val="center"/>
+        <w:rPr>
+          <w:szCs w:val="24"/>
+        </w:rPr>
+      </w:pPr>
+    </w:p>
+    <w:p>
+      <w:pPr>
+        <w:spacing w:after="0" w:line="240" w:lineRule="auto"/>
+        <w:jc w:val="center"/>
+        <w:rPr>
+          <w:szCs w:val="24"/>
+        </w:rPr>
+      </w:pPr>
+    </w:p>
+    <w:p>
+      <w:pPr>
+        <w:spacing w:after="0" w:line="240" w:lineRule="auto"/>
+        <w:jc w:val="center"/>
+        <w:rPr>
+          <w:szCs w:val="24"/>
+        </w:rPr>
+      </w:pPr>
+    </w:p>
+    <w:p>
+      <w:pPr>
+        <w:spacing w:after="0" w:line="240" w:lineRule="auto"/>
+        <w:jc w:val="center"/>
+        <w:rPr>
+          <w:szCs w:val="24"/>
+        </w:rPr>
+      </w:pPr>
+    </w:p>
+    <w:p>
+      <w:pPr>
+        <w:spacing w:after="0" w:line="240" w:lineRule="auto"/>
+        <w:jc w:val="center"/>
+        <w:rPr>
+          <w:szCs w:val="24"/>
+        </w:rPr>
+      </w:pPr>
+    </w:p>
+    <w:p>
+      <w:pPr>
+        <w:spacing w:after="0" w:line="240" w:lineRule="auto"/>
+        <w:jc w:val="center"/>
+        <w:rPr>
+          <w:szCs w:val="24"/>
+        </w:rPr>
+      </w:pPr>
+    </w:p>
+    <w:p>
+      <w:pPr>
+        <w:spacing w:after="0" w:line="240" w:lineRule="auto"/>
+        <w:jc w:val="center"/>
+        <w:rPr>
+          <w:szCs w:val="24"/>
+        </w:rPr>
+      </w:pPr>
+    </w:p>
+    <w:p>
+      <w:pPr>
+        <w:spacing w:after="0" w:line="240" w:lineRule="auto"/>
+        <w:outlineLvl w:val="2"/>
+      </w:pPr>
+      <w:bookmarkStart w:id="26" w:name="_Toc230814105"/>
+      <w:r>
+        <w:lastRenderedPageBreak/>
+        <w:t>7.4</w:t>
+      </w:r>
+      <w:r>
+        <w:t>.2</w:t>
+      </w:r>
+      <w:r>
+        <w:t xml:space="preserve"> Dashboard da função de administrador</w:t>
+      </w:r>
+      <w:bookmarkEnd w:id="26"/>
+    </w:p>
+    <w:p>
+      <w:pPr>
+        <w:spacing w:after="0" w:line="240" w:lineRule="auto"/>
         <w:ind w:firstLine="708"/>
         <w:outlineLvl w:val="2"/>
       </w:pPr>
-      <w:bookmarkStart w:id="26" w:name="_Toc229604244"/>
-      <w:r>
-        <w:t>7.4</w:t>
-      </w:r>
-      <w:r>
-        <w:t>.2</w:t>
-      </w:r>
-      <w:r>
-        <w:t xml:space="preserve"> Dashboard da função de administrador</w:t>
-      </w:r>
-      <w:bookmarkEnd w:id="26"/>
     </w:p>
     <w:p>
       <w:pPr>
@@ -17074,70 +18057,44 @@
     <w:p>
       <w:pPr>
         <w:spacing w:after="0" w:line="240" w:lineRule="auto"/>
-        <w:ind w:firstLine="708"/>
+      </w:pPr>
+      <w:r>
+        <w:t xml:space="preserve">O dashboard centraliza a gestão financeira por meio de indicadores de faturamento e listagens dinâmicas, utilizando barras de progresso para oferecer uma visão clara </w:t>
+      </w:r>
+      <w:r>
+        <w:t>do s</w:t>
+      </w:r>
+      <w:r>
+        <w:t>tatus das empresas. A navegação superior é estruturada em abas, permitindo a alternância ágil entre os diferentes módulos funcionais do sistema.</w:t>
+      </w:r>
+    </w:p>
+    <w:p>
+      <w:pPr>
+        <w:spacing w:after="0" w:line="240" w:lineRule="auto"/>
+      </w:pPr>
+      <w:r>
+        <w:t>A interface inclui um painel lateral de filtros que possibilita a segmentação precisa dos dados por período e entidade, otimizando o gerenciamento da informação. Essa</w:t>
+      </w:r>
+      <w:r>
+        <w:t xml:space="preserve"> </w:t>
+      </w:r>
+      <w:r>
+        <w:t>estrutura analítica garante que o administrador tenha controle total sobre os dados contábeis, facilitando a tomada de decisão baseada em métricas consolidadas.</w:t>
+      </w:r>
+      <w:bookmarkStart w:id="27" w:name="_Toc229598873"/>
+    </w:p>
+    <w:p>
+      <w:pPr>
+        <w:spacing w:after="0" w:line="240" w:lineRule="auto"/>
         <w:outlineLvl w:val="2"/>
       </w:pPr>
     </w:p>
     <w:p>
       <w:pPr>
         <w:spacing w:after="0" w:line="240" w:lineRule="auto"/>
-      </w:pPr>
-      <w:r>
-        <w:t xml:space="preserve">O dashboard centraliza a gestão financeira por meio de indicadores de faturamento e listagens dinâmicas, utilizando barras de progresso para oferecer uma visão clara </w:t>
-      </w:r>
-      <w:r>
-        <w:t>do s</w:t>
-      </w:r>
-      <w:r>
-        <w:t>tatus das empresas. A navegação superior é estruturada em abas, permitindo a alternância ágil entre os diferentes módulos funcionais do sistema.</w:t>
-      </w:r>
-    </w:p>
-    <w:p>
-      <w:pPr>
-        <w:spacing w:after="0" w:line="240" w:lineRule="auto"/>
-      </w:pPr>
-      <w:r>
-        <w:t>A interface inclui um painel lateral de filtros que possibilita a segmentação precisa dos dados por período e entidade, otimizando o gerenciamento da informação. Essa</w:t>
-      </w:r>
-      <w:r>
-        <w:t xml:space="preserve"> </w:t>
-      </w:r>
-      <w:r>
-        <w:t>estrutura analítica garante que o administrador tenha controle total sobre os dados contábeis, facilitando a tomada de decisão baseada em métricas consolidadas.</w:t>
-      </w:r>
-      <w:bookmarkStart w:id="27" w:name="_Toc229598873"/>
-    </w:p>
-    <w:p>
-      <w:pPr>
-        <w:spacing w:after="0" w:line="240" w:lineRule="auto"/>
-        <w:outlineLvl w:val="2"/>
-      </w:pPr>
-    </w:p>
-    <w:p>
-      <w:pPr>
-        <w:spacing w:after="0" w:line="240" w:lineRule="auto"/>
-        <w:outlineLvl w:val="2"/>
-      </w:pPr>
-    </w:p>
-    <w:p>
-      <w:pPr>
-        <w:spacing w:after="0" w:line="240" w:lineRule="auto"/>
-        <w:outlineLvl w:val="2"/>
-      </w:pPr>
-    </w:p>
-    <w:p>
-      <w:pPr>
-        <w:spacing w:after="0" w:line="240" w:lineRule="auto"/>
-        <w:outlineLvl w:val="2"/>
-      </w:pPr>
-    </w:p>
-    <w:p>
-      <w:pPr>
-        <w:spacing w:after="0" w:line="240" w:lineRule="auto"/>
         <w:jc w:val="center"/>
       </w:pPr>
       <w:r>
-        <w:lastRenderedPageBreak/>
         <w:t xml:space="preserve">Figura </w:t>
       </w:r>
       <w:r>
@@ -17242,6 +18199,135 @@
     <w:p>
       <w:pPr>
         <w:spacing w:after="0" w:line="240" w:lineRule="auto"/>
+        <w:rPr>
+          <w:szCs w:val="24"/>
+        </w:rPr>
+      </w:pPr>
+    </w:p>
+    <w:p>
+      <w:pPr>
+        <w:spacing w:after="0" w:line="240" w:lineRule="auto"/>
+        <w:rPr>
+          <w:szCs w:val="24"/>
+        </w:rPr>
+      </w:pPr>
+    </w:p>
+    <w:p>
+      <w:pPr>
+        <w:spacing w:after="0" w:line="240" w:lineRule="auto"/>
+        <w:rPr>
+          <w:szCs w:val="24"/>
+        </w:rPr>
+      </w:pPr>
+    </w:p>
+    <w:p>
+      <w:pPr>
+        <w:spacing w:after="0" w:line="240" w:lineRule="auto"/>
+        <w:rPr>
+          <w:szCs w:val="24"/>
+        </w:rPr>
+      </w:pPr>
+    </w:p>
+    <w:p>
+      <w:pPr>
+        <w:spacing w:after="0" w:line="240" w:lineRule="auto"/>
+        <w:rPr>
+          <w:szCs w:val="24"/>
+        </w:rPr>
+      </w:pPr>
+    </w:p>
+    <w:p>
+      <w:pPr>
+        <w:spacing w:after="0" w:line="240" w:lineRule="auto"/>
+        <w:rPr>
+          <w:szCs w:val="24"/>
+        </w:rPr>
+      </w:pPr>
+    </w:p>
+    <w:p>
+      <w:pPr>
+        <w:spacing w:after="0" w:line="240" w:lineRule="auto"/>
+        <w:rPr>
+          <w:szCs w:val="24"/>
+        </w:rPr>
+      </w:pPr>
+    </w:p>
+    <w:p>
+      <w:pPr>
+        <w:spacing w:after="0" w:line="240" w:lineRule="auto"/>
+        <w:rPr>
+          <w:szCs w:val="24"/>
+        </w:rPr>
+      </w:pPr>
+    </w:p>
+    <w:p>
+      <w:pPr>
+        <w:spacing w:after="0" w:line="240" w:lineRule="auto"/>
+        <w:rPr>
+          <w:szCs w:val="24"/>
+        </w:rPr>
+      </w:pPr>
+    </w:p>
+    <w:p>
+      <w:pPr>
+        <w:spacing w:after="0" w:line="240" w:lineRule="auto"/>
+        <w:rPr>
+          <w:szCs w:val="24"/>
+        </w:rPr>
+      </w:pPr>
+    </w:p>
+    <w:p>
+      <w:pPr>
+        <w:spacing w:after="0" w:line="240" w:lineRule="auto"/>
+        <w:rPr>
+          <w:szCs w:val="24"/>
+        </w:rPr>
+      </w:pPr>
+    </w:p>
+    <w:p>
+      <w:pPr>
+        <w:spacing w:after="0" w:line="240" w:lineRule="auto"/>
+        <w:rPr>
+          <w:szCs w:val="24"/>
+        </w:rPr>
+      </w:pPr>
+    </w:p>
+    <w:p>
+      <w:pPr>
+        <w:spacing w:after="0" w:line="240" w:lineRule="auto"/>
+        <w:rPr>
+          <w:szCs w:val="24"/>
+        </w:rPr>
+      </w:pPr>
+    </w:p>
+    <w:p>
+      <w:pPr>
+        <w:spacing w:after="0" w:line="240" w:lineRule="auto"/>
+        <w:rPr>
+          <w:szCs w:val="24"/>
+        </w:rPr>
+      </w:pPr>
+    </w:p>
+    <w:p>
+      <w:pPr>
+        <w:spacing w:after="0" w:line="240" w:lineRule="auto"/>
+        <w:rPr>
+          <w:szCs w:val="24"/>
+        </w:rPr>
+      </w:pPr>
+    </w:p>
+    <w:p>
+      <w:pPr>
+        <w:spacing w:after="0" w:line="240" w:lineRule="auto"/>
+        <w:rPr>
+          <w:szCs w:val="24"/>
+        </w:rPr>
+      </w:pPr>
+    </w:p>
+    <w:p>
+      <w:pPr>
+        <w:spacing w:after="0" w:line="240" w:lineRule="auto"/>
+        <w:ind w:hanging="142"/>
         <w:outlineLvl w:val="2"/>
         <w:rPr>
           <w:szCs w:val="24"/>
@@ -17251,9 +18337,10 @@
         <w:rPr>
           <w:szCs w:val="24"/>
         </w:rPr>
+        <w:lastRenderedPageBreak/>
         <w:tab/>
       </w:r>
-      <w:bookmarkStart w:id="28" w:name="_Toc229604245"/>
+      <w:bookmarkStart w:id="28" w:name="_Toc230814106"/>
       <w:r>
         <w:rPr>
           <w:szCs w:val="24"/>
@@ -17317,133 +18404,12 @@
     <w:p>
       <w:pPr>
         <w:spacing w:after="0" w:line="240" w:lineRule="auto"/>
+        <w:jc w:val="center"/>
         <w:rPr>
           <w:szCs w:val="24"/>
         </w:rPr>
       </w:pPr>
-    </w:p>
-    <w:p>
-      <w:pPr>
-        <w:spacing w:after="0" w:line="240" w:lineRule="auto"/>
-        <w:rPr>
-          <w:szCs w:val="24"/>
-        </w:rPr>
-      </w:pPr>
-    </w:p>
-    <w:p>
-      <w:pPr>
-        <w:spacing w:after="0" w:line="240" w:lineRule="auto"/>
-        <w:rPr>
-          <w:szCs w:val="24"/>
-        </w:rPr>
-      </w:pPr>
-    </w:p>
-    <w:p>
-      <w:pPr>
-        <w:spacing w:after="0" w:line="240" w:lineRule="auto"/>
-        <w:rPr>
-          <w:szCs w:val="24"/>
-        </w:rPr>
-      </w:pPr>
-    </w:p>
-    <w:p>
-      <w:pPr>
-        <w:spacing w:after="0" w:line="240" w:lineRule="auto"/>
-        <w:rPr>
-          <w:szCs w:val="24"/>
-        </w:rPr>
-      </w:pPr>
-    </w:p>
-    <w:p>
-      <w:pPr>
-        <w:spacing w:after="0" w:line="240" w:lineRule="auto"/>
-        <w:rPr>
-          <w:szCs w:val="24"/>
-        </w:rPr>
-      </w:pPr>
-    </w:p>
-    <w:p>
-      <w:pPr>
-        <w:spacing w:after="0" w:line="240" w:lineRule="auto"/>
-        <w:rPr>
-          <w:szCs w:val="24"/>
-        </w:rPr>
-      </w:pPr>
-    </w:p>
-    <w:p>
-      <w:pPr>
-        <w:spacing w:after="0" w:line="240" w:lineRule="auto"/>
-        <w:rPr>
-          <w:szCs w:val="24"/>
-        </w:rPr>
-      </w:pPr>
-    </w:p>
-    <w:p>
-      <w:pPr>
-        <w:spacing w:after="0" w:line="240" w:lineRule="auto"/>
-        <w:rPr>
-          <w:szCs w:val="24"/>
-        </w:rPr>
-      </w:pPr>
-    </w:p>
-    <w:p>
-      <w:pPr>
-        <w:spacing w:after="0" w:line="240" w:lineRule="auto"/>
-        <w:rPr>
-          <w:szCs w:val="24"/>
-        </w:rPr>
-      </w:pPr>
-    </w:p>
-    <w:p>
-      <w:pPr>
-        <w:spacing w:after="0" w:line="240" w:lineRule="auto"/>
-        <w:rPr>
-          <w:szCs w:val="24"/>
-        </w:rPr>
-      </w:pPr>
-    </w:p>
-    <w:p>
-      <w:pPr>
-        <w:spacing w:after="0" w:line="240" w:lineRule="auto"/>
-        <w:rPr>
-          <w:szCs w:val="24"/>
-        </w:rPr>
-      </w:pPr>
-    </w:p>
-    <w:p>
-      <w:pPr>
-        <w:spacing w:after="0" w:line="240" w:lineRule="auto"/>
-        <w:rPr>
-          <w:szCs w:val="24"/>
-        </w:rPr>
-      </w:pPr>
-    </w:p>
-    <w:p>
-      <w:pPr>
-        <w:spacing w:after="0" w:line="240" w:lineRule="auto"/>
-        <w:rPr>
-          <w:szCs w:val="24"/>
-        </w:rPr>
-      </w:pPr>
-    </w:p>
-    <w:p>
-      <w:pPr>
-        <w:spacing w:after="0" w:line="240" w:lineRule="auto"/>
-        <w:rPr>
-          <w:szCs w:val="24"/>
-        </w:rPr>
-      </w:pPr>
-    </w:p>
-    <w:p>
-      <w:pPr>
-        <w:spacing w:after="0" w:line="240" w:lineRule="auto"/>
-        <w:jc w:val="center"/>
-        <w:rPr>
-          <w:szCs w:val="24"/>
-        </w:rPr>
-      </w:pPr>
-      <w:r>
-        <w:lastRenderedPageBreak/>
+      <w:r>
         <w:t xml:space="preserve">Figura </w:t>
       </w:r>
       <w:r>
@@ -17543,25 +18509,108 @@
     <w:p>
       <w:pPr>
         <w:spacing w:after="0" w:line="240" w:lineRule="auto"/>
+      </w:pPr>
+    </w:p>
+    <w:p>
+      <w:pPr>
+        <w:spacing w:after="0" w:line="240" w:lineRule="auto"/>
+      </w:pPr>
+    </w:p>
+    <w:p>
+      <w:pPr>
+        <w:spacing w:after="0" w:line="240" w:lineRule="auto"/>
+      </w:pPr>
+    </w:p>
+    <w:p>
+      <w:pPr>
+        <w:spacing w:after="0" w:line="240" w:lineRule="auto"/>
+      </w:pPr>
+    </w:p>
+    <w:p>
+      <w:pPr>
+        <w:spacing w:after="0" w:line="240" w:lineRule="auto"/>
+      </w:pPr>
+    </w:p>
+    <w:p>
+      <w:pPr>
+        <w:spacing w:after="0" w:line="240" w:lineRule="auto"/>
+      </w:pPr>
+    </w:p>
+    <w:p>
+      <w:pPr>
+        <w:spacing w:after="0" w:line="240" w:lineRule="auto"/>
+      </w:pPr>
+    </w:p>
+    <w:p>
+      <w:pPr>
+        <w:spacing w:after="0" w:line="240" w:lineRule="auto"/>
+      </w:pPr>
+    </w:p>
+    <w:p>
+      <w:pPr>
+        <w:spacing w:after="0" w:line="240" w:lineRule="auto"/>
+      </w:pPr>
+    </w:p>
+    <w:p>
+      <w:pPr>
+        <w:spacing w:after="0" w:line="240" w:lineRule="auto"/>
+      </w:pPr>
+    </w:p>
+    <w:p>
+      <w:pPr>
+        <w:spacing w:after="0" w:line="240" w:lineRule="auto"/>
+      </w:pPr>
+    </w:p>
+    <w:p>
+      <w:pPr>
+        <w:spacing w:after="0" w:line="240" w:lineRule="auto"/>
+      </w:pPr>
+    </w:p>
+    <w:p>
+      <w:pPr>
+        <w:spacing w:after="0" w:line="240" w:lineRule="auto"/>
+      </w:pPr>
+    </w:p>
+    <w:p>
+      <w:pPr>
+        <w:spacing w:after="0" w:line="240" w:lineRule="auto"/>
+      </w:pPr>
+    </w:p>
+    <w:p>
+      <w:pPr>
+        <w:spacing w:after="0" w:line="240" w:lineRule="auto"/>
+      </w:pPr>
+    </w:p>
+    <w:p>
+      <w:pPr>
+        <w:spacing w:after="0" w:line="240" w:lineRule="auto"/>
+      </w:pPr>
+    </w:p>
+    <w:p>
+      <w:pPr>
+        <w:spacing w:after="0" w:line="240" w:lineRule="auto"/>
         <w:outlineLvl w:val="2"/>
         <w:rPr>
           <w:szCs w:val="24"/>
         </w:rPr>
       </w:pPr>
+      <w:bookmarkStart w:id="30" w:name="_Toc230814107"/>
       <w:r>
         <w:rPr>
           <w:szCs w:val="24"/>
         </w:rPr>
-        <w:tab/>
-      </w:r>
-      <w:bookmarkStart w:id="30" w:name="_Toc229604246"/>
-      <w:r>
+        <w:lastRenderedPageBreak/>
+        <w:t>7.4.4 Tela de cadastro de usuários</w:t>
+      </w:r>
+      <w:bookmarkEnd w:id="30"/>
+    </w:p>
+    <w:p>
+      <w:pPr>
+        <w:spacing w:after="0" w:line="240" w:lineRule="auto"/>
         <w:rPr>
           <w:szCs w:val="24"/>
         </w:rPr>
-        <w:t>7.4.4 Tela de cadastro de usuários</w:t>
-      </w:r>
-      <w:bookmarkEnd w:id="30"/>
+      </w:pPr>
     </w:p>
     <w:p>
       <w:pPr>
@@ -17570,41 +18619,41 @@
           <w:szCs w:val="24"/>
         </w:rPr>
       </w:pPr>
-    </w:p>
-    <w:p>
-      <w:pPr>
-        <w:spacing w:after="0" w:line="240" w:lineRule="auto"/>
+      <w:r>
         <w:rPr>
           <w:szCs w:val="24"/>
         </w:rPr>
-      </w:pPr>
-      <w:r>
+        <w:t xml:space="preserve">A interface de gestão de usuários funciona como um controle de acessos, permitindo que o escritório de contabilidade administre as permissões dos colaboradores de cada cliente. O formulário de cadastro vincula indivíduos a empresas específicas e define níveis de autoridade, como os papéis de gerente ou visualizador. </w:t>
+      </w:r>
+    </w:p>
+    <w:p>
+      <w:pPr>
+        <w:spacing w:after="0" w:line="240" w:lineRule="auto"/>
         <w:rPr>
           <w:szCs w:val="24"/>
         </w:rPr>
-        <w:t xml:space="preserve">A interface de gestão de usuários funciona como um controle de acessos, permitindo que o escritório de contabilidade administre as permissões dos colaboradores de cada cliente. O formulário de cadastro vincula indivíduos a empresas específicas e define níveis de autoridade, como os papéis de gerente ou visualizador. </w:t>
-      </w:r>
-    </w:p>
-    <w:p>
-      <w:pPr>
-        <w:spacing w:after="0" w:line="240" w:lineRule="auto"/>
+      </w:pPr>
+      <w:r>
         <w:rPr>
           <w:szCs w:val="24"/>
         </w:rPr>
-      </w:pPr>
+        <w:t>Na parte inferior, um inventário dinâmico exibe os usuários ativos com informações de cargo e remuneração, facilitando o monitoramento administrativo. A plataforma disponibiliza recursos de manutenção direta para editar ou revogar acessos, assegurando que apenas pessoas autorizadas visualizem documentos e relatórios sensíveis</w:t>
+      </w:r>
       <w:r>
         <w:rPr>
           <w:szCs w:val="24"/>
         </w:rPr>
-        <w:t>Na parte inferior, um inventário dinâmico exibe os usuários ativos com informações de cargo e remuneração, facilitando o monitoramento administrativo. A plataforma disponibiliza recursos de manutenção direta para editar ou revogar acessos, assegurando que apenas pessoas autorizadas visualizem documentos e relatórios sensíveis</w:t>
-      </w:r>
-      <w:r>
+        <w:t>.</w:t>
+      </w:r>
+      <w:bookmarkStart w:id="31" w:name="_Toc229598875"/>
+    </w:p>
+    <w:p>
+      <w:pPr>
+        <w:spacing w:after="0" w:line="240" w:lineRule="auto"/>
         <w:rPr>
           <w:szCs w:val="24"/>
         </w:rPr>
-        <w:t>.</w:t>
-      </w:r>
-      <w:bookmarkStart w:id="31" w:name="_Toc229598875"/>
+      </w:pPr>
     </w:p>
     <w:p>
       <w:pPr>
@@ -17612,7 +18661,6 @@
         <w:jc w:val="center"/>
       </w:pPr>
       <w:r>
-        <w:lastRenderedPageBreak/>
         <w:t>F</w:t>
       </w:r>
       <w:r>
@@ -17709,17 +18757,170 @@
     <w:p>
       <w:pPr>
         <w:spacing w:after="0" w:line="240" w:lineRule="auto"/>
-        <w:ind w:firstLine="708"/>
         <w:outlineLvl w:val="2"/>
         <w:rPr>
           <w:szCs w:val="24"/>
         </w:rPr>
       </w:pPr>
-      <w:bookmarkStart w:id="32" w:name="_Toc229604247"/>
-      <w:r>
+    </w:p>
+    <w:p>
+      <w:pPr>
+        <w:spacing w:after="0" w:line="240" w:lineRule="auto"/>
+        <w:outlineLvl w:val="2"/>
         <w:rPr>
           <w:szCs w:val="24"/>
         </w:rPr>
+      </w:pPr>
+    </w:p>
+    <w:p>
+      <w:pPr>
+        <w:spacing w:after="0" w:line="240" w:lineRule="auto"/>
+        <w:outlineLvl w:val="2"/>
+        <w:rPr>
+          <w:szCs w:val="24"/>
+        </w:rPr>
+      </w:pPr>
+    </w:p>
+    <w:p>
+      <w:pPr>
+        <w:spacing w:after="0" w:line="240" w:lineRule="auto"/>
+        <w:outlineLvl w:val="2"/>
+        <w:rPr>
+          <w:szCs w:val="24"/>
+        </w:rPr>
+      </w:pPr>
+    </w:p>
+    <w:p>
+      <w:pPr>
+        <w:spacing w:after="0" w:line="240" w:lineRule="auto"/>
+        <w:outlineLvl w:val="2"/>
+        <w:rPr>
+          <w:szCs w:val="24"/>
+        </w:rPr>
+      </w:pPr>
+    </w:p>
+    <w:p>
+      <w:pPr>
+        <w:spacing w:after="0" w:line="240" w:lineRule="auto"/>
+        <w:outlineLvl w:val="2"/>
+        <w:rPr>
+          <w:szCs w:val="24"/>
+        </w:rPr>
+      </w:pPr>
+    </w:p>
+    <w:p>
+      <w:pPr>
+        <w:spacing w:after="0" w:line="240" w:lineRule="auto"/>
+        <w:outlineLvl w:val="2"/>
+        <w:rPr>
+          <w:szCs w:val="24"/>
+        </w:rPr>
+      </w:pPr>
+    </w:p>
+    <w:p>
+      <w:pPr>
+        <w:spacing w:after="0" w:line="240" w:lineRule="auto"/>
+        <w:outlineLvl w:val="2"/>
+        <w:rPr>
+          <w:szCs w:val="24"/>
+        </w:rPr>
+      </w:pPr>
+    </w:p>
+    <w:p>
+      <w:pPr>
+        <w:spacing w:after="0" w:line="240" w:lineRule="auto"/>
+        <w:outlineLvl w:val="2"/>
+        <w:rPr>
+          <w:szCs w:val="24"/>
+        </w:rPr>
+      </w:pPr>
+    </w:p>
+    <w:p>
+      <w:pPr>
+        <w:spacing w:after="0" w:line="240" w:lineRule="auto"/>
+        <w:outlineLvl w:val="2"/>
+        <w:rPr>
+          <w:szCs w:val="24"/>
+        </w:rPr>
+      </w:pPr>
+    </w:p>
+    <w:p>
+      <w:pPr>
+        <w:spacing w:after="0" w:line="240" w:lineRule="auto"/>
+        <w:outlineLvl w:val="2"/>
+        <w:rPr>
+          <w:szCs w:val="24"/>
+        </w:rPr>
+      </w:pPr>
+    </w:p>
+    <w:p>
+      <w:pPr>
+        <w:spacing w:after="0" w:line="240" w:lineRule="auto"/>
+        <w:outlineLvl w:val="2"/>
+        <w:rPr>
+          <w:szCs w:val="24"/>
+        </w:rPr>
+      </w:pPr>
+    </w:p>
+    <w:p>
+      <w:pPr>
+        <w:spacing w:after="0" w:line="240" w:lineRule="auto"/>
+        <w:outlineLvl w:val="2"/>
+        <w:rPr>
+          <w:szCs w:val="24"/>
+        </w:rPr>
+      </w:pPr>
+    </w:p>
+    <w:p>
+      <w:pPr>
+        <w:spacing w:after="0" w:line="240" w:lineRule="auto"/>
+        <w:outlineLvl w:val="2"/>
+        <w:rPr>
+          <w:szCs w:val="24"/>
+        </w:rPr>
+      </w:pPr>
+    </w:p>
+    <w:p>
+      <w:pPr>
+        <w:spacing w:after="0" w:line="240" w:lineRule="auto"/>
+        <w:outlineLvl w:val="2"/>
+        <w:rPr>
+          <w:szCs w:val="24"/>
+        </w:rPr>
+      </w:pPr>
+    </w:p>
+    <w:p>
+      <w:pPr>
+        <w:spacing w:after="0" w:line="240" w:lineRule="auto"/>
+        <w:outlineLvl w:val="2"/>
+        <w:rPr>
+          <w:szCs w:val="24"/>
+        </w:rPr>
+      </w:pPr>
+    </w:p>
+    <w:p>
+      <w:pPr>
+        <w:spacing w:after="0" w:line="240" w:lineRule="auto"/>
+        <w:outlineLvl w:val="2"/>
+        <w:rPr>
+          <w:szCs w:val="24"/>
+        </w:rPr>
+      </w:pPr>
+    </w:p>
+    <w:p>
+      <w:pPr>
+        <w:spacing w:after="0" w:line="240" w:lineRule="auto"/>
+        <w:outlineLvl w:val="2"/>
+        <w:rPr>
+          <w:szCs w:val="24"/>
+        </w:rPr>
+      </w:pPr>
+      <w:bookmarkStart w:id="32" w:name="_Toc230814108"/>
+      <w:r>
+        <w:rPr>
+          <w:szCs w:val="24"/>
+        </w:rPr>
+        <w:lastRenderedPageBreak/>
         <w:t>7.4.5 Menu MEI</w:t>
       </w:r>
       <w:bookmarkEnd w:id="32"/>
@@ -17780,7 +18981,6 @@
           <w:sz w:val="24"/>
           <w:szCs w:val="24"/>
         </w:rPr>
-        <w:lastRenderedPageBreak/>
         <w:t xml:space="preserve">Figura </w:t>
       </w:r>
       <w:r>
@@ -17903,22 +19103,161 @@
     <w:p>
       <w:pPr>
         <w:spacing w:after="0" w:line="240" w:lineRule="auto"/>
+        <w:rPr>
+          <w:szCs w:val="24"/>
+        </w:rPr>
+      </w:pPr>
+    </w:p>
+    <w:p>
+      <w:pPr>
+        <w:spacing w:after="0" w:line="240" w:lineRule="auto"/>
+        <w:rPr>
+          <w:szCs w:val="24"/>
+        </w:rPr>
+      </w:pPr>
+    </w:p>
+    <w:p>
+      <w:pPr>
+        <w:spacing w:after="0" w:line="240" w:lineRule="auto"/>
+        <w:rPr>
+          <w:szCs w:val="24"/>
+        </w:rPr>
+      </w:pPr>
+    </w:p>
+    <w:p>
+      <w:pPr>
+        <w:spacing w:after="0" w:line="240" w:lineRule="auto"/>
+        <w:rPr>
+          <w:szCs w:val="24"/>
+        </w:rPr>
+      </w:pPr>
+    </w:p>
+    <w:p>
+      <w:pPr>
+        <w:spacing w:after="0" w:line="240" w:lineRule="auto"/>
+        <w:rPr>
+          <w:szCs w:val="24"/>
+        </w:rPr>
+      </w:pPr>
+    </w:p>
+    <w:p>
+      <w:pPr>
+        <w:spacing w:after="0" w:line="240" w:lineRule="auto"/>
+        <w:rPr>
+          <w:szCs w:val="24"/>
+        </w:rPr>
+      </w:pPr>
+    </w:p>
+    <w:p>
+      <w:pPr>
+        <w:spacing w:after="0" w:line="240" w:lineRule="auto"/>
+        <w:rPr>
+          <w:szCs w:val="24"/>
+        </w:rPr>
+      </w:pPr>
+    </w:p>
+    <w:p>
+      <w:pPr>
+        <w:spacing w:after="0" w:line="240" w:lineRule="auto"/>
+        <w:rPr>
+          <w:szCs w:val="24"/>
+        </w:rPr>
+      </w:pPr>
+    </w:p>
+    <w:p>
+      <w:pPr>
+        <w:spacing w:after="0" w:line="240" w:lineRule="auto"/>
+        <w:rPr>
+          <w:szCs w:val="24"/>
+        </w:rPr>
+      </w:pPr>
+    </w:p>
+    <w:p>
+      <w:pPr>
+        <w:spacing w:after="0" w:line="240" w:lineRule="auto"/>
+        <w:rPr>
+          <w:szCs w:val="24"/>
+        </w:rPr>
+      </w:pPr>
+    </w:p>
+    <w:p>
+      <w:pPr>
+        <w:spacing w:after="0" w:line="240" w:lineRule="auto"/>
+        <w:rPr>
+          <w:szCs w:val="24"/>
+        </w:rPr>
+      </w:pPr>
+    </w:p>
+    <w:p>
+      <w:pPr>
+        <w:spacing w:after="0" w:line="240" w:lineRule="auto"/>
+        <w:rPr>
+          <w:szCs w:val="24"/>
+        </w:rPr>
+      </w:pPr>
+    </w:p>
+    <w:p>
+      <w:pPr>
+        <w:spacing w:after="0" w:line="240" w:lineRule="auto"/>
+        <w:rPr>
+          <w:szCs w:val="24"/>
+        </w:rPr>
+      </w:pPr>
+    </w:p>
+    <w:p>
+      <w:pPr>
+        <w:spacing w:after="0" w:line="240" w:lineRule="auto"/>
+        <w:rPr>
+          <w:szCs w:val="24"/>
+        </w:rPr>
+      </w:pPr>
+    </w:p>
+    <w:p>
+      <w:pPr>
+        <w:spacing w:after="0" w:line="240" w:lineRule="auto"/>
+        <w:rPr>
+          <w:szCs w:val="24"/>
+        </w:rPr>
+      </w:pPr>
+    </w:p>
+    <w:p>
+      <w:pPr>
+        <w:spacing w:after="0" w:line="240" w:lineRule="auto"/>
+        <w:rPr>
+          <w:szCs w:val="24"/>
+        </w:rPr>
+      </w:pPr>
+    </w:p>
+    <w:p>
+      <w:pPr>
+        <w:spacing w:after="0" w:line="240" w:lineRule="auto"/>
+        <w:rPr>
+          <w:szCs w:val="24"/>
+        </w:rPr>
+      </w:pPr>
+    </w:p>
+    <w:p>
+      <w:pPr>
+        <w:spacing w:after="0" w:line="240" w:lineRule="auto"/>
+        <w:rPr>
+          <w:szCs w:val="24"/>
+        </w:rPr>
+      </w:pPr>
+    </w:p>
+    <w:p>
+      <w:pPr>
+        <w:spacing w:after="0" w:line="240" w:lineRule="auto"/>
         <w:outlineLvl w:val="2"/>
         <w:rPr>
           <w:szCs w:val="24"/>
         </w:rPr>
       </w:pPr>
+      <w:bookmarkStart w:id="34" w:name="_Toc230814109"/>
       <w:r>
         <w:rPr>
           <w:szCs w:val="24"/>
         </w:rPr>
-        <w:tab/>
-      </w:r>
-      <w:bookmarkStart w:id="34" w:name="_Toc229604248"/>
-      <w:r>
-        <w:rPr>
-          <w:szCs w:val="24"/>
-        </w:rPr>
+        <w:lastRenderedPageBreak/>
         <w:t>7.4.6 Menu ME</w:t>
       </w:r>
       <w:bookmarkEnd w:id="34"/>
@@ -17982,12 +19321,8 @@
     </w:p>
     <w:p>
       <w:pPr>
-        <w:spacing w:after="0" w:line="240" w:lineRule="auto"/>
-      </w:pPr>
-    </w:p>
-    <w:p>
-      <w:pPr>
         <w:pStyle w:val="Legenda"/>
+        <w:jc w:val="both"/>
         <w:rPr>
           <w:sz w:val="24"/>
           <w:szCs w:val="24"/>
@@ -18002,147 +19337,11 @@
           <w:szCs w:val="24"/>
         </w:rPr>
       </w:pPr>
-    </w:p>
-    <w:p>
-      <w:pPr>
-        <w:pStyle w:val="Legenda"/>
+      <w:r>
         <w:rPr>
           <w:sz w:val="24"/>
           <w:szCs w:val="24"/>
         </w:rPr>
-      </w:pPr>
-    </w:p>
-    <w:p>
-      <w:pPr>
-        <w:pStyle w:val="Legenda"/>
-        <w:rPr>
-          <w:sz w:val="24"/>
-          <w:szCs w:val="24"/>
-        </w:rPr>
-      </w:pPr>
-    </w:p>
-    <w:p>
-      <w:pPr>
-        <w:pStyle w:val="Legenda"/>
-        <w:rPr>
-          <w:sz w:val="24"/>
-          <w:szCs w:val="24"/>
-        </w:rPr>
-      </w:pPr>
-    </w:p>
-    <w:p>
-      <w:pPr>
-        <w:pStyle w:val="Legenda"/>
-        <w:rPr>
-          <w:sz w:val="24"/>
-          <w:szCs w:val="24"/>
-        </w:rPr>
-      </w:pPr>
-    </w:p>
-    <w:p>
-      <w:pPr>
-        <w:pStyle w:val="Legenda"/>
-        <w:rPr>
-          <w:sz w:val="24"/>
-          <w:szCs w:val="24"/>
-        </w:rPr>
-      </w:pPr>
-    </w:p>
-    <w:p>
-      <w:pPr>
-        <w:pStyle w:val="Legenda"/>
-        <w:rPr>
-          <w:sz w:val="24"/>
-          <w:szCs w:val="24"/>
-        </w:rPr>
-      </w:pPr>
-    </w:p>
-    <w:p>
-      <w:pPr>
-        <w:pStyle w:val="Legenda"/>
-        <w:rPr>
-          <w:sz w:val="24"/>
-          <w:szCs w:val="24"/>
-        </w:rPr>
-      </w:pPr>
-    </w:p>
-    <w:p>
-      <w:pPr>
-        <w:pStyle w:val="Legenda"/>
-        <w:rPr>
-          <w:sz w:val="24"/>
-          <w:szCs w:val="24"/>
-        </w:rPr>
-      </w:pPr>
-    </w:p>
-    <w:p>
-      <w:pPr>
-        <w:pStyle w:val="Legenda"/>
-        <w:rPr>
-          <w:sz w:val="24"/>
-          <w:szCs w:val="24"/>
-        </w:rPr>
-      </w:pPr>
-    </w:p>
-    <w:p>
-      <w:pPr>
-        <w:pStyle w:val="Legenda"/>
-        <w:rPr>
-          <w:sz w:val="24"/>
-          <w:szCs w:val="24"/>
-        </w:rPr>
-      </w:pPr>
-    </w:p>
-    <w:p>
-      <w:pPr>
-        <w:pStyle w:val="Legenda"/>
-        <w:rPr>
-          <w:sz w:val="24"/>
-          <w:szCs w:val="24"/>
-        </w:rPr>
-      </w:pPr>
-    </w:p>
-    <w:p>
-      <w:pPr>
-        <w:pStyle w:val="Legenda"/>
-        <w:rPr>
-          <w:sz w:val="24"/>
-          <w:szCs w:val="24"/>
-        </w:rPr>
-      </w:pPr>
-    </w:p>
-    <w:p>
-      <w:pPr>
-        <w:pStyle w:val="Legenda"/>
-        <w:rPr>
-          <w:sz w:val="24"/>
-          <w:szCs w:val="24"/>
-        </w:rPr>
-      </w:pPr>
-    </w:p>
-    <w:p>
-      <w:pPr>
-        <w:pStyle w:val="Legenda"/>
-        <w:rPr>
-          <w:sz w:val="24"/>
-          <w:szCs w:val="24"/>
-        </w:rPr>
-      </w:pPr>
-    </w:p>
-    <w:p>
-      <w:pPr>
-        <w:pStyle w:val="Legenda"/>
-        <w:rPr>
-          <w:sz w:val="24"/>
-          <w:szCs w:val="24"/>
-        </w:rPr>
-      </w:pPr>
-      <w:r>
-        <w:rPr>
-          <w:sz w:val="24"/>
-          <w:szCs w:val="24"/>
-        </w:rPr>
-        <w:lastRenderedPageBreak/>
         <w:t xml:space="preserve">Figura </w:t>
       </w:r>
       <w:r>
@@ -18268,26 +19467,190 @@
     <w:p>
       <w:pPr>
         <w:spacing w:after="0" w:line="240" w:lineRule="auto"/>
+        <w:rPr>
+          <w:sz w:val="20"/>
+          <w:szCs w:val="20"/>
+        </w:rPr>
+      </w:pPr>
+    </w:p>
+    <w:p>
+      <w:pPr>
+        <w:spacing w:after="0" w:line="240" w:lineRule="auto"/>
+        <w:rPr>
+          <w:sz w:val="20"/>
+          <w:szCs w:val="20"/>
+        </w:rPr>
+      </w:pPr>
+    </w:p>
+    <w:p>
+      <w:pPr>
+        <w:spacing w:after="0" w:line="240" w:lineRule="auto"/>
+        <w:rPr>
+          <w:sz w:val="20"/>
+          <w:szCs w:val="20"/>
+        </w:rPr>
+      </w:pPr>
+    </w:p>
+    <w:p>
+      <w:pPr>
+        <w:spacing w:after="0" w:line="240" w:lineRule="auto"/>
+        <w:rPr>
+          <w:sz w:val="20"/>
+          <w:szCs w:val="20"/>
+        </w:rPr>
+      </w:pPr>
+    </w:p>
+    <w:p>
+      <w:pPr>
+        <w:spacing w:after="0" w:line="240" w:lineRule="auto"/>
+        <w:rPr>
+          <w:sz w:val="20"/>
+          <w:szCs w:val="20"/>
+        </w:rPr>
+      </w:pPr>
+    </w:p>
+    <w:p>
+      <w:pPr>
+        <w:spacing w:after="0" w:line="240" w:lineRule="auto"/>
+        <w:rPr>
+          <w:sz w:val="20"/>
+          <w:szCs w:val="20"/>
+        </w:rPr>
+      </w:pPr>
+    </w:p>
+    <w:p>
+      <w:pPr>
+        <w:spacing w:after="0" w:line="240" w:lineRule="auto"/>
+        <w:rPr>
+          <w:sz w:val="20"/>
+          <w:szCs w:val="20"/>
+        </w:rPr>
+      </w:pPr>
+    </w:p>
+    <w:p>
+      <w:pPr>
+        <w:spacing w:after="0" w:line="240" w:lineRule="auto"/>
+        <w:rPr>
+          <w:sz w:val="20"/>
+          <w:szCs w:val="20"/>
+        </w:rPr>
+      </w:pPr>
+    </w:p>
+    <w:p>
+      <w:pPr>
+        <w:spacing w:after="0" w:line="240" w:lineRule="auto"/>
+        <w:rPr>
+          <w:sz w:val="20"/>
+          <w:szCs w:val="20"/>
+        </w:rPr>
+      </w:pPr>
+    </w:p>
+    <w:p>
+      <w:pPr>
+        <w:spacing w:after="0" w:line="240" w:lineRule="auto"/>
+        <w:rPr>
+          <w:sz w:val="20"/>
+          <w:szCs w:val="20"/>
+        </w:rPr>
+      </w:pPr>
+    </w:p>
+    <w:p>
+      <w:pPr>
+        <w:spacing w:after="0" w:line="240" w:lineRule="auto"/>
+        <w:rPr>
+          <w:sz w:val="20"/>
+          <w:szCs w:val="20"/>
+        </w:rPr>
+      </w:pPr>
+    </w:p>
+    <w:p>
+      <w:pPr>
+        <w:spacing w:after="0" w:line="240" w:lineRule="auto"/>
+        <w:rPr>
+          <w:sz w:val="20"/>
+          <w:szCs w:val="20"/>
+        </w:rPr>
+      </w:pPr>
+    </w:p>
+    <w:p>
+      <w:pPr>
+        <w:spacing w:after="0" w:line="240" w:lineRule="auto"/>
+        <w:rPr>
+          <w:sz w:val="20"/>
+          <w:szCs w:val="20"/>
+        </w:rPr>
+      </w:pPr>
+    </w:p>
+    <w:p>
+      <w:pPr>
+        <w:spacing w:after="0" w:line="240" w:lineRule="auto"/>
+        <w:rPr>
+          <w:sz w:val="20"/>
+          <w:szCs w:val="20"/>
+        </w:rPr>
+      </w:pPr>
+    </w:p>
+    <w:p>
+      <w:pPr>
+        <w:spacing w:after="0" w:line="240" w:lineRule="auto"/>
+        <w:rPr>
+          <w:sz w:val="20"/>
+          <w:szCs w:val="20"/>
+        </w:rPr>
+      </w:pPr>
+    </w:p>
+    <w:p>
+      <w:pPr>
+        <w:spacing w:after="0" w:line="240" w:lineRule="auto"/>
+        <w:rPr>
+          <w:sz w:val="20"/>
+          <w:szCs w:val="20"/>
+        </w:rPr>
+      </w:pPr>
+    </w:p>
+    <w:p>
+      <w:pPr>
+        <w:spacing w:after="0" w:line="240" w:lineRule="auto"/>
+        <w:rPr>
+          <w:sz w:val="20"/>
+          <w:szCs w:val="20"/>
+        </w:rPr>
+      </w:pPr>
+    </w:p>
+    <w:p>
+      <w:pPr>
+        <w:spacing w:after="0" w:line="240" w:lineRule="auto"/>
+        <w:rPr>
+          <w:sz w:val="20"/>
+          <w:szCs w:val="20"/>
+        </w:rPr>
+      </w:pPr>
+    </w:p>
+    <w:p>
+      <w:pPr>
+        <w:spacing w:after="0" w:line="240" w:lineRule="auto"/>
+        <w:rPr>
+          <w:sz w:val="20"/>
+          <w:szCs w:val="20"/>
+        </w:rPr>
+      </w:pPr>
+    </w:p>
+    <w:p>
+      <w:pPr>
+        <w:spacing w:after="0" w:line="240" w:lineRule="auto"/>
         <w:outlineLvl w:val="2"/>
         <w:rPr>
           <w:szCs w:val="24"/>
         </w:rPr>
       </w:pPr>
+      <w:bookmarkStart w:id="36" w:name="_Toc230814110"/>
       <w:r>
         <w:rPr>
           <w:szCs w:val="24"/>
         </w:rPr>
-        <w:tab/>
-      </w:r>
-      <w:bookmarkStart w:id="36" w:name="_Toc229604249"/>
-      <w:proofErr w:type="gramStart"/>
-      <w:r>
-        <w:rPr>
-          <w:szCs w:val="24"/>
-        </w:rPr>
-        <w:t>7.4.7  Tela</w:t>
-      </w:r>
-      <w:proofErr w:type="gramEnd"/>
+        <w:lastRenderedPageBreak/>
+        <w:t>7.4.7 Tela</w:t>
+      </w:r>
       <w:r>
         <w:rPr>
           <w:szCs w:val="24"/>
@@ -18389,7 +19752,6 @@
           <w:sz w:val="24"/>
           <w:szCs w:val="24"/>
         </w:rPr>
-        <w:lastRenderedPageBreak/>
         <w:t xml:space="preserve">Figura </w:t>
       </w:r>
       <w:r>
@@ -18512,25 +19874,197 @@
     </w:p>
     <w:p>
       <w:pPr>
+        <w:spacing w:after="0" w:line="240" w:lineRule="auto"/>
+        <w:rPr>
+          <w:sz w:val="20"/>
+          <w:szCs w:val="20"/>
+        </w:rPr>
+      </w:pPr>
+    </w:p>
+    <w:p>
+      <w:pPr>
+        <w:spacing w:after="0" w:line="240" w:lineRule="auto"/>
+        <w:rPr>
+          <w:sz w:val="20"/>
+          <w:szCs w:val="20"/>
+        </w:rPr>
+      </w:pPr>
+    </w:p>
+    <w:p>
+      <w:pPr>
+        <w:spacing w:after="0" w:line="240" w:lineRule="auto"/>
+        <w:rPr>
+          <w:sz w:val="20"/>
+          <w:szCs w:val="20"/>
+        </w:rPr>
+      </w:pPr>
+    </w:p>
+    <w:p>
+      <w:pPr>
+        <w:spacing w:after="0" w:line="240" w:lineRule="auto"/>
+        <w:rPr>
+          <w:sz w:val="20"/>
+          <w:szCs w:val="20"/>
+        </w:rPr>
+      </w:pPr>
+    </w:p>
+    <w:p>
+      <w:pPr>
+        <w:spacing w:after="0" w:line="240" w:lineRule="auto"/>
+        <w:rPr>
+          <w:sz w:val="20"/>
+          <w:szCs w:val="20"/>
+        </w:rPr>
+      </w:pPr>
+    </w:p>
+    <w:p>
+      <w:pPr>
+        <w:spacing w:after="0" w:line="240" w:lineRule="auto"/>
+        <w:rPr>
+          <w:sz w:val="20"/>
+          <w:szCs w:val="20"/>
+        </w:rPr>
+      </w:pPr>
+    </w:p>
+    <w:p>
+      <w:pPr>
+        <w:spacing w:after="0" w:line="240" w:lineRule="auto"/>
+        <w:rPr>
+          <w:sz w:val="20"/>
+          <w:szCs w:val="20"/>
+        </w:rPr>
+      </w:pPr>
+    </w:p>
+    <w:p>
+      <w:pPr>
+        <w:spacing w:after="0" w:line="240" w:lineRule="auto"/>
+        <w:rPr>
+          <w:sz w:val="20"/>
+          <w:szCs w:val="20"/>
+        </w:rPr>
+      </w:pPr>
+    </w:p>
+    <w:p>
+      <w:pPr>
+        <w:spacing w:after="0" w:line="240" w:lineRule="auto"/>
+        <w:rPr>
+          <w:sz w:val="20"/>
+          <w:szCs w:val="20"/>
+        </w:rPr>
+      </w:pPr>
+    </w:p>
+    <w:p>
+      <w:pPr>
+        <w:spacing w:after="0" w:line="240" w:lineRule="auto"/>
+        <w:rPr>
+          <w:sz w:val="20"/>
+          <w:szCs w:val="20"/>
+        </w:rPr>
+      </w:pPr>
+    </w:p>
+    <w:p>
+      <w:pPr>
+        <w:spacing w:after="0" w:line="240" w:lineRule="auto"/>
+        <w:rPr>
+          <w:sz w:val="20"/>
+          <w:szCs w:val="20"/>
+        </w:rPr>
+      </w:pPr>
+    </w:p>
+    <w:p>
+      <w:pPr>
+        <w:spacing w:after="0" w:line="240" w:lineRule="auto"/>
+        <w:rPr>
+          <w:sz w:val="20"/>
+          <w:szCs w:val="20"/>
+        </w:rPr>
+      </w:pPr>
+    </w:p>
+    <w:p>
+      <w:pPr>
+        <w:spacing w:after="0" w:line="240" w:lineRule="auto"/>
+        <w:rPr>
+          <w:sz w:val="20"/>
+          <w:szCs w:val="20"/>
+        </w:rPr>
+      </w:pPr>
+    </w:p>
+    <w:p>
+      <w:pPr>
+        <w:spacing w:after="0" w:line="240" w:lineRule="auto"/>
+        <w:rPr>
+          <w:sz w:val="20"/>
+          <w:szCs w:val="20"/>
+        </w:rPr>
+      </w:pPr>
+    </w:p>
+    <w:p>
+      <w:pPr>
+        <w:spacing w:after="0" w:line="240" w:lineRule="auto"/>
+        <w:rPr>
+          <w:sz w:val="20"/>
+          <w:szCs w:val="20"/>
+        </w:rPr>
+      </w:pPr>
+    </w:p>
+    <w:p>
+      <w:pPr>
+        <w:spacing w:after="0" w:line="240" w:lineRule="auto"/>
+        <w:rPr>
+          <w:sz w:val="20"/>
+          <w:szCs w:val="20"/>
+        </w:rPr>
+      </w:pPr>
+    </w:p>
+    <w:p>
+      <w:pPr>
+        <w:spacing w:after="0" w:line="240" w:lineRule="auto"/>
+        <w:rPr>
+          <w:sz w:val="20"/>
+          <w:szCs w:val="20"/>
+        </w:rPr>
+      </w:pPr>
+    </w:p>
+    <w:p>
+      <w:pPr>
+        <w:spacing w:after="0" w:line="240" w:lineRule="auto"/>
+        <w:rPr>
+          <w:sz w:val="20"/>
+          <w:szCs w:val="20"/>
+        </w:rPr>
+      </w:pPr>
+    </w:p>
+    <w:p>
+      <w:pPr>
+        <w:spacing w:after="0" w:line="240" w:lineRule="auto"/>
+        <w:rPr>
+          <w:sz w:val="20"/>
+          <w:szCs w:val="20"/>
+        </w:rPr>
+      </w:pPr>
+    </w:p>
+    <w:p>
+      <w:pPr>
         <w:pStyle w:val="PargrafodaLista"/>
         <w:numPr>
           <w:ilvl w:val="1"/>
           <w:numId w:val="1"/>
         </w:numPr>
         <w:spacing w:after="0" w:line="240" w:lineRule="auto"/>
-        <w:ind w:left="0"/>
+        <w:ind w:left="0" w:firstLine="0"/>
         <w:outlineLvl w:val="1"/>
         <w:rPr>
           <w:b/>
           <w:bCs/>
         </w:rPr>
       </w:pPr>
-      <w:bookmarkStart w:id="38" w:name="_Toc229604250"/>
+      <w:bookmarkStart w:id="38" w:name="_Toc230814111"/>
       <w:r>
         <w:rPr>
           <w:b/>
           <w:bCs/>
         </w:rPr>
+        <w:lastRenderedPageBreak/>
         <w:t>Política de Privacidade</w:t>
       </w:r>
       <w:bookmarkEnd w:id="38"/>
@@ -18571,6 +20105,11 @@
       <w:pPr>
         <w:spacing w:after="0" w:line="240" w:lineRule="auto"/>
       </w:pPr>
+    </w:p>
+    <w:p>
+      <w:pPr>
+        <w:spacing w:after="0" w:line="240" w:lineRule="auto"/>
+      </w:pPr>
       <w:r>
         <w:t>Apenas retemos as informações coletadas pelo tempo necessário para fornecer o serviço solicitado. Quando armazenamos dados, protegemos dentro de meios comercialmente aceitáveis ​​para evitar perdas e roubos, bem como acesso, divulgação, cópia, uso ou modificação não autorizados.</w:t>
       </w:r>
@@ -18587,6 +20126,11 @@
       <w:pPr>
         <w:spacing w:after="0" w:line="240" w:lineRule="auto"/>
       </w:pPr>
+    </w:p>
+    <w:p>
+      <w:pPr>
+        <w:spacing w:after="0" w:line="240" w:lineRule="auto"/>
+      </w:pPr>
       <w:r>
         <w:t>O nosso site pode ter links para sites externos que não são operados por nós. Esteja ciente de que não temos controle sobre o conteúdo e práticas desses sites e não podemos aceitar responsabilidade por suas respectivas políticas de privacidade.</w:t>
       </w:r>
@@ -18611,6 +20155,11 @@
       <w:pPr>
         <w:spacing w:after="0" w:line="240" w:lineRule="auto"/>
       </w:pPr>
+    </w:p>
+    <w:p>
+      <w:pPr>
+        <w:spacing w:after="0" w:line="240" w:lineRule="auto"/>
+      </w:pPr>
       <w:r>
         <w:t>O uso continuado de nosso site será considerado como aceitação de nossas práticas em torno de privacidade e informações pessoais. Se você tiver alguma dúvida sobre como lidamos com dados do usuário e informações pessoais, entre em contacto c</w:t>
       </w:r>
@@ -18628,6 +20177,11 @@
       <w:pPr>
         <w:spacing w:after="0" w:line="240" w:lineRule="auto"/>
       </w:pPr>
+    </w:p>
+    <w:p>
+      <w:pPr>
+        <w:spacing w:after="0" w:line="240" w:lineRule="auto"/>
+      </w:pPr>
       <w:r>
         <w:t xml:space="preserve">- </w:t>
       </w:r>
@@ -18655,6 +20209,11 @@
       <w:pPr>
         <w:spacing w:after="0" w:line="240" w:lineRule="auto"/>
       </w:pPr>
+    </w:p>
+    <w:p>
+      <w:pPr>
+        <w:spacing w:after="0" w:line="240" w:lineRule="auto"/>
+      </w:pPr>
       <w:r>
         <w:t xml:space="preserve">- </w:t>
       </w:r>
@@ -18690,30 +20249,60 @@
       <w:pPr>
         <w:spacing w:after="0" w:line="240" w:lineRule="auto"/>
       </w:pPr>
+    </w:p>
+    <w:p>
+      <w:pPr>
+        <w:spacing w:after="0" w:line="240" w:lineRule="auto"/>
+      </w:pPr>
+      <w:r>
+        <w:t xml:space="preserve">- </w:t>
+      </w:r>
+      <w:r>
+        <w:t>Utilizamos anúncios para compensar os custos de funcionamento deste site e fornecer financiamento para futuros desenvolvimentos. Os cookies de publicidade comportamental usados ​​por este site foram projetados para garantir que você forneça os anúncios mais relevantes sempre que possível, rastreando anonimamente seus interesses e apresentando coisas semelhantes que possam ser do seu interesse.</w:t>
+      </w:r>
+    </w:p>
+    <w:p>
+      <w:pPr>
+        <w:spacing w:after="0" w:line="240" w:lineRule="auto"/>
+      </w:pPr>
+    </w:p>
+    <w:p>
+      <w:pPr>
+        <w:spacing w:after="0" w:line="240" w:lineRule="auto"/>
+      </w:pPr>
+      <w:r>
+        <w:t xml:space="preserve">- </w:t>
+      </w:r>
+      <w:r>
+        <w:t>Vários parceiros anunciam em nosso nome e os cookies de rastreamento de afiliados simplesmente nos permitem ver se nossos clientes acessaram o site através de um dos sites de nossos parceiros, para que possamos creditá-los adequadamente e, quando aplicável, permitir que nossos parceiros afiliados ofereçam qualquer promoção que pode fornecê-lo para fazer uma compra.</w:t>
+      </w:r>
+    </w:p>
+    <w:p>
+      <w:pPr>
+        <w:spacing w:after="0" w:line="240" w:lineRule="auto"/>
+      </w:pPr>
+    </w:p>
+    <w:p>
+      <w:pPr>
+        <w:spacing w:after="0" w:line="240" w:lineRule="auto"/>
+      </w:pPr>
+    </w:p>
+    <w:p>
+      <w:pPr>
+        <w:spacing w:after="0" w:line="240" w:lineRule="auto"/>
+      </w:pPr>
+    </w:p>
+    <w:p>
+      <w:pPr>
+        <w:spacing w:after="0" w:line="240" w:lineRule="auto"/>
+      </w:pPr>
+    </w:p>
+    <w:p>
+      <w:pPr>
+        <w:spacing w:after="0" w:line="240" w:lineRule="auto"/>
+      </w:pPr>
       <w:r>
         <w:lastRenderedPageBreak/>
-        <w:t xml:space="preserve">- </w:t>
-      </w:r>
-      <w:r>
-        <w:t>Utilizamos anúncios para compensar os custos de funcionamento deste site e fornecer financiamento para futuros desenvolvimentos. Os cookies de publicidade comportamental usados ​​por este site foram projetados para garantir que você forneça os anúncios mais relevantes sempre que possível, rastreando anonimamente seus interesses e apresentando coisas semelhantes que possam ser do seu interesse.</w:t>
-      </w:r>
-    </w:p>
-    <w:p>
-      <w:pPr>
-        <w:spacing w:after="0" w:line="240" w:lineRule="auto"/>
-      </w:pPr>
-      <w:r>
-        <w:t xml:space="preserve">- </w:t>
-      </w:r>
-      <w:r>
-        <w:t>Vários parceiros anunciam em nosso nome e os cookies de rastreamento de afiliados simplesmente nos permitem ver se nossos clientes acessaram o site através de um dos sites de nossos parceiros, para que possamos creditá-los adequadamente e, quando aplicável, permitir que nossos parceiros afiliados ofereçam qualquer promoção que pode fornecê-lo para fazer uma compra.</w:t>
-      </w:r>
-    </w:p>
-    <w:p>
-      <w:pPr>
-        <w:spacing w:after="0" w:line="240" w:lineRule="auto"/>
-      </w:pPr>
-      <w:r>
         <w:t>Compromisso do Usuário</w:t>
       </w:r>
     </w:p>
@@ -18721,6 +20310,11 @@
       <w:pPr>
         <w:spacing w:after="0" w:line="240" w:lineRule="auto"/>
       </w:pPr>
+    </w:p>
+    <w:p>
+      <w:pPr>
+        <w:spacing w:after="0" w:line="240" w:lineRule="auto"/>
+      </w:pPr>
       <w:r>
         <w:t>O usuário se compromete a fazer uso adequado dos conteúdos e da informação que o Contax oferece no site e com caráter enunciativo, mas não limitativo:</w:t>
       </w:r>
@@ -18728,10 +20322,19 @@
     <w:p>
       <w:pPr>
         <w:spacing w:after="0" w:line="240" w:lineRule="auto"/>
-        <w:ind w:firstLine="357"/>
-      </w:pPr>
-      <w:r>
-        <w:t>A) Não se envolver em atividades que sejam ilegais ou contrárias à boa fé a à ordem pública</w:t>
+      </w:pPr>
+    </w:p>
+    <w:p>
+      <w:pPr>
+        <w:pStyle w:val="PargrafodaLista"/>
+        <w:numPr>
+          <w:ilvl w:val="0"/>
+          <w:numId w:val="11"/>
+        </w:numPr>
+        <w:spacing w:after="0" w:line="240" w:lineRule="auto"/>
+      </w:pPr>
+      <w:r>
+        <w:t>Não se envolver em atividades que sejam ilegais ou contrárias à boa fé a à ordem pública</w:t>
       </w:r>
       <w:r>
         <w:t>;</w:t>
@@ -18739,21 +20342,46 @@
     </w:p>
     <w:p>
       <w:pPr>
-        <w:spacing w:after="0" w:line="240" w:lineRule="auto"/>
-        <w:ind w:firstLine="357"/>
-      </w:pPr>
-      <w:r>
-        <w:t>B) Não difundir propaganda ou conteúdo de natureza racista, xenofóbica, jogos de sorte ou azar, qualquer tipo de pornografia ilegal, de apologia ao terrorismo ou contra os direitos humanos;</w:t>
-      </w:r>
-    </w:p>
-    <w:p>
-      <w:pPr>
-        <w:spacing w:after="0" w:line="240" w:lineRule="auto"/>
-        <w:ind w:firstLine="357"/>
-      </w:pPr>
-      <w:r>
-        <w:t>C) Não causar danos aos sistemas físicos (hardwares) e lógicos (softwares) do Contax, de seus fornecedores ou terceiros, para introduzir ou disseminar vírus informáticos ou quaisquer outros sistemas de hardware ou software que sejam capazes de causar danos anteriormente mencionados.</w:t>
-      </w:r>
+        <w:pStyle w:val="PargrafodaLista"/>
+        <w:spacing w:after="0" w:line="240" w:lineRule="auto"/>
+        <w:ind w:left="717" w:firstLine="0"/>
+      </w:pPr>
+    </w:p>
+    <w:p>
+      <w:pPr>
+        <w:pStyle w:val="PargrafodaLista"/>
+        <w:numPr>
+          <w:ilvl w:val="0"/>
+          <w:numId w:val="11"/>
+        </w:numPr>
+        <w:spacing w:after="0" w:line="240" w:lineRule="auto"/>
+      </w:pPr>
+      <w:r>
+        <w:t>Não difundir propaganda ou conteúdo de natureza racista, xenofóbica, jogos de sorte ou azar, qualquer tipo de pornografia ilegal, de apologia ao terrorismo ou contra os direitos humanos;</w:t>
+      </w:r>
+    </w:p>
+    <w:p>
+      <w:pPr>
+        <w:spacing w:after="0" w:line="240" w:lineRule="auto"/>
+      </w:pPr>
+    </w:p>
+    <w:p>
+      <w:pPr>
+        <w:pStyle w:val="PargrafodaLista"/>
+        <w:numPr>
+          <w:ilvl w:val="0"/>
+          <w:numId w:val="11"/>
+        </w:numPr>
+        <w:spacing w:after="0" w:line="240" w:lineRule="auto"/>
+      </w:pPr>
+      <w:r>
+        <w:t>Não causar danos aos sistemas físicos (hardwares) e lógicos (softwares) do Contax, de seus fornecedores ou terceiros, para introduzir ou disseminar vírus informáticos ou quaisquer outros sistemas de hardware ou software que sejam capazes de causar danos anteriormente mencionados.</w:t>
+      </w:r>
+    </w:p>
+    <w:p>
+      <w:pPr>
+        <w:spacing w:after="0" w:line="240" w:lineRule="auto"/>
+      </w:pPr>
     </w:p>
     <w:p>
       <w:pPr>
@@ -18767,6 +20395,11 @@
       <w:pPr>
         <w:spacing w:after="0" w:line="240" w:lineRule="auto"/>
       </w:pPr>
+    </w:p>
+    <w:p>
+      <w:pPr>
+        <w:spacing w:after="0" w:line="240" w:lineRule="auto"/>
+      </w:pPr>
       <w:r>
         <w:t>Esperemos que esteja esclarecido e, como mencionado anteriormente, se houver algo que você não tem certeza se precisa ou não, geralmente é mais seguro deixar os cookies ativados, caso interaja com um dos recursos que você usa em nosso site.</w:t>
       </w:r>
@@ -18774,11 +20407,140 @@
     <w:p>
       <w:pPr>
         <w:spacing w:after="0" w:line="240" w:lineRule="auto"/>
-        <w:ind w:firstLine="357"/>
+      </w:pPr>
+    </w:p>
+    <w:p>
+      <w:pPr>
+        <w:spacing w:after="0" w:line="240" w:lineRule="auto"/>
       </w:pPr>
       <w:r>
         <w:t>Esta política é efetiva a partir de 28 April 2026 22:46</w:t>
       </w:r>
+    </w:p>
+    <w:p>
+      <w:pPr>
+        <w:spacing w:after="0" w:line="240" w:lineRule="auto"/>
+      </w:pPr>
+    </w:p>
+    <w:p>
+      <w:pPr>
+        <w:spacing w:after="0" w:line="240" w:lineRule="auto"/>
+      </w:pPr>
+    </w:p>
+    <w:p>
+      <w:pPr>
+        <w:spacing w:after="0" w:line="240" w:lineRule="auto"/>
+      </w:pPr>
+    </w:p>
+    <w:p>
+      <w:pPr>
+        <w:spacing w:after="0" w:line="240" w:lineRule="auto"/>
+      </w:pPr>
+    </w:p>
+    <w:p>
+      <w:pPr>
+        <w:spacing w:after="0" w:line="240" w:lineRule="auto"/>
+      </w:pPr>
+    </w:p>
+    <w:p>
+      <w:pPr>
+        <w:spacing w:after="0" w:line="240" w:lineRule="auto"/>
+      </w:pPr>
+    </w:p>
+    <w:p>
+      <w:pPr>
+        <w:spacing w:after="0" w:line="240" w:lineRule="auto"/>
+      </w:pPr>
+    </w:p>
+    <w:p>
+      <w:pPr>
+        <w:spacing w:after="0" w:line="240" w:lineRule="auto"/>
+      </w:pPr>
+    </w:p>
+    <w:p>
+      <w:pPr>
+        <w:spacing w:after="0" w:line="240" w:lineRule="auto"/>
+      </w:pPr>
+    </w:p>
+    <w:p>
+      <w:pPr>
+        <w:spacing w:after="0" w:line="240" w:lineRule="auto"/>
+      </w:pPr>
+    </w:p>
+    <w:p>
+      <w:pPr>
+        <w:spacing w:after="0" w:line="240" w:lineRule="auto"/>
+      </w:pPr>
+    </w:p>
+    <w:p>
+      <w:pPr>
+        <w:spacing w:after="0" w:line="240" w:lineRule="auto"/>
+      </w:pPr>
+    </w:p>
+    <w:p>
+      <w:pPr>
+        <w:spacing w:after="0" w:line="240" w:lineRule="auto"/>
+      </w:pPr>
+    </w:p>
+    <w:p>
+      <w:pPr>
+        <w:spacing w:after="0" w:line="240" w:lineRule="auto"/>
+      </w:pPr>
+    </w:p>
+    <w:p>
+      <w:pPr>
+        <w:spacing w:after="0" w:line="240" w:lineRule="auto"/>
+      </w:pPr>
+    </w:p>
+    <w:p>
+      <w:pPr>
+        <w:spacing w:after="0" w:line="240" w:lineRule="auto"/>
+      </w:pPr>
+    </w:p>
+    <w:p>
+      <w:pPr>
+        <w:spacing w:after="0" w:line="240" w:lineRule="auto"/>
+      </w:pPr>
+    </w:p>
+    <w:p>
+      <w:pPr>
+        <w:spacing w:after="0" w:line="240" w:lineRule="auto"/>
+      </w:pPr>
+    </w:p>
+    <w:p>
+      <w:pPr>
+        <w:spacing w:after="0" w:line="240" w:lineRule="auto"/>
+      </w:pPr>
+    </w:p>
+    <w:p>
+      <w:pPr>
+        <w:spacing w:after="0" w:line="240" w:lineRule="auto"/>
+      </w:pPr>
+    </w:p>
+    <w:p>
+      <w:pPr>
+        <w:spacing w:after="0" w:line="240" w:lineRule="auto"/>
+      </w:pPr>
+    </w:p>
+    <w:p>
+      <w:pPr>
+        <w:spacing w:after="0" w:line="240" w:lineRule="auto"/>
+      </w:pPr>
+    </w:p>
+    <w:p>
+      <w:pPr>
+        <w:spacing w:after="0" w:line="240" w:lineRule="auto"/>
+      </w:pPr>
+    </w:p>
+    <w:p>
+      <w:pPr>
+        <w:spacing w:after="0" w:line="240" w:lineRule="auto"/>
+      </w:pPr>
+    </w:p>
+    <w:p>
+      <w:pPr>
+        <w:spacing w:after="0" w:line="240" w:lineRule="auto"/>
+      </w:pPr>
     </w:p>
     <w:p>
       <w:pPr>
@@ -18793,19 +20555,20 @@
           <w:numId w:val="1"/>
         </w:numPr>
         <w:spacing w:after="0" w:line="240" w:lineRule="auto"/>
-        <w:ind w:left="0" w:hanging="431"/>
+        <w:ind w:left="0" w:firstLine="0"/>
         <w:outlineLvl w:val="1"/>
         <w:rPr>
           <w:b/>
           <w:bCs/>
         </w:rPr>
       </w:pPr>
-      <w:bookmarkStart w:id="39" w:name="_Toc229604251"/>
+      <w:bookmarkStart w:id="39" w:name="_Toc230814112"/>
       <w:r>
         <w:rPr>
           <w:b/>
           <w:bCs/>
         </w:rPr>
+        <w:lastRenderedPageBreak/>
         <w:t>Termos de Uso</w:t>
       </w:r>
       <w:bookmarkEnd w:id="39"/>
@@ -18823,7 +20586,7 @@
           <w:numId w:val="8"/>
         </w:numPr>
         <w:spacing w:after="0" w:line="240" w:lineRule="auto"/>
-        <w:ind w:left="0"/>
+        <w:ind w:left="0" w:firstLine="0"/>
       </w:pPr>
       <w:r>
         <w:t>Termos</w:t>
@@ -18831,11 +20594,23 @@
     </w:p>
     <w:p>
       <w:pPr>
+        <w:pStyle w:val="PargrafodaLista"/>
+        <w:spacing w:after="0" w:line="240" w:lineRule="auto"/>
+        <w:ind w:left="0" w:firstLine="0"/>
+      </w:pPr>
+    </w:p>
+    <w:p>
+      <w:pPr>
         <w:spacing w:after="0" w:line="240" w:lineRule="auto"/>
       </w:pPr>
       <w:r>
         <w:t>Ao acessar ao site Contax, concorda em cumprir estes termos de serviço, todas as leis e regulamentos aplicáveis ​​e concorda que é responsável pelo cumprimento de todas as leis locais aplicáveis. Se você não concordar com algum desses termos, está proibido de usar ou acessar este site. Os materiais contidos neste site são protegidos pelas leis de direitos autorais e marcas comerciais aplicáveis.</w:t>
       </w:r>
+    </w:p>
+    <w:p>
+      <w:pPr>
+        <w:spacing w:after="0" w:line="240" w:lineRule="auto"/>
+      </w:pPr>
     </w:p>
     <w:p>
       <w:pPr>
@@ -18845,7 +20620,7 @@
           <w:numId w:val="8"/>
         </w:numPr>
         <w:spacing w:after="0" w:line="240" w:lineRule="auto"/>
-        <w:ind w:left="0"/>
+        <w:ind w:left="0" w:firstLine="0"/>
       </w:pPr>
       <w:r>
         <w:t>Uso de Licença</w:t>
@@ -18853,11 +20628,23 @@
     </w:p>
     <w:p>
       <w:pPr>
+        <w:pStyle w:val="PargrafodaLista"/>
+        <w:spacing w:after="0" w:line="240" w:lineRule="auto"/>
+        <w:ind w:left="0" w:firstLine="0"/>
+      </w:pPr>
+    </w:p>
+    <w:p>
+      <w:pPr>
         <w:spacing w:after="0" w:line="240" w:lineRule="auto"/>
       </w:pPr>
       <w:r>
         <w:t>É concedida permissão para baixar temporariamente uma cópia dos materiais (informações ou software) no site Contax, apenas para visualização transitória pessoal e não comercial. Esta é a concessão de uma licença, não uma transferência de título e, sob esta licença, você não pode:</w:t>
       </w:r>
+    </w:p>
+    <w:p>
+      <w:pPr>
+        <w:spacing w:after="0" w:line="240" w:lineRule="auto"/>
+      </w:pPr>
     </w:p>
     <w:p>
       <w:pPr>
@@ -18867,11 +20654,18 @@
           <w:numId w:val="7"/>
         </w:numPr>
         <w:spacing w:after="0" w:line="240" w:lineRule="auto"/>
-        <w:ind w:left="0"/>
+        <w:ind w:left="0" w:firstLine="0"/>
       </w:pPr>
       <w:r>
         <w:t>modificar ou copiar os materiais;</w:t>
       </w:r>
+    </w:p>
+    <w:p>
+      <w:pPr>
+        <w:pStyle w:val="PargrafodaLista"/>
+        <w:spacing w:after="0" w:line="240" w:lineRule="auto"/>
+        <w:ind w:left="0" w:firstLine="0"/>
+      </w:pPr>
     </w:p>
     <w:p>
       <w:pPr>
@@ -18881,11 +20675,18 @@
           <w:numId w:val="7"/>
         </w:numPr>
         <w:spacing w:after="0" w:line="240" w:lineRule="auto"/>
-        <w:ind w:left="0"/>
+        <w:ind w:left="0" w:firstLine="0"/>
       </w:pPr>
       <w:r>
         <w:t>usar os materiais para qualquer finalidade comercial ou para exibição pública (comercial ou não comercial);</w:t>
       </w:r>
+    </w:p>
+    <w:p>
+      <w:pPr>
+        <w:pStyle w:val="PargrafodaLista"/>
+        <w:spacing w:after="0" w:line="240" w:lineRule="auto"/>
+        <w:ind w:left="0" w:firstLine="0"/>
+      </w:pPr>
     </w:p>
     <w:p>
       <w:pPr>
@@ -18895,7 +20696,7 @@
           <w:numId w:val="7"/>
         </w:numPr>
         <w:spacing w:after="0" w:line="240" w:lineRule="auto"/>
-        <w:ind w:left="0"/>
+        <w:ind w:left="0" w:firstLine="0"/>
       </w:pPr>
       <w:r>
         <w:t xml:space="preserve">tentar </w:t>
@@ -18908,6 +20709,13 @@
       <w:r>
         <w:t xml:space="preserve"> ou fazer engenharia reversa de qualquer software contido no site Contax;</w:t>
       </w:r>
+    </w:p>
+    <w:p>
+      <w:pPr>
+        <w:pStyle w:val="PargrafodaLista"/>
+        <w:spacing w:after="0" w:line="240" w:lineRule="auto"/>
+        <w:ind w:left="0" w:firstLine="0"/>
+      </w:pPr>
     </w:p>
     <w:p>
       <w:pPr>
@@ -18917,11 +20725,18 @@
           <w:numId w:val="7"/>
         </w:numPr>
         <w:spacing w:after="0" w:line="240" w:lineRule="auto"/>
-        <w:ind w:left="0"/>
+        <w:ind w:left="0" w:firstLine="0"/>
       </w:pPr>
       <w:r>
         <w:t>remover quaisquer direitos autorais ou outras notações de propriedade dos materiais; ou</w:t>
       </w:r>
+    </w:p>
+    <w:p>
+      <w:pPr>
+        <w:pStyle w:val="PargrafodaLista"/>
+        <w:spacing w:after="0" w:line="240" w:lineRule="auto"/>
+        <w:ind w:left="0" w:firstLine="0"/>
+      </w:pPr>
     </w:p>
     <w:p>
       <w:pPr>
@@ -18931,7 +20746,7 @@
           <w:numId w:val="7"/>
         </w:numPr>
         <w:spacing w:after="0" w:line="240" w:lineRule="auto"/>
-        <w:ind w:left="0"/>
+        <w:ind w:left="0" w:firstLine="0"/>
       </w:pPr>
       <w:r>
         <w:t>transferir os materiais para outra pessoa ou 'espelhe' os materiais em qualquer outro servidor.</w:t>
@@ -18939,20 +20754,29 @@
     </w:p>
     <w:p>
       <w:pPr>
-        <w:spacing w:after="0" w:line="240" w:lineRule="auto"/>
-      </w:pPr>
-      <w:r>
-        <w:lastRenderedPageBreak/>
+        <w:pStyle w:val="PargrafodaLista"/>
+        <w:spacing w:after="0" w:line="240" w:lineRule="auto"/>
+        <w:ind w:left="0" w:firstLine="0"/>
+      </w:pPr>
+    </w:p>
+    <w:p>
+      <w:pPr>
+        <w:spacing w:after="0" w:line="240" w:lineRule="auto"/>
+      </w:pPr>
+      <w:r>
         <w:t xml:space="preserve">Esta licença será automaticamente rescindida se você violar alguma dessas restrições e poderá ser rescindida por Contax a qualquer momento. Ao encerrar a visualização desses materiais ou após o término desta licença, você deve apagar todos os materiais baixados em sua posse, seja em formato </w:t>
       </w:r>
-      <w:proofErr w:type="spellStart"/>
-      <w:r>
-        <w:t>eletrónico</w:t>
-      </w:r>
-      <w:proofErr w:type="spellEnd"/>
+      <w:r>
+        <w:t>eletrônico</w:t>
+      </w:r>
       <w:r>
         <w:t xml:space="preserve"> ou impresso.</w:t>
       </w:r>
+    </w:p>
+    <w:p>
+      <w:pPr>
+        <w:spacing w:after="0" w:line="240" w:lineRule="auto"/>
+      </w:pPr>
     </w:p>
     <w:p>
       <w:pPr>
@@ -18962,11 +20786,18 @@
           <w:numId w:val="8"/>
         </w:numPr>
         <w:spacing w:after="0" w:line="240" w:lineRule="auto"/>
-        <w:ind w:left="0"/>
+        <w:ind w:left="0" w:firstLine="0"/>
       </w:pPr>
       <w:r>
         <w:t>Isenção de responsabilidade</w:t>
       </w:r>
+    </w:p>
+    <w:p>
+      <w:pPr>
+        <w:pStyle w:val="PargrafodaLista"/>
+        <w:spacing w:after="0" w:line="240" w:lineRule="auto"/>
+        <w:ind w:left="0" w:firstLine="0"/>
+      </w:pPr>
     </w:p>
     <w:p>
       <w:pPr>
@@ -18976,11 +20807,18 @@
           <w:numId w:val="9"/>
         </w:numPr>
         <w:spacing w:after="0" w:line="240" w:lineRule="auto"/>
-        <w:ind w:left="0"/>
+        <w:ind w:left="0" w:firstLine="0"/>
       </w:pPr>
       <w:r>
         <w:t>Os materiais no site da Contax são fornecidos 'como estão'. Contax não oferece garantias, expressas ou implícitas, e, por este meio, isenta e nega todas as outras garantias, incluindo, sem limitação, garantias implícitas ou condições de comercialização, adequação a um fim específico ou não violação de propriedade intelectual ou outra violação de direitos.</w:t>
       </w:r>
+    </w:p>
+    <w:p>
+      <w:pPr>
+        <w:pStyle w:val="PargrafodaLista"/>
+        <w:spacing w:after="0" w:line="240" w:lineRule="auto"/>
+        <w:ind w:left="0" w:firstLine="0"/>
+      </w:pPr>
     </w:p>
     <w:p>
       <w:pPr>
@@ -18990,11 +20828,67 @@
           <w:numId w:val="9"/>
         </w:numPr>
         <w:spacing w:after="0" w:line="240" w:lineRule="auto"/>
-        <w:ind w:left="0"/>
+        <w:ind w:left="0" w:firstLine="0"/>
       </w:pPr>
       <w:r>
         <w:t>Além disso, o Contax não garante ou faz qualquer representação relativa à precisão, aos resultados prováveis ​​ou à confiabilidade do uso dos materiais em seu site ou de outra forma relacionado a esses materiais ou em sites vinculados a este site.</w:t>
       </w:r>
+    </w:p>
+    <w:p>
+      <w:pPr>
+        <w:pStyle w:val="PargrafodaLista"/>
+      </w:pPr>
+    </w:p>
+    <w:p>
+      <w:pPr>
+        <w:pStyle w:val="PargrafodaLista"/>
+        <w:spacing w:after="0" w:line="240" w:lineRule="auto"/>
+        <w:ind w:left="0" w:firstLine="0"/>
+      </w:pPr>
+    </w:p>
+    <w:p>
+      <w:pPr>
+        <w:spacing w:after="0" w:line="240" w:lineRule="auto"/>
+        <w:ind w:left="708" w:hanging="708"/>
+      </w:pPr>
+      <w:r>
+        <w:lastRenderedPageBreak/>
+        <w:t>4.</w:t>
+      </w:r>
+      <w:r>
+        <w:tab/>
+      </w:r>
+      <w:r>
+        <w:t>Limitaçõe</w:t>
+      </w:r>
+      <w:r>
+        <w:t>s</w:t>
+      </w:r>
+    </w:p>
+    <w:p>
+      <w:pPr>
+        <w:spacing w:after="0" w:line="240" w:lineRule="auto"/>
+        <w:ind w:left="708" w:hanging="708"/>
+      </w:pPr>
+    </w:p>
+    <w:p>
+      <w:pPr>
+        <w:spacing w:after="0" w:line="240" w:lineRule="auto"/>
+      </w:pPr>
+      <w:r>
+        <w:t xml:space="preserve">Em nenhum caso o Contax ou seus fornecedores serão responsáveis ​​por quaisquer danos (incluindo, sem limitação, danos por perda de dados ou lucro ou devido a interrupção dos negócios) decorrentes do uso ou da incapacidade de usar os materiais em Contax, mesmo que Contax ou um representante autorizado da Contax tenha sido notificado oralmente ou por escrito da possibilidade de tais danos. Como algumas jurisdições não permitem limitações em garantias implícitas, ou limitações de responsabilidade por danos </w:t>
+      </w:r>
+      <w:r>
+        <w:t>consequentes</w:t>
+      </w:r>
+      <w:r>
+        <w:t xml:space="preserve"> ou incidentais, essas limitações podem não se aplicar a você.</w:t>
+      </w:r>
+    </w:p>
+    <w:p>
+      <w:pPr>
+        <w:spacing w:after="0" w:line="240" w:lineRule="auto"/>
+      </w:pPr>
     </w:p>
     <w:p>
       <w:pPr>
@@ -19004,27 +20898,32 @@
           <w:numId w:val="8"/>
         </w:numPr>
         <w:spacing w:after="0" w:line="240" w:lineRule="auto"/>
-        <w:ind w:left="0"/>
-      </w:pPr>
-      <w:r>
-        <w:t>Limitações</w:t>
-      </w:r>
-    </w:p>
-    <w:p>
-      <w:pPr>
-        <w:spacing w:after="0" w:line="240" w:lineRule="auto"/>
-      </w:pPr>
-      <w:r>
-        <w:t xml:space="preserve">Em nenhum caso o Contax ou seus fornecedores serão responsáveis ​​por quaisquer danos (incluindo, sem limitação, danos por perda de dados ou lucro ou devido a interrupção dos negócios) decorrentes do uso ou da incapacidade de usar os materiais em Contax, mesmo que Contax ou um representante autorizado da Contax tenha sido notificado oralmente ou por escrito da possibilidade de tais danos. Como algumas jurisdições não permitem limitações em garantias implícitas, ou limitações de responsabilidade por danos </w:t>
-      </w:r>
-      <w:proofErr w:type="spellStart"/>
-      <w:r>
-        <w:t>conseqüentes</w:t>
-      </w:r>
-      <w:proofErr w:type="spellEnd"/>
-      <w:r>
-        <w:t xml:space="preserve"> ou incidentais, essas limitações podem não se aplicar a você.</w:t>
-      </w:r>
+        <w:ind w:hanging="720"/>
+      </w:pPr>
+      <w:r>
+        <w:t>Precisão</w:t>
+      </w:r>
+      <w:r>
+        <w:t xml:space="preserve"> dos materiais</w:t>
+      </w:r>
+    </w:p>
+    <w:p>
+      <w:pPr>
+        <w:spacing w:after="0" w:line="240" w:lineRule="auto"/>
+      </w:pPr>
+    </w:p>
+    <w:p>
+      <w:pPr>
+        <w:spacing w:after="0" w:line="240" w:lineRule="auto"/>
+      </w:pPr>
+      <w:r>
+        <w:t>Os materiais exibidos no site da Contax podem incluir erros técnicos, tipográficos ou fotográficos. Contax não garante que qualquer material em seu site seja preciso, completo ou atual. Contax pode fazer alterações nos materiais contidos em seu site a qualquer momento, sem aviso prévio. No entanto, Contax não se compromete a atualizar os materiais.</w:t>
+      </w:r>
+    </w:p>
+    <w:p>
+      <w:pPr>
+        <w:spacing w:after="0" w:line="240" w:lineRule="auto"/>
+      </w:pPr>
     </w:p>
     <w:p>
       <w:pPr>
@@ -19034,18 +20933,73 @@
           <w:numId w:val="8"/>
         </w:numPr>
         <w:spacing w:after="0" w:line="240" w:lineRule="auto"/>
-        <w:ind w:left="0"/>
-      </w:pPr>
-      <w:r>
-        <w:t>Precisão dos materiais</w:t>
-      </w:r>
-    </w:p>
-    <w:p>
-      <w:pPr>
-        <w:spacing w:after="0" w:line="240" w:lineRule="auto"/>
-      </w:pPr>
-      <w:r>
-        <w:t>Os materiais exibidos no site da Contax podem incluir erros técnicos, tipográficos ou fotográficos. Contax não garante que qualquer material em seu site seja preciso, completo ou atual. Contax pode fazer alterações nos materiais contidos em seu site a qualquer momento, sem aviso prévio. No entanto, Contax não se compromete a atualizar os materiais.</w:t>
+        <w:ind w:hanging="720"/>
+      </w:pPr>
+      <w:r>
+        <w:t>Links</w:t>
+      </w:r>
+    </w:p>
+    <w:p>
+      <w:pPr>
+        <w:spacing w:after="0" w:line="240" w:lineRule="auto"/>
+      </w:pPr>
+    </w:p>
+    <w:p>
+      <w:pPr>
+        <w:spacing w:after="0" w:line="240" w:lineRule="auto"/>
+      </w:pPr>
+      <w:r>
+        <w:t>O Contax não analisou todos os sites vinculados ao seu site e não é responsável pelo conteúdo de nenhum site vinculado. A inclusão de qualquer link não implica endosso por Contax do site. O uso de qualquer site vinculado é por conta e risco do usuário.</w:t>
+      </w:r>
+    </w:p>
+    <w:p>
+      <w:pPr>
+        <w:spacing w:after="0" w:line="240" w:lineRule="auto"/>
+      </w:pPr>
+      <w:r>
+        <w:t>Modificações</w:t>
+      </w:r>
+    </w:p>
+    <w:p>
+      <w:pPr>
+        <w:spacing w:after="0" w:line="240" w:lineRule="auto"/>
+      </w:pPr>
+    </w:p>
+    <w:p>
+      <w:pPr>
+        <w:spacing w:after="0" w:line="240" w:lineRule="auto"/>
+      </w:pPr>
+      <w:r>
+        <w:t>O Contax pode revisar estes termos de serviço do site a qualquer momento, sem aviso prévio. Ao usar este site, você concorda em ficar vinculado à versão atual desses termos de serviço.</w:t>
+      </w:r>
+    </w:p>
+    <w:p>
+      <w:pPr>
+        <w:spacing w:after="0" w:line="240" w:lineRule="auto"/>
+      </w:pPr>
+    </w:p>
+    <w:p>
+      <w:pPr>
+        <w:spacing w:after="0" w:line="240" w:lineRule="auto"/>
+      </w:pPr>
+      <w:r>
+        <w:t>Lei aplicável</w:t>
+      </w:r>
+    </w:p>
+    <w:p>
+      <w:pPr>
+        <w:spacing w:after="0" w:line="240" w:lineRule="auto"/>
+      </w:pPr>
+    </w:p>
+    <w:p>
+      <w:pPr>
+        <w:spacing w:after="0" w:line="240" w:lineRule="auto"/>
+      </w:pPr>
+      <w:r>
+        <w:t>Estes termos e condições são regidos e interpretados de acordo com as leis do Contax e você se submete irrevogavelmente à jurisdição exclusiva dos tribunais naquele estado ou localidade.</w:t>
+      </w:r>
+      <w:r>
+        <w:br w:type="page"/>
       </w:r>
     </w:p>
     <w:p>
@@ -19056,70 +21010,12 @@
           <w:numId w:val="8"/>
         </w:numPr>
         <w:spacing w:after="0" w:line="240" w:lineRule="auto"/>
-        <w:ind w:left="0"/>
-      </w:pPr>
-      <w:r>
-        <w:t>Links</w:t>
-      </w:r>
-    </w:p>
-    <w:p>
-      <w:pPr>
-        <w:spacing w:after="0" w:line="240" w:lineRule="auto"/>
-      </w:pPr>
-      <w:r>
-        <w:t>O Contax não analisou todos os sites vinculados ao seu site e não é responsável pelo conteúdo de nenhum site vinculado. A inclusão de qualquer link não implica endosso por Contax do site. O uso de qualquer site vinculado é por conta e risco do usuário.</w:t>
-      </w:r>
-    </w:p>
-    <w:p>
-      <w:pPr>
-        <w:spacing w:after="0" w:line="240" w:lineRule="auto"/>
-      </w:pPr>
-      <w:r>
-        <w:t>Modificações</w:t>
-      </w:r>
-    </w:p>
-    <w:p>
-      <w:pPr>
-        <w:spacing w:after="0" w:line="240" w:lineRule="auto"/>
-      </w:pPr>
-      <w:r>
-        <w:t>O Contax pode revisar estes termos de serviço do site a qualquer momento, sem aviso prévio. Ao usar este site, você concorda em ficar vinculado à versão atual desses termos de serviço.</w:t>
-      </w:r>
-    </w:p>
-    <w:p>
-      <w:pPr>
-        <w:spacing w:after="0" w:line="240" w:lineRule="auto"/>
-      </w:pPr>
-      <w:r>
-        <w:t>Lei aplicável</w:t>
-      </w:r>
-    </w:p>
-    <w:p>
-      <w:pPr>
-        <w:spacing w:after="0" w:line="240" w:lineRule="auto"/>
-      </w:pPr>
-      <w:r>
-        <w:t>Estes termos e condições são regidos e interpretados de acordo com as leis do Contax e você se submete irrevogavelmente à jurisdição exclusiva dos tribunais naquele estado ou localidade.</w:t>
-      </w:r>
-      <w:r>
-        <w:br w:type="page"/>
-      </w:r>
-    </w:p>
-    <w:p>
-      <w:pPr>
-        <w:pStyle w:val="PargrafodaLista"/>
-        <w:numPr>
-          <w:ilvl w:val="0"/>
-          <w:numId w:val="8"/>
-        </w:numPr>
-        <w:spacing w:after="0" w:line="240" w:lineRule="auto"/>
-        <w:ind w:left="0" w:hanging="357"/>
         <w:outlineLvl w:val="0"/>
         <w:rPr>
           <w:b/>
         </w:rPr>
       </w:pPr>
-      <w:bookmarkStart w:id="40" w:name="_Toc229604252"/>
+      <w:bookmarkStart w:id="40" w:name="_Toc230814113"/>
       <w:r>
         <w:rPr>
           <w:b/>
@@ -19178,7 +21074,7 @@
           <w:b/>
         </w:rPr>
       </w:pPr>
-      <w:bookmarkStart w:id="41" w:name="_Toc229604253"/>
+      <w:bookmarkStart w:id="41" w:name="_Toc230814114"/>
       <w:r>
         <w:rPr>
           <w:b/>
@@ -19208,6 +21104,67 @@
         <w:spacing w:after="0" w:line="240" w:lineRule="auto"/>
       </w:pPr>
       <w:r>
+        <w:t xml:space="preserve">ALBUQUERQUE, Felipe et al. </w:t>
+      </w:r>
+      <w:proofErr w:type="spellStart"/>
+      <w:r>
+        <w:t>Integraçao</w:t>
+      </w:r>
+      <w:proofErr w:type="spellEnd"/>
+      <w:r>
+        <w:t xml:space="preserve"> de </w:t>
+      </w:r>
+      <w:proofErr w:type="spellStart"/>
+      <w:r>
+        <w:t>Replicaçao</w:t>
+      </w:r>
+      <w:proofErr w:type="spellEnd"/>
+      <w:r>
+        <w:t xml:space="preserve"> Máquina de Estados no </w:t>
+      </w:r>
+      <w:proofErr w:type="spellStart"/>
+      <w:r>
+        <w:t>Kubernetes</w:t>
+      </w:r>
+      <w:proofErr w:type="spellEnd"/>
+      <w:r>
+        <w:t>. In: </w:t>
+      </w:r>
+      <w:r>
+        <w:rPr>
+          <w:b/>
+          <w:bCs/>
+        </w:rPr>
+        <w:t>Anais do XIX Workshop de Testes e Tolerância a Falhas</w:t>
+      </w:r>
+      <w:r>
+        <w:t>. SBC, 2018.</w:t>
+      </w:r>
+      <w:r>
+        <w:t xml:space="preserve"> Disponível em: </w:t>
+      </w:r>
+      <w:hyperlink r:id="rId23" w:history="1">
+        <w:r>
+          <w:rPr>
+            <w:rStyle w:val="Hyperlink"/>
+          </w:rPr>
+          <w:t>https://sol.sbc.org.br/index.php/wtf/article/view/2384</w:t>
+        </w:r>
+      </w:hyperlink>
+      <w:r>
+        <w:t>. Acesso em 20 out. 2023.</w:t>
+      </w:r>
+    </w:p>
+    <w:p>
+      <w:pPr>
+        <w:spacing w:after="0" w:line="240" w:lineRule="auto"/>
+      </w:pPr>
+    </w:p>
+    <w:p>
+      <w:pPr>
+        <w:spacing w:after="0" w:line="240" w:lineRule="auto"/>
+      </w:pPr>
+      <w:r>
         <w:t>MACORATTI</w:t>
       </w:r>
       <w:r>
@@ -19217,26 +21174,12 @@
         <w:rPr>
           <w:b/>
         </w:rPr>
-        <w:t xml:space="preserve">Visual Studio </w:t>
-      </w:r>
-      <w:proofErr w:type="spellStart"/>
-      <w:r>
-        <w:rPr>
-          <w:b/>
-        </w:rPr>
-        <w:t>Code</w:t>
-      </w:r>
-      <w:proofErr w:type="spellEnd"/>
-      <w:r>
-        <w:rPr>
-          <w:b/>
-        </w:rPr>
-        <w:t xml:space="preserve"> – Apresentando o editor multiplataforma da Microsoft</w:t>
+        <w:t>Visual Studio Code – Apresentando o editor multiplataforma da Microsoft</w:t>
       </w:r>
       <w:r>
         <w:t xml:space="preserve">, 2016. Disponível em: </w:t>
       </w:r>
-      <w:hyperlink r:id="rId23" w:history="1">
+      <w:hyperlink r:id="rId24" w:history="1">
         <w:r>
           <w:rPr>
             <w:rStyle w:val="Hyperlink"/>
@@ -19272,7 +21215,7 @@
       <w:r>
         <w:t xml:space="preserve">, 2023. Disponível em: </w:t>
       </w:r>
-      <w:hyperlink r:id="rId24" w:anchor=":~:text=o%20Visual%20Studio-,Visual%20Studio%20Code,praticamente%20qualquer%20linguagem%20de%20programa%C3%A7%C3%A3o" w:history="1">
+      <w:hyperlink r:id="rId25" w:anchor=":~:text=o%20Visual%20Studio-,Visual%20Studio%20Code,praticamente%20qualquer%20linguagem%20de%20programa%C3%A7%C3%A3o" w:history="1">
         <w:r>
           <w:rPr>
             <w:rStyle w:val="Hyperlink"/>
@@ -19291,62 +21234,6 @@
       <w:pPr>
         <w:spacing w:after="0" w:line="240" w:lineRule="auto"/>
       </w:pPr>
-    </w:p>
-    <w:p>
-      <w:pPr>
-        <w:spacing w:after="0" w:line="240" w:lineRule="auto"/>
-      </w:pPr>
-      <w:r>
-        <w:t xml:space="preserve">ALBUQUERQUE, Felipe et al. </w:t>
-      </w:r>
-      <w:proofErr w:type="spellStart"/>
-      <w:r>
-        <w:t>Integraçao</w:t>
-      </w:r>
-      <w:proofErr w:type="spellEnd"/>
-      <w:r>
-        <w:t xml:space="preserve"> de </w:t>
-      </w:r>
-      <w:proofErr w:type="spellStart"/>
-      <w:r>
-        <w:t>Replicaçao</w:t>
-      </w:r>
-      <w:proofErr w:type="spellEnd"/>
-      <w:r>
-        <w:t xml:space="preserve"> Máquina de Estados no </w:t>
-      </w:r>
-      <w:proofErr w:type="spellStart"/>
-      <w:r>
-        <w:t>Kubernetes</w:t>
-      </w:r>
-      <w:proofErr w:type="spellEnd"/>
-      <w:r>
-        <w:t>. In: </w:t>
-      </w:r>
-      <w:r>
-        <w:rPr>
-          <w:b/>
-          <w:bCs/>
-        </w:rPr>
-        <w:t>Anais do XIX Workshop de Testes e Tolerância a Falhas</w:t>
-      </w:r>
-      <w:r>
-        <w:t>. SBC, 2018.</w:t>
-      </w:r>
-      <w:r>
-        <w:t xml:space="preserve"> Disponível em: </w:t>
-      </w:r>
-      <w:hyperlink r:id="rId25" w:history="1">
-        <w:r>
-          <w:rPr>
-            <w:rStyle w:val="Hyperlink"/>
-          </w:rPr>
-          <w:t>https://sol.sbc.org.br/index.php/wtf/article/view/2384</w:t>
-        </w:r>
-      </w:hyperlink>
-      <w:r>
-        <w:t>. Acesso em 20 out. 2023.</w:t>
-      </w:r>
     </w:p>
     <w:p>
       <w:pPr>
@@ -20510,6 +22397,95 @@
     </w:lvl>
   </w:abstractNum>
   <w:abstractNum w:abstractNumId="9" w15:restartNumberingAfterBreak="0">
+    <w:nsid w:val="78413A06"/>
+    <w:multiLevelType w:val="hybridMultilevel"/>
+    <w:tmpl w:val="253E46FC"/>
+    <w:lvl w:ilvl="0" w:tplc="D5BAD918">
+      <w:start w:val="1"/>
+      <w:numFmt w:val="upperLetter"/>
+      <w:lvlText w:val="%1)"/>
+      <w:lvlJc w:val="left"/>
+      <w:pPr>
+        <w:ind w:left="717" w:hanging="360"/>
+      </w:pPr>
+      <w:rPr>
+        <w:rFonts w:hint="default"/>
+      </w:rPr>
+    </w:lvl>
+    <w:lvl w:ilvl="1" w:tplc="04160019" w:tentative="1">
+      <w:start w:val="1"/>
+      <w:numFmt w:val="lowerLetter"/>
+      <w:lvlText w:val="%2."/>
+      <w:lvlJc w:val="left"/>
+      <w:pPr>
+        <w:ind w:left="1437" w:hanging="360"/>
+      </w:pPr>
+    </w:lvl>
+    <w:lvl w:ilvl="2" w:tplc="0416001B" w:tentative="1">
+      <w:start w:val="1"/>
+      <w:numFmt w:val="lowerRoman"/>
+      <w:lvlText w:val="%3."/>
+      <w:lvlJc w:val="right"/>
+      <w:pPr>
+        <w:ind w:left="2157" w:hanging="180"/>
+      </w:pPr>
+    </w:lvl>
+    <w:lvl w:ilvl="3" w:tplc="0416000F" w:tentative="1">
+      <w:start w:val="1"/>
+      <w:numFmt w:val="decimal"/>
+      <w:lvlText w:val="%4."/>
+      <w:lvlJc w:val="left"/>
+      <w:pPr>
+        <w:ind w:left="2877" w:hanging="360"/>
+      </w:pPr>
+    </w:lvl>
+    <w:lvl w:ilvl="4" w:tplc="04160019" w:tentative="1">
+      <w:start w:val="1"/>
+      <w:numFmt w:val="lowerLetter"/>
+      <w:lvlText w:val="%5."/>
+      <w:lvlJc w:val="left"/>
+      <w:pPr>
+        <w:ind w:left="3597" w:hanging="360"/>
+      </w:pPr>
+    </w:lvl>
+    <w:lvl w:ilvl="5" w:tplc="0416001B" w:tentative="1">
+      <w:start w:val="1"/>
+      <w:numFmt w:val="lowerRoman"/>
+      <w:lvlText w:val="%6."/>
+      <w:lvlJc w:val="right"/>
+      <w:pPr>
+        <w:ind w:left="4317" w:hanging="180"/>
+      </w:pPr>
+    </w:lvl>
+    <w:lvl w:ilvl="6" w:tplc="0416000F" w:tentative="1">
+      <w:start w:val="1"/>
+      <w:numFmt w:val="decimal"/>
+      <w:lvlText w:val="%7."/>
+      <w:lvlJc w:val="left"/>
+      <w:pPr>
+        <w:ind w:left="5037" w:hanging="360"/>
+      </w:pPr>
+    </w:lvl>
+    <w:lvl w:ilvl="7" w:tplc="04160019" w:tentative="1">
+      <w:start w:val="1"/>
+      <w:numFmt w:val="lowerLetter"/>
+      <w:lvlText w:val="%8."/>
+      <w:lvlJc w:val="left"/>
+      <w:pPr>
+        <w:ind w:left="5757" w:hanging="360"/>
+      </w:pPr>
+    </w:lvl>
+    <w:lvl w:ilvl="8" w:tplc="0416001B" w:tentative="1">
+      <w:start w:val="1"/>
+      <w:numFmt w:val="lowerRoman"/>
+      <w:lvlText w:val="%9."/>
+      <w:lvlJc w:val="right"/>
+      <w:pPr>
+        <w:ind w:left="6477" w:hanging="180"/>
+      </w:pPr>
+    </w:lvl>
+  </w:abstractNum>
+  <w:abstractNum w:abstractNumId="10" w15:restartNumberingAfterBreak="0">
     <w:nsid w:val="7952151D"/>
     <w:multiLevelType w:val="hybridMultilevel"/>
     <w:tmpl w:val="AE2A2996"/>
@@ -20620,13 +22596,16 @@
     <w:abstractNumId w:val="4"/>
   </w:num>
   <w:num w:numId="8" w16cid:durableId="231552712">
-    <w:abstractNumId w:val="9"/>
+    <w:abstractNumId w:val="10"/>
   </w:num>
   <w:num w:numId="9" w16cid:durableId="142506458">
     <w:abstractNumId w:val="2"/>
   </w:num>
   <w:num w:numId="10" w16cid:durableId="1536309651">
     <w:abstractNumId w:val="8"/>
+  </w:num>
+  <w:num w:numId="11" w16cid:durableId="680816319">
+    <w:abstractNumId w:val="9"/>
   </w:num>
 </w:numbering>
 </file>
@@ -21898,15 +23877,6 @@
 </file>
 
 <file path=customXml/item1.xml><?xml version="1.0" encoding="utf-8"?>
-<?mso-contentType ?>
-<FormTemplates xmlns="http://schemas.microsoft.com/sharepoint/v3/contenttype/forms">
-  <Display>DocumentLibraryForm</Display>
-  <Edit>DocumentLibraryForm</Edit>
-  <New>DocumentLibraryForm</New>
-</FormTemplates>
-</file>
-
-<file path=customXml/item2.xml><?xml version="1.0" encoding="utf-8"?>
 <ct:contentTypeSchema xmlns:ct="http://schemas.microsoft.com/office/2006/metadata/contentType" xmlns:ma="http://schemas.microsoft.com/office/2006/metadata/properties/metaAttributes" ct:_="" ma:_="" ma:contentTypeName="Documento" ma:contentTypeID="0x01010079E85AF13E1D6948BAEBBC3E299C7A4C" ma:contentTypeVersion="11" ma:contentTypeDescription="Crie um novo documento." ma:contentTypeScope="" ma:versionID="9903338d6f6ebf8d9f52e57d695b90e0">
   <xsd:schema xmlns:xsd="http://www.w3.org/2001/XMLSchema" xmlns:xs="http://www.w3.org/2001/XMLSchema" xmlns:p="http://schemas.microsoft.com/office/2006/metadata/properties" xmlns:ns2="1c99b82c-450d-407b-8685-188b0222f857" xmlns:ns3="ec9326a9-796b-4177-81ae-8ce46d6874ce" targetNamespace="http://schemas.microsoft.com/office/2006/metadata/properties" ma:root="true" ma:fieldsID="27025b9af28ab54196939bbeabbec0a9" ns2:_="" ns3:_="">
     <xsd:import namespace="1c99b82c-450d-407b-8685-188b0222f857"/>
@@ -22095,19 +24065,20 @@
 </ct:contentTypeSchema>
 </file>
 
+<file path=customXml/item2.xml><?xml version="1.0" encoding="utf-8"?>
+<?mso-contentType ?>
+<FormTemplates xmlns="http://schemas.microsoft.com/sharepoint/v3/contenttype/forms">
+  <Display>DocumentLibraryForm</Display>
+  <Edit>DocumentLibraryForm</Edit>
+  <New>DocumentLibraryForm</New>
+</FormTemplates>
+</file>
+
 <file path=customXml/item3.xml><?xml version="1.0" encoding="utf-8"?>
 <b:Sources xmlns:b="http://schemas.openxmlformats.org/officeDocument/2006/bibliography" xmlns="http://schemas.openxmlformats.org/officeDocument/2006/bibliography" SelectedStyle="\APA.XSL" StyleName="APA"/>
 </file>
 
 <file path=customXml/itemProps1.xml><?xml version="1.0" encoding="utf-8"?>
-<ds:datastoreItem xmlns:ds="http://schemas.openxmlformats.org/officeDocument/2006/customXml" ds:itemID="{19856E04-179F-401F-8246-BA08537D6152}">
-  <ds:schemaRefs>
-    <ds:schemaRef ds:uri="http://schemas.microsoft.com/sharepoint/v3/contenttype/forms"/>
-  </ds:schemaRefs>
-</ds:datastoreItem>
-</file>
-
-<file path=customXml/itemProps2.xml><?xml version="1.0" encoding="utf-8"?>
 <ds:datastoreItem xmlns:ds="http://schemas.openxmlformats.org/officeDocument/2006/customXml" ds:itemID="{F9562963-6458-4B09-8DDA-F09296948AA7}">
   <ds:schemaRefs>
     <ds:schemaRef ds:uri="http://schemas.microsoft.com/office/2006/metadata/contentType"/>
@@ -22126,6 +24097,14 @@
 </ds:datastoreItem>
 </file>
 
+<file path=customXml/itemProps2.xml><?xml version="1.0" encoding="utf-8"?>
+<ds:datastoreItem xmlns:ds="http://schemas.openxmlformats.org/officeDocument/2006/customXml" ds:itemID="{19856E04-179F-401F-8246-BA08537D6152}">
+  <ds:schemaRefs>
+    <ds:schemaRef ds:uri="http://schemas.microsoft.com/sharepoint/v3/contenttype/forms"/>
+  </ds:schemaRefs>
+</ds:datastoreItem>
+</file>
+
 <file path=customXml/itemProps3.xml><?xml version="1.0" encoding="utf-8"?>
 <ds:datastoreItem xmlns:ds="http://schemas.openxmlformats.org/officeDocument/2006/customXml" ds:itemID="{205E797E-3F55-48D0-B859-951F215AD568}">
   <ds:schemaRefs>

--- a/Documentação/Doc atualizado.docx
+++ b/Documentação/Doc atualizado.docx
@@ -140,7 +140,35 @@
           <w:b/>
           <w:sz w:val="28"/>
         </w:rPr>
-        <w:t>RIAN VINÍCIUS SANTOS OLIVEIRA</w:t>
+        <w:t>RIAN VIN</w:t>
+      </w:r>
+      <w:r>
+        <w:rPr>
+          <w:b/>
+          <w:sz w:val="28"/>
+        </w:rPr>
+        <w:t>I</w:t>
+      </w:r>
+      <w:r>
+        <w:rPr>
+          <w:b/>
+          <w:sz w:val="28"/>
+        </w:rPr>
+        <w:t>CI</w:t>
+      </w:r>
+      <w:r>
+        <w:rPr>
+          <w:b/>
+          <w:sz w:val="28"/>
+        </w:rPr>
+        <w:t>O</w:t>
+      </w:r>
+      <w:r>
+        <w:rPr>
+          <w:b/>
+          <w:sz w:val="28"/>
+        </w:rPr>
+        <w:t>S SANTOS OLIVEIRA</w:t>
       </w:r>
     </w:p>
     <w:p/>
@@ -276,7 +304,35 @@
           <w:b/>
           <w:sz w:val="28"/>
         </w:rPr>
-        <w:t>RIAN VINÍCIUS SANTOS OLIVEIRA</w:t>
+        <w:t>RIAN VIN</w:t>
+      </w:r>
+      <w:r>
+        <w:rPr>
+          <w:b/>
+          <w:sz w:val="28"/>
+        </w:rPr>
+        <w:t>I</w:t>
+      </w:r>
+      <w:r>
+        <w:rPr>
+          <w:b/>
+          <w:sz w:val="28"/>
+        </w:rPr>
+        <w:t>CI</w:t>
+      </w:r>
+      <w:r>
+        <w:rPr>
+          <w:b/>
+          <w:sz w:val="28"/>
+        </w:rPr>
+        <w:t>O</w:t>
+      </w:r>
+      <w:r>
+        <w:rPr>
+          <w:b/>
+          <w:sz w:val="28"/>
+        </w:rPr>
+        <w:t>S SANTOS OLIVEIRA</w:t>
       </w:r>
     </w:p>
     <w:p/>
@@ -363,35 +419,7 @@
         <w:rPr>
           <w:sz w:val="22"/>
         </w:rPr>
-        <w:t xml:space="preserve">ETEC Prof. </w:t>
-      </w:r>
-      <w:proofErr w:type="spellStart"/>
-      <w:r>
-        <w:rPr>
-          <w:sz w:val="22"/>
-        </w:rPr>
-        <w:t>Massuyuki</w:t>
-      </w:r>
-      <w:proofErr w:type="spellEnd"/>
-      <w:r>
-        <w:rPr>
-          <w:sz w:val="22"/>
-        </w:rPr>
-        <w:t xml:space="preserve"> </w:t>
-      </w:r>
-      <w:proofErr w:type="spellStart"/>
-      <w:r>
-        <w:rPr>
-          <w:sz w:val="22"/>
-        </w:rPr>
-        <w:t>Kawano</w:t>
-      </w:r>
-      <w:proofErr w:type="spellEnd"/>
-      <w:r>
-        <w:rPr>
-          <w:sz w:val="22"/>
-        </w:rPr>
-        <w:t>,</w:t>
+        <w:t>ETEC Prof. Massuyuki Kawano,</w:t>
       </w:r>
       <w:r>
         <w:rPr>
@@ -609,7 +637,35 @@
           <w:b/>
           <w:sz w:val="28"/>
         </w:rPr>
-        <w:t>RIAN VINÍCIUS SANTOS OLIVEIRA</w:t>
+        <w:t>RIAN VIN</w:t>
+      </w:r>
+      <w:r>
+        <w:rPr>
+          <w:b/>
+          <w:sz w:val="28"/>
+        </w:rPr>
+        <w:t>I</w:t>
+      </w:r>
+      <w:r>
+        <w:rPr>
+          <w:b/>
+          <w:sz w:val="28"/>
+        </w:rPr>
+        <w:t>CI</w:t>
+      </w:r>
+      <w:r>
+        <w:rPr>
+          <w:b/>
+          <w:sz w:val="28"/>
+        </w:rPr>
+        <w:t>O</w:t>
+      </w:r>
+      <w:r>
+        <w:rPr>
+          <w:b/>
+          <w:sz w:val="28"/>
+        </w:rPr>
+        <w:t>S SANTOS OLIVEIRA</w:t>
       </w:r>
     </w:p>
     <w:p>
@@ -966,15 +1022,7 @@
         <w:t>contábeis, promovendo</w:t>
       </w:r>
       <w:r>
-        <w:t xml:space="preserve"> maior eficiência na tomada de decisões estratégicas e na gestão financeira. A pesquisa é caracterizada como aplicada, com abordagem metodológica mista (qualitativa e quantitativa), delimitada ao município de </w:t>
-      </w:r>
-      <w:proofErr w:type="spellStart"/>
-      <w:r>
-        <w:t>Tupã-SP</w:t>
-      </w:r>
-      <w:proofErr w:type="spellEnd"/>
-      <w:r>
-        <w:t xml:space="preserve">, e estruturada em três fases: levantamento de requisitos por meio de pesquisa documental e entrevistas semiestruturadas com contadores e empresários locais; projeto e desenvolvimento do protótipo do sistema Contax, utilizando diretrizes da engenharia de </w:t>
+        <w:t xml:space="preserve"> maior eficiência na tomada de decisões estratégicas e na gestão financeira. A pesquisa é caracterizada como aplicada, com abordagem metodológica mista (qualitativa e quantitativa), delimitada ao município de Tupã-SP, e estruturada em três fases: levantamento de requisitos por meio de pesquisa documental e entrevistas semiestruturadas com contadores e empresários locais; projeto e desenvolvimento do protótipo do sistema Contax, utilizando diretrizes da engenharia de </w:t>
       </w:r>
       <w:r>
         <w:rPr>
@@ -2588,42 +2636,52 @@
           <w:i/>
           <w:iCs/>
         </w:rPr>
-        <w:t>F</w:t>
-      </w:r>
+        <w:t>Feedback</w:t>
+      </w:r>
+    </w:p>
+    <w:p>
+      <w:pPr>
+        <w:rPr>
+          <w:bCs/>
+          <w:sz w:val="28"/>
+        </w:rPr>
+      </w:pPr>
+      <w:r>
+        <w:rPr>
+          <w:bCs/>
+          <w:sz w:val="28"/>
+        </w:rPr>
+        <w:t>MER</w:t>
+      </w:r>
+    </w:p>
+    <w:p>
+      <w:r>
+        <w:t>React.js</w:t>
+      </w:r>
+    </w:p>
+    <w:p>
+      <w:r>
+        <w:t>TypeScript</w:t>
+      </w:r>
+    </w:p>
+    <w:p>
       <w:r>
         <w:rPr>
           <w:i/>
           <w:iCs/>
         </w:rPr>
-        <w:t>eedback</w:t>
-      </w:r>
-    </w:p>
-    <w:p>
-      <w:pPr>
-        <w:rPr>
-          <w:bCs/>
-          <w:sz w:val="28"/>
-        </w:rPr>
-      </w:pPr>
-      <w:r>
-        <w:rPr>
-          <w:bCs/>
-          <w:sz w:val="28"/>
-        </w:rPr>
-        <w:t>MER</w:t>
-      </w:r>
-    </w:p>
-    <w:p>
-      <w:r>
-        <w:t>React.js</w:t>
-      </w:r>
-    </w:p>
-    <w:p>
-      <w:proofErr w:type="spellStart"/>
-      <w:r>
-        <w:t>TypeScript</w:t>
-      </w:r>
-      <w:proofErr w:type="spellEnd"/>
+        <w:t>front-end</w:t>
+      </w:r>
+    </w:p>
+    <w:p>
+      <w:r>
+        <w:t>Node.js</w:t>
+      </w:r>
+    </w:p>
+    <w:p>
+      <w:r>
+        <w:t>Express.js</w:t>
+      </w:r>
     </w:p>
     <w:p>
       <w:r>
@@ -2631,67 +2689,33 @@
           <w:i/>
           <w:iCs/>
         </w:rPr>
-        <w:t>front-</w:t>
-      </w:r>
-      <w:proofErr w:type="spellStart"/>
+        <w:t>back-end</w:t>
+      </w:r>
+    </w:p>
+    <w:p>
+      <w:r>
+        <w:t>MySQL</w:t>
+      </w:r>
+    </w:p>
+    <w:p>
+      <w:r>
+        <w:t>Vercel</w:t>
+      </w:r>
+    </w:p>
+    <w:p>
+      <w:r>
+        <w:t>Heroku</w:t>
+      </w:r>
+    </w:p>
+    <w:p>
+      <w:r>
+        <w:t xml:space="preserve">Engenharia de </w:t>
+      </w:r>
       <w:r>
         <w:rPr>
           <w:i/>
           <w:iCs/>
         </w:rPr>
-        <w:t>end</w:t>
-      </w:r>
-      <w:proofErr w:type="spellEnd"/>
-    </w:p>
-    <w:p>
-      <w:r>
-        <w:t>Node.js</w:t>
-      </w:r>
-    </w:p>
-    <w:p>
-      <w:r>
-        <w:t>Express.js</w:t>
-      </w:r>
-    </w:p>
-    <w:p>
-      <w:proofErr w:type="spellStart"/>
-      <w:r>
-        <w:rPr>
-          <w:i/>
-          <w:iCs/>
-        </w:rPr>
-        <w:t>back-end</w:t>
-      </w:r>
-      <w:proofErr w:type="spellEnd"/>
-    </w:p>
-    <w:p>
-      <w:r>
-        <w:t>MySQL</w:t>
-      </w:r>
-    </w:p>
-    <w:p>
-      <w:proofErr w:type="spellStart"/>
-      <w:r>
-        <w:t>Vercel</w:t>
-      </w:r>
-      <w:proofErr w:type="spellEnd"/>
-    </w:p>
-    <w:p>
-      <w:proofErr w:type="spellStart"/>
-      <w:r>
-        <w:t>Heroku</w:t>
-      </w:r>
-      <w:proofErr w:type="spellEnd"/>
-    </w:p>
-    <w:p>
-      <w:r>
-        <w:t xml:space="preserve">Engenharia de </w:t>
-      </w:r>
-      <w:r>
-        <w:rPr>
-          <w:i/>
-          <w:iCs/>
-        </w:rPr>
         <w:t>Software</w:t>
       </w:r>
     </w:p>
@@ -2701,11 +2725,9 @@
       </w:r>
     </w:p>
     <w:p>
-      <w:proofErr w:type="spellStart"/>
       <w:r>
         <w:t>Figma</w:t>
       </w:r>
-      <w:proofErr w:type="spellEnd"/>
     </w:p>
     <w:p>
       <w:r>
@@ -4855,31 +4877,7 @@
         <w:contextualSpacing/>
       </w:pPr>
       <w:r>
-        <w:t>Essa clareza facilita a tomada de decisões estratégicas e ações corretivas rápidas. Sob a ótica da administração estratégica, a informação é considerada um recurso de primeira ordem, cuja gestão adequada oferece às empresas novas formas de competir (Rueda-Delgado; Arias-</w:t>
-      </w:r>
-      <w:proofErr w:type="spellStart"/>
-      <w:r>
-        <w:t>Bello</w:t>
-      </w:r>
-      <w:proofErr w:type="spellEnd"/>
-      <w:r>
-        <w:t xml:space="preserve">, 2009). No Brasil, essa necessidade é amplificada pelo crescimento do mercado; apenas no primeiro trimestre de 2025, registraram-se mais de 1,4 milhão de novas aberturas de negócios, com os MEIs representando 78% desse total (GOV.BR, 2025). Diante da existência de cerca de cem mil organizações contábeis (CFC, 2025), a integração tecnológica torna-se imperativa. Segundo </w:t>
-      </w:r>
-      <w:proofErr w:type="spellStart"/>
-      <w:r>
-        <w:t>Aucancela</w:t>
-      </w:r>
-      <w:proofErr w:type="spellEnd"/>
-      <w:r>
-        <w:t xml:space="preserve"> </w:t>
-      </w:r>
-      <w:proofErr w:type="spellStart"/>
-      <w:r>
-        <w:t>Guagcha</w:t>
-      </w:r>
-      <w:proofErr w:type="spellEnd"/>
-      <w:r>
-        <w:t xml:space="preserve"> et al. (2024), a Indústria 4.0 exige que o contador domine softwares especializados e competências em comunicação digital para automatizar tarefas rotineiras e focar em análises estratégicas.</w:t>
+        <w:t>Essa clareza facilita a tomada de decisões estratégicas e ações corretivas rápidas. Sob a ótica da administração estratégica, a informação é considerada um recurso de primeira ordem, cuja gestão adequada oferece às empresas novas formas de competir (Rueda-Delgado; Arias-Bello, 2009). No Brasil, essa necessidade é amplificada pelo crescimento do mercado; apenas no primeiro trimestre de 2025, registraram-se mais de 1,4 milhão de novas aberturas de negócios, com os MEIs representando 78% desse total (GOV.BR, 2025). Diante da existência de cerca de cem mil organizações contábeis (CFC, 2025), a integração tecnológica torna-se imperativa. Segundo Aucancela Guagcha et al. (2024), a Indústria 4.0 exige que o contador domine softwares especializados e competências em comunicação digital para automatizar tarefas rotineiras e focar em análises estratégicas.</w:t>
       </w:r>
     </w:p>
     <w:p>
@@ -4963,15 +4961,7 @@
         <w:contextualSpacing/>
       </w:pPr>
       <w:r>
-        <w:t xml:space="preserve">Este trabalho configura-se como um Projeto Técnico, voltado ao desenvolvimento de um sistema virtual denominado Contax, com foco na gestão e transparência contábil para Microempreendedores Individuais (MEI) e Microempresas (ME). O projeto está contextualizado na realidade empresarial do município de </w:t>
-      </w:r>
-      <w:proofErr w:type="spellStart"/>
-      <w:r>
-        <w:t>Tupã-SP</w:t>
-      </w:r>
-      <w:proofErr w:type="spellEnd"/>
-      <w:r>
-        <w:t>, região com forte presença de micro e pequenos negócios e demanda crescente por soluções tecnológicas que otimizem a comunicação com escritórios de contabilidade.</w:t>
+        <w:t>Este trabalho configura-se como um Projeto Técnico, voltado ao desenvolvimento de um sistema virtual denominado Contax, com foco na gestão e transparência contábil para Microempreendedores Individuais (MEI) e Microempresas (ME). O projeto está contextualizado na realidade empresarial do município de Tupã-SP, região com forte presença de micro e pequenos negócios e demanda crescente por soluções tecnológicas que otimizem a comunicação com escritórios de contabilidade.</w:t>
       </w:r>
     </w:p>
     <w:p>
@@ -4983,21 +4973,8 @@
         <w:t xml:space="preserve">A área de abrangência é delimitada à cidade de Tupã, no interior paulista, envolvendo empresas dos setores de comércio e serviços e escritórios contábeis que atendem majoritariamente clientes MEI e ME. A equipe técnica é composta por alunos do curso de </w:t>
       </w:r>
       <w:r>
-        <w:t xml:space="preserve">Escola Técnica Estadual Prof. </w:t>
-      </w:r>
-      <w:proofErr w:type="spellStart"/>
-      <w:r>
-        <w:t>Massuyuki</w:t>
-      </w:r>
-      <w:proofErr w:type="spellEnd"/>
-      <w:r>
-        <w:t xml:space="preserve"> </w:t>
-      </w:r>
-      <w:proofErr w:type="spellStart"/>
-      <w:r>
-        <w:t>Kawano</w:t>
-      </w:r>
-      <w:proofErr w:type="spellEnd"/>
+        <w:t>Escola Técnica Estadual Prof. Massuyuki Kawano</w:t>
+      </w:r>
       <w:r>
         <w:t xml:space="preserve"> – Tupã, com formação multidisciplinar em engenharia de software, modelagem de sistemas, banco de dados e análise de requisitos.</w:t>
       </w:r>
@@ -5017,104 +4994,57 @@
         <w:t>micros serviços</w:t>
       </w:r>
       <w:r>
-        <w:t xml:space="preserve">, utilizando tecnologias como React.js e </w:t>
-      </w:r>
-      <w:proofErr w:type="spellStart"/>
-      <w:r>
-        <w:t>TypeScript</w:t>
-      </w:r>
-      <w:proofErr w:type="spellEnd"/>
-      <w:r>
-        <w:t xml:space="preserve"> no </w:t>
+        <w:t xml:space="preserve">, utilizando tecnologias como React.js e TypeScript no </w:t>
       </w:r>
       <w:r>
         <w:rPr>
           <w:i/>
           <w:iCs/>
         </w:rPr>
-        <w:t>front-</w:t>
-      </w:r>
-      <w:proofErr w:type="spellStart"/>
+        <w:t>front-end</w:t>
+      </w:r>
+      <w:r>
+        <w:t xml:space="preserve">, Node.js com Express.js no </w:t>
+      </w:r>
       <w:r>
         <w:rPr>
           <w:i/>
           <w:iCs/>
         </w:rPr>
-        <w:t>end</w:t>
-      </w:r>
-      <w:proofErr w:type="spellEnd"/>
-      <w:r>
-        <w:t xml:space="preserve">, Node.js com Express.js no </w:t>
-      </w:r>
-      <w:proofErr w:type="spellStart"/>
+        <w:t>back-end</w:t>
+      </w:r>
+      <w:r>
+        <w:t xml:space="preserve"> e MySQL como banco de dados relacional. A infraestrutura será hospedada em plataformas como Vercel (</w:t>
+      </w:r>
       <w:r>
         <w:rPr>
           <w:i/>
           <w:iCs/>
         </w:rPr>
-        <w:t>back-end</w:t>
-      </w:r>
-      <w:proofErr w:type="spellEnd"/>
-      <w:r>
-        <w:t xml:space="preserve"> e MySQL como banco de dados relacional. A infraestrutura será hospedada em plataformas como </w:t>
-      </w:r>
-      <w:proofErr w:type="spellStart"/>
-      <w:r>
-        <w:t>Vercel</w:t>
-      </w:r>
-      <w:proofErr w:type="spellEnd"/>
-      <w:r>
-        <w:t xml:space="preserve"> (</w:t>
-      </w:r>
-      <w:proofErr w:type="spellStart"/>
+        <w:t>frontend</w:t>
+      </w:r>
+      <w:r>
+        <w:t>) e Heroku (</w:t>
+      </w:r>
       <w:r>
         <w:rPr>
           <w:i/>
           <w:iCs/>
         </w:rPr>
-        <w:t>frontend</w:t>
-      </w:r>
-      <w:proofErr w:type="spellEnd"/>
-      <w:r>
-        <w:t xml:space="preserve">) e </w:t>
-      </w:r>
-      <w:proofErr w:type="spellStart"/>
-      <w:r>
-        <w:t>Heroku</w:t>
-      </w:r>
-      <w:proofErr w:type="spellEnd"/>
-      <w:r>
-        <w:t xml:space="preserve"> (</w:t>
-      </w:r>
-      <w:proofErr w:type="spellStart"/>
+        <w:t>backend</w:t>
+      </w:r>
+      <w:r>
+        <w:t xml:space="preserve">). A modelagem será guiada pelas diretrizes da Engenharia de </w:t>
+      </w:r>
       <w:r>
         <w:rPr>
           <w:i/>
           <w:iCs/>
         </w:rPr>
-        <w:t>backend</w:t>
-      </w:r>
-      <w:proofErr w:type="spellEnd"/>
-      <w:r>
-        <w:t xml:space="preserve">). A modelagem será guiada pelas diretrizes da Engenharia de </w:t>
-      </w:r>
-      <w:r>
-        <w:rPr>
-          <w:i/>
-          <w:iCs/>
-        </w:rPr>
         <w:t>Software</w:t>
       </w:r>
       <w:r>
-        <w:t xml:space="preserve">, com uso de ferramentas como UML, DFD, MER, Dicionário de Dados e prototipagem em </w:t>
-      </w:r>
-      <w:proofErr w:type="spellStart"/>
-      <w:r>
-        <w:t>Figma</w:t>
-      </w:r>
-      <w:proofErr w:type="spellEnd"/>
-      <w:r>
-        <w:t>.</w:t>
+        <w:t>, com uso de ferramentas como UML, DFD, MER, Dicionário de Dados e prototipagem em Figma.</w:t>
       </w:r>
       <w:r>
         <w:br w:type="page"/>
@@ -7419,15 +7349,7 @@
         <w:spacing w:after="0" w:line="240" w:lineRule="auto"/>
       </w:pPr>
       <w:r>
-        <w:t xml:space="preserve">- Identificar e analisar as principais necessidades de gestão financeira das micro e pequenas empresas em </w:t>
-      </w:r>
-      <w:proofErr w:type="spellStart"/>
-      <w:r>
-        <w:t>Tupã-SP</w:t>
-      </w:r>
-      <w:proofErr w:type="spellEnd"/>
-      <w:r>
-        <w:t>.</w:t>
+        <w:t>- Identificar e analisar as principais necessidades de gestão financeira das micro e pequenas empresas em Tupã-SP.</w:t>
       </w:r>
     </w:p>
     <w:p>
@@ -7601,13 +7523,8 @@
         <w:contextualSpacing/>
       </w:pPr>
       <w:r>
-        <w:t xml:space="preserve">- Termos de uso e protótipos em </w:t>
-      </w:r>
-      <w:proofErr w:type="spellStart"/>
-      <w:r>
-        <w:t>Figma</w:t>
-      </w:r>
-      <w:proofErr w:type="spellEnd"/>
+        <w:t>- Termos de uso e protótipos em Figma</w:t>
+      </w:r>
     </w:p>
     <w:p>
       <w:pPr>
@@ -7636,15 +7553,7 @@
         <w:contextualSpacing/>
       </w:pPr>
       <w:r>
-        <w:t xml:space="preserve">- Revisão ortográfica: </w:t>
-      </w:r>
-      <w:proofErr w:type="spellStart"/>
-      <w:r>
-        <w:t>Copilot</w:t>
-      </w:r>
-      <w:proofErr w:type="spellEnd"/>
-      <w:r>
-        <w:t xml:space="preserve"> 365, Gemini 3 Flash</w:t>
+        <w:t>- Revisão ortográfica: Copilot 365, Gemini 3 Flash</w:t>
       </w:r>
     </w:p>
     <w:p>
@@ -7653,21 +7562,8 @@
         <w:contextualSpacing/>
       </w:pPr>
       <w:r>
-        <w:t xml:space="preserve">- </w:t>
-      </w:r>
-      <w:proofErr w:type="spellStart"/>
-      <w:r>
-        <w:t>Frontend</w:t>
-      </w:r>
-      <w:proofErr w:type="spellEnd"/>
-      <w:r>
-        <w:t xml:space="preserve">: React.js e </w:t>
-      </w:r>
-      <w:proofErr w:type="spellStart"/>
-      <w:r>
-        <w:t>TypeScript</w:t>
-      </w:r>
-      <w:proofErr w:type="spellEnd"/>
+        <w:t>- Frontend: React.js e TypeScript</w:t>
+      </w:r>
     </w:p>
     <w:p>
       <w:pPr>
@@ -7675,15 +7571,7 @@
         <w:contextualSpacing/>
       </w:pPr>
       <w:r>
-        <w:t xml:space="preserve">- </w:t>
-      </w:r>
-      <w:proofErr w:type="spellStart"/>
-      <w:r>
-        <w:t>Backend</w:t>
-      </w:r>
-      <w:proofErr w:type="spellEnd"/>
-      <w:r>
-        <w:t>: Node.js com Express.js</w:t>
+        <w:t>- Backend: Node.js com Express.js</w:t>
       </w:r>
     </w:p>
     <w:p>
@@ -7706,13 +7594,8 @@
       <w:r>
         <w:t xml:space="preserve">- Infraestrutura: </w:t>
       </w:r>
-      <w:proofErr w:type="spellStart"/>
-      <w:r>
-        <w:t>Insomnia</w:t>
-      </w:r>
-      <w:proofErr w:type="spellEnd"/>
-      <w:r>
-        <w:t xml:space="preserve"> e GitHub Desktop e Web</w:t>
+      <w:r>
+        <w:t>Insomnia e GitHub Desktop e Web</w:t>
       </w:r>
     </w:p>
     <w:p>
@@ -8000,14 +7883,12 @@
                 <w:szCs w:val="24"/>
               </w:rPr>
             </w:pPr>
-            <w:proofErr w:type="spellStart"/>
             <w:r>
               <w:rPr>
                 <w:szCs w:val="24"/>
               </w:rPr>
               <w:t>Hostinger</w:t>
             </w:r>
-            <w:proofErr w:type="spellEnd"/>
           </w:p>
         </w:tc>
         <w:tc>
@@ -8092,19 +7973,11 @@
                 <w:szCs w:val="24"/>
               </w:rPr>
             </w:pPr>
-            <w:proofErr w:type="spellStart"/>
             <w:r>
               <w:rPr>
                 <w:szCs w:val="24"/>
               </w:rPr>
-              <w:t>PlanetScale</w:t>
-            </w:r>
-            <w:proofErr w:type="spellEnd"/>
-            <w:r>
-              <w:rPr>
-                <w:szCs w:val="24"/>
-              </w:rPr>
-              <w:t xml:space="preserve"> (Plano Gratuito)</w:t>
+              <w:t>PlanetScale (Plano Gratuito)</w:t>
             </w:r>
           </w:p>
         </w:tc>
@@ -8163,48 +8036,26 @@
               <w:rPr>
                 <w:szCs w:val="24"/>
               </w:rPr>
-              <w:t xml:space="preserve">Hospedagem de </w:t>
-            </w:r>
-            <w:proofErr w:type="spellStart"/>
-            <w:r>
+              <w:t>Hospedagem de Backend (servidor)</w:t>
+            </w:r>
+          </w:p>
+        </w:tc>
+        <w:tc>
+          <w:tcPr>
+            <w:tcW w:w="2265" w:type="dxa"/>
+          </w:tcPr>
+          <w:p>
+            <w:pPr>
+              <w:spacing w:after="0" w:line="240" w:lineRule="auto"/>
               <w:rPr>
                 <w:szCs w:val="24"/>
               </w:rPr>
-              <w:t>Backend</w:t>
-            </w:r>
-            <w:proofErr w:type="spellEnd"/>
+            </w:pPr>
             <w:r>
               <w:rPr>
                 <w:szCs w:val="24"/>
               </w:rPr>
-              <w:t xml:space="preserve"> (servidor)</w:t>
-            </w:r>
-          </w:p>
-        </w:tc>
-        <w:tc>
-          <w:tcPr>
-            <w:tcW w:w="2265" w:type="dxa"/>
-          </w:tcPr>
-          <w:p>
-            <w:pPr>
-              <w:spacing w:after="0" w:line="240" w:lineRule="auto"/>
-              <w:rPr>
-                <w:szCs w:val="24"/>
-              </w:rPr>
-            </w:pPr>
-            <w:proofErr w:type="spellStart"/>
-            <w:r>
-              <w:rPr>
-                <w:szCs w:val="24"/>
-              </w:rPr>
-              <w:t>Heroku</w:t>
-            </w:r>
-            <w:proofErr w:type="spellEnd"/>
-            <w:r>
-              <w:rPr>
-                <w:szCs w:val="24"/>
-              </w:rPr>
-              <w:t xml:space="preserve"> (Plano “Eco”)</w:t>
+              <w:t>Heroku (Plano “Eco”)</w:t>
             </w:r>
           </w:p>
         </w:tc>
@@ -8847,11 +8698,9 @@
             <w:pPr>
               <w:spacing w:after="0" w:line="240" w:lineRule="auto"/>
             </w:pPr>
-            <w:proofErr w:type="spellStart"/>
             <w:r>
               <w:t>usu_id</w:t>
             </w:r>
-            <w:proofErr w:type="spellEnd"/>
           </w:p>
         </w:tc>
         <w:tc>
@@ -8918,13 +8767,8 @@
             <w:pPr>
               <w:spacing w:after="0" w:line="240" w:lineRule="auto"/>
             </w:pPr>
-            <w:proofErr w:type="spellStart"/>
-            <w:r>
-              <w:t>Auto-Incremento</w:t>
-            </w:r>
-            <w:proofErr w:type="spellEnd"/>
-            <w:r>
-              <w:t>.</w:t>
+            <w:r>
+              <w:t>Auto-Incremento.</w:t>
             </w:r>
           </w:p>
         </w:tc>
@@ -8953,11 +8797,9 @@
             <w:pPr>
               <w:spacing w:after="0" w:line="240" w:lineRule="auto"/>
             </w:pPr>
-            <w:proofErr w:type="spellStart"/>
             <w:r>
               <w:t>usu_nome</w:t>
             </w:r>
-            <w:proofErr w:type="spellEnd"/>
           </w:p>
         </w:tc>
         <w:tc>
@@ -9051,11 +8893,9 @@
             <w:pPr>
               <w:spacing w:after="0" w:line="240" w:lineRule="auto"/>
             </w:pPr>
-            <w:proofErr w:type="spellStart"/>
             <w:r>
               <w:t>usu_email</w:t>
             </w:r>
-            <w:proofErr w:type="spellEnd"/>
           </w:p>
         </w:tc>
         <w:tc>
@@ -9149,11 +8989,9 @@
             <w:pPr>
               <w:spacing w:after="0" w:line="240" w:lineRule="auto"/>
             </w:pPr>
-            <w:proofErr w:type="spellStart"/>
             <w:r>
               <w:t>usu_cpf</w:t>
             </w:r>
-            <w:proofErr w:type="spellEnd"/>
           </w:p>
         </w:tc>
         <w:tc>
@@ -9247,11 +9085,9 @@
             <w:pPr>
               <w:spacing w:after="0" w:line="240" w:lineRule="auto"/>
             </w:pPr>
-            <w:proofErr w:type="spellStart"/>
             <w:r>
               <w:t>usu_senha_hash</w:t>
             </w:r>
-            <w:proofErr w:type="spellEnd"/>
           </w:p>
         </w:tc>
         <w:tc>
@@ -9345,11 +9181,9 @@
             <w:pPr>
               <w:spacing w:after="0" w:line="240" w:lineRule="auto"/>
             </w:pPr>
-            <w:proofErr w:type="spellStart"/>
             <w:r>
               <w:t>usu_telefone</w:t>
             </w:r>
-            <w:proofErr w:type="spellEnd"/>
           </w:p>
         </w:tc>
         <w:tc>
@@ -9443,11 +9277,9 @@
             <w:pPr>
               <w:spacing w:after="0" w:line="240" w:lineRule="auto"/>
             </w:pPr>
-            <w:proofErr w:type="spellStart"/>
             <w:r>
               <w:t>usu_status</w:t>
             </w:r>
-            <w:proofErr w:type="spellEnd"/>
           </w:p>
         </w:tc>
         <w:tc>
@@ -9541,11 +9373,9 @@
             <w:pPr>
               <w:spacing w:after="0" w:line="240" w:lineRule="auto"/>
             </w:pPr>
-            <w:proofErr w:type="spellStart"/>
             <w:r>
               <w:t>usu_alterar_senha</w:t>
             </w:r>
-            <w:proofErr w:type="spellEnd"/>
           </w:p>
         </w:tc>
         <w:tc>
@@ -9900,11 +9730,9 @@
             <w:pPr>
               <w:spacing w:after="0" w:line="240" w:lineRule="auto"/>
             </w:pPr>
-            <w:proofErr w:type="spellStart"/>
             <w:r>
               <w:t>emp_id</w:t>
             </w:r>
-            <w:proofErr w:type="spellEnd"/>
           </w:p>
         </w:tc>
         <w:tc>
@@ -9972,13 +9800,8 @@
             <w:pPr>
               <w:spacing w:after="0" w:line="240" w:lineRule="auto"/>
             </w:pPr>
-            <w:proofErr w:type="spellStart"/>
-            <w:r>
-              <w:t>Auto-Incremento</w:t>
-            </w:r>
-            <w:proofErr w:type="spellEnd"/>
-            <w:r>
-              <w:t>.</w:t>
+            <w:r>
+              <w:t>Auto-Incremento.</w:t>
             </w:r>
           </w:p>
         </w:tc>
@@ -10007,11 +9830,9 @@
             <w:pPr>
               <w:spacing w:after="0" w:line="240" w:lineRule="auto"/>
             </w:pPr>
-            <w:proofErr w:type="spellStart"/>
             <w:r>
               <w:t>emp_nome_fantasia</w:t>
             </w:r>
-            <w:proofErr w:type="spellEnd"/>
           </w:p>
         </w:tc>
         <w:tc>
@@ -10106,11 +9927,9 @@
             <w:pPr>
               <w:spacing w:after="0" w:line="240" w:lineRule="auto"/>
             </w:pPr>
-            <w:proofErr w:type="spellStart"/>
             <w:r>
               <w:t>emp_razao_social</w:t>
             </w:r>
-            <w:proofErr w:type="spellEnd"/>
           </w:p>
         </w:tc>
         <w:tc>
@@ -10205,11 +10024,9 @@
             <w:pPr>
               <w:spacing w:after="0" w:line="240" w:lineRule="auto"/>
             </w:pPr>
-            <w:proofErr w:type="spellStart"/>
             <w:r>
               <w:t>emp_cnpj</w:t>
             </w:r>
-            <w:proofErr w:type="spellEnd"/>
           </w:p>
         </w:tc>
         <w:tc>
@@ -10304,11 +10121,9 @@
             <w:pPr>
               <w:spacing w:after="0" w:line="240" w:lineRule="auto"/>
             </w:pPr>
-            <w:proofErr w:type="spellStart"/>
             <w:r>
               <w:t>emp_endereco</w:t>
             </w:r>
-            <w:proofErr w:type="spellEnd"/>
           </w:p>
         </w:tc>
         <w:tc>
@@ -10403,11 +10218,9 @@
             <w:pPr>
               <w:spacing w:after="0" w:line="240" w:lineRule="auto"/>
             </w:pPr>
-            <w:proofErr w:type="spellStart"/>
             <w:r>
               <w:t>emp_municipio</w:t>
             </w:r>
-            <w:proofErr w:type="spellEnd"/>
           </w:p>
         </w:tc>
         <w:tc>
@@ -10502,11 +10315,9 @@
             <w:pPr>
               <w:spacing w:after="0" w:line="240" w:lineRule="auto"/>
             </w:pPr>
-            <w:proofErr w:type="spellStart"/>
             <w:r>
               <w:t>emp_telefone</w:t>
             </w:r>
-            <w:proofErr w:type="spellEnd"/>
           </w:p>
         </w:tc>
         <w:tc>
@@ -10601,11 +10412,9 @@
             <w:pPr>
               <w:spacing w:after="0" w:line="240" w:lineRule="auto"/>
             </w:pPr>
-            <w:proofErr w:type="spellStart"/>
             <w:r>
               <w:t>emp_email</w:t>
             </w:r>
-            <w:proofErr w:type="spellEnd"/>
           </w:p>
         </w:tc>
         <w:tc>
@@ -10700,11 +10509,9 @@
             <w:pPr>
               <w:spacing w:after="0" w:line="240" w:lineRule="auto"/>
             </w:pPr>
-            <w:proofErr w:type="spellStart"/>
             <w:r>
               <w:t>emp_senha_hash</w:t>
             </w:r>
-            <w:proofErr w:type="spellEnd"/>
           </w:p>
         </w:tc>
         <w:tc>
@@ -10799,11 +10606,9 @@
             <w:pPr>
               <w:spacing w:after="0" w:line="240" w:lineRule="auto"/>
             </w:pPr>
-            <w:proofErr w:type="spellStart"/>
             <w:r>
               <w:t>emp_tipo</w:t>
             </w:r>
-            <w:proofErr w:type="spellEnd"/>
           </w:p>
         </w:tc>
         <w:tc>
@@ -11349,11 +11154,9 @@
             <w:pPr>
               <w:spacing w:after="0" w:line="240" w:lineRule="auto"/>
             </w:pPr>
-            <w:proofErr w:type="spellStart"/>
             <w:r>
               <w:t>emp_id</w:t>
             </w:r>
-            <w:proofErr w:type="spellEnd"/>
           </w:p>
         </w:tc>
         <w:tc>
@@ -11451,11 +11254,9 @@
             <w:pPr>
               <w:spacing w:after="0" w:line="240" w:lineRule="auto"/>
             </w:pPr>
-            <w:proofErr w:type="spellStart"/>
             <w:r>
               <w:t>usu_id</w:t>
             </w:r>
-            <w:proofErr w:type="spellEnd"/>
           </w:p>
         </w:tc>
         <w:tc>
@@ -11553,11 +11354,9 @@
             <w:pPr>
               <w:spacing w:after="0" w:line="240" w:lineRule="auto"/>
             </w:pPr>
-            <w:proofErr w:type="spellStart"/>
             <w:r>
               <w:t>usu_emp_nivel_acesso</w:t>
             </w:r>
-            <w:proofErr w:type="spellEnd"/>
           </w:p>
         </w:tc>
         <w:tc>
@@ -11652,11 +11451,9 @@
             <w:pPr>
               <w:spacing w:after="0" w:line="240" w:lineRule="auto"/>
             </w:pPr>
-            <w:proofErr w:type="spellStart"/>
             <w:r>
               <w:t>usu_emp_data_vinculo</w:t>
             </w:r>
-            <w:proofErr w:type="spellEnd"/>
           </w:p>
         </w:tc>
         <w:tc>
@@ -11751,11 +11548,9 @@
             <w:pPr>
               <w:spacing w:after="0" w:line="240" w:lineRule="auto"/>
             </w:pPr>
-            <w:proofErr w:type="spellStart"/>
             <w:r>
               <w:t>usu_emp_status</w:t>
             </w:r>
-            <w:proofErr w:type="spellEnd"/>
           </w:p>
         </w:tc>
         <w:tc>
@@ -11850,11 +11645,9 @@
             <w:pPr>
               <w:spacing w:after="0" w:line="240" w:lineRule="auto"/>
             </w:pPr>
-            <w:proofErr w:type="spellStart"/>
             <w:r>
               <w:t>usu_emp_observacoes</w:t>
             </w:r>
-            <w:proofErr w:type="spellEnd"/>
           </w:p>
         </w:tc>
         <w:tc>
@@ -12205,11 +11998,9 @@
             <w:pPr>
               <w:spacing w:after="0" w:line="240" w:lineRule="auto"/>
             </w:pPr>
-            <w:proofErr w:type="spellStart"/>
             <w:r>
               <w:t>regi_id</w:t>
             </w:r>
-            <w:proofErr w:type="spellEnd"/>
           </w:p>
         </w:tc>
         <w:tc>
@@ -12277,13 +12068,8 @@
             <w:pPr>
               <w:spacing w:after="0" w:line="240" w:lineRule="auto"/>
             </w:pPr>
-            <w:proofErr w:type="spellStart"/>
-            <w:r>
-              <w:t>Auto-Incremento</w:t>
-            </w:r>
-            <w:proofErr w:type="spellEnd"/>
-            <w:r>
-              <w:t>.</w:t>
+            <w:r>
+              <w:t>Auto-Incremento.</w:t>
             </w:r>
           </w:p>
         </w:tc>
@@ -12312,11 +12098,9 @@
             <w:pPr>
               <w:spacing w:after="0" w:line="240" w:lineRule="auto"/>
             </w:pPr>
-            <w:proofErr w:type="spellStart"/>
             <w:r>
               <w:t>regi_nome</w:t>
             </w:r>
-            <w:proofErr w:type="spellEnd"/>
           </w:p>
         </w:tc>
         <w:tc>
@@ -12411,11 +12195,9 @@
             <w:pPr>
               <w:spacing w:after="0" w:line="240" w:lineRule="auto"/>
             </w:pPr>
-            <w:proofErr w:type="spellStart"/>
             <w:r>
               <w:t>regi_descricao</w:t>
             </w:r>
-            <w:proofErr w:type="spellEnd"/>
           </w:p>
         </w:tc>
         <w:tc>
@@ -12510,11 +12292,9 @@
             <w:pPr>
               <w:spacing w:after="0" w:line="240" w:lineRule="auto"/>
             </w:pPr>
-            <w:proofErr w:type="spellStart"/>
             <w:r>
               <w:t>regi_limite_faturamento_anual</w:t>
             </w:r>
-            <w:proofErr w:type="spellEnd"/>
           </w:p>
         </w:tc>
         <w:tc>
@@ -12609,11 +12389,9 @@
             <w:pPr>
               <w:spacing w:after="0" w:line="240" w:lineRule="auto"/>
             </w:pPr>
-            <w:proofErr w:type="spellStart"/>
             <w:r>
               <w:t>regi_tipo_emp_permitida</w:t>
             </w:r>
-            <w:proofErr w:type="spellEnd"/>
           </w:p>
         </w:tc>
         <w:tc>
@@ -12709,11 +12487,9 @@
               <w:spacing w:after="0" w:line="240" w:lineRule="auto"/>
               <w:ind w:hanging="708"/>
             </w:pPr>
-            <w:proofErr w:type="spellStart"/>
             <w:r>
               <w:t>regi_status</w:t>
             </w:r>
-            <w:proofErr w:type="spellEnd"/>
           </w:p>
         </w:tc>
         <w:tc>
@@ -13286,11 +13062,9 @@
             <w:pPr>
               <w:spacing w:after="0" w:line="240" w:lineRule="auto"/>
             </w:pPr>
-            <w:proofErr w:type="spellStart"/>
             <w:r>
               <w:t>regi_emp_id</w:t>
             </w:r>
-            <w:proofErr w:type="spellEnd"/>
           </w:p>
         </w:tc>
         <w:tc>
@@ -13358,13 +13132,8 @@
             <w:pPr>
               <w:spacing w:after="0" w:line="240" w:lineRule="auto"/>
             </w:pPr>
-            <w:proofErr w:type="spellStart"/>
-            <w:r>
-              <w:t>Auto-Incremento</w:t>
-            </w:r>
-            <w:proofErr w:type="spellEnd"/>
-            <w:r>
-              <w:t>.</w:t>
+            <w:r>
+              <w:t>Auto-Incremento.</w:t>
             </w:r>
           </w:p>
         </w:tc>
@@ -13393,11 +13162,9 @@
             <w:pPr>
               <w:spacing w:after="0" w:line="240" w:lineRule="auto"/>
             </w:pPr>
-            <w:proofErr w:type="spellStart"/>
             <w:r>
               <w:t>regi_id</w:t>
             </w:r>
-            <w:proofErr w:type="spellEnd"/>
           </w:p>
         </w:tc>
         <w:tc>
@@ -13492,11 +13259,9 @@
             <w:pPr>
               <w:spacing w:after="0" w:line="240" w:lineRule="auto"/>
             </w:pPr>
-            <w:proofErr w:type="spellStart"/>
             <w:r>
               <w:t>emp_id</w:t>
             </w:r>
-            <w:proofErr w:type="spellEnd"/>
           </w:p>
         </w:tc>
         <w:tc>
@@ -13591,11 +13356,9 @@
             <w:pPr>
               <w:spacing w:after="0" w:line="240" w:lineRule="auto"/>
             </w:pPr>
-            <w:proofErr w:type="spellStart"/>
             <w:r>
               <w:t>regi_emp_data_inicio</w:t>
             </w:r>
-            <w:proofErr w:type="spellEnd"/>
           </w:p>
         </w:tc>
         <w:tc>
@@ -13690,11 +13453,9 @@
             <w:pPr>
               <w:spacing w:after="0" w:line="240" w:lineRule="auto"/>
             </w:pPr>
-            <w:proofErr w:type="spellStart"/>
             <w:r>
               <w:t>regi_emp_data_fim</w:t>
             </w:r>
-            <w:proofErr w:type="spellEnd"/>
           </w:p>
         </w:tc>
         <w:tc>
@@ -13786,11 +13547,9 @@
             <w:pPr>
               <w:spacing w:after="0" w:line="240" w:lineRule="auto"/>
             </w:pPr>
-            <w:proofErr w:type="spellStart"/>
             <w:r>
               <w:t>regi_emp_motivo_alteracao</w:t>
             </w:r>
-            <w:proofErr w:type="spellEnd"/>
           </w:p>
         </w:tc>
         <w:tc>
@@ -13882,11 +13641,9 @@
             <w:pPr>
               <w:spacing w:after="0" w:line="240" w:lineRule="auto"/>
             </w:pPr>
-            <w:proofErr w:type="spellStart"/>
             <w:r>
               <w:t>regi_emp_status</w:t>
             </w:r>
-            <w:proofErr w:type="spellEnd"/>
           </w:p>
         </w:tc>
         <w:tc>
@@ -13981,7 +13738,6 @@
             <w:pPr>
               <w:spacing w:after="0" w:line="240" w:lineRule="auto"/>
             </w:pPr>
-            <w:proofErr w:type="spellStart"/>
             <w:r>
               <w:rPr>
                 <w:u w:val="single"/>
@@ -13991,7 +13747,6 @@
             <w:r>
               <w:t>_emp_observacoes</w:t>
             </w:r>
-            <w:proofErr w:type="spellEnd"/>
           </w:p>
         </w:tc>
         <w:tc>
@@ -14335,11 +14090,9 @@
             <w:pPr>
               <w:spacing w:after="0" w:line="240" w:lineRule="auto"/>
             </w:pPr>
-            <w:proofErr w:type="spellStart"/>
             <w:r>
               <w:t>doc_id</w:t>
             </w:r>
-            <w:proofErr w:type="spellEnd"/>
           </w:p>
         </w:tc>
         <w:tc>
@@ -14407,13 +14160,8 @@
             <w:pPr>
               <w:spacing w:after="0" w:line="240" w:lineRule="auto"/>
             </w:pPr>
-            <w:proofErr w:type="spellStart"/>
-            <w:r>
-              <w:t>Auto-Incremento</w:t>
-            </w:r>
-            <w:proofErr w:type="spellEnd"/>
-            <w:r>
-              <w:t>.</w:t>
+            <w:r>
+              <w:t>Auto-Incremento.</w:t>
             </w:r>
           </w:p>
         </w:tc>
@@ -14442,11 +14190,9 @@
             <w:pPr>
               <w:spacing w:after="0" w:line="240" w:lineRule="auto"/>
             </w:pPr>
-            <w:proofErr w:type="spellStart"/>
             <w:r>
               <w:t>usu_id</w:t>
             </w:r>
-            <w:proofErr w:type="spellEnd"/>
           </w:p>
         </w:tc>
         <w:tc>
@@ -14541,11 +14287,9 @@
             <w:pPr>
               <w:spacing w:after="0" w:line="240" w:lineRule="auto"/>
             </w:pPr>
-            <w:proofErr w:type="spellStart"/>
             <w:r>
               <w:t>emp_id</w:t>
             </w:r>
-            <w:proofErr w:type="spellEnd"/>
           </w:p>
         </w:tc>
         <w:tc>
@@ -14640,11 +14384,9 @@
             <w:pPr>
               <w:spacing w:after="0" w:line="240" w:lineRule="auto"/>
             </w:pPr>
-            <w:proofErr w:type="spellStart"/>
             <w:r>
               <w:t>tpd_id</w:t>
             </w:r>
-            <w:proofErr w:type="spellEnd"/>
           </w:p>
         </w:tc>
         <w:tc>
@@ -14736,11 +14478,9 @@
             <w:pPr>
               <w:spacing w:after="0" w:line="240" w:lineRule="auto"/>
             </w:pPr>
-            <w:proofErr w:type="spellStart"/>
             <w:r>
               <w:t>doc_arquivo_nome</w:t>
             </w:r>
-            <w:proofErr w:type="spellEnd"/>
           </w:p>
         </w:tc>
         <w:tc>
@@ -14835,11 +14575,9 @@
             <w:pPr>
               <w:spacing w:after="0" w:line="240" w:lineRule="auto"/>
             </w:pPr>
-            <w:proofErr w:type="spellStart"/>
             <w:r>
               <w:t>doc_data_emissao</w:t>
             </w:r>
-            <w:proofErr w:type="spellEnd"/>
           </w:p>
         </w:tc>
         <w:tc>
@@ -14934,11 +14672,9 @@
             <w:pPr>
               <w:spacing w:after="0" w:line="240" w:lineRule="auto"/>
             </w:pPr>
-            <w:proofErr w:type="spellStart"/>
             <w:r>
               <w:t>doc_valor</w:t>
             </w:r>
-            <w:proofErr w:type="spellEnd"/>
           </w:p>
         </w:tc>
         <w:tc>
@@ -15033,11 +14769,9 @@
             <w:pPr>
               <w:spacing w:after="0" w:line="240" w:lineRule="auto"/>
             </w:pPr>
-            <w:proofErr w:type="spellStart"/>
             <w:r>
               <w:t>doc_status</w:t>
             </w:r>
-            <w:proofErr w:type="spellEnd"/>
           </w:p>
         </w:tc>
         <w:tc>
@@ -15375,11 +15109,9 @@
             <w:pPr>
               <w:spacing w:after="0" w:line="240" w:lineRule="auto"/>
             </w:pPr>
-            <w:proofErr w:type="spellStart"/>
             <w:r>
               <w:t>tpd_id</w:t>
             </w:r>
-            <w:proofErr w:type="spellEnd"/>
           </w:p>
         </w:tc>
         <w:tc>
@@ -15447,13 +15179,8 @@
             <w:pPr>
               <w:spacing w:after="0" w:line="240" w:lineRule="auto"/>
             </w:pPr>
-            <w:proofErr w:type="spellStart"/>
-            <w:r>
-              <w:t>Auto-Incremento</w:t>
-            </w:r>
-            <w:proofErr w:type="spellEnd"/>
-            <w:r>
-              <w:t>.</w:t>
+            <w:r>
+              <w:t>Auto-Incremento.</w:t>
             </w:r>
           </w:p>
         </w:tc>
@@ -15468,13 +15195,8 @@
             <w:pPr>
               <w:spacing w:after="0" w:line="240" w:lineRule="auto"/>
             </w:pPr>
-            <w:proofErr w:type="spellStart"/>
-            <w:r>
-              <w:t>Descricão</w:t>
-            </w:r>
-            <w:proofErr w:type="spellEnd"/>
-            <w:r>
-              <w:t xml:space="preserve"> do Tipo do Documento.</w:t>
+            <w:r>
+              <w:t>Descricão do Tipo do Documento.</w:t>
             </w:r>
           </w:p>
         </w:tc>
@@ -15487,11 +15209,9 @@
             <w:pPr>
               <w:spacing w:after="0" w:line="240" w:lineRule="auto"/>
             </w:pPr>
-            <w:proofErr w:type="spellStart"/>
             <w:r>
               <w:t>tpd_descricao</w:t>
             </w:r>
-            <w:proofErr w:type="spellEnd"/>
           </w:p>
         </w:tc>
         <w:tc>
@@ -15586,11 +15306,9 @@
             <w:pPr>
               <w:spacing w:after="0" w:line="240" w:lineRule="auto"/>
             </w:pPr>
-            <w:proofErr w:type="spellStart"/>
             <w:r>
               <w:t>tpd_status</w:t>
             </w:r>
-            <w:proofErr w:type="spellEnd"/>
           </w:p>
         </w:tc>
         <w:tc>
@@ -16027,11 +15745,9 @@
             <w:pPr>
               <w:spacing w:after="0" w:line="240" w:lineRule="auto"/>
             </w:pPr>
-            <w:proofErr w:type="spellStart"/>
             <w:r>
               <w:t>praz_id</w:t>
             </w:r>
-            <w:proofErr w:type="spellEnd"/>
           </w:p>
         </w:tc>
         <w:tc>
@@ -16099,13 +15815,8 @@
             <w:pPr>
               <w:spacing w:after="0" w:line="240" w:lineRule="auto"/>
             </w:pPr>
-            <w:proofErr w:type="spellStart"/>
-            <w:r>
-              <w:t>Auto-Incremento</w:t>
-            </w:r>
-            <w:proofErr w:type="spellEnd"/>
-            <w:r>
-              <w:t>.</w:t>
+            <w:r>
+              <w:t>Auto-Incremento.</w:t>
             </w:r>
           </w:p>
         </w:tc>
@@ -16134,11 +15845,9 @@
             <w:pPr>
               <w:spacing w:after="0" w:line="240" w:lineRule="auto"/>
             </w:pPr>
-            <w:proofErr w:type="spellStart"/>
             <w:r>
               <w:t>emp_id</w:t>
             </w:r>
-            <w:proofErr w:type="spellEnd"/>
           </w:p>
         </w:tc>
         <w:tc>
@@ -16233,11 +15942,9 @@
             <w:pPr>
               <w:spacing w:after="0" w:line="240" w:lineRule="auto"/>
             </w:pPr>
-            <w:proofErr w:type="spellStart"/>
             <w:r>
               <w:t>praz_descricao</w:t>
             </w:r>
-            <w:proofErr w:type="spellEnd"/>
           </w:p>
         </w:tc>
         <w:tc>
@@ -16332,11 +16039,9 @@
             <w:pPr>
               <w:spacing w:after="0" w:line="240" w:lineRule="auto"/>
             </w:pPr>
-            <w:proofErr w:type="spellStart"/>
             <w:r>
               <w:t>praz_data_vencimento</w:t>
             </w:r>
-            <w:proofErr w:type="spellEnd"/>
           </w:p>
         </w:tc>
         <w:tc>
@@ -16432,11 +16137,9 @@
               <w:spacing w:after="0" w:line="240" w:lineRule="auto"/>
               <w:ind w:hanging="11328"/>
             </w:pPr>
-            <w:proofErr w:type="spellStart"/>
             <w:r>
               <w:t>praz_status</w:t>
             </w:r>
-            <w:proofErr w:type="spellEnd"/>
           </w:p>
         </w:tc>
         <w:tc>
@@ -16793,11 +16496,9 @@
             <w:pPr>
               <w:spacing w:after="0" w:line="240" w:lineRule="auto"/>
             </w:pPr>
-            <w:proofErr w:type="spellStart"/>
             <w:r>
               <w:t>aud_id</w:t>
             </w:r>
-            <w:proofErr w:type="spellEnd"/>
           </w:p>
         </w:tc>
         <w:tc>
@@ -16865,13 +16566,8 @@
             <w:pPr>
               <w:spacing w:after="0" w:line="240" w:lineRule="auto"/>
             </w:pPr>
-            <w:proofErr w:type="spellStart"/>
-            <w:r>
-              <w:t>Auto-Incremento</w:t>
-            </w:r>
-            <w:proofErr w:type="spellEnd"/>
-            <w:r>
-              <w:t>.</w:t>
+            <w:r>
+              <w:t>Auto-Incremento.</w:t>
             </w:r>
           </w:p>
         </w:tc>
@@ -16900,11 +16596,9 @@
             <w:pPr>
               <w:spacing w:after="0" w:line="240" w:lineRule="auto"/>
             </w:pPr>
-            <w:proofErr w:type="spellStart"/>
             <w:r>
               <w:t>usu_id</w:t>
             </w:r>
-            <w:proofErr w:type="spellEnd"/>
           </w:p>
         </w:tc>
         <w:tc>
@@ -16999,11 +16693,9 @@
             <w:pPr>
               <w:spacing w:after="0" w:line="240" w:lineRule="auto"/>
             </w:pPr>
-            <w:proofErr w:type="spellStart"/>
             <w:r>
               <w:t>aud_acao</w:t>
             </w:r>
-            <w:proofErr w:type="spellEnd"/>
           </w:p>
         </w:tc>
         <w:tc>
@@ -17116,11 +16808,9 @@
             <w:pPr>
               <w:spacing w:after="0" w:line="240" w:lineRule="auto"/>
             </w:pPr>
-            <w:proofErr w:type="spellStart"/>
             <w:r>
               <w:t>aud_tabela_afetada</w:t>
             </w:r>
-            <w:proofErr w:type="spellEnd"/>
           </w:p>
         </w:tc>
         <w:tc>
@@ -17215,11 +16905,9 @@
             <w:pPr>
               <w:spacing w:after="0" w:line="240" w:lineRule="auto"/>
             </w:pPr>
-            <w:proofErr w:type="spellStart"/>
             <w:r>
               <w:t>aud_registro_afetado</w:t>
             </w:r>
-            <w:proofErr w:type="spellEnd"/>
           </w:p>
         </w:tc>
         <w:tc>
@@ -17314,11 +17002,9 @@
             <w:pPr>
               <w:spacing w:after="0" w:line="240" w:lineRule="auto"/>
             </w:pPr>
-            <w:proofErr w:type="spellStart"/>
             <w:r>
               <w:t>aud_data_acao</w:t>
             </w:r>
-            <w:proofErr w:type="spellEnd"/>
           </w:p>
         </w:tc>
         <w:tc>
@@ -20090,15 +19776,7 @@
         <w:spacing w:after="0" w:line="240" w:lineRule="auto"/>
       </w:pPr>
       <w:r>
-        <w:t xml:space="preserve">Solicitamos informações pessoais apenas quando realmente precisamos delas para lhe </w:t>
-      </w:r>
-      <w:proofErr w:type="spellStart"/>
-      <w:r>
-        <w:t>fornecer</w:t>
-      </w:r>
-      <w:proofErr w:type="spellEnd"/>
-      <w:r>
-        <w:t xml:space="preserve"> um serviço. Fazemo-lo por meios justos e legais, com o seu conhecimento e consentimento. Também informamos por que estamos coletando e como será usado.</w:t>
+        <w:t>Solicitamos informações pessoais apenas quando realmente precisamos delas para lhe fornecer um serviço. Fazemo-lo por meios justos e legais, com o seu conhecimento e consentimento. Também informamos por que estamos coletando e como será usado.</w:t>
       </w:r>
     </w:p>
     <w:p>
@@ -20140,15 +19818,7 @@
         <w:spacing w:after="0" w:line="240" w:lineRule="auto"/>
       </w:pPr>
       <w:r>
-        <w:t xml:space="preserve">Você é livre para recusar a nossa solicitação de informações pessoais, entendendo que talvez não possamos </w:t>
-      </w:r>
-      <w:proofErr w:type="spellStart"/>
-      <w:r>
-        <w:t>fornecer</w:t>
-      </w:r>
-      <w:proofErr w:type="spellEnd"/>
-      <w:r>
-        <w:t xml:space="preserve"> alguns dos serviços desejados.</w:t>
+        <w:t>Você é livre para recusar a nossa solicitação de informações pessoais, entendendo que talvez não possamos fornecer alguns dos serviços desejados.</w:t>
       </w:r>
     </w:p>
     <w:p>
@@ -20186,23 +19856,7 @@
         <w:t xml:space="preserve">- </w:t>
       </w:r>
       <w:r>
-        <w:t xml:space="preserve">O serviço Google </w:t>
-      </w:r>
-      <w:proofErr w:type="spellStart"/>
-      <w:r>
-        <w:t>AdSense</w:t>
-      </w:r>
-      <w:proofErr w:type="spellEnd"/>
-      <w:r>
-        <w:t xml:space="preserve"> que usamos para veicular publicidade usa um cookie </w:t>
-      </w:r>
-      <w:proofErr w:type="spellStart"/>
-      <w:r>
-        <w:t>DoubleClick</w:t>
-      </w:r>
-      <w:proofErr w:type="spellEnd"/>
-      <w:r>
-        <w:t xml:space="preserve"> para veicular anúncios mais relevantes em toda a Web e limitar o número de vezes que um determinado anúncio é exibido para você.</w:t>
+        <w:t>O serviço Google AdSense que usamos para veicular publicidade usa um cookie DoubleClick para veicular anúncios mais relevantes em toda a Web e limitar o número de vezes que um determinado anúncio é exibido para você.</w:t>
       </w:r>
     </w:p>
     <w:p>
@@ -20218,31 +19872,7 @@
         <w:t xml:space="preserve">- </w:t>
       </w:r>
       <w:r>
-        <w:t xml:space="preserve">Para mais informações sobre o Google </w:t>
-      </w:r>
-      <w:proofErr w:type="spellStart"/>
-      <w:r>
-        <w:t>AdSense</w:t>
-      </w:r>
-      <w:proofErr w:type="spellEnd"/>
-      <w:r>
-        <w:t xml:space="preserve">, consulte as </w:t>
-      </w:r>
-      <w:proofErr w:type="spellStart"/>
-      <w:r>
-        <w:t>FAQs</w:t>
-      </w:r>
-      <w:proofErr w:type="spellEnd"/>
-      <w:r>
-        <w:t xml:space="preserve"> oficiais sobre privacidade do Google </w:t>
-      </w:r>
-      <w:proofErr w:type="spellStart"/>
-      <w:r>
-        <w:t>AdSense</w:t>
-      </w:r>
-      <w:proofErr w:type="spellEnd"/>
-      <w:r>
-        <w:t>.</w:t>
+        <w:t>Para mais informações sobre o Google AdSense, consulte as FAQs oficiais sobre privacidade do Google AdSense.</w:t>
       </w:r>
     </w:p>
     <w:p>
@@ -20699,15 +20329,7 @@
         <w:ind w:left="0" w:firstLine="0"/>
       </w:pPr>
       <w:r>
-        <w:t xml:space="preserve">tentar </w:t>
-      </w:r>
-      <w:proofErr w:type="spellStart"/>
-      <w:r>
-        <w:t>descompilar</w:t>
-      </w:r>
-      <w:proofErr w:type="spellEnd"/>
-      <w:r>
-        <w:t xml:space="preserve"> ou fazer engenharia reversa de qualquer software contido no site Contax;</w:t>
+        <w:t>tentar descompilar ou fazer engenharia reversa de qualquer software contido no site Contax;</w:t>
       </w:r>
     </w:p>
     <w:p>
@@ -21104,31 +20726,7 @@
         <w:spacing w:after="0" w:line="240" w:lineRule="auto"/>
       </w:pPr>
       <w:r>
-        <w:t xml:space="preserve">ALBUQUERQUE, Felipe et al. </w:t>
-      </w:r>
-      <w:proofErr w:type="spellStart"/>
-      <w:r>
-        <w:t>Integraçao</w:t>
-      </w:r>
-      <w:proofErr w:type="spellEnd"/>
-      <w:r>
-        <w:t xml:space="preserve"> de </w:t>
-      </w:r>
-      <w:proofErr w:type="spellStart"/>
-      <w:r>
-        <w:t>Replicaçao</w:t>
-      </w:r>
-      <w:proofErr w:type="spellEnd"/>
-      <w:r>
-        <w:t xml:space="preserve"> Máquina de Estados no </w:t>
-      </w:r>
-      <w:proofErr w:type="spellStart"/>
-      <w:r>
-        <w:t>Kubernetes</w:t>
-      </w:r>
-      <w:proofErr w:type="spellEnd"/>
-      <w:r>
-        <w:t>. In: </w:t>
+        <w:t>ALBUQUERQUE, Felipe et al. Integraçao de Replicaçao Máquina de Estados no Kubernetes. In: </w:t>
       </w:r>
       <w:r>
         <w:rPr>
@@ -21245,23 +20843,7 @@
         <w:spacing w:after="0" w:line="240" w:lineRule="auto"/>
       </w:pPr>
       <w:r>
-        <w:t xml:space="preserve">Oliveira S de M de. O funcionamento da autoria nos blogs de divulgação científica. </w:t>
-      </w:r>
-      <w:proofErr w:type="spellStart"/>
-      <w:r>
-        <w:t>Ling</w:t>
-      </w:r>
-      <w:proofErr w:type="spellEnd"/>
-      <w:r>
-        <w:t xml:space="preserve"> (</w:t>
-      </w:r>
-      <w:proofErr w:type="spellStart"/>
-      <w:r>
-        <w:t>dis</w:t>
-      </w:r>
-      <w:proofErr w:type="spellEnd"/>
-      <w:r>
-        <w:t>)curso</w:t>
+        <w:t>Oliveira S de M de. O funcionamento da autoria nos blogs de divulgação científica. Ling (dis)curso</w:t>
       </w:r>
       <w:r>
         <w:t>,</w:t>
@@ -23877,6 +23459,15 @@
 </file>
 
 <file path=customXml/item1.xml><?xml version="1.0" encoding="utf-8"?>
+<?mso-contentType ?>
+<FormTemplates xmlns="http://schemas.microsoft.com/sharepoint/v3/contenttype/forms">
+  <Display>DocumentLibraryForm</Display>
+  <Edit>DocumentLibraryForm</Edit>
+  <New>DocumentLibraryForm</New>
+</FormTemplates>
+</file>
+
+<file path=customXml/item2.xml><?xml version="1.0" encoding="utf-8"?>
 <ct:contentTypeSchema xmlns:ct="http://schemas.microsoft.com/office/2006/metadata/contentType" xmlns:ma="http://schemas.microsoft.com/office/2006/metadata/properties/metaAttributes" ct:_="" ma:_="" ma:contentTypeName="Documento" ma:contentTypeID="0x01010079E85AF13E1D6948BAEBBC3E299C7A4C" ma:contentTypeVersion="11" ma:contentTypeDescription="Crie um novo documento." ma:contentTypeScope="" ma:versionID="9903338d6f6ebf8d9f52e57d695b90e0">
   <xsd:schema xmlns:xsd="http://www.w3.org/2001/XMLSchema" xmlns:xs="http://www.w3.org/2001/XMLSchema" xmlns:p="http://schemas.microsoft.com/office/2006/metadata/properties" xmlns:ns2="1c99b82c-450d-407b-8685-188b0222f857" xmlns:ns3="ec9326a9-796b-4177-81ae-8ce46d6874ce" targetNamespace="http://schemas.microsoft.com/office/2006/metadata/properties" ma:root="true" ma:fieldsID="27025b9af28ab54196939bbeabbec0a9" ns2:_="" ns3:_="">
     <xsd:import namespace="1c99b82c-450d-407b-8685-188b0222f857"/>
@@ -24065,20 +23656,19 @@
 </ct:contentTypeSchema>
 </file>
 
-<file path=customXml/item2.xml><?xml version="1.0" encoding="utf-8"?>
-<?mso-contentType ?>
-<FormTemplates xmlns="http://schemas.microsoft.com/sharepoint/v3/contenttype/forms">
-  <Display>DocumentLibraryForm</Display>
-  <Edit>DocumentLibraryForm</Edit>
-  <New>DocumentLibraryForm</New>
-</FormTemplates>
-</file>
-
 <file path=customXml/item3.xml><?xml version="1.0" encoding="utf-8"?>
 <b:Sources xmlns:b="http://schemas.openxmlformats.org/officeDocument/2006/bibliography" xmlns="http://schemas.openxmlformats.org/officeDocument/2006/bibliography" SelectedStyle="\APA.XSL" StyleName="APA"/>
 </file>
 
 <file path=customXml/itemProps1.xml><?xml version="1.0" encoding="utf-8"?>
+<ds:datastoreItem xmlns:ds="http://schemas.openxmlformats.org/officeDocument/2006/customXml" ds:itemID="{19856E04-179F-401F-8246-BA08537D6152}">
+  <ds:schemaRefs>
+    <ds:schemaRef ds:uri="http://schemas.microsoft.com/sharepoint/v3/contenttype/forms"/>
+  </ds:schemaRefs>
+</ds:datastoreItem>
+</file>
+
+<file path=customXml/itemProps2.xml><?xml version="1.0" encoding="utf-8"?>
 <ds:datastoreItem xmlns:ds="http://schemas.openxmlformats.org/officeDocument/2006/customXml" ds:itemID="{F9562963-6458-4B09-8DDA-F09296948AA7}">
   <ds:schemaRefs>
     <ds:schemaRef ds:uri="http://schemas.microsoft.com/office/2006/metadata/contentType"/>
@@ -24097,14 +23687,6 @@
 </ds:datastoreItem>
 </file>
 
-<file path=customXml/itemProps2.xml><?xml version="1.0" encoding="utf-8"?>
-<ds:datastoreItem xmlns:ds="http://schemas.openxmlformats.org/officeDocument/2006/customXml" ds:itemID="{19856E04-179F-401F-8246-BA08537D6152}">
-  <ds:schemaRefs>
-    <ds:schemaRef ds:uri="http://schemas.microsoft.com/sharepoint/v3/contenttype/forms"/>
-  </ds:schemaRefs>
-</ds:datastoreItem>
-</file>
-
 <file path=customXml/itemProps3.xml><?xml version="1.0" encoding="utf-8"?>
 <ds:datastoreItem xmlns:ds="http://schemas.openxmlformats.org/officeDocument/2006/customXml" ds:itemID="{205E797E-3F55-48D0-B859-951F215AD568}">
   <ds:schemaRefs>

--- a/Documentação/Doc atualizado.docx
+++ b/Documentação/Doc atualizado.docx
@@ -419,7 +419,35 @@
         <w:rPr>
           <w:sz w:val="22"/>
         </w:rPr>
-        <w:t>ETEC Prof. Massuyuki Kawano,</w:t>
+        <w:t xml:space="preserve">ETEC Prof. </w:t>
+      </w:r>
+      <w:proofErr w:type="spellStart"/>
+      <w:r>
+        <w:rPr>
+          <w:sz w:val="22"/>
+        </w:rPr>
+        <w:t>Massuyuki</w:t>
+      </w:r>
+      <w:proofErr w:type="spellEnd"/>
+      <w:r>
+        <w:rPr>
+          <w:sz w:val="22"/>
+        </w:rPr>
+        <w:t xml:space="preserve"> </w:t>
+      </w:r>
+      <w:proofErr w:type="spellStart"/>
+      <w:r>
+        <w:rPr>
+          <w:sz w:val="22"/>
+        </w:rPr>
+        <w:t>Kawano</w:t>
+      </w:r>
+      <w:proofErr w:type="spellEnd"/>
+      <w:r>
+        <w:rPr>
+          <w:sz w:val="22"/>
+        </w:rPr>
+        <w:t>,</w:t>
       </w:r>
       <w:r>
         <w:rPr>
@@ -970,7 +998,7 @@
           <w:b/>
           <w:color w:val="FF0000"/>
         </w:rPr>
-        <w:t>27</w:t>
+        <w:t xml:space="preserve">18 de junho </w:t>
       </w:r>
       <w:r>
         <w:rPr>
@@ -978,15 +1006,7 @@
           <w:b/>
           <w:color w:val="FF0000"/>
         </w:rPr>
-        <w:t xml:space="preserve"> de maio</w:t>
-      </w:r>
-      <w:r>
-        <w:rPr>
-          <w:rFonts w:cs="Arial"/>
-          <w:b/>
-          <w:color w:val="FF0000"/>
-        </w:rPr>
-        <w:t xml:space="preserve"> de 2026</w:t>
+        <w:t>de 2026</w:t>
       </w:r>
       <w:r>
         <w:rPr>
@@ -1022,7 +1042,15 @@
         <w:t>contábeis, promovendo</w:t>
       </w:r>
       <w:r>
-        <w:t xml:space="preserve"> maior eficiência na tomada de decisões estratégicas e na gestão financeira. A pesquisa é caracterizada como aplicada, com abordagem metodológica mista (qualitativa e quantitativa), delimitada ao município de Tupã-SP, e estruturada em três fases: levantamento de requisitos por meio de pesquisa documental e entrevistas semiestruturadas com contadores e empresários locais; projeto e desenvolvimento do protótipo do sistema Contax, utilizando diretrizes da engenharia de </w:t>
+        <w:t xml:space="preserve"> maior eficiência na tomada de decisões estratégicas e na gestão financeira. A pesquisa é caracterizada como aplicada, com abordagem metodológica mista (qualitativa e quantitativa), delimitada ao município de </w:t>
+      </w:r>
+      <w:proofErr w:type="spellStart"/>
+      <w:r>
+        <w:t>Tupã-SP</w:t>
+      </w:r>
+      <w:proofErr w:type="spellEnd"/>
+      <w:r>
+        <w:t xml:space="preserve">, e estruturada em três fases: levantamento de requisitos por meio de pesquisa documental e entrevistas semiestruturadas com contadores e empresários locais; projeto e desenvolvimento do protótipo do sistema Contax, utilizando diretrizes da engenharia de </w:t>
       </w:r>
       <w:r>
         <w:rPr>
@@ -2570,193 +2598,371 @@
     </w:p>
     <w:p/>
     <w:p>
-      <w:r>
-        <w:t>MEI</w:t>
-      </w:r>
-    </w:p>
-    <w:p>
-      <w:r>
-        <w:t>ME</w:t>
-      </w:r>
-    </w:p>
-    <w:p>
-      <w:pPr>
+      <w:pPr>
+        <w:ind w:left="360"/>
+      </w:pPr>
+      <w:r>
+        <w:t xml:space="preserve">- </w:t>
+      </w:r>
+      <w:r>
+        <w:t xml:space="preserve">Software e Engenharia de Software: Um </w:t>
+      </w:r>
+      <w:r>
         <w:rPr>
           <w:i/>
           <w:iCs/>
         </w:rPr>
-      </w:pPr>
+        <w:t>software</w:t>
+      </w:r>
+      <w:r>
+        <w:t xml:space="preserve"> é o programa de computador propriamente dito, como o aplicativo que você usa no celular ou o sistema do banco. A </w:t>
+      </w:r>
       <w:r>
         <w:rPr>
           <w:i/>
           <w:iCs/>
         </w:rPr>
-        <w:t>UML</w:t>
-      </w:r>
-    </w:p>
-    <w:p>
-      <w:pPr>
+        <w:t>Engenharia de Software</w:t>
+      </w:r>
+      <w:r>
+        <w:t xml:space="preserve"> é a profissão e o conjunto de técnicas usadas para planejar, desenhar e construir esse programa de forma organizada, garantindo que ele funcione bem, sem erros.</w:t>
+      </w:r>
+    </w:p>
+    <w:p>
+      <w:pPr>
+        <w:ind w:left="360"/>
+      </w:pPr>
+      <w:r>
+        <w:t xml:space="preserve">- </w:t>
+      </w:r>
+      <w:r>
+        <w:t>TI (Tecnologia da Informação): É a grande área que cuida de tudo o que envolve computadores, redes, internet, armazenamento de dados e os sistemas que usamos para trabalhar e nos comunicar.</w:t>
+      </w:r>
+    </w:p>
+    <w:p>
+      <w:pPr>
+        <w:ind w:left="360"/>
+      </w:pPr>
+      <w:r>
+        <w:t xml:space="preserve">- </w:t>
+      </w:r>
+      <w:r>
+        <w:t xml:space="preserve">Open </w:t>
+      </w:r>
+      <w:proofErr w:type="spellStart"/>
+      <w:r>
+        <w:t>Source</w:t>
+      </w:r>
+      <w:proofErr w:type="spellEnd"/>
+      <w:r>
+        <w:t xml:space="preserve"> (Código Aberto): Significa que a "receita" de criação daquele programa é pública e gratuita. Qualquer programador no mundo pode olhar como ele foi feito, sugerir melhorias ou usá-lo como base para criar outra ferramenta, sem ter que pagar direitos autorais.</w:t>
+      </w:r>
+    </w:p>
+    <w:p>
+      <w:pPr>
+        <w:ind w:left="360"/>
+      </w:pPr>
+      <w:r>
+        <w:t xml:space="preserve">- </w:t>
+      </w:r>
+      <w:r>
+        <w:t xml:space="preserve">Feedback: É o retorno ou a avaliação que os usuários dão sobre o sistema. Por exemplo, quando um cliente diz que achou uma tela difícil de usar ou que um botão não funcionou, esse </w:t>
+      </w:r>
+      <w:r>
         <w:rPr>
           <w:i/>
           <w:iCs/>
         </w:rPr>
-      </w:pPr>
+        <w:t>feedback</w:t>
+      </w:r>
+      <w:r>
+        <w:t xml:space="preserve"> ajuda os desenvolvedores a melhorarem o programa.</w:t>
+      </w:r>
+    </w:p>
+    <w:p>
+      <w:pPr>
+        <w:ind w:left="360"/>
+      </w:pPr>
+      <w:r>
+        <w:t xml:space="preserve">- </w:t>
+      </w:r>
+      <w:proofErr w:type="spellStart"/>
+      <w:r>
+        <w:t>Figma</w:t>
+      </w:r>
+      <w:proofErr w:type="spellEnd"/>
+      <w:r>
+        <w:t>: É um programa de design na internet usado para desenhar a aparência física do sistema. É nele que se criam os desenhos dos botões, onde vão ficar as fotos, as cores das telas e como o usuário vai navegar de uma página para outra. É o rascunho visual do aplicativo.</w:t>
+      </w:r>
+    </w:p>
+    <w:p>
+      <w:pPr>
+        <w:ind w:left="360"/>
+      </w:pPr>
+      <w:r>
+        <w:t xml:space="preserve">- </w:t>
+      </w:r>
+      <w:r>
+        <w:t>UML (Linguagem de Modelagem Unificada): É um padrão de desenhos e diagramas que serve para explicar como as diferentes partes do sistema vão conversar entre si e como ele deve se comportar.</w:t>
+      </w:r>
+    </w:p>
+    <w:p>
+      <w:pPr>
+        <w:ind w:left="360"/>
+      </w:pPr>
+      <w:r>
+        <w:t xml:space="preserve">- </w:t>
+      </w:r>
+      <w:r>
+        <w:t>DFD (Diagrama de Fluxo de Dados): É um mapa gráfico que mostra o caminho que a informação faz dentro do sistema: por onde o dado entra (</w:t>
+      </w:r>
+      <w:proofErr w:type="spellStart"/>
+      <w:r>
+        <w:t>ex</w:t>
+      </w:r>
+      <w:proofErr w:type="spellEnd"/>
+      <w:r>
+        <w:t>: quando o usuário digita algo), por onde ele passa, onde ele é guardado e por onde ele sai (</w:t>
+      </w:r>
+      <w:proofErr w:type="spellStart"/>
+      <w:r>
+        <w:t>ex</w:t>
+      </w:r>
+      <w:proofErr w:type="spellEnd"/>
+      <w:r>
+        <w:t>: um relatório na tela).</w:t>
+      </w:r>
+    </w:p>
+    <w:p>
+      <w:pPr>
+        <w:ind w:left="360"/>
+      </w:pPr>
+      <w:r>
+        <w:t xml:space="preserve">- </w:t>
+      </w:r>
+      <w:r>
+        <w:t>Front-</w:t>
+      </w:r>
+      <w:proofErr w:type="spellStart"/>
+      <w:r>
+        <w:t>end</w:t>
+      </w:r>
+      <w:proofErr w:type="spellEnd"/>
+      <w:r>
+        <w:t xml:space="preserve"> (O Salão do Restaurante): É tudo o que o cliente vê e com o qual interage diretamente — as mesas decoradas, o cardápio, a iluminação. Na TI, o </w:t>
+      </w:r>
       <w:r>
         <w:rPr>
           <w:i/>
           <w:iCs/>
         </w:rPr>
-        <w:t>Software</w:t>
-      </w:r>
-    </w:p>
-    <w:p>
-      <w:pPr>
+        <w:lastRenderedPageBreak/>
+        <w:t>front-</w:t>
+      </w:r>
+      <w:proofErr w:type="spellStart"/>
+      <w:r>
         <w:rPr>
           <w:i/>
           <w:iCs/>
         </w:rPr>
-      </w:pPr>
+        <w:t>end</w:t>
+      </w:r>
+      <w:proofErr w:type="spellEnd"/>
+      <w:r>
+        <w:t xml:space="preserve"> é a tela do sistema, os botões coloridos, os campos de texto e tudo o que aparece no monitor ou no celular.</w:t>
+      </w:r>
+    </w:p>
+    <w:p>
+      <w:pPr>
+        <w:ind w:left="360"/>
+      </w:pPr>
+      <w:r>
+        <w:t xml:space="preserve">- </w:t>
+      </w:r>
+      <w:r>
+        <w:t>Back-</w:t>
+      </w:r>
+      <w:proofErr w:type="spellStart"/>
+      <w:r>
+        <w:t>end</w:t>
+      </w:r>
+      <w:proofErr w:type="spellEnd"/>
+      <w:r>
+        <w:t xml:space="preserve"> (A Cozinha do Restaurante): É a parte escondida, onde a mágica acontece. O cliente não vê a cozinha, mas se ela não funcionar, o prato não chega. No sistema, o </w:t>
+      </w:r>
+      <w:proofErr w:type="spellStart"/>
       <w:r>
         <w:rPr>
           <w:i/>
           <w:iCs/>
         </w:rPr>
-        <w:t>B2B</w:t>
-      </w:r>
-    </w:p>
-    <w:p>
-      <w:pPr>
-        <w:rPr>
-          <w:b/>
-          <w:sz w:val="28"/>
-        </w:rPr>
-      </w:pPr>
+        <w:t>back-end</w:t>
+      </w:r>
+      <w:proofErr w:type="spellEnd"/>
+      <w:r>
+        <w:t xml:space="preserve"> cuida das regras de negócio, da segurança, de processar os dados e de garantir que o sistema funcione por trás dos panos.</w:t>
+      </w:r>
+    </w:p>
+    <w:p>
+      <w:pPr>
+        <w:ind w:left="360"/>
+      </w:pPr>
+      <w:r>
+        <w:t xml:space="preserve">- </w:t>
+      </w:r>
+      <w:r>
+        <w:t>React.js: É uma tecnologia que funciona como um conjunto de "blocos de montar" pré-fabricados. Em vez de desenhar um botão do zero toda vez, o programador usa esses blocos para criar telas bonitas e rápidas de forma muito mais eficiente.</w:t>
+      </w:r>
+    </w:p>
+    <w:p>
+      <w:pPr>
+        <w:ind w:left="360"/>
+      </w:pPr>
+      <w:r>
+        <w:t xml:space="preserve">- </w:t>
+      </w:r>
+      <w:proofErr w:type="spellStart"/>
+      <w:r>
+        <w:t>TypeScript</w:t>
+      </w:r>
+      <w:proofErr w:type="spellEnd"/>
+      <w:r>
+        <w:t>: É uma linguagem de programação que serve para dar as ordens ao sistema. O diferencial dela é que ela funciona como um "revisor gramatical" em tempo real: ela avisa o programador se ele cometer um erro de digitação ou de lógica antes mesmo do programa rodar, evitando bugs no futuro.</w:t>
+      </w:r>
+    </w:p>
+    <w:p>
+      <w:pPr>
+        <w:ind w:left="360"/>
+      </w:pPr>
+      <w:r>
+        <w:t xml:space="preserve">- </w:t>
+      </w:r>
+      <w:r>
+        <w:t>Node.js: É a ferramenta que permite que os comandos criados pelos programadores funcionem e rodem diretamente no servidor (o computador central do sistema), gerenciando as tarefas pesadas nos bastidores.</w:t>
+      </w:r>
+    </w:p>
+    <w:p>
+      <w:pPr>
+        <w:ind w:left="360"/>
+      </w:pPr>
+      <w:r>
+        <w:t xml:space="preserve">- </w:t>
+      </w:r>
+      <w:r>
+        <w:t>Express.js: É um assistente para o Node.js. Ele ajuda a organizar os caminhos que o sistema deve seguir, funcionando como as "linhas de comunicação" e regras de trânsito para os dados que entram e saem da cozinha do sistema.</w:t>
+      </w:r>
+    </w:p>
+    <w:p>
+      <w:pPr>
+        <w:ind w:left="360"/>
+      </w:pPr>
+      <w:r>
+        <w:t xml:space="preserve">- </w:t>
+      </w:r>
+      <w:r>
+        <w:t xml:space="preserve">MER (Modelo Entidade-Relacionamento) e MySQL: O </w:t>
+      </w:r>
       <w:r>
         <w:rPr>
           <w:i/>
           <w:iCs/>
         </w:rPr>
-        <w:t>Feedback</w:t>
-      </w:r>
-    </w:p>
-    <w:p>
-      <w:pPr>
-        <w:rPr>
-          <w:bCs/>
-          <w:sz w:val="28"/>
-        </w:rPr>
-      </w:pPr>
-      <w:r>
-        <w:rPr>
-          <w:bCs/>
-          <w:sz w:val="28"/>
-        </w:rPr>
-        <w:t>MER</w:t>
-      </w:r>
-    </w:p>
-    <w:p>
-      <w:r>
-        <w:t>React.js</w:t>
-      </w:r>
-    </w:p>
-    <w:p>
-      <w:r>
-        <w:t>TypeScript</w:t>
-      </w:r>
-    </w:p>
-    <w:p>
+        <w:t>MySQL</w:t>
+      </w:r>
+      <w:r>
+        <w:t xml:space="preserve"> é como um grande arquivo digital de gavetas (um Banco de Dados) onde todas as informações ficam guardadas em tabelas (</w:t>
+      </w:r>
+      <w:proofErr w:type="spellStart"/>
+      <w:r>
+        <w:t>ex</w:t>
+      </w:r>
+      <w:proofErr w:type="spellEnd"/>
+      <w:r>
+        <w:t xml:space="preserve">: uma tabela com dados de clientes, outra com notas fiscais). O </w:t>
+      </w:r>
       <w:r>
         <w:rPr>
           <w:i/>
           <w:iCs/>
         </w:rPr>
-        <w:t>front-end</w:t>
-      </w:r>
-    </w:p>
-    <w:p>
-      <w:r>
-        <w:t>Node.js</w:t>
-      </w:r>
-    </w:p>
-    <w:p>
-      <w:r>
-        <w:t>Express.js</w:t>
-      </w:r>
-    </w:p>
-    <w:p>
+        <w:t>MER</w:t>
+      </w:r>
+      <w:r>
+        <w:t xml:space="preserve"> é o desenho de como essas tabelas se conectam e se relacionam entre si (</w:t>
+      </w:r>
+      <w:proofErr w:type="spellStart"/>
+      <w:r>
+        <w:t>ex</w:t>
+      </w:r>
+      <w:proofErr w:type="spellEnd"/>
+      <w:r>
+        <w:t>: como ligar uma nota fiscal ao cliente correto).</w:t>
+      </w:r>
+    </w:p>
+    <w:p>
+      <w:pPr>
+        <w:ind w:left="360"/>
+      </w:pPr>
+      <w:r>
+        <w:t xml:space="preserve">- </w:t>
+      </w:r>
+      <w:proofErr w:type="spellStart"/>
+      <w:r>
+        <w:t>Vercel</w:t>
+      </w:r>
+      <w:proofErr w:type="spellEnd"/>
+      <w:r>
+        <w:t xml:space="preserve">: É uma plataforma na nuvem especializada em guardar e exibir a parte visual do sistema (o </w:t>
+      </w:r>
       <w:r>
         <w:rPr>
           <w:i/>
           <w:iCs/>
         </w:rPr>
-        <w:t>back-end</w:t>
-      </w:r>
-    </w:p>
-    <w:p>
-      <w:r>
-        <w:t>MySQL</w:t>
-      </w:r>
-    </w:p>
-    <w:p>
-      <w:r>
-        <w:t>Vercel</w:t>
-      </w:r>
-    </w:p>
-    <w:p>
-      <w:r>
-        <w:t>Heroku</w:t>
-      </w:r>
-    </w:p>
-    <w:p>
-      <w:r>
-        <w:t xml:space="preserve">Engenharia de </w:t>
-      </w:r>
+        <w:t>front-</w:t>
+      </w:r>
+      <w:proofErr w:type="spellStart"/>
       <w:r>
         <w:rPr>
           <w:i/>
           <w:iCs/>
         </w:rPr>
-        <w:t>Software</w:t>
-      </w:r>
-    </w:p>
-    <w:p>
-      <w:r>
-        <w:t>DFD</w:t>
-      </w:r>
-    </w:p>
-    <w:p>
-      <w:r>
-        <w:t>Figma</w:t>
-      </w:r>
-    </w:p>
-    <w:p>
-      <w:r>
-        <w:t>TI</w:t>
-      </w:r>
-    </w:p>
-    <w:p>
+        <w:t>end</w:t>
+      </w:r>
+      <w:proofErr w:type="spellEnd"/>
+      <w:r>
+        <w:t>). Ela garante que as telas que o programador criou fiquem acessíveis na internet de forma extremamente rápida para os usuários.</w:t>
+      </w:r>
+    </w:p>
+    <w:p>
+      <w:pPr>
+        <w:ind w:left="360"/>
+      </w:pPr>
+      <w:r>
+        <w:t xml:space="preserve">- </w:t>
+      </w:r>
+      <w:proofErr w:type="spellStart"/>
+      <w:r>
+        <w:t>Heroku</w:t>
+      </w:r>
+      <w:proofErr w:type="spellEnd"/>
+      <w:r>
+        <w:t xml:space="preserve">: É outra plataforma na nuvem, mas esta é muito usada para hospedar a "cozinha" do sistema (o </w:t>
+      </w:r>
+      <w:proofErr w:type="spellStart"/>
       <w:r>
         <w:rPr>
           <w:i/>
           <w:iCs/>
         </w:rPr>
-        <w:t>open source</w:t>
-      </w:r>
-    </w:p>
-    <w:p>
-      <w:pPr>
-        <w:jc w:val="center"/>
-        <w:rPr>
-          <w:b/>
-          <w:sz w:val="28"/>
-        </w:rPr>
-      </w:pPr>
-      <w:r>
-        <w:rPr>
-          <w:b/>
-          <w:sz w:val="28"/>
-        </w:rPr>
-        <w:br w:type="page"/>
+        <w:t>back-end</w:t>
+      </w:r>
+      <w:proofErr w:type="spellEnd"/>
+      <w:r>
+        <w:t>). É onde rodam os códigos pesados, as regras de cálculo e as conexões com os bancos de dados que fazem o aplicativo funcionar de verdade</w:t>
+      </w:r>
+      <w:r>
+        <w:t>.</w:t>
       </w:r>
     </w:p>
     <w:p>
@@ -2819,7 +3025,7 @@
           <w:r>
             <w:fldChar w:fldCharType="separate"/>
           </w:r>
-          <w:hyperlink w:anchor="_Toc230814092" w:history="1">
+          <w:hyperlink w:anchor="_Toc232715043" w:history="1">
             <w:r>
               <w:rPr>
                 <w:rStyle w:val="Hyperlink"/>
@@ -2866,7 +3072,7 @@
                 <w:noProof/>
                 <w:webHidden/>
               </w:rPr>
-              <w:instrText xml:space="preserve"> PAGEREF _Toc230814092 \h </w:instrText>
+              <w:instrText xml:space="preserve"> PAGEREF _Toc232715043 \h </w:instrText>
             </w:r>
             <w:r>
               <w:rPr>
@@ -2886,7 +3092,7 @@
                 <w:noProof/>
                 <w:webHidden/>
               </w:rPr>
-              <w:t>9</w:t>
+              <w:t>10</w:t>
             </w:r>
             <w:r>
               <w:rPr>
@@ -2913,7 +3119,7 @@
               <w14:ligatures w14:val="standardContextual"/>
             </w:rPr>
           </w:pPr>
-          <w:hyperlink w:anchor="_Toc230814093" w:history="1">
+          <w:hyperlink w:anchor="_Toc232715044" w:history="1">
             <w:r>
               <w:rPr>
                 <w:rStyle w:val="Hyperlink"/>
@@ -2960,7 +3166,7 @@
                 <w:noProof/>
                 <w:webHidden/>
               </w:rPr>
-              <w:instrText xml:space="preserve"> PAGEREF _Toc230814093 \h </w:instrText>
+              <w:instrText xml:space="preserve"> PAGEREF _Toc232715044 \h </w:instrText>
             </w:r>
             <w:r>
               <w:rPr>
@@ -2980,7 +3186,7 @@
                 <w:noProof/>
                 <w:webHidden/>
               </w:rPr>
-              <w:t>10</w:t>
+              <w:t>11</w:t>
             </w:r>
             <w:r>
               <w:rPr>
@@ -3007,7 +3213,7 @@
               <w14:ligatures w14:val="standardContextual"/>
             </w:rPr>
           </w:pPr>
-          <w:hyperlink w:anchor="_Toc230814094" w:history="1">
+          <w:hyperlink w:anchor="_Toc232715045" w:history="1">
             <w:r>
               <w:rPr>
                 <w:rStyle w:val="Hyperlink"/>
@@ -3054,7 +3260,7 @@
                 <w:noProof/>
                 <w:webHidden/>
               </w:rPr>
-              <w:instrText xml:space="preserve"> PAGEREF _Toc230814094 \h </w:instrText>
+              <w:instrText xml:space="preserve"> PAGEREF _Toc232715045 \h </w:instrText>
             </w:r>
             <w:r>
               <w:rPr>
@@ -3074,7 +3280,7 @@
                 <w:noProof/>
                 <w:webHidden/>
               </w:rPr>
-              <w:t>11</w:t>
+              <w:t>12</w:t>
             </w:r>
             <w:r>
               <w:rPr>
@@ -3101,7 +3307,7 @@
               <w14:ligatures w14:val="standardContextual"/>
             </w:rPr>
           </w:pPr>
-          <w:hyperlink w:anchor="_Toc230814095" w:history="1">
+          <w:hyperlink w:anchor="_Toc232715046" w:history="1">
             <w:r>
               <w:rPr>
                 <w:rStyle w:val="Hyperlink"/>
@@ -3148,7 +3354,7 @@
                 <w:noProof/>
                 <w:webHidden/>
               </w:rPr>
-              <w:instrText xml:space="preserve"> PAGEREF _Toc230814095 \h </w:instrText>
+              <w:instrText xml:space="preserve"> PAGEREF _Toc232715046 \h </w:instrText>
             </w:r>
             <w:r>
               <w:rPr>
@@ -3168,7 +3374,7 @@
                 <w:noProof/>
                 <w:webHidden/>
               </w:rPr>
-              <w:t>12</w:t>
+              <w:t>13</w:t>
             </w:r>
             <w:r>
               <w:rPr>
@@ -3195,7 +3401,7 @@
               <w14:ligatures w14:val="standardContextual"/>
             </w:rPr>
           </w:pPr>
-          <w:hyperlink w:anchor="_Toc230814096" w:history="1">
+          <w:hyperlink w:anchor="_Toc232715047" w:history="1">
             <w:r>
               <w:rPr>
                 <w:rStyle w:val="Hyperlink"/>
@@ -3242,7 +3448,7 @@
                 <w:noProof/>
                 <w:webHidden/>
               </w:rPr>
-              <w:instrText xml:space="preserve"> PAGEREF _Toc230814096 \h </w:instrText>
+              <w:instrText xml:space="preserve"> PAGEREF _Toc232715047 \h </w:instrText>
             </w:r>
             <w:r>
               <w:rPr>
@@ -3262,7 +3468,7 @@
                 <w:noProof/>
                 <w:webHidden/>
               </w:rPr>
-              <w:t>13</w:t>
+              <w:t>14</w:t>
             </w:r>
             <w:r>
               <w:rPr>
@@ -3289,7 +3495,7 @@
               <w14:ligatures w14:val="standardContextual"/>
             </w:rPr>
           </w:pPr>
-          <w:hyperlink w:anchor="_Toc230814097" w:history="1">
+          <w:hyperlink w:anchor="_Toc232715048" w:history="1">
             <w:r>
               <w:rPr>
                 <w:rStyle w:val="Hyperlink"/>
@@ -3336,7 +3542,7 @@
                 <w:noProof/>
                 <w:webHidden/>
               </w:rPr>
-              <w:instrText xml:space="preserve"> PAGEREF _Toc230814097 \h </w:instrText>
+              <w:instrText xml:space="preserve"> PAGEREF _Toc232715048 \h </w:instrText>
             </w:r>
             <w:r>
               <w:rPr>
@@ -3356,7 +3562,7 @@
                 <w:noProof/>
                 <w:webHidden/>
               </w:rPr>
-              <w:t>14</w:t>
+              <w:t>15</w:t>
             </w:r>
             <w:r>
               <w:rPr>
@@ -3383,7 +3589,7 @@
               <w14:ligatures w14:val="standardContextual"/>
             </w:rPr>
           </w:pPr>
-          <w:hyperlink w:anchor="_Toc230814098" w:history="1">
+          <w:hyperlink w:anchor="_Toc232715049" w:history="1">
             <w:r>
               <w:rPr>
                 <w:rStyle w:val="Hyperlink"/>
@@ -3430,7 +3636,7 @@
                 <w:noProof/>
                 <w:webHidden/>
               </w:rPr>
-              <w:instrText xml:space="preserve"> PAGEREF _Toc230814098 \h </w:instrText>
+              <w:instrText xml:space="preserve"> PAGEREF _Toc232715049 \h </w:instrText>
             </w:r>
             <w:r>
               <w:rPr>
@@ -3450,7 +3656,7 @@
                 <w:noProof/>
                 <w:webHidden/>
               </w:rPr>
-              <w:t>15</w:t>
+              <w:t>16</w:t>
             </w:r>
             <w:r>
               <w:rPr>
@@ -3477,7 +3683,7 @@
               <w14:ligatures w14:val="standardContextual"/>
             </w:rPr>
           </w:pPr>
-          <w:hyperlink w:anchor="_Toc230814099" w:history="1">
+          <w:hyperlink w:anchor="_Toc232715050" w:history="1">
             <w:r>
               <w:rPr>
                 <w:rStyle w:val="Hyperlink"/>
@@ -3526,7 +3732,7 @@
                 <w:noProof/>
                 <w:webHidden/>
               </w:rPr>
-              <w:instrText xml:space="preserve"> PAGEREF _Toc230814099 \h </w:instrText>
+              <w:instrText xml:space="preserve"> PAGEREF _Toc232715050 \h </w:instrText>
             </w:r>
             <w:r>
               <w:rPr>
@@ -3546,80 +3752,7 @@
                 <w:noProof/>
                 <w:webHidden/>
               </w:rPr>
-              <w:t>15</w:t>
-            </w:r>
-            <w:r>
-              <w:rPr>
-                <w:noProof/>
-                <w:webHidden/>
-              </w:rPr>
-              <w:fldChar w:fldCharType="end"/>
-            </w:r>
-          </w:hyperlink>
-        </w:p>
-        <w:p>
-          <w:pPr>
-            <w:pStyle w:val="Sumrio2"/>
-            <w:tabs>
-              <w:tab w:val="right" w:leader="dot" w:pos="9061"/>
-            </w:tabs>
-            <w:rPr>
-              <w:rFonts w:asciiTheme="minorHAnsi" w:eastAsiaTheme="minorEastAsia" w:hAnsiTheme="minorHAnsi"/>
-              <w:noProof/>
-              <w:kern w:val="2"/>
-              <w:szCs w:val="24"/>
-              <w:lang w:eastAsia="pt-BR"/>
-              <w14:ligatures w14:val="standardContextual"/>
-            </w:rPr>
-          </w:pPr>
-          <w:hyperlink w:anchor="_Toc230814100" w:history="1">
-            <w:r>
-              <w:rPr>
-                <w:rStyle w:val="Hyperlink"/>
-                <w:noProof/>
-              </w:rPr>
-              <w:t>Figura 1: Modelo relacional das tabelas do projeto CONTAX.</w:t>
-            </w:r>
-            <w:r>
-              <w:rPr>
-                <w:noProof/>
-                <w:webHidden/>
-              </w:rPr>
-              <w:tab/>
-            </w:r>
-            <w:r>
-              <w:rPr>
-                <w:noProof/>
-                <w:webHidden/>
-              </w:rPr>
-              <w:fldChar w:fldCharType="begin"/>
-            </w:r>
-            <w:r>
-              <w:rPr>
-                <w:noProof/>
-                <w:webHidden/>
-              </w:rPr>
-              <w:instrText xml:space="preserve"> PAGEREF _Toc230814100 \h </w:instrText>
-            </w:r>
-            <w:r>
-              <w:rPr>
-                <w:noProof/>
-                <w:webHidden/>
-              </w:rPr>
-            </w:r>
-            <w:r>
-              <w:rPr>
-                <w:noProof/>
-                <w:webHidden/>
-              </w:rPr>
-              <w:fldChar w:fldCharType="separate"/>
-            </w:r>
-            <w:r>
-              <w:rPr>
-                <w:noProof/>
-                <w:webHidden/>
-              </w:rPr>
-              <w:t>15</w:t>
+              <w:t>16</w:t>
             </w:r>
             <w:r>
               <w:rPr>
@@ -3646,7 +3779,7 @@
               <w14:ligatures w14:val="standardContextual"/>
             </w:rPr>
           </w:pPr>
-          <w:hyperlink w:anchor="_Toc230814101" w:history="1">
+          <w:hyperlink w:anchor="_Toc232715051" w:history="1">
             <w:r>
               <w:rPr>
                 <w:rStyle w:val="Hyperlink"/>
@@ -3695,7 +3828,7 @@
                 <w:noProof/>
                 <w:webHidden/>
               </w:rPr>
-              <w:instrText xml:space="preserve"> PAGEREF _Toc230814101 \h </w:instrText>
+              <w:instrText xml:space="preserve"> PAGEREF _Toc232715051 \h </w:instrText>
             </w:r>
             <w:r>
               <w:rPr>
@@ -3715,7 +3848,7 @@
                 <w:noProof/>
                 <w:webHidden/>
               </w:rPr>
-              <w:t>16</w:t>
+              <w:t>17</w:t>
             </w:r>
             <w:r>
               <w:rPr>
@@ -3742,7 +3875,7 @@
               <w14:ligatures w14:val="standardContextual"/>
             </w:rPr>
           </w:pPr>
-          <w:hyperlink w:anchor="_Toc230814102" w:history="1">
+          <w:hyperlink w:anchor="_Toc232715052" w:history="1">
             <w:r>
               <w:rPr>
                 <w:rStyle w:val="Hyperlink"/>
@@ -3772,15 +3905,6 @@
             </w:r>
             <w:r>
               <w:rPr>
-                <w:rStyle w:val="Hyperlink"/>
-                <w:b/>
-                <w:bCs/>
-                <w:noProof/>
-              </w:rPr>
-              <w:t>)</w:t>
-            </w:r>
-            <w:r>
-              <w:rPr>
                 <w:noProof/>
                 <w:webHidden/>
               </w:rPr>
@@ -3798,7 +3922,7 @@
                 <w:noProof/>
                 <w:webHidden/>
               </w:rPr>
-              <w:instrText xml:space="preserve"> PAGEREF _Toc230814102 \h </w:instrText>
+              <w:instrText xml:space="preserve"> PAGEREF _Toc232715052 \h </w:instrText>
             </w:r>
             <w:r>
               <w:rPr>
@@ -3818,7 +3942,7 @@
                 <w:noProof/>
                 <w:webHidden/>
               </w:rPr>
-              <w:t>23</w:t>
+              <w:t>24</w:t>
             </w:r>
             <w:r>
               <w:rPr>
@@ -3845,7 +3969,7 @@
               <w14:ligatures w14:val="standardContextual"/>
             </w:rPr>
           </w:pPr>
-          <w:hyperlink w:anchor="_Toc230814103" w:history="1">
+          <w:hyperlink w:anchor="_Toc232715053" w:history="1">
             <w:r>
               <w:rPr>
                 <w:rStyle w:val="Hyperlink"/>
@@ -3894,7 +4018,7 @@
                 <w:noProof/>
                 <w:webHidden/>
               </w:rPr>
-              <w:instrText xml:space="preserve"> PAGEREF _Toc230814103 \h </w:instrText>
+              <w:instrText xml:space="preserve"> PAGEREF _Toc232715053 \h </w:instrText>
             </w:r>
             <w:r>
               <w:rPr>
@@ -3914,7 +4038,7 @@
                 <w:noProof/>
                 <w:webHidden/>
               </w:rPr>
-              <w:t>25</w:t>
+              <w:t>26</w:t>
             </w:r>
             <w:r>
               <w:rPr>
@@ -3940,7 +4064,7 @@
               <w14:ligatures w14:val="standardContextual"/>
             </w:rPr>
           </w:pPr>
-          <w:hyperlink w:anchor="_Toc230814104" w:history="1">
+          <w:hyperlink w:anchor="_Toc232715054" w:history="1">
             <w:r>
               <w:rPr>
                 <w:rStyle w:val="Hyperlink"/>
@@ -3967,7 +4091,7 @@
                 <w:noProof/>
                 <w:webHidden/>
               </w:rPr>
-              <w:instrText xml:space="preserve"> PAGEREF _Toc230814104 \h </w:instrText>
+              <w:instrText xml:space="preserve"> PAGEREF _Toc232715054 \h </w:instrText>
             </w:r>
             <w:r>
               <w:rPr>
@@ -3987,7 +4111,7 @@
                 <w:noProof/>
                 <w:webHidden/>
               </w:rPr>
-              <w:t>25</w:t>
+              <w:t>26</w:t>
             </w:r>
             <w:r>
               <w:rPr>
@@ -4013,7 +4137,7 @@
               <w14:ligatures w14:val="standardContextual"/>
             </w:rPr>
           </w:pPr>
-          <w:hyperlink w:anchor="_Toc230814105" w:history="1">
+          <w:hyperlink w:anchor="_Toc232715055" w:history="1">
             <w:r>
               <w:rPr>
                 <w:rStyle w:val="Hyperlink"/>
@@ -4040,7 +4164,7 @@
                 <w:noProof/>
                 <w:webHidden/>
               </w:rPr>
-              <w:instrText xml:space="preserve"> PAGEREF _Toc230814105 \h </w:instrText>
+              <w:instrText xml:space="preserve"> PAGEREF _Toc232715055 \h </w:instrText>
             </w:r>
             <w:r>
               <w:rPr>
@@ -4060,7 +4184,7 @@
                 <w:noProof/>
                 <w:webHidden/>
               </w:rPr>
-              <w:t>26</w:t>
+              <w:t>27</w:t>
             </w:r>
             <w:r>
               <w:rPr>
@@ -4086,7 +4210,7 @@
               <w14:ligatures w14:val="standardContextual"/>
             </w:rPr>
           </w:pPr>
-          <w:hyperlink w:anchor="_Toc230814106" w:history="1">
+          <w:hyperlink w:anchor="_Toc232715056" w:history="1">
             <w:r>
               <w:rPr>
                 <w:rStyle w:val="Hyperlink"/>
@@ -4113,7 +4237,7 @@
                 <w:noProof/>
                 <w:webHidden/>
               </w:rPr>
-              <w:instrText xml:space="preserve"> PAGEREF _Toc230814106 \h </w:instrText>
+              <w:instrText xml:space="preserve"> PAGEREF _Toc232715056 \h </w:instrText>
             </w:r>
             <w:r>
               <w:rPr>
@@ -4133,7 +4257,7 @@
                 <w:noProof/>
                 <w:webHidden/>
               </w:rPr>
-              <w:t>27</w:t>
+              <w:t>28</w:t>
             </w:r>
             <w:r>
               <w:rPr>
@@ -4159,7 +4283,7 @@
               <w14:ligatures w14:val="standardContextual"/>
             </w:rPr>
           </w:pPr>
-          <w:hyperlink w:anchor="_Toc230814107" w:history="1">
+          <w:hyperlink w:anchor="_Toc232715057" w:history="1">
             <w:r>
               <w:rPr>
                 <w:rStyle w:val="Hyperlink"/>
@@ -4186,7 +4310,7 @@
                 <w:noProof/>
                 <w:webHidden/>
               </w:rPr>
-              <w:instrText xml:space="preserve"> PAGEREF _Toc230814107 \h </w:instrText>
+              <w:instrText xml:space="preserve"> PAGEREF _Toc232715057 \h </w:instrText>
             </w:r>
             <w:r>
               <w:rPr>
@@ -4206,7 +4330,7 @@
                 <w:noProof/>
                 <w:webHidden/>
               </w:rPr>
-              <w:t>28</w:t>
+              <w:t>29</w:t>
             </w:r>
             <w:r>
               <w:rPr>
@@ -4232,7 +4356,7 @@
               <w14:ligatures w14:val="standardContextual"/>
             </w:rPr>
           </w:pPr>
-          <w:hyperlink w:anchor="_Toc230814108" w:history="1">
+          <w:hyperlink w:anchor="_Toc232715058" w:history="1">
             <w:r>
               <w:rPr>
                 <w:rStyle w:val="Hyperlink"/>
@@ -4259,7 +4383,7 @@
                 <w:noProof/>
                 <w:webHidden/>
               </w:rPr>
-              <w:instrText xml:space="preserve"> PAGEREF _Toc230814108 \h </w:instrText>
+              <w:instrText xml:space="preserve"> PAGEREF _Toc232715058 \h </w:instrText>
             </w:r>
             <w:r>
               <w:rPr>
@@ -4279,7 +4403,7 @@
                 <w:noProof/>
                 <w:webHidden/>
               </w:rPr>
-              <w:t>29</w:t>
+              <w:t>30</w:t>
             </w:r>
             <w:r>
               <w:rPr>
@@ -4305,7 +4429,7 @@
               <w14:ligatures w14:val="standardContextual"/>
             </w:rPr>
           </w:pPr>
-          <w:hyperlink w:anchor="_Toc230814109" w:history="1">
+          <w:hyperlink w:anchor="_Toc232715059" w:history="1">
             <w:r>
               <w:rPr>
                 <w:rStyle w:val="Hyperlink"/>
@@ -4332,7 +4456,7 @@
                 <w:noProof/>
                 <w:webHidden/>
               </w:rPr>
-              <w:instrText xml:space="preserve"> PAGEREF _Toc230814109 \h </w:instrText>
+              <w:instrText xml:space="preserve"> PAGEREF _Toc232715059 \h </w:instrText>
             </w:r>
             <w:r>
               <w:rPr>
@@ -4352,7 +4476,7 @@
                 <w:noProof/>
                 <w:webHidden/>
               </w:rPr>
-              <w:t>30</w:t>
+              <w:t>31</w:t>
             </w:r>
             <w:r>
               <w:rPr>
@@ -4378,7 +4502,7 @@
               <w14:ligatures w14:val="standardContextual"/>
             </w:rPr>
           </w:pPr>
-          <w:hyperlink w:anchor="_Toc230814110" w:history="1">
+          <w:hyperlink w:anchor="_Toc232715060" w:history="1">
             <w:r>
               <w:rPr>
                 <w:rStyle w:val="Hyperlink"/>
@@ -4405,7 +4529,7 @@
                 <w:noProof/>
                 <w:webHidden/>
               </w:rPr>
-              <w:instrText xml:space="preserve"> PAGEREF _Toc230814110 \h </w:instrText>
+              <w:instrText xml:space="preserve"> PAGEREF _Toc232715060 \h </w:instrText>
             </w:r>
             <w:r>
               <w:rPr>
@@ -4425,7 +4549,7 @@
                 <w:noProof/>
                 <w:webHidden/>
               </w:rPr>
-              <w:t>31</w:t>
+              <w:t>32</w:t>
             </w:r>
             <w:r>
               <w:rPr>
@@ -4452,7 +4576,7 @@
               <w14:ligatures w14:val="standardContextual"/>
             </w:rPr>
           </w:pPr>
-          <w:hyperlink w:anchor="_Toc230814111" w:history="1">
+          <w:hyperlink w:anchor="_Toc232715061" w:history="1">
             <w:r>
               <w:rPr>
                 <w:rStyle w:val="Hyperlink"/>
@@ -4501,7 +4625,7 @@
                 <w:noProof/>
                 <w:webHidden/>
               </w:rPr>
-              <w:instrText xml:space="preserve"> PAGEREF _Toc230814111 \h </w:instrText>
+              <w:instrText xml:space="preserve"> PAGEREF _Toc232715061 \h </w:instrText>
             </w:r>
             <w:r>
               <w:rPr>
@@ -4521,7 +4645,7 @@
                 <w:noProof/>
                 <w:webHidden/>
               </w:rPr>
-              <w:t>32</w:t>
+              <w:t>33</w:t>
             </w:r>
             <w:r>
               <w:rPr>
@@ -4548,7 +4672,7 @@
               <w14:ligatures w14:val="standardContextual"/>
             </w:rPr>
           </w:pPr>
-          <w:hyperlink w:anchor="_Toc230814112" w:history="1">
+          <w:hyperlink w:anchor="_Toc232715062" w:history="1">
             <w:r>
               <w:rPr>
                 <w:rStyle w:val="Hyperlink"/>
@@ -4597,7 +4721,7 @@
                 <w:noProof/>
                 <w:webHidden/>
               </w:rPr>
-              <w:instrText xml:space="preserve"> PAGEREF _Toc230814112 \h </w:instrText>
+              <w:instrText xml:space="preserve"> PAGEREF _Toc232715062 \h </w:instrText>
             </w:r>
             <w:r>
               <w:rPr>
@@ -4617,7 +4741,7 @@
                 <w:noProof/>
                 <w:webHidden/>
               </w:rPr>
-              <w:t>34</w:t>
+              <w:t>35</w:t>
             </w:r>
             <w:r>
               <w:rPr>
@@ -4644,14 +4768,14 @@
               <w14:ligatures w14:val="standardContextual"/>
             </w:rPr>
           </w:pPr>
-          <w:hyperlink w:anchor="_Toc230814113" w:history="1">
+          <w:hyperlink w:anchor="_Toc232715063" w:history="1">
             <w:r>
               <w:rPr>
                 <w:rStyle w:val="Hyperlink"/>
                 <w:b/>
                 <w:noProof/>
               </w:rPr>
-              <w:t>6.</w:t>
+              <w:t>8.</w:t>
             </w:r>
             <w:r>
               <w:rPr>
@@ -4691,7 +4815,7 @@
                 <w:noProof/>
                 <w:webHidden/>
               </w:rPr>
-              <w:instrText xml:space="preserve"> PAGEREF _Toc230814113 \h </w:instrText>
+              <w:instrText xml:space="preserve"> PAGEREF _Toc232715063 \h </w:instrText>
             </w:r>
             <w:r>
               <w:rPr>
@@ -4711,7 +4835,7 @@
                 <w:noProof/>
                 <w:webHidden/>
               </w:rPr>
-              <w:t>36</w:t>
+              <w:t>37</w:t>
             </w:r>
             <w:r>
               <w:rPr>
@@ -4737,7 +4861,7 @@
               <w14:ligatures w14:val="standardContextual"/>
             </w:rPr>
           </w:pPr>
-          <w:hyperlink w:anchor="_Toc230814114" w:history="1">
+          <w:hyperlink w:anchor="_Toc232715064" w:history="1">
             <w:r>
               <w:rPr>
                 <w:rStyle w:val="Hyperlink"/>
@@ -4765,7 +4889,7 @@
                 <w:noProof/>
                 <w:webHidden/>
               </w:rPr>
-              <w:instrText xml:space="preserve"> PAGEREF _Toc230814114 \h </w:instrText>
+              <w:instrText xml:space="preserve"> PAGEREF _Toc232715064 \h </w:instrText>
             </w:r>
             <w:r>
               <w:rPr>
@@ -4785,7 +4909,7 @@
                 <w:noProof/>
                 <w:webHidden/>
               </w:rPr>
-              <w:t>37</w:t>
+              <w:t>38</w:t>
             </w:r>
             <w:r>
               <w:rPr>
@@ -4830,7 +4954,7 @@
           <w:b/>
         </w:rPr>
       </w:pPr>
-      <w:bookmarkStart w:id="0" w:name="_Toc230814092"/>
+      <w:bookmarkStart w:id="0" w:name="_Toc232715043"/>
       <w:r>
         <w:rPr>
           <w:b/>
@@ -4877,7 +5001,31 @@
         <w:contextualSpacing/>
       </w:pPr>
       <w:r>
-        <w:t>Essa clareza facilita a tomada de decisões estratégicas e ações corretivas rápidas. Sob a ótica da administração estratégica, a informação é considerada um recurso de primeira ordem, cuja gestão adequada oferece às empresas novas formas de competir (Rueda-Delgado; Arias-Bello, 2009). No Brasil, essa necessidade é amplificada pelo crescimento do mercado; apenas no primeiro trimestre de 2025, registraram-se mais de 1,4 milhão de novas aberturas de negócios, com os MEIs representando 78% desse total (GOV.BR, 2025). Diante da existência de cerca de cem mil organizações contábeis (CFC, 2025), a integração tecnológica torna-se imperativa. Segundo Aucancela Guagcha et al. (2024), a Indústria 4.0 exige que o contador domine softwares especializados e competências em comunicação digital para automatizar tarefas rotineiras e focar em análises estratégicas.</w:t>
+        <w:t>Essa clareza facilita a tomada de decisões estratégicas e ações corretivas rápidas. Sob a ótica da administração estratégica, a informação é considerada um recurso de primeira ordem, cuja gestão adequada oferece às empresas novas formas de competir (Rueda-Delgado; Arias-</w:t>
+      </w:r>
+      <w:proofErr w:type="spellStart"/>
+      <w:r>
+        <w:t>Bello</w:t>
+      </w:r>
+      <w:proofErr w:type="spellEnd"/>
+      <w:r>
+        <w:t xml:space="preserve">, 2009). No Brasil, essa necessidade é amplificada pelo crescimento do mercado; apenas no primeiro trimestre de 2025, registraram-se mais de 1,4 milhão de novas aberturas de negócios, com os MEIs representando 78% desse total (GOV.BR, 2025). Diante da existência de cerca de cem mil organizações contábeis (CFC, 2025), a integração tecnológica torna-se imperativa. Segundo </w:t>
+      </w:r>
+      <w:proofErr w:type="spellStart"/>
+      <w:r>
+        <w:t>Aucancela</w:t>
+      </w:r>
+      <w:proofErr w:type="spellEnd"/>
+      <w:r>
+        <w:t xml:space="preserve"> </w:t>
+      </w:r>
+      <w:proofErr w:type="spellStart"/>
+      <w:r>
+        <w:t>Guagcha</w:t>
+      </w:r>
+      <w:proofErr w:type="spellEnd"/>
+      <w:r>
+        <w:t xml:space="preserve"> et al. (2024), a Indústria 4.0 exige que o contador domine softwares especializados e competências em comunicação digital para automatizar tarefas rotineiras e focar em análises estratégicas.</w:t>
       </w:r>
     </w:p>
     <w:p>
@@ -4927,7 +5075,7 @@
           <w:b/>
         </w:rPr>
       </w:pPr>
-      <w:bookmarkStart w:id="1" w:name="_Toc230814093"/>
+      <w:bookmarkStart w:id="1" w:name="_Toc232715044"/>
       <w:r>
         <w:rPr>
           <w:b/>
@@ -4961,7 +5109,15 @@
         <w:contextualSpacing/>
       </w:pPr>
       <w:r>
-        <w:t>Este trabalho configura-se como um Projeto Técnico, voltado ao desenvolvimento de um sistema virtual denominado Contax, com foco na gestão e transparência contábil para Microempreendedores Individuais (MEI) e Microempresas (ME). O projeto está contextualizado na realidade empresarial do município de Tupã-SP, região com forte presença de micro e pequenos negócios e demanda crescente por soluções tecnológicas que otimizem a comunicação com escritórios de contabilidade.</w:t>
+        <w:t xml:space="preserve">Este trabalho configura-se como um Projeto Técnico, voltado ao desenvolvimento de um sistema virtual denominado Contax, com foco na gestão e transparência contábil para Microempreendedores Individuais (MEI) e Microempresas (ME). O projeto está contextualizado na realidade empresarial do município de </w:t>
+      </w:r>
+      <w:proofErr w:type="spellStart"/>
+      <w:r>
+        <w:t>Tupã-SP</w:t>
+      </w:r>
+      <w:proofErr w:type="spellEnd"/>
+      <w:r>
+        <w:t>, região com forte presença de micro e pequenos negócios e demanda crescente por soluções tecnológicas que otimizem a comunicação com escritórios de contabilidade.</w:t>
       </w:r>
     </w:p>
     <w:p>
@@ -4973,8 +5129,21 @@
         <w:t xml:space="preserve">A área de abrangência é delimitada à cidade de Tupã, no interior paulista, envolvendo empresas dos setores de comércio e serviços e escritórios contábeis que atendem majoritariamente clientes MEI e ME. A equipe técnica é composta por alunos do curso de </w:t>
       </w:r>
       <w:r>
-        <w:t>Escola Técnica Estadual Prof. Massuyuki Kawano</w:t>
-      </w:r>
+        <w:t xml:space="preserve">Escola Técnica Estadual Prof. </w:t>
+      </w:r>
+      <w:proofErr w:type="spellStart"/>
+      <w:r>
+        <w:t>Massuyuki</w:t>
+      </w:r>
+      <w:proofErr w:type="spellEnd"/>
+      <w:r>
+        <w:t xml:space="preserve"> </w:t>
+      </w:r>
+      <w:proofErr w:type="spellStart"/>
+      <w:r>
+        <w:t>Kawano</w:t>
+      </w:r>
+      <w:proofErr w:type="spellEnd"/>
       <w:r>
         <w:t xml:space="preserve"> – Tupã, com formação multidisciplinar em engenharia de software, modelagem de sistemas, banco de dados e análise de requisitos.</w:t>
       </w:r>
@@ -4994,57 +5163,104 @@
         <w:t>micros serviços</w:t>
       </w:r>
       <w:r>
-        <w:t xml:space="preserve">, utilizando tecnologias como React.js e TypeScript no </w:t>
+        <w:t xml:space="preserve">, utilizando tecnologias como React.js e </w:t>
+      </w:r>
+      <w:proofErr w:type="spellStart"/>
+      <w:r>
+        <w:t>TypeScript</w:t>
+      </w:r>
+      <w:proofErr w:type="spellEnd"/>
+      <w:r>
+        <w:t xml:space="preserve"> no </w:t>
       </w:r>
       <w:r>
         <w:rPr>
           <w:i/>
           <w:iCs/>
         </w:rPr>
-        <w:t>front-end</w:t>
-      </w:r>
-      <w:r>
-        <w:t xml:space="preserve">, Node.js com Express.js no </w:t>
-      </w:r>
+        <w:t>front-</w:t>
+      </w:r>
+      <w:proofErr w:type="spellStart"/>
       <w:r>
         <w:rPr>
           <w:i/>
           <w:iCs/>
         </w:rPr>
-        <w:t>back-end</w:t>
-      </w:r>
-      <w:r>
-        <w:t xml:space="preserve"> e MySQL como banco de dados relacional. A infraestrutura será hospedada em plataformas como Vercel (</w:t>
-      </w:r>
+        <w:t>end</w:t>
+      </w:r>
+      <w:proofErr w:type="spellEnd"/>
+      <w:r>
+        <w:t xml:space="preserve">, Node.js com Express.js no </w:t>
+      </w:r>
+      <w:proofErr w:type="spellStart"/>
       <w:r>
         <w:rPr>
           <w:i/>
           <w:iCs/>
         </w:rPr>
-        <w:t>frontend</w:t>
-      </w:r>
-      <w:r>
-        <w:t>) e Heroku (</w:t>
-      </w:r>
+        <w:t>back-end</w:t>
+      </w:r>
+      <w:proofErr w:type="spellEnd"/>
+      <w:r>
+        <w:t xml:space="preserve"> e MySQL como banco de dados relacional. A infraestrutura será hospedada em plataformas como </w:t>
+      </w:r>
+      <w:proofErr w:type="spellStart"/>
+      <w:r>
+        <w:t>Vercel</w:t>
+      </w:r>
+      <w:proofErr w:type="spellEnd"/>
+      <w:r>
+        <w:t xml:space="preserve"> (</w:t>
+      </w:r>
+      <w:proofErr w:type="spellStart"/>
       <w:r>
         <w:rPr>
           <w:i/>
           <w:iCs/>
         </w:rPr>
-        <w:t>backend</w:t>
-      </w:r>
-      <w:r>
-        <w:t xml:space="preserve">). A modelagem será guiada pelas diretrizes da Engenharia de </w:t>
-      </w:r>
+        <w:t>frontend</w:t>
+      </w:r>
+      <w:proofErr w:type="spellEnd"/>
+      <w:r>
+        <w:t xml:space="preserve">) e </w:t>
+      </w:r>
+      <w:proofErr w:type="spellStart"/>
+      <w:r>
+        <w:t>Heroku</w:t>
+      </w:r>
+      <w:proofErr w:type="spellEnd"/>
+      <w:r>
+        <w:t xml:space="preserve"> (</w:t>
+      </w:r>
+      <w:proofErr w:type="spellStart"/>
       <w:r>
         <w:rPr>
           <w:i/>
           <w:iCs/>
         </w:rPr>
+        <w:t>backend</w:t>
+      </w:r>
+      <w:proofErr w:type="spellEnd"/>
+      <w:r>
+        <w:t xml:space="preserve">). A modelagem será guiada pelas diretrizes da Engenharia de </w:t>
+      </w:r>
+      <w:r>
+        <w:rPr>
+          <w:i/>
+          <w:iCs/>
+        </w:rPr>
         <w:t>Software</w:t>
       </w:r>
       <w:r>
-        <w:t>, com uso de ferramentas como UML, DFD, MER, Dicionário de Dados e prototipagem em Figma.</w:t>
+        <w:t xml:space="preserve">, com uso de ferramentas como UML, DFD, MER, Dicionário de Dados e prototipagem em </w:t>
+      </w:r>
+      <w:proofErr w:type="spellStart"/>
+      <w:r>
+        <w:t>Figma</w:t>
+      </w:r>
+      <w:proofErr w:type="spellEnd"/>
+      <w:r>
+        <w:t>.</w:t>
       </w:r>
       <w:r>
         <w:br w:type="page"/>
@@ -5064,7 +5280,7 @@
           <w:b/>
         </w:rPr>
       </w:pPr>
-      <w:bookmarkStart w:id="2" w:name="_Toc230814094"/>
+      <w:bookmarkStart w:id="2" w:name="_Toc232715045"/>
       <w:r>
         <w:rPr>
           <w:b/>
@@ -7269,7 +7485,7 @@
           <w:b/>
         </w:rPr>
       </w:pPr>
-      <w:bookmarkStart w:id="5" w:name="_Toc230814095"/>
+      <w:bookmarkStart w:id="5" w:name="_Toc232715046"/>
       <w:r>
         <w:rPr>
           <w:b/>
@@ -7349,7 +7565,15 @@
         <w:spacing w:after="0" w:line="240" w:lineRule="auto"/>
       </w:pPr>
       <w:r>
-        <w:t>- Identificar e analisar as principais necessidades de gestão financeira das micro e pequenas empresas em Tupã-SP.</w:t>
+        <w:t xml:space="preserve">- Identificar e analisar as principais necessidades de gestão financeira das micro e pequenas empresas em </w:t>
+      </w:r>
+      <w:proofErr w:type="spellStart"/>
+      <w:r>
+        <w:t>Tupã-SP</w:t>
+      </w:r>
+      <w:proofErr w:type="spellEnd"/>
+      <w:r>
+        <w:t>.</w:t>
       </w:r>
     </w:p>
     <w:p>
@@ -7434,7 +7658,7 @@
           <w:b/>
         </w:rPr>
       </w:pPr>
-      <w:bookmarkStart w:id="6" w:name="_Toc230814096"/>
+      <w:bookmarkStart w:id="6" w:name="_Toc232715047"/>
       <w:r>
         <w:rPr>
           <w:b/>
@@ -7523,8 +7747,13 @@
         <w:contextualSpacing/>
       </w:pPr>
       <w:r>
-        <w:t>- Termos de uso e protótipos em Figma</w:t>
-      </w:r>
+        <w:t xml:space="preserve">- Termos de uso e protótipos em </w:t>
+      </w:r>
+      <w:proofErr w:type="spellStart"/>
+      <w:r>
+        <w:t>Figma</w:t>
+      </w:r>
+      <w:proofErr w:type="spellEnd"/>
     </w:p>
     <w:p>
       <w:pPr>
@@ -7553,7 +7782,15 @@
         <w:contextualSpacing/>
       </w:pPr>
       <w:r>
-        <w:t>- Revisão ortográfica: Copilot 365, Gemini 3 Flash</w:t>
+        <w:t xml:space="preserve">- Revisão ortográfica: </w:t>
+      </w:r>
+      <w:proofErr w:type="spellStart"/>
+      <w:r>
+        <w:t>Copilot</w:t>
+      </w:r>
+      <w:proofErr w:type="spellEnd"/>
+      <w:r>
+        <w:t xml:space="preserve"> 365, Gemini 3 Flash</w:t>
       </w:r>
     </w:p>
     <w:p>
@@ -7562,8 +7799,21 @@
         <w:contextualSpacing/>
       </w:pPr>
       <w:r>
-        <w:t>- Frontend: React.js e TypeScript</w:t>
-      </w:r>
+        <w:t xml:space="preserve">- </w:t>
+      </w:r>
+      <w:proofErr w:type="spellStart"/>
+      <w:r>
+        <w:t>Frontend</w:t>
+      </w:r>
+      <w:proofErr w:type="spellEnd"/>
+      <w:r>
+        <w:t xml:space="preserve">: React.js e </w:t>
+      </w:r>
+      <w:proofErr w:type="spellStart"/>
+      <w:r>
+        <w:t>TypeScript</w:t>
+      </w:r>
+      <w:proofErr w:type="spellEnd"/>
     </w:p>
     <w:p>
       <w:pPr>
@@ -7571,7 +7821,15 @@
         <w:contextualSpacing/>
       </w:pPr>
       <w:r>
-        <w:t>- Backend: Node.js com Express.js</w:t>
+        <w:t xml:space="preserve">- </w:t>
+      </w:r>
+      <w:proofErr w:type="spellStart"/>
+      <w:r>
+        <w:t>Backend</w:t>
+      </w:r>
+      <w:proofErr w:type="spellEnd"/>
+      <w:r>
+        <w:t>: Node.js com Express.js</w:t>
       </w:r>
     </w:p>
     <w:p>
@@ -7594,8 +7852,13 @@
       <w:r>
         <w:t xml:space="preserve">- Infraestrutura: </w:t>
       </w:r>
-      <w:r>
-        <w:t>Insomnia e GitHub Desktop e Web</w:t>
+      <w:proofErr w:type="spellStart"/>
+      <w:r>
+        <w:t>Insomnia</w:t>
+      </w:r>
+      <w:proofErr w:type="spellEnd"/>
+      <w:r>
+        <w:t xml:space="preserve"> e GitHub Desktop e Web</w:t>
       </w:r>
     </w:p>
     <w:p>
@@ -7610,15 +7873,56 @@
         <w:contextualSpacing/>
       </w:pPr>
       <w:r>
-        <w:t xml:space="preserve">O ambiente de desenvolvimento foi o Visual Studio Code (VSCode), editor leve e multiplataforma amplamente utilizado para aplicações web. Segundo Macoratti (2016), o VSCode é gratuito, </w:t>
+        <w:t xml:space="preserve">O ambiente de desenvolvimento foi o Visual Studio </w:t>
+      </w:r>
+      <w:proofErr w:type="spellStart"/>
+      <w:r>
+        <w:t>Code</w:t>
+      </w:r>
+      <w:proofErr w:type="spellEnd"/>
+      <w:r>
+        <w:t xml:space="preserve"> (</w:t>
+      </w:r>
+      <w:proofErr w:type="spellStart"/>
+      <w:r>
+        <w:t>VSCode</w:t>
+      </w:r>
+      <w:proofErr w:type="spellEnd"/>
+      <w:r>
+        <w:t xml:space="preserve">), editor leve e multiplataforma amplamente utilizado para aplicações web. Segundo </w:t>
+      </w:r>
+      <w:proofErr w:type="spellStart"/>
+      <w:r>
+        <w:t>Macoratti</w:t>
+      </w:r>
+      <w:proofErr w:type="spellEnd"/>
+      <w:r>
+        <w:t xml:space="preserve"> (2016), o </w:t>
+      </w:r>
+      <w:proofErr w:type="spellStart"/>
+      <w:r>
+        <w:t>VSCode</w:t>
+      </w:r>
+      <w:proofErr w:type="spellEnd"/>
+      <w:r>
+        <w:t xml:space="preserve"> é gratuito, </w:t>
       </w:r>
       <w:r>
         <w:rPr>
           <w:i/>
           <w:iCs/>
         </w:rPr>
-        <w:t>open source</w:t>
-      </w:r>
+        <w:t xml:space="preserve">open </w:t>
+      </w:r>
+      <w:proofErr w:type="spellStart"/>
+      <w:r>
+        <w:rPr>
+          <w:i/>
+          <w:iCs/>
+        </w:rPr>
+        <w:t>source</w:t>
+      </w:r>
+      <w:proofErr w:type="spellEnd"/>
       <w:r>
         <w:t xml:space="preserve"> e compatível com mais de 30 linguagens de programação. A Microsoft (2023) destaca que o Visual Studio oferece recursos avançados como compiladores, designers gráficos e ferramentas de depuração, aprimorando o processo de desenvolvimento.</w:t>
       </w:r>
@@ -7664,7 +7968,7 @@
           <w:b/>
         </w:rPr>
       </w:pPr>
-      <w:bookmarkStart w:id="7" w:name="_Toc230814097"/>
+      <w:bookmarkStart w:id="7" w:name="_Toc232715048"/>
       <w:r>
         <w:rPr>
           <w:b/>
@@ -7883,12 +8187,14 @@
                 <w:szCs w:val="24"/>
               </w:rPr>
             </w:pPr>
+            <w:proofErr w:type="spellStart"/>
             <w:r>
               <w:rPr>
                 <w:szCs w:val="24"/>
               </w:rPr>
               <w:t>Hostinger</w:t>
             </w:r>
+            <w:proofErr w:type="spellEnd"/>
           </w:p>
         </w:tc>
         <w:tc>
@@ -7925,19 +8231,33 @@
               <w:rPr>
                 <w:szCs w:val="24"/>
               </w:rPr>
-              <w:t>R$10,00</w:t>
-            </w:r>
+              <w:t>R$10,</w:t>
+            </w:r>
+            <w:proofErr w:type="gramStart"/>
             <w:r>
               <w:rPr>
                 <w:szCs w:val="24"/>
               </w:rPr>
+              <w:t>00</w:t>
+            </w:r>
+            <w:r>
+              <w:rPr>
+                <w:szCs w:val="24"/>
+              </w:rPr>
               <w:t xml:space="preserve">  </w:t>
             </w:r>
             <w:r>
               <w:rPr>
                 <w:szCs w:val="24"/>
               </w:rPr>
-              <w:t>(Proporcional)</w:t>
+              <w:t>(</w:t>
+            </w:r>
+            <w:proofErr w:type="gramEnd"/>
+            <w:r>
+              <w:rPr>
+                <w:szCs w:val="24"/>
+              </w:rPr>
+              <w:t>Proporcional)</w:t>
             </w:r>
           </w:p>
         </w:tc>
@@ -7973,11 +8293,19 @@
                 <w:szCs w:val="24"/>
               </w:rPr>
             </w:pPr>
+            <w:proofErr w:type="spellStart"/>
             <w:r>
               <w:rPr>
                 <w:szCs w:val="24"/>
               </w:rPr>
-              <w:t>PlanetScale (Plano Gratuito)</w:t>
+              <w:t>PlanetScale</w:t>
+            </w:r>
+            <w:proofErr w:type="spellEnd"/>
+            <w:r>
+              <w:rPr>
+                <w:szCs w:val="24"/>
+              </w:rPr>
+              <w:t xml:space="preserve"> (Plano Gratuito)</w:t>
             </w:r>
           </w:p>
         </w:tc>
@@ -8036,7 +8364,21 @@
               <w:rPr>
                 <w:szCs w:val="24"/>
               </w:rPr>
-              <w:t>Hospedagem de Backend (servidor)</w:t>
+              <w:t xml:space="preserve">Hospedagem de </w:t>
+            </w:r>
+            <w:proofErr w:type="spellStart"/>
+            <w:r>
+              <w:rPr>
+                <w:szCs w:val="24"/>
+              </w:rPr>
+              <w:t>Backend</w:t>
+            </w:r>
+            <w:proofErr w:type="spellEnd"/>
+            <w:r>
+              <w:rPr>
+                <w:szCs w:val="24"/>
+              </w:rPr>
+              <w:t xml:space="preserve"> (servidor)</w:t>
             </w:r>
           </w:p>
         </w:tc>
@@ -8051,11 +8393,19 @@
                 <w:szCs w:val="24"/>
               </w:rPr>
             </w:pPr>
+            <w:proofErr w:type="spellStart"/>
             <w:r>
               <w:rPr>
                 <w:szCs w:val="24"/>
               </w:rPr>
-              <w:t>Heroku (Plano “Eco”)</w:t>
+              <w:t>Heroku</w:t>
+            </w:r>
+            <w:proofErr w:type="spellEnd"/>
+            <w:r>
+              <w:rPr>
+                <w:szCs w:val="24"/>
+              </w:rPr>
+              <w:t xml:space="preserve"> (Plano “Eco”)</w:t>
             </w:r>
           </w:p>
         </w:tc>
@@ -8239,7 +8589,7 @@
           <w:b/>
         </w:rPr>
       </w:pPr>
-      <w:bookmarkStart w:id="8" w:name="_Toc230814098"/>
+      <w:bookmarkStart w:id="8" w:name="_Toc232715049"/>
       <w:r>
         <w:rPr>
           <w:b/>
@@ -8280,7 +8630,7 @@
           <w:bCs/>
         </w:rPr>
       </w:pPr>
-      <w:bookmarkStart w:id="9" w:name="_Toc230814099"/>
+      <w:bookmarkStart w:id="9" w:name="_Toc232715050"/>
       <w:r>
         <w:rPr>
           <w:b/>
@@ -8318,17 +8668,13 @@
     </w:p>
     <w:p>
       <w:pPr>
-        <w:pStyle w:val="PargrafodaLista"/>
-        <w:spacing w:after="0" w:line="240" w:lineRule="auto"/>
-        <w:ind w:left="0" w:firstLine="0"/>
-        <w:outlineLvl w:val="1"/>
+        <w:spacing w:after="0"/>
         <w:rPr>
           <w:b/>
           <w:bCs/>
         </w:rPr>
       </w:pPr>
       <w:bookmarkStart w:id="10" w:name="_Toc229598871"/>
-      <w:bookmarkStart w:id="11" w:name="_Toc230814100"/>
       <w:r>
         <w:t xml:space="preserve">Figura </w:t>
       </w:r>
@@ -8357,7 +8703,6 @@
         <w:t>Modelo relacional das tabelas do projeto CONTAX.</w:t>
       </w:r>
       <w:bookmarkEnd w:id="10"/>
-      <w:bookmarkEnd w:id="11"/>
     </w:p>
     <w:p>
       <w:pPr>
@@ -8443,7 +8788,7 @@
           <w:bCs/>
         </w:rPr>
       </w:pPr>
-      <w:bookmarkStart w:id="12" w:name="_Toc230814101"/>
+      <w:bookmarkStart w:id="11" w:name="_Toc232715051"/>
       <w:r>
         <w:rPr>
           <w:b/>
@@ -8452,7 +8797,7 @@
         <w:lastRenderedPageBreak/>
         <w:t>Dicionário de dados (DD)</w:t>
       </w:r>
-      <w:bookmarkEnd w:id="12"/>
+      <w:bookmarkEnd w:id="11"/>
     </w:p>
     <w:p>
       <w:pPr>
@@ -8475,7 +8820,7 @@
       <w:pPr>
         <w:pStyle w:val="Legenda"/>
       </w:pPr>
-      <w:bookmarkStart w:id="13" w:name="_Toc230291965"/>
+      <w:bookmarkStart w:id="12" w:name="_Toc230291965"/>
       <w:r>
         <w:t xml:space="preserve">Quadro </w:t>
       </w:r>
@@ -8500,7 +8845,7 @@
       <w:r>
         <w:t>: USUÁRIOS</w:t>
       </w:r>
-      <w:bookmarkEnd w:id="13"/>
+      <w:bookmarkEnd w:id="12"/>
     </w:p>
     <w:tbl>
       <w:tblPr>
@@ -8698,9 +9043,11 @@
             <w:pPr>
               <w:spacing w:after="0" w:line="240" w:lineRule="auto"/>
             </w:pPr>
+            <w:proofErr w:type="spellStart"/>
             <w:r>
               <w:t>usu_id</w:t>
             </w:r>
+            <w:proofErr w:type="spellEnd"/>
           </w:p>
         </w:tc>
         <w:tc>
@@ -8767,8 +9114,13 @@
             <w:pPr>
               <w:spacing w:after="0" w:line="240" w:lineRule="auto"/>
             </w:pPr>
-            <w:r>
-              <w:t>Auto-Incremento.</w:t>
+            <w:proofErr w:type="spellStart"/>
+            <w:r>
+              <w:t>Auto-Incremento</w:t>
+            </w:r>
+            <w:proofErr w:type="spellEnd"/>
+            <w:r>
+              <w:t>.</w:t>
             </w:r>
           </w:p>
         </w:tc>
@@ -8797,9 +9149,11 @@
             <w:pPr>
               <w:spacing w:after="0" w:line="240" w:lineRule="auto"/>
             </w:pPr>
+            <w:proofErr w:type="spellStart"/>
             <w:r>
               <w:t>usu_nome</w:t>
             </w:r>
+            <w:proofErr w:type="spellEnd"/>
           </w:p>
         </w:tc>
         <w:tc>
@@ -8893,9 +9247,11 @@
             <w:pPr>
               <w:spacing w:after="0" w:line="240" w:lineRule="auto"/>
             </w:pPr>
+            <w:proofErr w:type="spellStart"/>
             <w:r>
               <w:t>usu_email</w:t>
             </w:r>
+            <w:proofErr w:type="spellEnd"/>
           </w:p>
         </w:tc>
         <w:tc>
@@ -8989,9 +9345,11 @@
             <w:pPr>
               <w:spacing w:after="0" w:line="240" w:lineRule="auto"/>
             </w:pPr>
+            <w:proofErr w:type="spellStart"/>
             <w:r>
               <w:t>usu_cpf</w:t>
             </w:r>
+            <w:proofErr w:type="spellEnd"/>
           </w:p>
         </w:tc>
         <w:tc>
@@ -9085,9 +9443,11 @@
             <w:pPr>
               <w:spacing w:after="0" w:line="240" w:lineRule="auto"/>
             </w:pPr>
+            <w:proofErr w:type="spellStart"/>
             <w:r>
               <w:t>usu_senha_hash</w:t>
             </w:r>
+            <w:proofErr w:type="spellEnd"/>
           </w:p>
         </w:tc>
         <w:tc>
@@ -9181,9 +9541,11 @@
             <w:pPr>
               <w:spacing w:after="0" w:line="240" w:lineRule="auto"/>
             </w:pPr>
+            <w:proofErr w:type="spellStart"/>
             <w:r>
               <w:t>usu_telefone</w:t>
             </w:r>
+            <w:proofErr w:type="spellEnd"/>
           </w:p>
         </w:tc>
         <w:tc>
@@ -9277,9 +9639,11 @@
             <w:pPr>
               <w:spacing w:after="0" w:line="240" w:lineRule="auto"/>
             </w:pPr>
+            <w:proofErr w:type="spellStart"/>
             <w:r>
               <w:t>usu_status</w:t>
             </w:r>
+            <w:proofErr w:type="spellEnd"/>
           </w:p>
         </w:tc>
         <w:tc>
@@ -9373,9 +9737,11 @@
             <w:pPr>
               <w:spacing w:after="0" w:line="240" w:lineRule="auto"/>
             </w:pPr>
+            <w:proofErr w:type="spellStart"/>
             <w:r>
               <w:t>usu_alterar_senha</w:t>
             </w:r>
+            <w:proofErr w:type="spellEnd"/>
           </w:p>
         </w:tc>
         <w:tc>
@@ -9499,7 +9865,7 @@
       <w:pPr>
         <w:pStyle w:val="Legenda"/>
       </w:pPr>
-      <w:bookmarkStart w:id="14" w:name="_Toc230291966"/>
+      <w:bookmarkStart w:id="13" w:name="_Toc230291966"/>
       <w:r>
         <w:lastRenderedPageBreak/>
         <w:t xml:space="preserve">Quadro </w:t>
@@ -9528,7 +9894,7 @@
       <w:r>
         <w:t>EMPRESAS</w:t>
       </w:r>
-      <w:bookmarkEnd w:id="14"/>
+      <w:bookmarkEnd w:id="13"/>
     </w:p>
     <w:tbl>
       <w:tblPr>
@@ -9730,9 +10096,11 @@
             <w:pPr>
               <w:spacing w:after="0" w:line="240" w:lineRule="auto"/>
             </w:pPr>
+            <w:proofErr w:type="spellStart"/>
             <w:r>
               <w:t>emp_id</w:t>
             </w:r>
+            <w:proofErr w:type="spellEnd"/>
           </w:p>
         </w:tc>
         <w:tc>
@@ -9800,8 +10168,13 @@
             <w:pPr>
               <w:spacing w:after="0" w:line="240" w:lineRule="auto"/>
             </w:pPr>
-            <w:r>
-              <w:t>Auto-Incremento.</w:t>
+            <w:proofErr w:type="spellStart"/>
+            <w:r>
+              <w:t>Auto-Incremento</w:t>
+            </w:r>
+            <w:proofErr w:type="spellEnd"/>
+            <w:r>
+              <w:t>.</w:t>
             </w:r>
           </w:p>
         </w:tc>
@@ -9830,9 +10203,11 @@
             <w:pPr>
               <w:spacing w:after="0" w:line="240" w:lineRule="auto"/>
             </w:pPr>
+            <w:proofErr w:type="spellStart"/>
             <w:r>
               <w:t>emp_nome_fantasia</w:t>
             </w:r>
+            <w:proofErr w:type="spellEnd"/>
           </w:p>
         </w:tc>
         <w:tc>
@@ -9927,9 +10302,11 @@
             <w:pPr>
               <w:spacing w:after="0" w:line="240" w:lineRule="auto"/>
             </w:pPr>
+            <w:proofErr w:type="spellStart"/>
             <w:r>
               <w:t>emp_razao_social</w:t>
             </w:r>
+            <w:proofErr w:type="spellEnd"/>
           </w:p>
         </w:tc>
         <w:tc>
@@ -10024,9 +10401,11 @@
             <w:pPr>
               <w:spacing w:after="0" w:line="240" w:lineRule="auto"/>
             </w:pPr>
+            <w:proofErr w:type="spellStart"/>
             <w:r>
               <w:t>emp_cnpj</w:t>
             </w:r>
+            <w:proofErr w:type="spellEnd"/>
           </w:p>
         </w:tc>
         <w:tc>
@@ -10121,9 +10500,11 @@
             <w:pPr>
               <w:spacing w:after="0" w:line="240" w:lineRule="auto"/>
             </w:pPr>
+            <w:proofErr w:type="spellStart"/>
             <w:r>
               <w:t>emp_endereco</w:t>
             </w:r>
+            <w:proofErr w:type="spellEnd"/>
           </w:p>
         </w:tc>
         <w:tc>
@@ -10218,9 +10599,11 @@
             <w:pPr>
               <w:spacing w:after="0" w:line="240" w:lineRule="auto"/>
             </w:pPr>
+            <w:proofErr w:type="spellStart"/>
             <w:r>
               <w:t>emp_municipio</w:t>
             </w:r>
+            <w:proofErr w:type="spellEnd"/>
           </w:p>
         </w:tc>
         <w:tc>
@@ -10315,9 +10698,11 @@
             <w:pPr>
               <w:spacing w:after="0" w:line="240" w:lineRule="auto"/>
             </w:pPr>
+            <w:proofErr w:type="spellStart"/>
             <w:r>
               <w:t>emp_telefone</w:t>
             </w:r>
+            <w:proofErr w:type="spellEnd"/>
           </w:p>
         </w:tc>
         <w:tc>
@@ -10412,9 +10797,11 @@
             <w:pPr>
               <w:spacing w:after="0" w:line="240" w:lineRule="auto"/>
             </w:pPr>
+            <w:proofErr w:type="spellStart"/>
             <w:r>
               <w:t>emp_email</w:t>
             </w:r>
+            <w:proofErr w:type="spellEnd"/>
           </w:p>
         </w:tc>
         <w:tc>
@@ -10509,9 +10896,11 @@
             <w:pPr>
               <w:spacing w:after="0" w:line="240" w:lineRule="auto"/>
             </w:pPr>
+            <w:proofErr w:type="spellStart"/>
             <w:r>
               <w:t>emp_senha_hash</w:t>
             </w:r>
+            <w:proofErr w:type="spellEnd"/>
           </w:p>
         </w:tc>
         <w:tc>
@@ -10606,9 +10995,11 @@
             <w:pPr>
               <w:spacing w:after="0" w:line="240" w:lineRule="auto"/>
             </w:pPr>
+            <w:proofErr w:type="spellStart"/>
             <w:r>
               <w:t>emp_tipo</w:t>
             </w:r>
+            <w:proofErr w:type="spellEnd"/>
           </w:p>
         </w:tc>
         <w:tc>
@@ -10923,7 +11314,7 @@
       <w:pPr>
         <w:pStyle w:val="Legenda"/>
       </w:pPr>
-      <w:bookmarkStart w:id="15" w:name="_Toc230291967"/>
+      <w:bookmarkStart w:id="14" w:name="_Toc230291967"/>
       <w:r>
         <w:lastRenderedPageBreak/>
         <w:t xml:space="preserve">Quadro </w:t>
@@ -10952,7 +11343,7 @@
       <w:r>
         <w:t>USUARIO_EMPRESAS</w:t>
       </w:r>
-      <w:bookmarkEnd w:id="15"/>
+      <w:bookmarkEnd w:id="14"/>
     </w:p>
     <w:tbl>
       <w:tblPr>
@@ -11154,9 +11545,11 @@
             <w:pPr>
               <w:spacing w:after="0" w:line="240" w:lineRule="auto"/>
             </w:pPr>
+            <w:proofErr w:type="spellStart"/>
             <w:r>
               <w:t>emp_id</w:t>
             </w:r>
+            <w:proofErr w:type="spellEnd"/>
           </w:p>
         </w:tc>
         <w:tc>
@@ -11254,9 +11647,11 @@
             <w:pPr>
               <w:spacing w:after="0" w:line="240" w:lineRule="auto"/>
             </w:pPr>
+            <w:proofErr w:type="spellStart"/>
             <w:r>
               <w:t>usu_id</w:t>
             </w:r>
+            <w:proofErr w:type="spellEnd"/>
           </w:p>
         </w:tc>
         <w:tc>
@@ -11354,9 +11749,11 @@
             <w:pPr>
               <w:spacing w:after="0" w:line="240" w:lineRule="auto"/>
             </w:pPr>
+            <w:proofErr w:type="spellStart"/>
             <w:r>
               <w:t>usu_emp_nivel_acesso</w:t>
             </w:r>
+            <w:proofErr w:type="spellEnd"/>
           </w:p>
         </w:tc>
         <w:tc>
@@ -11451,9 +11848,11 @@
             <w:pPr>
               <w:spacing w:after="0" w:line="240" w:lineRule="auto"/>
             </w:pPr>
+            <w:proofErr w:type="spellStart"/>
             <w:r>
               <w:t>usu_emp_data_vinculo</w:t>
             </w:r>
+            <w:proofErr w:type="spellEnd"/>
           </w:p>
         </w:tc>
         <w:tc>
@@ -11548,9 +11947,11 @@
             <w:pPr>
               <w:spacing w:after="0" w:line="240" w:lineRule="auto"/>
             </w:pPr>
+            <w:proofErr w:type="spellStart"/>
             <w:r>
               <w:t>usu_emp_status</w:t>
             </w:r>
+            <w:proofErr w:type="spellEnd"/>
           </w:p>
         </w:tc>
         <w:tc>
@@ -11645,9 +12046,11 @@
             <w:pPr>
               <w:spacing w:after="0" w:line="240" w:lineRule="auto"/>
             </w:pPr>
+            <w:proofErr w:type="spellStart"/>
             <w:r>
               <w:t>usu_emp_observacoes</w:t>
             </w:r>
+            <w:proofErr w:type="spellEnd"/>
           </w:p>
         </w:tc>
         <w:tc>
@@ -11767,7 +12170,7 @@
       <w:pPr>
         <w:pStyle w:val="Legenda"/>
       </w:pPr>
-      <w:bookmarkStart w:id="16" w:name="_Toc230291968"/>
+      <w:bookmarkStart w:id="15" w:name="_Toc230291968"/>
       <w:r>
         <w:lastRenderedPageBreak/>
         <w:t xml:space="preserve">Quadro </w:t>
@@ -11796,7 +12199,7 @@
       <w:r>
         <w:t>REGIME</w:t>
       </w:r>
-      <w:bookmarkEnd w:id="16"/>
+      <w:bookmarkEnd w:id="15"/>
     </w:p>
     <w:tbl>
       <w:tblPr>
@@ -11998,9 +12401,11 @@
             <w:pPr>
               <w:spacing w:after="0" w:line="240" w:lineRule="auto"/>
             </w:pPr>
+            <w:proofErr w:type="spellStart"/>
             <w:r>
               <w:t>regi_id</w:t>
             </w:r>
+            <w:proofErr w:type="spellEnd"/>
           </w:p>
         </w:tc>
         <w:tc>
@@ -12068,8 +12473,13 @@
             <w:pPr>
               <w:spacing w:after="0" w:line="240" w:lineRule="auto"/>
             </w:pPr>
-            <w:r>
-              <w:t>Auto-Incremento.</w:t>
+            <w:proofErr w:type="spellStart"/>
+            <w:r>
+              <w:t>Auto-Incremento</w:t>
+            </w:r>
+            <w:proofErr w:type="spellEnd"/>
+            <w:r>
+              <w:t>.</w:t>
             </w:r>
           </w:p>
         </w:tc>
@@ -12098,9 +12508,11 @@
             <w:pPr>
               <w:spacing w:after="0" w:line="240" w:lineRule="auto"/>
             </w:pPr>
+            <w:proofErr w:type="spellStart"/>
             <w:r>
               <w:t>regi_nome</w:t>
             </w:r>
+            <w:proofErr w:type="spellEnd"/>
           </w:p>
         </w:tc>
         <w:tc>
@@ -12195,9 +12607,11 @@
             <w:pPr>
               <w:spacing w:after="0" w:line="240" w:lineRule="auto"/>
             </w:pPr>
+            <w:proofErr w:type="spellStart"/>
             <w:r>
               <w:t>regi_descricao</w:t>
             </w:r>
+            <w:proofErr w:type="spellEnd"/>
           </w:p>
         </w:tc>
         <w:tc>
@@ -12292,9 +12706,11 @@
             <w:pPr>
               <w:spacing w:after="0" w:line="240" w:lineRule="auto"/>
             </w:pPr>
+            <w:proofErr w:type="spellStart"/>
             <w:r>
               <w:t>regi_limite_faturamento_anual</w:t>
             </w:r>
+            <w:proofErr w:type="spellEnd"/>
           </w:p>
         </w:tc>
         <w:tc>
@@ -12389,9 +12805,11 @@
             <w:pPr>
               <w:spacing w:after="0" w:line="240" w:lineRule="auto"/>
             </w:pPr>
+            <w:proofErr w:type="spellStart"/>
             <w:r>
               <w:t>regi_tipo_emp_permitida</w:t>
             </w:r>
+            <w:proofErr w:type="spellEnd"/>
           </w:p>
         </w:tc>
         <w:tc>
@@ -12487,9 +12905,11 @@
               <w:spacing w:after="0" w:line="240" w:lineRule="auto"/>
               <w:ind w:hanging="708"/>
             </w:pPr>
+            <w:proofErr w:type="spellStart"/>
             <w:r>
               <w:t>regi_status</w:t>
             </w:r>
+            <w:proofErr w:type="spellEnd"/>
           </w:p>
         </w:tc>
         <w:tc>
@@ -12831,7 +13251,7 @@
       <w:pPr>
         <w:pStyle w:val="Legenda"/>
       </w:pPr>
-      <w:bookmarkStart w:id="17" w:name="_Toc230291969"/>
+      <w:bookmarkStart w:id="16" w:name="_Toc230291969"/>
       <w:r>
         <w:lastRenderedPageBreak/>
         <w:t xml:space="preserve">Quadro </w:t>
@@ -12860,7 +13280,7 @@
       <w:r>
         <w:t>REGIME_EMPRESA</w:t>
       </w:r>
-      <w:bookmarkEnd w:id="17"/>
+      <w:bookmarkEnd w:id="16"/>
     </w:p>
     <w:tbl>
       <w:tblPr>
@@ -13062,9 +13482,11 @@
             <w:pPr>
               <w:spacing w:after="0" w:line="240" w:lineRule="auto"/>
             </w:pPr>
+            <w:proofErr w:type="spellStart"/>
             <w:r>
               <w:t>regi_emp_id</w:t>
             </w:r>
+            <w:proofErr w:type="spellEnd"/>
           </w:p>
         </w:tc>
         <w:tc>
@@ -13132,8 +13554,13 @@
             <w:pPr>
               <w:spacing w:after="0" w:line="240" w:lineRule="auto"/>
             </w:pPr>
-            <w:r>
-              <w:t>Auto-Incremento.</w:t>
+            <w:proofErr w:type="spellStart"/>
+            <w:r>
+              <w:t>Auto-Incremento</w:t>
+            </w:r>
+            <w:proofErr w:type="spellEnd"/>
+            <w:r>
+              <w:t>.</w:t>
             </w:r>
           </w:p>
         </w:tc>
@@ -13162,9 +13589,11 @@
             <w:pPr>
               <w:spacing w:after="0" w:line="240" w:lineRule="auto"/>
             </w:pPr>
+            <w:proofErr w:type="spellStart"/>
             <w:r>
               <w:t>regi_id</w:t>
             </w:r>
+            <w:proofErr w:type="spellEnd"/>
           </w:p>
         </w:tc>
         <w:tc>
@@ -13259,9 +13688,11 @@
             <w:pPr>
               <w:spacing w:after="0" w:line="240" w:lineRule="auto"/>
             </w:pPr>
+            <w:proofErr w:type="spellStart"/>
             <w:r>
               <w:t>emp_id</w:t>
             </w:r>
+            <w:proofErr w:type="spellEnd"/>
           </w:p>
         </w:tc>
         <w:tc>
@@ -13356,9 +13787,11 @@
             <w:pPr>
               <w:spacing w:after="0" w:line="240" w:lineRule="auto"/>
             </w:pPr>
+            <w:proofErr w:type="spellStart"/>
             <w:r>
               <w:t>regi_emp_data_inicio</w:t>
             </w:r>
+            <w:proofErr w:type="spellEnd"/>
           </w:p>
         </w:tc>
         <w:tc>
@@ -13453,9 +13886,11 @@
             <w:pPr>
               <w:spacing w:after="0" w:line="240" w:lineRule="auto"/>
             </w:pPr>
+            <w:proofErr w:type="spellStart"/>
             <w:r>
               <w:t>regi_emp_data_fim</w:t>
             </w:r>
+            <w:proofErr w:type="spellEnd"/>
           </w:p>
         </w:tc>
         <w:tc>
@@ -13547,9 +13982,11 @@
             <w:pPr>
               <w:spacing w:after="0" w:line="240" w:lineRule="auto"/>
             </w:pPr>
+            <w:proofErr w:type="spellStart"/>
             <w:r>
               <w:t>regi_emp_motivo_alteracao</w:t>
             </w:r>
+            <w:proofErr w:type="spellEnd"/>
           </w:p>
         </w:tc>
         <w:tc>
@@ -13641,9 +14078,11 @@
             <w:pPr>
               <w:spacing w:after="0" w:line="240" w:lineRule="auto"/>
             </w:pPr>
+            <w:proofErr w:type="spellStart"/>
             <w:r>
               <w:t>regi_emp_status</w:t>
             </w:r>
+            <w:proofErr w:type="spellEnd"/>
           </w:p>
         </w:tc>
         <w:tc>
@@ -13709,8 +14148,13 @@
               <w:spacing w:after="0" w:line="240" w:lineRule="auto"/>
             </w:pPr>
             <w:r>
-              <w:t>0-Encerrado; 1-Ativo; 2-Suspenso</w:t>
-            </w:r>
+              <w:t xml:space="preserve">0-Encerrado; 1-Ativo; </w:t>
+            </w:r>
+            <w:proofErr w:type="gramStart"/>
+            <w:r>
+              <w:t>2-Suspenso</w:t>
+            </w:r>
+            <w:proofErr w:type="gramEnd"/>
           </w:p>
         </w:tc>
       </w:tr>
@@ -13738,6 +14182,7 @@
             <w:pPr>
               <w:spacing w:after="0" w:line="240" w:lineRule="auto"/>
             </w:pPr>
+            <w:proofErr w:type="spellStart"/>
             <w:r>
               <w:rPr>
                 <w:u w:val="single"/>
@@ -13747,6 +14192,7 @@
             <w:r>
               <w:t>_emp_observacoes</w:t>
             </w:r>
+            <w:proofErr w:type="spellEnd"/>
           </w:p>
         </w:tc>
         <w:tc>
@@ -13859,7 +14305,7 @@
       <w:pPr>
         <w:pStyle w:val="Legenda"/>
       </w:pPr>
-      <w:bookmarkStart w:id="18" w:name="_Toc230291970"/>
+      <w:bookmarkStart w:id="17" w:name="_Toc230291970"/>
       <w:r>
         <w:lastRenderedPageBreak/>
         <w:t xml:space="preserve">Quadro </w:t>
@@ -13888,7 +14334,7 @@
       <w:r>
         <w:t>DOCUMENTOS</w:t>
       </w:r>
-      <w:bookmarkEnd w:id="18"/>
+      <w:bookmarkEnd w:id="17"/>
     </w:p>
     <w:tbl>
       <w:tblPr>
@@ -14090,9 +14536,11 @@
             <w:pPr>
               <w:spacing w:after="0" w:line="240" w:lineRule="auto"/>
             </w:pPr>
+            <w:proofErr w:type="spellStart"/>
             <w:r>
               <w:t>doc_id</w:t>
             </w:r>
+            <w:proofErr w:type="spellEnd"/>
           </w:p>
         </w:tc>
         <w:tc>
@@ -14160,8 +14608,13 @@
             <w:pPr>
               <w:spacing w:after="0" w:line="240" w:lineRule="auto"/>
             </w:pPr>
-            <w:r>
-              <w:t>Auto-Incremento.</w:t>
+            <w:proofErr w:type="spellStart"/>
+            <w:r>
+              <w:t>Auto-Incremento</w:t>
+            </w:r>
+            <w:proofErr w:type="spellEnd"/>
+            <w:r>
+              <w:t>.</w:t>
             </w:r>
           </w:p>
         </w:tc>
@@ -14190,9 +14643,11 @@
             <w:pPr>
               <w:spacing w:after="0" w:line="240" w:lineRule="auto"/>
             </w:pPr>
+            <w:proofErr w:type="spellStart"/>
             <w:r>
               <w:t>usu_id</w:t>
             </w:r>
+            <w:proofErr w:type="spellEnd"/>
           </w:p>
         </w:tc>
         <w:tc>
@@ -14287,9 +14742,11 @@
             <w:pPr>
               <w:spacing w:after="0" w:line="240" w:lineRule="auto"/>
             </w:pPr>
+            <w:proofErr w:type="spellStart"/>
             <w:r>
               <w:t>emp_id</w:t>
             </w:r>
+            <w:proofErr w:type="spellEnd"/>
           </w:p>
         </w:tc>
         <w:tc>
@@ -14384,9 +14841,11 @@
             <w:pPr>
               <w:spacing w:after="0" w:line="240" w:lineRule="auto"/>
             </w:pPr>
+            <w:proofErr w:type="spellStart"/>
             <w:r>
               <w:t>tpd_id</w:t>
             </w:r>
+            <w:proofErr w:type="spellEnd"/>
           </w:p>
         </w:tc>
         <w:tc>
@@ -14478,9 +14937,11 @@
             <w:pPr>
               <w:spacing w:after="0" w:line="240" w:lineRule="auto"/>
             </w:pPr>
+            <w:proofErr w:type="spellStart"/>
             <w:r>
               <w:t>doc_arquivo_nome</w:t>
             </w:r>
+            <w:proofErr w:type="spellEnd"/>
           </w:p>
         </w:tc>
         <w:tc>
@@ -14575,9 +15036,11 @@
             <w:pPr>
               <w:spacing w:after="0" w:line="240" w:lineRule="auto"/>
             </w:pPr>
+            <w:proofErr w:type="spellStart"/>
             <w:r>
               <w:t>doc_data_emissao</w:t>
             </w:r>
+            <w:proofErr w:type="spellEnd"/>
           </w:p>
         </w:tc>
         <w:tc>
@@ -14672,9 +15135,11 @@
             <w:pPr>
               <w:spacing w:after="0" w:line="240" w:lineRule="auto"/>
             </w:pPr>
+            <w:proofErr w:type="spellStart"/>
             <w:r>
               <w:t>doc_valor</w:t>
             </w:r>
+            <w:proofErr w:type="spellEnd"/>
           </w:p>
         </w:tc>
         <w:tc>
@@ -14769,9 +15234,11 @@
             <w:pPr>
               <w:spacing w:after="0" w:line="240" w:lineRule="auto"/>
             </w:pPr>
+            <w:proofErr w:type="spellStart"/>
             <w:r>
               <w:t>doc_status</w:t>
             </w:r>
+            <w:proofErr w:type="spellEnd"/>
           </w:p>
         </w:tc>
         <w:tc>
@@ -14879,7 +15346,7 @@
       <w:pPr>
         <w:pStyle w:val="Legenda"/>
       </w:pPr>
-      <w:bookmarkStart w:id="19" w:name="_Toc230291971"/>
+      <w:bookmarkStart w:id="18" w:name="_Toc230291971"/>
       <w:r>
         <w:t xml:space="preserve">Quadro </w:t>
       </w:r>
@@ -14907,7 +15374,7 @@
       <w:r>
         <w:t>TIPO_DOCUMENTOS</w:t>
       </w:r>
-      <w:bookmarkEnd w:id="19"/>
+      <w:bookmarkEnd w:id="18"/>
     </w:p>
     <w:tbl>
       <w:tblPr>
@@ -15109,9 +15576,11 @@
             <w:pPr>
               <w:spacing w:after="0" w:line="240" w:lineRule="auto"/>
             </w:pPr>
+            <w:proofErr w:type="spellStart"/>
             <w:r>
               <w:t>tpd_id</w:t>
             </w:r>
+            <w:proofErr w:type="spellEnd"/>
           </w:p>
         </w:tc>
         <w:tc>
@@ -15179,8 +15648,13 @@
             <w:pPr>
               <w:spacing w:after="0" w:line="240" w:lineRule="auto"/>
             </w:pPr>
-            <w:r>
-              <w:t>Auto-Incremento.</w:t>
+            <w:proofErr w:type="spellStart"/>
+            <w:r>
+              <w:t>Auto-Incremento</w:t>
+            </w:r>
+            <w:proofErr w:type="spellEnd"/>
+            <w:r>
+              <w:t>.</w:t>
             </w:r>
           </w:p>
         </w:tc>
@@ -15195,8 +15669,13 @@
             <w:pPr>
               <w:spacing w:after="0" w:line="240" w:lineRule="auto"/>
             </w:pPr>
-            <w:r>
-              <w:t>Descricão do Tipo do Documento.</w:t>
+            <w:proofErr w:type="spellStart"/>
+            <w:r>
+              <w:t>Descricão</w:t>
+            </w:r>
+            <w:proofErr w:type="spellEnd"/>
+            <w:r>
+              <w:t xml:space="preserve"> do Tipo do Documento.</w:t>
             </w:r>
           </w:p>
         </w:tc>
@@ -15209,9 +15688,11 @@
             <w:pPr>
               <w:spacing w:after="0" w:line="240" w:lineRule="auto"/>
             </w:pPr>
+            <w:proofErr w:type="spellStart"/>
             <w:r>
               <w:t>tpd_descricao</w:t>
             </w:r>
+            <w:proofErr w:type="spellEnd"/>
           </w:p>
         </w:tc>
         <w:tc>
@@ -15306,9 +15787,11 @@
             <w:pPr>
               <w:spacing w:after="0" w:line="240" w:lineRule="auto"/>
             </w:pPr>
+            <w:proofErr w:type="spellStart"/>
             <w:r>
               <w:t>tpd_status</w:t>
             </w:r>
+            <w:proofErr w:type="spellEnd"/>
           </w:p>
         </w:tc>
         <w:tc>
@@ -15515,7 +15998,7 @@
       <w:pPr>
         <w:pStyle w:val="Legenda"/>
       </w:pPr>
-      <w:bookmarkStart w:id="20" w:name="_Toc230291972"/>
+      <w:bookmarkStart w:id="19" w:name="_Toc230291972"/>
       <w:r>
         <w:t xml:space="preserve">Quadro </w:t>
       </w:r>
@@ -15543,7 +16026,7 @@
       <w:r>
         <w:t>PRAZOS</w:t>
       </w:r>
-      <w:bookmarkEnd w:id="20"/>
+      <w:bookmarkEnd w:id="19"/>
     </w:p>
     <w:tbl>
       <w:tblPr>
@@ -15745,9 +16228,11 @@
             <w:pPr>
               <w:spacing w:after="0" w:line="240" w:lineRule="auto"/>
             </w:pPr>
+            <w:proofErr w:type="spellStart"/>
             <w:r>
               <w:t>praz_id</w:t>
             </w:r>
+            <w:proofErr w:type="spellEnd"/>
           </w:p>
         </w:tc>
         <w:tc>
@@ -15815,8 +16300,13 @@
             <w:pPr>
               <w:spacing w:after="0" w:line="240" w:lineRule="auto"/>
             </w:pPr>
-            <w:r>
-              <w:t>Auto-Incremento.</w:t>
+            <w:proofErr w:type="spellStart"/>
+            <w:r>
+              <w:t>Auto-Incremento</w:t>
+            </w:r>
+            <w:proofErr w:type="spellEnd"/>
+            <w:r>
+              <w:t>.</w:t>
             </w:r>
           </w:p>
         </w:tc>
@@ -15845,9 +16335,11 @@
             <w:pPr>
               <w:spacing w:after="0" w:line="240" w:lineRule="auto"/>
             </w:pPr>
+            <w:proofErr w:type="spellStart"/>
             <w:r>
               <w:t>emp_id</w:t>
             </w:r>
+            <w:proofErr w:type="spellEnd"/>
           </w:p>
         </w:tc>
         <w:tc>
@@ -15942,9 +16434,11 @@
             <w:pPr>
               <w:spacing w:after="0" w:line="240" w:lineRule="auto"/>
             </w:pPr>
+            <w:proofErr w:type="spellStart"/>
             <w:r>
               <w:t>praz_descricao</w:t>
             </w:r>
+            <w:proofErr w:type="spellEnd"/>
           </w:p>
         </w:tc>
         <w:tc>
@@ -16039,9 +16533,11 @@
             <w:pPr>
               <w:spacing w:after="0" w:line="240" w:lineRule="auto"/>
             </w:pPr>
+            <w:proofErr w:type="spellStart"/>
             <w:r>
               <w:t>praz_data_vencimento</w:t>
             </w:r>
+            <w:proofErr w:type="spellEnd"/>
           </w:p>
         </w:tc>
         <w:tc>
@@ -16137,9 +16633,11 @@
               <w:spacing w:after="0" w:line="240" w:lineRule="auto"/>
               <w:ind w:hanging="11328"/>
             </w:pPr>
+            <w:proofErr w:type="spellStart"/>
             <w:r>
               <w:t>praz_status</w:t>
             </w:r>
+            <w:proofErr w:type="spellEnd"/>
           </w:p>
         </w:tc>
         <w:tc>
@@ -16263,7 +16761,7 @@
       <w:pPr>
         <w:pStyle w:val="Legenda"/>
       </w:pPr>
-      <w:bookmarkStart w:id="21" w:name="_Toc230291973"/>
+      <w:bookmarkStart w:id="20" w:name="_Toc230291973"/>
       <w:r>
         <w:t xml:space="preserve">Quadro </w:t>
       </w:r>
@@ -16291,7 +16789,7 @@
       <w:r>
         <w:t>AUDITORIA</w:t>
       </w:r>
-      <w:bookmarkEnd w:id="21"/>
+      <w:bookmarkEnd w:id="20"/>
       <w:r>
         <w:t xml:space="preserve"> </w:t>
       </w:r>
@@ -16496,9 +16994,11 @@
             <w:pPr>
               <w:spacing w:after="0" w:line="240" w:lineRule="auto"/>
             </w:pPr>
+            <w:proofErr w:type="spellStart"/>
             <w:r>
               <w:t>aud_id</w:t>
             </w:r>
+            <w:proofErr w:type="spellEnd"/>
           </w:p>
         </w:tc>
         <w:tc>
@@ -16566,8 +17066,13 @@
             <w:pPr>
               <w:spacing w:after="0" w:line="240" w:lineRule="auto"/>
             </w:pPr>
-            <w:r>
-              <w:t>Auto-Incremento.</w:t>
+            <w:proofErr w:type="spellStart"/>
+            <w:r>
+              <w:t>Auto-Incremento</w:t>
+            </w:r>
+            <w:proofErr w:type="spellEnd"/>
+            <w:r>
+              <w:t>.</w:t>
             </w:r>
           </w:p>
         </w:tc>
@@ -16596,9 +17101,11 @@
             <w:pPr>
               <w:spacing w:after="0" w:line="240" w:lineRule="auto"/>
             </w:pPr>
+            <w:proofErr w:type="spellStart"/>
             <w:r>
               <w:t>usu_id</w:t>
             </w:r>
+            <w:proofErr w:type="spellEnd"/>
           </w:p>
         </w:tc>
         <w:tc>
@@ -16693,9 +17200,11 @@
             <w:pPr>
               <w:spacing w:after="0" w:line="240" w:lineRule="auto"/>
             </w:pPr>
+            <w:proofErr w:type="spellStart"/>
             <w:r>
               <w:t>aud_acao</w:t>
             </w:r>
+            <w:proofErr w:type="spellEnd"/>
           </w:p>
         </w:tc>
         <w:tc>
@@ -16808,9 +17317,11 @@
             <w:pPr>
               <w:spacing w:after="0" w:line="240" w:lineRule="auto"/>
             </w:pPr>
+            <w:proofErr w:type="spellStart"/>
             <w:r>
               <w:t>aud_tabela_afetada</w:t>
             </w:r>
+            <w:proofErr w:type="spellEnd"/>
           </w:p>
         </w:tc>
         <w:tc>
@@ -16905,9 +17416,11 @@
             <w:pPr>
               <w:spacing w:after="0" w:line="240" w:lineRule="auto"/>
             </w:pPr>
+            <w:proofErr w:type="spellStart"/>
             <w:r>
               <w:t>aud_registro_afetado</w:t>
             </w:r>
+            <w:proofErr w:type="spellEnd"/>
           </w:p>
         </w:tc>
         <w:tc>
@@ -17002,9 +17515,11 @@
             <w:pPr>
               <w:spacing w:after="0" w:line="240" w:lineRule="auto"/>
             </w:pPr>
+            <w:proofErr w:type="spellStart"/>
             <w:r>
               <w:t>aud_data_acao</w:t>
             </w:r>
+            <w:proofErr w:type="spellEnd"/>
           </w:p>
         </w:tc>
         <w:tc>
@@ -17170,7 +17685,7 @@
         <w:ind w:left="0" w:hanging="431"/>
         <w:outlineLvl w:val="1"/>
       </w:pPr>
-      <w:bookmarkStart w:id="22" w:name="_Toc230814102"/>
+      <w:bookmarkStart w:id="21" w:name="_Toc232715052"/>
       <w:r>
         <w:rPr>
           <w:b/>
@@ -17185,7 +17700,7 @@
         </w:rPr>
         <w:t>DFD</w:t>
       </w:r>
-      <w:bookmarkEnd w:id="22"/>
+      <w:bookmarkEnd w:id="21"/>
     </w:p>
     <w:p>
       <w:pPr>
@@ -17394,7 +17909,7 @@
           <w:bCs/>
         </w:rPr>
       </w:pPr>
-      <w:bookmarkStart w:id="23" w:name="_Toc230814103"/>
+      <w:bookmarkStart w:id="22" w:name="_Toc232715053"/>
       <w:r>
         <w:rPr>
           <w:b/>
@@ -17410,7 +17925,7 @@
         </w:rPr>
         <w:t>o</w:t>
       </w:r>
-      <w:bookmarkEnd w:id="23"/>
+      <w:bookmarkEnd w:id="22"/>
     </w:p>
     <w:p>
       <w:pPr>
@@ -17429,11 +17944,11 @@
         <w:spacing w:after="0" w:line="240" w:lineRule="auto"/>
         <w:outlineLvl w:val="2"/>
       </w:pPr>
-      <w:bookmarkStart w:id="24" w:name="_Toc230814104"/>
+      <w:bookmarkStart w:id="23" w:name="_Toc232715054"/>
       <w:r>
         <w:t>7.4.1 Tela de login</w:t>
       </w:r>
-      <w:bookmarkEnd w:id="24"/>
+      <w:bookmarkEnd w:id="23"/>
     </w:p>
     <w:p>
       <w:pPr>
@@ -17445,7 +17960,7 @@
       <w:pPr>
         <w:spacing w:after="0" w:line="240" w:lineRule="auto"/>
       </w:pPr>
-      <w:bookmarkStart w:id="25" w:name="_Toc229598872"/>
+      <w:bookmarkStart w:id="24" w:name="_Toc229598872"/>
       <w:r>
         <w:t>A interface de autenticação prioriza o minimalismo funcional, apresentando campos essenciais de credenciais e botões de ação para garantir um acesso rápido e intuitivo ao sistema. O design foca na usabilidade, assegurando que a entrada na plataforma ocorra de maneira direta e segura.</w:t>
       </w:r>
@@ -17539,7 +18054,7 @@
           </wp:inline>
         </w:drawing>
       </w:r>
-      <w:bookmarkEnd w:id="25"/>
+      <w:bookmarkEnd w:id="24"/>
     </w:p>
     <w:p>
       <w:pPr>
@@ -17713,7 +18228,7 @@
         <w:spacing w:after="0" w:line="240" w:lineRule="auto"/>
         <w:outlineLvl w:val="2"/>
       </w:pPr>
-      <w:bookmarkStart w:id="26" w:name="_Toc230814105"/>
+      <w:bookmarkStart w:id="25" w:name="_Toc232715055"/>
       <w:r>
         <w:lastRenderedPageBreak/>
         <w:t>7.4</w:t>
@@ -17724,7 +18239,7 @@
       <w:r>
         <w:t xml:space="preserve"> Dashboard da função de administrador</w:t>
       </w:r>
-      <w:bookmarkEnd w:id="26"/>
+      <w:bookmarkEnd w:id="25"/>
     </w:p>
     <w:p>
       <w:pPr>
@@ -17767,7 +18282,7 @@
       <w:r>
         <w:t>estrutura analítica garante que o administrador tenha controle total sobre os dados contábeis, facilitando a tomada de decisão baseada em métricas consolidadas.</w:t>
       </w:r>
-      <w:bookmarkStart w:id="27" w:name="_Toc229598873"/>
+      <w:bookmarkStart w:id="26" w:name="_Toc229598873"/>
     </w:p>
     <w:p>
       <w:pPr>
@@ -17804,7 +18319,7 @@
       <w:r>
         <w:t>: Tela de dashboard do administrador.</w:t>
       </w:r>
-      <w:bookmarkEnd w:id="27"/>
+      <w:bookmarkEnd w:id="26"/>
     </w:p>
     <w:p>
       <w:pPr>
@@ -18026,7 +18541,7 @@
         <w:lastRenderedPageBreak/>
         <w:tab/>
       </w:r>
-      <w:bookmarkStart w:id="28" w:name="_Toc230814106"/>
+      <w:bookmarkStart w:id="27" w:name="_Toc232715056"/>
       <w:r>
         <w:rPr>
           <w:szCs w:val="24"/>
@@ -18039,93 +18554,93 @@
         </w:rPr>
         <w:t xml:space="preserve"> de empresas</w:t>
       </w:r>
+      <w:bookmarkEnd w:id="27"/>
+    </w:p>
+    <w:p>
+      <w:pPr>
+        <w:spacing w:after="0" w:line="240" w:lineRule="auto"/>
+        <w:outlineLvl w:val="2"/>
+        <w:rPr>
+          <w:szCs w:val="24"/>
+        </w:rPr>
+      </w:pPr>
+    </w:p>
+    <w:p>
+      <w:pPr>
+        <w:spacing w:after="0" w:line="240" w:lineRule="auto"/>
+        <w:rPr>
+          <w:szCs w:val="24"/>
+        </w:rPr>
+      </w:pPr>
+      <w:bookmarkStart w:id="28" w:name="_Toc229598874"/>
+      <w:r>
+        <w:rPr>
+          <w:szCs w:val="24"/>
+        </w:rPr>
+        <w:t>A interface de gerenciamento de empresas atua como um módulo administrativo centralizado, onde o escritório de contabilidade organiza a base de dados de seus clientes. Por meio de um formulário estruturado, o contador cadastra entidades com dados essenciais, incluindo a definição estratégica de tetos de faturamento para monitoramento preventivo.</w:t>
+      </w:r>
+    </w:p>
+    <w:p>
+      <w:pPr>
+        <w:spacing w:after="0" w:line="240" w:lineRule="auto"/>
+        <w:rPr>
+          <w:szCs w:val="24"/>
+        </w:rPr>
+      </w:pPr>
+      <w:r>
+        <w:rPr>
+          <w:szCs w:val="24"/>
+        </w:rPr>
+        <w:t>O módulo conta com um inventário dinâmico que consolida as empresas vinculadas em uma listagem de fácil visualização, utilizando indicadores visuais para classificação rápida. Ferramentas de gestão direta permitem a edição ou exclusão de registros, garantindo que a base de dados do escritório permaneça sempre precisa e atualizada.</w:t>
+      </w:r>
+    </w:p>
+    <w:p>
+      <w:pPr>
+        <w:spacing w:after="0" w:line="240" w:lineRule="auto"/>
+        <w:rPr>
+          <w:szCs w:val="24"/>
+        </w:rPr>
+      </w:pPr>
+    </w:p>
+    <w:p>
+      <w:pPr>
+        <w:spacing w:after="0" w:line="240" w:lineRule="auto"/>
+        <w:jc w:val="center"/>
+        <w:rPr>
+          <w:szCs w:val="24"/>
+        </w:rPr>
+      </w:pPr>
+      <w:r>
+        <w:t xml:space="preserve">Figura </w:t>
+      </w:r>
+      <w:r>
+        <w:fldChar w:fldCharType="begin"/>
+      </w:r>
+      <w:r>
+        <w:instrText xml:space="preserve"> SEQ Figura \* ARABIC </w:instrText>
+      </w:r>
+      <w:r>
+        <w:fldChar w:fldCharType="separate"/>
+      </w:r>
+      <w:r>
+        <w:rPr>
+          <w:noProof/>
+        </w:rPr>
+        <w:t>4</w:t>
+      </w:r>
+      <w:r>
+        <w:fldChar w:fldCharType="end"/>
+      </w:r>
+      <w:r>
+        <w:t xml:space="preserve">: Interface de cadastro </w:t>
+      </w:r>
+      <w:r>
+        <w:t xml:space="preserve">de empresa </w:t>
+      </w:r>
+      <w:r>
+        <w:t>administrada pelo contador.</w:t>
+      </w:r>
       <w:bookmarkEnd w:id="28"/>
-    </w:p>
-    <w:p>
-      <w:pPr>
-        <w:spacing w:after="0" w:line="240" w:lineRule="auto"/>
-        <w:outlineLvl w:val="2"/>
-        <w:rPr>
-          <w:szCs w:val="24"/>
-        </w:rPr>
-      </w:pPr>
-    </w:p>
-    <w:p>
-      <w:pPr>
-        <w:spacing w:after="0" w:line="240" w:lineRule="auto"/>
-        <w:rPr>
-          <w:szCs w:val="24"/>
-        </w:rPr>
-      </w:pPr>
-      <w:bookmarkStart w:id="29" w:name="_Toc229598874"/>
-      <w:r>
-        <w:rPr>
-          <w:szCs w:val="24"/>
-        </w:rPr>
-        <w:t>A interface de gerenciamento de empresas atua como um módulo administrativo centralizado, onde o escritório de contabilidade organiza a base de dados de seus clientes. Por meio de um formulário estruturado, o contador cadastra entidades com dados essenciais, incluindo a definição estratégica de tetos de faturamento para monitoramento preventivo.</w:t>
-      </w:r>
-    </w:p>
-    <w:p>
-      <w:pPr>
-        <w:spacing w:after="0" w:line="240" w:lineRule="auto"/>
-        <w:rPr>
-          <w:szCs w:val="24"/>
-        </w:rPr>
-      </w:pPr>
-      <w:r>
-        <w:rPr>
-          <w:szCs w:val="24"/>
-        </w:rPr>
-        <w:t>O módulo conta com um inventário dinâmico que consolida as empresas vinculadas em uma listagem de fácil visualização, utilizando indicadores visuais para classificação rápida. Ferramentas de gestão direta permitem a edição ou exclusão de registros, garantindo que a base de dados do escritório permaneça sempre precisa e atualizada.</w:t>
-      </w:r>
-    </w:p>
-    <w:p>
-      <w:pPr>
-        <w:spacing w:after="0" w:line="240" w:lineRule="auto"/>
-        <w:rPr>
-          <w:szCs w:val="24"/>
-        </w:rPr>
-      </w:pPr>
-    </w:p>
-    <w:p>
-      <w:pPr>
-        <w:spacing w:after="0" w:line="240" w:lineRule="auto"/>
-        <w:jc w:val="center"/>
-        <w:rPr>
-          <w:szCs w:val="24"/>
-        </w:rPr>
-      </w:pPr>
-      <w:r>
-        <w:t xml:space="preserve">Figura </w:t>
-      </w:r>
-      <w:r>
-        <w:fldChar w:fldCharType="begin"/>
-      </w:r>
-      <w:r>
-        <w:instrText xml:space="preserve"> SEQ Figura \* ARABIC </w:instrText>
-      </w:r>
-      <w:r>
-        <w:fldChar w:fldCharType="separate"/>
-      </w:r>
-      <w:r>
-        <w:rPr>
-          <w:noProof/>
-        </w:rPr>
-        <w:t>4</w:t>
-      </w:r>
-      <w:r>
-        <w:fldChar w:fldCharType="end"/>
-      </w:r>
-      <w:r>
-        <w:t xml:space="preserve">: Interface de cadastro </w:t>
-      </w:r>
-      <w:r>
-        <w:t xml:space="preserve">de empresa </w:t>
-      </w:r>
-      <w:r>
-        <w:t>administrada pelo contador.</w:t>
-      </w:r>
-      <w:bookmarkEnd w:id="29"/>
     </w:p>
     <w:p>
       <w:pPr>
@@ -18280,7 +18795,7 @@
           <w:szCs w:val="24"/>
         </w:rPr>
       </w:pPr>
-      <w:bookmarkStart w:id="30" w:name="_Toc230814107"/>
+      <w:bookmarkStart w:id="29" w:name="_Toc232715057"/>
       <w:r>
         <w:rPr>
           <w:szCs w:val="24"/>
@@ -18288,7 +18803,7 @@
         <w:lastRenderedPageBreak/>
         <w:t>7.4.4 Tela de cadastro de usuários</w:t>
       </w:r>
-      <w:bookmarkEnd w:id="30"/>
+      <w:bookmarkEnd w:id="29"/>
     </w:p>
     <w:p>
       <w:pPr>
@@ -18331,7 +18846,7 @@
         </w:rPr>
         <w:t>.</w:t>
       </w:r>
-      <w:bookmarkStart w:id="31" w:name="_Toc229598875"/>
+      <w:bookmarkStart w:id="30" w:name="_Toc229598875"/>
     </w:p>
     <w:p>
       <w:pPr>
@@ -18415,7 +18930,7 @@
           </wp:inline>
         </w:drawing>
       </w:r>
-      <w:bookmarkEnd w:id="31"/>
+      <w:bookmarkEnd w:id="30"/>
     </w:p>
     <w:p>
       <w:pPr>
@@ -18601,7 +19116,7 @@
           <w:szCs w:val="24"/>
         </w:rPr>
       </w:pPr>
-      <w:bookmarkStart w:id="32" w:name="_Toc230814108"/>
+      <w:bookmarkStart w:id="31" w:name="_Toc232715058"/>
       <w:r>
         <w:rPr>
           <w:szCs w:val="24"/>
@@ -18609,7 +19124,7 @@
         <w:lastRenderedPageBreak/>
         <w:t>7.4.5 Menu MEI</w:t>
       </w:r>
-      <w:bookmarkEnd w:id="32"/>
+      <w:bookmarkEnd w:id="31"/>
     </w:p>
     <w:p>
       <w:pPr>
@@ -18661,7 +19176,7 @@
       <w:pPr>
         <w:pStyle w:val="Legenda"/>
       </w:pPr>
-      <w:bookmarkStart w:id="33" w:name="_Toc229598876"/>
+      <w:bookmarkStart w:id="32" w:name="_Toc229598876"/>
       <w:r>
         <w:rPr>
           <w:sz w:val="24"/>
@@ -18759,7 +19274,7 @@
           </wp:inline>
         </w:drawing>
       </w:r>
-      <w:bookmarkEnd w:id="33"/>
+      <w:bookmarkEnd w:id="32"/>
     </w:p>
     <w:p>
       <w:pPr>
@@ -18938,7 +19453,7 @@
           <w:szCs w:val="24"/>
         </w:rPr>
       </w:pPr>
-      <w:bookmarkStart w:id="34" w:name="_Toc230814109"/>
+      <w:bookmarkStart w:id="33" w:name="_Toc232715059"/>
       <w:r>
         <w:rPr>
           <w:szCs w:val="24"/>
@@ -18946,7 +19461,7 @@
         <w:lastRenderedPageBreak/>
         <w:t>7.4.6 Menu ME</w:t>
       </w:r>
-      <w:bookmarkEnd w:id="34"/>
+      <w:bookmarkEnd w:id="33"/>
     </w:p>
     <w:p>
       <w:pPr>
@@ -18966,7 +19481,7 @@
           <w:szCs w:val="24"/>
         </w:rPr>
       </w:pPr>
-      <w:bookmarkStart w:id="35" w:name="_Toc229598877"/>
+      <w:bookmarkStart w:id="34" w:name="_Toc229598877"/>
       <w:r>
         <w:rPr>
           <w:iCs w:val="0"/>
@@ -19073,7 +19588,7 @@
         </w:rPr>
         <w:t>: Interface central da empresa ME.</w:t>
       </w:r>
-      <w:bookmarkEnd w:id="35"/>
+      <w:bookmarkEnd w:id="34"/>
     </w:p>
     <w:p>
       <w:pPr>
@@ -19329,7 +19844,7 @@
           <w:szCs w:val="24"/>
         </w:rPr>
       </w:pPr>
-      <w:bookmarkStart w:id="36" w:name="_Toc230814110"/>
+      <w:bookmarkStart w:id="35" w:name="_Toc232715060"/>
       <w:r>
         <w:rPr>
           <w:szCs w:val="24"/>
@@ -19343,7 +19858,7 @@
         </w:rPr>
         <w:t xml:space="preserve"> de documentos</w:t>
       </w:r>
-      <w:bookmarkEnd w:id="36"/>
+      <w:bookmarkEnd w:id="35"/>
     </w:p>
     <w:p>
       <w:pPr>
@@ -19363,7 +19878,7 @@
           <w:szCs w:val="24"/>
         </w:rPr>
       </w:pPr>
-      <w:bookmarkStart w:id="37" w:name="_Toc229598878"/>
+      <w:bookmarkStart w:id="36" w:name="_Toc229598878"/>
       <w:r>
         <w:rPr>
           <w:iCs w:val="0"/>
@@ -19530,7 +20045,7 @@
           </wp:inline>
         </w:drawing>
       </w:r>
-      <w:bookmarkEnd w:id="37"/>
+      <w:bookmarkEnd w:id="36"/>
     </w:p>
     <w:p>
       <w:pPr>
@@ -19744,7 +20259,7 @@
           <w:bCs/>
         </w:rPr>
       </w:pPr>
-      <w:bookmarkStart w:id="38" w:name="_Toc230814111"/>
+      <w:bookmarkStart w:id="37" w:name="_Toc232715061"/>
       <w:r>
         <w:rPr>
           <w:b/>
@@ -19753,7 +20268,7 @@
         <w:lastRenderedPageBreak/>
         <w:t>Política de Privacidade</w:t>
       </w:r>
-      <w:bookmarkEnd w:id="38"/>
+      <w:bookmarkEnd w:id="37"/>
     </w:p>
     <w:p>
       <w:pPr>
@@ -19776,7 +20291,15 @@
         <w:spacing w:after="0" w:line="240" w:lineRule="auto"/>
       </w:pPr>
       <w:r>
-        <w:t>Solicitamos informações pessoais apenas quando realmente precisamos delas para lhe fornecer um serviço. Fazemo-lo por meios justos e legais, com o seu conhecimento e consentimento. Também informamos por que estamos coletando e como será usado.</w:t>
+        <w:t xml:space="preserve">Solicitamos informações pessoais apenas quando realmente precisamos delas para lhe </w:t>
+      </w:r>
+      <w:proofErr w:type="spellStart"/>
+      <w:r>
+        <w:t>fornecer</w:t>
+      </w:r>
+      <w:proofErr w:type="spellEnd"/>
+      <w:r>
+        <w:t xml:space="preserve"> um serviço. Fazemo-lo por meios justos e legais, com o seu conhecimento e consentimento. Também informamos por que estamos coletando e como será usado.</w:t>
       </w:r>
     </w:p>
     <w:p>
@@ -19818,7 +20341,15 @@
         <w:spacing w:after="0" w:line="240" w:lineRule="auto"/>
       </w:pPr>
       <w:r>
-        <w:t>Você é livre para recusar a nossa solicitação de informações pessoais, entendendo que talvez não possamos fornecer alguns dos serviços desejados.</w:t>
+        <w:t xml:space="preserve">Você é livre para recusar a nossa solicitação de informações pessoais, entendendo que talvez não possamos </w:t>
+      </w:r>
+      <w:proofErr w:type="spellStart"/>
+      <w:r>
+        <w:t>fornecer</w:t>
+      </w:r>
+      <w:proofErr w:type="spellEnd"/>
+      <w:r>
+        <w:t xml:space="preserve"> alguns dos serviços desejados.</w:t>
       </w:r>
     </w:p>
     <w:p>
@@ -19856,7 +20387,23 @@
         <w:t xml:space="preserve">- </w:t>
       </w:r>
       <w:r>
-        <w:t>O serviço Google AdSense que usamos para veicular publicidade usa um cookie DoubleClick para veicular anúncios mais relevantes em toda a Web e limitar o número de vezes que um determinado anúncio é exibido para você.</w:t>
+        <w:t xml:space="preserve">O serviço Google </w:t>
+      </w:r>
+      <w:proofErr w:type="spellStart"/>
+      <w:r>
+        <w:t>AdSense</w:t>
+      </w:r>
+      <w:proofErr w:type="spellEnd"/>
+      <w:r>
+        <w:t xml:space="preserve"> que usamos para veicular publicidade usa um cookie </w:t>
+      </w:r>
+      <w:proofErr w:type="spellStart"/>
+      <w:r>
+        <w:t>DoubleClick</w:t>
+      </w:r>
+      <w:proofErr w:type="spellEnd"/>
+      <w:r>
+        <w:t xml:space="preserve"> para veicular anúncios mais relevantes em toda a Web e limitar o número de vezes que um determinado anúncio é exibido para você.</w:t>
       </w:r>
     </w:p>
     <w:p>
@@ -19872,7 +20419,31 @@
         <w:t xml:space="preserve">- </w:t>
       </w:r>
       <w:r>
-        <w:t>Para mais informações sobre o Google AdSense, consulte as FAQs oficiais sobre privacidade do Google AdSense.</w:t>
+        <w:t xml:space="preserve">Para mais informações sobre o Google </w:t>
+      </w:r>
+      <w:proofErr w:type="spellStart"/>
+      <w:r>
+        <w:t>AdSense</w:t>
+      </w:r>
+      <w:proofErr w:type="spellEnd"/>
+      <w:r>
+        <w:t xml:space="preserve">, consulte as </w:t>
+      </w:r>
+      <w:proofErr w:type="spellStart"/>
+      <w:r>
+        <w:t>FAQs</w:t>
+      </w:r>
+      <w:proofErr w:type="spellEnd"/>
+      <w:r>
+        <w:t xml:space="preserve"> oficiais sobre privacidade do Google </w:t>
+      </w:r>
+      <w:proofErr w:type="spellStart"/>
+      <w:r>
+        <w:t>AdSense</w:t>
+      </w:r>
+      <w:proofErr w:type="spellEnd"/>
+      <w:r>
+        <w:t>.</w:t>
       </w:r>
     </w:p>
     <w:p>
@@ -20192,7 +20763,7 @@
           <w:bCs/>
         </w:rPr>
       </w:pPr>
-      <w:bookmarkStart w:id="39" w:name="_Toc230814112"/>
+      <w:bookmarkStart w:id="38" w:name="_Toc232715062"/>
       <w:r>
         <w:rPr>
           <w:b/>
@@ -20201,7 +20772,7 @@
         <w:lastRenderedPageBreak/>
         <w:t>Termos de Uso</w:t>
       </w:r>
-      <w:bookmarkEnd w:id="39"/>
+      <w:bookmarkEnd w:id="38"/>
     </w:p>
     <w:p>
       <w:pPr>
@@ -20329,7 +20900,15 @@
         <w:ind w:left="0" w:firstLine="0"/>
       </w:pPr>
       <w:r>
-        <w:t>tentar descompilar ou fazer engenharia reversa de qualquer software contido no site Contax;</w:t>
+        <w:t xml:space="preserve">tentar </w:t>
+      </w:r>
+      <w:proofErr w:type="spellStart"/>
+      <w:r>
+        <w:t>descompilar</w:t>
+      </w:r>
+      <w:proofErr w:type="spellEnd"/>
+      <w:r>
+        <w:t xml:space="preserve"> ou fazer engenharia reversa de qualquer software contido no site Contax;</w:t>
       </w:r>
     </w:p>
     <w:p>
@@ -20629,7 +21208,7 @@
         <w:pStyle w:val="PargrafodaLista"/>
         <w:numPr>
           <w:ilvl w:val="0"/>
-          <w:numId w:val="8"/>
+          <w:numId w:val="1"/>
         </w:numPr>
         <w:spacing w:after="0" w:line="240" w:lineRule="auto"/>
         <w:outlineLvl w:val="0"/>
@@ -20637,7 +21216,7 @@
           <w:b/>
         </w:rPr>
       </w:pPr>
-      <w:bookmarkStart w:id="40" w:name="_Toc230814113"/>
+      <w:bookmarkStart w:id="39" w:name="_Toc232715063"/>
       <w:r>
         <w:rPr>
           <w:b/>
@@ -20645,7 +21224,7 @@
         <w:lastRenderedPageBreak/>
         <w:t>CONSIDERAÇÕES FINAIS</w:t>
       </w:r>
-      <w:bookmarkEnd w:id="40"/>
+      <w:bookmarkEnd w:id="39"/>
     </w:p>
     <w:p>
       <w:pPr>
@@ -20696,7 +21275,7 @@
           <w:b/>
         </w:rPr>
       </w:pPr>
-      <w:bookmarkStart w:id="41" w:name="_Toc230814114"/>
+      <w:bookmarkStart w:id="40" w:name="_Toc232715064"/>
       <w:r>
         <w:rPr>
           <w:b/>
@@ -20704,7 +21283,7 @@
         <w:lastRenderedPageBreak/>
         <w:t>REFERÊNCIAS</w:t>
       </w:r>
-      <w:bookmarkEnd w:id="41"/>
+      <w:bookmarkEnd w:id="40"/>
     </w:p>
     <w:p>
       <w:pPr>
@@ -20726,7 +21305,31 @@
         <w:spacing w:after="0" w:line="240" w:lineRule="auto"/>
       </w:pPr>
       <w:r>
-        <w:t>ALBUQUERQUE, Felipe et al. Integraçao de Replicaçao Máquina de Estados no Kubernetes. In: </w:t>
+        <w:t xml:space="preserve">ALBUQUERQUE, Felipe et al. </w:t>
+      </w:r>
+      <w:proofErr w:type="spellStart"/>
+      <w:r>
+        <w:t>Integraçao</w:t>
+      </w:r>
+      <w:proofErr w:type="spellEnd"/>
+      <w:r>
+        <w:t xml:space="preserve"> de </w:t>
+      </w:r>
+      <w:proofErr w:type="spellStart"/>
+      <w:r>
+        <w:t>Replicaçao</w:t>
+      </w:r>
+      <w:proofErr w:type="spellEnd"/>
+      <w:r>
+        <w:t xml:space="preserve"> Máquina de Estados no </w:t>
+      </w:r>
+      <w:proofErr w:type="spellStart"/>
+      <w:r>
+        <w:t>Kubernetes</w:t>
+      </w:r>
+      <w:proofErr w:type="spellEnd"/>
+      <w:r>
+        <w:t>. In: </w:t>
       </w:r>
       <w:r>
         <w:rPr>
@@ -20772,7 +21375,21 @@
         <w:rPr>
           <w:b/>
         </w:rPr>
-        <w:t>Visual Studio Code – Apresentando o editor multiplataforma da Microsoft</w:t>
+        <w:t xml:space="preserve">Visual Studio </w:t>
+      </w:r>
+      <w:proofErr w:type="spellStart"/>
+      <w:r>
+        <w:rPr>
+          <w:b/>
+        </w:rPr>
+        <w:t>Code</w:t>
+      </w:r>
+      <w:proofErr w:type="spellEnd"/>
+      <w:r>
+        <w:rPr>
+          <w:b/>
+        </w:rPr>
+        <w:t xml:space="preserve"> – Apresentando o editor multiplataforma da Microsoft</w:t>
       </w:r>
       <w:r>
         <w:t xml:space="preserve">, 2016. Disponível em: </w:t>
@@ -20843,7 +21460,23 @@
         <w:spacing w:after="0" w:line="240" w:lineRule="auto"/>
       </w:pPr>
       <w:r>
-        <w:t>Oliveira S de M de. O funcionamento da autoria nos blogs de divulgação científica. Ling (dis)curso</w:t>
+        <w:t xml:space="preserve">Oliveira S de M de. O funcionamento da autoria nos blogs de divulgação científica. </w:t>
+      </w:r>
+      <w:proofErr w:type="spellStart"/>
+      <w:r>
+        <w:t>Ling</w:t>
+      </w:r>
+      <w:proofErr w:type="spellEnd"/>
+      <w:r>
+        <w:t xml:space="preserve"> (</w:t>
+      </w:r>
+      <w:proofErr w:type="spellStart"/>
+      <w:r>
+        <w:t>dis</w:t>
+      </w:r>
+      <w:proofErr w:type="spellEnd"/>
+      <w:r>
+        <w:t>)curso</w:t>
       </w:r>
       <w:r>
         <w:t>,</w:t>
@@ -21334,184 +21967,9 @@
     </w:lvl>
   </w:abstractNum>
   <w:abstractNum w:abstractNumId="3" w15:restartNumberingAfterBreak="0">
-    <w:nsid w:val="3002785C"/>
+    <w:nsid w:val="1C1C0AB9"/>
     <w:multiLevelType w:val="multilevel"/>
-    <w:tmpl w:val="0416001F"/>
-    <w:lvl w:ilvl="0">
-      <w:start w:val="1"/>
-      <w:numFmt w:val="decimal"/>
-      <w:lvlText w:val="%1."/>
-      <w:lvlJc w:val="left"/>
-      <w:pPr>
-        <w:ind w:left="360" w:hanging="360"/>
-      </w:pPr>
-    </w:lvl>
-    <w:lvl w:ilvl="1">
-      <w:start w:val="1"/>
-      <w:numFmt w:val="decimal"/>
-      <w:lvlText w:val="%1.%2."/>
-      <w:lvlJc w:val="left"/>
-      <w:pPr>
-        <w:ind w:left="792" w:hanging="432"/>
-      </w:pPr>
-    </w:lvl>
-    <w:lvl w:ilvl="2">
-      <w:start w:val="1"/>
-      <w:numFmt w:val="decimal"/>
-      <w:lvlText w:val="%1.%2.%3."/>
-      <w:lvlJc w:val="left"/>
-      <w:pPr>
-        <w:ind w:left="1224" w:hanging="504"/>
-      </w:pPr>
-    </w:lvl>
-    <w:lvl w:ilvl="3">
-      <w:start w:val="1"/>
-      <w:numFmt w:val="decimal"/>
-      <w:lvlText w:val="%1.%2.%3.%4."/>
-      <w:lvlJc w:val="left"/>
-      <w:pPr>
-        <w:ind w:left="1728" w:hanging="648"/>
-      </w:pPr>
-    </w:lvl>
-    <w:lvl w:ilvl="4">
-      <w:start w:val="1"/>
-      <w:numFmt w:val="decimal"/>
-      <w:lvlText w:val="%1.%2.%3.%4.%5."/>
-      <w:lvlJc w:val="left"/>
-      <w:pPr>
-        <w:ind w:left="2232" w:hanging="792"/>
-      </w:pPr>
-    </w:lvl>
-    <w:lvl w:ilvl="5">
-      <w:start w:val="1"/>
-      <w:numFmt w:val="decimal"/>
-      <w:lvlText w:val="%1.%2.%3.%4.%5.%6."/>
-      <w:lvlJc w:val="left"/>
-      <w:pPr>
-        <w:ind w:left="2736" w:hanging="936"/>
-      </w:pPr>
-    </w:lvl>
-    <w:lvl w:ilvl="6">
-      <w:start w:val="1"/>
-      <w:numFmt w:val="decimal"/>
-      <w:lvlText w:val="%1.%2.%3.%4.%5.%6.%7."/>
-      <w:lvlJc w:val="left"/>
-      <w:pPr>
-        <w:ind w:left="3240" w:hanging="1080"/>
-      </w:pPr>
-    </w:lvl>
-    <w:lvl w:ilvl="7">
-      <w:start w:val="1"/>
-      <w:numFmt w:val="decimal"/>
-      <w:lvlText w:val="%1.%2.%3.%4.%5.%6.%7.%8."/>
-      <w:lvlJc w:val="left"/>
-      <w:pPr>
-        <w:ind w:left="3744" w:hanging="1224"/>
-      </w:pPr>
-    </w:lvl>
-    <w:lvl w:ilvl="8">
-      <w:start w:val="1"/>
-      <w:numFmt w:val="decimal"/>
-      <w:lvlText w:val="%1.%2.%3.%4.%5.%6.%7.%8.%9."/>
-      <w:lvlJc w:val="left"/>
-      <w:pPr>
-        <w:ind w:left="4320" w:hanging="1440"/>
-      </w:pPr>
-    </w:lvl>
-  </w:abstractNum>
-  <w:abstractNum w:abstractNumId="4" w15:restartNumberingAfterBreak="0">
-    <w:nsid w:val="35385D44"/>
-    <w:multiLevelType w:val="hybridMultilevel"/>
-    <w:tmpl w:val="9BA21738"/>
-    <w:lvl w:ilvl="0" w:tplc="656A131C">
-      <w:start w:val="1"/>
-      <w:numFmt w:val="decimal"/>
-      <w:lvlText w:val="%1."/>
-      <w:lvlJc w:val="left"/>
-      <w:pPr>
-        <w:ind w:left="1068" w:hanging="360"/>
-      </w:pPr>
-      <w:rPr>
-        <w:rFonts w:hint="default"/>
-      </w:rPr>
-    </w:lvl>
-    <w:lvl w:ilvl="1" w:tplc="04160019" w:tentative="1">
-      <w:start w:val="1"/>
-      <w:numFmt w:val="lowerLetter"/>
-      <w:lvlText w:val="%2."/>
-      <w:lvlJc w:val="left"/>
-      <w:pPr>
-        <w:ind w:left="1788" w:hanging="360"/>
-      </w:pPr>
-    </w:lvl>
-    <w:lvl w:ilvl="2" w:tplc="0416001B" w:tentative="1">
-      <w:start w:val="1"/>
-      <w:numFmt w:val="lowerRoman"/>
-      <w:lvlText w:val="%3."/>
-      <w:lvlJc w:val="right"/>
-      <w:pPr>
-        <w:ind w:left="2508" w:hanging="180"/>
-      </w:pPr>
-    </w:lvl>
-    <w:lvl w:ilvl="3" w:tplc="0416000F" w:tentative="1">
-      <w:start w:val="1"/>
-      <w:numFmt w:val="decimal"/>
-      <w:lvlText w:val="%4."/>
-      <w:lvlJc w:val="left"/>
-      <w:pPr>
-        <w:ind w:left="3228" w:hanging="360"/>
-      </w:pPr>
-    </w:lvl>
-    <w:lvl w:ilvl="4" w:tplc="04160019" w:tentative="1">
-      <w:start w:val="1"/>
-      <w:numFmt w:val="lowerLetter"/>
-      <w:lvlText w:val="%5."/>
-      <w:lvlJc w:val="left"/>
-      <w:pPr>
-        <w:ind w:left="3948" w:hanging="360"/>
-      </w:pPr>
-    </w:lvl>
-    <w:lvl w:ilvl="5" w:tplc="0416001B" w:tentative="1">
-      <w:start w:val="1"/>
-      <w:numFmt w:val="lowerRoman"/>
-      <w:lvlText w:val="%6."/>
-      <w:lvlJc w:val="right"/>
-      <w:pPr>
-        <w:ind w:left="4668" w:hanging="180"/>
-      </w:pPr>
-    </w:lvl>
-    <w:lvl w:ilvl="6" w:tplc="0416000F" w:tentative="1">
-      <w:start w:val="1"/>
-      <w:numFmt w:val="decimal"/>
-      <w:lvlText w:val="%7."/>
-      <w:lvlJc w:val="left"/>
-      <w:pPr>
-        <w:ind w:left="5388" w:hanging="360"/>
-      </w:pPr>
-    </w:lvl>
-    <w:lvl w:ilvl="7" w:tplc="04160019" w:tentative="1">
-      <w:start w:val="1"/>
-      <w:numFmt w:val="lowerLetter"/>
-      <w:lvlText w:val="%8."/>
-      <w:lvlJc w:val="left"/>
-      <w:pPr>
-        <w:ind w:left="6108" w:hanging="360"/>
-      </w:pPr>
-    </w:lvl>
-    <w:lvl w:ilvl="8" w:tplc="0416001B" w:tentative="1">
-      <w:start w:val="1"/>
-      <w:numFmt w:val="lowerRoman"/>
-      <w:lvlText w:val="%9."/>
-      <w:lvlJc w:val="right"/>
-      <w:pPr>
-        <w:ind w:left="6828" w:hanging="180"/>
-      </w:pPr>
-    </w:lvl>
-  </w:abstractNum>
-  <w:abstractNum w:abstractNumId="5" w15:restartNumberingAfterBreak="0">
-    <w:nsid w:val="4A0027D9"/>
-    <w:multiLevelType w:val="multilevel"/>
-    <w:tmpl w:val="BFC8D7CA"/>
+    <w:tmpl w:val="29E45AE2"/>
     <w:lvl w:ilvl="0">
       <w:start w:val="1"/>
       <w:numFmt w:val="bullet"/>
@@ -21657,182 +22115,10 @@
       </w:rPr>
     </w:lvl>
   </w:abstractNum>
-  <w:abstractNum w:abstractNumId="6" w15:restartNumberingAfterBreak="0">
-    <w:nsid w:val="4AAF69BA"/>
-    <w:multiLevelType w:val="hybridMultilevel"/>
-    <w:tmpl w:val="93B282B4"/>
-    <w:lvl w:ilvl="0" w:tplc="0416000F">
-      <w:start w:val="1"/>
-      <w:numFmt w:val="decimal"/>
-      <w:lvlText w:val="%1."/>
-      <w:lvlJc w:val="left"/>
-      <w:pPr>
-        <w:ind w:left="720" w:hanging="360"/>
-      </w:pPr>
-    </w:lvl>
-    <w:lvl w:ilvl="1" w:tplc="04160019" w:tentative="1">
-      <w:start w:val="1"/>
-      <w:numFmt w:val="lowerLetter"/>
-      <w:lvlText w:val="%2."/>
-      <w:lvlJc w:val="left"/>
-      <w:pPr>
-        <w:ind w:left="1440" w:hanging="360"/>
-      </w:pPr>
-    </w:lvl>
-    <w:lvl w:ilvl="2" w:tplc="0416001B" w:tentative="1">
-      <w:start w:val="1"/>
-      <w:numFmt w:val="lowerRoman"/>
-      <w:lvlText w:val="%3."/>
-      <w:lvlJc w:val="right"/>
-      <w:pPr>
-        <w:ind w:left="2160" w:hanging="180"/>
-      </w:pPr>
-    </w:lvl>
-    <w:lvl w:ilvl="3" w:tplc="0416000F" w:tentative="1">
-      <w:start w:val="1"/>
-      <w:numFmt w:val="decimal"/>
-      <w:lvlText w:val="%4."/>
-      <w:lvlJc w:val="left"/>
-      <w:pPr>
-        <w:ind w:left="2880" w:hanging="360"/>
-      </w:pPr>
-    </w:lvl>
-    <w:lvl w:ilvl="4" w:tplc="04160019" w:tentative="1">
-      <w:start w:val="1"/>
-      <w:numFmt w:val="lowerLetter"/>
-      <w:lvlText w:val="%5."/>
-      <w:lvlJc w:val="left"/>
-      <w:pPr>
-        <w:ind w:left="3600" w:hanging="360"/>
-      </w:pPr>
-    </w:lvl>
-    <w:lvl w:ilvl="5" w:tplc="0416001B" w:tentative="1">
-      <w:start w:val="1"/>
-      <w:numFmt w:val="lowerRoman"/>
-      <w:lvlText w:val="%6."/>
-      <w:lvlJc w:val="right"/>
-      <w:pPr>
-        <w:ind w:left="4320" w:hanging="180"/>
-      </w:pPr>
-    </w:lvl>
-    <w:lvl w:ilvl="6" w:tplc="0416000F" w:tentative="1">
-      <w:start w:val="1"/>
-      <w:numFmt w:val="decimal"/>
-      <w:lvlText w:val="%7."/>
-      <w:lvlJc w:val="left"/>
-      <w:pPr>
-        <w:ind w:left="5040" w:hanging="360"/>
-      </w:pPr>
-    </w:lvl>
-    <w:lvl w:ilvl="7" w:tplc="04160019" w:tentative="1">
-      <w:start w:val="1"/>
-      <w:numFmt w:val="lowerLetter"/>
-      <w:lvlText w:val="%8."/>
-      <w:lvlJc w:val="left"/>
-      <w:pPr>
-        <w:ind w:left="5760" w:hanging="360"/>
-      </w:pPr>
-    </w:lvl>
-    <w:lvl w:ilvl="8" w:tplc="0416001B" w:tentative="1">
-      <w:start w:val="1"/>
-      <w:numFmt w:val="lowerRoman"/>
-      <w:lvlText w:val="%9."/>
-      <w:lvlJc w:val="right"/>
-      <w:pPr>
-        <w:ind w:left="6480" w:hanging="180"/>
-      </w:pPr>
-    </w:lvl>
-  </w:abstractNum>
-  <w:abstractNum w:abstractNumId="7" w15:restartNumberingAfterBreak="0">
-    <w:nsid w:val="60E56B5D"/>
-    <w:multiLevelType w:val="hybridMultilevel"/>
-    <w:tmpl w:val="424E198C"/>
-    <w:lvl w:ilvl="0" w:tplc="0416000F">
-      <w:start w:val="1"/>
-      <w:numFmt w:val="decimal"/>
-      <w:lvlText w:val="%1."/>
-      <w:lvlJc w:val="left"/>
-      <w:pPr>
-        <w:ind w:left="720" w:hanging="360"/>
-      </w:pPr>
-    </w:lvl>
-    <w:lvl w:ilvl="1" w:tplc="04160019" w:tentative="1">
-      <w:start w:val="1"/>
-      <w:numFmt w:val="lowerLetter"/>
-      <w:lvlText w:val="%2."/>
-      <w:lvlJc w:val="left"/>
-      <w:pPr>
-        <w:ind w:left="1440" w:hanging="360"/>
-      </w:pPr>
-    </w:lvl>
-    <w:lvl w:ilvl="2" w:tplc="0416001B" w:tentative="1">
-      <w:start w:val="1"/>
-      <w:numFmt w:val="lowerRoman"/>
-      <w:lvlText w:val="%3."/>
-      <w:lvlJc w:val="right"/>
-      <w:pPr>
-        <w:ind w:left="2160" w:hanging="180"/>
-      </w:pPr>
-    </w:lvl>
-    <w:lvl w:ilvl="3" w:tplc="0416000F" w:tentative="1">
-      <w:start w:val="1"/>
-      <w:numFmt w:val="decimal"/>
-      <w:lvlText w:val="%4."/>
-      <w:lvlJc w:val="left"/>
-      <w:pPr>
-        <w:ind w:left="2880" w:hanging="360"/>
-      </w:pPr>
-    </w:lvl>
-    <w:lvl w:ilvl="4" w:tplc="04160019" w:tentative="1">
-      <w:start w:val="1"/>
-      <w:numFmt w:val="lowerLetter"/>
-      <w:lvlText w:val="%5."/>
-      <w:lvlJc w:val="left"/>
-      <w:pPr>
-        <w:ind w:left="3600" w:hanging="360"/>
-      </w:pPr>
-    </w:lvl>
-    <w:lvl w:ilvl="5" w:tplc="0416001B" w:tentative="1">
-      <w:start w:val="1"/>
-      <w:numFmt w:val="lowerRoman"/>
-      <w:lvlText w:val="%6."/>
-      <w:lvlJc w:val="right"/>
-      <w:pPr>
-        <w:ind w:left="4320" w:hanging="180"/>
-      </w:pPr>
-    </w:lvl>
-    <w:lvl w:ilvl="6" w:tplc="0416000F" w:tentative="1">
-      <w:start w:val="1"/>
-      <w:numFmt w:val="decimal"/>
-      <w:lvlText w:val="%7."/>
-      <w:lvlJc w:val="left"/>
-      <w:pPr>
-        <w:ind w:left="5040" w:hanging="360"/>
-      </w:pPr>
-    </w:lvl>
-    <w:lvl w:ilvl="7" w:tplc="04160019" w:tentative="1">
-      <w:start w:val="1"/>
-      <w:numFmt w:val="lowerLetter"/>
-      <w:lvlText w:val="%8."/>
-      <w:lvlJc w:val="left"/>
-      <w:pPr>
-        <w:ind w:left="5760" w:hanging="360"/>
-      </w:pPr>
-    </w:lvl>
-    <w:lvl w:ilvl="8" w:tplc="0416001B" w:tentative="1">
-      <w:start w:val="1"/>
-      <w:numFmt w:val="lowerRoman"/>
-      <w:lvlText w:val="%9."/>
-      <w:lvlJc w:val="right"/>
-      <w:pPr>
-        <w:ind w:left="6480" w:hanging="180"/>
-      </w:pPr>
-    </w:lvl>
-  </w:abstractNum>
-  <w:abstractNum w:abstractNumId="8" w15:restartNumberingAfterBreak="0">
-    <w:nsid w:val="6A63364E"/>
+  <w:abstractNum w:abstractNumId="4" w15:restartNumberingAfterBreak="0">
+    <w:nsid w:val="1F041227"/>
     <w:multiLevelType w:val="multilevel"/>
-    <w:tmpl w:val="0BCAA75A"/>
+    <w:tmpl w:val="4394DF7E"/>
     <w:lvl w:ilvl="0">
       <w:start w:val="1"/>
       <w:numFmt w:val="bullet"/>
@@ -21978,17 +22264,103 @@
       </w:rPr>
     </w:lvl>
   </w:abstractNum>
-  <w:abstractNum w:abstractNumId="9" w15:restartNumberingAfterBreak="0">
-    <w:nsid w:val="78413A06"/>
+  <w:abstractNum w:abstractNumId="5" w15:restartNumberingAfterBreak="0">
+    <w:nsid w:val="3002785C"/>
+    <w:multiLevelType w:val="multilevel"/>
+    <w:tmpl w:val="0416001F"/>
+    <w:lvl w:ilvl="0">
+      <w:start w:val="1"/>
+      <w:numFmt w:val="decimal"/>
+      <w:lvlText w:val="%1."/>
+      <w:lvlJc w:val="left"/>
+      <w:pPr>
+        <w:ind w:left="360" w:hanging="360"/>
+      </w:pPr>
+    </w:lvl>
+    <w:lvl w:ilvl="1">
+      <w:start w:val="1"/>
+      <w:numFmt w:val="decimal"/>
+      <w:lvlText w:val="%1.%2."/>
+      <w:lvlJc w:val="left"/>
+      <w:pPr>
+        <w:ind w:left="792" w:hanging="432"/>
+      </w:pPr>
+    </w:lvl>
+    <w:lvl w:ilvl="2">
+      <w:start w:val="1"/>
+      <w:numFmt w:val="decimal"/>
+      <w:lvlText w:val="%1.%2.%3."/>
+      <w:lvlJc w:val="left"/>
+      <w:pPr>
+        <w:ind w:left="1224" w:hanging="504"/>
+      </w:pPr>
+    </w:lvl>
+    <w:lvl w:ilvl="3">
+      <w:start w:val="1"/>
+      <w:numFmt w:val="decimal"/>
+      <w:lvlText w:val="%1.%2.%3.%4."/>
+      <w:lvlJc w:val="left"/>
+      <w:pPr>
+        <w:ind w:left="1728" w:hanging="648"/>
+      </w:pPr>
+    </w:lvl>
+    <w:lvl w:ilvl="4">
+      <w:start w:val="1"/>
+      <w:numFmt w:val="decimal"/>
+      <w:lvlText w:val="%1.%2.%3.%4.%5."/>
+      <w:lvlJc w:val="left"/>
+      <w:pPr>
+        <w:ind w:left="2232" w:hanging="792"/>
+      </w:pPr>
+    </w:lvl>
+    <w:lvl w:ilvl="5">
+      <w:start w:val="1"/>
+      <w:numFmt w:val="decimal"/>
+      <w:lvlText w:val="%1.%2.%3.%4.%5.%6."/>
+      <w:lvlJc w:val="left"/>
+      <w:pPr>
+        <w:ind w:left="2736" w:hanging="936"/>
+      </w:pPr>
+    </w:lvl>
+    <w:lvl w:ilvl="6">
+      <w:start w:val="1"/>
+      <w:numFmt w:val="decimal"/>
+      <w:lvlText w:val="%1.%2.%3.%4.%5.%6.%7."/>
+      <w:lvlJc w:val="left"/>
+      <w:pPr>
+        <w:ind w:left="3240" w:hanging="1080"/>
+      </w:pPr>
+    </w:lvl>
+    <w:lvl w:ilvl="7">
+      <w:start w:val="1"/>
+      <w:numFmt w:val="decimal"/>
+      <w:lvlText w:val="%1.%2.%3.%4.%5.%6.%7.%8."/>
+      <w:lvlJc w:val="left"/>
+      <w:pPr>
+        <w:ind w:left="3744" w:hanging="1224"/>
+      </w:pPr>
+    </w:lvl>
+    <w:lvl w:ilvl="8">
+      <w:start w:val="1"/>
+      <w:numFmt w:val="decimal"/>
+      <w:lvlText w:val="%1.%2.%3.%4.%5.%6.%7.%8.%9."/>
+      <w:lvlJc w:val="left"/>
+      <w:pPr>
+        <w:ind w:left="4320" w:hanging="1440"/>
+      </w:pPr>
+    </w:lvl>
+  </w:abstractNum>
+  <w:abstractNum w:abstractNumId="6" w15:restartNumberingAfterBreak="0">
+    <w:nsid w:val="35385D44"/>
     <w:multiLevelType w:val="hybridMultilevel"/>
-    <w:tmpl w:val="253E46FC"/>
-    <w:lvl w:ilvl="0" w:tplc="D5BAD918">
+    <w:tmpl w:val="9BA21738"/>
+    <w:lvl w:ilvl="0" w:tplc="656A131C">
       <w:start w:val="1"/>
-      <w:numFmt w:val="upperLetter"/>
-      <w:lvlText w:val="%1)"/>
+      <w:numFmt w:val="decimal"/>
+      <w:lvlText w:val="%1."/>
       <w:lvlJc w:val="left"/>
       <w:pPr>
-        <w:ind w:left="717" w:hanging="360"/>
+        <w:ind w:left="1068" w:hanging="360"/>
       </w:pPr>
       <w:rPr>
         <w:rFonts w:hint="default"/>
@@ -22000,7 +22372,7 @@
       <w:lvlText w:val="%2."/>
       <w:lvlJc w:val="left"/>
       <w:pPr>
-        <w:ind w:left="1437" w:hanging="360"/>
+        <w:ind w:left="1788" w:hanging="360"/>
       </w:pPr>
     </w:lvl>
     <w:lvl w:ilvl="2" w:tplc="0416001B" w:tentative="1">
@@ -22009,7 +22381,7 @@
       <w:lvlText w:val="%3."/>
       <w:lvlJc w:val="right"/>
       <w:pPr>
-        <w:ind w:left="2157" w:hanging="180"/>
+        <w:ind w:left="2508" w:hanging="180"/>
       </w:pPr>
     </w:lvl>
     <w:lvl w:ilvl="3" w:tplc="0416000F" w:tentative="1">
@@ -22018,7 +22390,7 @@
       <w:lvlText w:val="%4."/>
       <w:lvlJc w:val="left"/>
       <w:pPr>
-        <w:ind w:left="2877" w:hanging="360"/>
+        <w:ind w:left="3228" w:hanging="360"/>
       </w:pPr>
     </w:lvl>
     <w:lvl w:ilvl="4" w:tplc="04160019" w:tentative="1">
@@ -22027,7 +22399,7 @@
       <w:lvlText w:val="%5."/>
       <w:lvlJc w:val="left"/>
       <w:pPr>
-        <w:ind w:left="3597" w:hanging="360"/>
+        <w:ind w:left="3948" w:hanging="360"/>
       </w:pPr>
     </w:lvl>
     <w:lvl w:ilvl="5" w:tplc="0416001B" w:tentative="1">
@@ -22036,7 +22408,7 @@
       <w:lvlText w:val="%6."/>
       <w:lvlJc w:val="right"/>
       <w:pPr>
-        <w:ind w:left="4317" w:hanging="180"/>
+        <w:ind w:left="4668" w:hanging="180"/>
       </w:pPr>
     </w:lvl>
     <w:lvl w:ilvl="6" w:tplc="0416000F" w:tentative="1">
@@ -22045,7 +22417,7 @@
       <w:lvlText w:val="%7."/>
       <w:lvlJc w:val="left"/>
       <w:pPr>
-        <w:ind w:left="5037" w:hanging="360"/>
+        <w:ind w:left="5388" w:hanging="360"/>
       </w:pPr>
     </w:lvl>
     <w:lvl w:ilvl="7" w:tplc="04160019" w:tentative="1">
@@ -22054,7 +22426,7 @@
       <w:lvlText w:val="%8."/>
       <w:lvlJc w:val="left"/>
       <w:pPr>
-        <w:ind w:left="5757" w:hanging="360"/>
+        <w:ind w:left="6108" w:hanging="360"/>
       </w:pPr>
     </w:lvl>
     <w:lvl w:ilvl="8" w:tplc="0416001B" w:tentative="1">
@@ -22063,14 +22435,312 @@
       <w:lvlText w:val="%9."/>
       <w:lvlJc w:val="right"/>
       <w:pPr>
-        <w:ind w:left="6477" w:hanging="180"/>
+        <w:ind w:left="6828" w:hanging="180"/>
       </w:pPr>
     </w:lvl>
   </w:abstractNum>
-  <w:abstractNum w:abstractNumId="10" w15:restartNumberingAfterBreak="0">
-    <w:nsid w:val="7952151D"/>
+  <w:abstractNum w:abstractNumId="7" w15:restartNumberingAfterBreak="0">
+    <w:nsid w:val="3F624FF7"/>
+    <w:multiLevelType w:val="multilevel"/>
+    <w:tmpl w:val="F198FAAC"/>
+    <w:lvl w:ilvl="0">
+      <w:start w:val="1"/>
+      <w:numFmt w:val="bullet"/>
+      <w:lvlText w:val=""/>
+      <w:lvlJc w:val="left"/>
+      <w:pPr>
+        <w:tabs>
+          <w:tab w:val="num" w:pos="720"/>
+        </w:tabs>
+        <w:ind w:left="720" w:hanging="360"/>
+      </w:pPr>
+      <w:rPr>
+        <w:rFonts w:ascii="Symbol" w:hAnsi="Symbol" w:hint="default"/>
+        <w:sz w:val="20"/>
+      </w:rPr>
+    </w:lvl>
+    <w:lvl w:ilvl="1" w:tentative="1">
+      <w:start w:val="1"/>
+      <w:numFmt w:val="bullet"/>
+      <w:lvlText w:val="o"/>
+      <w:lvlJc w:val="left"/>
+      <w:pPr>
+        <w:tabs>
+          <w:tab w:val="num" w:pos="1440"/>
+        </w:tabs>
+        <w:ind w:left="1440" w:hanging="360"/>
+      </w:pPr>
+      <w:rPr>
+        <w:rFonts w:ascii="Courier New" w:hAnsi="Courier New" w:hint="default"/>
+        <w:sz w:val="20"/>
+      </w:rPr>
+    </w:lvl>
+    <w:lvl w:ilvl="2" w:tentative="1">
+      <w:start w:val="1"/>
+      <w:numFmt w:val="bullet"/>
+      <w:lvlText w:val=""/>
+      <w:lvlJc w:val="left"/>
+      <w:pPr>
+        <w:tabs>
+          <w:tab w:val="num" w:pos="2160"/>
+        </w:tabs>
+        <w:ind w:left="2160" w:hanging="360"/>
+      </w:pPr>
+      <w:rPr>
+        <w:rFonts w:ascii="Wingdings" w:hAnsi="Wingdings" w:hint="default"/>
+        <w:sz w:val="20"/>
+      </w:rPr>
+    </w:lvl>
+    <w:lvl w:ilvl="3" w:tentative="1">
+      <w:start w:val="1"/>
+      <w:numFmt w:val="bullet"/>
+      <w:lvlText w:val=""/>
+      <w:lvlJc w:val="left"/>
+      <w:pPr>
+        <w:tabs>
+          <w:tab w:val="num" w:pos="2880"/>
+        </w:tabs>
+        <w:ind w:left="2880" w:hanging="360"/>
+      </w:pPr>
+      <w:rPr>
+        <w:rFonts w:ascii="Wingdings" w:hAnsi="Wingdings" w:hint="default"/>
+        <w:sz w:val="20"/>
+      </w:rPr>
+    </w:lvl>
+    <w:lvl w:ilvl="4" w:tentative="1">
+      <w:start w:val="1"/>
+      <w:numFmt w:val="bullet"/>
+      <w:lvlText w:val=""/>
+      <w:lvlJc w:val="left"/>
+      <w:pPr>
+        <w:tabs>
+          <w:tab w:val="num" w:pos="3600"/>
+        </w:tabs>
+        <w:ind w:left="3600" w:hanging="360"/>
+      </w:pPr>
+      <w:rPr>
+        <w:rFonts w:ascii="Wingdings" w:hAnsi="Wingdings" w:hint="default"/>
+        <w:sz w:val="20"/>
+      </w:rPr>
+    </w:lvl>
+    <w:lvl w:ilvl="5" w:tentative="1">
+      <w:start w:val="1"/>
+      <w:numFmt w:val="bullet"/>
+      <w:lvlText w:val=""/>
+      <w:lvlJc w:val="left"/>
+      <w:pPr>
+        <w:tabs>
+          <w:tab w:val="num" w:pos="4320"/>
+        </w:tabs>
+        <w:ind w:left="4320" w:hanging="360"/>
+      </w:pPr>
+      <w:rPr>
+        <w:rFonts w:ascii="Wingdings" w:hAnsi="Wingdings" w:hint="default"/>
+        <w:sz w:val="20"/>
+      </w:rPr>
+    </w:lvl>
+    <w:lvl w:ilvl="6" w:tentative="1">
+      <w:start w:val="1"/>
+      <w:numFmt w:val="bullet"/>
+      <w:lvlText w:val=""/>
+      <w:lvlJc w:val="left"/>
+      <w:pPr>
+        <w:tabs>
+          <w:tab w:val="num" w:pos="5040"/>
+        </w:tabs>
+        <w:ind w:left="5040" w:hanging="360"/>
+      </w:pPr>
+      <w:rPr>
+        <w:rFonts w:ascii="Wingdings" w:hAnsi="Wingdings" w:hint="default"/>
+        <w:sz w:val="20"/>
+      </w:rPr>
+    </w:lvl>
+    <w:lvl w:ilvl="7" w:tentative="1">
+      <w:start w:val="1"/>
+      <w:numFmt w:val="bullet"/>
+      <w:lvlText w:val=""/>
+      <w:lvlJc w:val="left"/>
+      <w:pPr>
+        <w:tabs>
+          <w:tab w:val="num" w:pos="5760"/>
+        </w:tabs>
+        <w:ind w:left="5760" w:hanging="360"/>
+      </w:pPr>
+      <w:rPr>
+        <w:rFonts w:ascii="Wingdings" w:hAnsi="Wingdings" w:hint="default"/>
+        <w:sz w:val="20"/>
+      </w:rPr>
+    </w:lvl>
+    <w:lvl w:ilvl="8" w:tentative="1">
+      <w:start w:val="1"/>
+      <w:numFmt w:val="bullet"/>
+      <w:lvlText w:val=""/>
+      <w:lvlJc w:val="left"/>
+      <w:pPr>
+        <w:tabs>
+          <w:tab w:val="num" w:pos="6480"/>
+        </w:tabs>
+        <w:ind w:left="6480" w:hanging="360"/>
+      </w:pPr>
+      <w:rPr>
+        <w:rFonts w:ascii="Wingdings" w:hAnsi="Wingdings" w:hint="default"/>
+        <w:sz w:val="20"/>
+      </w:rPr>
+    </w:lvl>
+  </w:abstractNum>
+  <w:abstractNum w:abstractNumId="8" w15:restartNumberingAfterBreak="0">
+    <w:nsid w:val="4A0027D9"/>
+    <w:multiLevelType w:val="multilevel"/>
+    <w:tmpl w:val="BFC8D7CA"/>
+    <w:lvl w:ilvl="0">
+      <w:start w:val="1"/>
+      <w:numFmt w:val="bullet"/>
+      <w:lvlText w:val=""/>
+      <w:lvlJc w:val="left"/>
+      <w:pPr>
+        <w:tabs>
+          <w:tab w:val="num" w:pos="720"/>
+        </w:tabs>
+        <w:ind w:left="720" w:hanging="360"/>
+      </w:pPr>
+      <w:rPr>
+        <w:rFonts w:ascii="Symbol" w:hAnsi="Symbol" w:hint="default"/>
+        <w:sz w:val="20"/>
+      </w:rPr>
+    </w:lvl>
+    <w:lvl w:ilvl="1" w:tentative="1">
+      <w:start w:val="1"/>
+      <w:numFmt w:val="bullet"/>
+      <w:lvlText w:val="o"/>
+      <w:lvlJc w:val="left"/>
+      <w:pPr>
+        <w:tabs>
+          <w:tab w:val="num" w:pos="1440"/>
+        </w:tabs>
+        <w:ind w:left="1440" w:hanging="360"/>
+      </w:pPr>
+      <w:rPr>
+        <w:rFonts w:ascii="Courier New" w:hAnsi="Courier New" w:hint="default"/>
+        <w:sz w:val="20"/>
+      </w:rPr>
+    </w:lvl>
+    <w:lvl w:ilvl="2" w:tentative="1">
+      <w:start w:val="1"/>
+      <w:numFmt w:val="bullet"/>
+      <w:lvlText w:val=""/>
+      <w:lvlJc w:val="left"/>
+      <w:pPr>
+        <w:tabs>
+          <w:tab w:val="num" w:pos="2160"/>
+        </w:tabs>
+        <w:ind w:left="2160" w:hanging="360"/>
+      </w:pPr>
+      <w:rPr>
+        <w:rFonts w:ascii="Wingdings" w:hAnsi="Wingdings" w:hint="default"/>
+        <w:sz w:val="20"/>
+      </w:rPr>
+    </w:lvl>
+    <w:lvl w:ilvl="3" w:tentative="1">
+      <w:start w:val="1"/>
+      <w:numFmt w:val="bullet"/>
+      <w:lvlText w:val=""/>
+      <w:lvlJc w:val="left"/>
+      <w:pPr>
+        <w:tabs>
+          <w:tab w:val="num" w:pos="2880"/>
+        </w:tabs>
+        <w:ind w:left="2880" w:hanging="360"/>
+      </w:pPr>
+      <w:rPr>
+        <w:rFonts w:ascii="Wingdings" w:hAnsi="Wingdings" w:hint="default"/>
+        <w:sz w:val="20"/>
+      </w:rPr>
+    </w:lvl>
+    <w:lvl w:ilvl="4" w:tentative="1">
+      <w:start w:val="1"/>
+      <w:numFmt w:val="bullet"/>
+      <w:lvlText w:val=""/>
+      <w:lvlJc w:val="left"/>
+      <w:pPr>
+        <w:tabs>
+          <w:tab w:val="num" w:pos="3600"/>
+        </w:tabs>
+        <w:ind w:left="3600" w:hanging="360"/>
+      </w:pPr>
+      <w:rPr>
+        <w:rFonts w:ascii="Wingdings" w:hAnsi="Wingdings" w:hint="default"/>
+        <w:sz w:val="20"/>
+      </w:rPr>
+    </w:lvl>
+    <w:lvl w:ilvl="5" w:tentative="1">
+      <w:start w:val="1"/>
+      <w:numFmt w:val="bullet"/>
+      <w:lvlText w:val=""/>
+      <w:lvlJc w:val="left"/>
+      <w:pPr>
+        <w:tabs>
+          <w:tab w:val="num" w:pos="4320"/>
+        </w:tabs>
+        <w:ind w:left="4320" w:hanging="360"/>
+      </w:pPr>
+      <w:rPr>
+        <w:rFonts w:ascii="Wingdings" w:hAnsi="Wingdings" w:hint="default"/>
+        <w:sz w:val="20"/>
+      </w:rPr>
+    </w:lvl>
+    <w:lvl w:ilvl="6" w:tentative="1">
+      <w:start w:val="1"/>
+      <w:numFmt w:val="bullet"/>
+      <w:lvlText w:val=""/>
+      <w:lvlJc w:val="left"/>
+      <w:pPr>
+        <w:tabs>
+          <w:tab w:val="num" w:pos="5040"/>
+        </w:tabs>
+        <w:ind w:left="5040" w:hanging="360"/>
+      </w:pPr>
+      <w:rPr>
+        <w:rFonts w:ascii="Wingdings" w:hAnsi="Wingdings" w:hint="default"/>
+        <w:sz w:val="20"/>
+      </w:rPr>
+    </w:lvl>
+    <w:lvl w:ilvl="7" w:tentative="1">
+      <w:start w:val="1"/>
+      <w:numFmt w:val="bullet"/>
+      <w:lvlText w:val=""/>
+      <w:lvlJc w:val="left"/>
+      <w:pPr>
+        <w:tabs>
+          <w:tab w:val="num" w:pos="5760"/>
+        </w:tabs>
+        <w:ind w:left="5760" w:hanging="360"/>
+      </w:pPr>
+      <w:rPr>
+        <w:rFonts w:ascii="Wingdings" w:hAnsi="Wingdings" w:hint="default"/>
+        <w:sz w:val="20"/>
+      </w:rPr>
+    </w:lvl>
+    <w:lvl w:ilvl="8" w:tentative="1">
+      <w:start w:val="1"/>
+      <w:numFmt w:val="bullet"/>
+      <w:lvlText w:val=""/>
+      <w:lvlJc w:val="left"/>
+      <w:pPr>
+        <w:tabs>
+          <w:tab w:val="num" w:pos="6480"/>
+        </w:tabs>
+        <w:ind w:left="6480" w:hanging="360"/>
+      </w:pPr>
+      <w:rPr>
+        <w:rFonts w:ascii="Wingdings" w:hAnsi="Wingdings" w:hint="default"/>
+        <w:sz w:val="20"/>
+      </w:rPr>
+    </w:lvl>
+  </w:abstractNum>
+  <w:abstractNum w:abstractNumId="9" w15:restartNumberingAfterBreak="0">
+    <w:nsid w:val="4AAF69BA"/>
     <w:multiLevelType w:val="hybridMultilevel"/>
-    <w:tmpl w:val="AE2A2996"/>
+    <w:tmpl w:val="93B282B4"/>
     <w:lvl w:ilvl="0" w:tplc="0416000F">
       <w:start w:val="1"/>
       <w:numFmt w:val="decimal"/>
@@ -22078,6 +22748,625 @@
       <w:lvlJc w:val="left"/>
       <w:pPr>
         <w:ind w:left="720" w:hanging="360"/>
+      </w:pPr>
+    </w:lvl>
+    <w:lvl w:ilvl="1" w:tplc="04160019" w:tentative="1">
+      <w:start w:val="1"/>
+      <w:numFmt w:val="lowerLetter"/>
+      <w:lvlText w:val="%2."/>
+      <w:lvlJc w:val="left"/>
+      <w:pPr>
+        <w:ind w:left="1440" w:hanging="360"/>
+      </w:pPr>
+    </w:lvl>
+    <w:lvl w:ilvl="2" w:tplc="0416001B" w:tentative="1">
+      <w:start w:val="1"/>
+      <w:numFmt w:val="lowerRoman"/>
+      <w:lvlText w:val="%3."/>
+      <w:lvlJc w:val="right"/>
+      <w:pPr>
+        <w:ind w:left="2160" w:hanging="180"/>
+      </w:pPr>
+    </w:lvl>
+    <w:lvl w:ilvl="3" w:tplc="0416000F" w:tentative="1">
+      <w:start w:val="1"/>
+      <w:numFmt w:val="decimal"/>
+      <w:lvlText w:val="%4."/>
+      <w:lvlJc w:val="left"/>
+      <w:pPr>
+        <w:ind w:left="2880" w:hanging="360"/>
+      </w:pPr>
+    </w:lvl>
+    <w:lvl w:ilvl="4" w:tplc="04160019" w:tentative="1">
+      <w:start w:val="1"/>
+      <w:numFmt w:val="lowerLetter"/>
+      <w:lvlText w:val="%5."/>
+      <w:lvlJc w:val="left"/>
+      <w:pPr>
+        <w:ind w:left="3600" w:hanging="360"/>
+      </w:pPr>
+    </w:lvl>
+    <w:lvl w:ilvl="5" w:tplc="0416001B" w:tentative="1">
+      <w:start w:val="1"/>
+      <w:numFmt w:val="lowerRoman"/>
+      <w:lvlText w:val="%6."/>
+      <w:lvlJc w:val="right"/>
+      <w:pPr>
+        <w:ind w:left="4320" w:hanging="180"/>
+      </w:pPr>
+    </w:lvl>
+    <w:lvl w:ilvl="6" w:tplc="0416000F" w:tentative="1">
+      <w:start w:val="1"/>
+      <w:numFmt w:val="decimal"/>
+      <w:lvlText w:val="%7."/>
+      <w:lvlJc w:val="left"/>
+      <w:pPr>
+        <w:ind w:left="5040" w:hanging="360"/>
+      </w:pPr>
+    </w:lvl>
+    <w:lvl w:ilvl="7" w:tplc="04160019" w:tentative="1">
+      <w:start w:val="1"/>
+      <w:numFmt w:val="lowerLetter"/>
+      <w:lvlText w:val="%8."/>
+      <w:lvlJc w:val="left"/>
+      <w:pPr>
+        <w:ind w:left="5760" w:hanging="360"/>
+      </w:pPr>
+    </w:lvl>
+    <w:lvl w:ilvl="8" w:tplc="0416001B" w:tentative="1">
+      <w:start w:val="1"/>
+      <w:numFmt w:val="lowerRoman"/>
+      <w:lvlText w:val="%9."/>
+      <w:lvlJc w:val="right"/>
+      <w:pPr>
+        <w:ind w:left="6480" w:hanging="180"/>
+      </w:pPr>
+    </w:lvl>
+  </w:abstractNum>
+  <w:abstractNum w:abstractNumId="10" w15:restartNumberingAfterBreak="0">
+    <w:nsid w:val="5846338A"/>
+    <w:multiLevelType w:val="multilevel"/>
+    <w:tmpl w:val="F1E4386A"/>
+    <w:lvl w:ilvl="0">
+      <w:start w:val="1"/>
+      <w:numFmt w:val="bullet"/>
+      <w:lvlText w:val=""/>
+      <w:lvlJc w:val="left"/>
+      <w:pPr>
+        <w:tabs>
+          <w:tab w:val="num" w:pos="720"/>
+        </w:tabs>
+        <w:ind w:left="720" w:hanging="360"/>
+      </w:pPr>
+      <w:rPr>
+        <w:rFonts w:ascii="Symbol" w:hAnsi="Symbol" w:hint="default"/>
+        <w:sz w:val="20"/>
+      </w:rPr>
+    </w:lvl>
+    <w:lvl w:ilvl="1" w:tentative="1">
+      <w:start w:val="1"/>
+      <w:numFmt w:val="bullet"/>
+      <w:lvlText w:val="o"/>
+      <w:lvlJc w:val="left"/>
+      <w:pPr>
+        <w:tabs>
+          <w:tab w:val="num" w:pos="1440"/>
+        </w:tabs>
+        <w:ind w:left="1440" w:hanging="360"/>
+      </w:pPr>
+      <w:rPr>
+        <w:rFonts w:ascii="Courier New" w:hAnsi="Courier New" w:hint="default"/>
+        <w:sz w:val="20"/>
+      </w:rPr>
+    </w:lvl>
+    <w:lvl w:ilvl="2" w:tentative="1">
+      <w:start w:val="1"/>
+      <w:numFmt w:val="bullet"/>
+      <w:lvlText w:val=""/>
+      <w:lvlJc w:val="left"/>
+      <w:pPr>
+        <w:tabs>
+          <w:tab w:val="num" w:pos="2160"/>
+        </w:tabs>
+        <w:ind w:left="2160" w:hanging="360"/>
+      </w:pPr>
+      <w:rPr>
+        <w:rFonts w:ascii="Wingdings" w:hAnsi="Wingdings" w:hint="default"/>
+        <w:sz w:val="20"/>
+      </w:rPr>
+    </w:lvl>
+    <w:lvl w:ilvl="3" w:tentative="1">
+      <w:start w:val="1"/>
+      <w:numFmt w:val="bullet"/>
+      <w:lvlText w:val=""/>
+      <w:lvlJc w:val="left"/>
+      <w:pPr>
+        <w:tabs>
+          <w:tab w:val="num" w:pos="2880"/>
+        </w:tabs>
+        <w:ind w:left="2880" w:hanging="360"/>
+      </w:pPr>
+      <w:rPr>
+        <w:rFonts w:ascii="Wingdings" w:hAnsi="Wingdings" w:hint="default"/>
+        <w:sz w:val="20"/>
+      </w:rPr>
+    </w:lvl>
+    <w:lvl w:ilvl="4" w:tentative="1">
+      <w:start w:val="1"/>
+      <w:numFmt w:val="bullet"/>
+      <w:lvlText w:val=""/>
+      <w:lvlJc w:val="left"/>
+      <w:pPr>
+        <w:tabs>
+          <w:tab w:val="num" w:pos="3600"/>
+        </w:tabs>
+        <w:ind w:left="3600" w:hanging="360"/>
+      </w:pPr>
+      <w:rPr>
+        <w:rFonts w:ascii="Wingdings" w:hAnsi="Wingdings" w:hint="default"/>
+        <w:sz w:val="20"/>
+      </w:rPr>
+    </w:lvl>
+    <w:lvl w:ilvl="5" w:tentative="1">
+      <w:start w:val="1"/>
+      <w:numFmt w:val="bullet"/>
+      <w:lvlText w:val=""/>
+      <w:lvlJc w:val="left"/>
+      <w:pPr>
+        <w:tabs>
+          <w:tab w:val="num" w:pos="4320"/>
+        </w:tabs>
+        <w:ind w:left="4320" w:hanging="360"/>
+      </w:pPr>
+      <w:rPr>
+        <w:rFonts w:ascii="Wingdings" w:hAnsi="Wingdings" w:hint="default"/>
+        <w:sz w:val="20"/>
+      </w:rPr>
+    </w:lvl>
+    <w:lvl w:ilvl="6" w:tentative="1">
+      <w:start w:val="1"/>
+      <w:numFmt w:val="bullet"/>
+      <w:lvlText w:val=""/>
+      <w:lvlJc w:val="left"/>
+      <w:pPr>
+        <w:tabs>
+          <w:tab w:val="num" w:pos="5040"/>
+        </w:tabs>
+        <w:ind w:left="5040" w:hanging="360"/>
+      </w:pPr>
+      <w:rPr>
+        <w:rFonts w:ascii="Wingdings" w:hAnsi="Wingdings" w:hint="default"/>
+        <w:sz w:val="20"/>
+      </w:rPr>
+    </w:lvl>
+    <w:lvl w:ilvl="7" w:tentative="1">
+      <w:start w:val="1"/>
+      <w:numFmt w:val="bullet"/>
+      <w:lvlText w:val=""/>
+      <w:lvlJc w:val="left"/>
+      <w:pPr>
+        <w:tabs>
+          <w:tab w:val="num" w:pos="5760"/>
+        </w:tabs>
+        <w:ind w:left="5760" w:hanging="360"/>
+      </w:pPr>
+      <w:rPr>
+        <w:rFonts w:ascii="Wingdings" w:hAnsi="Wingdings" w:hint="default"/>
+        <w:sz w:val="20"/>
+      </w:rPr>
+    </w:lvl>
+    <w:lvl w:ilvl="8" w:tentative="1">
+      <w:start w:val="1"/>
+      <w:numFmt w:val="bullet"/>
+      <w:lvlText w:val=""/>
+      <w:lvlJc w:val="left"/>
+      <w:pPr>
+        <w:tabs>
+          <w:tab w:val="num" w:pos="6480"/>
+        </w:tabs>
+        <w:ind w:left="6480" w:hanging="360"/>
+      </w:pPr>
+      <w:rPr>
+        <w:rFonts w:ascii="Wingdings" w:hAnsi="Wingdings" w:hint="default"/>
+        <w:sz w:val="20"/>
+      </w:rPr>
+    </w:lvl>
+  </w:abstractNum>
+  <w:abstractNum w:abstractNumId="11" w15:restartNumberingAfterBreak="0">
+    <w:nsid w:val="5AF53A64"/>
+    <w:multiLevelType w:val="multilevel"/>
+    <w:tmpl w:val="75D4A0DE"/>
+    <w:lvl w:ilvl="0">
+      <w:start w:val="1"/>
+      <w:numFmt w:val="bullet"/>
+      <w:lvlText w:val=""/>
+      <w:lvlJc w:val="left"/>
+      <w:pPr>
+        <w:tabs>
+          <w:tab w:val="num" w:pos="720"/>
+        </w:tabs>
+        <w:ind w:left="720" w:hanging="360"/>
+      </w:pPr>
+      <w:rPr>
+        <w:rFonts w:ascii="Symbol" w:hAnsi="Symbol" w:hint="default"/>
+        <w:sz w:val="20"/>
+      </w:rPr>
+    </w:lvl>
+    <w:lvl w:ilvl="1" w:tentative="1">
+      <w:start w:val="1"/>
+      <w:numFmt w:val="bullet"/>
+      <w:lvlText w:val="o"/>
+      <w:lvlJc w:val="left"/>
+      <w:pPr>
+        <w:tabs>
+          <w:tab w:val="num" w:pos="1440"/>
+        </w:tabs>
+        <w:ind w:left="1440" w:hanging="360"/>
+      </w:pPr>
+      <w:rPr>
+        <w:rFonts w:ascii="Courier New" w:hAnsi="Courier New" w:hint="default"/>
+        <w:sz w:val="20"/>
+      </w:rPr>
+    </w:lvl>
+    <w:lvl w:ilvl="2" w:tentative="1">
+      <w:start w:val="1"/>
+      <w:numFmt w:val="bullet"/>
+      <w:lvlText w:val=""/>
+      <w:lvlJc w:val="left"/>
+      <w:pPr>
+        <w:tabs>
+          <w:tab w:val="num" w:pos="2160"/>
+        </w:tabs>
+        <w:ind w:left="2160" w:hanging="360"/>
+      </w:pPr>
+      <w:rPr>
+        <w:rFonts w:ascii="Wingdings" w:hAnsi="Wingdings" w:hint="default"/>
+        <w:sz w:val="20"/>
+      </w:rPr>
+    </w:lvl>
+    <w:lvl w:ilvl="3" w:tentative="1">
+      <w:start w:val="1"/>
+      <w:numFmt w:val="bullet"/>
+      <w:lvlText w:val=""/>
+      <w:lvlJc w:val="left"/>
+      <w:pPr>
+        <w:tabs>
+          <w:tab w:val="num" w:pos="2880"/>
+        </w:tabs>
+        <w:ind w:left="2880" w:hanging="360"/>
+      </w:pPr>
+      <w:rPr>
+        <w:rFonts w:ascii="Wingdings" w:hAnsi="Wingdings" w:hint="default"/>
+        <w:sz w:val="20"/>
+      </w:rPr>
+    </w:lvl>
+    <w:lvl w:ilvl="4" w:tentative="1">
+      <w:start w:val="1"/>
+      <w:numFmt w:val="bullet"/>
+      <w:lvlText w:val=""/>
+      <w:lvlJc w:val="left"/>
+      <w:pPr>
+        <w:tabs>
+          <w:tab w:val="num" w:pos="3600"/>
+        </w:tabs>
+        <w:ind w:left="3600" w:hanging="360"/>
+      </w:pPr>
+      <w:rPr>
+        <w:rFonts w:ascii="Wingdings" w:hAnsi="Wingdings" w:hint="default"/>
+        <w:sz w:val="20"/>
+      </w:rPr>
+    </w:lvl>
+    <w:lvl w:ilvl="5" w:tentative="1">
+      <w:start w:val="1"/>
+      <w:numFmt w:val="bullet"/>
+      <w:lvlText w:val=""/>
+      <w:lvlJc w:val="left"/>
+      <w:pPr>
+        <w:tabs>
+          <w:tab w:val="num" w:pos="4320"/>
+        </w:tabs>
+        <w:ind w:left="4320" w:hanging="360"/>
+      </w:pPr>
+      <w:rPr>
+        <w:rFonts w:ascii="Wingdings" w:hAnsi="Wingdings" w:hint="default"/>
+        <w:sz w:val="20"/>
+      </w:rPr>
+    </w:lvl>
+    <w:lvl w:ilvl="6" w:tentative="1">
+      <w:start w:val="1"/>
+      <w:numFmt w:val="bullet"/>
+      <w:lvlText w:val=""/>
+      <w:lvlJc w:val="left"/>
+      <w:pPr>
+        <w:tabs>
+          <w:tab w:val="num" w:pos="5040"/>
+        </w:tabs>
+        <w:ind w:left="5040" w:hanging="360"/>
+      </w:pPr>
+      <w:rPr>
+        <w:rFonts w:ascii="Wingdings" w:hAnsi="Wingdings" w:hint="default"/>
+        <w:sz w:val="20"/>
+      </w:rPr>
+    </w:lvl>
+    <w:lvl w:ilvl="7" w:tentative="1">
+      <w:start w:val="1"/>
+      <w:numFmt w:val="bullet"/>
+      <w:lvlText w:val=""/>
+      <w:lvlJc w:val="left"/>
+      <w:pPr>
+        <w:tabs>
+          <w:tab w:val="num" w:pos="5760"/>
+        </w:tabs>
+        <w:ind w:left="5760" w:hanging="360"/>
+      </w:pPr>
+      <w:rPr>
+        <w:rFonts w:ascii="Wingdings" w:hAnsi="Wingdings" w:hint="default"/>
+        <w:sz w:val="20"/>
+      </w:rPr>
+    </w:lvl>
+    <w:lvl w:ilvl="8" w:tentative="1">
+      <w:start w:val="1"/>
+      <w:numFmt w:val="bullet"/>
+      <w:lvlText w:val=""/>
+      <w:lvlJc w:val="left"/>
+      <w:pPr>
+        <w:tabs>
+          <w:tab w:val="num" w:pos="6480"/>
+        </w:tabs>
+        <w:ind w:left="6480" w:hanging="360"/>
+      </w:pPr>
+      <w:rPr>
+        <w:rFonts w:ascii="Wingdings" w:hAnsi="Wingdings" w:hint="default"/>
+        <w:sz w:val="20"/>
+      </w:rPr>
+    </w:lvl>
+  </w:abstractNum>
+  <w:abstractNum w:abstractNumId="12" w15:restartNumberingAfterBreak="0">
+    <w:nsid w:val="60E56B5D"/>
+    <w:multiLevelType w:val="hybridMultilevel"/>
+    <w:tmpl w:val="424E198C"/>
+    <w:lvl w:ilvl="0" w:tplc="0416000F">
+      <w:start w:val="1"/>
+      <w:numFmt w:val="decimal"/>
+      <w:lvlText w:val="%1."/>
+      <w:lvlJc w:val="left"/>
+      <w:pPr>
+        <w:ind w:left="720" w:hanging="360"/>
+      </w:pPr>
+    </w:lvl>
+    <w:lvl w:ilvl="1" w:tplc="04160019" w:tentative="1">
+      <w:start w:val="1"/>
+      <w:numFmt w:val="lowerLetter"/>
+      <w:lvlText w:val="%2."/>
+      <w:lvlJc w:val="left"/>
+      <w:pPr>
+        <w:ind w:left="1440" w:hanging="360"/>
+      </w:pPr>
+    </w:lvl>
+    <w:lvl w:ilvl="2" w:tplc="0416001B" w:tentative="1">
+      <w:start w:val="1"/>
+      <w:numFmt w:val="lowerRoman"/>
+      <w:lvlText w:val="%3."/>
+      <w:lvlJc w:val="right"/>
+      <w:pPr>
+        <w:ind w:left="2160" w:hanging="180"/>
+      </w:pPr>
+    </w:lvl>
+    <w:lvl w:ilvl="3" w:tplc="0416000F" w:tentative="1">
+      <w:start w:val="1"/>
+      <w:numFmt w:val="decimal"/>
+      <w:lvlText w:val="%4."/>
+      <w:lvlJc w:val="left"/>
+      <w:pPr>
+        <w:ind w:left="2880" w:hanging="360"/>
+      </w:pPr>
+    </w:lvl>
+    <w:lvl w:ilvl="4" w:tplc="04160019" w:tentative="1">
+      <w:start w:val="1"/>
+      <w:numFmt w:val="lowerLetter"/>
+      <w:lvlText w:val="%5."/>
+      <w:lvlJc w:val="left"/>
+      <w:pPr>
+        <w:ind w:left="3600" w:hanging="360"/>
+      </w:pPr>
+    </w:lvl>
+    <w:lvl w:ilvl="5" w:tplc="0416001B" w:tentative="1">
+      <w:start w:val="1"/>
+      <w:numFmt w:val="lowerRoman"/>
+      <w:lvlText w:val="%6."/>
+      <w:lvlJc w:val="right"/>
+      <w:pPr>
+        <w:ind w:left="4320" w:hanging="180"/>
+      </w:pPr>
+    </w:lvl>
+    <w:lvl w:ilvl="6" w:tplc="0416000F" w:tentative="1">
+      <w:start w:val="1"/>
+      <w:numFmt w:val="decimal"/>
+      <w:lvlText w:val="%7."/>
+      <w:lvlJc w:val="left"/>
+      <w:pPr>
+        <w:ind w:left="5040" w:hanging="360"/>
+      </w:pPr>
+    </w:lvl>
+    <w:lvl w:ilvl="7" w:tplc="04160019" w:tentative="1">
+      <w:start w:val="1"/>
+      <w:numFmt w:val="lowerLetter"/>
+      <w:lvlText w:val="%8."/>
+      <w:lvlJc w:val="left"/>
+      <w:pPr>
+        <w:ind w:left="5760" w:hanging="360"/>
+      </w:pPr>
+    </w:lvl>
+    <w:lvl w:ilvl="8" w:tplc="0416001B" w:tentative="1">
+      <w:start w:val="1"/>
+      <w:numFmt w:val="lowerRoman"/>
+      <w:lvlText w:val="%9."/>
+      <w:lvlJc w:val="right"/>
+      <w:pPr>
+        <w:ind w:left="6480" w:hanging="180"/>
+      </w:pPr>
+    </w:lvl>
+  </w:abstractNum>
+  <w:abstractNum w:abstractNumId="13" w15:restartNumberingAfterBreak="0">
+    <w:nsid w:val="6A63364E"/>
+    <w:multiLevelType w:val="multilevel"/>
+    <w:tmpl w:val="0BCAA75A"/>
+    <w:lvl w:ilvl="0">
+      <w:start w:val="1"/>
+      <w:numFmt w:val="bullet"/>
+      <w:lvlText w:val=""/>
+      <w:lvlJc w:val="left"/>
+      <w:pPr>
+        <w:tabs>
+          <w:tab w:val="num" w:pos="720"/>
+        </w:tabs>
+        <w:ind w:left="720" w:hanging="360"/>
+      </w:pPr>
+      <w:rPr>
+        <w:rFonts w:ascii="Symbol" w:hAnsi="Symbol" w:hint="default"/>
+        <w:sz w:val="20"/>
+      </w:rPr>
+    </w:lvl>
+    <w:lvl w:ilvl="1" w:tentative="1">
+      <w:start w:val="1"/>
+      <w:numFmt w:val="bullet"/>
+      <w:lvlText w:val="o"/>
+      <w:lvlJc w:val="left"/>
+      <w:pPr>
+        <w:tabs>
+          <w:tab w:val="num" w:pos="1440"/>
+        </w:tabs>
+        <w:ind w:left="1440" w:hanging="360"/>
+      </w:pPr>
+      <w:rPr>
+        <w:rFonts w:ascii="Courier New" w:hAnsi="Courier New" w:hint="default"/>
+        <w:sz w:val="20"/>
+      </w:rPr>
+    </w:lvl>
+    <w:lvl w:ilvl="2" w:tentative="1">
+      <w:start w:val="1"/>
+      <w:numFmt w:val="bullet"/>
+      <w:lvlText w:val=""/>
+      <w:lvlJc w:val="left"/>
+      <w:pPr>
+        <w:tabs>
+          <w:tab w:val="num" w:pos="2160"/>
+        </w:tabs>
+        <w:ind w:left="2160" w:hanging="360"/>
+      </w:pPr>
+      <w:rPr>
+        <w:rFonts w:ascii="Wingdings" w:hAnsi="Wingdings" w:hint="default"/>
+        <w:sz w:val="20"/>
+      </w:rPr>
+    </w:lvl>
+    <w:lvl w:ilvl="3" w:tentative="1">
+      <w:start w:val="1"/>
+      <w:numFmt w:val="bullet"/>
+      <w:lvlText w:val=""/>
+      <w:lvlJc w:val="left"/>
+      <w:pPr>
+        <w:tabs>
+          <w:tab w:val="num" w:pos="2880"/>
+        </w:tabs>
+        <w:ind w:left="2880" w:hanging="360"/>
+      </w:pPr>
+      <w:rPr>
+        <w:rFonts w:ascii="Wingdings" w:hAnsi="Wingdings" w:hint="default"/>
+        <w:sz w:val="20"/>
+      </w:rPr>
+    </w:lvl>
+    <w:lvl w:ilvl="4" w:tentative="1">
+      <w:start w:val="1"/>
+      <w:numFmt w:val="bullet"/>
+      <w:lvlText w:val=""/>
+      <w:lvlJc w:val="left"/>
+      <w:pPr>
+        <w:tabs>
+          <w:tab w:val="num" w:pos="3600"/>
+        </w:tabs>
+        <w:ind w:left="3600" w:hanging="360"/>
+      </w:pPr>
+      <w:rPr>
+        <w:rFonts w:ascii="Wingdings" w:hAnsi="Wingdings" w:hint="default"/>
+        <w:sz w:val="20"/>
+      </w:rPr>
+    </w:lvl>
+    <w:lvl w:ilvl="5" w:tentative="1">
+      <w:start w:val="1"/>
+      <w:numFmt w:val="bullet"/>
+      <w:lvlText w:val=""/>
+      <w:lvlJc w:val="left"/>
+      <w:pPr>
+        <w:tabs>
+          <w:tab w:val="num" w:pos="4320"/>
+        </w:tabs>
+        <w:ind w:left="4320" w:hanging="360"/>
+      </w:pPr>
+      <w:rPr>
+        <w:rFonts w:ascii="Wingdings" w:hAnsi="Wingdings" w:hint="default"/>
+        <w:sz w:val="20"/>
+      </w:rPr>
+    </w:lvl>
+    <w:lvl w:ilvl="6" w:tentative="1">
+      <w:start w:val="1"/>
+      <w:numFmt w:val="bullet"/>
+      <w:lvlText w:val=""/>
+      <w:lvlJc w:val="left"/>
+      <w:pPr>
+        <w:tabs>
+          <w:tab w:val="num" w:pos="5040"/>
+        </w:tabs>
+        <w:ind w:left="5040" w:hanging="360"/>
+      </w:pPr>
+      <w:rPr>
+        <w:rFonts w:ascii="Wingdings" w:hAnsi="Wingdings" w:hint="default"/>
+        <w:sz w:val="20"/>
+      </w:rPr>
+    </w:lvl>
+    <w:lvl w:ilvl="7" w:tentative="1">
+      <w:start w:val="1"/>
+      <w:numFmt w:val="bullet"/>
+      <w:lvlText w:val=""/>
+      <w:lvlJc w:val="left"/>
+      <w:pPr>
+        <w:tabs>
+          <w:tab w:val="num" w:pos="5760"/>
+        </w:tabs>
+        <w:ind w:left="5760" w:hanging="360"/>
+      </w:pPr>
+      <w:rPr>
+        <w:rFonts w:ascii="Wingdings" w:hAnsi="Wingdings" w:hint="default"/>
+        <w:sz w:val="20"/>
+      </w:rPr>
+    </w:lvl>
+    <w:lvl w:ilvl="8" w:tentative="1">
+      <w:start w:val="1"/>
+      <w:numFmt w:val="bullet"/>
+      <w:lvlText w:val=""/>
+      <w:lvlJc w:val="left"/>
+      <w:pPr>
+        <w:tabs>
+          <w:tab w:val="num" w:pos="6480"/>
+        </w:tabs>
+        <w:ind w:left="6480" w:hanging="360"/>
+      </w:pPr>
+      <w:rPr>
+        <w:rFonts w:ascii="Wingdings" w:hAnsi="Wingdings" w:hint="default"/>
+        <w:sz w:val="20"/>
+      </w:rPr>
+    </w:lvl>
+  </w:abstractNum>
+  <w:abstractNum w:abstractNumId="14" w15:restartNumberingAfterBreak="0">
+    <w:nsid w:val="78413A06"/>
+    <w:multiLevelType w:val="hybridMultilevel"/>
+    <w:tmpl w:val="253E46FC"/>
+    <w:lvl w:ilvl="0" w:tplc="D5BAD918">
+      <w:start w:val="1"/>
+      <w:numFmt w:val="upperLetter"/>
+      <w:lvlText w:val="%1)"/>
+      <w:lvlJc w:val="left"/>
+      <w:pPr>
+        <w:ind w:left="717" w:hanging="360"/>
       </w:pPr>
       <w:rPr>
         <w:rFonts w:hint="default"/>
@@ -22089,7 +23378,7 @@
       <w:lvlText w:val="%2."/>
       <w:lvlJc w:val="left"/>
       <w:pPr>
-        <w:ind w:left="1440" w:hanging="360"/>
+        <w:ind w:left="1437" w:hanging="360"/>
       </w:pPr>
     </w:lvl>
     <w:lvl w:ilvl="2" w:tplc="0416001B" w:tentative="1">
@@ -22098,7 +23387,7 @@
       <w:lvlText w:val="%3."/>
       <w:lvlJc w:val="right"/>
       <w:pPr>
-        <w:ind w:left="2160" w:hanging="180"/>
+        <w:ind w:left="2157" w:hanging="180"/>
       </w:pPr>
     </w:lvl>
     <w:lvl w:ilvl="3" w:tplc="0416000F" w:tentative="1">
@@ -22107,7 +23396,7 @@
       <w:lvlText w:val="%4."/>
       <w:lvlJc w:val="left"/>
       <w:pPr>
-        <w:ind w:left="2880" w:hanging="360"/>
+        <w:ind w:left="2877" w:hanging="360"/>
       </w:pPr>
     </w:lvl>
     <w:lvl w:ilvl="4" w:tplc="04160019" w:tentative="1">
@@ -22116,7 +23405,7 @@
       <w:lvlText w:val="%5."/>
       <w:lvlJc w:val="left"/>
       <w:pPr>
-        <w:ind w:left="3600" w:hanging="360"/>
+        <w:ind w:left="3597" w:hanging="360"/>
       </w:pPr>
     </w:lvl>
     <w:lvl w:ilvl="5" w:tplc="0416001B" w:tentative="1">
@@ -22125,7 +23414,7 @@
       <w:lvlText w:val="%6."/>
       <w:lvlJc w:val="right"/>
       <w:pPr>
-        <w:ind w:left="4320" w:hanging="180"/>
+        <w:ind w:left="4317" w:hanging="180"/>
       </w:pPr>
     </w:lvl>
     <w:lvl w:ilvl="6" w:tplc="0416000F" w:tentative="1">
@@ -22134,7 +23423,7 @@
       <w:lvlText w:val="%7."/>
       <w:lvlJc w:val="left"/>
       <w:pPr>
-        <w:ind w:left="5040" w:hanging="360"/>
+        <w:ind w:left="5037" w:hanging="360"/>
       </w:pPr>
     </w:lvl>
     <w:lvl w:ilvl="7" w:tplc="04160019" w:tentative="1">
@@ -22143,7 +23432,7 @@
       <w:lvlText w:val="%8."/>
       <w:lvlJc w:val="left"/>
       <w:pPr>
-        <w:ind w:left="5760" w:hanging="360"/>
+        <w:ind w:left="5757" w:hanging="360"/>
       </w:pPr>
     </w:lvl>
     <w:lvl w:ilvl="8" w:tplc="0416001B" w:tentative="1">
@@ -22152,21 +23441,259 @@
       <w:lvlText w:val="%9."/>
       <w:lvlJc w:val="right"/>
       <w:pPr>
+        <w:ind w:left="6477" w:hanging="180"/>
+      </w:pPr>
+    </w:lvl>
+  </w:abstractNum>
+  <w:abstractNum w:abstractNumId="15" w15:restartNumberingAfterBreak="0">
+    <w:nsid w:val="7952151D"/>
+    <w:multiLevelType w:val="hybridMultilevel"/>
+    <w:tmpl w:val="AE2A2996"/>
+    <w:lvl w:ilvl="0" w:tplc="0416000F">
+      <w:start w:val="1"/>
+      <w:numFmt w:val="decimal"/>
+      <w:lvlText w:val="%1."/>
+      <w:lvlJc w:val="left"/>
+      <w:pPr>
+        <w:ind w:left="720" w:hanging="360"/>
+      </w:pPr>
+      <w:rPr>
+        <w:rFonts w:hint="default"/>
+      </w:rPr>
+    </w:lvl>
+    <w:lvl w:ilvl="1" w:tplc="04160019" w:tentative="1">
+      <w:start w:val="1"/>
+      <w:numFmt w:val="lowerLetter"/>
+      <w:lvlText w:val="%2."/>
+      <w:lvlJc w:val="left"/>
+      <w:pPr>
+        <w:ind w:left="1440" w:hanging="360"/>
+      </w:pPr>
+    </w:lvl>
+    <w:lvl w:ilvl="2" w:tplc="0416001B" w:tentative="1">
+      <w:start w:val="1"/>
+      <w:numFmt w:val="lowerRoman"/>
+      <w:lvlText w:val="%3."/>
+      <w:lvlJc w:val="right"/>
+      <w:pPr>
+        <w:ind w:left="2160" w:hanging="180"/>
+      </w:pPr>
+    </w:lvl>
+    <w:lvl w:ilvl="3" w:tplc="0416000F" w:tentative="1">
+      <w:start w:val="1"/>
+      <w:numFmt w:val="decimal"/>
+      <w:lvlText w:val="%4."/>
+      <w:lvlJc w:val="left"/>
+      <w:pPr>
+        <w:ind w:left="2880" w:hanging="360"/>
+      </w:pPr>
+    </w:lvl>
+    <w:lvl w:ilvl="4" w:tplc="04160019" w:tentative="1">
+      <w:start w:val="1"/>
+      <w:numFmt w:val="lowerLetter"/>
+      <w:lvlText w:val="%5."/>
+      <w:lvlJc w:val="left"/>
+      <w:pPr>
+        <w:ind w:left="3600" w:hanging="360"/>
+      </w:pPr>
+    </w:lvl>
+    <w:lvl w:ilvl="5" w:tplc="0416001B" w:tentative="1">
+      <w:start w:val="1"/>
+      <w:numFmt w:val="lowerRoman"/>
+      <w:lvlText w:val="%6."/>
+      <w:lvlJc w:val="right"/>
+      <w:pPr>
+        <w:ind w:left="4320" w:hanging="180"/>
+      </w:pPr>
+    </w:lvl>
+    <w:lvl w:ilvl="6" w:tplc="0416000F" w:tentative="1">
+      <w:start w:val="1"/>
+      <w:numFmt w:val="decimal"/>
+      <w:lvlText w:val="%7."/>
+      <w:lvlJc w:val="left"/>
+      <w:pPr>
+        <w:ind w:left="5040" w:hanging="360"/>
+      </w:pPr>
+    </w:lvl>
+    <w:lvl w:ilvl="7" w:tplc="04160019" w:tentative="1">
+      <w:start w:val="1"/>
+      <w:numFmt w:val="lowerLetter"/>
+      <w:lvlText w:val="%8."/>
+      <w:lvlJc w:val="left"/>
+      <w:pPr>
+        <w:ind w:left="5760" w:hanging="360"/>
+      </w:pPr>
+    </w:lvl>
+    <w:lvl w:ilvl="8" w:tplc="0416001B" w:tentative="1">
+      <w:start w:val="1"/>
+      <w:numFmt w:val="lowerRoman"/>
+      <w:lvlText w:val="%9."/>
+      <w:lvlJc w:val="right"/>
+      <w:pPr>
         <w:ind w:left="6480" w:hanging="180"/>
       </w:pPr>
+    </w:lvl>
+  </w:abstractNum>
+  <w:abstractNum w:abstractNumId="16" w15:restartNumberingAfterBreak="0">
+    <w:nsid w:val="7E02618E"/>
+    <w:multiLevelType w:val="multilevel"/>
+    <w:tmpl w:val="7CEA85A0"/>
+    <w:lvl w:ilvl="0">
+      <w:start w:val="1"/>
+      <w:numFmt w:val="bullet"/>
+      <w:lvlText w:val=""/>
+      <w:lvlJc w:val="left"/>
+      <w:pPr>
+        <w:tabs>
+          <w:tab w:val="num" w:pos="720"/>
+        </w:tabs>
+        <w:ind w:left="720" w:hanging="360"/>
+      </w:pPr>
+      <w:rPr>
+        <w:rFonts w:ascii="Symbol" w:hAnsi="Symbol" w:hint="default"/>
+        <w:sz w:val="20"/>
+      </w:rPr>
+    </w:lvl>
+    <w:lvl w:ilvl="1" w:tentative="1">
+      <w:start w:val="1"/>
+      <w:numFmt w:val="bullet"/>
+      <w:lvlText w:val="o"/>
+      <w:lvlJc w:val="left"/>
+      <w:pPr>
+        <w:tabs>
+          <w:tab w:val="num" w:pos="1440"/>
+        </w:tabs>
+        <w:ind w:left="1440" w:hanging="360"/>
+      </w:pPr>
+      <w:rPr>
+        <w:rFonts w:ascii="Courier New" w:hAnsi="Courier New" w:hint="default"/>
+        <w:sz w:val="20"/>
+      </w:rPr>
+    </w:lvl>
+    <w:lvl w:ilvl="2" w:tentative="1">
+      <w:start w:val="1"/>
+      <w:numFmt w:val="bullet"/>
+      <w:lvlText w:val=""/>
+      <w:lvlJc w:val="left"/>
+      <w:pPr>
+        <w:tabs>
+          <w:tab w:val="num" w:pos="2160"/>
+        </w:tabs>
+        <w:ind w:left="2160" w:hanging="360"/>
+      </w:pPr>
+      <w:rPr>
+        <w:rFonts w:ascii="Wingdings" w:hAnsi="Wingdings" w:hint="default"/>
+        <w:sz w:val="20"/>
+      </w:rPr>
+    </w:lvl>
+    <w:lvl w:ilvl="3" w:tentative="1">
+      <w:start w:val="1"/>
+      <w:numFmt w:val="bullet"/>
+      <w:lvlText w:val=""/>
+      <w:lvlJc w:val="left"/>
+      <w:pPr>
+        <w:tabs>
+          <w:tab w:val="num" w:pos="2880"/>
+        </w:tabs>
+        <w:ind w:left="2880" w:hanging="360"/>
+      </w:pPr>
+      <w:rPr>
+        <w:rFonts w:ascii="Wingdings" w:hAnsi="Wingdings" w:hint="default"/>
+        <w:sz w:val="20"/>
+      </w:rPr>
+    </w:lvl>
+    <w:lvl w:ilvl="4" w:tentative="1">
+      <w:start w:val="1"/>
+      <w:numFmt w:val="bullet"/>
+      <w:lvlText w:val=""/>
+      <w:lvlJc w:val="left"/>
+      <w:pPr>
+        <w:tabs>
+          <w:tab w:val="num" w:pos="3600"/>
+        </w:tabs>
+        <w:ind w:left="3600" w:hanging="360"/>
+      </w:pPr>
+      <w:rPr>
+        <w:rFonts w:ascii="Wingdings" w:hAnsi="Wingdings" w:hint="default"/>
+        <w:sz w:val="20"/>
+      </w:rPr>
+    </w:lvl>
+    <w:lvl w:ilvl="5" w:tentative="1">
+      <w:start w:val="1"/>
+      <w:numFmt w:val="bullet"/>
+      <w:lvlText w:val=""/>
+      <w:lvlJc w:val="left"/>
+      <w:pPr>
+        <w:tabs>
+          <w:tab w:val="num" w:pos="4320"/>
+        </w:tabs>
+        <w:ind w:left="4320" w:hanging="360"/>
+      </w:pPr>
+      <w:rPr>
+        <w:rFonts w:ascii="Wingdings" w:hAnsi="Wingdings" w:hint="default"/>
+        <w:sz w:val="20"/>
+      </w:rPr>
+    </w:lvl>
+    <w:lvl w:ilvl="6" w:tentative="1">
+      <w:start w:val="1"/>
+      <w:numFmt w:val="bullet"/>
+      <w:lvlText w:val=""/>
+      <w:lvlJc w:val="left"/>
+      <w:pPr>
+        <w:tabs>
+          <w:tab w:val="num" w:pos="5040"/>
+        </w:tabs>
+        <w:ind w:left="5040" w:hanging="360"/>
+      </w:pPr>
+      <w:rPr>
+        <w:rFonts w:ascii="Wingdings" w:hAnsi="Wingdings" w:hint="default"/>
+        <w:sz w:val="20"/>
+      </w:rPr>
+    </w:lvl>
+    <w:lvl w:ilvl="7" w:tentative="1">
+      <w:start w:val="1"/>
+      <w:numFmt w:val="bullet"/>
+      <w:lvlText w:val=""/>
+      <w:lvlJc w:val="left"/>
+      <w:pPr>
+        <w:tabs>
+          <w:tab w:val="num" w:pos="5760"/>
+        </w:tabs>
+        <w:ind w:left="5760" w:hanging="360"/>
+      </w:pPr>
+      <w:rPr>
+        <w:rFonts w:ascii="Wingdings" w:hAnsi="Wingdings" w:hint="default"/>
+        <w:sz w:val="20"/>
+      </w:rPr>
+    </w:lvl>
+    <w:lvl w:ilvl="8" w:tentative="1">
+      <w:start w:val="1"/>
+      <w:numFmt w:val="bullet"/>
+      <w:lvlText w:val=""/>
+      <w:lvlJc w:val="left"/>
+      <w:pPr>
+        <w:tabs>
+          <w:tab w:val="num" w:pos="6480"/>
+        </w:tabs>
+        <w:ind w:left="6480" w:hanging="360"/>
+      </w:pPr>
+      <w:rPr>
+        <w:rFonts w:ascii="Wingdings" w:hAnsi="Wingdings" w:hint="default"/>
+        <w:sz w:val="20"/>
+      </w:rPr>
     </w:lvl>
   </w:abstractNum>
   <w:num w:numId="1" w16cid:durableId="1910967248">
-    <w:abstractNumId w:val="3"/>
+    <w:abstractNumId w:val="5"/>
   </w:num>
   <w:num w:numId="2" w16cid:durableId="975376838">
-    <w:abstractNumId w:val="7"/>
+    <w:abstractNumId w:val="12"/>
   </w:num>
   <w:num w:numId="3" w16cid:durableId="1975402937">
-    <w:abstractNumId w:val="6"/>
+    <w:abstractNumId w:val="9"/>
   </w:num>
   <w:num w:numId="4" w16cid:durableId="1358432695">
-    <w:abstractNumId w:val="5"/>
+    <w:abstractNumId w:val="8"/>
   </w:num>
   <w:num w:numId="5" w16cid:durableId="874076389">
     <w:abstractNumId w:val="0"/>
@@ -22175,19 +23702,37 @@
     <w:abstractNumId w:val="1"/>
   </w:num>
   <w:num w:numId="7" w16cid:durableId="454636114">
-    <w:abstractNumId w:val="4"/>
+    <w:abstractNumId w:val="6"/>
   </w:num>
   <w:num w:numId="8" w16cid:durableId="231552712">
-    <w:abstractNumId w:val="10"/>
+    <w:abstractNumId w:val="15"/>
   </w:num>
   <w:num w:numId="9" w16cid:durableId="142506458">
     <w:abstractNumId w:val="2"/>
   </w:num>
   <w:num w:numId="10" w16cid:durableId="1536309651">
-    <w:abstractNumId w:val="8"/>
+    <w:abstractNumId w:val="13"/>
   </w:num>
   <w:num w:numId="11" w16cid:durableId="680816319">
-    <w:abstractNumId w:val="9"/>
+    <w:abstractNumId w:val="14"/>
+  </w:num>
+  <w:num w:numId="12" w16cid:durableId="60444872">
+    <w:abstractNumId w:val="3"/>
+  </w:num>
+  <w:num w:numId="13" w16cid:durableId="370109067">
+    <w:abstractNumId w:val="7"/>
+  </w:num>
+  <w:num w:numId="14" w16cid:durableId="801920821">
+    <w:abstractNumId w:val="4"/>
+  </w:num>
+  <w:num w:numId="15" w16cid:durableId="1728068327">
+    <w:abstractNumId w:val="11"/>
+  </w:num>
+  <w:num w:numId="16" w16cid:durableId="1967812510">
+    <w:abstractNumId w:val="16"/>
+  </w:num>
+  <w:num w:numId="17" w16cid:durableId="1460149352">
+    <w:abstractNumId w:val="10"/>
   </w:num>
 </w:numbering>
 </file>
@@ -22623,10 +24168,54 @@
       <w:szCs w:val="28"/>
     </w:rPr>
   </w:style>
+  <w:style w:type="paragraph" w:styleId="Ttulo3">
+    <w:name w:val="heading 3"/>
+    <w:basedOn w:val="Normal"/>
+    <w:next w:val="Normal"/>
+    <w:link w:val="Ttulo3Char"/>
+    <w:uiPriority w:val="9"/>
+    <w:semiHidden/>
+    <w:unhideWhenUsed/>
+    <w:qFormat/>
+    <w:rsid w:val="005A317F"/>
+    <w:pPr>
+      <w:keepNext/>
+      <w:keepLines/>
+      <w:spacing w:before="40" w:after="0"/>
+      <w:outlineLvl w:val="2"/>
+    </w:pPr>
+    <w:rPr>
+      <w:rFonts w:asciiTheme="majorHAnsi" w:eastAsiaTheme="majorEastAsia" w:hAnsiTheme="majorHAnsi" w:cstheme="majorBidi"/>
+      <w:color w:val="243F60" w:themeColor="accent1" w:themeShade="7F"/>
+      <w:szCs w:val="24"/>
+    </w:rPr>
+  </w:style>
+  <w:style w:type="paragraph" w:styleId="Ttulo4">
+    <w:name w:val="heading 4"/>
+    <w:basedOn w:val="Normal"/>
+    <w:next w:val="Normal"/>
+    <w:link w:val="Ttulo4Char"/>
+    <w:uiPriority w:val="9"/>
+    <w:semiHidden/>
+    <w:unhideWhenUsed/>
+    <w:qFormat/>
+    <w:rsid w:val="005A317F"/>
+    <w:pPr>
+      <w:keepNext/>
+      <w:keepLines/>
+      <w:spacing w:before="40" w:after="0"/>
+      <w:outlineLvl w:val="3"/>
+    </w:pPr>
+    <w:rPr>
+      <w:rFonts w:asciiTheme="majorHAnsi" w:eastAsiaTheme="majorEastAsia" w:hAnsiTheme="majorHAnsi" w:cstheme="majorBidi"/>
+      <w:i/>
+      <w:iCs/>
+      <w:color w:val="365F91" w:themeColor="accent1" w:themeShade="BF"/>
+    </w:rPr>
+  </w:style>
   <w:style w:type="character" w:default="1" w:styleId="Fontepargpadro">
     <w:name w:val="Default Paragraph Font"/>
     <w:uiPriority w:val="1"/>
-    <w:semiHidden/>
     <w:unhideWhenUsed/>
   </w:style>
   <w:style w:type="table" w:default="1" w:styleId="Tabelanormal">
@@ -23170,6 +24759,35 @@
       <w14:ligatures w14:val="standardContextual"/>
     </w:rPr>
   </w:style>
+  <w:style w:type="character" w:customStyle="1" w:styleId="Ttulo3Char">
+    <w:name w:val="Título 3 Char"/>
+    <w:basedOn w:val="Fontepargpadro"/>
+    <w:link w:val="Ttulo3"/>
+    <w:uiPriority w:val="9"/>
+    <w:semiHidden/>
+    <w:rsid w:val="005A317F"/>
+    <w:rPr>
+      <w:rFonts w:asciiTheme="majorHAnsi" w:eastAsiaTheme="majorEastAsia" w:hAnsiTheme="majorHAnsi" w:cstheme="majorBidi"/>
+      <w:color w:val="243F60" w:themeColor="accent1" w:themeShade="7F"/>
+      <w:sz w:val="24"/>
+      <w:szCs w:val="24"/>
+    </w:rPr>
+  </w:style>
+  <w:style w:type="character" w:customStyle="1" w:styleId="Ttulo4Char">
+    <w:name w:val="Título 4 Char"/>
+    <w:basedOn w:val="Fontepargpadro"/>
+    <w:link w:val="Ttulo4"/>
+    <w:uiPriority w:val="9"/>
+    <w:semiHidden/>
+    <w:rsid w:val="005A317F"/>
+    <w:rPr>
+      <w:rFonts w:asciiTheme="majorHAnsi" w:eastAsiaTheme="majorEastAsia" w:hAnsiTheme="majorHAnsi" w:cstheme="majorBidi"/>
+      <w:i/>
+      <w:iCs/>
+      <w:color w:val="365F91" w:themeColor="accent1" w:themeShade="BF"/>
+      <w:sz w:val="24"/>
+    </w:rPr>
+  </w:style>
 </w:styles>
 </file>
 
@@ -23459,15 +25077,6 @@
 </file>
 
 <file path=customXml/item1.xml><?xml version="1.0" encoding="utf-8"?>
-<?mso-contentType ?>
-<FormTemplates xmlns="http://schemas.microsoft.com/sharepoint/v3/contenttype/forms">
-  <Display>DocumentLibraryForm</Display>
-  <Edit>DocumentLibraryForm</Edit>
-  <New>DocumentLibraryForm</New>
-</FormTemplates>
-</file>
-
-<file path=customXml/item2.xml><?xml version="1.0" encoding="utf-8"?>
 <ct:contentTypeSchema xmlns:ct="http://schemas.microsoft.com/office/2006/metadata/contentType" xmlns:ma="http://schemas.microsoft.com/office/2006/metadata/properties/metaAttributes" ct:_="" ma:_="" ma:contentTypeName="Documento" ma:contentTypeID="0x01010079E85AF13E1D6948BAEBBC3E299C7A4C" ma:contentTypeVersion="11" ma:contentTypeDescription="Crie um novo documento." ma:contentTypeScope="" ma:versionID="9903338d6f6ebf8d9f52e57d695b90e0">
   <xsd:schema xmlns:xsd="http://www.w3.org/2001/XMLSchema" xmlns:xs="http://www.w3.org/2001/XMLSchema" xmlns:p="http://schemas.microsoft.com/office/2006/metadata/properties" xmlns:ns2="1c99b82c-450d-407b-8685-188b0222f857" xmlns:ns3="ec9326a9-796b-4177-81ae-8ce46d6874ce" targetNamespace="http://schemas.microsoft.com/office/2006/metadata/properties" ma:root="true" ma:fieldsID="27025b9af28ab54196939bbeabbec0a9" ns2:_="" ns3:_="">
     <xsd:import namespace="1c99b82c-450d-407b-8685-188b0222f857"/>
@@ -23656,19 +25265,20 @@
 </ct:contentTypeSchema>
 </file>
 
+<file path=customXml/item2.xml><?xml version="1.0" encoding="utf-8"?>
+<?mso-contentType ?>
+<FormTemplates xmlns="http://schemas.microsoft.com/sharepoint/v3/contenttype/forms">
+  <Display>DocumentLibraryForm</Display>
+  <Edit>DocumentLibraryForm</Edit>
+  <New>DocumentLibraryForm</New>
+</FormTemplates>
+</file>
+
 <file path=customXml/item3.xml><?xml version="1.0" encoding="utf-8"?>
 <b:Sources xmlns:b="http://schemas.openxmlformats.org/officeDocument/2006/bibliography" xmlns="http://schemas.openxmlformats.org/officeDocument/2006/bibliography" SelectedStyle="\APA.XSL" StyleName="APA"/>
 </file>
 
 <file path=customXml/itemProps1.xml><?xml version="1.0" encoding="utf-8"?>
-<ds:datastoreItem xmlns:ds="http://schemas.openxmlformats.org/officeDocument/2006/customXml" ds:itemID="{19856E04-179F-401F-8246-BA08537D6152}">
-  <ds:schemaRefs>
-    <ds:schemaRef ds:uri="http://schemas.microsoft.com/sharepoint/v3/contenttype/forms"/>
-  </ds:schemaRefs>
-</ds:datastoreItem>
-</file>
-
-<file path=customXml/itemProps2.xml><?xml version="1.0" encoding="utf-8"?>
 <ds:datastoreItem xmlns:ds="http://schemas.openxmlformats.org/officeDocument/2006/customXml" ds:itemID="{F9562963-6458-4B09-8DDA-F09296948AA7}">
   <ds:schemaRefs>
     <ds:schemaRef ds:uri="http://schemas.microsoft.com/office/2006/metadata/contentType"/>
@@ -23687,6 +25297,14 @@
 </ds:datastoreItem>
 </file>
 
+<file path=customXml/itemProps2.xml><?xml version="1.0" encoding="utf-8"?>
+<ds:datastoreItem xmlns:ds="http://schemas.openxmlformats.org/officeDocument/2006/customXml" ds:itemID="{19856E04-179F-401F-8246-BA08537D6152}">
+  <ds:schemaRefs>
+    <ds:schemaRef ds:uri="http://schemas.microsoft.com/sharepoint/v3/contenttype/forms"/>
+  </ds:schemaRefs>
+</ds:datastoreItem>
+</file>
+
 <file path=customXml/itemProps3.xml><?xml version="1.0" encoding="utf-8"?>
 <ds:datastoreItem xmlns:ds="http://schemas.openxmlformats.org/officeDocument/2006/customXml" ds:itemID="{205E797E-3F55-48D0-B859-951F215AD568}">
   <ds:schemaRefs>

--- a/Documentação/Doc atualizado.docx
+++ b/Documentação/Doc atualizado.docx
@@ -988,7 +988,6 @@
         <w:rPr>
           <w:rFonts w:cs="Arial"/>
           <w:b/>
-          <w:color w:val="FF0000"/>
         </w:rPr>
         <w:t xml:space="preserve">Tupã, </w:t>
       </w:r>
@@ -996,15 +995,20 @@
         <w:rPr>
           <w:rFonts w:cs="Arial"/>
           <w:b/>
-          <w:color w:val="FF0000"/>
-        </w:rPr>
-        <w:t xml:space="preserve">18 de junho </w:t>
+        </w:rPr>
+        <w:t>30</w:t>
       </w:r>
       <w:r>
         <w:rPr>
           <w:rFonts w:cs="Arial"/>
           <w:b/>
-          <w:color w:val="FF0000"/>
+        </w:rPr>
+        <w:t xml:space="preserve"> de junho </w:t>
+      </w:r>
+      <w:r>
+        <w:rPr>
+          <w:rFonts w:cs="Arial"/>
+          <w:b/>
         </w:rPr>
         <w:t>de 2026</w:t>
       </w:r>
@@ -2602,10 +2606,7 @@
         <w:ind w:left="360"/>
       </w:pPr>
       <w:r>
-        <w:t xml:space="preserve">- </w:t>
-      </w:r>
-      <w:r>
-        <w:t xml:space="preserve">Software e Engenharia de Software: Um </w:t>
+        <w:t xml:space="preserve">- Software e Engenharia de Software: Um </w:t>
       </w:r>
       <w:r>
         <w:rPr>
@@ -8457,6 +8458,84 @@
             <w:pPr>
               <w:spacing w:after="0" w:line="240" w:lineRule="auto"/>
               <w:rPr>
+                <w:szCs w:val="24"/>
+              </w:rPr>
+            </w:pPr>
+            <w:r>
+              <w:rPr>
+                <w:szCs w:val="24"/>
+              </w:rPr>
+              <w:t>ChatGPT Plus</w:t>
+            </w:r>
+          </w:p>
+        </w:tc>
+        <w:tc>
+          <w:tcPr>
+            <w:tcW w:w="2265" w:type="dxa"/>
+          </w:tcPr>
+          <w:p>
+            <w:pPr>
+              <w:spacing w:after="0" w:line="240" w:lineRule="auto"/>
+              <w:rPr>
+                <w:szCs w:val="24"/>
+              </w:rPr>
+            </w:pPr>
+            <w:r>
+              <w:rPr>
+                <w:szCs w:val="24"/>
+              </w:rPr>
+              <w:t>ChatGPT Plus</w:t>
+            </w:r>
+          </w:p>
+        </w:tc>
+        <w:tc>
+          <w:tcPr>
+            <w:tcW w:w="2265" w:type="dxa"/>
+          </w:tcPr>
+          <w:p>
+            <w:pPr>
+              <w:spacing w:after="0" w:line="240" w:lineRule="auto"/>
+              <w:rPr>
+                <w:szCs w:val="24"/>
+              </w:rPr>
+            </w:pPr>
+            <w:r>
+              <w:rPr>
+                <w:szCs w:val="24"/>
+              </w:rPr>
+              <w:t>R$ 115,00 por mês</w:t>
+            </w:r>
+          </w:p>
+        </w:tc>
+        <w:tc>
+          <w:tcPr>
+            <w:tcW w:w="2266" w:type="dxa"/>
+          </w:tcPr>
+          <w:p>
+            <w:pPr>
+              <w:spacing w:after="0" w:line="240" w:lineRule="auto"/>
+              <w:rPr>
+                <w:szCs w:val="24"/>
+              </w:rPr>
+            </w:pPr>
+            <w:r>
+              <w:rPr>
+                <w:szCs w:val="24"/>
+              </w:rPr>
+              <w:t>R$ 230,00</w:t>
+            </w:r>
+          </w:p>
+        </w:tc>
+      </w:tr>
+      <w:tr>
+        <w:tc>
+          <w:tcPr>
+            <w:tcW w:w="2412" w:type="dxa"/>
+          </w:tcPr>
+          <w:p>
+            <w:pPr>
+              <w:spacing w:after="0" w:line="240" w:lineRule="auto"/>
+              <w:rPr>
                 <w:b/>
                 <w:bCs/>
                 <w:szCs w:val="24"/>
@@ -8521,7 +8600,23 @@
                 <w:bCs/>
                 <w:szCs w:val="24"/>
               </w:rPr>
-              <w:t>R$ 89,45</w:t>
+              <w:t xml:space="preserve">R$ </w:t>
+            </w:r>
+            <w:r>
+              <w:rPr>
+                <w:b/>
+                <w:bCs/>
+                <w:szCs w:val="24"/>
+              </w:rPr>
+              <w:t>319</w:t>
+            </w:r>
+            <w:r>
+              <w:rPr>
+                <w:b/>
+                <w:bCs/>
+                <w:szCs w:val="24"/>
+              </w:rPr>
+              <w:t>,45</w:t>
             </w:r>
           </w:p>
         </w:tc>
@@ -8713,10 +8808,10 @@
           <w:noProof/>
         </w:rPr>
         <w:drawing>
-          <wp:inline distT="0" distB="0" distL="0" distR="0" wp14:anchorId="603DD1A0" wp14:editId="1631EE40">
-            <wp:extent cx="5760085" cy="2406377"/>
+          <wp:inline distT="0" distB="0" distL="0" distR="0" wp14:anchorId="2F017B5F" wp14:editId="621C8CAC">
+            <wp:extent cx="5760085" cy="2154555"/>
             <wp:effectExtent l="0" t="0" r="0" b="0"/>
-            <wp:docPr id="12" name="Imagem 12"/>
+            <wp:docPr id="1" name="Imagem 1"/>
             <wp:cNvGraphicFramePr>
               <a:graphicFrameLocks xmlns:a="http://schemas.openxmlformats.org/drawingml/2006/main" noChangeAspect="1"/>
             </wp:cNvGraphicFramePr>
@@ -8724,10 +8819,10 @@
               <a:graphicData uri="http://schemas.openxmlformats.org/drawingml/2006/picture">
                 <pic:pic xmlns:pic="http://schemas.openxmlformats.org/drawingml/2006/picture">
                   <pic:nvPicPr>
-                    <pic:cNvPr id="12" name="Diagrama_Contabilidade.drawio.png"/>
+                    <pic:cNvPr id="1" name="Imagem 1"/>
                     <pic:cNvPicPr/>
                   </pic:nvPicPr>
-                  <pic:blipFill rotWithShape="1">
+                  <pic:blipFill>
                     <a:blip r:embed="rId11" cstate="print">
                       <a:extLst>
                         <a:ext uri="{28A0092B-C50C-407E-A947-70E740481C1C}">
@@ -8735,25 +8830,18 @@
                         </a:ext>
                       </a:extLst>
                     </a:blip>
-                    <a:srcRect b="18045"/>
-                    <a:stretch/>
+                    <a:stretch>
+                      <a:fillRect/>
+                    </a:stretch>
                   </pic:blipFill>
-                  <pic:spPr bwMode="auto">
+                  <pic:spPr>
                     <a:xfrm>
                       <a:off x="0" y="0"/>
-                      <a:ext cx="5760085" cy="2406377"/>
+                      <a:ext cx="5760085" cy="2154555"/>
                     </a:xfrm>
                     <a:prstGeom prst="rect">
                       <a:avLst/>
                     </a:prstGeom>
-                    <a:ln>
-                      <a:noFill/>
-                    </a:ln>
-                    <a:extLst>
-                      <a:ext uri="{53640926-AAD7-44D8-BBD7-CCE9431645EC}">
-                        <a14:shadowObscured xmlns:a14="http://schemas.microsoft.com/office/drawing/2010/main"/>
-                      </a:ext>
-                    </a:extLst>
                   </pic:spPr>
                 </pic:pic>
               </a:graphicData>
@@ -8850,22 +8938,23 @@
     <w:tbl>
       <w:tblPr>
         <w:tblStyle w:val="Tabelacomgrade"/>
-        <w:tblW w:w="5000" w:type="pct"/>
+        <w:tblW w:w="5316" w:type="pct"/>
+        <w:tblInd w:w="-572" w:type="dxa"/>
         <w:tblLook w:val="04A0" w:firstRow="1" w:lastRow="0" w:firstColumn="1" w:lastColumn="0" w:noHBand="0" w:noVBand="1"/>
       </w:tblPr>
       <w:tblGrid>
-        <w:gridCol w:w="1568"/>
-        <w:gridCol w:w="2063"/>
-        <w:gridCol w:w="1567"/>
-        <w:gridCol w:w="1207"/>
-        <w:gridCol w:w="526"/>
-        <w:gridCol w:w="513"/>
-        <w:gridCol w:w="1617"/>
+        <w:gridCol w:w="1946"/>
+        <w:gridCol w:w="2205"/>
+        <w:gridCol w:w="1390"/>
+        <w:gridCol w:w="1283"/>
+        <w:gridCol w:w="550"/>
+        <w:gridCol w:w="536"/>
+        <w:gridCol w:w="1724"/>
       </w:tblGrid>
       <w:tr>
         <w:tc>
           <w:tcPr>
-            <w:tcW w:w="1062" w:type="pct"/>
+            <w:tcW w:w="1111" w:type="pct"/>
             <w:vAlign w:val="center"/>
           </w:tcPr>
           <w:p>
@@ -8898,7 +8987,7 @@
         </w:tc>
         <w:tc>
           <w:tcPr>
-            <w:tcW w:w="1013" w:type="pct"/>
+            <w:tcW w:w="1071" w:type="pct"/>
             <w:vAlign w:val="center"/>
           </w:tcPr>
           <w:p>
@@ -8919,7 +9008,7 @@
         </w:tc>
         <w:tc>
           <w:tcPr>
-            <w:tcW w:w="861" w:type="pct"/>
+            <w:tcW w:w="813" w:type="pct"/>
           </w:tcPr>
           <w:p>
             <w:pPr>
@@ -8930,13 +9019,13 @@
               </w:rPr>
             </w:pPr>
             <w:r>
-              <w:t>Tabela 1 - USUÁRIOS</w:t>
-            </w:r>
-          </w:p>
-        </w:tc>
-        <w:tc>
-          <w:tcPr>
-            <w:tcW w:w="507" w:type="pct"/>
+              <w:t>Tipo de dados</w:t>
+            </w:r>
+          </w:p>
+        </w:tc>
+        <w:tc>
+          <w:tcPr>
+            <w:tcW w:w="626" w:type="pct"/>
             <w:vAlign w:val="center"/>
           </w:tcPr>
           <w:p>
@@ -8957,7 +9046,7 @@
         </w:tc>
         <w:tc>
           <w:tcPr>
-            <w:tcW w:w="203" w:type="pct"/>
+            <w:tcW w:w="273" w:type="pct"/>
             <w:vAlign w:val="center"/>
           </w:tcPr>
           <w:p>
@@ -8978,7 +9067,7 @@
         </w:tc>
         <w:tc>
           <w:tcPr>
-            <w:tcW w:w="203" w:type="pct"/>
+            <w:tcW w:w="266" w:type="pct"/>
             <w:vAlign w:val="center"/>
           </w:tcPr>
           <w:p>
@@ -8999,7 +9088,7 @@
         </w:tc>
         <w:tc>
           <w:tcPr>
-            <w:tcW w:w="1151" w:type="pct"/>
+            <w:tcW w:w="839" w:type="pct"/>
             <w:vAlign w:val="center"/>
           </w:tcPr>
           <w:p>
@@ -9022,12 +9111,13 @@
       <w:tr>
         <w:tc>
           <w:tcPr>
-            <w:tcW w:w="1062" w:type="pct"/>
-            <w:vAlign w:val="center"/>
-          </w:tcPr>
-          <w:p>
-            <w:pPr>
-              <w:spacing w:after="0" w:line="240" w:lineRule="auto"/>
+            <w:tcW w:w="1111" w:type="pct"/>
+            <w:vAlign w:val="center"/>
+          </w:tcPr>
+          <w:p>
+            <w:pPr>
+              <w:spacing w:after="0" w:line="240" w:lineRule="auto"/>
+              <w:jc w:val="center"/>
             </w:pPr>
             <w:r>
               <w:t>Identificador</w:t>
@@ -9036,7 +9126,7 @@
         </w:tc>
         <w:tc>
           <w:tcPr>
-            <w:tcW w:w="1013" w:type="pct"/>
+            <w:tcW w:w="1071" w:type="pct"/>
             <w:vAlign w:val="center"/>
           </w:tcPr>
           <w:p>
@@ -9052,21 +9142,21 @@
         </w:tc>
         <w:tc>
           <w:tcPr>
-            <w:tcW w:w="861" w:type="pct"/>
-          </w:tcPr>
-          <w:p>
-            <w:pPr>
-              <w:spacing w:after="0" w:line="240" w:lineRule="auto"/>
-              <w:jc w:val="center"/>
-            </w:pPr>
-            <w:r>
-              <w:t>Campo Lógico</w:t>
-            </w:r>
-          </w:p>
-        </w:tc>
-        <w:tc>
-          <w:tcPr>
-            <w:tcW w:w="507" w:type="pct"/>
+            <w:tcW w:w="813" w:type="pct"/>
+          </w:tcPr>
+          <w:p>
+            <w:pPr>
+              <w:spacing w:after="0" w:line="240" w:lineRule="auto"/>
+              <w:jc w:val="center"/>
+            </w:pPr>
+            <w:r>
+              <w:t>INT</w:t>
+            </w:r>
+          </w:p>
+        </w:tc>
+        <w:tc>
+          <w:tcPr>
+            <w:tcW w:w="626" w:type="pct"/>
             <w:vAlign w:val="center"/>
           </w:tcPr>
           <w:p>
@@ -9081,7 +9171,7 @@
         </w:tc>
         <w:tc>
           <w:tcPr>
-            <w:tcW w:w="203" w:type="pct"/>
+            <w:tcW w:w="273" w:type="pct"/>
             <w:vAlign w:val="center"/>
           </w:tcPr>
           <w:p>
@@ -9096,23 +9186,24 @@
         </w:tc>
         <w:tc>
           <w:tcPr>
-            <w:tcW w:w="203" w:type="pct"/>
-            <w:vAlign w:val="center"/>
-          </w:tcPr>
-          <w:p>
-            <w:pPr>
-              <w:spacing w:after="0" w:line="240" w:lineRule="auto"/>
-              <w:jc w:val="center"/>
-            </w:pPr>
-          </w:p>
-        </w:tc>
-        <w:tc>
-          <w:tcPr>
-            <w:tcW w:w="1151" w:type="pct"/>
-          </w:tcPr>
-          <w:p>
-            <w:pPr>
-              <w:spacing w:after="0" w:line="240" w:lineRule="auto"/>
+            <w:tcW w:w="266" w:type="pct"/>
+            <w:vAlign w:val="center"/>
+          </w:tcPr>
+          <w:p>
+            <w:pPr>
+              <w:spacing w:after="0" w:line="240" w:lineRule="auto"/>
+              <w:jc w:val="center"/>
+            </w:pPr>
+          </w:p>
+        </w:tc>
+        <w:tc>
+          <w:tcPr>
+            <w:tcW w:w="839" w:type="pct"/>
+          </w:tcPr>
+          <w:p>
+            <w:pPr>
+              <w:spacing w:after="0" w:line="240" w:lineRule="auto"/>
+              <w:jc w:val="center"/>
             </w:pPr>
             <w:proofErr w:type="spellStart"/>
             <w:r>
@@ -9128,12 +9219,13 @@
       <w:tr>
         <w:tc>
           <w:tcPr>
-            <w:tcW w:w="1062" w:type="pct"/>
-            <w:vAlign w:val="center"/>
-          </w:tcPr>
-          <w:p>
-            <w:pPr>
-              <w:spacing w:after="0" w:line="240" w:lineRule="auto"/>
+            <w:tcW w:w="1111" w:type="pct"/>
+            <w:vAlign w:val="center"/>
+          </w:tcPr>
+          <w:p>
+            <w:pPr>
+              <w:spacing w:after="0" w:line="240" w:lineRule="auto"/>
+              <w:jc w:val="center"/>
             </w:pPr>
             <w:r>
               <w:t>Nome do Usuário</w:t>
@@ -9142,7 +9234,7 @@
         </w:tc>
         <w:tc>
           <w:tcPr>
-            <w:tcW w:w="1013" w:type="pct"/>
+            <w:tcW w:w="1071" w:type="pct"/>
             <w:vAlign w:val="center"/>
           </w:tcPr>
           <w:p>
@@ -9158,21 +9250,21 @@
         </w:tc>
         <w:tc>
           <w:tcPr>
-            <w:tcW w:w="861" w:type="pct"/>
-          </w:tcPr>
-          <w:p>
-            <w:pPr>
-              <w:spacing w:after="0" w:line="240" w:lineRule="auto"/>
-              <w:jc w:val="center"/>
-            </w:pPr>
-            <w:r>
-              <w:t>Identificador</w:t>
-            </w:r>
-          </w:p>
-        </w:tc>
-        <w:tc>
-          <w:tcPr>
-            <w:tcW w:w="507" w:type="pct"/>
+            <w:tcW w:w="813" w:type="pct"/>
+          </w:tcPr>
+          <w:p>
+            <w:pPr>
+              <w:spacing w:after="0" w:line="240" w:lineRule="auto"/>
+              <w:jc w:val="center"/>
+            </w:pPr>
+            <w:r>
+              <w:t>VARCHAR</w:t>
+            </w:r>
+          </w:p>
+        </w:tc>
+        <w:tc>
+          <w:tcPr>
+            <w:tcW w:w="626" w:type="pct"/>
             <w:vAlign w:val="center"/>
           </w:tcPr>
           <w:p>
@@ -9187,35 +9279,36 @@
         </w:tc>
         <w:tc>
           <w:tcPr>
-            <w:tcW w:w="203" w:type="pct"/>
-            <w:vAlign w:val="center"/>
-          </w:tcPr>
-          <w:p>
-            <w:pPr>
-              <w:spacing w:after="0" w:line="240" w:lineRule="auto"/>
-              <w:jc w:val="center"/>
-            </w:pPr>
-          </w:p>
-        </w:tc>
-        <w:tc>
-          <w:tcPr>
-            <w:tcW w:w="203" w:type="pct"/>
-            <w:vAlign w:val="center"/>
-          </w:tcPr>
-          <w:p>
-            <w:pPr>
-              <w:spacing w:after="0" w:line="240" w:lineRule="auto"/>
-              <w:jc w:val="center"/>
-            </w:pPr>
-          </w:p>
-        </w:tc>
-        <w:tc>
-          <w:tcPr>
-            <w:tcW w:w="1151" w:type="pct"/>
-          </w:tcPr>
-          <w:p>
-            <w:pPr>
-              <w:spacing w:after="0" w:line="240" w:lineRule="auto"/>
+            <w:tcW w:w="273" w:type="pct"/>
+            <w:vAlign w:val="center"/>
+          </w:tcPr>
+          <w:p>
+            <w:pPr>
+              <w:spacing w:after="0" w:line="240" w:lineRule="auto"/>
+              <w:jc w:val="center"/>
+            </w:pPr>
+          </w:p>
+        </w:tc>
+        <w:tc>
+          <w:tcPr>
+            <w:tcW w:w="266" w:type="pct"/>
+            <w:vAlign w:val="center"/>
+          </w:tcPr>
+          <w:p>
+            <w:pPr>
+              <w:spacing w:after="0" w:line="240" w:lineRule="auto"/>
+              <w:jc w:val="center"/>
+            </w:pPr>
+          </w:p>
+        </w:tc>
+        <w:tc>
+          <w:tcPr>
+            <w:tcW w:w="839" w:type="pct"/>
+          </w:tcPr>
+          <w:p>
+            <w:pPr>
+              <w:spacing w:after="0" w:line="240" w:lineRule="auto"/>
+              <w:jc w:val="center"/>
             </w:pPr>
             <w:r>
               <w:t>Não pode estar vazio.</w:t>
@@ -9226,12 +9319,13 @@
       <w:tr>
         <w:tc>
           <w:tcPr>
-            <w:tcW w:w="1062" w:type="pct"/>
-            <w:vAlign w:val="center"/>
-          </w:tcPr>
-          <w:p>
-            <w:pPr>
-              <w:spacing w:after="0" w:line="240" w:lineRule="auto"/>
+            <w:tcW w:w="1111" w:type="pct"/>
+            <w:vAlign w:val="center"/>
+          </w:tcPr>
+          <w:p>
+            <w:pPr>
+              <w:spacing w:after="0" w:line="240" w:lineRule="auto"/>
+              <w:jc w:val="center"/>
             </w:pPr>
             <w:r>
               <w:t>Email</w:t>
@@ -9240,7 +9334,7 @@
         </w:tc>
         <w:tc>
           <w:tcPr>
-            <w:tcW w:w="1013" w:type="pct"/>
+            <w:tcW w:w="1071" w:type="pct"/>
             <w:vAlign w:val="center"/>
           </w:tcPr>
           <w:p>
@@ -9256,21 +9350,21 @@
         </w:tc>
         <w:tc>
           <w:tcPr>
-            <w:tcW w:w="861" w:type="pct"/>
-          </w:tcPr>
-          <w:p>
-            <w:pPr>
-              <w:spacing w:after="0" w:line="240" w:lineRule="auto"/>
-              <w:jc w:val="center"/>
-            </w:pPr>
-            <w:r>
-              <w:t>Nome do Usuário</w:t>
-            </w:r>
-          </w:p>
-        </w:tc>
-        <w:tc>
-          <w:tcPr>
-            <w:tcW w:w="507" w:type="pct"/>
+            <w:tcW w:w="813" w:type="pct"/>
+          </w:tcPr>
+          <w:p>
+            <w:pPr>
+              <w:spacing w:after="0" w:line="240" w:lineRule="auto"/>
+              <w:jc w:val="center"/>
+            </w:pPr>
+            <w:r>
+              <w:t>VARCHAR</w:t>
+            </w:r>
+          </w:p>
+        </w:tc>
+        <w:tc>
+          <w:tcPr>
+            <w:tcW w:w="626" w:type="pct"/>
             <w:vAlign w:val="center"/>
           </w:tcPr>
           <w:p>
@@ -9285,35 +9379,36 @@
         </w:tc>
         <w:tc>
           <w:tcPr>
-            <w:tcW w:w="203" w:type="pct"/>
-            <w:vAlign w:val="center"/>
-          </w:tcPr>
-          <w:p>
-            <w:pPr>
-              <w:spacing w:after="0" w:line="240" w:lineRule="auto"/>
-              <w:jc w:val="center"/>
-            </w:pPr>
-          </w:p>
-        </w:tc>
-        <w:tc>
-          <w:tcPr>
-            <w:tcW w:w="203" w:type="pct"/>
-            <w:vAlign w:val="center"/>
-          </w:tcPr>
-          <w:p>
-            <w:pPr>
-              <w:spacing w:after="0" w:line="240" w:lineRule="auto"/>
-              <w:jc w:val="center"/>
-            </w:pPr>
-          </w:p>
-        </w:tc>
-        <w:tc>
-          <w:tcPr>
-            <w:tcW w:w="1151" w:type="pct"/>
-          </w:tcPr>
-          <w:p>
-            <w:pPr>
-              <w:spacing w:after="0" w:line="240" w:lineRule="auto"/>
+            <w:tcW w:w="273" w:type="pct"/>
+            <w:vAlign w:val="center"/>
+          </w:tcPr>
+          <w:p>
+            <w:pPr>
+              <w:spacing w:after="0" w:line="240" w:lineRule="auto"/>
+              <w:jc w:val="center"/>
+            </w:pPr>
+          </w:p>
+        </w:tc>
+        <w:tc>
+          <w:tcPr>
+            <w:tcW w:w="266" w:type="pct"/>
+            <w:vAlign w:val="center"/>
+          </w:tcPr>
+          <w:p>
+            <w:pPr>
+              <w:spacing w:after="0" w:line="240" w:lineRule="auto"/>
+              <w:jc w:val="center"/>
+            </w:pPr>
+          </w:p>
+        </w:tc>
+        <w:tc>
+          <w:tcPr>
+            <w:tcW w:w="839" w:type="pct"/>
+          </w:tcPr>
+          <w:p>
+            <w:pPr>
+              <w:spacing w:after="0" w:line="240" w:lineRule="auto"/>
+              <w:jc w:val="center"/>
             </w:pPr>
             <w:r>
               <w:t>Não pode estar vazio.</w:t>
@@ -9324,12 +9419,13 @@
       <w:tr>
         <w:tc>
           <w:tcPr>
-            <w:tcW w:w="1062" w:type="pct"/>
-            <w:vAlign w:val="center"/>
-          </w:tcPr>
-          <w:p>
-            <w:pPr>
-              <w:spacing w:after="0" w:line="240" w:lineRule="auto"/>
+            <w:tcW w:w="1111" w:type="pct"/>
+            <w:vAlign w:val="center"/>
+          </w:tcPr>
+          <w:p>
+            <w:pPr>
+              <w:spacing w:after="0" w:line="240" w:lineRule="auto"/>
+              <w:jc w:val="center"/>
             </w:pPr>
             <w:r>
               <w:t>CPF</w:t>
@@ -9338,7 +9434,7 @@
         </w:tc>
         <w:tc>
           <w:tcPr>
-            <w:tcW w:w="1013" w:type="pct"/>
+            <w:tcW w:w="1071" w:type="pct"/>
             <w:vAlign w:val="center"/>
           </w:tcPr>
           <w:p>
@@ -9354,21 +9450,21 @@
         </w:tc>
         <w:tc>
           <w:tcPr>
-            <w:tcW w:w="861" w:type="pct"/>
-          </w:tcPr>
-          <w:p>
-            <w:pPr>
-              <w:spacing w:after="0" w:line="240" w:lineRule="auto"/>
-              <w:jc w:val="center"/>
-            </w:pPr>
-            <w:r>
-              <w:t>Email</w:t>
-            </w:r>
-          </w:p>
-        </w:tc>
-        <w:tc>
-          <w:tcPr>
-            <w:tcW w:w="507" w:type="pct"/>
+            <w:tcW w:w="813" w:type="pct"/>
+          </w:tcPr>
+          <w:p>
+            <w:pPr>
+              <w:spacing w:after="0" w:line="240" w:lineRule="auto"/>
+              <w:jc w:val="center"/>
+            </w:pPr>
+            <w:r>
+              <w:t>VARCHAR</w:t>
+            </w:r>
+          </w:p>
+        </w:tc>
+        <w:tc>
+          <w:tcPr>
+            <w:tcW w:w="626" w:type="pct"/>
             <w:vAlign w:val="center"/>
           </w:tcPr>
           <w:p>
@@ -9383,35 +9479,36 @@
         </w:tc>
         <w:tc>
           <w:tcPr>
-            <w:tcW w:w="203" w:type="pct"/>
-            <w:vAlign w:val="center"/>
-          </w:tcPr>
-          <w:p>
-            <w:pPr>
-              <w:spacing w:after="0" w:line="240" w:lineRule="auto"/>
-              <w:jc w:val="center"/>
-            </w:pPr>
-          </w:p>
-        </w:tc>
-        <w:tc>
-          <w:tcPr>
-            <w:tcW w:w="203" w:type="pct"/>
-            <w:vAlign w:val="center"/>
-          </w:tcPr>
-          <w:p>
-            <w:pPr>
-              <w:spacing w:after="0" w:line="240" w:lineRule="auto"/>
-              <w:jc w:val="center"/>
-            </w:pPr>
-          </w:p>
-        </w:tc>
-        <w:tc>
-          <w:tcPr>
-            <w:tcW w:w="1151" w:type="pct"/>
-          </w:tcPr>
-          <w:p>
-            <w:pPr>
-              <w:spacing w:after="0" w:line="240" w:lineRule="auto"/>
+            <w:tcW w:w="273" w:type="pct"/>
+            <w:vAlign w:val="center"/>
+          </w:tcPr>
+          <w:p>
+            <w:pPr>
+              <w:spacing w:after="0" w:line="240" w:lineRule="auto"/>
+              <w:jc w:val="center"/>
+            </w:pPr>
+          </w:p>
+        </w:tc>
+        <w:tc>
+          <w:tcPr>
+            <w:tcW w:w="266" w:type="pct"/>
+            <w:vAlign w:val="center"/>
+          </w:tcPr>
+          <w:p>
+            <w:pPr>
+              <w:spacing w:after="0" w:line="240" w:lineRule="auto"/>
+              <w:jc w:val="center"/>
+            </w:pPr>
+          </w:p>
+        </w:tc>
+        <w:tc>
+          <w:tcPr>
+            <w:tcW w:w="839" w:type="pct"/>
+          </w:tcPr>
+          <w:p>
+            <w:pPr>
+              <w:spacing w:after="0" w:line="240" w:lineRule="auto"/>
+              <w:jc w:val="center"/>
             </w:pPr>
             <w:r>
               <w:t>Não pode estar vazio.</w:t>
@@ -9422,12 +9519,13 @@
       <w:tr>
         <w:tc>
           <w:tcPr>
-            <w:tcW w:w="1062" w:type="pct"/>
-            <w:vAlign w:val="center"/>
-          </w:tcPr>
-          <w:p>
-            <w:pPr>
-              <w:spacing w:after="0" w:line="240" w:lineRule="auto"/>
+            <w:tcW w:w="1111" w:type="pct"/>
+            <w:vAlign w:val="center"/>
+          </w:tcPr>
+          <w:p>
+            <w:pPr>
+              <w:spacing w:after="0" w:line="240" w:lineRule="auto"/>
+              <w:jc w:val="center"/>
             </w:pPr>
             <w:r>
               <w:t>Senha Criptografada</w:t>
@@ -9436,7 +9534,7 @@
         </w:tc>
         <w:tc>
           <w:tcPr>
-            <w:tcW w:w="1013" w:type="pct"/>
+            <w:tcW w:w="1071" w:type="pct"/>
             <w:vAlign w:val="center"/>
           </w:tcPr>
           <w:p>
@@ -9452,21 +9550,21 @@
         </w:tc>
         <w:tc>
           <w:tcPr>
-            <w:tcW w:w="861" w:type="pct"/>
-          </w:tcPr>
-          <w:p>
-            <w:pPr>
-              <w:spacing w:after="0" w:line="240" w:lineRule="auto"/>
-              <w:jc w:val="center"/>
-            </w:pPr>
-            <w:r>
-              <w:t>CPF</w:t>
-            </w:r>
-          </w:p>
-        </w:tc>
-        <w:tc>
-          <w:tcPr>
-            <w:tcW w:w="507" w:type="pct"/>
+            <w:tcW w:w="813" w:type="pct"/>
+          </w:tcPr>
+          <w:p>
+            <w:pPr>
+              <w:spacing w:after="0" w:line="240" w:lineRule="auto"/>
+              <w:jc w:val="center"/>
+            </w:pPr>
+            <w:r>
+              <w:t>VARCHAR</w:t>
+            </w:r>
+          </w:p>
+        </w:tc>
+        <w:tc>
+          <w:tcPr>
+            <w:tcW w:w="626" w:type="pct"/>
             <w:vAlign w:val="center"/>
           </w:tcPr>
           <w:p>
@@ -9481,35 +9579,36 @@
         </w:tc>
         <w:tc>
           <w:tcPr>
-            <w:tcW w:w="203" w:type="pct"/>
-            <w:vAlign w:val="center"/>
-          </w:tcPr>
-          <w:p>
-            <w:pPr>
-              <w:spacing w:after="0" w:line="240" w:lineRule="auto"/>
-              <w:jc w:val="center"/>
-            </w:pPr>
-          </w:p>
-        </w:tc>
-        <w:tc>
-          <w:tcPr>
-            <w:tcW w:w="203" w:type="pct"/>
-            <w:vAlign w:val="center"/>
-          </w:tcPr>
-          <w:p>
-            <w:pPr>
-              <w:spacing w:after="0" w:line="240" w:lineRule="auto"/>
-              <w:jc w:val="center"/>
-            </w:pPr>
-          </w:p>
-        </w:tc>
-        <w:tc>
-          <w:tcPr>
-            <w:tcW w:w="1151" w:type="pct"/>
-          </w:tcPr>
-          <w:p>
-            <w:pPr>
-              <w:spacing w:after="0" w:line="240" w:lineRule="auto"/>
+            <w:tcW w:w="273" w:type="pct"/>
+            <w:vAlign w:val="center"/>
+          </w:tcPr>
+          <w:p>
+            <w:pPr>
+              <w:spacing w:after="0" w:line="240" w:lineRule="auto"/>
+              <w:jc w:val="center"/>
+            </w:pPr>
+          </w:p>
+        </w:tc>
+        <w:tc>
+          <w:tcPr>
+            <w:tcW w:w="266" w:type="pct"/>
+            <w:vAlign w:val="center"/>
+          </w:tcPr>
+          <w:p>
+            <w:pPr>
+              <w:spacing w:after="0" w:line="240" w:lineRule="auto"/>
+              <w:jc w:val="center"/>
+            </w:pPr>
+          </w:p>
+        </w:tc>
+        <w:tc>
+          <w:tcPr>
+            <w:tcW w:w="839" w:type="pct"/>
+          </w:tcPr>
+          <w:p>
+            <w:pPr>
+              <w:spacing w:after="0" w:line="240" w:lineRule="auto"/>
+              <w:jc w:val="center"/>
             </w:pPr>
             <w:r>
               <w:t>Não pode estar vazio.</w:t>
@@ -9520,12 +9619,13 @@
       <w:tr>
         <w:tc>
           <w:tcPr>
-            <w:tcW w:w="1062" w:type="pct"/>
-            <w:vAlign w:val="center"/>
-          </w:tcPr>
-          <w:p>
-            <w:pPr>
-              <w:spacing w:after="0" w:line="240" w:lineRule="auto"/>
+            <w:tcW w:w="1111" w:type="pct"/>
+            <w:vAlign w:val="center"/>
+          </w:tcPr>
+          <w:p>
+            <w:pPr>
+              <w:spacing w:after="0" w:line="240" w:lineRule="auto"/>
+              <w:jc w:val="center"/>
             </w:pPr>
             <w:r>
               <w:t>Telefone</w:t>
@@ -9534,7 +9634,7 @@
         </w:tc>
         <w:tc>
           <w:tcPr>
-            <w:tcW w:w="1013" w:type="pct"/>
+            <w:tcW w:w="1071" w:type="pct"/>
             <w:vAlign w:val="center"/>
           </w:tcPr>
           <w:p>
@@ -9550,21 +9650,21 @@
         </w:tc>
         <w:tc>
           <w:tcPr>
-            <w:tcW w:w="861" w:type="pct"/>
-          </w:tcPr>
-          <w:p>
-            <w:pPr>
-              <w:spacing w:after="0" w:line="240" w:lineRule="auto"/>
-              <w:jc w:val="center"/>
-            </w:pPr>
-            <w:r>
-              <w:t>Senha Criptografada</w:t>
-            </w:r>
-          </w:p>
-        </w:tc>
-        <w:tc>
-          <w:tcPr>
-            <w:tcW w:w="507" w:type="pct"/>
+            <w:tcW w:w="813" w:type="pct"/>
+          </w:tcPr>
+          <w:p>
+            <w:pPr>
+              <w:spacing w:after="0" w:line="240" w:lineRule="auto"/>
+              <w:jc w:val="center"/>
+            </w:pPr>
+            <w:r>
+              <w:t>VARCHAR</w:t>
+            </w:r>
+          </w:p>
+        </w:tc>
+        <w:tc>
+          <w:tcPr>
+            <w:tcW w:w="626" w:type="pct"/>
             <w:vAlign w:val="center"/>
           </w:tcPr>
           <w:p>
@@ -9579,35 +9679,36 @@
         </w:tc>
         <w:tc>
           <w:tcPr>
-            <w:tcW w:w="203" w:type="pct"/>
-            <w:vAlign w:val="center"/>
-          </w:tcPr>
-          <w:p>
-            <w:pPr>
-              <w:spacing w:after="0" w:line="240" w:lineRule="auto"/>
-              <w:jc w:val="center"/>
-            </w:pPr>
-          </w:p>
-        </w:tc>
-        <w:tc>
-          <w:tcPr>
-            <w:tcW w:w="203" w:type="pct"/>
-            <w:vAlign w:val="center"/>
-          </w:tcPr>
-          <w:p>
-            <w:pPr>
-              <w:spacing w:after="0" w:line="240" w:lineRule="auto"/>
-              <w:jc w:val="center"/>
-            </w:pPr>
-          </w:p>
-        </w:tc>
-        <w:tc>
-          <w:tcPr>
-            <w:tcW w:w="1151" w:type="pct"/>
-          </w:tcPr>
-          <w:p>
-            <w:pPr>
-              <w:spacing w:after="0" w:line="240" w:lineRule="auto"/>
+            <w:tcW w:w="273" w:type="pct"/>
+            <w:vAlign w:val="center"/>
+          </w:tcPr>
+          <w:p>
+            <w:pPr>
+              <w:spacing w:after="0" w:line="240" w:lineRule="auto"/>
+              <w:jc w:val="center"/>
+            </w:pPr>
+          </w:p>
+        </w:tc>
+        <w:tc>
+          <w:tcPr>
+            <w:tcW w:w="266" w:type="pct"/>
+            <w:vAlign w:val="center"/>
+          </w:tcPr>
+          <w:p>
+            <w:pPr>
+              <w:spacing w:after="0" w:line="240" w:lineRule="auto"/>
+              <w:jc w:val="center"/>
+            </w:pPr>
+          </w:p>
+        </w:tc>
+        <w:tc>
+          <w:tcPr>
+            <w:tcW w:w="839" w:type="pct"/>
+          </w:tcPr>
+          <w:p>
+            <w:pPr>
+              <w:spacing w:after="0" w:line="240" w:lineRule="auto"/>
+              <w:jc w:val="center"/>
             </w:pPr>
             <w:r>
               <w:t>Não pode estar vazio.</w:t>
@@ -9618,12 +9719,13 @@
       <w:tr>
         <w:tc>
           <w:tcPr>
-            <w:tcW w:w="1062" w:type="pct"/>
-            <w:vAlign w:val="center"/>
-          </w:tcPr>
-          <w:p>
-            <w:pPr>
-              <w:spacing w:after="0" w:line="240" w:lineRule="auto"/>
+            <w:tcW w:w="1111" w:type="pct"/>
+            <w:vAlign w:val="center"/>
+          </w:tcPr>
+          <w:p>
+            <w:pPr>
+              <w:spacing w:after="0" w:line="240" w:lineRule="auto"/>
+              <w:jc w:val="center"/>
             </w:pPr>
             <w:r>
               <w:t>Status do usuário</w:t>
@@ -9632,7 +9734,7 @@
         </w:tc>
         <w:tc>
           <w:tcPr>
-            <w:tcW w:w="1013" w:type="pct"/>
+            <w:tcW w:w="1071" w:type="pct"/>
             <w:vAlign w:val="center"/>
           </w:tcPr>
           <w:p>
@@ -9648,21 +9750,21 @@
         </w:tc>
         <w:tc>
           <w:tcPr>
-            <w:tcW w:w="861" w:type="pct"/>
-          </w:tcPr>
-          <w:p>
-            <w:pPr>
-              <w:spacing w:after="0" w:line="240" w:lineRule="auto"/>
-              <w:jc w:val="center"/>
-            </w:pPr>
-            <w:r>
-              <w:t>Telefone</w:t>
-            </w:r>
-          </w:p>
-        </w:tc>
-        <w:tc>
-          <w:tcPr>
-            <w:tcW w:w="507" w:type="pct"/>
+            <w:tcW w:w="813" w:type="pct"/>
+          </w:tcPr>
+          <w:p>
+            <w:pPr>
+              <w:spacing w:after="0" w:line="240" w:lineRule="auto"/>
+              <w:jc w:val="center"/>
+            </w:pPr>
+            <w:r>
+              <w:t>BIT</w:t>
+            </w:r>
+          </w:p>
+        </w:tc>
+        <w:tc>
+          <w:tcPr>
+            <w:tcW w:w="626" w:type="pct"/>
             <w:vAlign w:val="center"/>
           </w:tcPr>
           <w:p>
@@ -9677,38 +9779,48 @@
         </w:tc>
         <w:tc>
           <w:tcPr>
-            <w:tcW w:w="203" w:type="pct"/>
-            <w:vAlign w:val="center"/>
-          </w:tcPr>
-          <w:p>
-            <w:pPr>
-              <w:spacing w:after="0" w:line="240" w:lineRule="auto"/>
-              <w:jc w:val="center"/>
-            </w:pPr>
-          </w:p>
-        </w:tc>
-        <w:tc>
-          <w:tcPr>
-            <w:tcW w:w="203" w:type="pct"/>
-            <w:vAlign w:val="center"/>
-          </w:tcPr>
-          <w:p>
-            <w:pPr>
-              <w:spacing w:after="0" w:line="240" w:lineRule="auto"/>
-              <w:jc w:val="center"/>
-            </w:pPr>
-          </w:p>
-        </w:tc>
-        <w:tc>
-          <w:tcPr>
-            <w:tcW w:w="1151" w:type="pct"/>
-          </w:tcPr>
-          <w:p>
-            <w:pPr>
-              <w:spacing w:after="0" w:line="240" w:lineRule="auto"/>
-            </w:pPr>
-            <w:r>
-              <w:t>0-Inativo; 1-Ativo.</w:t>
+            <w:tcW w:w="273" w:type="pct"/>
+            <w:vAlign w:val="center"/>
+          </w:tcPr>
+          <w:p>
+            <w:pPr>
+              <w:spacing w:after="0" w:line="240" w:lineRule="auto"/>
+              <w:jc w:val="center"/>
+            </w:pPr>
+          </w:p>
+        </w:tc>
+        <w:tc>
+          <w:tcPr>
+            <w:tcW w:w="266" w:type="pct"/>
+            <w:vAlign w:val="center"/>
+          </w:tcPr>
+          <w:p>
+            <w:pPr>
+              <w:spacing w:after="0" w:line="240" w:lineRule="auto"/>
+              <w:jc w:val="center"/>
+            </w:pPr>
+          </w:p>
+        </w:tc>
+        <w:tc>
+          <w:tcPr>
+            <w:tcW w:w="839" w:type="pct"/>
+          </w:tcPr>
+          <w:p>
+            <w:pPr>
+              <w:spacing w:after="0" w:line="240" w:lineRule="auto"/>
+              <w:jc w:val="center"/>
+            </w:pPr>
+            <w:r>
+              <w:t>0-Inativo;</w:t>
+            </w:r>
+          </w:p>
+          <w:p>
+            <w:pPr>
+              <w:spacing w:after="0" w:line="240" w:lineRule="auto"/>
+              <w:jc w:val="center"/>
+            </w:pPr>
+            <w:r>
+              <w:t>1-Ativo.</w:t>
             </w:r>
           </w:p>
         </w:tc>
@@ -9716,12 +9828,13 @@
       <w:tr>
         <w:tc>
           <w:tcPr>
-            <w:tcW w:w="1062" w:type="pct"/>
-            <w:vAlign w:val="center"/>
-          </w:tcPr>
-          <w:p>
-            <w:pPr>
-              <w:spacing w:after="0" w:line="240" w:lineRule="auto"/>
+            <w:tcW w:w="1111" w:type="pct"/>
+            <w:vAlign w:val="center"/>
+          </w:tcPr>
+          <w:p>
+            <w:pPr>
+              <w:spacing w:after="0" w:line="240" w:lineRule="auto"/>
+              <w:jc w:val="center"/>
             </w:pPr>
             <w:r>
               <w:t>Alteração de Senha</w:t>
@@ -9730,7 +9843,7 @@
         </w:tc>
         <w:tc>
           <w:tcPr>
-            <w:tcW w:w="1013" w:type="pct"/>
+            <w:tcW w:w="1071" w:type="pct"/>
             <w:vAlign w:val="center"/>
           </w:tcPr>
           <w:p>
@@ -9746,21 +9859,21 @@
         </w:tc>
         <w:tc>
           <w:tcPr>
-            <w:tcW w:w="861" w:type="pct"/>
-          </w:tcPr>
-          <w:p>
-            <w:pPr>
-              <w:spacing w:after="0" w:line="240" w:lineRule="auto"/>
-              <w:jc w:val="center"/>
-            </w:pPr>
-            <w:r>
-              <w:t>Status do usuário</w:t>
-            </w:r>
-          </w:p>
-        </w:tc>
-        <w:tc>
-          <w:tcPr>
-            <w:tcW w:w="507" w:type="pct"/>
+            <w:tcW w:w="813" w:type="pct"/>
+          </w:tcPr>
+          <w:p>
+            <w:pPr>
+              <w:spacing w:after="0" w:line="240" w:lineRule="auto"/>
+              <w:jc w:val="center"/>
+            </w:pPr>
+            <w:r>
+              <w:t>BIT</w:t>
+            </w:r>
+          </w:p>
+        </w:tc>
+        <w:tc>
+          <w:tcPr>
+            <w:tcW w:w="626" w:type="pct"/>
             <w:vAlign w:val="center"/>
           </w:tcPr>
           <w:p>
@@ -9775,38 +9888,48 @@
         </w:tc>
         <w:tc>
           <w:tcPr>
-            <w:tcW w:w="203" w:type="pct"/>
-            <w:vAlign w:val="center"/>
-          </w:tcPr>
-          <w:p>
-            <w:pPr>
-              <w:spacing w:after="0" w:line="240" w:lineRule="auto"/>
-              <w:jc w:val="center"/>
-            </w:pPr>
-          </w:p>
-        </w:tc>
-        <w:tc>
-          <w:tcPr>
-            <w:tcW w:w="203" w:type="pct"/>
-            <w:vAlign w:val="center"/>
-          </w:tcPr>
-          <w:p>
-            <w:pPr>
-              <w:spacing w:after="0" w:line="240" w:lineRule="auto"/>
-              <w:jc w:val="center"/>
-            </w:pPr>
-          </w:p>
-        </w:tc>
-        <w:tc>
-          <w:tcPr>
-            <w:tcW w:w="1151" w:type="pct"/>
-          </w:tcPr>
-          <w:p>
-            <w:pPr>
-              <w:spacing w:after="0" w:line="240" w:lineRule="auto"/>
-            </w:pPr>
-            <w:r>
-              <w:t>0-Não Alterado; 1-Alterado.</w:t>
+            <w:tcW w:w="273" w:type="pct"/>
+            <w:vAlign w:val="center"/>
+          </w:tcPr>
+          <w:p>
+            <w:pPr>
+              <w:spacing w:after="0" w:line="240" w:lineRule="auto"/>
+              <w:jc w:val="center"/>
+            </w:pPr>
+          </w:p>
+        </w:tc>
+        <w:tc>
+          <w:tcPr>
+            <w:tcW w:w="266" w:type="pct"/>
+            <w:vAlign w:val="center"/>
+          </w:tcPr>
+          <w:p>
+            <w:pPr>
+              <w:spacing w:after="0" w:line="240" w:lineRule="auto"/>
+              <w:jc w:val="center"/>
+            </w:pPr>
+          </w:p>
+        </w:tc>
+        <w:tc>
+          <w:tcPr>
+            <w:tcW w:w="839" w:type="pct"/>
+          </w:tcPr>
+          <w:p>
+            <w:pPr>
+              <w:spacing w:after="0" w:line="240" w:lineRule="auto"/>
+              <w:jc w:val="center"/>
+            </w:pPr>
+            <w:r>
+              <w:t>0-Não Alterado;</w:t>
+            </w:r>
+          </w:p>
+          <w:p>
+            <w:pPr>
+              <w:spacing w:after="0" w:line="240" w:lineRule="auto"/>
+              <w:jc w:val="center"/>
+            </w:pPr>
+            <w:r>
+              <w:t>1-Alterado.</w:t>
             </w:r>
           </w:p>
         </w:tc>
@@ -9861,6 +9984,7 @@
     <w:p/>
     <w:p/>
     <w:p/>
+    <w:p/>
     <w:p>
       <w:pPr>
         <w:pStyle w:val="Legenda"/>
@@ -9899,22 +10023,23 @@
     <w:tbl>
       <w:tblPr>
         <w:tblStyle w:val="Tabelacomgrade"/>
-        <w:tblW w:w="5000" w:type="pct"/>
+        <w:tblW w:w="5316" w:type="pct"/>
+        <w:tblInd w:w="-572" w:type="dxa"/>
         <w:tblLook w:val="04A0" w:firstRow="1" w:lastRow="0" w:firstColumn="1" w:lastColumn="0" w:noHBand="0" w:noVBand="1"/>
       </w:tblPr>
       <w:tblGrid>
-        <w:gridCol w:w="1583"/>
-        <w:gridCol w:w="2260"/>
-        <w:gridCol w:w="1319"/>
-        <w:gridCol w:w="1219"/>
-        <w:gridCol w:w="530"/>
-        <w:gridCol w:w="517"/>
-        <w:gridCol w:w="1633"/>
+        <w:gridCol w:w="1760"/>
+        <w:gridCol w:w="2391"/>
+        <w:gridCol w:w="1390"/>
+        <w:gridCol w:w="1283"/>
+        <w:gridCol w:w="550"/>
+        <w:gridCol w:w="536"/>
+        <w:gridCol w:w="1724"/>
       </w:tblGrid>
       <w:tr>
         <w:tc>
           <w:tcPr>
-            <w:tcW w:w="1062" w:type="pct"/>
+            <w:tcW w:w="996" w:type="pct"/>
             <w:vAlign w:val="center"/>
           </w:tcPr>
           <w:p>
@@ -9947,7 +10072,7 @@
         </w:tc>
         <w:tc>
           <w:tcPr>
-            <w:tcW w:w="1013" w:type="pct"/>
+            <w:tcW w:w="1214" w:type="pct"/>
             <w:vAlign w:val="center"/>
           </w:tcPr>
           <w:p>
@@ -9968,7 +10093,7 @@
         </w:tc>
         <w:tc>
           <w:tcPr>
-            <w:tcW w:w="861" w:type="pct"/>
+            <w:tcW w:w="707" w:type="pct"/>
             <w:vAlign w:val="center"/>
           </w:tcPr>
           <w:p>
@@ -9989,7 +10114,7 @@
         </w:tc>
         <w:tc>
           <w:tcPr>
-            <w:tcW w:w="507" w:type="pct"/>
+            <w:tcW w:w="652" w:type="pct"/>
             <w:vAlign w:val="center"/>
           </w:tcPr>
           <w:p>
@@ -10010,7 +10135,7 @@
         </w:tc>
         <w:tc>
           <w:tcPr>
-            <w:tcW w:w="203" w:type="pct"/>
+            <w:tcW w:w="281" w:type="pct"/>
             <w:vAlign w:val="center"/>
           </w:tcPr>
           <w:p>
@@ -10031,7 +10156,7 @@
         </w:tc>
         <w:tc>
           <w:tcPr>
-            <w:tcW w:w="203" w:type="pct"/>
+            <w:tcW w:w="274" w:type="pct"/>
             <w:vAlign w:val="center"/>
           </w:tcPr>
           <w:p>
@@ -10052,7 +10177,7 @@
         </w:tc>
         <w:tc>
           <w:tcPr>
-            <w:tcW w:w="1151" w:type="pct"/>
+            <w:tcW w:w="876" w:type="pct"/>
             <w:vAlign w:val="center"/>
           </w:tcPr>
           <w:p>
@@ -10075,12 +10200,13 @@
       <w:tr>
         <w:tc>
           <w:tcPr>
-            <w:tcW w:w="1062" w:type="pct"/>
-            <w:vAlign w:val="center"/>
-          </w:tcPr>
-          <w:p>
-            <w:pPr>
-              <w:spacing w:after="0" w:line="240" w:lineRule="auto"/>
+            <w:tcW w:w="996" w:type="pct"/>
+            <w:vAlign w:val="center"/>
+          </w:tcPr>
+          <w:p>
+            <w:pPr>
+              <w:spacing w:after="0" w:line="240" w:lineRule="auto"/>
+              <w:jc w:val="center"/>
             </w:pPr>
             <w:r>
               <w:t>Identificador</w:t>
@@ -10089,7 +10215,7 @@
         </w:tc>
         <w:tc>
           <w:tcPr>
-            <w:tcW w:w="1013" w:type="pct"/>
+            <w:tcW w:w="1214" w:type="pct"/>
             <w:vAlign w:val="center"/>
           </w:tcPr>
           <w:p>
@@ -10105,7 +10231,7 @@
         </w:tc>
         <w:tc>
           <w:tcPr>
-            <w:tcW w:w="861" w:type="pct"/>
+            <w:tcW w:w="707" w:type="pct"/>
             <w:vAlign w:val="center"/>
           </w:tcPr>
           <w:p>
@@ -10120,7 +10246,7 @@
         </w:tc>
         <w:tc>
           <w:tcPr>
-            <w:tcW w:w="507" w:type="pct"/>
+            <w:tcW w:w="652" w:type="pct"/>
             <w:vAlign w:val="center"/>
           </w:tcPr>
           <w:p>
@@ -10135,7 +10261,7 @@
         </w:tc>
         <w:tc>
           <w:tcPr>
-            <w:tcW w:w="203" w:type="pct"/>
+            <w:tcW w:w="281" w:type="pct"/>
             <w:vAlign w:val="center"/>
           </w:tcPr>
           <w:p>
@@ -10150,23 +10276,24 @@
         </w:tc>
         <w:tc>
           <w:tcPr>
-            <w:tcW w:w="203" w:type="pct"/>
-            <w:vAlign w:val="center"/>
-          </w:tcPr>
-          <w:p>
-            <w:pPr>
-              <w:spacing w:after="0" w:line="240" w:lineRule="auto"/>
-              <w:jc w:val="center"/>
-            </w:pPr>
-          </w:p>
-        </w:tc>
-        <w:tc>
-          <w:tcPr>
-            <w:tcW w:w="1151" w:type="pct"/>
-          </w:tcPr>
-          <w:p>
-            <w:pPr>
-              <w:spacing w:after="0" w:line="240" w:lineRule="auto"/>
+            <w:tcW w:w="274" w:type="pct"/>
+            <w:vAlign w:val="center"/>
+          </w:tcPr>
+          <w:p>
+            <w:pPr>
+              <w:spacing w:after="0" w:line="240" w:lineRule="auto"/>
+              <w:jc w:val="center"/>
+            </w:pPr>
+          </w:p>
+        </w:tc>
+        <w:tc>
+          <w:tcPr>
+            <w:tcW w:w="876" w:type="pct"/>
+          </w:tcPr>
+          <w:p>
+            <w:pPr>
+              <w:spacing w:after="0" w:line="240" w:lineRule="auto"/>
+              <w:jc w:val="center"/>
             </w:pPr>
             <w:proofErr w:type="spellStart"/>
             <w:r>
@@ -10182,12 +10309,13 @@
       <w:tr>
         <w:tc>
           <w:tcPr>
-            <w:tcW w:w="1062" w:type="pct"/>
-            <w:vAlign w:val="center"/>
-          </w:tcPr>
-          <w:p>
-            <w:pPr>
-              <w:spacing w:after="0" w:line="240" w:lineRule="auto"/>
+            <w:tcW w:w="996" w:type="pct"/>
+            <w:vAlign w:val="center"/>
+          </w:tcPr>
+          <w:p>
+            <w:pPr>
+              <w:spacing w:after="0" w:line="240" w:lineRule="auto"/>
+              <w:jc w:val="center"/>
             </w:pPr>
             <w:r>
               <w:t>Nome Fantasia da Empresa.</w:t>
@@ -10196,7 +10324,7 @@
         </w:tc>
         <w:tc>
           <w:tcPr>
-            <w:tcW w:w="1013" w:type="pct"/>
+            <w:tcW w:w="1214" w:type="pct"/>
             <w:vAlign w:val="center"/>
           </w:tcPr>
           <w:p>
@@ -10212,7 +10340,7 @@
         </w:tc>
         <w:tc>
           <w:tcPr>
-            <w:tcW w:w="861" w:type="pct"/>
+            <w:tcW w:w="707" w:type="pct"/>
             <w:vAlign w:val="center"/>
           </w:tcPr>
           <w:p>
@@ -10227,7 +10355,7 @@
         </w:tc>
         <w:tc>
           <w:tcPr>
-            <w:tcW w:w="507" w:type="pct"/>
+            <w:tcW w:w="652" w:type="pct"/>
             <w:vAlign w:val="center"/>
           </w:tcPr>
           <w:p>
@@ -10242,35 +10370,36 @@
         </w:tc>
         <w:tc>
           <w:tcPr>
-            <w:tcW w:w="203" w:type="pct"/>
-            <w:vAlign w:val="center"/>
-          </w:tcPr>
-          <w:p>
-            <w:pPr>
-              <w:spacing w:after="0" w:line="240" w:lineRule="auto"/>
-              <w:jc w:val="center"/>
-            </w:pPr>
-          </w:p>
-        </w:tc>
-        <w:tc>
-          <w:tcPr>
-            <w:tcW w:w="203" w:type="pct"/>
-            <w:vAlign w:val="center"/>
-          </w:tcPr>
-          <w:p>
-            <w:pPr>
-              <w:spacing w:after="0" w:line="240" w:lineRule="auto"/>
-              <w:jc w:val="center"/>
-            </w:pPr>
-          </w:p>
-        </w:tc>
-        <w:tc>
-          <w:tcPr>
-            <w:tcW w:w="1151" w:type="pct"/>
-          </w:tcPr>
-          <w:p>
-            <w:pPr>
-              <w:spacing w:after="0" w:line="240" w:lineRule="auto"/>
+            <w:tcW w:w="281" w:type="pct"/>
+            <w:vAlign w:val="center"/>
+          </w:tcPr>
+          <w:p>
+            <w:pPr>
+              <w:spacing w:after="0" w:line="240" w:lineRule="auto"/>
+              <w:jc w:val="center"/>
+            </w:pPr>
+          </w:p>
+        </w:tc>
+        <w:tc>
+          <w:tcPr>
+            <w:tcW w:w="274" w:type="pct"/>
+            <w:vAlign w:val="center"/>
+          </w:tcPr>
+          <w:p>
+            <w:pPr>
+              <w:spacing w:after="0" w:line="240" w:lineRule="auto"/>
+              <w:jc w:val="center"/>
+            </w:pPr>
+          </w:p>
+        </w:tc>
+        <w:tc>
+          <w:tcPr>
+            <w:tcW w:w="876" w:type="pct"/>
+          </w:tcPr>
+          <w:p>
+            <w:pPr>
+              <w:spacing w:after="0" w:line="240" w:lineRule="auto"/>
+              <w:jc w:val="center"/>
             </w:pPr>
             <w:r>
               <w:t>Não pode estar vazio.</w:t>
@@ -10281,12 +10410,13 @@
       <w:tr>
         <w:tc>
           <w:tcPr>
-            <w:tcW w:w="1062" w:type="pct"/>
-            <w:vAlign w:val="center"/>
-          </w:tcPr>
-          <w:p>
-            <w:pPr>
-              <w:spacing w:after="0" w:line="240" w:lineRule="auto"/>
+            <w:tcW w:w="996" w:type="pct"/>
+            <w:vAlign w:val="center"/>
+          </w:tcPr>
+          <w:p>
+            <w:pPr>
+              <w:spacing w:after="0" w:line="240" w:lineRule="auto"/>
+              <w:jc w:val="center"/>
             </w:pPr>
             <w:r>
               <w:t>Razão Social da Empresa.</w:t>
@@ -10295,7 +10425,7 @@
         </w:tc>
         <w:tc>
           <w:tcPr>
-            <w:tcW w:w="1013" w:type="pct"/>
+            <w:tcW w:w="1214" w:type="pct"/>
             <w:vAlign w:val="center"/>
           </w:tcPr>
           <w:p>
@@ -10311,7 +10441,7 @@
         </w:tc>
         <w:tc>
           <w:tcPr>
-            <w:tcW w:w="861" w:type="pct"/>
+            <w:tcW w:w="707" w:type="pct"/>
             <w:vAlign w:val="center"/>
           </w:tcPr>
           <w:p>
@@ -10326,7 +10456,7 @@
         </w:tc>
         <w:tc>
           <w:tcPr>
-            <w:tcW w:w="507" w:type="pct"/>
+            <w:tcW w:w="652" w:type="pct"/>
             <w:vAlign w:val="center"/>
           </w:tcPr>
           <w:p>
@@ -10341,35 +10471,36 @@
         </w:tc>
         <w:tc>
           <w:tcPr>
-            <w:tcW w:w="203" w:type="pct"/>
-            <w:vAlign w:val="center"/>
-          </w:tcPr>
-          <w:p>
-            <w:pPr>
-              <w:spacing w:after="0" w:line="240" w:lineRule="auto"/>
-              <w:jc w:val="center"/>
-            </w:pPr>
-          </w:p>
-        </w:tc>
-        <w:tc>
-          <w:tcPr>
-            <w:tcW w:w="203" w:type="pct"/>
-            <w:vAlign w:val="center"/>
-          </w:tcPr>
-          <w:p>
-            <w:pPr>
-              <w:spacing w:after="0" w:line="240" w:lineRule="auto"/>
-              <w:jc w:val="center"/>
-            </w:pPr>
-          </w:p>
-        </w:tc>
-        <w:tc>
-          <w:tcPr>
-            <w:tcW w:w="1151" w:type="pct"/>
-          </w:tcPr>
-          <w:p>
-            <w:pPr>
-              <w:spacing w:after="0" w:line="240" w:lineRule="auto"/>
+            <w:tcW w:w="281" w:type="pct"/>
+            <w:vAlign w:val="center"/>
+          </w:tcPr>
+          <w:p>
+            <w:pPr>
+              <w:spacing w:after="0" w:line="240" w:lineRule="auto"/>
+              <w:jc w:val="center"/>
+            </w:pPr>
+          </w:p>
+        </w:tc>
+        <w:tc>
+          <w:tcPr>
+            <w:tcW w:w="274" w:type="pct"/>
+            <w:vAlign w:val="center"/>
+          </w:tcPr>
+          <w:p>
+            <w:pPr>
+              <w:spacing w:after="0" w:line="240" w:lineRule="auto"/>
+              <w:jc w:val="center"/>
+            </w:pPr>
+          </w:p>
+        </w:tc>
+        <w:tc>
+          <w:tcPr>
+            <w:tcW w:w="876" w:type="pct"/>
+          </w:tcPr>
+          <w:p>
+            <w:pPr>
+              <w:spacing w:after="0" w:line="240" w:lineRule="auto"/>
+              <w:jc w:val="center"/>
             </w:pPr>
             <w:r>
               <w:t>Não pode estar vazio.</w:t>
@@ -10380,12 +10511,13 @@
       <w:tr>
         <w:tc>
           <w:tcPr>
-            <w:tcW w:w="1062" w:type="pct"/>
-            <w:vAlign w:val="center"/>
-          </w:tcPr>
-          <w:p>
-            <w:pPr>
-              <w:spacing w:after="0" w:line="240" w:lineRule="auto"/>
+            <w:tcW w:w="996" w:type="pct"/>
+            <w:vAlign w:val="center"/>
+          </w:tcPr>
+          <w:p>
+            <w:pPr>
+              <w:spacing w:after="0" w:line="240" w:lineRule="auto"/>
+              <w:jc w:val="center"/>
             </w:pPr>
             <w:r>
               <w:t>CNPJ da Empresa.</w:t>
@@ -10394,7 +10526,7 @@
         </w:tc>
         <w:tc>
           <w:tcPr>
-            <w:tcW w:w="1013" w:type="pct"/>
+            <w:tcW w:w="1214" w:type="pct"/>
             <w:vAlign w:val="center"/>
           </w:tcPr>
           <w:p>
@@ -10410,7 +10542,7 @@
         </w:tc>
         <w:tc>
           <w:tcPr>
-            <w:tcW w:w="861" w:type="pct"/>
+            <w:tcW w:w="707" w:type="pct"/>
             <w:vAlign w:val="center"/>
           </w:tcPr>
           <w:p>
@@ -10425,7 +10557,7 @@
         </w:tc>
         <w:tc>
           <w:tcPr>
-            <w:tcW w:w="507" w:type="pct"/>
+            <w:tcW w:w="652" w:type="pct"/>
             <w:vAlign w:val="center"/>
           </w:tcPr>
           <w:p>
@@ -10440,35 +10572,36 @@
         </w:tc>
         <w:tc>
           <w:tcPr>
-            <w:tcW w:w="203" w:type="pct"/>
-            <w:vAlign w:val="center"/>
-          </w:tcPr>
-          <w:p>
-            <w:pPr>
-              <w:spacing w:after="0" w:line="240" w:lineRule="auto"/>
-              <w:jc w:val="center"/>
-            </w:pPr>
-          </w:p>
-        </w:tc>
-        <w:tc>
-          <w:tcPr>
-            <w:tcW w:w="203" w:type="pct"/>
-            <w:vAlign w:val="center"/>
-          </w:tcPr>
-          <w:p>
-            <w:pPr>
-              <w:spacing w:after="0" w:line="240" w:lineRule="auto"/>
-              <w:jc w:val="center"/>
-            </w:pPr>
-          </w:p>
-        </w:tc>
-        <w:tc>
-          <w:tcPr>
-            <w:tcW w:w="1151" w:type="pct"/>
-          </w:tcPr>
-          <w:p>
-            <w:pPr>
-              <w:spacing w:after="0" w:line="240" w:lineRule="auto"/>
+            <w:tcW w:w="281" w:type="pct"/>
+            <w:vAlign w:val="center"/>
+          </w:tcPr>
+          <w:p>
+            <w:pPr>
+              <w:spacing w:after="0" w:line="240" w:lineRule="auto"/>
+              <w:jc w:val="center"/>
+            </w:pPr>
+          </w:p>
+        </w:tc>
+        <w:tc>
+          <w:tcPr>
+            <w:tcW w:w="274" w:type="pct"/>
+            <w:vAlign w:val="center"/>
+          </w:tcPr>
+          <w:p>
+            <w:pPr>
+              <w:spacing w:after="0" w:line="240" w:lineRule="auto"/>
+              <w:jc w:val="center"/>
+            </w:pPr>
+          </w:p>
+        </w:tc>
+        <w:tc>
+          <w:tcPr>
+            <w:tcW w:w="876" w:type="pct"/>
+          </w:tcPr>
+          <w:p>
+            <w:pPr>
+              <w:spacing w:after="0" w:line="240" w:lineRule="auto"/>
+              <w:jc w:val="center"/>
             </w:pPr>
             <w:r>
               <w:t>Não pode estar vazio. Campo único.</w:t>
@@ -10479,12 +10612,13 @@
       <w:tr>
         <w:tc>
           <w:tcPr>
-            <w:tcW w:w="1062" w:type="pct"/>
-            <w:vAlign w:val="center"/>
-          </w:tcPr>
-          <w:p>
-            <w:pPr>
-              <w:spacing w:after="0" w:line="240" w:lineRule="auto"/>
+            <w:tcW w:w="996" w:type="pct"/>
+            <w:vAlign w:val="center"/>
+          </w:tcPr>
+          <w:p>
+            <w:pPr>
+              <w:spacing w:after="0" w:line="240" w:lineRule="auto"/>
+              <w:jc w:val="center"/>
             </w:pPr>
             <w:r>
               <w:t>Endereço da Empresa.</w:t>
@@ -10493,7 +10627,7 @@
         </w:tc>
         <w:tc>
           <w:tcPr>
-            <w:tcW w:w="1013" w:type="pct"/>
+            <w:tcW w:w="1214" w:type="pct"/>
             <w:vAlign w:val="center"/>
           </w:tcPr>
           <w:p>
@@ -10509,7 +10643,7 @@
         </w:tc>
         <w:tc>
           <w:tcPr>
-            <w:tcW w:w="861" w:type="pct"/>
+            <w:tcW w:w="707" w:type="pct"/>
             <w:vAlign w:val="center"/>
           </w:tcPr>
           <w:p>
@@ -10524,7 +10658,7 @@
         </w:tc>
         <w:tc>
           <w:tcPr>
-            <w:tcW w:w="507" w:type="pct"/>
+            <w:tcW w:w="652" w:type="pct"/>
             <w:vAlign w:val="center"/>
           </w:tcPr>
           <w:p>
@@ -10539,35 +10673,36 @@
         </w:tc>
         <w:tc>
           <w:tcPr>
-            <w:tcW w:w="203" w:type="pct"/>
-            <w:vAlign w:val="center"/>
-          </w:tcPr>
-          <w:p>
-            <w:pPr>
-              <w:spacing w:after="0" w:line="240" w:lineRule="auto"/>
-              <w:jc w:val="center"/>
-            </w:pPr>
-          </w:p>
-        </w:tc>
-        <w:tc>
-          <w:tcPr>
-            <w:tcW w:w="203" w:type="pct"/>
-            <w:vAlign w:val="center"/>
-          </w:tcPr>
-          <w:p>
-            <w:pPr>
-              <w:spacing w:after="0" w:line="240" w:lineRule="auto"/>
-              <w:jc w:val="center"/>
-            </w:pPr>
-          </w:p>
-        </w:tc>
-        <w:tc>
-          <w:tcPr>
-            <w:tcW w:w="1151" w:type="pct"/>
-          </w:tcPr>
-          <w:p>
-            <w:pPr>
-              <w:spacing w:after="0" w:line="240" w:lineRule="auto"/>
+            <w:tcW w:w="281" w:type="pct"/>
+            <w:vAlign w:val="center"/>
+          </w:tcPr>
+          <w:p>
+            <w:pPr>
+              <w:spacing w:after="0" w:line="240" w:lineRule="auto"/>
+              <w:jc w:val="center"/>
+            </w:pPr>
+          </w:p>
+        </w:tc>
+        <w:tc>
+          <w:tcPr>
+            <w:tcW w:w="274" w:type="pct"/>
+            <w:vAlign w:val="center"/>
+          </w:tcPr>
+          <w:p>
+            <w:pPr>
+              <w:spacing w:after="0" w:line="240" w:lineRule="auto"/>
+              <w:jc w:val="center"/>
+            </w:pPr>
+          </w:p>
+        </w:tc>
+        <w:tc>
+          <w:tcPr>
+            <w:tcW w:w="876" w:type="pct"/>
+          </w:tcPr>
+          <w:p>
+            <w:pPr>
+              <w:spacing w:after="0" w:line="240" w:lineRule="auto"/>
+              <w:jc w:val="center"/>
             </w:pPr>
             <w:r>
               <w:t>Não pode estar vazio.</w:t>
@@ -10578,12 +10713,13 @@
       <w:tr>
         <w:tc>
           <w:tcPr>
-            <w:tcW w:w="1062" w:type="pct"/>
-            <w:vAlign w:val="center"/>
-          </w:tcPr>
-          <w:p>
-            <w:pPr>
-              <w:spacing w:after="0" w:line="240" w:lineRule="auto"/>
+            <w:tcW w:w="996" w:type="pct"/>
+            <w:vAlign w:val="center"/>
+          </w:tcPr>
+          <w:p>
+            <w:pPr>
+              <w:spacing w:after="0" w:line="240" w:lineRule="auto"/>
+              <w:jc w:val="center"/>
             </w:pPr>
             <w:r>
               <w:t>Município da Empresa.</w:t>
@@ -10592,7 +10728,7 @@
         </w:tc>
         <w:tc>
           <w:tcPr>
-            <w:tcW w:w="1013" w:type="pct"/>
+            <w:tcW w:w="1214" w:type="pct"/>
             <w:vAlign w:val="center"/>
           </w:tcPr>
           <w:p>
@@ -10608,7 +10744,7 @@
         </w:tc>
         <w:tc>
           <w:tcPr>
-            <w:tcW w:w="861" w:type="pct"/>
+            <w:tcW w:w="707" w:type="pct"/>
             <w:vAlign w:val="center"/>
           </w:tcPr>
           <w:p>
@@ -10623,7 +10759,7 @@
         </w:tc>
         <w:tc>
           <w:tcPr>
-            <w:tcW w:w="507" w:type="pct"/>
+            <w:tcW w:w="652" w:type="pct"/>
             <w:vAlign w:val="center"/>
           </w:tcPr>
           <w:p>
@@ -10638,35 +10774,36 @@
         </w:tc>
         <w:tc>
           <w:tcPr>
-            <w:tcW w:w="203" w:type="pct"/>
-            <w:vAlign w:val="center"/>
-          </w:tcPr>
-          <w:p>
-            <w:pPr>
-              <w:spacing w:after="0" w:line="240" w:lineRule="auto"/>
-              <w:jc w:val="center"/>
-            </w:pPr>
-          </w:p>
-        </w:tc>
-        <w:tc>
-          <w:tcPr>
-            <w:tcW w:w="203" w:type="pct"/>
-            <w:vAlign w:val="center"/>
-          </w:tcPr>
-          <w:p>
-            <w:pPr>
-              <w:spacing w:after="0" w:line="240" w:lineRule="auto"/>
-              <w:jc w:val="center"/>
-            </w:pPr>
-          </w:p>
-        </w:tc>
-        <w:tc>
-          <w:tcPr>
-            <w:tcW w:w="1151" w:type="pct"/>
-          </w:tcPr>
-          <w:p>
-            <w:pPr>
-              <w:spacing w:after="0" w:line="240" w:lineRule="auto"/>
+            <w:tcW w:w="281" w:type="pct"/>
+            <w:vAlign w:val="center"/>
+          </w:tcPr>
+          <w:p>
+            <w:pPr>
+              <w:spacing w:after="0" w:line="240" w:lineRule="auto"/>
+              <w:jc w:val="center"/>
+            </w:pPr>
+          </w:p>
+        </w:tc>
+        <w:tc>
+          <w:tcPr>
+            <w:tcW w:w="274" w:type="pct"/>
+            <w:vAlign w:val="center"/>
+          </w:tcPr>
+          <w:p>
+            <w:pPr>
+              <w:spacing w:after="0" w:line="240" w:lineRule="auto"/>
+              <w:jc w:val="center"/>
+            </w:pPr>
+          </w:p>
+        </w:tc>
+        <w:tc>
+          <w:tcPr>
+            <w:tcW w:w="876" w:type="pct"/>
+          </w:tcPr>
+          <w:p>
+            <w:pPr>
+              <w:spacing w:after="0" w:line="240" w:lineRule="auto"/>
+              <w:jc w:val="center"/>
             </w:pPr>
             <w:r>
               <w:t>Não pode estar vazio.</w:t>
@@ -10677,12 +10814,13 @@
       <w:tr>
         <w:tc>
           <w:tcPr>
-            <w:tcW w:w="1062" w:type="pct"/>
-            <w:vAlign w:val="center"/>
-          </w:tcPr>
-          <w:p>
-            <w:pPr>
-              <w:spacing w:after="0" w:line="240" w:lineRule="auto"/>
+            <w:tcW w:w="996" w:type="pct"/>
+            <w:vAlign w:val="center"/>
+          </w:tcPr>
+          <w:p>
+            <w:pPr>
+              <w:spacing w:after="0" w:line="240" w:lineRule="auto"/>
+              <w:jc w:val="center"/>
             </w:pPr>
             <w:r>
               <w:t>Telefone da Empresa.</w:t>
@@ -10691,7 +10829,7 @@
         </w:tc>
         <w:tc>
           <w:tcPr>
-            <w:tcW w:w="1013" w:type="pct"/>
+            <w:tcW w:w="1214" w:type="pct"/>
             <w:vAlign w:val="center"/>
           </w:tcPr>
           <w:p>
@@ -10707,7 +10845,7 @@
         </w:tc>
         <w:tc>
           <w:tcPr>
-            <w:tcW w:w="861" w:type="pct"/>
+            <w:tcW w:w="707" w:type="pct"/>
             <w:vAlign w:val="center"/>
           </w:tcPr>
           <w:p>
@@ -10722,7 +10860,7 @@
         </w:tc>
         <w:tc>
           <w:tcPr>
-            <w:tcW w:w="507" w:type="pct"/>
+            <w:tcW w:w="652" w:type="pct"/>
             <w:vAlign w:val="center"/>
           </w:tcPr>
           <w:p>
@@ -10737,35 +10875,36 @@
         </w:tc>
         <w:tc>
           <w:tcPr>
-            <w:tcW w:w="203" w:type="pct"/>
-            <w:vAlign w:val="center"/>
-          </w:tcPr>
-          <w:p>
-            <w:pPr>
-              <w:spacing w:after="0" w:line="240" w:lineRule="auto"/>
-              <w:jc w:val="center"/>
-            </w:pPr>
-          </w:p>
-        </w:tc>
-        <w:tc>
-          <w:tcPr>
-            <w:tcW w:w="203" w:type="pct"/>
-            <w:vAlign w:val="center"/>
-          </w:tcPr>
-          <w:p>
-            <w:pPr>
-              <w:spacing w:after="0" w:line="240" w:lineRule="auto"/>
-              <w:jc w:val="center"/>
-            </w:pPr>
-          </w:p>
-        </w:tc>
-        <w:tc>
-          <w:tcPr>
-            <w:tcW w:w="1151" w:type="pct"/>
-          </w:tcPr>
-          <w:p>
-            <w:pPr>
-              <w:spacing w:after="0" w:line="240" w:lineRule="auto"/>
+            <w:tcW w:w="281" w:type="pct"/>
+            <w:vAlign w:val="center"/>
+          </w:tcPr>
+          <w:p>
+            <w:pPr>
+              <w:spacing w:after="0" w:line="240" w:lineRule="auto"/>
+              <w:jc w:val="center"/>
+            </w:pPr>
+          </w:p>
+        </w:tc>
+        <w:tc>
+          <w:tcPr>
+            <w:tcW w:w="274" w:type="pct"/>
+            <w:vAlign w:val="center"/>
+          </w:tcPr>
+          <w:p>
+            <w:pPr>
+              <w:spacing w:after="0" w:line="240" w:lineRule="auto"/>
+              <w:jc w:val="center"/>
+            </w:pPr>
+          </w:p>
+        </w:tc>
+        <w:tc>
+          <w:tcPr>
+            <w:tcW w:w="876" w:type="pct"/>
+          </w:tcPr>
+          <w:p>
+            <w:pPr>
+              <w:spacing w:after="0" w:line="240" w:lineRule="auto"/>
+              <w:jc w:val="center"/>
             </w:pPr>
             <w:r>
               <w:t>Não pode estar vazio.</w:t>
@@ -10776,12 +10915,13 @@
       <w:tr>
         <w:tc>
           <w:tcPr>
-            <w:tcW w:w="1062" w:type="pct"/>
-            <w:vAlign w:val="center"/>
-          </w:tcPr>
-          <w:p>
-            <w:pPr>
-              <w:spacing w:after="0" w:line="240" w:lineRule="auto"/>
+            <w:tcW w:w="996" w:type="pct"/>
+            <w:vAlign w:val="center"/>
+          </w:tcPr>
+          <w:p>
+            <w:pPr>
+              <w:spacing w:after="0" w:line="240" w:lineRule="auto"/>
+              <w:jc w:val="center"/>
             </w:pPr>
             <w:r>
               <w:t>Email da Empresa.</w:t>
@@ -10790,7 +10930,7 @@
         </w:tc>
         <w:tc>
           <w:tcPr>
-            <w:tcW w:w="1013" w:type="pct"/>
+            <w:tcW w:w="1214" w:type="pct"/>
             <w:vAlign w:val="center"/>
           </w:tcPr>
           <w:p>
@@ -10806,7 +10946,7 @@
         </w:tc>
         <w:tc>
           <w:tcPr>
-            <w:tcW w:w="861" w:type="pct"/>
+            <w:tcW w:w="707" w:type="pct"/>
             <w:vAlign w:val="center"/>
           </w:tcPr>
           <w:p>
@@ -10821,7 +10961,7 @@
         </w:tc>
         <w:tc>
           <w:tcPr>
-            <w:tcW w:w="507" w:type="pct"/>
+            <w:tcW w:w="652" w:type="pct"/>
             <w:vAlign w:val="center"/>
           </w:tcPr>
           <w:p>
@@ -10836,35 +10976,36 @@
         </w:tc>
         <w:tc>
           <w:tcPr>
-            <w:tcW w:w="203" w:type="pct"/>
-            <w:vAlign w:val="center"/>
-          </w:tcPr>
-          <w:p>
-            <w:pPr>
-              <w:spacing w:after="0" w:line="240" w:lineRule="auto"/>
-              <w:jc w:val="center"/>
-            </w:pPr>
-          </w:p>
-        </w:tc>
-        <w:tc>
-          <w:tcPr>
-            <w:tcW w:w="203" w:type="pct"/>
-            <w:vAlign w:val="center"/>
-          </w:tcPr>
-          <w:p>
-            <w:pPr>
-              <w:spacing w:after="0" w:line="240" w:lineRule="auto"/>
-              <w:jc w:val="center"/>
-            </w:pPr>
-          </w:p>
-        </w:tc>
-        <w:tc>
-          <w:tcPr>
-            <w:tcW w:w="1151" w:type="pct"/>
-          </w:tcPr>
-          <w:p>
-            <w:pPr>
-              <w:spacing w:after="0" w:line="240" w:lineRule="auto"/>
+            <w:tcW w:w="281" w:type="pct"/>
+            <w:vAlign w:val="center"/>
+          </w:tcPr>
+          <w:p>
+            <w:pPr>
+              <w:spacing w:after="0" w:line="240" w:lineRule="auto"/>
+              <w:jc w:val="center"/>
+            </w:pPr>
+          </w:p>
+        </w:tc>
+        <w:tc>
+          <w:tcPr>
+            <w:tcW w:w="274" w:type="pct"/>
+            <w:vAlign w:val="center"/>
+          </w:tcPr>
+          <w:p>
+            <w:pPr>
+              <w:spacing w:after="0" w:line="240" w:lineRule="auto"/>
+              <w:jc w:val="center"/>
+            </w:pPr>
+          </w:p>
+        </w:tc>
+        <w:tc>
+          <w:tcPr>
+            <w:tcW w:w="876" w:type="pct"/>
+          </w:tcPr>
+          <w:p>
+            <w:pPr>
+              <w:spacing w:after="0" w:line="240" w:lineRule="auto"/>
+              <w:jc w:val="center"/>
             </w:pPr>
             <w:r>
               <w:t>Não pode estar vazio.</w:t>
@@ -10875,12 +11016,13 @@
       <w:tr>
         <w:tc>
           <w:tcPr>
-            <w:tcW w:w="1062" w:type="pct"/>
-            <w:vAlign w:val="center"/>
-          </w:tcPr>
-          <w:p>
-            <w:pPr>
-              <w:spacing w:after="0" w:line="240" w:lineRule="auto"/>
+            <w:tcW w:w="996" w:type="pct"/>
+            <w:vAlign w:val="center"/>
+          </w:tcPr>
+          <w:p>
+            <w:pPr>
+              <w:spacing w:after="0" w:line="240" w:lineRule="auto"/>
+              <w:jc w:val="center"/>
             </w:pPr>
             <w:r>
               <w:t>Senha Criptografada</w:t>
@@ -10889,7 +11031,7 @@
         </w:tc>
         <w:tc>
           <w:tcPr>
-            <w:tcW w:w="1013" w:type="pct"/>
+            <w:tcW w:w="1214" w:type="pct"/>
             <w:vAlign w:val="center"/>
           </w:tcPr>
           <w:p>
@@ -10905,7 +11047,7 @@
         </w:tc>
         <w:tc>
           <w:tcPr>
-            <w:tcW w:w="861" w:type="pct"/>
+            <w:tcW w:w="707" w:type="pct"/>
             <w:vAlign w:val="center"/>
           </w:tcPr>
           <w:p>
@@ -10920,7 +11062,7 @@
         </w:tc>
         <w:tc>
           <w:tcPr>
-            <w:tcW w:w="507" w:type="pct"/>
+            <w:tcW w:w="652" w:type="pct"/>
             <w:vAlign w:val="center"/>
           </w:tcPr>
           <w:p>
@@ -10935,35 +11077,36 @@
         </w:tc>
         <w:tc>
           <w:tcPr>
-            <w:tcW w:w="203" w:type="pct"/>
-            <w:vAlign w:val="center"/>
-          </w:tcPr>
-          <w:p>
-            <w:pPr>
-              <w:spacing w:after="0" w:line="240" w:lineRule="auto"/>
-              <w:jc w:val="center"/>
-            </w:pPr>
-          </w:p>
-        </w:tc>
-        <w:tc>
-          <w:tcPr>
-            <w:tcW w:w="203" w:type="pct"/>
-            <w:vAlign w:val="center"/>
-          </w:tcPr>
-          <w:p>
-            <w:pPr>
-              <w:spacing w:after="0" w:line="240" w:lineRule="auto"/>
-              <w:jc w:val="center"/>
-            </w:pPr>
-          </w:p>
-        </w:tc>
-        <w:tc>
-          <w:tcPr>
-            <w:tcW w:w="1151" w:type="pct"/>
-          </w:tcPr>
-          <w:p>
-            <w:pPr>
-              <w:spacing w:after="0" w:line="240" w:lineRule="auto"/>
+            <w:tcW w:w="281" w:type="pct"/>
+            <w:vAlign w:val="center"/>
+          </w:tcPr>
+          <w:p>
+            <w:pPr>
+              <w:spacing w:after="0" w:line="240" w:lineRule="auto"/>
+              <w:jc w:val="center"/>
+            </w:pPr>
+          </w:p>
+        </w:tc>
+        <w:tc>
+          <w:tcPr>
+            <w:tcW w:w="274" w:type="pct"/>
+            <w:vAlign w:val="center"/>
+          </w:tcPr>
+          <w:p>
+            <w:pPr>
+              <w:spacing w:after="0" w:line="240" w:lineRule="auto"/>
+              <w:jc w:val="center"/>
+            </w:pPr>
+          </w:p>
+        </w:tc>
+        <w:tc>
+          <w:tcPr>
+            <w:tcW w:w="876" w:type="pct"/>
+          </w:tcPr>
+          <w:p>
+            <w:pPr>
+              <w:spacing w:after="0" w:line="240" w:lineRule="auto"/>
+              <w:jc w:val="center"/>
             </w:pPr>
             <w:r>
               <w:t>Não pode estar vazio.</w:t>
@@ -10974,12 +11117,13 @@
       <w:tr>
         <w:tc>
           <w:tcPr>
-            <w:tcW w:w="1062" w:type="pct"/>
-            <w:vAlign w:val="center"/>
-          </w:tcPr>
-          <w:p>
-            <w:pPr>
-              <w:spacing w:after="0" w:line="240" w:lineRule="auto"/>
+            <w:tcW w:w="996" w:type="pct"/>
+            <w:vAlign w:val="center"/>
+          </w:tcPr>
+          <w:p>
+            <w:pPr>
+              <w:spacing w:after="0" w:line="240" w:lineRule="auto"/>
+              <w:jc w:val="center"/>
             </w:pPr>
             <w:r>
               <w:t>Tipo da Empresa.</w:t>
@@ -10988,7 +11132,7 @@
         </w:tc>
         <w:tc>
           <w:tcPr>
-            <w:tcW w:w="1013" w:type="pct"/>
+            <w:tcW w:w="1214" w:type="pct"/>
             <w:vAlign w:val="center"/>
           </w:tcPr>
           <w:p>
@@ -11004,7 +11148,7 @@
         </w:tc>
         <w:tc>
           <w:tcPr>
-            <w:tcW w:w="861" w:type="pct"/>
+            <w:tcW w:w="707" w:type="pct"/>
             <w:vAlign w:val="center"/>
           </w:tcPr>
           <w:p>
@@ -11019,7 +11163,7 @@
         </w:tc>
         <w:tc>
           <w:tcPr>
-            <w:tcW w:w="507" w:type="pct"/>
+            <w:tcW w:w="652" w:type="pct"/>
             <w:vAlign w:val="center"/>
           </w:tcPr>
           <w:p>
@@ -11034,39 +11178,138 @@
         </w:tc>
         <w:tc>
           <w:tcPr>
-            <w:tcW w:w="203" w:type="pct"/>
-            <w:vAlign w:val="center"/>
-          </w:tcPr>
-          <w:p>
-            <w:pPr>
-              <w:spacing w:after="0" w:line="240" w:lineRule="auto"/>
-              <w:jc w:val="center"/>
-            </w:pPr>
-          </w:p>
-        </w:tc>
-        <w:tc>
-          <w:tcPr>
-            <w:tcW w:w="203" w:type="pct"/>
-            <w:vAlign w:val="center"/>
-          </w:tcPr>
-          <w:p>
-            <w:pPr>
-              <w:spacing w:after="0" w:line="240" w:lineRule="auto"/>
-              <w:jc w:val="center"/>
-            </w:pPr>
-          </w:p>
-        </w:tc>
-        <w:tc>
-          <w:tcPr>
-            <w:tcW w:w="1151" w:type="pct"/>
-          </w:tcPr>
-          <w:p>
-            <w:pPr>
-              <w:spacing w:after="0" w:line="240" w:lineRule="auto"/>
+            <w:tcW w:w="281" w:type="pct"/>
+            <w:vAlign w:val="center"/>
+          </w:tcPr>
+          <w:p>
+            <w:pPr>
+              <w:spacing w:after="0" w:line="240" w:lineRule="auto"/>
+              <w:jc w:val="center"/>
+            </w:pPr>
+          </w:p>
+        </w:tc>
+        <w:tc>
+          <w:tcPr>
+            <w:tcW w:w="274" w:type="pct"/>
+            <w:vAlign w:val="center"/>
+          </w:tcPr>
+          <w:p>
+            <w:pPr>
+              <w:spacing w:after="0" w:line="240" w:lineRule="auto"/>
+              <w:jc w:val="center"/>
+            </w:pPr>
+          </w:p>
+        </w:tc>
+        <w:tc>
+          <w:tcPr>
+            <w:tcW w:w="876" w:type="pct"/>
+          </w:tcPr>
+          <w:p>
+            <w:pPr>
+              <w:spacing w:after="0" w:line="240" w:lineRule="auto"/>
+              <w:jc w:val="center"/>
             </w:pPr>
             <w:r>
               <w:t>0-ME; 1-MEI.</w:t>
             </w:r>
+          </w:p>
+        </w:tc>
+      </w:tr>
+      <w:tr>
+        <w:tc>
+          <w:tcPr>
+            <w:tcW w:w="996" w:type="pct"/>
+            <w:vAlign w:val="center"/>
+          </w:tcPr>
+          <w:p>
+            <w:pPr>
+              <w:spacing w:after="0" w:line="240" w:lineRule="auto"/>
+              <w:jc w:val="center"/>
+            </w:pPr>
+            <w:r>
+              <w:t>Status da Empresa.</w:t>
+            </w:r>
+          </w:p>
+        </w:tc>
+        <w:tc>
+          <w:tcPr>
+            <w:tcW w:w="1214" w:type="pct"/>
+            <w:vAlign w:val="center"/>
+          </w:tcPr>
+          <w:p>
+            <w:pPr>
+              <w:spacing w:after="0" w:line="240" w:lineRule="auto"/>
+            </w:pPr>
+            <w:proofErr w:type="spellStart"/>
+            <w:r>
+              <w:t>Emp_status</w:t>
+            </w:r>
+            <w:proofErr w:type="spellEnd"/>
+          </w:p>
+        </w:tc>
+        <w:tc>
+          <w:tcPr>
+            <w:tcW w:w="707" w:type="pct"/>
+            <w:vAlign w:val="center"/>
+          </w:tcPr>
+          <w:p>
+            <w:pPr>
+              <w:spacing w:after="0" w:line="240" w:lineRule="auto"/>
+              <w:jc w:val="center"/>
+            </w:pPr>
+            <w:r>
+              <w:t>TINYINT</w:t>
+            </w:r>
+          </w:p>
+        </w:tc>
+        <w:tc>
+          <w:tcPr>
+            <w:tcW w:w="652" w:type="pct"/>
+            <w:vAlign w:val="center"/>
+          </w:tcPr>
+          <w:p>
+            <w:pPr>
+              <w:spacing w:after="0" w:line="240" w:lineRule="auto"/>
+              <w:jc w:val="center"/>
+            </w:pPr>
+            <w:r>
+              <w:t>1</w:t>
+            </w:r>
+          </w:p>
+        </w:tc>
+        <w:tc>
+          <w:tcPr>
+            <w:tcW w:w="281" w:type="pct"/>
+            <w:vAlign w:val="center"/>
+          </w:tcPr>
+          <w:p>
+            <w:pPr>
+              <w:spacing w:after="0" w:line="240" w:lineRule="auto"/>
+              <w:jc w:val="center"/>
+            </w:pPr>
+          </w:p>
+        </w:tc>
+        <w:tc>
+          <w:tcPr>
+            <w:tcW w:w="274" w:type="pct"/>
+            <w:vAlign w:val="center"/>
+          </w:tcPr>
+          <w:p>
+            <w:pPr>
+              <w:spacing w:after="0" w:line="240" w:lineRule="auto"/>
+              <w:jc w:val="center"/>
+            </w:pPr>
+          </w:p>
+        </w:tc>
+        <w:tc>
+          <w:tcPr>
+            <w:tcW w:w="876" w:type="pct"/>
+          </w:tcPr>
+          <w:p>
+            <w:pPr>
+              <w:spacing w:after="0" w:line="240" w:lineRule="auto"/>
+              <w:jc w:val="center"/>
+            </w:pPr>
           </w:p>
         </w:tc>
       </w:tr>
@@ -11312,11 +11555,46 @@
     </w:p>
     <w:p>
       <w:pPr>
+        <w:spacing w:after="0" w:line="240" w:lineRule="auto"/>
+        <w:rPr>
+          <w:sz w:val="20"/>
+          <w:szCs w:val="20"/>
+        </w:rPr>
+      </w:pPr>
+    </w:p>
+    <w:p>
+      <w:pPr>
+        <w:spacing w:after="0" w:line="240" w:lineRule="auto"/>
+        <w:rPr>
+          <w:sz w:val="20"/>
+          <w:szCs w:val="20"/>
+        </w:rPr>
+      </w:pPr>
+    </w:p>
+    <w:p>
+      <w:pPr>
+        <w:spacing w:after="0" w:line="240" w:lineRule="auto"/>
+        <w:rPr>
+          <w:sz w:val="20"/>
+          <w:szCs w:val="20"/>
+        </w:rPr>
+      </w:pPr>
+    </w:p>
+    <w:p>
+      <w:pPr>
+        <w:spacing w:after="0" w:line="240" w:lineRule="auto"/>
+        <w:rPr>
+          <w:sz w:val="20"/>
+          <w:szCs w:val="20"/>
+        </w:rPr>
+      </w:pPr>
+    </w:p>
+    <w:p>
+      <w:pPr>
         <w:pStyle w:val="Legenda"/>
       </w:pPr>
       <w:bookmarkStart w:id="14" w:name="_Toc230291967"/>
       <w:r>
-        <w:lastRenderedPageBreak/>
         <w:t xml:space="preserve">Quadro </w:t>
       </w:r>
       <w:r>
@@ -11348,22 +11626,23 @@
     <w:tbl>
       <w:tblPr>
         <w:tblStyle w:val="Tabelacomgrade"/>
-        <w:tblW w:w="5000" w:type="pct"/>
+        <w:tblW w:w="5488" w:type="pct"/>
+        <w:tblInd w:w="-572" w:type="dxa"/>
         <w:tblLook w:val="04A0" w:firstRow="1" w:lastRow="0" w:firstColumn="1" w:lastColumn="0" w:noHBand="0" w:noVBand="1"/>
       </w:tblPr>
       <w:tblGrid>
-        <w:gridCol w:w="1542"/>
-        <w:gridCol w:w="2462"/>
-        <w:gridCol w:w="1267"/>
-        <w:gridCol w:w="1171"/>
-        <w:gridCol w:w="515"/>
-        <w:gridCol w:w="502"/>
-        <w:gridCol w:w="1602"/>
+        <w:gridCol w:w="1697"/>
+        <w:gridCol w:w="2725"/>
+        <w:gridCol w:w="1390"/>
+        <w:gridCol w:w="1283"/>
+        <w:gridCol w:w="550"/>
+        <w:gridCol w:w="536"/>
+        <w:gridCol w:w="1764"/>
       </w:tblGrid>
       <w:tr>
         <w:tc>
           <w:tcPr>
-            <w:tcW w:w="1056" w:type="pct"/>
+            <w:tcW w:w="853" w:type="pct"/>
             <w:vAlign w:val="center"/>
           </w:tcPr>
           <w:p>
@@ -11396,7 +11675,7 @@
         </w:tc>
         <w:tc>
           <w:tcPr>
-            <w:tcW w:w="1050" w:type="pct"/>
+            <w:tcW w:w="1370" w:type="pct"/>
             <w:vAlign w:val="center"/>
           </w:tcPr>
           <w:p>
@@ -11417,7 +11696,7 @@
         </w:tc>
         <w:tc>
           <w:tcPr>
-            <w:tcW w:w="855" w:type="pct"/>
+            <w:tcW w:w="699" w:type="pct"/>
             <w:vAlign w:val="center"/>
           </w:tcPr>
           <w:p>
@@ -11438,7 +11717,7 @@
         </w:tc>
         <w:tc>
           <w:tcPr>
-            <w:tcW w:w="501" w:type="pct"/>
+            <w:tcW w:w="645" w:type="pct"/>
             <w:vAlign w:val="center"/>
           </w:tcPr>
           <w:p>
@@ -11459,7 +11738,7 @@
         </w:tc>
         <w:tc>
           <w:tcPr>
-            <w:tcW w:w="197" w:type="pct"/>
+            <w:tcW w:w="277" w:type="pct"/>
             <w:vAlign w:val="center"/>
           </w:tcPr>
           <w:p>
@@ -11480,7 +11759,7 @@
         </w:tc>
         <w:tc>
           <w:tcPr>
-            <w:tcW w:w="197" w:type="pct"/>
+            <w:tcW w:w="269" w:type="pct"/>
             <w:vAlign w:val="center"/>
           </w:tcPr>
           <w:p>
@@ -11501,7 +11780,7 @@
         </w:tc>
         <w:tc>
           <w:tcPr>
-            <w:tcW w:w="1144" w:type="pct"/>
+            <w:tcW w:w="887" w:type="pct"/>
             <w:vAlign w:val="center"/>
           </w:tcPr>
           <w:p>
@@ -11524,21 +11803,22 @@
       <w:tr>
         <w:tc>
           <w:tcPr>
-            <w:tcW w:w="1056" w:type="pct"/>
-            <w:vAlign w:val="center"/>
-          </w:tcPr>
-          <w:p>
-            <w:pPr>
-              <w:spacing w:after="0" w:line="240" w:lineRule="auto"/>
-            </w:pPr>
-            <w:r>
-              <w:t>Identificador da Tabela Empresa.</w:t>
-            </w:r>
-          </w:p>
-        </w:tc>
-        <w:tc>
-          <w:tcPr>
-            <w:tcW w:w="1050" w:type="pct"/>
+            <w:tcW w:w="853" w:type="pct"/>
+            <w:vAlign w:val="center"/>
+          </w:tcPr>
+          <w:p>
+            <w:pPr>
+              <w:spacing w:after="0" w:line="240" w:lineRule="auto"/>
+              <w:jc w:val="center"/>
+            </w:pPr>
+            <w:r>
+              <w:t>Identificador</w:t>
+            </w:r>
+          </w:p>
+        </w:tc>
+        <w:tc>
+          <w:tcPr>
+            <w:tcW w:w="1370" w:type="pct"/>
             <w:vAlign w:val="center"/>
           </w:tcPr>
           <w:p>
@@ -11547,14 +11827,14 @@
             </w:pPr>
             <w:proofErr w:type="spellStart"/>
             <w:r>
-              <w:t>emp_id</w:t>
+              <w:t>usu_emp_id</w:t>
             </w:r>
             <w:proofErr w:type="spellEnd"/>
           </w:p>
         </w:tc>
         <w:tc>
           <w:tcPr>
-            <w:tcW w:w="855" w:type="pct"/>
+            <w:tcW w:w="699" w:type="pct"/>
             <w:vAlign w:val="center"/>
           </w:tcPr>
           <w:p>
@@ -11569,7 +11849,7 @@
         </w:tc>
         <w:tc>
           <w:tcPr>
-            <w:tcW w:w="501" w:type="pct"/>
+            <w:tcW w:w="645" w:type="pct"/>
             <w:vAlign w:val="center"/>
           </w:tcPr>
           <w:p>
@@ -11584,7 +11864,7 @@
         </w:tc>
         <w:tc>
           <w:tcPr>
-            <w:tcW w:w="197" w:type="pct"/>
+            <w:tcW w:w="277" w:type="pct"/>
             <w:vAlign w:val="center"/>
           </w:tcPr>
           <w:p>
@@ -11599,48 +11879,52 @@
         </w:tc>
         <w:tc>
           <w:tcPr>
-            <w:tcW w:w="197" w:type="pct"/>
-            <w:vAlign w:val="center"/>
-          </w:tcPr>
-          <w:p>
-            <w:pPr>
-              <w:spacing w:after="0" w:line="240" w:lineRule="auto"/>
-              <w:jc w:val="center"/>
-            </w:pPr>
-            <w:r>
-              <w:t>x</w:t>
-            </w:r>
-          </w:p>
-        </w:tc>
-        <w:tc>
-          <w:tcPr>
-            <w:tcW w:w="1144" w:type="pct"/>
-          </w:tcPr>
-          <w:p>
-            <w:pPr>
-              <w:spacing w:after="0" w:line="240" w:lineRule="auto"/>
-            </w:pPr>
+            <w:tcW w:w="269" w:type="pct"/>
+            <w:vAlign w:val="center"/>
+          </w:tcPr>
+          <w:p>
+            <w:pPr>
+              <w:spacing w:after="0" w:line="240" w:lineRule="auto"/>
+              <w:jc w:val="center"/>
+            </w:pPr>
+          </w:p>
+        </w:tc>
+        <w:tc>
+          <w:tcPr>
+            <w:tcW w:w="887" w:type="pct"/>
+          </w:tcPr>
+          <w:p>
+            <w:pPr>
+              <w:spacing w:after="0" w:line="240" w:lineRule="auto"/>
+              <w:jc w:val="center"/>
+            </w:pPr>
+            <w:proofErr w:type="spellStart"/>
+            <w:r>
+              <w:t>Auto-incremento</w:t>
+            </w:r>
+            <w:proofErr w:type="spellEnd"/>
           </w:p>
         </w:tc>
       </w:tr>
       <w:tr>
         <w:tc>
           <w:tcPr>
-            <w:tcW w:w="1056" w:type="pct"/>
-            <w:vAlign w:val="center"/>
-          </w:tcPr>
-          <w:p>
-            <w:pPr>
-              <w:spacing w:after="0" w:line="240" w:lineRule="auto"/>
-            </w:pPr>
-            <w:r>
-              <w:t>Identificador da Tabela Usuários.</w:t>
-            </w:r>
-          </w:p>
-        </w:tc>
-        <w:tc>
-          <w:tcPr>
-            <w:tcW w:w="1050" w:type="pct"/>
+            <w:tcW w:w="853" w:type="pct"/>
+            <w:vAlign w:val="center"/>
+          </w:tcPr>
+          <w:p>
+            <w:pPr>
+              <w:spacing w:after="0" w:line="240" w:lineRule="auto"/>
+              <w:jc w:val="center"/>
+            </w:pPr>
+            <w:r>
+              <w:t>Identificador da Tabela Empresa.</w:t>
+            </w:r>
+          </w:p>
+        </w:tc>
+        <w:tc>
+          <w:tcPr>
+            <w:tcW w:w="1370" w:type="pct"/>
             <w:vAlign w:val="center"/>
           </w:tcPr>
           <w:p>
@@ -11649,14 +11933,14 @@
             </w:pPr>
             <w:proofErr w:type="spellStart"/>
             <w:r>
-              <w:t>usu_id</w:t>
+              <w:t>emp_id</w:t>
             </w:r>
             <w:proofErr w:type="spellEnd"/>
           </w:p>
         </w:tc>
         <w:tc>
           <w:tcPr>
-            <w:tcW w:w="855" w:type="pct"/>
+            <w:tcW w:w="699" w:type="pct"/>
             <w:vAlign w:val="center"/>
           </w:tcPr>
           <w:p>
@@ -11671,7 +11955,7 @@
         </w:tc>
         <w:tc>
           <w:tcPr>
-            <w:tcW w:w="501" w:type="pct"/>
+            <w:tcW w:w="645" w:type="pct"/>
             <w:vAlign w:val="center"/>
           </w:tcPr>
           <w:p>
@@ -11686,7 +11970,19 @@
         </w:tc>
         <w:tc>
           <w:tcPr>
-            <w:tcW w:w="197" w:type="pct"/>
+            <w:tcW w:w="277" w:type="pct"/>
+            <w:vAlign w:val="center"/>
+          </w:tcPr>
+          <w:p>
+            <w:pPr>
+              <w:spacing w:after="0" w:line="240" w:lineRule="auto"/>
+              <w:jc w:val="center"/>
+            </w:pPr>
+          </w:p>
+        </w:tc>
+        <w:tc>
+          <w:tcPr>
+            <w:tcW w:w="269" w:type="pct"/>
             <w:vAlign w:val="center"/>
           </w:tcPr>
           <w:p>
@@ -11701,26 +11997,12 @@
         </w:tc>
         <w:tc>
           <w:tcPr>
-            <w:tcW w:w="197" w:type="pct"/>
-            <w:vAlign w:val="center"/>
-          </w:tcPr>
-          <w:p>
-            <w:pPr>
-              <w:spacing w:after="0" w:line="240" w:lineRule="auto"/>
-              <w:jc w:val="center"/>
-            </w:pPr>
-            <w:r>
-              <w:t>x</w:t>
-            </w:r>
-          </w:p>
-        </w:tc>
-        <w:tc>
-          <w:tcPr>
-            <w:tcW w:w="1144" w:type="pct"/>
-          </w:tcPr>
-          <w:p>
-            <w:pPr>
-              <w:spacing w:after="0" w:line="240" w:lineRule="auto"/>
+            <w:tcW w:w="887" w:type="pct"/>
+          </w:tcPr>
+          <w:p>
+            <w:pPr>
+              <w:spacing w:after="0" w:line="240" w:lineRule="auto"/>
+              <w:jc w:val="center"/>
             </w:pPr>
           </w:p>
         </w:tc>
@@ -11728,21 +12010,22 @@
       <w:tr>
         <w:tc>
           <w:tcPr>
-            <w:tcW w:w="1056" w:type="pct"/>
-            <w:vAlign w:val="center"/>
-          </w:tcPr>
-          <w:p>
-            <w:pPr>
-              <w:spacing w:after="0" w:line="240" w:lineRule="auto"/>
-            </w:pPr>
-            <w:r>
-              <w:t>Nível de acesso do usuário com a empresa.</w:t>
-            </w:r>
-          </w:p>
-        </w:tc>
-        <w:tc>
-          <w:tcPr>
-            <w:tcW w:w="1050" w:type="pct"/>
+            <w:tcW w:w="853" w:type="pct"/>
+            <w:vAlign w:val="center"/>
+          </w:tcPr>
+          <w:p>
+            <w:pPr>
+              <w:spacing w:after="0" w:line="240" w:lineRule="auto"/>
+              <w:jc w:val="center"/>
+            </w:pPr>
+            <w:r>
+              <w:t>Identificador da Tabela Usuários.</w:t>
+            </w:r>
+          </w:p>
+        </w:tc>
+        <w:tc>
+          <w:tcPr>
+            <w:tcW w:w="1370" w:type="pct"/>
             <w:vAlign w:val="center"/>
           </w:tcPr>
           <w:p>
@@ -11751,97 +12034,98 @@
             </w:pPr>
             <w:proofErr w:type="spellStart"/>
             <w:r>
-              <w:t>usu_emp_nivel_acesso</w:t>
+              <w:t>usu_id</w:t>
             </w:r>
             <w:proofErr w:type="spellEnd"/>
           </w:p>
         </w:tc>
         <w:tc>
           <w:tcPr>
-            <w:tcW w:w="855" w:type="pct"/>
-            <w:vAlign w:val="center"/>
-          </w:tcPr>
-          <w:p>
-            <w:pPr>
-              <w:spacing w:after="0" w:line="240" w:lineRule="auto"/>
-              <w:jc w:val="center"/>
-            </w:pPr>
-            <w:r>
-              <w:t>TINYINT</w:t>
-            </w:r>
-          </w:p>
-        </w:tc>
-        <w:tc>
-          <w:tcPr>
-            <w:tcW w:w="501" w:type="pct"/>
-            <w:vAlign w:val="center"/>
-          </w:tcPr>
-          <w:p>
-            <w:pPr>
-              <w:spacing w:after="0" w:line="240" w:lineRule="auto"/>
-              <w:jc w:val="center"/>
-            </w:pPr>
-            <w:r>
-              <w:t>20</w:t>
-            </w:r>
-          </w:p>
-        </w:tc>
-        <w:tc>
-          <w:tcPr>
-            <w:tcW w:w="197" w:type="pct"/>
-            <w:vAlign w:val="center"/>
-          </w:tcPr>
-          <w:p>
-            <w:pPr>
-              <w:spacing w:after="0" w:line="240" w:lineRule="auto"/>
-              <w:jc w:val="center"/>
-            </w:pPr>
-          </w:p>
-        </w:tc>
-        <w:tc>
-          <w:tcPr>
-            <w:tcW w:w="197" w:type="pct"/>
-            <w:vAlign w:val="center"/>
-          </w:tcPr>
-          <w:p>
-            <w:pPr>
-              <w:spacing w:after="0" w:line="240" w:lineRule="auto"/>
-              <w:jc w:val="center"/>
-            </w:pPr>
-          </w:p>
-        </w:tc>
-        <w:tc>
-          <w:tcPr>
-            <w:tcW w:w="1144" w:type="pct"/>
-          </w:tcPr>
-          <w:p>
-            <w:pPr>
-              <w:spacing w:after="0" w:line="240" w:lineRule="auto"/>
-            </w:pPr>
-            <w:r>
-              <w:t>0-Visualizador; 1-Gerente; 2-Administrador.</w:t>
-            </w:r>
+            <w:tcW w:w="699" w:type="pct"/>
+            <w:vAlign w:val="center"/>
+          </w:tcPr>
+          <w:p>
+            <w:pPr>
+              <w:spacing w:after="0" w:line="240" w:lineRule="auto"/>
+              <w:jc w:val="center"/>
+            </w:pPr>
+            <w:r>
+              <w:t>INT</w:t>
+            </w:r>
+          </w:p>
+        </w:tc>
+        <w:tc>
+          <w:tcPr>
+            <w:tcW w:w="645" w:type="pct"/>
+            <w:vAlign w:val="center"/>
+          </w:tcPr>
+          <w:p>
+            <w:pPr>
+              <w:spacing w:after="0" w:line="240" w:lineRule="auto"/>
+              <w:jc w:val="center"/>
+            </w:pPr>
+            <w:r>
+              <w:t>-</w:t>
+            </w:r>
+          </w:p>
+        </w:tc>
+        <w:tc>
+          <w:tcPr>
+            <w:tcW w:w="277" w:type="pct"/>
+            <w:vAlign w:val="center"/>
+          </w:tcPr>
+          <w:p>
+            <w:pPr>
+              <w:spacing w:after="0" w:line="240" w:lineRule="auto"/>
+            </w:pPr>
+          </w:p>
+        </w:tc>
+        <w:tc>
+          <w:tcPr>
+            <w:tcW w:w="269" w:type="pct"/>
+            <w:vAlign w:val="center"/>
+          </w:tcPr>
+          <w:p>
+            <w:pPr>
+              <w:spacing w:after="0" w:line="240" w:lineRule="auto"/>
+              <w:jc w:val="center"/>
+            </w:pPr>
+            <w:r>
+              <w:t>x</w:t>
+            </w:r>
+          </w:p>
+        </w:tc>
+        <w:tc>
+          <w:tcPr>
+            <w:tcW w:w="887" w:type="pct"/>
+          </w:tcPr>
+          <w:p>
+            <w:pPr>
+              <w:spacing w:after="0" w:line="240" w:lineRule="auto"/>
+              <w:jc w:val="center"/>
+            </w:pPr>
           </w:p>
         </w:tc>
       </w:tr>
       <w:tr>
         <w:tc>
           <w:tcPr>
-            <w:tcW w:w="1056" w:type="pct"/>
-            <w:vAlign w:val="center"/>
-          </w:tcPr>
-          <w:p>
-            <w:pPr>
-              <w:spacing w:after="0" w:line="240" w:lineRule="auto"/>
-            </w:pPr>
-            <w:r>
-              <w:t>Data do vínculo do Usuário com a Empresa</w:t>
-            </w:r>
-          </w:p>
-        </w:tc>
-        <w:tc>
-          <w:tcPr>
-            <w:tcW w:w="1050" w:type="pct"/>
+            <w:tcW w:w="853" w:type="pct"/>
+            <w:vAlign w:val="center"/>
+          </w:tcPr>
+          <w:p>
+            <w:pPr>
+              <w:spacing w:after="0" w:line="240" w:lineRule="auto"/>
+              <w:jc w:val="center"/>
+            </w:pPr>
+            <w:r>
+              <w:t>Nível de acesso do usuário com a empresa.</w:t>
+            </w:r>
+          </w:p>
+        </w:tc>
+        <w:tc>
+          <w:tcPr>
+            <w:tcW w:w="1370" w:type="pct"/>
             <w:vAlign w:val="center"/>
           </w:tcPr>
           <w:p>
@@ -11850,75 +12134,85 @@
             </w:pPr>
             <w:proofErr w:type="spellStart"/>
             <w:r>
-              <w:t>usu_emp_data_vinculo</w:t>
+              <w:t>usu_emp_nivel_acesso</w:t>
             </w:r>
             <w:proofErr w:type="spellEnd"/>
           </w:p>
         </w:tc>
         <w:tc>
           <w:tcPr>
-            <w:tcW w:w="855" w:type="pct"/>
-            <w:vAlign w:val="center"/>
-          </w:tcPr>
-          <w:p>
-            <w:pPr>
-              <w:spacing w:after="0" w:line="240" w:lineRule="auto"/>
-              <w:jc w:val="center"/>
-            </w:pPr>
-            <w:r>
-              <w:t>DATE</w:t>
-            </w:r>
-          </w:p>
-        </w:tc>
-        <w:tc>
-          <w:tcPr>
-            <w:tcW w:w="501" w:type="pct"/>
-            <w:vAlign w:val="center"/>
-          </w:tcPr>
-          <w:p>
-            <w:pPr>
-              <w:spacing w:after="0" w:line="240" w:lineRule="auto"/>
-              <w:jc w:val="center"/>
-            </w:pPr>
-            <w:r>
-              <w:t>-</w:t>
-            </w:r>
-          </w:p>
-        </w:tc>
-        <w:tc>
-          <w:tcPr>
-            <w:tcW w:w="197" w:type="pct"/>
-            <w:vAlign w:val="center"/>
-          </w:tcPr>
-          <w:p>
-            <w:pPr>
-              <w:spacing w:after="0" w:line="240" w:lineRule="auto"/>
-              <w:jc w:val="center"/>
-            </w:pPr>
-          </w:p>
-        </w:tc>
-        <w:tc>
-          <w:tcPr>
-            <w:tcW w:w="197" w:type="pct"/>
-            <w:vAlign w:val="center"/>
-          </w:tcPr>
-          <w:p>
-            <w:pPr>
-              <w:spacing w:after="0" w:line="240" w:lineRule="auto"/>
-              <w:jc w:val="center"/>
-            </w:pPr>
-          </w:p>
-        </w:tc>
-        <w:tc>
-          <w:tcPr>
-            <w:tcW w:w="1144" w:type="pct"/>
-          </w:tcPr>
-          <w:p>
-            <w:pPr>
-              <w:spacing w:after="0" w:line="240" w:lineRule="auto"/>
-            </w:pPr>
-            <w:r>
-              <w:t>Não pode estar vazio.</w:t>
+            <w:tcW w:w="699" w:type="pct"/>
+            <w:vAlign w:val="center"/>
+          </w:tcPr>
+          <w:p>
+            <w:pPr>
+              <w:spacing w:after="0" w:line="240" w:lineRule="auto"/>
+              <w:jc w:val="center"/>
+            </w:pPr>
+            <w:r>
+              <w:t>TINYINT</w:t>
+            </w:r>
+          </w:p>
+        </w:tc>
+        <w:tc>
+          <w:tcPr>
+            <w:tcW w:w="645" w:type="pct"/>
+            <w:vAlign w:val="center"/>
+          </w:tcPr>
+          <w:p>
+            <w:pPr>
+              <w:spacing w:after="0" w:line="240" w:lineRule="auto"/>
+              <w:jc w:val="center"/>
+            </w:pPr>
+            <w:r>
+              <w:t>20</w:t>
+            </w:r>
+          </w:p>
+        </w:tc>
+        <w:tc>
+          <w:tcPr>
+            <w:tcW w:w="277" w:type="pct"/>
+            <w:vAlign w:val="center"/>
+          </w:tcPr>
+          <w:p>
+            <w:pPr>
+              <w:spacing w:after="0" w:line="240" w:lineRule="auto"/>
+              <w:jc w:val="center"/>
+            </w:pPr>
+          </w:p>
+        </w:tc>
+        <w:tc>
+          <w:tcPr>
+            <w:tcW w:w="269" w:type="pct"/>
+            <w:vAlign w:val="center"/>
+          </w:tcPr>
+          <w:p>
+            <w:pPr>
+              <w:spacing w:after="0" w:line="240" w:lineRule="auto"/>
+              <w:jc w:val="center"/>
+            </w:pPr>
+          </w:p>
+        </w:tc>
+        <w:tc>
+          <w:tcPr>
+            <w:tcW w:w="887" w:type="pct"/>
+          </w:tcPr>
+          <w:p>
+            <w:pPr>
+              <w:spacing w:after="0" w:line="240" w:lineRule="auto"/>
+              <w:jc w:val="center"/>
+            </w:pPr>
+            <w:r>
+              <w:t>0-Visualizador; 1-Gerente;</w:t>
+            </w:r>
+          </w:p>
+          <w:p>
+            <w:pPr>
+              <w:spacing w:after="0" w:line="240" w:lineRule="auto"/>
+              <w:jc w:val="center"/>
+            </w:pPr>
+            <w:r>
+              <w:t>2-Administrador.</w:t>
             </w:r>
           </w:p>
         </w:tc>
@@ -11926,21 +12220,22 @@
       <w:tr>
         <w:tc>
           <w:tcPr>
-            <w:tcW w:w="1056" w:type="pct"/>
-            <w:vAlign w:val="center"/>
-          </w:tcPr>
-          <w:p>
-            <w:pPr>
-              <w:spacing w:after="0" w:line="240" w:lineRule="auto"/>
-            </w:pPr>
-            <w:r>
-              <w:t>Status do Usuário com determinada Empresa.</w:t>
-            </w:r>
-          </w:p>
-        </w:tc>
-        <w:tc>
-          <w:tcPr>
-            <w:tcW w:w="1050" w:type="pct"/>
+            <w:tcW w:w="853" w:type="pct"/>
+            <w:vAlign w:val="center"/>
+          </w:tcPr>
+          <w:p>
+            <w:pPr>
+              <w:spacing w:after="0" w:line="240" w:lineRule="auto"/>
+              <w:jc w:val="center"/>
+            </w:pPr>
+            <w:r>
+              <w:t>Data do vínculo do Usuário com a Empresa</w:t>
+            </w:r>
+          </w:p>
+        </w:tc>
+        <w:tc>
+          <w:tcPr>
+            <w:tcW w:w="1370" w:type="pct"/>
             <w:vAlign w:val="center"/>
           </w:tcPr>
           <w:p>
@@ -11949,75 +12244,76 @@
             </w:pPr>
             <w:proofErr w:type="spellStart"/>
             <w:r>
-              <w:t>usu_emp_status</w:t>
+              <w:t>usu_emp_data_vinculo</w:t>
             </w:r>
             <w:proofErr w:type="spellEnd"/>
           </w:p>
         </w:tc>
         <w:tc>
           <w:tcPr>
-            <w:tcW w:w="855" w:type="pct"/>
-            <w:vAlign w:val="center"/>
-          </w:tcPr>
-          <w:p>
-            <w:pPr>
-              <w:spacing w:after="0" w:line="240" w:lineRule="auto"/>
-              <w:jc w:val="center"/>
-            </w:pPr>
-            <w:r>
-              <w:t>BIT</w:t>
-            </w:r>
-          </w:p>
-        </w:tc>
-        <w:tc>
-          <w:tcPr>
-            <w:tcW w:w="501" w:type="pct"/>
-            <w:vAlign w:val="center"/>
-          </w:tcPr>
-          <w:p>
-            <w:pPr>
-              <w:spacing w:after="0" w:line="240" w:lineRule="auto"/>
-              <w:jc w:val="center"/>
-            </w:pPr>
-            <w:r>
-              <w:t>1</w:t>
-            </w:r>
-          </w:p>
-        </w:tc>
-        <w:tc>
-          <w:tcPr>
-            <w:tcW w:w="197" w:type="pct"/>
-            <w:vAlign w:val="center"/>
-          </w:tcPr>
-          <w:p>
-            <w:pPr>
-              <w:spacing w:after="0" w:line="240" w:lineRule="auto"/>
-              <w:jc w:val="center"/>
-            </w:pPr>
-          </w:p>
-        </w:tc>
-        <w:tc>
-          <w:tcPr>
-            <w:tcW w:w="197" w:type="pct"/>
-            <w:vAlign w:val="center"/>
-          </w:tcPr>
-          <w:p>
-            <w:pPr>
-              <w:spacing w:after="0" w:line="240" w:lineRule="auto"/>
-              <w:jc w:val="center"/>
-            </w:pPr>
-          </w:p>
-        </w:tc>
-        <w:tc>
-          <w:tcPr>
-            <w:tcW w:w="1144" w:type="pct"/>
-          </w:tcPr>
-          <w:p>
-            <w:pPr>
-              <w:spacing w:after="0" w:line="240" w:lineRule="auto"/>
-            </w:pPr>
-            <w:r>
-              <w:t>0-Inativo; 1-Ativo.</w:t>
+            <w:tcW w:w="699" w:type="pct"/>
+            <w:vAlign w:val="center"/>
+          </w:tcPr>
+          <w:p>
+            <w:pPr>
+              <w:spacing w:after="0" w:line="240" w:lineRule="auto"/>
+              <w:jc w:val="center"/>
+            </w:pPr>
+            <w:r>
+              <w:t>DATE</w:t>
+            </w:r>
+          </w:p>
+        </w:tc>
+        <w:tc>
+          <w:tcPr>
+            <w:tcW w:w="645" w:type="pct"/>
+            <w:vAlign w:val="center"/>
+          </w:tcPr>
+          <w:p>
+            <w:pPr>
+              <w:spacing w:after="0" w:line="240" w:lineRule="auto"/>
+              <w:jc w:val="center"/>
+            </w:pPr>
+            <w:r>
+              <w:t>-</w:t>
+            </w:r>
+          </w:p>
+        </w:tc>
+        <w:tc>
+          <w:tcPr>
+            <w:tcW w:w="277" w:type="pct"/>
+            <w:vAlign w:val="center"/>
+          </w:tcPr>
+          <w:p>
+            <w:pPr>
+              <w:spacing w:after="0" w:line="240" w:lineRule="auto"/>
+              <w:jc w:val="center"/>
+            </w:pPr>
+          </w:p>
+        </w:tc>
+        <w:tc>
+          <w:tcPr>
+            <w:tcW w:w="269" w:type="pct"/>
+            <w:vAlign w:val="center"/>
+          </w:tcPr>
+          <w:p>
+            <w:pPr>
+              <w:spacing w:after="0" w:line="240" w:lineRule="auto"/>
+              <w:jc w:val="center"/>
+            </w:pPr>
+          </w:p>
+        </w:tc>
+        <w:tc>
+          <w:tcPr>
+            <w:tcW w:w="887" w:type="pct"/>
+          </w:tcPr>
+          <w:p>
+            <w:pPr>
+              <w:spacing w:after="0" w:line="240" w:lineRule="auto"/>
+              <w:jc w:val="center"/>
+            </w:pPr>
+            <w:r>
+              <w:t>Não pode estar vazio.</w:t>
             </w:r>
           </w:p>
         </w:tc>
@@ -12025,12 +12321,123 @@
       <w:tr>
         <w:tc>
           <w:tcPr>
-            <w:tcW w:w="1056" w:type="pct"/>
-            <w:vAlign w:val="center"/>
-          </w:tcPr>
-          <w:p>
-            <w:pPr>
-              <w:spacing w:after="0" w:line="240" w:lineRule="auto"/>
+            <w:tcW w:w="853" w:type="pct"/>
+            <w:vAlign w:val="center"/>
+          </w:tcPr>
+          <w:p>
+            <w:pPr>
+              <w:spacing w:after="0" w:line="240" w:lineRule="auto"/>
+              <w:jc w:val="center"/>
+            </w:pPr>
+            <w:r>
+              <w:t>Status do Usuário com determinada Empresa.</w:t>
+            </w:r>
+          </w:p>
+        </w:tc>
+        <w:tc>
+          <w:tcPr>
+            <w:tcW w:w="1370" w:type="pct"/>
+            <w:vAlign w:val="center"/>
+          </w:tcPr>
+          <w:p>
+            <w:pPr>
+              <w:spacing w:after="0" w:line="240" w:lineRule="auto"/>
+            </w:pPr>
+            <w:proofErr w:type="spellStart"/>
+            <w:r>
+              <w:t>usu_emp_status</w:t>
+            </w:r>
+            <w:proofErr w:type="spellEnd"/>
+          </w:p>
+        </w:tc>
+        <w:tc>
+          <w:tcPr>
+            <w:tcW w:w="699" w:type="pct"/>
+            <w:vAlign w:val="center"/>
+          </w:tcPr>
+          <w:p>
+            <w:pPr>
+              <w:spacing w:after="0" w:line="240" w:lineRule="auto"/>
+              <w:jc w:val="center"/>
+            </w:pPr>
+            <w:r>
+              <w:t>BIT</w:t>
+            </w:r>
+          </w:p>
+        </w:tc>
+        <w:tc>
+          <w:tcPr>
+            <w:tcW w:w="645" w:type="pct"/>
+            <w:vAlign w:val="center"/>
+          </w:tcPr>
+          <w:p>
+            <w:pPr>
+              <w:spacing w:after="0" w:line="240" w:lineRule="auto"/>
+              <w:jc w:val="center"/>
+            </w:pPr>
+            <w:r>
+              <w:t>1</w:t>
+            </w:r>
+          </w:p>
+        </w:tc>
+        <w:tc>
+          <w:tcPr>
+            <w:tcW w:w="277" w:type="pct"/>
+            <w:vAlign w:val="center"/>
+          </w:tcPr>
+          <w:p>
+            <w:pPr>
+              <w:spacing w:after="0" w:line="240" w:lineRule="auto"/>
+              <w:jc w:val="center"/>
+            </w:pPr>
+          </w:p>
+        </w:tc>
+        <w:tc>
+          <w:tcPr>
+            <w:tcW w:w="269" w:type="pct"/>
+            <w:vAlign w:val="center"/>
+          </w:tcPr>
+          <w:p>
+            <w:pPr>
+              <w:spacing w:after="0" w:line="240" w:lineRule="auto"/>
+              <w:jc w:val="center"/>
+            </w:pPr>
+          </w:p>
+        </w:tc>
+        <w:tc>
+          <w:tcPr>
+            <w:tcW w:w="887" w:type="pct"/>
+          </w:tcPr>
+          <w:p>
+            <w:pPr>
+              <w:spacing w:after="0" w:line="240" w:lineRule="auto"/>
+              <w:jc w:val="center"/>
+            </w:pPr>
+            <w:r>
+              <w:t>0-Inativo;</w:t>
+            </w:r>
+          </w:p>
+          <w:p>
+            <w:pPr>
+              <w:spacing w:after="0" w:line="240" w:lineRule="auto"/>
+              <w:jc w:val="center"/>
+            </w:pPr>
+            <w:r>
+              <w:t>1-Ativo.</w:t>
+            </w:r>
+          </w:p>
+        </w:tc>
+      </w:tr>
+      <w:tr>
+        <w:tc>
+          <w:tcPr>
+            <w:tcW w:w="853" w:type="pct"/>
+            <w:vAlign w:val="center"/>
+          </w:tcPr>
+          <w:p>
+            <w:pPr>
+              <w:spacing w:after="0" w:line="240" w:lineRule="auto"/>
+              <w:jc w:val="center"/>
             </w:pPr>
             <w:r>
               <w:t>Observações.</w:t>
@@ -12039,7 +12446,7 @@
         </w:tc>
         <w:tc>
           <w:tcPr>
-            <w:tcW w:w="1050" w:type="pct"/>
+            <w:tcW w:w="1370" w:type="pct"/>
             <w:vAlign w:val="center"/>
           </w:tcPr>
           <w:p>
@@ -12055,7 +12462,7 @@
         </w:tc>
         <w:tc>
           <w:tcPr>
-            <w:tcW w:w="855" w:type="pct"/>
+            <w:tcW w:w="699" w:type="pct"/>
             <w:vAlign w:val="center"/>
           </w:tcPr>
           <w:p>
@@ -12070,7 +12477,7 @@
         </w:tc>
         <w:tc>
           <w:tcPr>
-            <w:tcW w:w="501" w:type="pct"/>
+            <w:tcW w:w="645" w:type="pct"/>
             <w:vAlign w:val="center"/>
           </w:tcPr>
           <w:p>
@@ -12085,31 +12492,31 @@
         </w:tc>
         <w:tc>
           <w:tcPr>
-            <w:tcW w:w="197" w:type="pct"/>
-            <w:vAlign w:val="center"/>
-          </w:tcPr>
-          <w:p>
-            <w:pPr>
-              <w:spacing w:after="0" w:line="240" w:lineRule="auto"/>
-              <w:jc w:val="center"/>
-            </w:pPr>
-          </w:p>
-        </w:tc>
-        <w:tc>
-          <w:tcPr>
-            <w:tcW w:w="197" w:type="pct"/>
-            <w:vAlign w:val="center"/>
-          </w:tcPr>
-          <w:p>
-            <w:pPr>
-              <w:spacing w:after="0" w:line="240" w:lineRule="auto"/>
-              <w:jc w:val="center"/>
-            </w:pPr>
-          </w:p>
-        </w:tc>
-        <w:tc>
-          <w:tcPr>
-            <w:tcW w:w="1144" w:type="pct"/>
+            <w:tcW w:w="277" w:type="pct"/>
+            <w:vAlign w:val="center"/>
+          </w:tcPr>
+          <w:p>
+            <w:pPr>
+              <w:spacing w:after="0" w:line="240" w:lineRule="auto"/>
+              <w:jc w:val="center"/>
+            </w:pPr>
+          </w:p>
+        </w:tc>
+        <w:tc>
+          <w:tcPr>
+            <w:tcW w:w="269" w:type="pct"/>
+            <w:vAlign w:val="center"/>
+          </w:tcPr>
+          <w:p>
+            <w:pPr>
+              <w:spacing w:after="0" w:line="240" w:lineRule="auto"/>
+              <w:jc w:val="center"/>
+            </w:pPr>
+          </w:p>
+        </w:tc>
+        <w:tc>
+          <w:tcPr>
+            <w:tcW w:w="887" w:type="pct"/>
           </w:tcPr>
           <w:p>
             <w:pPr>
@@ -12165,12 +12572,16 @@
     <w:p/>
     <w:p/>
     <w:p/>
-    <w:p/>
     <w:p>
       <w:pPr>
         <w:pStyle w:val="Legenda"/>
       </w:pPr>
       <w:bookmarkStart w:id="15" w:name="_Toc230291968"/>
+    </w:p>
+    <w:p>
+      <w:pPr>
+        <w:pStyle w:val="Legenda"/>
+      </w:pPr>
       <w:r>
         <w:lastRenderedPageBreak/>
         <w:t xml:space="preserve">Quadro </w:t>
@@ -12204,22 +12615,23 @@
     <w:tbl>
       <w:tblPr>
         <w:tblStyle w:val="Tabelacomgrade"/>
-        <w:tblW w:w="5000" w:type="pct"/>
+        <w:tblW w:w="5629" w:type="pct"/>
+        <w:tblInd w:w="-1139" w:type="dxa"/>
         <w:tblLook w:val="04A0" w:firstRow="1" w:lastRow="0" w:firstColumn="1" w:lastColumn="0" w:noHBand="0" w:noVBand="1"/>
       </w:tblPr>
       <w:tblGrid>
-        <w:gridCol w:w="1369"/>
-        <w:gridCol w:w="2922"/>
-        <w:gridCol w:w="1200"/>
-        <w:gridCol w:w="1110"/>
-        <w:gridCol w:w="496"/>
-        <w:gridCol w:w="484"/>
-        <w:gridCol w:w="1480"/>
+        <w:gridCol w:w="1591"/>
+        <w:gridCol w:w="3445"/>
+        <w:gridCol w:w="1390"/>
+        <w:gridCol w:w="1283"/>
+        <w:gridCol w:w="550"/>
+        <w:gridCol w:w="536"/>
+        <w:gridCol w:w="1724"/>
       </w:tblGrid>
       <w:tr>
         <w:tc>
           <w:tcPr>
-            <w:tcW w:w="1033" w:type="pct"/>
+            <w:tcW w:w="1229" w:type="pct"/>
             <w:vAlign w:val="center"/>
           </w:tcPr>
           <w:p>
@@ -12252,7 +12664,7 @@
         </w:tc>
         <w:tc>
           <w:tcPr>
-            <w:tcW w:w="1188" w:type="pct"/>
+            <w:tcW w:w="1432" w:type="pct"/>
             <w:vAlign w:val="center"/>
           </w:tcPr>
           <w:p>
@@ -12273,7 +12685,7 @@
         </w:tc>
         <w:tc>
           <w:tcPr>
-            <w:tcW w:w="832" w:type="pct"/>
+            <w:tcW w:w="588" w:type="pct"/>
             <w:vAlign w:val="center"/>
           </w:tcPr>
           <w:p>
@@ -12294,7 +12706,7 @@
         </w:tc>
         <w:tc>
           <w:tcPr>
-            <w:tcW w:w="478" w:type="pct"/>
+            <w:tcW w:w="544" w:type="pct"/>
             <w:vAlign w:val="center"/>
           </w:tcPr>
           <w:p>
@@ -12315,7 +12727,7 @@
         </w:tc>
         <w:tc>
           <w:tcPr>
-            <w:tcW w:w="197" w:type="pct"/>
+            <w:tcW w:w="243" w:type="pct"/>
             <w:vAlign w:val="center"/>
           </w:tcPr>
           <w:p>
@@ -12336,7 +12748,7 @@
         </w:tc>
         <w:tc>
           <w:tcPr>
-            <w:tcW w:w="192" w:type="pct"/>
+            <w:tcW w:w="237" w:type="pct"/>
             <w:vAlign w:val="center"/>
           </w:tcPr>
           <w:p>
@@ -12357,7 +12769,7 @@
         </w:tc>
         <w:tc>
           <w:tcPr>
-            <w:tcW w:w="1080" w:type="pct"/>
+            <w:tcW w:w="725" w:type="pct"/>
             <w:vAlign w:val="center"/>
           </w:tcPr>
           <w:p>
@@ -12380,12 +12792,13 @@
       <w:tr>
         <w:tc>
           <w:tcPr>
-            <w:tcW w:w="1033" w:type="pct"/>
-            <w:vAlign w:val="center"/>
-          </w:tcPr>
-          <w:p>
-            <w:pPr>
-              <w:spacing w:after="0" w:line="240" w:lineRule="auto"/>
+            <w:tcW w:w="1229" w:type="pct"/>
+            <w:vAlign w:val="center"/>
+          </w:tcPr>
+          <w:p>
+            <w:pPr>
+              <w:spacing w:after="0" w:line="240" w:lineRule="auto"/>
+              <w:jc w:val="center"/>
             </w:pPr>
             <w:r>
               <w:t>Identificador.</w:t>
@@ -12394,7 +12807,7 @@
         </w:tc>
         <w:tc>
           <w:tcPr>
-            <w:tcW w:w="1188" w:type="pct"/>
+            <w:tcW w:w="1432" w:type="pct"/>
             <w:vAlign w:val="center"/>
           </w:tcPr>
           <w:p>
@@ -12410,7 +12823,7 @@
         </w:tc>
         <w:tc>
           <w:tcPr>
-            <w:tcW w:w="832" w:type="pct"/>
+            <w:tcW w:w="588" w:type="pct"/>
             <w:vAlign w:val="center"/>
           </w:tcPr>
           <w:p>
@@ -12425,7 +12838,7 @@
         </w:tc>
         <w:tc>
           <w:tcPr>
-            <w:tcW w:w="478" w:type="pct"/>
+            <w:tcW w:w="544" w:type="pct"/>
             <w:vAlign w:val="center"/>
           </w:tcPr>
           <w:p>
@@ -12440,7 +12853,7 @@
         </w:tc>
         <w:tc>
           <w:tcPr>
-            <w:tcW w:w="197" w:type="pct"/>
+            <w:tcW w:w="243" w:type="pct"/>
             <w:vAlign w:val="center"/>
           </w:tcPr>
           <w:p>
@@ -12455,23 +12868,24 @@
         </w:tc>
         <w:tc>
           <w:tcPr>
-            <w:tcW w:w="192" w:type="pct"/>
-            <w:vAlign w:val="center"/>
-          </w:tcPr>
-          <w:p>
-            <w:pPr>
-              <w:spacing w:after="0" w:line="240" w:lineRule="auto"/>
-              <w:jc w:val="center"/>
-            </w:pPr>
-          </w:p>
-        </w:tc>
-        <w:tc>
-          <w:tcPr>
-            <w:tcW w:w="1080" w:type="pct"/>
-          </w:tcPr>
-          <w:p>
-            <w:pPr>
-              <w:spacing w:after="0" w:line="240" w:lineRule="auto"/>
+            <w:tcW w:w="237" w:type="pct"/>
+            <w:vAlign w:val="center"/>
+          </w:tcPr>
+          <w:p>
+            <w:pPr>
+              <w:spacing w:after="0" w:line="240" w:lineRule="auto"/>
+              <w:jc w:val="center"/>
+            </w:pPr>
+          </w:p>
+        </w:tc>
+        <w:tc>
+          <w:tcPr>
+            <w:tcW w:w="725" w:type="pct"/>
+          </w:tcPr>
+          <w:p>
+            <w:pPr>
+              <w:spacing w:after="0" w:line="240" w:lineRule="auto"/>
+              <w:jc w:val="center"/>
             </w:pPr>
             <w:proofErr w:type="spellStart"/>
             <w:r>
@@ -12487,12 +12901,13 @@
       <w:tr>
         <w:tc>
           <w:tcPr>
-            <w:tcW w:w="1033" w:type="pct"/>
-            <w:vAlign w:val="center"/>
-          </w:tcPr>
-          <w:p>
-            <w:pPr>
-              <w:spacing w:after="0" w:line="240" w:lineRule="auto"/>
+            <w:tcW w:w="1229" w:type="pct"/>
+            <w:vAlign w:val="center"/>
+          </w:tcPr>
+          <w:p>
+            <w:pPr>
+              <w:spacing w:after="0" w:line="240" w:lineRule="auto"/>
+              <w:jc w:val="center"/>
             </w:pPr>
             <w:r>
               <w:t>Nome do Regime.</w:t>
@@ -12501,7 +12916,7 @@
         </w:tc>
         <w:tc>
           <w:tcPr>
-            <w:tcW w:w="1188" w:type="pct"/>
+            <w:tcW w:w="1432" w:type="pct"/>
             <w:vAlign w:val="center"/>
           </w:tcPr>
           <w:p>
@@ -12517,7 +12932,7 @@
         </w:tc>
         <w:tc>
           <w:tcPr>
-            <w:tcW w:w="832" w:type="pct"/>
+            <w:tcW w:w="588" w:type="pct"/>
             <w:vAlign w:val="center"/>
           </w:tcPr>
           <w:p>
@@ -12532,7 +12947,7 @@
         </w:tc>
         <w:tc>
           <w:tcPr>
-            <w:tcW w:w="478" w:type="pct"/>
+            <w:tcW w:w="544" w:type="pct"/>
             <w:vAlign w:val="center"/>
           </w:tcPr>
           <w:p>
@@ -12547,35 +12962,36 @@
         </w:tc>
         <w:tc>
           <w:tcPr>
-            <w:tcW w:w="197" w:type="pct"/>
-            <w:vAlign w:val="center"/>
-          </w:tcPr>
-          <w:p>
-            <w:pPr>
-              <w:spacing w:after="0" w:line="240" w:lineRule="auto"/>
-              <w:jc w:val="center"/>
-            </w:pPr>
-          </w:p>
-        </w:tc>
-        <w:tc>
-          <w:tcPr>
-            <w:tcW w:w="192" w:type="pct"/>
-            <w:vAlign w:val="center"/>
-          </w:tcPr>
-          <w:p>
-            <w:pPr>
-              <w:spacing w:after="0" w:line="240" w:lineRule="auto"/>
-              <w:jc w:val="center"/>
-            </w:pPr>
-          </w:p>
-        </w:tc>
-        <w:tc>
-          <w:tcPr>
-            <w:tcW w:w="1080" w:type="pct"/>
-          </w:tcPr>
-          <w:p>
-            <w:pPr>
-              <w:spacing w:after="0" w:line="240" w:lineRule="auto"/>
+            <w:tcW w:w="243" w:type="pct"/>
+            <w:vAlign w:val="center"/>
+          </w:tcPr>
+          <w:p>
+            <w:pPr>
+              <w:spacing w:after="0" w:line="240" w:lineRule="auto"/>
+              <w:jc w:val="center"/>
+            </w:pPr>
+          </w:p>
+        </w:tc>
+        <w:tc>
+          <w:tcPr>
+            <w:tcW w:w="237" w:type="pct"/>
+            <w:vAlign w:val="center"/>
+          </w:tcPr>
+          <w:p>
+            <w:pPr>
+              <w:spacing w:after="0" w:line="240" w:lineRule="auto"/>
+              <w:jc w:val="center"/>
+            </w:pPr>
+          </w:p>
+        </w:tc>
+        <w:tc>
+          <w:tcPr>
+            <w:tcW w:w="725" w:type="pct"/>
+          </w:tcPr>
+          <w:p>
+            <w:pPr>
+              <w:spacing w:after="0" w:line="240" w:lineRule="auto"/>
+              <w:jc w:val="center"/>
             </w:pPr>
             <w:r>
               <w:t>Não pode estar vazio.</w:t>
@@ -12586,12 +13002,13 @@
       <w:tr>
         <w:tc>
           <w:tcPr>
-            <w:tcW w:w="1033" w:type="pct"/>
-            <w:vAlign w:val="center"/>
-          </w:tcPr>
-          <w:p>
-            <w:pPr>
-              <w:spacing w:after="0" w:line="240" w:lineRule="auto"/>
+            <w:tcW w:w="1229" w:type="pct"/>
+            <w:vAlign w:val="center"/>
+          </w:tcPr>
+          <w:p>
+            <w:pPr>
+              <w:spacing w:after="0" w:line="240" w:lineRule="auto"/>
+              <w:jc w:val="center"/>
             </w:pPr>
             <w:r>
               <w:t>Descrição do Regime.</w:t>
@@ -12600,7 +13017,7 @@
         </w:tc>
         <w:tc>
           <w:tcPr>
-            <w:tcW w:w="1188" w:type="pct"/>
+            <w:tcW w:w="1432" w:type="pct"/>
             <w:vAlign w:val="center"/>
           </w:tcPr>
           <w:p>
@@ -12616,7 +13033,7 @@
         </w:tc>
         <w:tc>
           <w:tcPr>
-            <w:tcW w:w="832" w:type="pct"/>
+            <w:tcW w:w="588" w:type="pct"/>
             <w:vAlign w:val="center"/>
           </w:tcPr>
           <w:p>
@@ -12631,7 +13048,7 @@
         </w:tc>
         <w:tc>
           <w:tcPr>
-            <w:tcW w:w="478" w:type="pct"/>
+            <w:tcW w:w="544" w:type="pct"/>
             <w:vAlign w:val="center"/>
           </w:tcPr>
           <w:p>
@@ -12646,35 +13063,36 @@
         </w:tc>
         <w:tc>
           <w:tcPr>
-            <w:tcW w:w="197" w:type="pct"/>
-            <w:vAlign w:val="center"/>
-          </w:tcPr>
-          <w:p>
-            <w:pPr>
-              <w:spacing w:after="0" w:line="240" w:lineRule="auto"/>
-              <w:jc w:val="center"/>
-            </w:pPr>
-          </w:p>
-        </w:tc>
-        <w:tc>
-          <w:tcPr>
-            <w:tcW w:w="192" w:type="pct"/>
-            <w:vAlign w:val="center"/>
-          </w:tcPr>
-          <w:p>
-            <w:pPr>
-              <w:spacing w:after="0" w:line="240" w:lineRule="auto"/>
-              <w:jc w:val="center"/>
-            </w:pPr>
-          </w:p>
-        </w:tc>
-        <w:tc>
-          <w:tcPr>
-            <w:tcW w:w="1080" w:type="pct"/>
-          </w:tcPr>
-          <w:p>
-            <w:pPr>
-              <w:spacing w:after="0" w:line="240" w:lineRule="auto"/>
+            <w:tcW w:w="243" w:type="pct"/>
+            <w:vAlign w:val="center"/>
+          </w:tcPr>
+          <w:p>
+            <w:pPr>
+              <w:spacing w:after="0" w:line="240" w:lineRule="auto"/>
+              <w:jc w:val="center"/>
+            </w:pPr>
+          </w:p>
+        </w:tc>
+        <w:tc>
+          <w:tcPr>
+            <w:tcW w:w="237" w:type="pct"/>
+            <w:vAlign w:val="center"/>
+          </w:tcPr>
+          <w:p>
+            <w:pPr>
+              <w:spacing w:after="0" w:line="240" w:lineRule="auto"/>
+              <w:jc w:val="center"/>
+            </w:pPr>
+          </w:p>
+        </w:tc>
+        <w:tc>
+          <w:tcPr>
+            <w:tcW w:w="725" w:type="pct"/>
+          </w:tcPr>
+          <w:p>
+            <w:pPr>
+              <w:spacing w:after="0" w:line="240" w:lineRule="auto"/>
+              <w:jc w:val="center"/>
             </w:pPr>
             <w:r>
               <w:t>Não pode estar vazio.</w:t>
@@ -12685,12 +13103,13 @@
       <w:tr>
         <w:tc>
           <w:tcPr>
-            <w:tcW w:w="1033" w:type="pct"/>
-            <w:vAlign w:val="center"/>
-          </w:tcPr>
-          <w:p>
-            <w:pPr>
-              <w:spacing w:after="0" w:line="240" w:lineRule="auto"/>
+            <w:tcW w:w="1229" w:type="pct"/>
+            <w:vAlign w:val="center"/>
+          </w:tcPr>
+          <w:p>
+            <w:pPr>
+              <w:spacing w:after="0" w:line="240" w:lineRule="auto"/>
+              <w:jc w:val="center"/>
             </w:pPr>
             <w:r>
               <w:t>Limite do Faturamento anual da empresa.</w:t>
@@ -12699,7 +13118,7 @@
         </w:tc>
         <w:tc>
           <w:tcPr>
-            <w:tcW w:w="1188" w:type="pct"/>
+            <w:tcW w:w="1432" w:type="pct"/>
             <w:vAlign w:val="center"/>
           </w:tcPr>
           <w:p>
@@ -12715,7 +13134,7 @@
         </w:tc>
         <w:tc>
           <w:tcPr>
-            <w:tcW w:w="832" w:type="pct"/>
+            <w:tcW w:w="588" w:type="pct"/>
             <w:vAlign w:val="center"/>
           </w:tcPr>
           <w:p>
@@ -12730,7 +13149,7 @@
         </w:tc>
         <w:tc>
           <w:tcPr>
-            <w:tcW w:w="478" w:type="pct"/>
+            <w:tcW w:w="544" w:type="pct"/>
             <w:vAlign w:val="center"/>
           </w:tcPr>
           <w:p>
@@ -12745,35 +13164,36 @@
         </w:tc>
         <w:tc>
           <w:tcPr>
-            <w:tcW w:w="197" w:type="pct"/>
-            <w:vAlign w:val="center"/>
-          </w:tcPr>
-          <w:p>
-            <w:pPr>
-              <w:spacing w:after="0" w:line="240" w:lineRule="auto"/>
-              <w:jc w:val="center"/>
-            </w:pPr>
-          </w:p>
-        </w:tc>
-        <w:tc>
-          <w:tcPr>
-            <w:tcW w:w="192" w:type="pct"/>
-            <w:vAlign w:val="center"/>
-          </w:tcPr>
-          <w:p>
-            <w:pPr>
-              <w:spacing w:after="0" w:line="240" w:lineRule="auto"/>
-              <w:jc w:val="center"/>
-            </w:pPr>
-          </w:p>
-        </w:tc>
-        <w:tc>
-          <w:tcPr>
-            <w:tcW w:w="1080" w:type="pct"/>
-          </w:tcPr>
-          <w:p>
-            <w:pPr>
-              <w:spacing w:after="0" w:line="240" w:lineRule="auto"/>
+            <w:tcW w:w="243" w:type="pct"/>
+            <w:vAlign w:val="center"/>
+          </w:tcPr>
+          <w:p>
+            <w:pPr>
+              <w:spacing w:after="0" w:line="240" w:lineRule="auto"/>
+              <w:jc w:val="center"/>
+            </w:pPr>
+          </w:p>
+        </w:tc>
+        <w:tc>
+          <w:tcPr>
+            <w:tcW w:w="237" w:type="pct"/>
+            <w:vAlign w:val="center"/>
+          </w:tcPr>
+          <w:p>
+            <w:pPr>
+              <w:spacing w:after="0" w:line="240" w:lineRule="auto"/>
+              <w:jc w:val="center"/>
+            </w:pPr>
+          </w:p>
+        </w:tc>
+        <w:tc>
+          <w:tcPr>
+            <w:tcW w:w="725" w:type="pct"/>
+          </w:tcPr>
+          <w:p>
+            <w:pPr>
+              <w:spacing w:after="0" w:line="240" w:lineRule="auto"/>
+              <w:jc w:val="center"/>
             </w:pPr>
             <w:r>
               <w:t>Não pode estar vazio.</w:t>
@@ -12784,12 +13204,13 @@
       <w:tr>
         <w:tc>
           <w:tcPr>
-            <w:tcW w:w="1033" w:type="pct"/>
-            <w:vAlign w:val="center"/>
-          </w:tcPr>
-          <w:p>
-            <w:pPr>
-              <w:spacing w:after="0" w:line="240" w:lineRule="auto"/>
+            <w:tcW w:w="1229" w:type="pct"/>
+            <w:vAlign w:val="center"/>
+          </w:tcPr>
+          <w:p>
+            <w:pPr>
+              <w:spacing w:after="0" w:line="240" w:lineRule="auto"/>
+              <w:jc w:val="center"/>
             </w:pPr>
             <w:r>
               <w:t>Tipo de Empresa que pode adotar um Regime.</w:t>
@@ -12798,7 +13219,7 @@
         </w:tc>
         <w:tc>
           <w:tcPr>
-            <w:tcW w:w="1188" w:type="pct"/>
+            <w:tcW w:w="1432" w:type="pct"/>
             <w:vAlign w:val="center"/>
           </w:tcPr>
           <w:p>
@@ -12814,7 +13235,7 @@
         </w:tc>
         <w:tc>
           <w:tcPr>
-            <w:tcW w:w="832" w:type="pct"/>
+            <w:tcW w:w="588" w:type="pct"/>
             <w:vAlign w:val="center"/>
           </w:tcPr>
           <w:p>
@@ -12829,7 +13250,7 @@
         </w:tc>
         <w:tc>
           <w:tcPr>
-            <w:tcW w:w="478" w:type="pct"/>
+            <w:tcW w:w="544" w:type="pct"/>
             <w:vAlign w:val="center"/>
           </w:tcPr>
           <w:p>
@@ -12844,38 +13265,57 @@
         </w:tc>
         <w:tc>
           <w:tcPr>
-            <w:tcW w:w="197" w:type="pct"/>
-            <w:vAlign w:val="center"/>
-          </w:tcPr>
-          <w:p>
-            <w:pPr>
-              <w:spacing w:after="0" w:line="240" w:lineRule="auto"/>
-              <w:jc w:val="center"/>
-            </w:pPr>
-          </w:p>
-        </w:tc>
-        <w:tc>
-          <w:tcPr>
-            <w:tcW w:w="192" w:type="pct"/>
-            <w:vAlign w:val="center"/>
-          </w:tcPr>
-          <w:p>
-            <w:pPr>
-              <w:spacing w:after="0" w:line="240" w:lineRule="auto"/>
-              <w:jc w:val="center"/>
-            </w:pPr>
-          </w:p>
-        </w:tc>
-        <w:tc>
-          <w:tcPr>
-            <w:tcW w:w="1080" w:type="pct"/>
-          </w:tcPr>
-          <w:p>
-            <w:pPr>
-              <w:spacing w:after="0" w:line="240" w:lineRule="auto"/>
-            </w:pPr>
-            <w:r>
-              <w:t>0-Simples Nacional; 1-Lucro Presumido; 2-Lucro Real.</w:t>
+            <w:tcW w:w="243" w:type="pct"/>
+            <w:vAlign w:val="center"/>
+          </w:tcPr>
+          <w:p>
+            <w:pPr>
+              <w:spacing w:after="0" w:line="240" w:lineRule="auto"/>
+              <w:jc w:val="center"/>
+            </w:pPr>
+          </w:p>
+        </w:tc>
+        <w:tc>
+          <w:tcPr>
+            <w:tcW w:w="237" w:type="pct"/>
+            <w:vAlign w:val="center"/>
+          </w:tcPr>
+          <w:p>
+            <w:pPr>
+              <w:spacing w:after="0" w:line="240" w:lineRule="auto"/>
+              <w:jc w:val="center"/>
+            </w:pPr>
+          </w:p>
+        </w:tc>
+        <w:tc>
+          <w:tcPr>
+            <w:tcW w:w="725" w:type="pct"/>
+          </w:tcPr>
+          <w:p>
+            <w:pPr>
+              <w:spacing w:after="0" w:line="240" w:lineRule="auto"/>
+              <w:jc w:val="center"/>
+            </w:pPr>
+            <w:r>
+              <w:t>0-Simples Nacional;</w:t>
+            </w:r>
+          </w:p>
+          <w:p>
+            <w:pPr>
+              <w:spacing w:after="0" w:line="240" w:lineRule="auto"/>
+              <w:jc w:val="center"/>
+            </w:pPr>
+            <w:r>
+              <w:t>1-Lucro Presumido;</w:t>
+            </w:r>
+          </w:p>
+          <w:p>
+            <w:pPr>
+              <w:spacing w:after="0" w:line="240" w:lineRule="auto"/>
+              <w:jc w:val="center"/>
+            </w:pPr>
+            <w:r>
+              <w:t>2-Lucro Real.</w:t>
             </w:r>
           </w:p>
         </w:tc>
@@ -12883,12 +13323,13 @@
       <w:tr>
         <w:tc>
           <w:tcPr>
-            <w:tcW w:w="1033" w:type="pct"/>
-            <w:vAlign w:val="center"/>
-          </w:tcPr>
-          <w:p>
-            <w:pPr>
-              <w:spacing w:after="0" w:line="240" w:lineRule="auto"/>
+            <w:tcW w:w="1229" w:type="pct"/>
+            <w:vAlign w:val="center"/>
+          </w:tcPr>
+          <w:p>
+            <w:pPr>
+              <w:spacing w:after="0" w:line="240" w:lineRule="auto"/>
+              <w:jc w:val="center"/>
             </w:pPr>
             <w:r>
               <w:t>Status do regime</w:t>
@@ -12897,7 +13338,7 @@
         </w:tc>
         <w:tc>
           <w:tcPr>
-            <w:tcW w:w="1188" w:type="pct"/>
+            <w:tcW w:w="1432" w:type="pct"/>
             <w:vAlign w:val="center"/>
           </w:tcPr>
           <w:p>
@@ -12907,14 +13348,25 @@
             </w:pPr>
             <w:proofErr w:type="spellStart"/>
             <w:r>
-              <w:t>regi_status</w:t>
+              <w:t>R</w:t>
+            </w:r>
+            <w:r>
+              <w:t>eg</w:t>
             </w:r>
             <w:proofErr w:type="spellEnd"/>
-          </w:p>
-        </w:tc>
-        <w:tc>
-          <w:tcPr>
-            <w:tcW w:w="832" w:type="pct"/>
+            <w:r>
+              <w:t xml:space="preserve"> </w:t>
+            </w:r>
+            <w:proofErr w:type="spellStart"/>
+            <w:r>
+              <w:t>i_status</w:t>
+            </w:r>
+            <w:proofErr w:type="spellEnd"/>
+          </w:p>
+        </w:tc>
+        <w:tc>
+          <w:tcPr>
+            <w:tcW w:w="588" w:type="pct"/>
             <w:vAlign w:val="center"/>
           </w:tcPr>
           <w:p>
@@ -12929,7 +13381,7 @@
         </w:tc>
         <w:tc>
           <w:tcPr>
-            <w:tcW w:w="478" w:type="pct"/>
+            <w:tcW w:w="544" w:type="pct"/>
             <w:vAlign w:val="center"/>
           </w:tcPr>
           <w:p>
@@ -12944,38 +13396,48 @@
         </w:tc>
         <w:tc>
           <w:tcPr>
-            <w:tcW w:w="197" w:type="pct"/>
-            <w:vAlign w:val="center"/>
-          </w:tcPr>
-          <w:p>
-            <w:pPr>
-              <w:spacing w:after="0" w:line="240" w:lineRule="auto"/>
-              <w:jc w:val="center"/>
-            </w:pPr>
-          </w:p>
-        </w:tc>
-        <w:tc>
-          <w:tcPr>
-            <w:tcW w:w="192" w:type="pct"/>
-            <w:vAlign w:val="center"/>
-          </w:tcPr>
-          <w:p>
-            <w:pPr>
-              <w:spacing w:after="0" w:line="240" w:lineRule="auto"/>
-              <w:jc w:val="center"/>
-            </w:pPr>
-          </w:p>
-        </w:tc>
-        <w:tc>
-          <w:tcPr>
-            <w:tcW w:w="1080" w:type="pct"/>
-          </w:tcPr>
-          <w:p>
-            <w:pPr>
-              <w:spacing w:after="0" w:line="240" w:lineRule="auto"/>
-            </w:pPr>
-            <w:r>
-              <w:t>0-Inativo; 1-Ativo.</w:t>
+            <w:tcW w:w="243" w:type="pct"/>
+            <w:vAlign w:val="center"/>
+          </w:tcPr>
+          <w:p>
+            <w:pPr>
+              <w:spacing w:after="0" w:line="240" w:lineRule="auto"/>
+              <w:jc w:val="center"/>
+            </w:pPr>
+          </w:p>
+        </w:tc>
+        <w:tc>
+          <w:tcPr>
+            <w:tcW w:w="237" w:type="pct"/>
+            <w:vAlign w:val="center"/>
+          </w:tcPr>
+          <w:p>
+            <w:pPr>
+              <w:spacing w:after="0" w:line="240" w:lineRule="auto"/>
+              <w:jc w:val="center"/>
+            </w:pPr>
+          </w:p>
+        </w:tc>
+        <w:tc>
+          <w:tcPr>
+            <w:tcW w:w="725" w:type="pct"/>
+          </w:tcPr>
+          <w:p>
+            <w:pPr>
+              <w:spacing w:after="0" w:line="240" w:lineRule="auto"/>
+              <w:jc w:val="center"/>
+            </w:pPr>
+            <w:r>
+              <w:t>0-Inativo;</w:t>
+            </w:r>
+          </w:p>
+          <w:p>
+            <w:pPr>
+              <w:spacing w:after="0" w:line="240" w:lineRule="auto"/>
+              <w:jc w:val="center"/>
+            </w:pPr>
+            <w:r>
+              <w:t>1-Ativo.</w:t>
             </w:r>
           </w:p>
         </w:tc>
@@ -13006,254 +13468,10 @@
     </w:p>
     <w:p>
       <w:pPr>
-        <w:spacing w:after="0" w:line="240" w:lineRule="auto"/>
-        <w:rPr>
-          <w:sz w:val="22"/>
-          <w:szCs w:val="20"/>
-        </w:rPr>
-      </w:pPr>
-    </w:p>
-    <w:p>
-      <w:pPr>
-        <w:spacing w:after="0" w:line="240" w:lineRule="auto"/>
-        <w:rPr>
-          <w:sz w:val="22"/>
-          <w:szCs w:val="20"/>
-        </w:rPr>
-      </w:pPr>
-    </w:p>
-    <w:p>
-      <w:pPr>
-        <w:spacing w:after="0" w:line="240" w:lineRule="auto"/>
-        <w:rPr>
-          <w:sz w:val="22"/>
-          <w:szCs w:val="20"/>
-        </w:rPr>
-      </w:pPr>
-    </w:p>
-    <w:p>
-      <w:pPr>
-        <w:spacing w:after="0" w:line="240" w:lineRule="auto"/>
-        <w:rPr>
-          <w:sz w:val="22"/>
-          <w:szCs w:val="20"/>
-        </w:rPr>
-      </w:pPr>
-    </w:p>
-    <w:p>
-      <w:pPr>
-        <w:spacing w:after="0" w:line="240" w:lineRule="auto"/>
-        <w:rPr>
-          <w:sz w:val="22"/>
-          <w:szCs w:val="20"/>
-        </w:rPr>
-      </w:pPr>
-    </w:p>
-    <w:p>
-      <w:pPr>
-        <w:spacing w:after="0" w:line="240" w:lineRule="auto"/>
-        <w:rPr>
-          <w:sz w:val="22"/>
-          <w:szCs w:val="20"/>
-        </w:rPr>
-      </w:pPr>
-    </w:p>
-    <w:p>
-      <w:pPr>
-        <w:spacing w:after="0" w:line="240" w:lineRule="auto"/>
-        <w:rPr>
-          <w:sz w:val="22"/>
-          <w:szCs w:val="20"/>
-        </w:rPr>
-      </w:pPr>
-    </w:p>
-    <w:p>
-      <w:pPr>
-        <w:spacing w:after="0" w:line="240" w:lineRule="auto"/>
-        <w:rPr>
-          <w:sz w:val="22"/>
-          <w:szCs w:val="20"/>
-        </w:rPr>
-      </w:pPr>
-    </w:p>
-    <w:p>
-      <w:pPr>
-        <w:spacing w:after="0" w:line="240" w:lineRule="auto"/>
-        <w:rPr>
-          <w:sz w:val="22"/>
-          <w:szCs w:val="20"/>
-        </w:rPr>
-      </w:pPr>
-    </w:p>
-    <w:p>
-      <w:pPr>
-        <w:spacing w:after="0" w:line="240" w:lineRule="auto"/>
-        <w:rPr>
-          <w:sz w:val="22"/>
-          <w:szCs w:val="20"/>
-        </w:rPr>
-      </w:pPr>
-    </w:p>
-    <w:p>
-      <w:pPr>
-        <w:spacing w:after="0" w:line="240" w:lineRule="auto"/>
-        <w:rPr>
-          <w:sz w:val="22"/>
-          <w:szCs w:val="20"/>
-        </w:rPr>
-      </w:pPr>
-    </w:p>
-    <w:p>
-      <w:pPr>
-        <w:spacing w:after="0" w:line="240" w:lineRule="auto"/>
-        <w:rPr>
-          <w:sz w:val="22"/>
-          <w:szCs w:val="20"/>
-        </w:rPr>
-      </w:pPr>
-    </w:p>
-    <w:p>
-      <w:pPr>
-        <w:spacing w:after="0" w:line="240" w:lineRule="auto"/>
-        <w:rPr>
-          <w:sz w:val="22"/>
-          <w:szCs w:val="20"/>
-        </w:rPr>
-      </w:pPr>
-    </w:p>
-    <w:p>
-      <w:pPr>
-        <w:spacing w:after="0" w:line="240" w:lineRule="auto"/>
-        <w:rPr>
-          <w:sz w:val="22"/>
-          <w:szCs w:val="20"/>
-        </w:rPr>
-      </w:pPr>
-    </w:p>
-    <w:p>
-      <w:pPr>
-        <w:spacing w:after="0" w:line="240" w:lineRule="auto"/>
-        <w:rPr>
-          <w:sz w:val="22"/>
-          <w:szCs w:val="20"/>
-        </w:rPr>
-      </w:pPr>
-    </w:p>
-    <w:p>
-      <w:pPr>
-        <w:spacing w:after="0" w:line="240" w:lineRule="auto"/>
-        <w:rPr>
-          <w:sz w:val="22"/>
-          <w:szCs w:val="20"/>
-        </w:rPr>
-      </w:pPr>
-    </w:p>
-    <w:p>
-      <w:pPr>
-        <w:spacing w:after="0" w:line="240" w:lineRule="auto"/>
-        <w:rPr>
-          <w:sz w:val="22"/>
-          <w:szCs w:val="20"/>
-        </w:rPr>
-      </w:pPr>
-    </w:p>
-    <w:p>
-      <w:pPr>
-        <w:spacing w:after="0" w:line="240" w:lineRule="auto"/>
-        <w:rPr>
-          <w:sz w:val="22"/>
-          <w:szCs w:val="20"/>
-        </w:rPr>
-      </w:pPr>
-    </w:p>
-    <w:p>
-      <w:pPr>
-        <w:spacing w:after="0" w:line="240" w:lineRule="auto"/>
-        <w:rPr>
-          <w:sz w:val="22"/>
-          <w:szCs w:val="20"/>
-        </w:rPr>
-      </w:pPr>
-    </w:p>
-    <w:p>
-      <w:pPr>
-        <w:spacing w:after="0" w:line="240" w:lineRule="auto"/>
-        <w:rPr>
-          <w:sz w:val="22"/>
-          <w:szCs w:val="20"/>
-        </w:rPr>
-      </w:pPr>
-    </w:p>
-    <w:p>
-      <w:pPr>
-        <w:spacing w:after="0" w:line="240" w:lineRule="auto"/>
-        <w:rPr>
-          <w:sz w:val="22"/>
-          <w:szCs w:val="20"/>
-        </w:rPr>
-      </w:pPr>
-    </w:p>
-    <w:p>
-      <w:pPr>
-        <w:spacing w:after="0" w:line="240" w:lineRule="auto"/>
-        <w:rPr>
-          <w:sz w:val="22"/>
-          <w:szCs w:val="20"/>
-        </w:rPr>
-      </w:pPr>
-    </w:p>
-    <w:p>
-      <w:pPr>
-        <w:spacing w:after="0" w:line="240" w:lineRule="auto"/>
-        <w:rPr>
-          <w:sz w:val="22"/>
-          <w:szCs w:val="20"/>
-        </w:rPr>
-      </w:pPr>
-    </w:p>
-    <w:p>
-      <w:pPr>
-        <w:spacing w:after="0" w:line="240" w:lineRule="auto"/>
-        <w:rPr>
-          <w:sz w:val="22"/>
-          <w:szCs w:val="20"/>
-        </w:rPr>
-      </w:pPr>
-    </w:p>
-    <w:p>
-      <w:pPr>
-        <w:spacing w:after="0" w:line="240" w:lineRule="auto"/>
-        <w:rPr>
-          <w:sz w:val="22"/>
-          <w:szCs w:val="20"/>
-        </w:rPr>
-      </w:pPr>
-    </w:p>
-    <w:p>
-      <w:pPr>
-        <w:spacing w:after="0" w:line="240" w:lineRule="auto"/>
-        <w:rPr>
-          <w:sz w:val="22"/>
-          <w:szCs w:val="20"/>
-        </w:rPr>
-      </w:pPr>
-    </w:p>
-    <w:p>
-      <w:pPr>
-        <w:spacing w:after="0" w:line="240" w:lineRule="auto"/>
-        <w:rPr>
-          <w:sz w:val="22"/>
-          <w:szCs w:val="20"/>
-        </w:rPr>
-      </w:pPr>
-    </w:p>
-    <w:p>
-      <w:pPr>
         <w:pStyle w:val="Legenda"/>
       </w:pPr>
       <w:bookmarkStart w:id="16" w:name="_Toc230291969"/>
       <w:r>
-        <w:lastRenderedPageBreak/>
         <w:t xml:space="preserve">Quadro </w:t>
       </w:r>
       <w:r>
@@ -13285,22 +13503,23 @@
     <w:tbl>
       <w:tblPr>
         <w:tblStyle w:val="Tabelacomgrade"/>
-        <w:tblW w:w="5000" w:type="pct"/>
+        <w:tblW w:w="5316" w:type="pct"/>
+        <w:tblInd w:w="-572" w:type="dxa"/>
         <w:tblLook w:val="04A0" w:firstRow="1" w:lastRow="0" w:firstColumn="1" w:lastColumn="0" w:noHBand="0" w:noVBand="1"/>
       </w:tblPr>
       <w:tblGrid>
-        <w:gridCol w:w="1431"/>
-        <w:gridCol w:w="2763"/>
-        <w:gridCol w:w="1226"/>
-        <w:gridCol w:w="1134"/>
-        <w:gridCol w:w="503"/>
-        <w:gridCol w:w="491"/>
-        <w:gridCol w:w="1513"/>
+        <w:gridCol w:w="1630"/>
+        <w:gridCol w:w="3178"/>
+        <w:gridCol w:w="1390"/>
+        <w:gridCol w:w="1283"/>
+        <w:gridCol w:w="550"/>
+        <w:gridCol w:w="536"/>
+        <w:gridCol w:w="1724"/>
       </w:tblGrid>
       <w:tr>
         <w:tc>
           <w:tcPr>
-            <w:tcW w:w="1049" w:type="pct"/>
+            <w:tcW w:w="1040" w:type="pct"/>
             <w:vAlign w:val="center"/>
           </w:tcPr>
           <w:p>
@@ -13333,7 +13552,7 @@
         </w:tc>
         <w:tc>
           <w:tcPr>
-            <w:tcW w:w="1088" w:type="pct"/>
+            <w:tcW w:w="1434" w:type="pct"/>
             <w:vAlign w:val="center"/>
           </w:tcPr>
           <w:p>
@@ -13354,7 +13573,7 @@
         </w:tc>
         <w:tc>
           <w:tcPr>
-            <w:tcW w:w="849" w:type="pct"/>
+            <w:tcW w:w="636" w:type="pct"/>
             <w:vAlign w:val="center"/>
           </w:tcPr>
           <w:p>
@@ -13375,7 +13594,7 @@
         </w:tc>
         <w:tc>
           <w:tcPr>
-            <w:tcW w:w="495" w:type="pct"/>
+            <w:tcW w:w="589" w:type="pct"/>
             <w:vAlign w:val="center"/>
           </w:tcPr>
           <w:p>
@@ -13396,7 +13615,7 @@
         </w:tc>
         <w:tc>
           <w:tcPr>
-            <w:tcW w:w="197" w:type="pct"/>
+            <w:tcW w:w="261" w:type="pct"/>
             <w:vAlign w:val="center"/>
           </w:tcPr>
           <w:p>
@@ -13417,7 +13636,7 @@
         </w:tc>
         <w:tc>
           <w:tcPr>
-            <w:tcW w:w="192" w:type="pct"/>
+            <w:tcW w:w="255" w:type="pct"/>
             <w:vAlign w:val="center"/>
           </w:tcPr>
           <w:p>
@@ -13438,7 +13657,7 @@
         </w:tc>
         <w:tc>
           <w:tcPr>
-            <w:tcW w:w="1131" w:type="pct"/>
+            <w:tcW w:w="785" w:type="pct"/>
             <w:vAlign w:val="center"/>
           </w:tcPr>
           <w:p>
@@ -13461,7 +13680,7 @@
       <w:tr>
         <w:tc>
           <w:tcPr>
-            <w:tcW w:w="1049" w:type="pct"/>
+            <w:tcW w:w="1040" w:type="pct"/>
             <w:vAlign w:val="center"/>
           </w:tcPr>
           <w:p>
@@ -13475,7 +13694,7 @@
         </w:tc>
         <w:tc>
           <w:tcPr>
-            <w:tcW w:w="1088" w:type="pct"/>
+            <w:tcW w:w="1434" w:type="pct"/>
             <w:vAlign w:val="center"/>
           </w:tcPr>
           <w:p>
@@ -13491,7 +13710,7 @@
         </w:tc>
         <w:tc>
           <w:tcPr>
-            <w:tcW w:w="849" w:type="pct"/>
+            <w:tcW w:w="636" w:type="pct"/>
             <w:vAlign w:val="center"/>
           </w:tcPr>
           <w:p>
@@ -13506,7 +13725,7 @@
         </w:tc>
         <w:tc>
           <w:tcPr>
-            <w:tcW w:w="495" w:type="pct"/>
+            <w:tcW w:w="589" w:type="pct"/>
             <w:vAlign w:val="center"/>
           </w:tcPr>
           <w:p>
@@ -13521,7 +13740,7 @@
         </w:tc>
         <w:tc>
           <w:tcPr>
-            <w:tcW w:w="197" w:type="pct"/>
+            <w:tcW w:w="261" w:type="pct"/>
             <w:vAlign w:val="center"/>
           </w:tcPr>
           <w:p>
@@ -13536,19 +13755,19 @@
         </w:tc>
         <w:tc>
           <w:tcPr>
-            <w:tcW w:w="192" w:type="pct"/>
-            <w:vAlign w:val="center"/>
-          </w:tcPr>
-          <w:p>
-            <w:pPr>
-              <w:spacing w:after="0" w:line="240" w:lineRule="auto"/>
-              <w:jc w:val="center"/>
-            </w:pPr>
-          </w:p>
-        </w:tc>
-        <w:tc>
-          <w:tcPr>
-            <w:tcW w:w="1131" w:type="pct"/>
+            <w:tcW w:w="255" w:type="pct"/>
+            <w:vAlign w:val="center"/>
+          </w:tcPr>
+          <w:p>
+            <w:pPr>
+              <w:spacing w:after="0" w:line="240" w:lineRule="auto"/>
+              <w:jc w:val="center"/>
+            </w:pPr>
+          </w:p>
+        </w:tc>
+        <w:tc>
+          <w:tcPr>
+            <w:tcW w:w="785" w:type="pct"/>
           </w:tcPr>
           <w:p>
             <w:pPr>
@@ -13568,7 +13787,7 @@
       <w:tr>
         <w:tc>
           <w:tcPr>
-            <w:tcW w:w="1049" w:type="pct"/>
+            <w:tcW w:w="1040" w:type="pct"/>
             <w:vAlign w:val="center"/>
           </w:tcPr>
           <w:p>
@@ -13582,7 +13801,7 @@
         </w:tc>
         <w:tc>
           <w:tcPr>
-            <w:tcW w:w="1088" w:type="pct"/>
+            <w:tcW w:w="1434" w:type="pct"/>
             <w:vAlign w:val="center"/>
           </w:tcPr>
           <w:p>
@@ -13598,7 +13817,7 @@
         </w:tc>
         <w:tc>
           <w:tcPr>
-            <w:tcW w:w="849" w:type="pct"/>
+            <w:tcW w:w="636" w:type="pct"/>
             <w:vAlign w:val="center"/>
           </w:tcPr>
           <w:p>
@@ -13613,7 +13832,7 @@
         </w:tc>
         <w:tc>
           <w:tcPr>
-            <w:tcW w:w="495" w:type="pct"/>
+            <w:tcW w:w="589" w:type="pct"/>
             <w:vAlign w:val="center"/>
           </w:tcPr>
           <w:p>
@@ -13628,19 +13847,19 @@
         </w:tc>
         <w:tc>
           <w:tcPr>
-            <w:tcW w:w="197" w:type="pct"/>
-            <w:vAlign w:val="center"/>
-          </w:tcPr>
-          <w:p>
-            <w:pPr>
-              <w:spacing w:after="0" w:line="240" w:lineRule="auto"/>
-              <w:jc w:val="center"/>
-            </w:pPr>
-          </w:p>
-        </w:tc>
-        <w:tc>
-          <w:tcPr>
-            <w:tcW w:w="192" w:type="pct"/>
+            <w:tcW w:w="261" w:type="pct"/>
+            <w:vAlign w:val="center"/>
+          </w:tcPr>
+          <w:p>
+            <w:pPr>
+              <w:spacing w:after="0" w:line="240" w:lineRule="auto"/>
+              <w:jc w:val="center"/>
+            </w:pPr>
+          </w:p>
+        </w:tc>
+        <w:tc>
+          <w:tcPr>
+            <w:tcW w:w="255" w:type="pct"/>
             <w:vAlign w:val="center"/>
           </w:tcPr>
           <w:p>
@@ -13655,7 +13874,7 @@
         </w:tc>
         <w:tc>
           <w:tcPr>
-            <w:tcW w:w="1131" w:type="pct"/>
+            <w:tcW w:w="785" w:type="pct"/>
           </w:tcPr>
           <w:p>
             <w:pPr>
@@ -13667,7 +13886,7 @@
       <w:tr>
         <w:tc>
           <w:tcPr>
-            <w:tcW w:w="1049" w:type="pct"/>
+            <w:tcW w:w="1040" w:type="pct"/>
             <w:vAlign w:val="center"/>
           </w:tcPr>
           <w:p>
@@ -13681,7 +13900,7 @@
         </w:tc>
         <w:tc>
           <w:tcPr>
-            <w:tcW w:w="1088" w:type="pct"/>
+            <w:tcW w:w="1434" w:type="pct"/>
             <w:vAlign w:val="center"/>
           </w:tcPr>
           <w:p>
@@ -13697,7 +13916,7 @@
         </w:tc>
         <w:tc>
           <w:tcPr>
-            <w:tcW w:w="849" w:type="pct"/>
+            <w:tcW w:w="636" w:type="pct"/>
             <w:vAlign w:val="center"/>
           </w:tcPr>
           <w:p>
@@ -13712,7 +13931,7 @@
         </w:tc>
         <w:tc>
           <w:tcPr>
-            <w:tcW w:w="495" w:type="pct"/>
+            <w:tcW w:w="589" w:type="pct"/>
             <w:vAlign w:val="center"/>
           </w:tcPr>
           <w:p>
@@ -13727,19 +13946,19 @@
         </w:tc>
         <w:tc>
           <w:tcPr>
-            <w:tcW w:w="197" w:type="pct"/>
-            <w:vAlign w:val="center"/>
-          </w:tcPr>
-          <w:p>
-            <w:pPr>
-              <w:spacing w:after="0" w:line="240" w:lineRule="auto"/>
-              <w:jc w:val="center"/>
-            </w:pPr>
-          </w:p>
-        </w:tc>
-        <w:tc>
-          <w:tcPr>
-            <w:tcW w:w="192" w:type="pct"/>
+            <w:tcW w:w="261" w:type="pct"/>
+            <w:vAlign w:val="center"/>
+          </w:tcPr>
+          <w:p>
+            <w:pPr>
+              <w:spacing w:after="0" w:line="240" w:lineRule="auto"/>
+              <w:jc w:val="center"/>
+            </w:pPr>
+          </w:p>
+        </w:tc>
+        <w:tc>
+          <w:tcPr>
+            <w:tcW w:w="255" w:type="pct"/>
             <w:vAlign w:val="center"/>
           </w:tcPr>
           <w:p>
@@ -13754,7 +13973,7 @@
         </w:tc>
         <w:tc>
           <w:tcPr>
-            <w:tcW w:w="1131" w:type="pct"/>
+            <w:tcW w:w="785" w:type="pct"/>
           </w:tcPr>
           <w:p>
             <w:pPr>
@@ -13766,7 +13985,7 @@
       <w:tr>
         <w:tc>
           <w:tcPr>
-            <w:tcW w:w="1049" w:type="pct"/>
+            <w:tcW w:w="1040" w:type="pct"/>
             <w:vAlign w:val="center"/>
           </w:tcPr>
           <w:p>
@@ -13780,7 +13999,7 @@
         </w:tc>
         <w:tc>
           <w:tcPr>
-            <w:tcW w:w="1088" w:type="pct"/>
+            <w:tcW w:w="1434" w:type="pct"/>
             <w:vAlign w:val="center"/>
           </w:tcPr>
           <w:p>
@@ -13796,7 +14015,7 @@
         </w:tc>
         <w:tc>
           <w:tcPr>
-            <w:tcW w:w="849" w:type="pct"/>
+            <w:tcW w:w="636" w:type="pct"/>
             <w:vAlign w:val="center"/>
           </w:tcPr>
           <w:p>
@@ -13811,7 +14030,7 @@
         </w:tc>
         <w:tc>
           <w:tcPr>
-            <w:tcW w:w="495" w:type="pct"/>
+            <w:tcW w:w="589" w:type="pct"/>
             <w:vAlign w:val="center"/>
           </w:tcPr>
           <w:p>
@@ -13826,31 +14045,31 @@
         </w:tc>
         <w:tc>
           <w:tcPr>
-            <w:tcW w:w="197" w:type="pct"/>
-            <w:vAlign w:val="center"/>
-          </w:tcPr>
-          <w:p>
-            <w:pPr>
-              <w:spacing w:after="0" w:line="240" w:lineRule="auto"/>
-              <w:jc w:val="center"/>
-            </w:pPr>
-          </w:p>
-        </w:tc>
-        <w:tc>
-          <w:tcPr>
-            <w:tcW w:w="192" w:type="pct"/>
-            <w:vAlign w:val="center"/>
-          </w:tcPr>
-          <w:p>
-            <w:pPr>
-              <w:spacing w:after="0" w:line="240" w:lineRule="auto"/>
-              <w:jc w:val="center"/>
-            </w:pPr>
-          </w:p>
-        </w:tc>
-        <w:tc>
-          <w:tcPr>
-            <w:tcW w:w="1131" w:type="pct"/>
+            <w:tcW w:w="261" w:type="pct"/>
+            <w:vAlign w:val="center"/>
+          </w:tcPr>
+          <w:p>
+            <w:pPr>
+              <w:spacing w:after="0" w:line="240" w:lineRule="auto"/>
+              <w:jc w:val="center"/>
+            </w:pPr>
+          </w:p>
+        </w:tc>
+        <w:tc>
+          <w:tcPr>
+            <w:tcW w:w="255" w:type="pct"/>
+            <w:vAlign w:val="center"/>
+          </w:tcPr>
+          <w:p>
+            <w:pPr>
+              <w:spacing w:after="0" w:line="240" w:lineRule="auto"/>
+              <w:jc w:val="center"/>
+            </w:pPr>
+          </w:p>
+        </w:tc>
+        <w:tc>
+          <w:tcPr>
+            <w:tcW w:w="785" w:type="pct"/>
           </w:tcPr>
           <w:p>
             <w:pPr>
@@ -13865,7 +14084,7 @@
       <w:tr>
         <w:tc>
           <w:tcPr>
-            <w:tcW w:w="1049" w:type="pct"/>
+            <w:tcW w:w="1040" w:type="pct"/>
             <w:vAlign w:val="center"/>
           </w:tcPr>
           <w:p>
@@ -13879,7 +14098,7 @@
         </w:tc>
         <w:tc>
           <w:tcPr>
-            <w:tcW w:w="1088" w:type="pct"/>
+            <w:tcW w:w="1434" w:type="pct"/>
             <w:vAlign w:val="center"/>
           </w:tcPr>
           <w:p>
@@ -13895,7 +14114,7 @@
         </w:tc>
         <w:tc>
           <w:tcPr>
-            <w:tcW w:w="849" w:type="pct"/>
+            <w:tcW w:w="636" w:type="pct"/>
             <w:vAlign w:val="center"/>
           </w:tcPr>
           <w:p>
@@ -13910,7 +14129,7 @@
         </w:tc>
         <w:tc>
           <w:tcPr>
-            <w:tcW w:w="495" w:type="pct"/>
+            <w:tcW w:w="589" w:type="pct"/>
             <w:vAlign w:val="center"/>
           </w:tcPr>
           <w:p>
@@ -13925,31 +14144,31 @@
         </w:tc>
         <w:tc>
           <w:tcPr>
-            <w:tcW w:w="197" w:type="pct"/>
-            <w:vAlign w:val="center"/>
-          </w:tcPr>
-          <w:p>
-            <w:pPr>
-              <w:spacing w:after="0" w:line="240" w:lineRule="auto"/>
-              <w:jc w:val="center"/>
-            </w:pPr>
-          </w:p>
-        </w:tc>
-        <w:tc>
-          <w:tcPr>
-            <w:tcW w:w="192" w:type="pct"/>
-            <w:vAlign w:val="center"/>
-          </w:tcPr>
-          <w:p>
-            <w:pPr>
-              <w:spacing w:after="0" w:line="240" w:lineRule="auto"/>
-              <w:jc w:val="center"/>
-            </w:pPr>
-          </w:p>
-        </w:tc>
-        <w:tc>
-          <w:tcPr>
-            <w:tcW w:w="1131" w:type="pct"/>
+            <w:tcW w:w="261" w:type="pct"/>
+            <w:vAlign w:val="center"/>
+          </w:tcPr>
+          <w:p>
+            <w:pPr>
+              <w:spacing w:after="0" w:line="240" w:lineRule="auto"/>
+              <w:jc w:val="center"/>
+            </w:pPr>
+          </w:p>
+        </w:tc>
+        <w:tc>
+          <w:tcPr>
+            <w:tcW w:w="255" w:type="pct"/>
+            <w:vAlign w:val="center"/>
+          </w:tcPr>
+          <w:p>
+            <w:pPr>
+              <w:spacing w:after="0" w:line="240" w:lineRule="auto"/>
+              <w:jc w:val="center"/>
+            </w:pPr>
+          </w:p>
+        </w:tc>
+        <w:tc>
+          <w:tcPr>
+            <w:tcW w:w="785" w:type="pct"/>
           </w:tcPr>
           <w:p>
             <w:pPr>
@@ -13961,7 +14180,7 @@
       <w:tr>
         <w:tc>
           <w:tcPr>
-            <w:tcW w:w="1049" w:type="pct"/>
+            <w:tcW w:w="1040" w:type="pct"/>
             <w:vAlign w:val="center"/>
           </w:tcPr>
           <w:p>
@@ -13975,7 +14194,7 @@
         </w:tc>
         <w:tc>
           <w:tcPr>
-            <w:tcW w:w="1088" w:type="pct"/>
+            <w:tcW w:w="1434" w:type="pct"/>
             <w:vAlign w:val="center"/>
           </w:tcPr>
           <w:p>
@@ -13991,7 +14210,7 @@
         </w:tc>
         <w:tc>
           <w:tcPr>
-            <w:tcW w:w="849" w:type="pct"/>
+            <w:tcW w:w="636" w:type="pct"/>
             <w:vAlign w:val="center"/>
           </w:tcPr>
           <w:p>
@@ -14006,7 +14225,7 @@
         </w:tc>
         <w:tc>
           <w:tcPr>
-            <w:tcW w:w="495" w:type="pct"/>
+            <w:tcW w:w="589" w:type="pct"/>
             <w:vAlign w:val="center"/>
           </w:tcPr>
           <w:p>
@@ -14021,31 +14240,31 @@
         </w:tc>
         <w:tc>
           <w:tcPr>
-            <w:tcW w:w="197" w:type="pct"/>
-            <w:vAlign w:val="center"/>
-          </w:tcPr>
-          <w:p>
-            <w:pPr>
-              <w:spacing w:after="0" w:line="240" w:lineRule="auto"/>
-              <w:jc w:val="center"/>
-            </w:pPr>
-          </w:p>
-        </w:tc>
-        <w:tc>
-          <w:tcPr>
-            <w:tcW w:w="192" w:type="pct"/>
-            <w:vAlign w:val="center"/>
-          </w:tcPr>
-          <w:p>
-            <w:pPr>
-              <w:spacing w:after="0" w:line="240" w:lineRule="auto"/>
-              <w:jc w:val="center"/>
-            </w:pPr>
-          </w:p>
-        </w:tc>
-        <w:tc>
-          <w:tcPr>
-            <w:tcW w:w="1131" w:type="pct"/>
+            <w:tcW w:w="261" w:type="pct"/>
+            <w:vAlign w:val="center"/>
+          </w:tcPr>
+          <w:p>
+            <w:pPr>
+              <w:spacing w:after="0" w:line="240" w:lineRule="auto"/>
+              <w:jc w:val="center"/>
+            </w:pPr>
+          </w:p>
+        </w:tc>
+        <w:tc>
+          <w:tcPr>
+            <w:tcW w:w="255" w:type="pct"/>
+            <w:vAlign w:val="center"/>
+          </w:tcPr>
+          <w:p>
+            <w:pPr>
+              <w:spacing w:after="0" w:line="240" w:lineRule="auto"/>
+              <w:jc w:val="center"/>
+            </w:pPr>
+          </w:p>
+        </w:tc>
+        <w:tc>
+          <w:tcPr>
+            <w:tcW w:w="785" w:type="pct"/>
           </w:tcPr>
           <w:p>
             <w:pPr>
@@ -14057,7 +14276,7 @@
       <w:tr>
         <w:tc>
           <w:tcPr>
-            <w:tcW w:w="1049" w:type="pct"/>
+            <w:tcW w:w="1040" w:type="pct"/>
             <w:vAlign w:val="center"/>
           </w:tcPr>
           <w:p>
@@ -14071,7 +14290,7 @@
         </w:tc>
         <w:tc>
           <w:tcPr>
-            <w:tcW w:w="1088" w:type="pct"/>
+            <w:tcW w:w="1434" w:type="pct"/>
             <w:vAlign w:val="center"/>
           </w:tcPr>
           <w:p>
@@ -14087,7 +14306,7 @@
         </w:tc>
         <w:tc>
           <w:tcPr>
-            <w:tcW w:w="849" w:type="pct"/>
+            <w:tcW w:w="636" w:type="pct"/>
             <w:vAlign w:val="center"/>
           </w:tcPr>
           <w:p>
@@ -14102,7 +14321,7 @@
         </w:tc>
         <w:tc>
           <w:tcPr>
-            <w:tcW w:w="495" w:type="pct"/>
+            <w:tcW w:w="589" w:type="pct"/>
             <w:vAlign w:val="center"/>
           </w:tcPr>
           <w:p>
@@ -14117,51 +14336,54 @@
         </w:tc>
         <w:tc>
           <w:tcPr>
-            <w:tcW w:w="197" w:type="pct"/>
-            <w:vAlign w:val="center"/>
-          </w:tcPr>
-          <w:p>
-            <w:pPr>
-              <w:spacing w:after="0" w:line="240" w:lineRule="auto"/>
-              <w:jc w:val="center"/>
-            </w:pPr>
-          </w:p>
-        </w:tc>
-        <w:tc>
-          <w:tcPr>
-            <w:tcW w:w="192" w:type="pct"/>
-            <w:vAlign w:val="center"/>
-          </w:tcPr>
-          <w:p>
-            <w:pPr>
-              <w:spacing w:after="0" w:line="240" w:lineRule="auto"/>
-              <w:jc w:val="center"/>
-            </w:pPr>
-          </w:p>
-        </w:tc>
-        <w:tc>
-          <w:tcPr>
-            <w:tcW w:w="1131" w:type="pct"/>
-          </w:tcPr>
-          <w:p>
-            <w:pPr>
-              <w:spacing w:after="0" w:line="240" w:lineRule="auto"/>
-            </w:pPr>
-            <w:r>
-              <w:t xml:space="preserve">0-Encerrado; 1-Ativo; </w:t>
-            </w:r>
-            <w:proofErr w:type="gramStart"/>
+            <w:tcW w:w="261" w:type="pct"/>
+            <w:vAlign w:val="center"/>
+          </w:tcPr>
+          <w:p>
+            <w:pPr>
+              <w:spacing w:after="0" w:line="240" w:lineRule="auto"/>
+              <w:jc w:val="center"/>
+            </w:pPr>
+          </w:p>
+        </w:tc>
+        <w:tc>
+          <w:tcPr>
+            <w:tcW w:w="255" w:type="pct"/>
+            <w:vAlign w:val="center"/>
+          </w:tcPr>
+          <w:p>
+            <w:pPr>
+              <w:spacing w:after="0" w:line="240" w:lineRule="auto"/>
+              <w:jc w:val="center"/>
+            </w:pPr>
+          </w:p>
+        </w:tc>
+        <w:tc>
+          <w:tcPr>
+            <w:tcW w:w="785" w:type="pct"/>
+          </w:tcPr>
+          <w:p>
+            <w:pPr>
+              <w:spacing w:after="0" w:line="240" w:lineRule="auto"/>
+            </w:pPr>
+            <w:r>
+              <w:t>0-Encerrado; 1-Ativo;</w:t>
+            </w:r>
+          </w:p>
+          <w:p>
+            <w:pPr>
+              <w:spacing w:after="0" w:line="240" w:lineRule="auto"/>
+            </w:pPr>
             <w:r>
               <w:t>2-Suspenso</w:t>
             </w:r>
-            <w:proofErr w:type="gramEnd"/>
           </w:p>
         </w:tc>
       </w:tr>
       <w:tr>
         <w:tc>
           <w:tcPr>
-            <w:tcW w:w="1049" w:type="pct"/>
+            <w:tcW w:w="1040" w:type="pct"/>
             <w:vAlign w:val="center"/>
           </w:tcPr>
           <w:p>
@@ -14175,7 +14397,7 @@
         </w:tc>
         <w:tc>
           <w:tcPr>
-            <w:tcW w:w="1088" w:type="pct"/>
+            <w:tcW w:w="1434" w:type="pct"/>
             <w:vAlign w:val="center"/>
           </w:tcPr>
           <w:p>
@@ -14197,7 +14419,7 @@
         </w:tc>
         <w:tc>
           <w:tcPr>
-            <w:tcW w:w="849" w:type="pct"/>
+            <w:tcW w:w="636" w:type="pct"/>
             <w:vAlign w:val="center"/>
           </w:tcPr>
           <w:p>
@@ -14212,7 +14434,7 @@
         </w:tc>
         <w:tc>
           <w:tcPr>
-            <w:tcW w:w="495" w:type="pct"/>
+            <w:tcW w:w="589" w:type="pct"/>
             <w:vAlign w:val="center"/>
           </w:tcPr>
           <w:p>
@@ -14230,31 +14452,31 @@
         </w:tc>
         <w:tc>
           <w:tcPr>
-            <w:tcW w:w="197" w:type="pct"/>
-            <w:vAlign w:val="center"/>
-          </w:tcPr>
-          <w:p>
-            <w:pPr>
-              <w:spacing w:after="0" w:line="240" w:lineRule="auto"/>
-              <w:jc w:val="center"/>
-            </w:pPr>
-          </w:p>
-        </w:tc>
-        <w:tc>
-          <w:tcPr>
-            <w:tcW w:w="192" w:type="pct"/>
-            <w:vAlign w:val="center"/>
-          </w:tcPr>
-          <w:p>
-            <w:pPr>
-              <w:spacing w:after="0" w:line="240" w:lineRule="auto"/>
-              <w:jc w:val="center"/>
-            </w:pPr>
-          </w:p>
-        </w:tc>
-        <w:tc>
-          <w:tcPr>
-            <w:tcW w:w="1131" w:type="pct"/>
+            <w:tcW w:w="261" w:type="pct"/>
+            <w:vAlign w:val="center"/>
+          </w:tcPr>
+          <w:p>
+            <w:pPr>
+              <w:spacing w:after="0" w:line="240" w:lineRule="auto"/>
+              <w:jc w:val="center"/>
+            </w:pPr>
+          </w:p>
+        </w:tc>
+        <w:tc>
+          <w:tcPr>
+            <w:tcW w:w="255" w:type="pct"/>
+            <w:vAlign w:val="center"/>
+          </w:tcPr>
+          <w:p>
+            <w:pPr>
+              <w:spacing w:after="0" w:line="240" w:lineRule="auto"/>
+              <w:jc w:val="center"/>
+            </w:pPr>
+          </w:p>
+        </w:tc>
+        <w:tc>
+          <w:tcPr>
+            <w:tcW w:w="785" w:type="pct"/>
           </w:tcPr>
           <w:p>
             <w:pPr>
@@ -14284,23 +14506,9 @@
           <w:sz w:val="20"/>
           <w:szCs w:val="20"/>
         </w:rPr>
-        <w:t xml:space="preserve"> (2025).</w:t>
-      </w:r>
-    </w:p>
-    <w:p>
-      <w:pPr>
-        <w:pStyle w:val="Legenda"/>
-        <w:keepNext/>
-      </w:pPr>
-    </w:p>
-    <w:p/>
-    <w:p/>
-    <w:p/>
-    <w:p/>
-    <w:p/>
-    <w:p/>
-    <w:p/>
-    <w:p/>
+        <w:t xml:space="preserve"> (2025)</w:t>
+      </w:r>
+    </w:p>
     <w:p>
       <w:pPr>
         <w:pStyle w:val="Legenda"/>
@@ -14339,22 +14547,23 @@
     <w:tbl>
       <w:tblPr>
         <w:tblStyle w:val="Tabelacomgrade"/>
-        <w:tblW w:w="5000" w:type="pct"/>
+        <w:tblW w:w="5316" w:type="pct"/>
+        <w:tblInd w:w="-572" w:type="dxa"/>
         <w:tblLook w:val="04A0" w:firstRow="1" w:lastRow="0" w:firstColumn="1" w:lastColumn="0" w:noHBand="0" w:noVBand="1"/>
       </w:tblPr>
       <w:tblGrid>
-        <w:gridCol w:w="1574"/>
-        <w:gridCol w:w="2177"/>
-        <w:gridCol w:w="1344"/>
-        <w:gridCol w:w="1241"/>
-        <w:gridCol w:w="537"/>
-        <w:gridCol w:w="523"/>
-        <w:gridCol w:w="1665"/>
+        <w:gridCol w:w="1630"/>
+        <w:gridCol w:w="2551"/>
+        <w:gridCol w:w="1390"/>
+        <w:gridCol w:w="1283"/>
+        <w:gridCol w:w="550"/>
+        <w:gridCol w:w="536"/>
+        <w:gridCol w:w="1724"/>
       </w:tblGrid>
       <w:tr>
         <w:tc>
           <w:tcPr>
-            <w:tcW w:w="1062" w:type="pct"/>
+            <w:tcW w:w="1114" w:type="pct"/>
             <w:vAlign w:val="center"/>
           </w:tcPr>
           <w:p>
@@ -14387,7 +14596,7 @@
         </w:tc>
         <w:tc>
           <w:tcPr>
-            <w:tcW w:w="1013" w:type="pct"/>
+            <w:tcW w:w="1130" w:type="pct"/>
             <w:vAlign w:val="center"/>
           </w:tcPr>
           <w:p>
@@ -14408,7 +14617,7 @@
         </w:tc>
         <w:tc>
           <w:tcPr>
-            <w:tcW w:w="861" w:type="pct"/>
+            <w:tcW w:w="698" w:type="pct"/>
             <w:vAlign w:val="center"/>
           </w:tcPr>
           <w:p>
@@ -14429,7 +14638,7 @@
         </w:tc>
         <w:tc>
           <w:tcPr>
-            <w:tcW w:w="507" w:type="pct"/>
+            <w:tcW w:w="644" w:type="pct"/>
             <w:vAlign w:val="center"/>
           </w:tcPr>
           <w:p>
@@ -14450,7 +14659,7 @@
         </w:tc>
         <w:tc>
           <w:tcPr>
-            <w:tcW w:w="203" w:type="pct"/>
+            <w:tcW w:w="279" w:type="pct"/>
             <w:vAlign w:val="center"/>
           </w:tcPr>
           <w:p>
@@ -14471,7 +14680,7 @@
         </w:tc>
         <w:tc>
           <w:tcPr>
-            <w:tcW w:w="203" w:type="pct"/>
+            <w:tcW w:w="271" w:type="pct"/>
             <w:vAlign w:val="center"/>
           </w:tcPr>
           <w:p>
@@ -14492,7 +14701,7 @@
         </w:tc>
         <w:tc>
           <w:tcPr>
-            <w:tcW w:w="1151" w:type="pct"/>
+            <w:tcW w:w="864" w:type="pct"/>
             <w:vAlign w:val="center"/>
           </w:tcPr>
           <w:p>
@@ -14515,12 +14724,13 @@
       <w:tr>
         <w:tc>
           <w:tcPr>
-            <w:tcW w:w="1062" w:type="pct"/>
-            <w:vAlign w:val="center"/>
-          </w:tcPr>
-          <w:p>
-            <w:pPr>
-              <w:spacing w:after="0" w:line="240" w:lineRule="auto"/>
+            <w:tcW w:w="1114" w:type="pct"/>
+            <w:vAlign w:val="center"/>
+          </w:tcPr>
+          <w:p>
+            <w:pPr>
+              <w:spacing w:after="0" w:line="240" w:lineRule="auto"/>
+              <w:jc w:val="center"/>
             </w:pPr>
             <w:r>
               <w:t>Identificador.</w:t>
@@ -14529,7 +14739,7 @@
         </w:tc>
         <w:tc>
           <w:tcPr>
-            <w:tcW w:w="1013" w:type="pct"/>
+            <w:tcW w:w="1130" w:type="pct"/>
             <w:vAlign w:val="center"/>
           </w:tcPr>
           <w:p>
@@ -14545,7 +14755,7 @@
         </w:tc>
         <w:tc>
           <w:tcPr>
-            <w:tcW w:w="861" w:type="pct"/>
+            <w:tcW w:w="698" w:type="pct"/>
             <w:vAlign w:val="center"/>
           </w:tcPr>
           <w:p>
@@ -14560,7 +14770,7 @@
         </w:tc>
         <w:tc>
           <w:tcPr>
-            <w:tcW w:w="507" w:type="pct"/>
+            <w:tcW w:w="644" w:type="pct"/>
             <w:vAlign w:val="center"/>
           </w:tcPr>
           <w:p>
@@ -14575,7 +14785,7 @@
         </w:tc>
         <w:tc>
           <w:tcPr>
-            <w:tcW w:w="203" w:type="pct"/>
+            <w:tcW w:w="279" w:type="pct"/>
             <w:vAlign w:val="center"/>
           </w:tcPr>
           <w:p>
@@ -14590,23 +14800,24 @@
         </w:tc>
         <w:tc>
           <w:tcPr>
-            <w:tcW w:w="203" w:type="pct"/>
-            <w:vAlign w:val="center"/>
-          </w:tcPr>
-          <w:p>
-            <w:pPr>
-              <w:spacing w:after="0" w:line="240" w:lineRule="auto"/>
-              <w:jc w:val="center"/>
-            </w:pPr>
-          </w:p>
-        </w:tc>
-        <w:tc>
-          <w:tcPr>
-            <w:tcW w:w="1151" w:type="pct"/>
-          </w:tcPr>
-          <w:p>
-            <w:pPr>
-              <w:spacing w:after="0" w:line="240" w:lineRule="auto"/>
+            <w:tcW w:w="271" w:type="pct"/>
+            <w:vAlign w:val="center"/>
+          </w:tcPr>
+          <w:p>
+            <w:pPr>
+              <w:spacing w:after="0" w:line="240" w:lineRule="auto"/>
+              <w:jc w:val="center"/>
+            </w:pPr>
+          </w:p>
+        </w:tc>
+        <w:tc>
+          <w:tcPr>
+            <w:tcW w:w="864" w:type="pct"/>
+          </w:tcPr>
+          <w:p>
+            <w:pPr>
+              <w:spacing w:after="0" w:line="240" w:lineRule="auto"/>
+              <w:jc w:val="center"/>
             </w:pPr>
             <w:proofErr w:type="spellStart"/>
             <w:r>
@@ -14622,12 +14833,13 @@
       <w:tr>
         <w:tc>
           <w:tcPr>
-            <w:tcW w:w="1062" w:type="pct"/>
-            <w:vAlign w:val="center"/>
-          </w:tcPr>
-          <w:p>
-            <w:pPr>
-              <w:spacing w:after="0" w:line="240" w:lineRule="auto"/>
+            <w:tcW w:w="1114" w:type="pct"/>
+            <w:vAlign w:val="center"/>
+          </w:tcPr>
+          <w:p>
+            <w:pPr>
+              <w:spacing w:after="0" w:line="240" w:lineRule="auto"/>
+              <w:jc w:val="center"/>
             </w:pPr>
             <w:r>
               <w:t>Identificador da Tabela Usuários.</w:t>
@@ -14636,7 +14848,7 @@
         </w:tc>
         <w:tc>
           <w:tcPr>
-            <w:tcW w:w="1013" w:type="pct"/>
+            <w:tcW w:w="1130" w:type="pct"/>
             <w:vAlign w:val="center"/>
           </w:tcPr>
           <w:p>
@@ -14652,7 +14864,7 @@
         </w:tc>
         <w:tc>
           <w:tcPr>
-            <w:tcW w:w="861" w:type="pct"/>
+            <w:tcW w:w="698" w:type="pct"/>
             <w:vAlign w:val="center"/>
           </w:tcPr>
           <w:p>
@@ -14667,7 +14879,7 @@
         </w:tc>
         <w:tc>
           <w:tcPr>
-            <w:tcW w:w="507" w:type="pct"/>
+            <w:tcW w:w="644" w:type="pct"/>
             <w:vAlign w:val="center"/>
           </w:tcPr>
           <w:p>
@@ -14682,19 +14894,19 @@
         </w:tc>
         <w:tc>
           <w:tcPr>
-            <w:tcW w:w="203" w:type="pct"/>
-            <w:vAlign w:val="center"/>
-          </w:tcPr>
-          <w:p>
-            <w:pPr>
-              <w:spacing w:after="0" w:line="240" w:lineRule="auto"/>
-              <w:jc w:val="center"/>
-            </w:pPr>
-          </w:p>
-        </w:tc>
-        <w:tc>
-          <w:tcPr>
-            <w:tcW w:w="203" w:type="pct"/>
+            <w:tcW w:w="279" w:type="pct"/>
+            <w:vAlign w:val="center"/>
+          </w:tcPr>
+          <w:p>
+            <w:pPr>
+              <w:spacing w:after="0" w:line="240" w:lineRule="auto"/>
+              <w:jc w:val="center"/>
+            </w:pPr>
+          </w:p>
+        </w:tc>
+        <w:tc>
+          <w:tcPr>
+            <w:tcW w:w="271" w:type="pct"/>
             <w:vAlign w:val="center"/>
           </w:tcPr>
           <w:p>
@@ -14709,11 +14921,12 @@
         </w:tc>
         <w:tc>
           <w:tcPr>
-            <w:tcW w:w="1151" w:type="pct"/>
-          </w:tcPr>
-          <w:p>
-            <w:pPr>
-              <w:spacing w:after="0" w:line="240" w:lineRule="auto"/>
+            <w:tcW w:w="864" w:type="pct"/>
+          </w:tcPr>
+          <w:p>
+            <w:pPr>
+              <w:spacing w:after="0" w:line="240" w:lineRule="auto"/>
+              <w:jc w:val="center"/>
             </w:pPr>
           </w:p>
         </w:tc>
@@ -14721,12 +14934,13 @@
       <w:tr>
         <w:tc>
           <w:tcPr>
-            <w:tcW w:w="1062" w:type="pct"/>
-            <w:vAlign w:val="center"/>
-          </w:tcPr>
-          <w:p>
-            <w:pPr>
-              <w:spacing w:after="0" w:line="240" w:lineRule="auto"/>
+            <w:tcW w:w="1114" w:type="pct"/>
+            <w:vAlign w:val="center"/>
+          </w:tcPr>
+          <w:p>
+            <w:pPr>
+              <w:spacing w:after="0" w:line="240" w:lineRule="auto"/>
+              <w:jc w:val="center"/>
             </w:pPr>
             <w:r>
               <w:t>Identificador da Tabela Empresa.</w:t>
@@ -14735,7 +14949,7 @@
         </w:tc>
         <w:tc>
           <w:tcPr>
-            <w:tcW w:w="1013" w:type="pct"/>
+            <w:tcW w:w="1130" w:type="pct"/>
             <w:vAlign w:val="center"/>
           </w:tcPr>
           <w:p>
@@ -14751,7 +14965,7 @@
         </w:tc>
         <w:tc>
           <w:tcPr>
-            <w:tcW w:w="861" w:type="pct"/>
+            <w:tcW w:w="698" w:type="pct"/>
             <w:vAlign w:val="center"/>
           </w:tcPr>
           <w:p>
@@ -14766,7 +14980,7 @@
         </w:tc>
         <w:tc>
           <w:tcPr>
-            <w:tcW w:w="507" w:type="pct"/>
+            <w:tcW w:w="644" w:type="pct"/>
             <w:vAlign w:val="center"/>
           </w:tcPr>
           <w:p>
@@ -14781,19 +14995,19 @@
         </w:tc>
         <w:tc>
           <w:tcPr>
-            <w:tcW w:w="203" w:type="pct"/>
-            <w:vAlign w:val="center"/>
-          </w:tcPr>
-          <w:p>
-            <w:pPr>
-              <w:spacing w:after="0" w:line="240" w:lineRule="auto"/>
-              <w:jc w:val="center"/>
-            </w:pPr>
-          </w:p>
-        </w:tc>
-        <w:tc>
-          <w:tcPr>
-            <w:tcW w:w="203" w:type="pct"/>
+            <w:tcW w:w="279" w:type="pct"/>
+            <w:vAlign w:val="center"/>
+          </w:tcPr>
+          <w:p>
+            <w:pPr>
+              <w:spacing w:after="0" w:line="240" w:lineRule="auto"/>
+              <w:jc w:val="center"/>
+            </w:pPr>
+          </w:p>
+        </w:tc>
+        <w:tc>
+          <w:tcPr>
+            <w:tcW w:w="271" w:type="pct"/>
             <w:vAlign w:val="center"/>
           </w:tcPr>
           <w:p>
@@ -14808,11 +15022,12 @@
         </w:tc>
         <w:tc>
           <w:tcPr>
-            <w:tcW w:w="1151" w:type="pct"/>
-          </w:tcPr>
-          <w:p>
-            <w:pPr>
-              <w:spacing w:after="0" w:line="240" w:lineRule="auto"/>
+            <w:tcW w:w="864" w:type="pct"/>
+          </w:tcPr>
+          <w:p>
+            <w:pPr>
+              <w:spacing w:after="0" w:line="240" w:lineRule="auto"/>
+              <w:jc w:val="center"/>
             </w:pPr>
           </w:p>
         </w:tc>
@@ -14820,12 +15035,13 @@
       <w:tr>
         <w:tc>
           <w:tcPr>
-            <w:tcW w:w="1062" w:type="pct"/>
-            <w:vAlign w:val="center"/>
-          </w:tcPr>
-          <w:p>
-            <w:pPr>
-              <w:spacing w:after="0" w:line="240" w:lineRule="auto"/>
+            <w:tcW w:w="1114" w:type="pct"/>
+            <w:vAlign w:val="center"/>
+          </w:tcPr>
+          <w:p>
+            <w:pPr>
+              <w:spacing w:after="0" w:line="240" w:lineRule="auto"/>
+              <w:jc w:val="center"/>
             </w:pPr>
             <w:r>
               <w:t>Identificador da Tabela Tipo Documentos.</w:t>
@@ -14834,7 +15050,7 @@
         </w:tc>
         <w:tc>
           <w:tcPr>
-            <w:tcW w:w="1013" w:type="pct"/>
+            <w:tcW w:w="1130" w:type="pct"/>
             <w:vAlign w:val="center"/>
           </w:tcPr>
           <w:p>
@@ -14850,7 +15066,7 @@
         </w:tc>
         <w:tc>
           <w:tcPr>
-            <w:tcW w:w="861" w:type="pct"/>
+            <w:tcW w:w="698" w:type="pct"/>
             <w:vAlign w:val="center"/>
           </w:tcPr>
           <w:p>
@@ -14865,7 +15081,7 @@
         </w:tc>
         <w:tc>
           <w:tcPr>
-            <w:tcW w:w="507" w:type="pct"/>
+            <w:tcW w:w="644" w:type="pct"/>
             <w:vAlign w:val="center"/>
           </w:tcPr>
           <w:p>
@@ -14880,35 +15096,36 @@
         </w:tc>
         <w:tc>
           <w:tcPr>
-            <w:tcW w:w="203" w:type="pct"/>
-            <w:vAlign w:val="center"/>
-          </w:tcPr>
-          <w:p>
-            <w:pPr>
-              <w:spacing w:after="0" w:line="240" w:lineRule="auto"/>
-              <w:jc w:val="center"/>
-            </w:pPr>
-          </w:p>
-        </w:tc>
-        <w:tc>
-          <w:tcPr>
-            <w:tcW w:w="203" w:type="pct"/>
-            <w:vAlign w:val="center"/>
-          </w:tcPr>
-          <w:p>
-            <w:pPr>
-              <w:spacing w:after="0" w:line="240" w:lineRule="auto"/>
-              <w:jc w:val="center"/>
-            </w:pPr>
-          </w:p>
-        </w:tc>
-        <w:tc>
-          <w:tcPr>
-            <w:tcW w:w="1151" w:type="pct"/>
-          </w:tcPr>
-          <w:p>
-            <w:pPr>
-              <w:spacing w:after="0" w:line="240" w:lineRule="auto"/>
+            <w:tcW w:w="279" w:type="pct"/>
+            <w:vAlign w:val="center"/>
+          </w:tcPr>
+          <w:p>
+            <w:pPr>
+              <w:spacing w:after="0" w:line="240" w:lineRule="auto"/>
+              <w:jc w:val="center"/>
+            </w:pPr>
+          </w:p>
+        </w:tc>
+        <w:tc>
+          <w:tcPr>
+            <w:tcW w:w="271" w:type="pct"/>
+            <w:vAlign w:val="center"/>
+          </w:tcPr>
+          <w:p>
+            <w:pPr>
+              <w:spacing w:after="0" w:line="240" w:lineRule="auto"/>
+              <w:jc w:val="center"/>
+            </w:pPr>
+          </w:p>
+        </w:tc>
+        <w:tc>
+          <w:tcPr>
+            <w:tcW w:w="864" w:type="pct"/>
+          </w:tcPr>
+          <w:p>
+            <w:pPr>
+              <w:spacing w:after="0" w:line="240" w:lineRule="auto"/>
+              <w:jc w:val="center"/>
             </w:pPr>
           </w:p>
         </w:tc>
@@ -14916,12 +15133,13 @@
       <w:tr>
         <w:tc>
           <w:tcPr>
-            <w:tcW w:w="1062" w:type="pct"/>
-            <w:vAlign w:val="center"/>
-          </w:tcPr>
-          <w:p>
-            <w:pPr>
-              <w:spacing w:after="0" w:line="240" w:lineRule="auto"/>
+            <w:tcW w:w="1114" w:type="pct"/>
+            <w:vAlign w:val="center"/>
+          </w:tcPr>
+          <w:p>
+            <w:pPr>
+              <w:spacing w:after="0" w:line="240" w:lineRule="auto"/>
+              <w:jc w:val="center"/>
             </w:pPr>
             <w:r>
               <w:t>Nome do arquivo.</w:t>
@@ -14930,7 +15148,7 @@
         </w:tc>
         <w:tc>
           <w:tcPr>
-            <w:tcW w:w="1013" w:type="pct"/>
+            <w:tcW w:w="1130" w:type="pct"/>
             <w:vAlign w:val="center"/>
           </w:tcPr>
           <w:p>
@@ -14939,14 +15157,17 @@
             </w:pPr>
             <w:proofErr w:type="spellStart"/>
             <w:r>
-              <w:t>doc_arquivo_nome</w:t>
+              <w:t>doc_</w:t>
+            </w:r>
+            <w:r>
+              <w:t>caminho_original</w:t>
             </w:r>
             <w:proofErr w:type="spellEnd"/>
           </w:p>
         </w:tc>
         <w:tc>
           <w:tcPr>
-            <w:tcW w:w="861" w:type="pct"/>
+            <w:tcW w:w="698" w:type="pct"/>
             <w:vAlign w:val="center"/>
           </w:tcPr>
           <w:p>
@@ -14961,7 +15182,7 @@
         </w:tc>
         <w:tc>
           <w:tcPr>
-            <w:tcW w:w="507" w:type="pct"/>
+            <w:tcW w:w="644" w:type="pct"/>
             <w:vAlign w:val="center"/>
           </w:tcPr>
           <w:p>
@@ -14976,35 +15197,36 @@
         </w:tc>
         <w:tc>
           <w:tcPr>
-            <w:tcW w:w="203" w:type="pct"/>
-            <w:vAlign w:val="center"/>
-          </w:tcPr>
-          <w:p>
-            <w:pPr>
-              <w:spacing w:after="0" w:line="240" w:lineRule="auto"/>
-              <w:jc w:val="center"/>
-            </w:pPr>
-          </w:p>
-        </w:tc>
-        <w:tc>
-          <w:tcPr>
-            <w:tcW w:w="203" w:type="pct"/>
-            <w:vAlign w:val="center"/>
-          </w:tcPr>
-          <w:p>
-            <w:pPr>
-              <w:spacing w:after="0" w:line="240" w:lineRule="auto"/>
-              <w:jc w:val="center"/>
-            </w:pPr>
-          </w:p>
-        </w:tc>
-        <w:tc>
-          <w:tcPr>
-            <w:tcW w:w="1151" w:type="pct"/>
-          </w:tcPr>
-          <w:p>
-            <w:pPr>
-              <w:spacing w:after="0" w:line="240" w:lineRule="auto"/>
+            <w:tcW w:w="279" w:type="pct"/>
+            <w:vAlign w:val="center"/>
+          </w:tcPr>
+          <w:p>
+            <w:pPr>
+              <w:spacing w:after="0" w:line="240" w:lineRule="auto"/>
+              <w:jc w:val="center"/>
+            </w:pPr>
+          </w:p>
+        </w:tc>
+        <w:tc>
+          <w:tcPr>
+            <w:tcW w:w="271" w:type="pct"/>
+            <w:vAlign w:val="center"/>
+          </w:tcPr>
+          <w:p>
+            <w:pPr>
+              <w:spacing w:after="0" w:line="240" w:lineRule="auto"/>
+              <w:jc w:val="center"/>
+            </w:pPr>
+          </w:p>
+        </w:tc>
+        <w:tc>
+          <w:tcPr>
+            <w:tcW w:w="864" w:type="pct"/>
+          </w:tcPr>
+          <w:p>
+            <w:pPr>
+              <w:spacing w:after="0" w:line="240" w:lineRule="auto"/>
+              <w:jc w:val="center"/>
             </w:pPr>
             <w:r>
               <w:t>Não pode estar vazio.</w:t>
@@ -15015,12 +15237,13 @@
       <w:tr>
         <w:tc>
           <w:tcPr>
-            <w:tcW w:w="1062" w:type="pct"/>
-            <w:vAlign w:val="center"/>
-          </w:tcPr>
-          <w:p>
-            <w:pPr>
-              <w:spacing w:after="0" w:line="240" w:lineRule="auto"/>
+            <w:tcW w:w="1114" w:type="pct"/>
+            <w:vAlign w:val="center"/>
+          </w:tcPr>
+          <w:p>
+            <w:pPr>
+              <w:spacing w:after="0" w:line="240" w:lineRule="auto"/>
+              <w:jc w:val="center"/>
             </w:pPr>
             <w:r>
               <w:t>Data de Emissão do Documento.</w:t>
@@ -15029,7 +15252,7 @@
         </w:tc>
         <w:tc>
           <w:tcPr>
-            <w:tcW w:w="1013" w:type="pct"/>
+            <w:tcW w:w="1130" w:type="pct"/>
             <w:vAlign w:val="center"/>
           </w:tcPr>
           <w:p>
@@ -15038,14 +15261,17 @@
             </w:pPr>
             <w:proofErr w:type="spellStart"/>
             <w:r>
-              <w:t>doc_data_emissao</w:t>
+              <w:t>doc_</w:t>
+            </w:r>
+            <w:r>
+              <w:t>nome_original</w:t>
             </w:r>
             <w:proofErr w:type="spellEnd"/>
           </w:p>
         </w:tc>
         <w:tc>
           <w:tcPr>
-            <w:tcW w:w="861" w:type="pct"/>
+            <w:tcW w:w="698" w:type="pct"/>
             <w:vAlign w:val="center"/>
           </w:tcPr>
           <w:p>
@@ -15060,7 +15286,7 @@
         </w:tc>
         <w:tc>
           <w:tcPr>
-            <w:tcW w:w="507" w:type="pct"/>
+            <w:tcW w:w="644" w:type="pct"/>
             <w:vAlign w:val="center"/>
           </w:tcPr>
           <w:p>
@@ -15075,35 +15301,36 @@
         </w:tc>
         <w:tc>
           <w:tcPr>
-            <w:tcW w:w="203" w:type="pct"/>
-            <w:vAlign w:val="center"/>
-          </w:tcPr>
-          <w:p>
-            <w:pPr>
-              <w:spacing w:after="0" w:line="240" w:lineRule="auto"/>
-              <w:jc w:val="center"/>
-            </w:pPr>
-          </w:p>
-        </w:tc>
-        <w:tc>
-          <w:tcPr>
-            <w:tcW w:w="203" w:type="pct"/>
-            <w:vAlign w:val="center"/>
-          </w:tcPr>
-          <w:p>
-            <w:pPr>
-              <w:spacing w:after="0" w:line="240" w:lineRule="auto"/>
-              <w:jc w:val="center"/>
-            </w:pPr>
-          </w:p>
-        </w:tc>
-        <w:tc>
-          <w:tcPr>
-            <w:tcW w:w="1151" w:type="pct"/>
-          </w:tcPr>
-          <w:p>
-            <w:pPr>
-              <w:spacing w:after="0" w:line="240" w:lineRule="auto"/>
+            <w:tcW w:w="279" w:type="pct"/>
+            <w:vAlign w:val="center"/>
+          </w:tcPr>
+          <w:p>
+            <w:pPr>
+              <w:spacing w:after="0" w:line="240" w:lineRule="auto"/>
+              <w:jc w:val="center"/>
+            </w:pPr>
+          </w:p>
+        </w:tc>
+        <w:tc>
+          <w:tcPr>
+            <w:tcW w:w="271" w:type="pct"/>
+            <w:vAlign w:val="center"/>
+          </w:tcPr>
+          <w:p>
+            <w:pPr>
+              <w:spacing w:after="0" w:line="240" w:lineRule="auto"/>
+              <w:jc w:val="center"/>
+            </w:pPr>
+          </w:p>
+        </w:tc>
+        <w:tc>
+          <w:tcPr>
+            <w:tcW w:w="864" w:type="pct"/>
+          </w:tcPr>
+          <w:p>
+            <w:pPr>
+              <w:spacing w:after="0" w:line="240" w:lineRule="auto"/>
+              <w:jc w:val="center"/>
             </w:pPr>
             <w:r>
               <w:t>Não pode estar vazio.</w:t>
@@ -15114,12 +15341,13 @@
       <w:tr>
         <w:tc>
           <w:tcPr>
-            <w:tcW w:w="1062" w:type="pct"/>
-            <w:vAlign w:val="center"/>
-          </w:tcPr>
-          <w:p>
-            <w:pPr>
-              <w:spacing w:after="0" w:line="240" w:lineRule="auto"/>
+            <w:tcW w:w="1114" w:type="pct"/>
+            <w:vAlign w:val="center"/>
+          </w:tcPr>
+          <w:p>
+            <w:pPr>
+              <w:spacing w:after="0" w:line="240" w:lineRule="auto"/>
+              <w:jc w:val="center"/>
             </w:pPr>
             <w:r>
               <w:t>Valor do Documento.</w:t>
@@ -15128,7 +15356,7 @@
         </w:tc>
         <w:tc>
           <w:tcPr>
-            <w:tcW w:w="1013" w:type="pct"/>
+            <w:tcW w:w="1130" w:type="pct"/>
             <w:vAlign w:val="center"/>
           </w:tcPr>
           <w:p>
@@ -15137,14 +15365,17 @@
             </w:pPr>
             <w:proofErr w:type="spellStart"/>
             <w:r>
-              <w:t>doc_valor</w:t>
+              <w:t>doc_</w:t>
+            </w:r>
+            <w:r>
+              <w:t>data_update</w:t>
             </w:r>
             <w:proofErr w:type="spellEnd"/>
           </w:p>
         </w:tc>
         <w:tc>
           <w:tcPr>
-            <w:tcW w:w="861" w:type="pct"/>
+            <w:tcW w:w="698" w:type="pct"/>
             <w:vAlign w:val="center"/>
           </w:tcPr>
           <w:p>
@@ -15159,7 +15390,7 @@
         </w:tc>
         <w:tc>
           <w:tcPr>
-            <w:tcW w:w="507" w:type="pct"/>
+            <w:tcW w:w="644" w:type="pct"/>
             <w:vAlign w:val="center"/>
           </w:tcPr>
           <w:p>
@@ -15174,35 +15405,36 @@
         </w:tc>
         <w:tc>
           <w:tcPr>
-            <w:tcW w:w="203" w:type="pct"/>
-            <w:vAlign w:val="center"/>
-          </w:tcPr>
-          <w:p>
-            <w:pPr>
-              <w:spacing w:after="0" w:line="240" w:lineRule="auto"/>
-              <w:jc w:val="center"/>
-            </w:pPr>
-          </w:p>
-        </w:tc>
-        <w:tc>
-          <w:tcPr>
-            <w:tcW w:w="203" w:type="pct"/>
-            <w:vAlign w:val="center"/>
-          </w:tcPr>
-          <w:p>
-            <w:pPr>
-              <w:spacing w:after="0" w:line="240" w:lineRule="auto"/>
-              <w:jc w:val="center"/>
-            </w:pPr>
-          </w:p>
-        </w:tc>
-        <w:tc>
-          <w:tcPr>
-            <w:tcW w:w="1151" w:type="pct"/>
-          </w:tcPr>
-          <w:p>
-            <w:pPr>
-              <w:spacing w:after="0" w:line="240" w:lineRule="auto"/>
+            <w:tcW w:w="279" w:type="pct"/>
+            <w:vAlign w:val="center"/>
+          </w:tcPr>
+          <w:p>
+            <w:pPr>
+              <w:spacing w:after="0" w:line="240" w:lineRule="auto"/>
+              <w:jc w:val="center"/>
+            </w:pPr>
+          </w:p>
+        </w:tc>
+        <w:tc>
+          <w:tcPr>
+            <w:tcW w:w="271" w:type="pct"/>
+            <w:vAlign w:val="center"/>
+          </w:tcPr>
+          <w:p>
+            <w:pPr>
+              <w:spacing w:after="0" w:line="240" w:lineRule="auto"/>
+              <w:jc w:val="center"/>
+            </w:pPr>
+          </w:p>
+        </w:tc>
+        <w:tc>
+          <w:tcPr>
+            <w:tcW w:w="864" w:type="pct"/>
+          </w:tcPr>
+          <w:p>
+            <w:pPr>
+              <w:spacing w:after="0" w:line="240" w:lineRule="auto"/>
+              <w:jc w:val="center"/>
             </w:pPr>
             <w:r>
               <w:t>Não pode estar vazio.</w:t>
@@ -15213,12 +15445,13 @@
       <w:tr>
         <w:tc>
           <w:tcPr>
-            <w:tcW w:w="1062" w:type="pct"/>
-            <w:vAlign w:val="center"/>
-          </w:tcPr>
-          <w:p>
-            <w:pPr>
-              <w:spacing w:after="0" w:line="240" w:lineRule="auto"/>
+            <w:tcW w:w="1114" w:type="pct"/>
+            <w:vAlign w:val="center"/>
+          </w:tcPr>
+          <w:p>
+            <w:pPr>
+              <w:spacing w:after="0" w:line="240" w:lineRule="auto"/>
+              <w:jc w:val="center"/>
             </w:pPr>
             <w:r>
               <w:t>Status do documento</w:t>
@@ -15227,7 +15460,7 @@
         </w:tc>
         <w:tc>
           <w:tcPr>
-            <w:tcW w:w="1013" w:type="pct"/>
+            <w:tcW w:w="1130" w:type="pct"/>
             <w:vAlign w:val="center"/>
           </w:tcPr>
           <w:p>
@@ -15243,7 +15476,7 @@
         </w:tc>
         <w:tc>
           <w:tcPr>
-            <w:tcW w:w="861" w:type="pct"/>
+            <w:tcW w:w="698" w:type="pct"/>
             <w:vAlign w:val="center"/>
           </w:tcPr>
           <w:p>
@@ -15258,7 +15491,7 @@
         </w:tc>
         <w:tc>
           <w:tcPr>
-            <w:tcW w:w="507" w:type="pct"/>
+            <w:tcW w:w="644" w:type="pct"/>
             <w:vAlign w:val="center"/>
           </w:tcPr>
           <w:p>
@@ -15273,38 +15506,48 @@
         </w:tc>
         <w:tc>
           <w:tcPr>
-            <w:tcW w:w="203" w:type="pct"/>
-            <w:vAlign w:val="center"/>
-          </w:tcPr>
-          <w:p>
-            <w:pPr>
-              <w:spacing w:after="0" w:line="240" w:lineRule="auto"/>
-              <w:jc w:val="center"/>
-            </w:pPr>
-          </w:p>
-        </w:tc>
-        <w:tc>
-          <w:tcPr>
-            <w:tcW w:w="203" w:type="pct"/>
-            <w:vAlign w:val="center"/>
-          </w:tcPr>
-          <w:p>
-            <w:pPr>
-              <w:spacing w:after="0" w:line="240" w:lineRule="auto"/>
-              <w:jc w:val="center"/>
-            </w:pPr>
-          </w:p>
-        </w:tc>
-        <w:tc>
-          <w:tcPr>
-            <w:tcW w:w="1151" w:type="pct"/>
-          </w:tcPr>
-          <w:p>
-            <w:pPr>
-              <w:spacing w:after="0" w:line="240" w:lineRule="auto"/>
-            </w:pPr>
-            <w:r>
-              <w:t>0-Inativo; 1-Ativo.</w:t>
+            <w:tcW w:w="279" w:type="pct"/>
+            <w:vAlign w:val="center"/>
+          </w:tcPr>
+          <w:p>
+            <w:pPr>
+              <w:spacing w:after="0" w:line="240" w:lineRule="auto"/>
+              <w:jc w:val="center"/>
+            </w:pPr>
+          </w:p>
+        </w:tc>
+        <w:tc>
+          <w:tcPr>
+            <w:tcW w:w="271" w:type="pct"/>
+            <w:vAlign w:val="center"/>
+          </w:tcPr>
+          <w:p>
+            <w:pPr>
+              <w:spacing w:after="0" w:line="240" w:lineRule="auto"/>
+              <w:jc w:val="center"/>
+            </w:pPr>
+          </w:p>
+        </w:tc>
+        <w:tc>
+          <w:tcPr>
+            <w:tcW w:w="864" w:type="pct"/>
+          </w:tcPr>
+          <w:p>
+            <w:pPr>
+              <w:spacing w:after="0" w:line="240" w:lineRule="auto"/>
+              <w:jc w:val="center"/>
+            </w:pPr>
+            <w:r>
+              <w:t>0-Inativo;</w:t>
+            </w:r>
+          </w:p>
+          <w:p>
+            <w:pPr>
+              <w:spacing w:after="0" w:line="240" w:lineRule="auto"/>
+              <w:jc w:val="center"/>
+            </w:pPr>
+            <w:r>
+              <w:t>1-Ativo.</w:t>
             </w:r>
           </w:p>
         </w:tc>
@@ -15332,15 +15575,6 @@
         </w:rPr>
         <w:t xml:space="preserve"> (2025).</w:t>
       </w:r>
-    </w:p>
-    <w:p>
-      <w:pPr>
-        <w:spacing w:after="0" w:line="240" w:lineRule="auto"/>
-        <w:rPr>
-          <w:sz w:val="22"/>
-          <w:szCs w:val="20"/>
-        </w:rPr>
-      </w:pPr>
     </w:p>
     <w:p>
       <w:pPr>
@@ -15561,6 +15795,7 @@
           <w:p>
             <w:pPr>
               <w:spacing w:after="0" w:line="240" w:lineRule="auto"/>
+              <w:jc w:val="center"/>
             </w:pPr>
             <w:r>
               <w:t>Identificador</w:t>
@@ -15647,6 +15882,7 @@
           <w:p>
             <w:pPr>
               <w:spacing w:after="0" w:line="240" w:lineRule="auto"/>
+              <w:jc w:val="center"/>
             </w:pPr>
             <w:proofErr w:type="spellStart"/>
             <w:r>
@@ -15668,6 +15904,7 @@
           <w:p>
             <w:pPr>
               <w:spacing w:after="0" w:line="240" w:lineRule="auto"/>
+              <w:jc w:val="center"/>
             </w:pPr>
             <w:proofErr w:type="spellStart"/>
             <w:r>
@@ -15756,6 +15993,7 @@
           <w:p>
             <w:pPr>
               <w:spacing w:after="0" w:line="240" w:lineRule="auto"/>
+              <w:jc w:val="center"/>
             </w:pPr>
             <w:r>
               <w:t>Não pode estar vazio.</w:t>
@@ -15772,6 +16010,7 @@
           <w:p>
             <w:pPr>
               <w:spacing w:after="0" w:line="240" w:lineRule="auto"/>
+              <w:jc w:val="center"/>
             </w:pPr>
             <w:r>
               <w:t>Status do tipo de documento</w:t>
@@ -15855,9 +16094,19 @@
           <w:p>
             <w:pPr>
               <w:spacing w:after="0" w:line="240" w:lineRule="auto"/>
-            </w:pPr>
-            <w:r>
-              <w:t>0-Inativo; 1-Ativo.</w:t>
+              <w:jc w:val="center"/>
+            </w:pPr>
+            <w:r>
+              <w:t>0-Inativo;</w:t>
+            </w:r>
+          </w:p>
+          <w:p>
+            <w:pPr>
+              <w:spacing w:after="0" w:line="240" w:lineRule="auto"/>
+              <w:jc w:val="center"/>
+            </w:pPr>
+            <w:r>
+              <w:t>1-Ativo.</w:t>
             </w:r>
           </w:p>
         </w:tc>
@@ -15890,7 +16139,7 @@
       <w:pPr>
         <w:spacing w:after="0" w:line="240" w:lineRule="auto"/>
         <w:rPr>
-          <w:sz w:val="22"/>
+          <w:sz w:val="20"/>
           <w:szCs w:val="20"/>
         </w:rPr>
       </w:pPr>
@@ -15899,7 +16148,7 @@
       <w:pPr>
         <w:spacing w:after="0" w:line="240" w:lineRule="auto"/>
         <w:rPr>
-          <w:sz w:val="22"/>
+          <w:sz w:val="20"/>
           <w:szCs w:val="20"/>
         </w:rPr>
       </w:pPr>
@@ -15908,7 +16157,7 @@
       <w:pPr>
         <w:spacing w:after="0" w:line="240" w:lineRule="auto"/>
         <w:rPr>
-          <w:sz w:val="22"/>
+          <w:sz w:val="20"/>
           <w:szCs w:val="20"/>
         </w:rPr>
       </w:pPr>
@@ -15917,7 +16166,7 @@
       <w:pPr>
         <w:spacing w:after="0" w:line="240" w:lineRule="auto"/>
         <w:rPr>
-          <w:sz w:val="22"/>
+          <w:sz w:val="20"/>
           <w:szCs w:val="20"/>
         </w:rPr>
       </w:pPr>
@@ -15926,7 +16175,7 @@
       <w:pPr>
         <w:spacing w:after="0" w:line="240" w:lineRule="auto"/>
         <w:rPr>
-          <w:sz w:val="22"/>
+          <w:sz w:val="20"/>
           <w:szCs w:val="20"/>
         </w:rPr>
       </w:pPr>
@@ -15935,7 +16184,7 @@
       <w:pPr>
         <w:spacing w:after="0" w:line="240" w:lineRule="auto"/>
         <w:rPr>
-          <w:sz w:val="22"/>
+          <w:sz w:val="20"/>
           <w:szCs w:val="20"/>
         </w:rPr>
       </w:pPr>
@@ -15944,7 +16193,7 @@
       <w:pPr>
         <w:spacing w:after="0" w:line="240" w:lineRule="auto"/>
         <w:rPr>
-          <w:sz w:val="22"/>
+          <w:sz w:val="20"/>
           <w:szCs w:val="20"/>
         </w:rPr>
       </w:pPr>
@@ -15953,7 +16202,7 @@
       <w:pPr>
         <w:spacing w:after="0" w:line="240" w:lineRule="auto"/>
         <w:rPr>
-          <w:sz w:val="22"/>
+          <w:sz w:val="20"/>
           <w:szCs w:val="20"/>
         </w:rPr>
       </w:pPr>
@@ -15962,7 +16211,7 @@
       <w:pPr>
         <w:spacing w:after="0" w:line="240" w:lineRule="auto"/>
         <w:rPr>
-          <w:sz w:val="22"/>
+          <w:sz w:val="20"/>
           <w:szCs w:val="20"/>
         </w:rPr>
       </w:pPr>
@@ -15971,7 +16220,7 @@
       <w:pPr>
         <w:spacing w:after="0" w:line="240" w:lineRule="auto"/>
         <w:rPr>
-          <w:sz w:val="22"/>
+          <w:sz w:val="20"/>
           <w:szCs w:val="20"/>
         </w:rPr>
       </w:pPr>
@@ -15980,7 +16229,7 @@
       <w:pPr>
         <w:spacing w:after="0" w:line="240" w:lineRule="auto"/>
         <w:rPr>
-          <w:sz w:val="22"/>
+          <w:sz w:val="20"/>
           <w:szCs w:val="20"/>
         </w:rPr>
       </w:pPr>
@@ -15989,17 +16238,45 @@
       <w:pPr>
         <w:spacing w:after="0" w:line="240" w:lineRule="auto"/>
         <w:rPr>
-          <w:sz w:val="22"/>
+          <w:sz w:val="20"/>
           <w:szCs w:val="20"/>
         </w:rPr>
       </w:pPr>
     </w:p>
     <w:p>
       <w:pPr>
+        <w:spacing w:after="0" w:line="240" w:lineRule="auto"/>
+        <w:rPr>
+          <w:sz w:val="20"/>
+          <w:szCs w:val="20"/>
+        </w:rPr>
+      </w:pPr>
+    </w:p>
+    <w:p>
+      <w:pPr>
+        <w:spacing w:after="0" w:line="240" w:lineRule="auto"/>
+        <w:rPr>
+          <w:sz w:val="20"/>
+          <w:szCs w:val="20"/>
+        </w:rPr>
+      </w:pPr>
+    </w:p>
+    <w:p>
+      <w:pPr>
+        <w:spacing w:after="0" w:line="240" w:lineRule="auto"/>
+        <w:rPr>
+          <w:sz w:val="20"/>
+          <w:szCs w:val="20"/>
+        </w:rPr>
+      </w:pPr>
+    </w:p>
+    <w:p>
+      <w:pPr>
         <w:pStyle w:val="Legenda"/>
       </w:pPr>
       <w:bookmarkStart w:id="19" w:name="_Toc230291972"/>
       <w:r>
+        <w:lastRenderedPageBreak/>
         <w:t xml:space="preserve">Quadro </w:t>
       </w:r>
       <w:r>
@@ -16031,22 +16308,23 @@
     <w:tbl>
       <w:tblPr>
         <w:tblStyle w:val="Tabelacomgrade"/>
-        <w:tblW w:w="5000" w:type="pct"/>
+        <w:tblW w:w="5363" w:type="pct"/>
+        <w:tblInd w:w="-572" w:type="dxa"/>
         <w:tblLook w:val="04A0" w:firstRow="1" w:lastRow="0" w:firstColumn="1" w:lastColumn="0" w:noHBand="0" w:noVBand="1"/>
       </w:tblPr>
       <w:tblGrid>
-        <w:gridCol w:w="1482"/>
-        <w:gridCol w:w="2450"/>
-        <w:gridCol w:w="1296"/>
-        <w:gridCol w:w="1197"/>
-        <w:gridCol w:w="523"/>
-        <w:gridCol w:w="510"/>
-        <w:gridCol w:w="1603"/>
+        <w:gridCol w:w="1591"/>
+        <w:gridCol w:w="2645"/>
+        <w:gridCol w:w="1390"/>
+        <w:gridCol w:w="1283"/>
+        <w:gridCol w:w="550"/>
+        <w:gridCol w:w="536"/>
+        <w:gridCol w:w="1724"/>
       </w:tblGrid>
       <w:tr>
         <w:tc>
           <w:tcPr>
-            <w:tcW w:w="1062" w:type="pct"/>
+            <w:tcW w:w="818" w:type="pct"/>
             <w:vAlign w:val="center"/>
           </w:tcPr>
           <w:p>
@@ -16079,7 +16357,7 @@
         </w:tc>
         <w:tc>
           <w:tcPr>
-            <w:tcW w:w="1013" w:type="pct"/>
+            <w:tcW w:w="1361" w:type="pct"/>
             <w:vAlign w:val="center"/>
           </w:tcPr>
           <w:p>
@@ -16100,7 +16378,7 @@
         </w:tc>
         <w:tc>
           <w:tcPr>
-            <w:tcW w:w="861" w:type="pct"/>
+            <w:tcW w:w="715" w:type="pct"/>
             <w:vAlign w:val="center"/>
           </w:tcPr>
           <w:p>
@@ -16121,7 +16399,7 @@
         </w:tc>
         <w:tc>
           <w:tcPr>
-            <w:tcW w:w="507" w:type="pct"/>
+            <w:tcW w:w="660" w:type="pct"/>
             <w:vAlign w:val="center"/>
           </w:tcPr>
           <w:p>
@@ -16142,7 +16420,7 @@
         </w:tc>
         <w:tc>
           <w:tcPr>
-            <w:tcW w:w="203" w:type="pct"/>
+            <w:tcW w:w="283" w:type="pct"/>
             <w:vAlign w:val="center"/>
           </w:tcPr>
           <w:p>
@@ -16163,7 +16441,7 @@
         </w:tc>
         <w:tc>
           <w:tcPr>
-            <w:tcW w:w="203" w:type="pct"/>
+            <w:tcW w:w="276" w:type="pct"/>
             <w:vAlign w:val="center"/>
           </w:tcPr>
           <w:p>
@@ -16184,7 +16462,7 @@
         </w:tc>
         <w:tc>
           <w:tcPr>
-            <w:tcW w:w="1151" w:type="pct"/>
+            <w:tcW w:w="887" w:type="pct"/>
             <w:vAlign w:val="center"/>
           </w:tcPr>
           <w:p>
@@ -16207,12 +16485,13 @@
       <w:tr>
         <w:tc>
           <w:tcPr>
-            <w:tcW w:w="1062" w:type="pct"/>
-            <w:vAlign w:val="center"/>
-          </w:tcPr>
-          <w:p>
-            <w:pPr>
-              <w:spacing w:after="0" w:line="240" w:lineRule="auto"/>
+            <w:tcW w:w="818" w:type="pct"/>
+            <w:vAlign w:val="center"/>
+          </w:tcPr>
+          <w:p>
+            <w:pPr>
+              <w:spacing w:after="0" w:line="240" w:lineRule="auto"/>
+              <w:jc w:val="center"/>
             </w:pPr>
             <w:r>
               <w:t>Identificador.</w:t>
@@ -16221,7 +16500,7 @@
         </w:tc>
         <w:tc>
           <w:tcPr>
-            <w:tcW w:w="1013" w:type="pct"/>
+            <w:tcW w:w="1361" w:type="pct"/>
             <w:vAlign w:val="center"/>
           </w:tcPr>
           <w:p>
@@ -16237,7 +16516,7 @@
         </w:tc>
         <w:tc>
           <w:tcPr>
-            <w:tcW w:w="861" w:type="pct"/>
+            <w:tcW w:w="715" w:type="pct"/>
             <w:vAlign w:val="center"/>
           </w:tcPr>
           <w:p>
@@ -16252,7 +16531,7 @@
         </w:tc>
         <w:tc>
           <w:tcPr>
-            <w:tcW w:w="507" w:type="pct"/>
+            <w:tcW w:w="660" w:type="pct"/>
             <w:vAlign w:val="center"/>
           </w:tcPr>
           <w:p>
@@ -16267,7 +16546,7 @@
         </w:tc>
         <w:tc>
           <w:tcPr>
-            <w:tcW w:w="203" w:type="pct"/>
+            <w:tcW w:w="283" w:type="pct"/>
             <w:vAlign w:val="center"/>
           </w:tcPr>
           <w:p>
@@ -16282,23 +16561,24 @@
         </w:tc>
         <w:tc>
           <w:tcPr>
-            <w:tcW w:w="203" w:type="pct"/>
-            <w:vAlign w:val="center"/>
-          </w:tcPr>
-          <w:p>
-            <w:pPr>
-              <w:spacing w:after="0" w:line="240" w:lineRule="auto"/>
-              <w:jc w:val="center"/>
-            </w:pPr>
-          </w:p>
-        </w:tc>
-        <w:tc>
-          <w:tcPr>
-            <w:tcW w:w="1151" w:type="pct"/>
-          </w:tcPr>
-          <w:p>
-            <w:pPr>
-              <w:spacing w:after="0" w:line="240" w:lineRule="auto"/>
+            <w:tcW w:w="276" w:type="pct"/>
+            <w:vAlign w:val="center"/>
+          </w:tcPr>
+          <w:p>
+            <w:pPr>
+              <w:spacing w:after="0" w:line="240" w:lineRule="auto"/>
+              <w:jc w:val="center"/>
+            </w:pPr>
+          </w:p>
+        </w:tc>
+        <w:tc>
+          <w:tcPr>
+            <w:tcW w:w="887" w:type="pct"/>
+          </w:tcPr>
+          <w:p>
+            <w:pPr>
+              <w:spacing w:after="0" w:line="240" w:lineRule="auto"/>
+              <w:jc w:val="center"/>
             </w:pPr>
             <w:proofErr w:type="spellStart"/>
             <w:r>
@@ -16314,12 +16594,13 @@
       <w:tr>
         <w:tc>
           <w:tcPr>
-            <w:tcW w:w="1062" w:type="pct"/>
-            <w:vAlign w:val="center"/>
-          </w:tcPr>
-          <w:p>
-            <w:pPr>
-              <w:spacing w:after="0" w:line="240" w:lineRule="auto"/>
+            <w:tcW w:w="818" w:type="pct"/>
+            <w:vAlign w:val="center"/>
+          </w:tcPr>
+          <w:p>
+            <w:pPr>
+              <w:spacing w:after="0" w:line="240" w:lineRule="auto"/>
+              <w:jc w:val="center"/>
             </w:pPr>
             <w:r>
               <w:t>Identificador da Tabela Empresa</w:t>
@@ -16328,7 +16609,7 @@
         </w:tc>
         <w:tc>
           <w:tcPr>
-            <w:tcW w:w="1013" w:type="pct"/>
+            <w:tcW w:w="1361" w:type="pct"/>
             <w:vAlign w:val="center"/>
           </w:tcPr>
           <w:p>
@@ -16344,7 +16625,7 @@
         </w:tc>
         <w:tc>
           <w:tcPr>
-            <w:tcW w:w="861" w:type="pct"/>
+            <w:tcW w:w="715" w:type="pct"/>
             <w:vAlign w:val="center"/>
           </w:tcPr>
           <w:p>
@@ -16359,7 +16640,7 @@
         </w:tc>
         <w:tc>
           <w:tcPr>
-            <w:tcW w:w="507" w:type="pct"/>
+            <w:tcW w:w="660" w:type="pct"/>
             <w:vAlign w:val="center"/>
           </w:tcPr>
           <w:p>
@@ -16374,19 +16655,19 @@
         </w:tc>
         <w:tc>
           <w:tcPr>
-            <w:tcW w:w="203" w:type="pct"/>
-            <w:vAlign w:val="center"/>
-          </w:tcPr>
-          <w:p>
-            <w:pPr>
-              <w:spacing w:after="0" w:line="240" w:lineRule="auto"/>
-              <w:jc w:val="center"/>
-            </w:pPr>
-          </w:p>
-        </w:tc>
-        <w:tc>
-          <w:tcPr>
-            <w:tcW w:w="203" w:type="pct"/>
+            <w:tcW w:w="283" w:type="pct"/>
+            <w:vAlign w:val="center"/>
+          </w:tcPr>
+          <w:p>
+            <w:pPr>
+              <w:spacing w:after="0" w:line="240" w:lineRule="auto"/>
+              <w:jc w:val="center"/>
+            </w:pPr>
+          </w:p>
+        </w:tc>
+        <w:tc>
+          <w:tcPr>
+            <w:tcW w:w="276" w:type="pct"/>
             <w:vAlign w:val="center"/>
           </w:tcPr>
           <w:p>
@@ -16401,11 +16682,12 @@
         </w:tc>
         <w:tc>
           <w:tcPr>
-            <w:tcW w:w="1151" w:type="pct"/>
-          </w:tcPr>
-          <w:p>
-            <w:pPr>
-              <w:spacing w:after="0" w:line="240" w:lineRule="auto"/>
+            <w:tcW w:w="887" w:type="pct"/>
+          </w:tcPr>
+          <w:p>
+            <w:pPr>
+              <w:spacing w:after="0" w:line="240" w:lineRule="auto"/>
+              <w:jc w:val="center"/>
             </w:pPr>
           </w:p>
         </w:tc>
@@ -16413,12 +16695,13 @@
       <w:tr>
         <w:tc>
           <w:tcPr>
-            <w:tcW w:w="1062" w:type="pct"/>
-            <w:vAlign w:val="center"/>
-          </w:tcPr>
-          <w:p>
-            <w:pPr>
-              <w:spacing w:after="0" w:line="240" w:lineRule="auto"/>
+            <w:tcW w:w="818" w:type="pct"/>
+            <w:vAlign w:val="center"/>
+          </w:tcPr>
+          <w:p>
+            <w:pPr>
+              <w:spacing w:after="0" w:line="240" w:lineRule="auto"/>
+              <w:jc w:val="center"/>
             </w:pPr>
             <w:r>
               <w:t>Descrição do Prazo.</w:t>
@@ -16427,7 +16710,7 @@
         </w:tc>
         <w:tc>
           <w:tcPr>
-            <w:tcW w:w="1013" w:type="pct"/>
+            <w:tcW w:w="1361" w:type="pct"/>
             <w:vAlign w:val="center"/>
           </w:tcPr>
           <w:p>
@@ -16443,7 +16726,7 @@
         </w:tc>
         <w:tc>
           <w:tcPr>
-            <w:tcW w:w="861" w:type="pct"/>
+            <w:tcW w:w="715" w:type="pct"/>
             <w:vAlign w:val="center"/>
           </w:tcPr>
           <w:p>
@@ -16458,7 +16741,7 @@
         </w:tc>
         <w:tc>
           <w:tcPr>
-            <w:tcW w:w="507" w:type="pct"/>
+            <w:tcW w:w="660" w:type="pct"/>
             <w:vAlign w:val="center"/>
           </w:tcPr>
           <w:p>
@@ -16473,35 +16756,36 @@
         </w:tc>
         <w:tc>
           <w:tcPr>
-            <w:tcW w:w="203" w:type="pct"/>
-            <w:vAlign w:val="center"/>
-          </w:tcPr>
-          <w:p>
-            <w:pPr>
-              <w:spacing w:after="0" w:line="240" w:lineRule="auto"/>
-              <w:jc w:val="center"/>
-            </w:pPr>
-          </w:p>
-        </w:tc>
-        <w:tc>
-          <w:tcPr>
-            <w:tcW w:w="203" w:type="pct"/>
-            <w:vAlign w:val="center"/>
-          </w:tcPr>
-          <w:p>
-            <w:pPr>
-              <w:spacing w:after="0" w:line="240" w:lineRule="auto"/>
-              <w:jc w:val="center"/>
-            </w:pPr>
-          </w:p>
-        </w:tc>
-        <w:tc>
-          <w:tcPr>
-            <w:tcW w:w="1151" w:type="pct"/>
-          </w:tcPr>
-          <w:p>
-            <w:pPr>
-              <w:spacing w:after="0" w:line="240" w:lineRule="auto"/>
+            <w:tcW w:w="283" w:type="pct"/>
+            <w:vAlign w:val="center"/>
+          </w:tcPr>
+          <w:p>
+            <w:pPr>
+              <w:spacing w:after="0" w:line="240" w:lineRule="auto"/>
+              <w:jc w:val="center"/>
+            </w:pPr>
+          </w:p>
+        </w:tc>
+        <w:tc>
+          <w:tcPr>
+            <w:tcW w:w="276" w:type="pct"/>
+            <w:vAlign w:val="center"/>
+          </w:tcPr>
+          <w:p>
+            <w:pPr>
+              <w:spacing w:after="0" w:line="240" w:lineRule="auto"/>
+              <w:jc w:val="center"/>
+            </w:pPr>
+          </w:p>
+        </w:tc>
+        <w:tc>
+          <w:tcPr>
+            <w:tcW w:w="887" w:type="pct"/>
+          </w:tcPr>
+          <w:p>
+            <w:pPr>
+              <w:spacing w:after="0" w:line="240" w:lineRule="auto"/>
+              <w:jc w:val="center"/>
             </w:pPr>
             <w:r>
               <w:t>Não pode estar vazio.</w:t>
@@ -16512,12 +16796,13 @@
       <w:tr>
         <w:tc>
           <w:tcPr>
-            <w:tcW w:w="1062" w:type="pct"/>
-            <w:vAlign w:val="center"/>
-          </w:tcPr>
-          <w:p>
-            <w:pPr>
-              <w:spacing w:after="0" w:line="240" w:lineRule="auto"/>
+            <w:tcW w:w="818" w:type="pct"/>
+            <w:vAlign w:val="center"/>
+          </w:tcPr>
+          <w:p>
+            <w:pPr>
+              <w:spacing w:after="0" w:line="240" w:lineRule="auto"/>
+              <w:jc w:val="center"/>
             </w:pPr>
             <w:r>
               <w:t>Data de Vencimento do Prazo.</w:t>
@@ -16526,7 +16811,7 @@
         </w:tc>
         <w:tc>
           <w:tcPr>
-            <w:tcW w:w="1013" w:type="pct"/>
+            <w:tcW w:w="1361" w:type="pct"/>
             <w:vAlign w:val="center"/>
           </w:tcPr>
           <w:p>
@@ -16542,7 +16827,7 @@
         </w:tc>
         <w:tc>
           <w:tcPr>
-            <w:tcW w:w="861" w:type="pct"/>
+            <w:tcW w:w="715" w:type="pct"/>
             <w:vAlign w:val="center"/>
           </w:tcPr>
           <w:p>
@@ -16557,7 +16842,7 @@
         </w:tc>
         <w:tc>
           <w:tcPr>
-            <w:tcW w:w="507" w:type="pct"/>
+            <w:tcW w:w="660" w:type="pct"/>
             <w:vAlign w:val="center"/>
           </w:tcPr>
           <w:p>
@@ -16572,35 +16857,36 @@
         </w:tc>
         <w:tc>
           <w:tcPr>
-            <w:tcW w:w="203" w:type="pct"/>
-            <w:vAlign w:val="center"/>
-          </w:tcPr>
-          <w:p>
-            <w:pPr>
-              <w:spacing w:after="0" w:line="240" w:lineRule="auto"/>
-              <w:jc w:val="center"/>
-            </w:pPr>
-          </w:p>
-        </w:tc>
-        <w:tc>
-          <w:tcPr>
-            <w:tcW w:w="203" w:type="pct"/>
-            <w:vAlign w:val="center"/>
-          </w:tcPr>
-          <w:p>
-            <w:pPr>
-              <w:spacing w:after="0" w:line="240" w:lineRule="auto"/>
-              <w:jc w:val="center"/>
-            </w:pPr>
-          </w:p>
-        </w:tc>
-        <w:tc>
-          <w:tcPr>
-            <w:tcW w:w="1151" w:type="pct"/>
-          </w:tcPr>
-          <w:p>
-            <w:pPr>
-              <w:spacing w:after="0" w:line="240" w:lineRule="auto"/>
+            <w:tcW w:w="283" w:type="pct"/>
+            <w:vAlign w:val="center"/>
+          </w:tcPr>
+          <w:p>
+            <w:pPr>
+              <w:spacing w:after="0" w:line="240" w:lineRule="auto"/>
+              <w:jc w:val="center"/>
+            </w:pPr>
+          </w:p>
+        </w:tc>
+        <w:tc>
+          <w:tcPr>
+            <w:tcW w:w="276" w:type="pct"/>
+            <w:vAlign w:val="center"/>
+          </w:tcPr>
+          <w:p>
+            <w:pPr>
+              <w:spacing w:after="0" w:line="240" w:lineRule="auto"/>
+              <w:jc w:val="center"/>
+            </w:pPr>
+          </w:p>
+        </w:tc>
+        <w:tc>
+          <w:tcPr>
+            <w:tcW w:w="887" w:type="pct"/>
+          </w:tcPr>
+          <w:p>
+            <w:pPr>
+              <w:spacing w:after="0" w:line="240" w:lineRule="auto"/>
+              <w:jc w:val="center"/>
             </w:pPr>
             <w:r>
               <w:t>Não pode estar vazio.</w:t>
@@ -16609,14 +16895,18 @@
         </w:tc>
       </w:tr>
       <w:tr>
-        <w:tc>
-          <w:tcPr>
-            <w:tcW w:w="1062" w:type="pct"/>
-            <w:vAlign w:val="center"/>
-          </w:tcPr>
-          <w:p>
-            <w:pPr>
-              <w:spacing w:after="0" w:line="240" w:lineRule="auto"/>
+        <w:trPr>
+          <w:trHeight w:val="375"/>
+        </w:trPr>
+        <w:tc>
+          <w:tcPr>
+            <w:tcW w:w="818" w:type="pct"/>
+            <w:vAlign w:val="center"/>
+          </w:tcPr>
+          <w:p>
+            <w:pPr>
+              <w:spacing w:after="0" w:line="240" w:lineRule="auto"/>
+              <w:jc w:val="center"/>
             </w:pPr>
             <w:r>
               <w:t>Status do Prazo.</w:t>
@@ -16625,24 +16915,23 @@
         </w:tc>
         <w:tc>
           <w:tcPr>
-            <w:tcW w:w="1013" w:type="pct"/>
-            <w:vAlign w:val="center"/>
-          </w:tcPr>
-          <w:p>
-            <w:pPr>
-              <w:spacing w:after="0" w:line="240" w:lineRule="auto"/>
-              <w:ind w:hanging="11328"/>
+            <w:tcW w:w="1361" w:type="pct"/>
+            <w:vAlign w:val="center"/>
+          </w:tcPr>
+          <w:p>
+            <w:pPr>
+              <w:spacing w:after="0" w:line="240" w:lineRule="auto"/>
             </w:pPr>
             <w:proofErr w:type="spellStart"/>
             <w:r>
-              <w:t>praz_status</w:t>
+              <w:t>Praz_status</w:t>
             </w:r>
             <w:proofErr w:type="spellEnd"/>
           </w:p>
         </w:tc>
         <w:tc>
           <w:tcPr>
-            <w:tcW w:w="861" w:type="pct"/>
+            <w:tcW w:w="715" w:type="pct"/>
             <w:vAlign w:val="center"/>
           </w:tcPr>
           <w:p>
@@ -16657,7 +16946,7 @@
         </w:tc>
         <w:tc>
           <w:tcPr>
-            <w:tcW w:w="507" w:type="pct"/>
+            <w:tcW w:w="660" w:type="pct"/>
             <w:vAlign w:val="center"/>
           </w:tcPr>
           <w:p>
@@ -16672,56 +16961,39 @@
         </w:tc>
         <w:tc>
           <w:tcPr>
-            <w:tcW w:w="203" w:type="pct"/>
-            <w:vAlign w:val="center"/>
-          </w:tcPr>
-          <w:p>
-            <w:pPr>
-              <w:spacing w:after="0" w:line="240" w:lineRule="auto"/>
-              <w:jc w:val="center"/>
-            </w:pPr>
-          </w:p>
-        </w:tc>
-        <w:tc>
-          <w:tcPr>
-            <w:tcW w:w="203" w:type="pct"/>
-            <w:vAlign w:val="center"/>
-          </w:tcPr>
-          <w:p>
-            <w:pPr>
-              <w:spacing w:after="0" w:line="240" w:lineRule="auto"/>
-              <w:jc w:val="center"/>
-            </w:pPr>
-          </w:p>
-        </w:tc>
-        <w:tc>
-          <w:tcPr>
-            <w:tcW w:w="1151" w:type="pct"/>
-          </w:tcPr>
-          <w:p>
-            <w:pPr>
-              <w:spacing w:after="0" w:line="240" w:lineRule="auto"/>
-            </w:pPr>
-            <w:r>
-              <w:t xml:space="preserve"> 0</w:t>
-            </w:r>
-            <w:r>
-              <w:t>-</w:t>
-            </w:r>
-            <w:r>
-              <w:t>pendente; 1</w:t>
-            </w:r>
-            <w:r>
-              <w:t>-</w:t>
-            </w:r>
-            <w:r>
-              <w:t>concluído; 2</w:t>
-            </w:r>
-            <w:r>
-              <w:t>-v</w:t>
-            </w:r>
-            <w:r>
-              <w:t xml:space="preserve">encido. </w:t>
+            <w:tcW w:w="283" w:type="pct"/>
+            <w:vAlign w:val="center"/>
+          </w:tcPr>
+          <w:p>
+            <w:pPr>
+              <w:spacing w:after="0" w:line="240" w:lineRule="auto"/>
+              <w:jc w:val="center"/>
+            </w:pPr>
+          </w:p>
+        </w:tc>
+        <w:tc>
+          <w:tcPr>
+            <w:tcW w:w="276" w:type="pct"/>
+            <w:vAlign w:val="center"/>
+          </w:tcPr>
+          <w:p>
+            <w:pPr>
+              <w:spacing w:after="0" w:line="240" w:lineRule="auto"/>
+              <w:jc w:val="center"/>
+            </w:pPr>
+          </w:p>
+        </w:tc>
+        <w:tc>
+          <w:tcPr>
+            <w:tcW w:w="887" w:type="pct"/>
+          </w:tcPr>
+          <w:p>
+            <w:pPr>
+              <w:spacing w:after="0" w:line="240" w:lineRule="auto"/>
+              <w:jc w:val="center"/>
+            </w:pPr>
+            <w:r>
+              <w:t>0-pendente; 1-concluído; 2-vencido.</w:t>
             </w:r>
           </w:p>
         </w:tc>
@@ -16797,22 +17069,23 @@
     <w:tbl>
       <w:tblPr>
         <w:tblStyle w:val="Tabelacomgrade"/>
-        <w:tblW w:w="5000" w:type="pct"/>
+        <w:tblW w:w="5316" w:type="pct"/>
+        <w:tblInd w:w="-572" w:type="dxa"/>
         <w:tblLook w:val="04A0" w:firstRow="1" w:lastRow="0" w:firstColumn="1" w:lastColumn="0" w:noHBand="0" w:noVBand="1"/>
       </w:tblPr>
       <w:tblGrid>
-        <w:gridCol w:w="1453"/>
-        <w:gridCol w:w="2362"/>
-        <w:gridCol w:w="1327"/>
-        <w:gridCol w:w="1225"/>
-        <w:gridCol w:w="532"/>
-        <w:gridCol w:w="519"/>
-        <w:gridCol w:w="1643"/>
+        <w:gridCol w:w="1665"/>
+        <w:gridCol w:w="2486"/>
+        <w:gridCol w:w="1390"/>
+        <w:gridCol w:w="1283"/>
+        <w:gridCol w:w="550"/>
+        <w:gridCol w:w="536"/>
+        <w:gridCol w:w="1724"/>
       </w:tblGrid>
       <w:tr>
         <w:tc>
           <w:tcPr>
-            <w:tcW w:w="802" w:type="pct"/>
+            <w:tcW w:w="864" w:type="pct"/>
             <w:vAlign w:val="center"/>
           </w:tcPr>
           <w:p>
@@ -16845,7 +17118,7 @@
         </w:tc>
         <w:tc>
           <w:tcPr>
-            <w:tcW w:w="1303" w:type="pct"/>
+            <w:tcW w:w="1290" w:type="pct"/>
             <w:vAlign w:val="center"/>
           </w:tcPr>
           <w:p>
@@ -16866,7 +17139,7 @@
         </w:tc>
         <w:tc>
           <w:tcPr>
-            <w:tcW w:w="732" w:type="pct"/>
+            <w:tcW w:w="721" w:type="pct"/>
             <w:vAlign w:val="center"/>
           </w:tcPr>
           <w:p>
@@ -16887,7 +17160,7 @@
         </w:tc>
         <w:tc>
           <w:tcPr>
-            <w:tcW w:w="676" w:type="pct"/>
+            <w:tcW w:w="666" w:type="pct"/>
             <w:vAlign w:val="center"/>
           </w:tcPr>
           <w:p>
@@ -16908,7 +17181,7 @@
         </w:tc>
         <w:tc>
           <w:tcPr>
-            <w:tcW w:w="294" w:type="pct"/>
+            <w:tcW w:w="285" w:type="pct"/>
             <w:vAlign w:val="center"/>
           </w:tcPr>
           <w:p>
@@ -16929,7 +17202,7 @@
         </w:tc>
         <w:tc>
           <w:tcPr>
-            <w:tcW w:w="286" w:type="pct"/>
+            <w:tcW w:w="278" w:type="pct"/>
             <w:vAlign w:val="center"/>
           </w:tcPr>
           <w:p>
@@ -16950,7 +17223,7 @@
         </w:tc>
         <w:tc>
           <w:tcPr>
-            <w:tcW w:w="907" w:type="pct"/>
+            <w:tcW w:w="895" w:type="pct"/>
             <w:vAlign w:val="center"/>
           </w:tcPr>
           <w:p>
@@ -16973,7 +17246,7 @@
       <w:tr>
         <w:tc>
           <w:tcPr>
-            <w:tcW w:w="802" w:type="pct"/>
+            <w:tcW w:w="864" w:type="pct"/>
             <w:vAlign w:val="center"/>
           </w:tcPr>
           <w:p>
@@ -16987,7 +17260,7 @@
         </w:tc>
         <w:tc>
           <w:tcPr>
-            <w:tcW w:w="1303" w:type="pct"/>
+            <w:tcW w:w="1290" w:type="pct"/>
             <w:vAlign w:val="center"/>
           </w:tcPr>
           <w:p>
@@ -17003,7 +17276,7 @@
         </w:tc>
         <w:tc>
           <w:tcPr>
-            <w:tcW w:w="732" w:type="pct"/>
+            <w:tcW w:w="721" w:type="pct"/>
             <w:vAlign w:val="center"/>
           </w:tcPr>
           <w:p>
@@ -17018,7 +17291,7 @@
         </w:tc>
         <w:tc>
           <w:tcPr>
-            <w:tcW w:w="676" w:type="pct"/>
+            <w:tcW w:w="666" w:type="pct"/>
             <w:vAlign w:val="center"/>
           </w:tcPr>
           <w:p>
@@ -17033,7 +17306,7 @@
         </w:tc>
         <w:tc>
           <w:tcPr>
-            <w:tcW w:w="294" w:type="pct"/>
+            <w:tcW w:w="285" w:type="pct"/>
             <w:vAlign w:val="center"/>
           </w:tcPr>
           <w:p>
@@ -17048,19 +17321,19 @@
         </w:tc>
         <w:tc>
           <w:tcPr>
-            <w:tcW w:w="286" w:type="pct"/>
-            <w:vAlign w:val="center"/>
-          </w:tcPr>
-          <w:p>
-            <w:pPr>
-              <w:spacing w:after="0" w:line="240" w:lineRule="auto"/>
-              <w:jc w:val="center"/>
-            </w:pPr>
-          </w:p>
-        </w:tc>
-        <w:tc>
-          <w:tcPr>
-            <w:tcW w:w="907" w:type="pct"/>
+            <w:tcW w:w="278" w:type="pct"/>
+            <w:vAlign w:val="center"/>
+          </w:tcPr>
+          <w:p>
+            <w:pPr>
+              <w:spacing w:after="0" w:line="240" w:lineRule="auto"/>
+              <w:jc w:val="center"/>
+            </w:pPr>
+          </w:p>
+        </w:tc>
+        <w:tc>
+          <w:tcPr>
+            <w:tcW w:w="895" w:type="pct"/>
           </w:tcPr>
           <w:p>
             <w:pPr>
@@ -17080,7 +17353,7 @@
       <w:tr>
         <w:tc>
           <w:tcPr>
-            <w:tcW w:w="802" w:type="pct"/>
+            <w:tcW w:w="864" w:type="pct"/>
             <w:vAlign w:val="center"/>
           </w:tcPr>
           <w:p>
@@ -17094,7 +17367,7 @@
         </w:tc>
         <w:tc>
           <w:tcPr>
-            <w:tcW w:w="1303" w:type="pct"/>
+            <w:tcW w:w="1290" w:type="pct"/>
             <w:vAlign w:val="center"/>
           </w:tcPr>
           <w:p>
@@ -17110,7 +17383,7 @@
         </w:tc>
         <w:tc>
           <w:tcPr>
-            <w:tcW w:w="732" w:type="pct"/>
+            <w:tcW w:w="721" w:type="pct"/>
             <w:vAlign w:val="center"/>
           </w:tcPr>
           <w:p>
@@ -17125,7 +17398,7 @@
         </w:tc>
         <w:tc>
           <w:tcPr>
-            <w:tcW w:w="676" w:type="pct"/>
+            <w:tcW w:w="666" w:type="pct"/>
             <w:vAlign w:val="center"/>
           </w:tcPr>
           <w:p>
@@ -17140,19 +17413,19 @@
         </w:tc>
         <w:tc>
           <w:tcPr>
-            <w:tcW w:w="294" w:type="pct"/>
-            <w:vAlign w:val="center"/>
-          </w:tcPr>
-          <w:p>
-            <w:pPr>
-              <w:spacing w:after="0" w:line="240" w:lineRule="auto"/>
-              <w:jc w:val="center"/>
-            </w:pPr>
-          </w:p>
-        </w:tc>
-        <w:tc>
-          <w:tcPr>
-            <w:tcW w:w="286" w:type="pct"/>
+            <w:tcW w:w="285" w:type="pct"/>
+            <w:vAlign w:val="center"/>
+          </w:tcPr>
+          <w:p>
+            <w:pPr>
+              <w:spacing w:after="0" w:line="240" w:lineRule="auto"/>
+              <w:jc w:val="center"/>
+            </w:pPr>
+          </w:p>
+        </w:tc>
+        <w:tc>
+          <w:tcPr>
+            <w:tcW w:w="278" w:type="pct"/>
             <w:vAlign w:val="center"/>
           </w:tcPr>
           <w:p>
@@ -17167,7 +17440,7 @@
         </w:tc>
         <w:tc>
           <w:tcPr>
-            <w:tcW w:w="907" w:type="pct"/>
+            <w:tcW w:w="895" w:type="pct"/>
           </w:tcPr>
           <w:p>
             <w:pPr>
@@ -17179,7 +17452,7 @@
       <w:tr>
         <w:tc>
           <w:tcPr>
-            <w:tcW w:w="802" w:type="pct"/>
+            <w:tcW w:w="864" w:type="pct"/>
             <w:vAlign w:val="center"/>
           </w:tcPr>
           <w:p>
@@ -17193,7 +17466,7 @@
         </w:tc>
         <w:tc>
           <w:tcPr>
-            <w:tcW w:w="1303" w:type="pct"/>
+            <w:tcW w:w="1290" w:type="pct"/>
             <w:vAlign w:val="center"/>
           </w:tcPr>
           <w:p>
@@ -17209,7 +17482,7 @@
         </w:tc>
         <w:tc>
           <w:tcPr>
-            <w:tcW w:w="732" w:type="pct"/>
+            <w:tcW w:w="721" w:type="pct"/>
             <w:vAlign w:val="center"/>
           </w:tcPr>
           <w:p>
@@ -17224,7 +17497,7 @@
         </w:tc>
         <w:tc>
           <w:tcPr>
-            <w:tcW w:w="676" w:type="pct"/>
+            <w:tcW w:w="666" w:type="pct"/>
             <w:vAlign w:val="center"/>
           </w:tcPr>
           <w:p>
@@ -17239,31 +17512,31 @@
         </w:tc>
         <w:tc>
           <w:tcPr>
-            <w:tcW w:w="294" w:type="pct"/>
-            <w:vAlign w:val="center"/>
-          </w:tcPr>
-          <w:p>
-            <w:pPr>
-              <w:spacing w:after="0" w:line="240" w:lineRule="auto"/>
-              <w:jc w:val="center"/>
-            </w:pPr>
-          </w:p>
-        </w:tc>
-        <w:tc>
-          <w:tcPr>
-            <w:tcW w:w="286" w:type="pct"/>
-            <w:vAlign w:val="center"/>
-          </w:tcPr>
-          <w:p>
-            <w:pPr>
-              <w:spacing w:after="0" w:line="240" w:lineRule="auto"/>
-              <w:jc w:val="center"/>
-            </w:pPr>
-          </w:p>
-        </w:tc>
-        <w:tc>
-          <w:tcPr>
-            <w:tcW w:w="907" w:type="pct"/>
+            <w:tcW w:w="285" w:type="pct"/>
+            <w:vAlign w:val="center"/>
+          </w:tcPr>
+          <w:p>
+            <w:pPr>
+              <w:spacing w:after="0" w:line="240" w:lineRule="auto"/>
+              <w:jc w:val="center"/>
+            </w:pPr>
+          </w:p>
+        </w:tc>
+        <w:tc>
+          <w:tcPr>
+            <w:tcW w:w="278" w:type="pct"/>
+            <w:vAlign w:val="center"/>
+          </w:tcPr>
+          <w:p>
+            <w:pPr>
+              <w:spacing w:after="0" w:line="240" w:lineRule="auto"/>
+              <w:jc w:val="center"/>
+            </w:pPr>
+          </w:p>
+        </w:tc>
+        <w:tc>
+          <w:tcPr>
+            <w:tcW w:w="895" w:type="pct"/>
           </w:tcPr>
           <w:p>
             <w:pPr>
@@ -17296,7 +17569,7 @@
       <w:tr>
         <w:tc>
           <w:tcPr>
-            <w:tcW w:w="802" w:type="pct"/>
+            <w:tcW w:w="864" w:type="pct"/>
             <w:vAlign w:val="center"/>
           </w:tcPr>
           <w:p>
@@ -17310,7 +17583,7 @@
         </w:tc>
         <w:tc>
           <w:tcPr>
-            <w:tcW w:w="1303" w:type="pct"/>
+            <w:tcW w:w="1290" w:type="pct"/>
             <w:vAlign w:val="center"/>
           </w:tcPr>
           <w:p>
@@ -17326,7 +17599,7 @@
         </w:tc>
         <w:tc>
           <w:tcPr>
-            <w:tcW w:w="732" w:type="pct"/>
+            <w:tcW w:w="721" w:type="pct"/>
             <w:vAlign w:val="center"/>
           </w:tcPr>
           <w:p>
@@ -17341,7 +17614,7 @@
         </w:tc>
         <w:tc>
           <w:tcPr>
-            <w:tcW w:w="676" w:type="pct"/>
+            <w:tcW w:w="666" w:type="pct"/>
             <w:vAlign w:val="center"/>
           </w:tcPr>
           <w:p>
@@ -17356,31 +17629,31 @@
         </w:tc>
         <w:tc>
           <w:tcPr>
-            <w:tcW w:w="294" w:type="pct"/>
-            <w:vAlign w:val="center"/>
-          </w:tcPr>
-          <w:p>
-            <w:pPr>
-              <w:spacing w:after="0" w:line="240" w:lineRule="auto"/>
-              <w:jc w:val="center"/>
-            </w:pPr>
-          </w:p>
-        </w:tc>
-        <w:tc>
-          <w:tcPr>
-            <w:tcW w:w="286" w:type="pct"/>
-            <w:vAlign w:val="center"/>
-          </w:tcPr>
-          <w:p>
-            <w:pPr>
-              <w:spacing w:after="0" w:line="240" w:lineRule="auto"/>
-              <w:jc w:val="center"/>
-            </w:pPr>
-          </w:p>
-        </w:tc>
-        <w:tc>
-          <w:tcPr>
-            <w:tcW w:w="907" w:type="pct"/>
+            <w:tcW w:w="285" w:type="pct"/>
+            <w:vAlign w:val="center"/>
+          </w:tcPr>
+          <w:p>
+            <w:pPr>
+              <w:spacing w:after="0" w:line="240" w:lineRule="auto"/>
+              <w:jc w:val="center"/>
+            </w:pPr>
+          </w:p>
+        </w:tc>
+        <w:tc>
+          <w:tcPr>
+            <w:tcW w:w="278" w:type="pct"/>
+            <w:vAlign w:val="center"/>
+          </w:tcPr>
+          <w:p>
+            <w:pPr>
+              <w:spacing w:after="0" w:line="240" w:lineRule="auto"/>
+              <w:jc w:val="center"/>
+            </w:pPr>
+          </w:p>
+        </w:tc>
+        <w:tc>
+          <w:tcPr>
+            <w:tcW w:w="895" w:type="pct"/>
           </w:tcPr>
           <w:p>
             <w:pPr>
@@ -17395,7 +17668,7 @@
       <w:tr>
         <w:tc>
           <w:tcPr>
-            <w:tcW w:w="802" w:type="pct"/>
+            <w:tcW w:w="864" w:type="pct"/>
             <w:vAlign w:val="center"/>
           </w:tcPr>
           <w:p>
@@ -17409,7 +17682,7 @@
         </w:tc>
         <w:tc>
           <w:tcPr>
-            <w:tcW w:w="1303" w:type="pct"/>
+            <w:tcW w:w="1290" w:type="pct"/>
             <w:vAlign w:val="center"/>
           </w:tcPr>
           <w:p>
@@ -17425,7 +17698,7 @@
         </w:tc>
         <w:tc>
           <w:tcPr>
-            <w:tcW w:w="732" w:type="pct"/>
+            <w:tcW w:w="721" w:type="pct"/>
             <w:vAlign w:val="center"/>
           </w:tcPr>
           <w:p>
@@ -17440,7 +17713,7 @@
         </w:tc>
         <w:tc>
           <w:tcPr>
-            <w:tcW w:w="676" w:type="pct"/>
+            <w:tcW w:w="666" w:type="pct"/>
             <w:vAlign w:val="center"/>
           </w:tcPr>
           <w:p>
@@ -17455,31 +17728,31 @@
         </w:tc>
         <w:tc>
           <w:tcPr>
-            <w:tcW w:w="294" w:type="pct"/>
-            <w:vAlign w:val="center"/>
-          </w:tcPr>
-          <w:p>
-            <w:pPr>
-              <w:spacing w:after="0" w:line="240" w:lineRule="auto"/>
-              <w:jc w:val="center"/>
-            </w:pPr>
-          </w:p>
-        </w:tc>
-        <w:tc>
-          <w:tcPr>
-            <w:tcW w:w="286" w:type="pct"/>
-            <w:vAlign w:val="center"/>
-          </w:tcPr>
-          <w:p>
-            <w:pPr>
-              <w:spacing w:after="0" w:line="240" w:lineRule="auto"/>
-              <w:jc w:val="center"/>
-            </w:pPr>
-          </w:p>
-        </w:tc>
-        <w:tc>
-          <w:tcPr>
-            <w:tcW w:w="907" w:type="pct"/>
+            <w:tcW w:w="285" w:type="pct"/>
+            <w:vAlign w:val="center"/>
+          </w:tcPr>
+          <w:p>
+            <w:pPr>
+              <w:spacing w:after="0" w:line="240" w:lineRule="auto"/>
+              <w:jc w:val="center"/>
+            </w:pPr>
+          </w:p>
+        </w:tc>
+        <w:tc>
+          <w:tcPr>
+            <w:tcW w:w="278" w:type="pct"/>
+            <w:vAlign w:val="center"/>
+          </w:tcPr>
+          <w:p>
+            <w:pPr>
+              <w:spacing w:after="0" w:line="240" w:lineRule="auto"/>
+              <w:jc w:val="center"/>
+            </w:pPr>
+          </w:p>
+        </w:tc>
+        <w:tc>
+          <w:tcPr>
+            <w:tcW w:w="895" w:type="pct"/>
           </w:tcPr>
           <w:p>
             <w:pPr>
@@ -17494,7 +17767,7 @@
       <w:tr>
         <w:tc>
           <w:tcPr>
-            <w:tcW w:w="802" w:type="pct"/>
+            <w:tcW w:w="864" w:type="pct"/>
             <w:vAlign w:val="center"/>
           </w:tcPr>
           <w:p>
@@ -17508,7 +17781,7 @@
         </w:tc>
         <w:tc>
           <w:tcPr>
-            <w:tcW w:w="1303" w:type="pct"/>
+            <w:tcW w:w="1290" w:type="pct"/>
             <w:vAlign w:val="center"/>
           </w:tcPr>
           <w:p>
@@ -17524,7 +17797,7 @@
         </w:tc>
         <w:tc>
           <w:tcPr>
-            <w:tcW w:w="732" w:type="pct"/>
+            <w:tcW w:w="721" w:type="pct"/>
             <w:vAlign w:val="center"/>
           </w:tcPr>
           <w:p>
@@ -17539,7 +17812,7 @@
         </w:tc>
         <w:tc>
           <w:tcPr>
-            <w:tcW w:w="676" w:type="pct"/>
+            <w:tcW w:w="666" w:type="pct"/>
             <w:vAlign w:val="center"/>
           </w:tcPr>
           <w:p>
@@ -17554,31 +17827,31 @@
         </w:tc>
         <w:tc>
           <w:tcPr>
-            <w:tcW w:w="294" w:type="pct"/>
-            <w:vAlign w:val="center"/>
-          </w:tcPr>
-          <w:p>
-            <w:pPr>
-              <w:spacing w:after="0" w:line="240" w:lineRule="auto"/>
-              <w:jc w:val="center"/>
-            </w:pPr>
-          </w:p>
-        </w:tc>
-        <w:tc>
-          <w:tcPr>
-            <w:tcW w:w="286" w:type="pct"/>
-            <w:vAlign w:val="center"/>
-          </w:tcPr>
-          <w:p>
-            <w:pPr>
-              <w:spacing w:after="0" w:line="240" w:lineRule="auto"/>
-              <w:jc w:val="center"/>
-            </w:pPr>
-          </w:p>
-        </w:tc>
-        <w:tc>
-          <w:tcPr>
-            <w:tcW w:w="907" w:type="pct"/>
+            <w:tcW w:w="285" w:type="pct"/>
+            <w:vAlign w:val="center"/>
+          </w:tcPr>
+          <w:p>
+            <w:pPr>
+              <w:spacing w:after="0" w:line="240" w:lineRule="auto"/>
+              <w:jc w:val="center"/>
+            </w:pPr>
+          </w:p>
+        </w:tc>
+        <w:tc>
+          <w:tcPr>
+            <w:tcW w:w="278" w:type="pct"/>
+            <w:vAlign w:val="center"/>
+          </w:tcPr>
+          <w:p>
+            <w:pPr>
+              <w:spacing w:after="0" w:line="240" w:lineRule="auto"/>
+              <w:jc w:val="center"/>
+            </w:pPr>
+          </w:p>
+        </w:tc>
+        <w:tc>
+          <w:tcPr>
+            <w:tcW w:w="895" w:type="pct"/>
           </w:tcPr>
           <w:p>
             <w:pPr>
@@ -24216,6 +24489,7 @@
   <w:style w:type="character" w:default="1" w:styleId="Fontepargpadro">
     <w:name w:val="Default Paragraph Font"/>
     <w:uiPriority w:val="1"/>
+    <w:semiHidden/>
     <w:unhideWhenUsed/>
   </w:style>
   <w:style w:type="table" w:default="1" w:styleId="Tabelanormal">
@@ -25077,6 +25351,15 @@
 </file>
 
 <file path=customXml/item1.xml><?xml version="1.0" encoding="utf-8"?>
+<?mso-contentType ?>
+<FormTemplates xmlns="http://schemas.microsoft.com/sharepoint/v3/contenttype/forms">
+  <Display>DocumentLibraryForm</Display>
+  <Edit>DocumentLibraryForm</Edit>
+  <New>DocumentLibraryForm</New>
+</FormTemplates>
+</file>
+
+<file path=customXml/item2.xml><?xml version="1.0" encoding="utf-8"?>
 <ct:contentTypeSchema xmlns:ct="http://schemas.microsoft.com/office/2006/metadata/contentType" xmlns:ma="http://schemas.microsoft.com/office/2006/metadata/properties/metaAttributes" ct:_="" ma:_="" ma:contentTypeName="Documento" ma:contentTypeID="0x01010079E85AF13E1D6948BAEBBC3E299C7A4C" ma:contentTypeVersion="11" ma:contentTypeDescription="Crie um novo documento." ma:contentTypeScope="" ma:versionID="9903338d6f6ebf8d9f52e57d695b90e0">
   <xsd:schema xmlns:xsd="http://www.w3.org/2001/XMLSchema" xmlns:xs="http://www.w3.org/2001/XMLSchema" xmlns:p="http://schemas.microsoft.com/office/2006/metadata/properties" xmlns:ns2="1c99b82c-450d-407b-8685-188b0222f857" xmlns:ns3="ec9326a9-796b-4177-81ae-8ce46d6874ce" targetNamespace="http://schemas.microsoft.com/office/2006/metadata/properties" ma:root="true" ma:fieldsID="27025b9af28ab54196939bbeabbec0a9" ns2:_="" ns3:_="">
     <xsd:import namespace="1c99b82c-450d-407b-8685-188b0222f857"/>
@@ -25265,20 +25548,19 @@
 </ct:contentTypeSchema>
 </file>
 
-<file path=customXml/item2.xml><?xml version="1.0" encoding="utf-8"?>
-<?mso-contentType ?>
-<FormTemplates xmlns="http://schemas.microsoft.com/sharepoint/v3/contenttype/forms">
-  <Display>DocumentLibraryForm</Display>
-  <Edit>DocumentLibraryForm</Edit>
-  <New>DocumentLibraryForm</New>
-</FormTemplates>
-</file>
-
 <file path=customXml/item3.xml><?xml version="1.0" encoding="utf-8"?>
 <b:Sources xmlns:b="http://schemas.openxmlformats.org/officeDocument/2006/bibliography" xmlns="http://schemas.openxmlformats.org/officeDocument/2006/bibliography" SelectedStyle="\APA.XSL" StyleName="APA"/>
 </file>
 
 <file path=customXml/itemProps1.xml><?xml version="1.0" encoding="utf-8"?>
+<ds:datastoreItem xmlns:ds="http://schemas.openxmlformats.org/officeDocument/2006/customXml" ds:itemID="{19856E04-179F-401F-8246-BA08537D6152}">
+  <ds:schemaRefs>
+    <ds:schemaRef ds:uri="http://schemas.microsoft.com/sharepoint/v3/contenttype/forms"/>
+  </ds:schemaRefs>
+</ds:datastoreItem>
+</file>
+
+<file path=customXml/itemProps2.xml><?xml version="1.0" encoding="utf-8"?>
 <ds:datastoreItem xmlns:ds="http://schemas.openxmlformats.org/officeDocument/2006/customXml" ds:itemID="{F9562963-6458-4B09-8DDA-F09296948AA7}">
   <ds:schemaRefs>
     <ds:schemaRef ds:uri="http://schemas.microsoft.com/office/2006/metadata/contentType"/>
@@ -25297,14 +25579,6 @@
 </ds:datastoreItem>
 </file>
 
-<file path=customXml/itemProps2.xml><?xml version="1.0" encoding="utf-8"?>
-<ds:datastoreItem xmlns:ds="http://schemas.openxmlformats.org/officeDocument/2006/customXml" ds:itemID="{19856E04-179F-401F-8246-BA08537D6152}">
-  <ds:schemaRefs>
-    <ds:schemaRef ds:uri="http://schemas.microsoft.com/sharepoint/v3/contenttype/forms"/>
-  </ds:schemaRefs>
-</ds:datastoreItem>
-</file>
-
 <file path=customXml/itemProps3.xml><?xml version="1.0" encoding="utf-8"?>
 <ds:datastoreItem xmlns:ds="http://schemas.openxmlformats.org/officeDocument/2006/customXml" ds:itemID="{205E797E-3F55-48D0-B859-951F215AD568}">
   <ds:schemaRefs>

--- a/Documentação/Doc atualizado.docx
+++ b/Documentação/Doc atualizado.docx
@@ -10,6 +10,13 @@
           <w:sz w:val="28"/>
         </w:rPr>
       </w:pPr>
+      <w:r>
+        <w:rPr>
+          <w:b/>
+          <w:sz w:val="28"/>
+        </w:rPr>
+        <w:t xml:space="preserve"> </w:t>
+      </w:r>
       <w:r>
         <w:rPr>
           <w:b/>
@@ -3712,7 +3719,25 @@
                 <w:bCs/>
                 <w:noProof/>
               </w:rPr>
-              <w:t>Modelo Entidade Relacionamento (MER)</w:t>
+              <w:t>Modelo En</w:t>
+            </w:r>
+            <w:r>
+              <w:rPr>
+                <w:rStyle w:val="Hyperlink"/>
+                <w:b/>
+                <w:bCs/>
+                <w:noProof/>
+              </w:rPr>
+              <w:t>t</w:t>
+            </w:r>
+            <w:r>
+              <w:rPr>
+                <w:rStyle w:val="Hyperlink"/>
+                <w:b/>
+                <w:bCs/>
+                <w:noProof/>
+              </w:rPr>
+              <w:t>idade Relacionamento (MER)</w:t>
             </w:r>
             <w:r>
               <w:rPr>
@@ -7577,11 +7602,7 @@
         <w:t>.</w:t>
       </w:r>
     </w:p>
-    <w:p>
-      <w:pPr>
-        <w:spacing w:after="0" w:line="240" w:lineRule="auto"/>
-      </w:pPr>
-    </w:p>
+    <w:p/>
     <w:p>
       <w:pPr>
         <w:spacing w:after="0" w:line="240" w:lineRule="auto"/>
@@ -11310,6 +11331,9 @@
               <w:spacing w:after="0" w:line="240" w:lineRule="auto"/>
               <w:jc w:val="center"/>
             </w:pPr>
+            <w:r>
+              <w:t>0-Inativo; 1-Ativa; 2-Inapta.</w:t>
+            </w:r>
           </w:p>
         </w:tc>
       </w:tr>
@@ -12583,7 +12607,6 @@
         <w:pStyle w:val="Legenda"/>
       </w:pPr>
       <w:r>
-        <w:lastRenderedPageBreak/>
         <w:t xml:space="preserve">Quadro </w:t>
       </w:r>
       <w:r>
@@ -13468,6 +13491,24 @@
     </w:p>
     <w:p>
       <w:pPr>
+        <w:spacing w:after="0" w:line="240" w:lineRule="auto"/>
+        <w:rPr>
+          <w:sz w:val="20"/>
+          <w:szCs w:val="20"/>
+        </w:rPr>
+      </w:pPr>
+    </w:p>
+    <w:p>
+      <w:pPr>
+        <w:spacing w:after="0" w:line="240" w:lineRule="auto"/>
+        <w:rPr>
+          <w:sz w:val="20"/>
+          <w:szCs w:val="20"/>
+        </w:rPr>
+      </w:pPr>
+    </w:p>
+    <w:p>
+      <w:pPr>
         <w:pStyle w:val="Legenda"/>
       </w:pPr>
       <w:bookmarkStart w:id="16" w:name="_Toc230291969"/>
@@ -13503,8 +13544,8 @@
     <w:tbl>
       <w:tblPr>
         <w:tblStyle w:val="Tabelacomgrade"/>
-        <w:tblW w:w="5316" w:type="pct"/>
-        <w:tblInd w:w="-572" w:type="dxa"/>
+        <w:tblW w:w="5679" w:type="pct"/>
+        <w:tblInd w:w="-895" w:type="dxa"/>
         <w:tblLook w:val="04A0" w:firstRow="1" w:lastRow="0" w:firstColumn="1" w:lastColumn="0" w:noHBand="0" w:noVBand="1"/>
       </w:tblPr>
       <w:tblGrid>
@@ -13519,7 +13560,7 @@
       <w:tr>
         <w:tc>
           <w:tcPr>
-            <w:tcW w:w="1040" w:type="pct"/>
+            <w:tcW w:w="792" w:type="pct"/>
             <w:vAlign w:val="center"/>
           </w:tcPr>
           <w:p>
@@ -13552,7 +13593,7 @@
         </w:tc>
         <w:tc>
           <w:tcPr>
-            <w:tcW w:w="1434" w:type="pct"/>
+            <w:tcW w:w="1544" w:type="pct"/>
             <w:vAlign w:val="center"/>
           </w:tcPr>
           <w:p>
@@ -13573,7 +13614,7 @@
         </w:tc>
         <w:tc>
           <w:tcPr>
-            <w:tcW w:w="636" w:type="pct"/>
+            <w:tcW w:w="675" w:type="pct"/>
             <w:vAlign w:val="center"/>
           </w:tcPr>
           <w:p>
@@ -13594,7 +13635,7 @@
         </w:tc>
         <w:tc>
           <w:tcPr>
-            <w:tcW w:w="589" w:type="pct"/>
+            <w:tcW w:w="623" w:type="pct"/>
             <w:vAlign w:val="center"/>
           </w:tcPr>
           <w:p>
@@ -13615,7 +13656,7 @@
         </w:tc>
         <w:tc>
           <w:tcPr>
-            <w:tcW w:w="261" w:type="pct"/>
+            <w:tcW w:w="267" w:type="pct"/>
             <w:vAlign w:val="center"/>
           </w:tcPr>
           <w:p>
@@ -13636,7 +13677,7 @@
         </w:tc>
         <w:tc>
           <w:tcPr>
-            <w:tcW w:w="255" w:type="pct"/>
+            <w:tcW w:w="260" w:type="pct"/>
             <w:vAlign w:val="center"/>
           </w:tcPr>
           <w:p>
@@ -13657,7 +13698,7 @@
         </w:tc>
         <w:tc>
           <w:tcPr>
-            <w:tcW w:w="785" w:type="pct"/>
+            <w:tcW w:w="838" w:type="pct"/>
             <w:vAlign w:val="center"/>
           </w:tcPr>
           <w:p>
@@ -13680,7 +13721,7 @@
       <w:tr>
         <w:tc>
           <w:tcPr>
-            <w:tcW w:w="1040" w:type="pct"/>
+            <w:tcW w:w="792" w:type="pct"/>
             <w:vAlign w:val="center"/>
           </w:tcPr>
           <w:p>
@@ -13694,7 +13735,7 @@
         </w:tc>
         <w:tc>
           <w:tcPr>
-            <w:tcW w:w="1434" w:type="pct"/>
+            <w:tcW w:w="1544" w:type="pct"/>
             <w:vAlign w:val="center"/>
           </w:tcPr>
           <w:p>
@@ -13710,7 +13751,7 @@
         </w:tc>
         <w:tc>
           <w:tcPr>
-            <w:tcW w:w="636" w:type="pct"/>
+            <w:tcW w:w="675" w:type="pct"/>
             <w:vAlign w:val="center"/>
           </w:tcPr>
           <w:p>
@@ -13725,7 +13766,7 @@
         </w:tc>
         <w:tc>
           <w:tcPr>
-            <w:tcW w:w="589" w:type="pct"/>
+            <w:tcW w:w="623" w:type="pct"/>
             <w:vAlign w:val="center"/>
           </w:tcPr>
           <w:p>
@@ -13740,7 +13781,7 @@
         </w:tc>
         <w:tc>
           <w:tcPr>
-            <w:tcW w:w="261" w:type="pct"/>
+            <w:tcW w:w="267" w:type="pct"/>
             <w:vAlign w:val="center"/>
           </w:tcPr>
           <w:p>
@@ -13755,19 +13796,19 @@
         </w:tc>
         <w:tc>
           <w:tcPr>
-            <w:tcW w:w="255" w:type="pct"/>
-            <w:vAlign w:val="center"/>
-          </w:tcPr>
-          <w:p>
-            <w:pPr>
-              <w:spacing w:after="0" w:line="240" w:lineRule="auto"/>
-              <w:jc w:val="center"/>
-            </w:pPr>
-          </w:p>
-        </w:tc>
-        <w:tc>
-          <w:tcPr>
-            <w:tcW w:w="785" w:type="pct"/>
+            <w:tcW w:w="260" w:type="pct"/>
+            <w:vAlign w:val="center"/>
+          </w:tcPr>
+          <w:p>
+            <w:pPr>
+              <w:spacing w:after="0" w:line="240" w:lineRule="auto"/>
+              <w:jc w:val="center"/>
+            </w:pPr>
+          </w:p>
+        </w:tc>
+        <w:tc>
+          <w:tcPr>
+            <w:tcW w:w="838" w:type="pct"/>
           </w:tcPr>
           <w:p>
             <w:pPr>
@@ -13787,7 +13828,7 @@
       <w:tr>
         <w:tc>
           <w:tcPr>
-            <w:tcW w:w="1040" w:type="pct"/>
+            <w:tcW w:w="792" w:type="pct"/>
             <w:vAlign w:val="center"/>
           </w:tcPr>
           <w:p>
@@ -13801,7 +13842,7 @@
         </w:tc>
         <w:tc>
           <w:tcPr>
-            <w:tcW w:w="1434" w:type="pct"/>
+            <w:tcW w:w="1544" w:type="pct"/>
             <w:vAlign w:val="center"/>
           </w:tcPr>
           <w:p>
@@ -13817,7 +13858,7 @@
         </w:tc>
         <w:tc>
           <w:tcPr>
-            <w:tcW w:w="636" w:type="pct"/>
+            <w:tcW w:w="675" w:type="pct"/>
             <w:vAlign w:val="center"/>
           </w:tcPr>
           <w:p>
@@ -13832,7 +13873,7 @@
         </w:tc>
         <w:tc>
           <w:tcPr>
-            <w:tcW w:w="589" w:type="pct"/>
+            <w:tcW w:w="623" w:type="pct"/>
             <w:vAlign w:val="center"/>
           </w:tcPr>
           <w:p>
@@ -13847,19 +13888,19 @@
         </w:tc>
         <w:tc>
           <w:tcPr>
-            <w:tcW w:w="261" w:type="pct"/>
-            <w:vAlign w:val="center"/>
-          </w:tcPr>
-          <w:p>
-            <w:pPr>
-              <w:spacing w:after="0" w:line="240" w:lineRule="auto"/>
-              <w:jc w:val="center"/>
-            </w:pPr>
-          </w:p>
-        </w:tc>
-        <w:tc>
-          <w:tcPr>
-            <w:tcW w:w="255" w:type="pct"/>
+            <w:tcW w:w="267" w:type="pct"/>
+            <w:vAlign w:val="center"/>
+          </w:tcPr>
+          <w:p>
+            <w:pPr>
+              <w:spacing w:after="0" w:line="240" w:lineRule="auto"/>
+              <w:jc w:val="center"/>
+            </w:pPr>
+          </w:p>
+        </w:tc>
+        <w:tc>
+          <w:tcPr>
+            <w:tcW w:w="260" w:type="pct"/>
             <w:vAlign w:val="center"/>
           </w:tcPr>
           <w:p>
@@ -13874,7 +13915,7 @@
         </w:tc>
         <w:tc>
           <w:tcPr>
-            <w:tcW w:w="785" w:type="pct"/>
+            <w:tcW w:w="838" w:type="pct"/>
           </w:tcPr>
           <w:p>
             <w:pPr>
@@ -13886,7 +13927,7 @@
       <w:tr>
         <w:tc>
           <w:tcPr>
-            <w:tcW w:w="1040" w:type="pct"/>
+            <w:tcW w:w="792" w:type="pct"/>
             <w:vAlign w:val="center"/>
           </w:tcPr>
           <w:p>
@@ -13900,7 +13941,7 @@
         </w:tc>
         <w:tc>
           <w:tcPr>
-            <w:tcW w:w="1434" w:type="pct"/>
+            <w:tcW w:w="1544" w:type="pct"/>
             <w:vAlign w:val="center"/>
           </w:tcPr>
           <w:p>
@@ -13916,7 +13957,7 @@
         </w:tc>
         <w:tc>
           <w:tcPr>
-            <w:tcW w:w="636" w:type="pct"/>
+            <w:tcW w:w="675" w:type="pct"/>
             <w:vAlign w:val="center"/>
           </w:tcPr>
           <w:p>
@@ -13931,7 +13972,7 @@
         </w:tc>
         <w:tc>
           <w:tcPr>
-            <w:tcW w:w="589" w:type="pct"/>
+            <w:tcW w:w="623" w:type="pct"/>
             <w:vAlign w:val="center"/>
           </w:tcPr>
           <w:p>
@@ -13946,19 +13987,19 @@
         </w:tc>
         <w:tc>
           <w:tcPr>
-            <w:tcW w:w="261" w:type="pct"/>
-            <w:vAlign w:val="center"/>
-          </w:tcPr>
-          <w:p>
-            <w:pPr>
-              <w:spacing w:after="0" w:line="240" w:lineRule="auto"/>
-              <w:jc w:val="center"/>
-            </w:pPr>
-          </w:p>
-        </w:tc>
-        <w:tc>
-          <w:tcPr>
-            <w:tcW w:w="255" w:type="pct"/>
+            <w:tcW w:w="267" w:type="pct"/>
+            <w:vAlign w:val="center"/>
+          </w:tcPr>
+          <w:p>
+            <w:pPr>
+              <w:spacing w:after="0" w:line="240" w:lineRule="auto"/>
+              <w:jc w:val="center"/>
+            </w:pPr>
+          </w:p>
+        </w:tc>
+        <w:tc>
+          <w:tcPr>
+            <w:tcW w:w="260" w:type="pct"/>
             <w:vAlign w:val="center"/>
           </w:tcPr>
           <w:p>
@@ -13973,7 +14014,7 @@
         </w:tc>
         <w:tc>
           <w:tcPr>
-            <w:tcW w:w="785" w:type="pct"/>
+            <w:tcW w:w="838" w:type="pct"/>
           </w:tcPr>
           <w:p>
             <w:pPr>
@@ -13985,7 +14026,7 @@
       <w:tr>
         <w:tc>
           <w:tcPr>
-            <w:tcW w:w="1040" w:type="pct"/>
+            <w:tcW w:w="792" w:type="pct"/>
             <w:vAlign w:val="center"/>
           </w:tcPr>
           <w:p>
@@ -13999,7 +14040,7 @@
         </w:tc>
         <w:tc>
           <w:tcPr>
-            <w:tcW w:w="1434" w:type="pct"/>
+            <w:tcW w:w="1544" w:type="pct"/>
             <w:vAlign w:val="center"/>
           </w:tcPr>
           <w:p>
@@ -14015,7 +14056,7 @@
         </w:tc>
         <w:tc>
           <w:tcPr>
-            <w:tcW w:w="636" w:type="pct"/>
+            <w:tcW w:w="675" w:type="pct"/>
             <w:vAlign w:val="center"/>
           </w:tcPr>
           <w:p>
@@ -14030,7 +14071,7 @@
         </w:tc>
         <w:tc>
           <w:tcPr>
-            <w:tcW w:w="589" w:type="pct"/>
+            <w:tcW w:w="623" w:type="pct"/>
             <w:vAlign w:val="center"/>
           </w:tcPr>
           <w:p>
@@ -14045,31 +14086,31 @@
         </w:tc>
         <w:tc>
           <w:tcPr>
-            <w:tcW w:w="261" w:type="pct"/>
-            <w:vAlign w:val="center"/>
-          </w:tcPr>
-          <w:p>
-            <w:pPr>
-              <w:spacing w:after="0" w:line="240" w:lineRule="auto"/>
-              <w:jc w:val="center"/>
-            </w:pPr>
-          </w:p>
-        </w:tc>
-        <w:tc>
-          <w:tcPr>
-            <w:tcW w:w="255" w:type="pct"/>
-            <w:vAlign w:val="center"/>
-          </w:tcPr>
-          <w:p>
-            <w:pPr>
-              <w:spacing w:after="0" w:line="240" w:lineRule="auto"/>
-              <w:jc w:val="center"/>
-            </w:pPr>
-          </w:p>
-        </w:tc>
-        <w:tc>
-          <w:tcPr>
-            <w:tcW w:w="785" w:type="pct"/>
+            <w:tcW w:w="267" w:type="pct"/>
+            <w:vAlign w:val="center"/>
+          </w:tcPr>
+          <w:p>
+            <w:pPr>
+              <w:spacing w:after="0" w:line="240" w:lineRule="auto"/>
+              <w:jc w:val="center"/>
+            </w:pPr>
+          </w:p>
+        </w:tc>
+        <w:tc>
+          <w:tcPr>
+            <w:tcW w:w="260" w:type="pct"/>
+            <w:vAlign w:val="center"/>
+          </w:tcPr>
+          <w:p>
+            <w:pPr>
+              <w:spacing w:after="0" w:line="240" w:lineRule="auto"/>
+              <w:jc w:val="center"/>
+            </w:pPr>
+          </w:p>
+        </w:tc>
+        <w:tc>
+          <w:tcPr>
+            <w:tcW w:w="838" w:type="pct"/>
           </w:tcPr>
           <w:p>
             <w:pPr>
@@ -14084,7 +14125,7 @@
       <w:tr>
         <w:tc>
           <w:tcPr>
-            <w:tcW w:w="1040" w:type="pct"/>
+            <w:tcW w:w="792" w:type="pct"/>
             <w:vAlign w:val="center"/>
           </w:tcPr>
           <w:p>
@@ -14098,7 +14139,7 @@
         </w:tc>
         <w:tc>
           <w:tcPr>
-            <w:tcW w:w="1434" w:type="pct"/>
+            <w:tcW w:w="1544" w:type="pct"/>
             <w:vAlign w:val="center"/>
           </w:tcPr>
           <w:p>
@@ -14114,7 +14155,7 @@
         </w:tc>
         <w:tc>
           <w:tcPr>
-            <w:tcW w:w="636" w:type="pct"/>
+            <w:tcW w:w="675" w:type="pct"/>
             <w:vAlign w:val="center"/>
           </w:tcPr>
           <w:p>
@@ -14129,7 +14170,7 @@
         </w:tc>
         <w:tc>
           <w:tcPr>
-            <w:tcW w:w="589" w:type="pct"/>
+            <w:tcW w:w="623" w:type="pct"/>
             <w:vAlign w:val="center"/>
           </w:tcPr>
           <w:p>
@@ -14144,31 +14185,31 @@
         </w:tc>
         <w:tc>
           <w:tcPr>
-            <w:tcW w:w="261" w:type="pct"/>
-            <w:vAlign w:val="center"/>
-          </w:tcPr>
-          <w:p>
-            <w:pPr>
-              <w:spacing w:after="0" w:line="240" w:lineRule="auto"/>
-              <w:jc w:val="center"/>
-            </w:pPr>
-          </w:p>
-        </w:tc>
-        <w:tc>
-          <w:tcPr>
-            <w:tcW w:w="255" w:type="pct"/>
-            <w:vAlign w:val="center"/>
-          </w:tcPr>
-          <w:p>
-            <w:pPr>
-              <w:spacing w:after="0" w:line="240" w:lineRule="auto"/>
-              <w:jc w:val="center"/>
-            </w:pPr>
-          </w:p>
-        </w:tc>
-        <w:tc>
-          <w:tcPr>
-            <w:tcW w:w="785" w:type="pct"/>
+            <w:tcW w:w="267" w:type="pct"/>
+            <w:vAlign w:val="center"/>
+          </w:tcPr>
+          <w:p>
+            <w:pPr>
+              <w:spacing w:after="0" w:line="240" w:lineRule="auto"/>
+              <w:jc w:val="center"/>
+            </w:pPr>
+          </w:p>
+        </w:tc>
+        <w:tc>
+          <w:tcPr>
+            <w:tcW w:w="260" w:type="pct"/>
+            <w:vAlign w:val="center"/>
+          </w:tcPr>
+          <w:p>
+            <w:pPr>
+              <w:spacing w:after="0" w:line="240" w:lineRule="auto"/>
+              <w:jc w:val="center"/>
+            </w:pPr>
+          </w:p>
+        </w:tc>
+        <w:tc>
+          <w:tcPr>
+            <w:tcW w:w="838" w:type="pct"/>
           </w:tcPr>
           <w:p>
             <w:pPr>
@@ -14180,7 +14221,7 @@
       <w:tr>
         <w:tc>
           <w:tcPr>
-            <w:tcW w:w="1040" w:type="pct"/>
+            <w:tcW w:w="792" w:type="pct"/>
             <w:vAlign w:val="center"/>
           </w:tcPr>
           <w:p>
@@ -14194,7 +14235,7 @@
         </w:tc>
         <w:tc>
           <w:tcPr>
-            <w:tcW w:w="1434" w:type="pct"/>
+            <w:tcW w:w="1544" w:type="pct"/>
             <w:vAlign w:val="center"/>
           </w:tcPr>
           <w:p>
@@ -14210,7 +14251,7 @@
         </w:tc>
         <w:tc>
           <w:tcPr>
-            <w:tcW w:w="636" w:type="pct"/>
+            <w:tcW w:w="675" w:type="pct"/>
             <w:vAlign w:val="center"/>
           </w:tcPr>
           <w:p>
@@ -14225,7 +14266,7 @@
         </w:tc>
         <w:tc>
           <w:tcPr>
-            <w:tcW w:w="589" w:type="pct"/>
+            <w:tcW w:w="623" w:type="pct"/>
             <w:vAlign w:val="center"/>
           </w:tcPr>
           <w:p>
@@ -14240,31 +14281,31 @@
         </w:tc>
         <w:tc>
           <w:tcPr>
-            <w:tcW w:w="261" w:type="pct"/>
-            <w:vAlign w:val="center"/>
-          </w:tcPr>
-          <w:p>
-            <w:pPr>
-              <w:spacing w:after="0" w:line="240" w:lineRule="auto"/>
-              <w:jc w:val="center"/>
-            </w:pPr>
-          </w:p>
-        </w:tc>
-        <w:tc>
-          <w:tcPr>
-            <w:tcW w:w="255" w:type="pct"/>
-            <w:vAlign w:val="center"/>
-          </w:tcPr>
-          <w:p>
-            <w:pPr>
-              <w:spacing w:after="0" w:line="240" w:lineRule="auto"/>
-              <w:jc w:val="center"/>
-            </w:pPr>
-          </w:p>
-        </w:tc>
-        <w:tc>
-          <w:tcPr>
-            <w:tcW w:w="785" w:type="pct"/>
+            <w:tcW w:w="267" w:type="pct"/>
+            <w:vAlign w:val="center"/>
+          </w:tcPr>
+          <w:p>
+            <w:pPr>
+              <w:spacing w:after="0" w:line="240" w:lineRule="auto"/>
+              <w:jc w:val="center"/>
+            </w:pPr>
+          </w:p>
+        </w:tc>
+        <w:tc>
+          <w:tcPr>
+            <w:tcW w:w="260" w:type="pct"/>
+            <w:vAlign w:val="center"/>
+          </w:tcPr>
+          <w:p>
+            <w:pPr>
+              <w:spacing w:after="0" w:line="240" w:lineRule="auto"/>
+              <w:jc w:val="center"/>
+            </w:pPr>
+          </w:p>
+        </w:tc>
+        <w:tc>
+          <w:tcPr>
+            <w:tcW w:w="838" w:type="pct"/>
           </w:tcPr>
           <w:p>
             <w:pPr>
@@ -14276,7 +14317,7 @@
       <w:tr>
         <w:tc>
           <w:tcPr>
-            <w:tcW w:w="1040" w:type="pct"/>
+            <w:tcW w:w="792" w:type="pct"/>
             <w:vAlign w:val="center"/>
           </w:tcPr>
           <w:p>
@@ -14290,7 +14331,7 @@
         </w:tc>
         <w:tc>
           <w:tcPr>
-            <w:tcW w:w="1434" w:type="pct"/>
+            <w:tcW w:w="1544" w:type="pct"/>
             <w:vAlign w:val="center"/>
           </w:tcPr>
           <w:p>
@@ -14306,7 +14347,7 @@
         </w:tc>
         <w:tc>
           <w:tcPr>
-            <w:tcW w:w="636" w:type="pct"/>
+            <w:tcW w:w="675" w:type="pct"/>
             <w:vAlign w:val="center"/>
           </w:tcPr>
           <w:p>
@@ -14321,7 +14362,7 @@
         </w:tc>
         <w:tc>
           <w:tcPr>
-            <w:tcW w:w="589" w:type="pct"/>
+            <w:tcW w:w="623" w:type="pct"/>
             <w:vAlign w:val="center"/>
           </w:tcPr>
           <w:p>
@@ -14336,31 +14377,31 @@
         </w:tc>
         <w:tc>
           <w:tcPr>
-            <w:tcW w:w="261" w:type="pct"/>
-            <w:vAlign w:val="center"/>
-          </w:tcPr>
-          <w:p>
-            <w:pPr>
-              <w:spacing w:after="0" w:line="240" w:lineRule="auto"/>
-              <w:jc w:val="center"/>
-            </w:pPr>
-          </w:p>
-        </w:tc>
-        <w:tc>
-          <w:tcPr>
-            <w:tcW w:w="255" w:type="pct"/>
-            <w:vAlign w:val="center"/>
-          </w:tcPr>
-          <w:p>
-            <w:pPr>
-              <w:spacing w:after="0" w:line="240" w:lineRule="auto"/>
-              <w:jc w:val="center"/>
-            </w:pPr>
-          </w:p>
-        </w:tc>
-        <w:tc>
-          <w:tcPr>
-            <w:tcW w:w="785" w:type="pct"/>
+            <w:tcW w:w="267" w:type="pct"/>
+            <w:vAlign w:val="center"/>
+          </w:tcPr>
+          <w:p>
+            <w:pPr>
+              <w:spacing w:after="0" w:line="240" w:lineRule="auto"/>
+              <w:jc w:val="center"/>
+            </w:pPr>
+          </w:p>
+        </w:tc>
+        <w:tc>
+          <w:tcPr>
+            <w:tcW w:w="260" w:type="pct"/>
+            <w:vAlign w:val="center"/>
+          </w:tcPr>
+          <w:p>
+            <w:pPr>
+              <w:spacing w:after="0" w:line="240" w:lineRule="auto"/>
+              <w:jc w:val="center"/>
+            </w:pPr>
+          </w:p>
+        </w:tc>
+        <w:tc>
+          <w:tcPr>
+            <w:tcW w:w="838" w:type="pct"/>
           </w:tcPr>
           <w:p>
             <w:pPr>
@@ -14383,21 +14424,22 @@
       <w:tr>
         <w:tc>
           <w:tcPr>
-            <w:tcW w:w="1040" w:type="pct"/>
-            <w:vAlign w:val="center"/>
-          </w:tcPr>
-          <w:p>
-            <w:pPr>
-              <w:spacing w:after="0" w:line="240" w:lineRule="auto"/>
-            </w:pPr>
-            <w:r>
+            <w:tcW w:w="792" w:type="pct"/>
+            <w:vAlign w:val="center"/>
+          </w:tcPr>
+          <w:p>
+            <w:pPr>
+              <w:spacing w:after="0" w:line="240" w:lineRule="auto"/>
+            </w:pPr>
+            <w:r>
+              <w:lastRenderedPageBreak/>
               <w:t>Observações do Regime.</w:t>
             </w:r>
           </w:p>
         </w:tc>
         <w:tc>
           <w:tcPr>
-            <w:tcW w:w="1434" w:type="pct"/>
+            <w:tcW w:w="1544" w:type="pct"/>
             <w:vAlign w:val="center"/>
           </w:tcPr>
           <w:p>
@@ -14419,7 +14461,7 @@
         </w:tc>
         <w:tc>
           <w:tcPr>
-            <w:tcW w:w="636" w:type="pct"/>
+            <w:tcW w:w="675" w:type="pct"/>
             <w:vAlign w:val="center"/>
           </w:tcPr>
           <w:p>
@@ -14434,7 +14476,7 @@
         </w:tc>
         <w:tc>
           <w:tcPr>
-            <w:tcW w:w="589" w:type="pct"/>
+            <w:tcW w:w="623" w:type="pct"/>
             <w:vAlign w:val="center"/>
           </w:tcPr>
           <w:p>
@@ -14452,31 +14494,31 @@
         </w:tc>
         <w:tc>
           <w:tcPr>
-            <w:tcW w:w="261" w:type="pct"/>
-            <w:vAlign w:val="center"/>
-          </w:tcPr>
-          <w:p>
-            <w:pPr>
-              <w:spacing w:after="0" w:line="240" w:lineRule="auto"/>
-              <w:jc w:val="center"/>
-            </w:pPr>
-          </w:p>
-        </w:tc>
-        <w:tc>
-          <w:tcPr>
-            <w:tcW w:w="255" w:type="pct"/>
-            <w:vAlign w:val="center"/>
-          </w:tcPr>
-          <w:p>
-            <w:pPr>
-              <w:spacing w:after="0" w:line="240" w:lineRule="auto"/>
-              <w:jc w:val="center"/>
-            </w:pPr>
-          </w:p>
-        </w:tc>
-        <w:tc>
-          <w:tcPr>
-            <w:tcW w:w="785" w:type="pct"/>
+            <w:tcW w:w="267" w:type="pct"/>
+            <w:vAlign w:val="center"/>
+          </w:tcPr>
+          <w:p>
+            <w:pPr>
+              <w:spacing w:after="0" w:line="240" w:lineRule="auto"/>
+              <w:jc w:val="center"/>
+            </w:pPr>
+          </w:p>
+        </w:tc>
+        <w:tc>
+          <w:tcPr>
+            <w:tcW w:w="260" w:type="pct"/>
+            <w:vAlign w:val="center"/>
+          </w:tcPr>
+          <w:p>
+            <w:pPr>
+              <w:spacing w:after="0" w:line="240" w:lineRule="auto"/>
+              <w:jc w:val="center"/>
+            </w:pPr>
+          </w:p>
+        </w:tc>
+        <w:tc>
+          <w:tcPr>
+            <w:tcW w:w="838" w:type="pct"/>
           </w:tcPr>
           <w:p>
             <w:pPr>
@@ -14511,11 +14553,19 @@
     </w:p>
     <w:p>
       <w:pPr>
+        <w:spacing w:after="0" w:line="240" w:lineRule="auto"/>
+        <w:rPr>
+          <w:sz w:val="20"/>
+          <w:szCs w:val="20"/>
+        </w:rPr>
+      </w:pPr>
+    </w:p>
+    <w:p>
+      <w:pPr>
         <w:pStyle w:val="Legenda"/>
       </w:pPr>
       <w:bookmarkStart w:id="17" w:name="_Toc230291970"/>
       <w:r>
-        <w:lastRenderedPageBreak/>
         <w:t xml:space="preserve">Quadro </w:t>
       </w:r>
       <w:r>
@@ -15578,6 +15628,24 @@
     </w:p>
     <w:p>
       <w:pPr>
+        <w:spacing w:after="0" w:line="240" w:lineRule="auto"/>
+        <w:rPr>
+          <w:sz w:val="20"/>
+          <w:szCs w:val="20"/>
+        </w:rPr>
+      </w:pPr>
+    </w:p>
+    <w:p>
+      <w:pPr>
+        <w:spacing w:after="0" w:line="240" w:lineRule="auto"/>
+        <w:rPr>
+          <w:sz w:val="20"/>
+          <w:szCs w:val="20"/>
+        </w:rPr>
+      </w:pPr>
+    </w:p>
+    <w:p>
+      <w:pPr>
         <w:pStyle w:val="Legenda"/>
       </w:pPr>
       <w:bookmarkStart w:id="18" w:name="_Toc230291971"/>
@@ -15613,22 +15681,663 @@
     <w:tbl>
       <w:tblPr>
         <w:tblStyle w:val="Tabelacomgrade"/>
-        <w:tblW w:w="5000" w:type="pct"/>
+        <w:tblW w:w="5431" w:type="pct"/>
+        <w:tblInd w:w="-725" w:type="dxa"/>
         <w:tblLook w:val="04A0" w:firstRow="1" w:lastRow="0" w:firstColumn="1" w:lastColumn="0" w:noHBand="0" w:noVBand="1"/>
       </w:tblPr>
       <w:tblGrid>
-        <w:gridCol w:w="1746"/>
-        <w:gridCol w:w="1711"/>
-        <w:gridCol w:w="1390"/>
+        <w:gridCol w:w="1901"/>
+        <w:gridCol w:w="1858"/>
+        <w:gridCol w:w="1512"/>
+        <w:gridCol w:w="1394"/>
+        <w:gridCol w:w="596"/>
+        <w:gridCol w:w="581"/>
+        <w:gridCol w:w="2000"/>
+      </w:tblGrid>
+      <w:tr>
+        <w:trPr>
+          <w:trHeight w:val="873"/>
+        </w:trPr>
+        <w:tc>
+          <w:tcPr>
+            <w:tcW w:w="966" w:type="pct"/>
+            <w:vAlign w:val="center"/>
+          </w:tcPr>
+          <w:p>
+            <w:pPr>
+              <w:spacing w:after="0" w:line="240" w:lineRule="auto"/>
+              <w:jc w:val="center"/>
+              <w:rPr>
+                <w:b/>
+              </w:rPr>
+            </w:pPr>
+            <w:r>
+              <w:rPr>
+                <w:b/>
+              </w:rPr>
+              <w:t>Ca</w:t>
+            </w:r>
+            <w:r>
+              <w:rPr>
+                <w:b/>
+              </w:rPr>
+              <w:t>m</w:t>
+            </w:r>
+            <w:r>
+              <w:rPr>
+                <w:b/>
+              </w:rPr>
+              <w:t>po Lógico</w:t>
+            </w:r>
+          </w:p>
+        </w:tc>
+        <w:tc>
+          <w:tcPr>
+            <w:tcW w:w="944" w:type="pct"/>
+            <w:vAlign w:val="center"/>
+          </w:tcPr>
+          <w:p>
+            <w:pPr>
+              <w:spacing w:after="0" w:line="240" w:lineRule="auto"/>
+              <w:jc w:val="center"/>
+              <w:rPr>
+                <w:b/>
+              </w:rPr>
+            </w:pPr>
+            <w:r>
+              <w:rPr>
+                <w:b/>
+              </w:rPr>
+              <w:t>Campo Físico</w:t>
+            </w:r>
+          </w:p>
+        </w:tc>
+        <w:tc>
+          <w:tcPr>
+            <w:tcW w:w="768" w:type="pct"/>
+            <w:vAlign w:val="center"/>
+          </w:tcPr>
+          <w:p>
+            <w:pPr>
+              <w:spacing w:after="0" w:line="240" w:lineRule="auto"/>
+              <w:jc w:val="center"/>
+              <w:rPr>
+                <w:b/>
+              </w:rPr>
+            </w:pPr>
+            <w:r>
+              <w:rPr>
+                <w:b/>
+              </w:rPr>
+              <w:t>Tipo de dados</w:t>
+            </w:r>
+          </w:p>
+        </w:tc>
+        <w:tc>
+          <w:tcPr>
+            <w:tcW w:w="708" w:type="pct"/>
+            <w:vAlign w:val="center"/>
+          </w:tcPr>
+          <w:p>
+            <w:pPr>
+              <w:spacing w:after="0" w:line="240" w:lineRule="auto"/>
+              <w:jc w:val="center"/>
+              <w:rPr>
+                <w:b/>
+              </w:rPr>
+            </w:pPr>
+            <w:r>
+              <w:rPr>
+                <w:b/>
+              </w:rPr>
+              <w:t>Tamanho do campo</w:t>
+            </w:r>
+          </w:p>
+        </w:tc>
+        <w:tc>
+          <w:tcPr>
+            <w:tcW w:w="303" w:type="pct"/>
+            <w:vAlign w:val="center"/>
+          </w:tcPr>
+          <w:p>
+            <w:pPr>
+              <w:spacing w:after="0" w:line="240" w:lineRule="auto"/>
+              <w:jc w:val="center"/>
+              <w:rPr>
+                <w:b/>
+              </w:rPr>
+            </w:pPr>
+            <w:r>
+              <w:rPr>
+                <w:b/>
+              </w:rPr>
+              <w:t>PK</w:t>
+            </w:r>
+          </w:p>
+        </w:tc>
+        <w:tc>
+          <w:tcPr>
+            <w:tcW w:w="295" w:type="pct"/>
+            <w:vAlign w:val="center"/>
+          </w:tcPr>
+          <w:p>
+            <w:pPr>
+              <w:spacing w:after="0" w:line="240" w:lineRule="auto"/>
+              <w:jc w:val="center"/>
+              <w:rPr>
+                <w:b/>
+              </w:rPr>
+            </w:pPr>
+            <w:r>
+              <w:rPr>
+                <w:b/>
+              </w:rPr>
+              <w:t>FK</w:t>
+            </w:r>
+          </w:p>
+        </w:tc>
+        <w:tc>
+          <w:tcPr>
+            <w:tcW w:w="1017" w:type="pct"/>
+            <w:vAlign w:val="center"/>
+          </w:tcPr>
+          <w:p>
+            <w:pPr>
+              <w:spacing w:after="0" w:line="240" w:lineRule="auto"/>
+              <w:jc w:val="center"/>
+              <w:rPr>
+                <w:b/>
+              </w:rPr>
+            </w:pPr>
+            <w:r>
+              <w:rPr>
+                <w:b/>
+              </w:rPr>
+              <w:t>Observações</w:t>
+            </w:r>
+          </w:p>
+        </w:tc>
+      </w:tr>
+      <w:tr>
+        <w:trPr>
+          <w:trHeight w:val="571"/>
+        </w:trPr>
+        <w:tc>
+          <w:tcPr>
+            <w:tcW w:w="966" w:type="pct"/>
+            <w:vAlign w:val="center"/>
+          </w:tcPr>
+          <w:p>
+            <w:pPr>
+              <w:spacing w:after="0" w:line="240" w:lineRule="auto"/>
+              <w:jc w:val="center"/>
+            </w:pPr>
+            <w:r>
+              <w:t>Identificador</w:t>
+            </w:r>
+          </w:p>
+        </w:tc>
+        <w:tc>
+          <w:tcPr>
+            <w:tcW w:w="944" w:type="pct"/>
+            <w:vAlign w:val="center"/>
+          </w:tcPr>
+          <w:p>
+            <w:pPr>
+              <w:spacing w:after="0" w:line="240" w:lineRule="auto"/>
+            </w:pPr>
+            <w:proofErr w:type="spellStart"/>
+            <w:r>
+              <w:t>tpd_id</w:t>
+            </w:r>
+            <w:proofErr w:type="spellEnd"/>
+          </w:p>
+        </w:tc>
+        <w:tc>
+          <w:tcPr>
+            <w:tcW w:w="768" w:type="pct"/>
+            <w:vAlign w:val="center"/>
+          </w:tcPr>
+          <w:p>
+            <w:pPr>
+              <w:spacing w:after="0" w:line="240" w:lineRule="auto"/>
+              <w:jc w:val="center"/>
+            </w:pPr>
+            <w:r>
+              <w:t>INT</w:t>
+            </w:r>
+          </w:p>
+        </w:tc>
+        <w:tc>
+          <w:tcPr>
+            <w:tcW w:w="708" w:type="pct"/>
+            <w:vAlign w:val="center"/>
+          </w:tcPr>
+          <w:p>
+            <w:pPr>
+              <w:spacing w:after="0" w:line="240" w:lineRule="auto"/>
+              <w:jc w:val="center"/>
+            </w:pPr>
+            <w:r>
+              <w:t>-</w:t>
+            </w:r>
+          </w:p>
+        </w:tc>
+        <w:tc>
+          <w:tcPr>
+            <w:tcW w:w="303" w:type="pct"/>
+            <w:vAlign w:val="center"/>
+          </w:tcPr>
+          <w:p>
+            <w:pPr>
+              <w:spacing w:after="0" w:line="240" w:lineRule="auto"/>
+              <w:jc w:val="center"/>
+            </w:pPr>
+            <w:r>
+              <w:t>x</w:t>
+            </w:r>
+          </w:p>
+        </w:tc>
+        <w:tc>
+          <w:tcPr>
+            <w:tcW w:w="295" w:type="pct"/>
+            <w:vAlign w:val="center"/>
+          </w:tcPr>
+          <w:p>
+            <w:pPr>
+              <w:spacing w:after="0" w:line="240" w:lineRule="auto"/>
+              <w:jc w:val="center"/>
+            </w:pPr>
+          </w:p>
+        </w:tc>
+        <w:tc>
+          <w:tcPr>
+            <w:tcW w:w="1017" w:type="pct"/>
+          </w:tcPr>
+          <w:p>
+            <w:pPr>
+              <w:spacing w:after="0" w:line="240" w:lineRule="auto"/>
+              <w:jc w:val="center"/>
+            </w:pPr>
+            <w:proofErr w:type="spellStart"/>
+            <w:r>
+              <w:t>Auto-Incremento</w:t>
+            </w:r>
+            <w:proofErr w:type="spellEnd"/>
+            <w:r>
+              <w:t>.</w:t>
+            </w:r>
+          </w:p>
+        </w:tc>
+      </w:tr>
+      <w:tr>
+        <w:trPr>
+          <w:trHeight w:val="873"/>
+        </w:trPr>
+        <w:tc>
+          <w:tcPr>
+            <w:tcW w:w="966" w:type="pct"/>
+            <w:vAlign w:val="center"/>
+          </w:tcPr>
+          <w:p>
+            <w:pPr>
+              <w:spacing w:after="0" w:line="240" w:lineRule="auto"/>
+              <w:jc w:val="center"/>
+            </w:pPr>
+            <w:proofErr w:type="spellStart"/>
+            <w:r>
+              <w:t>Descricão</w:t>
+            </w:r>
+            <w:proofErr w:type="spellEnd"/>
+            <w:r>
+              <w:t xml:space="preserve"> do Tipo do Documento.</w:t>
+            </w:r>
+          </w:p>
+        </w:tc>
+        <w:tc>
+          <w:tcPr>
+            <w:tcW w:w="944" w:type="pct"/>
+            <w:vAlign w:val="center"/>
+          </w:tcPr>
+          <w:p>
+            <w:pPr>
+              <w:spacing w:after="0" w:line="240" w:lineRule="auto"/>
+            </w:pPr>
+            <w:proofErr w:type="spellStart"/>
+            <w:r>
+              <w:t>tpd_descricao</w:t>
+            </w:r>
+            <w:proofErr w:type="spellEnd"/>
+          </w:p>
+        </w:tc>
+        <w:tc>
+          <w:tcPr>
+            <w:tcW w:w="768" w:type="pct"/>
+            <w:vAlign w:val="center"/>
+          </w:tcPr>
+          <w:p>
+            <w:pPr>
+              <w:spacing w:after="0" w:line="240" w:lineRule="auto"/>
+              <w:jc w:val="center"/>
+            </w:pPr>
+            <w:r>
+              <w:t>VARCHAR</w:t>
+            </w:r>
+          </w:p>
+        </w:tc>
+        <w:tc>
+          <w:tcPr>
+            <w:tcW w:w="708" w:type="pct"/>
+            <w:vAlign w:val="center"/>
+          </w:tcPr>
+          <w:p>
+            <w:pPr>
+              <w:spacing w:after="0" w:line="240" w:lineRule="auto"/>
+              <w:jc w:val="center"/>
+            </w:pPr>
+            <w:r>
+              <w:t>30.</w:t>
+            </w:r>
+          </w:p>
+        </w:tc>
+        <w:tc>
+          <w:tcPr>
+            <w:tcW w:w="303" w:type="pct"/>
+            <w:vAlign w:val="center"/>
+          </w:tcPr>
+          <w:p>
+            <w:pPr>
+              <w:spacing w:after="0" w:line="240" w:lineRule="auto"/>
+              <w:jc w:val="center"/>
+            </w:pPr>
+          </w:p>
+        </w:tc>
+        <w:tc>
+          <w:tcPr>
+            <w:tcW w:w="295" w:type="pct"/>
+            <w:vAlign w:val="center"/>
+          </w:tcPr>
+          <w:p>
+            <w:pPr>
+              <w:spacing w:after="0" w:line="240" w:lineRule="auto"/>
+              <w:jc w:val="center"/>
+            </w:pPr>
+          </w:p>
+        </w:tc>
+        <w:tc>
+          <w:tcPr>
+            <w:tcW w:w="1017" w:type="pct"/>
+          </w:tcPr>
+          <w:p>
+            <w:pPr>
+              <w:spacing w:after="0" w:line="240" w:lineRule="auto"/>
+              <w:jc w:val="center"/>
+            </w:pPr>
+            <w:r>
+              <w:t>Não pode estar vazio.</w:t>
+            </w:r>
+          </w:p>
+        </w:tc>
+      </w:tr>
+      <w:tr>
+        <w:trPr>
+          <w:trHeight w:val="571"/>
+        </w:trPr>
+        <w:tc>
+          <w:tcPr>
+            <w:tcW w:w="966" w:type="pct"/>
+            <w:vAlign w:val="center"/>
+          </w:tcPr>
+          <w:p>
+            <w:pPr>
+              <w:spacing w:after="0" w:line="240" w:lineRule="auto"/>
+              <w:jc w:val="center"/>
+            </w:pPr>
+            <w:r>
+              <w:t>Status do tipo de documento</w:t>
+            </w:r>
+          </w:p>
+        </w:tc>
+        <w:tc>
+          <w:tcPr>
+            <w:tcW w:w="944" w:type="pct"/>
+            <w:vAlign w:val="center"/>
+          </w:tcPr>
+          <w:p>
+            <w:pPr>
+              <w:spacing w:after="0" w:line="240" w:lineRule="auto"/>
+            </w:pPr>
+            <w:proofErr w:type="spellStart"/>
+            <w:r>
+              <w:t>tpd_status</w:t>
+            </w:r>
+            <w:proofErr w:type="spellEnd"/>
+          </w:p>
+        </w:tc>
+        <w:tc>
+          <w:tcPr>
+            <w:tcW w:w="768" w:type="pct"/>
+            <w:vAlign w:val="center"/>
+          </w:tcPr>
+          <w:p>
+            <w:pPr>
+              <w:spacing w:after="0" w:line="240" w:lineRule="auto"/>
+              <w:jc w:val="center"/>
+            </w:pPr>
+            <w:r>
+              <w:t>BIT</w:t>
+            </w:r>
+          </w:p>
+        </w:tc>
+        <w:tc>
+          <w:tcPr>
+            <w:tcW w:w="708" w:type="pct"/>
+            <w:vAlign w:val="center"/>
+          </w:tcPr>
+          <w:p>
+            <w:pPr>
+              <w:spacing w:after="0" w:line="240" w:lineRule="auto"/>
+              <w:jc w:val="center"/>
+            </w:pPr>
+            <w:r>
+              <w:t>1</w:t>
+            </w:r>
+          </w:p>
+        </w:tc>
+        <w:tc>
+          <w:tcPr>
+            <w:tcW w:w="303" w:type="pct"/>
+            <w:vAlign w:val="center"/>
+          </w:tcPr>
+          <w:p>
+            <w:pPr>
+              <w:spacing w:after="0" w:line="240" w:lineRule="auto"/>
+              <w:jc w:val="center"/>
+            </w:pPr>
+          </w:p>
+        </w:tc>
+        <w:tc>
+          <w:tcPr>
+            <w:tcW w:w="295" w:type="pct"/>
+            <w:vAlign w:val="center"/>
+          </w:tcPr>
+          <w:p>
+            <w:pPr>
+              <w:spacing w:after="0" w:line="240" w:lineRule="auto"/>
+              <w:jc w:val="center"/>
+            </w:pPr>
+          </w:p>
+        </w:tc>
+        <w:tc>
+          <w:tcPr>
+            <w:tcW w:w="1017" w:type="pct"/>
+          </w:tcPr>
+          <w:p>
+            <w:pPr>
+              <w:spacing w:after="0" w:line="240" w:lineRule="auto"/>
+              <w:jc w:val="center"/>
+            </w:pPr>
+            <w:r>
+              <w:t>0-Inativo;</w:t>
+            </w:r>
+          </w:p>
+          <w:p>
+            <w:pPr>
+              <w:spacing w:after="0" w:line="240" w:lineRule="auto"/>
+              <w:jc w:val="center"/>
+            </w:pPr>
+            <w:r>
+              <w:t>1-Ativo.</w:t>
+            </w:r>
+          </w:p>
+        </w:tc>
+      </w:tr>
+    </w:tbl>
+    <w:p>
+      <w:pPr>
+        <w:spacing w:after="0" w:line="240" w:lineRule="auto"/>
+        <w:rPr>
+          <w:sz w:val="20"/>
+          <w:szCs w:val="20"/>
+        </w:rPr>
+      </w:pPr>
+      <w:r>
+        <w:rPr>
+          <w:sz w:val="20"/>
+          <w:szCs w:val="20"/>
+        </w:rPr>
+        <w:t>Fonte: Autoria própria</w:t>
+      </w:r>
+      <w:r>
+        <w:rPr>
+          <w:sz w:val="20"/>
+          <w:szCs w:val="20"/>
+        </w:rPr>
+        <w:t xml:space="preserve"> (2025).</w:t>
+      </w:r>
+    </w:p>
+    <w:p>
+      <w:pPr>
+        <w:spacing w:after="0" w:line="240" w:lineRule="auto"/>
+        <w:rPr>
+          <w:sz w:val="20"/>
+          <w:szCs w:val="20"/>
+        </w:rPr>
+      </w:pPr>
+    </w:p>
+    <w:p>
+      <w:pPr>
+        <w:spacing w:after="0" w:line="240" w:lineRule="auto"/>
+        <w:rPr>
+          <w:sz w:val="20"/>
+          <w:szCs w:val="20"/>
+        </w:rPr>
+      </w:pPr>
+    </w:p>
+    <w:p>
+      <w:pPr>
+        <w:spacing w:after="0" w:line="240" w:lineRule="auto"/>
+        <w:rPr>
+          <w:sz w:val="20"/>
+          <w:szCs w:val="20"/>
+        </w:rPr>
+      </w:pPr>
+    </w:p>
+    <w:p>
+      <w:pPr>
+        <w:spacing w:after="0" w:line="240" w:lineRule="auto"/>
+        <w:rPr>
+          <w:sz w:val="20"/>
+          <w:szCs w:val="20"/>
+        </w:rPr>
+      </w:pPr>
+    </w:p>
+    <w:p>
+      <w:pPr>
+        <w:spacing w:after="0" w:line="240" w:lineRule="auto"/>
+        <w:rPr>
+          <w:sz w:val="20"/>
+          <w:szCs w:val="20"/>
+        </w:rPr>
+      </w:pPr>
+    </w:p>
+    <w:p>
+      <w:pPr>
+        <w:spacing w:after="0" w:line="240" w:lineRule="auto"/>
+        <w:rPr>
+          <w:sz w:val="20"/>
+          <w:szCs w:val="20"/>
+        </w:rPr>
+      </w:pPr>
+    </w:p>
+    <w:p>
+      <w:pPr>
+        <w:spacing w:after="0" w:line="240" w:lineRule="auto"/>
+        <w:rPr>
+          <w:sz w:val="20"/>
+          <w:szCs w:val="20"/>
+        </w:rPr>
+      </w:pPr>
+    </w:p>
+    <w:p>
+      <w:pPr>
+        <w:spacing w:after="0" w:line="240" w:lineRule="auto"/>
+        <w:rPr>
+          <w:sz w:val="20"/>
+          <w:szCs w:val="20"/>
+        </w:rPr>
+      </w:pPr>
+    </w:p>
+    <w:p>
+      <w:pPr>
+        <w:pStyle w:val="Legenda"/>
+      </w:pPr>
+      <w:r>
+        <w:lastRenderedPageBreak/>
+        <w:t xml:space="preserve">Quadro </w:t>
+      </w:r>
+      <w:r>
+        <w:fldChar w:fldCharType="begin"/>
+      </w:r>
+      <w:r>
+        <w:instrText xml:space="preserve"> SEQ Quadro \* ARABIC </w:instrText>
+      </w:r>
+      <w:r>
+        <w:fldChar w:fldCharType="separate"/>
+      </w:r>
+      <w:r>
+        <w:rPr>
+          <w:noProof/>
+        </w:rPr>
+        <w:t>10</w:t>
+      </w:r>
+      <w:r>
+        <w:fldChar w:fldCharType="end"/>
+      </w:r>
+      <w:r>
+        <w:t>: FINANCEIRO</w:t>
+      </w:r>
+    </w:p>
+    <w:tbl>
+      <w:tblPr>
+        <w:tblStyle w:val="Tabelacomgrade"/>
+        <w:tblW w:w="5363" w:type="pct"/>
+        <w:tblInd w:w="-572" w:type="dxa"/>
+        <w:tblLook w:val="04A0" w:firstRow="1" w:lastRow="0" w:firstColumn="1" w:lastColumn="0" w:noHBand="0" w:noVBand="1"/>
+      </w:tblPr>
+      <w:tblGrid>
+        <w:gridCol w:w="1630"/>
+        <w:gridCol w:w="2645"/>
+        <w:gridCol w:w="1351"/>
         <w:gridCol w:w="1283"/>
         <w:gridCol w:w="550"/>
         <w:gridCol w:w="536"/>
-        <w:gridCol w:w="1845"/>
+        <w:gridCol w:w="1724"/>
       </w:tblGrid>
       <w:tr>
         <w:tc>
           <w:tcPr>
-            <w:tcW w:w="1062" w:type="pct"/>
+            <w:tcW w:w="818" w:type="pct"/>
             <w:vAlign w:val="center"/>
           </w:tcPr>
           <w:p>
@@ -15661,7 +16370,7 @@
         </w:tc>
         <w:tc>
           <w:tcPr>
-            <w:tcW w:w="1013" w:type="pct"/>
+            <w:tcW w:w="1361" w:type="pct"/>
             <w:vAlign w:val="center"/>
           </w:tcPr>
           <w:p>
@@ -15682,7 +16391,7 @@
         </w:tc>
         <w:tc>
           <w:tcPr>
-            <w:tcW w:w="861" w:type="pct"/>
+            <w:tcW w:w="715" w:type="pct"/>
             <w:vAlign w:val="center"/>
           </w:tcPr>
           <w:p>
@@ -15703,7 +16412,7 @@
         </w:tc>
         <w:tc>
           <w:tcPr>
-            <w:tcW w:w="507" w:type="pct"/>
+            <w:tcW w:w="660" w:type="pct"/>
             <w:vAlign w:val="center"/>
           </w:tcPr>
           <w:p>
@@ -15724,7 +16433,7 @@
         </w:tc>
         <w:tc>
           <w:tcPr>
-            <w:tcW w:w="203" w:type="pct"/>
+            <w:tcW w:w="283" w:type="pct"/>
             <w:vAlign w:val="center"/>
           </w:tcPr>
           <w:p>
@@ -15745,7 +16454,7 @@
         </w:tc>
         <w:tc>
           <w:tcPr>
-            <w:tcW w:w="203" w:type="pct"/>
+            <w:tcW w:w="276" w:type="pct"/>
             <w:vAlign w:val="center"/>
           </w:tcPr>
           <w:p>
@@ -15766,7 +16475,7 @@
         </w:tc>
         <w:tc>
           <w:tcPr>
-            <w:tcW w:w="1151" w:type="pct"/>
+            <w:tcW w:w="887" w:type="pct"/>
             <w:vAlign w:val="center"/>
           </w:tcPr>
           <w:p>
@@ -15789,22 +16498,22 @@
       <w:tr>
         <w:tc>
           <w:tcPr>
-            <w:tcW w:w="1062" w:type="pct"/>
-            <w:vAlign w:val="center"/>
-          </w:tcPr>
-          <w:p>
-            <w:pPr>
-              <w:spacing w:after="0" w:line="240" w:lineRule="auto"/>
-              <w:jc w:val="center"/>
-            </w:pPr>
-            <w:r>
-              <w:t>Identificador</w:t>
-            </w:r>
-          </w:p>
-        </w:tc>
-        <w:tc>
-          <w:tcPr>
-            <w:tcW w:w="1013" w:type="pct"/>
+            <w:tcW w:w="818" w:type="pct"/>
+            <w:vAlign w:val="center"/>
+          </w:tcPr>
+          <w:p>
+            <w:pPr>
+              <w:spacing w:after="0" w:line="240" w:lineRule="auto"/>
+              <w:jc w:val="center"/>
+            </w:pPr>
+            <w:r>
+              <w:t>Identificador.</w:t>
+            </w:r>
+          </w:p>
+        </w:tc>
+        <w:tc>
+          <w:tcPr>
+            <w:tcW w:w="1361" w:type="pct"/>
             <w:vAlign w:val="center"/>
           </w:tcPr>
           <w:p>
@@ -15813,14 +16522,14 @@
             </w:pPr>
             <w:proofErr w:type="spellStart"/>
             <w:r>
-              <w:t>tpd_id</w:t>
+              <w:t>fin_id</w:t>
             </w:r>
             <w:proofErr w:type="spellEnd"/>
           </w:p>
         </w:tc>
         <w:tc>
           <w:tcPr>
-            <w:tcW w:w="861" w:type="pct"/>
+            <w:tcW w:w="715" w:type="pct"/>
             <w:vAlign w:val="center"/>
           </w:tcPr>
           <w:p>
@@ -15835,7 +16544,7 @@
         </w:tc>
         <w:tc>
           <w:tcPr>
-            <w:tcW w:w="507" w:type="pct"/>
+            <w:tcW w:w="660" w:type="pct"/>
             <w:vAlign w:val="center"/>
           </w:tcPr>
           <w:p>
@@ -15850,7 +16559,7 @@
         </w:tc>
         <w:tc>
           <w:tcPr>
-            <w:tcW w:w="203" w:type="pct"/>
+            <w:tcW w:w="283" w:type="pct"/>
             <w:vAlign w:val="center"/>
           </w:tcPr>
           <w:p>
@@ -15865,19 +16574,19 @@
         </w:tc>
         <w:tc>
           <w:tcPr>
-            <w:tcW w:w="203" w:type="pct"/>
-            <w:vAlign w:val="center"/>
-          </w:tcPr>
-          <w:p>
-            <w:pPr>
-              <w:spacing w:after="0" w:line="240" w:lineRule="auto"/>
-              <w:jc w:val="center"/>
-            </w:pPr>
-          </w:p>
-        </w:tc>
-        <w:tc>
-          <w:tcPr>
-            <w:tcW w:w="1151" w:type="pct"/>
+            <w:tcW w:w="276" w:type="pct"/>
+            <w:vAlign w:val="center"/>
+          </w:tcPr>
+          <w:p>
+            <w:pPr>
+              <w:spacing w:after="0" w:line="240" w:lineRule="auto"/>
+              <w:jc w:val="center"/>
+            </w:pPr>
+          </w:p>
+        </w:tc>
+        <w:tc>
+          <w:tcPr>
+            <w:tcW w:w="887" w:type="pct"/>
           </w:tcPr>
           <w:p>
             <w:pPr>
@@ -15898,128 +16607,123 @@
       <w:tr>
         <w:tc>
           <w:tcPr>
-            <w:tcW w:w="1062" w:type="pct"/>
-            <w:vAlign w:val="center"/>
-          </w:tcPr>
-          <w:p>
-            <w:pPr>
-              <w:spacing w:after="0" w:line="240" w:lineRule="auto"/>
-              <w:jc w:val="center"/>
+            <w:tcW w:w="818" w:type="pct"/>
+            <w:vAlign w:val="center"/>
+          </w:tcPr>
+          <w:p>
+            <w:pPr>
+              <w:spacing w:after="0" w:line="240" w:lineRule="auto"/>
+              <w:jc w:val="center"/>
+            </w:pPr>
+            <w:r>
+              <w:t>Identificador da Tabela Documentos.</w:t>
+            </w:r>
+          </w:p>
+        </w:tc>
+        <w:tc>
+          <w:tcPr>
+            <w:tcW w:w="1361" w:type="pct"/>
+            <w:vAlign w:val="center"/>
+          </w:tcPr>
+          <w:p>
+            <w:pPr>
+              <w:spacing w:after="0" w:line="240" w:lineRule="auto"/>
             </w:pPr>
             <w:proofErr w:type="spellStart"/>
             <w:r>
-              <w:t>Descricão</w:t>
+              <w:t>doc_id</w:t>
             </w:r>
             <w:proofErr w:type="spellEnd"/>
-            <w:r>
-              <w:t xml:space="preserve"> do Tipo do Documento.</w:t>
-            </w:r>
-          </w:p>
-        </w:tc>
-        <w:tc>
-          <w:tcPr>
-            <w:tcW w:w="1013" w:type="pct"/>
-            <w:vAlign w:val="center"/>
-          </w:tcPr>
-          <w:p>
-            <w:pPr>
-              <w:spacing w:after="0" w:line="240" w:lineRule="auto"/>
-            </w:pPr>
-            <w:proofErr w:type="spellStart"/>
-            <w:r>
-              <w:t>tpd_descricao</w:t>
-            </w:r>
-            <w:proofErr w:type="spellEnd"/>
-          </w:p>
-        </w:tc>
-        <w:tc>
-          <w:tcPr>
-            <w:tcW w:w="861" w:type="pct"/>
-            <w:vAlign w:val="center"/>
-          </w:tcPr>
-          <w:p>
-            <w:pPr>
-              <w:spacing w:after="0" w:line="240" w:lineRule="auto"/>
-              <w:jc w:val="center"/>
-            </w:pPr>
-            <w:r>
-              <w:t>VARCHAR</w:t>
-            </w:r>
-          </w:p>
-        </w:tc>
-        <w:tc>
-          <w:tcPr>
-            <w:tcW w:w="507" w:type="pct"/>
-            <w:vAlign w:val="center"/>
-          </w:tcPr>
-          <w:p>
-            <w:pPr>
-              <w:spacing w:after="0" w:line="240" w:lineRule="auto"/>
-              <w:jc w:val="center"/>
-            </w:pPr>
-            <w:r>
-              <w:t>30.</w:t>
-            </w:r>
-          </w:p>
-        </w:tc>
-        <w:tc>
-          <w:tcPr>
-            <w:tcW w:w="203" w:type="pct"/>
-            <w:vAlign w:val="center"/>
-          </w:tcPr>
-          <w:p>
-            <w:pPr>
-              <w:spacing w:after="0" w:line="240" w:lineRule="auto"/>
-              <w:jc w:val="center"/>
-            </w:pPr>
-          </w:p>
-        </w:tc>
-        <w:tc>
-          <w:tcPr>
-            <w:tcW w:w="203" w:type="pct"/>
-            <w:vAlign w:val="center"/>
-          </w:tcPr>
-          <w:p>
-            <w:pPr>
-              <w:spacing w:after="0" w:line="240" w:lineRule="auto"/>
-              <w:jc w:val="center"/>
-            </w:pPr>
-          </w:p>
-        </w:tc>
-        <w:tc>
-          <w:tcPr>
-            <w:tcW w:w="1151" w:type="pct"/>
-          </w:tcPr>
-          <w:p>
-            <w:pPr>
-              <w:spacing w:after="0" w:line="240" w:lineRule="auto"/>
-              <w:jc w:val="center"/>
-            </w:pPr>
-            <w:r>
-              <w:t>Não pode estar vazio.</w:t>
-            </w:r>
+          </w:p>
+        </w:tc>
+        <w:tc>
+          <w:tcPr>
+            <w:tcW w:w="715" w:type="pct"/>
+            <w:vAlign w:val="center"/>
+          </w:tcPr>
+          <w:p>
+            <w:pPr>
+              <w:spacing w:after="0" w:line="240" w:lineRule="auto"/>
+              <w:jc w:val="center"/>
+            </w:pPr>
+            <w:r>
+              <w:t>INT</w:t>
+            </w:r>
+          </w:p>
+        </w:tc>
+        <w:tc>
+          <w:tcPr>
+            <w:tcW w:w="660" w:type="pct"/>
+            <w:vAlign w:val="center"/>
+          </w:tcPr>
+          <w:p>
+            <w:pPr>
+              <w:spacing w:after="0" w:line="240" w:lineRule="auto"/>
+              <w:jc w:val="center"/>
+            </w:pPr>
+            <w:r>
+              <w:t>-</w:t>
+            </w:r>
+          </w:p>
+        </w:tc>
+        <w:tc>
+          <w:tcPr>
+            <w:tcW w:w="283" w:type="pct"/>
+            <w:vAlign w:val="center"/>
+          </w:tcPr>
+          <w:p>
+            <w:pPr>
+              <w:spacing w:after="0" w:line="240" w:lineRule="auto"/>
+              <w:jc w:val="center"/>
+            </w:pPr>
+          </w:p>
+        </w:tc>
+        <w:tc>
+          <w:tcPr>
+            <w:tcW w:w="276" w:type="pct"/>
+            <w:vAlign w:val="center"/>
+          </w:tcPr>
+          <w:p>
+            <w:pPr>
+              <w:spacing w:after="0" w:line="240" w:lineRule="auto"/>
+              <w:jc w:val="center"/>
+            </w:pPr>
+            <w:r>
+              <w:t>x</w:t>
+            </w:r>
+          </w:p>
+        </w:tc>
+        <w:tc>
+          <w:tcPr>
+            <w:tcW w:w="887" w:type="pct"/>
+          </w:tcPr>
+          <w:p>
+            <w:pPr>
+              <w:spacing w:after="0" w:line="240" w:lineRule="auto"/>
+              <w:jc w:val="center"/>
+            </w:pPr>
           </w:p>
         </w:tc>
       </w:tr>
       <w:tr>
         <w:tc>
           <w:tcPr>
-            <w:tcW w:w="1062" w:type="pct"/>
-            <w:vAlign w:val="center"/>
-          </w:tcPr>
-          <w:p>
-            <w:pPr>
-              <w:spacing w:after="0" w:line="240" w:lineRule="auto"/>
-              <w:jc w:val="center"/>
-            </w:pPr>
-            <w:r>
-              <w:t>Status do tipo de documento</w:t>
-            </w:r>
-          </w:p>
-        </w:tc>
-        <w:tc>
-          <w:tcPr>
-            <w:tcW w:w="1013" w:type="pct"/>
+            <w:tcW w:w="818" w:type="pct"/>
+            <w:vAlign w:val="center"/>
+          </w:tcPr>
+          <w:p>
+            <w:pPr>
+              <w:spacing w:after="0" w:line="240" w:lineRule="auto"/>
+              <w:jc w:val="center"/>
+            </w:pPr>
+            <w:r>
+              <w:t>Descrição do Prazo.</w:t>
+            </w:r>
+          </w:p>
+        </w:tc>
+        <w:tc>
+          <w:tcPr>
+            <w:tcW w:w="1361" w:type="pct"/>
             <w:vAlign w:val="center"/>
           </w:tcPr>
           <w:p>
@@ -16028,29 +16732,234 @@
             </w:pPr>
             <w:proofErr w:type="spellStart"/>
             <w:r>
-              <w:t>tpd_status</w:t>
+              <w:t>fin_valor_total</w:t>
             </w:r>
             <w:proofErr w:type="spellEnd"/>
           </w:p>
         </w:tc>
         <w:tc>
           <w:tcPr>
-            <w:tcW w:w="861" w:type="pct"/>
-            <w:vAlign w:val="center"/>
-          </w:tcPr>
-          <w:p>
-            <w:pPr>
-              <w:spacing w:after="0" w:line="240" w:lineRule="auto"/>
-              <w:jc w:val="center"/>
-            </w:pPr>
-            <w:r>
-              <w:t>BIT</w:t>
-            </w:r>
-          </w:p>
-        </w:tc>
-        <w:tc>
-          <w:tcPr>
-            <w:tcW w:w="507" w:type="pct"/>
+            <w:tcW w:w="715" w:type="pct"/>
+            <w:vAlign w:val="center"/>
+          </w:tcPr>
+          <w:p>
+            <w:pPr>
+              <w:spacing w:after="0" w:line="240" w:lineRule="auto"/>
+              <w:jc w:val="center"/>
+            </w:pPr>
+            <w:r>
+              <w:t>DECIMAL</w:t>
+            </w:r>
+          </w:p>
+        </w:tc>
+        <w:tc>
+          <w:tcPr>
+            <w:tcW w:w="660" w:type="pct"/>
+            <w:vAlign w:val="center"/>
+          </w:tcPr>
+          <w:p>
+            <w:pPr>
+              <w:spacing w:after="0" w:line="240" w:lineRule="auto"/>
+              <w:jc w:val="center"/>
+            </w:pPr>
+            <w:r>
+              <w:t>10, 2</w:t>
+            </w:r>
+          </w:p>
+        </w:tc>
+        <w:tc>
+          <w:tcPr>
+            <w:tcW w:w="283" w:type="pct"/>
+            <w:vAlign w:val="center"/>
+          </w:tcPr>
+          <w:p>
+            <w:pPr>
+              <w:spacing w:after="0" w:line="240" w:lineRule="auto"/>
+              <w:jc w:val="center"/>
+            </w:pPr>
+          </w:p>
+        </w:tc>
+        <w:tc>
+          <w:tcPr>
+            <w:tcW w:w="276" w:type="pct"/>
+            <w:vAlign w:val="center"/>
+          </w:tcPr>
+          <w:p>
+            <w:pPr>
+              <w:spacing w:after="0" w:line="240" w:lineRule="auto"/>
+              <w:jc w:val="center"/>
+            </w:pPr>
+          </w:p>
+        </w:tc>
+        <w:tc>
+          <w:tcPr>
+            <w:tcW w:w="887" w:type="pct"/>
+          </w:tcPr>
+          <w:p>
+            <w:pPr>
+              <w:spacing w:after="0" w:line="240" w:lineRule="auto"/>
+              <w:jc w:val="center"/>
+            </w:pPr>
+            <w:r>
+              <w:t>Não pode estar vazio.</w:t>
+            </w:r>
+          </w:p>
+        </w:tc>
+      </w:tr>
+      <w:tr>
+        <w:tc>
+          <w:tcPr>
+            <w:tcW w:w="818" w:type="pct"/>
+            <w:vAlign w:val="center"/>
+          </w:tcPr>
+          <w:p>
+            <w:pPr>
+              <w:spacing w:after="0" w:line="240" w:lineRule="auto"/>
+              <w:jc w:val="center"/>
+            </w:pPr>
+            <w:r>
+              <w:t>Data de Vencimento do Prazo.</w:t>
+            </w:r>
+          </w:p>
+        </w:tc>
+        <w:tc>
+          <w:tcPr>
+            <w:tcW w:w="1361" w:type="pct"/>
+            <w:vAlign w:val="center"/>
+          </w:tcPr>
+          <w:p>
+            <w:pPr>
+              <w:spacing w:after="0" w:line="240" w:lineRule="auto"/>
+            </w:pPr>
+            <w:proofErr w:type="spellStart"/>
+            <w:r>
+              <w:t>praz_data_vencimento</w:t>
+            </w:r>
+            <w:proofErr w:type="spellEnd"/>
+          </w:p>
+        </w:tc>
+        <w:tc>
+          <w:tcPr>
+            <w:tcW w:w="715" w:type="pct"/>
+            <w:vAlign w:val="center"/>
+          </w:tcPr>
+          <w:p>
+            <w:pPr>
+              <w:spacing w:after="0" w:line="240" w:lineRule="auto"/>
+              <w:jc w:val="center"/>
+            </w:pPr>
+            <w:r>
+              <w:t>DATE</w:t>
+            </w:r>
+          </w:p>
+        </w:tc>
+        <w:tc>
+          <w:tcPr>
+            <w:tcW w:w="660" w:type="pct"/>
+            <w:vAlign w:val="center"/>
+          </w:tcPr>
+          <w:p>
+            <w:pPr>
+              <w:spacing w:after="0" w:line="240" w:lineRule="auto"/>
+              <w:jc w:val="center"/>
+            </w:pPr>
+            <w:r>
+              <w:t>-</w:t>
+            </w:r>
+          </w:p>
+        </w:tc>
+        <w:tc>
+          <w:tcPr>
+            <w:tcW w:w="283" w:type="pct"/>
+            <w:vAlign w:val="center"/>
+          </w:tcPr>
+          <w:p>
+            <w:pPr>
+              <w:spacing w:after="0" w:line="240" w:lineRule="auto"/>
+              <w:jc w:val="center"/>
+            </w:pPr>
+          </w:p>
+        </w:tc>
+        <w:tc>
+          <w:tcPr>
+            <w:tcW w:w="276" w:type="pct"/>
+            <w:vAlign w:val="center"/>
+          </w:tcPr>
+          <w:p>
+            <w:pPr>
+              <w:spacing w:after="0" w:line="240" w:lineRule="auto"/>
+              <w:jc w:val="center"/>
+            </w:pPr>
+          </w:p>
+        </w:tc>
+        <w:tc>
+          <w:tcPr>
+            <w:tcW w:w="887" w:type="pct"/>
+          </w:tcPr>
+          <w:p>
+            <w:pPr>
+              <w:spacing w:after="0" w:line="240" w:lineRule="auto"/>
+              <w:jc w:val="center"/>
+            </w:pPr>
+            <w:r>
+              <w:t>Não pode estar vazio.</w:t>
+            </w:r>
+          </w:p>
+        </w:tc>
+      </w:tr>
+      <w:tr>
+        <w:trPr>
+          <w:trHeight w:val="375"/>
+        </w:trPr>
+        <w:tc>
+          <w:tcPr>
+            <w:tcW w:w="818" w:type="pct"/>
+            <w:vAlign w:val="center"/>
+          </w:tcPr>
+          <w:p>
+            <w:pPr>
+              <w:spacing w:after="0" w:line="240" w:lineRule="auto"/>
+              <w:jc w:val="center"/>
+            </w:pPr>
+            <w:r>
+              <w:t>Status do Prazo.</w:t>
+            </w:r>
+          </w:p>
+        </w:tc>
+        <w:tc>
+          <w:tcPr>
+            <w:tcW w:w="1361" w:type="pct"/>
+            <w:vAlign w:val="center"/>
+          </w:tcPr>
+          <w:p>
+            <w:pPr>
+              <w:spacing w:after="0" w:line="240" w:lineRule="auto"/>
+            </w:pPr>
+            <w:proofErr w:type="spellStart"/>
+            <w:r>
+              <w:t>Praz_status</w:t>
+            </w:r>
+            <w:proofErr w:type="spellEnd"/>
+          </w:p>
+        </w:tc>
+        <w:tc>
+          <w:tcPr>
+            <w:tcW w:w="715" w:type="pct"/>
+            <w:vAlign w:val="center"/>
+          </w:tcPr>
+          <w:p>
+            <w:pPr>
+              <w:spacing w:after="0" w:line="240" w:lineRule="auto"/>
+              <w:jc w:val="center"/>
+            </w:pPr>
+            <w:r>
+              <w:t>TINYINT</w:t>
+            </w:r>
+          </w:p>
+        </w:tc>
+        <w:tc>
+          <w:tcPr>
+            <w:tcW w:w="660" w:type="pct"/>
             <w:vAlign w:val="center"/>
           </w:tcPr>
           <w:p>
@@ -16065,48 +16974,39 @@
         </w:tc>
         <w:tc>
           <w:tcPr>
-            <w:tcW w:w="203" w:type="pct"/>
-            <w:vAlign w:val="center"/>
-          </w:tcPr>
-          <w:p>
-            <w:pPr>
-              <w:spacing w:after="0" w:line="240" w:lineRule="auto"/>
-              <w:jc w:val="center"/>
-            </w:pPr>
-          </w:p>
-        </w:tc>
-        <w:tc>
-          <w:tcPr>
-            <w:tcW w:w="203" w:type="pct"/>
-            <w:vAlign w:val="center"/>
-          </w:tcPr>
-          <w:p>
-            <w:pPr>
-              <w:spacing w:after="0" w:line="240" w:lineRule="auto"/>
-              <w:jc w:val="center"/>
-            </w:pPr>
-          </w:p>
-        </w:tc>
-        <w:tc>
-          <w:tcPr>
-            <w:tcW w:w="1151" w:type="pct"/>
-          </w:tcPr>
-          <w:p>
-            <w:pPr>
-              <w:spacing w:after="0" w:line="240" w:lineRule="auto"/>
-              <w:jc w:val="center"/>
-            </w:pPr>
-            <w:r>
-              <w:t>0-Inativo;</w:t>
-            </w:r>
-          </w:p>
-          <w:p>
-            <w:pPr>
-              <w:spacing w:after="0" w:line="240" w:lineRule="auto"/>
-              <w:jc w:val="center"/>
-            </w:pPr>
-            <w:r>
-              <w:t>1-Ativo.</w:t>
+            <w:tcW w:w="283" w:type="pct"/>
+            <w:vAlign w:val="center"/>
+          </w:tcPr>
+          <w:p>
+            <w:pPr>
+              <w:spacing w:after="0" w:line="240" w:lineRule="auto"/>
+              <w:jc w:val="center"/>
+            </w:pPr>
+          </w:p>
+        </w:tc>
+        <w:tc>
+          <w:tcPr>
+            <w:tcW w:w="276" w:type="pct"/>
+            <w:vAlign w:val="center"/>
+          </w:tcPr>
+          <w:p>
+            <w:pPr>
+              <w:spacing w:after="0" w:line="240" w:lineRule="auto"/>
+              <w:jc w:val="center"/>
+            </w:pPr>
+          </w:p>
+        </w:tc>
+        <w:tc>
+          <w:tcPr>
+            <w:tcW w:w="887" w:type="pct"/>
+          </w:tcPr>
+          <w:p>
+            <w:pPr>
+              <w:spacing w:after="0" w:line="240" w:lineRule="auto"/>
+              <w:jc w:val="center"/>
+            </w:pPr>
+            <w:r>
+              <w:t>0-pendente; 1-concluído; 2-vencido.</w:t>
             </w:r>
           </w:p>
         </w:tc>
@@ -16116,24 +17016,51 @@
       <w:pPr>
         <w:spacing w:after="0" w:line="240" w:lineRule="auto"/>
         <w:rPr>
+          <w:sz w:val="22"/>
+          <w:szCs w:val="20"/>
+        </w:rPr>
+      </w:pPr>
+      <w:r>
+        <w:rPr>
+          <w:sz w:val="22"/>
+          <w:szCs w:val="20"/>
+        </w:rPr>
+        <w:t>Fonte: Autoria própria</w:t>
+      </w:r>
+      <w:r>
+        <w:rPr>
+          <w:sz w:val="22"/>
+          <w:szCs w:val="20"/>
+        </w:rPr>
+        <w:t xml:space="preserve"> (2025).</w:t>
+      </w:r>
+    </w:p>
+    <w:p>
+      <w:pPr>
+        <w:spacing w:after="0" w:line="240" w:lineRule="auto"/>
+        <w:rPr>
           <w:sz w:val="20"/>
           <w:szCs w:val="20"/>
         </w:rPr>
       </w:pPr>
-      <w:r>
+    </w:p>
+    <w:p>
+      <w:pPr>
+        <w:spacing w:after="0" w:line="240" w:lineRule="auto"/>
         <w:rPr>
           <w:sz w:val="20"/>
           <w:szCs w:val="20"/>
         </w:rPr>
-        <w:t>Fonte: Autoria própria</w:t>
-      </w:r>
-      <w:r>
+      </w:pPr>
+    </w:p>
+    <w:p>
+      <w:pPr>
+        <w:spacing w:after="0" w:line="240" w:lineRule="auto"/>
         <w:rPr>
           <w:sz w:val="20"/>
           <w:szCs w:val="20"/>
         </w:rPr>
-        <w:t xml:space="preserve"> (2025).</w:t>
-      </w:r>
+      </w:pPr>
     </w:p>
     <w:p>
       <w:pPr>
@@ -16236,66 +17163,14 @@
     </w:p>
     <w:p>
       <w:pPr>
-        <w:spacing w:after="0" w:line="240" w:lineRule="auto"/>
-        <w:rPr>
-          <w:sz w:val="20"/>
-          <w:szCs w:val="20"/>
-        </w:rPr>
-      </w:pPr>
-    </w:p>
-    <w:p>
-      <w:pPr>
-        <w:spacing w:after="0" w:line="240" w:lineRule="auto"/>
-        <w:rPr>
-          <w:sz w:val="20"/>
-          <w:szCs w:val="20"/>
-        </w:rPr>
-      </w:pPr>
-    </w:p>
-    <w:p>
-      <w:pPr>
-        <w:spacing w:after="0" w:line="240" w:lineRule="auto"/>
-        <w:rPr>
-          <w:sz w:val="20"/>
-          <w:szCs w:val="20"/>
-        </w:rPr>
-      </w:pPr>
-    </w:p>
-    <w:p>
-      <w:pPr>
-        <w:spacing w:after="0" w:line="240" w:lineRule="auto"/>
-        <w:rPr>
-          <w:sz w:val="20"/>
-          <w:szCs w:val="20"/>
-        </w:rPr>
-      </w:pPr>
-    </w:p>
-    <w:p>
-      <w:pPr>
         <w:pStyle w:val="Legenda"/>
       </w:pPr>
       <w:bookmarkStart w:id="19" w:name="_Toc230291972"/>
       <w:r>
-        <w:lastRenderedPageBreak/>
         <w:t xml:space="preserve">Quadro </w:t>
       </w:r>
       <w:r>
-        <w:fldChar w:fldCharType="begin"/>
-      </w:r>
-      <w:r>
-        <w:instrText xml:space="preserve"> SEQ Quadro \* ARABIC </w:instrText>
-      </w:r>
-      <w:r>
-        <w:fldChar w:fldCharType="separate"/>
-      </w:r>
-      <w:r>
-        <w:rPr>
-          <w:noProof/>
-        </w:rPr>
-        <w:t>10</w:t>
-      </w:r>
-      <w:r>
-        <w:fldChar w:fldCharType="end"/>
+        <w:t>11</w:t>
       </w:r>
       <w:r>
         <w:t xml:space="preserve">: </w:t>
@@ -17024,6 +17899,24 @@
     </w:p>
     <w:p>
       <w:pPr>
+        <w:spacing w:after="0" w:line="240" w:lineRule="auto"/>
+        <w:rPr>
+          <w:sz w:val="22"/>
+          <w:szCs w:val="20"/>
+        </w:rPr>
+      </w:pPr>
+    </w:p>
+    <w:p>
+      <w:pPr>
+        <w:spacing w:after="0" w:line="240" w:lineRule="auto"/>
+        <w:rPr>
+          <w:sz w:val="22"/>
+          <w:szCs w:val="20"/>
+        </w:rPr>
+      </w:pPr>
+    </w:p>
+    <w:p>
+      <w:pPr>
         <w:pStyle w:val="Legenda"/>
         <w:keepNext/>
         <w:outlineLvl w:val="3"/>
@@ -17038,22 +17931,7 @@
         <w:t xml:space="preserve">Quadro </w:t>
       </w:r>
       <w:r>
-        <w:fldChar w:fldCharType="begin"/>
-      </w:r>
-      <w:r>
-        <w:instrText xml:space="preserve"> SEQ Quadro \* ARABIC </w:instrText>
-      </w:r>
-      <w:r>
-        <w:fldChar w:fldCharType="separate"/>
-      </w:r>
-      <w:r>
-        <w:rPr>
-          <w:noProof/>
-        </w:rPr>
-        <w:t>11</w:t>
-      </w:r>
-      <w:r>
-        <w:fldChar w:fldCharType="end"/>
+        <w:t>12</w:t>
       </w:r>
       <w:r>
         <w:t xml:space="preserve">: </w:t>
@@ -17983,6 +18861,7 @@
         <w:rPr>
           <w:noProof/>
         </w:rPr>
+        <w:lastRenderedPageBreak/>
         <w:drawing>
           <wp:inline distT="0" distB="0" distL="0" distR="0" wp14:anchorId="5D619C25" wp14:editId="01F9DBFA">
             <wp:extent cx="5760085" cy="5438775"/>
@@ -18116,6 +18995,7 @@
         <w:rPr>
           <w:noProof/>
         </w:rPr>
+        <w:lastRenderedPageBreak/>
         <w:drawing>
           <wp:inline distT="0" distB="0" distL="0" distR="0" wp14:anchorId="124AED5C" wp14:editId="0C6FC1A1">
             <wp:extent cx="5760085" cy="3883660"/>
@@ -25351,6 +26231,10 @@
 </file>
 
 <file path=customXml/item1.xml><?xml version="1.0" encoding="utf-8"?>
+<b:Sources xmlns:b="http://schemas.openxmlformats.org/officeDocument/2006/bibliography" xmlns="http://schemas.openxmlformats.org/officeDocument/2006/bibliography" SelectedStyle="\APA.XSL" StyleName="APA"/>
+</file>
+
+<file path=customXml/item2.xml><?xml version="1.0" encoding="utf-8"?>
 <?mso-contentType ?>
 <FormTemplates xmlns="http://schemas.microsoft.com/sharepoint/v3/contenttype/forms">
   <Display>DocumentLibraryForm</Display>
@@ -25359,7 +26243,7 @@
 </FormTemplates>
 </file>
 
-<file path=customXml/item2.xml><?xml version="1.0" encoding="utf-8"?>
+<file path=customXml/item3.xml><?xml version="1.0" encoding="utf-8"?>
 <ct:contentTypeSchema xmlns:ct="http://schemas.microsoft.com/office/2006/metadata/contentType" xmlns:ma="http://schemas.microsoft.com/office/2006/metadata/properties/metaAttributes" ct:_="" ma:_="" ma:contentTypeName="Documento" ma:contentTypeID="0x01010079E85AF13E1D6948BAEBBC3E299C7A4C" ma:contentTypeVersion="11" ma:contentTypeDescription="Crie um novo documento." ma:contentTypeScope="" ma:versionID="9903338d6f6ebf8d9f52e57d695b90e0">
   <xsd:schema xmlns:xsd="http://www.w3.org/2001/XMLSchema" xmlns:xs="http://www.w3.org/2001/XMLSchema" xmlns:p="http://schemas.microsoft.com/office/2006/metadata/properties" xmlns:ns2="1c99b82c-450d-407b-8685-188b0222f857" xmlns:ns3="ec9326a9-796b-4177-81ae-8ce46d6874ce" targetNamespace="http://schemas.microsoft.com/office/2006/metadata/properties" ma:root="true" ma:fieldsID="27025b9af28ab54196939bbeabbec0a9" ns2:_="" ns3:_="">
     <xsd:import namespace="1c99b82c-450d-407b-8685-188b0222f857"/>
@@ -25548,11 +26432,15 @@
 </ct:contentTypeSchema>
 </file>
 
-<file path=customXml/item3.xml><?xml version="1.0" encoding="utf-8"?>
-<b:Sources xmlns:b="http://schemas.openxmlformats.org/officeDocument/2006/bibliography" xmlns="http://schemas.openxmlformats.org/officeDocument/2006/bibliography" SelectedStyle="\APA.XSL" StyleName="APA"/>
+<file path=customXml/itemProps1.xml><?xml version="1.0" encoding="utf-8"?>
+<ds:datastoreItem xmlns:ds="http://schemas.openxmlformats.org/officeDocument/2006/customXml" ds:itemID="{205E797E-3F55-48D0-B859-951F215AD568}">
+  <ds:schemaRefs>
+    <ds:schemaRef ds:uri="http://schemas.openxmlformats.org/officeDocument/2006/bibliography"/>
+  </ds:schemaRefs>
+</ds:datastoreItem>
 </file>
 
-<file path=customXml/itemProps1.xml><?xml version="1.0" encoding="utf-8"?>
+<file path=customXml/itemProps2.xml><?xml version="1.0" encoding="utf-8"?>
 <ds:datastoreItem xmlns:ds="http://schemas.openxmlformats.org/officeDocument/2006/customXml" ds:itemID="{19856E04-179F-401F-8246-BA08537D6152}">
   <ds:schemaRefs>
     <ds:schemaRef ds:uri="http://schemas.microsoft.com/sharepoint/v3/contenttype/forms"/>
@@ -25560,7 +26448,7 @@
 </ds:datastoreItem>
 </file>
 
-<file path=customXml/itemProps2.xml><?xml version="1.0" encoding="utf-8"?>
+<file path=customXml/itemProps3.xml><?xml version="1.0" encoding="utf-8"?>
 <ds:datastoreItem xmlns:ds="http://schemas.openxmlformats.org/officeDocument/2006/customXml" ds:itemID="{F9562963-6458-4B09-8DDA-F09296948AA7}">
   <ds:schemaRefs>
     <ds:schemaRef ds:uri="http://schemas.microsoft.com/office/2006/metadata/contentType"/>
@@ -25577,12 +26465,4 @@
     <ds:schemaRef ds:uri="http://schemas.microsoft.com/internal/obd"/>
   </ds:schemaRefs>
 </ds:datastoreItem>
-</file>
-
-<file path=customXml/itemProps3.xml><?xml version="1.0" encoding="utf-8"?>
-<ds:datastoreItem xmlns:ds="http://schemas.openxmlformats.org/officeDocument/2006/customXml" ds:itemID="{205E797E-3F55-48D0-B859-951F215AD568}">
-  <ds:schemaRefs>
-    <ds:schemaRef ds:uri="http://schemas.openxmlformats.org/officeDocument/2006/bibliography"/>
-  </ds:schemaRefs>
-</ds:datastoreItem>
 </file>